--- a/docs/manuals/ABF-FST_Screen_and_Button_Reference.docx
+++ b/docs/manuals/ABF-FST_Screen_and_Button_Reference.docx
@@ -69,7 +69,7 @@
           <w:left w:w="10" w:type="dxa"/>
           <w:right w:w="10" w:type="dxa"/>
         </w:tblCellMar>
-        <w:tblLook w:val="04A0" w:firstRow="1" w:lastRow="0" w:firstColumn="1" w:lastColumn="0" w:noHBand="0" w:noVBand="1"/>
+        <w:tblLook w:val="0000" w:firstRow="0" w:lastRow="0" w:firstColumn="0" w:lastColumn="0" w:noHBand="0" w:noVBand="0"/>
       </w:tblPr>
       <w:tblGrid>
         <w:gridCol w:w="2300"/>
@@ -538,7 +538,7 @@
     <w:sdt>
       <w:sdtPr>
         <w:alias w:val="Contents"/>
-        <w:id w:val="-1506823823"/>
+        <w:id w:val="499855626"/>
       </w:sdtPr>
       <w:sdtEndPr/>
       <w:sdtContent>
@@ -567,7 +567,7 @@
           <w:r>
             <w:fldChar w:fldCharType="separate"/>
           </w:r>
-          <w:hyperlink w:anchor="_Toc240888443" w:history="1">
+          <w:hyperlink w:anchor="_Toc240916537" w:history="1">
             <w:r>
               <w:rPr>
                 <w:rStyle w:val="Hyperlink"/>
@@ -591,7 +591,7 @@
               <w:rPr>
                 <w:noProof/>
               </w:rPr>
-              <w:instrText xml:space="preserve"> PAGEREF _Toc240888443 \h </w:instrText>
+              <w:instrText xml:space="preserve"> PAGEREF _Toc240916537 \h </w:instrText>
             </w:r>
             <w:r>
               <w:rPr>
@@ -634,7 +634,7 @@
               <w14:ligatures w14:val="standardContextual"/>
             </w:rPr>
           </w:pPr>
-          <w:hyperlink w:anchor="_Toc240888444" w:history="1">
+          <w:hyperlink w:anchor="_Toc240916538" w:history="1">
             <w:r>
               <w:rPr>
                 <w:rStyle w:val="Hyperlink"/>
@@ -658,7 +658,7 @@
               <w:rPr>
                 <w:noProof/>
               </w:rPr>
-              <w:instrText xml:space="preserve"> PAGEREF _Toc240888444 \h </w:instrText>
+              <w:instrText xml:space="preserve"> PAGEREF _Toc240916538 \h </w:instrText>
             </w:r>
             <w:r>
               <w:rPr>
@@ -701,7 +701,7 @@
               <w14:ligatures w14:val="standardContextual"/>
             </w:rPr>
           </w:pPr>
-          <w:hyperlink w:anchor="_Toc240888445" w:history="1">
+          <w:hyperlink w:anchor="_Toc240916539" w:history="1">
             <w:r>
               <w:rPr>
                 <w:rStyle w:val="Hyperlink"/>
@@ -725,7 +725,7 @@
               <w:rPr>
                 <w:noProof/>
               </w:rPr>
-              <w:instrText xml:space="preserve"> PAGEREF _Toc240888445 \h </w:instrText>
+              <w:instrText xml:space="preserve"> PAGEREF _Toc240916539 \h </w:instrText>
             </w:r>
             <w:r>
               <w:rPr>
@@ -768,7 +768,7 @@
               <w14:ligatures w14:val="standardContextual"/>
             </w:rPr>
           </w:pPr>
-          <w:hyperlink w:anchor="_Toc240888446" w:history="1">
+          <w:hyperlink w:anchor="_Toc240916540" w:history="1">
             <w:r>
               <w:rPr>
                 <w:rStyle w:val="Hyperlink"/>
@@ -792,7 +792,7 @@
               <w:rPr>
                 <w:noProof/>
               </w:rPr>
-              <w:instrText xml:space="preserve"> PAGEREF _Toc240888446 \h </w:instrText>
+              <w:instrText xml:space="preserve"> PAGEREF _Toc240916540 \h </w:instrText>
             </w:r>
             <w:r>
               <w:rPr>
@@ -835,7 +835,7 @@
               <w14:ligatures w14:val="standardContextual"/>
             </w:rPr>
           </w:pPr>
-          <w:hyperlink w:anchor="_Toc240888447" w:history="1">
+          <w:hyperlink w:anchor="_Toc240916541" w:history="1">
             <w:r>
               <w:rPr>
                 <w:rStyle w:val="Hyperlink"/>
@@ -859,7 +859,7 @@
               <w:rPr>
                 <w:noProof/>
               </w:rPr>
-              <w:instrText xml:space="preserve"> PAGEREF _Toc240888447 \h </w:instrText>
+              <w:instrText xml:space="preserve"> PAGEREF _Toc240916541 \h </w:instrText>
             </w:r>
             <w:r>
               <w:rPr>
@@ -902,7 +902,7 @@
               <w14:ligatures w14:val="standardContextual"/>
             </w:rPr>
           </w:pPr>
-          <w:hyperlink w:anchor="_Toc240888448" w:history="1">
+          <w:hyperlink w:anchor="_Toc240916542" w:history="1">
             <w:r>
               <w:rPr>
                 <w:rStyle w:val="Hyperlink"/>
@@ -926,7 +926,7 @@
               <w:rPr>
                 <w:noProof/>
               </w:rPr>
-              <w:instrText xml:space="preserve"> PAGEREF _Toc240888448 \h </w:instrText>
+              <w:instrText xml:space="preserve"> PAGEREF _Toc240916542 \h </w:instrText>
             </w:r>
             <w:r>
               <w:rPr>
@@ -969,7 +969,7 @@
               <w14:ligatures w14:val="standardContextual"/>
             </w:rPr>
           </w:pPr>
-          <w:hyperlink w:anchor="_Toc240888449" w:history="1">
+          <w:hyperlink w:anchor="_Toc240916543" w:history="1">
             <w:r>
               <w:rPr>
                 <w:rStyle w:val="Hyperlink"/>
@@ -993,7 +993,7 @@
               <w:rPr>
                 <w:noProof/>
               </w:rPr>
-              <w:instrText xml:space="preserve"> PAGEREF _Toc240888449 \h </w:instrText>
+              <w:instrText xml:space="preserve"> PAGEREF _Toc240916543 \h </w:instrText>
             </w:r>
             <w:r>
               <w:rPr>
@@ -1036,7 +1036,7 @@
               <w14:ligatures w14:val="standardContextual"/>
             </w:rPr>
           </w:pPr>
-          <w:hyperlink w:anchor="_Toc240888450" w:history="1">
+          <w:hyperlink w:anchor="_Toc240916544" w:history="1">
             <w:r>
               <w:rPr>
                 <w:rStyle w:val="Hyperlink"/>
@@ -1060,7 +1060,7 @@
               <w:rPr>
                 <w:noProof/>
               </w:rPr>
-              <w:instrText xml:space="preserve"> PAGEREF _Toc240888450 \h </w:instrText>
+              <w:instrText xml:space="preserve"> PAGEREF _Toc240916544 \h </w:instrText>
             </w:r>
             <w:r>
               <w:rPr>
@@ -1103,7 +1103,7 @@
               <w14:ligatures w14:val="standardContextual"/>
             </w:rPr>
           </w:pPr>
-          <w:hyperlink w:anchor="_Toc240888451" w:history="1">
+          <w:hyperlink w:anchor="_Toc240916545" w:history="1">
             <w:r>
               <w:rPr>
                 <w:rStyle w:val="Hyperlink"/>
@@ -1127,7 +1127,7 @@
               <w:rPr>
                 <w:noProof/>
               </w:rPr>
-              <w:instrText xml:space="preserve"> PAGEREF _Toc240888451 \h </w:instrText>
+              <w:instrText xml:space="preserve"> PAGEREF _Toc240916545 \h </w:instrText>
             </w:r>
             <w:r>
               <w:rPr>
@@ -1170,7 +1170,7 @@
               <w14:ligatures w14:val="standardContextual"/>
             </w:rPr>
           </w:pPr>
-          <w:hyperlink w:anchor="_Toc240888452" w:history="1">
+          <w:hyperlink w:anchor="_Toc240916546" w:history="1">
             <w:r>
               <w:rPr>
                 <w:rStyle w:val="Hyperlink"/>
@@ -1194,7 +1194,7 @@
               <w:rPr>
                 <w:noProof/>
               </w:rPr>
-              <w:instrText xml:space="preserve"> PAGEREF _Toc240888452 \h </w:instrText>
+              <w:instrText xml:space="preserve"> PAGEREF _Toc240916546 \h </w:instrText>
             </w:r>
             <w:r>
               <w:rPr>
@@ -1237,7 +1237,7 @@
               <w14:ligatures w14:val="standardContextual"/>
             </w:rPr>
           </w:pPr>
-          <w:hyperlink w:anchor="_Toc240888453" w:history="1">
+          <w:hyperlink w:anchor="_Toc240916547" w:history="1">
             <w:r>
               <w:rPr>
                 <w:rStyle w:val="Hyperlink"/>
@@ -1261,7 +1261,7 @@
               <w:rPr>
                 <w:noProof/>
               </w:rPr>
-              <w:instrText xml:space="preserve"> PAGEREF _Toc240888453 \h </w:instrText>
+              <w:instrText xml:space="preserve"> PAGEREF _Toc240916547 \h </w:instrText>
             </w:r>
             <w:r>
               <w:rPr>
@@ -1304,7 +1304,7 @@
               <w14:ligatures w14:val="standardContextual"/>
             </w:rPr>
           </w:pPr>
-          <w:hyperlink w:anchor="_Toc240888454" w:history="1">
+          <w:hyperlink w:anchor="_Toc240916548" w:history="1">
             <w:r>
               <w:rPr>
                 <w:rStyle w:val="Hyperlink"/>
@@ -1328,7 +1328,7 @@
               <w:rPr>
                 <w:noProof/>
               </w:rPr>
-              <w:instrText xml:space="preserve"> PAGEREF _Toc240888454 \h </w:instrText>
+              <w:instrText xml:space="preserve"> PAGEREF _Toc240916548 \h </w:instrText>
             </w:r>
             <w:r>
               <w:rPr>
@@ -1371,7 +1371,7 @@
               <w14:ligatures w14:val="standardContextual"/>
             </w:rPr>
           </w:pPr>
-          <w:hyperlink w:anchor="_Toc240888455" w:history="1">
+          <w:hyperlink w:anchor="_Toc240916549" w:history="1">
             <w:r>
               <w:rPr>
                 <w:rStyle w:val="Hyperlink"/>
@@ -1395,7 +1395,7 @@
               <w:rPr>
                 <w:noProof/>
               </w:rPr>
-              <w:instrText xml:space="preserve"> PAGEREF _Toc240888455 \h </w:instrText>
+              <w:instrText xml:space="preserve"> PAGEREF _Toc240916549 \h </w:instrText>
             </w:r>
             <w:r>
               <w:rPr>
@@ -1438,7 +1438,7 @@
               <w14:ligatures w14:val="standardContextual"/>
             </w:rPr>
           </w:pPr>
-          <w:hyperlink w:anchor="_Toc240888456" w:history="1">
+          <w:hyperlink w:anchor="_Toc240916550" w:history="1">
             <w:r>
               <w:rPr>
                 <w:rStyle w:val="Hyperlink"/>
@@ -1462,7 +1462,7 @@
               <w:rPr>
                 <w:noProof/>
               </w:rPr>
-              <w:instrText xml:space="preserve"> PAGEREF _Toc240888456 \h </w:instrText>
+              <w:instrText xml:space="preserve"> PAGEREF _Toc240916550 \h </w:instrText>
             </w:r>
             <w:r>
               <w:rPr>
@@ -1505,7 +1505,7 @@
               <w14:ligatures w14:val="standardContextual"/>
             </w:rPr>
           </w:pPr>
-          <w:hyperlink w:anchor="_Toc240888457" w:history="1">
+          <w:hyperlink w:anchor="_Toc240916551" w:history="1">
             <w:r>
               <w:rPr>
                 <w:rStyle w:val="Hyperlink"/>
@@ -1529,7 +1529,7 @@
               <w:rPr>
                 <w:noProof/>
               </w:rPr>
-              <w:instrText xml:space="preserve"> PAGEREF _Toc240888457 \h </w:instrText>
+              <w:instrText xml:space="preserve"> PAGEREF _Toc240916551 \h </w:instrText>
             </w:r>
             <w:r>
               <w:rPr>
@@ -1572,7 +1572,7 @@
               <w14:ligatures w14:val="standardContextual"/>
             </w:rPr>
           </w:pPr>
-          <w:hyperlink w:anchor="_Toc240888458" w:history="1">
+          <w:hyperlink w:anchor="_Toc240916552" w:history="1">
             <w:r>
               <w:rPr>
                 <w:rStyle w:val="Hyperlink"/>
@@ -1596,7 +1596,7 @@
               <w:rPr>
                 <w:noProof/>
               </w:rPr>
-              <w:instrText xml:space="preserve"> PAGEREF _Toc240888458 \h </w:instrText>
+              <w:instrText xml:space="preserve"> PAGEREF _Toc240916552 \h </w:instrText>
             </w:r>
             <w:r>
               <w:rPr>
@@ -1639,7 +1639,7 @@
               <w14:ligatures w14:val="standardContextual"/>
             </w:rPr>
           </w:pPr>
-          <w:hyperlink w:anchor="_Toc240888459" w:history="1">
+          <w:hyperlink w:anchor="_Toc240916553" w:history="1">
             <w:r>
               <w:rPr>
                 <w:rStyle w:val="Hyperlink"/>
@@ -1663,7 +1663,7 @@
               <w:rPr>
                 <w:noProof/>
               </w:rPr>
-              <w:instrText xml:space="preserve"> PAGEREF _Toc240888459 \h </w:instrText>
+              <w:instrText xml:space="preserve"> PAGEREF _Toc240916553 \h </w:instrText>
             </w:r>
             <w:r>
               <w:rPr>
@@ -1706,7 +1706,7 @@
               <w14:ligatures w14:val="standardContextual"/>
             </w:rPr>
           </w:pPr>
-          <w:hyperlink w:anchor="_Toc240888460" w:history="1">
+          <w:hyperlink w:anchor="_Toc240916554" w:history="1">
             <w:r>
               <w:rPr>
                 <w:rStyle w:val="Hyperlink"/>
@@ -1730,7 +1730,7 @@
               <w:rPr>
                 <w:noProof/>
               </w:rPr>
-              <w:instrText xml:space="preserve"> PAGEREF _Toc240888460 \h </w:instrText>
+              <w:instrText xml:space="preserve"> PAGEREF _Toc240916554 \h </w:instrText>
             </w:r>
             <w:r>
               <w:rPr>
@@ -1773,7 +1773,7 @@
               <w14:ligatures w14:val="standardContextual"/>
             </w:rPr>
           </w:pPr>
-          <w:hyperlink w:anchor="_Toc240888461" w:history="1">
+          <w:hyperlink w:anchor="_Toc240916555" w:history="1">
             <w:r>
               <w:rPr>
                 <w:rStyle w:val="Hyperlink"/>
@@ -1797,7 +1797,7 @@
               <w:rPr>
                 <w:noProof/>
               </w:rPr>
-              <w:instrText xml:space="preserve"> PAGEREF _Toc240888461 \h </w:instrText>
+              <w:instrText xml:space="preserve"> PAGEREF _Toc240916555 \h </w:instrText>
             </w:r>
             <w:r>
               <w:rPr>
@@ -1840,7 +1840,7 @@
               <w14:ligatures w14:val="standardContextual"/>
             </w:rPr>
           </w:pPr>
-          <w:hyperlink w:anchor="_Toc240888462" w:history="1">
+          <w:hyperlink w:anchor="_Toc240916556" w:history="1">
             <w:r>
               <w:rPr>
                 <w:rStyle w:val="Hyperlink"/>
@@ -1864,7 +1864,7 @@
               <w:rPr>
                 <w:noProof/>
               </w:rPr>
-              <w:instrText xml:space="preserve"> PAGEREF _Toc240888462 \h </w:instrText>
+              <w:instrText xml:space="preserve"> PAGEREF _Toc240916556 \h </w:instrText>
             </w:r>
             <w:r>
               <w:rPr>
@@ -1907,7 +1907,7 @@
               <w14:ligatures w14:val="standardContextual"/>
             </w:rPr>
           </w:pPr>
-          <w:hyperlink w:anchor="_Toc240888463" w:history="1">
+          <w:hyperlink w:anchor="_Toc240916557" w:history="1">
             <w:r>
               <w:rPr>
                 <w:rStyle w:val="Hyperlink"/>
@@ -1931,7 +1931,7 @@
               <w:rPr>
                 <w:noProof/>
               </w:rPr>
-              <w:instrText xml:space="preserve"> PAGEREF _Toc240888463 \h </w:instrText>
+              <w:instrText xml:space="preserve"> PAGEREF _Toc240916557 \h </w:instrText>
             </w:r>
             <w:r>
               <w:rPr>
@@ -1974,7 +1974,7 @@
               <w14:ligatures w14:val="standardContextual"/>
             </w:rPr>
           </w:pPr>
-          <w:hyperlink w:anchor="_Toc240888464" w:history="1">
+          <w:hyperlink w:anchor="_Toc240916558" w:history="1">
             <w:r>
               <w:rPr>
                 <w:rStyle w:val="Hyperlink"/>
@@ -1998,7 +1998,7 @@
               <w:rPr>
                 <w:noProof/>
               </w:rPr>
-              <w:instrText xml:space="preserve"> PAGEREF _Toc240888464 \h </w:instrText>
+              <w:instrText xml:space="preserve"> PAGEREF _Toc240916558 \h </w:instrText>
             </w:r>
             <w:r>
               <w:rPr>
@@ -2041,7 +2041,7 @@
               <w14:ligatures w14:val="standardContextual"/>
             </w:rPr>
           </w:pPr>
-          <w:hyperlink w:anchor="_Toc240888465" w:history="1">
+          <w:hyperlink w:anchor="_Toc240916559" w:history="1">
             <w:r>
               <w:rPr>
                 <w:rStyle w:val="Hyperlink"/>
@@ -2065,7 +2065,7 @@
               <w:rPr>
                 <w:noProof/>
               </w:rPr>
-              <w:instrText xml:space="preserve"> PAGEREF _Toc240888465 \h </w:instrText>
+              <w:instrText xml:space="preserve"> PAGEREF _Toc240916559 \h </w:instrText>
             </w:r>
             <w:r>
               <w:rPr>
@@ -2108,7 +2108,7 @@
               <w14:ligatures w14:val="standardContextual"/>
             </w:rPr>
           </w:pPr>
-          <w:hyperlink w:anchor="_Toc240888466" w:history="1">
+          <w:hyperlink w:anchor="_Toc240916560" w:history="1">
             <w:r>
               <w:rPr>
                 <w:rStyle w:val="Hyperlink"/>
@@ -2132,7 +2132,7 @@
               <w:rPr>
                 <w:noProof/>
               </w:rPr>
-              <w:instrText xml:space="preserve"> PAGEREF _Toc240888466 \h </w:instrText>
+              <w:instrText xml:space="preserve"> PAGEREF _Toc240916560 \h </w:instrText>
             </w:r>
             <w:r>
               <w:rPr>
@@ -2175,7 +2175,7 @@
               <w14:ligatures w14:val="standardContextual"/>
             </w:rPr>
           </w:pPr>
-          <w:hyperlink w:anchor="_Toc240888467" w:history="1">
+          <w:hyperlink w:anchor="_Toc240916561" w:history="1">
             <w:r>
               <w:rPr>
                 <w:rStyle w:val="Hyperlink"/>
@@ -2199,7 +2199,7 @@
               <w:rPr>
                 <w:noProof/>
               </w:rPr>
-              <w:instrText xml:space="preserve"> PAGEREF _Toc240888467 \h </w:instrText>
+              <w:instrText xml:space="preserve"> PAGEREF _Toc240916561 \h </w:instrText>
             </w:r>
             <w:r>
               <w:rPr>
@@ -2242,7 +2242,7 @@
               <w14:ligatures w14:val="standardContextual"/>
             </w:rPr>
           </w:pPr>
-          <w:hyperlink w:anchor="_Toc240888468" w:history="1">
+          <w:hyperlink w:anchor="_Toc240916562" w:history="1">
             <w:r>
               <w:rPr>
                 <w:rStyle w:val="Hyperlink"/>
@@ -2266,7 +2266,7 @@
               <w:rPr>
                 <w:noProof/>
               </w:rPr>
-              <w:instrText xml:space="preserve"> PAGEREF _Toc240888468 \h </w:instrText>
+              <w:instrText xml:space="preserve"> PAGEREF _Toc240916562 \h </w:instrText>
             </w:r>
             <w:r>
               <w:rPr>
@@ -2309,7 +2309,7 @@
               <w14:ligatures w14:val="standardContextual"/>
             </w:rPr>
           </w:pPr>
-          <w:hyperlink w:anchor="_Toc240888469" w:history="1">
+          <w:hyperlink w:anchor="_Toc240916563" w:history="1">
             <w:r>
               <w:rPr>
                 <w:rStyle w:val="Hyperlink"/>
@@ -2333,7 +2333,7 @@
               <w:rPr>
                 <w:noProof/>
               </w:rPr>
-              <w:instrText xml:space="preserve"> PAGEREF _Toc240888469 \h </w:instrText>
+              <w:instrText xml:space="preserve"> PAGEREF _Toc240916563 \h </w:instrText>
             </w:r>
             <w:r>
               <w:rPr>
@@ -2376,7 +2376,7 @@
               <w14:ligatures w14:val="standardContextual"/>
             </w:rPr>
           </w:pPr>
-          <w:hyperlink w:anchor="_Toc240888470" w:history="1">
+          <w:hyperlink w:anchor="_Toc240916564" w:history="1">
             <w:r>
               <w:rPr>
                 <w:rStyle w:val="Hyperlink"/>
@@ -2400,7 +2400,7 @@
               <w:rPr>
                 <w:noProof/>
               </w:rPr>
-              <w:instrText xml:space="preserve"> PAGEREF _Toc240888470 \h </w:instrText>
+              <w:instrText xml:space="preserve"> PAGEREF _Toc240916564 \h </w:instrText>
             </w:r>
             <w:r>
               <w:rPr>
@@ -2443,7 +2443,7 @@
               <w14:ligatures w14:val="standardContextual"/>
             </w:rPr>
           </w:pPr>
-          <w:hyperlink w:anchor="_Toc240888471" w:history="1">
+          <w:hyperlink w:anchor="_Toc240916565" w:history="1">
             <w:r>
               <w:rPr>
                 <w:rStyle w:val="Hyperlink"/>
@@ -2467,7 +2467,7 @@
               <w:rPr>
                 <w:noProof/>
               </w:rPr>
-              <w:instrText xml:space="preserve"> PAGEREF _Toc240888471 \h </w:instrText>
+              <w:instrText xml:space="preserve"> PAGEREF _Toc240916565 \h </w:instrText>
             </w:r>
             <w:r>
               <w:rPr>
@@ -2510,7 +2510,7 @@
               <w14:ligatures w14:val="standardContextual"/>
             </w:rPr>
           </w:pPr>
-          <w:hyperlink w:anchor="_Toc240888472" w:history="1">
+          <w:hyperlink w:anchor="_Toc240916566" w:history="1">
             <w:r>
               <w:rPr>
                 <w:rStyle w:val="Hyperlink"/>
@@ -2534,7 +2534,7 @@
               <w:rPr>
                 <w:noProof/>
               </w:rPr>
-              <w:instrText xml:space="preserve"> PAGEREF _Toc240888472 \h </w:instrText>
+              <w:instrText xml:space="preserve"> PAGEREF _Toc240916566 \h </w:instrText>
             </w:r>
             <w:r>
               <w:rPr>
@@ -2577,7 +2577,7 @@
               <w14:ligatures w14:val="standardContextual"/>
             </w:rPr>
           </w:pPr>
-          <w:hyperlink w:anchor="_Toc240888473" w:history="1">
+          <w:hyperlink w:anchor="_Toc240916567" w:history="1">
             <w:r>
               <w:rPr>
                 <w:rStyle w:val="Hyperlink"/>
@@ -2601,7 +2601,7 @@
               <w:rPr>
                 <w:noProof/>
               </w:rPr>
-              <w:instrText xml:space="preserve"> PAGEREF _Toc240888473 \h </w:instrText>
+              <w:instrText xml:space="preserve"> PAGEREF _Toc240916567 \h </w:instrText>
             </w:r>
             <w:r>
               <w:rPr>
@@ -2644,7 +2644,7 @@
               <w14:ligatures w14:val="standardContextual"/>
             </w:rPr>
           </w:pPr>
-          <w:hyperlink w:anchor="_Toc240888474" w:history="1">
+          <w:hyperlink w:anchor="_Toc240916568" w:history="1">
             <w:r>
               <w:rPr>
                 <w:rStyle w:val="Hyperlink"/>
@@ -2668,7 +2668,7 @@
               <w:rPr>
                 <w:noProof/>
               </w:rPr>
-              <w:instrText xml:space="preserve"> PAGEREF _Toc240888474 \h </w:instrText>
+              <w:instrText xml:space="preserve"> PAGEREF _Toc240916568 \h </w:instrText>
             </w:r>
             <w:r>
               <w:rPr>
@@ -2711,7 +2711,7 @@
               <w14:ligatures w14:val="standardContextual"/>
             </w:rPr>
           </w:pPr>
-          <w:hyperlink w:anchor="_Toc240888475" w:history="1">
+          <w:hyperlink w:anchor="_Toc240916569" w:history="1">
             <w:r>
               <w:rPr>
                 <w:rStyle w:val="Hyperlink"/>
@@ -2735,7 +2735,7 @@
               <w:rPr>
                 <w:noProof/>
               </w:rPr>
-              <w:instrText xml:space="preserve"> PAGEREF _Toc240888475 \h </w:instrText>
+              <w:instrText xml:space="preserve"> PAGEREF _Toc240916569 \h </w:instrText>
             </w:r>
             <w:r>
               <w:rPr>
@@ -2778,7 +2778,7 @@
               <w14:ligatures w14:val="standardContextual"/>
             </w:rPr>
           </w:pPr>
-          <w:hyperlink w:anchor="_Toc240888476" w:history="1">
+          <w:hyperlink w:anchor="_Toc240916570" w:history="1">
             <w:r>
               <w:rPr>
                 <w:rStyle w:val="Hyperlink"/>
@@ -2802,7 +2802,7 @@
               <w:rPr>
                 <w:noProof/>
               </w:rPr>
-              <w:instrText xml:space="preserve"> PAGEREF _Toc240888476 \h </w:instrText>
+              <w:instrText xml:space="preserve"> PAGEREF _Toc240916570 \h </w:instrText>
             </w:r>
             <w:r>
               <w:rPr>
@@ -2845,7 +2845,7 @@
               <w14:ligatures w14:val="standardContextual"/>
             </w:rPr>
           </w:pPr>
-          <w:hyperlink w:anchor="_Toc240888477" w:history="1">
+          <w:hyperlink w:anchor="_Toc240916571" w:history="1">
             <w:r>
               <w:rPr>
                 <w:rStyle w:val="Hyperlink"/>
@@ -2869,7 +2869,7 @@
               <w:rPr>
                 <w:noProof/>
               </w:rPr>
-              <w:instrText xml:space="preserve"> PAGEREF _Toc240888477 \h </w:instrText>
+              <w:instrText xml:space="preserve"> PAGEREF _Toc240916571 \h </w:instrText>
             </w:r>
             <w:r>
               <w:rPr>
@@ -2912,7 +2912,7 @@
               <w14:ligatures w14:val="standardContextual"/>
             </w:rPr>
           </w:pPr>
-          <w:hyperlink w:anchor="_Toc240888478" w:history="1">
+          <w:hyperlink w:anchor="_Toc240916572" w:history="1">
             <w:r>
               <w:rPr>
                 <w:rStyle w:val="Hyperlink"/>
@@ -2936,7 +2936,7 @@
               <w:rPr>
                 <w:noProof/>
               </w:rPr>
-              <w:instrText xml:space="preserve"> PAGEREF _Toc240888478 \h </w:instrText>
+              <w:instrText xml:space="preserve"> PAGEREF _Toc240916572 \h </w:instrText>
             </w:r>
             <w:r>
               <w:rPr>
@@ -2979,7 +2979,7 @@
               <w14:ligatures w14:val="standardContextual"/>
             </w:rPr>
           </w:pPr>
-          <w:hyperlink w:anchor="_Toc240888479" w:history="1">
+          <w:hyperlink w:anchor="_Toc240916573" w:history="1">
             <w:r>
               <w:rPr>
                 <w:rStyle w:val="Hyperlink"/>
@@ -3003,7 +3003,7 @@
               <w:rPr>
                 <w:noProof/>
               </w:rPr>
-              <w:instrText xml:space="preserve"> PAGEREF _Toc240888479 \h </w:instrText>
+              <w:instrText xml:space="preserve"> PAGEREF _Toc240916573 \h </w:instrText>
             </w:r>
             <w:r>
               <w:rPr>
@@ -3046,7 +3046,7 @@
               <w14:ligatures w14:val="standardContextual"/>
             </w:rPr>
           </w:pPr>
-          <w:hyperlink w:anchor="_Toc240888480" w:history="1">
+          <w:hyperlink w:anchor="_Toc240916574" w:history="1">
             <w:r>
               <w:rPr>
                 <w:rStyle w:val="Hyperlink"/>
@@ -3070,7 +3070,7 @@
               <w:rPr>
                 <w:noProof/>
               </w:rPr>
-              <w:instrText xml:space="preserve"> PAGEREF _Toc240888480 \h </w:instrText>
+              <w:instrText xml:space="preserve"> PAGEREF _Toc240916574 \h </w:instrText>
             </w:r>
             <w:r>
               <w:rPr>
@@ -3113,7 +3113,7 @@
               <w14:ligatures w14:val="standardContextual"/>
             </w:rPr>
           </w:pPr>
-          <w:hyperlink w:anchor="_Toc240888481" w:history="1">
+          <w:hyperlink w:anchor="_Toc240916575" w:history="1">
             <w:r>
               <w:rPr>
                 <w:rStyle w:val="Hyperlink"/>
@@ -3137,7 +3137,7 @@
               <w:rPr>
                 <w:noProof/>
               </w:rPr>
-              <w:instrText xml:space="preserve"> PAGEREF _Toc240888481 \h </w:instrText>
+              <w:instrText xml:space="preserve"> PAGEREF _Toc240916575 \h </w:instrText>
             </w:r>
             <w:r>
               <w:rPr>
@@ -3180,7 +3180,7 @@
               <w14:ligatures w14:val="standardContextual"/>
             </w:rPr>
           </w:pPr>
-          <w:hyperlink w:anchor="_Toc240888482" w:history="1">
+          <w:hyperlink w:anchor="_Toc240916576" w:history="1">
             <w:r>
               <w:rPr>
                 <w:rStyle w:val="Hyperlink"/>
@@ -3204,7 +3204,7 @@
               <w:rPr>
                 <w:noProof/>
               </w:rPr>
-              <w:instrText xml:space="preserve"> PAGEREF _Toc240888482 \h </w:instrText>
+              <w:instrText xml:space="preserve"> PAGEREF _Toc240916576 \h </w:instrText>
             </w:r>
             <w:r>
               <w:rPr>
@@ -3243,7 +3243,7 @@
         <w:pStyle w:val="Heading1"/>
         <w:pageBreakBefore/>
       </w:pPr>
-      <w:bookmarkStart w:id="0" w:name="_Toc240888443"/>
+      <w:bookmarkStart w:id="0" w:name="_Toc240916537"/>
       <w:r>
         <w:lastRenderedPageBreak/>
         <w:t>1. About this reference</w:t>
@@ -3309,7 +3309,7 @@
           <w:left w:w="10" w:type="dxa"/>
           <w:right w:w="10" w:type="dxa"/>
         </w:tblCellMar>
-        <w:tblLook w:val="04A0" w:firstRow="1" w:lastRow="0" w:firstColumn="1" w:lastColumn="0" w:noHBand="0" w:noVBand="1"/>
+        <w:tblLook w:val="0000" w:firstRow="0" w:lastRow="0" w:firstColumn="0" w:lastColumn="0" w:noHBand="0" w:noVBand="0"/>
       </w:tblPr>
       <w:tblGrid>
         <w:gridCol w:w="2635"/>
@@ -3696,7 +3696,7 @@
         <w:pStyle w:val="Heading1"/>
         <w:pageBreakBefore/>
       </w:pPr>
-      <w:bookmarkStart w:id="1" w:name="_Toc240888444"/>
+      <w:bookmarkStart w:id="1" w:name="_Toc240916538"/>
       <w:r>
         <w:lastRenderedPageBreak/>
         <w:t>2. Rules that apply on every screen</w:t>
@@ -3913,7 +3913,7 @@
         <w:pStyle w:val="Heading1"/>
         <w:pageBreakBefore/>
       </w:pPr>
-      <w:bookmarkStart w:id="2" w:name="_Toc240888445"/>
+      <w:bookmarkStart w:id="2" w:name="_Toc240916539"/>
       <w:r>
         <w:lastRenderedPageBreak/>
         <w:t>3. Who can open which screen</w:t>
@@ -3943,7 +3943,7 @@
           <w:left w:w="10" w:type="dxa"/>
           <w:right w:w="10" w:type="dxa"/>
         </w:tblCellMar>
-        <w:tblLook w:val="04A0" w:firstRow="1" w:lastRow="0" w:firstColumn="1" w:lastColumn="0" w:noHBand="0" w:noVBand="1"/>
+        <w:tblLook w:val="0000" w:firstRow="0" w:lastRow="0" w:firstColumn="0" w:lastColumn="0" w:noHBand="0" w:noVBand="0"/>
       </w:tblPr>
       <w:tblGrid>
         <w:gridCol w:w="3388"/>
@@ -9243,7 +9243,7 @@
         <w:pStyle w:val="Heading1"/>
         <w:pageBreakBefore/>
       </w:pPr>
-      <w:bookmarkStart w:id="3" w:name="_Toc240888446"/>
+      <w:bookmarkStart w:id="3" w:name="_Toc240916540"/>
       <w:r>
         <w:lastRenderedPageBreak/>
         <w:t>4. Signing in and your account</w:t>
@@ -9254,7 +9254,7 @@
       <w:pPr>
         <w:pStyle w:val="Heading2"/>
       </w:pPr>
-      <w:bookmarkStart w:id="4" w:name="_Toc240888447"/>
+      <w:bookmarkStart w:id="4" w:name="_Toc240916541"/>
       <w:r>
         <w:t>4.1 Sign in</w:t>
       </w:r>
@@ -9317,7 +9317,7 @@
           <w:left w:w="10" w:type="dxa"/>
           <w:right w:w="10" w:type="dxa"/>
         </w:tblCellMar>
-        <w:tblLook w:val="04A0" w:firstRow="1" w:lastRow="0" w:firstColumn="1" w:lastColumn="0" w:noHBand="0" w:noVBand="1"/>
+        <w:tblLook w:val="0000" w:firstRow="0" w:lastRow="0" w:firstColumn="0" w:lastColumn="0" w:noHBand="0" w:noVBand="0"/>
       </w:tblPr>
       <w:tblGrid>
         <w:gridCol w:w="1882"/>
@@ -9767,7 +9767,7 @@
       <w:pPr>
         <w:pStyle w:val="Heading2"/>
       </w:pPr>
-      <w:bookmarkStart w:id="5" w:name="_Toc240888448"/>
+      <w:bookmarkStart w:id="5" w:name="_Toc240916542"/>
       <w:r>
         <w:t>4.2 The header and menu bar (every screen)</w:t>
       </w:r>
@@ -9830,7 +9830,7 @@
           <w:left w:w="10" w:type="dxa"/>
           <w:right w:w="10" w:type="dxa"/>
         </w:tblCellMar>
-        <w:tblLook w:val="04A0" w:firstRow="1" w:lastRow="0" w:firstColumn="1" w:lastColumn="0" w:noHBand="0" w:noVBand="1"/>
+        <w:tblLook w:val="0000" w:firstRow="0" w:lastRow="0" w:firstColumn="0" w:lastColumn="0" w:noHBand="0" w:noVBand="0"/>
       </w:tblPr>
       <w:tblGrid>
         <w:gridCol w:w="1882"/>
@@ -10490,7 +10490,7 @@
       <w:pPr>
         <w:pStyle w:val="Heading2"/>
       </w:pPr>
-      <w:bookmarkStart w:id="6" w:name="_Toc240888449"/>
+      <w:bookmarkStart w:id="6" w:name="_Toc240916543"/>
       <w:r>
         <w:lastRenderedPageBreak/>
         <w:t>4.3 Change Password</w:t>
@@ -10554,7 +10554,7 @@
           <w:left w:w="10" w:type="dxa"/>
           <w:right w:w="10" w:type="dxa"/>
         </w:tblCellMar>
-        <w:tblLook w:val="04A0" w:firstRow="1" w:lastRow="0" w:firstColumn="1" w:lastColumn="0" w:noHBand="0" w:noVBand="1"/>
+        <w:tblLook w:val="0000" w:firstRow="0" w:lastRow="0" w:firstColumn="0" w:lastColumn="0" w:noHBand="0" w:noVBand="0"/>
       </w:tblPr>
       <w:tblGrid>
         <w:gridCol w:w="1882"/>
@@ -11112,7 +11112,7 @@
         <w:pStyle w:val="Heading1"/>
         <w:pageBreakBefore/>
       </w:pPr>
-      <w:bookmarkStart w:id="7" w:name="_Toc240888450"/>
+      <w:bookmarkStart w:id="7" w:name="_Toc240916544"/>
       <w:r>
         <w:lastRenderedPageBreak/>
         <w:t>5. Dashboards and Reports (read-only)</w:t>
@@ -11123,7 +11123,7 @@
       <w:pPr>
         <w:pStyle w:val="Heading2"/>
       </w:pPr>
-      <w:bookmarkStart w:id="8" w:name="_Toc240888451"/>
+      <w:bookmarkStart w:id="8" w:name="_Toc240916545"/>
       <w:r>
         <w:t>5.1 Executive Dashboard</w:t>
       </w:r>
@@ -11186,7 +11186,7 @@
           <w:left w:w="10" w:type="dxa"/>
           <w:right w:w="10" w:type="dxa"/>
         </w:tblCellMar>
-        <w:tblLook w:val="04A0" w:firstRow="1" w:lastRow="0" w:firstColumn="1" w:lastColumn="0" w:noHBand="0" w:noVBand="1"/>
+        <w:tblLook w:val="0000" w:firstRow="0" w:lastRow="0" w:firstColumn="0" w:lastColumn="0" w:noHBand="0" w:noVBand="0"/>
       </w:tblPr>
       <w:tblGrid>
         <w:gridCol w:w="1882"/>
@@ -11636,7 +11636,7 @@
       <w:pPr>
         <w:pStyle w:val="Heading2"/>
       </w:pPr>
-      <w:bookmarkStart w:id="9" w:name="_Toc240888452"/>
+      <w:bookmarkStart w:id="9" w:name="_Toc240916546"/>
       <w:r>
         <w:t>5.2 Sampling Dashboard</w:t>
       </w:r>
@@ -11699,7 +11699,7 @@
           <w:left w:w="10" w:type="dxa"/>
           <w:right w:w="10" w:type="dxa"/>
         </w:tblCellMar>
-        <w:tblLook w:val="04A0" w:firstRow="1" w:lastRow="0" w:firstColumn="1" w:lastColumn="0" w:noHBand="0" w:noVBand="1"/>
+        <w:tblLook w:val="0000" w:firstRow="0" w:lastRow="0" w:firstColumn="0" w:lastColumn="0" w:noHBand="0" w:noVBand="0"/>
       </w:tblPr>
       <w:tblGrid>
         <w:gridCol w:w="1882"/>
@@ -12149,7 +12149,7 @@
       <w:pPr>
         <w:pStyle w:val="Heading2"/>
       </w:pPr>
-      <w:bookmarkStart w:id="10" w:name="_Toc240888453"/>
+      <w:bookmarkStart w:id="10" w:name="_Toc240916547"/>
       <w:r>
         <w:t>5.3 Contact Dashboard</w:t>
       </w:r>
@@ -12213,7 +12213,7 @@
           <w:left w:w="10" w:type="dxa"/>
           <w:right w:w="10" w:type="dxa"/>
         </w:tblCellMar>
-        <w:tblLook w:val="04A0" w:firstRow="1" w:lastRow="0" w:firstColumn="1" w:lastColumn="0" w:noHBand="0" w:noVBand="1"/>
+        <w:tblLook w:val="0000" w:firstRow="0" w:lastRow="0" w:firstColumn="0" w:lastColumn="0" w:noHBand="0" w:noVBand="0"/>
       </w:tblPr>
       <w:tblGrid>
         <w:gridCol w:w="1882"/>
@@ -12453,7 +12453,7 @@
       <w:pPr>
         <w:pStyle w:val="Heading2"/>
       </w:pPr>
-      <w:bookmarkStart w:id="11" w:name="_Toc240888454"/>
+      <w:bookmarkStart w:id="11" w:name="_Toc240916548"/>
       <w:r>
         <w:t>5.4 QA Dashboard</w:t>
       </w:r>
@@ -12516,7 +12516,7 @@
           <w:left w:w="10" w:type="dxa"/>
           <w:right w:w="10" w:type="dxa"/>
         </w:tblCellMar>
-        <w:tblLook w:val="04A0" w:firstRow="1" w:lastRow="0" w:firstColumn="1" w:lastColumn="0" w:noHBand="0" w:noVBand="1"/>
+        <w:tblLook w:val="0000" w:firstRow="0" w:lastRow="0" w:firstColumn="0" w:lastColumn="0" w:noHBand="0" w:noVBand="0"/>
       </w:tblPr>
       <w:tblGrid>
         <w:gridCol w:w="1882"/>
@@ -13073,7 +13073,7 @@
       <w:pPr>
         <w:pStyle w:val="Heading2"/>
       </w:pPr>
-      <w:bookmarkStart w:id="12" w:name="_Toc240888455"/>
+      <w:bookmarkStart w:id="12" w:name="_Toc240916549"/>
       <w:r>
         <w:t>5.5 KII / Document Dashboard</w:t>
       </w:r>
@@ -13136,7 +13136,7 @@
           <w:left w:w="10" w:type="dxa"/>
           <w:right w:w="10" w:type="dxa"/>
         </w:tblCellMar>
-        <w:tblLook w:val="04A0" w:firstRow="1" w:lastRow="0" w:firstColumn="1" w:lastColumn="0" w:noHBand="0" w:noVBand="1"/>
+        <w:tblLook w:val="0000" w:firstRow="0" w:lastRow="0" w:firstColumn="0" w:lastColumn="0" w:noHBand="0" w:noVBand="0"/>
       </w:tblPr>
       <w:tblGrid>
         <w:gridCol w:w="1882"/>
@@ -13483,7 +13483,7 @@
       <w:pPr>
         <w:pStyle w:val="Heading2"/>
       </w:pPr>
-      <w:bookmarkStart w:id="13" w:name="_Toc240888456"/>
+      <w:bookmarkStart w:id="13" w:name="_Toc240916550"/>
       <w:r>
         <w:lastRenderedPageBreak/>
         <w:t>5.6 Reports</w:t>
@@ -13547,7 +13547,7 @@
           <w:left w:w="10" w:type="dxa"/>
           <w:right w:w="10" w:type="dxa"/>
         </w:tblCellMar>
-        <w:tblLook w:val="04A0" w:firstRow="1" w:lastRow="0" w:firstColumn="1" w:lastColumn="0" w:noHBand="0" w:noVBand="1"/>
+        <w:tblLook w:val="0000" w:firstRow="0" w:lastRow="0" w:firstColumn="0" w:lastColumn="0" w:noHBand="0" w:noVBand="0"/>
       </w:tblPr>
       <w:tblGrid>
         <w:gridCol w:w="1882"/>
@@ -13998,7 +13998,7 @@
         <w:pStyle w:val="Heading1"/>
         <w:pageBreakBefore/>
       </w:pPr>
-      <w:bookmarkStart w:id="14" w:name="_Toc240888457"/>
+      <w:bookmarkStart w:id="14" w:name="_Toc240916551"/>
       <w:r>
         <w:lastRenderedPageBreak/>
         <w:t>6. The sample and contact</w:t>
@@ -14009,7 +14009,7 @@
       <w:pPr>
         <w:pStyle w:val="Heading2"/>
       </w:pPr>
-      <w:bookmarkStart w:id="15" w:name="_Toc240888458"/>
+      <w:bookmarkStart w:id="15" w:name="_Toc240916552"/>
       <w:r>
         <w:t>6.1 Main-400 Register (and Reserve)</w:t>
       </w:r>
@@ -14072,7 +14072,7 @@
           <w:left w:w="10" w:type="dxa"/>
           <w:right w:w="10" w:type="dxa"/>
         </w:tblCellMar>
-        <w:tblLook w:val="04A0" w:firstRow="1" w:lastRow="0" w:firstColumn="1" w:lastColumn="0" w:noHBand="0" w:noVBand="1"/>
+        <w:tblLook w:val="0000" w:firstRow="0" w:lastRow="0" w:firstColumn="0" w:lastColumn="0" w:noHBand="0" w:noVBand="0"/>
       </w:tblPr>
       <w:tblGrid>
         <w:gridCol w:w="1882"/>
@@ -14942,7 +14942,7 @@
       <w:pPr>
         <w:pStyle w:val="Heading2"/>
       </w:pPr>
-      <w:bookmarkStart w:id="16" w:name="_Toc240888459"/>
+      <w:bookmarkStart w:id="16" w:name="_Toc240916553"/>
       <w:r>
         <w:t>6.2 Case page</w:t>
       </w:r>
@@ -15005,7 +15005,7 @@
           <w:left w:w="10" w:type="dxa"/>
           <w:right w:w="10" w:type="dxa"/>
         </w:tblCellMar>
-        <w:tblLook w:val="04A0" w:firstRow="1" w:lastRow="0" w:firstColumn="1" w:lastColumn="0" w:noHBand="0" w:noVBand="1"/>
+        <w:tblLook w:val="0000" w:firstRow="0" w:lastRow="0" w:firstColumn="0" w:lastColumn="0" w:noHBand="0" w:noVBand="0"/>
       </w:tblPr>
       <w:tblGrid>
         <w:gridCol w:w="1882"/>
@@ -16621,7 +16621,7 @@
       <w:pPr>
         <w:pStyle w:val="Heading2"/>
       </w:pPr>
-      <w:bookmarkStart w:id="17" w:name="_Toc240888460"/>
+      <w:bookmarkStart w:id="17" w:name="_Toc240916554"/>
       <w:r>
         <w:t>6.3 Pre-Interview Profile (PROIT) and its review screen</w:t>
       </w:r>
@@ -16684,7 +16684,7 @@
           <w:left w:w="10" w:type="dxa"/>
           <w:right w:w="10" w:type="dxa"/>
         </w:tblCellMar>
-        <w:tblLook w:val="04A0" w:firstRow="1" w:lastRow="0" w:firstColumn="1" w:lastColumn="0" w:noHBand="0" w:noVBand="1"/>
+        <w:tblLook w:val="0000" w:firstRow="0" w:lastRow="0" w:firstColumn="0" w:lastColumn="0" w:noHBand="0" w:noVBand="0"/>
       </w:tblPr>
       <w:tblGrid>
         <w:gridCol w:w="1882"/>
@@ -17555,7 +17555,7 @@
       <w:pPr>
         <w:pStyle w:val="Heading2"/>
       </w:pPr>
-      <w:bookmarkStart w:id="18" w:name="_Toc240888461"/>
+      <w:bookmarkStart w:id="18" w:name="_Toc240916555"/>
       <w:r>
         <w:t>6.4 Register Organisation</w:t>
       </w:r>
@@ -17618,7 +17618,7 @@
           <w:left w:w="10" w:type="dxa"/>
           <w:right w:w="10" w:type="dxa"/>
         </w:tblCellMar>
-        <w:tblLook w:val="04A0" w:firstRow="1" w:lastRow="0" w:firstColumn="1" w:lastColumn="0" w:noHBand="0" w:noVBand="1"/>
+        <w:tblLook w:val="0000" w:firstRow="0" w:lastRow="0" w:firstColumn="0" w:lastColumn="0" w:noHBand="0" w:noVBand="0"/>
       </w:tblPr>
       <w:tblGrid>
         <w:gridCol w:w="1882"/>
@@ -18278,7 +18278,7 @@
       <w:pPr>
         <w:pStyle w:val="Heading2"/>
       </w:pPr>
-      <w:bookmarkStart w:id="19" w:name="_Toc240888462"/>
+      <w:bookmarkStart w:id="19" w:name="_Toc240916556"/>
       <w:r>
         <w:t>6.5 Appointment Queue</w:t>
       </w:r>
@@ -18342,7 +18342,7 @@
           <w:left w:w="10" w:type="dxa"/>
           <w:right w:w="10" w:type="dxa"/>
         </w:tblCellMar>
-        <w:tblLook w:val="04A0" w:firstRow="1" w:lastRow="0" w:firstColumn="1" w:lastColumn="0" w:noHBand="0" w:noVBand="1"/>
+        <w:tblLook w:val="0000" w:firstRow="0" w:lastRow="0" w:firstColumn="0" w:lastColumn="0" w:noHBand="0" w:noVBand="0"/>
       </w:tblPr>
       <w:tblGrid>
         <w:gridCol w:w="1882"/>
@@ -18899,7 +18899,7 @@
       <w:pPr>
         <w:pStyle w:val="Heading2"/>
       </w:pPr>
-      <w:bookmarkStart w:id="20" w:name="_Toc240888463"/>
+      <w:bookmarkStart w:id="20" w:name="_Toc240916557"/>
       <w:r>
         <w:t>6.6 Follow-ups due</w:t>
       </w:r>
@@ -18962,7 +18962,7 @@
           <w:left w:w="10" w:type="dxa"/>
           <w:right w:w="10" w:type="dxa"/>
         </w:tblCellMar>
-        <w:tblLook w:val="04A0" w:firstRow="1" w:lastRow="0" w:firstColumn="1" w:lastColumn="0" w:noHBand="0" w:noVBand="1"/>
+        <w:tblLook w:val="0000" w:firstRow="0" w:lastRow="0" w:firstColumn="0" w:lastColumn="0" w:noHBand="0" w:noVBand="0"/>
       </w:tblPr>
       <w:tblGrid>
         <w:gridCol w:w="1882"/>
@@ -19412,7 +19412,7 @@
       <w:pPr>
         <w:pStyle w:val="Heading2"/>
       </w:pPr>
-      <w:bookmarkStart w:id="21" w:name="_Toc240888464"/>
+      <w:bookmarkStart w:id="21" w:name="_Toc240916558"/>
       <w:r>
         <w:t>6.7 Reserve Activation</w:t>
       </w:r>
@@ -19475,7 +19475,7 @@
           <w:left w:w="10" w:type="dxa"/>
           <w:right w:w="10" w:type="dxa"/>
         </w:tblCellMar>
-        <w:tblLook w:val="04A0" w:firstRow="1" w:lastRow="0" w:firstColumn="1" w:lastColumn="0" w:noHBand="0" w:noVBand="1"/>
+        <w:tblLook w:val="0000" w:firstRow="0" w:lastRow="0" w:firstColumn="0" w:lastColumn="0" w:noHBand="0" w:noVBand="0"/>
       </w:tblPr>
       <w:tblGrid>
         <w:gridCol w:w="1882"/>
@@ -20034,7 +20034,7 @@
         <w:pStyle w:val="Heading1"/>
         <w:pageBreakBefore/>
       </w:pPr>
-      <w:bookmarkStart w:id="22" w:name="_Toc240888465"/>
+      <w:bookmarkStart w:id="22" w:name="_Toc240916559"/>
       <w:r>
         <w:lastRenderedPageBreak/>
         <w:t>7. Quality checking</w:t>
@@ -20045,7 +20045,7 @@
       <w:pPr>
         <w:pStyle w:val="Heading2"/>
       </w:pPr>
-      <w:bookmarkStart w:id="23" w:name="_Toc240888466"/>
+      <w:bookmarkStart w:id="23" w:name="_Toc240916560"/>
       <w:r>
         <w:t>7.1 QA Queue (with the KoboToolbox sync panel)</w:t>
       </w:r>
@@ -20108,7 +20108,7 @@
           <w:left w:w="10" w:type="dxa"/>
           <w:right w:w="10" w:type="dxa"/>
         </w:tblCellMar>
-        <w:tblLook w:val="04A0" w:firstRow="1" w:lastRow="0" w:firstColumn="1" w:lastColumn="0" w:noHBand="0" w:noVBand="1"/>
+        <w:tblLook w:val="0000" w:firstRow="0" w:lastRow="0" w:firstColumn="0" w:lastColumn="0" w:noHBand="0" w:noVBand="0"/>
       </w:tblPr>
       <w:tblGrid>
         <w:gridCol w:w="1882"/>
@@ -20768,7 +20768,7 @@
       <w:pPr>
         <w:pStyle w:val="Heading2"/>
       </w:pPr>
-      <w:bookmarkStart w:id="24" w:name="_Toc240888467"/>
+      <w:bookmarkStart w:id="24" w:name="_Toc240916561"/>
       <w:r>
         <w:t>7.2 QA Exceptions</w:t>
       </w:r>
@@ -20831,7 +20831,7 @@
           <w:left w:w="10" w:type="dxa"/>
           <w:right w:w="10" w:type="dxa"/>
         </w:tblCellMar>
-        <w:tblLook w:val="04A0" w:firstRow="1" w:lastRow="0" w:firstColumn="1" w:lastColumn="0" w:noHBand="0" w:noVBand="1"/>
+        <w:tblLook w:val="0000" w:firstRow="0" w:lastRow="0" w:firstColumn="0" w:lastColumn="0" w:noHBand="0" w:noVBand="0"/>
       </w:tblPr>
       <w:tblGrid>
         <w:gridCol w:w="1882"/>
@@ -21600,7 +21600,7 @@
         <w:pStyle w:val="Heading1"/>
         <w:pageBreakBefore/>
       </w:pPr>
-      <w:bookmarkStart w:id="25" w:name="_Toc240888468"/>
+      <w:bookmarkStart w:id="25" w:name="_Toc240916562"/>
       <w:r>
         <w:lastRenderedPageBreak/>
         <w:t>8. Key Informant Interviews</w:t>
@@ -21611,7 +21611,7 @@
       <w:pPr>
         <w:pStyle w:val="Heading2"/>
       </w:pPr>
-      <w:bookmarkStart w:id="26" w:name="_Toc240888469"/>
+      <w:bookmarkStart w:id="26" w:name="_Toc240916563"/>
       <w:r>
         <w:t>8.1 KII Register</w:t>
       </w:r>
@@ -21674,7 +21674,7 @@
           <w:left w:w="10" w:type="dxa"/>
           <w:right w:w="10" w:type="dxa"/>
         </w:tblCellMar>
-        <w:tblLook w:val="04A0" w:firstRow="1" w:lastRow="0" w:firstColumn="1" w:lastColumn="0" w:noHBand="0" w:noVBand="1"/>
+        <w:tblLook w:val="0000" w:firstRow="0" w:lastRow="0" w:firstColumn="0" w:lastColumn="0" w:noHBand="0" w:noVBand="0"/>
       </w:tblPr>
       <w:tblGrid>
         <w:gridCol w:w="1882"/>
@@ -22231,7 +22231,7 @@
       <w:pPr>
         <w:pStyle w:val="Heading2"/>
       </w:pPr>
-      <w:bookmarkStart w:id="27" w:name="_Toc240888470"/>
+      <w:bookmarkStart w:id="27" w:name="_Toc240916564"/>
       <w:r>
         <w:t>8.2 New KII Record</w:t>
       </w:r>
@@ -22294,7 +22294,7 @@
           <w:left w:w="10" w:type="dxa"/>
           <w:right w:w="10" w:type="dxa"/>
         </w:tblCellMar>
-        <w:tblLook w:val="04A0" w:firstRow="1" w:lastRow="0" w:firstColumn="1" w:lastColumn="0" w:noHBand="0" w:noVBand="1"/>
+        <w:tblLook w:val="0000" w:firstRow="0" w:lastRow="0" w:firstColumn="0" w:lastColumn="0" w:noHBand="0" w:noVBand="0"/>
       </w:tblPr>
       <w:tblGrid>
         <w:gridCol w:w="1882"/>
@@ -22641,7 +22641,7 @@
       <w:pPr>
         <w:pStyle w:val="Heading2"/>
       </w:pPr>
-      <w:bookmarkStart w:id="28" w:name="_Toc240888471"/>
+      <w:bookmarkStart w:id="28" w:name="_Toc240916565"/>
       <w:r>
         <w:t>8.3 KII record</w:t>
       </w:r>
@@ -22704,7 +22704,7 @@
           <w:left w:w="10" w:type="dxa"/>
           <w:right w:w="10" w:type="dxa"/>
         </w:tblCellMar>
-        <w:tblLook w:val="04A0" w:firstRow="1" w:lastRow="0" w:firstColumn="1" w:lastColumn="0" w:noHBand="0" w:noVBand="1"/>
+        <w:tblLook w:val="0000" w:firstRow="0" w:lastRow="0" w:firstColumn="0" w:lastColumn="0" w:noHBand="0" w:noVBand="0"/>
       </w:tblPr>
       <w:tblGrid>
         <w:gridCol w:w="1882"/>
@@ -23683,7 +23683,7 @@
         <w:pStyle w:val="Heading1"/>
         <w:pageBreakBefore/>
       </w:pPr>
-      <w:bookmarkStart w:id="29" w:name="_Toc240888472"/>
+      <w:bookmarkStart w:id="29" w:name="_Toc240916566"/>
       <w:r>
         <w:lastRenderedPageBreak/>
         <w:t>9. Documentary evidence</w:t>
@@ -23694,7 +23694,7 @@
       <w:pPr>
         <w:pStyle w:val="Heading2"/>
       </w:pPr>
-      <w:bookmarkStart w:id="30" w:name="_Toc240888473"/>
+      <w:bookmarkStart w:id="30" w:name="_Toc240916567"/>
       <w:r>
         <w:t>9.1 Documents (the corpus)</w:t>
       </w:r>
@@ -23757,7 +23757,7 @@
           <w:left w:w="10" w:type="dxa"/>
           <w:right w:w="10" w:type="dxa"/>
         </w:tblCellMar>
-        <w:tblLook w:val="04A0" w:firstRow="1" w:lastRow="0" w:firstColumn="1" w:lastColumn="0" w:noHBand="0" w:noVBand="1"/>
+        <w:tblLook w:val="0000" w:firstRow="0" w:lastRow="0" w:firstColumn="0" w:lastColumn="0" w:noHBand="0" w:noVBand="0"/>
       </w:tblPr>
       <w:tblGrid>
         <w:gridCol w:w="1882"/>
@@ -24314,7 +24314,7 @@
       <w:pPr>
         <w:pStyle w:val="Heading2"/>
       </w:pPr>
-      <w:bookmarkStart w:id="31" w:name="_Toc240888474"/>
+      <w:bookmarkStart w:id="31" w:name="_Toc240916568"/>
       <w:r>
         <w:t>9.2 New Documentary Evidence Record</w:t>
       </w:r>
@@ -24377,7 +24377,7 @@
           <w:left w:w="10" w:type="dxa"/>
           <w:right w:w="10" w:type="dxa"/>
         </w:tblCellMar>
-        <w:tblLook w:val="04A0" w:firstRow="1" w:lastRow="0" w:firstColumn="1" w:lastColumn="0" w:noHBand="0" w:noVBand="1"/>
+        <w:tblLook w:val="0000" w:firstRow="0" w:lastRow="0" w:firstColumn="0" w:lastColumn="0" w:noHBand="0" w:noVBand="0"/>
       </w:tblPr>
       <w:tblGrid>
         <w:gridCol w:w="1882"/>
@@ -25145,7 +25145,7 @@
       <w:pPr>
         <w:pStyle w:val="Heading2"/>
       </w:pPr>
-      <w:bookmarkStart w:id="32" w:name="_Toc240888475"/>
+      <w:bookmarkStart w:id="32" w:name="_Toc240916569"/>
       <w:r>
         <w:t>9.3 Document record</w:t>
       </w:r>
@@ -25208,7 +25208,7 @@
           <w:left w:w="10" w:type="dxa"/>
           <w:right w:w="10" w:type="dxa"/>
         </w:tblCellMar>
-        <w:tblLook w:val="04A0" w:firstRow="1" w:lastRow="0" w:firstColumn="1" w:lastColumn="0" w:noHBand="0" w:noVBand="1"/>
+        <w:tblLook w:val="0000" w:firstRow="0" w:lastRow="0" w:firstColumn="0" w:lastColumn="0" w:noHBand="0" w:noVBand="0"/>
       </w:tblPr>
       <w:tblGrid>
         <w:gridCol w:w="1882"/>
@@ -26499,7 +26499,7 @@
       <w:pPr>
         <w:pStyle w:val="Heading2"/>
       </w:pPr>
-      <w:bookmarkStart w:id="33" w:name="_Toc240888476"/>
+      <w:bookmarkStart w:id="33" w:name="_Toc240916570"/>
       <w:r>
         <w:t>9.4 Auto-fill review screen</w:t>
       </w:r>
@@ -26562,7 +26562,7 @@
           <w:left w:w="10" w:type="dxa"/>
           <w:right w:w="10" w:type="dxa"/>
         </w:tblCellMar>
-        <w:tblLook w:val="04A0" w:firstRow="1" w:lastRow="0" w:firstColumn="1" w:lastColumn="0" w:noHBand="0" w:noVBand="1"/>
+        <w:tblLook w:val="0000" w:firstRow="0" w:lastRow="0" w:firstColumn="0" w:lastColumn="0" w:noHBand="0" w:noVBand="0"/>
       </w:tblPr>
       <w:tblGrid>
         <w:gridCol w:w="1882"/>
@@ -27541,7 +27541,7 @@
         <w:pStyle w:val="Heading1"/>
         <w:pageBreakBefore/>
       </w:pPr>
-      <w:bookmarkStart w:id="34" w:name="_Toc240888477"/>
+      <w:bookmarkStart w:id="34" w:name="_Toc240916571"/>
       <w:r>
         <w:lastRenderedPageBreak/>
         <w:t>10. Completed forms and exports</w:t>
@@ -27552,7 +27552,7 @@
       <w:pPr>
         <w:pStyle w:val="Heading2"/>
       </w:pPr>
-      <w:bookmarkStart w:id="35" w:name="_Toc240888478"/>
+      <w:bookmarkStart w:id="35" w:name="_Toc240916572"/>
       <w:r>
         <w:t>10.1 Completed forms (Form PDFs)</w:t>
       </w:r>
@@ -27615,7 +27615,7 @@
           <w:left w:w="10" w:type="dxa"/>
           <w:right w:w="10" w:type="dxa"/>
         </w:tblCellMar>
-        <w:tblLook w:val="04A0" w:firstRow="1" w:lastRow="0" w:firstColumn="1" w:lastColumn="0" w:noHBand="0" w:noVBand="1"/>
+        <w:tblLook w:val="0000" w:firstRow="0" w:lastRow="0" w:firstColumn="0" w:lastColumn="0" w:noHBand="0" w:noVBand="0"/>
       </w:tblPr>
       <w:tblGrid>
         <w:gridCol w:w="1882"/>
@@ -28818,7 +28818,7 @@
         <w:pStyle w:val="Heading1"/>
         <w:pageBreakBefore/>
       </w:pPr>
-      <w:bookmarkStart w:id="36" w:name="_Toc240888479"/>
+      <w:bookmarkStart w:id="36" w:name="_Toc240916573"/>
       <w:r>
         <w:lastRenderedPageBreak/>
         <w:t>11. Study administration</w:t>
@@ -28829,7 +28829,7 @@
       <w:pPr>
         <w:pStyle w:val="Heading2"/>
       </w:pPr>
-      <w:bookmarkStart w:id="37" w:name="_Toc240888480"/>
+      <w:bookmarkStart w:id="37" w:name="_Toc240916574"/>
       <w:r>
         <w:t>11.1 Cost Dashboard</w:t>
       </w:r>
@@ -28892,7 +28892,7 @@
           <w:left w:w="10" w:type="dxa"/>
           <w:right w:w="10" w:type="dxa"/>
         </w:tblCellMar>
-        <w:tblLook w:val="04A0" w:firstRow="1" w:lastRow="0" w:firstColumn="1" w:lastColumn="0" w:noHBand="0" w:noVBand="1"/>
+        <w:tblLook w:val="0000" w:firstRow="0" w:lastRow="0" w:firstColumn="0" w:lastColumn="0" w:noHBand="0" w:noVBand="0"/>
       </w:tblPr>
       <w:tblGrid>
         <w:gridCol w:w="1882"/>
@@ -29239,7 +29239,7 @@
       <w:pPr>
         <w:pStyle w:val="Heading2"/>
       </w:pPr>
-      <w:bookmarkStart w:id="38" w:name="_Toc240888481"/>
+      <w:bookmarkStart w:id="38" w:name="_Toc240916575"/>
       <w:r>
         <w:t>11.2 Audit Log</w:t>
       </w:r>
@@ -29302,7 +29302,7 @@
           <w:left w:w="10" w:type="dxa"/>
           <w:right w:w="10" w:type="dxa"/>
         </w:tblCellMar>
-        <w:tblLook w:val="04A0" w:firstRow="1" w:lastRow="0" w:firstColumn="1" w:lastColumn="0" w:noHBand="0" w:noVBand="1"/>
+        <w:tblLook w:val="0000" w:firstRow="0" w:lastRow="0" w:firstColumn="0" w:lastColumn="0" w:noHBand="0" w:noVBand="0"/>
       </w:tblPr>
       <w:tblGrid>
         <w:gridCol w:w="1882"/>
@@ -29649,7 +29649,7 @@
       <w:pPr>
         <w:pStyle w:val="Heading2"/>
       </w:pPr>
-      <w:bookmarkStart w:id="39" w:name="_Toc240888482"/>
+      <w:bookmarkStart w:id="39" w:name="_Toc240916576"/>
       <w:r>
         <w:t>11.3 Export</w:t>
       </w:r>
@@ -29712,7 +29712,7 @@
           <w:left w:w="10" w:type="dxa"/>
           <w:right w:w="10" w:type="dxa"/>
         </w:tblCellMar>
-        <w:tblLook w:val="04A0" w:firstRow="1" w:lastRow="0" w:firstColumn="1" w:lastColumn="0" w:noHBand="0" w:noVBand="1"/>
+        <w:tblLook w:val="0000" w:firstRow="0" w:lastRow="0" w:firstColumn="0" w:lastColumn="0" w:noHBand="0" w:noVBand="0"/>
       </w:tblPr>
       <w:tblGrid>
         <w:gridCol w:w="1882"/>
@@ -30380,10 +30380,10 @@
 <file path=word/numbering.xml><?xml version="1.0" encoding="utf-8"?>
 <w:numbering xmlns:wpc="http://schemas.microsoft.com/office/word/2010/wordprocessingCanvas" xmlns:cx="http://schemas.microsoft.com/office/drawing/2014/chartex" xmlns:cx1="http://schemas.microsoft.com/office/drawing/2015/9/8/chartex" xmlns:cx2="http://schemas.microsoft.com/office/drawing/2015/10/21/chartex" xmlns:cx3="http://schemas.microsoft.com/office/drawing/2016/5/9/chartex" xmlns:cx4="http://schemas.microsoft.com/office/drawing/2016/5/10/chartex" xmlns:cx5="http://schemas.microsoft.com/office/drawing/2016/5/11/chartex" xmlns:cx6="http://schemas.microsoft.com/office/drawing/2016/5/12/chartex" xmlns:cx7="http://schemas.microsoft.com/office/drawing/2016/5/13/chartex" xmlns:cx8="http://schemas.microsoft.com/office/drawing/2016/5/14/chartex" xmlns:mc="http://schemas.openxmlformats.org/markup-compatibility/2006" xmlns:aink="http://schemas.microsoft.com/office/drawing/2016/ink" xmlns:am3d="http://schemas.microsoft.com/office/drawing/2017/model3d" xmlns:o="urn:schemas-microsoft-com:office:office" xmlns:oel="http://schemas.microsoft.com/office/2019/extlst" xmlns:r="http://schemas.openxmlformats.org/officeDocument/2006/relationships" xmlns:m="http://schemas.openxmlformats.org/officeDocument/2006/math" xmlns:v="urn:schemas-microsoft-com:vml" xmlns:wp14="http://schemas.microsoft.com/office/word/2010/wordprocessingDrawing" xmlns:wp="http://schemas.openxmlformats.org/drawingml/2006/wordprocessingDrawing" xmlns:w10="urn:schemas-microsoft-com:office:word" xmlns:w="http://schemas.openxmlformats.org/wordprocessingml/2006/main" xmlns:w14="http://schemas.microsoft.com/office/word/2010/wordml" xmlns:w15="http://schemas.microsoft.com/office/word/2012/wordml" xmlns:w16cex="http://schemas.microsoft.com/office/word/2018/wordml/cex" xmlns:w16cid="http://schemas.microsoft.com/office/word/2016/wordml/cid" xmlns:w16="http://schemas.microsoft.com/office/word/2018/wordml" xmlns:w16sdtdh="http://schemas.microsoft.com/office/word/2020/wordml/sdtdatahash" xmlns:w16se="http://schemas.microsoft.com/office/word/2015/wordml/symex" xmlns:wpg="http://schemas.microsoft.com/office/word/2010/wordprocessingGroup" xmlns:wpi="http://schemas.microsoft.com/office/word/2010/wordprocessingInk" xmlns:wne="http://schemas.microsoft.com/office/word/2006/wordml" xmlns:wps="http://schemas.microsoft.com/office/word/2010/wordprocessingShape" mc:Ignorable="w14 w15 w16se w16cid w16 w16cex w16sdtdh wp14">
   <w:abstractNum w:abstractNumId="0" w15:restartNumberingAfterBreak="0">
-    <w:nsid w:val="659E28D6"/>
+    <w:nsid w:val="10F9644F"/>
     <w:multiLevelType w:val="hybridMultilevel"/>
-    <w:tmpl w:val="8F2AE4FE"/>
-    <w:lvl w:ilvl="0" w:tplc="870C59B2">
+    <w:tmpl w:val="02523D40"/>
+    <w:lvl w:ilvl="0" w:tplc="4C9E9BD2">
       <w:start w:val="1"/>
       <w:numFmt w:val="bullet"/>
       <w:lvlText w:val="●"/>
@@ -30392,7 +30392,7 @@
         <w:ind w:left="720" w:hanging="360"/>
       </w:pPr>
     </w:lvl>
-    <w:lvl w:ilvl="1" w:tplc="58A63D44">
+    <w:lvl w:ilvl="1" w:tplc="76A061DA">
       <w:start w:val="1"/>
       <w:numFmt w:val="bullet"/>
       <w:lvlText w:val="○"/>
@@ -30401,7 +30401,7 @@
         <w:ind w:left="1440" w:hanging="360"/>
       </w:pPr>
     </w:lvl>
-    <w:lvl w:ilvl="2" w:tplc="B3D0B7E6">
+    <w:lvl w:ilvl="2" w:tplc="486852C0">
       <w:start w:val="1"/>
       <w:numFmt w:val="bullet"/>
       <w:lvlText w:val="■"/>
@@ -30410,7 +30410,7 @@
         <w:ind w:left="2160" w:hanging="360"/>
       </w:pPr>
     </w:lvl>
-    <w:lvl w:ilvl="3" w:tplc="7C80CB4A">
+    <w:lvl w:ilvl="3" w:tplc="1B501980">
       <w:start w:val="1"/>
       <w:numFmt w:val="bullet"/>
       <w:lvlText w:val="●"/>
@@ -30419,7 +30419,7 @@
         <w:ind w:left="2880" w:hanging="360"/>
       </w:pPr>
     </w:lvl>
-    <w:lvl w:ilvl="4" w:tplc="70F03C46">
+    <w:lvl w:ilvl="4" w:tplc="C09004A8">
       <w:start w:val="1"/>
       <w:numFmt w:val="bullet"/>
       <w:lvlText w:val="○"/>
@@ -30428,7 +30428,7 @@
         <w:ind w:left="3600" w:hanging="360"/>
       </w:pPr>
     </w:lvl>
-    <w:lvl w:ilvl="5" w:tplc="CF488CD6">
+    <w:lvl w:ilvl="5" w:tplc="1BFCDEEA">
       <w:start w:val="1"/>
       <w:numFmt w:val="bullet"/>
       <w:lvlText w:val="■"/>
@@ -30437,7 +30437,7 @@
         <w:ind w:left="4320" w:hanging="360"/>
       </w:pPr>
     </w:lvl>
-    <w:lvl w:ilvl="6" w:tplc="84B21D7C">
+    <w:lvl w:ilvl="6" w:tplc="335239A6">
       <w:start w:val="1"/>
       <w:numFmt w:val="bullet"/>
       <w:lvlText w:val="●"/>
@@ -30446,7 +30446,7 @@
         <w:ind w:left="5040" w:hanging="360"/>
       </w:pPr>
     </w:lvl>
-    <w:lvl w:ilvl="7" w:tplc="66067714">
+    <w:lvl w:ilvl="7" w:tplc="E46A7386">
       <w:start w:val="1"/>
       <w:numFmt w:val="bullet"/>
       <w:lvlText w:val="●"/>
@@ -30455,7 +30455,7 @@
         <w:ind w:left="5760" w:hanging="360"/>
       </w:pPr>
     </w:lvl>
-    <w:lvl w:ilvl="8" w:tplc="B7F0DF6E">
+    <w:lvl w:ilvl="8" w:tplc="4E860340">
       <w:start w:val="1"/>
       <w:numFmt w:val="bullet"/>
       <w:lvlText w:val="●"/>
@@ -30466,10 +30466,10 @@
     </w:lvl>
   </w:abstractNum>
   <w:abstractNum w:abstractNumId="1" w15:restartNumberingAfterBreak="0">
-    <w:nsid w:val="6A852BBD"/>
+    <w:nsid w:val="1B67707A"/>
     <w:multiLevelType w:val="hybridMultilevel"/>
-    <w:tmpl w:val="6E120F64"/>
-    <w:lvl w:ilvl="0" w:tplc="B738624E">
+    <w:tmpl w:val="77429388"/>
+    <w:lvl w:ilvl="0" w:tplc="661C96EE">
       <w:start w:val="1"/>
       <w:numFmt w:val="bullet"/>
       <w:lvlText w:val="•"/>
@@ -30478,7 +30478,7 @@
         <w:ind w:left="460" w:hanging="280"/>
       </w:pPr>
     </w:lvl>
-    <w:lvl w:ilvl="1" w:tplc="A07668BC">
+    <w:lvl w:ilvl="1" w:tplc="9E2ECF28">
       <w:start w:val="1"/>
       <w:numFmt w:val="bullet"/>
       <w:lvlText w:val="–"/>
@@ -30487,49 +30487,49 @@
         <w:ind w:left="900" w:hanging="280"/>
       </w:pPr>
     </w:lvl>
-    <w:lvl w:ilvl="2" w:tplc="6E948958">
+    <w:lvl w:ilvl="2" w:tplc="C358B192">
       <w:numFmt w:val="decimal"/>
       <w:lvlText w:val=""/>
       <w:lvlJc w:val="left"/>
     </w:lvl>
-    <w:lvl w:ilvl="3" w:tplc="70C6FF0E">
+    <w:lvl w:ilvl="3" w:tplc="D0281C26">
       <w:numFmt w:val="decimal"/>
       <w:lvlText w:val=""/>
       <w:lvlJc w:val="left"/>
     </w:lvl>
-    <w:lvl w:ilvl="4" w:tplc="74FC897E">
+    <w:lvl w:ilvl="4" w:tplc="46603726">
       <w:numFmt w:val="decimal"/>
       <w:lvlText w:val=""/>
       <w:lvlJc w:val="left"/>
     </w:lvl>
-    <w:lvl w:ilvl="5" w:tplc="38D80B9C">
+    <w:lvl w:ilvl="5" w:tplc="2DA80490">
       <w:numFmt w:val="decimal"/>
       <w:lvlText w:val=""/>
       <w:lvlJc w:val="left"/>
     </w:lvl>
-    <w:lvl w:ilvl="6" w:tplc="C58AE150">
+    <w:lvl w:ilvl="6" w:tplc="7AA8F2E2">
       <w:numFmt w:val="decimal"/>
       <w:lvlText w:val=""/>
       <w:lvlJc w:val="left"/>
     </w:lvl>
-    <w:lvl w:ilvl="7" w:tplc="55842526">
+    <w:lvl w:ilvl="7" w:tplc="93B4E8C6">
       <w:numFmt w:val="decimal"/>
       <w:lvlText w:val=""/>
       <w:lvlJc w:val="left"/>
     </w:lvl>
-    <w:lvl w:ilvl="8" w:tplc="71CACF4C">
+    <w:lvl w:ilvl="8" w:tplc="92CE5E16">
       <w:numFmt w:val="decimal"/>
       <w:lvlText w:val=""/>
       <w:lvlJc w:val="left"/>
     </w:lvl>
   </w:abstractNum>
-  <w:num w:numId="1" w16cid:durableId="1344017980">
+  <w:num w:numId="1" w16cid:durableId="109395768">
     <w:abstractNumId w:val="0"/>
     <w:lvlOverride w:ilvl="0">
       <w:startOverride w:val="1"/>
     </w:lvlOverride>
   </w:num>
-  <w:num w:numId="2" w16cid:durableId="503782379">
+  <w:num w:numId="2" w16cid:durableId="2092501997">
     <w:abstractNumId w:val="1"/>
     <w:lvlOverride w:ilvl="0">
       <w:startOverride w:val="1"/>
@@ -31155,7 +31155,7 @@
     <w:autoRedefine/>
     <w:uiPriority w:val="39"/>
     <w:unhideWhenUsed/>
-    <w:rsid w:val="001C7134"/>
+    <w:rsid w:val="00E3270C"/>
     <w:pPr>
       <w:spacing w:after="100"/>
     </w:pPr>
@@ -31167,7 +31167,7 @@
     <w:autoRedefine/>
     <w:uiPriority w:val="39"/>
     <w:unhideWhenUsed/>
-    <w:rsid w:val="001C7134"/>
+    <w:rsid w:val="00E3270C"/>
     <w:pPr>
       <w:spacing w:after="100"/>
       <w:ind w:left="210"/>

--- a/docs/manuals/ABF-FST_Screen_and_Button_Reference.docx
+++ b/docs/manuals/ABF-FST_Screen_and_Button_Reference.docx
@@ -69,7 +69,7 @@
           <w:left w:w="10" w:type="dxa"/>
           <w:right w:w="10" w:type="dxa"/>
         </w:tblCellMar>
-        <w:tblLook w:val="0000" w:firstRow="0" w:lastRow="0" w:firstColumn="0" w:lastColumn="0" w:noHBand="0" w:noVBand="0"/>
+        <w:tblLook w:val="04A0" w:firstRow="1" w:lastRow="0" w:firstColumn="1" w:lastColumn="0" w:noHBand="0" w:noVBand="1"/>
       </w:tblPr>
       <w:tblGrid>
         <w:gridCol w:w="2300"/>
@@ -469,7 +469,7 @@
                 <w:sz w:val="19"/>
                 <w:szCs w:val="19"/>
               </w:rPr>
-              <w:t>Version 1.7 · 21 September 2026</w:t>
+              <w:t>Version 1.8 · 21 September 2026</w:t>
             </w:r>
           </w:p>
         </w:tc>
@@ -538,7 +538,7 @@
     <w:sdt>
       <w:sdtPr>
         <w:alias w:val="Contents"/>
-        <w:id w:val="499855626"/>
+        <w:id w:val="-532354263"/>
       </w:sdtPr>
       <w:sdtEndPr/>
       <w:sdtContent>
@@ -567,7 +567,7 @@
           <w:r>
             <w:fldChar w:fldCharType="separate"/>
           </w:r>
-          <w:hyperlink w:anchor="_Toc240916537" w:history="1">
+          <w:hyperlink w:anchor="_Toc240919827" w:history="1">
             <w:r>
               <w:rPr>
                 <w:rStyle w:val="Hyperlink"/>
@@ -591,7 +591,7 @@
               <w:rPr>
                 <w:noProof/>
               </w:rPr>
-              <w:instrText xml:space="preserve"> PAGEREF _Toc240916537 \h </w:instrText>
+              <w:instrText xml:space="preserve"> PAGEREF _Toc240919827 \h </w:instrText>
             </w:r>
             <w:r>
               <w:rPr>
@@ -634,7 +634,7 @@
               <w14:ligatures w14:val="standardContextual"/>
             </w:rPr>
           </w:pPr>
-          <w:hyperlink w:anchor="_Toc240916538" w:history="1">
+          <w:hyperlink w:anchor="_Toc240919828" w:history="1">
             <w:r>
               <w:rPr>
                 <w:rStyle w:val="Hyperlink"/>
@@ -658,7 +658,7 @@
               <w:rPr>
                 <w:noProof/>
               </w:rPr>
-              <w:instrText xml:space="preserve"> PAGEREF _Toc240916538 \h </w:instrText>
+              <w:instrText xml:space="preserve"> PAGEREF _Toc240919828 \h </w:instrText>
             </w:r>
             <w:r>
               <w:rPr>
@@ -701,7 +701,7 @@
               <w14:ligatures w14:val="standardContextual"/>
             </w:rPr>
           </w:pPr>
-          <w:hyperlink w:anchor="_Toc240916539" w:history="1">
+          <w:hyperlink w:anchor="_Toc240919829" w:history="1">
             <w:r>
               <w:rPr>
                 <w:rStyle w:val="Hyperlink"/>
@@ -725,7 +725,7 @@
               <w:rPr>
                 <w:noProof/>
               </w:rPr>
-              <w:instrText xml:space="preserve"> PAGEREF _Toc240916539 \h </w:instrText>
+              <w:instrText xml:space="preserve"> PAGEREF _Toc240919829 \h </w:instrText>
             </w:r>
             <w:r>
               <w:rPr>
@@ -768,7 +768,7 @@
               <w14:ligatures w14:val="standardContextual"/>
             </w:rPr>
           </w:pPr>
-          <w:hyperlink w:anchor="_Toc240916540" w:history="1">
+          <w:hyperlink w:anchor="_Toc240919830" w:history="1">
             <w:r>
               <w:rPr>
                 <w:rStyle w:val="Hyperlink"/>
@@ -792,7 +792,7 @@
               <w:rPr>
                 <w:noProof/>
               </w:rPr>
-              <w:instrText xml:space="preserve"> PAGEREF _Toc240916540 \h </w:instrText>
+              <w:instrText xml:space="preserve"> PAGEREF _Toc240919830 \h </w:instrText>
             </w:r>
             <w:r>
               <w:rPr>
@@ -835,7 +835,7 @@
               <w14:ligatures w14:val="standardContextual"/>
             </w:rPr>
           </w:pPr>
-          <w:hyperlink w:anchor="_Toc240916541" w:history="1">
+          <w:hyperlink w:anchor="_Toc240919831" w:history="1">
             <w:r>
               <w:rPr>
                 <w:rStyle w:val="Hyperlink"/>
@@ -859,7 +859,7 @@
               <w:rPr>
                 <w:noProof/>
               </w:rPr>
-              <w:instrText xml:space="preserve"> PAGEREF _Toc240916541 \h </w:instrText>
+              <w:instrText xml:space="preserve"> PAGEREF _Toc240919831 \h </w:instrText>
             </w:r>
             <w:r>
               <w:rPr>
@@ -902,7 +902,7 @@
               <w14:ligatures w14:val="standardContextual"/>
             </w:rPr>
           </w:pPr>
-          <w:hyperlink w:anchor="_Toc240916542" w:history="1">
+          <w:hyperlink w:anchor="_Toc240919832" w:history="1">
             <w:r>
               <w:rPr>
                 <w:rStyle w:val="Hyperlink"/>
@@ -926,7 +926,7 @@
               <w:rPr>
                 <w:noProof/>
               </w:rPr>
-              <w:instrText xml:space="preserve"> PAGEREF _Toc240916542 \h </w:instrText>
+              <w:instrText xml:space="preserve"> PAGEREF _Toc240919832 \h </w:instrText>
             </w:r>
             <w:r>
               <w:rPr>
@@ -969,7 +969,7 @@
               <w14:ligatures w14:val="standardContextual"/>
             </w:rPr>
           </w:pPr>
-          <w:hyperlink w:anchor="_Toc240916543" w:history="1">
+          <w:hyperlink w:anchor="_Toc240919833" w:history="1">
             <w:r>
               <w:rPr>
                 <w:rStyle w:val="Hyperlink"/>
@@ -993,7 +993,7 @@
               <w:rPr>
                 <w:noProof/>
               </w:rPr>
-              <w:instrText xml:space="preserve"> PAGEREF _Toc240916543 \h </w:instrText>
+              <w:instrText xml:space="preserve"> PAGEREF _Toc240919833 \h </w:instrText>
             </w:r>
             <w:r>
               <w:rPr>
@@ -1036,7 +1036,7 @@
               <w14:ligatures w14:val="standardContextual"/>
             </w:rPr>
           </w:pPr>
-          <w:hyperlink w:anchor="_Toc240916544" w:history="1">
+          <w:hyperlink w:anchor="_Toc240919834" w:history="1">
             <w:r>
               <w:rPr>
                 <w:rStyle w:val="Hyperlink"/>
@@ -1060,7 +1060,7 @@
               <w:rPr>
                 <w:noProof/>
               </w:rPr>
-              <w:instrText xml:space="preserve"> PAGEREF _Toc240916544 \h </w:instrText>
+              <w:instrText xml:space="preserve"> PAGEREF _Toc240919834 \h </w:instrText>
             </w:r>
             <w:r>
               <w:rPr>
@@ -1103,7 +1103,7 @@
               <w14:ligatures w14:val="standardContextual"/>
             </w:rPr>
           </w:pPr>
-          <w:hyperlink w:anchor="_Toc240916545" w:history="1">
+          <w:hyperlink w:anchor="_Toc240919835" w:history="1">
             <w:r>
               <w:rPr>
                 <w:rStyle w:val="Hyperlink"/>
@@ -1127,7 +1127,7 @@
               <w:rPr>
                 <w:noProof/>
               </w:rPr>
-              <w:instrText xml:space="preserve"> PAGEREF _Toc240916545 \h </w:instrText>
+              <w:instrText xml:space="preserve"> PAGEREF _Toc240919835 \h </w:instrText>
             </w:r>
             <w:r>
               <w:rPr>
@@ -1170,7 +1170,7 @@
               <w14:ligatures w14:val="standardContextual"/>
             </w:rPr>
           </w:pPr>
-          <w:hyperlink w:anchor="_Toc240916546" w:history="1">
+          <w:hyperlink w:anchor="_Toc240919836" w:history="1">
             <w:r>
               <w:rPr>
                 <w:rStyle w:val="Hyperlink"/>
@@ -1194,7 +1194,7 @@
               <w:rPr>
                 <w:noProof/>
               </w:rPr>
-              <w:instrText xml:space="preserve"> PAGEREF _Toc240916546 \h </w:instrText>
+              <w:instrText xml:space="preserve"> PAGEREF _Toc240919836 \h </w:instrText>
             </w:r>
             <w:r>
               <w:rPr>
@@ -1237,7 +1237,7 @@
               <w14:ligatures w14:val="standardContextual"/>
             </w:rPr>
           </w:pPr>
-          <w:hyperlink w:anchor="_Toc240916547" w:history="1">
+          <w:hyperlink w:anchor="_Toc240919837" w:history="1">
             <w:r>
               <w:rPr>
                 <w:rStyle w:val="Hyperlink"/>
@@ -1261,7 +1261,7 @@
               <w:rPr>
                 <w:noProof/>
               </w:rPr>
-              <w:instrText xml:space="preserve"> PAGEREF _Toc240916547 \h </w:instrText>
+              <w:instrText xml:space="preserve"> PAGEREF _Toc240919837 \h </w:instrText>
             </w:r>
             <w:r>
               <w:rPr>
@@ -1304,7 +1304,7 @@
               <w14:ligatures w14:val="standardContextual"/>
             </w:rPr>
           </w:pPr>
-          <w:hyperlink w:anchor="_Toc240916548" w:history="1">
+          <w:hyperlink w:anchor="_Toc240919838" w:history="1">
             <w:r>
               <w:rPr>
                 <w:rStyle w:val="Hyperlink"/>
@@ -1328,7 +1328,7 @@
               <w:rPr>
                 <w:noProof/>
               </w:rPr>
-              <w:instrText xml:space="preserve"> PAGEREF _Toc240916548 \h </w:instrText>
+              <w:instrText xml:space="preserve"> PAGEREF _Toc240919838 \h </w:instrText>
             </w:r>
             <w:r>
               <w:rPr>
@@ -1371,7 +1371,7 @@
               <w14:ligatures w14:val="standardContextual"/>
             </w:rPr>
           </w:pPr>
-          <w:hyperlink w:anchor="_Toc240916549" w:history="1">
+          <w:hyperlink w:anchor="_Toc240919839" w:history="1">
             <w:r>
               <w:rPr>
                 <w:rStyle w:val="Hyperlink"/>
@@ -1395,7 +1395,7 @@
               <w:rPr>
                 <w:noProof/>
               </w:rPr>
-              <w:instrText xml:space="preserve"> PAGEREF _Toc240916549 \h </w:instrText>
+              <w:instrText xml:space="preserve"> PAGEREF _Toc240919839 \h </w:instrText>
             </w:r>
             <w:r>
               <w:rPr>
@@ -1438,7 +1438,7 @@
               <w14:ligatures w14:val="standardContextual"/>
             </w:rPr>
           </w:pPr>
-          <w:hyperlink w:anchor="_Toc240916550" w:history="1">
+          <w:hyperlink w:anchor="_Toc240919840" w:history="1">
             <w:r>
               <w:rPr>
                 <w:rStyle w:val="Hyperlink"/>
@@ -1462,7 +1462,7 @@
               <w:rPr>
                 <w:noProof/>
               </w:rPr>
-              <w:instrText xml:space="preserve"> PAGEREF _Toc240916550 \h </w:instrText>
+              <w:instrText xml:space="preserve"> PAGEREF _Toc240919840 \h </w:instrText>
             </w:r>
             <w:r>
               <w:rPr>
@@ -1505,7 +1505,7 @@
               <w14:ligatures w14:val="standardContextual"/>
             </w:rPr>
           </w:pPr>
-          <w:hyperlink w:anchor="_Toc240916551" w:history="1">
+          <w:hyperlink w:anchor="_Toc240919841" w:history="1">
             <w:r>
               <w:rPr>
                 <w:rStyle w:val="Hyperlink"/>
@@ -1529,7 +1529,7 @@
               <w:rPr>
                 <w:noProof/>
               </w:rPr>
-              <w:instrText xml:space="preserve"> PAGEREF _Toc240916551 \h </w:instrText>
+              <w:instrText xml:space="preserve"> PAGEREF _Toc240919841 \h </w:instrText>
             </w:r>
             <w:r>
               <w:rPr>
@@ -1572,7 +1572,7 @@
               <w14:ligatures w14:val="standardContextual"/>
             </w:rPr>
           </w:pPr>
-          <w:hyperlink w:anchor="_Toc240916552" w:history="1">
+          <w:hyperlink w:anchor="_Toc240919842" w:history="1">
             <w:r>
               <w:rPr>
                 <w:rStyle w:val="Hyperlink"/>
@@ -1596,7 +1596,7 @@
               <w:rPr>
                 <w:noProof/>
               </w:rPr>
-              <w:instrText xml:space="preserve"> PAGEREF _Toc240916552 \h </w:instrText>
+              <w:instrText xml:space="preserve"> PAGEREF _Toc240919842 \h </w:instrText>
             </w:r>
             <w:r>
               <w:rPr>
@@ -1639,7 +1639,7 @@
               <w14:ligatures w14:val="standardContextual"/>
             </w:rPr>
           </w:pPr>
-          <w:hyperlink w:anchor="_Toc240916553" w:history="1">
+          <w:hyperlink w:anchor="_Toc240919843" w:history="1">
             <w:r>
               <w:rPr>
                 <w:rStyle w:val="Hyperlink"/>
@@ -1663,7 +1663,7 @@
               <w:rPr>
                 <w:noProof/>
               </w:rPr>
-              <w:instrText xml:space="preserve"> PAGEREF _Toc240916553 \h </w:instrText>
+              <w:instrText xml:space="preserve"> PAGEREF _Toc240919843 \h </w:instrText>
             </w:r>
             <w:r>
               <w:rPr>
@@ -1706,7 +1706,7 @@
               <w14:ligatures w14:val="standardContextual"/>
             </w:rPr>
           </w:pPr>
-          <w:hyperlink w:anchor="_Toc240916554" w:history="1">
+          <w:hyperlink w:anchor="_Toc240919844" w:history="1">
             <w:r>
               <w:rPr>
                 <w:rStyle w:val="Hyperlink"/>
@@ -1730,7 +1730,7 @@
               <w:rPr>
                 <w:noProof/>
               </w:rPr>
-              <w:instrText xml:space="preserve"> PAGEREF _Toc240916554 \h </w:instrText>
+              <w:instrText xml:space="preserve"> PAGEREF _Toc240919844 \h </w:instrText>
             </w:r>
             <w:r>
               <w:rPr>
@@ -1773,13 +1773,13 @@
               <w14:ligatures w14:val="standardContextual"/>
             </w:rPr>
           </w:pPr>
-          <w:hyperlink w:anchor="_Toc240916555" w:history="1">
+          <w:hyperlink w:anchor="_Toc240919845" w:history="1">
             <w:r>
               <w:rPr>
                 <w:rStyle w:val="Hyperlink"/>
                 <w:noProof/>
               </w:rPr>
-              <w:t>6.4 Register Organisation</w:t>
+              <w:t>6.4 Interview sheet (verifying a locked profile)</w:t>
             </w:r>
             <w:r>
               <w:rPr>
@@ -1797,7 +1797,7 @@
               <w:rPr>
                 <w:noProof/>
               </w:rPr>
-              <w:instrText xml:space="preserve"> PAGEREF _Toc240916555 \h </w:instrText>
+              <w:instrText xml:space="preserve"> PAGEREF _Toc240919845 \h </w:instrText>
             </w:r>
             <w:r>
               <w:rPr>
@@ -1814,7 +1814,7 @@
               <w:rPr>
                 <w:noProof/>
               </w:rPr>
-              <w:t>16</w:t>
+              <w:t>17</w:t>
             </w:r>
             <w:r>
               <w:rPr>
@@ -1840,13 +1840,13 @@
               <w14:ligatures w14:val="standardContextual"/>
             </w:rPr>
           </w:pPr>
-          <w:hyperlink w:anchor="_Toc240916556" w:history="1">
+          <w:hyperlink w:anchor="_Toc240919846" w:history="1">
             <w:r>
               <w:rPr>
                 <w:rStyle w:val="Hyperlink"/>
                 <w:noProof/>
               </w:rPr>
-              <w:t>6.5 Appointment Queue</w:t>
+              <w:t>6.5 Register Organisation</w:t>
             </w:r>
             <w:r>
               <w:rPr>
@@ -1864,7 +1864,7 @@
               <w:rPr>
                 <w:noProof/>
               </w:rPr>
-              <w:instrText xml:space="preserve"> PAGEREF _Toc240916556 \h </w:instrText>
+              <w:instrText xml:space="preserve"> PAGEREF _Toc240919846 \h </w:instrText>
             </w:r>
             <w:r>
               <w:rPr>
@@ -1881,7 +1881,7 @@
               <w:rPr>
                 <w:noProof/>
               </w:rPr>
-              <w:t>16</w:t>
+              <w:t>18</w:t>
             </w:r>
             <w:r>
               <w:rPr>
@@ -1907,13 +1907,13 @@
               <w14:ligatures w14:val="standardContextual"/>
             </w:rPr>
           </w:pPr>
-          <w:hyperlink w:anchor="_Toc240916557" w:history="1">
+          <w:hyperlink w:anchor="_Toc240919847" w:history="1">
             <w:r>
               <w:rPr>
                 <w:rStyle w:val="Hyperlink"/>
                 <w:noProof/>
               </w:rPr>
-              <w:t>6.6 Follow-ups due</w:t>
+              <w:t>6.6 Appointment Queue</w:t>
             </w:r>
             <w:r>
               <w:rPr>
@@ -1931,7 +1931,7 @@
               <w:rPr>
                 <w:noProof/>
               </w:rPr>
-              <w:instrText xml:space="preserve"> PAGEREF _Toc240916557 \h </w:instrText>
+              <w:instrText xml:space="preserve"> PAGEREF _Toc240919847 \h </w:instrText>
             </w:r>
             <w:r>
               <w:rPr>
@@ -1948,7 +1948,7 @@
               <w:rPr>
                 <w:noProof/>
               </w:rPr>
-              <w:t>17</w:t>
+              <w:t>18</w:t>
             </w:r>
             <w:r>
               <w:rPr>
@@ -1974,13 +1974,13 @@
               <w14:ligatures w14:val="standardContextual"/>
             </w:rPr>
           </w:pPr>
-          <w:hyperlink w:anchor="_Toc240916558" w:history="1">
+          <w:hyperlink w:anchor="_Toc240919848" w:history="1">
             <w:r>
               <w:rPr>
                 <w:rStyle w:val="Hyperlink"/>
                 <w:noProof/>
               </w:rPr>
-              <w:t>6.7 Reserve Activation</w:t>
+              <w:t>6.7 Follow-ups due</w:t>
             </w:r>
             <w:r>
               <w:rPr>
@@ -1998,7 +1998,7 @@
               <w:rPr>
                 <w:noProof/>
               </w:rPr>
-              <w:instrText xml:space="preserve"> PAGEREF _Toc240916558 \h </w:instrText>
+              <w:instrText xml:space="preserve"> PAGEREF _Toc240919848 \h </w:instrText>
             </w:r>
             <w:r>
               <w:rPr>
@@ -2015,7 +2015,74 @@
               <w:rPr>
                 <w:noProof/>
               </w:rPr>
-              <w:t>17</w:t>
+              <w:t>19</w:t>
+            </w:r>
+            <w:r>
+              <w:rPr>
+                <w:noProof/>
+              </w:rPr>
+              <w:fldChar w:fldCharType="end"/>
+            </w:r>
+          </w:hyperlink>
+        </w:p>
+        <w:p>
+          <w:pPr>
+            <w:pStyle w:val="TOC2"/>
+            <w:tabs>
+              <w:tab w:val="right" w:leader="dot" w:pos="9402"/>
+            </w:tabs>
+            <w:rPr>
+              <w:rFonts w:asciiTheme="minorHAnsi" w:eastAsiaTheme="minorEastAsia" w:hAnsiTheme="minorHAnsi" w:cstheme="minorBidi"/>
+              <w:noProof/>
+              <w:color w:val="auto"/>
+              <w:kern w:val="2"/>
+              <w:sz w:val="24"/>
+              <w:szCs w:val="24"/>
+              <w14:ligatures w14:val="standardContextual"/>
+            </w:rPr>
+          </w:pPr>
+          <w:hyperlink w:anchor="_Toc240919849" w:history="1">
+            <w:r>
+              <w:rPr>
+                <w:rStyle w:val="Hyperlink"/>
+                <w:noProof/>
+              </w:rPr>
+              <w:t>6.8 Reserve Activation</w:t>
+            </w:r>
+            <w:r>
+              <w:rPr>
+                <w:noProof/>
+              </w:rPr>
+              <w:tab/>
+            </w:r>
+            <w:r>
+              <w:rPr>
+                <w:noProof/>
+              </w:rPr>
+              <w:fldChar w:fldCharType="begin"/>
+            </w:r>
+            <w:r>
+              <w:rPr>
+                <w:noProof/>
+              </w:rPr>
+              <w:instrText xml:space="preserve"> PAGEREF _Toc240919849 \h </w:instrText>
+            </w:r>
+            <w:r>
+              <w:rPr>
+                <w:noProof/>
+              </w:rPr>
+            </w:r>
+            <w:r>
+              <w:rPr>
+                <w:noProof/>
+              </w:rPr>
+              <w:fldChar w:fldCharType="separate"/>
+            </w:r>
+            <w:r>
+              <w:rPr>
+                <w:noProof/>
+              </w:rPr>
+              <w:t>19</w:t>
             </w:r>
             <w:r>
               <w:rPr>
@@ -2041,7 +2108,7 @@
               <w14:ligatures w14:val="standardContextual"/>
             </w:rPr>
           </w:pPr>
-          <w:hyperlink w:anchor="_Toc240916559" w:history="1">
+          <w:hyperlink w:anchor="_Toc240919850" w:history="1">
             <w:r>
               <w:rPr>
                 <w:rStyle w:val="Hyperlink"/>
@@ -2065,7 +2132,7 @@
               <w:rPr>
                 <w:noProof/>
               </w:rPr>
-              <w:instrText xml:space="preserve"> PAGEREF _Toc240916559 \h </w:instrText>
+              <w:instrText xml:space="preserve"> PAGEREF _Toc240919850 \h </w:instrText>
             </w:r>
             <w:r>
               <w:rPr>
@@ -2082,7 +2149,7 @@
               <w:rPr>
                 <w:noProof/>
               </w:rPr>
-              <w:t>19</w:t>
+              <w:t>21</w:t>
             </w:r>
             <w:r>
               <w:rPr>
@@ -2108,7 +2175,7 @@
               <w14:ligatures w14:val="standardContextual"/>
             </w:rPr>
           </w:pPr>
-          <w:hyperlink w:anchor="_Toc240916560" w:history="1">
+          <w:hyperlink w:anchor="_Toc240919851" w:history="1">
             <w:r>
               <w:rPr>
                 <w:rStyle w:val="Hyperlink"/>
@@ -2132,7 +2199,7 @@
               <w:rPr>
                 <w:noProof/>
               </w:rPr>
-              <w:instrText xml:space="preserve"> PAGEREF _Toc240916560 \h </w:instrText>
+              <w:instrText xml:space="preserve"> PAGEREF _Toc240919851 \h </w:instrText>
             </w:r>
             <w:r>
               <w:rPr>
@@ -2149,7 +2216,7 @@
               <w:rPr>
                 <w:noProof/>
               </w:rPr>
-              <w:t>19</w:t>
+              <w:t>21</w:t>
             </w:r>
             <w:r>
               <w:rPr>
@@ -2175,7 +2242,7 @@
               <w14:ligatures w14:val="standardContextual"/>
             </w:rPr>
           </w:pPr>
-          <w:hyperlink w:anchor="_Toc240916561" w:history="1">
+          <w:hyperlink w:anchor="_Toc240919852" w:history="1">
             <w:r>
               <w:rPr>
                 <w:rStyle w:val="Hyperlink"/>
@@ -2199,7 +2266,7 @@
               <w:rPr>
                 <w:noProof/>
               </w:rPr>
-              <w:instrText xml:space="preserve"> PAGEREF _Toc240916561 \h </w:instrText>
+              <w:instrText xml:space="preserve"> PAGEREF _Toc240919852 \h </w:instrText>
             </w:r>
             <w:r>
               <w:rPr>
@@ -2216,7 +2283,7 @@
               <w:rPr>
                 <w:noProof/>
               </w:rPr>
-              <w:t>19</w:t>
+              <w:t>21</w:t>
             </w:r>
             <w:r>
               <w:rPr>
@@ -2242,7 +2309,7 @@
               <w14:ligatures w14:val="standardContextual"/>
             </w:rPr>
           </w:pPr>
-          <w:hyperlink w:anchor="_Toc240916562" w:history="1">
+          <w:hyperlink w:anchor="_Toc240919853" w:history="1">
             <w:r>
               <w:rPr>
                 <w:rStyle w:val="Hyperlink"/>
@@ -2266,7 +2333,7 @@
               <w:rPr>
                 <w:noProof/>
               </w:rPr>
-              <w:instrText xml:space="preserve"> PAGEREF _Toc240916562 \h </w:instrText>
+              <w:instrText xml:space="preserve"> PAGEREF _Toc240919853 \h </w:instrText>
             </w:r>
             <w:r>
               <w:rPr>
@@ -2283,7 +2350,7 @@
               <w:rPr>
                 <w:noProof/>
               </w:rPr>
-              <w:t>21</w:t>
+              <w:t>23</w:t>
             </w:r>
             <w:r>
               <w:rPr>
@@ -2309,7 +2376,7 @@
               <w14:ligatures w14:val="standardContextual"/>
             </w:rPr>
           </w:pPr>
-          <w:hyperlink w:anchor="_Toc240916563" w:history="1">
+          <w:hyperlink w:anchor="_Toc240919854" w:history="1">
             <w:r>
               <w:rPr>
                 <w:rStyle w:val="Hyperlink"/>
@@ -2333,7 +2400,7 @@
               <w:rPr>
                 <w:noProof/>
               </w:rPr>
-              <w:instrText xml:space="preserve"> PAGEREF _Toc240916563 \h </w:instrText>
+              <w:instrText xml:space="preserve"> PAGEREF _Toc240919854 \h </w:instrText>
             </w:r>
             <w:r>
               <w:rPr>
@@ -2350,7 +2417,7 @@
               <w:rPr>
                 <w:noProof/>
               </w:rPr>
-              <w:t>21</w:t>
+              <w:t>23</w:t>
             </w:r>
             <w:r>
               <w:rPr>
@@ -2376,7 +2443,7 @@
               <w14:ligatures w14:val="standardContextual"/>
             </w:rPr>
           </w:pPr>
-          <w:hyperlink w:anchor="_Toc240916564" w:history="1">
+          <w:hyperlink w:anchor="_Toc240919855" w:history="1">
             <w:r>
               <w:rPr>
                 <w:rStyle w:val="Hyperlink"/>
@@ -2400,7 +2467,7 @@
               <w:rPr>
                 <w:noProof/>
               </w:rPr>
-              <w:instrText xml:space="preserve"> PAGEREF _Toc240916564 \h </w:instrText>
+              <w:instrText xml:space="preserve"> PAGEREF _Toc240919855 \h </w:instrText>
             </w:r>
             <w:r>
               <w:rPr>
@@ -2417,7 +2484,7 @@
               <w:rPr>
                 <w:noProof/>
               </w:rPr>
-              <w:t>21</w:t>
+              <w:t>23</w:t>
             </w:r>
             <w:r>
               <w:rPr>
@@ -2443,7 +2510,7 @@
               <w14:ligatures w14:val="standardContextual"/>
             </w:rPr>
           </w:pPr>
-          <w:hyperlink w:anchor="_Toc240916565" w:history="1">
+          <w:hyperlink w:anchor="_Toc240919856" w:history="1">
             <w:r>
               <w:rPr>
                 <w:rStyle w:val="Hyperlink"/>
@@ -2467,7 +2534,7 @@
               <w:rPr>
                 <w:noProof/>
               </w:rPr>
-              <w:instrText xml:space="preserve"> PAGEREF _Toc240916565 \h </w:instrText>
+              <w:instrText xml:space="preserve"> PAGEREF _Toc240919856 \h </w:instrText>
             </w:r>
             <w:r>
               <w:rPr>
@@ -2484,7 +2551,7 @@
               <w:rPr>
                 <w:noProof/>
               </w:rPr>
-              <w:t>21</w:t>
+              <w:t>23</w:t>
             </w:r>
             <w:r>
               <w:rPr>
@@ -2510,7 +2577,7 @@
               <w14:ligatures w14:val="standardContextual"/>
             </w:rPr>
           </w:pPr>
-          <w:hyperlink w:anchor="_Toc240916566" w:history="1">
+          <w:hyperlink w:anchor="_Toc240919857" w:history="1">
             <w:r>
               <w:rPr>
                 <w:rStyle w:val="Hyperlink"/>
@@ -2534,7 +2601,7 @@
               <w:rPr>
                 <w:noProof/>
               </w:rPr>
-              <w:instrText xml:space="preserve"> PAGEREF _Toc240916566 \h </w:instrText>
+              <w:instrText xml:space="preserve"> PAGEREF _Toc240919857 \h </w:instrText>
             </w:r>
             <w:r>
               <w:rPr>
@@ -2551,7 +2618,7 @@
               <w:rPr>
                 <w:noProof/>
               </w:rPr>
-              <w:t>23</w:t>
+              <w:t>25</w:t>
             </w:r>
             <w:r>
               <w:rPr>
@@ -2577,7 +2644,7 @@
               <w14:ligatures w14:val="standardContextual"/>
             </w:rPr>
           </w:pPr>
-          <w:hyperlink w:anchor="_Toc240916567" w:history="1">
+          <w:hyperlink w:anchor="_Toc240919858" w:history="1">
             <w:r>
               <w:rPr>
                 <w:rStyle w:val="Hyperlink"/>
@@ -2601,7 +2668,7 @@
               <w:rPr>
                 <w:noProof/>
               </w:rPr>
-              <w:instrText xml:space="preserve"> PAGEREF _Toc240916567 \h </w:instrText>
+              <w:instrText xml:space="preserve"> PAGEREF _Toc240919858 \h </w:instrText>
             </w:r>
             <w:r>
               <w:rPr>
@@ -2618,7 +2685,7 @@
               <w:rPr>
                 <w:noProof/>
               </w:rPr>
-              <w:t>23</w:t>
+              <w:t>25</w:t>
             </w:r>
             <w:r>
               <w:rPr>
@@ -2644,7 +2711,7 @@
               <w14:ligatures w14:val="standardContextual"/>
             </w:rPr>
           </w:pPr>
-          <w:hyperlink w:anchor="_Toc240916568" w:history="1">
+          <w:hyperlink w:anchor="_Toc240919859" w:history="1">
             <w:r>
               <w:rPr>
                 <w:rStyle w:val="Hyperlink"/>
@@ -2668,7 +2735,7 @@
               <w:rPr>
                 <w:noProof/>
               </w:rPr>
-              <w:instrText xml:space="preserve"> PAGEREF _Toc240916568 \h </w:instrText>
+              <w:instrText xml:space="preserve"> PAGEREF _Toc240919859 \h </w:instrText>
             </w:r>
             <w:r>
               <w:rPr>
@@ -2685,7 +2752,7 @@
               <w:rPr>
                 <w:noProof/>
               </w:rPr>
-              <w:t>23</w:t>
+              <w:t>25</w:t>
             </w:r>
             <w:r>
               <w:rPr>
@@ -2711,7 +2778,7 @@
               <w14:ligatures w14:val="standardContextual"/>
             </w:rPr>
           </w:pPr>
-          <w:hyperlink w:anchor="_Toc240916569" w:history="1">
+          <w:hyperlink w:anchor="_Toc240919860" w:history="1">
             <w:r>
               <w:rPr>
                 <w:rStyle w:val="Hyperlink"/>
@@ -2735,7 +2802,7 @@
               <w:rPr>
                 <w:noProof/>
               </w:rPr>
-              <w:instrText xml:space="preserve"> PAGEREF _Toc240916569 \h </w:instrText>
+              <w:instrText xml:space="preserve"> PAGEREF _Toc240919860 \h </w:instrText>
             </w:r>
             <w:r>
               <w:rPr>
@@ -2752,7 +2819,7 @@
               <w:rPr>
                 <w:noProof/>
               </w:rPr>
-              <w:t>24</w:t>
+              <w:t>26</w:t>
             </w:r>
             <w:r>
               <w:rPr>
@@ -2778,7 +2845,7 @@
               <w14:ligatures w14:val="standardContextual"/>
             </w:rPr>
           </w:pPr>
-          <w:hyperlink w:anchor="_Toc240916570" w:history="1">
+          <w:hyperlink w:anchor="_Toc240919861" w:history="1">
             <w:r>
               <w:rPr>
                 <w:rStyle w:val="Hyperlink"/>
@@ -2802,7 +2869,7 @@
               <w:rPr>
                 <w:noProof/>
               </w:rPr>
-              <w:instrText xml:space="preserve"> PAGEREF _Toc240916570 \h </w:instrText>
+              <w:instrText xml:space="preserve"> PAGEREF _Toc240919861 \h </w:instrText>
             </w:r>
             <w:r>
               <w:rPr>
@@ -2819,7 +2886,7 @@
               <w:rPr>
                 <w:noProof/>
               </w:rPr>
-              <w:t>25</w:t>
+              <w:t>27</w:t>
             </w:r>
             <w:r>
               <w:rPr>
@@ -2845,7 +2912,7 @@
               <w14:ligatures w14:val="standardContextual"/>
             </w:rPr>
           </w:pPr>
-          <w:hyperlink w:anchor="_Toc240916571" w:history="1">
+          <w:hyperlink w:anchor="_Toc240919862" w:history="1">
             <w:r>
               <w:rPr>
                 <w:rStyle w:val="Hyperlink"/>
@@ -2869,7 +2936,7 @@
               <w:rPr>
                 <w:noProof/>
               </w:rPr>
-              <w:instrText xml:space="preserve"> PAGEREF _Toc240916571 \h </w:instrText>
+              <w:instrText xml:space="preserve"> PAGEREF _Toc240919862 \h </w:instrText>
             </w:r>
             <w:r>
               <w:rPr>
@@ -2886,7 +2953,7 @@
               <w:rPr>
                 <w:noProof/>
               </w:rPr>
-              <w:t>27</w:t>
+              <w:t>29</w:t>
             </w:r>
             <w:r>
               <w:rPr>
@@ -2912,7 +2979,7 @@
               <w14:ligatures w14:val="standardContextual"/>
             </w:rPr>
           </w:pPr>
-          <w:hyperlink w:anchor="_Toc240916572" w:history="1">
+          <w:hyperlink w:anchor="_Toc240919863" w:history="1">
             <w:r>
               <w:rPr>
                 <w:rStyle w:val="Hyperlink"/>
@@ -2936,7 +3003,7 @@
               <w:rPr>
                 <w:noProof/>
               </w:rPr>
-              <w:instrText xml:space="preserve"> PAGEREF _Toc240916572 \h </w:instrText>
+              <w:instrText xml:space="preserve"> PAGEREF _Toc240919863 \h </w:instrText>
             </w:r>
             <w:r>
               <w:rPr>
@@ -2953,7 +3020,7 @@
               <w:rPr>
                 <w:noProof/>
               </w:rPr>
-              <w:t>27</w:t>
+              <w:t>29</w:t>
             </w:r>
             <w:r>
               <w:rPr>
@@ -2979,7 +3046,7 @@
               <w14:ligatures w14:val="standardContextual"/>
             </w:rPr>
           </w:pPr>
-          <w:hyperlink w:anchor="_Toc240916573" w:history="1">
+          <w:hyperlink w:anchor="_Toc240919864" w:history="1">
             <w:r>
               <w:rPr>
                 <w:rStyle w:val="Hyperlink"/>
@@ -3003,7 +3070,7 @@
               <w:rPr>
                 <w:noProof/>
               </w:rPr>
-              <w:instrText xml:space="preserve"> PAGEREF _Toc240916573 \h </w:instrText>
+              <w:instrText xml:space="preserve"> PAGEREF _Toc240919864 \h </w:instrText>
             </w:r>
             <w:r>
               <w:rPr>
@@ -3020,7 +3087,7 @@
               <w:rPr>
                 <w:noProof/>
               </w:rPr>
-              <w:t>29</w:t>
+              <w:t>31</w:t>
             </w:r>
             <w:r>
               <w:rPr>
@@ -3046,7 +3113,7 @@
               <w14:ligatures w14:val="standardContextual"/>
             </w:rPr>
           </w:pPr>
-          <w:hyperlink w:anchor="_Toc240916574" w:history="1">
+          <w:hyperlink w:anchor="_Toc240919865" w:history="1">
             <w:r>
               <w:rPr>
                 <w:rStyle w:val="Hyperlink"/>
@@ -3070,7 +3137,7 @@
               <w:rPr>
                 <w:noProof/>
               </w:rPr>
-              <w:instrText xml:space="preserve"> PAGEREF _Toc240916574 \h </w:instrText>
+              <w:instrText xml:space="preserve"> PAGEREF _Toc240919865 \h </w:instrText>
             </w:r>
             <w:r>
               <w:rPr>
@@ -3087,7 +3154,7 @@
               <w:rPr>
                 <w:noProof/>
               </w:rPr>
-              <w:t>29</w:t>
+              <w:t>31</w:t>
             </w:r>
             <w:r>
               <w:rPr>
@@ -3113,7 +3180,7 @@
               <w14:ligatures w14:val="standardContextual"/>
             </w:rPr>
           </w:pPr>
-          <w:hyperlink w:anchor="_Toc240916575" w:history="1">
+          <w:hyperlink w:anchor="_Toc240919866" w:history="1">
             <w:r>
               <w:rPr>
                 <w:rStyle w:val="Hyperlink"/>
@@ -3137,7 +3204,7 @@
               <w:rPr>
                 <w:noProof/>
               </w:rPr>
-              <w:instrText xml:space="preserve"> PAGEREF _Toc240916575 \h </w:instrText>
+              <w:instrText xml:space="preserve"> PAGEREF _Toc240919866 \h </w:instrText>
             </w:r>
             <w:r>
               <w:rPr>
@@ -3154,7 +3221,7 @@
               <w:rPr>
                 <w:noProof/>
               </w:rPr>
-              <w:t>29</w:t>
+              <w:t>31</w:t>
             </w:r>
             <w:r>
               <w:rPr>
@@ -3180,7 +3247,7 @@
               <w14:ligatures w14:val="standardContextual"/>
             </w:rPr>
           </w:pPr>
-          <w:hyperlink w:anchor="_Toc240916576" w:history="1">
+          <w:hyperlink w:anchor="_Toc240919867" w:history="1">
             <w:r>
               <w:rPr>
                 <w:rStyle w:val="Hyperlink"/>
@@ -3204,7 +3271,7 @@
               <w:rPr>
                 <w:noProof/>
               </w:rPr>
-              <w:instrText xml:space="preserve"> PAGEREF _Toc240916576 \h </w:instrText>
+              <w:instrText xml:space="preserve"> PAGEREF _Toc240919867 \h </w:instrText>
             </w:r>
             <w:r>
               <w:rPr>
@@ -3221,7 +3288,7 @@
               <w:rPr>
                 <w:noProof/>
               </w:rPr>
-              <w:t>29</w:t>
+              <w:t>31</w:t>
             </w:r>
             <w:r>
               <w:rPr>
@@ -3243,7 +3310,7 @@
         <w:pStyle w:val="Heading1"/>
         <w:pageBreakBefore/>
       </w:pPr>
-      <w:bookmarkStart w:id="0" w:name="_Toc240916537"/>
+      <w:bookmarkStart w:id="0" w:name="_Toc240919827"/>
       <w:r>
         <w:lastRenderedPageBreak/>
         <w:t>1. About this reference</w:t>
@@ -3309,7 +3376,7 @@
           <w:left w:w="10" w:type="dxa"/>
           <w:right w:w="10" w:type="dxa"/>
         </w:tblCellMar>
-        <w:tblLook w:val="0000" w:firstRow="0" w:lastRow="0" w:firstColumn="0" w:lastColumn="0" w:noHBand="0" w:noVBand="0"/>
+        <w:tblLook w:val="04A0" w:firstRow="1" w:lastRow="0" w:firstColumn="1" w:lastColumn="0" w:noHBand="0" w:noVBand="1"/>
       </w:tblPr>
       <w:tblGrid>
         <w:gridCol w:w="2635"/>
@@ -3696,7 +3763,7 @@
         <w:pStyle w:val="Heading1"/>
         <w:pageBreakBefore/>
       </w:pPr>
-      <w:bookmarkStart w:id="1" w:name="_Toc240916538"/>
+      <w:bookmarkStart w:id="1" w:name="_Toc240919828"/>
       <w:r>
         <w:lastRenderedPageBreak/>
         <w:t>2. Rules that apply on every screen</w:t>
@@ -3913,7 +3980,7 @@
         <w:pStyle w:val="Heading1"/>
         <w:pageBreakBefore/>
       </w:pPr>
-      <w:bookmarkStart w:id="2" w:name="_Toc240916539"/>
+      <w:bookmarkStart w:id="2" w:name="_Toc240919829"/>
       <w:r>
         <w:lastRenderedPageBreak/>
         <w:t>3. Who can open which screen</w:t>
@@ -3943,7 +4010,7 @@
           <w:left w:w="10" w:type="dxa"/>
           <w:right w:w="10" w:type="dxa"/>
         </w:tblCellMar>
-        <w:tblLook w:val="0000" w:firstRow="0" w:lastRow="0" w:firstColumn="0" w:lastColumn="0" w:noHBand="0" w:noVBand="0"/>
+        <w:tblLook w:val="04A0" w:firstRow="1" w:lastRow="0" w:firstColumn="1" w:lastColumn="0" w:noHBand="0" w:noVBand="1"/>
       </w:tblPr>
       <w:tblGrid>
         <w:gridCol w:w="3388"/>
@@ -5993,7 +6060,7 @@
                 <w:sz w:val="19"/>
                 <w:szCs w:val="19"/>
               </w:rPr>
-              <w:t>Register Organisation</w:t>
+              <w:t>Interview sheet (verifying a locked profile)</w:t>
             </w:r>
           </w:p>
         </w:tc>
@@ -6060,6 +6127,13 @@
             <w:pPr>
               <w:spacing w:after="40"/>
             </w:pPr>
+            <w:r>
+              <w:rPr>
+                <w:sz w:val="19"/>
+                <w:szCs w:val="19"/>
+              </w:rPr>
+              <w:t>✓</w:t>
+            </w:r>
           </w:p>
         </w:tc>
         <w:tc>
@@ -6094,6 +6168,13 @@
             <w:pPr>
               <w:spacing w:after="40"/>
             </w:pPr>
+            <w:r>
+              <w:rPr>
+                <w:sz w:val="19"/>
+                <w:szCs w:val="19"/>
+              </w:rPr>
+              <w:t>✓</w:t>
+            </w:r>
           </w:p>
         </w:tc>
         <w:tc>
@@ -6184,7 +6265,7 @@
                 <w:sz w:val="19"/>
                 <w:szCs w:val="19"/>
               </w:rPr>
-              <w:t>Appointment Queue</w:t>
+              <w:t>Register Organisation</w:t>
             </w:r>
           </w:p>
         </w:tc>
@@ -6248,13 +6329,6 @@
             <w:pPr>
               <w:spacing w:after="40"/>
             </w:pPr>
-            <w:r>
-              <w:rPr>
-                <w:sz w:val="19"/>
-                <w:szCs w:val="19"/>
-              </w:rPr>
-              <w:t>✓</w:t>
-            </w:r>
           </w:p>
         </w:tc>
         <w:tc>
@@ -6375,7 +6449,7 @@
                 <w:sz w:val="19"/>
                 <w:szCs w:val="19"/>
               </w:rPr>
-              <w:t>Follow-ups due</w:t>
+              <w:t>Appointment Queue</w:t>
             </w:r>
           </w:p>
         </w:tc>
@@ -6573,7 +6647,7 @@
                 <w:sz w:val="19"/>
                 <w:szCs w:val="19"/>
               </w:rPr>
-              <w:t>Reserve Activation</w:t>
+              <w:t>Follow-ups due</w:t>
             </w:r>
           </w:p>
         </w:tc>
@@ -6637,6 +6711,13 @@
             <w:pPr>
               <w:spacing w:after="40"/>
             </w:pPr>
+            <w:r>
+              <w:rPr>
+                <w:sz w:val="19"/>
+                <w:szCs w:val="19"/>
+              </w:rPr>
+              <w:t>✓</w:t>
+            </w:r>
           </w:p>
         </w:tc>
         <w:tc>
@@ -6757,7 +6838,7 @@
                 <w:sz w:val="19"/>
                 <w:szCs w:val="19"/>
               </w:rPr>
-              <w:t>QA Queue (with the KoboToolbox sync panel)</w:t>
+              <w:t>Reserve Activation</w:t>
             </w:r>
           </w:p>
         </w:tc>
@@ -6841,13 +6922,6 @@
             <w:pPr>
               <w:spacing w:after="40"/>
             </w:pPr>
-            <w:r>
-              <w:rPr>
-                <w:sz w:val="19"/>
-                <w:szCs w:val="19"/>
-              </w:rPr>
-              <w:t>✓</w:t>
-            </w:r>
           </w:p>
         </w:tc>
         <w:tc>
@@ -6955,7 +7029,7 @@
                 <w:sz w:val="19"/>
                 <w:szCs w:val="19"/>
               </w:rPr>
-              <w:t>QA Exceptions</w:t>
+              <w:t>QA Queue (with the KoboToolbox sync panel)</w:t>
             </w:r>
           </w:p>
         </w:tc>
@@ -7146,7 +7220,7 @@
                 <w:sz w:val="19"/>
                 <w:szCs w:val="19"/>
               </w:rPr>
-              <w:t>KII Register</w:t>
+              <w:t>QA Exceptions</w:t>
             </w:r>
           </w:p>
         </w:tc>
@@ -7230,6 +7304,13 @@
             <w:pPr>
               <w:spacing w:after="40"/>
             </w:pPr>
+            <w:r>
+              <w:rPr>
+                <w:sz w:val="19"/>
+                <w:szCs w:val="19"/>
+              </w:rPr>
+              <w:t>✓</w:t>
+            </w:r>
           </w:p>
         </w:tc>
         <w:tc>
@@ -7247,13 +7328,6 @@
             <w:pPr>
               <w:spacing w:after="40"/>
             </w:pPr>
-            <w:r>
-              <w:rPr>
-                <w:sz w:val="19"/>
-                <w:szCs w:val="19"/>
-              </w:rPr>
-              <w:t>✓</w:t>
-            </w:r>
           </w:p>
         </w:tc>
         <w:tc>
@@ -7344,7 +7418,7 @@
                 <w:sz w:val="19"/>
                 <w:szCs w:val="19"/>
               </w:rPr>
-              <w:t>New KII Record</w:t>
+              <w:t>KII Register</w:t>
             </w:r>
           </w:p>
         </w:tc>
@@ -7495,6 +7569,13 @@
             <w:pPr>
               <w:spacing w:after="40"/>
             </w:pPr>
+            <w:r>
+              <w:rPr>
+                <w:sz w:val="19"/>
+                <w:szCs w:val="19"/>
+              </w:rPr>
+              <w:t>✓</w:t>
+            </w:r>
           </w:p>
         </w:tc>
       </w:tr>
@@ -7528,7 +7609,7 @@
                 <w:sz w:val="19"/>
                 <w:szCs w:val="19"/>
               </w:rPr>
-              <w:t>KII record</w:t>
+              <w:t>New KII Record</w:t>
             </w:r>
           </w:p>
         </w:tc>
@@ -7687,13 +7768,6 @@
             <w:pPr>
               <w:spacing w:after="40"/>
             </w:pPr>
-            <w:r>
-              <w:rPr>
-                <w:sz w:val="19"/>
-                <w:szCs w:val="19"/>
-              </w:rPr>
-              <w:t>✓</w:t>
-            </w:r>
           </w:p>
         </w:tc>
       </w:tr>
@@ -7726,7 +7800,7 @@
                 <w:sz w:val="19"/>
                 <w:szCs w:val="19"/>
               </w:rPr>
-              <w:t>Documents (the corpus)</w:t>
+              <w:t>KII record</w:t>
             </w:r>
           </w:p>
         </w:tc>
@@ -7822,6 +7896,13 @@
             <w:pPr>
               <w:spacing w:after="40"/>
             </w:pPr>
+            <w:r>
+              <w:rPr>
+                <w:sz w:val="19"/>
+                <w:szCs w:val="19"/>
+              </w:rPr>
+              <w:t>✓</w:t>
+            </w:r>
           </w:p>
         </w:tc>
         <w:tc>
@@ -7838,13 +7919,6 @@
             <w:pPr>
               <w:spacing w:after="40"/>
             </w:pPr>
-            <w:r>
-              <w:rPr>
-                <w:sz w:val="19"/>
-                <w:szCs w:val="19"/>
-              </w:rPr>
-              <w:t>✓</w:t>
-            </w:r>
           </w:p>
         </w:tc>
         <w:tc>
@@ -7917,7 +7991,7 @@
                 <w:sz w:val="19"/>
                 <w:szCs w:val="19"/>
               </w:rPr>
-              <w:t>New Documentary Evidence Record</w:t>
+              <w:t>Documents (the corpus)</w:t>
             </w:r>
           </w:p>
         </w:tc>
@@ -8076,6 +8150,13 @@
             <w:pPr>
               <w:spacing w:after="40"/>
             </w:pPr>
+            <w:r>
+              <w:rPr>
+                <w:sz w:val="19"/>
+                <w:szCs w:val="19"/>
+              </w:rPr>
+              <w:t>✓</w:t>
+            </w:r>
           </w:p>
         </w:tc>
       </w:tr>
@@ -8108,7 +8189,7 @@
                 <w:sz w:val="19"/>
                 <w:szCs w:val="19"/>
               </w:rPr>
-              <w:t>Document record</w:t>
+              <w:t>New Documentary Evidence Record</w:t>
             </w:r>
           </w:p>
         </w:tc>
@@ -8259,13 +8340,6 @@
             <w:pPr>
               <w:spacing w:after="40"/>
             </w:pPr>
-            <w:r>
-              <w:rPr>
-                <w:sz w:val="19"/>
-                <w:szCs w:val="19"/>
-              </w:rPr>
-              <w:t>✓</w:t>
-            </w:r>
           </w:p>
         </w:tc>
       </w:tr>
@@ -8299,7 +8373,7 @@
                 <w:sz w:val="19"/>
                 <w:szCs w:val="19"/>
               </w:rPr>
-              <w:t>Auto-fill review screen</w:t>
+              <w:t>Document record</w:t>
             </w:r>
           </w:p>
         </w:tc>
@@ -8497,7 +8571,7 @@
                 <w:sz w:val="19"/>
                 <w:szCs w:val="19"/>
               </w:rPr>
-              <w:t>Completed forms (Form PDFs)</w:t>
+              <w:t>Auto-fill review screen</w:t>
             </w:r>
           </w:p>
         </w:tc>
@@ -8577,13 +8651,6 @@
             <w:pPr>
               <w:spacing w:after="40"/>
             </w:pPr>
-            <w:r>
-              <w:rPr>
-                <w:sz w:val="19"/>
-                <w:szCs w:val="19"/>
-              </w:rPr>
-              <w:t>✓</w:t>
-            </w:r>
           </w:p>
         </w:tc>
         <w:tc>
@@ -8600,13 +8667,6 @@
             <w:pPr>
               <w:spacing w:after="40"/>
             </w:pPr>
-            <w:r>
-              <w:rPr>
-                <w:sz w:val="19"/>
-                <w:szCs w:val="19"/>
-              </w:rPr>
-              <w:t>✓</w:t>
-            </w:r>
           </w:p>
         </w:tc>
         <w:tc>
@@ -8702,7 +8762,7 @@
                 <w:sz w:val="19"/>
                 <w:szCs w:val="19"/>
               </w:rPr>
-              <w:t>Cost Dashboard</w:t>
+              <w:t>Completed forms (Form PDFs)</w:t>
             </w:r>
           </w:p>
         </w:tc>
@@ -8786,6 +8846,13 @@
             <w:pPr>
               <w:spacing w:after="40"/>
             </w:pPr>
+            <w:r>
+              <w:rPr>
+                <w:sz w:val="19"/>
+                <w:szCs w:val="19"/>
+              </w:rPr>
+              <w:t>✓</w:t>
+            </w:r>
           </w:p>
         </w:tc>
         <w:tc>
@@ -8803,6 +8870,13 @@
             <w:pPr>
               <w:spacing w:after="40"/>
             </w:pPr>
+            <w:r>
+              <w:rPr>
+                <w:sz w:val="19"/>
+                <w:szCs w:val="19"/>
+              </w:rPr>
+              <w:t>✓</w:t>
+            </w:r>
           </w:p>
         </w:tc>
         <w:tc>
@@ -8820,6 +8894,13 @@
             <w:pPr>
               <w:spacing w:after="40"/>
             </w:pPr>
+            <w:r>
+              <w:rPr>
+                <w:sz w:val="19"/>
+                <w:szCs w:val="19"/>
+              </w:rPr>
+              <w:t>✓</w:t>
+            </w:r>
           </w:p>
         </w:tc>
         <w:tc>
@@ -8837,13 +8918,6 @@
             <w:pPr>
               <w:spacing w:after="40"/>
             </w:pPr>
-            <w:r>
-              <w:rPr>
-                <w:sz w:val="19"/>
-                <w:szCs w:val="19"/>
-              </w:rPr>
-              <w:t>✓</w:t>
-            </w:r>
           </w:p>
         </w:tc>
         <w:tc>
@@ -8900,7 +8974,7 @@
                 <w:sz w:val="19"/>
                 <w:szCs w:val="19"/>
               </w:rPr>
-              <w:t>Audit Log</w:t>
+              <w:t>Cost Dashboard</w:t>
             </w:r>
           </w:p>
         </w:tc>
@@ -8941,6 +9015,13 @@
             <w:pPr>
               <w:spacing w:after="40"/>
             </w:pPr>
+            <w:r>
+              <w:rPr>
+                <w:sz w:val="19"/>
+                <w:szCs w:val="19"/>
+              </w:rPr>
+              <w:t>✓</w:t>
+            </w:r>
           </w:p>
         </w:tc>
         <w:tc>
@@ -9021,6 +9102,13 @@
             <w:pPr>
               <w:spacing w:after="40"/>
             </w:pPr>
+            <w:r>
+              <w:rPr>
+                <w:sz w:val="19"/>
+                <w:szCs w:val="19"/>
+              </w:rPr>
+              <w:t>✓</w:t>
+            </w:r>
           </w:p>
         </w:tc>
         <w:tc>
@@ -9037,6 +9125,13 @@
             <w:pPr>
               <w:spacing w:after="40"/>
             </w:pPr>
+            <w:r>
+              <w:rPr>
+                <w:sz w:val="19"/>
+                <w:szCs w:val="19"/>
+              </w:rPr>
+              <w:t>✓</w:t>
+            </w:r>
           </w:p>
         </w:tc>
       </w:tr>
@@ -9070,6 +9165,184 @@
                 <w:sz w:val="19"/>
                 <w:szCs w:val="19"/>
               </w:rPr>
+              <w:lastRenderedPageBreak/>
+              <w:t>Audit Log</w:t>
+            </w:r>
+          </w:p>
+        </w:tc>
+        <w:tc>
+          <w:tcPr>
+            <w:tcW w:w="753" w:type="dxa"/>
+            <w:shd w:val="clear" w:color="auto" w:fill="F8FAFB"/>
+            <w:tcMar>
+              <w:top w:w="70" w:type="dxa"/>
+              <w:left w:w="110" w:type="dxa"/>
+              <w:bottom w:w="70" w:type="dxa"/>
+              <w:right w:w="110" w:type="dxa"/>
+            </w:tcMar>
+          </w:tcPr>
+          <w:p>
+            <w:pPr>
+              <w:spacing w:after="40"/>
+            </w:pPr>
+            <w:r>
+              <w:rPr>
+                <w:sz w:val="19"/>
+                <w:szCs w:val="19"/>
+              </w:rPr>
+              <w:t>✓</w:t>
+            </w:r>
+          </w:p>
+        </w:tc>
+        <w:tc>
+          <w:tcPr>
+            <w:tcW w:w="753" w:type="dxa"/>
+            <w:shd w:val="clear" w:color="auto" w:fill="F8FAFB"/>
+            <w:tcMar>
+              <w:top w:w="70" w:type="dxa"/>
+              <w:left w:w="110" w:type="dxa"/>
+              <w:bottom w:w="70" w:type="dxa"/>
+              <w:right w:w="110" w:type="dxa"/>
+            </w:tcMar>
+          </w:tcPr>
+          <w:p>
+            <w:pPr>
+              <w:spacing w:after="40"/>
+            </w:pPr>
+          </w:p>
+        </w:tc>
+        <w:tc>
+          <w:tcPr>
+            <w:tcW w:w="753" w:type="dxa"/>
+            <w:shd w:val="clear" w:color="auto" w:fill="F8FAFB"/>
+            <w:tcMar>
+              <w:top w:w="70" w:type="dxa"/>
+              <w:left w:w="110" w:type="dxa"/>
+              <w:bottom w:w="70" w:type="dxa"/>
+              <w:right w:w="110" w:type="dxa"/>
+            </w:tcMar>
+          </w:tcPr>
+          <w:p>
+            <w:pPr>
+              <w:spacing w:after="40"/>
+            </w:pPr>
+          </w:p>
+        </w:tc>
+        <w:tc>
+          <w:tcPr>
+            <w:tcW w:w="753" w:type="dxa"/>
+            <w:shd w:val="clear" w:color="auto" w:fill="F8FAFB"/>
+            <w:tcMar>
+              <w:top w:w="70" w:type="dxa"/>
+              <w:left w:w="110" w:type="dxa"/>
+              <w:bottom w:w="70" w:type="dxa"/>
+              <w:right w:w="110" w:type="dxa"/>
+            </w:tcMar>
+          </w:tcPr>
+          <w:p>
+            <w:pPr>
+              <w:spacing w:after="40"/>
+            </w:pPr>
+          </w:p>
+        </w:tc>
+        <w:tc>
+          <w:tcPr>
+            <w:tcW w:w="753" w:type="dxa"/>
+            <w:shd w:val="clear" w:color="auto" w:fill="F8FAFB"/>
+            <w:tcMar>
+              <w:top w:w="70" w:type="dxa"/>
+              <w:left w:w="110" w:type="dxa"/>
+              <w:bottom w:w="70" w:type="dxa"/>
+              <w:right w:w="110" w:type="dxa"/>
+            </w:tcMar>
+          </w:tcPr>
+          <w:p>
+            <w:pPr>
+              <w:spacing w:after="40"/>
+            </w:pPr>
+          </w:p>
+        </w:tc>
+        <w:tc>
+          <w:tcPr>
+            <w:tcW w:w="753" w:type="dxa"/>
+            <w:shd w:val="clear" w:color="auto" w:fill="F8FAFB"/>
+            <w:tcMar>
+              <w:top w:w="70" w:type="dxa"/>
+              <w:left w:w="110" w:type="dxa"/>
+              <w:bottom w:w="70" w:type="dxa"/>
+              <w:right w:w="110" w:type="dxa"/>
+            </w:tcMar>
+          </w:tcPr>
+          <w:p>
+            <w:pPr>
+              <w:spacing w:after="40"/>
+            </w:pPr>
+          </w:p>
+        </w:tc>
+        <w:tc>
+          <w:tcPr>
+            <w:tcW w:w="753" w:type="dxa"/>
+            <w:shd w:val="clear" w:color="auto" w:fill="F8FAFB"/>
+            <w:tcMar>
+              <w:top w:w="70" w:type="dxa"/>
+              <w:left w:w="110" w:type="dxa"/>
+              <w:bottom w:w="70" w:type="dxa"/>
+              <w:right w:w="110" w:type="dxa"/>
+            </w:tcMar>
+          </w:tcPr>
+          <w:p>
+            <w:pPr>
+              <w:spacing w:after="40"/>
+            </w:pPr>
+          </w:p>
+        </w:tc>
+        <w:tc>
+          <w:tcPr>
+            <w:tcW w:w="753" w:type="dxa"/>
+            <w:shd w:val="clear" w:color="auto" w:fill="F8FAFB"/>
+            <w:tcMar>
+              <w:top w:w="70" w:type="dxa"/>
+              <w:left w:w="110" w:type="dxa"/>
+              <w:bottom w:w="70" w:type="dxa"/>
+              <w:right w:w="110" w:type="dxa"/>
+            </w:tcMar>
+          </w:tcPr>
+          <w:p>
+            <w:pPr>
+              <w:spacing w:after="40"/>
+            </w:pPr>
+          </w:p>
+        </w:tc>
+      </w:tr>
+      <w:tr>
+        <w:tblPrEx>
+          <w:tblCellMar>
+            <w:top w:w="0" w:type="dxa"/>
+            <w:bottom w:w="0" w:type="dxa"/>
+          </w:tblCellMar>
+        </w:tblPrEx>
+        <w:trPr>
+          <w:cantSplit/>
+        </w:trPr>
+        <w:tc>
+          <w:tcPr>
+            <w:tcW w:w="3388" w:type="dxa"/>
+            <w:tcMar>
+              <w:top w:w="70" w:type="dxa"/>
+              <w:left w:w="110" w:type="dxa"/>
+              <w:bottom w:w="70" w:type="dxa"/>
+              <w:right w:w="110" w:type="dxa"/>
+            </w:tcMar>
+          </w:tcPr>
+          <w:p>
+            <w:pPr>
+              <w:spacing w:after="40"/>
+            </w:pPr>
+            <w:r>
+              <w:rPr>
+                <w:sz w:val="19"/>
+                <w:szCs w:val="19"/>
+              </w:rPr>
               <w:t>Export</w:t>
             </w:r>
           </w:p>
@@ -9077,7 +9350,6 @@
         <w:tc>
           <w:tcPr>
             <w:tcW w:w="753" w:type="dxa"/>
-            <w:shd w:val="clear" w:color="auto" w:fill="F8FAFB"/>
             <w:tcMar>
               <w:top w:w="70" w:type="dxa"/>
               <w:left w:w="110" w:type="dxa"/>
@@ -9101,7 +9373,6 @@
         <w:tc>
           <w:tcPr>
             <w:tcW w:w="753" w:type="dxa"/>
-            <w:shd w:val="clear" w:color="auto" w:fill="F8FAFB"/>
             <w:tcMar>
               <w:top w:w="70" w:type="dxa"/>
               <w:left w:w="110" w:type="dxa"/>
@@ -9125,7 +9396,6 @@
         <w:tc>
           <w:tcPr>
             <w:tcW w:w="753" w:type="dxa"/>
-            <w:shd w:val="clear" w:color="auto" w:fill="F8FAFB"/>
             <w:tcMar>
               <w:top w:w="70" w:type="dxa"/>
               <w:left w:w="110" w:type="dxa"/>
@@ -9142,7 +9412,6 @@
         <w:tc>
           <w:tcPr>
             <w:tcW w:w="753" w:type="dxa"/>
-            <w:shd w:val="clear" w:color="auto" w:fill="F8FAFB"/>
             <w:tcMar>
               <w:top w:w="70" w:type="dxa"/>
               <w:left w:w="110" w:type="dxa"/>
@@ -9159,7 +9428,6 @@
         <w:tc>
           <w:tcPr>
             <w:tcW w:w="753" w:type="dxa"/>
-            <w:shd w:val="clear" w:color="auto" w:fill="F8FAFB"/>
             <w:tcMar>
               <w:top w:w="70" w:type="dxa"/>
               <w:left w:w="110" w:type="dxa"/>
@@ -9176,7 +9444,6 @@
         <w:tc>
           <w:tcPr>
             <w:tcW w:w="753" w:type="dxa"/>
-            <w:shd w:val="clear" w:color="auto" w:fill="F8FAFB"/>
             <w:tcMar>
               <w:top w:w="70" w:type="dxa"/>
               <w:left w:w="110" w:type="dxa"/>
@@ -9193,7 +9460,6 @@
         <w:tc>
           <w:tcPr>
             <w:tcW w:w="753" w:type="dxa"/>
-            <w:shd w:val="clear" w:color="auto" w:fill="F8FAFB"/>
             <w:tcMar>
               <w:top w:w="70" w:type="dxa"/>
               <w:left w:w="110" w:type="dxa"/>
@@ -9217,7 +9483,6 @@
         <w:tc>
           <w:tcPr>
             <w:tcW w:w="753" w:type="dxa"/>
-            <w:shd w:val="clear" w:color="auto" w:fill="F8FAFB"/>
             <w:tcMar>
               <w:top w:w="70" w:type="dxa"/>
               <w:left w:w="110" w:type="dxa"/>
@@ -9243,7 +9508,7 @@
         <w:pStyle w:val="Heading1"/>
         <w:pageBreakBefore/>
       </w:pPr>
-      <w:bookmarkStart w:id="3" w:name="_Toc240916540"/>
+      <w:bookmarkStart w:id="3" w:name="_Toc240919830"/>
       <w:r>
         <w:lastRenderedPageBreak/>
         <w:t>4. Signing in and your account</w:t>
@@ -9254,7 +9519,7 @@
       <w:pPr>
         <w:pStyle w:val="Heading2"/>
       </w:pPr>
-      <w:bookmarkStart w:id="4" w:name="_Toc240916541"/>
+      <w:bookmarkStart w:id="4" w:name="_Toc240919831"/>
       <w:r>
         <w:t>4.1 Sign in</w:t>
       </w:r>
@@ -9317,7 +9582,7 @@
           <w:left w:w="10" w:type="dxa"/>
           <w:right w:w="10" w:type="dxa"/>
         </w:tblCellMar>
-        <w:tblLook w:val="0000" w:firstRow="0" w:lastRow="0" w:firstColumn="0" w:lastColumn="0" w:noHBand="0" w:noVBand="0"/>
+        <w:tblLook w:val="04A0" w:firstRow="1" w:lastRow="0" w:firstColumn="1" w:lastColumn="0" w:noHBand="0" w:noVBand="1"/>
       </w:tblPr>
       <w:tblGrid>
         <w:gridCol w:w="1882"/>
@@ -9767,7 +10032,7 @@
       <w:pPr>
         <w:pStyle w:val="Heading2"/>
       </w:pPr>
-      <w:bookmarkStart w:id="5" w:name="_Toc240916542"/>
+      <w:bookmarkStart w:id="5" w:name="_Toc240919832"/>
       <w:r>
         <w:t>4.2 The header and menu bar (every screen)</w:t>
       </w:r>
@@ -9830,7 +10095,7 @@
           <w:left w:w="10" w:type="dxa"/>
           <w:right w:w="10" w:type="dxa"/>
         </w:tblCellMar>
-        <w:tblLook w:val="0000" w:firstRow="0" w:lastRow="0" w:firstColumn="0" w:lastColumn="0" w:noHBand="0" w:noVBand="0"/>
+        <w:tblLook w:val="04A0" w:firstRow="1" w:lastRow="0" w:firstColumn="1" w:lastColumn="0" w:noHBand="0" w:noVBand="1"/>
       </w:tblPr>
       <w:tblGrid>
         <w:gridCol w:w="1882"/>
@@ -10490,7 +10755,7 @@
       <w:pPr>
         <w:pStyle w:val="Heading2"/>
       </w:pPr>
-      <w:bookmarkStart w:id="6" w:name="_Toc240916543"/>
+      <w:bookmarkStart w:id="6" w:name="_Toc240919833"/>
       <w:r>
         <w:lastRenderedPageBreak/>
         <w:t>4.3 Change Password</w:t>
@@ -10554,7 +10819,7 @@
           <w:left w:w="10" w:type="dxa"/>
           <w:right w:w="10" w:type="dxa"/>
         </w:tblCellMar>
-        <w:tblLook w:val="0000" w:firstRow="0" w:lastRow="0" w:firstColumn="0" w:lastColumn="0" w:noHBand="0" w:noVBand="0"/>
+        <w:tblLook w:val="04A0" w:firstRow="1" w:lastRow="0" w:firstColumn="1" w:lastColumn="0" w:noHBand="0" w:noVBand="1"/>
       </w:tblPr>
       <w:tblGrid>
         <w:gridCol w:w="1882"/>
@@ -11112,7 +11377,7 @@
         <w:pStyle w:val="Heading1"/>
         <w:pageBreakBefore/>
       </w:pPr>
-      <w:bookmarkStart w:id="7" w:name="_Toc240916544"/>
+      <w:bookmarkStart w:id="7" w:name="_Toc240919834"/>
       <w:r>
         <w:lastRenderedPageBreak/>
         <w:t>5. Dashboards and Reports (read-only)</w:t>
@@ -11123,7 +11388,7 @@
       <w:pPr>
         <w:pStyle w:val="Heading2"/>
       </w:pPr>
-      <w:bookmarkStart w:id="8" w:name="_Toc240916545"/>
+      <w:bookmarkStart w:id="8" w:name="_Toc240919835"/>
       <w:r>
         <w:t>5.1 Executive Dashboard</w:t>
       </w:r>
@@ -11186,7 +11451,7 @@
           <w:left w:w="10" w:type="dxa"/>
           <w:right w:w="10" w:type="dxa"/>
         </w:tblCellMar>
-        <w:tblLook w:val="0000" w:firstRow="0" w:lastRow="0" w:firstColumn="0" w:lastColumn="0" w:noHBand="0" w:noVBand="0"/>
+        <w:tblLook w:val="04A0" w:firstRow="1" w:lastRow="0" w:firstColumn="1" w:lastColumn="0" w:noHBand="0" w:noVBand="1"/>
       </w:tblPr>
       <w:tblGrid>
         <w:gridCol w:w="1882"/>
@@ -11636,7 +11901,7 @@
       <w:pPr>
         <w:pStyle w:val="Heading2"/>
       </w:pPr>
-      <w:bookmarkStart w:id="9" w:name="_Toc240916546"/>
+      <w:bookmarkStart w:id="9" w:name="_Toc240919836"/>
       <w:r>
         <w:t>5.2 Sampling Dashboard</w:t>
       </w:r>
@@ -11699,7 +11964,7 @@
           <w:left w:w="10" w:type="dxa"/>
           <w:right w:w="10" w:type="dxa"/>
         </w:tblCellMar>
-        <w:tblLook w:val="0000" w:firstRow="0" w:lastRow="0" w:firstColumn="0" w:lastColumn="0" w:noHBand="0" w:noVBand="0"/>
+        <w:tblLook w:val="04A0" w:firstRow="1" w:lastRow="0" w:firstColumn="1" w:lastColumn="0" w:noHBand="0" w:noVBand="1"/>
       </w:tblPr>
       <w:tblGrid>
         <w:gridCol w:w="1882"/>
@@ -12149,7 +12414,7 @@
       <w:pPr>
         <w:pStyle w:val="Heading2"/>
       </w:pPr>
-      <w:bookmarkStart w:id="10" w:name="_Toc240916547"/>
+      <w:bookmarkStart w:id="10" w:name="_Toc240919837"/>
       <w:r>
         <w:t>5.3 Contact Dashboard</w:t>
       </w:r>
@@ -12213,7 +12478,7 @@
           <w:left w:w="10" w:type="dxa"/>
           <w:right w:w="10" w:type="dxa"/>
         </w:tblCellMar>
-        <w:tblLook w:val="0000" w:firstRow="0" w:lastRow="0" w:firstColumn="0" w:lastColumn="0" w:noHBand="0" w:noVBand="0"/>
+        <w:tblLook w:val="04A0" w:firstRow="1" w:lastRow="0" w:firstColumn="1" w:lastColumn="0" w:noHBand="0" w:noVBand="1"/>
       </w:tblPr>
       <w:tblGrid>
         <w:gridCol w:w="1882"/>
@@ -12453,7 +12718,7 @@
       <w:pPr>
         <w:pStyle w:val="Heading2"/>
       </w:pPr>
-      <w:bookmarkStart w:id="11" w:name="_Toc240916548"/>
+      <w:bookmarkStart w:id="11" w:name="_Toc240919838"/>
       <w:r>
         <w:t>5.4 QA Dashboard</w:t>
       </w:r>
@@ -12516,7 +12781,7 @@
           <w:left w:w="10" w:type="dxa"/>
           <w:right w:w="10" w:type="dxa"/>
         </w:tblCellMar>
-        <w:tblLook w:val="0000" w:firstRow="0" w:lastRow="0" w:firstColumn="0" w:lastColumn="0" w:noHBand="0" w:noVBand="0"/>
+        <w:tblLook w:val="04A0" w:firstRow="1" w:lastRow="0" w:firstColumn="1" w:lastColumn="0" w:noHBand="0" w:noVBand="1"/>
       </w:tblPr>
       <w:tblGrid>
         <w:gridCol w:w="1882"/>
@@ -13073,7 +13338,7 @@
       <w:pPr>
         <w:pStyle w:val="Heading2"/>
       </w:pPr>
-      <w:bookmarkStart w:id="12" w:name="_Toc240916549"/>
+      <w:bookmarkStart w:id="12" w:name="_Toc240919839"/>
       <w:r>
         <w:t>5.5 KII / Document Dashboard</w:t>
       </w:r>
@@ -13136,7 +13401,7 @@
           <w:left w:w="10" w:type="dxa"/>
           <w:right w:w="10" w:type="dxa"/>
         </w:tblCellMar>
-        <w:tblLook w:val="0000" w:firstRow="0" w:lastRow="0" w:firstColumn="0" w:lastColumn="0" w:noHBand="0" w:noVBand="0"/>
+        <w:tblLook w:val="04A0" w:firstRow="1" w:lastRow="0" w:firstColumn="1" w:lastColumn="0" w:noHBand="0" w:noVBand="1"/>
       </w:tblPr>
       <w:tblGrid>
         <w:gridCol w:w="1882"/>
@@ -13483,7 +13748,7 @@
       <w:pPr>
         <w:pStyle w:val="Heading2"/>
       </w:pPr>
-      <w:bookmarkStart w:id="13" w:name="_Toc240916550"/>
+      <w:bookmarkStart w:id="13" w:name="_Toc240919840"/>
       <w:r>
         <w:lastRenderedPageBreak/>
         <w:t>5.6 Reports</w:t>
@@ -13547,7 +13812,7 @@
           <w:left w:w="10" w:type="dxa"/>
           <w:right w:w="10" w:type="dxa"/>
         </w:tblCellMar>
-        <w:tblLook w:val="0000" w:firstRow="0" w:lastRow="0" w:firstColumn="0" w:lastColumn="0" w:noHBand="0" w:noVBand="0"/>
+        <w:tblLook w:val="04A0" w:firstRow="1" w:lastRow="0" w:firstColumn="1" w:lastColumn="0" w:noHBand="0" w:noVBand="1"/>
       </w:tblPr>
       <w:tblGrid>
         <w:gridCol w:w="1882"/>
@@ -13998,7 +14263,7 @@
         <w:pStyle w:val="Heading1"/>
         <w:pageBreakBefore/>
       </w:pPr>
-      <w:bookmarkStart w:id="14" w:name="_Toc240916551"/>
+      <w:bookmarkStart w:id="14" w:name="_Toc240919841"/>
       <w:r>
         <w:lastRenderedPageBreak/>
         <w:t>6. The sample and contact</w:t>
@@ -14009,7 +14274,7 @@
       <w:pPr>
         <w:pStyle w:val="Heading2"/>
       </w:pPr>
-      <w:bookmarkStart w:id="15" w:name="_Toc240916552"/>
+      <w:bookmarkStart w:id="15" w:name="_Toc240919842"/>
       <w:r>
         <w:t>6.1 Main-400 Register (and Reserve)</w:t>
       </w:r>
@@ -14072,7 +14337,7 @@
           <w:left w:w="10" w:type="dxa"/>
           <w:right w:w="10" w:type="dxa"/>
         </w:tblCellMar>
-        <w:tblLook w:val="0000" w:firstRow="0" w:lastRow="0" w:firstColumn="0" w:lastColumn="0" w:noHBand="0" w:noVBand="0"/>
+        <w:tblLook w:val="04A0" w:firstRow="1" w:lastRow="0" w:firstColumn="1" w:lastColumn="0" w:noHBand="0" w:noVBand="1"/>
       </w:tblPr>
       <w:tblGrid>
         <w:gridCol w:w="1882"/>
@@ -14942,7 +15207,7 @@
       <w:pPr>
         <w:pStyle w:val="Heading2"/>
       </w:pPr>
-      <w:bookmarkStart w:id="16" w:name="_Toc240916553"/>
+      <w:bookmarkStart w:id="16" w:name="_Toc240919843"/>
       <w:r>
         <w:t>6.2 Case page</w:t>
       </w:r>
@@ -15005,7 +15270,7 @@
           <w:left w:w="10" w:type="dxa"/>
           <w:right w:w="10" w:type="dxa"/>
         </w:tblCellMar>
-        <w:tblLook w:val="0000" w:firstRow="0" w:lastRow="0" w:firstColumn="0" w:lastColumn="0" w:noHBand="0" w:noVBand="0"/>
+        <w:tblLook w:val="04A0" w:firstRow="1" w:lastRow="0" w:firstColumn="1" w:lastColumn="0" w:noHBand="0" w:noVBand="1"/>
       </w:tblPr>
       <w:tblGrid>
         <w:gridCol w:w="1882"/>
@@ -16621,7 +16886,7 @@
       <w:pPr>
         <w:pStyle w:val="Heading2"/>
       </w:pPr>
-      <w:bookmarkStart w:id="17" w:name="_Toc240916554"/>
+      <w:bookmarkStart w:id="17" w:name="_Toc240919844"/>
       <w:r>
         <w:t>6.3 Pre-Interview Profile (PROIT) and its review screen</w:t>
       </w:r>
@@ -16684,7 +16949,7 @@
           <w:left w:w="10" w:type="dxa"/>
           <w:right w:w="10" w:type="dxa"/>
         </w:tblCellMar>
-        <w:tblLook w:val="0000" w:firstRow="0" w:lastRow="0" w:firstColumn="0" w:lastColumn="0" w:noHBand="0" w:noVBand="0"/>
+        <w:tblLook w:val="04A0" w:firstRow="1" w:lastRow="0" w:firstColumn="1" w:lastColumn="0" w:noHBand="0" w:noVBand="1"/>
       </w:tblPr>
       <w:tblGrid>
         <w:gridCol w:w="1882"/>
@@ -16944,7 +17209,7 @@
                 <w:sz w:val="19"/>
                 <w:szCs w:val="19"/>
               </w:rPr>
-              <w:t>Add a background field (Select a field, What was found, Add field)</w:t>
+              <w:t>Research with AI / Research again</w:t>
             </w:r>
           </w:p>
         </w:tc>
@@ -16968,7 +17233,7 @@
                 <w:sz w:val="19"/>
                 <w:szCs w:val="19"/>
               </w:rPr>
-              <w:t>Adds one fact, for example a working capital facility, from a fixed catalogue of allowed fields.</w:t>
+              <w:t>The AI searches public sources for the organisation and the respondent's published professional role, and proposes background facts. It works in the background for a few minutes; you can leave the page.</w:t>
             </w:r>
           </w:p>
         </w:tc>
@@ -16992,7 +17257,7 @@
                 <w:sz w:val="19"/>
                 <w:szCs w:val="19"/>
               </w:rPr>
-              <w:t>Only listed, documented kinds of fact can be recorded; health, religion, ethnicity, politics and inferred finances are never collected.</w:t>
+              <w:t>Finding what is already public is slow desk work; the AI does the searching so the interview can confirm facts instead of asking for them. It only proposes, never records.</w:t>
             </w:r>
           </w:p>
         </w:tc>
@@ -17016,7 +17281,7 @@
                 <w:sz w:val="19"/>
                 <w:szCs w:val="19"/>
               </w:rPr>
-              <w:t>The field appears in the list, waiting for a source.</w:t>
+              <w:t>A list of proposals appears under “To review”, and a list of what was not found publicly. The organisation name, and the respondent's name and role, are sent to the AI provider's search; never contact details.</w:t>
             </w:r>
           </w:p>
         </w:tc>
@@ -17050,7 +17315,8 @@
                 <w:sz w:val="19"/>
                 <w:szCs w:val="19"/>
               </w:rPr>
-              <w:t>Add source</w:t>
+              <w:lastRenderedPageBreak/>
+              <w:t>Proposed value (editable)</w:t>
             </w:r>
           </w:p>
         </w:tc>
@@ -17073,7 +17339,7 @@
                 <w:sz w:val="19"/>
                 <w:szCs w:val="19"/>
               </w:rPr>
-              <w:t>Attaches the source that shows the fact (for example a registry entry).</w:t>
+              <w:t>The fact the AI found, in plain words. Edit it if the wording needs correcting.</w:t>
             </w:r>
           </w:p>
         </w:tc>
@@ -17096,7 +17362,7 @@
                 <w:sz w:val="19"/>
                 <w:szCs w:val="19"/>
               </w:rPr>
-              <w:t>Every fact with a documentary value needs at least one source so it can be checked.</w:t>
+              <w:t>The researcher is responsible for what enters the profile, so the wording is theirs to fix.</w:t>
             </w:r>
           </w:p>
         </w:tc>
@@ -17119,7 +17385,7 @@
                 <w:sz w:val="19"/>
                 <w:szCs w:val="19"/>
               </w:rPr>
-              <w:t>The source is listed under the field.</w:t>
+              <w:t>Nothing changes until you select Accept.</w:t>
             </w:r>
           </w:p>
         </w:tc>
@@ -17154,7 +17420,7 @@
                 <w:sz w:val="19"/>
                 <w:szCs w:val="19"/>
               </w:rPr>
-              <w:t>Insert suggestion</w:t>
+              <w:t>Proposal sources (title, publisher, date, tier, quote)</w:t>
             </w:r>
           </w:p>
         </w:tc>
@@ -17178,7 +17444,7 @@
                 <w:sz w:val="19"/>
                 <w:szCs w:val="19"/>
               </w:rPr>
-              <w:t>Inserts a suggested probe question for the chosen role, using your evidence.</w:t>
+              <w:t>Every source the AI used, each with a short exact quote. Select the title to open the page and check it.</w:t>
             </w:r>
           </w:p>
         </w:tc>
@@ -17202,7 +17468,7 @@
                 <w:sz w:val="19"/>
                 <w:szCs w:val="19"/>
               </w:rPr>
-              <w:t>Saves writing role-specific questions from scratch and keeps interviews consistent.</w:t>
+              <w:t>Only pages the search actually returned can be cited, so there are no invented references. Checking the page is how you confirm it is the right organisation.</w:t>
             </w:r>
           </w:p>
         </w:tc>
@@ -17226,7 +17492,7 @@
                 <w:sz w:val="19"/>
                 <w:szCs w:val="19"/>
               </w:rPr>
-              <w:t>The suggestion is added above for you to keep, edit or delete.</w:t>
+              <w:t>The page opens in a new tab.</w:t>
             </w:r>
           </w:p>
         </w:tc>
@@ -17260,8 +17526,7 @@
                 <w:sz w:val="19"/>
                 <w:szCs w:val="19"/>
               </w:rPr>
-              <w:lastRenderedPageBreak/>
-              <w:t>Gap-engine notes: Known, Unknown, Contradictions, Priority probe questions, Role-specific module, short form → Save gap-engine notes</w:t>
+              <w:t>Accept (a proposal)</w:t>
             </w:r>
           </w:p>
         </w:tc>
@@ -17284,7 +17549,7 @@
                 <w:sz w:val="19"/>
                 <w:szCs w:val="19"/>
               </w:rPr>
-              <w:t>Records what is already established, what is missing, where sources disagree, and what to ask first.</w:t>
+              <w:t>Puts the fact into the profile as a background field, with all its sources and your name as the person who accepted it.</w:t>
             </w:r>
           </w:p>
         </w:tc>
@@ -17307,7 +17572,7 @@
                 <w:sz w:val="19"/>
                 <w:szCs w:val="19"/>
               </w:rPr>
-              <w:t>Focuses the interview on real gaps and reduces the burden on the respondent.</w:t>
+              <w:t>Every fact needs a source and a person's decision before it can reach a respondent. If you edited the wording it is recorded as “accepted with edits”.</w:t>
             </w:r>
           </w:p>
         </w:tc>
@@ -17330,7 +17595,7 @@
                 <w:sz w:val="19"/>
                 <w:szCs w:val="19"/>
               </w:rPr>
-              <w:t>The notes are saved; the panel shows how many background questions became verifications.</w:t>
+              <w:t>The field appears in the profile with its sources; the proposal moves to “Already decided”. It still needs the lock.</w:t>
             </w:r>
           </w:p>
         </w:tc>
@@ -17365,7 +17630,7 @@
                 <w:sz w:val="19"/>
                 <w:szCs w:val="19"/>
               </w:rPr>
-              <w:t>Lock pre-profile</w:t>
+              <w:t>Reject (a proposal)</w:t>
             </w:r>
           </w:p>
         </w:tc>
@@ -17389,7 +17654,7 @@
                 <w:sz w:val="19"/>
                 <w:szCs w:val="19"/>
               </w:rPr>
-              <w:t>Finalises the profile.</w:t>
+              <w:t>Discards the proposal, for example when it is a different organisation with a similar name.</w:t>
             </w:r>
           </w:p>
         </w:tc>
@@ -17413,7 +17678,7 @@
                 <w:sz w:val="19"/>
                 <w:szCs w:val="19"/>
               </w:rPr>
-              <w:t>A locked profile is the version the interview is planned from; it cannot be quietly changed afterwards. It cannot be locked while a fact still has no source.</w:t>
+              <w:t>A wrong fact put to a respondent damages trust and the data.</w:t>
             </w:r>
           </w:p>
         </w:tc>
@@ -17437,7 +17702,7 @@
                 <w:sz w:val="19"/>
                 <w:szCs w:val="19"/>
               </w:rPr>
-              <w:t>The profile becomes read-only.</w:t>
+              <w:t>The proposal is marked rejected; nothing enters the profile.</w:t>
             </w:r>
           </w:p>
         </w:tc>
@@ -17471,6 +17736,637 @@
                 <w:sz w:val="19"/>
                 <w:szCs w:val="19"/>
               </w:rPr>
+              <w:t>Not found publicly: ask the respondent</w:t>
+            </w:r>
+          </w:p>
+        </w:tc>
+        <w:tc>
+          <w:tcPr>
+            <w:tcW w:w="3012" w:type="dxa"/>
+            <w:tcMar>
+              <w:top w:w="70" w:type="dxa"/>
+              <w:left w:w="110" w:type="dxa"/>
+              <w:bottom w:w="70" w:type="dxa"/>
+              <w:right w:w="110" w:type="dxa"/>
+            </w:tcMar>
+          </w:tcPr>
+          <w:p>
+            <w:pPr>
+              <w:spacing w:after="40"/>
+            </w:pPr>
+            <w:r>
+              <w:rPr>
+                <w:sz w:val="19"/>
+                <w:szCs w:val="19"/>
+              </w:rPr>
+              <w:t>Lists the fields the AI could not find in any public source.</w:t>
+            </w:r>
+          </w:p>
+        </w:tc>
+        <w:tc>
+          <w:tcPr>
+            <w:tcW w:w="2447" w:type="dxa"/>
+            <w:tcMar>
+              <w:top w:w="70" w:type="dxa"/>
+              <w:left w:w="110" w:type="dxa"/>
+              <w:bottom w:w="70" w:type="dxa"/>
+              <w:right w:w="110" w:type="dxa"/>
+            </w:tcMar>
+          </w:tcPr>
+          <w:p>
+            <w:pPr>
+              <w:spacing w:after="40"/>
+            </w:pPr>
+            <w:r>
+              <w:rPr>
+                <w:sz w:val="19"/>
+                <w:szCs w:val="19"/>
+              </w:rPr>
+              <w:t>These are the questions to ask in full at the interview, so the respondent is not asked what is already public.</w:t>
+            </w:r>
+          </w:p>
+        </w:tc>
+        <w:tc>
+          <w:tcPr>
+            <w:tcW w:w="2071" w:type="dxa"/>
+            <w:tcMar>
+              <w:top w:w="70" w:type="dxa"/>
+              <w:left w:w="110" w:type="dxa"/>
+              <w:bottom w:w="70" w:type="dxa"/>
+              <w:right w:w="110" w:type="dxa"/>
+            </w:tcMar>
+          </w:tcPr>
+          <w:p>
+            <w:pPr>
+              <w:spacing w:after="40"/>
+            </w:pPr>
+            <w:r>
+              <w:rPr>
+                <w:sz w:val="19"/>
+                <w:szCs w:val="19"/>
+              </w:rPr>
+              <w:t>Read only. Add any you find yourself with “Add a background field”.</w:t>
+            </w:r>
+          </w:p>
+        </w:tc>
+      </w:tr>
+      <w:tr>
+        <w:tblPrEx>
+          <w:tblCellMar>
+            <w:top w:w="0" w:type="dxa"/>
+            <w:bottom w:w="0" w:type="dxa"/>
+          </w:tblCellMar>
+        </w:tblPrEx>
+        <w:trPr>
+          <w:cantSplit/>
+        </w:trPr>
+        <w:tc>
+          <w:tcPr>
+            <w:tcW w:w="1882" w:type="dxa"/>
+            <w:shd w:val="clear" w:color="auto" w:fill="F8FAFB"/>
+            <w:tcMar>
+              <w:top w:w="70" w:type="dxa"/>
+              <w:left w:w="110" w:type="dxa"/>
+              <w:bottom w:w="70" w:type="dxa"/>
+              <w:right w:w="110" w:type="dxa"/>
+            </w:tcMar>
+          </w:tcPr>
+          <w:p>
+            <w:pPr>
+              <w:spacing w:after="40"/>
+            </w:pPr>
+            <w:r>
+              <w:rPr>
+                <w:sz w:val="19"/>
+                <w:szCs w:val="19"/>
+              </w:rPr>
+              <w:t>Add a background field (Select a field, What was found, Add field)</w:t>
+            </w:r>
+          </w:p>
+        </w:tc>
+        <w:tc>
+          <w:tcPr>
+            <w:tcW w:w="3012" w:type="dxa"/>
+            <w:shd w:val="clear" w:color="auto" w:fill="F8FAFB"/>
+            <w:tcMar>
+              <w:top w:w="70" w:type="dxa"/>
+              <w:left w:w="110" w:type="dxa"/>
+              <w:bottom w:w="70" w:type="dxa"/>
+              <w:right w:w="110" w:type="dxa"/>
+            </w:tcMar>
+          </w:tcPr>
+          <w:p>
+            <w:pPr>
+              <w:spacing w:after="40"/>
+            </w:pPr>
+            <w:r>
+              <w:rPr>
+                <w:sz w:val="19"/>
+                <w:szCs w:val="19"/>
+              </w:rPr>
+              <w:t>Adds one fact, for example a working capital facility, from a fixed catalogue of allowed fields.</w:t>
+            </w:r>
+          </w:p>
+        </w:tc>
+        <w:tc>
+          <w:tcPr>
+            <w:tcW w:w="2447" w:type="dxa"/>
+            <w:shd w:val="clear" w:color="auto" w:fill="F8FAFB"/>
+            <w:tcMar>
+              <w:top w:w="70" w:type="dxa"/>
+              <w:left w:w="110" w:type="dxa"/>
+              <w:bottom w:w="70" w:type="dxa"/>
+              <w:right w:w="110" w:type="dxa"/>
+            </w:tcMar>
+          </w:tcPr>
+          <w:p>
+            <w:pPr>
+              <w:spacing w:after="40"/>
+            </w:pPr>
+            <w:r>
+              <w:rPr>
+                <w:sz w:val="19"/>
+                <w:szCs w:val="19"/>
+              </w:rPr>
+              <w:t>Only listed, documented kinds of fact can be recorded; health, religion, ethnicity, politics and inferred finances are never collected.</w:t>
+            </w:r>
+          </w:p>
+        </w:tc>
+        <w:tc>
+          <w:tcPr>
+            <w:tcW w:w="2071" w:type="dxa"/>
+            <w:shd w:val="clear" w:color="auto" w:fill="F8FAFB"/>
+            <w:tcMar>
+              <w:top w:w="70" w:type="dxa"/>
+              <w:left w:w="110" w:type="dxa"/>
+              <w:bottom w:w="70" w:type="dxa"/>
+              <w:right w:w="110" w:type="dxa"/>
+            </w:tcMar>
+          </w:tcPr>
+          <w:p>
+            <w:pPr>
+              <w:spacing w:after="40"/>
+            </w:pPr>
+            <w:r>
+              <w:rPr>
+                <w:sz w:val="19"/>
+                <w:szCs w:val="19"/>
+              </w:rPr>
+              <w:t>The field appears in the list, waiting for a source.</w:t>
+            </w:r>
+          </w:p>
+        </w:tc>
+      </w:tr>
+      <w:tr>
+        <w:tblPrEx>
+          <w:tblCellMar>
+            <w:top w:w="0" w:type="dxa"/>
+            <w:bottom w:w="0" w:type="dxa"/>
+          </w:tblCellMar>
+        </w:tblPrEx>
+        <w:trPr>
+          <w:cantSplit/>
+        </w:trPr>
+        <w:tc>
+          <w:tcPr>
+            <w:tcW w:w="1882" w:type="dxa"/>
+            <w:tcMar>
+              <w:top w:w="70" w:type="dxa"/>
+              <w:left w:w="110" w:type="dxa"/>
+              <w:bottom w:w="70" w:type="dxa"/>
+              <w:right w:w="110" w:type="dxa"/>
+            </w:tcMar>
+          </w:tcPr>
+          <w:p>
+            <w:pPr>
+              <w:spacing w:after="40"/>
+            </w:pPr>
+            <w:r>
+              <w:rPr>
+                <w:sz w:val="19"/>
+                <w:szCs w:val="19"/>
+              </w:rPr>
+              <w:t>Add source</w:t>
+            </w:r>
+          </w:p>
+        </w:tc>
+        <w:tc>
+          <w:tcPr>
+            <w:tcW w:w="3012" w:type="dxa"/>
+            <w:tcMar>
+              <w:top w:w="70" w:type="dxa"/>
+              <w:left w:w="110" w:type="dxa"/>
+              <w:bottom w:w="70" w:type="dxa"/>
+              <w:right w:w="110" w:type="dxa"/>
+            </w:tcMar>
+          </w:tcPr>
+          <w:p>
+            <w:pPr>
+              <w:spacing w:after="40"/>
+            </w:pPr>
+            <w:r>
+              <w:rPr>
+                <w:sz w:val="19"/>
+                <w:szCs w:val="19"/>
+              </w:rPr>
+              <w:t>Attaches the source that shows the fact (for example a registry entry).</w:t>
+            </w:r>
+          </w:p>
+        </w:tc>
+        <w:tc>
+          <w:tcPr>
+            <w:tcW w:w="2447" w:type="dxa"/>
+            <w:tcMar>
+              <w:top w:w="70" w:type="dxa"/>
+              <w:left w:w="110" w:type="dxa"/>
+              <w:bottom w:w="70" w:type="dxa"/>
+              <w:right w:w="110" w:type="dxa"/>
+            </w:tcMar>
+          </w:tcPr>
+          <w:p>
+            <w:pPr>
+              <w:spacing w:after="40"/>
+            </w:pPr>
+            <w:r>
+              <w:rPr>
+                <w:sz w:val="19"/>
+                <w:szCs w:val="19"/>
+              </w:rPr>
+              <w:t>Every fact with a documentary value needs at least one source so it can be checked.</w:t>
+            </w:r>
+          </w:p>
+        </w:tc>
+        <w:tc>
+          <w:tcPr>
+            <w:tcW w:w="2071" w:type="dxa"/>
+            <w:tcMar>
+              <w:top w:w="70" w:type="dxa"/>
+              <w:left w:w="110" w:type="dxa"/>
+              <w:bottom w:w="70" w:type="dxa"/>
+              <w:right w:w="110" w:type="dxa"/>
+            </w:tcMar>
+          </w:tcPr>
+          <w:p>
+            <w:pPr>
+              <w:spacing w:after="40"/>
+            </w:pPr>
+            <w:r>
+              <w:rPr>
+                <w:sz w:val="19"/>
+                <w:szCs w:val="19"/>
+              </w:rPr>
+              <w:t>The source is listed under the field.</w:t>
+            </w:r>
+          </w:p>
+        </w:tc>
+      </w:tr>
+      <w:tr>
+        <w:tblPrEx>
+          <w:tblCellMar>
+            <w:top w:w="0" w:type="dxa"/>
+            <w:bottom w:w="0" w:type="dxa"/>
+          </w:tblCellMar>
+        </w:tblPrEx>
+        <w:trPr>
+          <w:cantSplit/>
+        </w:trPr>
+        <w:tc>
+          <w:tcPr>
+            <w:tcW w:w="1882" w:type="dxa"/>
+            <w:shd w:val="clear" w:color="auto" w:fill="F8FAFB"/>
+            <w:tcMar>
+              <w:top w:w="70" w:type="dxa"/>
+              <w:left w:w="110" w:type="dxa"/>
+              <w:bottom w:w="70" w:type="dxa"/>
+              <w:right w:w="110" w:type="dxa"/>
+            </w:tcMar>
+          </w:tcPr>
+          <w:p>
+            <w:pPr>
+              <w:spacing w:after="40"/>
+            </w:pPr>
+            <w:r>
+              <w:rPr>
+                <w:sz w:val="19"/>
+                <w:szCs w:val="19"/>
+              </w:rPr>
+              <w:t>Insert suggestion</w:t>
+            </w:r>
+          </w:p>
+        </w:tc>
+        <w:tc>
+          <w:tcPr>
+            <w:tcW w:w="3012" w:type="dxa"/>
+            <w:shd w:val="clear" w:color="auto" w:fill="F8FAFB"/>
+            <w:tcMar>
+              <w:top w:w="70" w:type="dxa"/>
+              <w:left w:w="110" w:type="dxa"/>
+              <w:bottom w:w="70" w:type="dxa"/>
+              <w:right w:w="110" w:type="dxa"/>
+            </w:tcMar>
+          </w:tcPr>
+          <w:p>
+            <w:pPr>
+              <w:spacing w:after="40"/>
+            </w:pPr>
+            <w:r>
+              <w:rPr>
+                <w:sz w:val="19"/>
+                <w:szCs w:val="19"/>
+              </w:rPr>
+              <w:t>Inserts a suggested probe question for the chosen role, using your evidence.</w:t>
+            </w:r>
+          </w:p>
+        </w:tc>
+        <w:tc>
+          <w:tcPr>
+            <w:tcW w:w="2447" w:type="dxa"/>
+            <w:shd w:val="clear" w:color="auto" w:fill="F8FAFB"/>
+            <w:tcMar>
+              <w:top w:w="70" w:type="dxa"/>
+              <w:left w:w="110" w:type="dxa"/>
+              <w:bottom w:w="70" w:type="dxa"/>
+              <w:right w:w="110" w:type="dxa"/>
+            </w:tcMar>
+          </w:tcPr>
+          <w:p>
+            <w:pPr>
+              <w:spacing w:after="40"/>
+            </w:pPr>
+            <w:r>
+              <w:rPr>
+                <w:sz w:val="19"/>
+                <w:szCs w:val="19"/>
+              </w:rPr>
+              <w:t>Saves writing role-specific questions from scratch and keeps interviews consistent.</w:t>
+            </w:r>
+          </w:p>
+        </w:tc>
+        <w:tc>
+          <w:tcPr>
+            <w:tcW w:w="2071" w:type="dxa"/>
+            <w:shd w:val="clear" w:color="auto" w:fill="F8FAFB"/>
+            <w:tcMar>
+              <w:top w:w="70" w:type="dxa"/>
+              <w:left w:w="110" w:type="dxa"/>
+              <w:bottom w:w="70" w:type="dxa"/>
+              <w:right w:w="110" w:type="dxa"/>
+            </w:tcMar>
+          </w:tcPr>
+          <w:p>
+            <w:pPr>
+              <w:spacing w:after="40"/>
+            </w:pPr>
+            <w:r>
+              <w:rPr>
+                <w:sz w:val="19"/>
+                <w:szCs w:val="19"/>
+              </w:rPr>
+              <w:t>The suggestion is added above for you to keep, edit or delete.</w:t>
+            </w:r>
+          </w:p>
+        </w:tc>
+      </w:tr>
+      <w:tr>
+        <w:tblPrEx>
+          <w:tblCellMar>
+            <w:top w:w="0" w:type="dxa"/>
+            <w:bottom w:w="0" w:type="dxa"/>
+          </w:tblCellMar>
+        </w:tblPrEx>
+        <w:trPr>
+          <w:cantSplit/>
+        </w:trPr>
+        <w:tc>
+          <w:tcPr>
+            <w:tcW w:w="1882" w:type="dxa"/>
+            <w:tcMar>
+              <w:top w:w="70" w:type="dxa"/>
+              <w:left w:w="110" w:type="dxa"/>
+              <w:bottom w:w="70" w:type="dxa"/>
+              <w:right w:w="110" w:type="dxa"/>
+            </w:tcMar>
+          </w:tcPr>
+          <w:p>
+            <w:pPr>
+              <w:spacing w:after="40"/>
+            </w:pPr>
+            <w:r>
+              <w:rPr>
+                <w:sz w:val="19"/>
+                <w:szCs w:val="19"/>
+              </w:rPr>
+              <w:t>Gap-engine notes: Known, Unknown, Contradictions, Priority probe questions, Role-specific module, short form → Save gap-engine notes</w:t>
+            </w:r>
+          </w:p>
+        </w:tc>
+        <w:tc>
+          <w:tcPr>
+            <w:tcW w:w="3012" w:type="dxa"/>
+            <w:tcMar>
+              <w:top w:w="70" w:type="dxa"/>
+              <w:left w:w="110" w:type="dxa"/>
+              <w:bottom w:w="70" w:type="dxa"/>
+              <w:right w:w="110" w:type="dxa"/>
+            </w:tcMar>
+          </w:tcPr>
+          <w:p>
+            <w:pPr>
+              <w:spacing w:after="40"/>
+            </w:pPr>
+            <w:r>
+              <w:rPr>
+                <w:sz w:val="19"/>
+                <w:szCs w:val="19"/>
+              </w:rPr>
+              <w:t>Records what is already established, what is missing, where sources disagree, and what to ask first.</w:t>
+            </w:r>
+          </w:p>
+        </w:tc>
+        <w:tc>
+          <w:tcPr>
+            <w:tcW w:w="2447" w:type="dxa"/>
+            <w:tcMar>
+              <w:top w:w="70" w:type="dxa"/>
+              <w:left w:w="110" w:type="dxa"/>
+              <w:bottom w:w="70" w:type="dxa"/>
+              <w:right w:w="110" w:type="dxa"/>
+            </w:tcMar>
+          </w:tcPr>
+          <w:p>
+            <w:pPr>
+              <w:spacing w:after="40"/>
+            </w:pPr>
+            <w:r>
+              <w:rPr>
+                <w:sz w:val="19"/>
+                <w:szCs w:val="19"/>
+              </w:rPr>
+              <w:t>Focuses the interview on real gaps and reduces the burden on the respondent.</w:t>
+            </w:r>
+          </w:p>
+        </w:tc>
+        <w:tc>
+          <w:tcPr>
+            <w:tcW w:w="2071" w:type="dxa"/>
+            <w:tcMar>
+              <w:top w:w="70" w:type="dxa"/>
+              <w:left w:w="110" w:type="dxa"/>
+              <w:bottom w:w="70" w:type="dxa"/>
+              <w:right w:w="110" w:type="dxa"/>
+            </w:tcMar>
+          </w:tcPr>
+          <w:p>
+            <w:pPr>
+              <w:spacing w:after="40"/>
+            </w:pPr>
+            <w:r>
+              <w:rPr>
+                <w:sz w:val="19"/>
+                <w:szCs w:val="19"/>
+              </w:rPr>
+              <w:t>The notes are saved; the panel shows how many background questions became verifications.</w:t>
+            </w:r>
+          </w:p>
+        </w:tc>
+      </w:tr>
+      <w:tr>
+        <w:tblPrEx>
+          <w:tblCellMar>
+            <w:top w:w="0" w:type="dxa"/>
+            <w:bottom w:w="0" w:type="dxa"/>
+          </w:tblCellMar>
+        </w:tblPrEx>
+        <w:trPr>
+          <w:cantSplit/>
+        </w:trPr>
+        <w:tc>
+          <w:tcPr>
+            <w:tcW w:w="1882" w:type="dxa"/>
+            <w:shd w:val="clear" w:color="auto" w:fill="F8FAFB"/>
+            <w:tcMar>
+              <w:top w:w="70" w:type="dxa"/>
+              <w:left w:w="110" w:type="dxa"/>
+              <w:bottom w:w="70" w:type="dxa"/>
+              <w:right w:w="110" w:type="dxa"/>
+            </w:tcMar>
+          </w:tcPr>
+          <w:p>
+            <w:pPr>
+              <w:spacing w:after="40"/>
+            </w:pPr>
+            <w:r>
+              <w:rPr>
+                <w:sz w:val="19"/>
+                <w:szCs w:val="19"/>
+              </w:rPr>
+              <w:t>Lock pre-profile</w:t>
+            </w:r>
+          </w:p>
+        </w:tc>
+        <w:tc>
+          <w:tcPr>
+            <w:tcW w:w="3012" w:type="dxa"/>
+            <w:shd w:val="clear" w:color="auto" w:fill="F8FAFB"/>
+            <w:tcMar>
+              <w:top w:w="70" w:type="dxa"/>
+              <w:left w:w="110" w:type="dxa"/>
+              <w:bottom w:w="70" w:type="dxa"/>
+              <w:right w:w="110" w:type="dxa"/>
+            </w:tcMar>
+          </w:tcPr>
+          <w:p>
+            <w:pPr>
+              <w:spacing w:after="40"/>
+            </w:pPr>
+            <w:r>
+              <w:rPr>
+                <w:sz w:val="19"/>
+                <w:szCs w:val="19"/>
+              </w:rPr>
+              <w:t>Finalises the profile.</w:t>
+            </w:r>
+          </w:p>
+        </w:tc>
+        <w:tc>
+          <w:tcPr>
+            <w:tcW w:w="2447" w:type="dxa"/>
+            <w:shd w:val="clear" w:color="auto" w:fill="F8FAFB"/>
+            <w:tcMar>
+              <w:top w:w="70" w:type="dxa"/>
+              <w:left w:w="110" w:type="dxa"/>
+              <w:bottom w:w="70" w:type="dxa"/>
+              <w:right w:w="110" w:type="dxa"/>
+            </w:tcMar>
+          </w:tcPr>
+          <w:p>
+            <w:pPr>
+              <w:spacing w:after="40"/>
+            </w:pPr>
+            <w:r>
+              <w:rPr>
+                <w:sz w:val="19"/>
+                <w:szCs w:val="19"/>
+              </w:rPr>
+              <w:t>A locked profile is the version the interview is planned from; it cannot be quietly changed afterwards. It cannot be locked while a fact still has no source.</w:t>
+            </w:r>
+          </w:p>
+        </w:tc>
+        <w:tc>
+          <w:tcPr>
+            <w:tcW w:w="2071" w:type="dxa"/>
+            <w:shd w:val="clear" w:color="auto" w:fill="F8FAFB"/>
+            <w:tcMar>
+              <w:top w:w="70" w:type="dxa"/>
+              <w:left w:w="110" w:type="dxa"/>
+              <w:bottom w:w="70" w:type="dxa"/>
+              <w:right w:w="110" w:type="dxa"/>
+            </w:tcMar>
+          </w:tcPr>
+          <w:p>
+            <w:pPr>
+              <w:spacing w:after="40"/>
+            </w:pPr>
+            <w:r>
+              <w:rPr>
+                <w:sz w:val="19"/>
+                <w:szCs w:val="19"/>
+              </w:rPr>
+              <w:t>The profile becomes read-only.</w:t>
+            </w:r>
+          </w:p>
+        </w:tc>
+      </w:tr>
+      <w:tr>
+        <w:tblPrEx>
+          <w:tblCellMar>
+            <w:top w:w="0" w:type="dxa"/>
+            <w:bottom w:w="0" w:type="dxa"/>
+          </w:tblCellMar>
+        </w:tblPrEx>
+        <w:trPr>
+          <w:cantSplit/>
+        </w:trPr>
+        <w:tc>
+          <w:tcPr>
+            <w:tcW w:w="1882" w:type="dxa"/>
+            <w:tcMar>
+              <w:top w:w="70" w:type="dxa"/>
+              <w:left w:w="110" w:type="dxa"/>
+              <w:bottom w:w="70" w:type="dxa"/>
+              <w:right w:w="110" w:type="dxa"/>
+            </w:tcMar>
+          </w:tcPr>
+          <w:p>
+            <w:pPr>
+              <w:spacing w:after="40"/>
+            </w:pPr>
+            <w:r>
+              <w:rPr>
+                <w:sz w:val="19"/>
+                <w:szCs w:val="19"/>
+              </w:rPr>
+              <w:lastRenderedPageBreak/>
               <w:t>Researcher review screen (link)</w:t>
             </w:r>
           </w:p>
@@ -17555,11 +18451,1269 @@
       <w:pPr>
         <w:pStyle w:val="Heading2"/>
       </w:pPr>
-      <w:bookmarkStart w:id="18" w:name="_Toc240916555"/>
+      <w:bookmarkStart w:id="18" w:name="_Toc240919845"/>
       <w:r>
-        <w:t>6.4 Register Organisation</w:t>
+        <w:t>6.4 Interview sheet (verifying a locked profile)</w:t>
       </w:r>
       <w:bookmarkEnd w:id="18"/>
+    </w:p>
+    <w:p>
+      <w:pPr>
+        <w:spacing w:after="120" w:line="288" w:lineRule="auto"/>
+      </w:pPr>
+      <w:r>
+        <w:rPr>
+          <w:b/>
+          <w:bCs/>
+        </w:rPr>
+        <w:t>Who can open it:</w:t>
+      </w:r>
+      <w:r>
+        <w:t xml:space="preserve"> PI / System Admin, Field / Digital Coordinator, Contact RA, KII RA, Supervisor.  </w:t>
+      </w:r>
+      <w:r>
+        <w:rPr>
+          <w:b/>
+          <w:bCs/>
+        </w:rPr>
+        <w:t>Where:</w:t>
+      </w:r>
+      <w:r>
+        <w:t xml:space="preserve"> </w:t>
+      </w:r>
+      <w:r>
+        <w:rPr>
+          <w:rFonts w:ascii="Consolas" w:eastAsia="Consolas" w:hAnsi="Consolas" w:cs="Consolas"/>
+          <w:color w:val="122238"/>
+          <w:sz w:val="19"/>
+          <w:szCs w:val="19"/>
+        </w:rPr>
+        <w:t>(on the case page, and on the KII record)</w:t>
+      </w:r>
+    </w:p>
+    <w:p>
+      <w:pPr>
+        <w:spacing w:after="120" w:line="288" w:lineRule="auto"/>
+      </w:pPr>
+      <w:r>
+        <w:t>The locked pre-interview profile as the interviewer uses it: confirm what is public, ask what is not, record what the respondent says, and after the interview reconcile it. The coordinator and PI see it inside the PROIT panel; a Contact RA sees it on a case assigned to them; a KII RA on a KII record.</w:t>
+      </w:r>
+    </w:p>
+    <w:tbl>
+      <w:tblPr>
+        <w:tblW w:w="9412" w:type="dxa"/>
+        <w:tblBorders>
+          <w:top w:val="single" w:sz="4" w:space="0" w:color="D5DAE0"/>
+          <w:left w:val="single" w:sz="4" w:space="0" w:color="D5DAE0"/>
+          <w:bottom w:val="single" w:sz="4" w:space="0" w:color="D5DAE0"/>
+          <w:right w:val="single" w:sz="4" w:space="0" w:color="D5DAE0"/>
+          <w:insideH w:val="single" w:sz="4" w:space="0" w:color="D5DAE0"/>
+          <w:insideV w:val="single" w:sz="4" w:space="0" w:color="D5DAE0"/>
+        </w:tblBorders>
+        <w:tblCellMar>
+          <w:left w:w="10" w:type="dxa"/>
+          <w:right w:w="10" w:type="dxa"/>
+        </w:tblCellMar>
+        <w:tblLook w:val="04A0" w:firstRow="1" w:lastRow="0" w:firstColumn="1" w:lastColumn="0" w:noHBand="0" w:noVBand="1"/>
+      </w:tblPr>
+      <w:tblGrid>
+        <w:gridCol w:w="1882"/>
+        <w:gridCol w:w="3012"/>
+        <w:gridCol w:w="2447"/>
+        <w:gridCol w:w="2071"/>
+      </w:tblGrid>
+      <w:tr>
+        <w:tblPrEx>
+          <w:tblCellMar>
+            <w:top w:w="0" w:type="dxa"/>
+            <w:bottom w:w="0" w:type="dxa"/>
+          </w:tblCellMar>
+        </w:tblPrEx>
+        <w:trPr>
+          <w:tblHeader/>
+        </w:trPr>
+        <w:tc>
+          <w:tcPr>
+            <w:tcW w:w="1882" w:type="dxa"/>
+            <w:shd w:val="clear" w:color="auto" w:fill="1B3350"/>
+            <w:tcMar>
+              <w:top w:w="70" w:type="dxa"/>
+              <w:left w:w="110" w:type="dxa"/>
+              <w:bottom w:w="70" w:type="dxa"/>
+              <w:right w:w="110" w:type="dxa"/>
+            </w:tcMar>
+          </w:tcPr>
+          <w:p>
+            <w:pPr>
+              <w:spacing w:after="40"/>
+            </w:pPr>
+            <w:r>
+              <w:rPr>
+                <w:b/>
+                <w:bCs/>
+                <w:color w:val="FFFFFF"/>
+                <w:sz w:val="19"/>
+                <w:szCs w:val="19"/>
+              </w:rPr>
+              <w:t>Control</w:t>
+            </w:r>
+          </w:p>
+        </w:tc>
+        <w:tc>
+          <w:tcPr>
+            <w:tcW w:w="3012" w:type="dxa"/>
+            <w:shd w:val="clear" w:color="auto" w:fill="1B3350"/>
+            <w:tcMar>
+              <w:top w:w="70" w:type="dxa"/>
+              <w:left w:w="110" w:type="dxa"/>
+              <w:bottom w:w="70" w:type="dxa"/>
+              <w:right w:w="110" w:type="dxa"/>
+            </w:tcMar>
+          </w:tcPr>
+          <w:p>
+            <w:pPr>
+              <w:spacing w:after="40"/>
+            </w:pPr>
+            <w:r>
+              <w:rPr>
+                <w:b/>
+                <w:bCs/>
+                <w:color w:val="FFFFFF"/>
+                <w:sz w:val="19"/>
+                <w:szCs w:val="19"/>
+              </w:rPr>
+              <w:t>What it does and when to use it</w:t>
+            </w:r>
+          </w:p>
+        </w:tc>
+        <w:tc>
+          <w:tcPr>
+            <w:tcW w:w="2447" w:type="dxa"/>
+            <w:shd w:val="clear" w:color="auto" w:fill="1B3350"/>
+            <w:tcMar>
+              <w:top w:w="70" w:type="dxa"/>
+              <w:left w:w="110" w:type="dxa"/>
+              <w:bottom w:w="70" w:type="dxa"/>
+              <w:right w:w="110" w:type="dxa"/>
+            </w:tcMar>
+          </w:tcPr>
+          <w:p>
+            <w:pPr>
+              <w:spacing w:after="40"/>
+            </w:pPr>
+            <w:r>
+              <w:rPr>
+                <w:b/>
+                <w:bCs/>
+                <w:color w:val="FFFFFF"/>
+                <w:sz w:val="19"/>
+                <w:szCs w:val="19"/>
+              </w:rPr>
+              <w:t>Why it exists</w:t>
+            </w:r>
+          </w:p>
+        </w:tc>
+        <w:tc>
+          <w:tcPr>
+            <w:tcW w:w="2071" w:type="dxa"/>
+            <w:shd w:val="clear" w:color="auto" w:fill="1B3350"/>
+            <w:tcMar>
+              <w:top w:w="70" w:type="dxa"/>
+              <w:left w:w="110" w:type="dxa"/>
+              <w:bottom w:w="70" w:type="dxa"/>
+              <w:right w:w="110" w:type="dxa"/>
+            </w:tcMar>
+          </w:tcPr>
+          <w:p>
+            <w:pPr>
+              <w:spacing w:after="40"/>
+            </w:pPr>
+            <w:r>
+              <w:rPr>
+                <w:b/>
+                <w:bCs/>
+                <w:color w:val="FFFFFF"/>
+                <w:sz w:val="19"/>
+                <w:szCs w:val="19"/>
+              </w:rPr>
+              <w:t>What happens next</w:t>
+            </w:r>
+          </w:p>
+        </w:tc>
+      </w:tr>
+      <w:tr>
+        <w:tblPrEx>
+          <w:tblCellMar>
+            <w:top w:w="0" w:type="dxa"/>
+            <w:bottom w:w="0" w:type="dxa"/>
+          </w:tblCellMar>
+        </w:tblPrEx>
+        <w:trPr>
+          <w:cantSplit/>
+        </w:trPr>
+        <w:tc>
+          <w:tcPr>
+            <w:tcW w:w="1882" w:type="dxa"/>
+            <w:tcMar>
+              <w:top w:w="70" w:type="dxa"/>
+              <w:left w:w="110" w:type="dxa"/>
+              <w:bottom w:w="70" w:type="dxa"/>
+              <w:right w:w="110" w:type="dxa"/>
+            </w:tcMar>
+          </w:tcPr>
+          <w:p>
+            <w:pPr>
+              <w:spacing w:after="40"/>
+            </w:pPr>
+            <w:r>
+              <w:rPr>
+                <w:sz w:val="19"/>
+                <w:szCs w:val="19"/>
+              </w:rPr>
+              <w:t>Status (Verified x of y · settled x of y / Reconciled)</w:t>
+            </w:r>
+          </w:p>
+        </w:tc>
+        <w:tc>
+          <w:tcPr>
+            <w:tcW w:w="3012" w:type="dxa"/>
+            <w:tcMar>
+              <w:top w:w="70" w:type="dxa"/>
+              <w:left w:w="110" w:type="dxa"/>
+              <w:bottom w:w="70" w:type="dxa"/>
+              <w:right w:w="110" w:type="dxa"/>
+            </w:tcMar>
+          </w:tcPr>
+          <w:p>
+            <w:pPr>
+              <w:spacing w:after="40"/>
+            </w:pPr>
+            <w:r>
+              <w:rPr>
+                <w:sz w:val="19"/>
+                <w:szCs w:val="19"/>
+              </w:rPr>
+              <w:t>Counts how many facts have been verified with the respondent and how many are settled. It reads Reconciled when all are.</w:t>
+            </w:r>
+          </w:p>
+        </w:tc>
+        <w:tc>
+          <w:tcPr>
+            <w:tcW w:w="2447" w:type="dxa"/>
+            <w:tcMar>
+              <w:top w:w="70" w:type="dxa"/>
+              <w:left w:w="110" w:type="dxa"/>
+              <w:bottom w:w="70" w:type="dxa"/>
+              <w:right w:w="110" w:type="dxa"/>
+            </w:tcMar>
+          </w:tcPr>
+          <w:p>
+            <w:pPr>
+              <w:spacing w:after="40"/>
+            </w:pPr>
+            <w:r>
+              <w:rPr>
+                <w:sz w:val="19"/>
+                <w:szCs w:val="19"/>
+              </w:rPr>
+              <w:t>A case is not complete until every fact is verified and, where corrected, reconciled.</w:t>
+            </w:r>
+          </w:p>
+        </w:tc>
+        <w:tc>
+          <w:tcPr>
+            <w:tcW w:w="2071" w:type="dxa"/>
+            <w:tcMar>
+              <w:top w:w="70" w:type="dxa"/>
+              <w:left w:w="110" w:type="dxa"/>
+              <w:bottom w:w="70" w:type="dxa"/>
+              <w:right w:w="110" w:type="dxa"/>
+            </w:tcMar>
+          </w:tcPr>
+          <w:p>
+            <w:pPr>
+              <w:spacing w:after="40"/>
+            </w:pPr>
+            <w:r>
+              <w:rPr>
+                <w:sz w:val="19"/>
+                <w:szCs w:val="19"/>
+              </w:rPr>
+              <w:t>Read only. It updates as answers are saved.</w:t>
+            </w:r>
+          </w:p>
+        </w:tc>
+      </w:tr>
+      <w:tr>
+        <w:tblPrEx>
+          <w:tblCellMar>
+            <w:top w:w="0" w:type="dxa"/>
+            <w:bottom w:w="0" w:type="dxa"/>
+          </w:tblCellMar>
+        </w:tblPrEx>
+        <w:trPr>
+          <w:cantSplit/>
+        </w:trPr>
+        <w:tc>
+          <w:tcPr>
+            <w:tcW w:w="1882" w:type="dxa"/>
+            <w:shd w:val="clear" w:color="auto" w:fill="F8FAFB"/>
+            <w:tcMar>
+              <w:top w:w="70" w:type="dxa"/>
+              <w:left w:w="110" w:type="dxa"/>
+              <w:bottom w:w="70" w:type="dxa"/>
+              <w:right w:w="110" w:type="dxa"/>
+            </w:tcMar>
+          </w:tcPr>
+          <w:p>
+            <w:pPr>
+              <w:spacing w:after="40"/>
+            </w:pPr>
+            <w:r>
+              <w:rPr>
+                <w:sz w:val="19"/>
+                <w:szCs w:val="19"/>
+              </w:rPr>
+              <w:t>Confirm / Confirm, then probe / Ask (label on each row)</w:t>
+            </w:r>
+          </w:p>
+        </w:tc>
+        <w:tc>
+          <w:tcPr>
+            <w:tcW w:w="3012" w:type="dxa"/>
+            <w:shd w:val="clear" w:color="auto" w:fill="F8FAFB"/>
+            <w:tcMar>
+              <w:top w:w="70" w:type="dxa"/>
+              <w:left w:w="110" w:type="dxa"/>
+              <w:bottom w:w="70" w:type="dxa"/>
+              <w:right w:w="110" w:type="dxa"/>
+            </w:tcMar>
+          </w:tcPr>
+          <w:p>
+            <w:pPr>
+              <w:spacing w:after="40"/>
+            </w:pPr>
+            <w:r>
+              <w:rPr>
+                <w:sz w:val="19"/>
+                <w:szCs w:val="19"/>
+              </w:rPr>
+              <w:t>Tells you what to do with that row: confirm a public fact, confirm it and probe (sources disagree), or ask the question in full because nothing reliable is public.</w:t>
+            </w:r>
+          </w:p>
+        </w:tc>
+        <w:tc>
+          <w:tcPr>
+            <w:tcW w:w="2447" w:type="dxa"/>
+            <w:shd w:val="clear" w:color="auto" w:fill="F8FAFB"/>
+            <w:tcMar>
+              <w:top w:w="70" w:type="dxa"/>
+              <w:left w:w="110" w:type="dxa"/>
+              <w:bottom w:w="70" w:type="dxa"/>
+              <w:right w:w="110" w:type="dxa"/>
+            </w:tcMar>
+          </w:tcPr>
+          <w:p>
+            <w:pPr>
+              <w:spacing w:after="40"/>
+            </w:pPr>
+            <w:r>
+              <w:rPr>
+                <w:sz w:val="19"/>
+                <w:szCs w:val="19"/>
+              </w:rPr>
+              <w:t>Asking only what is not public reduces the burden on the respondent.</w:t>
+            </w:r>
+          </w:p>
+        </w:tc>
+        <w:tc>
+          <w:tcPr>
+            <w:tcW w:w="2071" w:type="dxa"/>
+            <w:shd w:val="clear" w:color="auto" w:fill="F8FAFB"/>
+            <w:tcMar>
+              <w:top w:w="70" w:type="dxa"/>
+              <w:left w:w="110" w:type="dxa"/>
+              <w:bottom w:w="70" w:type="dxa"/>
+              <w:right w:w="110" w:type="dxa"/>
+            </w:tcMar>
+          </w:tcPr>
+          <w:p>
+            <w:pPr>
+              <w:spacing w:after="40"/>
+            </w:pPr>
+            <w:r>
+              <w:rPr>
+                <w:sz w:val="19"/>
+                <w:szCs w:val="19"/>
+              </w:rPr>
+              <w:t>Read only.</w:t>
+            </w:r>
+          </w:p>
+        </w:tc>
+      </w:tr>
+      <w:tr>
+        <w:tblPrEx>
+          <w:tblCellMar>
+            <w:top w:w="0" w:type="dxa"/>
+            <w:bottom w:w="0" w:type="dxa"/>
+          </w:tblCellMar>
+        </w:tblPrEx>
+        <w:trPr>
+          <w:cantSplit/>
+        </w:trPr>
+        <w:tc>
+          <w:tcPr>
+            <w:tcW w:w="1882" w:type="dxa"/>
+            <w:tcMar>
+              <w:top w:w="70" w:type="dxa"/>
+              <w:left w:w="110" w:type="dxa"/>
+              <w:bottom w:w="70" w:type="dxa"/>
+              <w:right w:w="110" w:type="dxa"/>
+            </w:tcMar>
+          </w:tcPr>
+          <w:p>
+            <w:pPr>
+              <w:spacing w:after="40"/>
+            </w:pPr>
+            <w:r>
+              <w:rPr>
+                <w:sz w:val="19"/>
+                <w:szCs w:val="19"/>
+              </w:rPr>
+              <w:t>Public source says (with source links)</w:t>
+            </w:r>
+          </w:p>
+        </w:tc>
+        <w:tc>
+          <w:tcPr>
+            <w:tcW w:w="3012" w:type="dxa"/>
+            <w:tcMar>
+              <w:top w:w="70" w:type="dxa"/>
+              <w:left w:w="110" w:type="dxa"/>
+              <w:bottom w:w="70" w:type="dxa"/>
+              <w:right w:w="110" w:type="dxa"/>
+            </w:tcMar>
+          </w:tcPr>
+          <w:p>
+            <w:pPr>
+              <w:spacing w:after="40"/>
+            </w:pPr>
+            <w:r>
+              <w:rPr>
+                <w:sz w:val="19"/>
+                <w:szCs w:val="19"/>
+              </w:rPr>
+              <w:t>Shows the public fact and where it came from. A weak source's value is hidden and the row says to ask in full.</w:t>
+            </w:r>
+          </w:p>
+        </w:tc>
+        <w:tc>
+          <w:tcPr>
+            <w:tcW w:w="2447" w:type="dxa"/>
+            <w:tcMar>
+              <w:top w:w="70" w:type="dxa"/>
+              <w:left w:w="110" w:type="dxa"/>
+              <w:bottom w:w="70" w:type="dxa"/>
+              <w:right w:w="110" w:type="dxa"/>
+            </w:tcMar>
+          </w:tcPr>
+          <w:p>
+            <w:pPr>
+              <w:spacing w:after="40"/>
+            </w:pPr>
+            <w:r>
+              <w:rPr>
+                <w:sz w:val="19"/>
+                <w:szCs w:val="19"/>
+              </w:rPr>
+              <w:t>A weak or uncorroborated fact must never be put to a respondent as if it were established.</w:t>
+            </w:r>
+          </w:p>
+        </w:tc>
+        <w:tc>
+          <w:tcPr>
+            <w:tcW w:w="2071" w:type="dxa"/>
+            <w:tcMar>
+              <w:top w:w="70" w:type="dxa"/>
+              <w:left w:w="110" w:type="dxa"/>
+              <w:bottom w:w="70" w:type="dxa"/>
+              <w:right w:w="110" w:type="dxa"/>
+            </w:tcMar>
+          </w:tcPr>
+          <w:p>
+            <w:pPr>
+              <w:spacing w:after="40"/>
+            </w:pPr>
+            <w:r>
+              <w:rPr>
+                <w:sz w:val="19"/>
+                <w:szCs w:val="19"/>
+              </w:rPr>
+              <w:t>Read only. Select a source to open it.</w:t>
+            </w:r>
+          </w:p>
+        </w:tc>
+      </w:tr>
+      <w:tr>
+        <w:tblPrEx>
+          <w:tblCellMar>
+            <w:top w:w="0" w:type="dxa"/>
+            <w:bottom w:w="0" w:type="dxa"/>
+          </w:tblCellMar>
+        </w:tblPrEx>
+        <w:trPr>
+          <w:cantSplit/>
+        </w:trPr>
+        <w:tc>
+          <w:tcPr>
+            <w:tcW w:w="1882" w:type="dxa"/>
+            <w:shd w:val="clear" w:color="auto" w:fill="F8FAFB"/>
+            <w:tcMar>
+              <w:top w:w="70" w:type="dxa"/>
+              <w:left w:w="110" w:type="dxa"/>
+              <w:bottom w:w="70" w:type="dxa"/>
+              <w:right w:w="110" w:type="dxa"/>
+            </w:tcMar>
+          </w:tcPr>
+          <w:p>
+            <w:pPr>
+              <w:spacing w:after="40"/>
+            </w:pPr>
+            <w:r>
+              <w:rPr>
+                <w:sz w:val="19"/>
+                <w:szCs w:val="19"/>
+              </w:rPr>
+              <w:t>What the respondent said</w:t>
+            </w:r>
+          </w:p>
+        </w:tc>
+        <w:tc>
+          <w:tcPr>
+            <w:tcW w:w="3012" w:type="dxa"/>
+            <w:shd w:val="clear" w:color="auto" w:fill="F8FAFB"/>
+            <w:tcMar>
+              <w:top w:w="70" w:type="dxa"/>
+              <w:left w:w="110" w:type="dxa"/>
+              <w:bottom w:w="70" w:type="dxa"/>
+              <w:right w:w="110" w:type="dxa"/>
+            </w:tcMar>
+          </w:tcPr>
+          <w:p>
+            <w:pPr>
+              <w:spacing w:after="40"/>
+            </w:pPr>
+            <w:r>
+              <w:rPr>
+                <w:sz w:val="19"/>
+                <w:szCs w:val="19"/>
+              </w:rPr>
+              <w:t>Record the answer: confirmed, corrected, partly correct or out of date, does not know, prefers not to say, or does not apply. For a gap, “They told us”.</w:t>
+            </w:r>
+          </w:p>
+        </w:tc>
+        <w:tc>
+          <w:tcPr>
+            <w:tcW w:w="2447" w:type="dxa"/>
+            <w:shd w:val="clear" w:color="auto" w:fill="F8FAFB"/>
+            <w:tcMar>
+              <w:top w:w="70" w:type="dxa"/>
+              <w:left w:w="110" w:type="dxa"/>
+              <w:bottom w:w="70" w:type="dxa"/>
+              <w:right w:w="110" w:type="dxa"/>
+            </w:tcMar>
+          </w:tcPr>
+          <w:p>
+            <w:pPr>
+              <w:spacing w:after="40"/>
+            </w:pPr>
+            <w:r>
+              <w:rPr>
+                <w:sz w:val="19"/>
+                <w:szCs w:val="19"/>
+              </w:rPr>
+              <w:t>The respondent's answer is kept separately from the public value and never replaces it; that separation is what lets the analysis compare the two.</w:t>
+            </w:r>
+          </w:p>
+        </w:tc>
+        <w:tc>
+          <w:tcPr>
+            <w:tcW w:w="2071" w:type="dxa"/>
+            <w:shd w:val="clear" w:color="auto" w:fill="F8FAFB"/>
+            <w:tcMar>
+              <w:top w:w="70" w:type="dxa"/>
+              <w:left w:w="110" w:type="dxa"/>
+              <w:bottom w:w="70" w:type="dxa"/>
+              <w:right w:w="110" w:type="dxa"/>
+            </w:tcMar>
+          </w:tcPr>
+          <w:p>
+            <w:pPr>
+              <w:spacing w:after="40"/>
+            </w:pPr>
+            <w:r>
+              <w:rPr>
+                <w:sz w:val="19"/>
+                <w:szCs w:val="19"/>
+              </w:rPr>
+              <w:t>Nothing is saved until Save answer.</w:t>
+            </w:r>
+          </w:p>
+        </w:tc>
+      </w:tr>
+      <w:tr>
+        <w:tblPrEx>
+          <w:tblCellMar>
+            <w:top w:w="0" w:type="dxa"/>
+            <w:bottom w:w="0" w:type="dxa"/>
+          </w:tblCellMar>
+        </w:tblPrEx>
+        <w:trPr>
+          <w:cantSplit/>
+        </w:trPr>
+        <w:tc>
+          <w:tcPr>
+            <w:tcW w:w="1882" w:type="dxa"/>
+            <w:tcMar>
+              <w:top w:w="70" w:type="dxa"/>
+              <w:left w:w="110" w:type="dxa"/>
+              <w:bottom w:w="70" w:type="dxa"/>
+              <w:right w:w="110" w:type="dxa"/>
+            </w:tcMar>
+          </w:tcPr>
+          <w:p>
+            <w:pPr>
+              <w:spacing w:after="40"/>
+            </w:pPr>
+            <w:r>
+              <w:rPr>
+                <w:sz w:val="19"/>
+                <w:szCs w:val="19"/>
+              </w:rPr>
+              <w:t>Their answer / Comment</w:t>
+            </w:r>
+          </w:p>
+        </w:tc>
+        <w:tc>
+          <w:tcPr>
+            <w:tcW w:w="3012" w:type="dxa"/>
+            <w:tcMar>
+              <w:top w:w="70" w:type="dxa"/>
+              <w:left w:w="110" w:type="dxa"/>
+              <w:bottom w:w="70" w:type="dxa"/>
+              <w:right w:w="110" w:type="dxa"/>
+            </w:tcMar>
+          </w:tcPr>
+          <w:p>
+            <w:pPr>
+              <w:spacing w:after="40"/>
+            </w:pPr>
+            <w:r>
+              <w:rPr>
+                <w:sz w:val="19"/>
+                <w:szCs w:val="19"/>
+              </w:rPr>
+              <w:t>Type what the respondent said when they corrected or supplied a value, and any comment.</w:t>
+            </w:r>
+          </w:p>
+        </w:tc>
+        <w:tc>
+          <w:tcPr>
+            <w:tcW w:w="2447" w:type="dxa"/>
+            <w:tcMar>
+              <w:top w:w="70" w:type="dxa"/>
+              <w:left w:w="110" w:type="dxa"/>
+              <w:bottom w:w="70" w:type="dxa"/>
+              <w:right w:w="110" w:type="dxa"/>
+            </w:tcMar>
+          </w:tcPr>
+          <w:p>
+            <w:pPr>
+              <w:spacing w:after="40"/>
+            </w:pPr>
+            <w:r>
+              <w:rPr>
+                <w:sz w:val="19"/>
+                <w:szCs w:val="19"/>
+              </w:rPr>
+              <w:t>The exact answer is the research data; the comment explains it.</w:t>
+            </w:r>
+          </w:p>
+        </w:tc>
+        <w:tc>
+          <w:tcPr>
+            <w:tcW w:w="2071" w:type="dxa"/>
+            <w:tcMar>
+              <w:top w:w="70" w:type="dxa"/>
+              <w:left w:w="110" w:type="dxa"/>
+              <w:bottom w:w="70" w:type="dxa"/>
+              <w:right w:w="110" w:type="dxa"/>
+            </w:tcMar>
+          </w:tcPr>
+          <w:p>
+            <w:pPr>
+              <w:spacing w:after="40"/>
+            </w:pPr>
+            <w:r>
+              <w:rPr>
+                <w:sz w:val="19"/>
+                <w:szCs w:val="19"/>
+              </w:rPr>
+              <w:t>Kept with the row.</w:t>
+            </w:r>
+          </w:p>
+        </w:tc>
+      </w:tr>
+      <w:tr>
+        <w:tblPrEx>
+          <w:tblCellMar>
+            <w:top w:w="0" w:type="dxa"/>
+            <w:bottom w:w="0" w:type="dxa"/>
+          </w:tblCellMar>
+        </w:tblPrEx>
+        <w:trPr>
+          <w:cantSplit/>
+        </w:trPr>
+        <w:tc>
+          <w:tcPr>
+            <w:tcW w:w="1882" w:type="dxa"/>
+            <w:shd w:val="clear" w:color="auto" w:fill="F8FAFB"/>
+            <w:tcMar>
+              <w:top w:w="70" w:type="dxa"/>
+              <w:left w:w="110" w:type="dxa"/>
+              <w:bottom w:w="70" w:type="dxa"/>
+              <w:right w:w="110" w:type="dxa"/>
+            </w:tcMar>
+          </w:tcPr>
+          <w:p>
+            <w:pPr>
+              <w:spacing w:after="40"/>
+            </w:pPr>
+            <w:r>
+              <w:rPr>
+                <w:sz w:val="19"/>
+                <w:szCs w:val="19"/>
+              </w:rPr>
+              <w:t>Save answer</w:t>
+            </w:r>
+          </w:p>
+        </w:tc>
+        <w:tc>
+          <w:tcPr>
+            <w:tcW w:w="3012" w:type="dxa"/>
+            <w:shd w:val="clear" w:color="auto" w:fill="F8FAFB"/>
+            <w:tcMar>
+              <w:top w:w="70" w:type="dxa"/>
+              <w:left w:w="110" w:type="dxa"/>
+              <w:bottom w:w="70" w:type="dxa"/>
+              <w:right w:w="110" w:type="dxa"/>
+            </w:tcMar>
+          </w:tcPr>
+          <w:p>
+            <w:pPr>
+              <w:spacing w:after="40"/>
+            </w:pPr>
+            <w:r>
+              <w:rPr>
+                <w:sz w:val="19"/>
+                <w:szCs w:val="19"/>
+              </w:rPr>
+              <w:t>Saves the answer for that fact.</w:t>
+            </w:r>
+          </w:p>
+        </w:tc>
+        <w:tc>
+          <w:tcPr>
+            <w:tcW w:w="2447" w:type="dxa"/>
+            <w:shd w:val="clear" w:color="auto" w:fill="F8FAFB"/>
+            <w:tcMar>
+              <w:top w:w="70" w:type="dxa"/>
+              <w:left w:w="110" w:type="dxa"/>
+              <w:bottom w:w="70" w:type="dxa"/>
+              <w:right w:w="110" w:type="dxa"/>
+            </w:tcMar>
+          </w:tcPr>
+          <w:p>
+            <w:pPr>
+              <w:spacing w:after="40"/>
+            </w:pPr>
+            <w:r>
+              <w:rPr>
+                <w:sz w:val="19"/>
+                <w:szCs w:val="19"/>
+              </w:rPr>
+              <w:t>Each answer is recorded as it is given, so nothing depends on memory after the interview.</w:t>
+            </w:r>
+          </w:p>
+        </w:tc>
+        <w:tc>
+          <w:tcPr>
+            <w:tcW w:w="2071" w:type="dxa"/>
+            <w:shd w:val="clear" w:color="auto" w:fill="F8FAFB"/>
+            <w:tcMar>
+              <w:top w:w="70" w:type="dxa"/>
+              <w:left w:w="110" w:type="dxa"/>
+              <w:bottom w:w="70" w:type="dxa"/>
+              <w:right w:w="110" w:type="dxa"/>
+            </w:tcMar>
+          </w:tcPr>
+          <w:p>
+            <w:pPr>
+              <w:spacing w:after="40"/>
+            </w:pPr>
+            <w:r>
+              <w:rPr>
+                <w:sz w:val="19"/>
+                <w:szCs w:val="19"/>
+              </w:rPr>
+              <w:t>The status updates; “Recorded: …” appears under the row. A correction shows “Differs from the public source”.</w:t>
+            </w:r>
+          </w:p>
+        </w:tc>
+      </w:tr>
+      <w:tr>
+        <w:tblPrEx>
+          <w:tblCellMar>
+            <w:top w:w="0" w:type="dxa"/>
+            <w:bottom w:w="0" w:type="dxa"/>
+          </w:tblCellMar>
+        </w:tblPrEx>
+        <w:trPr>
+          <w:cantSplit/>
+        </w:trPr>
+        <w:tc>
+          <w:tcPr>
+            <w:tcW w:w="1882" w:type="dxa"/>
+            <w:tcMar>
+              <w:top w:w="70" w:type="dxa"/>
+              <w:left w:w="110" w:type="dxa"/>
+              <w:bottom w:w="70" w:type="dxa"/>
+              <w:right w:w="110" w:type="dxa"/>
+            </w:tcMar>
+          </w:tcPr>
+          <w:p>
+            <w:pPr>
+              <w:spacing w:after="40"/>
+            </w:pPr>
+            <w:r>
+              <w:rPr>
+                <w:sz w:val="19"/>
+                <w:szCs w:val="19"/>
+              </w:rPr>
+              <w:t>Differs from the public source (label)</w:t>
+            </w:r>
+          </w:p>
+        </w:tc>
+        <w:tc>
+          <w:tcPr>
+            <w:tcW w:w="3012" w:type="dxa"/>
+            <w:tcMar>
+              <w:top w:w="70" w:type="dxa"/>
+              <w:left w:w="110" w:type="dxa"/>
+              <w:bottom w:w="70" w:type="dxa"/>
+              <w:right w:w="110" w:type="dxa"/>
+            </w:tcMar>
+          </w:tcPr>
+          <w:p>
+            <w:pPr>
+              <w:spacing w:after="40"/>
+            </w:pPr>
+            <w:r>
+              <w:rPr>
+                <w:sz w:val="19"/>
+                <w:szCs w:val="19"/>
+              </w:rPr>
+              <w:t>Marks a fact the respondent corrected or qualified.</w:t>
+            </w:r>
+          </w:p>
+        </w:tc>
+        <w:tc>
+          <w:tcPr>
+            <w:tcW w:w="2447" w:type="dxa"/>
+            <w:tcMar>
+              <w:top w:w="70" w:type="dxa"/>
+              <w:left w:w="110" w:type="dxa"/>
+              <w:bottom w:w="70" w:type="dxa"/>
+              <w:right w:w="110" w:type="dxa"/>
+            </w:tcMar>
+          </w:tcPr>
+          <w:p>
+            <w:pPr>
+              <w:spacing w:after="40"/>
+            </w:pPr>
+            <w:r>
+              <w:rPr>
+                <w:sz w:val="19"/>
+                <w:szCs w:val="19"/>
+              </w:rPr>
+              <w:t>Contradictions between public sources and respondents are findings, not errors to hide.</w:t>
+            </w:r>
+          </w:p>
+        </w:tc>
+        <w:tc>
+          <w:tcPr>
+            <w:tcW w:w="2071" w:type="dxa"/>
+            <w:tcMar>
+              <w:top w:w="70" w:type="dxa"/>
+              <w:left w:w="110" w:type="dxa"/>
+              <w:bottom w:w="70" w:type="dxa"/>
+              <w:right w:w="110" w:type="dxa"/>
+            </w:tcMar>
+          </w:tcPr>
+          <w:p>
+            <w:pPr>
+              <w:spacing w:after="40"/>
+            </w:pPr>
+            <w:r>
+              <w:rPr>
+                <w:sz w:val="19"/>
+                <w:szCs w:val="19"/>
+              </w:rPr>
+              <w:t>Read only. The coordinator reconciles it.</w:t>
+            </w:r>
+          </w:p>
+        </w:tc>
+      </w:tr>
+      <w:tr>
+        <w:tblPrEx>
+          <w:tblCellMar>
+            <w:top w:w="0" w:type="dxa"/>
+            <w:bottom w:w="0" w:type="dxa"/>
+          </w:tblCellMar>
+        </w:tblPrEx>
+        <w:trPr>
+          <w:cantSplit/>
+        </w:trPr>
+        <w:tc>
+          <w:tcPr>
+            <w:tcW w:w="1882" w:type="dxa"/>
+            <w:shd w:val="clear" w:color="auto" w:fill="F8FAFB"/>
+            <w:tcMar>
+              <w:top w:w="70" w:type="dxa"/>
+              <w:left w:w="110" w:type="dxa"/>
+              <w:bottom w:w="70" w:type="dxa"/>
+              <w:right w:w="110" w:type="dxa"/>
+            </w:tcMar>
+          </w:tcPr>
+          <w:p>
+            <w:pPr>
+              <w:spacing w:after="40"/>
+            </w:pPr>
+            <w:r>
+              <w:rPr>
+                <w:sz w:val="19"/>
+                <w:szCs w:val="19"/>
+              </w:rPr>
+              <w:lastRenderedPageBreak/>
+              <w:t>Interview finished</w:t>
+            </w:r>
+          </w:p>
+        </w:tc>
+        <w:tc>
+          <w:tcPr>
+            <w:tcW w:w="3012" w:type="dxa"/>
+            <w:shd w:val="clear" w:color="auto" w:fill="F8FAFB"/>
+            <w:tcMar>
+              <w:top w:w="70" w:type="dxa"/>
+              <w:left w:w="110" w:type="dxa"/>
+              <w:bottom w:w="70" w:type="dxa"/>
+              <w:right w:w="110" w:type="dxa"/>
+            </w:tcMar>
+          </w:tcPr>
+          <w:p>
+            <w:pPr>
+              <w:spacing w:after="40"/>
+            </w:pPr>
+            <w:r>
+              <w:rPr>
+                <w:sz w:val="19"/>
+                <w:szCs w:val="19"/>
+              </w:rPr>
+              <w:t>Records that the interview and its verification are over, so reconciliation can begin.</w:t>
+            </w:r>
+          </w:p>
+        </w:tc>
+        <w:tc>
+          <w:tcPr>
+            <w:tcW w:w="2447" w:type="dxa"/>
+            <w:shd w:val="clear" w:color="auto" w:fill="F8FAFB"/>
+            <w:tcMar>
+              <w:top w:w="70" w:type="dxa"/>
+              <w:left w:w="110" w:type="dxa"/>
+              <w:bottom w:w="70" w:type="dxa"/>
+              <w:right w:w="110" w:type="dxa"/>
+            </w:tcMar>
+          </w:tcPr>
+          <w:p>
+            <w:pPr>
+              <w:spacing w:after="40"/>
+            </w:pPr>
+            <w:r>
+              <w:rPr>
+                <w:sz w:val="19"/>
+                <w:szCs w:val="19"/>
+              </w:rPr>
+              <w:t>Separates what was said in the interview from the researcher's later coding.</w:t>
+            </w:r>
+          </w:p>
+        </w:tc>
+        <w:tc>
+          <w:tcPr>
+            <w:tcW w:w="2071" w:type="dxa"/>
+            <w:shd w:val="clear" w:color="auto" w:fill="F8FAFB"/>
+            <w:tcMar>
+              <w:top w:w="70" w:type="dxa"/>
+              <w:left w:w="110" w:type="dxa"/>
+              <w:bottom w:w="70" w:type="dxa"/>
+              <w:right w:w="110" w:type="dxa"/>
+            </w:tcMar>
+          </w:tcPr>
+          <w:p>
+            <w:pPr>
+              <w:spacing w:after="40"/>
+            </w:pPr>
+            <w:r>
+              <w:rPr>
+                <w:sz w:val="19"/>
+                <w:szCs w:val="19"/>
+              </w:rPr>
+              <w:t>It shows the time it was recorded.</w:t>
+            </w:r>
+          </w:p>
+        </w:tc>
+      </w:tr>
+      <w:tr>
+        <w:tblPrEx>
+          <w:tblCellMar>
+            <w:top w:w="0" w:type="dxa"/>
+            <w:bottom w:w="0" w:type="dxa"/>
+          </w:tblCellMar>
+        </w:tblPrEx>
+        <w:trPr>
+          <w:cantSplit/>
+        </w:trPr>
+        <w:tc>
+          <w:tcPr>
+            <w:tcW w:w="1882" w:type="dxa"/>
+            <w:tcMar>
+              <w:top w:w="70" w:type="dxa"/>
+              <w:left w:w="110" w:type="dxa"/>
+              <w:bottom w:w="70" w:type="dxa"/>
+              <w:right w:w="110" w:type="dxa"/>
+            </w:tcMar>
+          </w:tcPr>
+          <w:p>
+            <w:pPr>
+              <w:spacing w:after="40"/>
+            </w:pPr>
+            <w:r>
+              <w:rPr>
+                <w:sz w:val="19"/>
+                <w:szCs w:val="19"/>
+              </w:rPr>
+              <w:t>Reconciled value (required) → Save reconciled value (the PI, the Field Coordinator only)</w:t>
+            </w:r>
+          </w:p>
+        </w:tc>
+        <w:tc>
+          <w:tcPr>
+            <w:tcW w:w="3012" w:type="dxa"/>
+            <w:tcMar>
+              <w:top w:w="70" w:type="dxa"/>
+              <w:left w:w="110" w:type="dxa"/>
+              <w:bottom w:w="70" w:type="dxa"/>
+              <w:right w:w="110" w:type="dxa"/>
+            </w:tcMar>
+          </w:tcPr>
+          <w:p>
+            <w:pPr>
+              <w:spacing w:after="40"/>
+            </w:pPr>
+            <w:r>
+              <w:rPr>
+                <w:sz w:val="19"/>
+                <w:szCs w:val="19"/>
+              </w:rPr>
+              <w:t>The coordinator or PI types the value that is coded for analysis, where the respondent corrected, qualified, did not know or declined. Not needed for a plain confirmation.</w:t>
+            </w:r>
+          </w:p>
+        </w:tc>
+        <w:tc>
+          <w:tcPr>
+            <w:tcW w:w="2447" w:type="dxa"/>
+            <w:tcMar>
+              <w:top w:w="70" w:type="dxa"/>
+              <w:left w:w="110" w:type="dxa"/>
+              <w:bottom w:w="70" w:type="dxa"/>
+              <w:right w:w="110" w:type="dxa"/>
+            </w:tcMar>
+          </w:tcPr>
+          <w:p>
+            <w:pPr>
+              <w:spacing w:after="40"/>
+            </w:pPr>
+            <w:r>
+              <w:rPr>
+                <w:sz w:val="19"/>
+                <w:szCs w:val="19"/>
+              </w:rPr>
+              <w:t>The reconciled value is the researcher's coded position; it never overwrites the public value or the respondent's answer.</w:t>
+            </w:r>
+          </w:p>
+        </w:tc>
+        <w:tc>
+          <w:tcPr>
+            <w:tcW w:w="2071" w:type="dxa"/>
+            <w:tcMar>
+              <w:top w:w="70" w:type="dxa"/>
+              <w:left w:w="110" w:type="dxa"/>
+              <w:bottom w:w="70" w:type="dxa"/>
+              <w:right w:w="110" w:type="dxa"/>
+            </w:tcMar>
+          </w:tcPr>
+          <w:p>
+            <w:pPr>
+              <w:spacing w:after="40"/>
+            </w:pPr>
+            <w:r>
+              <w:rPr>
+                <w:sz w:val="19"/>
+                <w:szCs w:val="19"/>
+              </w:rPr>
+              <w:t>The fact becomes settled. When all are, the status reads Reconciled.</w:t>
+            </w:r>
+          </w:p>
+        </w:tc>
+      </w:tr>
+      <w:tr>
+        <w:tblPrEx>
+          <w:tblCellMar>
+            <w:top w:w="0" w:type="dxa"/>
+            <w:bottom w:w="0" w:type="dxa"/>
+          </w:tblCellMar>
+        </w:tblPrEx>
+        <w:trPr>
+          <w:cantSplit/>
+        </w:trPr>
+        <w:tc>
+          <w:tcPr>
+            <w:tcW w:w="1882" w:type="dxa"/>
+            <w:shd w:val="clear" w:color="auto" w:fill="F8FAFB"/>
+            <w:tcMar>
+              <w:top w:w="70" w:type="dxa"/>
+              <w:left w:w="110" w:type="dxa"/>
+              <w:bottom w:w="70" w:type="dxa"/>
+              <w:right w:w="110" w:type="dxa"/>
+            </w:tcMar>
+          </w:tcPr>
+          <w:p>
+            <w:pPr>
+              <w:spacing w:after="40"/>
+            </w:pPr>
+            <w:r>
+              <w:rPr>
+                <w:sz w:val="19"/>
+                <w:szCs w:val="19"/>
+              </w:rPr>
+              <w:t>Record a protocol deviation</w:t>
+            </w:r>
+            <w:r>
+              <w:rPr>
+                <w:sz w:val="19"/>
+                <w:szCs w:val="19"/>
+              </w:rPr>
+              <w:t xml:space="preserve"> (the PI, the Field Coordinator only)</w:t>
+            </w:r>
+          </w:p>
+        </w:tc>
+        <w:tc>
+          <w:tcPr>
+            <w:tcW w:w="3012" w:type="dxa"/>
+            <w:shd w:val="clear" w:color="auto" w:fill="F8FAFB"/>
+            <w:tcMar>
+              <w:top w:w="70" w:type="dxa"/>
+              <w:left w:w="110" w:type="dxa"/>
+              <w:bottom w:w="70" w:type="dxa"/>
+              <w:right w:w="110" w:type="dxa"/>
+            </w:tcMar>
+          </w:tcPr>
+          <w:p>
+            <w:pPr>
+              <w:spacing w:after="40"/>
+            </w:pPr>
+            <w:r>
+              <w:rPr>
+                <w:sz w:val="19"/>
+                <w:szCs w:val="19"/>
+              </w:rPr>
+              <w:t>Releases the case when reconciliation truly cannot be finished, after you give the reason.</w:t>
+            </w:r>
+          </w:p>
+        </w:tc>
+        <w:tc>
+          <w:tcPr>
+            <w:tcW w:w="2447" w:type="dxa"/>
+            <w:shd w:val="clear" w:color="auto" w:fill="F8FAFB"/>
+            <w:tcMar>
+              <w:top w:w="70" w:type="dxa"/>
+              <w:left w:w="110" w:type="dxa"/>
+              <w:bottom w:w="70" w:type="dxa"/>
+              <w:right w:w="110" w:type="dxa"/>
+            </w:tcMar>
+          </w:tcPr>
+          <w:p>
+            <w:pPr>
+              <w:spacing w:after="40"/>
+            </w:pPr>
+            <w:r>
+              <w:rPr>
+                <w:sz w:val="19"/>
+                <w:szCs w:val="19"/>
+              </w:rPr>
+              <w:t>A lost respondent must not block a completed interview forever, but the exception has to be visible and explained.</w:t>
+            </w:r>
+          </w:p>
+        </w:tc>
+        <w:tc>
+          <w:tcPr>
+            <w:tcW w:w="2071" w:type="dxa"/>
+            <w:shd w:val="clear" w:color="auto" w:fill="F8FAFB"/>
+            <w:tcMar>
+              <w:top w:w="70" w:type="dxa"/>
+              <w:left w:w="110" w:type="dxa"/>
+              <w:bottom w:w="70" w:type="dxa"/>
+              <w:right w:w="110" w:type="dxa"/>
+            </w:tcMar>
+          </w:tcPr>
+          <w:p>
+            <w:pPr>
+              <w:spacing w:after="40"/>
+            </w:pPr>
+            <w:r>
+              <w:rPr>
+                <w:sz w:val="19"/>
+                <w:szCs w:val="19"/>
+              </w:rPr>
+              <w:t>The case is released and stays flagged, with the reason kept.</w:t>
+            </w:r>
+          </w:p>
+        </w:tc>
+      </w:tr>
+    </w:tbl>
+    <w:p>
+      <w:pPr>
+        <w:spacing w:after="120"/>
+      </w:pPr>
+    </w:p>
+    <w:p>
+      <w:pPr>
+        <w:pStyle w:val="Heading2"/>
+      </w:pPr>
+      <w:bookmarkStart w:id="19" w:name="_Toc240919846"/>
+      <w:r>
+        <w:t>6.5 Register Organisation</w:t>
+      </w:r>
+      <w:bookmarkEnd w:id="19"/>
     </w:p>
     <w:p>
       <w:pPr>
@@ -17618,7 +19772,7 @@
           <w:left w:w="10" w:type="dxa"/>
           <w:right w:w="10" w:type="dxa"/>
         </w:tblCellMar>
-        <w:tblLook w:val="0000" w:firstRow="0" w:lastRow="0" w:firstColumn="0" w:lastColumn="0" w:noHBand="0" w:noVBand="0"/>
+        <w:tblLook w:val="04A0" w:firstRow="1" w:lastRow="0" w:firstColumn="1" w:lastColumn="0" w:noHBand="0" w:noVBand="1"/>
       </w:tblPr>
       <w:tblGrid>
         <w:gridCol w:w="1882"/>
@@ -18278,11 +20432,11 @@
       <w:pPr>
         <w:pStyle w:val="Heading2"/>
       </w:pPr>
-      <w:bookmarkStart w:id="19" w:name="_Toc240916556"/>
+      <w:bookmarkStart w:id="20" w:name="_Toc240919847"/>
       <w:r>
-        <w:t>6.5 Appointment Queue</w:t>
+        <w:t>6.6 Appointment Queue</w:t>
       </w:r>
-      <w:bookmarkEnd w:id="19"/>
+      <w:bookmarkEnd w:id="20"/>
     </w:p>
     <w:p>
       <w:pPr>
@@ -18323,7 +20477,6 @@
         <w:spacing w:after="120" w:line="288" w:lineRule="auto"/>
       </w:pPr>
       <w:r>
-        <w:lastRenderedPageBreak/>
         <w:t>Calls that respondents have asked for, and their progress.</w:t>
       </w:r>
     </w:p>
@@ -18342,7 +20495,7 @@
           <w:left w:w="10" w:type="dxa"/>
           <w:right w:w="10" w:type="dxa"/>
         </w:tblCellMar>
-        <w:tblLook w:val="0000" w:firstRow="0" w:lastRow="0" w:firstColumn="0" w:lastColumn="0" w:noHBand="0" w:noVBand="0"/>
+        <w:tblLook w:val="04A0" w:firstRow="1" w:lastRow="0" w:firstColumn="1" w:lastColumn="0" w:noHBand="0" w:noVBand="1"/>
       </w:tblPr>
       <w:tblGrid>
         <w:gridCol w:w="1882"/>
@@ -18383,6 +20536,7 @@
                 <w:sz w:val="19"/>
                 <w:szCs w:val="19"/>
               </w:rPr>
+              <w:lastRenderedPageBreak/>
               <w:t>Control</w:t>
             </w:r>
           </w:p>
@@ -18899,11 +21053,11 @@
       <w:pPr>
         <w:pStyle w:val="Heading2"/>
       </w:pPr>
-      <w:bookmarkStart w:id="20" w:name="_Toc240916557"/>
+      <w:bookmarkStart w:id="21" w:name="_Toc240919848"/>
       <w:r>
-        <w:t>6.6 Follow-ups due</w:t>
+        <w:t>6.7 Follow-ups due</w:t>
       </w:r>
-      <w:bookmarkEnd w:id="20"/>
+      <w:bookmarkEnd w:id="21"/>
     </w:p>
     <w:p>
       <w:pPr>
@@ -18962,7 +21116,7 @@
           <w:left w:w="10" w:type="dxa"/>
           <w:right w:w="10" w:type="dxa"/>
         </w:tblCellMar>
-        <w:tblLook w:val="0000" w:firstRow="0" w:lastRow="0" w:firstColumn="0" w:lastColumn="0" w:noHBand="0" w:noVBand="0"/>
+        <w:tblLook w:val="04A0" w:firstRow="1" w:lastRow="0" w:firstColumn="1" w:lastColumn="0" w:noHBand="0" w:noVBand="1"/>
       </w:tblPr>
       <w:tblGrid>
         <w:gridCol w:w="1882"/>
@@ -19412,11 +21566,11 @@
       <w:pPr>
         <w:pStyle w:val="Heading2"/>
       </w:pPr>
-      <w:bookmarkStart w:id="21" w:name="_Toc240916558"/>
+      <w:bookmarkStart w:id="22" w:name="_Toc240919849"/>
       <w:r>
-        <w:t>6.7 Reserve Activation</w:t>
+        <w:t>6.8 Reserve Activation</w:t>
       </w:r>
-      <w:bookmarkEnd w:id="21"/>
+      <w:bookmarkEnd w:id="22"/>
     </w:p>
     <w:p>
       <w:pPr>
@@ -19475,7 +21629,7 @@
           <w:left w:w="10" w:type="dxa"/>
           <w:right w:w="10" w:type="dxa"/>
         </w:tblCellMar>
-        <w:tblLook w:val="0000" w:firstRow="0" w:lastRow="0" w:firstColumn="0" w:lastColumn="0" w:noHBand="0" w:noVBand="0"/>
+        <w:tblLook w:val="04A0" w:firstRow="1" w:lastRow="0" w:firstColumn="1" w:lastColumn="0" w:noHBand="0" w:noVBand="1"/>
       </w:tblPr>
       <w:tblGrid>
         <w:gridCol w:w="1882"/>
@@ -20034,22 +22188,22 @@
         <w:pStyle w:val="Heading1"/>
         <w:pageBreakBefore/>
       </w:pPr>
-      <w:bookmarkStart w:id="22" w:name="_Toc240916559"/>
+      <w:bookmarkStart w:id="23" w:name="_Toc240919850"/>
       <w:r>
         <w:lastRenderedPageBreak/>
         <w:t>7. Quality checking</w:t>
       </w:r>
-      <w:bookmarkEnd w:id="22"/>
+      <w:bookmarkEnd w:id="23"/>
     </w:p>
     <w:p>
       <w:pPr>
         <w:pStyle w:val="Heading2"/>
       </w:pPr>
-      <w:bookmarkStart w:id="23" w:name="_Toc240916560"/>
+      <w:bookmarkStart w:id="24" w:name="_Toc240919851"/>
       <w:r>
         <w:t>7.1 QA Queue (with the KoboToolbox sync panel)</w:t>
       </w:r>
-      <w:bookmarkEnd w:id="23"/>
+      <w:bookmarkEnd w:id="24"/>
     </w:p>
     <w:p>
       <w:pPr>
@@ -20108,7 +22262,7 @@
           <w:left w:w="10" w:type="dxa"/>
           <w:right w:w="10" w:type="dxa"/>
         </w:tblCellMar>
-        <w:tblLook w:val="0000" w:firstRow="0" w:lastRow="0" w:firstColumn="0" w:lastColumn="0" w:noHBand="0" w:noVBand="0"/>
+        <w:tblLook w:val="04A0" w:firstRow="1" w:lastRow="0" w:firstColumn="1" w:lastColumn="0" w:noHBand="0" w:noVBand="1"/>
       </w:tblPr>
       <w:tblGrid>
         <w:gridCol w:w="1882"/>
@@ -20520,7 +22674,7 @@
                 <w:sz w:val="19"/>
                 <w:szCs w:val="19"/>
               </w:rPr>
-              <w:t>Only a person can pass a questionnaire; even one that triggered no rule is not passed until someone accepts it.</w:t>
+              <w:t>Only a person can pass a questionnaire; even one that triggered no rule is not passed until someone accepts it. If the case has a locked pre-interview profile, every fact on it must first be verified with the respondent and reconciled (or a deviation recorded).</w:t>
             </w:r>
           </w:p>
         </w:tc>
@@ -20543,7 +22697,7 @@
                 <w:sz w:val="19"/>
                 <w:szCs w:val="19"/>
               </w:rPr>
-              <w:t>The submission is marked QA passed, the case moves on, and the decision is audited.</w:t>
+              <w:t>The submission is marked QA passed, the case moves on, and the decision is audited. If the profile is not reconciled you are told how many facts are outstanding, and nothing changes.</w:t>
             </w:r>
           </w:p>
         </w:tc>
@@ -20768,11 +22922,11 @@
       <w:pPr>
         <w:pStyle w:val="Heading2"/>
       </w:pPr>
-      <w:bookmarkStart w:id="24" w:name="_Toc240916561"/>
+      <w:bookmarkStart w:id="25" w:name="_Toc240919852"/>
       <w:r>
         <w:t>7.2 QA Exceptions</w:t>
       </w:r>
-      <w:bookmarkEnd w:id="24"/>
+      <w:bookmarkEnd w:id="25"/>
     </w:p>
     <w:p>
       <w:pPr>
@@ -20831,7 +22985,7 @@
           <w:left w:w="10" w:type="dxa"/>
           <w:right w:w="10" w:type="dxa"/>
         </w:tblCellMar>
-        <w:tblLook w:val="0000" w:firstRow="0" w:lastRow="0" w:firstColumn="0" w:lastColumn="0" w:noHBand="0" w:noVBand="0"/>
+        <w:tblLook w:val="04A0" w:firstRow="1" w:lastRow="0" w:firstColumn="1" w:lastColumn="0" w:noHBand="0" w:noVBand="1"/>
       </w:tblPr>
       <w:tblGrid>
         <w:gridCol w:w="1882"/>
@@ -20872,6 +23026,7 @@
                 <w:sz w:val="19"/>
                 <w:szCs w:val="19"/>
               </w:rPr>
+              <w:lastRenderedPageBreak/>
               <w:t>Control</w:t>
             </w:r>
           </w:p>
@@ -21091,7 +23246,6 @@
                 <w:sz w:val="19"/>
                 <w:szCs w:val="19"/>
               </w:rPr>
-              <w:lastRenderedPageBreak/>
               <w:t>Include resolved</w:t>
             </w:r>
           </w:p>
@@ -21600,22 +23754,22 @@
         <w:pStyle w:val="Heading1"/>
         <w:pageBreakBefore/>
       </w:pPr>
-      <w:bookmarkStart w:id="25" w:name="_Toc240916562"/>
+      <w:bookmarkStart w:id="26" w:name="_Toc240919853"/>
       <w:r>
         <w:lastRenderedPageBreak/>
         <w:t>8. Key Informant Interviews</w:t>
       </w:r>
-      <w:bookmarkEnd w:id="25"/>
+      <w:bookmarkEnd w:id="26"/>
     </w:p>
     <w:p>
       <w:pPr>
         <w:pStyle w:val="Heading2"/>
       </w:pPr>
-      <w:bookmarkStart w:id="26" w:name="_Toc240916563"/>
+      <w:bookmarkStart w:id="27" w:name="_Toc240919854"/>
       <w:r>
         <w:t>8.1 KII Register</w:t>
       </w:r>
-      <w:bookmarkEnd w:id="26"/>
+      <w:bookmarkEnd w:id="27"/>
     </w:p>
     <w:p>
       <w:pPr>
@@ -21674,7 +23828,7 @@
           <w:left w:w="10" w:type="dxa"/>
           <w:right w:w="10" w:type="dxa"/>
         </w:tblCellMar>
-        <w:tblLook w:val="0000" w:firstRow="0" w:lastRow="0" w:firstColumn="0" w:lastColumn="0" w:noHBand="0" w:noVBand="0"/>
+        <w:tblLook w:val="04A0" w:firstRow="1" w:lastRow="0" w:firstColumn="1" w:lastColumn="0" w:noHBand="0" w:noVBand="1"/>
       </w:tblPr>
       <w:tblGrid>
         <w:gridCol w:w="1882"/>
@@ -22231,11 +24385,11 @@
       <w:pPr>
         <w:pStyle w:val="Heading2"/>
       </w:pPr>
-      <w:bookmarkStart w:id="27" w:name="_Toc240916564"/>
+      <w:bookmarkStart w:id="28" w:name="_Toc240919855"/>
       <w:r>
         <w:t>8.2 New KII Record</w:t>
       </w:r>
-      <w:bookmarkEnd w:id="27"/>
+      <w:bookmarkEnd w:id="28"/>
     </w:p>
     <w:p>
       <w:pPr>
@@ -22294,7 +24448,7 @@
           <w:left w:w="10" w:type="dxa"/>
           <w:right w:w="10" w:type="dxa"/>
         </w:tblCellMar>
-        <w:tblLook w:val="0000" w:firstRow="0" w:lastRow="0" w:firstColumn="0" w:lastColumn="0" w:noHBand="0" w:noVBand="0"/>
+        <w:tblLook w:val="04A0" w:firstRow="1" w:lastRow="0" w:firstColumn="1" w:lastColumn="0" w:noHBand="0" w:noVBand="1"/>
       </w:tblPr>
       <w:tblGrid>
         <w:gridCol w:w="1882"/>
@@ -22641,11 +24795,11 @@
       <w:pPr>
         <w:pStyle w:val="Heading2"/>
       </w:pPr>
-      <w:bookmarkStart w:id="28" w:name="_Toc240916565"/>
+      <w:bookmarkStart w:id="29" w:name="_Toc240919856"/>
       <w:r>
         <w:t>8.3 KII record</w:t>
       </w:r>
-      <w:bookmarkEnd w:id="28"/>
+      <w:bookmarkEnd w:id="29"/>
     </w:p>
     <w:p>
       <w:pPr>
@@ -22704,7 +24858,7 @@
           <w:left w:w="10" w:type="dxa"/>
           <w:right w:w="10" w:type="dxa"/>
         </w:tblCellMar>
-        <w:tblLook w:val="0000" w:firstRow="0" w:lastRow="0" w:firstColumn="0" w:lastColumn="0" w:noHBand="0" w:noVBand="0"/>
+        <w:tblLook w:val="04A0" w:firstRow="1" w:lastRow="0" w:firstColumn="1" w:lastColumn="0" w:noHBand="0" w:noVBand="1"/>
       </w:tblPr>
       <w:tblGrid>
         <w:gridCol w:w="1882"/>
@@ -23537,7 +25691,7 @@
                 <w:sz w:val="19"/>
                 <w:szCs w:val="19"/>
               </w:rPr>
-              <w:t>Shows what has and has not been analysed.</w:t>
+              <w:t>Shows what has and has not been analysed. If the interview had a locked pre-interview profile, COMPLETE is refused until it is reconciled; a synced KII Guide then completes it at the next sync.</w:t>
             </w:r>
           </w:p>
         </w:tc>
@@ -23560,7 +25714,7 @@
                 <w:sz w:val="19"/>
                 <w:szCs w:val="19"/>
               </w:rPr>
-              <w:t>The status changes and cannot go backwards.</w:t>
+              <w:t>The status changes and cannot go backwards. If the profile is not reconciled you are told what is outstanding.</w:t>
             </w:r>
           </w:p>
         </w:tc>
@@ -23683,22 +25837,22 @@
         <w:pStyle w:val="Heading1"/>
         <w:pageBreakBefore/>
       </w:pPr>
-      <w:bookmarkStart w:id="29" w:name="_Toc240916566"/>
+      <w:bookmarkStart w:id="30" w:name="_Toc240919857"/>
       <w:r>
         <w:lastRenderedPageBreak/>
         <w:t>9. Documentary evidence</w:t>
       </w:r>
-      <w:bookmarkEnd w:id="29"/>
+      <w:bookmarkEnd w:id="30"/>
     </w:p>
     <w:p>
       <w:pPr>
         <w:pStyle w:val="Heading2"/>
       </w:pPr>
-      <w:bookmarkStart w:id="30" w:name="_Toc240916567"/>
+      <w:bookmarkStart w:id="31" w:name="_Toc240919858"/>
       <w:r>
         <w:t>9.1 Documents (the corpus)</w:t>
       </w:r>
-      <w:bookmarkEnd w:id="30"/>
+      <w:bookmarkEnd w:id="31"/>
     </w:p>
     <w:p>
       <w:pPr>
@@ -23757,7 +25911,7 @@
           <w:left w:w="10" w:type="dxa"/>
           <w:right w:w="10" w:type="dxa"/>
         </w:tblCellMar>
-        <w:tblLook w:val="0000" w:firstRow="0" w:lastRow="0" w:firstColumn="0" w:lastColumn="0" w:noHBand="0" w:noVBand="0"/>
+        <w:tblLook w:val="04A0" w:firstRow="1" w:lastRow="0" w:firstColumn="1" w:lastColumn="0" w:noHBand="0" w:noVBand="1"/>
       </w:tblPr>
       <w:tblGrid>
         <w:gridCol w:w="1882"/>
@@ -24314,11 +26468,11 @@
       <w:pPr>
         <w:pStyle w:val="Heading2"/>
       </w:pPr>
-      <w:bookmarkStart w:id="31" w:name="_Toc240916568"/>
+      <w:bookmarkStart w:id="32" w:name="_Toc240919859"/>
       <w:r>
         <w:t>9.2 New Documentary Evidence Record</w:t>
       </w:r>
-      <w:bookmarkEnd w:id="31"/>
+      <w:bookmarkEnd w:id="32"/>
     </w:p>
     <w:p>
       <w:pPr>
@@ -24377,7 +26531,7 @@
           <w:left w:w="10" w:type="dxa"/>
           <w:right w:w="10" w:type="dxa"/>
         </w:tblCellMar>
-        <w:tblLook w:val="0000" w:firstRow="0" w:lastRow="0" w:firstColumn="0" w:lastColumn="0" w:noHBand="0" w:noVBand="0"/>
+        <w:tblLook w:val="04A0" w:firstRow="1" w:lastRow="0" w:firstColumn="1" w:lastColumn="0" w:noHBand="0" w:noVBand="1"/>
       </w:tblPr>
       <w:tblGrid>
         <w:gridCol w:w="1882"/>
@@ -25145,11 +27299,11 @@
       <w:pPr>
         <w:pStyle w:val="Heading2"/>
       </w:pPr>
-      <w:bookmarkStart w:id="32" w:name="_Toc240916569"/>
+      <w:bookmarkStart w:id="33" w:name="_Toc240919860"/>
       <w:r>
         <w:t>9.3 Document record</w:t>
       </w:r>
-      <w:bookmarkEnd w:id="32"/>
+      <w:bookmarkEnd w:id="33"/>
     </w:p>
     <w:p>
       <w:pPr>
@@ -25208,7 +27362,7 @@
           <w:left w:w="10" w:type="dxa"/>
           <w:right w:w="10" w:type="dxa"/>
         </w:tblCellMar>
-        <w:tblLook w:val="0000" w:firstRow="0" w:lastRow="0" w:firstColumn="0" w:lastColumn="0" w:noHBand="0" w:noVBand="0"/>
+        <w:tblLook w:val="04A0" w:firstRow="1" w:lastRow="0" w:firstColumn="1" w:lastColumn="0" w:noHBand="0" w:noVBand="1"/>
       </w:tblPr>
       <w:tblGrid>
         <w:gridCol w:w="1882"/>
@@ -26499,11 +28653,11 @@
       <w:pPr>
         <w:pStyle w:val="Heading2"/>
       </w:pPr>
-      <w:bookmarkStart w:id="33" w:name="_Toc240916570"/>
+      <w:bookmarkStart w:id="34" w:name="_Toc240919861"/>
       <w:r>
         <w:t>9.4 Auto-fill review screen</w:t>
       </w:r>
-      <w:bookmarkEnd w:id="33"/>
+      <w:bookmarkEnd w:id="34"/>
     </w:p>
     <w:p>
       <w:pPr>
@@ -26562,7 +28716,7 @@
           <w:left w:w="10" w:type="dxa"/>
           <w:right w:w="10" w:type="dxa"/>
         </w:tblCellMar>
-        <w:tblLook w:val="0000" w:firstRow="0" w:lastRow="0" w:firstColumn="0" w:lastColumn="0" w:noHBand="0" w:noVBand="0"/>
+        <w:tblLook w:val="04A0" w:firstRow="1" w:lastRow="0" w:firstColumn="1" w:lastColumn="0" w:noHBand="0" w:noVBand="1"/>
       </w:tblPr>
       <w:tblGrid>
         <w:gridCol w:w="1882"/>
@@ -27541,22 +29695,22 @@
         <w:pStyle w:val="Heading1"/>
         <w:pageBreakBefore/>
       </w:pPr>
-      <w:bookmarkStart w:id="34" w:name="_Toc240916571"/>
+      <w:bookmarkStart w:id="35" w:name="_Toc240919862"/>
       <w:r>
         <w:lastRenderedPageBreak/>
         <w:t>10. Completed forms and exports</w:t>
       </w:r>
-      <w:bookmarkEnd w:id="34"/>
+      <w:bookmarkEnd w:id="35"/>
     </w:p>
     <w:p>
       <w:pPr>
         <w:pStyle w:val="Heading2"/>
       </w:pPr>
-      <w:bookmarkStart w:id="35" w:name="_Toc240916572"/>
+      <w:bookmarkStart w:id="36" w:name="_Toc240919863"/>
       <w:r>
         <w:t>10.1 Completed forms (Form PDFs)</w:t>
       </w:r>
-      <w:bookmarkEnd w:id="35"/>
+      <w:bookmarkEnd w:id="36"/>
     </w:p>
     <w:p>
       <w:pPr>
@@ -27615,7 +29769,7 @@
           <w:left w:w="10" w:type="dxa"/>
           <w:right w:w="10" w:type="dxa"/>
         </w:tblCellMar>
-        <w:tblLook w:val="0000" w:firstRow="0" w:lastRow="0" w:firstColumn="0" w:lastColumn="0" w:noHBand="0" w:noVBand="0"/>
+        <w:tblLook w:val="04A0" w:firstRow="1" w:lastRow="0" w:firstColumn="1" w:lastColumn="0" w:noHBand="0" w:noVBand="1"/>
       </w:tblPr>
       <w:tblGrid>
         <w:gridCol w:w="1882"/>
@@ -28818,22 +30972,22 @@
         <w:pStyle w:val="Heading1"/>
         <w:pageBreakBefore/>
       </w:pPr>
-      <w:bookmarkStart w:id="36" w:name="_Toc240916573"/>
+      <w:bookmarkStart w:id="37" w:name="_Toc240919864"/>
       <w:r>
         <w:lastRenderedPageBreak/>
         <w:t>11. Study administration</w:t>
       </w:r>
-      <w:bookmarkEnd w:id="36"/>
+      <w:bookmarkEnd w:id="37"/>
     </w:p>
     <w:p>
       <w:pPr>
         <w:pStyle w:val="Heading2"/>
       </w:pPr>
-      <w:bookmarkStart w:id="37" w:name="_Toc240916574"/>
+      <w:bookmarkStart w:id="38" w:name="_Toc240919865"/>
       <w:r>
         <w:t>11.1 Cost Dashboard</w:t>
       </w:r>
-      <w:bookmarkEnd w:id="37"/>
+      <w:bookmarkEnd w:id="38"/>
     </w:p>
     <w:p>
       <w:pPr>
@@ -28892,7 +31046,7 @@
           <w:left w:w="10" w:type="dxa"/>
           <w:right w:w="10" w:type="dxa"/>
         </w:tblCellMar>
-        <w:tblLook w:val="0000" w:firstRow="0" w:lastRow="0" w:firstColumn="0" w:lastColumn="0" w:noHBand="0" w:noVBand="0"/>
+        <w:tblLook w:val="04A0" w:firstRow="1" w:lastRow="0" w:firstColumn="1" w:lastColumn="0" w:noHBand="0" w:noVBand="1"/>
       </w:tblPr>
       <w:tblGrid>
         <w:gridCol w:w="1882"/>
@@ -29239,11 +31393,11 @@
       <w:pPr>
         <w:pStyle w:val="Heading2"/>
       </w:pPr>
-      <w:bookmarkStart w:id="38" w:name="_Toc240916575"/>
+      <w:bookmarkStart w:id="39" w:name="_Toc240919866"/>
       <w:r>
         <w:t>11.2 Audit Log</w:t>
       </w:r>
-      <w:bookmarkEnd w:id="38"/>
+      <w:bookmarkEnd w:id="39"/>
     </w:p>
     <w:p>
       <w:pPr>
@@ -29302,7 +31456,7 @@
           <w:left w:w="10" w:type="dxa"/>
           <w:right w:w="10" w:type="dxa"/>
         </w:tblCellMar>
-        <w:tblLook w:val="0000" w:firstRow="0" w:lastRow="0" w:firstColumn="0" w:lastColumn="0" w:noHBand="0" w:noVBand="0"/>
+        <w:tblLook w:val="04A0" w:firstRow="1" w:lastRow="0" w:firstColumn="1" w:lastColumn="0" w:noHBand="0" w:noVBand="1"/>
       </w:tblPr>
       <w:tblGrid>
         <w:gridCol w:w="1882"/>
@@ -29649,11 +31803,11 @@
       <w:pPr>
         <w:pStyle w:val="Heading2"/>
       </w:pPr>
-      <w:bookmarkStart w:id="39" w:name="_Toc240916576"/>
+      <w:bookmarkStart w:id="40" w:name="_Toc240919867"/>
       <w:r>
         <w:t>11.3 Export</w:t>
       </w:r>
-      <w:bookmarkEnd w:id="39"/>
+      <w:bookmarkEnd w:id="40"/>
     </w:p>
     <w:p>
       <w:pPr>
@@ -29712,7 +31866,7 @@
           <w:left w:w="10" w:type="dxa"/>
           <w:right w:w="10" w:type="dxa"/>
         </w:tblCellMar>
-        <w:tblLook w:val="0000" w:firstRow="0" w:lastRow="0" w:firstColumn="0" w:lastColumn="0" w:noHBand="0" w:noVBand="0"/>
+        <w:tblLook w:val="04A0" w:firstRow="1" w:lastRow="0" w:firstColumn="1" w:lastColumn="0" w:noHBand="0" w:noVBand="1"/>
       </w:tblPr>
       <w:tblGrid>
         <w:gridCol w:w="1882"/>
@@ -30207,7 +32361,7 @@
         <w:sz w:val="16"/>
         <w:szCs w:val="16"/>
       </w:rPr>
-      <w:t>Version 1.7 · 21 September 2026</w:t>
+      <w:t>Version 1.8 · 21 September 2026</w:t>
     </w:r>
     <w:r>
       <w:rPr>
@@ -30380,10 +32534,10 @@
 <file path=word/numbering.xml><?xml version="1.0" encoding="utf-8"?>
 <w:numbering xmlns:wpc="http://schemas.microsoft.com/office/word/2010/wordprocessingCanvas" xmlns:cx="http://schemas.microsoft.com/office/drawing/2014/chartex" xmlns:cx1="http://schemas.microsoft.com/office/drawing/2015/9/8/chartex" xmlns:cx2="http://schemas.microsoft.com/office/drawing/2015/10/21/chartex" xmlns:cx3="http://schemas.microsoft.com/office/drawing/2016/5/9/chartex" xmlns:cx4="http://schemas.microsoft.com/office/drawing/2016/5/10/chartex" xmlns:cx5="http://schemas.microsoft.com/office/drawing/2016/5/11/chartex" xmlns:cx6="http://schemas.microsoft.com/office/drawing/2016/5/12/chartex" xmlns:cx7="http://schemas.microsoft.com/office/drawing/2016/5/13/chartex" xmlns:cx8="http://schemas.microsoft.com/office/drawing/2016/5/14/chartex" xmlns:mc="http://schemas.openxmlformats.org/markup-compatibility/2006" xmlns:aink="http://schemas.microsoft.com/office/drawing/2016/ink" xmlns:am3d="http://schemas.microsoft.com/office/drawing/2017/model3d" xmlns:o="urn:schemas-microsoft-com:office:office" xmlns:oel="http://schemas.microsoft.com/office/2019/extlst" xmlns:r="http://schemas.openxmlformats.org/officeDocument/2006/relationships" xmlns:m="http://schemas.openxmlformats.org/officeDocument/2006/math" xmlns:v="urn:schemas-microsoft-com:vml" xmlns:wp14="http://schemas.microsoft.com/office/word/2010/wordprocessingDrawing" xmlns:wp="http://schemas.openxmlformats.org/drawingml/2006/wordprocessingDrawing" xmlns:w10="urn:schemas-microsoft-com:office:word" xmlns:w="http://schemas.openxmlformats.org/wordprocessingml/2006/main" xmlns:w14="http://schemas.microsoft.com/office/word/2010/wordml" xmlns:w15="http://schemas.microsoft.com/office/word/2012/wordml" xmlns:w16cex="http://schemas.microsoft.com/office/word/2018/wordml/cex" xmlns:w16cid="http://schemas.microsoft.com/office/word/2016/wordml/cid" xmlns:w16="http://schemas.microsoft.com/office/word/2018/wordml" xmlns:w16sdtdh="http://schemas.microsoft.com/office/word/2020/wordml/sdtdatahash" xmlns:w16se="http://schemas.microsoft.com/office/word/2015/wordml/symex" xmlns:wpg="http://schemas.microsoft.com/office/word/2010/wordprocessingGroup" xmlns:wpi="http://schemas.microsoft.com/office/word/2010/wordprocessingInk" xmlns:wne="http://schemas.microsoft.com/office/word/2006/wordml" xmlns:wps="http://schemas.microsoft.com/office/word/2010/wordprocessingShape" mc:Ignorable="w14 w15 w16se w16cid w16 w16cex w16sdtdh wp14">
   <w:abstractNum w:abstractNumId="0" w15:restartNumberingAfterBreak="0">
-    <w:nsid w:val="10F9644F"/>
+    <w:nsid w:val="140C3E32"/>
     <w:multiLevelType w:val="hybridMultilevel"/>
-    <w:tmpl w:val="02523D40"/>
-    <w:lvl w:ilvl="0" w:tplc="4C9E9BD2">
+    <w:tmpl w:val="8CFE54EE"/>
+    <w:lvl w:ilvl="0" w:tplc="BA38AAA8">
       <w:start w:val="1"/>
       <w:numFmt w:val="bullet"/>
       <w:lvlText w:val="●"/>
@@ -30392,7 +32546,7 @@
         <w:ind w:left="720" w:hanging="360"/>
       </w:pPr>
     </w:lvl>
-    <w:lvl w:ilvl="1" w:tplc="76A061DA">
+    <w:lvl w:ilvl="1" w:tplc="6EDA2D9C">
       <w:start w:val="1"/>
       <w:numFmt w:val="bullet"/>
       <w:lvlText w:val="○"/>
@@ -30401,7 +32555,7 @@
         <w:ind w:left="1440" w:hanging="360"/>
       </w:pPr>
     </w:lvl>
-    <w:lvl w:ilvl="2" w:tplc="486852C0">
+    <w:lvl w:ilvl="2" w:tplc="371210BA">
       <w:start w:val="1"/>
       <w:numFmt w:val="bullet"/>
       <w:lvlText w:val="■"/>
@@ -30410,7 +32564,7 @@
         <w:ind w:left="2160" w:hanging="360"/>
       </w:pPr>
     </w:lvl>
-    <w:lvl w:ilvl="3" w:tplc="1B501980">
+    <w:lvl w:ilvl="3" w:tplc="18B67702">
       <w:start w:val="1"/>
       <w:numFmt w:val="bullet"/>
       <w:lvlText w:val="●"/>
@@ -30419,7 +32573,7 @@
         <w:ind w:left="2880" w:hanging="360"/>
       </w:pPr>
     </w:lvl>
-    <w:lvl w:ilvl="4" w:tplc="C09004A8">
+    <w:lvl w:ilvl="4" w:tplc="2BC20C7A">
       <w:start w:val="1"/>
       <w:numFmt w:val="bullet"/>
       <w:lvlText w:val="○"/>
@@ -30428,7 +32582,7 @@
         <w:ind w:left="3600" w:hanging="360"/>
       </w:pPr>
     </w:lvl>
-    <w:lvl w:ilvl="5" w:tplc="1BFCDEEA">
+    <w:lvl w:ilvl="5" w:tplc="F1A29716">
       <w:start w:val="1"/>
       <w:numFmt w:val="bullet"/>
       <w:lvlText w:val="■"/>
@@ -30437,7 +32591,7 @@
         <w:ind w:left="4320" w:hanging="360"/>
       </w:pPr>
     </w:lvl>
-    <w:lvl w:ilvl="6" w:tplc="335239A6">
+    <w:lvl w:ilvl="6" w:tplc="BD6EDEA6">
       <w:start w:val="1"/>
       <w:numFmt w:val="bullet"/>
       <w:lvlText w:val="●"/>
@@ -30446,7 +32600,7 @@
         <w:ind w:left="5040" w:hanging="360"/>
       </w:pPr>
     </w:lvl>
-    <w:lvl w:ilvl="7" w:tplc="E46A7386">
+    <w:lvl w:ilvl="7" w:tplc="01CC3772">
       <w:start w:val="1"/>
       <w:numFmt w:val="bullet"/>
       <w:lvlText w:val="●"/>
@@ -30455,7 +32609,7 @@
         <w:ind w:left="5760" w:hanging="360"/>
       </w:pPr>
     </w:lvl>
-    <w:lvl w:ilvl="8" w:tplc="4E860340">
+    <w:lvl w:ilvl="8" w:tplc="9FB2E98C">
       <w:start w:val="1"/>
       <w:numFmt w:val="bullet"/>
       <w:lvlText w:val="●"/>
@@ -30466,10 +32620,10 @@
     </w:lvl>
   </w:abstractNum>
   <w:abstractNum w:abstractNumId="1" w15:restartNumberingAfterBreak="0">
-    <w:nsid w:val="1B67707A"/>
+    <w:nsid w:val="40664855"/>
     <w:multiLevelType w:val="hybridMultilevel"/>
-    <w:tmpl w:val="77429388"/>
-    <w:lvl w:ilvl="0" w:tplc="661C96EE">
+    <w:tmpl w:val="2FAA086E"/>
+    <w:lvl w:ilvl="0" w:tplc="C4D261F0">
       <w:start w:val="1"/>
       <w:numFmt w:val="bullet"/>
       <w:lvlText w:val="•"/>
@@ -30478,7 +32632,7 @@
         <w:ind w:left="460" w:hanging="280"/>
       </w:pPr>
     </w:lvl>
-    <w:lvl w:ilvl="1" w:tplc="9E2ECF28">
+    <w:lvl w:ilvl="1" w:tplc="B6B6EA50">
       <w:start w:val="1"/>
       <w:numFmt w:val="bullet"/>
       <w:lvlText w:val="–"/>
@@ -30487,49 +32641,49 @@
         <w:ind w:left="900" w:hanging="280"/>
       </w:pPr>
     </w:lvl>
-    <w:lvl w:ilvl="2" w:tplc="C358B192">
+    <w:lvl w:ilvl="2" w:tplc="A8381EC6">
       <w:numFmt w:val="decimal"/>
       <w:lvlText w:val=""/>
       <w:lvlJc w:val="left"/>
     </w:lvl>
-    <w:lvl w:ilvl="3" w:tplc="D0281C26">
+    <w:lvl w:ilvl="3" w:tplc="D8061B92">
       <w:numFmt w:val="decimal"/>
       <w:lvlText w:val=""/>
       <w:lvlJc w:val="left"/>
     </w:lvl>
-    <w:lvl w:ilvl="4" w:tplc="46603726">
+    <w:lvl w:ilvl="4" w:tplc="3926BE44">
       <w:numFmt w:val="decimal"/>
       <w:lvlText w:val=""/>
       <w:lvlJc w:val="left"/>
     </w:lvl>
-    <w:lvl w:ilvl="5" w:tplc="2DA80490">
+    <w:lvl w:ilvl="5" w:tplc="D9227412">
       <w:numFmt w:val="decimal"/>
       <w:lvlText w:val=""/>
       <w:lvlJc w:val="left"/>
     </w:lvl>
-    <w:lvl w:ilvl="6" w:tplc="7AA8F2E2">
+    <w:lvl w:ilvl="6" w:tplc="64BAA03A">
       <w:numFmt w:val="decimal"/>
       <w:lvlText w:val=""/>
       <w:lvlJc w:val="left"/>
     </w:lvl>
-    <w:lvl w:ilvl="7" w:tplc="93B4E8C6">
+    <w:lvl w:ilvl="7" w:tplc="6A02490A">
       <w:numFmt w:val="decimal"/>
       <w:lvlText w:val=""/>
       <w:lvlJc w:val="left"/>
     </w:lvl>
-    <w:lvl w:ilvl="8" w:tplc="92CE5E16">
+    <w:lvl w:ilvl="8" w:tplc="752A295A">
       <w:numFmt w:val="decimal"/>
       <w:lvlText w:val=""/>
       <w:lvlJc w:val="left"/>
     </w:lvl>
   </w:abstractNum>
-  <w:num w:numId="1" w16cid:durableId="109395768">
+  <w:num w:numId="1" w16cid:durableId="714735629">
     <w:abstractNumId w:val="0"/>
     <w:lvlOverride w:ilvl="0">
       <w:startOverride w:val="1"/>
     </w:lvlOverride>
   </w:num>
-  <w:num w:numId="2" w16cid:durableId="2092501997">
+  <w:num w:numId="2" w16cid:durableId="2030370856">
     <w:abstractNumId w:val="1"/>
     <w:lvlOverride w:ilvl="0">
       <w:startOverride w:val="1"/>
@@ -31155,7 +33309,7 @@
     <w:autoRedefine/>
     <w:uiPriority w:val="39"/>
     <w:unhideWhenUsed/>
-    <w:rsid w:val="00E3270C"/>
+    <w:rsid w:val="001819E2"/>
     <w:pPr>
       <w:spacing w:after="100"/>
     </w:pPr>
@@ -31167,7 +33321,7 @@
     <w:autoRedefine/>
     <w:uiPriority w:val="39"/>
     <w:unhideWhenUsed/>
-    <w:rsid w:val="00E3270C"/>
+    <w:rsid w:val="001819E2"/>
     <w:pPr>
       <w:spacing w:after="100"/>
       <w:ind w:left="210"/>

--- a/docs/manuals/ABF-FST_Screen_and_Button_Reference.docx
+++ b/docs/manuals/ABF-FST_Screen_and_Button_Reference.docx
@@ -538,7 +538,7 @@
     <w:sdt>
       <w:sdtPr>
         <w:alias w:val="Contents"/>
-        <w:id w:val="-532354263"/>
+        <w:id w:val="-523236998"/>
       </w:sdtPr>
       <w:sdtEndPr/>
       <w:sdtContent>
@@ -567,7 +567,7 @@
           <w:r>
             <w:fldChar w:fldCharType="separate"/>
           </w:r>
-          <w:hyperlink w:anchor="_Toc240919827" w:history="1">
+          <w:hyperlink w:anchor="_Toc240922974" w:history="1">
             <w:r>
               <w:rPr>
                 <w:rStyle w:val="Hyperlink"/>
@@ -591,7 +591,7 @@
               <w:rPr>
                 <w:noProof/>
               </w:rPr>
-              <w:instrText xml:space="preserve"> PAGEREF _Toc240919827 \h </w:instrText>
+              <w:instrText xml:space="preserve"> PAGEREF _Toc240922974 \h </w:instrText>
             </w:r>
             <w:r>
               <w:rPr>
@@ -634,7 +634,7 @@
               <w14:ligatures w14:val="standardContextual"/>
             </w:rPr>
           </w:pPr>
-          <w:hyperlink w:anchor="_Toc240919828" w:history="1">
+          <w:hyperlink w:anchor="_Toc240922975" w:history="1">
             <w:r>
               <w:rPr>
                 <w:rStyle w:val="Hyperlink"/>
@@ -658,7 +658,7 @@
               <w:rPr>
                 <w:noProof/>
               </w:rPr>
-              <w:instrText xml:space="preserve"> PAGEREF _Toc240919828 \h </w:instrText>
+              <w:instrText xml:space="preserve"> PAGEREF _Toc240922975 \h </w:instrText>
             </w:r>
             <w:r>
               <w:rPr>
@@ -701,7 +701,7 @@
               <w14:ligatures w14:val="standardContextual"/>
             </w:rPr>
           </w:pPr>
-          <w:hyperlink w:anchor="_Toc240919829" w:history="1">
+          <w:hyperlink w:anchor="_Toc240922976" w:history="1">
             <w:r>
               <w:rPr>
                 <w:rStyle w:val="Hyperlink"/>
@@ -725,7 +725,7 @@
               <w:rPr>
                 <w:noProof/>
               </w:rPr>
-              <w:instrText xml:space="preserve"> PAGEREF _Toc240919829 \h </w:instrText>
+              <w:instrText xml:space="preserve"> PAGEREF _Toc240922976 \h </w:instrText>
             </w:r>
             <w:r>
               <w:rPr>
@@ -768,7 +768,7 @@
               <w14:ligatures w14:val="standardContextual"/>
             </w:rPr>
           </w:pPr>
-          <w:hyperlink w:anchor="_Toc240919830" w:history="1">
+          <w:hyperlink w:anchor="_Toc240922977" w:history="1">
             <w:r>
               <w:rPr>
                 <w:rStyle w:val="Hyperlink"/>
@@ -792,7 +792,7 @@
               <w:rPr>
                 <w:noProof/>
               </w:rPr>
-              <w:instrText xml:space="preserve"> PAGEREF _Toc240919830 \h </w:instrText>
+              <w:instrText xml:space="preserve"> PAGEREF _Toc240922977 \h </w:instrText>
             </w:r>
             <w:r>
               <w:rPr>
@@ -835,7 +835,7 @@
               <w14:ligatures w14:val="standardContextual"/>
             </w:rPr>
           </w:pPr>
-          <w:hyperlink w:anchor="_Toc240919831" w:history="1">
+          <w:hyperlink w:anchor="_Toc240922978" w:history="1">
             <w:r>
               <w:rPr>
                 <w:rStyle w:val="Hyperlink"/>
@@ -859,7 +859,7 @@
               <w:rPr>
                 <w:noProof/>
               </w:rPr>
-              <w:instrText xml:space="preserve"> PAGEREF _Toc240919831 \h </w:instrText>
+              <w:instrText xml:space="preserve"> PAGEREF _Toc240922978 \h </w:instrText>
             </w:r>
             <w:r>
               <w:rPr>
@@ -902,7 +902,7 @@
               <w14:ligatures w14:val="standardContextual"/>
             </w:rPr>
           </w:pPr>
-          <w:hyperlink w:anchor="_Toc240919832" w:history="1">
+          <w:hyperlink w:anchor="_Toc240922979" w:history="1">
             <w:r>
               <w:rPr>
                 <w:rStyle w:val="Hyperlink"/>
@@ -926,7 +926,7 @@
               <w:rPr>
                 <w:noProof/>
               </w:rPr>
-              <w:instrText xml:space="preserve"> PAGEREF _Toc240919832 \h </w:instrText>
+              <w:instrText xml:space="preserve"> PAGEREF _Toc240922979 \h </w:instrText>
             </w:r>
             <w:r>
               <w:rPr>
@@ -969,7 +969,7 @@
               <w14:ligatures w14:val="standardContextual"/>
             </w:rPr>
           </w:pPr>
-          <w:hyperlink w:anchor="_Toc240919833" w:history="1">
+          <w:hyperlink w:anchor="_Toc240922980" w:history="1">
             <w:r>
               <w:rPr>
                 <w:rStyle w:val="Hyperlink"/>
@@ -993,7 +993,7 @@
               <w:rPr>
                 <w:noProof/>
               </w:rPr>
-              <w:instrText xml:space="preserve"> PAGEREF _Toc240919833 \h </w:instrText>
+              <w:instrText xml:space="preserve"> PAGEREF _Toc240922980 \h </w:instrText>
             </w:r>
             <w:r>
               <w:rPr>
@@ -1036,7 +1036,7 @@
               <w14:ligatures w14:val="standardContextual"/>
             </w:rPr>
           </w:pPr>
-          <w:hyperlink w:anchor="_Toc240919834" w:history="1">
+          <w:hyperlink w:anchor="_Toc240922981" w:history="1">
             <w:r>
               <w:rPr>
                 <w:rStyle w:val="Hyperlink"/>
@@ -1060,7 +1060,7 @@
               <w:rPr>
                 <w:noProof/>
               </w:rPr>
-              <w:instrText xml:space="preserve"> PAGEREF _Toc240919834 \h </w:instrText>
+              <w:instrText xml:space="preserve"> PAGEREF _Toc240922981 \h </w:instrText>
             </w:r>
             <w:r>
               <w:rPr>
@@ -1103,7 +1103,7 @@
               <w14:ligatures w14:val="standardContextual"/>
             </w:rPr>
           </w:pPr>
-          <w:hyperlink w:anchor="_Toc240919835" w:history="1">
+          <w:hyperlink w:anchor="_Toc240922982" w:history="1">
             <w:r>
               <w:rPr>
                 <w:rStyle w:val="Hyperlink"/>
@@ -1127,7 +1127,7 @@
               <w:rPr>
                 <w:noProof/>
               </w:rPr>
-              <w:instrText xml:space="preserve"> PAGEREF _Toc240919835 \h </w:instrText>
+              <w:instrText xml:space="preserve"> PAGEREF _Toc240922982 \h </w:instrText>
             </w:r>
             <w:r>
               <w:rPr>
@@ -1170,7 +1170,7 @@
               <w14:ligatures w14:val="standardContextual"/>
             </w:rPr>
           </w:pPr>
-          <w:hyperlink w:anchor="_Toc240919836" w:history="1">
+          <w:hyperlink w:anchor="_Toc240922983" w:history="1">
             <w:r>
               <w:rPr>
                 <w:rStyle w:val="Hyperlink"/>
@@ -1194,7 +1194,7 @@
               <w:rPr>
                 <w:noProof/>
               </w:rPr>
-              <w:instrText xml:space="preserve"> PAGEREF _Toc240919836 \h </w:instrText>
+              <w:instrText xml:space="preserve"> PAGEREF _Toc240922983 \h </w:instrText>
             </w:r>
             <w:r>
               <w:rPr>
@@ -1237,7 +1237,7 @@
               <w14:ligatures w14:val="standardContextual"/>
             </w:rPr>
           </w:pPr>
-          <w:hyperlink w:anchor="_Toc240919837" w:history="1">
+          <w:hyperlink w:anchor="_Toc240922984" w:history="1">
             <w:r>
               <w:rPr>
                 <w:rStyle w:val="Hyperlink"/>
@@ -1261,7 +1261,7 @@
               <w:rPr>
                 <w:noProof/>
               </w:rPr>
-              <w:instrText xml:space="preserve"> PAGEREF _Toc240919837 \h </w:instrText>
+              <w:instrText xml:space="preserve"> PAGEREF _Toc240922984 \h </w:instrText>
             </w:r>
             <w:r>
               <w:rPr>
@@ -1304,7 +1304,7 @@
               <w14:ligatures w14:val="standardContextual"/>
             </w:rPr>
           </w:pPr>
-          <w:hyperlink w:anchor="_Toc240919838" w:history="1">
+          <w:hyperlink w:anchor="_Toc240922985" w:history="1">
             <w:r>
               <w:rPr>
                 <w:rStyle w:val="Hyperlink"/>
@@ -1328,7 +1328,7 @@
               <w:rPr>
                 <w:noProof/>
               </w:rPr>
-              <w:instrText xml:space="preserve"> PAGEREF _Toc240919838 \h </w:instrText>
+              <w:instrText xml:space="preserve"> PAGEREF _Toc240922985 \h </w:instrText>
             </w:r>
             <w:r>
               <w:rPr>
@@ -1371,7 +1371,7 @@
               <w14:ligatures w14:val="standardContextual"/>
             </w:rPr>
           </w:pPr>
-          <w:hyperlink w:anchor="_Toc240919839" w:history="1">
+          <w:hyperlink w:anchor="_Toc240922986" w:history="1">
             <w:r>
               <w:rPr>
                 <w:rStyle w:val="Hyperlink"/>
@@ -1395,7 +1395,7 @@
               <w:rPr>
                 <w:noProof/>
               </w:rPr>
-              <w:instrText xml:space="preserve"> PAGEREF _Toc240919839 \h </w:instrText>
+              <w:instrText xml:space="preserve"> PAGEREF _Toc240922986 \h </w:instrText>
             </w:r>
             <w:r>
               <w:rPr>
@@ -1438,7 +1438,7 @@
               <w14:ligatures w14:val="standardContextual"/>
             </w:rPr>
           </w:pPr>
-          <w:hyperlink w:anchor="_Toc240919840" w:history="1">
+          <w:hyperlink w:anchor="_Toc240922987" w:history="1">
             <w:r>
               <w:rPr>
                 <w:rStyle w:val="Hyperlink"/>
@@ -1462,7 +1462,7 @@
               <w:rPr>
                 <w:noProof/>
               </w:rPr>
-              <w:instrText xml:space="preserve"> PAGEREF _Toc240919840 \h </w:instrText>
+              <w:instrText xml:space="preserve"> PAGEREF _Toc240922987 \h </w:instrText>
             </w:r>
             <w:r>
               <w:rPr>
@@ -1505,7 +1505,7 @@
               <w14:ligatures w14:val="standardContextual"/>
             </w:rPr>
           </w:pPr>
-          <w:hyperlink w:anchor="_Toc240919841" w:history="1">
+          <w:hyperlink w:anchor="_Toc240922988" w:history="1">
             <w:r>
               <w:rPr>
                 <w:rStyle w:val="Hyperlink"/>
@@ -1529,7 +1529,7 @@
               <w:rPr>
                 <w:noProof/>
               </w:rPr>
-              <w:instrText xml:space="preserve"> PAGEREF _Toc240919841 \h </w:instrText>
+              <w:instrText xml:space="preserve"> PAGEREF _Toc240922988 \h </w:instrText>
             </w:r>
             <w:r>
               <w:rPr>
@@ -1572,7 +1572,7 @@
               <w14:ligatures w14:val="standardContextual"/>
             </w:rPr>
           </w:pPr>
-          <w:hyperlink w:anchor="_Toc240919842" w:history="1">
+          <w:hyperlink w:anchor="_Toc240922989" w:history="1">
             <w:r>
               <w:rPr>
                 <w:rStyle w:val="Hyperlink"/>
@@ -1596,7 +1596,7 @@
               <w:rPr>
                 <w:noProof/>
               </w:rPr>
-              <w:instrText xml:space="preserve"> PAGEREF _Toc240919842 \h </w:instrText>
+              <w:instrText xml:space="preserve"> PAGEREF _Toc240922989 \h </w:instrText>
             </w:r>
             <w:r>
               <w:rPr>
@@ -1639,7 +1639,7 @@
               <w14:ligatures w14:val="standardContextual"/>
             </w:rPr>
           </w:pPr>
-          <w:hyperlink w:anchor="_Toc240919843" w:history="1">
+          <w:hyperlink w:anchor="_Toc240922990" w:history="1">
             <w:r>
               <w:rPr>
                 <w:rStyle w:val="Hyperlink"/>
@@ -1663,7 +1663,7 @@
               <w:rPr>
                 <w:noProof/>
               </w:rPr>
-              <w:instrText xml:space="preserve"> PAGEREF _Toc240919843 \h </w:instrText>
+              <w:instrText xml:space="preserve"> PAGEREF _Toc240922990 \h </w:instrText>
             </w:r>
             <w:r>
               <w:rPr>
@@ -1706,7 +1706,7 @@
               <w14:ligatures w14:val="standardContextual"/>
             </w:rPr>
           </w:pPr>
-          <w:hyperlink w:anchor="_Toc240919844" w:history="1">
+          <w:hyperlink w:anchor="_Toc240922991" w:history="1">
             <w:r>
               <w:rPr>
                 <w:rStyle w:val="Hyperlink"/>
@@ -1730,7 +1730,7 @@
               <w:rPr>
                 <w:noProof/>
               </w:rPr>
-              <w:instrText xml:space="preserve"> PAGEREF _Toc240919844 \h </w:instrText>
+              <w:instrText xml:space="preserve"> PAGEREF _Toc240922991 \h </w:instrText>
             </w:r>
             <w:r>
               <w:rPr>
@@ -1773,7 +1773,7 @@
               <w14:ligatures w14:val="standardContextual"/>
             </w:rPr>
           </w:pPr>
-          <w:hyperlink w:anchor="_Toc240919845" w:history="1">
+          <w:hyperlink w:anchor="_Toc240922992" w:history="1">
             <w:r>
               <w:rPr>
                 <w:rStyle w:val="Hyperlink"/>
@@ -1797,7 +1797,7 @@
               <w:rPr>
                 <w:noProof/>
               </w:rPr>
-              <w:instrText xml:space="preserve"> PAGEREF _Toc240919845 \h </w:instrText>
+              <w:instrText xml:space="preserve"> PAGEREF _Toc240922992 \h </w:instrText>
             </w:r>
             <w:r>
               <w:rPr>
@@ -1840,7 +1840,7 @@
               <w14:ligatures w14:val="standardContextual"/>
             </w:rPr>
           </w:pPr>
-          <w:hyperlink w:anchor="_Toc240919846" w:history="1">
+          <w:hyperlink w:anchor="_Toc240922993" w:history="1">
             <w:r>
               <w:rPr>
                 <w:rStyle w:val="Hyperlink"/>
@@ -1864,7 +1864,7 @@
               <w:rPr>
                 <w:noProof/>
               </w:rPr>
-              <w:instrText xml:space="preserve"> PAGEREF _Toc240919846 \h </w:instrText>
+              <w:instrText xml:space="preserve"> PAGEREF _Toc240922993 \h </w:instrText>
             </w:r>
             <w:r>
               <w:rPr>
@@ -1907,7 +1907,7 @@
               <w14:ligatures w14:val="standardContextual"/>
             </w:rPr>
           </w:pPr>
-          <w:hyperlink w:anchor="_Toc240919847" w:history="1">
+          <w:hyperlink w:anchor="_Toc240922994" w:history="1">
             <w:r>
               <w:rPr>
                 <w:rStyle w:val="Hyperlink"/>
@@ -1931,7 +1931,7 @@
               <w:rPr>
                 <w:noProof/>
               </w:rPr>
-              <w:instrText xml:space="preserve"> PAGEREF _Toc240919847 \h </w:instrText>
+              <w:instrText xml:space="preserve"> PAGEREF _Toc240922994 \h </w:instrText>
             </w:r>
             <w:r>
               <w:rPr>
@@ -1974,7 +1974,7 @@
               <w14:ligatures w14:val="standardContextual"/>
             </w:rPr>
           </w:pPr>
-          <w:hyperlink w:anchor="_Toc240919848" w:history="1">
+          <w:hyperlink w:anchor="_Toc240922995" w:history="1">
             <w:r>
               <w:rPr>
                 <w:rStyle w:val="Hyperlink"/>
@@ -1998,7 +1998,7 @@
               <w:rPr>
                 <w:noProof/>
               </w:rPr>
-              <w:instrText xml:space="preserve"> PAGEREF _Toc240919848 \h </w:instrText>
+              <w:instrText xml:space="preserve"> PAGEREF _Toc240922995 \h </w:instrText>
             </w:r>
             <w:r>
               <w:rPr>
@@ -2041,7 +2041,7 @@
               <w14:ligatures w14:val="standardContextual"/>
             </w:rPr>
           </w:pPr>
-          <w:hyperlink w:anchor="_Toc240919849" w:history="1">
+          <w:hyperlink w:anchor="_Toc240922996" w:history="1">
             <w:r>
               <w:rPr>
                 <w:rStyle w:val="Hyperlink"/>
@@ -2065,7 +2065,7 @@
               <w:rPr>
                 <w:noProof/>
               </w:rPr>
-              <w:instrText xml:space="preserve"> PAGEREF _Toc240919849 \h </w:instrText>
+              <w:instrText xml:space="preserve"> PAGEREF _Toc240922996 \h </w:instrText>
             </w:r>
             <w:r>
               <w:rPr>
@@ -2108,7 +2108,7 @@
               <w14:ligatures w14:val="standardContextual"/>
             </w:rPr>
           </w:pPr>
-          <w:hyperlink w:anchor="_Toc240919850" w:history="1">
+          <w:hyperlink w:anchor="_Toc240922997" w:history="1">
             <w:r>
               <w:rPr>
                 <w:rStyle w:val="Hyperlink"/>
@@ -2132,7 +2132,7 @@
               <w:rPr>
                 <w:noProof/>
               </w:rPr>
-              <w:instrText xml:space="preserve"> PAGEREF _Toc240919850 \h </w:instrText>
+              <w:instrText xml:space="preserve"> PAGEREF _Toc240922997 \h </w:instrText>
             </w:r>
             <w:r>
               <w:rPr>
@@ -2175,7 +2175,7 @@
               <w14:ligatures w14:val="standardContextual"/>
             </w:rPr>
           </w:pPr>
-          <w:hyperlink w:anchor="_Toc240919851" w:history="1">
+          <w:hyperlink w:anchor="_Toc240922998" w:history="1">
             <w:r>
               <w:rPr>
                 <w:rStyle w:val="Hyperlink"/>
@@ -2199,7 +2199,7 @@
               <w:rPr>
                 <w:noProof/>
               </w:rPr>
-              <w:instrText xml:space="preserve"> PAGEREF _Toc240919851 \h </w:instrText>
+              <w:instrText xml:space="preserve"> PAGEREF _Toc240922998 \h </w:instrText>
             </w:r>
             <w:r>
               <w:rPr>
@@ -2242,7 +2242,7 @@
               <w14:ligatures w14:val="standardContextual"/>
             </w:rPr>
           </w:pPr>
-          <w:hyperlink w:anchor="_Toc240919852" w:history="1">
+          <w:hyperlink w:anchor="_Toc240922999" w:history="1">
             <w:r>
               <w:rPr>
                 <w:rStyle w:val="Hyperlink"/>
@@ -2266,7 +2266,7 @@
               <w:rPr>
                 <w:noProof/>
               </w:rPr>
-              <w:instrText xml:space="preserve"> PAGEREF _Toc240919852 \h </w:instrText>
+              <w:instrText xml:space="preserve"> PAGEREF _Toc240922999 \h </w:instrText>
             </w:r>
             <w:r>
               <w:rPr>
@@ -2309,7 +2309,7 @@
               <w14:ligatures w14:val="standardContextual"/>
             </w:rPr>
           </w:pPr>
-          <w:hyperlink w:anchor="_Toc240919853" w:history="1">
+          <w:hyperlink w:anchor="_Toc240923000" w:history="1">
             <w:r>
               <w:rPr>
                 <w:rStyle w:val="Hyperlink"/>
@@ -2333,7 +2333,7 @@
               <w:rPr>
                 <w:noProof/>
               </w:rPr>
-              <w:instrText xml:space="preserve"> PAGEREF _Toc240919853 \h </w:instrText>
+              <w:instrText xml:space="preserve"> PAGEREF _Toc240923000 \h </w:instrText>
             </w:r>
             <w:r>
               <w:rPr>
@@ -2376,7 +2376,7 @@
               <w14:ligatures w14:val="standardContextual"/>
             </w:rPr>
           </w:pPr>
-          <w:hyperlink w:anchor="_Toc240919854" w:history="1">
+          <w:hyperlink w:anchor="_Toc240923001" w:history="1">
             <w:r>
               <w:rPr>
                 <w:rStyle w:val="Hyperlink"/>
@@ -2400,7 +2400,7 @@
               <w:rPr>
                 <w:noProof/>
               </w:rPr>
-              <w:instrText xml:space="preserve"> PAGEREF _Toc240919854 \h </w:instrText>
+              <w:instrText xml:space="preserve"> PAGEREF _Toc240923001 \h </w:instrText>
             </w:r>
             <w:r>
               <w:rPr>
@@ -2443,7 +2443,7 @@
               <w14:ligatures w14:val="standardContextual"/>
             </w:rPr>
           </w:pPr>
-          <w:hyperlink w:anchor="_Toc240919855" w:history="1">
+          <w:hyperlink w:anchor="_Toc240923002" w:history="1">
             <w:r>
               <w:rPr>
                 <w:rStyle w:val="Hyperlink"/>
@@ -2467,7 +2467,7 @@
               <w:rPr>
                 <w:noProof/>
               </w:rPr>
-              <w:instrText xml:space="preserve"> PAGEREF _Toc240919855 \h </w:instrText>
+              <w:instrText xml:space="preserve"> PAGEREF _Toc240923002 \h </w:instrText>
             </w:r>
             <w:r>
               <w:rPr>
@@ -2510,7 +2510,7 @@
               <w14:ligatures w14:val="standardContextual"/>
             </w:rPr>
           </w:pPr>
-          <w:hyperlink w:anchor="_Toc240919856" w:history="1">
+          <w:hyperlink w:anchor="_Toc240923003" w:history="1">
             <w:r>
               <w:rPr>
                 <w:rStyle w:val="Hyperlink"/>
@@ -2534,7 +2534,7 @@
               <w:rPr>
                 <w:noProof/>
               </w:rPr>
-              <w:instrText xml:space="preserve"> PAGEREF _Toc240919856 \h </w:instrText>
+              <w:instrText xml:space="preserve"> PAGEREF _Toc240923003 \h </w:instrText>
             </w:r>
             <w:r>
               <w:rPr>
@@ -2577,7 +2577,7 @@
               <w14:ligatures w14:val="standardContextual"/>
             </w:rPr>
           </w:pPr>
-          <w:hyperlink w:anchor="_Toc240919857" w:history="1">
+          <w:hyperlink w:anchor="_Toc240923004" w:history="1">
             <w:r>
               <w:rPr>
                 <w:rStyle w:val="Hyperlink"/>
@@ -2601,7 +2601,7 @@
               <w:rPr>
                 <w:noProof/>
               </w:rPr>
-              <w:instrText xml:space="preserve"> PAGEREF _Toc240919857 \h </w:instrText>
+              <w:instrText xml:space="preserve"> PAGEREF _Toc240923004 \h </w:instrText>
             </w:r>
             <w:r>
               <w:rPr>
@@ -2644,7 +2644,7 @@
               <w14:ligatures w14:val="standardContextual"/>
             </w:rPr>
           </w:pPr>
-          <w:hyperlink w:anchor="_Toc240919858" w:history="1">
+          <w:hyperlink w:anchor="_Toc240923005" w:history="1">
             <w:r>
               <w:rPr>
                 <w:rStyle w:val="Hyperlink"/>
@@ -2668,7 +2668,7 @@
               <w:rPr>
                 <w:noProof/>
               </w:rPr>
-              <w:instrText xml:space="preserve"> PAGEREF _Toc240919858 \h </w:instrText>
+              <w:instrText xml:space="preserve"> PAGEREF _Toc240923005 \h </w:instrText>
             </w:r>
             <w:r>
               <w:rPr>
@@ -2711,7 +2711,7 @@
               <w14:ligatures w14:val="standardContextual"/>
             </w:rPr>
           </w:pPr>
-          <w:hyperlink w:anchor="_Toc240919859" w:history="1">
+          <w:hyperlink w:anchor="_Toc240923006" w:history="1">
             <w:r>
               <w:rPr>
                 <w:rStyle w:val="Hyperlink"/>
@@ -2735,7 +2735,7 @@
               <w:rPr>
                 <w:noProof/>
               </w:rPr>
-              <w:instrText xml:space="preserve"> PAGEREF _Toc240919859 \h </w:instrText>
+              <w:instrText xml:space="preserve"> PAGEREF _Toc240923006 \h </w:instrText>
             </w:r>
             <w:r>
               <w:rPr>
@@ -2778,7 +2778,7 @@
               <w14:ligatures w14:val="standardContextual"/>
             </w:rPr>
           </w:pPr>
-          <w:hyperlink w:anchor="_Toc240919860" w:history="1">
+          <w:hyperlink w:anchor="_Toc240923007" w:history="1">
             <w:r>
               <w:rPr>
                 <w:rStyle w:val="Hyperlink"/>
@@ -2802,7 +2802,7 @@
               <w:rPr>
                 <w:noProof/>
               </w:rPr>
-              <w:instrText xml:space="preserve"> PAGEREF _Toc240919860 \h </w:instrText>
+              <w:instrText xml:space="preserve"> PAGEREF _Toc240923007 \h </w:instrText>
             </w:r>
             <w:r>
               <w:rPr>
@@ -2845,7 +2845,7 @@
               <w14:ligatures w14:val="standardContextual"/>
             </w:rPr>
           </w:pPr>
-          <w:hyperlink w:anchor="_Toc240919861" w:history="1">
+          <w:hyperlink w:anchor="_Toc240923008" w:history="1">
             <w:r>
               <w:rPr>
                 <w:rStyle w:val="Hyperlink"/>
@@ -2869,7 +2869,7 @@
               <w:rPr>
                 <w:noProof/>
               </w:rPr>
-              <w:instrText xml:space="preserve"> PAGEREF _Toc240919861 \h </w:instrText>
+              <w:instrText xml:space="preserve"> PAGEREF _Toc240923008 \h </w:instrText>
             </w:r>
             <w:r>
               <w:rPr>
@@ -2912,7 +2912,7 @@
               <w14:ligatures w14:val="standardContextual"/>
             </w:rPr>
           </w:pPr>
-          <w:hyperlink w:anchor="_Toc240919862" w:history="1">
+          <w:hyperlink w:anchor="_Toc240923009" w:history="1">
             <w:r>
               <w:rPr>
                 <w:rStyle w:val="Hyperlink"/>
@@ -2936,7 +2936,7 @@
               <w:rPr>
                 <w:noProof/>
               </w:rPr>
-              <w:instrText xml:space="preserve"> PAGEREF _Toc240919862 \h </w:instrText>
+              <w:instrText xml:space="preserve"> PAGEREF _Toc240923009 \h </w:instrText>
             </w:r>
             <w:r>
               <w:rPr>
@@ -2979,7 +2979,7 @@
               <w14:ligatures w14:val="standardContextual"/>
             </w:rPr>
           </w:pPr>
-          <w:hyperlink w:anchor="_Toc240919863" w:history="1">
+          <w:hyperlink w:anchor="_Toc240923010" w:history="1">
             <w:r>
               <w:rPr>
                 <w:rStyle w:val="Hyperlink"/>
@@ -3003,7 +3003,7 @@
               <w:rPr>
                 <w:noProof/>
               </w:rPr>
-              <w:instrText xml:space="preserve"> PAGEREF _Toc240919863 \h </w:instrText>
+              <w:instrText xml:space="preserve"> PAGEREF _Toc240923010 \h </w:instrText>
             </w:r>
             <w:r>
               <w:rPr>
@@ -3046,7 +3046,7 @@
               <w14:ligatures w14:val="standardContextual"/>
             </w:rPr>
           </w:pPr>
-          <w:hyperlink w:anchor="_Toc240919864" w:history="1">
+          <w:hyperlink w:anchor="_Toc240923011" w:history="1">
             <w:r>
               <w:rPr>
                 <w:rStyle w:val="Hyperlink"/>
@@ -3070,7 +3070,7 @@
               <w:rPr>
                 <w:noProof/>
               </w:rPr>
-              <w:instrText xml:space="preserve"> PAGEREF _Toc240919864 \h </w:instrText>
+              <w:instrText xml:space="preserve"> PAGEREF _Toc240923011 \h </w:instrText>
             </w:r>
             <w:r>
               <w:rPr>
@@ -3113,7 +3113,7 @@
               <w14:ligatures w14:val="standardContextual"/>
             </w:rPr>
           </w:pPr>
-          <w:hyperlink w:anchor="_Toc240919865" w:history="1">
+          <w:hyperlink w:anchor="_Toc240923012" w:history="1">
             <w:r>
               <w:rPr>
                 <w:rStyle w:val="Hyperlink"/>
@@ -3137,7 +3137,7 @@
               <w:rPr>
                 <w:noProof/>
               </w:rPr>
-              <w:instrText xml:space="preserve"> PAGEREF _Toc240919865 \h </w:instrText>
+              <w:instrText xml:space="preserve"> PAGEREF _Toc240923012 \h </w:instrText>
             </w:r>
             <w:r>
               <w:rPr>
@@ -3180,7 +3180,7 @@
               <w14:ligatures w14:val="standardContextual"/>
             </w:rPr>
           </w:pPr>
-          <w:hyperlink w:anchor="_Toc240919866" w:history="1">
+          <w:hyperlink w:anchor="_Toc240923013" w:history="1">
             <w:r>
               <w:rPr>
                 <w:rStyle w:val="Hyperlink"/>
@@ -3204,7 +3204,7 @@
               <w:rPr>
                 <w:noProof/>
               </w:rPr>
-              <w:instrText xml:space="preserve"> PAGEREF _Toc240919866 \h </w:instrText>
+              <w:instrText xml:space="preserve"> PAGEREF _Toc240923013 \h </w:instrText>
             </w:r>
             <w:r>
               <w:rPr>
@@ -3247,7 +3247,7 @@
               <w14:ligatures w14:val="standardContextual"/>
             </w:rPr>
           </w:pPr>
-          <w:hyperlink w:anchor="_Toc240919867" w:history="1">
+          <w:hyperlink w:anchor="_Toc240923014" w:history="1">
             <w:r>
               <w:rPr>
                 <w:rStyle w:val="Hyperlink"/>
@@ -3271,7 +3271,7 @@
               <w:rPr>
                 <w:noProof/>
               </w:rPr>
-              <w:instrText xml:space="preserve"> PAGEREF _Toc240919867 \h </w:instrText>
+              <w:instrText xml:space="preserve"> PAGEREF _Toc240923014 \h </w:instrText>
             </w:r>
             <w:r>
               <w:rPr>
@@ -3310,7 +3310,7 @@
         <w:pStyle w:val="Heading1"/>
         <w:pageBreakBefore/>
       </w:pPr>
-      <w:bookmarkStart w:id="0" w:name="_Toc240919827"/>
+      <w:bookmarkStart w:id="0" w:name="_Toc240922974"/>
       <w:r>
         <w:lastRenderedPageBreak/>
         <w:t>1. About this reference</w:t>
@@ -3763,7 +3763,7 @@
         <w:pStyle w:val="Heading1"/>
         <w:pageBreakBefore/>
       </w:pPr>
-      <w:bookmarkStart w:id="1" w:name="_Toc240919828"/>
+      <w:bookmarkStart w:id="1" w:name="_Toc240922975"/>
       <w:r>
         <w:lastRenderedPageBreak/>
         <w:t>2. Rules that apply on every screen</w:t>
@@ -3980,7 +3980,7 @@
         <w:pStyle w:val="Heading1"/>
         <w:pageBreakBefore/>
       </w:pPr>
-      <w:bookmarkStart w:id="2" w:name="_Toc240919829"/>
+      <w:bookmarkStart w:id="2" w:name="_Toc240922976"/>
       <w:r>
         <w:lastRenderedPageBreak/>
         <w:t>3. Who can open which screen</w:t>
@@ -9508,7 +9508,7 @@
         <w:pStyle w:val="Heading1"/>
         <w:pageBreakBefore/>
       </w:pPr>
-      <w:bookmarkStart w:id="3" w:name="_Toc240919830"/>
+      <w:bookmarkStart w:id="3" w:name="_Toc240922977"/>
       <w:r>
         <w:lastRenderedPageBreak/>
         <w:t>4. Signing in and your account</w:t>
@@ -9519,7 +9519,7 @@
       <w:pPr>
         <w:pStyle w:val="Heading2"/>
       </w:pPr>
-      <w:bookmarkStart w:id="4" w:name="_Toc240919831"/>
+      <w:bookmarkStart w:id="4" w:name="_Toc240922978"/>
       <w:r>
         <w:t>4.1 Sign in</w:t>
       </w:r>
@@ -10032,7 +10032,7 @@
       <w:pPr>
         <w:pStyle w:val="Heading2"/>
       </w:pPr>
-      <w:bookmarkStart w:id="5" w:name="_Toc240919832"/>
+      <w:bookmarkStart w:id="5" w:name="_Toc240922979"/>
       <w:r>
         <w:t>4.2 The header and menu bar (every screen)</w:t>
       </w:r>
@@ -10755,7 +10755,7 @@
       <w:pPr>
         <w:pStyle w:val="Heading2"/>
       </w:pPr>
-      <w:bookmarkStart w:id="6" w:name="_Toc240919833"/>
+      <w:bookmarkStart w:id="6" w:name="_Toc240922980"/>
       <w:r>
         <w:lastRenderedPageBreak/>
         <w:t>4.3 Change Password</w:t>
@@ -11377,7 +11377,7 @@
         <w:pStyle w:val="Heading1"/>
         <w:pageBreakBefore/>
       </w:pPr>
-      <w:bookmarkStart w:id="7" w:name="_Toc240919834"/>
+      <w:bookmarkStart w:id="7" w:name="_Toc240922981"/>
       <w:r>
         <w:lastRenderedPageBreak/>
         <w:t>5. Dashboards and Reports (read-only)</w:t>
@@ -11388,7 +11388,7 @@
       <w:pPr>
         <w:pStyle w:val="Heading2"/>
       </w:pPr>
-      <w:bookmarkStart w:id="8" w:name="_Toc240919835"/>
+      <w:bookmarkStart w:id="8" w:name="_Toc240922982"/>
       <w:r>
         <w:t>5.1 Executive Dashboard</w:t>
       </w:r>
@@ -11901,7 +11901,7 @@
       <w:pPr>
         <w:pStyle w:val="Heading2"/>
       </w:pPr>
-      <w:bookmarkStart w:id="9" w:name="_Toc240919836"/>
+      <w:bookmarkStart w:id="9" w:name="_Toc240922983"/>
       <w:r>
         <w:t>5.2 Sampling Dashboard</w:t>
       </w:r>
@@ -12414,7 +12414,7 @@
       <w:pPr>
         <w:pStyle w:val="Heading2"/>
       </w:pPr>
-      <w:bookmarkStart w:id="10" w:name="_Toc240919837"/>
+      <w:bookmarkStart w:id="10" w:name="_Toc240922984"/>
       <w:r>
         <w:t>5.3 Contact Dashboard</w:t>
       </w:r>
@@ -12718,7 +12718,7 @@
       <w:pPr>
         <w:pStyle w:val="Heading2"/>
       </w:pPr>
-      <w:bookmarkStart w:id="11" w:name="_Toc240919838"/>
+      <w:bookmarkStart w:id="11" w:name="_Toc240922985"/>
       <w:r>
         <w:t>5.4 QA Dashboard</w:t>
       </w:r>
@@ -13338,7 +13338,7 @@
       <w:pPr>
         <w:pStyle w:val="Heading2"/>
       </w:pPr>
-      <w:bookmarkStart w:id="12" w:name="_Toc240919839"/>
+      <w:bookmarkStart w:id="12" w:name="_Toc240922986"/>
       <w:r>
         <w:t>5.5 KII / Document Dashboard</w:t>
       </w:r>
@@ -13748,7 +13748,7 @@
       <w:pPr>
         <w:pStyle w:val="Heading2"/>
       </w:pPr>
-      <w:bookmarkStart w:id="13" w:name="_Toc240919840"/>
+      <w:bookmarkStart w:id="13" w:name="_Toc240922987"/>
       <w:r>
         <w:lastRenderedPageBreak/>
         <w:t>5.6 Reports</w:t>
@@ -14263,7 +14263,7 @@
         <w:pStyle w:val="Heading1"/>
         <w:pageBreakBefore/>
       </w:pPr>
-      <w:bookmarkStart w:id="14" w:name="_Toc240919841"/>
+      <w:bookmarkStart w:id="14" w:name="_Toc240922988"/>
       <w:r>
         <w:lastRenderedPageBreak/>
         <w:t>6. The sample and contact</w:t>
@@ -14274,7 +14274,7 @@
       <w:pPr>
         <w:pStyle w:val="Heading2"/>
       </w:pPr>
-      <w:bookmarkStart w:id="15" w:name="_Toc240919842"/>
+      <w:bookmarkStart w:id="15" w:name="_Toc240922989"/>
       <w:r>
         <w:t>6.1 Main-400 Register (and Reserve)</w:t>
       </w:r>
@@ -15207,7 +15207,7 @@
       <w:pPr>
         <w:pStyle w:val="Heading2"/>
       </w:pPr>
-      <w:bookmarkStart w:id="16" w:name="_Toc240919843"/>
+      <w:bookmarkStart w:id="16" w:name="_Toc240922990"/>
       <w:r>
         <w:t>6.2 Case page</w:t>
       </w:r>
@@ -16886,7 +16886,7 @@
       <w:pPr>
         <w:pStyle w:val="Heading2"/>
       </w:pPr>
-      <w:bookmarkStart w:id="17" w:name="_Toc240919844"/>
+      <w:bookmarkStart w:id="17" w:name="_Toc240922991"/>
       <w:r>
         <w:t>6.3 Pre-Interview Profile (PROIT) and its review screen</w:t>
       </w:r>
@@ -18451,7 +18451,7 @@
       <w:pPr>
         <w:pStyle w:val="Heading2"/>
       </w:pPr>
-      <w:bookmarkStart w:id="18" w:name="_Toc240919845"/>
+      <w:bookmarkStart w:id="18" w:name="_Toc240922992"/>
       <w:r>
         <w:t>6.4 Interview sheet (verifying a locked profile)</w:t>
       </w:r>
@@ -19709,7 +19709,7 @@
       <w:pPr>
         <w:pStyle w:val="Heading2"/>
       </w:pPr>
-      <w:bookmarkStart w:id="19" w:name="_Toc240919846"/>
+      <w:bookmarkStart w:id="19" w:name="_Toc240922993"/>
       <w:r>
         <w:t>6.5 Register Organisation</w:t>
       </w:r>
@@ -20432,7 +20432,7 @@
       <w:pPr>
         <w:pStyle w:val="Heading2"/>
       </w:pPr>
-      <w:bookmarkStart w:id="20" w:name="_Toc240919847"/>
+      <w:bookmarkStart w:id="20" w:name="_Toc240922994"/>
       <w:r>
         <w:t>6.6 Appointment Queue</w:t>
       </w:r>
@@ -21053,7 +21053,7 @@
       <w:pPr>
         <w:pStyle w:val="Heading2"/>
       </w:pPr>
-      <w:bookmarkStart w:id="21" w:name="_Toc240919848"/>
+      <w:bookmarkStart w:id="21" w:name="_Toc240922995"/>
       <w:r>
         <w:t>6.7 Follow-ups due</w:t>
       </w:r>
@@ -21566,7 +21566,7 @@
       <w:pPr>
         <w:pStyle w:val="Heading2"/>
       </w:pPr>
-      <w:bookmarkStart w:id="22" w:name="_Toc240919849"/>
+      <w:bookmarkStart w:id="22" w:name="_Toc240922996"/>
       <w:r>
         <w:t>6.8 Reserve Activation</w:t>
       </w:r>
@@ -22188,7 +22188,7 @@
         <w:pStyle w:val="Heading1"/>
         <w:pageBreakBefore/>
       </w:pPr>
-      <w:bookmarkStart w:id="23" w:name="_Toc240919850"/>
+      <w:bookmarkStart w:id="23" w:name="_Toc240922997"/>
       <w:r>
         <w:lastRenderedPageBreak/>
         <w:t>7. Quality checking</w:t>
@@ -22199,7 +22199,7 @@
       <w:pPr>
         <w:pStyle w:val="Heading2"/>
       </w:pPr>
-      <w:bookmarkStart w:id="24" w:name="_Toc240919851"/>
+      <w:bookmarkStart w:id="24" w:name="_Toc240922998"/>
       <w:r>
         <w:t>7.1 QA Queue (with the KoboToolbox sync panel)</w:t>
       </w:r>
@@ -22922,7 +22922,7 @@
       <w:pPr>
         <w:pStyle w:val="Heading2"/>
       </w:pPr>
-      <w:bookmarkStart w:id="25" w:name="_Toc240919852"/>
+      <w:bookmarkStart w:id="25" w:name="_Toc240922999"/>
       <w:r>
         <w:t>7.2 QA Exceptions</w:t>
       </w:r>
@@ -23754,7 +23754,7 @@
         <w:pStyle w:val="Heading1"/>
         <w:pageBreakBefore/>
       </w:pPr>
-      <w:bookmarkStart w:id="26" w:name="_Toc240919853"/>
+      <w:bookmarkStart w:id="26" w:name="_Toc240923000"/>
       <w:r>
         <w:lastRenderedPageBreak/>
         <w:t>8. Key Informant Interviews</w:t>
@@ -23765,7 +23765,7 @@
       <w:pPr>
         <w:pStyle w:val="Heading2"/>
       </w:pPr>
-      <w:bookmarkStart w:id="27" w:name="_Toc240919854"/>
+      <w:bookmarkStart w:id="27" w:name="_Toc240923001"/>
       <w:r>
         <w:t>8.1 KII Register</w:t>
       </w:r>
@@ -24385,7 +24385,7 @@
       <w:pPr>
         <w:pStyle w:val="Heading2"/>
       </w:pPr>
-      <w:bookmarkStart w:id="28" w:name="_Toc240919855"/>
+      <w:bookmarkStart w:id="28" w:name="_Toc240923002"/>
       <w:r>
         <w:t>8.2 New KII Record</w:t>
       </w:r>
@@ -24795,7 +24795,7 @@
       <w:pPr>
         <w:pStyle w:val="Heading2"/>
       </w:pPr>
-      <w:bookmarkStart w:id="29" w:name="_Toc240919856"/>
+      <w:bookmarkStart w:id="29" w:name="_Toc240923003"/>
       <w:r>
         <w:t>8.3 KII record</w:t>
       </w:r>
@@ -25837,7 +25837,7 @@
         <w:pStyle w:val="Heading1"/>
         <w:pageBreakBefore/>
       </w:pPr>
-      <w:bookmarkStart w:id="30" w:name="_Toc240919857"/>
+      <w:bookmarkStart w:id="30" w:name="_Toc240923004"/>
       <w:r>
         <w:lastRenderedPageBreak/>
         <w:t>9. Documentary evidence</w:t>
@@ -25848,7 +25848,7 @@
       <w:pPr>
         <w:pStyle w:val="Heading2"/>
       </w:pPr>
-      <w:bookmarkStart w:id="31" w:name="_Toc240919858"/>
+      <w:bookmarkStart w:id="31" w:name="_Toc240923005"/>
       <w:r>
         <w:t>9.1 Documents (the corpus)</w:t>
       </w:r>
@@ -26468,7 +26468,7 @@
       <w:pPr>
         <w:pStyle w:val="Heading2"/>
       </w:pPr>
-      <w:bookmarkStart w:id="32" w:name="_Toc240919859"/>
+      <w:bookmarkStart w:id="32" w:name="_Toc240923006"/>
       <w:r>
         <w:t>9.2 New Documentary Evidence Record</w:t>
       </w:r>
@@ -27299,7 +27299,7 @@
       <w:pPr>
         <w:pStyle w:val="Heading2"/>
       </w:pPr>
-      <w:bookmarkStart w:id="33" w:name="_Toc240919860"/>
+      <w:bookmarkStart w:id="33" w:name="_Toc240923007"/>
       <w:r>
         <w:t>9.3 Document record</w:t>
       </w:r>
@@ -28653,7 +28653,7 @@
       <w:pPr>
         <w:pStyle w:val="Heading2"/>
       </w:pPr>
-      <w:bookmarkStart w:id="34" w:name="_Toc240919861"/>
+      <w:bookmarkStart w:id="34" w:name="_Toc240923008"/>
       <w:r>
         <w:t>9.4 Auto-fill review screen</w:t>
       </w:r>
@@ -29695,7 +29695,7 @@
         <w:pStyle w:val="Heading1"/>
         <w:pageBreakBefore/>
       </w:pPr>
-      <w:bookmarkStart w:id="35" w:name="_Toc240919862"/>
+      <w:bookmarkStart w:id="35" w:name="_Toc240923009"/>
       <w:r>
         <w:lastRenderedPageBreak/>
         <w:t>10. Completed forms and exports</w:t>
@@ -29706,7 +29706,7 @@
       <w:pPr>
         <w:pStyle w:val="Heading2"/>
       </w:pPr>
-      <w:bookmarkStart w:id="36" w:name="_Toc240919863"/>
+      <w:bookmarkStart w:id="36" w:name="_Toc240923010"/>
       <w:r>
         <w:t>10.1 Completed forms (Form PDFs)</w:t>
       </w:r>
@@ -30972,7 +30972,7 @@
         <w:pStyle w:val="Heading1"/>
         <w:pageBreakBefore/>
       </w:pPr>
-      <w:bookmarkStart w:id="37" w:name="_Toc240919864"/>
+      <w:bookmarkStart w:id="37" w:name="_Toc240923011"/>
       <w:r>
         <w:lastRenderedPageBreak/>
         <w:t>11. Study administration</w:t>
@@ -30983,7 +30983,7 @@
       <w:pPr>
         <w:pStyle w:val="Heading2"/>
       </w:pPr>
-      <w:bookmarkStart w:id="38" w:name="_Toc240919865"/>
+      <w:bookmarkStart w:id="38" w:name="_Toc240923012"/>
       <w:r>
         <w:t>11.1 Cost Dashboard</w:t>
       </w:r>
@@ -31393,7 +31393,7 @@
       <w:pPr>
         <w:pStyle w:val="Heading2"/>
       </w:pPr>
-      <w:bookmarkStart w:id="39" w:name="_Toc240919866"/>
+      <w:bookmarkStart w:id="39" w:name="_Toc240923013"/>
       <w:r>
         <w:t>11.2 Audit Log</w:t>
       </w:r>
@@ -31803,7 +31803,7 @@
       <w:pPr>
         <w:pStyle w:val="Heading2"/>
       </w:pPr>
-      <w:bookmarkStart w:id="40" w:name="_Toc240919867"/>
+      <w:bookmarkStart w:id="40" w:name="_Toc240923014"/>
       <w:r>
         <w:t>11.3 Export</w:t>
       </w:r>
@@ -32534,10 +32534,68 @@
 <file path=word/numbering.xml><?xml version="1.0" encoding="utf-8"?>
 <w:numbering xmlns:wpc="http://schemas.microsoft.com/office/word/2010/wordprocessingCanvas" xmlns:cx="http://schemas.microsoft.com/office/drawing/2014/chartex" xmlns:cx1="http://schemas.microsoft.com/office/drawing/2015/9/8/chartex" xmlns:cx2="http://schemas.microsoft.com/office/drawing/2015/10/21/chartex" xmlns:cx3="http://schemas.microsoft.com/office/drawing/2016/5/9/chartex" xmlns:cx4="http://schemas.microsoft.com/office/drawing/2016/5/10/chartex" xmlns:cx5="http://schemas.microsoft.com/office/drawing/2016/5/11/chartex" xmlns:cx6="http://schemas.microsoft.com/office/drawing/2016/5/12/chartex" xmlns:cx7="http://schemas.microsoft.com/office/drawing/2016/5/13/chartex" xmlns:cx8="http://schemas.microsoft.com/office/drawing/2016/5/14/chartex" xmlns:mc="http://schemas.openxmlformats.org/markup-compatibility/2006" xmlns:aink="http://schemas.microsoft.com/office/drawing/2016/ink" xmlns:am3d="http://schemas.microsoft.com/office/drawing/2017/model3d" xmlns:o="urn:schemas-microsoft-com:office:office" xmlns:oel="http://schemas.microsoft.com/office/2019/extlst" xmlns:r="http://schemas.openxmlformats.org/officeDocument/2006/relationships" xmlns:m="http://schemas.openxmlformats.org/officeDocument/2006/math" xmlns:v="urn:schemas-microsoft-com:vml" xmlns:wp14="http://schemas.microsoft.com/office/word/2010/wordprocessingDrawing" xmlns:wp="http://schemas.openxmlformats.org/drawingml/2006/wordprocessingDrawing" xmlns:w10="urn:schemas-microsoft-com:office:word" xmlns:w="http://schemas.openxmlformats.org/wordprocessingml/2006/main" xmlns:w14="http://schemas.microsoft.com/office/word/2010/wordml" xmlns:w15="http://schemas.microsoft.com/office/word/2012/wordml" xmlns:w16cex="http://schemas.microsoft.com/office/word/2018/wordml/cex" xmlns:w16cid="http://schemas.microsoft.com/office/word/2016/wordml/cid" xmlns:w16="http://schemas.microsoft.com/office/word/2018/wordml" xmlns:w16sdtdh="http://schemas.microsoft.com/office/word/2020/wordml/sdtdatahash" xmlns:w16se="http://schemas.microsoft.com/office/word/2015/wordml/symex" xmlns:wpg="http://schemas.microsoft.com/office/word/2010/wordprocessingGroup" xmlns:wpi="http://schemas.microsoft.com/office/word/2010/wordprocessingInk" xmlns:wne="http://schemas.microsoft.com/office/word/2006/wordml" xmlns:wps="http://schemas.microsoft.com/office/word/2010/wordprocessingShape" mc:Ignorable="w14 w15 w16se w16cid w16 w16cex w16sdtdh wp14">
   <w:abstractNum w:abstractNumId="0" w15:restartNumberingAfterBreak="0">
-    <w:nsid w:val="140C3E32"/>
+    <w:nsid w:val="37F874D3"/>
     <w:multiLevelType w:val="hybridMultilevel"/>
-    <w:tmpl w:val="8CFE54EE"/>
-    <w:lvl w:ilvl="0" w:tplc="BA38AAA8">
+    <w:tmpl w:val="4AB0942E"/>
+    <w:lvl w:ilvl="0" w:tplc="0CE40CCC">
+      <w:start w:val="1"/>
+      <w:numFmt w:val="bullet"/>
+      <w:lvlText w:val="•"/>
+      <w:lvlJc w:val="left"/>
+      <w:pPr>
+        <w:ind w:left="460" w:hanging="280"/>
+      </w:pPr>
+    </w:lvl>
+    <w:lvl w:ilvl="1" w:tplc="7284C808">
+      <w:start w:val="1"/>
+      <w:numFmt w:val="bullet"/>
+      <w:lvlText w:val="–"/>
+      <w:lvlJc w:val="left"/>
+      <w:pPr>
+        <w:ind w:left="900" w:hanging="280"/>
+      </w:pPr>
+    </w:lvl>
+    <w:lvl w:ilvl="2" w:tplc="91B66B96">
+      <w:numFmt w:val="decimal"/>
+      <w:lvlText w:val=""/>
+      <w:lvlJc w:val="left"/>
+    </w:lvl>
+    <w:lvl w:ilvl="3" w:tplc="C5246BB4">
+      <w:numFmt w:val="decimal"/>
+      <w:lvlText w:val=""/>
+      <w:lvlJc w:val="left"/>
+    </w:lvl>
+    <w:lvl w:ilvl="4" w:tplc="3B84BC3A">
+      <w:numFmt w:val="decimal"/>
+      <w:lvlText w:val=""/>
+      <w:lvlJc w:val="left"/>
+    </w:lvl>
+    <w:lvl w:ilvl="5" w:tplc="8366552E">
+      <w:numFmt w:val="decimal"/>
+      <w:lvlText w:val=""/>
+      <w:lvlJc w:val="left"/>
+    </w:lvl>
+    <w:lvl w:ilvl="6" w:tplc="3B0A51B6">
+      <w:numFmt w:val="decimal"/>
+      <w:lvlText w:val=""/>
+      <w:lvlJc w:val="left"/>
+    </w:lvl>
+    <w:lvl w:ilvl="7" w:tplc="2272CD70">
+      <w:numFmt w:val="decimal"/>
+      <w:lvlText w:val=""/>
+      <w:lvlJc w:val="left"/>
+    </w:lvl>
+    <w:lvl w:ilvl="8" w:tplc="D1DA2E40">
+      <w:numFmt w:val="decimal"/>
+      <w:lvlText w:val=""/>
+      <w:lvlJc w:val="left"/>
+    </w:lvl>
+  </w:abstractNum>
+  <w:abstractNum w:abstractNumId="1" w15:restartNumberingAfterBreak="0">
+    <w:nsid w:val="536B05E1"/>
+    <w:multiLevelType w:val="hybridMultilevel"/>
+    <w:tmpl w:val="85687EAA"/>
+    <w:lvl w:ilvl="0" w:tplc="C36E00C6">
       <w:start w:val="1"/>
       <w:numFmt w:val="bullet"/>
       <w:lvlText w:val="●"/>
@@ -32546,7 +32604,7 @@
         <w:ind w:left="720" w:hanging="360"/>
       </w:pPr>
     </w:lvl>
-    <w:lvl w:ilvl="1" w:tplc="6EDA2D9C">
+    <w:lvl w:ilvl="1" w:tplc="FFBEC696">
       <w:start w:val="1"/>
       <w:numFmt w:val="bullet"/>
       <w:lvlText w:val="○"/>
@@ -32555,7 +32613,7 @@
         <w:ind w:left="1440" w:hanging="360"/>
       </w:pPr>
     </w:lvl>
-    <w:lvl w:ilvl="2" w:tplc="371210BA">
+    <w:lvl w:ilvl="2" w:tplc="1DC6763E">
       <w:start w:val="1"/>
       <w:numFmt w:val="bullet"/>
       <w:lvlText w:val="■"/>
@@ -32564,7 +32622,7 @@
         <w:ind w:left="2160" w:hanging="360"/>
       </w:pPr>
     </w:lvl>
-    <w:lvl w:ilvl="3" w:tplc="18B67702">
+    <w:lvl w:ilvl="3" w:tplc="B5889078">
       <w:start w:val="1"/>
       <w:numFmt w:val="bullet"/>
       <w:lvlText w:val="●"/>
@@ -32573,7 +32631,7 @@
         <w:ind w:left="2880" w:hanging="360"/>
       </w:pPr>
     </w:lvl>
-    <w:lvl w:ilvl="4" w:tplc="2BC20C7A">
+    <w:lvl w:ilvl="4" w:tplc="EBB65202">
       <w:start w:val="1"/>
       <w:numFmt w:val="bullet"/>
       <w:lvlText w:val="○"/>
@@ -32582,7 +32640,7 @@
         <w:ind w:left="3600" w:hanging="360"/>
       </w:pPr>
     </w:lvl>
-    <w:lvl w:ilvl="5" w:tplc="F1A29716">
+    <w:lvl w:ilvl="5" w:tplc="947E0B34">
       <w:start w:val="1"/>
       <w:numFmt w:val="bullet"/>
       <w:lvlText w:val="■"/>
@@ -32591,7 +32649,7 @@
         <w:ind w:left="4320" w:hanging="360"/>
       </w:pPr>
     </w:lvl>
-    <w:lvl w:ilvl="6" w:tplc="BD6EDEA6">
+    <w:lvl w:ilvl="6" w:tplc="25D25D50">
       <w:start w:val="1"/>
       <w:numFmt w:val="bullet"/>
       <w:lvlText w:val="●"/>
@@ -32600,7 +32658,7 @@
         <w:ind w:left="5040" w:hanging="360"/>
       </w:pPr>
     </w:lvl>
-    <w:lvl w:ilvl="7" w:tplc="01CC3772">
+    <w:lvl w:ilvl="7" w:tplc="58426C64">
       <w:start w:val="1"/>
       <w:numFmt w:val="bullet"/>
       <w:lvlText w:val="●"/>
@@ -32609,7 +32667,7 @@
         <w:ind w:left="5760" w:hanging="360"/>
       </w:pPr>
     </w:lvl>
-    <w:lvl w:ilvl="8" w:tplc="9FB2E98C">
+    <w:lvl w:ilvl="8" w:tplc="9880D8DC">
       <w:start w:val="1"/>
       <w:numFmt w:val="bullet"/>
       <w:lvlText w:val="●"/>
@@ -32619,72 +32677,14 @@
       </w:pPr>
     </w:lvl>
   </w:abstractNum>
-  <w:abstractNum w:abstractNumId="1" w15:restartNumberingAfterBreak="0">
-    <w:nsid w:val="40664855"/>
-    <w:multiLevelType w:val="hybridMultilevel"/>
-    <w:tmpl w:val="2FAA086E"/>
-    <w:lvl w:ilvl="0" w:tplc="C4D261F0">
-      <w:start w:val="1"/>
-      <w:numFmt w:val="bullet"/>
-      <w:lvlText w:val="•"/>
-      <w:lvlJc w:val="left"/>
-      <w:pPr>
-        <w:ind w:left="460" w:hanging="280"/>
-      </w:pPr>
-    </w:lvl>
-    <w:lvl w:ilvl="1" w:tplc="B6B6EA50">
-      <w:start w:val="1"/>
-      <w:numFmt w:val="bullet"/>
-      <w:lvlText w:val="–"/>
-      <w:lvlJc w:val="left"/>
-      <w:pPr>
-        <w:ind w:left="900" w:hanging="280"/>
-      </w:pPr>
-    </w:lvl>
-    <w:lvl w:ilvl="2" w:tplc="A8381EC6">
-      <w:numFmt w:val="decimal"/>
-      <w:lvlText w:val=""/>
-      <w:lvlJc w:val="left"/>
-    </w:lvl>
-    <w:lvl w:ilvl="3" w:tplc="D8061B92">
-      <w:numFmt w:val="decimal"/>
-      <w:lvlText w:val=""/>
-      <w:lvlJc w:val="left"/>
-    </w:lvl>
-    <w:lvl w:ilvl="4" w:tplc="3926BE44">
-      <w:numFmt w:val="decimal"/>
-      <w:lvlText w:val=""/>
-      <w:lvlJc w:val="left"/>
-    </w:lvl>
-    <w:lvl w:ilvl="5" w:tplc="D9227412">
-      <w:numFmt w:val="decimal"/>
-      <w:lvlText w:val=""/>
-      <w:lvlJc w:val="left"/>
-    </w:lvl>
-    <w:lvl w:ilvl="6" w:tplc="64BAA03A">
-      <w:numFmt w:val="decimal"/>
-      <w:lvlText w:val=""/>
-      <w:lvlJc w:val="left"/>
-    </w:lvl>
-    <w:lvl w:ilvl="7" w:tplc="6A02490A">
-      <w:numFmt w:val="decimal"/>
-      <w:lvlText w:val=""/>
-      <w:lvlJc w:val="left"/>
-    </w:lvl>
-    <w:lvl w:ilvl="8" w:tplc="752A295A">
-      <w:numFmt w:val="decimal"/>
-      <w:lvlText w:val=""/>
-      <w:lvlJc w:val="left"/>
-    </w:lvl>
-  </w:abstractNum>
-  <w:num w:numId="1" w16cid:durableId="714735629">
-    <w:abstractNumId w:val="0"/>
+  <w:num w:numId="1" w16cid:durableId="657270226">
+    <w:abstractNumId w:val="1"/>
     <w:lvlOverride w:ilvl="0">
       <w:startOverride w:val="1"/>
     </w:lvlOverride>
   </w:num>
-  <w:num w:numId="2" w16cid:durableId="2030370856">
-    <w:abstractNumId w:val="1"/>
+  <w:num w:numId="2" w16cid:durableId="328096861">
+    <w:abstractNumId w:val="0"/>
     <w:lvlOverride w:ilvl="0">
       <w:startOverride w:val="1"/>
     </w:lvlOverride>
@@ -33309,7 +33309,7 @@
     <w:autoRedefine/>
     <w:uiPriority w:val="39"/>
     <w:unhideWhenUsed/>
-    <w:rsid w:val="001819E2"/>
+    <w:rsid w:val="00D756EE"/>
     <w:pPr>
       <w:spacing w:after="100"/>
     </w:pPr>
@@ -33321,7 +33321,7 @@
     <w:autoRedefine/>
     <w:uiPriority w:val="39"/>
     <w:unhideWhenUsed/>
-    <w:rsid w:val="001819E2"/>
+    <w:rsid w:val="00D756EE"/>
     <w:pPr>
       <w:spacing w:after="100"/>
       <w:ind w:left="210"/>

--- a/docs/manuals/ABF-FST_Screen_and_Button_Reference.docx
+++ b/docs/manuals/ABF-FST_Screen_and_Button_Reference.docx
@@ -469,7 +469,7 @@
                 <w:sz w:val="19"/>
                 <w:szCs w:val="19"/>
               </w:rPr>
-              <w:t>Version 1.8 · 21 September 2026</w:t>
+              <w:t>Version 1.9 · 22 September 2026</w:t>
             </w:r>
           </w:p>
         </w:tc>
@@ -538,7 +538,7 @@
     <w:sdt>
       <w:sdtPr>
         <w:alias w:val="Contents"/>
-        <w:id w:val="-523236998"/>
+        <w:id w:val="570392760"/>
       </w:sdtPr>
       <w:sdtEndPr/>
       <w:sdtContent>
@@ -567,7 +567,7 @@
           <w:r>
             <w:fldChar w:fldCharType="separate"/>
           </w:r>
-          <w:hyperlink w:anchor="_Toc240922974" w:history="1">
+          <w:hyperlink w:anchor="_Toc240960494" w:history="1">
             <w:r>
               <w:rPr>
                 <w:rStyle w:val="Hyperlink"/>
@@ -591,7 +591,7 @@
               <w:rPr>
                 <w:noProof/>
               </w:rPr>
-              <w:instrText xml:space="preserve"> PAGEREF _Toc240922974 \h </w:instrText>
+              <w:instrText xml:space="preserve"> PAGEREF _Toc240960494 \h </w:instrText>
             </w:r>
             <w:r>
               <w:rPr>
@@ -634,7 +634,7 @@
               <w14:ligatures w14:val="standardContextual"/>
             </w:rPr>
           </w:pPr>
-          <w:hyperlink w:anchor="_Toc240922975" w:history="1">
+          <w:hyperlink w:anchor="_Toc240960495" w:history="1">
             <w:r>
               <w:rPr>
                 <w:rStyle w:val="Hyperlink"/>
@@ -658,7 +658,7 @@
               <w:rPr>
                 <w:noProof/>
               </w:rPr>
-              <w:instrText xml:space="preserve"> PAGEREF _Toc240922975 \h </w:instrText>
+              <w:instrText xml:space="preserve"> PAGEREF _Toc240960495 \h </w:instrText>
             </w:r>
             <w:r>
               <w:rPr>
@@ -701,7 +701,7 @@
               <w14:ligatures w14:val="standardContextual"/>
             </w:rPr>
           </w:pPr>
-          <w:hyperlink w:anchor="_Toc240922976" w:history="1">
+          <w:hyperlink w:anchor="_Toc240960496" w:history="1">
             <w:r>
               <w:rPr>
                 <w:rStyle w:val="Hyperlink"/>
@@ -725,7 +725,7 @@
               <w:rPr>
                 <w:noProof/>
               </w:rPr>
-              <w:instrText xml:space="preserve"> PAGEREF _Toc240922976 \h </w:instrText>
+              <w:instrText xml:space="preserve"> PAGEREF _Toc240960496 \h </w:instrText>
             </w:r>
             <w:r>
               <w:rPr>
@@ -768,7 +768,7 @@
               <w14:ligatures w14:val="standardContextual"/>
             </w:rPr>
           </w:pPr>
-          <w:hyperlink w:anchor="_Toc240922977" w:history="1">
+          <w:hyperlink w:anchor="_Toc240960497" w:history="1">
             <w:r>
               <w:rPr>
                 <w:rStyle w:val="Hyperlink"/>
@@ -792,7 +792,7 @@
               <w:rPr>
                 <w:noProof/>
               </w:rPr>
-              <w:instrText xml:space="preserve"> PAGEREF _Toc240922977 \h </w:instrText>
+              <w:instrText xml:space="preserve"> PAGEREF _Toc240960497 \h </w:instrText>
             </w:r>
             <w:r>
               <w:rPr>
@@ -835,7 +835,7 @@
               <w14:ligatures w14:val="standardContextual"/>
             </w:rPr>
           </w:pPr>
-          <w:hyperlink w:anchor="_Toc240922978" w:history="1">
+          <w:hyperlink w:anchor="_Toc240960498" w:history="1">
             <w:r>
               <w:rPr>
                 <w:rStyle w:val="Hyperlink"/>
@@ -859,7 +859,7 @@
               <w:rPr>
                 <w:noProof/>
               </w:rPr>
-              <w:instrText xml:space="preserve"> PAGEREF _Toc240922978 \h </w:instrText>
+              <w:instrText xml:space="preserve"> PAGEREF _Toc240960498 \h </w:instrText>
             </w:r>
             <w:r>
               <w:rPr>
@@ -902,7 +902,7 @@
               <w14:ligatures w14:val="standardContextual"/>
             </w:rPr>
           </w:pPr>
-          <w:hyperlink w:anchor="_Toc240922979" w:history="1">
+          <w:hyperlink w:anchor="_Toc240960499" w:history="1">
             <w:r>
               <w:rPr>
                 <w:rStyle w:val="Hyperlink"/>
@@ -926,7 +926,7 @@
               <w:rPr>
                 <w:noProof/>
               </w:rPr>
-              <w:instrText xml:space="preserve"> PAGEREF _Toc240922979 \h </w:instrText>
+              <w:instrText xml:space="preserve"> PAGEREF _Toc240960499 \h </w:instrText>
             </w:r>
             <w:r>
               <w:rPr>
@@ -969,7 +969,7 @@
               <w14:ligatures w14:val="standardContextual"/>
             </w:rPr>
           </w:pPr>
-          <w:hyperlink w:anchor="_Toc240922980" w:history="1">
+          <w:hyperlink w:anchor="_Toc240960500" w:history="1">
             <w:r>
               <w:rPr>
                 <w:rStyle w:val="Hyperlink"/>
@@ -993,7 +993,7 @@
               <w:rPr>
                 <w:noProof/>
               </w:rPr>
-              <w:instrText xml:space="preserve"> PAGEREF _Toc240922980 \h </w:instrText>
+              <w:instrText xml:space="preserve"> PAGEREF _Toc240960500 \h </w:instrText>
             </w:r>
             <w:r>
               <w:rPr>
@@ -1036,7 +1036,7 @@
               <w14:ligatures w14:val="standardContextual"/>
             </w:rPr>
           </w:pPr>
-          <w:hyperlink w:anchor="_Toc240922981" w:history="1">
+          <w:hyperlink w:anchor="_Toc240960501" w:history="1">
             <w:r>
               <w:rPr>
                 <w:rStyle w:val="Hyperlink"/>
@@ -1060,7 +1060,7 @@
               <w:rPr>
                 <w:noProof/>
               </w:rPr>
-              <w:instrText xml:space="preserve"> PAGEREF _Toc240922981 \h </w:instrText>
+              <w:instrText xml:space="preserve"> PAGEREF _Toc240960501 \h </w:instrText>
             </w:r>
             <w:r>
               <w:rPr>
@@ -1103,7 +1103,7 @@
               <w14:ligatures w14:val="standardContextual"/>
             </w:rPr>
           </w:pPr>
-          <w:hyperlink w:anchor="_Toc240922982" w:history="1">
+          <w:hyperlink w:anchor="_Toc240960502" w:history="1">
             <w:r>
               <w:rPr>
                 <w:rStyle w:val="Hyperlink"/>
@@ -1127,7 +1127,7 @@
               <w:rPr>
                 <w:noProof/>
               </w:rPr>
-              <w:instrText xml:space="preserve"> PAGEREF _Toc240922982 \h </w:instrText>
+              <w:instrText xml:space="preserve"> PAGEREF _Toc240960502 \h </w:instrText>
             </w:r>
             <w:r>
               <w:rPr>
@@ -1170,7 +1170,7 @@
               <w14:ligatures w14:val="standardContextual"/>
             </w:rPr>
           </w:pPr>
-          <w:hyperlink w:anchor="_Toc240922983" w:history="1">
+          <w:hyperlink w:anchor="_Toc240960503" w:history="1">
             <w:r>
               <w:rPr>
                 <w:rStyle w:val="Hyperlink"/>
@@ -1194,7 +1194,7 @@
               <w:rPr>
                 <w:noProof/>
               </w:rPr>
-              <w:instrText xml:space="preserve"> PAGEREF _Toc240922983 \h </w:instrText>
+              <w:instrText xml:space="preserve"> PAGEREF _Toc240960503 \h </w:instrText>
             </w:r>
             <w:r>
               <w:rPr>
@@ -1237,7 +1237,7 @@
               <w14:ligatures w14:val="standardContextual"/>
             </w:rPr>
           </w:pPr>
-          <w:hyperlink w:anchor="_Toc240922984" w:history="1">
+          <w:hyperlink w:anchor="_Toc240960504" w:history="1">
             <w:r>
               <w:rPr>
                 <w:rStyle w:val="Hyperlink"/>
@@ -1261,7 +1261,7 @@
               <w:rPr>
                 <w:noProof/>
               </w:rPr>
-              <w:instrText xml:space="preserve"> PAGEREF _Toc240922984 \h </w:instrText>
+              <w:instrText xml:space="preserve"> PAGEREF _Toc240960504 \h </w:instrText>
             </w:r>
             <w:r>
               <w:rPr>
@@ -1304,7 +1304,7 @@
               <w14:ligatures w14:val="standardContextual"/>
             </w:rPr>
           </w:pPr>
-          <w:hyperlink w:anchor="_Toc240922985" w:history="1">
+          <w:hyperlink w:anchor="_Toc240960505" w:history="1">
             <w:r>
               <w:rPr>
                 <w:rStyle w:val="Hyperlink"/>
@@ -1328,7 +1328,7 @@
               <w:rPr>
                 <w:noProof/>
               </w:rPr>
-              <w:instrText xml:space="preserve"> PAGEREF _Toc240922985 \h </w:instrText>
+              <w:instrText xml:space="preserve"> PAGEREF _Toc240960505 \h </w:instrText>
             </w:r>
             <w:r>
               <w:rPr>
@@ -1371,7 +1371,7 @@
               <w14:ligatures w14:val="standardContextual"/>
             </w:rPr>
           </w:pPr>
-          <w:hyperlink w:anchor="_Toc240922986" w:history="1">
+          <w:hyperlink w:anchor="_Toc240960506" w:history="1">
             <w:r>
               <w:rPr>
                 <w:rStyle w:val="Hyperlink"/>
@@ -1395,7 +1395,7 @@
               <w:rPr>
                 <w:noProof/>
               </w:rPr>
-              <w:instrText xml:space="preserve"> PAGEREF _Toc240922986 \h </w:instrText>
+              <w:instrText xml:space="preserve"> PAGEREF _Toc240960506 \h </w:instrText>
             </w:r>
             <w:r>
               <w:rPr>
@@ -1438,7 +1438,7 @@
               <w14:ligatures w14:val="standardContextual"/>
             </w:rPr>
           </w:pPr>
-          <w:hyperlink w:anchor="_Toc240922987" w:history="1">
+          <w:hyperlink w:anchor="_Toc240960507" w:history="1">
             <w:r>
               <w:rPr>
                 <w:rStyle w:val="Hyperlink"/>
@@ -1462,7 +1462,7 @@
               <w:rPr>
                 <w:noProof/>
               </w:rPr>
-              <w:instrText xml:space="preserve"> PAGEREF _Toc240922987 \h </w:instrText>
+              <w:instrText xml:space="preserve"> PAGEREF _Toc240960507 \h </w:instrText>
             </w:r>
             <w:r>
               <w:rPr>
@@ -1505,7 +1505,7 @@
               <w14:ligatures w14:val="standardContextual"/>
             </w:rPr>
           </w:pPr>
-          <w:hyperlink w:anchor="_Toc240922988" w:history="1">
+          <w:hyperlink w:anchor="_Toc240960508" w:history="1">
             <w:r>
               <w:rPr>
                 <w:rStyle w:val="Hyperlink"/>
@@ -1529,7 +1529,7 @@
               <w:rPr>
                 <w:noProof/>
               </w:rPr>
-              <w:instrText xml:space="preserve"> PAGEREF _Toc240922988 \h </w:instrText>
+              <w:instrText xml:space="preserve"> PAGEREF _Toc240960508 \h </w:instrText>
             </w:r>
             <w:r>
               <w:rPr>
@@ -1572,7 +1572,7 @@
               <w14:ligatures w14:val="standardContextual"/>
             </w:rPr>
           </w:pPr>
-          <w:hyperlink w:anchor="_Toc240922989" w:history="1">
+          <w:hyperlink w:anchor="_Toc240960509" w:history="1">
             <w:r>
               <w:rPr>
                 <w:rStyle w:val="Hyperlink"/>
@@ -1596,7 +1596,7 @@
               <w:rPr>
                 <w:noProof/>
               </w:rPr>
-              <w:instrText xml:space="preserve"> PAGEREF _Toc240922989 \h </w:instrText>
+              <w:instrText xml:space="preserve"> PAGEREF _Toc240960509 \h </w:instrText>
             </w:r>
             <w:r>
               <w:rPr>
@@ -1639,7 +1639,7 @@
               <w14:ligatures w14:val="standardContextual"/>
             </w:rPr>
           </w:pPr>
-          <w:hyperlink w:anchor="_Toc240922990" w:history="1">
+          <w:hyperlink w:anchor="_Toc240960510" w:history="1">
             <w:r>
               <w:rPr>
                 <w:rStyle w:val="Hyperlink"/>
@@ -1663,7 +1663,7 @@
               <w:rPr>
                 <w:noProof/>
               </w:rPr>
-              <w:instrText xml:space="preserve"> PAGEREF _Toc240922990 \h </w:instrText>
+              <w:instrText xml:space="preserve"> PAGEREF _Toc240960510 \h </w:instrText>
             </w:r>
             <w:r>
               <w:rPr>
@@ -1706,7 +1706,7 @@
               <w14:ligatures w14:val="standardContextual"/>
             </w:rPr>
           </w:pPr>
-          <w:hyperlink w:anchor="_Toc240922991" w:history="1">
+          <w:hyperlink w:anchor="_Toc240960511" w:history="1">
             <w:r>
               <w:rPr>
                 <w:rStyle w:val="Hyperlink"/>
@@ -1730,7 +1730,7 @@
               <w:rPr>
                 <w:noProof/>
               </w:rPr>
-              <w:instrText xml:space="preserve"> PAGEREF _Toc240922991 \h </w:instrText>
+              <w:instrText xml:space="preserve"> PAGEREF _Toc240960511 \h </w:instrText>
             </w:r>
             <w:r>
               <w:rPr>
@@ -1773,7 +1773,7 @@
               <w14:ligatures w14:val="standardContextual"/>
             </w:rPr>
           </w:pPr>
-          <w:hyperlink w:anchor="_Toc240922992" w:history="1">
+          <w:hyperlink w:anchor="_Toc240960512" w:history="1">
             <w:r>
               <w:rPr>
                 <w:rStyle w:val="Hyperlink"/>
@@ -1797,7 +1797,7 @@
               <w:rPr>
                 <w:noProof/>
               </w:rPr>
-              <w:instrText xml:space="preserve"> PAGEREF _Toc240922992 \h </w:instrText>
+              <w:instrText xml:space="preserve"> PAGEREF _Toc240960512 \h </w:instrText>
             </w:r>
             <w:r>
               <w:rPr>
@@ -1840,7 +1840,7 @@
               <w14:ligatures w14:val="standardContextual"/>
             </w:rPr>
           </w:pPr>
-          <w:hyperlink w:anchor="_Toc240922993" w:history="1">
+          <w:hyperlink w:anchor="_Toc240960513" w:history="1">
             <w:r>
               <w:rPr>
                 <w:rStyle w:val="Hyperlink"/>
@@ -1864,7 +1864,7 @@
               <w:rPr>
                 <w:noProof/>
               </w:rPr>
-              <w:instrText xml:space="preserve"> PAGEREF _Toc240922993 \h </w:instrText>
+              <w:instrText xml:space="preserve"> PAGEREF _Toc240960513 \h </w:instrText>
             </w:r>
             <w:r>
               <w:rPr>
@@ -1907,7 +1907,7 @@
               <w14:ligatures w14:val="standardContextual"/>
             </w:rPr>
           </w:pPr>
-          <w:hyperlink w:anchor="_Toc240922994" w:history="1">
+          <w:hyperlink w:anchor="_Toc240960514" w:history="1">
             <w:r>
               <w:rPr>
                 <w:rStyle w:val="Hyperlink"/>
@@ -1931,7 +1931,7 @@
               <w:rPr>
                 <w:noProof/>
               </w:rPr>
-              <w:instrText xml:space="preserve"> PAGEREF _Toc240922994 \h </w:instrText>
+              <w:instrText xml:space="preserve"> PAGEREF _Toc240960514 \h </w:instrText>
             </w:r>
             <w:r>
               <w:rPr>
@@ -1974,7 +1974,7 @@
               <w14:ligatures w14:val="standardContextual"/>
             </w:rPr>
           </w:pPr>
-          <w:hyperlink w:anchor="_Toc240922995" w:history="1">
+          <w:hyperlink w:anchor="_Toc240960515" w:history="1">
             <w:r>
               <w:rPr>
                 <w:rStyle w:val="Hyperlink"/>
@@ -1998,7 +1998,7 @@
               <w:rPr>
                 <w:noProof/>
               </w:rPr>
-              <w:instrText xml:space="preserve"> PAGEREF _Toc240922995 \h </w:instrText>
+              <w:instrText xml:space="preserve"> PAGEREF _Toc240960515 \h </w:instrText>
             </w:r>
             <w:r>
               <w:rPr>
@@ -2041,7 +2041,7 @@
               <w14:ligatures w14:val="standardContextual"/>
             </w:rPr>
           </w:pPr>
-          <w:hyperlink w:anchor="_Toc240922996" w:history="1">
+          <w:hyperlink w:anchor="_Toc240960516" w:history="1">
             <w:r>
               <w:rPr>
                 <w:rStyle w:val="Hyperlink"/>
@@ -2065,7 +2065,7 @@
               <w:rPr>
                 <w:noProof/>
               </w:rPr>
-              <w:instrText xml:space="preserve"> PAGEREF _Toc240922996 \h </w:instrText>
+              <w:instrText xml:space="preserve"> PAGEREF _Toc240960516 \h </w:instrText>
             </w:r>
             <w:r>
               <w:rPr>
@@ -2108,7 +2108,7 @@
               <w14:ligatures w14:val="standardContextual"/>
             </w:rPr>
           </w:pPr>
-          <w:hyperlink w:anchor="_Toc240922997" w:history="1">
+          <w:hyperlink w:anchor="_Toc240960517" w:history="1">
             <w:r>
               <w:rPr>
                 <w:rStyle w:val="Hyperlink"/>
@@ -2132,7 +2132,7 @@
               <w:rPr>
                 <w:noProof/>
               </w:rPr>
-              <w:instrText xml:space="preserve"> PAGEREF _Toc240922997 \h </w:instrText>
+              <w:instrText xml:space="preserve"> PAGEREF _Toc240960517 \h </w:instrText>
             </w:r>
             <w:r>
               <w:rPr>
@@ -2175,7 +2175,7 @@
               <w14:ligatures w14:val="standardContextual"/>
             </w:rPr>
           </w:pPr>
-          <w:hyperlink w:anchor="_Toc240922998" w:history="1">
+          <w:hyperlink w:anchor="_Toc240960518" w:history="1">
             <w:r>
               <w:rPr>
                 <w:rStyle w:val="Hyperlink"/>
@@ -2199,7 +2199,7 @@
               <w:rPr>
                 <w:noProof/>
               </w:rPr>
-              <w:instrText xml:space="preserve"> PAGEREF _Toc240922998 \h </w:instrText>
+              <w:instrText xml:space="preserve"> PAGEREF _Toc240960518 \h </w:instrText>
             </w:r>
             <w:r>
               <w:rPr>
@@ -2242,7 +2242,7 @@
               <w14:ligatures w14:val="standardContextual"/>
             </w:rPr>
           </w:pPr>
-          <w:hyperlink w:anchor="_Toc240922999" w:history="1">
+          <w:hyperlink w:anchor="_Toc240960519" w:history="1">
             <w:r>
               <w:rPr>
                 <w:rStyle w:val="Hyperlink"/>
@@ -2266,7 +2266,7 @@
               <w:rPr>
                 <w:noProof/>
               </w:rPr>
-              <w:instrText xml:space="preserve"> PAGEREF _Toc240922999 \h </w:instrText>
+              <w:instrText xml:space="preserve"> PAGEREF _Toc240960519 \h </w:instrText>
             </w:r>
             <w:r>
               <w:rPr>
@@ -2309,7 +2309,7 @@
               <w14:ligatures w14:val="standardContextual"/>
             </w:rPr>
           </w:pPr>
-          <w:hyperlink w:anchor="_Toc240923000" w:history="1">
+          <w:hyperlink w:anchor="_Toc240960520" w:history="1">
             <w:r>
               <w:rPr>
                 <w:rStyle w:val="Hyperlink"/>
@@ -2333,7 +2333,7 @@
               <w:rPr>
                 <w:noProof/>
               </w:rPr>
-              <w:instrText xml:space="preserve"> PAGEREF _Toc240923000 \h </w:instrText>
+              <w:instrText xml:space="preserve"> PAGEREF _Toc240960520 \h </w:instrText>
             </w:r>
             <w:r>
               <w:rPr>
@@ -2376,7 +2376,7 @@
               <w14:ligatures w14:val="standardContextual"/>
             </w:rPr>
           </w:pPr>
-          <w:hyperlink w:anchor="_Toc240923001" w:history="1">
+          <w:hyperlink w:anchor="_Toc240960521" w:history="1">
             <w:r>
               <w:rPr>
                 <w:rStyle w:val="Hyperlink"/>
@@ -2400,7 +2400,7 @@
               <w:rPr>
                 <w:noProof/>
               </w:rPr>
-              <w:instrText xml:space="preserve"> PAGEREF _Toc240923001 \h </w:instrText>
+              <w:instrText xml:space="preserve"> PAGEREF _Toc240960521 \h </w:instrText>
             </w:r>
             <w:r>
               <w:rPr>
@@ -2443,7 +2443,7 @@
               <w14:ligatures w14:val="standardContextual"/>
             </w:rPr>
           </w:pPr>
-          <w:hyperlink w:anchor="_Toc240923002" w:history="1">
+          <w:hyperlink w:anchor="_Toc240960522" w:history="1">
             <w:r>
               <w:rPr>
                 <w:rStyle w:val="Hyperlink"/>
@@ -2467,7 +2467,7 @@
               <w:rPr>
                 <w:noProof/>
               </w:rPr>
-              <w:instrText xml:space="preserve"> PAGEREF _Toc240923002 \h </w:instrText>
+              <w:instrText xml:space="preserve"> PAGEREF _Toc240960522 \h </w:instrText>
             </w:r>
             <w:r>
               <w:rPr>
@@ -2510,7 +2510,7 @@
               <w14:ligatures w14:val="standardContextual"/>
             </w:rPr>
           </w:pPr>
-          <w:hyperlink w:anchor="_Toc240923003" w:history="1">
+          <w:hyperlink w:anchor="_Toc240960523" w:history="1">
             <w:r>
               <w:rPr>
                 <w:rStyle w:val="Hyperlink"/>
@@ -2534,7 +2534,7 @@
               <w:rPr>
                 <w:noProof/>
               </w:rPr>
-              <w:instrText xml:space="preserve"> PAGEREF _Toc240923003 \h </w:instrText>
+              <w:instrText xml:space="preserve"> PAGEREF _Toc240960523 \h </w:instrText>
             </w:r>
             <w:r>
               <w:rPr>
@@ -2577,7 +2577,7 @@
               <w14:ligatures w14:val="standardContextual"/>
             </w:rPr>
           </w:pPr>
-          <w:hyperlink w:anchor="_Toc240923004" w:history="1">
+          <w:hyperlink w:anchor="_Toc240960524" w:history="1">
             <w:r>
               <w:rPr>
                 <w:rStyle w:val="Hyperlink"/>
@@ -2601,7 +2601,7 @@
               <w:rPr>
                 <w:noProof/>
               </w:rPr>
-              <w:instrText xml:space="preserve"> PAGEREF _Toc240923004 \h </w:instrText>
+              <w:instrText xml:space="preserve"> PAGEREF _Toc240960524 \h </w:instrText>
             </w:r>
             <w:r>
               <w:rPr>
@@ -2644,7 +2644,7 @@
               <w14:ligatures w14:val="standardContextual"/>
             </w:rPr>
           </w:pPr>
-          <w:hyperlink w:anchor="_Toc240923005" w:history="1">
+          <w:hyperlink w:anchor="_Toc240960525" w:history="1">
             <w:r>
               <w:rPr>
                 <w:rStyle w:val="Hyperlink"/>
@@ -2668,7 +2668,7 @@
               <w:rPr>
                 <w:noProof/>
               </w:rPr>
-              <w:instrText xml:space="preserve"> PAGEREF _Toc240923005 \h </w:instrText>
+              <w:instrText xml:space="preserve"> PAGEREF _Toc240960525 \h </w:instrText>
             </w:r>
             <w:r>
               <w:rPr>
@@ -2711,7 +2711,7 @@
               <w14:ligatures w14:val="standardContextual"/>
             </w:rPr>
           </w:pPr>
-          <w:hyperlink w:anchor="_Toc240923006" w:history="1">
+          <w:hyperlink w:anchor="_Toc240960526" w:history="1">
             <w:r>
               <w:rPr>
                 <w:rStyle w:val="Hyperlink"/>
@@ -2735,7 +2735,7 @@
               <w:rPr>
                 <w:noProof/>
               </w:rPr>
-              <w:instrText xml:space="preserve"> PAGEREF _Toc240923006 \h </w:instrText>
+              <w:instrText xml:space="preserve"> PAGEREF _Toc240960526 \h </w:instrText>
             </w:r>
             <w:r>
               <w:rPr>
@@ -2778,7 +2778,7 @@
               <w14:ligatures w14:val="standardContextual"/>
             </w:rPr>
           </w:pPr>
-          <w:hyperlink w:anchor="_Toc240923007" w:history="1">
+          <w:hyperlink w:anchor="_Toc240960527" w:history="1">
             <w:r>
               <w:rPr>
                 <w:rStyle w:val="Hyperlink"/>
@@ -2802,7 +2802,7 @@
               <w:rPr>
                 <w:noProof/>
               </w:rPr>
-              <w:instrText xml:space="preserve"> PAGEREF _Toc240923007 \h </w:instrText>
+              <w:instrText xml:space="preserve"> PAGEREF _Toc240960527 \h </w:instrText>
             </w:r>
             <w:r>
               <w:rPr>
@@ -2845,7 +2845,7 @@
               <w14:ligatures w14:val="standardContextual"/>
             </w:rPr>
           </w:pPr>
-          <w:hyperlink w:anchor="_Toc240923008" w:history="1">
+          <w:hyperlink w:anchor="_Toc240960528" w:history="1">
             <w:r>
               <w:rPr>
                 <w:rStyle w:val="Hyperlink"/>
@@ -2869,7 +2869,7 @@
               <w:rPr>
                 <w:noProof/>
               </w:rPr>
-              <w:instrText xml:space="preserve"> PAGEREF _Toc240923008 \h </w:instrText>
+              <w:instrText xml:space="preserve"> PAGEREF _Toc240960528 \h </w:instrText>
             </w:r>
             <w:r>
               <w:rPr>
@@ -2912,7 +2912,7 @@
               <w14:ligatures w14:val="standardContextual"/>
             </w:rPr>
           </w:pPr>
-          <w:hyperlink w:anchor="_Toc240923009" w:history="1">
+          <w:hyperlink w:anchor="_Toc240960529" w:history="1">
             <w:r>
               <w:rPr>
                 <w:rStyle w:val="Hyperlink"/>
@@ -2936,7 +2936,7 @@
               <w:rPr>
                 <w:noProof/>
               </w:rPr>
-              <w:instrText xml:space="preserve"> PAGEREF _Toc240923009 \h </w:instrText>
+              <w:instrText xml:space="preserve"> PAGEREF _Toc240960529 \h </w:instrText>
             </w:r>
             <w:r>
               <w:rPr>
@@ -2979,7 +2979,7 @@
               <w14:ligatures w14:val="standardContextual"/>
             </w:rPr>
           </w:pPr>
-          <w:hyperlink w:anchor="_Toc240923010" w:history="1">
+          <w:hyperlink w:anchor="_Toc240960530" w:history="1">
             <w:r>
               <w:rPr>
                 <w:rStyle w:val="Hyperlink"/>
@@ -3003,7 +3003,7 @@
               <w:rPr>
                 <w:noProof/>
               </w:rPr>
-              <w:instrText xml:space="preserve"> PAGEREF _Toc240923010 \h </w:instrText>
+              <w:instrText xml:space="preserve"> PAGEREF _Toc240960530 \h </w:instrText>
             </w:r>
             <w:r>
               <w:rPr>
@@ -3046,7 +3046,7 @@
               <w14:ligatures w14:val="standardContextual"/>
             </w:rPr>
           </w:pPr>
-          <w:hyperlink w:anchor="_Toc240923011" w:history="1">
+          <w:hyperlink w:anchor="_Toc240960531" w:history="1">
             <w:r>
               <w:rPr>
                 <w:rStyle w:val="Hyperlink"/>
@@ -3070,7 +3070,7 @@
               <w:rPr>
                 <w:noProof/>
               </w:rPr>
-              <w:instrText xml:space="preserve"> PAGEREF _Toc240923011 \h </w:instrText>
+              <w:instrText xml:space="preserve"> PAGEREF _Toc240960531 \h </w:instrText>
             </w:r>
             <w:r>
               <w:rPr>
@@ -3113,7 +3113,7 @@
               <w14:ligatures w14:val="standardContextual"/>
             </w:rPr>
           </w:pPr>
-          <w:hyperlink w:anchor="_Toc240923012" w:history="1">
+          <w:hyperlink w:anchor="_Toc240960532" w:history="1">
             <w:r>
               <w:rPr>
                 <w:rStyle w:val="Hyperlink"/>
@@ -3137,7 +3137,7 @@
               <w:rPr>
                 <w:noProof/>
               </w:rPr>
-              <w:instrText xml:space="preserve"> PAGEREF _Toc240923012 \h </w:instrText>
+              <w:instrText xml:space="preserve"> PAGEREF _Toc240960532 \h </w:instrText>
             </w:r>
             <w:r>
               <w:rPr>
@@ -3180,7 +3180,7 @@
               <w14:ligatures w14:val="standardContextual"/>
             </w:rPr>
           </w:pPr>
-          <w:hyperlink w:anchor="_Toc240923013" w:history="1">
+          <w:hyperlink w:anchor="_Toc240960533" w:history="1">
             <w:r>
               <w:rPr>
                 <w:rStyle w:val="Hyperlink"/>
@@ -3204,7 +3204,7 @@
               <w:rPr>
                 <w:noProof/>
               </w:rPr>
-              <w:instrText xml:space="preserve"> PAGEREF _Toc240923013 \h </w:instrText>
+              <w:instrText xml:space="preserve"> PAGEREF _Toc240960533 \h </w:instrText>
             </w:r>
             <w:r>
               <w:rPr>
@@ -3247,7 +3247,7 @@
               <w14:ligatures w14:val="standardContextual"/>
             </w:rPr>
           </w:pPr>
-          <w:hyperlink w:anchor="_Toc240923014" w:history="1">
+          <w:hyperlink w:anchor="_Toc240960534" w:history="1">
             <w:r>
               <w:rPr>
                 <w:rStyle w:val="Hyperlink"/>
@@ -3271,7 +3271,7 @@
               <w:rPr>
                 <w:noProof/>
               </w:rPr>
-              <w:instrText xml:space="preserve"> PAGEREF _Toc240923014 \h </w:instrText>
+              <w:instrText xml:space="preserve"> PAGEREF _Toc240960534 \h </w:instrText>
             </w:r>
             <w:r>
               <w:rPr>
@@ -3310,7 +3310,7 @@
         <w:pStyle w:val="Heading1"/>
         <w:pageBreakBefore/>
       </w:pPr>
-      <w:bookmarkStart w:id="0" w:name="_Toc240922974"/>
+      <w:bookmarkStart w:id="0" w:name="_Toc240960494"/>
       <w:r>
         <w:lastRenderedPageBreak/>
         <w:t>1. About this reference</w:t>
@@ -3763,7 +3763,7 @@
         <w:pStyle w:val="Heading1"/>
         <w:pageBreakBefore/>
       </w:pPr>
-      <w:bookmarkStart w:id="1" w:name="_Toc240922975"/>
+      <w:bookmarkStart w:id="1" w:name="_Toc240960495"/>
       <w:r>
         <w:lastRenderedPageBreak/>
         <w:t>2. Rules that apply on every screen</w:t>
@@ -3980,7 +3980,7 @@
         <w:pStyle w:val="Heading1"/>
         <w:pageBreakBefore/>
       </w:pPr>
-      <w:bookmarkStart w:id="2" w:name="_Toc240922976"/>
+      <w:bookmarkStart w:id="2" w:name="_Toc240960496"/>
       <w:r>
         <w:lastRenderedPageBreak/>
         <w:t>3. Who can open which screen</w:t>
@@ -9508,7 +9508,7 @@
         <w:pStyle w:val="Heading1"/>
         <w:pageBreakBefore/>
       </w:pPr>
-      <w:bookmarkStart w:id="3" w:name="_Toc240922977"/>
+      <w:bookmarkStart w:id="3" w:name="_Toc240960497"/>
       <w:r>
         <w:lastRenderedPageBreak/>
         <w:t>4. Signing in and your account</w:t>
@@ -9519,7 +9519,7 @@
       <w:pPr>
         <w:pStyle w:val="Heading2"/>
       </w:pPr>
-      <w:bookmarkStart w:id="4" w:name="_Toc240922978"/>
+      <w:bookmarkStart w:id="4" w:name="_Toc240960498"/>
       <w:r>
         <w:t>4.1 Sign in</w:t>
       </w:r>
@@ -10032,7 +10032,7 @@
       <w:pPr>
         <w:pStyle w:val="Heading2"/>
       </w:pPr>
-      <w:bookmarkStart w:id="5" w:name="_Toc240922979"/>
+      <w:bookmarkStart w:id="5" w:name="_Toc240960499"/>
       <w:r>
         <w:t>4.2 The header and menu bar (every screen)</w:t>
       </w:r>
@@ -10755,7 +10755,7 @@
       <w:pPr>
         <w:pStyle w:val="Heading2"/>
       </w:pPr>
-      <w:bookmarkStart w:id="6" w:name="_Toc240922980"/>
+      <w:bookmarkStart w:id="6" w:name="_Toc240960500"/>
       <w:r>
         <w:lastRenderedPageBreak/>
         <w:t>4.3 Change Password</w:t>
@@ -11377,7 +11377,7 @@
         <w:pStyle w:val="Heading1"/>
         <w:pageBreakBefore/>
       </w:pPr>
-      <w:bookmarkStart w:id="7" w:name="_Toc240922981"/>
+      <w:bookmarkStart w:id="7" w:name="_Toc240960501"/>
       <w:r>
         <w:lastRenderedPageBreak/>
         <w:t>5. Dashboards and Reports (read-only)</w:t>
@@ -11388,7 +11388,7 @@
       <w:pPr>
         <w:pStyle w:val="Heading2"/>
       </w:pPr>
-      <w:bookmarkStart w:id="8" w:name="_Toc240922982"/>
+      <w:bookmarkStart w:id="8" w:name="_Toc240960502"/>
       <w:r>
         <w:t>5.1 Executive Dashboard</w:t>
       </w:r>
@@ -11901,7 +11901,7 @@
       <w:pPr>
         <w:pStyle w:val="Heading2"/>
       </w:pPr>
-      <w:bookmarkStart w:id="9" w:name="_Toc240922983"/>
+      <w:bookmarkStart w:id="9" w:name="_Toc240960503"/>
       <w:r>
         <w:t>5.2 Sampling Dashboard</w:t>
       </w:r>
@@ -12414,7 +12414,7 @@
       <w:pPr>
         <w:pStyle w:val="Heading2"/>
       </w:pPr>
-      <w:bookmarkStart w:id="10" w:name="_Toc240922984"/>
+      <w:bookmarkStart w:id="10" w:name="_Toc240960504"/>
       <w:r>
         <w:t>5.3 Contact Dashboard</w:t>
       </w:r>
@@ -12718,7 +12718,7 @@
       <w:pPr>
         <w:pStyle w:val="Heading2"/>
       </w:pPr>
-      <w:bookmarkStart w:id="11" w:name="_Toc240922985"/>
+      <w:bookmarkStart w:id="11" w:name="_Toc240960505"/>
       <w:r>
         <w:t>5.4 QA Dashboard</w:t>
       </w:r>
@@ -13338,7 +13338,7 @@
       <w:pPr>
         <w:pStyle w:val="Heading2"/>
       </w:pPr>
-      <w:bookmarkStart w:id="12" w:name="_Toc240922986"/>
+      <w:bookmarkStart w:id="12" w:name="_Toc240960506"/>
       <w:r>
         <w:t>5.5 KII / Document Dashboard</w:t>
       </w:r>
@@ -13748,7 +13748,7 @@
       <w:pPr>
         <w:pStyle w:val="Heading2"/>
       </w:pPr>
-      <w:bookmarkStart w:id="13" w:name="_Toc240922987"/>
+      <w:bookmarkStart w:id="13" w:name="_Toc240960507"/>
       <w:r>
         <w:lastRenderedPageBreak/>
         <w:t>5.6 Reports</w:t>
@@ -14263,7 +14263,7 @@
         <w:pStyle w:val="Heading1"/>
         <w:pageBreakBefore/>
       </w:pPr>
-      <w:bookmarkStart w:id="14" w:name="_Toc240922988"/>
+      <w:bookmarkStart w:id="14" w:name="_Toc240960508"/>
       <w:r>
         <w:lastRenderedPageBreak/>
         <w:t>6. The sample and contact</w:t>
@@ -14274,7 +14274,7 @@
       <w:pPr>
         <w:pStyle w:val="Heading2"/>
       </w:pPr>
-      <w:bookmarkStart w:id="15" w:name="_Toc240922989"/>
+      <w:bookmarkStart w:id="15" w:name="_Toc240960509"/>
       <w:r>
         <w:t>6.1 Main-400 Register (and Reserve)</w:t>
       </w:r>
@@ -15207,7 +15207,7 @@
       <w:pPr>
         <w:pStyle w:val="Heading2"/>
       </w:pPr>
-      <w:bookmarkStart w:id="16" w:name="_Toc240922990"/>
+      <w:bookmarkStart w:id="16" w:name="_Toc240960510"/>
       <w:r>
         <w:t>6.2 Case page</w:t>
       </w:r>
@@ -16886,7 +16886,7 @@
       <w:pPr>
         <w:pStyle w:val="Heading2"/>
       </w:pPr>
-      <w:bookmarkStart w:id="17" w:name="_Toc240922991"/>
+      <w:bookmarkStart w:id="17" w:name="_Toc240960511"/>
       <w:r>
         <w:t>6.3 Pre-Interview Profile (PROIT) and its review screen</w:t>
       </w:r>
@@ -18451,7 +18451,7 @@
       <w:pPr>
         <w:pStyle w:val="Heading2"/>
       </w:pPr>
-      <w:bookmarkStart w:id="18" w:name="_Toc240922992"/>
+      <w:bookmarkStart w:id="18" w:name="_Toc240960512"/>
       <w:r>
         <w:t>6.4 Interview sheet (verifying a locked profile)</w:t>
       </w:r>
@@ -19709,7 +19709,7 @@
       <w:pPr>
         <w:pStyle w:val="Heading2"/>
       </w:pPr>
-      <w:bookmarkStart w:id="19" w:name="_Toc240922993"/>
+      <w:bookmarkStart w:id="19" w:name="_Toc240960513"/>
       <w:r>
         <w:t>6.5 Register Organisation</w:t>
       </w:r>
@@ -20432,7 +20432,7 @@
       <w:pPr>
         <w:pStyle w:val="Heading2"/>
       </w:pPr>
-      <w:bookmarkStart w:id="20" w:name="_Toc240922994"/>
+      <w:bookmarkStart w:id="20" w:name="_Toc240960514"/>
       <w:r>
         <w:t>6.6 Appointment Queue</w:t>
       </w:r>
@@ -21053,7 +21053,7 @@
       <w:pPr>
         <w:pStyle w:val="Heading2"/>
       </w:pPr>
-      <w:bookmarkStart w:id="21" w:name="_Toc240922995"/>
+      <w:bookmarkStart w:id="21" w:name="_Toc240960515"/>
       <w:r>
         <w:t>6.7 Follow-ups due</w:t>
       </w:r>
@@ -21566,7 +21566,7 @@
       <w:pPr>
         <w:pStyle w:val="Heading2"/>
       </w:pPr>
-      <w:bookmarkStart w:id="22" w:name="_Toc240922996"/>
+      <w:bookmarkStart w:id="22" w:name="_Toc240960516"/>
       <w:r>
         <w:t>6.8 Reserve Activation</w:t>
       </w:r>
@@ -22188,7 +22188,7 @@
         <w:pStyle w:val="Heading1"/>
         <w:pageBreakBefore/>
       </w:pPr>
-      <w:bookmarkStart w:id="23" w:name="_Toc240922997"/>
+      <w:bookmarkStart w:id="23" w:name="_Toc240960517"/>
       <w:r>
         <w:lastRenderedPageBreak/>
         <w:t>7. Quality checking</w:t>
@@ -22199,7 +22199,7 @@
       <w:pPr>
         <w:pStyle w:val="Heading2"/>
       </w:pPr>
-      <w:bookmarkStart w:id="24" w:name="_Toc240922998"/>
+      <w:bookmarkStart w:id="24" w:name="_Toc240960518"/>
       <w:r>
         <w:t>7.1 QA Queue (with the KoboToolbox sync panel)</w:t>
       </w:r>
@@ -22922,7 +22922,7 @@
       <w:pPr>
         <w:pStyle w:val="Heading2"/>
       </w:pPr>
-      <w:bookmarkStart w:id="25" w:name="_Toc240922999"/>
+      <w:bookmarkStart w:id="25" w:name="_Toc240960519"/>
       <w:r>
         <w:t>7.2 QA Exceptions</w:t>
       </w:r>
@@ -23754,7 +23754,7 @@
         <w:pStyle w:val="Heading1"/>
         <w:pageBreakBefore/>
       </w:pPr>
-      <w:bookmarkStart w:id="26" w:name="_Toc240923000"/>
+      <w:bookmarkStart w:id="26" w:name="_Toc240960520"/>
       <w:r>
         <w:lastRenderedPageBreak/>
         <w:t>8. Key Informant Interviews</w:t>
@@ -23765,7 +23765,7 @@
       <w:pPr>
         <w:pStyle w:val="Heading2"/>
       </w:pPr>
-      <w:bookmarkStart w:id="27" w:name="_Toc240923001"/>
+      <w:bookmarkStart w:id="27" w:name="_Toc240960521"/>
       <w:r>
         <w:t>8.1 KII Register</w:t>
       </w:r>
@@ -24385,7 +24385,7 @@
       <w:pPr>
         <w:pStyle w:val="Heading2"/>
       </w:pPr>
-      <w:bookmarkStart w:id="28" w:name="_Toc240923002"/>
+      <w:bookmarkStart w:id="28" w:name="_Toc240960522"/>
       <w:r>
         <w:t>8.2 New KII Record</w:t>
       </w:r>
@@ -24795,7 +24795,7 @@
       <w:pPr>
         <w:pStyle w:val="Heading2"/>
       </w:pPr>
-      <w:bookmarkStart w:id="29" w:name="_Toc240923003"/>
+      <w:bookmarkStart w:id="29" w:name="_Toc240960523"/>
       <w:r>
         <w:t>8.3 KII record</w:t>
       </w:r>
@@ -25837,7 +25837,7 @@
         <w:pStyle w:val="Heading1"/>
         <w:pageBreakBefore/>
       </w:pPr>
-      <w:bookmarkStart w:id="30" w:name="_Toc240923004"/>
+      <w:bookmarkStart w:id="30" w:name="_Toc240960524"/>
       <w:r>
         <w:lastRenderedPageBreak/>
         <w:t>9. Documentary evidence</w:t>
@@ -25848,7 +25848,7 @@
       <w:pPr>
         <w:pStyle w:val="Heading2"/>
       </w:pPr>
-      <w:bookmarkStart w:id="31" w:name="_Toc240923005"/>
+      <w:bookmarkStart w:id="31" w:name="_Toc240960525"/>
       <w:r>
         <w:t>9.1 Documents (the corpus)</w:t>
       </w:r>
@@ -26468,7 +26468,7 @@
       <w:pPr>
         <w:pStyle w:val="Heading2"/>
       </w:pPr>
-      <w:bookmarkStart w:id="32" w:name="_Toc240923006"/>
+      <w:bookmarkStart w:id="32" w:name="_Toc240960526"/>
       <w:r>
         <w:t>9.2 New Documentary Evidence Record</w:t>
       </w:r>
@@ -27299,7 +27299,7 @@
       <w:pPr>
         <w:pStyle w:val="Heading2"/>
       </w:pPr>
-      <w:bookmarkStart w:id="33" w:name="_Toc240923007"/>
+      <w:bookmarkStart w:id="33" w:name="_Toc240960527"/>
       <w:r>
         <w:t>9.3 Document record</w:t>
       </w:r>
@@ -28653,7 +28653,7 @@
       <w:pPr>
         <w:pStyle w:val="Heading2"/>
       </w:pPr>
-      <w:bookmarkStart w:id="34" w:name="_Toc240923008"/>
+      <w:bookmarkStart w:id="34" w:name="_Toc240960528"/>
       <w:r>
         <w:t>9.4 Auto-fill review screen</w:t>
       </w:r>
@@ -29695,7 +29695,7 @@
         <w:pStyle w:val="Heading1"/>
         <w:pageBreakBefore/>
       </w:pPr>
-      <w:bookmarkStart w:id="35" w:name="_Toc240923009"/>
+      <w:bookmarkStart w:id="35" w:name="_Toc240960529"/>
       <w:r>
         <w:lastRenderedPageBreak/>
         <w:t>10. Completed forms and exports</w:t>
@@ -29706,7 +29706,7 @@
       <w:pPr>
         <w:pStyle w:val="Heading2"/>
       </w:pPr>
-      <w:bookmarkStart w:id="36" w:name="_Toc240923010"/>
+      <w:bookmarkStart w:id="36" w:name="_Toc240960530"/>
       <w:r>
         <w:t>10.1 Completed forms (Form PDFs)</w:t>
       </w:r>
@@ -30972,7 +30972,7 @@
         <w:pStyle w:val="Heading1"/>
         <w:pageBreakBefore/>
       </w:pPr>
-      <w:bookmarkStart w:id="37" w:name="_Toc240923011"/>
+      <w:bookmarkStart w:id="37" w:name="_Toc240960531"/>
       <w:r>
         <w:lastRenderedPageBreak/>
         <w:t>11. Study administration</w:t>
@@ -30983,7 +30983,7 @@
       <w:pPr>
         <w:pStyle w:val="Heading2"/>
       </w:pPr>
-      <w:bookmarkStart w:id="38" w:name="_Toc240923012"/>
+      <w:bookmarkStart w:id="38" w:name="_Toc240960532"/>
       <w:r>
         <w:t>11.1 Cost Dashboard</w:t>
       </w:r>
@@ -31393,7 +31393,7 @@
       <w:pPr>
         <w:pStyle w:val="Heading2"/>
       </w:pPr>
-      <w:bookmarkStart w:id="39" w:name="_Toc240923013"/>
+      <w:bookmarkStart w:id="39" w:name="_Toc240960533"/>
       <w:r>
         <w:t>11.2 Audit Log</w:t>
       </w:r>
@@ -31803,7 +31803,7 @@
       <w:pPr>
         <w:pStyle w:val="Heading2"/>
       </w:pPr>
-      <w:bookmarkStart w:id="40" w:name="_Toc240923014"/>
+      <w:bookmarkStart w:id="40" w:name="_Toc240960534"/>
       <w:r>
         <w:t>11.3 Export</w:t>
       </w:r>
@@ -32361,7 +32361,7 @@
         <w:sz w:val="16"/>
         <w:szCs w:val="16"/>
       </w:rPr>
-      <w:t>Version 1.8 · 21 September 2026</w:t>
+      <w:t>Version 1.9 · 22 September 2026</w:t>
     </w:r>
     <w:r>
       <w:rPr>
@@ -32534,10 +32534,10 @@
 <file path=word/numbering.xml><?xml version="1.0" encoding="utf-8"?>
 <w:numbering xmlns:wpc="http://schemas.microsoft.com/office/word/2010/wordprocessingCanvas" xmlns:cx="http://schemas.microsoft.com/office/drawing/2014/chartex" xmlns:cx1="http://schemas.microsoft.com/office/drawing/2015/9/8/chartex" xmlns:cx2="http://schemas.microsoft.com/office/drawing/2015/10/21/chartex" xmlns:cx3="http://schemas.microsoft.com/office/drawing/2016/5/9/chartex" xmlns:cx4="http://schemas.microsoft.com/office/drawing/2016/5/10/chartex" xmlns:cx5="http://schemas.microsoft.com/office/drawing/2016/5/11/chartex" xmlns:cx6="http://schemas.microsoft.com/office/drawing/2016/5/12/chartex" xmlns:cx7="http://schemas.microsoft.com/office/drawing/2016/5/13/chartex" xmlns:cx8="http://schemas.microsoft.com/office/drawing/2016/5/14/chartex" xmlns:mc="http://schemas.openxmlformats.org/markup-compatibility/2006" xmlns:aink="http://schemas.microsoft.com/office/drawing/2016/ink" xmlns:am3d="http://schemas.microsoft.com/office/drawing/2017/model3d" xmlns:o="urn:schemas-microsoft-com:office:office" xmlns:oel="http://schemas.microsoft.com/office/2019/extlst" xmlns:r="http://schemas.openxmlformats.org/officeDocument/2006/relationships" xmlns:m="http://schemas.openxmlformats.org/officeDocument/2006/math" xmlns:v="urn:schemas-microsoft-com:vml" xmlns:wp14="http://schemas.microsoft.com/office/word/2010/wordprocessingDrawing" xmlns:wp="http://schemas.openxmlformats.org/drawingml/2006/wordprocessingDrawing" xmlns:w10="urn:schemas-microsoft-com:office:word" xmlns:w="http://schemas.openxmlformats.org/wordprocessingml/2006/main" xmlns:w14="http://schemas.microsoft.com/office/word/2010/wordml" xmlns:w15="http://schemas.microsoft.com/office/word/2012/wordml" xmlns:w16cex="http://schemas.microsoft.com/office/word/2018/wordml/cex" xmlns:w16cid="http://schemas.microsoft.com/office/word/2016/wordml/cid" xmlns:w16="http://schemas.microsoft.com/office/word/2018/wordml" xmlns:w16sdtdh="http://schemas.microsoft.com/office/word/2020/wordml/sdtdatahash" xmlns:w16se="http://schemas.microsoft.com/office/word/2015/wordml/symex" xmlns:wpg="http://schemas.microsoft.com/office/word/2010/wordprocessingGroup" xmlns:wpi="http://schemas.microsoft.com/office/word/2010/wordprocessingInk" xmlns:wne="http://schemas.microsoft.com/office/word/2006/wordml" xmlns:wps="http://schemas.microsoft.com/office/word/2010/wordprocessingShape" mc:Ignorable="w14 w15 w16se w16cid w16 w16cex w16sdtdh wp14">
   <w:abstractNum w:abstractNumId="0" w15:restartNumberingAfterBreak="0">
-    <w:nsid w:val="37F874D3"/>
+    <w:nsid w:val="0AEE028C"/>
     <w:multiLevelType w:val="hybridMultilevel"/>
-    <w:tmpl w:val="4AB0942E"/>
-    <w:lvl w:ilvl="0" w:tplc="0CE40CCC">
+    <w:tmpl w:val="D8E422FE"/>
+    <w:lvl w:ilvl="0" w:tplc="C10C94FE">
       <w:start w:val="1"/>
       <w:numFmt w:val="bullet"/>
       <w:lvlText w:val="•"/>
@@ -32546,7 +32546,7 @@
         <w:ind w:left="460" w:hanging="280"/>
       </w:pPr>
     </w:lvl>
-    <w:lvl w:ilvl="1" w:tplc="7284C808">
+    <w:lvl w:ilvl="1" w:tplc="5F42D324">
       <w:start w:val="1"/>
       <w:numFmt w:val="bullet"/>
       <w:lvlText w:val="–"/>
@@ -32555,47 +32555,47 @@
         <w:ind w:left="900" w:hanging="280"/>
       </w:pPr>
     </w:lvl>
-    <w:lvl w:ilvl="2" w:tplc="91B66B96">
+    <w:lvl w:ilvl="2" w:tplc="B1FED36C">
       <w:numFmt w:val="decimal"/>
       <w:lvlText w:val=""/>
       <w:lvlJc w:val="left"/>
     </w:lvl>
-    <w:lvl w:ilvl="3" w:tplc="C5246BB4">
+    <w:lvl w:ilvl="3" w:tplc="7DA6B758">
       <w:numFmt w:val="decimal"/>
       <w:lvlText w:val=""/>
       <w:lvlJc w:val="left"/>
     </w:lvl>
-    <w:lvl w:ilvl="4" w:tplc="3B84BC3A">
+    <w:lvl w:ilvl="4" w:tplc="2F3208C6">
       <w:numFmt w:val="decimal"/>
       <w:lvlText w:val=""/>
       <w:lvlJc w:val="left"/>
     </w:lvl>
-    <w:lvl w:ilvl="5" w:tplc="8366552E">
+    <w:lvl w:ilvl="5" w:tplc="EB7A3E72">
       <w:numFmt w:val="decimal"/>
       <w:lvlText w:val=""/>
       <w:lvlJc w:val="left"/>
     </w:lvl>
-    <w:lvl w:ilvl="6" w:tplc="3B0A51B6">
+    <w:lvl w:ilvl="6" w:tplc="F398AACE">
       <w:numFmt w:val="decimal"/>
       <w:lvlText w:val=""/>
       <w:lvlJc w:val="left"/>
     </w:lvl>
-    <w:lvl w:ilvl="7" w:tplc="2272CD70">
+    <w:lvl w:ilvl="7" w:tplc="24DEABCE">
       <w:numFmt w:val="decimal"/>
       <w:lvlText w:val=""/>
       <w:lvlJc w:val="left"/>
     </w:lvl>
-    <w:lvl w:ilvl="8" w:tplc="D1DA2E40">
+    <w:lvl w:ilvl="8" w:tplc="8C9CD3EE">
       <w:numFmt w:val="decimal"/>
       <w:lvlText w:val=""/>
       <w:lvlJc w:val="left"/>
     </w:lvl>
   </w:abstractNum>
   <w:abstractNum w:abstractNumId="1" w15:restartNumberingAfterBreak="0">
-    <w:nsid w:val="536B05E1"/>
+    <w:nsid w:val="53E25176"/>
     <w:multiLevelType w:val="hybridMultilevel"/>
-    <w:tmpl w:val="85687EAA"/>
-    <w:lvl w:ilvl="0" w:tplc="C36E00C6">
+    <w:tmpl w:val="CB54D056"/>
+    <w:lvl w:ilvl="0" w:tplc="E916A970">
       <w:start w:val="1"/>
       <w:numFmt w:val="bullet"/>
       <w:lvlText w:val="●"/>
@@ -32604,7 +32604,7 @@
         <w:ind w:left="720" w:hanging="360"/>
       </w:pPr>
     </w:lvl>
-    <w:lvl w:ilvl="1" w:tplc="FFBEC696">
+    <w:lvl w:ilvl="1" w:tplc="A0009976">
       <w:start w:val="1"/>
       <w:numFmt w:val="bullet"/>
       <w:lvlText w:val="○"/>
@@ -32613,7 +32613,7 @@
         <w:ind w:left="1440" w:hanging="360"/>
       </w:pPr>
     </w:lvl>
-    <w:lvl w:ilvl="2" w:tplc="1DC6763E">
+    <w:lvl w:ilvl="2" w:tplc="BB4CE792">
       <w:start w:val="1"/>
       <w:numFmt w:val="bullet"/>
       <w:lvlText w:val="■"/>
@@ -32622,7 +32622,7 @@
         <w:ind w:left="2160" w:hanging="360"/>
       </w:pPr>
     </w:lvl>
-    <w:lvl w:ilvl="3" w:tplc="B5889078">
+    <w:lvl w:ilvl="3" w:tplc="71D6C350">
       <w:start w:val="1"/>
       <w:numFmt w:val="bullet"/>
       <w:lvlText w:val="●"/>
@@ -32631,7 +32631,7 @@
         <w:ind w:left="2880" w:hanging="360"/>
       </w:pPr>
     </w:lvl>
-    <w:lvl w:ilvl="4" w:tplc="EBB65202">
+    <w:lvl w:ilvl="4" w:tplc="5C7A4582">
       <w:start w:val="1"/>
       <w:numFmt w:val="bullet"/>
       <w:lvlText w:val="○"/>
@@ -32640,7 +32640,7 @@
         <w:ind w:left="3600" w:hanging="360"/>
       </w:pPr>
     </w:lvl>
-    <w:lvl w:ilvl="5" w:tplc="947E0B34">
+    <w:lvl w:ilvl="5" w:tplc="16E01872">
       <w:start w:val="1"/>
       <w:numFmt w:val="bullet"/>
       <w:lvlText w:val="■"/>
@@ -32649,7 +32649,7 @@
         <w:ind w:left="4320" w:hanging="360"/>
       </w:pPr>
     </w:lvl>
-    <w:lvl w:ilvl="6" w:tplc="25D25D50">
+    <w:lvl w:ilvl="6" w:tplc="2236C2B8">
       <w:start w:val="1"/>
       <w:numFmt w:val="bullet"/>
       <w:lvlText w:val="●"/>
@@ -32658,7 +32658,7 @@
         <w:ind w:left="5040" w:hanging="360"/>
       </w:pPr>
     </w:lvl>
-    <w:lvl w:ilvl="7" w:tplc="58426C64">
+    <w:lvl w:ilvl="7" w:tplc="C4F68C60">
       <w:start w:val="1"/>
       <w:numFmt w:val="bullet"/>
       <w:lvlText w:val="●"/>
@@ -32667,7 +32667,7 @@
         <w:ind w:left="5760" w:hanging="360"/>
       </w:pPr>
     </w:lvl>
-    <w:lvl w:ilvl="8" w:tplc="9880D8DC">
+    <w:lvl w:ilvl="8" w:tplc="BBD66F9E">
       <w:start w:val="1"/>
       <w:numFmt w:val="bullet"/>
       <w:lvlText w:val="●"/>
@@ -32677,13 +32677,13 @@
       </w:pPr>
     </w:lvl>
   </w:abstractNum>
-  <w:num w:numId="1" w16cid:durableId="657270226">
+  <w:num w:numId="1" w16cid:durableId="1311599199">
     <w:abstractNumId w:val="1"/>
     <w:lvlOverride w:ilvl="0">
       <w:startOverride w:val="1"/>
     </w:lvlOverride>
   </w:num>
-  <w:num w:numId="2" w16cid:durableId="328096861">
+  <w:num w:numId="2" w16cid:durableId="1580292283">
     <w:abstractNumId w:val="0"/>
     <w:lvlOverride w:ilvl="0">
       <w:startOverride w:val="1"/>
@@ -33309,7 +33309,7 @@
     <w:autoRedefine/>
     <w:uiPriority w:val="39"/>
     <w:unhideWhenUsed/>
-    <w:rsid w:val="00D756EE"/>
+    <w:rsid w:val="005632B0"/>
     <w:pPr>
       <w:spacing w:after="100"/>
     </w:pPr>
@@ -33321,7 +33321,7 @@
     <w:autoRedefine/>
     <w:uiPriority w:val="39"/>
     <w:unhideWhenUsed/>
-    <w:rsid w:val="00D756EE"/>
+    <w:rsid w:val="005632B0"/>
     <w:pPr>
       <w:spacing w:after="100"/>
       <w:ind w:left="210"/>

--- a/docs/manuals/ABF-FST_Screen_and_Button_Reference.docx
+++ b/docs/manuals/ABF-FST_Screen_and_Button_Reference.docx
@@ -69,7 +69,7 @@
           <w:left w:w="10" w:type="dxa"/>
           <w:right w:w="10" w:type="dxa"/>
         </w:tblCellMar>
-        <w:tblLook w:val="04A0" w:firstRow="1" w:lastRow="0" w:firstColumn="1" w:lastColumn="0" w:noHBand="0" w:noVBand="1"/>
+        <w:tblLook w:val="0000" w:firstRow="0" w:lastRow="0" w:firstColumn="0" w:lastColumn="0" w:noHBand="0" w:noVBand="0"/>
       </w:tblPr>
       <w:tblGrid>
         <w:gridCol w:w="2300"/>
@@ -412,7 +412,7 @@
                 <w:sz w:val="19"/>
                 <w:szCs w:val="19"/>
               </w:rPr>
-              <w:t>0773943709 · abffst.research.cut@gmail.com</w:t>
+              <w:t>0773943709 · abffst.research@gmail.com</w:t>
             </w:r>
           </w:p>
         </w:tc>
@@ -469,7 +469,7 @@
                 <w:sz w:val="19"/>
                 <w:szCs w:val="19"/>
               </w:rPr>
-              <w:t>Version 1.9 · 22 September 2026</w:t>
+              <w:t>Version 1.10 · 22 September 2026</w:t>
             </w:r>
           </w:p>
         </w:tc>
@@ -538,7 +538,7 @@
     <w:sdt>
       <w:sdtPr>
         <w:alias w:val="Contents"/>
-        <w:id w:val="570392760"/>
+        <w:id w:val="238224965"/>
       </w:sdtPr>
       <w:sdtEndPr/>
       <w:sdtContent>
@@ -567,7 +567,7 @@
           <w:r>
             <w:fldChar w:fldCharType="separate"/>
           </w:r>
-          <w:hyperlink w:anchor="_Toc240960494" w:history="1">
+          <w:hyperlink w:anchor="_Toc240975524" w:history="1">
             <w:r>
               <w:rPr>
                 <w:rStyle w:val="Hyperlink"/>
@@ -591,7 +591,7 @@
               <w:rPr>
                 <w:noProof/>
               </w:rPr>
-              <w:instrText xml:space="preserve"> PAGEREF _Toc240960494 \h </w:instrText>
+              <w:instrText xml:space="preserve"> PAGEREF _Toc240975524 \h </w:instrText>
             </w:r>
             <w:r>
               <w:rPr>
@@ -634,7 +634,7 @@
               <w14:ligatures w14:val="standardContextual"/>
             </w:rPr>
           </w:pPr>
-          <w:hyperlink w:anchor="_Toc240960495" w:history="1">
+          <w:hyperlink w:anchor="_Toc240975525" w:history="1">
             <w:r>
               <w:rPr>
                 <w:rStyle w:val="Hyperlink"/>
@@ -658,7 +658,7 @@
               <w:rPr>
                 <w:noProof/>
               </w:rPr>
-              <w:instrText xml:space="preserve"> PAGEREF _Toc240960495 \h </w:instrText>
+              <w:instrText xml:space="preserve"> PAGEREF _Toc240975525 \h </w:instrText>
             </w:r>
             <w:r>
               <w:rPr>
@@ -701,7 +701,7 @@
               <w14:ligatures w14:val="standardContextual"/>
             </w:rPr>
           </w:pPr>
-          <w:hyperlink w:anchor="_Toc240960496" w:history="1">
+          <w:hyperlink w:anchor="_Toc240975526" w:history="1">
             <w:r>
               <w:rPr>
                 <w:rStyle w:val="Hyperlink"/>
@@ -725,7 +725,7 @@
               <w:rPr>
                 <w:noProof/>
               </w:rPr>
-              <w:instrText xml:space="preserve"> PAGEREF _Toc240960496 \h </w:instrText>
+              <w:instrText xml:space="preserve"> PAGEREF _Toc240975526 \h </w:instrText>
             </w:r>
             <w:r>
               <w:rPr>
@@ -768,7 +768,7 @@
               <w14:ligatures w14:val="standardContextual"/>
             </w:rPr>
           </w:pPr>
-          <w:hyperlink w:anchor="_Toc240960497" w:history="1">
+          <w:hyperlink w:anchor="_Toc240975527" w:history="1">
             <w:r>
               <w:rPr>
                 <w:rStyle w:val="Hyperlink"/>
@@ -792,7 +792,7 @@
               <w:rPr>
                 <w:noProof/>
               </w:rPr>
-              <w:instrText xml:space="preserve"> PAGEREF _Toc240960497 \h </w:instrText>
+              <w:instrText xml:space="preserve"> PAGEREF _Toc240975527 \h </w:instrText>
             </w:r>
             <w:r>
               <w:rPr>
@@ -835,7 +835,7 @@
               <w14:ligatures w14:val="standardContextual"/>
             </w:rPr>
           </w:pPr>
-          <w:hyperlink w:anchor="_Toc240960498" w:history="1">
+          <w:hyperlink w:anchor="_Toc240975528" w:history="1">
             <w:r>
               <w:rPr>
                 <w:rStyle w:val="Hyperlink"/>
@@ -859,7 +859,7 @@
               <w:rPr>
                 <w:noProof/>
               </w:rPr>
-              <w:instrText xml:space="preserve"> PAGEREF _Toc240960498 \h </w:instrText>
+              <w:instrText xml:space="preserve"> PAGEREF _Toc240975528 \h </w:instrText>
             </w:r>
             <w:r>
               <w:rPr>
@@ -902,7 +902,7 @@
               <w14:ligatures w14:val="standardContextual"/>
             </w:rPr>
           </w:pPr>
-          <w:hyperlink w:anchor="_Toc240960499" w:history="1">
+          <w:hyperlink w:anchor="_Toc240975529" w:history="1">
             <w:r>
               <w:rPr>
                 <w:rStyle w:val="Hyperlink"/>
@@ -926,7 +926,7 @@
               <w:rPr>
                 <w:noProof/>
               </w:rPr>
-              <w:instrText xml:space="preserve"> PAGEREF _Toc240960499 \h </w:instrText>
+              <w:instrText xml:space="preserve"> PAGEREF _Toc240975529 \h </w:instrText>
             </w:r>
             <w:r>
               <w:rPr>
@@ -969,7 +969,7 @@
               <w14:ligatures w14:val="standardContextual"/>
             </w:rPr>
           </w:pPr>
-          <w:hyperlink w:anchor="_Toc240960500" w:history="1">
+          <w:hyperlink w:anchor="_Toc240975530" w:history="1">
             <w:r>
               <w:rPr>
                 <w:rStyle w:val="Hyperlink"/>
@@ -993,7 +993,7 @@
               <w:rPr>
                 <w:noProof/>
               </w:rPr>
-              <w:instrText xml:space="preserve"> PAGEREF _Toc240960500 \h </w:instrText>
+              <w:instrText xml:space="preserve"> PAGEREF _Toc240975530 \h </w:instrText>
             </w:r>
             <w:r>
               <w:rPr>
@@ -1036,7 +1036,7 @@
               <w14:ligatures w14:val="standardContextual"/>
             </w:rPr>
           </w:pPr>
-          <w:hyperlink w:anchor="_Toc240960501" w:history="1">
+          <w:hyperlink w:anchor="_Toc240975531" w:history="1">
             <w:r>
               <w:rPr>
                 <w:rStyle w:val="Hyperlink"/>
@@ -1060,7 +1060,7 @@
               <w:rPr>
                 <w:noProof/>
               </w:rPr>
-              <w:instrText xml:space="preserve"> PAGEREF _Toc240960501 \h </w:instrText>
+              <w:instrText xml:space="preserve"> PAGEREF _Toc240975531 \h </w:instrText>
             </w:r>
             <w:r>
               <w:rPr>
@@ -1103,7 +1103,7 @@
               <w14:ligatures w14:val="standardContextual"/>
             </w:rPr>
           </w:pPr>
-          <w:hyperlink w:anchor="_Toc240960502" w:history="1">
+          <w:hyperlink w:anchor="_Toc240975532" w:history="1">
             <w:r>
               <w:rPr>
                 <w:rStyle w:val="Hyperlink"/>
@@ -1127,7 +1127,7 @@
               <w:rPr>
                 <w:noProof/>
               </w:rPr>
-              <w:instrText xml:space="preserve"> PAGEREF _Toc240960502 \h </w:instrText>
+              <w:instrText xml:space="preserve"> PAGEREF _Toc240975532 \h </w:instrText>
             </w:r>
             <w:r>
               <w:rPr>
@@ -1170,7 +1170,7 @@
               <w14:ligatures w14:val="standardContextual"/>
             </w:rPr>
           </w:pPr>
-          <w:hyperlink w:anchor="_Toc240960503" w:history="1">
+          <w:hyperlink w:anchor="_Toc240975533" w:history="1">
             <w:r>
               <w:rPr>
                 <w:rStyle w:val="Hyperlink"/>
@@ -1194,7 +1194,7 @@
               <w:rPr>
                 <w:noProof/>
               </w:rPr>
-              <w:instrText xml:space="preserve"> PAGEREF _Toc240960503 \h </w:instrText>
+              <w:instrText xml:space="preserve"> PAGEREF _Toc240975533 \h </w:instrText>
             </w:r>
             <w:r>
               <w:rPr>
@@ -1237,7 +1237,7 @@
               <w14:ligatures w14:val="standardContextual"/>
             </w:rPr>
           </w:pPr>
-          <w:hyperlink w:anchor="_Toc240960504" w:history="1">
+          <w:hyperlink w:anchor="_Toc240975534" w:history="1">
             <w:r>
               <w:rPr>
                 <w:rStyle w:val="Hyperlink"/>
@@ -1261,7 +1261,7 @@
               <w:rPr>
                 <w:noProof/>
               </w:rPr>
-              <w:instrText xml:space="preserve"> PAGEREF _Toc240960504 \h </w:instrText>
+              <w:instrText xml:space="preserve"> PAGEREF _Toc240975534 \h </w:instrText>
             </w:r>
             <w:r>
               <w:rPr>
@@ -1304,7 +1304,7 @@
               <w14:ligatures w14:val="standardContextual"/>
             </w:rPr>
           </w:pPr>
-          <w:hyperlink w:anchor="_Toc240960505" w:history="1">
+          <w:hyperlink w:anchor="_Toc240975535" w:history="1">
             <w:r>
               <w:rPr>
                 <w:rStyle w:val="Hyperlink"/>
@@ -1328,7 +1328,7 @@
               <w:rPr>
                 <w:noProof/>
               </w:rPr>
-              <w:instrText xml:space="preserve"> PAGEREF _Toc240960505 \h </w:instrText>
+              <w:instrText xml:space="preserve"> PAGEREF _Toc240975535 \h </w:instrText>
             </w:r>
             <w:r>
               <w:rPr>
@@ -1371,7 +1371,7 @@
               <w14:ligatures w14:val="standardContextual"/>
             </w:rPr>
           </w:pPr>
-          <w:hyperlink w:anchor="_Toc240960506" w:history="1">
+          <w:hyperlink w:anchor="_Toc240975536" w:history="1">
             <w:r>
               <w:rPr>
                 <w:rStyle w:val="Hyperlink"/>
@@ -1395,7 +1395,7 @@
               <w:rPr>
                 <w:noProof/>
               </w:rPr>
-              <w:instrText xml:space="preserve"> PAGEREF _Toc240960506 \h </w:instrText>
+              <w:instrText xml:space="preserve"> PAGEREF _Toc240975536 \h </w:instrText>
             </w:r>
             <w:r>
               <w:rPr>
@@ -1438,7 +1438,7 @@
               <w14:ligatures w14:val="standardContextual"/>
             </w:rPr>
           </w:pPr>
-          <w:hyperlink w:anchor="_Toc240960507" w:history="1">
+          <w:hyperlink w:anchor="_Toc240975537" w:history="1">
             <w:r>
               <w:rPr>
                 <w:rStyle w:val="Hyperlink"/>
@@ -1462,7 +1462,7 @@
               <w:rPr>
                 <w:noProof/>
               </w:rPr>
-              <w:instrText xml:space="preserve"> PAGEREF _Toc240960507 \h </w:instrText>
+              <w:instrText xml:space="preserve"> PAGEREF _Toc240975537 \h </w:instrText>
             </w:r>
             <w:r>
               <w:rPr>
@@ -1505,7 +1505,7 @@
               <w14:ligatures w14:val="standardContextual"/>
             </w:rPr>
           </w:pPr>
-          <w:hyperlink w:anchor="_Toc240960508" w:history="1">
+          <w:hyperlink w:anchor="_Toc240975538" w:history="1">
             <w:r>
               <w:rPr>
                 <w:rStyle w:val="Hyperlink"/>
@@ -1529,7 +1529,7 @@
               <w:rPr>
                 <w:noProof/>
               </w:rPr>
-              <w:instrText xml:space="preserve"> PAGEREF _Toc240960508 \h </w:instrText>
+              <w:instrText xml:space="preserve"> PAGEREF _Toc240975538 \h </w:instrText>
             </w:r>
             <w:r>
               <w:rPr>
@@ -1572,7 +1572,7 @@
               <w14:ligatures w14:val="standardContextual"/>
             </w:rPr>
           </w:pPr>
-          <w:hyperlink w:anchor="_Toc240960509" w:history="1">
+          <w:hyperlink w:anchor="_Toc240975539" w:history="1">
             <w:r>
               <w:rPr>
                 <w:rStyle w:val="Hyperlink"/>
@@ -1596,7 +1596,7 @@
               <w:rPr>
                 <w:noProof/>
               </w:rPr>
-              <w:instrText xml:space="preserve"> PAGEREF _Toc240960509 \h </w:instrText>
+              <w:instrText xml:space="preserve"> PAGEREF _Toc240975539 \h </w:instrText>
             </w:r>
             <w:r>
               <w:rPr>
@@ -1639,7 +1639,7 @@
               <w14:ligatures w14:val="standardContextual"/>
             </w:rPr>
           </w:pPr>
-          <w:hyperlink w:anchor="_Toc240960510" w:history="1">
+          <w:hyperlink w:anchor="_Toc240975540" w:history="1">
             <w:r>
               <w:rPr>
                 <w:rStyle w:val="Hyperlink"/>
@@ -1663,7 +1663,7 @@
               <w:rPr>
                 <w:noProof/>
               </w:rPr>
-              <w:instrText xml:space="preserve"> PAGEREF _Toc240960510 \h </w:instrText>
+              <w:instrText xml:space="preserve"> PAGEREF _Toc240975540 \h </w:instrText>
             </w:r>
             <w:r>
               <w:rPr>
@@ -1706,7 +1706,7 @@
               <w14:ligatures w14:val="standardContextual"/>
             </w:rPr>
           </w:pPr>
-          <w:hyperlink w:anchor="_Toc240960511" w:history="1">
+          <w:hyperlink w:anchor="_Toc240975541" w:history="1">
             <w:r>
               <w:rPr>
                 <w:rStyle w:val="Hyperlink"/>
@@ -1730,7 +1730,7 @@
               <w:rPr>
                 <w:noProof/>
               </w:rPr>
-              <w:instrText xml:space="preserve"> PAGEREF _Toc240960511 \h </w:instrText>
+              <w:instrText xml:space="preserve"> PAGEREF _Toc240975541 \h </w:instrText>
             </w:r>
             <w:r>
               <w:rPr>
@@ -1773,7 +1773,7 @@
               <w14:ligatures w14:val="standardContextual"/>
             </w:rPr>
           </w:pPr>
-          <w:hyperlink w:anchor="_Toc240960512" w:history="1">
+          <w:hyperlink w:anchor="_Toc240975542" w:history="1">
             <w:r>
               <w:rPr>
                 <w:rStyle w:val="Hyperlink"/>
@@ -1797,7 +1797,7 @@
               <w:rPr>
                 <w:noProof/>
               </w:rPr>
-              <w:instrText xml:space="preserve"> PAGEREF _Toc240960512 \h </w:instrText>
+              <w:instrText xml:space="preserve"> PAGEREF _Toc240975542 \h </w:instrText>
             </w:r>
             <w:r>
               <w:rPr>
@@ -1840,7 +1840,7 @@
               <w14:ligatures w14:val="standardContextual"/>
             </w:rPr>
           </w:pPr>
-          <w:hyperlink w:anchor="_Toc240960513" w:history="1">
+          <w:hyperlink w:anchor="_Toc240975543" w:history="1">
             <w:r>
               <w:rPr>
                 <w:rStyle w:val="Hyperlink"/>
@@ -1864,7 +1864,7 @@
               <w:rPr>
                 <w:noProof/>
               </w:rPr>
-              <w:instrText xml:space="preserve"> PAGEREF _Toc240960513 \h </w:instrText>
+              <w:instrText xml:space="preserve"> PAGEREF _Toc240975543 \h </w:instrText>
             </w:r>
             <w:r>
               <w:rPr>
@@ -1907,7 +1907,7 @@
               <w14:ligatures w14:val="standardContextual"/>
             </w:rPr>
           </w:pPr>
-          <w:hyperlink w:anchor="_Toc240960514" w:history="1">
+          <w:hyperlink w:anchor="_Toc240975544" w:history="1">
             <w:r>
               <w:rPr>
                 <w:rStyle w:val="Hyperlink"/>
@@ -1931,7 +1931,7 @@
               <w:rPr>
                 <w:noProof/>
               </w:rPr>
-              <w:instrText xml:space="preserve"> PAGEREF _Toc240960514 \h </w:instrText>
+              <w:instrText xml:space="preserve"> PAGEREF _Toc240975544 \h </w:instrText>
             </w:r>
             <w:r>
               <w:rPr>
@@ -1974,7 +1974,7 @@
               <w14:ligatures w14:val="standardContextual"/>
             </w:rPr>
           </w:pPr>
-          <w:hyperlink w:anchor="_Toc240960515" w:history="1">
+          <w:hyperlink w:anchor="_Toc240975545" w:history="1">
             <w:r>
               <w:rPr>
                 <w:rStyle w:val="Hyperlink"/>
@@ -1998,7 +1998,7 @@
               <w:rPr>
                 <w:noProof/>
               </w:rPr>
-              <w:instrText xml:space="preserve"> PAGEREF _Toc240960515 \h </w:instrText>
+              <w:instrText xml:space="preserve"> PAGEREF _Toc240975545 \h </w:instrText>
             </w:r>
             <w:r>
               <w:rPr>
@@ -2041,7 +2041,7 @@
               <w14:ligatures w14:val="standardContextual"/>
             </w:rPr>
           </w:pPr>
-          <w:hyperlink w:anchor="_Toc240960516" w:history="1">
+          <w:hyperlink w:anchor="_Toc240975546" w:history="1">
             <w:r>
               <w:rPr>
                 <w:rStyle w:val="Hyperlink"/>
@@ -2065,7 +2065,7 @@
               <w:rPr>
                 <w:noProof/>
               </w:rPr>
-              <w:instrText xml:space="preserve"> PAGEREF _Toc240960516 \h </w:instrText>
+              <w:instrText xml:space="preserve"> PAGEREF _Toc240975546 \h </w:instrText>
             </w:r>
             <w:r>
               <w:rPr>
@@ -2108,7 +2108,7 @@
               <w14:ligatures w14:val="standardContextual"/>
             </w:rPr>
           </w:pPr>
-          <w:hyperlink w:anchor="_Toc240960517" w:history="1">
+          <w:hyperlink w:anchor="_Toc240975547" w:history="1">
             <w:r>
               <w:rPr>
                 <w:rStyle w:val="Hyperlink"/>
@@ -2132,7 +2132,7 @@
               <w:rPr>
                 <w:noProof/>
               </w:rPr>
-              <w:instrText xml:space="preserve"> PAGEREF _Toc240960517 \h </w:instrText>
+              <w:instrText xml:space="preserve"> PAGEREF _Toc240975547 \h </w:instrText>
             </w:r>
             <w:r>
               <w:rPr>
@@ -2175,7 +2175,7 @@
               <w14:ligatures w14:val="standardContextual"/>
             </w:rPr>
           </w:pPr>
-          <w:hyperlink w:anchor="_Toc240960518" w:history="1">
+          <w:hyperlink w:anchor="_Toc240975548" w:history="1">
             <w:r>
               <w:rPr>
                 <w:rStyle w:val="Hyperlink"/>
@@ -2199,7 +2199,7 @@
               <w:rPr>
                 <w:noProof/>
               </w:rPr>
-              <w:instrText xml:space="preserve"> PAGEREF _Toc240960518 \h </w:instrText>
+              <w:instrText xml:space="preserve"> PAGEREF _Toc240975548 \h </w:instrText>
             </w:r>
             <w:r>
               <w:rPr>
@@ -2242,7 +2242,7 @@
               <w14:ligatures w14:val="standardContextual"/>
             </w:rPr>
           </w:pPr>
-          <w:hyperlink w:anchor="_Toc240960519" w:history="1">
+          <w:hyperlink w:anchor="_Toc240975549" w:history="1">
             <w:r>
               <w:rPr>
                 <w:rStyle w:val="Hyperlink"/>
@@ -2266,7 +2266,7 @@
               <w:rPr>
                 <w:noProof/>
               </w:rPr>
-              <w:instrText xml:space="preserve"> PAGEREF _Toc240960519 \h </w:instrText>
+              <w:instrText xml:space="preserve"> PAGEREF _Toc240975549 \h </w:instrText>
             </w:r>
             <w:r>
               <w:rPr>
@@ -2309,7 +2309,7 @@
               <w14:ligatures w14:val="standardContextual"/>
             </w:rPr>
           </w:pPr>
-          <w:hyperlink w:anchor="_Toc240960520" w:history="1">
+          <w:hyperlink w:anchor="_Toc240975550" w:history="1">
             <w:r>
               <w:rPr>
                 <w:rStyle w:val="Hyperlink"/>
@@ -2333,7 +2333,7 @@
               <w:rPr>
                 <w:noProof/>
               </w:rPr>
-              <w:instrText xml:space="preserve"> PAGEREF _Toc240960520 \h </w:instrText>
+              <w:instrText xml:space="preserve"> PAGEREF _Toc240975550 \h </w:instrText>
             </w:r>
             <w:r>
               <w:rPr>
@@ -2376,7 +2376,7 @@
               <w14:ligatures w14:val="standardContextual"/>
             </w:rPr>
           </w:pPr>
-          <w:hyperlink w:anchor="_Toc240960521" w:history="1">
+          <w:hyperlink w:anchor="_Toc240975551" w:history="1">
             <w:r>
               <w:rPr>
                 <w:rStyle w:val="Hyperlink"/>
@@ -2400,7 +2400,7 @@
               <w:rPr>
                 <w:noProof/>
               </w:rPr>
-              <w:instrText xml:space="preserve"> PAGEREF _Toc240960521 \h </w:instrText>
+              <w:instrText xml:space="preserve"> PAGEREF _Toc240975551 \h </w:instrText>
             </w:r>
             <w:r>
               <w:rPr>
@@ -2443,7 +2443,7 @@
               <w14:ligatures w14:val="standardContextual"/>
             </w:rPr>
           </w:pPr>
-          <w:hyperlink w:anchor="_Toc240960522" w:history="1">
+          <w:hyperlink w:anchor="_Toc240975552" w:history="1">
             <w:r>
               <w:rPr>
                 <w:rStyle w:val="Hyperlink"/>
@@ -2467,7 +2467,7 @@
               <w:rPr>
                 <w:noProof/>
               </w:rPr>
-              <w:instrText xml:space="preserve"> PAGEREF _Toc240960522 \h </w:instrText>
+              <w:instrText xml:space="preserve"> PAGEREF _Toc240975552 \h </w:instrText>
             </w:r>
             <w:r>
               <w:rPr>
@@ -2510,7 +2510,7 @@
               <w14:ligatures w14:val="standardContextual"/>
             </w:rPr>
           </w:pPr>
-          <w:hyperlink w:anchor="_Toc240960523" w:history="1">
+          <w:hyperlink w:anchor="_Toc240975553" w:history="1">
             <w:r>
               <w:rPr>
                 <w:rStyle w:val="Hyperlink"/>
@@ -2534,7 +2534,7 @@
               <w:rPr>
                 <w:noProof/>
               </w:rPr>
-              <w:instrText xml:space="preserve"> PAGEREF _Toc240960523 \h </w:instrText>
+              <w:instrText xml:space="preserve"> PAGEREF _Toc240975553 \h </w:instrText>
             </w:r>
             <w:r>
               <w:rPr>
@@ -2577,7 +2577,7 @@
               <w14:ligatures w14:val="standardContextual"/>
             </w:rPr>
           </w:pPr>
-          <w:hyperlink w:anchor="_Toc240960524" w:history="1">
+          <w:hyperlink w:anchor="_Toc240975554" w:history="1">
             <w:r>
               <w:rPr>
                 <w:rStyle w:val="Hyperlink"/>
@@ -2601,7 +2601,7 @@
               <w:rPr>
                 <w:noProof/>
               </w:rPr>
-              <w:instrText xml:space="preserve"> PAGEREF _Toc240960524 \h </w:instrText>
+              <w:instrText xml:space="preserve"> PAGEREF _Toc240975554 \h </w:instrText>
             </w:r>
             <w:r>
               <w:rPr>
@@ -2644,7 +2644,7 @@
               <w14:ligatures w14:val="standardContextual"/>
             </w:rPr>
           </w:pPr>
-          <w:hyperlink w:anchor="_Toc240960525" w:history="1">
+          <w:hyperlink w:anchor="_Toc240975555" w:history="1">
             <w:r>
               <w:rPr>
                 <w:rStyle w:val="Hyperlink"/>
@@ -2668,7 +2668,7 @@
               <w:rPr>
                 <w:noProof/>
               </w:rPr>
-              <w:instrText xml:space="preserve"> PAGEREF _Toc240960525 \h </w:instrText>
+              <w:instrText xml:space="preserve"> PAGEREF _Toc240975555 \h </w:instrText>
             </w:r>
             <w:r>
               <w:rPr>
@@ -2711,7 +2711,7 @@
               <w14:ligatures w14:val="standardContextual"/>
             </w:rPr>
           </w:pPr>
-          <w:hyperlink w:anchor="_Toc240960526" w:history="1">
+          <w:hyperlink w:anchor="_Toc240975556" w:history="1">
             <w:r>
               <w:rPr>
                 <w:rStyle w:val="Hyperlink"/>
@@ -2735,7 +2735,7 @@
               <w:rPr>
                 <w:noProof/>
               </w:rPr>
-              <w:instrText xml:space="preserve"> PAGEREF _Toc240960526 \h </w:instrText>
+              <w:instrText xml:space="preserve"> PAGEREF _Toc240975556 \h </w:instrText>
             </w:r>
             <w:r>
               <w:rPr>
@@ -2778,7 +2778,7 @@
               <w14:ligatures w14:val="standardContextual"/>
             </w:rPr>
           </w:pPr>
-          <w:hyperlink w:anchor="_Toc240960527" w:history="1">
+          <w:hyperlink w:anchor="_Toc240975557" w:history="1">
             <w:r>
               <w:rPr>
                 <w:rStyle w:val="Hyperlink"/>
@@ -2802,7 +2802,7 @@
               <w:rPr>
                 <w:noProof/>
               </w:rPr>
-              <w:instrText xml:space="preserve"> PAGEREF _Toc240960527 \h </w:instrText>
+              <w:instrText xml:space="preserve"> PAGEREF _Toc240975557 \h </w:instrText>
             </w:r>
             <w:r>
               <w:rPr>
@@ -2845,7 +2845,7 @@
               <w14:ligatures w14:val="standardContextual"/>
             </w:rPr>
           </w:pPr>
-          <w:hyperlink w:anchor="_Toc240960528" w:history="1">
+          <w:hyperlink w:anchor="_Toc240975558" w:history="1">
             <w:r>
               <w:rPr>
                 <w:rStyle w:val="Hyperlink"/>
@@ -2869,7 +2869,7 @@
               <w:rPr>
                 <w:noProof/>
               </w:rPr>
-              <w:instrText xml:space="preserve"> PAGEREF _Toc240960528 \h </w:instrText>
+              <w:instrText xml:space="preserve"> PAGEREF _Toc240975558 \h </w:instrText>
             </w:r>
             <w:r>
               <w:rPr>
@@ -2912,7 +2912,7 @@
               <w14:ligatures w14:val="standardContextual"/>
             </w:rPr>
           </w:pPr>
-          <w:hyperlink w:anchor="_Toc240960529" w:history="1">
+          <w:hyperlink w:anchor="_Toc240975559" w:history="1">
             <w:r>
               <w:rPr>
                 <w:rStyle w:val="Hyperlink"/>
@@ -2936,7 +2936,7 @@
               <w:rPr>
                 <w:noProof/>
               </w:rPr>
-              <w:instrText xml:space="preserve"> PAGEREF _Toc240960529 \h </w:instrText>
+              <w:instrText xml:space="preserve"> PAGEREF _Toc240975559 \h </w:instrText>
             </w:r>
             <w:r>
               <w:rPr>
@@ -2979,7 +2979,7 @@
               <w14:ligatures w14:val="standardContextual"/>
             </w:rPr>
           </w:pPr>
-          <w:hyperlink w:anchor="_Toc240960530" w:history="1">
+          <w:hyperlink w:anchor="_Toc240975560" w:history="1">
             <w:r>
               <w:rPr>
                 <w:rStyle w:val="Hyperlink"/>
@@ -3003,7 +3003,7 @@
               <w:rPr>
                 <w:noProof/>
               </w:rPr>
-              <w:instrText xml:space="preserve"> PAGEREF _Toc240960530 \h </w:instrText>
+              <w:instrText xml:space="preserve"> PAGEREF _Toc240975560 \h </w:instrText>
             </w:r>
             <w:r>
               <w:rPr>
@@ -3046,7 +3046,7 @@
               <w14:ligatures w14:val="standardContextual"/>
             </w:rPr>
           </w:pPr>
-          <w:hyperlink w:anchor="_Toc240960531" w:history="1">
+          <w:hyperlink w:anchor="_Toc240975561" w:history="1">
             <w:r>
               <w:rPr>
                 <w:rStyle w:val="Hyperlink"/>
@@ -3070,7 +3070,7 @@
               <w:rPr>
                 <w:noProof/>
               </w:rPr>
-              <w:instrText xml:space="preserve"> PAGEREF _Toc240960531 \h </w:instrText>
+              <w:instrText xml:space="preserve"> PAGEREF _Toc240975561 \h </w:instrText>
             </w:r>
             <w:r>
               <w:rPr>
@@ -3113,7 +3113,7 @@
               <w14:ligatures w14:val="standardContextual"/>
             </w:rPr>
           </w:pPr>
-          <w:hyperlink w:anchor="_Toc240960532" w:history="1">
+          <w:hyperlink w:anchor="_Toc240975562" w:history="1">
             <w:r>
               <w:rPr>
                 <w:rStyle w:val="Hyperlink"/>
@@ -3137,7 +3137,7 @@
               <w:rPr>
                 <w:noProof/>
               </w:rPr>
-              <w:instrText xml:space="preserve"> PAGEREF _Toc240960532 \h </w:instrText>
+              <w:instrText xml:space="preserve"> PAGEREF _Toc240975562 \h </w:instrText>
             </w:r>
             <w:r>
               <w:rPr>
@@ -3180,7 +3180,7 @@
               <w14:ligatures w14:val="standardContextual"/>
             </w:rPr>
           </w:pPr>
-          <w:hyperlink w:anchor="_Toc240960533" w:history="1">
+          <w:hyperlink w:anchor="_Toc240975563" w:history="1">
             <w:r>
               <w:rPr>
                 <w:rStyle w:val="Hyperlink"/>
@@ -3204,7 +3204,7 @@
               <w:rPr>
                 <w:noProof/>
               </w:rPr>
-              <w:instrText xml:space="preserve"> PAGEREF _Toc240960533 \h </w:instrText>
+              <w:instrText xml:space="preserve"> PAGEREF _Toc240975563 \h </w:instrText>
             </w:r>
             <w:r>
               <w:rPr>
@@ -3247,7 +3247,7 @@
               <w14:ligatures w14:val="standardContextual"/>
             </w:rPr>
           </w:pPr>
-          <w:hyperlink w:anchor="_Toc240960534" w:history="1">
+          <w:hyperlink w:anchor="_Toc240975564" w:history="1">
             <w:r>
               <w:rPr>
                 <w:rStyle w:val="Hyperlink"/>
@@ -3271,7 +3271,7 @@
               <w:rPr>
                 <w:noProof/>
               </w:rPr>
-              <w:instrText xml:space="preserve"> PAGEREF _Toc240960534 \h </w:instrText>
+              <w:instrText xml:space="preserve"> PAGEREF _Toc240975564 \h </w:instrText>
             </w:r>
             <w:r>
               <w:rPr>
@@ -3310,7 +3310,7 @@
         <w:pStyle w:val="Heading1"/>
         <w:pageBreakBefore/>
       </w:pPr>
-      <w:bookmarkStart w:id="0" w:name="_Toc240960494"/>
+      <w:bookmarkStart w:id="0" w:name="_Toc240975524"/>
       <w:r>
         <w:lastRenderedPageBreak/>
         <w:t>1. About this reference</w:t>
@@ -3376,7 +3376,7 @@
           <w:left w:w="10" w:type="dxa"/>
           <w:right w:w="10" w:type="dxa"/>
         </w:tblCellMar>
-        <w:tblLook w:val="04A0" w:firstRow="1" w:lastRow="0" w:firstColumn="1" w:lastColumn="0" w:noHBand="0" w:noVBand="1"/>
+        <w:tblLook w:val="0000" w:firstRow="0" w:lastRow="0" w:firstColumn="0" w:lastColumn="0" w:noHBand="0" w:noVBand="0"/>
       </w:tblPr>
       <w:tblGrid>
         <w:gridCol w:w="2635"/>
@@ -3763,7 +3763,7 @@
         <w:pStyle w:val="Heading1"/>
         <w:pageBreakBefore/>
       </w:pPr>
-      <w:bookmarkStart w:id="1" w:name="_Toc240960495"/>
+      <w:bookmarkStart w:id="1" w:name="_Toc240975525"/>
       <w:r>
         <w:lastRenderedPageBreak/>
         <w:t>2. Rules that apply on every screen</w:t>
@@ -3980,7 +3980,7 @@
         <w:pStyle w:val="Heading1"/>
         <w:pageBreakBefore/>
       </w:pPr>
-      <w:bookmarkStart w:id="2" w:name="_Toc240960496"/>
+      <w:bookmarkStart w:id="2" w:name="_Toc240975526"/>
       <w:r>
         <w:lastRenderedPageBreak/>
         <w:t>3. Who can open which screen</w:t>
@@ -4010,7 +4010,7 @@
           <w:left w:w="10" w:type="dxa"/>
           <w:right w:w="10" w:type="dxa"/>
         </w:tblCellMar>
-        <w:tblLook w:val="04A0" w:firstRow="1" w:lastRow="0" w:firstColumn="1" w:lastColumn="0" w:noHBand="0" w:noVBand="1"/>
+        <w:tblLook w:val="0000" w:firstRow="0" w:lastRow="0" w:firstColumn="0" w:lastColumn="0" w:noHBand="0" w:noVBand="0"/>
       </w:tblPr>
       <w:tblGrid>
         <w:gridCol w:w="3388"/>
@@ -9508,7 +9508,7 @@
         <w:pStyle w:val="Heading1"/>
         <w:pageBreakBefore/>
       </w:pPr>
-      <w:bookmarkStart w:id="3" w:name="_Toc240960497"/>
+      <w:bookmarkStart w:id="3" w:name="_Toc240975527"/>
       <w:r>
         <w:lastRenderedPageBreak/>
         <w:t>4. Signing in and your account</w:t>
@@ -9519,7 +9519,7 @@
       <w:pPr>
         <w:pStyle w:val="Heading2"/>
       </w:pPr>
-      <w:bookmarkStart w:id="4" w:name="_Toc240960498"/>
+      <w:bookmarkStart w:id="4" w:name="_Toc240975528"/>
       <w:r>
         <w:t>4.1 Sign in</w:t>
       </w:r>
@@ -9582,7 +9582,7 @@
           <w:left w:w="10" w:type="dxa"/>
           <w:right w:w="10" w:type="dxa"/>
         </w:tblCellMar>
-        <w:tblLook w:val="04A0" w:firstRow="1" w:lastRow="0" w:firstColumn="1" w:lastColumn="0" w:noHBand="0" w:noVBand="1"/>
+        <w:tblLook w:val="0000" w:firstRow="0" w:lastRow="0" w:firstColumn="0" w:lastColumn="0" w:noHBand="0" w:noVBand="0"/>
       </w:tblPr>
       <w:tblGrid>
         <w:gridCol w:w="1882"/>
@@ -10032,7 +10032,7 @@
       <w:pPr>
         <w:pStyle w:val="Heading2"/>
       </w:pPr>
-      <w:bookmarkStart w:id="5" w:name="_Toc240960499"/>
+      <w:bookmarkStart w:id="5" w:name="_Toc240975529"/>
       <w:r>
         <w:t>4.2 The header and menu bar (every screen)</w:t>
       </w:r>
@@ -10095,7 +10095,7 @@
           <w:left w:w="10" w:type="dxa"/>
           <w:right w:w="10" w:type="dxa"/>
         </w:tblCellMar>
-        <w:tblLook w:val="04A0" w:firstRow="1" w:lastRow="0" w:firstColumn="1" w:lastColumn="0" w:noHBand="0" w:noVBand="1"/>
+        <w:tblLook w:val="0000" w:firstRow="0" w:lastRow="0" w:firstColumn="0" w:lastColumn="0" w:noHBand="0" w:noVBand="0"/>
       </w:tblPr>
       <w:tblGrid>
         <w:gridCol w:w="1882"/>
@@ -10755,7 +10755,7 @@
       <w:pPr>
         <w:pStyle w:val="Heading2"/>
       </w:pPr>
-      <w:bookmarkStart w:id="6" w:name="_Toc240960500"/>
+      <w:bookmarkStart w:id="6" w:name="_Toc240975530"/>
       <w:r>
         <w:lastRenderedPageBreak/>
         <w:t>4.3 Change Password</w:t>
@@ -10819,7 +10819,7 @@
           <w:left w:w="10" w:type="dxa"/>
           <w:right w:w="10" w:type="dxa"/>
         </w:tblCellMar>
-        <w:tblLook w:val="04A0" w:firstRow="1" w:lastRow="0" w:firstColumn="1" w:lastColumn="0" w:noHBand="0" w:noVBand="1"/>
+        <w:tblLook w:val="0000" w:firstRow="0" w:lastRow="0" w:firstColumn="0" w:lastColumn="0" w:noHBand="0" w:noVBand="0"/>
       </w:tblPr>
       <w:tblGrid>
         <w:gridCol w:w="1882"/>
@@ -11377,7 +11377,7 @@
         <w:pStyle w:val="Heading1"/>
         <w:pageBreakBefore/>
       </w:pPr>
-      <w:bookmarkStart w:id="7" w:name="_Toc240960501"/>
+      <w:bookmarkStart w:id="7" w:name="_Toc240975531"/>
       <w:r>
         <w:lastRenderedPageBreak/>
         <w:t>5. Dashboards and Reports (read-only)</w:t>
@@ -11388,7 +11388,7 @@
       <w:pPr>
         <w:pStyle w:val="Heading2"/>
       </w:pPr>
-      <w:bookmarkStart w:id="8" w:name="_Toc240960502"/>
+      <w:bookmarkStart w:id="8" w:name="_Toc240975532"/>
       <w:r>
         <w:t>5.1 Executive Dashboard</w:t>
       </w:r>
@@ -11451,7 +11451,7 @@
           <w:left w:w="10" w:type="dxa"/>
           <w:right w:w="10" w:type="dxa"/>
         </w:tblCellMar>
-        <w:tblLook w:val="04A0" w:firstRow="1" w:lastRow="0" w:firstColumn="1" w:lastColumn="0" w:noHBand="0" w:noVBand="1"/>
+        <w:tblLook w:val="0000" w:firstRow="0" w:lastRow="0" w:firstColumn="0" w:lastColumn="0" w:noHBand="0" w:noVBand="0"/>
       </w:tblPr>
       <w:tblGrid>
         <w:gridCol w:w="1882"/>
@@ -11901,7 +11901,7 @@
       <w:pPr>
         <w:pStyle w:val="Heading2"/>
       </w:pPr>
-      <w:bookmarkStart w:id="9" w:name="_Toc240960503"/>
+      <w:bookmarkStart w:id="9" w:name="_Toc240975533"/>
       <w:r>
         <w:t>5.2 Sampling Dashboard</w:t>
       </w:r>
@@ -11964,7 +11964,7 @@
           <w:left w:w="10" w:type="dxa"/>
           <w:right w:w="10" w:type="dxa"/>
         </w:tblCellMar>
-        <w:tblLook w:val="04A0" w:firstRow="1" w:lastRow="0" w:firstColumn="1" w:lastColumn="0" w:noHBand="0" w:noVBand="1"/>
+        <w:tblLook w:val="0000" w:firstRow="0" w:lastRow="0" w:firstColumn="0" w:lastColumn="0" w:noHBand="0" w:noVBand="0"/>
       </w:tblPr>
       <w:tblGrid>
         <w:gridCol w:w="1882"/>
@@ -12414,7 +12414,7 @@
       <w:pPr>
         <w:pStyle w:val="Heading2"/>
       </w:pPr>
-      <w:bookmarkStart w:id="10" w:name="_Toc240960504"/>
+      <w:bookmarkStart w:id="10" w:name="_Toc240975534"/>
       <w:r>
         <w:t>5.3 Contact Dashboard</w:t>
       </w:r>
@@ -12478,7 +12478,7 @@
           <w:left w:w="10" w:type="dxa"/>
           <w:right w:w="10" w:type="dxa"/>
         </w:tblCellMar>
-        <w:tblLook w:val="04A0" w:firstRow="1" w:lastRow="0" w:firstColumn="1" w:lastColumn="0" w:noHBand="0" w:noVBand="1"/>
+        <w:tblLook w:val="0000" w:firstRow="0" w:lastRow="0" w:firstColumn="0" w:lastColumn="0" w:noHBand="0" w:noVBand="0"/>
       </w:tblPr>
       <w:tblGrid>
         <w:gridCol w:w="1882"/>
@@ -12718,7 +12718,7 @@
       <w:pPr>
         <w:pStyle w:val="Heading2"/>
       </w:pPr>
-      <w:bookmarkStart w:id="11" w:name="_Toc240960505"/>
+      <w:bookmarkStart w:id="11" w:name="_Toc240975535"/>
       <w:r>
         <w:t>5.4 QA Dashboard</w:t>
       </w:r>
@@ -12781,7 +12781,7 @@
           <w:left w:w="10" w:type="dxa"/>
           <w:right w:w="10" w:type="dxa"/>
         </w:tblCellMar>
-        <w:tblLook w:val="04A0" w:firstRow="1" w:lastRow="0" w:firstColumn="1" w:lastColumn="0" w:noHBand="0" w:noVBand="1"/>
+        <w:tblLook w:val="0000" w:firstRow="0" w:lastRow="0" w:firstColumn="0" w:lastColumn="0" w:noHBand="0" w:noVBand="0"/>
       </w:tblPr>
       <w:tblGrid>
         <w:gridCol w:w="1882"/>
@@ -13338,7 +13338,7 @@
       <w:pPr>
         <w:pStyle w:val="Heading2"/>
       </w:pPr>
-      <w:bookmarkStart w:id="12" w:name="_Toc240960506"/>
+      <w:bookmarkStart w:id="12" w:name="_Toc240975536"/>
       <w:r>
         <w:t>5.5 KII / Document Dashboard</w:t>
       </w:r>
@@ -13401,7 +13401,7 @@
           <w:left w:w="10" w:type="dxa"/>
           <w:right w:w="10" w:type="dxa"/>
         </w:tblCellMar>
-        <w:tblLook w:val="04A0" w:firstRow="1" w:lastRow="0" w:firstColumn="1" w:lastColumn="0" w:noHBand="0" w:noVBand="1"/>
+        <w:tblLook w:val="0000" w:firstRow="0" w:lastRow="0" w:firstColumn="0" w:lastColumn="0" w:noHBand="0" w:noVBand="0"/>
       </w:tblPr>
       <w:tblGrid>
         <w:gridCol w:w="1882"/>
@@ -13748,7 +13748,7 @@
       <w:pPr>
         <w:pStyle w:val="Heading2"/>
       </w:pPr>
-      <w:bookmarkStart w:id="13" w:name="_Toc240960507"/>
+      <w:bookmarkStart w:id="13" w:name="_Toc240975537"/>
       <w:r>
         <w:lastRenderedPageBreak/>
         <w:t>5.6 Reports</w:t>
@@ -13812,7 +13812,7 @@
           <w:left w:w="10" w:type="dxa"/>
           <w:right w:w="10" w:type="dxa"/>
         </w:tblCellMar>
-        <w:tblLook w:val="04A0" w:firstRow="1" w:lastRow="0" w:firstColumn="1" w:lastColumn="0" w:noHBand="0" w:noVBand="1"/>
+        <w:tblLook w:val="0000" w:firstRow="0" w:lastRow="0" w:firstColumn="0" w:lastColumn="0" w:noHBand="0" w:noVBand="0"/>
       </w:tblPr>
       <w:tblGrid>
         <w:gridCol w:w="1882"/>
@@ -14263,7 +14263,7 @@
         <w:pStyle w:val="Heading1"/>
         <w:pageBreakBefore/>
       </w:pPr>
-      <w:bookmarkStart w:id="14" w:name="_Toc240960508"/>
+      <w:bookmarkStart w:id="14" w:name="_Toc240975538"/>
       <w:r>
         <w:lastRenderedPageBreak/>
         <w:t>6. The sample and contact</w:t>
@@ -14274,7 +14274,7 @@
       <w:pPr>
         <w:pStyle w:val="Heading2"/>
       </w:pPr>
-      <w:bookmarkStart w:id="15" w:name="_Toc240960509"/>
+      <w:bookmarkStart w:id="15" w:name="_Toc240975539"/>
       <w:r>
         <w:t>6.1 Main-400 Register (and Reserve)</w:t>
       </w:r>
@@ -14337,7 +14337,7 @@
           <w:left w:w="10" w:type="dxa"/>
           <w:right w:w="10" w:type="dxa"/>
         </w:tblCellMar>
-        <w:tblLook w:val="04A0" w:firstRow="1" w:lastRow="0" w:firstColumn="1" w:lastColumn="0" w:noHBand="0" w:noVBand="1"/>
+        <w:tblLook w:val="0000" w:firstRow="0" w:lastRow="0" w:firstColumn="0" w:lastColumn="0" w:noHBand="0" w:noVBand="0"/>
       </w:tblPr>
       <w:tblGrid>
         <w:gridCol w:w="1882"/>
@@ -15207,7 +15207,7 @@
       <w:pPr>
         <w:pStyle w:val="Heading2"/>
       </w:pPr>
-      <w:bookmarkStart w:id="16" w:name="_Toc240960510"/>
+      <w:bookmarkStart w:id="16" w:name="_Toc240975540"/>
       <w:r>
         <w:t>6.2 Case page</w:t>
       </w:r>
@@ -15270,7 +15270,7 @@
           <w:left w:w="10" w:type="dxa"/>
           <w:right w:w="10" w:type="dxa"/>
         </w:tblCellMar>
-        <w:tblLook w:val="04A0" w:firstRow="1" w:lastRow="0" w:firstColumn="1" w:lastColumn="0" w:noHBand="0" w:noVBand="1"/>
+        <w:tblLook w:val="0000" w:firstRow="0" w:lastRow="0" w:firstColumn="0" w:lastColumn="0" w:noHBand="0" w:noVBand="0"/>
       </w:tblPr>
       <w:tblGrid>
         <w:gridCol w:w="1882"/>
@@ -16886,7 +16886,7 @@
       <w:pPr>
         <w:pStyle w:val="Heading2"/>
       </w:pPr>
-      <w:bookmarkStart w:id="17" w:name="_Toc240960511"/>
+      <w:bookmarkStart w:id="17" w:name="_Toc240975541"/>
       <w:r>
         <w:t>6.3 Pre-Interview Profile (PROIT) and its review screen</w:t>
       </w:r>
@@ -16949,7 +16949,7 @@
           <w:left w:w="10" w:type="dxa"/>
           <w:right w:w="10" w:type="dxa"/>
         </w:tblCellMar>
-        <w:tblLook w:val="04A0" w:firstRow="1" w:lastRow="0" w:firstColumn="1" w:lastColumn="0" w:noHBand="0" w:noVBand="1"/>
+        <w:tblLook w:val="0000" w:firstRow="0" w:lastRow="0" w:firstColumn="0" w:lastColumn="0" w:noHBand="0" w:noVBand="0"/>
       </w:tblPr>
       <w:tblGrid>
         <w:gridCol w:w="1882"/>
@@ -18451,7 +18451,7 @@
       <w:pPr>
         <w:pStyle w:val="Heading2"/>
       </w:pPr>
-      <w:bookmarkStart w:id="18" w:name="_Toc240960512"/>
+      <w:bookmarkStart w:id="18" w:name="_Toc240975542"/>
       <w:r>
         <w:t>6.4 Interview sheet (verifying a locked profile)</w:t>
       </w:r>
@@ -18514,7 +18514,7 @@
           <w:left w:w="10" w:type="dxa"/>
           <w:right w:w="10" w:type="dxa"/>
         </w:tblCellMar>
-        <w:tblLook w:val="04A0" w:firstRow="1" w:lastRow="0" w:firstColumn="1" w:lastColumn="0" w:noHBand="0" w:noVBand="1"/>
+        <w:tblLook w:val="0000" w:firstRow="0" w:lastRow="0" w:firstColumn="0" w:lastColumn="0" w:noHBand="0" w:noVBand="0"/>
       </w:tblPr>
       <w:tblGrid>
         <w:gridCol w:w="1882"/>
@@ -19709,7 +19709,7 @@
       <w:pPr>
         <w:pStyle w:val="Heading2"/>
       </w:pPr>
-      <w:bookmarkStart w:id="19" w:name="_Toc240960513"/>
+      <w:bookmarkStart w:id="19" w:name="_Toc240975543"/>
       <w:r>
         <w:t>6.5 Register Organisation</w:t>
       </w:r>
@@ -19772,7 +19772,7 @@
           <w:left w:w="10" w:type="dxa"/>
           <w:right w:w="10" w:type="dxa"/>
         </w:tblCellMar>
-        <w:tblLook w:val="04A0" w:firstRow="1" w:lastRow="0" w:firstColumn="1" w:lastColumn="0" w:noHBand="0" w:noVBand="1"/>
+        <w:tblLook w:val="0000" w:firstRow="0" w:lastRow="0" w:firstColumn="0" w:lastColumn="0" w:noHBand="0" w:noVBand="0"/>
       </w:tblPr>
       <w:tblGrid>
         <w:gridCol w:w="1882"/>
@@ -20432,7 +20432,7 @@
       <w:pPr>
         <w:pStyle w:val="Heading2"/>
       </w:pPr>
-      <w:bookmarkStart w:id="20" w:name="_Toc240960514"/>
+      <w:bookmarkStart w:id="20" w:name="_Toc240975544"/>
       <w:r>
         <w:t>6.6 Appointment Queue</w:t>
       </w:r>
@@ -20495,7 +20495,7 @@
           <w:left w:w="10" w:type="dxa"/>
           <w:right w:w="10" w:type="dxa"/>
         </w:tblCellMar>
-        <w:tblLook w:val="04A0" w:firstRow="1" w:lastRow="0" w:firstColumn="1" w:lastColumn="0" w:noHBand="0" w:noVBand="1"/>
+        <w:tblLook w:val="0000" w:firstRow="0" w:lastRow="0" w:firstColumn="0" w:lastColumn="0" w:noHBand="0" w:noVBand="0"/>
       </w:tblPr>
       <w:tblGrid>
         <w:gridCol w:w="1882"/>
@@ -21053,7 +21053,7 @@
       <w:pPr>
         <w:pStyle w:val="Heading2"/>
       </w:pPr>
-      <w:bookmarkStart w:id="21" w:name="_Toc240960515"/>
+      <w:bookmarkStart w:id="21" w:name="_Toc240975545"/>
       <w:r>
         <w:t>6.7 Follow-ups due</w:t>
       </w:r>
@@ -21116,7 +21116,7 @@
           <w:left w:w="10" w:type="dxa"/>
           <w:right w:w="10" w:type="dxa"/>
         </w:tblCellMar>
-        <w:tblLook w:val="04A0" w:firstRow="1" w:lastRow="0" w:firstColumn="1" w:lastColumn="0" w:noHBand="0" w:noVBand="1"/>
+        <w:tblLook w:val="0000" w:firstRow="0" w:lastRow="0" w:firstColumn="0" w:lastColumn="0" w:noHBand="0" w:noVBand="0"/>
       </w:tblPr>
       <w:tblGrid>
         <w:gridCol w:w="1882"/>
@@ -21566,7 +21566,7 @@
       <w:pPr>
         <w:pStyle w:val="Heading2"/>
       </w:pPr>
-      <w:bookmarkStart w:id="22" w:name="_Toc240960516"/>
+      <w:bookmarkStart w:id="22" w:name="_Toc240975546"/>
       <w:r>
         <w:t>6.8 Reserve Activation</w:t>
       </w:r>
@@ -21629,7 +21629,7 @@
           <w:left w:w="10" w:type="dxa"/>
           <w:right w:w="10" w:type="dxa"/>
         </w:tblCellMar>
-        <w:tblLook w:val="04A0" w:firstRow="1" w:lastRow="0" w:firstColumn="1" w:lastColumn="0" w:noHBand="0" w:noVBand="1"/>
+        <w:tblLook w:val="0000" w:firstRow="0" w:lastRow="0" w:firstColumn="0" w:lastColumn="0" w:noHBand="0" w:noVBand="0"/>
       </w:tblPr>
       <w:tblGrid>
         <w:gridCol w:w="1882"/>
@@ -22188,7 +22188,7 @@
         <w:pStyle w:val="Heading1"/>
         <w:pageBreakBefore/>
       </w:pPr>
-      <w:bookmarkStart w:id="23" w:name="_Toc240960517"/>
+      <w:bookmarkStart w:id="23" w:name="_Toc240975547"/>
       <w:r>
         <w:lastRenderedPageBreak/>
         <w:t>7. Quality checking</w:t>
@@ -22199,7 +22199,7 @@
       <w:pPr>
         <w:pStyle w:val="Heading2"/>
       </w:pPr>
-      <w:bookmarkStart w:id="24" w:name="_Toc240960518"/>
+      <w:bookmarkStart w:id="24" w:name="_Toc240975548"/>
       <w:r>
         <w:t>7.1 QA Queue (with the KoboToolbox sync panel)</w:t>
       </w:r>
@@ -22262,7 +22262,7 @@
           <w:left w:w="10" w:type="dxa"/>
           <w:right w:w="10" w:type="dxa"/>
         </w:tblCellMar>
-        <w:tblLook w:val="04A0" w:firstRow="1" w:lastRow="0" w:firstColumn="1" w:lastColumn="0" w:noHBand="0" w:noVBand="1"/>
+        <w:tblLook w:val="0000" w:firstRow="0" w:lastRow="0" w:firstColumn="0" w:lastColumn="0" w:noHBand="0" w:noVBand="0"/>
       </w:tblPr>
       <w:tblGrid>
         <w:gridCol w:w="1882"/>
@@ -22922,7 +22922,7 @@
       <w:pPr>
         <w:pStyle w:val="Heading2"/>
       </w:pPr>
-      <w:bookmarkStart w:id="25" w:name="_Toc240960519"/>
+      <w:bookmarkStart w:id="25" w:name="_Toc240975549"/>
       <w:r>
         <w:t>7.2 QA Exceptions</w:t>
       </w:r>
@@ -22985,7 +22985,7 @@
           <w:left w:w="10" w:type="dxa"/>
           <w:right w:w="10" w:type="dxa"/>
         </w:tblCellMar>
-        <w:tblLook w:val="04A0" w:firstRow="1" w:lastRow="0" w:firstColumn="1" w:lastColumn="0" w:noHBand="0" w:noVBand="1"/>
+        <w:tblLook w:val="0000" w:firstRow="0" w:lastRow="0" w:firstColumn="0" w:lastColumn="0" w:noHBand="0" w:noVBand="0"/>
       </w:tblPr>
       <w:tblGrid>
         <w:gridCol w:w="1882"/>
@@ -23754,7 +23754,7 @@
         <w:pStyle w:val="Heading1"/>
         <w:pageBreakBefore/>
       </w:pPr>
-      <w:bookmarkStart w:id="26" w:name="_Toc240960520"/>
+      <w:bookmarkStart w:id="26" w:name="_Toc240975550"/>
       <w:r>
         <w:lastRenderedPageBreak/>
         <w:t>8. Key Informant Interviews</w:t>
@@ -23765,7 +23765,7 @@
       <w:pPr>
         <w:pStyle w:val="Heading2"/>
       </w:pPr>
-      <w:bookmarkStart w:id="27" w:name="_Toc240960521"/>
+      <w:bookmarkStart w:id="27" w:name="_Toc240975551"/>
       <w:r>
         <w:t>8.1 KII Register</w:t>
       </w:r>
@@ -23828,7 +23828,7 @@
           <w:left w:w="10" w:type="dxa"/>
           <w:right w:w="10" w:type="dxa"/>
         </w:tblCellMar>
-        <w:tblLook w:val="04A0" w:firstRow="1" w:lastRow="0" w:firstColumn="1" w:lastColumn="0" w:noHBand="0" w:noVBand="1"/>
+        <w:tblLook w:val="0000" w:firstRow="0" w:lastRow="0" w:firstColumn="0" w:lastColumn="0" w:noHBand="0" w:noVBand="0"/>
       </w:tblPr>
       <w:tblGrid>
         <w:gridCol w:w="1882"/>
@@ -24385,7 +24385,7 @@
       <w:pPr>
         <w:pStyle w:val="Heading2"/>
       </w:pPr>
-      <w:bookmarkStart w:id="28" w:name="_Toc240960522"/>
+      <w:bookmarkStart w:id="28" w:name="_Toc240975552"/>
       <w:r>
         <w:t>8.2 New KII Record</w:t>
       </w:r>
@@ -24448,7 +24448,7 @@
           <w:left w:w="10" w:type="dxa"/>
           <w:right w:w="10" w:type="dxa"/>
         </w:tblCellMar>
-        <w:tblLook w:val="04A0" w:firstRow="1" w:lastRow="0" w:firstColumn="1" w:lastColumn="0" w:noHBand="0" w:noVBand="1"/>
+        <w:tblLook w:val="0000" w:firstRow="0" w:lastRow="0" w:firstColumn="0" w:lastColumn="0" w:noHBand="0" w:noVBand="0"/>
       </w:tblPr>
       <w:tblGrid>
         <w:gridCol w:w="1882"/>
@@ -24795,7 +24795,7 @@
       <w:pPr>
         <w:pStyle w:val="Heading2"/>
       </w:pPr>
-      <w:bookmarkStart w:id="29" w:name="_Toc240960523"/>
+      <w:bookmarkStart w:id="29" w:name="_Toc240975553"/>
       <w:r>
         <w:t>8.3 KII record</w:t>
       </w:r>
@@ -24858,7 +24858,7 @@
           <w:left w:w="10" w:type="dxa"/>
           <w:right w:w="10" w:type="dxa"/>
         </w:tblCellMar>
-        <w:tblLook w:val="04A0" w:firstRow="1" w:lastRow="0" w:firstColumn="1" w:lastColumn="0" w:noHBand="0" w:noVBand="1"/>
+        <w:tblLook w:val="0000" w:firstRow="0" w:lastRow="0" w:firstColumn="0" w:lastColumn="0" w:noHBand="0" w:noVBand="0"/>
       </w:tblPr>
       <w:tblGrid>
         <w:gridCol w:w="1882"/>
@@ -25837,7 +25837,7 @@
         <w:pStyle w:val="Heading1"/>
         <w:pageBreakBefore/>
       </w:pPr>
-      <w:bookmarkStart w:id="30" w:name="_Toc240960524"/>
+      <w:bookmarkStart w:id="30" w:name="_Toc240975554"/>
       <w:r>
         <w:lastRenderedPageBreak/>
         <w:t>9. Documentary evidence</w:t>
@@ -25848,7 +25848,7 @@
       <w:pPr>
         <w:pStyle w:val="Heading2"/>
       </w:pPr>
-      <w:bookmarkStart w:id="31" w:name="_Toc240960525"/>
+      <w:bookmarkStart w:id="31" w:name="_Toc240975555"/>
       <w:r>
         <w:t>9.1 Documents (the corpus)</w:t>
       </w:r>
@@ -25911,7 +25911,7 @@
           <w:left w:w="10" w:type="dxa"/>
           <w:right w:w="10" w:type="dxa"/>
         </w:tblCellMar>
-        <w:tblLook w:val="04A0" w:firstRow="1" w:lastRow="0" w:firstColumn="1" w:lastColumn="0" w:noHBand="0" w:noVBand="1"/>
+        <w:tblLook w:val="0000" w:firstRow="0" w:lastRow="0" w:firstColumn="0" w:lastColumn="0" w:noHBand="0" w:noVBand="0"/>
       </w:tblPr>
       <w:tblGrid>
         <w:gridCol w:w="1882"/>
@@ -26468,7 +26468,7 @@
       <w:pPr>
         <w:pStyle w:val="Heading2"/>
       </w:pPr>
-      <w:bookmarkStart w:id="32" w:name="_Toc240960526"/>
+      <w:bookmarkStart w:id="32" w:name="_Toc240975556"/>
       <w:r>
         <w:t>9.2 New Documentary Evidence Record</w:t>
       </w:r>
@@ -26531,7 +26531,7 @@
           <w:left w:w="10" w:type="dxa"/>
           <w:right w:w="10" w:type="dxa"/>
         </w:tblCellMar>
-        <w:tblLook w:val="04A0" w:firstRow="1" w:lastRow="0" w:firstColumn="1" w:lastColumn="0" w:noHBand="0" w:noVBand="1"/>
+        <w:tblLook w:val="0000" w:firstRow="0" w:lastRow="0" w:firstColumn="0" w:lastColumn="0" w:noHBand="0" w:noVBand="0"/>
       </w:tblPr>
       <w:tblGrid>
         <w:gridCol w:w="1882"/>
@@ -27299,7 +27299,7 @@
       <w:pPr>
         <w:pStyle w:val="Heading2"/>
       </w:pPr>
-      <w:bookmarkStart w:id="33" w:name="_Toc240960527"/>
+      <w:bookmarkStart w:id="33" w:name="_Toc240975557"/>
       <w:r>
         <w:t>9.3 Document record</w:t>
       </w:r>
@@ -27362,7 +27362,7 @@
           <w:left w:w="10" w:type="dxa"/>
           <w:right w:w="10" w:type="dxa"/>
         </w:tblCellMar>
-        <w:tblLook w:val="04A0" w:firstRow="1" w:lastRow="0" w:firstColumn="1" w:lastColumn="0" w:noHBand="0" w:noVBand="1"/>
+        <w:tblLook w:val="0000" w:firstRow="0" w:lastRow="0" w:firstColumn="0" w:lastColumn="0" w:noHBand="0" w:noVBand="0"/>
       </w:tblPr>
       <w:tblGrid>
         <w:gridCol w:w="1882"/>
@@ -28653,7 +28653,7 @@
       <w:pPr>
         <w:pStyle w:val="Heading2"/>
       </w:pPr>
-      <w:bookmarkStart w:id="34" w:name="_Toc240960528"/>
+      <w:bookmarkStart w:id="34" w:name="_Toc240975558"/>
       <w:r>
         <w:t>9.4 Auto-fill review screen</w:t>
       </w:r>
@@ -28716,7 +28716,7 @@
           <w:left w:w="10" w:type="dxa"/>
           <w:right w:w="10" w:type="dxa"/>
         </w:tblCellMar>
-        <w:tblLook w:val="04A0" w:firstRow="1" w:lastRow="0" w:firstColumn="1" w:lastColumn="0" w:noHBand="0" w:noVBand="1"/>
+        <w:tblLook w:val="0000" w:firstRow="0" w:lastRow="0" w:firstColumn="0" w:lastColumn="0" w:noHBand="0" w:noVBand="0"/>
       </w:tblPr>
       <w:tblGrid>
         <w:gridCol w:w="1882"/>
@@ -29695,7 +29695,7 @@
         <w:pStyle w:val="Heading1"/>
         <w:pageBreakBefore/>
       </w:pPr>
-      <w:bookmarkStart w:id="35" w:name="_Toc240960529"/>
+      <w:bookmarkStart w:id="35" w:name="_Toc240975559"/>
       <w:r>
         <w:lastRenderedPageBreak/>
         <w:t>10. Completed forms and exports</w:t>
@@ -29706,7 +29706,7 @@
       <w:pPr>
         <w:pStyle w:val="Heading2"/>
       </w:pPr>
-      <w:bookmarkStart w:id="36" w:name="_Toc240960530"/>
+      <w:bookmarkStart w:id="36" w:name="_Toc240975560"/>
       <w:r>
         <w:t>10.1 Completed forms (Form PDFs)</w:t>
       </w:r>
@@ -29769,7 +29769,7 @@
           <w:left w:w="10" w:type="dxa"/>
           <w:right w:w="10" w:type="dxa"/>
         </w:tblCellMar>
-        <w:tblLook w:val="04A0" w:firstRow="1" w:lastRow="0" w:firstColumn="1" w:lastColumn="0" w:noHBand="0" w:noVBand="1"/>
+        <w:tblLook w:val="0000" w:firstRow="0" w:lastRow="0" w:firstColumn="0" w:lastColumn="0" w:noHBand="0" w:noVBand="0"/>
       </w:tblPr>
       <w:tblGrid>
         <w:gridCol w:w="1882"/>
@@ -30972,7 +30972,7 @@
         <w:pStyle w:val="Heading1"/>
         <w:pageBreakBefore/>
       </w:pPr>
-      <w:bookmarkStart w:id="37" w:name="_Toc240960531"/>
+      <w:bookmarkStart w:id="37" w:name="_Toc240975561"/>
       <w:r>
         <w:lastRenderedPageBreak/>
         <w:t>11. Study administration</w:t>
@@ -30983,7 +30983,7 @@
       <w:pPr>
         <w:pStyle w:val="Heading2"/>
       </w:pPr>
-      <w:bookmarkStart w:id="38" w:name="_Toc240960532"/>
+      <w:bookmarkStart w:id="38" w:name="_Toc240975562"/>
       <w:r>
         <w:t>11.1 Cost Dashboard</w:t>
       </w:r>
@@ -31046,7 +31046,7 @@
           <w:left w:w="10" w:type="dxa"/>
           <w:right w:w="10" w:type="dxa"/>
         </w:tblCellMar>
-        <w:tblLook w:val="04A0" w:firstRow="1" w:lastRow="0" w:firstColumn="1" w:lastColumn="0" w:noHBand="0" w:noVBand="1"/>
+        <w:tblLook w:val="0000" w:firstRow="0" w:lastRow="0" w:firstColumn="0" w:lastColumn="0" w:noHBand="0" w:noVBand="0"/>
       </w:tblPr>
       <w:tblGrid>
         <w:gridCol w:w="1882"/>
@@ -31393,7 +31393,7 @@
       <w:pPr>
         <w:pStyle w:val="Heading2"/>
       </w:pPr>
-      <w:bookmarkStart w:id="39" w:name="_Toc240960533"/>
+      <w:bookmarkStart w:id="39" w:name="_Toc240975563"/>
       <w:r>
         <w:t>11.2 Audit Log</w:t>
       </w:r>
@@ -31456,7 +31456,7 @@
           <w:left w:w="10" w:type="dxa"/>
           <w:right w:w="10" w:type="dxa"/>
         </w:tblCellMar>
-        <w:tblLook w:val="04A0" w:firstRow="1" w:lastRow="0" w:firstColumn="1" w:lastColumn="0" w:noHBand="0" w:noVBand="1"/>
+        <w:tblLook w:val="0000" w:firstRow="0" w:lastRow="0" w:firstColumn="0" w:lastColumn="0" w:noHBand="0" w:noVBand="0"/>
       </w:tblPr>
       <w:tblGrid>
         <w:gridCol w:w="1882"/>
@@ -31803,7 +31803,7 @@
       <w:pPr>
         <w:pStyle w:val="Heading2"/>
       </w:pPr>
-      <w:bookmarkStart w:id="40" w:name="_Toc240960534"/>
+      <w:bookmarkStart w:id="40" w:name="_Toc240975564"/>
       <w:r>
         <w:t>11.3 Export</w:t>
       </w:r>
@@ -31866,7 +31866,7 @@
           <w:left w:w="10" w:type="dxa"/>
           <w:right w:w="10" w:type="dxa"/>
         </w:tblCellMar>
-        <w:tblLook w:val="04A0" w:firstRow="1" w:lastRow="0" w:firstColumn="1" w:lastColumn="0" w:noHBand="0" w:noVBand="1"/>
+        <w:tblLook w:val="0000" w:firstRow="0" w:lastRow="0" w:firstColumn="0" w:lastColumn="0" w:noHBand="0" w:noVBand="0"/>
       </w:tblPr>
       <w:tblGrid>
         <w:gridCol w:w="1882"/>
@@ -32361,7 +32361,7 @@
         <w:sz w:val="16"/>
         <w:szCs w:val="16"/>
       </w:rPr>
-      <w:t>Version 1.9 · 22 September 2026</w:t>
+      <w:t>Version 1.10 · 22 September 2026</w:t>
     </w:r>
     <w:r>
       <w:rPr>
@@ -32534,10 +32534,10 @@
 <file path=word/numbering.xml><?xml version="1.0" encoding="utf-8"?>
 <w:numbering xmlns:wpc="http://schemas.microsoft.com/office/word/2010/wordprocessingCanvas" xmlns:cx="http://schemas.microsoft.com/office/drawing/2014/chartex" xmlns:cx1="http://schemas.microsoft.com/office/drawing/2015/9/8/chartex" xmlns:cx2="http://schemas.microsoft.com/office/drawing/2015/10/21/chartex" xmlns:cx3="http://schemas.microsoft.com/office/drawing/2016/5/9/chartex" xmlns:cx4="http://schemas.microsoft.com/office/drawing/2016/5/10/chartex" xmlns:cx5="http://schemas.microsoft.com/office/drawing/2016/5/11/chartex" xmlns:cx6="http://schemas.microsoft.com/office/drawing/2016/5/12/chartex" xmlns:cx7="http://schemas.microsoft.com/office/drawing/2016/5/13/chartex" xmlns:cx8="http://schemas.microsoft.com/office/drawing/2016/5/14/chartex" xmlns:mc="http://schemas.openxmlformats.org/markup-compatibility/2006" xmlns:aink="http://schemas.microsoft.com/office/drawing/2016/ink" xmlns:am3d="http://schemas.microsoft.com/office/drawing/2017/model3d" xmlns:o="urn:schemas-microsoft-com:office:office" xmlns:oel="http://schemas.microsoft.com/office/2019/extlst" xmlns:r="http://schemas.openxmlformats.org/officeDocument/2006/relationships" xmlns:m="http://schemas.openxmlformats.org/officeDocument/2006/math" xmlns:v="urn:schemas-microsoft-com:vml" xmlns:wp14="http://schemas.microsoft.com/office/word/2010/wordprocessingDrawing" xmlns:wp="http://schemas.openxmlformats.org/drawingml/2006/wordprocessingDrawing" xmlns:w10="urn:schemas-microsoft-com:office:word" xmlns:w="http://schemas.openxmlformats.org/wordprocessingml/2006/main" xmlns:w14="http://schemas.microsoft.com/office/word/2010/wordml" xmlns:w15="http://schemas.microsoft.com/office/word/2012/wordml" xmlns:w16cex="http://schemas.microsoft.com/office/word/2018/wordml/cex" xmlns:w16cid="http://schemas.microsoft.com/office/word/2016/wordml/cid" xmlns:w16="http://schemas.microsoft.com/office/word/2018/wordml" xmlns:w16sdtdh="http://schemas.microsoft.com/office/word/2020/wordml/sdtdatahash" xmlns:w16se="http://schemas.microsoft.com/office/word/2015/wordml/symex" xmlns:wpg="http://schemas.microsoft.com/office/word/2010/wordprocessingGroup" xmlns:wpi="http://schemas.microsoft.com/office/word/2010/wordprocessingInk" xmlns:wne="http://schemas.microsoft.com/office/word/2006/wordml" xmlns:wps="http://schemas.microsoft.com/office/word/2010/wordprocessingShape" mc:Ignorable="w14 w15 w16se w16cid w16 w16cex w16sdtdh wp14">
   <w:abstractNum w:abstractNumId="0" w15:restartNumberingAfterBreak="0">
-    <w:nsid w:val="0AEE028C"/>
+    <w:nsid w:val="49E647EE"/>
     <w:multiLevelType w:val="hybridMultilevel"/>
-    <w:tmpl w:val="D8E422FE"/>
-    <w:lvl w:ilvl="0" w:tplc="C10C94FE">
+    <w:tmpl w:val="59B83E80"/>
+    <w:lvl w:ilvl="0" w:tplc="2A7679BA">
       <w:start w:val="1"/>
       <w:numFmt w:val="bullet"/>
       <w:lvlText w:val="•"/>
@@ -32546,7 +32546,7 @@
         <w:ind w:left="460" w:hanging="280"/>
       </w:pPr>
     </w:lvl>
-    <w:lvl w:ilvl="1" w:tplc="5F42D324">
+    <w:lvl w:ilvl="1" w:tplc="418E56E4">
       <w:start w:val="1"/>
       <w:numFmt w:val="bullet"/>
       <w:lvlText w:val="–"/>
@@ -32555,47 +32555,47 @@
         <w:ind w:left="900" w:hanging="280"/>
       </w:pPr>
     </w:lvl>
-    <w:lvl w:ilvl="2" w:tplc="B1FED36C">
+    <w:lvl w:ilvl="2" w:tplc="F67CAF44">
       <w:numFmt w:val="decimal"/>
       <w:lvlText w:val=""/>
       <w:lvlJc w:val="left"/>
     </w:lvl>
-    <w:lvl w:ilvl="3" w:tplc="7DA6B758">
+    <w:lvl w:ilvl="3" w:tplc="4F70F6D0">
       <w:numFmt w:val="decimal"/>
       <w:lvlText w:val=""/>
       <w:lvlJc w:val="left"/>
     </w:lvl>
-    <w:lvl w:ilvl="4" w:tplc="2F3208C6">
+    <w:lvl w:ilvl="4" w:tplc="535ED2E0">
       <w:numFmt w:val="decimal"/>
       <w:lvlText w:val=""/>
       <w:lvlJc w:val="left"/>
     </w:lvl>
-    <w:lvl w:ilvl="5" w:tplc="EB7A3E72">
+    <w:lvl w:ilvl="5" w:tplc="619AF0BA">
       <w:numFmt w:val="decimal"/>
       <w:lvlText w:val=""/>
       <w:lvlJc w:val="left"/>
     </w:lvl>
-    <w:lvl w:ilvl="6" w:tplc="F398AACE">
+    <w:lvl w:ilvl="6" w:tplc="CFF21D4C">
       <w:numFmt w:val="decimal"/>
       <w:lvlText w:val=""/>
       <w:lvlJc w:val="left"/>
     </w:lvl>
-    <w:lvl w:ilvl="7" w:tplc="24DEABCE">
+    <w:lvl w:ilvl="7" w:tplc="61BAAE00">
       <w:numFmt w:val="decimal"/>
       <w:lvlText w:val=""/>
       <w:lvlJc w:val="left"/>
     </w:lvl>
-    <w:lvl w:ilvl="8" w:tplc="8C9CD3EE">
+    <w:lvl w:ilvl="8" w:tplc="D0388872">
       <w:numFmt w:val="decimal"/>
       <w:lvlText w:val=""/>
       <w:lvlJc w:val="left"/>
     </w:lvl>
   </w:abstractNum>
   <w:abstractNum w:abstractNumId="1" w15:restartNumberingAfterBreak="0">
-    <w:nsid w:val="53E25176"/>
+    <w:nsid w:val="4C1C046C"/>
     <w:multiLevelType w:val="hybridMultilevel"/>
-    <w:tmpl w:val="CB54D056"/>
-    <w:lvl w:ilvl="0" w:tplc="E916A970">
+    <w:tmpl w:val="7FAC6784"/>
+    <w:lvl w:ilvl="0" w:tplc="AE10241E">
       <w:start w:val="1"/>
       <w:numFmt w:val="bullet"/>
       <w:lvlText w:val="●"/>
@@ -32604,7 +32604,7 @@
         <w:ind w:left="720" w:hanging="360"/>
       </w:pPr>
     </w:lvl>
-    <w:lvl w:ilvl="1" w:tplc="A0009976">
+    <w:lvl w:ilvl="1" w:tplc="0FBCDCFC">
       <w:start w:val="1"/>
       <w:numFmt w:val="bullet"/>
       <w:lvlText w:val="○"/>
@@ -32613,7 +32613,7 @@
         <w:ind w:left="1440" w:hanging="360"/>
       </w:pPr>
     </w:lvl>
-    <w:lvl w:ilvl="2" w:tplc="BB4CE792">
+    <w:lvl w:ilvl="2" w:tplc="2B1E95DE">
       <w:start w:val="1"/>
       <w:numFmt w:val="bullet"/>
       <w:lvlText w:val="■"/>
@@ -32622,7 +32622,7 @@
         <w:ind w:left="2160" w:hanging="360"/>
       </w:pPr>
     </w:lvl>
-    <w:lvl w:ilvl="3" w:tplc="71D6C350">
+    <w:lvl w:ilvl="3" w:tplc="E510476E">
       <w:start w:val="1"/>
       <w:numFmt w:val="bullet"/>
       <w:lvlText w:val="●"/>
@@ -32631,7 +32631,7 @@
         <w:ind w:left="2880" w:hanging="360"/>
       </w:pPr>
     </w:lvl>
-    <w:lvl w:ilvl="4" w:tplc="5C7A4582">
+    <w:lvl w:ilvl="4" w:tplc="DC509EA6">
       <w:start w:val="1"/>
       <w:numFmt w:val="bullet"/>
       <w:lvlText w:val="○"/>
@@ -32640,7 +32640,7 @@
         <w:ind w:left="3600" w:hanging="360"/>
       </w:pPr>
     </w:lvl>
-    <w:lvl w:ilvl="5" w:tplc="16E01872">
+    <w:lvl w:ilvl="5" w:tplc="D5663BC8">
       <w:start w:val="1"/>
       <w:numFmt w:val="bullet"/>
       <w:lvlText w:val="■"/>
@@ -32649,7 +32649,7 @@
         <w:ind w:left="4320" w:hanging="360"/>
       </w:pPr>
     </w:lvl>
-    <w:lvl w:ilvl="6" w:tplc="2236C2B8">
+    <w:lvl w:ilvl="6" w:tplc="B0180034">
       <w:start w:val="1"/>
       <w:numFmt w:val="bullet"/>
       <w:lvlText w:val="●"/>
@@ -32658,7 +32658,7 @@
         <w:ind w:left="5040" w:hanging="360"/>
       </w:pPr>
     </w:lvl>
-    <w:lvl w:ilvl="7" w:tplc="C4F68C60">
+    <w:lvl w:ilvl="7" w:tplc="25E40F88">
       <w:start w:val="1"/>
       <w:numFmt w:val="bullet"/>
       <w:lvlText w:val="●"/>
@@ -32667,7 +32667,7 @@
         <w:ind w:left="5760" w:hanging="360"/>
       </w:pPr>
     </w:lvl>
-    <w:lvl w:ilvl="8" w:tplc="BBD66F9E">
+    <w:lvl w:ilvl="8" w:tplc="257419B8">
       <w:start w:val="1"/>
       <w:numFmt w:val="bullet"/>
       <w:lvlText w:val="●"/>
@@ -32677,13 +32677,13 @@
       </w:pPr>
     </w:lvl>
   </w:abstractNum>
-  <w:num w:numId="1" w16cid:durableId="1311599199">
+  <w:num w:numId="1" w16cid:durableId="2106683044">
     <w:abstractNumId w:val="1"/>
     <w:lvlOverride w:ilvl="0">
       <w:startOverride w:val="1"/>
     </w:lvlOverride>
   </w:num>
-  <w:num w:numId="2" w16cid:durableId="1580292283">
+  <w:num w:numId="2" w16cid:durableId="117073760">
     <w:abstractNumId w:val="0"/>
     <w:lvlOverride w:ilvl="0">
       <w:startOverride w:val="1"/>
@@ -33309,7 +33309,7 @@
     <w:autoRedefine/>
     <w:uiPriority w:val="39"/>
     <w:unhideWhenUsed/>
-    <w:rsid w:val="005632B0"/>
+    <w:rsid w:val="003B26D9"/>
     <w:pPr>
       <w:spacing w:after="100"/>
     </w:pPr>
@@ -33321,7 +33321,7 @@
     <w:autoRedefine/>
     <w:uiPriority w:val="39"/>
     <w:unhideWhenUsed/>
-    <w:rsid w:val="005632B0"/>
+    <w:rsid w:val="003B26D9"/>
     <w:pPr>
       <w:spacing w:after="100"/>
       <w:ind w:left="210"/>

--- a/docs/manuals/ABF-FST_Screen_and_Button_Reference.docx
+++ b/docs/manuals/ABF-FST_Screen_and_Button_Reference.docx
@@ -69,7 +69,7 @@
           <w:left w:w="10" w:type="dxa"/>
           <w:right w:w="10" w:type="dxa"/>
         </w:tblCellMar>
-        <w:tblLook w:val="0000" w:firstRow="0" w:lastRow="0" w:firstColumn="0" w:lastColumn="0" w:noHBand="0" w:noVBand="0"/>
+        <w:tblLook w:val="04A0" w:firstRow="1" w:lastRow="0" w:firstColumn="1" w:lastColumn="0" w:noHBand="0" w:noVBand="1"/>
       </w:tblPr>
       <w:tblGrid>
         <w:gridCol w:w="2300"/>
@@ -469,7 +469,7 @@
                 <w:sz w:val="19"/>
                 <w:szCs w:val="19"/>
               </w:rPr>
-              <w:t>Version 1.10 · 22 September 2026</w:t>
+              <w:t>Version 1.11 · 28 September 2026</w:t>
             </w:r>
           </w:p>
         </w:tc>
@@ -538,7 +538,7 @@
     <w:sdt>
       <w:sdtPr>
         <w:alias w:val="Contents"/>
-        <w:id w:val="238224965"/>
+        <w:id w:val="621653771"/>
       </w:sdtPr>
       <w:sdtEndPr/>
       <w:sdtContent>
@@ -567,7 +567,7 @@
           <w:r>
             <w:fldChar w:fldCharType="separate"/>
           </w:r>
-          <w:hyperlink w:anchor="_Toc240975524" w:history="1">
+          <w:hyperlink w:anchor="_Toc241490464" w:history="1">
             <w:r>
               <w:rPr>
                 <w:rStyle w:val="Hyperlink"/>
@@ -591,7 +591,7 @@
               <w:rPr>
                 <w:noProof/>
               </w:rPr>
-              <w:instrText xml:space="preserve"> PAGEREF _Toc240975524 \h </w:instrText>
+              <w:instrText xml:space="preserve"> PAGEREF _Toc241490464 \h </w:instrText>
             </w:r>
             <w:r>
               <w:rPr>
@@ -634,7 +634,7 @@
               <w14:ligatures w14:val="standardContextual"/>
             </w:rPr>
           </w:pPr>
-          <w:hyperlink w:anchor="_Toc240975525" w:history="1">
+          <w:hyperlink w:anchor="_Toc241490465" w:history="1">
             <w:r>
               <w:rPr>
                 <w:rStyle w:val="Hyperlink"/>
@@ -658,7 +658,7 @@
               <w:rPr>
                 <w:noProof/>
               </w:rPr>
-              <w:instrText xml:space="preserve"> PAGEREF _Toc240975525 \h </w:instrText>
+              <w:instrText xml:space="preserve"> PAGEREF _Toc241490465 \h </w:instrText>
             </w:r>
             <w:r>
               <w:rPr>
@@ -701,7 +701,7 @@
               <w14:ligatures w14:val="standardContextual"/>
             </w:rPr>
           </w:pPr>
-          <w:hyperlink w:anchor="_Toc240975526" w:history="1">
+          <w:hyperlink w:anchor="_Toc241490466" w:history="1">
             <w:r>
               <w:rPr>
                 <w:rStyle w:val="Hyperlink"/>
@@ -725,7 +725,7 @@
               <w:rPr>
                 <w:noProof/>
               </w:rPr>
-              <w:instrText xml:space="preserve"> PAGEREF _Toc240975526 \h </w:instrText>
+              <w:instrText xml:space="preserve"> PAGEREF _Toc241490466 \h </w:instrText>
             </w:r>
             <w:r>
               <w:rPr>
@@ -768,7 +768,7 @@
               <w14:ligatures w14:val="standardContextual"/>
             </w:rPr>
           </w:pPr>
-          <w:hyperlink w:anchor="_Toc240975527" w:history="1">
+          <w:hyperlink w:anchor="_Toc241490467" w:history="1">
             <w:r>
               <w:rPr>
                 <w:rStyle w:val="Hyperlink"/>
@@ -792,7 +792,7 @@
               <w:rPr>
                 <w:noProof/>
               </w:rPr>
-              <w:instrText xml:space="preserve"> PAGEREF _Toc240975527 \h </w:instrText>
+              <w:instrText xml:space="preserve"> PAGEREF _Toc241490467 \h </w:instrText>
             </w:r>
             <w:r>
               <w:rPr>
@@ -835,7 +835,7 @@
               <w14:ligatures w14:val="standardContextual"/>
             </w:rPr>
           </w:pPr>
-          <w:hyperlink w:anchor="_Toc240975528" w:history="1">
+          <w:hyperlink w:anchor="_Toc241490468" w:history="1">
             <w:r>
               <w:rPr>
                 <w:rStyle w:val="Hyperlink"/>
@@ -859,7 +859,7 @@
               <w:rPr>
                 <w:noProof/>
               </w:rPr>
-              <w:instrText xml:space="preserve"> PAGEREF _Toc240975528 \h </w:instrText>
+              <w:instrText xml:space="preserve"> PAGEREF _Toc241490468 \h </w:instrText>
             </w:r>
             <w:r>
               <w:rPr>
@@ -902,7 +902,7 @@
               <w14:ligatures w14:val="standardContextual"/>
             </w:rPr>
           </w:pPr>
-          <w:hyperlink w:anchor="_Toc240975529" w:history="1">
+          <w:hyperlink w:anchor="_Toc241490469" w:history="1">
             <w:r>
               <w:rPr>
                 <w:rStyle w:val="Hyperlink"/>
@@ -926,7 +926,7 @@
               <w:rPr>
                 <w:noProof/>
               </w:rPr>
-              <w:instrText xml:space="preserve"> PAGEREF _Toc240975529 \h </w:instrText>
+              <w:instrText xml:space="preserve"> PAGEREF _Toc241490469 \h </w:instrText>
             </w:r>
             <w:r>
               <w:rPr>
@@ -969,7 +969,7 @@
               <w14:ligatures w14:val="standardContextual"/>
             </w:rPr>
           </w:pPr>
-          <w:hyperlink w:anchor="_Toc240975530" w:history="1">
+          <w:hyperlink w:anchor="_Toc241490470" w:history="1">
             <w:r>
               <w:rPr>
                 <w:rStyle w:val="Hyperlink"/>
@@ -993,7 +993,7 @@
               <w:rPr>
                 <w:noProof/>
               </w:rPr>
-              <w:instrText xml:space="preserve"> PAGEREF _Toc240975530 \h </w:instrText>
+              <w:instrText xml:space="preserve"> PAGEREF _Toc241490470 \h </w:instrText>
             </w:r>
             <w:r>
               <w:rPr>
@@ -1036,7 +1036,7 @@
               <w14:ligatures w14:val="standardContextual"/>
             </w:rPr>
           </w:pPr>
-          <w:hyperlink w:anchor="_Toc240975531" w:history="1">
+          <w:hyperlink w:anchor="_Toc241490471" w:history="1">
             <w:r>
               <w:rPr>
                 <w:rStyle w:val="Hyperlink"/>
@@ -1060,7 +1060,7 @@
               <w:rPr>
                 <w:noProof/>
               </w:rPr>
-              <w:instrText xml:space="preserve"> PAGEREF _Toc240975531 \h </w:instrText>
+              <w:instrText xml:space="preserve"> PAGEREF _Toc241490471 \h </w:instrText>
             </w:r>
             <w:r>
               <w:rPr>
@@ -1103,7 +1103,7 @@
               <w14:ligatures w14:val="standardContextual"/>
             </w:rPr>
           </w:pPr>
-          <w:hyperlink w:anchor="_Toc240975532" w:history="1">
+          <w:hyperlink w:anchor="_Toc241490472" w:history="1">
             <w:r>
               <w:rPr>
                 <w:rStyle w:val="Hyperlink"/>
@@ -1127,7 +1127,7 @@
               <w:rPr>
                 <w:noProof/>
               </w:rPr>
-              <w:instrText xml:space="preserve"> PAGEREF _Toc240975532 \h </w:instrText>
+              <w:instrText xml:space="preserve"> PAGEREF _Toc241490472 \h </w:instrText>
             </w:r>
             <w:r>
               <w:rPr>
@@ -1170,7 +1170,7 @@
               <w14:ligatures w14:val="standardContextual"/>
             </w:rPr>
           </w:pPr>
-          <w:hyperlink w:anchor="_Toc240975533" w:history="1">
+          <w:hyperlink w:anchor="_Toc241490473" w:history="1">
             <w:r>
               <w:rPr>
                 <w:rStyle w:val="Hyperlink"/>
@@ -1194,7 +1194,7 @@
               <w:rPr>
                 <w:noProof/>
               </w:rPr>
-              <w:instrText xml:space="preserve"> PAGEREF _Toc240975533 \h </w:instrText>
+              <w:instrText xml:space="preserve"> PAGEREF _Toc241490473 \h </w:instrText>
             </w:r>
             <w:r>
               <w:rPr>
@@ -1237,7 +1237,7 @@
               <w14:ligatures w14:val="standardContextual"/>
             </w:rPr>
           </w:pPr>
-          <w:hyperlink w:anchor="_Toc240975534" w:history="1">
+          <w:hyperlink w:anchor="_Toc241490474" w:history="1">
             <w:r>
               <w:rPr>
                 <w:rStyle w:val="Hyperlink"/>
@@ -1261,7 +1261,7 @@
               <w:rPr>
                 <w:noProof/>
               </w:rPr>
-              <w:instrText xml:space="preserve"> PAGEREF _Toc240975534 \h </w:instrText>
+              <w:instrText xml:space="preserve"> PAGEREF _Toc241490474 \h </w:instrText>
             </w:r>
             <w:r>
               <w:rPr>
@@ -1304,7 +1304,7 @@
               <w14:ligatures w14:val="standardContextual"/>
             </w:rPr>
           </w:pPr>
-          <w:hyperlink w:anchor="_Toc240975535" w:history="1">
+          <w:hyperlink w:anchor="_Toc241490475" w:history="1">
             <w:r>
               <w:rPr>
                 <w:rStyle w:val="Hyperlink"/>
@@ -1328,7 +1328,7 @@
               <w:rPr>
                 <w:noProof/>
               </w:rPr>
-              <w:instrText xml:space="preserve"> PAGEREF _Toc240975535 \h </w:instrText>
+              <w:instrText xml:space="preserve"> PAGEREF _Toc241490475 \h </w:instrText>
             </w:r>
             <w:r>
               <w:rPr>
@@ -1371,7 +1371,7 @@
               <w14:ligatures w14:val="standardContextual"/>
             </w:rPr>
           </w:pPr>
-          <w:hyperlink w:anchor="_Toc240975536" w:history="1">
+          <w:hyperlink w:anchor="_Toc241490476" w:history="1">
             <w:r>
               <w:rPr>
                 <w:rStyle w:val="Hyperlink"/>
@@ -1395,7 +1395,7 @@
               <w:rPr>
                 <w:noProof/>
               </w:rPr>
-              <w:instrText xml:space="preserve"> PAGEREF _Toc240975536 \h </w:instrText>
+              <w:instrText xml:space="preserve"> PAGEREF _Toc241490476 \h </w:instrText>
             </w:r>
             <w:r>
               <w:rPr>
@@ -1438,7 +1438,7 @@
               <w14:ligatures w14:val="standardContextual"/>
             </w:rPr>
           </w:pPr>
-          <w:hyperlink w:anchor="_Toc240975537" w:history="1">
+          <w:hyperlink w:anchor="_Toc241490477" w:history="1">
             <w:r>
               <w:rPr>
                 <w:rStyle w:val="Hyperlink"/>
@@ -1462,7 +1462,7 @@
               <w:rPr>
                 <w:noProof/>
               </w:rPr>
-              <w:instrText xml:space="preserve"> PAGEREF _Toc240975537 \h </w:instrText>
+              <w:instrText xml:space="preserve"> PAGEREF _Toc241490477 \h </w:instrText>
             </w:r>
             <w:r>
               <w:rPr>
@@ -1505,7 +1505,7 @@
               <w14:ligatures w14:val="standardContextual"/>
             </w:rPr>
           </w:pPr>
-          <w:hyperlink w:anchor="_Toc240975538" w:history="1">
+          <w:hyperlink w:anchor="_Toc241490478" w:history="1">
             <w:r>
               <w:rPr>
                 <w:rStyle w:val="Hyperlink"/>
@@ -1529,7 +1529,7 @@
               <w:rPr>
                 <w:noProof/>
               </w:rPr>
-              <w:instrText xml:space="preserve"> PAGEREF _Toc240975538 \h </w:instrText>
+              <w:instrText xml:space="preserve"> PAGEREF _Toc241490478 \h </w:instrText>
             </w:r>
             <w:r>
               <w:rPr>
@@ -1572,7 +1572,7 @@
               <w14:ligatures w14:val="standardContextual"/>
             </w:rPr>
           </w:pPr>
-          <w:hyperlink w:anchor="_Toc240975539" w:history="1">
+          <w:hyperlink w:anchor="_Toc241490479" w:history="1">
             <w:r>
               <w:rPr>
                 <w:rStyle w:val="Hyperlink"/>
@@ -1596,7 +1596,7 @@
               <w:rPr>
                 <w:noProof/>
               </w:rPr>
-              <w:instrText xml:space="preserve"> PAGEREF _Toc240975539 \h </w:instrText>
+              <w:instrText xml:space="preserve"> PAGEREF _Toc241490479 \h </w:instrText>
             </w:r>
             <w:r>
               <w:rPr>
@@ -1639,7 +1639,7 @@
               <w14:ligatures w14:val="standardContextual"/>
             </w:rPr>
           </w:pPr>
-          <w:hyperlink w:anchor="_Toc240975540" w:history="1">
+          <w:hyperlink w:anchor="_Toc241490480" w:history="1">
             <w:r>
               <w:rPr>
                 <w:rStyle w:val="Hyperlink"/>
@@ -1663,7 +1663,7 @@
               <w:rPr>
                 <w:noProof/>
               </w:rPr>
-              <w:instrText xml:space="preserve"> PAGEREF _Toc240975540 \h </w:instrText>
+              <w:instrText xml:space="preserve"> PAGEREF _Toc241490480 \h </w:instrText>
             </w:r>
             <w:r>
               <w:rPr>
@@ -1706,7 +1706,7 @@
               <w14:ligatures w14:val="standardContextual"/>
             </w:rPr>
           </w:pPr>
-          <w:hyperlink w:anchor="_Toc240975541" w:history="1">
+          <w:hyperlink w:anchor="_Toc241490481" w:history="1">
             <w:r>
               <w:rPr>
                 <w:rStyle w:val="Hyperlink"/>
@@ -1730,7 +1730,7 @@
               <w:rPr>
                 <w:noProof/>
               </w:rPr>
-              <w:instrText xml:space="preserve"> PAGEREF _Toc240975541 \h </w:instrText>
+              <w:instrText xml:space="preserve"> PAGEREF _Toc241490481 \h </w:instrText>
             </w:r>
             <w:r>
               <w:rPr>
@@ -1773,7 +1773,7 @@
               <w14:ligatures w14:val="standardContextual"/>
             </w:rPr>
           </w:pPr>
-          <w:hyperlink w:anchor="_Toc240975542" w:history="1">
+          <w:hyperlink w:anchor="_Toc241490482" w:history="1">
             <w:r>
               <w:rPr>
                 <w:rStyle w:val="Hyperlink"/>
@@ -1797,7 +1797,7 @@
               <w:rPr>
                 <w:noProof/>
               </w:rPr>
-              <w:instrText xml:space="preserve"> PAGEREF _Toc240975542 \h </w:instrText>
+              <w:instrText xml:space="preserve"> PAGEREF _Toc241490482 \h </w:instrText>
             </w:r>
             <w:r>
               <w:rPr>
@@ -1840,7 +1840,7 @@
               <w14:ligatures w14:val="standardContextual"/>
             </w:rPr>
           </w:pPr>
-          <w:hyperlink w:anchor="_Toc240975543" w:history="1">
+          <w:hyperlink w:anchor="_Toc241490483" w:history="1">
             <w:r>
               <w:rPr>
                 <w:rStyle w:val="Hyperlink"/>
@@ -1864,7 +1864,7 @@
               <w:rPr>
                 <w:noProof/>
               </w:rPr>
-              <w:instrText xml:space="preserve"> PAGEREF _Toc240975543 \h </w:instrText>
+              <w:instrText xml:space="preserve"> PAGEREF _Toc241490483 \h </w:instrText>
             </w:r>
             <w:r>
               <w:rPr>
@@ -1907,7 +1907,7 @@
               <w14:ligatures w14:val="standardContextual"/>
             </w:rPr>
           </w:pPr>
-          <w:hyperlink w:anchor="_Toc240975544" w:history="1">
+          <w:hyperlink w:anchor="_Toc241490484" w:history="1">
             <w:r>
               <w:rPr>
                 <w:rStyle w:val="Hyperlink"/>
@@ -1931,7 +1931,7 @@
               <w:rPr>
                 <w:noProof/>
               </w:rPr>
-              <w:instrText xml:space="preserve"> PAGEREF _Toc240975544 \h </w:instrText>
+              <w:instrText xml:space="preserve"> PAGEREF _Toc241490484 \h </w:instrText>
             </w:r>
             <w:r>
               <w:rPr>
@@ -1974,7 +1974,7 @@
               <w14:ligatures w14:val="standardContextual"/>
             </w:rPr>
           </w:pPr>
-          <w:hyperlink w:anchor="_Toc240975545" w:history="1">
+          <w:hyperlink w:anchor="_Toc241490485" w:history="1">
             <w:r>
               <w:rPr>
                 <w:rStyle w:val="Hyperlink"/>
@@ -1998,7 +1998,7 @@
               <w:rPr>
                 <w:noProof/>
               </w:rPr>
-              <w:instrText xml:space="preserve"> PAGEREF _Toc240975545 \h </w:instrText>
+              <w:instrText xml:space="preserve"> PAGEREF _Toc241490485 \h </w:instrText>
             </w:r>
             <w:r>
               <w:rPr>
@@ -2041,7 +2041,7 @@
               <w14:ligatures w14:val="standardContextual"/>
             </w:rPr>
           </w:pPr>
-          <w:hyperlink w:anchor="_Toc240975546" w:history="1">
+          <w:hyperlink w:anchor="_Toc241490486" w:history="1">
             <w:r>
               <w:rPr>
                 <w:rStyle w:val="Hyperlink"/>
@@ -2065,7 +2065,7 @@
               <w:rPr>
                 <w:noProof/>
               </w:rPr>
-              <w:instrText xml:space="preserve"> PAGEREF _Toc240975546 \h </w:instrText>
+              <w:instrText xml:space="preserve"> PAGEREF _Toc241490486 \h </w:instrText>
             </w:r>
             <w:r>
               <w:rPr>
@@ -2108,7 +2108,7 @@
               <w14:ligatures w14:val="standardContextual"/>
             </w:rPr>
           </w:pPr>
-          <w:hyperlink w:anchor="_Toc240975547" w:history="1">
+          <w:hyperlink w:anchor="_Toc241490487" w:history="1">
             <w:r>
               <w:rPr>
                 <w:rStyle w:val="Hyperlink"/>
@@ -2132,7 +2132,7 @@
               <w:rPr>
                 <w:noProof/>
               </w:rPr>
-              <w:instrText xml:space="preserve"> PAGEREF _Toc240975547 \h </w:instrText>
+              <w:instrText xml:space="preserve"> PAGEREF _Toc241490487 \h </w:instrText>
             </w:r>
             <w:r>
               <w:rPr>
@@ -2175,7 +2175,7 @@
               <w14:ligatures w14:val="standardContextual"/>
             </w:rPr>
           </w:pPr>
-          <w:hyperlink w:anchor="_Toc240975548" w:history="1">
+          <w:hyperlink w:anchor="_Toc241490488" w:history="1">
             <w:r>
               <w:rPr>
                 <w:rStyle w:val="Hyperlink"/>
@@ -2199,7 +2199,7 @@
               <w:rPr>
                 <w:noProof/>
               </w:rPr>
-              <w:instrText xml:space="preserve"> PAGEREF _Toc240975548 \h </w:instrText>
+              <w:instrText xml:space="preserve"> PAGEREF _Toc241490488 \h </w:instrText>
             </w:r>
             <w:r>
               <w:rPr>
@@ -2242,7 +2242,7 @@
               <w14:ligatures w14:val="standardContextual"/>
             </w:rPr>
           </w:pPr>
-          <w:hyperlink w:anchor="_Toc240975549" w:history="1">
+          <w:hyperlink w:anchor="_Toc241490489" w:history="1">
             <w:r>
               <w:rPr>
                 <w:rStyle w:val="Hyperlink"/>
@@ -2266,7 +2266,7 @@
               <w:rPr>
                 <w:noProof/>
               </w:rPr>
-              <w:instrText xml:space="preserve"> PAGEREF _Toc240975549 \h </w:instrText>
+              <w:instrText xml:space="preserve"> PAGEREF _Toc241490489 \h </w:instrText>
             </w:r>
             <w:r>
               <w:rPr>
@@ -2309,7 +2309,7 @@
               <w14:ligatures w14:val="standardContextual"/>
             </w:rPr>
           </w:pPr>
-          <w:hyperlink w:anchor="_Toc240975550" w:history="1">
+          <w:hyperlink w:anchor="_Toc241490490" w:history="1">
             <w:r>
               <w:rPr>
                 <w:rStyle w:val="Hyperlink"/>
@@ -2333,7 +2333,7 @@
               <w:rPr>
                 <w:noProof/>
               </w:rPr>
-              <w:instrText xml:space="preserve"> PAGEREF _Toc240975550 \h </w:instrText>
+              <w:instrText xml:space="preserve"> PAGEREF _Toc241490490 \h </w:instrText>
             </w:r>
             <w:r>
               <w:rPr>
@@ -2376,7 +2376,7 @@
               <w14:ligatures w14:val="standardContextual"/>
             </w:rPr>
           </w:pPr>
-          <w:hyperlink w:anchor="_Toc240975551" w:history="1">
+          <w:hyperlink w:anchor="_Toc241490491" w:history="1">
             <w:r>
               <w:rPr>
                 <w:rStyle w:val="Hyperlink"/>
@@ -2400,7 +2400,7 @@
               <w:rPr>
                 <w:noProof/>
               </w:rPr>
-              <w:instrText xml:space="preserve"> PAGEREF _Toc240975551 \h </w:instrText>
+              <w:instrText xml:space="preserve"> PAGEREF _Toc241490491 \h </w:instrText>
             </w:r>
             <w:r>
               <w:rPr>
@@ -2443,7 +2443,7 @@
               <w14:ligatures w14:val="standardContextual"/>
             </w:rPr>
           </w:pPr>
-          <w:hyperlink w:anchor="_Toc240975552" w:history="1">
+          <w:hyperlink w:anchor="_Toc241490492" w:history="1">
             <w:r>
               <w:rPr>
                 <w:rStyle w:val="Hyperlink"/>
@@ -2467,7 +2467,7 @@
               <w:rPr>
                 <w:noProof/>
               </w:rPr>
-              <w:instrText xml:space="preserve"> PAGEREF _Toc240975552 \h </w:instrText>
+              <w:instrText xml:space="preserve"> PAGEREF _Toc241490492 \h </w:instrText>
             </w:r>
             <w:r>
               <w:rPr>
@@ -2510,7 +2510,7 @@
               <w14:ligatures w14:val="standardContextual"/>
             </w:rPr>
           </w:pPr>
-          <w:hyperlink w:anchor="_Toc240975553" w:history="1">
+          <w:hyperlink w:anchor="_Toc241490493" w:history="1">
             <w:r>
               <w:rPr>
                 <w:rStyle w:val="Hyperlink"/>
@@ -2534,7 +2534,7 @@
               <w:rPr>
                 <w:noProof/>
               </w:rPr>
-              <w:instrText xml:space="preserve"> PAGEREF _Toc240975553 \h </w:instrText>
+              <w:instrText xml:space="preserve"> PAGEREF _Toc241490493 \h </w:instrText>
             </w:r>
             <w:r>
               <w:rPr>
@@ -2577,7 +2577,7 @@
               <w14:ligatures w14:val="standardContextual"/>
             </w:rPr>
           </w:pPr>
-          <w:hyperlink w:anchor="_Toc240975554" w:history="1">
+          <w:hyperlink w:anchor="_Toc241490494" w:history="1">
             <w:r>
               <w:rPr>
                 <w:rStyle w:val="Hyperlink"/>
@@ -2601,7 +2601,7 @@
               <w:rPr>
                 <w:noProof/>
               </w:rPr>
-              <w:instrText xml:space="preserve"> PAGEREF _Toc240975554 \h </w:instrText>
+              <w:instrText xml:space="preserve"> PAGEREF _Toc241490494 \h </w:instrText>
             </w:r>
             <w:r>
               <w:rPr>
@@ -2644,7 +2644,7 @@
               <w14:ligatures w14:val="standardContextual"/>
             </w:rPr>
           </w:pPr>
-          <w:hyperlink w:anchor="_Toc240975555" w:history="1">
+          <w:hyperlink w:anchor="_Toc241490495" w:history="1">
             <w:r>
               <w:rPr>
                 <w:rStyle w:val="Hyperlink"/>
@@ -2668,7 +2668,7 @@
               <w:rPr>
                 <w:noProof/>
               </w:rPr>
-              <w:instrText xml:space="preserve"> PAGEREF _Toc240975555 \h </w:instrText>
+              <w:instrText xml:space="preserve"> PAGEREF _Toc241490495 \h </w:instrText>
             </w:r>
             <w:r>
               <w:rPr>
@@ -2711,7 +2711,7 @@
               <w14:ligatures w14:val="standardContextual"/>
             </w:rPr>
           </w:pPr>
-          <w:hyperlink w:anchor="_Toc240975556" w:history="1">
+          <w:hyperlink w:anchor="_Toc241490496" w:history="1">
             <w:r>
               <w:rPr>
                 <w:rStyle w:val="Hyperlink"/>
@@ -2735,7 +2735,7 @@
               <w:rPr>
                 <w:noProof/>
               </w:rPr>
-              <w:instrText xml:space="preserve"> PAGEREF _Toc240975556 \h </w:instrText>
+              <w:instrText xml:space="preserve"> PAGEREF _Toc241490496 \h </w:instrText>
             </w:r>
             <w:r>
               <w:rPr>
@@ -2778,7 +2778,7 @@
               <w14:ligatures w14:val="standardContextual"/>
             </w:rPr>
           </w:pPr>
-          <w:hyperlink w:anchor="_Toc240975557" w:history="1">
+          <w:hyperlink w:anchor="_Toc241490497" w:history="1">
             <w:r>
               <w:rPr>
                 <w:rStyle w:val="Hyperlink"/>
@@ -2802,7 +2802,7 @@
               <w:rPr>
                 <w:noProof/>
               </w:rPr>
-              <w:instrText xml:space="preserve"> PAGEREF _Toc240975557 \h </w:instrText>
+              <w:instrText xml:space="preserve"> PAGEREF _Toc241490497 \h </w:instrText>
             </w:r>
             <w:r>
               <w:rPr>
@@ -2845,7 +2845,7 @@
               <w14:ligatures w14:val="standardContextual"/>
             </w:rPr>
           </w:pPr>
-          <w:hyperlink w:anchor="_Toc240975558" w:history="1">
+          <w:hyperlink w:anchor="_Toc241490498" w:history="1">
             <w:r>
               <w:rPr>
                 <w:rStyle w:val="Hyperlink"/>
@@ -2869,7 +2869,7 @@
               <w:rPr>
                 <w:noProof/>
               </w:rPr>
-              <w:instrText xml:space="preserve"> PAGEREF _Toc240975558 \h </w:instrText>
+              <w:instrText xml:space="preserve"> PAGEREF _Toc241490498 \h </w:instrText>
             </w:r>
             <w:r>
               <w:rPr>
@@ -2912,7 +2912,7 @@
               <w14:ligatures w14:val="standardContextual"/>
             </w:rPr>
           </w:pPr>
-          <w:hyperlink w:anchor="_Toc240975559" w:history="1">
+          <w:hyperlink w:anchor="_Toc241490499" w:history="1">
             <w:r>
               <w:rPr>
                 <w:rStyle w:val="Hyperlink"/>
@@ -2936,7 +2936,7 @@
               <w:rPr>
                 <w:noProof/>
               </w:rPr>
-              <w:instrText xml:space="preserve"> PAGEREF _Toc240975559 \h </w:instrText>
+              <w:instrText xml:space="preserve"> PAGEREF _Toc241490499 \h </w:instrText>
             </w:r>
             <w:r>
               <w:rPr>
@@ -2979,7 +2979,7 @@
               <w14:ligatures w14:val="standardContextual"/>
             </w:rPr>
           </w:pPr>
-          <w:hyperlink w:anchor="_Toc240975560" w:history="1">
+          <w:hyperlink w:anchor="_Toc241490500" w:history="1">
             <w:r>
               <w:rPr>
                 <w:rStyle w:val="Hyperlink"/>
@@ -3003,7 +3003,7 @@
               <w:rPr>
                 <w:noProof/>
               </w:rPr>
-              <w:instrText xml:space="preserve"> PAGEREF _Toc240975560 \h </w:instrText>
+              <w:instrText xml:space="preserve"> PAGEREF _Toc241490500 \h </w:instrText>
             </w:r>
             <w:r>
               <w:rPr>
@@ -3046,7 +3046,7 @@
               <w14:ligatures w14:val="standardContextual"/>
             </w:rPr>
           </w:pPr>
-          <w:hyperlink w:anchor="_Toc240975561" w:history="1">
+          <w:hyperlink w:anchor="_Toc241490501" w:history="1">
             <w:r>
               <w:rPr>
                 <w:rStyle w:val="Hyperlink"/>
@@ -3070,7 +3070,7 @@
               <w:rPr>
                 <w:noProof/>
               </w:rPr>
-              <w:instrText xml:space="preserve"> PAGEREF _Toc240975561 \h </w:instrText>
+              <w:instrText xml:space="preserve"> PAGEREF _Toc241490501 \h </w:instrText>
             </w:r>
             <w:r>
               <w:rPr>
@@ -3113,7 +3113,7 @@
               <w14:ligatures w14:val="standardContextual"/>
             </w:rPr>
           </w:pPr>
-          <w:hyperlink w:anchor="_Toc240975562" w:history="1">
+          <w:hyperlink w:anchor="_Toc241490502" w:history="1">
             <w:r>
               <w:rPr>
                 <w:rStyle w:val="Hyperlink"/>
@@ -3137,7 +3137,7 @@
               <w:rPr>
                 <w:noProof/>
               </w:rPr>
-              <w:instrText xml:space="preserve"> PAGEREF _Toc240975562 \h </w:instrText>
+              <w:instrText xml:space="preserve"> PAGEREF _Toc241490502 \h </w:instrText>
             </w:r>
             <w:r>
               <w:rPr>
@@ -3180,7 +3180,7 @@
               <w14:ligatures w14:val="standardContextual"/>
             </w:rPr>
           </w:pPr>
-          <w:hyperlink w:anchor="_Toc240975563" w:history="1">
+          <w:hyperlink w:anchor="_Toc241490503" w:history="1">
             <w:r>
               <w:rPr>
                 <w:rStyle w:val="Hyperlink"/>
@@ -3204,7 +3204,7 @@
               <w:rPr>
                 <w:noProof/>
               </w:rPr>
-              <w:instrText xml:space="preserve"> PAGEREF _Toc240975563 \h </w:instrText>
+              <w:instrText xml:space="preserve"> PAGEREF _Toc241490503 \h </w:instrText>
             </w:r>
             <w:r>
               <w:rPr>
@@ -3247,7 +3247,7 @@
               <w14:ligatures w14:val="standardContextual"/>
             </w:rPr>
           </w:pPr>
-          <w:hyperlink w:anchor="_Toc240975564" w:history="1">
+          <w:hyperlink w:anchor="_Toc241490504" w:history="1">
             <w:r>
               <w:rPr>
                 <w:rStyle w:val="Hyperlink"/>
@@ -3271,7 +3271,7 @@
               <w:rPr>
                 <w:noProof/>
               </w:rPr>
-              <w:instrText xml:space="preserve"> PAGEREF _Toc240975564 \h </w:instrText>
+              <w:instrText xml:space="preserve"> PAGEREF _Toc241490504 \h </w:instrText>
             </w:r>
             <w:r>
               <w:rPr>
@@ -3310,7 +3310,7 @@
         <w:pStyle w:val="Heading1"/>
         <w:pageBreakBefore/>
       </w:pPr>
-      <w:bookmarkStart w:id="0" w:name="_Toc240975524"/>
+      <w:bookmarkStart w:id="0" w:name="_Toc241490464"/>
       <w:r>
         <w:lastRenderedPageBreak/>
         <w:t>1. About this reference</w:t>
@@ -3376,7 +3376,7 @@
           <w:left w:w="10" w:type="dxa"/>
           <w:right w:w="10" w:type="dxa"/>
         </w:tblCellMar>
-        <w:tblLook w:val="0000" w:firstRow="0" w:lastRow="0" w:firstColumn="0" w:lastColumn="0" w:noHBand="0" w:noVBand="0"/>
+        <w:tblLook w:val="04A0" w:firstRow="1" w:lastRow="0" w:firstColumn="1" w:lastColumn="0" w:noHBand="0" w:noVBand="1"/>
       </w:tblPr>
       <w:tblGrid>
         <w:gridCol w:w="2635"/>
@@ -3763,7 +3763,7 @@
         <w:pStyle w:val="Heading1"/>
         <w:pageBreakBefore/>
       </w:pPr>
-      <w:bookmarkStart w:id="1" w:name="_Toc240975525"/>
+      <w:bookmarkStart w:id="1" w:name="_Toc241490465"/>
       <w:r>
         <w:lastRenderedPageBreak/>
         <w:t>2. Rules that apply on every screen</w:t>
@@ -3980,7 +3980,7 @@
         <w:pStyle w:val="Heading1"/>
         <w:pageBreakBefore/>
       </w:pPr>
-      <w:bookmarkStart w:id="2" w:name="_Toc240975526"/>
+      <w:bookmarkStart w:id="2" w:name="_Toc241490466"/>
       <w:r>
         <w:lastRenderedPageBreak/>
         <w:t>3. Who can open which screen</w:t>
@@ -4010,7 +4010,7 @@
           <w:left w:w="10" w:type="dxa"/>
           <w:right w:w="10" w:type="dxa"/>
         </w:tblCellMar>
-        <w:tblLook w:val="0000" w:firstRow="0" w:lastRow="0" w:firstColumn="0" w:lastColumn="0" w:noHBand="0" w:noVBand="0"/>
+        <w:tblLook w:val="04A0" w:firstRow="1" w:lastRow="0" w:firstColumn="1" w:lastColumn="0" w:noHBand="0" w:noVBand="1"/>
       </w:tblPr>
       <w:tblGrid>
         <w:gridCol w:w="3388"/>
@@ -9508,7 +9508,7 @@
         <w:pStyle w:val="Heading1"/>
         <w:pageBreakBefore/>
       </w:pPr>
-      <w:bookmarkStart w:id="3" w:name="_Toc240975527"/>
+      <w:bookmarkStart w:id="3" w:name="_Toc241490467"/>
       <w:r>
         <w:lastRenderedPageBreak/>
         <w:t>4. Signing in and your account</w:t>
@@ -9519,7 +9519,7 @@
       <w:pPr>
         <w:pStyle w:val="Heading2"/>
       </w:pPr>
-      <w:bookmarkStart w:id="4" w:name="_Toc240975528"/>
+      <w:bookmarkStart w:id="4" w:name="_Toc241490468"/>
       <w:r>
         <w:t>4.1 Sign in</w:t>
       </w:r>
@@ -9582,7 +9582,7 @@
           <w:left w:w="10" w:type="dxa"/>
           <w:right w:w="10" w:type="dxa"/>
         </w:tblCellMar>
-        <w:tblLook w:val="0000" w:firstRow="0" w:lastRow="0" w:firstColumn="0" w:lastColumn="0" w:noHBand="0" w:noVBand="0"/>
+        <w:tblLook w:val="04A0" w:firstRow="1" w:lastRow="0" w:firstColumn="1" w:lastColumn="0" w:noHBand="0" w:noVBand="1"/>
       </w:tblPr>
       <w:tblGrid>
         <w:gridCol w:w="1882"/>
@@ -10032,7 +10032,7 @@
       <w:pPr>
         <w:pStyle w:val="Heading2"/>
       </w:pPr>
-      <w:bookmarkStart w:id="5" w:name="_Toc240975529"/>
+      <w:bookmarkStart w:id="5" w:name="_Toc241490469"/>
       <w:r>
         <w:t>4.2 The header and menu bar (every screen)</w:t>
       </w:r>
@@ -10095,7 +10095,7 @@
           <w:left w:w="10" w:type="dxa"/>
           <w:right w:w="10" w:type="dxa"/>
         </w:tblCellMar>
-        <w:tblLook w:val="0000" w:firstRow="0" w:lastRow="0" w:firstColumn="0" w:lastColumn="0" w:noHBand="0" w:noVBand="0"/>
+        <w:tblLook w:val="04A0" w:firstRow="1" w:lastRow="0" w:firstColumn="1" w:lastColumn="0" w:noHBand="0" w:noVBand="1"/>
       </w:tblPr>
       <w:tblGrid>
         <w:gridCol w:w="1882"/>
@@ -10755,7 +10755,7 @@
       <w:pPr>
         <w:pStyle w:val="Heading2"/>
       </w:pPr>
-      <w:bookmarkStart w:id="6" w:name="_Toc240975530"/>
+      <w:bookmarkStart w:id="6" w:name="_Toc241490470"/>
       <w:r>
         <w:lastRenderedPageBreak/>
         <w:t>4.3 Change Password</w:t>
@@ -10819,7 +10819,7 @@
           <w:left w:w="10" w:type="dxa"/>
           <w:right w:w="10" w:type="dxa"/>
         </w:tblCellMar>
-        <w:tblLook w:val="0000" w:firstRow="0" w:lastRow="0" w:firstColumn="0" w:lastColumn="0" w:noHBand="0" w:noVBand="0"/>
+        <w:tblLook w:val="04A0" w:firstRow="1" w:lastRow="0" w:firstColumn="1" w:lastColumn="0" w:noHBand="0" w:noVBand="1"/>
       </w:tblPr>
       <w:tblGrid>
         <w:gridCol w:w="1882"/>
@@ -11377,7 +11377,7 @@
         <w:pStyle w:val="Heading1"/>
         <w:pageBreakBefore/>
       </w:pPr>
-      <w:bookmarkStart w:id="7" w:name="_Toc240975531"/>
+      <w:bookmarkStart w:id="7" w:name="_Toc241490471"/>
       <w:r>
         <w:lastRenderedPageBreak/>
         <w:t>5. Dashboards and Reports (read-only)</w:t>
@@ -11388,7 +11388,7 @@
       <w:pPr>
         <w:pStyle w:val="Heading2"/>
       </w:pPr>
-      <w:bookmarkStart w:id="8" w:name="_Toc240975532"/>
+      <w:bookmarkStart w:id="8" w:name="_Toc241490472"/>
       <w:r>
         <w:t>5.1 Executive Dashboard</w:t>
       </w:r>
@@ -11451,7 +11451,7 @@
           <w:left w:w="10" w:type="dxa"/>
           <w:right w:w="10" w:type="dxa"/>
         </w:tblCellMar>
-        <w:tblLook w:val="0000" w:firstRow="0" w:lastRow="0" w:firstColumn="0" w:lastColumn="0" w:noHBand="0" w:noVBand="0"/>
+        <w:tblLook w:val="04A0" w:firstRow="1" w:lastRow="0" w:firstColumn="1" w:lastColumn="0" w:noHBand="0" w:noVBand="1"/>
       </w:tblPr>
       <w:tblGrid>
         <w:gridCol w:w="1882"/>
@@ -11901,7 +11901,7 @@
       <w:pPr>
         <w:pStyle w:val="Heading2"/>
       </w:pPr>
-      <w:bookmarkStart w:id="9" w:name="_Toc240975533"/>
+      <w:bookmarkStart w:id="9" w:name="_Toc241490473"/>
       <w:r>
         <w:t>5.2 Sampling Dashboard</w:t>
       </w:r>
@@ -11964,7 +11964,7 @@
           <w:left w:w="10" w:type="dxa"/>
           <w:right w:w="10" w:type="dxa"/>
         </w:tblCellMar>
-        <w:tblLook w:val="0000" w:firstRow="0" w:lastRow="0" w:firstColumn="0" w:lastColumn="0" w:noHBand="0" w:noVBand="0"/>
+        <w:tblLook w:val="04A0" w:firstRow="1" w:lastRow="0" w:firstColumn="1" w:lastColumn="0" w:noHBand="0" w:noVBand="1"/>
       </w:tblPr>
       <w:tblGrid>
         <w:gridCol w:w="1882"/>
@@ -12414,7 +12414,7 @@
       <w:pPr>
         <w:pStyle w:val="Heading2"/>
       </w:pPr>
-      <w:bookmarkStart w:id="10" w:name="_Toc240975534"/>
+      <w:bookmarkStart w:id="10" w:name="_Toc241490474"/>
       <w:r>
         <w:t>5.3 Contact Dashboard</w:t>
       </w:r>
@@ -12478,7 +12478,7 @@
           <w:left w:w="10" w:type="dxa"/>
           <w:right w:w="10" w:type="dxa"/>
         </w:tblCellMar>
-        <w:tblLook w:val="0000" w:firstRow="0" w:lastRow="0" w:firstColumn="0" w:lastColumn="0" w:noHBand="0" w:noVBand="0"/>
+        <w:tblLook w:val="04A0" w:firstRow="1" w:lastRow="0" w:firstColumn="1" w:lastColumn="0" w:noHBand="0" w:noVBand="1"/>
       </w:tblPr>
       <w:tblGrid>
         <w:gridCol w:w="1882"/>
@@ -12718,7 +12718,7 @@
       <w:pPr>
         <w:pStyle w:val="Heading2"/>
       </w:pPr>
-      <w:bookmarkStart w:id="11" w:name="_Toc240975535"/>
+      <w:bookmarkStart w:id="11" w:name="_Toc241490475"/>
       <w:r>
         <w:t>5.4 QA Dashboard</w:t>
       </w:r>
@@ -12781,7 +12781,7 @@
           <w:left w:w="10" w:type="dxa"/>
           <w:right w:w="10" w:type="dxa"/>
         </w:tblCellMar>
-        <w:tblLook w:val="0000" w:firstRow="0" w:lastRow="0" w:firstColumn="0" w:lastColumn="0" w:noHBand="0" w:noVBand="0"/>
+        <w:tblLook w:val="04A0" w:firstRow="1" w:lastRow="0" w:firstColumn="1" w:lastColumn="0" w:noHBand="0" w:noVBand="1"/>
       </w:tblPr>
       <w:tblGrid>
         <w:gridCol w:w="1882"/>
@@ -13338,7 +13338,7 @@
       <w:pPr>
         <w:pStyle w:val="Heading2"/>
       </w:pPr>
-      <w:bookmarkStart w:id="12" w:name="_Toc240975536"/>
+      <w:bookmarkStart w:id="12" w:name="_Toc241490476"/>
       <w:r>
         <w:t>5.5 KII / Document Dashboard</w:t>
       </w:r>
@@ -13401,7 +13401,7 @@
           <w:left w:w="10" w:type="dxa"/>
           <w:right w:w="10" w:type="dxa"/>
         </w:tblCellMar>
-        <w:tblLook w:val="0000" w:firstRow="0" w:lastRow="0" w:firstColumn="0" w:lastColumn="0" w:noHBand="0" w:noVBand="0"/>
+        <w:tblLook w:val="04A0" w:firstRow="1" w:lastRow="0" w:firstColumn="1" w:lastColumn="0" w:noHBand="0" w:noVBand="1"/>
       </w:tblPr>
       <w:tblGrid>
         <w:gridCol w:w="1882"/>
@@ -13748,7 +13748,7 @@
       <w:pPr>
         <w:pStyle w:val="Heading2"/>
       </w:pPr>
-      <w:bookmarkStart w:id="13" w:name="_Toc240975537"/>
+      <w:bookmarkStart w:id="13" w:name="_Toc241490477"/>
       <w:r>
         <w:lastRenderedPageBreak/>
         <w:t>5.6 Reports</w:t>
@@ -13812,7 +13812,7 @@
           <w:left w:w="10" w:type="dxa"/>
           <w:right w:w="10" w:type="dxa"/>
         </w:tblCellMar>
-        <w:tblLook w:val="0000" w:firstRow="0" w:lastRow="0" w:firstColumn="0" w:lastColumn="0" w:noHBand="0" w:noVBand="0"/>
+        <w:tblLook w:val="04A0" w:firstRow="1" w:lastRow="0" w:firstColumn="1" w:lastColumn="0" w:noHBand="0" w:noVBand="1"/>
       </w:tblPr>
       <w:tblGrid>
         <w:gridCol w:w="1882"/>
@@ -14263,7 +14263,7 @@
         <w:pStyle w:val="Heading1"/>
         <w:pageBreakBefore/>
       </w:pPr>
-      <w:bookmarkStart w:id="14" w:name="_Toc240975538"/>
+      <w:bookmarkStart w:id="14" w:name="_Toc241490478"/>
       <w:r>
         <w:lastRenderedPageBreak/>
         <w:t>6. The sample and contact</w:t>
@@ -14274,7 +14274,7 @@
       <w:pPr>
         <w:pStyle w:val="Heading2"/>
       </w:pPr>
-      <w:bookmarkStart w:id="15" w:name="_Toc240975539"/>
+      <w:bookmarkStart w:id="15" w:name="_Toc241490479"/>
       <w:r>
         <w:t>6.1 Main-400 Register (and Reserve)</w:t>
       </w:r>
@@ -14337,7 +14337,7 @@
           <w:left w:w="10" w:type="dxa"/>
           <w:right w:w="10" w:type="dxa"/>
         </w:tblCellMar>
-        <w:tblLook w:val="0000" w:firstRow="0" w:lastRow="0" w:firstColumn="0" w:lastColumn="0" w:noHBand="0" w:noVBand="0"/>
+        <w:tblLook w:val="04A0" w:firstRow="1" w:lastRow="0" w:firstColumn="1" w:lastColumn="0" w:noHBand="0" w:noVBand="1"/>
       </w:tblPr>
       <w:tblGrid>
         <w:gridCol w:w="1882"/>
@@ -15207,7 +15207,7 @@
       <w:pPr>
         <w:pStyle w:val="Heading2"/>
       </w:pPr>
-      <w:bookmarkStart w:id="16" w:name="_Toc240975540"/>
+      <w:bookmarkStart w:id="16" w:name="_Toc241490480"/>
       <w:r>
         <w:t>6.2 Case page</w:t>
       </w:r>
@@ -15270,7 +15270,7 @@
           <w:left w:w="10" w:type="dxa"/>
           <w:right w:w="10" w:type="dxa"/>
         </w:tblCellMar>
-        <w:tblLook w:val="0000" w:firstRow="0" w:lastRow="0" w:firstColumn="0" w:lastColumn="0" w:noHBand="0" w:noVBand="0"/>
+        <w:tblLook w:val="04A0" w:firstRow="1" w:lastRow="0" w:firstColumn="1" w:lastColumn="0" w:noHBand="0" w:noVBand="1"/>
       </w:tblPr>
       <w:tblGrid>
         <w:gridCol w:w="1882"/>
@@ -16886,7 +16886,7 @@
       <w:pPr>
         <w:pStyle w:val="Heading2"/>
       </w:pPr>
-      <w:bookmarkStart w:id="17" w:name="_Toc240975541"/>
+      <w:bookmarkStart w:id="17" w:name="_Toc241490481"/>
       <w:r>
         <w:t>6.3 Pre-Interview Profile (PROIT) and its review screen</w:t>
       </w:r>
@@ -16949,7 +16949,7 @@
           <w:left w:w="10" w:type="dxa"/>
           <w:right w:w="10" w:type="dxa"/>
         </w:tblCellMar>
-        <w:tblLook w:val="0000" w:firstRow="0" w:lastRow="0" w:firstColumn="0" w:lastColumn="0" w:noHBand="0" w:noVBand="0"/>
+        <w:tblLook w:val="04A0" w:firstRow="1" w:lastRow="0" w:firstColumn="1" w:lastColumn="0" w:noHBand="0" w:noVBand="1"/>
       </w:tblPr>
       <w:tblGrid>
         <w:gridCol w:w="1882"/>
@@ -18451,7 +18451,7 @@
       <w:pPr>
         <w:pStyle w:val="Heading2"/>
       </w:pPr>
-      <w:bookmarkStart w:id="18" w:name="_Toc240975542"/>
+      <w:bookmarkStart w:id="18" w:name="_Toc241490482"/>
       <w:r>
         <w:t>6.4 Interview sheet (verifying a locked profile)</w:t>
       </w:r>
@@ -18514,7 +18514,7 @@
           <w:left w:w="10" w:type="dxa"/>
           <w:right w:w="10" w:type="dxa"/>
         </w:tblCellMar>
-        <w:tblLook w:val="0000" w:firstRow="0" w:lastRow="0" w:firstColumn="0" w:lastColumn="0" w:noHBand="0" w:noVBand="0"/>
+        <w:tblLook w:val="04A0" w:firstRow="1" w:lastRow="0" w:firstColumn="1" w:lastColumn="0" w:noHBand="0" w:noVBand="1"/>
       </w:tblPr>
       <w:tblGrid>
         <w:gridCol w:w="1882"/>
@@ -19709,7 +19709,7 @@
       <w:pPr>
         <w:pStyle w:val="Heading2"/>
       </w:pPr>
-      <w:bookmarkStart w:id="19" w:name="_Toc240975543"/>
+      <w:bookmarkStart w:id="19" w:name="_Toc241490483"/>
       <w:r>
         <w:t>6.5 Register Organisation</w:t>
       </w:r>
@@ -19772,7 +19772,7 @@
           <w:left w:w="10" w:type="dxa"/>
           <w:right w:w="10" w:type="dxa"/>
         </w:tblCellMar>
-        <w:tblLook w:val="0000" w:firstRow="0" w:lastRow="0" w:firstColumn="0" w:lastColumn="0" w:noHBand="0" w:noVBand="0"/>
+        <w:tblLook w:val="04A0" w:firstRow="1" w:lastRow="0" w:firstColumn="1" w:lastColumn="0" w:noHBand="0" w:noVBand="1"/>
       </w:tblPr>
       <w:tblGrid>
         <w:gridCol w:w="1882"/>
@@ -20432,7 +20432,7 @@
       <w:pPr>
         <w:pStyle w:val="Heading2"/>
       </w:pPr>
-      <w:bookmarkStart w:id="20" w:name="_Toc240975544"/>
+      <w:bookmarkStart w:id="20" w:name="_Toc241490484"/>
       <w:r>
         <w:t>6.6 Appointment Queue</w:t>
       </w:r>
@@ -20495,7 +20495,7 @@
           <w:left w:w="10" w:type="dxa"/>
           <w:right w:w="10" w:type="dxa"/>
         </w:tblCellMar>
-        <w:tblLook w:val="0000" w:firstRow="0" w:lastRow="0" w:firstColumn="0" w:lastColumn="0" w:noHBand="0" w:noVBand="0"/>
+        <w:tblLook w:val="04A0" w:firstRow="1" w:lastRow="0" w:firstColumn="1" w:lastColumn="0" w:noHBand="0" w:noVBand="1"/>
       </w:tblPr>
       <w:tblGrid>
         <w:gridCol w:w="1882"/>
@@ -21053,7 +21053,7 @@
       <w:pPr>
         <w:pStyle w:val="Heading2"/>
       </w:pPr>
-      <w:bookmarkStart w:id="21" w:name="_Toc240975545"/>
+      <w:bookmarkStart w:id="21" w:name="_Toc241490485"/>
       <w:r>
         <w:t>6.7 Follow-ups due</w:t>
       </w:r>
@@ -21116,7 +21116,7 @@
           <w:left w:w="10" w:type="dxa"/>
           <w:right w:w="10" w:type="dxa"/>
         </w:tblCellMar>
-        <w:tblLook w:val="0000" w:firstRow="0" w:lastRow="0" w:firstColumn="0" w:lastColumn="0" w:noHBand="0" w:noVBand="0"/>
+        <w:tblLook w:val="04A0" w:firstRow="1" w:lastRow="0" w:firstColumn="1" w:lastColumn="0" w:noHBand="0" w:noVBand="1"/>
       </w:tblPr>
       <w:tblGrid>
         <w:gridCol w:w="1882"/>
@@ -21566,7 +21566,7 @@
       <w:pPr>
         <w:pStyle w:val="Heading2"/>
       </w:pPr>
-      <w:bookmarkStart w:id="22" w:name="_Toc240975546"/>
+      <w:bookmarkStart w:id="22" w:name="_Toc241490486"/>
       <w:r>
         <w:t>6.8 Reserve Activation</w:t>
       </w:r>
@@ -21629,7 +21629,7 @@
           <w:left w:w="10" w:type="dxa"/>
           <w:right w:w="10" w:type="dxa"/>
         </w:tblCellMar>
-        <w:tblLook w:val="0000" w:firstRow="0" w:lastRow="0" w:firstColumn="0" w:lastColumn="0" w:noHBand="0" w:noVBand="0"/>
+        <w:tblLook w:val="04A0" w:firstRow="1" w:lastRow="0" w:firstColumn="1" w:lastColumn="0" w:noHBand="0" w:noVBand="1"/>
       </w:tblPr>
       <w:tblGrid>
         <w:gridCol w:w="1882"/>
@@ -22188,7 +22188,7 @@
         <w:pStyle w:val="Heading1"/>
         <w:pageBreakBefore/>
       </w:pPr>
-      <w:bookmarkStart w:id="23" w:name="_Toc240975547"/>
+      <w:bookmarkStart w:id="23" w:name="_Toc241490487"/>
       <w:r>
         <w:lastRenderedPageBreak/>
         <w:t>7. Quality checking</w:t>
@@ -22199,7 +22199,7 @@
       <w:pPr>
         <w:pStyle w:val="Heading2"/>
       </w:pPr>
-      <w:bookmarkStart w:id="24" w:name="_Toc240975548"/>
+      <w:bookmarkStart w:id="24" w:name="_Toc241490488"/>
       <w:r>
         <w:t>7.1 QA Queue (with the KoboToolbox sync panel)</w:t>
       </w:r>
@@ -22262,7 +22262,7 @@
           <w:left w:w="10" w:type="dxa"/>
           <w:right w:w="10" w:type="dxa"/>
         </w:tblCellMar>
-        <w:tblLook w:val="0000" w:firstRow="0" w:lastRow="0" w:firstColumn="0" w:lastColumn="0" w:noHBand="0" w:noVBand="0"/>
+        <w:tblLook w:val="04A0" w:firstRow="1" w:lastRow="0" w:firstColumn="1" w:lastColumn="0" w:noHBand="0" w:noVBand="1"/>
       </w:tblPr>
       <w:tblGrid>
         <w:gridCol w:w="1882"/>
@@ -22922,7 +22922,7 @@
       <w:pPr>
         <w:pStyle w:val="Heading2"/>
       </w:pPr>
-      <w:bookmarkStart w:id="25" w:name="_Toc240975549"/>
+      <w:bookmarkStart w:id="25" w:name="_Toc241490489"/>
       <w:r>
         <w:t>7.2 QA Exceptions</w:t>
       </w:r>
@@ -22985,7 +22985,7 @@
           <w:left w:w="10" w:type="dxa"/>
           <w:right w:w="10" w:type="dxa"/>
         </w:tblCellMar>
-        <w:tblLook w:val="0000" w:firstRow="0" w:lastRow="0" w:firstColumn="0" w:lastColumn="0" w:noHBand="0" w:noVBand="0"/>
+        <w:tblLook w:val="04A0" w:firstRow="1" w:lastRow="0" w:firstColumn="1" w:lastColumn="0" w:noHBand="0" w:noVBand="1"/>
       </w:tblPr>
       <w:tblGrid>
         <w:gridCol w:w="1882"/>
@@ -23754,7 +23754,7 @@
         <w:pStyle w:val="Heading1"/>
         <w:pageBreakBefore/>
       </w:pPr>
-      <w:bookmarkStart w:id="26" w:name="_Toc240975550"/>
+      <w:bookmarkStart w:id="26" w:name="_Toc241490490"/>
       <w:r>
         <w:lastRenderedPageBreak/>
         <w:t>8. Key Informant Interviews</w:t>
@@ -23765,7 +23765,7 @@
       <w:pPr>
         <w:pStyle w:val="Heading2"/>
       </w:pPr>
-      <w:bookmarkStart w:id="27" w:name="_Toc240975551"/>
+      <w:bookmarkStart w:id="27" w:name="_Toc241490491"/>
       <w:r>
         <w:t>8.1 KII Register</w:t>
       </w:r>
@@ -23828,7 +23828,7 @@
           <w:left w:w="10" w:type="dxa"/>
           <w:right w:w="10" w:type="dxa"/>
         </w:tblCellMar>
-        <w:tblLook w:val="0000" w:firstRow="0" w:lastRow="0" w:firstColumn="0" w:lastColumn="0" w:noHBand="0" w:noVBand="0"/>
+        <w:tblLook w:val="04A0" w:firstRow="1" w:lastRow="0" w:firstColumn="1" w:lastColumn="0" w:noHBand="0" w:noVBand="1"/>
       </w:tblPr>
       <w:tblGrid>
         <w:gridCol w:w="1882"/>
@@ -24385,7 +24385,7 @@
       <w:pPr>
         <w:pStyle w:val="Heading2"/>
       </w:pPr>
-      <w:bookmarkStart w:id="28" w:name="_Toc240975552"/>
+      <w:bookmarkStart w:id="28" w:name="_Toc241490492"/>
       <w:r>
         <w:t>8.2 New KII Record</w:t>
       </w:r>
@@ -24448,7 +24448,7 @@
           <w:left w:w="10" w:type="dxa"/>
           <w:right w:w="10" w:type="dxa"/>
         </w:tblCellMar>
-        <w:tblLook w:val="0000" w:firstRow="0" w:lastRow="0" w:firstColumn="0" w:lastColumn="0" w:noHBand="0" w:noVBand="0"/>
+        <w:tblLook w:val="04A0" w:firstRow="1" w:lastRow="0" w:firstColumn="1" w:lastColumn="0" w:noHBand="0" w:noVBand="1"/>
       </w:tblPr>
       <w:tblGrid>
         <w:gridCol w:w="1882"/>
@@ -24795,7 +24795,7 @@
       <w:pPr>
         <w:pStyle w:val="Heading2"/>
       </w:pPr>
-      <w:bookmarkStart w:id="29" w:name="_Toc240975553"/>
+      <w:bookmarkStart w:id="29" w:name="_Toc241490493"/>
       <w:r>
         <w:t>8.3 KII record</w:t>
       </w:r>
@@ -24858,7 +24858,7 @@
           <w:left w:w="10" w:type="dxa"/>
           <w:right w:w="10" w:type="dxa"/>
         </w:tblCellMar>
-        <w:tblLook w:val="0000" w:firstRow="0" w:lastRow="0" w:firstColumn="0" w:lastColumn="0" w:noHBand="0" w:noVBand="0"/>
+        <w:tblLook w:val="04A0" w:firstRow="1" w:lastRow="0" w:firstColumn="1" w:lastColumn="0" w:noHBand="0" w:noVBand="1"/>
       </w:tblPr>
       <w:tblGrid>
         <w:gridCol w:w="1882"/>
@@ -25837,7 +25837,7 @@
         <w:pStyle w:val="Heading1"/>
         <w:pageBreakBefore/>
       </w:pPr>
-      <w:bookmarkStart w:id="30" w:name="_Toc240975554"/>
+      <w:bookmarkStart w:id="30" w:name="_Toc241490494"/>
       <w:r>
         <w:lastRenderedPageBreak/>
         <w:t>9. Documentary evidence</w:t>
@@ -25848,7 +25848,7 @@
       <w:pPr>
         <w:pStyle w:val="Heading2"/>
       </w:pPr>
-      <w:bookmarkStart w:id="31" w:name="_Toc240975555"/>
+      <w:bookmarkStart w:id="31" w:name="_Toc241490495"/>
       <w:r>
         <w:t>9.1 Documents (the corpus)</w:t>
       </w:r>
@@ -25911,7 +25911,7 @@
           <w:left w:w="10" w:type="dxa"/>
           <w:right w:w="10" w:type="dxa"/>
         </w:tblCellMar>
-        <w:tblLook w:val="0000" w:firstRow="0" w:lastRow="0" w:firstColumn="0" w:lastColumn="0" w:noHBand="0" w:noVBand="0"/>
+        <w:tblLook w:val="04A0" w:firstRow="1" w:lastRow="0" w:firstColumn="1" w:lastColumn="0" w:noHBand="0" w:noVBand="1"/>
       </w:tblPr>
       <w:tblGrid>
         <w:gridCol w:w="1882"/>
@@ -26468,7 +26468,7 @@
       <w:pPr>
         <w:pStyle w:val="Heading2"/>
       </w:pPr>
-      <w:bookmarkStart w:id="32" w:name="_Toc240975556"/>
+      <w:bookmarkStart w:id="32" w:name="_Toc241490496"/>
       <w:r>
         <w:t>9.2 New Documentary Evidence Record</w:t>
       </w:r>
@@ -26531,7 +26531,7 @@
           <w:left w:w="10" w:type="dxa"/>
           <w:right w:w="10" w:type="dxa"/>
         </w:tblCellMar>
-        <w:tblLook w:val="0000" w:firstRow="0" w:lastRow="0" w:firstColumn="0" w:lastColumn="0" w:noHBand="0" w:noVBand="0"/>
+        <w:tblLook w:val="04A0" w:firstRow="1" w:lastRow="0" w:firstColumn="1" w:lastColumn="0" w:noHBand="0" w:noVBand="1"/>
       </w:tblPr>
       <w:tblGrid>
         <w:gridCol w:w="1882"/>
@@ -27299,7 +27299,7 @@
       <w:pPr>
         <w:pStyle w:val="Heading2"/>
       </w:pPr>
-      <w:bookmarkStart w:id="33" w:name="_Toc240975557"/>
+      <w:bookmarkStart w:id="33" w:name="_Toc241490497"/>
       <w:r>
         <w:t>9.3 Document record</w:t>
       </w:r>
@@ -27362,7 +27362,7 @@
           <w:left w:w="10" w:type="dxa"/>
           <w:right w:w="10" w:type="dxa"/>
         </w:tblCellMar>
-        <w:tblLook w:val="0000" w:firstRow="0" w:lastRow="0" w:firstColumn="0" w:lastColumn="0" w:noHBand="0" w:noVBand="0"/>
+        <w:tblLook w:val="04A0" w:firstRow="1" w:lastRow="0" w:firstColumn="1" w:lastColumn="0" w:noHBand="0" w:noVBand="1"/>
       </w:tblPr>
       <w:tblGrid>
         <w:gridCol w:w="1882"/>
@@ -28653,7 +28653,7 @@
       <w:pPr>
         <w:pStyle w:val="Heading2"/>
       </w:pPr>
-      <w:bookmarkStart w:id="34" w:name="_Toc240975558"/>
+      <w:bookmarkStart w:id="34" w:name="_Toc241490498"/>
       <w:r>
         <w:t>9.4 Auto-fill review screen</w:t>
       </w:r>
@@ -28716,7 +28716,7 @@
           <w:left w:w="10" w:type="dxa"/>
           <w:right w:w="10" w:type="dxa"/>
         </w:tblCellMar>
-        <w:tblLook w:val="0000" w:firstRow="0" w:lastRow="0" w:firstColumn="0" w:lastColumn="0" w:noHBand="0" w:noVBand="0"/>
+        <w:tblLook w:val="04A0" w:firstRow="1" w:lastRow="0" w:firstColumn="1" w:lastColumn="0" w:noHBand="0" w:noVBand="1"/>
       </w:tblPr>
       <w:tblGrid>
         <w:gridCol w:w="1882"/>
@@ -29695,7 +29695,7 @@
         <w:pStyle w:val="Heading1"/>
         <w:pageBreakBefore/>
       </w:pPr>
-      <w:bookmarkStart w:id="35" w:name="_Toc240975559"/>
+      <w:bookmarkStart w:id="35" w:name="_Toc241490499"/>
       <w:r>
         <w:lastRenderedPageBreak/>
         <w:t>10. Completed forms and exports</w:t>
@@ -29706,7 +29706,7 @@
       <w:pPr>
         <w:pStyle w:val="Heading2"/>
       </w:pPr>
-      <w:bookmarkStart w:id="36" w:name="_Toc240975560"/>
+      <w:bookmarkStart w:id="36" w:name="_Toc241490500"/>
       <w:r>
         <w:t>10.1 Completed forms (Form PDFs)</w:t>
       </w:r>
@@ -29769,7 +29769,7 @@
           <w:left w:w="10" w:type="dxa"/>
           <w:right w:w="10" w:type="dxa"/>
         </w:tblCellMar>
-        <w:tblLook w:val="0000" w:firstRow="0" w:lastRow="0" w:firstColumn="0" w:lastColumn="0" w:noHBand="0" w:noVBand="0"/>
+        <w:tblLook w:val="04A0" w:firstRow="1" w:lastRow="0" w:firstColumn="1" w:lastColumn="0" w:noHBand="0" w:noVBand="1"/>
       </w:tblPr>
       <w:tblGrid>
         <w:gridCol w:w="1882"/>
@@ -30972,7 +30972,7 @@
         <w:pStyle w:val="Heading1"/>
         <w:pageBreakBefore/>
       </w:pPr>
-      <w:bookmarkStart w:id="37" w:name="_Toc240975561"/>
+      <w:bookmarkStart w:id="37" w:name="_Toc241490501"/>
       <w:r>
         <w:lastRenderedPageBreak/>
         <w:t>11. Study administration</w:t>
@@ -30983,7 +30983,7 @@
       <w:pPr>
         <w:pStyle w:val="Heading2"/>
       </w:pPr>
-      <w:bookmarkStart w:id="38" w:name="_Toc240975562"/>
+      <w:bookmarkStart w:id="38" w:name="_Toc241490502"/>
       <w:r>
         <w:t>11.1 Cost Dashboard</w:t>
       </w:r>
@@ -31046,7 +31046,7 @@
           <w:left w:w="10" w:type="dxa"/>
           <w:right w:w="10" w:type="dxa"/>
         </w:tblCellMar>
-        <w:tblLook w:val="0000" w:firstRow="0" w:lastRow="0" w:firstColumn="0" w:lastColumn="0" w:noHBand="0" w:noVBand="0"/>
+        <w:tblLook w:val="04A0" w:firstRow="1" w:lastRow="0" w:firstColumn="1" w:lastColumn="0" w:noHBand="0" w:noVBand="1"/>
       </w:tblPr>
       <w:tblGrid>
         <w:gridCol w:w="1882"/>
@@ -31393,7 +31393,7 @@
       <w:pPr>
         <w:pStyle w:val="Heading2"/>
       </w:pPr>
-      <w:bookmarkStart w:id="39" w:name="_Toc240975563"/>
+      <w:bookmarkStart w:id="39" w:name="_Toc241490503"/>
       <w:r>
         <w:t>11.2 Audit Log</w:t>
       </w:r>
@@ -31456,7 +31456,7 @@
           <w:left w:w="10" w:type="dxa"/>
           <w:right w:w="10" w:type="dxa"/>
         </w:tblCellMar>
-        <w:tblLook w:val="0000" w:firstRow="0" w:lastRow="0" w:firstColumn="0" w:lastColumn="0" w:noHBand="0" w:noVBand="0"/>
+        <w:tblLook w:val="04A0" w:firstRow="1" w:lastRow="0" w:firstColumn="1" w:lastColumn="0" w:noHBand="0" w:noVBand="1"/>
       </w:tblPr>
       <w:tblGrid>
         <w:gridCol w:w="1882"/>
@@ -31803,7 +31803,7 @@
       <w:pPr>
         <w:pStyle w:val="Heading2"/>
       </w:pPr>
-      <w:bookmarkStart w:id="40" w:name="_Toc240975564"/>
+      <w:bookmarkStart w:id="40" w:name="_Toc241490504"/>
       <w:r>
         <w:t>11.3 Export</w:t>
       </w:r>
@@ -31866,7 +31866,7 @@
           <w:left w:w="10" w:type="dxa"/>
           <w:right w:w="10" w:type="dxa"/>
         </w:tblCellMar>
-        <w:tblLook w:val="0000" w:firstRow="0" w:lastRow="0" w:firstColumn="0" w:lastColumn="0" w:noHBand="0" w:noVBand="0"/>
+        <w:tblLook w:val="04A0" w:firstRow="1" w:lastRow="0" w:firstColumn="1" w:lastColumn="0" w:noHBand="0" w:noVBand="1"/>
       </w:tblPr>
       <w:tblGrid>
         <w:gridCol w:w="1882"/>
@@ -32233,6 +32233,110 @@
                 <w:sz w:val="19"/>
                 <w:szCs w:val="19"/>
               </w:rPr>
+              <w:t>Analysis packs → Download SmartPLS pack / interviews pack / documents pack (the PI only)</w:t>
+            </w:r>
+          </w:p>
+        </w:tc>
+        <w:tc>
+          <w:tcPr>
+            <w:tcW w:w="3012" w:type="dxa"/>
+            <w:tcMar>
+              <w:top w:w="70" w:type="dxa"/>
+              <w:left w:w="110" w:type="dxa"/>
+              <w:bottom w:w="70" w:type="dxa"/>
+              <w:right w:w="110" w:type="dxa"/>
+            </w:tcMar>
+          </w:tcPr>
+          <w:p>
+            <w:pPr>
+              <w:spacing w:after="40"/>
+            </w:pPr>
+            <w:r>
+              <w:rPr>
+                <w:sz w:val="19"/>
+                <w:szCs w:val="19"/>
+              </w:rPr>
+              <w:t>Downloads a ZIP that opens directly in SmartPLS 4 (questionnaire, numeric, -99 for missing) or ATLAS.ti (interviews as Word documents, documents named by ID), each with a README and an attribute or dictionary file. PI only.</w:t>
+            </w:r>
+          </w:p>
+        </w:tc>
+        <w:tc>
+          <w:tcPr>
+            <w:tcW w:w="2447" w:type="dxa"/>
+            <w:tcMar>
+              <w:top w:w="70" w:type="dxa"/>
+              <w:left w:w="110" w:type="dxa"/>
+              <w:bottom w:w="70" w:type="dxa"/>
+              <w:right w:w="110" w:type="dxa"/>
+            </w:tcMar>
+          </w:tcPr>
+          <w:p>
+            <w:pPr>
+              <w:spacing w:after="40"/>
+            </w:pPr>
+            <w:r>
+              <w:rPr>
+                <w:sz w:val="19"/>
+                <w:szCs w:val="19"/>
+              </w:rPr>
+              <w:t>Removes the copying and recoding between the portal and the analysis software. No names, organisation, job title or contact details; withdrawn participants left out.</w:t>
+            </w:r>
+          </w:p>
+        </w:tc>
+        <w:tc>
+          <w:tcPr>
+            <w:tcW w:w="2071" w:type="dxa"/>
+            <w:tcMar>
+              <w:top w:w="70" w:type="dxa"/>
+              <w:left w:w="110" w:type="dxa"/>
+              <w:bottom w:w="70" w:type="dxa"/>
+              <w:right w:w="110" w:type="dxa"/>
+            </w:tcMar>
+          </w:tcPr>
+          <w:p>
+            <w:pPr>
+              <w:spacing w:after="40"/>
+            </w:pPr>
+            <w:r>
+              <w:rPr>
+                <w:sz w:val="19"/>
+                <w:szCs w:val="19"/>
+              </w:rPr>
+              <w:t>A ZIP downloads; the download is audited.</w:t>
+            </w:r>
+          </w:p>
+        </w:tc>
+      </w:tr>
+      <w:tr>
+        <w:tblPrEx>
+          <w:tblCellMar>
+            <w:top w:w="0" w:type="dxa"/>
+            <w:bottom w:w="0" w:type="dxa"/>
+          </w:tblCellMar>
+        </w:tblPrEx>
+        <w:trPr>
+          <w:cantSplit/>
+        </w:trPr>
+        <w:tc>
+          <w:tcPr>
+            <w:tcW w:w="1882" w:type="dxa"/>
+            <w:shd w:val="clear" w:color="auto" w:fill="F8FAFB"/>
+            <w:tcMar>
+              <w:top w:w="70" w:type="dxa"/>
+              <w:left w:w="110" w:type="dxa"/>
+              <w:bottom w:w="70" w:type="dxa"/>
+              <w:right w:w="110" w:type="dxa"/>
+            </w:tcMar>
+          </w:tcPr>
+          <w:p>
+            <w:pPr>
+              <w:spacing w:after="40"/>
+            </w:pPr>
+            <w:r>
+              <w:rPr>
+                <w:sz w:val="19"/>
+                <w:szCs w:val="19"/>
+              </w:rPr>
               <w:t>KoboToolbox data → Excel workbook / All completed forms (PDF ZIP), for each form (the PI only)</w:t>
             </w:r>
           </w:p>
@@ -32240,6 +32344,7 @@
         <w:tc>
           <w:tcPr>
             <w:tcW w:w="3012" w:type="dxa"/>
+            <w:shd w:val="clear" w:color="auto" w:fill="F8FAFB"/>
             <w:tcMar>
               <w:top w:w="70" w:type="dxa"/>
               <w:left w:w="110" w:type="dxa"/>
@@ -32263,6 +32368,7 @@
         <w:tc>
           <w:tcPr>
             <w:tcW w:w="2447" w:type="dxa"/>
+            <w:shd w:val="clear" w:color="auto" w:fill="F8FAFB"/>
             <w:tcMar>
               <w:top w:w="70" w:type="dxa"/>
               <w:left w:w="110" w:type="dxa"/>
@@ -32286,6 +32392,7 @@
         <w:tc>
           <w:tcPr>
             <w:tcW w:w="2071" w:type="dxa"/>
+            <w:shd w:val="clear" w:color="auto" w:fill="F8FAFB"/>
             <w:tcMar>
               <w:top w:w="70" w:type="dxa"/>
               <w:left w:w="110" w:type="dxa"/>
@@ -32361,7 +32468,7 @@
         <w:sz w:val="16"/>
         <w:szCs w:val="16"/>
       </w:rPr>
-      <w:t>Version 1.10 · 22 September 2026</w:t>
+      <w:t>Version 1.11 · 28 September 2026</w:t>
     </w:r>
     <w:r>
       <w:rPr>
@@ -32534,68 +32641,10 @@
 <file path=word/numbering.xml><?xml version="1.0" encoding="utf-8"?>
 <w:numbering xmlns:wpc="http://schemas.microsoft.com/office/word/2010/wordprocessingCanvas" xmlns:cx="http://schemas.microsoft.com/office/drawing/2014/chartex" xmlns:cx1="http://schemas.microsoft.com/office/drawing/2015/9/8/chartex" xmlns:cx2="http://schemas.microsoft.com/office/drawing/2015/10/21/chartex" xmlns:cx3="http://schemas.microsoft.com/office/drawing/2016/5/9/chartex" xmlns:cx4="http://schemas.microsoft.com/office/drawing/2016/5/10/chartex" xmlns:cx5="http://schemas.microsoft.com/office/drawing/2016/5/11/chartex" xmlns:cx6="http://schemas.microsoft.com/office/drawing/2016/5/12/chartex" xmlns:cx7="http://schemas.microsoft.com/office/drawing/2016/5/13/chartex" xmlns:cx8="http://schemas.microsoft.com/office/drawing/2016/5/14/chartex" xmlns:mc="http://schemas.openxmlformats.org/markup-compatibility/2006" xmlns:aink="http://schemas.microsoft.com/office/drawing/2016/ink" xmlns:am3d="http://schemas.microsoft.com/office/drawing/2017/model3d" xmlns:o="urn:schemas-microsoft-com:office:office" xmlns:oel="http://schemas.microsoft.com/office/2019/extlst" xmlns:r="http://schemas.openxmlformats.org/officeDocument/2006/relationships" xmlns:m="http://schemas.openxmlformats.org/officeDocument/2006/math" xmlns:v="urn:schemas-microsoft-com:vml" xmlns:wp14="http://schemas.microsoft.com/office/word/2010/wordprocessingDrawing" xmlns:wp="http://schemas.openxmlformats.org/drawingml/2006/wordprocessingDrawing" xmlns:w10="urn:schemas-microsoft-com:office:word" xmlns:w="http://schemas.openxmlformats.org/wordprocessingml/2006/main" xmlns:w14="http://schemas.microsoft.com/office/word/2010/wordml" xmlns:w15="http://schemas.microsoft.com/office/word/2012/wordml" xmlns:w16cex="http://schemas.microsoft.com/office/word/2018/wordml/cex" xmlns:w16cid="http://schemas.microsoft.com/office/word/2016/wordml/cid" xmlns:w16="http://schemas.microsoft.com/office/word/2018/wordml" xmlns:w16sdtdh="http://schemas.microsoft.com/office/word/2020/wordml/sdtdatahash" xmlns:w16se="http://schemas.microsoft.com/office/word/2015/wordml/symex" xmlns:wpg="http://schemas.microsoft.com/office/word/2010/wordprocessingGroup" xmlns:wpi="http://schemas.microsoft.com/office/word/2010/wordprocessingInk" xmlns:wne="http://schemas.microsoft.com/office/word/2006/wordml" xmlns:wps="http://schemas.microsoft.com/office/word/2010/wordprocessingShape" mc:Ignorable="w14 w15 w16se w16cid w16 w16cex w16sdtdh wp14">
   <w:abstractNum w:abstractNumId="0" w15:restartNumberingAfterBreak="0">
-    <w:nsid w:val="49E647EE"/>
+    <w:nsid w:val="2746587D"/>
     <w:multiLevelType w:val="hybridMultilevel"/>
-    <w:tmpl w:val="59B83E80"/>
-    <w:lvl w:ilvl="0" w:tplc="2A7679BA">
-      <w:start w:val="1"/>
-      <w:numFmt w:val="bullet"/>
-      <w:lvlText w:val="•"/>
-      <w:lvlJc w:val="left"/>
-      <w:pPr>
-        <w:ind w:left="460" w:hanging="280"/>
-      </w:pPr>
-    </w:lvl>
-    <w:lvl w:ilvl="1" w:tplc="418E56E4">
-      <w:start w:val="1"/>
-      <w:numFmt w:val="bullet"/>
-      <w:lvlText w:val="–"/>
-      <w:lvlJc w:val="left"/>
-      <w:pPr>
-        <w:ind w:left="900" w:hanging="280"/>
-      </w:pPr>
-    </w:lvl>
-    <w:lvl w:ilvl="2" w:tplc="F67CAF44">
-      <w:numFmt w:val="decimal"/>
-      <w:lvlText w:val=""/>
-      <w:lvlJc w:val="left"/>
-    </w:lvl>
-    <w:lvl w:ilvl="3" w:tplc="4F70F6D0">
-      <w:numFmt w:val="decimal"/>
-      <w:lvlText w:val=""/>
-      <w:lvlJc w:val="left"/>
-    </w:lvl>
-    <w:lvl w:ilvl="4" w:tplc="535ED2E0">
-      <w:numFmt w:val="decimal"/>
-      <w:lvlText w:val=""/>
-      <w:lvlJc w:val="left"/>
-    </w:lvl>
-    <w:lvl w:ilvl="5" w:tplc="619AF0BA">
-      <w:numFmt w:val="decimal"/>
-      <w:lvlText w:val=""/>
-      <w:lvlJc w:val="left"/>
-    </w:lvl>
-    <w:lvl w:ilvl="6" w:tplc="CFF21D4C">
-      <w:numFmt w:val="decimal"/>
-      <w:lvlText w:val=""/>
-      <w:lvlJc w:val="left"/>
-    </w:lvl>
-    <w:lvl w:ilvl="7" w:tplc="61BAAE00">
-      <w:numFmt w:val="decimal"/>
-      <w:lvlText w:val=""/>
-      <w:lvlJc w:val="left"/>
-    </w:lvl>
-    <w:lvl w:ilvl="8" w:tplc="D0388872">
-      <w:numFmt w:val="decimal"/>
-      <w:lvlText w:val=""/>
-      <w:lvlJc w:val="left"/>
-    </w:lvl>
-  </w:abstractNum>
-  <w:abstractNum w:abstractNumId="1" w15:restartNumberingAfterBreak="0">
-    <w:nsid w:val="4C1C046C"/>
-    <w:multiLevelType w:val="hybridMultilevel"/>
-    <w:tmpl w:val="7FAC6784"/>
-    <w:lvl w:ilvl="0" w:tplc="AE10241E">
+    <w:tmpl w:val="0F105CF6"/>
+    <w:lvl w:ilvl="0" w:tplc="AADAF546">
       <w:start w:val="1"/>
       <w:numFmt w:val="bullet"/>
       <w:lvlText w:val="●"/>
@@ -32604,7 +32653,7 @@
         <w:ind w:left="720" w:hanging="360"/>
       </w:pPr>
     </w:lvl>
-    <w:lvl w:ilvl="1" w:tplc="0FBCDCFC">
+    <w:lvl w:ilvl="1" w:tplc="2CB80B2A">
       <w:start w:val="1"/>
       <w:numFmt w:val="bullet"/>
       <w:lvlText w:val="○"/>
@@ -32613,7 +32662,7 @@
         <w:ind w:left="1440" w:hanging="360"/>
       </w:pPr>
     </w:lvl>
-    <w:lvl w:ilvl="2" w:tplc="2B1E95DE">
+    <w:lvl w:ilvl="2" w:tplc="990615F0">
       <w:start w:val="1"/>
       <w:numFmt w:val="bullet"/>
       <w:lvlText w:val="■"/>
@@ -32622,7 +32671,7 @@
         <w:ind w:left="2160" w:hanging="360"/>
       </w:pPr>
     </w:lvl>
-    <w:lvl w:ilvl="3" w:tplc="E510476E">
+    <w:lvl w:ilvl="3" w:tplc="F52063CE">
       <w:start w:val="1"/>
       <w:numFmt w:val="bullet"/>
       <w:lvlText w:val="●"/>
@@ -32631,7 +32680,7 @@
         <w:ind w:left="2880" w:hanging="360"/>
       </w:pPr>
     </w:lvl>
-    <w:lvl w:ilvl="4" w:tplc="DC509EA6">
+    <w:lvl w:ilvl="4" w:tplc="75E67C44">
       <w:start w:val="1"/>
       <w:numFmt w:val="bullet"/>
       <w:lvlText w:val="○"/>
@@ -32640,7 +32689,7 @@
         <w:ind w:left="3600" w:hanging="360"/>
       </w:pPr>
     </w:lvl>
-    <w:lvl w:ilvl="5" w:tplc="D5663BC8">
+    <w:lvl w:ilvl="5" w:tplc="A7ECB252">
       <w:start w:val="1"/>
       <w:numFmt w:val="bullet"/>
       <w:lvlText w:val="■"/>
@@ -32649,7 +32698,7 @@
         <w:ind w:left="4320" w:hanging="360"/>
       </w:pPr>
     </w:lvl>
-    <w:lvl w:ilvl="6" w:tplc="B0180034">
+    <w:lvl w:ilvl="6" w:tplc="87B2249C">
       <w:start w:val="1"/>
       <w:numFmt w:val="bullet"/>
       <w:lvlText w:val="●"/>
@@ -32658,7 +32707,7 @@
         <w:ind w:left="5040" w:hanging="360"/>
       </w:pPr>
     </w:lvl>
-    <w:lvl w:ilvl="7" w:tplc="25E40F88">
+    <w:lvl w:ilvl="7" w:tplc="C5E0B002">
       <w:start w:val="1"/>
       <w:numFmt w:val="bullet"/>
       <w:lvlText w:val="●"/>
@@ -32667,7 +32716,7 @@
         <w:ind w:left="5760" w:hanging="360"/>
       </w:pPr>
     </w:lvl>
-    <w:lvl w:ilvl="8" w:tplc="257419B8">
+    <w:lvl w:ilvl="8" w:tplc="B9186BD0">
       <w:start w:val="1"/>
       <w:numFmt w:val="bullet"/>
       <w:lvlText w:val="●"/>
@@ -32677,14 +32726,72 @@
       </w:pPr>
     </w:lvl>
   </w:abstractNum>
-  <w:num w:numId="1" w16cid:durableId="2106683044">
-    <w:abstractNumId w:val="1"/>
+  <w:abstractNum w:abstractNumId="1" w15:restartNumberingAfterBreak="0">
+    <w:nsid w:val="5EA233D9"/>
+    <w:multiLevelType w:val="hybridMultilevel"/>
+    <w:tmpl w:val="8F3C8BFC"/>
+    <w:lvl w:ilvl="0" w:tplc="D8640500">
+      <w:start w:val="1"/>
+      <w:numFmt w:val="bullet"/>
+      <w:lvlText w:val="•"/>
+      <w:lvlJc w:val="left"/>
+      <w:pPr>
+        <w:ind w:left="460" w:hanging="280"/>
+      </w:pPr>
+    </w:lvl>
+    <w:lvl w:ilvl="1" w:tplc="540816C0">
+      <w:start w:val="1"/>
+      <w:numFmt w:val="bullet"/>
+      <w:lvlText w:val="–"/>
+      <w:lvlJc w:val="left"/>
+      <w:pPr>
+        <w:ind w:left="900" w:hanging="280"/>
+      </w:pPr>
+    </w:lvl>
+    <w:lvl w:ilvl="2" w:tplc="3710E062">
+      <w:numFmt w:val="decimal"/>
+      <w:lvlText w:val=""/>
+      <w:lvlJc w:val="left"/>
+    </w:lvl>
+    <w:lvl w:ilvl="3" w:tplc="9ED4A22A">
+      <w:numFmt w:val="decimal"/>
+      <w:lvlText w:val=""/>
+      <w:lvlJc w:val="left"/>
+    </w:lvl>
+    <w:lvl w:ilvl="4" w:tplc="B1521CD6">
+      <w:numFmt w:val="decimal"/>
+      <w:lvlText w:val=""/>
+      <w:lvlJc w:val="left"/>
+    </w:lvl>
+    <w:lvl w:ilvl="5" w:tplc="8BDA96F8">
+      <w:numFmt w:val="decimal"/>
+      <w:lvlText w:val=""/>
+      <w:lvlJc w:val="left"/>
+    </w:lvl>
+    <w:lvl w:ilvl="6" w:tplc="199A7316">
+      <w:numFmt w:val="decimal"/>
+      <w:lvlText w:val=""/>
+      <w:lvlJc w:val="left"/>
+    </w:lvl>
+    <w:lvl w:ilvl="7" w:tplc="87E4CD84">
+      <w:numFmt w:val="decimal"/>
+      <w:lvlText w:val=""/>
+      <w:lvlJc w:val="left"/>
+    </w:lvl>
+    <w:lvl w:ilvl="8" w:tplc="FCB41776">
+      <w:numFmt w:val="decimal"/>
+      <w:lvlText w:val=""/>
+      <w:lvlJc w:val="left"/>
+    </w:lvl>
+  </w:abstractNum>
+  <w:num w:numId="1" w16cid:durableId="1777022272">
+    <w:abstractNumId w:val="0"/>
     <w:lvlOverride w:ilvl="0">
       <w:startOverride w:val="1"/>
     </w:lvlOverride>
   </w:num>
-  <w:num w:numId="2" w16cid:durableId="117073760">
-    <w:abstractNumId w:val="0"/>
+  <w:num w:numId="2" w16cid:durableId="1134904703">
+    <w:abstractNumId w:val="1"/>
     <w:lvlOverride w:ilvl="0">
       <w:startOverride w:val="1"/>
     </w:lvlOverride>
@@ -33309,7 +33416,7 @@
     <w:autoRedefine/>
     <w:uiPriority w:val="39"/>
     <w:unhideWhenUsed/>
-    <w:rsid w:val="003B26D9"/>
+    <w:rsid w:val="004E2359"/>
     <w:pPr>
       <w:spacing w:after="100"/>
     </w:pPr>
@@ -33321,7 +33428,7 @@
     <w:autoRedefine/>
     <w:uiPriority w:val="39"/>
     <w:unhideWhenUsed/>
-    <w:rsid w:val="003B26D9"/>
+    <w:rsid w:val="004E2359"/>
     <w:pPr>
       <w:spacing w:after="100"/>
       <w:ind w:left="210"/>

--- a/docs/manuals/ABF-FST_Screen_and_Button_Reference.docx
+++ b/docs/manuals/ABF-FST_Screen_and_Button_Reference.docx
@@ -469,7 +469,7 @@
                 <w:sz w:val="19"/>
                 <w:szCs w:val="19"/>
               </w:rPr>
-              <w:t>Version 1.11 · 28 September 2026</w:t>
+              <w:t>Version 1.12 · 28 September 2026</w:t>
             </w:r>
           </w:p>
         </w:tc>
@@ -538,7 +538,7 @@
     <w:sdt>
       <w:sdtPr>
         <w:alias w:val="Contents"/>
-        <w:id w:val="621653771"/>
+        <w:id w:val="1940943072"/>
       </w:sdtPr>
       <w:sdtEndPr/>
       <w:sdtContent>
@@ -567,7 +567,7 @@
           <w:r>
             <w:fldChar w:fldCharType="separate"/>
           </w:r>
-          <w:hyperlink w:anchor="_Toc241490464" w:history="1">
+          <w:hyperlink w:anchor="_Toc241491885" w:history="1">
             <w:r>
               <w:rPr>
                 <w:rStyle w:val="Hyperlink"/>
@@ -591,7 +591,7 @@
               <w:rPr>
                 <w:noProof/>
               </w:rPr>
-              <w:instrText xml:space="preserve"> PAGEREF _Toc241490464 \h </w:instrText>
+              <w:instrText xml:space="preserve"> PAGEREF _Toc241491885 \h </w:instrText>
             </w:r>
             <w:r>
               <w:rPr>
@@ -634,7 +634,7 @@
               <w14:ligatures w14:val="standardContextual"/>
             </w:rPr>
           </w:pPr>
-          <w:hyperlink w:anchor="_Toc241490465" w:history="1">
+          <w:hyperlink w:anchor="_Toc241491886" w:history="1">
             <w:r>
               <w:rPr>
                 <w:rStyle w:val="Hyperlink"/>
@@ -658,7 +658,7 @@
               <w:rPr>
                 <w:noProof/>
               </w:rPr>
-              <w:instrText xml:space="preserve"> PAGEREF _Toc241490465 \h </w:instrText>
+              <w:instrText xml:space="preserve"> PAGEREF _Toc241491886 \h </w:instrText>
             </w:r>
             <w:r>
               <w:rPr>
@@ -701,7 +701,7 @@
               <w14:ligatures w14:val="standardContextual"/>
             </w:rPr>
           </w:pPr>
-          <w:hyperlink w:anchor="_Toc241490466" w:history="1">
+          <w:hyperlink w:anchor="_Toc241491887" w:history="1">
             <w:r>
               <w:rPr>
                 <w:rStyle w:val="Hyperlink"/>
@@ -725,7 +725,7 @@
               <w:rPr>
                 <w:noProof/>
               </w:rPr>
-              <w:instrText xml:space="preserve"> PAGEREF _Toc241490466 \h </w:instrText>
+              <w:instrText xml:space="preserve"> PAGEREF _Toc241491887 \h </w:instrText>
             </w:r>
             <w:r>
               <w:rPr>
@@ -768,7 +768,7 @@
               <w14:ligatures w14:val="standardContextual"/>
             </w:rPr>
           </w:pPr>
-          <w:hyperlink w:anchor="_Toc241490467" w:history="1">
+          <w:hyperlink w:anchor="_Toc241491888" w:history="1">
             <w:r>
               <w:rPr>
                 <w:rStyle w:val="Hyperlink"/>
@@ -792,7 +792,7 @@
               <w:rPr>
                 <w:noProof/>
               </w:rPr>
-              <w:instrText xml:space="preserve"> PAGEREF _Toc241490467 \h </w:instrText>
+              <w:instrText xml:space="preserve"> PAGEREF _Toc241491888 \h </w:instrText>
             </w:r>
             <w:r>
               <w:rPr>
@@ -835,7 +835,7 @@
               <w14:ligatures w14:val="standardContextual"/>
             </w:rPr>
           </w:pPr>
-          <w:hyperlink w:anchor="_Toc241490468" w:history="1">
+          <w:hyperlink w:anchor="_Toc241491889" w:history="1">
             <w:r>
               <w:rPr>
                 <w:rStyle w:val="Hyperlink"/>
@@ -859,7 +859,7 @@
               <w:rPr>
                 <w:noProof/>
               </w:rPr>
-              <w:instrText xml:space="preserve"> PAGEREF _Toc241490468 \h </w:instrText>
+              <w:instrText xml:space="preserve"> PAGEREF _Toc241491889 \h </w:instrText>
             </w:r>
             <w:r>
               <w:rPr>
@@ -902,7 +902,7 @@
               <w14:ligatures w14:val="standardContextual"/>
             </w:rPr>
           </w:pPr>
-          <w:hyperlink w:anchor="_Toc241490469" w:history="1">
+          <w:hyperlink w:anchor="_Toc241491890" w:history="1">
             <w:r>
               <w:rPr>
                 <w:rStyle w:val="Hyperlink"/>
@@ -926,7 +926,7 @@
               <w:rPr>
                 <w:noProof/>
               </w:rPr>
-              <w:instrText xml:space="preserve"> PAGEREF _Toc241490469 \h </w:instrText>
+              <w:instrText xml:space="preserve"> PAGEREF _Toc241491890 \h </w:instrText>
             </w:r>
             <w:r>
               <w:rPr>
@@ -969,7 +969,7 @@
               <w14:ligatures w14:val="standardContextual"/>
             </w:rPr>
           </w:pPr>
-          <w:hyperlink w:anchor="_Toc241490470" w:history="1">
+          <w:hyperlink w:anchor="_Toc241491891" w:history="1">
             <w:r>
               <w:rPr>
                 <w:rStyle w:val="Hyperlink"/>
@@ -993,7 +993,7 @@
               <w:rPr>
                 <w:noProof/>
               </w:rPr>
-              <w:instrText xml:space="preserve"> PAGEREF _Toc241490470 \h </w:instrText>
+              <w:instrText xml:space="preserve"> PAGEREF _Toc241491891 \h </w:instrText>
             </w:r>
             <w:r>
               <w:rPr>
@@ -1036,7 +1036,7 @@
               <w14:ligatures w14:val="standardContextual"/>
             </w:rPr>
           </w:pPr>
-          <w:hyperlink w:anchor="_Toc241490471" w:history="1">
+          <w:hyperlink w:anchor="_Toc241491892" w:history="1">
             <w:r>
               <w:rPr>
                 <w:rStyle w:val="Hyperlink"/>
@@ -1060,7 +1060,7 @@
               <w:rPr>
                 <w:noProof/>
               </w:rPr>
-              <w:instrText xml:space="preserve"> PAGEREF _Toc241490471 \h </w:instrText>
+              <w:instrText xml:space="preserve"> PAGEREF _Toc241491892 \h </w:instrText>
             </w:r>
             <w:r>
               <w:rPr>
@@ -1103,7 +1103,7 @@
               <w14:ligatures w14:val="standardContextual"/>
             </w:rPr>
           </w:pPr>
-          <w:hyperlink w:anchor="_Toc241490472" w:history="1">
+          <w:hyperlink w:anchor="_Toc241491893" w:history="1">
             <w:r>
               <w:rPr>
                 <w:rStyle w:val="Hyperlink"/>
@@ -1127,7 +1127,7 @@
               <w:rPr>
                 <w:noProof/>
               </w:rPr>
-              <w:instrText xml:space="preserve"> PAGEREF _Toc241490472 \h </w:instrText>
+              <w:instrText xml:space="preserve"> PAGEREF _Toc241491893 \h </w:instrText>
             </w:r>
             <w:r>
               <w:rPr>
@@ -1170,7 +1170,7 @@
               <w14:ligatures w14:val="standardContextual"/>
             </w:rPr>
           </w:pPr>
-          <w:hyperlink w:anchor="_Toc241490473" w:history="1">
+          <w:hyperlink w:anchor="_Toc241491894" w:history="1">
             <w:r>
               <w:rPr>
                 <w:rStyle w:val="Hyperlink"/>
@@ -1194,7 +1194,7 @@
               <w:rPr>
                 <w:noProof/>
               </w:rPr>
-              <w:instrText xml:space="preserve"> PAGEREF _Toc241490473 \h </w:instrText>
+              <w:instrText xml:space="preserve"> PAGEREF _Toc241491894 \h </w:instrText>
             </w:r>
             <w:r>
               <w:rPr>
@@ -1237,7 +1237,7 @@
               <w14:ligatures w14:val="standardContextual"/>
             </w:rPr>
           </w:pPr>
-          <w:hyperlink w:anchor="_Toc241490474" w:history="1">
+          <w:hyperlink w:anchor="_Toc241491895" w:history="1">
             <w:r>
               <w:rPr>
                 <w:rStyle w:val="Hyperlink"/>
@@ -1261,7 +1261,7 @@
               <w:rPr>
                 <w:noProof/>
               </w:rPr>
-              <w:instrText xml:space="preserve"> PAGEREF _Toc241490474 \h </w:instrText>
+              <w:instrText xml:space="preserve"> PAGEREF _Toc241491895 \h </w:instrText>
             </w:r>
             <w:r>
               <w:rPr>
@@ -1304,7 +1304,7 @@
               <w14:ligatures w14:val="standardContextual"/>
             </w:rPr>
           </w:pPr>
-          <w:hyperlink w:anchor="_Toc241490475" w:history="1">
+          <w:hyperlink w:anchor="_Toc241491896" w:history="1">
             <w:r>
               <w:rPr>
                 <w:rStyle w:val="Hyperlink"/>
@@ -1328,7 +1328,7 @@
               <w:rPr>
                 <w:noProof/>
               </w:rPr>
-              <w:instrText xml:space="preserve"> PAGEREF _Toc241490475 \h </w:instrText>
+              <w:instrText xml:space="preserve"> PAGEREF _Toc241491896 \h </w:instrText>
             </w:r>
             <w:r>
               <w:rPr>
@@ -1371,7 +1371,7 @@
               <w14:ligatures w14:val="standardContextual"/>
             </w:rPr>
           </w:pPr>
-          <w:hyperlink w:anchor="_Toc241490476" w:history="1">
+          <w:hyperlink w:anchor="_Toc241491897" w:history="1">
             <w:r>
               <w:rPr>
                 <w:rStyle w:val="Hyperlink"/>
@@ -1395,7 +1395,7 @@
               <w:rPr>
                 <w:noProof/>
               </w:rPr>
-              <w:instrText xml:space="preserve"> PAGEREF _Toc241490476 \h </w:instrText>
+              <w:instrText xml:space="preserve"> PAGEREF _Toc241491897 \h </w:instrText>
             </w:r>
             <w:r>
               <w:rPr>
@@ -1438,7 +1438,7 @@
               <w14:ligatures w14:val="standardContextual"/>
             </w:rPr>
           </w:pPr>
-          <w:hyperlink w:anchor="_Toc241490477" w:history="1">
+          <w:hyperlink w:anchor="_Toc241491898" w:history="1">
             <w:r>
               <w:rPr>
                 <w:rStyle w:val="Hyperlink"/>
@@ -1462,7 +1462,7 @@
               <w:rPr>
                 <w:noProof/>
               </w:rPr>
-              <w:instrText xml:space="preserve"> PAGEREF _Toc241490477 \h </w:instrText>
+              <w:instrText xml:space="preserve"> PAGEREF _Toc241491898 \h </w:instrText>
             </w:r>
             <w:r>
               <w:rPr>
@@ -1505,7 +1505,7 @@
               <w14:ligatures w14:val="standardContextual"/>
             </w:rPr>
           </w:pPr>
-          <w:hyperlink w:anchor="_Toc241490478" w:history="1">
+          <w:hyperlink w:anchor="_Toc241491899" w:history="1">
             <w:r>
               <w:rPr>
                 <w:rStyle w:val="Hyperlink"/>
@@ -1529,7 +1529,7 @@
               <w:rPr>
                 <w:noProof/>
               </w:rPr>
-              <w:instrText xml:space="preserve"> PAGEREF _Toc241490478 \h </w:instrText>
+              <w:instrText xml:space="preserve"> PAGEREF _Toc241491899 \h </w:instrText>
             </w:r>
             <w:r>
               <w:rPr>
@@ -1572,7 +1572,7 @@
               <w14:ligatures w14:val="standardContextual"/>
             </w:rPr>
           </w:pPr>
-          <w:hyperlink w:anchor="_Toc241490479" w:history="1">
+          <w:hyperlink w:anchor="_Toc241491900" w:history="1">
             <w:r>
               <w:rPr>
                 <w:rStyle w:val="Hyperlink"/>
@@ -1596,7 +1596,7 @@
               <w:rPr>
                 <w:noProof/>
               </w:rPr>
-              <w:instrText xml:space="preserve"> PAGEREF _Toc241490479 \h </w:instrText>
+              <w:instrText xml:space="preserve"> PAGEREF _Toc241491900 \h </w:instrText>
             </w:r>
             <w:r>
               <w:rPr>
@@ -1639,7 +1639,7 @@
               <w14:ligatures w14:val="standardContextual"/>
             </w:rPr>
           </w:pPr>
-          <w:hyperlink w:anchor="_Toc241490480" w:history="1">
+          <w:hyperlink w:anchor="_Toc241491901" w:history="1">
             <w:r>
               <w:rPr>
                 <w:rStyle w:val="Hyperlink"/>
@@ -1663,7 +1663,7 @@
               <w:rPr>
                 <w:noProof/>
               </w:rPr>
-              <w:instrText xml:space="preserve"> PAGEREF _Toc241490480 \h </w:instrText>
+              <w:instrText xml:space="preserve"> PAGEREF _Toc241491901 \h </w:instrText>
             </w:r>
             <w:r>
               <w:rPr>
@@ -1706,7 +1706,7 @@
               <w14:ligatures w14:val="standardContextual"/>
             </w:rPr>
           </w:pPr>
-          <w:hyperlink w:anchor="_Toc241490481" w:history="1">
+          <w:hyperlink w:anchor="_Toc241491902" w:history="1">
             <w:r>
               <w:rPr>
                 <w:rStyle w:val="Hyperlink"/>
@@ -1730,7 +1730,7 @@
               <w:rPr>
                 <w:noProof/>
               </w:rPr>
-              <w:instrText xml:space="preserve"> PAGEREF _Toc241490481 \h </w:instrText>
+              <w:instrText xml:space="preserve"> PAGEREF _Toc241491902 \h </w:instrText>
             </w:r>
             <w:r>
               <w:rPr>
@@ -1773,7 +1773,7 @@
               <w14:ligatures w14:val="standardContextual"/>
             </w:rPr>
           </w:pPr>
-          <w:hyperlink w:anchor="_Toc241490482" w:history="1">
+          <w:hyperlink w:anchor="_Toc241491903" w:history="1">
             <w:r>
               <w:rPr>
                 <w:rStyle w:val="Hyperlink"/>
@@ -1797,7 +1797,7 @@
               <w:rPr>
                 <w:noProof/>
               </w:rPr>
-              <w:instrText xml:space="preserve"> PAGEREF _Toc241490482 \h </w:instrText>
+              <w:instrText xml:space="preserve"> PAGEREF _Toc241491903 \h </w:instrText>
             </w:r>
             <w:r>
               <w:rPr>
@@ -1840,7 +1840,7 @@
               <w14:ligatures w14:val="standardContextual"/>
             </w:rPr>
           </w:pPr>
-          <w:hyperlink w:anchor="_Toc241490483" w:history="1">
+          <w:hyperlink w:anchor="_Toc241491904" w:history="1">
             <w:r>
               <w:rPr>
                 <w:rStyle w:val="Hyperlink"/>
@@ -1864,7 +1864,7 @@
               <w:rPr>
                 <w:noProof/>
               </w:rPr>
-              <w:instrText xml:space="preserve"> PAGEREF _Toc241490483 \h </w:instrText>
+              <w:instrText xml:space="preserve"> PAGEREF _Toc241491904 \h </w:instrText>
             </w:r>
             <w:r>
               <w:rPr>
@@ -1907,7 +1907,7 @@
               <w14:ligatures w14:val="standardContextual"/>
             </w:rPr>
           </w:pPr>
-          <w:hyperlink w:anchor="_Toc241490484" w:history="1">
+          <w:hyperlink w:anchor="_Toc241491905" w:history="1">
             <w:r>
               <w:rPr>
                 <w:rStyle w:val="Hyperlink"/>
@@ -1931,7 +1931,7 @@
               <w:rPr>
                 <w:noProof/>
               </w:rPr>
-              <w:instrText xml:space="preserve"> PAGEREF _Toc241490484 \h </w:instrText>
+              <w:instrText xml:space="preserve"> PAGEREF _Toc241491905 \h </w:instrText>
             </w:r>
             <w:r>
               <w:rPr>
@@ -1974,7 +1974,7 @@
               <w14:ligatures w14:val="standardContextual"/>
             </w:rPr>
           </w:pPr>
-          <w:hyperlink w:anchor="_Toc241490485" w:history="1">
+          <w:hyperlink w:anchor="_Toc241491906" w:history="1">
             <w:r>
               <w:rPr>
                 <w:rStyle w:val="Hyperlink"/>
@@ -1998,7 +1998,7 @@
               <w:rPr>
                 <w:noProof/>
               </w:rPr>
-              <w:instrText xml:space="preserve"> PAGEREF _Toc241490485 \h </w:instrText>
+              <w:instrText xml:space="preserve"> PAGEREF _Toc241491906 \h </w:instrText>
             </w:r>
             <w:r>
               <w:rPr>
@@ -2041,7 +2041,7 @@
               <w14:ligatures w14:val="standardContextual"/>
             </w:rPr>
           </w:pPr>
-          <w:hyperlink w:anchor="_Toc241490486" w:history="1">
+          <w:hyperlink w:anchor="_Toc241491907" w:history="1">
             <w:r>
               <w:rPr>
                 <w:rStyle w:val="Hyperlink"/>
@@ -2065,7 +2065,7 @@
               <w:rPr>
                 <w:noProof/>
               </w:rPr>
-              <w:instrText xml:space="preserve"> PAGEREF _Toc241490486 \h </w:instrText>
+              <w:instrText xml:space="preserve"> PAGEREF _Toc241491907 \h </w:instrText>
             </w:r>
             <w:r>
               <w:rPr>
@@ -2108,7 +2108,7 @@
               <w14:ligatures w14:val="standardContextual"/>
             </w:rPr>
           </w:pPr>
-          <w:hyperlink w:anchor="_Toc241490487" w:history="1">
+          <w:hyperlink w:anchor="_Toc241491908" w:history="1">
             <w:r>
               <w:rPr>
                 <w:rStyle w:val="Hyperlink"/>
@@ -2132,7 +2132,7 @@
               <w:rPr>
                 <w:noProof/>
               </w:rPr>
-              <w:instrText xml:space="preserve"> PAGEREF _Toc241490487 \h </w:instrText>
+              <w:instrText xml:space="preserve"> PAGEREF _Toc241491908 \h </w:instrText>
             </w:r>
             <w:r>
               <w:rPr>
@@ -2175,7 +2175,7 @@
               <w14:ligatures w14:val="standardContextual"/>
             </w:rPr>
           </w:pPr>
-          <w:hyperlink w:anchor="_Toc241490488" w:history="1">
+          <w:hyperlink w:anchor="_Toc241491909" w:history="1">
             <w:r>
               <w:rPr>
                 <w:rStyle w:val="Hyperlink"/>
@@ -2199,7 +2199,7 @@
               <w:rPr>
                 <w:noProof/>
               </w:rPr>
-              <w:instrText xml:space="preserve"> PAGEREF _Toc241490488 \h </w:instrText>
+              <w:instrText xml:space="preserve"> PAGEREF _Toc241491909 \h </w:instrText>
             </w:r>
             <w:r>
               <w:rPr>
@@ -2242,7 +2242,7 @@
               <w14:ligatures w14:val="standardContextual"/>
             </w:rPr>
           </w:pPr>
-          <w:hyperlink w:anchor="_Toc241490489" w:history="1">
+          <w:hyperlink w:anchor="_Toc241491910" w:history="1">
             <w:r>
               <w:rPr>
                 <w:rStyle w:val="Hyperlink"/>
@@ -2266,7 +2266,7 @@
               <w:rPr>
                 <w:noProof/>
               </w:rPr>
-              <w:instrText xml:space="preserve"> PAGEREF _Toc241490489 \h </w:instrText>
+              <w:instrText xml:space="preserve"> PAGEREF _Toc241491910 \h </w:instrText>
             </w:r>
             <w:r>
               <w:rPr>
@@ -2309,7 +2309,7 @@
               <w14:ligatures w14:val="standardContextual"/>
             </w:rPr>
           </w:pPr>
-          <w:hyperlink w:anchor="_Toc241490490" w:history="1">
+          <w:hyperlink w:anchor="_Toc241491911" w:history="1">
             <w:r>
               <w:rPr>
                 <w:rStyle w:val="Hyperlink"/>
@@ -2333,7 +2333,7 @@
               <w:rPr>
                 <w:noProof/>
               </w:rPr>
-              <w:instrText xml:space="preserve"> PAGEREF _Toc241490490 \h </w:instrText>
+              <w:instrText xml:space="preserve"> PAGEREF _Toc241491911 \h </w:instrText>
             </w:r>
             <w:r>
               <w:rPr>
@@ -2376,7 +2376,7 @@
               <w14:ligatures w14:val="standardContextual"/>
             </w:rPr>
           </w:pPr>
-          <w:hyperlink w:anchor="_Toc241490491" w:history="1">
+          <w:hyperlink w:anchor="_Toc241491912" w:history="1">
             <w:r>
               <w:rPr>
                 <w:rStyle w:val="Hyperlink"/>
@@ -2400,7 +2400,7 @@
               <w:rPr>
                 <w:noProof/>
               </w:rPr>
-              <w:instrText xml:space="preserve"> PAGEREF _Toc241490491 \h </w:instrText>
+              <w:instrText xml:space="preserve"> PAGEREF _Toc241491912 \h </w:instrText>
             </w:r>
             <w:r>
               <w:rPr>
@@ -2443,7 +2443,7 @@
               <w14:ligatures w14:val="standardContextual"/>
             </w:rPr>
           </w:pPr>
-          <w:hyperlink w:anchor="_Toc241490492" w:history="1">
+          <w:hyperlink w:anchor="_Toc241491913" w:history="1">
             <w:r>
               <w:rPr>
                 <w:rStyle w:val="Hyperlink"/>
@@ -2467,7 +2467,7 @@
               <w:rPr>
                 <w:noProof/>
               </w:rPr>
-              <w:instrText xml:space="preserve"> PAGEREF _Toc241490492 \h </w:instrText>
+              <w:instrText xml:space="preserve"> PAGEREF _Toc241491913 \h </w:instrText>
             </w:r>
             <w:r>
               <w:rPr>
@@ -2510,7 +2510,7 @@
               <w14:ligatures w14:val="standardContextual"/>
             </w:rPr>
           </w:pPr>
-          <w:hyperlink w:anchor="_Toc241490493" w:history="1">
+          <w:hyperlink w:anchor="_Toc241491914" w:history="1">
             <w:r>
               <w:rPr>
                 <w:rStyle w:val="Hyperlink"/>
@@ -2534,7 +2534,7 @@
               <w:rPr>
                 <w:noProof/>
               </w:rPr>
-              <w:instrText xml:space="preserve"> PAGEREF _Toc241490493 \h </w:instrText>
+              <w:instrText xml:space="preserve"> PAGEREF _Toc241491914 \h </w:instrText>
             </w:r>
             <w:r>
               <w:rPr>
@@ -2577,7 +2577,7 @@
               <w14:ligatures w14:val="standardContextual"/>
             </w:rPr>
           </w:pPr>
-          <w:hyperlink w:anchor="_Toc241490494" w:history="1">
+          <w:hyperlink w:anchor="_Toc241491915" w:history="1">
             <w:r>
               <w:rPr>
                 <w:rStyle w:val="Hyperlink"/>
@@ -2601,7 +2601,7 @@
               <w:rPr>
                 <w:noProof/>
               </w:rPr>
-              <w:instrText xml:space="preserve"> PAGEREF _Toc241490494 \h </w:instrText>
+              <w:instrText xml:space="preserve"> PAGEREF _Toc241491915 \h </w:instrText>
             </w:r>
             <w:r>
               <w:rPr>
@@ -2644,7 +2644,7 @@
               <w14:ligatures w14:val="standardContextual"/>
             </w:rPr>
           </w:pPr>
-          <w:hyperlink w:anchor="_Toc241490495" w:history="1">
+          <w:hyperlink w:anchor="_Toc241491916" w:history="1">
             <w:r>
               <w:rPr>
                 <w:rStyle w:val="Hyperlink"/>
@@ -2668,7 +2668,7 @@
               <w:rPr>
                 <w:noProof/>
               </w:rPr>
-              <w:instrText xml:space="preserve"> PAGEREF _Toc241490495 \h </w:instrText>
+              <w:instrText xml:space="preserve"> PAGEREF _Toc241491916 \h </w:instrText>
             </w:r>
             <w:r>
               <w:rPr>
@@ -2711,7 +2711,7 @@
               <w14:ligatures w14:val="standardContextual"/>
             </w:rPr>
           </w:pPr>
-          <w:hyperlink w:anchor="_Toc241490496" w:history="1">
+          <w:hyperlink w:anchor="_Toc241491917" w:history="1">
             <w:r>
               <w:rPr>
                 <w:rStyle w:val="Hyperlink"/>
@@ -2735,7 +2735,7 @@
               <w:rPr>
                 <w:noProof/>
               </w:rPr>
-              <w:instrText xml:space="preserve"> PAGEREF _Toc241490496 \h </w:instrText>
+              <w:instrText xml:space="preserve"> PAGEREF _Toc241491917 \h </w:instrText>
             </w:r>
             <w:r>
               <w:rPr>
@@ -2778,7 +2778,7 @@
               <w14:ligatures w14:val="standardContextual"/>
             </w:rPr>
           </w:pPr>
-          <w:hyperlink w:anchor="_Toc241490497" w:history="1">
+          <w:hyperlink w:anchor="_Toc241491918" w:history="1">
             <w:r>
               <w:rPr>
                 <w:rStyle w:val="Hyperlink"/>
@@ -2802,7 +2802,7 @@
               <w:rPr>
                 <w:noProof/>
               </w:rPr>
-              <w:instrText xml:space="preserve"> PAGEREF _Toc241490497 \h </w:instrText>
+              <w:instrText xml:space="preserve"> PAGEREF _Toc241491918 \h </w:instrText>
             </w:r>
             <w:r>
               <w:rPr>
@@ -2845,7 +2845,7 @@
               <w14:ligatures w14:val="standardContextual"/>
             </w:rPr>
           </w:pPr>
-          <w:hyperlink w:anchor="_Toc241490498" w:history="1">
+          <w:hyperlink w:anchor="_Toc241491919" w:history="1">
             <w:r>
               <w:rPr>
                 <w:rStyle w:val="Hyperlink"/>
@@ -2869,7 +2869,7 @@
               <w:rPr>
                 <w:noProof/>
               </w:rPr>
-              <w:instrText xml:space="preserve"> PAGEREF _Toc241490498 \h </w:instrText>
+              <w:instrText xml:space="preserve"> PAGEREF _Toc241491919 \h </w:instrText>
             </w:r>
             <w:r>
               <w:rPr>
@@ -2912,7 +2912,7 @@
               <w14:ligatures w14:val="standardContextual"/>
             </w:rPr>
           </w:pPr>
-          <w:hyperlink w:anchor="_Toc241490499" w:history="1">
+          <w:hyperlink w:anchor="_Toc241491920" w:history="1">
             <w:r>
               <w:rPr>
                 <w:rStyle w:val="Hyperlink"/>
@@ -2936,7 +2936,7 @@
               <w:rPr>
                 <w:noProof/>
               </w:rPr>
-              <w:instrText xml:space="preserve"> PAGEREF _Toc241490499 \h </w:instrText>
+              <w:instrText xml:space="preserve"> PAGEREF _Toc241491920 \h </w:instrText>
             </w:r>
             <w:r>
               <w:rPr>
@@ -2979,7 +2979,7 @@
               <w14:ligatures w14:val="standardContextual"/>
             </w:rPr>
           </w:pPr>
-          <w:hyperlink w:anchor="_Toc241490500" w:history="1">
+          <w:hyperlink w:anchor="_Toc241491921" w:history="1">
             <w:r>
               <w:rPr>
                 <w:rStyle w:val="Hyperlink"/>
@@ -3003,7 +3003,7 @@
               <w:rPr>
                 <w:noProof/>
               </w:rPr>
-              <w:instrText xml:space="preserve"> PAGEREF _Toc241490500 \h </w:instrText>
+              <w:instrText xml:space="preserve"> PAGEREF _Toc241491921 \h </w:instrText>
             </w:r>
             <w:r>
               <w:rPr>
@@ -3046,7 +3046,7 @@
               <w14:ligatures w14:val="standardContextual"/>
             </w:rPr>
           </w:pPr>
-          <w:hyperlink w:anchor="_Toc241490501" w:history="1">
+          <w:hyperlink w:anchor="_Toc241491922" w:history="1">
             <w:r>
               <w:rPr>
                 <w:rStyle w:val="Hyperlink"/>
@@ -3070,7 +3070,7 @@
               <w:rPr>
                 <w:noProof/>
               </w:rPr>
-              <w:instrText xml:space="preserve"> PAGEREF _Toc241490501 \h </w:instrText>
+              <w:instrText xml:space="preserve"> PAGEREF _Toc241491922 \h </w:instrText>
             </w:r>
             <w:r>
               <w:rPr>
@@ -3113,7 +3113,7 @@
               <w14:ligatures w14:val="standardContextual"/>
             </w:rPr>
           </w:pPr>
-          <w:hyperlink w:anchor="_Toc241490502" w:history="1">
+          <w:hyperlink w:anchor="_Toc241491923" w:history="1">
             <w:r>
               <w:rPr>
                 <w:rStyle w:val="Hyperlink"/>
@@ -3137,7 +3137,7 @@
               <w:rPr>
                 <w:noProof/>
               </w:rPr>
-              <w:instrText xml:space="preserve"> PAGEREF _Toc241490502 \h </w:instrText>
+              <w:instrText xml:space="preserve"> PAGEREF _Toc241491923 \h </w:instrText>
             </w:r>
             <w:r>
               <w:rPr>
@@ -3180,7 +3180,7 @@
               <w14:ligatures w14:val="standardContextual"/>
             </w:rPr>
           </w:pPr>
-          <w:hyperlink w:anchor="_Toc241490503" w:history="1">
+          <w:hyperlink w:anchor="_Toc241491924" w:history="1">
             <w:r>
               <w:rPr>
                 <w:rStyle w:val="Hyperlink"/>
@@ -3204,7 +3204,7 @@
               <w:rPr>
                 <w:noProof/>
               </w:rPr>
-              <w:instrText xml:space="preserve"> PAGEREF _Toc241490503 \h </w:instrText>
+              <w:instrText xml:space="preserve"> PAGEREF _Toc241491924 \h </w:instrText>
             </w:r>
             <w:r>
               <w:rPr>
@@ -3247,7 +3247,7 @@
               <w14:ligatures w14:val="standardContextual"/>
             </w:rPr>
           </w:pPr>
-          <w:hyperlink w:anchor="_Toc241490504" w:history="1">
+          <w:hyperlink w:anchor="_Toc241491925" w:history="1">
             <w:r>
               <w:rPr>
                 <w:rStyle w:val="Hyperlink"/>
@@ -3271,7 +3271,7 @@
               <w:rPr>
                 <w:noProof/>
               </w:rPr>
-              <w:instrText xml:space="preserve"> PAGEREF _Toc241490504 \h </w:instrText>
+              <w:instrText xml:space="preserve"> PAGEREF _Toc241491925 \h </w:instrText>
             </w:r>
             <w:r>
               <w:rPr>
@@ -3310,7 +3310,7 @@
         <w:pStyle w:val="Heading1"/>
         <w:pageBreakBefore/>
       </w:pPr>
-      <w:bookmarkStart w:id="0" w:name="_Toc241490464"/>
+      <w:bookmarkStart w:id="0" w:name="_Toc241491885"/>
       <w:r>
         <w:lastRenderedPageBreak/>
         <w:t>1. About this reference</w:t>
@@ -3763,7 +3763,7 @@
         <w:pStyle w:val="Heading1"/>
         <w:pageBreakBefore/>
       </w:pPr>
-      <w:bookmarkStart w:id="1" w:name="_Toc241490465"/>
+      <w:bookmarkStart w:id="1" w:name="_Toc241491886"/>
       <w:r>
         <w:lastRenderedPageBreak/>
         <w:t>2. Rules that apply on every screen</w:t>
@@ -3980,7 +3980,7 @@
         <w:pStyle w:val="Heading1"/>
         <w:pageBreakBefore/>
       </w:pPr>
-      <w:bookmarkStart w:id="2" w:name="_Toc241490466"/>
+      <w:bookmarkStart w:id="2" w:name="_Toc241491887"/>
       <w:r>
         <w:lastRenderedPageBreak/>
         <w:t>3. Who can open which screen</w:t>
@@ -9508,7 +9508,7 @@
         <w:pStyle w:val="Heading1"/>
         <w:pageBreakBefore/>
       </w:pPr>
-      <w:bookmarkStart w:id="3" w:name="_Toc241490467"/>
+      <w:bookmarkStart w:id="3" w:name="_Toc241491888"/>
       <w:r>
         <w:lastRenderedPageBreak/>
         <w:t>4. Signing in and your account</w:t>
@@ -9519,7 +9519,7 @@
       <w:pPr>
         <w:pStyle w:val="Heading2"/>
       </w:pPr>
-      <w:bookmarkStart w:id="4" w:name="_Toc241490468"/>
+      <w:bookmarkStart w:id="4" w:name="_Toc241491889"/>
       <w:r>
         <w:t>4.1 Sign in</w:t>
       </w:r>
@@ -10032,7 +10032,7 @@
       <w:pPr>
         <w:pStyle w:val="Heading2"/>
       </w:pPr>
-      <w:bookmarkStart w:id="5" w:name="_Toc241490469"/>
+      <w:bookmarkStart w:id="5" w:name="_Toc241491890"/>
       <w:r>
         <w:t>4.2 The header and menu bar (every screen)</w:t>
       </w:r>
@@ -10755,7 +10755,7 @@
       <w:pPr>
         <w:pStyle w:val="Heading2"/>
       </w:pPr>
-      <w:bookmarkStart w:id="6" w:name="_Toc241490470"/>
+      <w:bookmarkStart w:id="6" w:name="_Toc241491891"/>
       <w:r>
         <w:lastRenderedPageBreak/>
         <w:t>4.3 Change Password</w:t>
@@ -11377,7 +11377,7 @@
         <w:pStyle w:val="Heading1"/>
         <w:pageBreakBefore/>
       </w:pPr>
-      <w:bookmarkStart w:id="7" w:name="_Toc241490471"/>
+      <w:bookmarkStart w:id="7" w:name="_Toc241491892"/>
       <w:r>
         <w:lastRenderedPageBreak/>
         <w:t>5. Dashboards and Reports (read-only)</w:t>
@@ -11388,7 +11388,7 @@
       <w:pPr>
         <w:pStyle w:val="Heading2"/>
       </w:pPr>
-      <w:bookmarkStart w:id="8" w:name="_Toc241490472"/>
+      <w:bookmarkStart w:id="8" w:name="_Toc241491893"/>
       <w:r>
         <w:t>5.1 Executive Dashboard</w:t>
       </w:r>
@@ -11901,7 +11901,7 @@
       <w:pPr>
         <w:pStyle w:val="Heading2"/>
       </w:pPr>
-      <w:bookmarkStart w:id="9" w:name="_Toc241490473"/>
+      <w:bookmarkStart w:id="9" w:name="_Toc241491894"/>
       <w:r>
         <w:t>5.2 Sampling Dashboard</w:t>
       </w:r>
@@ -12414,7 +12414,7 @@
       <w:pPr>
         <w:pStyle w:val="Heading2"/>
       </w:pPr>
-      <w:bookmarkStart w:id="10" w:name="_Toc241490474"/>
+      <w:bookmarkStart w:id="10" w:name="_Toc241491895"/>
       <w:r>
         <w:t>5.3 Contact Dashboard</w:t>
       </w:r>
@@ -12718,7 +12718,7 @@
       <w:pPr>
         <w:pStyle w:val="Heading2"/>
       </w:pPr>
-      <w:bookmarkStart w:id="11" w:name="_Toc241490475"/>
+      <w:bookmarkStart w:id="11" w:name="_Toc241491896"/>
       <w:r>
         <w:t>5.4 QA Dashboard</w:t>
       </w:r>
@@ -13338,7 +13338,7 @@
       <w:pPr>
         <w:pStyle w:val="Heading2"/>
       </w:pPr>
-      <w:bookmarkStart w:id="12" w:name="_Toc241490476"/>
+      <w:bookmarkStart w:id="12" w:name="_Toc241491897"/>
       <w:r>
         <w:t>5.5 KII / Document Dashboard</w:t>
       </w:r>
@@ -13748,7 +13748,7 @@
       <w:pPr>
         <w:pStyle w:val="Heading2"/>
       </w:pPr>
-      <w:bookmarkStart w:id="13" w:name="_Toc241490477"/>
+      <w:bookmarkStart w:id="13" w:name="_Toc241491898"/>
       <w:r>
         <w:lastRenderedPageBreak/>
         <w:t>5.6 Reports</w:t>
@@ -14263,7 +14263,7 @@
         <w:pStyle w:val="Heading1"/>
         <w:pageBreakBefore/>
       </w:pPr>
-      <w:bookmarkStart w:id="14" w:name="_Toc241490478"/>
+      <w:bookmarkStart w:id="14" w:name="_Toc241491899"/>
       <w:r>
         <w:lastRenderedPageBreak/>
         <w:t>6. The sample and contact</w:t>
@@ -14274,7 +14274,7 @@
       <w:pPr>
         <w:pStyle w:val="Heading2"/>
       </w:pPr>
-      <w:bookmarkStart w:id="15" w:name="_Toc241490479"/>
+      <w:bookmarkStart w:id="15" w:name="_Toc241491900"/>
       <w:r>
         <w:t>6.1 Main-400 Register (and Reserve)</w:t>
       </w:r>
@@ -15207,7 +15207,7 @@
       <w:pPr>
         <w:pStyle w:val="Heading2"/>
       </w:pPr>
-      <w:bookmarkStart w:id="16" w:name="_Toc241490480"/>
+      <w:bookmarkStart w:id="16" w:name="_Toc241491901"/>
       <w:r>
         <w:t>6.2 Case page</w:t>
       </w:r>
@@ -16886,7 +16886,7 @@
       <w:pPr>
         <w:pStyle w:val="Heading2"/>
       </w:pPr>
-      <w:bookmarkStart w:id="17" w:name="_Toc241490481"/>
+      <w:bookmarkStart w:id="17" w:name="_Toc241491902"/>
       <w:r>
         <w:t>6.3 Pre-Interview Profile (PROIT) and its review screen</w:t>
       </w:r>
@@ -18451,7 +18451,7 @@
       <w:pPr>
         <w:pStyle w:val="Heading2"/>
       </w:pPr>
-      <w:bookmarkStart w:id="18" w:name="_Toc241490482"/>
+      <w:bookmarkStart w:id="18" w:name="_Toc241491903"/>
       <w:r>
         <w:t>6.4 Interview sheet (verifying a locked profile)</w:t>
       </w:r>
@@ -19709,7 +19709,7 @@
       <w:pPr>
         <w:pStyle w:val="Heading2"/>
       </w:pPr>
-      <w:bookmarkStart w:id="19" w:name="_Toc241490483"/>
+      <w:bookmarkStart w:id="19" w:name="_Toc241491904"/>
       <w:r>
         <w:t>6.5 Register Organisation</w:t>
       </w:r>
@@ -20432,7 +20432,7 @@
       <w:pPr>
         <w:pStyle w:val="Heading2"/>
       </w:pPr>
-      <w:bookmarkStart w:id="20" w:name="_Toc241490484"/>
+      <w:bookmarkStart w:id="20" w:name="_Toc241491905"/>
       <w:r>
         <w:t>6.6 Appointment Queue</w:t>
       </w:r>
@@ -21053,7 +21053,7 @@
       <w:pPr>
         <w:pStyle w:val="Heading2"/>
       </w:pPr>
-      <w:bookmarkStart w:id="21" w:name="_Toc241490485"/>
+      <w:bookmarkStart w:id="21" w:name="_Toc241491906"/>
       <w:r>
         <w:t>6.7 Follow-ups due</w:t>
       </w:r>
@@ -21566,7 +21566,7 @@
       <w:pPr>
         <w:pStyle w:val="Heading2"/>
       </w:pPr>
-      <w:bookmarkStart w:id="22" w:name="_Toc241490486"/>
+      <w:bookmarkStart w:id="22" w:name="_Toc241491907"/>
       <w:r>
         <w:t>6.8 Reserve Activation</w:t>
       </w:r>
@@ -22188,7 +22188,7 @@
         <w:pStyle w:val="Heading1"/>
         <w:pageBreakBefore/>
       </w:pPr>
-      <w:bookmarkStart w:id="23" w:name="_Toc241490487"/>
+      <w:bookmarkStart w:id="23" w:name="_Toc241491908"/>
       <w:r>
         <w:lastRenderedPageBreak/>
         <w:t>7. Quality checking</w:t>
@@ -22199,7 +22199,7 @@
       <w:pPr>
         <w:pStyle w:val="Heading2"/>
       </w:pPr>
-      <w:bookmarkStart w:id="24" w:name="_Toc241490488"/>
+      <w:bookmarkStart w:id="24" w:name="_Toc241491909"/>
       <w:r>
         <w:t>7.1 QA Queue (with the KoboToolbox sync panel)</w:t>
       </w:r>
@@ -22922,7 +22922,7 @@
       <w:pPr>
         <w:pStyle w:val="Heading2"/>
       </w:pPr>
-      <w:bookmarkStart w:id="25" w:name="_Toc241490489"/>
+      <w:bookmarkStart w:id="25" w:name="_Toc241491910"/>
       <w:r>
         <w:t>7.2 QA Exceptions</w:t>
       </w:r>
@@ -23754,7 +23754,7 @@
         <w:pStyle w:val="Heading1"/>
         <w:pageBreakBefore/>
       </w:pPr>
-      <w:bookmarkStart w:id="26" w:name="_Toc241490490"/>
+      <w:bookmarkStart w:id="26" w:name="_Toc241491911"/>
       <w:r>
         <w:lastRenderedPageBreak/>
         <w:t>8. Key Informant Interviews</w:t>
@@ -23765,7 +23765,7 @@
       <w:pPr>
         <w:pStyle w:val="Heading2"/>
       </w:pPr>
-      <w:bookmarkStart w:id="27" w:name="_Toc241490491"/>
+      <w:bookmarkStart w:id="27" w:name="_Toc241491912"/>
       <w:r>
         <w:t>8.1 KII Register</w:t>
       </w:r>
@@ -24385,7 +24385,7 @@
       <w:pPr>
         <w:pStyle w:val="Heading2"/>
       </w:pPr>
-      <w:bookmarkStart w:id="28" w:name="_Toc241490492"/>
+      <w:bookmarkStart w:id="28" w:name="_Toc241491913"/>
       <w:r>
         <w:t>8.2 New KII Record</w:t>
       </w:r>
@@ -24795,7 +24795,7 @@
       <w:pPr>
         <w:pStyle w:val="Heading2"/>
       </w:pPr>
-      <w:bookmarkStart w:id="29" w:name="_Toc241490493"/>
+      <w:bookmarkStart w:id="29" w:name="_Toc241491914"/>
       <w:r>
         <w:t>8.3 KII record</w:t>
       </w:r>
@@ -25837,7 +25837,7 @@
         <w:pStyle w:val="Heading1"/>
         <w:pageBreakBefore/>
       </w:pPr>
-      <w:bookmarkStart w:id="30" w:name="_Toc241490494"/>
+      <w:bookmarkStart w:id="30" w:name="_Toc241491915"/>
       <w:r>
         <w:lastRenderedPageBreak/>
         <w:t>9. Documentary evidence</w:t>
@@ -25848,7 +25848,7 @@
       <w:pPr>
         <w:pStyle w:val="Heading2"/>
       </w:pPr>
-      <w:bookmarkStart w:id="31" w:name="_Toc241490495"/>
+      <w:bookmarkStart w:id="31" w:name="_Toc241491916"/>
       <w:r>
         <w:t>9.1 Documents (the corpus)</w:t>
       </w:r>
@@ -26468,7 +26468,7 @@
       <w:pPr>
         <w:pStyle w:val="Heading2"/>
       </w:pPr>
-      <w:bookmarkStart w:id="32" w:name="_Toc241490496"/>
+      <w:bookmarkStart w:id="32" w:name="_Toc241491917"/>
       <w:r>
         <w:t>9.2 New Documentary Evidence Record</w:t>
       </w:r>
@@ -27299,7 +27299,7 @@
       <w:pPr>
         <w:pStyle w:val="Heading2"/>
       </w:pPr>
-      <w:bookmarkStart w:id="33" w:name="_Toc241490497"/>
+      <w:bookmarkStart w:id="33" w:name="_Toc241491918"/>
       <w:r>
         <w:t>9.3 Document record</w:t>
       </w:r>
@@ -28653,7 +28653,7 @@
       <w:pPr>
         <w:pStyle w:val="Heading2"/>
       </w:pPr>
-      <w:bookmarkStart w:id="34" w:name="_Toc241490498"/>
+      <w:bookmarkStart w:id="34" w:name="_Toc241491919"/>
       <w:r>
         <w:t>9.4 Auto-fill review screen</w:t>
       </w:r>
@@ -29695,7 +29695,7 @@
         <w:pStyle w:val="Heading1"/>
         <w:pageBreakBefore/>
       </w:pPr>
-      <w:bookmarkStart w:id="35" w:name="_Toc241490499"/>
+      <w:bookmarkStart w:id="35" w:name="_Toc241491920"/>
       <w:r>
         <w:lastRenderedPageBreak/>
         <w:t>10. Completed forms and exports</w:t>
@@ -29706,7 +29706,7 @@
       <w:pPr>
         <w:pStyle w:val="Heading2"/>
       </w:pPr>
-      <w:bookmarkStart w:id="36" w:name="_Toc241490500"/>
+      <w:bookmarkStart w:id="36" w:name="_Toc241491921"/>
       <w:r>
         <w:t>10.1 Completed forms (Form PDFs)</w:t>
       </w:r>
@@ -30972,7 +30972,7 @@
         <w:pStyle w:val="Heading1"/>
         <w:pageBreakBefore/>
       </w:pPr>
-      <w:bookmarkStart w:id="37" w:name="_Toc241490501"/>
+      <w:bookmarkStart w:id="37" w:name="_Toc241491922"/>
       <w:r>
         <w:lastRenderedPageBreak/>
         <w:t>11. Study administration</w:t>
@@ -30983,7 +30983,7 @@
       <w:pPr>
         <w:pStyle w:val="Heading2"/>
       </w:pPr>
-      <w:bookmarkStart w:id="38" w:name="_Toc241490502"/>
+      <w:bookmarkStart w:id="38" w:name="_Toc241491923"/>
       <w:r>
         <w:t>11.1 Cost Dashboard</w:t>
       </w:r>
@@ -31393,7 +31393,7 @@
       <w:pPr>
         <w:pStyle w:val="Heading2"/>
       </w:pPr>
-      <w:bookmarkStart w:id="39" w:name="_Toc241490503"/>
+      <w:bookmarkStart w:id="39" w:name="_Toc241491924"/>
       <w:r>
         <w:t>11.2 Audit Log</w:t>
       </w:r>
@@ -31803,7 +31803,7 @@
       <w:pPr>
         <w:pStyle w:val="Heading2"/>
       </w:pPr>
-      <w:bookmarkStart w:id="40" w:name="_Toc241490504"/>
+      <w:bookmarkStart w:id="40" w:name="_Toc241491925"/>
       <w:r>
         <w:t>11.3 Export</w:t>
       </w:r>
@@ -32468,7 +32468,7 @@
         <w:sz w:val="16"/>
         <w:szCs w:val="16"/>
       </w:rPr>
-      <w:t>Version 1.11 · 28 September 2026</w:t>
+      <w:t>Version 1.12 · 28 September 2026</w:t>
     </w:r>
     <w:r>
       <w:rPr>
@@ -32641,10 +32641,68 @@
 <file path=word/numbering.xml><?xml version="1.0" encoding="utf-8"?>
 <w:numbering xmlns:wpc="http://schemas.microsoft.com/office/word/2010/wordprocessingCanvas" xmlns:cx="http://schemas.microsoft.com/office/drawing/2014/chartex" xmlns:cx1="http://schemas.microsoft.com/office/drawing/2015/9/8/chartex" xmlns:cx2="http://schemas.microsoft.com/office/drawing/2015/10/21/chartex" xmlns:cx3="http://schemas.microsoft.com/office/drawing/2016/5/9/chartex" xmlns:cx4="http://schemas.microsoft.com/office/drawing/2016/5/10/chartex" xmlns:cx5="http://schemas.microsoft.com/office/drawing/2016/5/11/chartex" xmlns:cx6="http://schemas.microsoft.com/office/drawing/2016/5/12/chartex" xmlns:cx7="http://schemas.microsoft.com/office/drawing/2016/5/13/chartex" xmlns:cx8="http://schemas.microsoft.com/office/drawing/2016/5/14/chartex" xmlns:mc="http://schemas.openxmlformats.org/markup-compatibility/2006" xmlns:aink="http://schemas.microsoft.com/office/drawing/2016/ink" xmlns:am3d="http://schemas.microsoft.com/office/drawing/2017/model3d" xmlns:o="urn:schemas-microsoft-com:office:office" xmlns:oel="http://schemas.microsoft.com/office/2019/extlst" xmlns:r="http://schemas.openxmlformats.org/officeDocument/2006/relationships" xmlns:m="http://schemas.openxmlformats.org/officeDocument/2006/math" xmlns:v="urn:schemas-microsoft-com:vml" xmlns:wp14="http://schemas.microsoft.com/office/word/2010/wordprocessingDrawing" xmlns:wp="http://schemas.openxmlformats.org/drawingml/2006/wordprocessingDrawing" xmlns:w10="urn:schemas-microsoft-com:office:word" xmlns:w="http://schemas.openxmlformats.org/wordprocessingml/2006/main" xmlns:w14="http://schemas.microsoft.com/office/word/2010/wordml" xmlns:w15="http://schemas.microsoft.com/office/word/2012/wordml" xmlns:w16cex="http://schemas.microsoft.com/office/word/2018/wordml/cex" xmlns:w16cid="http://schemas.microsoft.com/office/word/2016/wordml/cid" xmlns:w16="http://schemas.microsoft.com/office/word/2018/wordml" xmlns:w16sdtdh="http://schemas.microsoft.com/office/word/2020/wordml/sdtdatahash" xmlns:w16se="http://schemas.microsoft.com/office/word/2015/wordml/symex" xmlns:wpg="http://schemas.microsoft.com/office/word/2010/wordprocessingGroup" xmlns:wpi="http://schemas.microsoft.com/office/word/2010/wordprocessingInk" xmlns:wne="http://schemas.microsoft.com/office/word/2006/wordml" xmlns:wps="http://schemas.microsoft.com/office/word/2010/wordprocessingShape" mc:Ignorable="w14 w15 w16se w16cid w16 w16cex w16sdtdh wp14">
   <w:abstractNum w:abstractNumId="0" w15:restartNumberingAfterBreak="0">
-    <w:nsid w:val="2746587D"/>
+    <w:nsid w:val="55834ADC"/>
     <w:multiLevelType w:val="hybridMultilevel"/>
-    <w:tmpl w:val="0F105CF6"/>
-    <w:lvl w:ilvl="0" w:tplc="AADAF546">
+    <w:tmpl w:val="373C8562"/>
+    <w:lvl w:ilvl="0" w:tplc="7B68E822">
+      <w:start w:val="1"/>
+      <w:numFmt w:val="bullet"/>
+      <w:lvlText w:val="•"/>
+      <w:lvlJc w:val="left"/>
+      <w:pPr>
+        <w:ind w:left="460" w:hanging="280"/>
+      </w:pPr>
+    </w:lvl>
+    <w:lvl w:ilvl="1" w:tplc="E3584B82">
+      <w:start w:val="1"/>
+      <w:numFmt w:val="bullet"/>
+      <w:lvlText w:val="–"/>
+      <w:lvlJc w:val="left"/>
+      <w:pPr>
+        <w:ind w:left="900" w:hanging="280"/>
+      </w:pPr>
+    </w:lvl>
+    <w:lvl w:ilvl="2" w:tplc="340E79BE">
+      <w:numFmt w:val="decimal"/>
+      <w:lvlText w:val=""/>
+      <w:lvlJc w:val="left"/>
+    </w:lvl>
+    <w:lvl w:ilvl="3" w:tplc="0D66574C">
+      <w:numFmt w:val="decimal"/>
+      <w:lvlText w:val=""/>
+      <w:lvlJc w:val="left"/>
+    </w:lvl>
+    <w:lvl w:ilvl="4" w:tplc="77DEE85C">
+      <w:numFmt w:val="decimal"/>
+      <w:lvlText w:val=""/>
+      <w:lvlJc w:val="left"/>
+    </w:lvl>
+    <w:lvl w:ilvl="5" w:tplc="ACACE8F2">
+      <w:numFmt w:val="decimal"/>
+      <w:lvlText w:val=""/>
+      <w:lvlJc w:val="left"/>
+    </w:lvl>
+    <w:lvl w:ilvl="6" w:tplc="51CA2AC2">
+      <w:numFmt w:val="decimal"/>
+      <w:lvlText w:val=""/>
+      <w:lvlJc w:val="left"/>
+    </w:lvl>
+    <w:lvl w:ilvl="7" w:tplc="D7AEEB54">
+      <w:numFmt w:val="decimal"/>
+      <w:lvlText w:val=""/>
+      <w:lvlJc w:val="left"/>
+    </w:lvl>
+    <w:lvl w:ilvl="8" w:tplc="B9C07EB2">
+      <w:numFmt w:val="decimal"/>
+      <w:lvlText w:val=""/>
+      <w:lvlJc w:val="left"/>
+    </w:lvl>
+  </w:abstractNum>
+  <w:abstractNum w:abstractNumId="1" w15:restartNumberingAfterBreak="0">
+    <w:nsid w:val="7C1047C2"/>
+    <w:multiLevelType w:val="hybridMultilevel"/>
+    <w:tmpl w:val="6506F74A"/>
+    <w:lvl w:ilvl="0" w:tplc="7A8CA814">
       <w:start w:val="1"/>
       <w:numFmt w:val="bullet"/>
       <w:lvlText w:val="●"/>
@@ -32653,7 +32711,7 @@
         <w:ind w:left="720" w:hanging="360"/>
       </w:pPr>
     </w:lvl>
-    <w:lvl w:ilvl="1" w:tplc="2CB80B2A">
+    <w:lvl w:ilvl="1" w:tplc="8C9842F2">
       <w:start w:val="1"/>
       <w:numFmt w:val="bullet"/>
       <w:lvlText w:val="○"/>
@@ -32662,7 +32720,7 @@
         <w:ind w:left="1440" w:hanging="360"/>
       </w:pPr>
     </w:lvl>
-    <w:lvl w:ilvl="2" w:tplc="990615F0">
+    <w:lvl w:ilvl="2" w:tplc="8A822B90">
       <w:start w:val="1"/>
       <w:numFmt w:val="bullet"/>
       <w:lvlText w:val="■"/>
@@ -32671,7 +32729,7 @@
         <w:ind w:left="2160" w:hanging="360"/>
       </w:pPr>
     </w:lvl>
-    <w:lvl w:ilvl="3" w:tplc="F52063CE">
+    <w:lvl w:ilvl="3" w:tplc="9864D6F8">
       <w:start w:val="1"/>
       <w:numFmt w:val="bullet"/>
       <w:lvlText w:val="●"/>
@@ -32680,7 +32738,7 @@
         <w:ind w:left="2880" w:hanging="360"/>
       </w:pPr>
     </w:lvl>
-    <w:lvl w:ilvl="4" w:tplc="75E67C44">
+    <w:lvl w:ilvl="4" w:tplc="9BB88DCA">
       <w:start w:val="1"/>
       <w:numFmt w:val="bullet"/>
       <w:lvlText w:val="○"/>
@@ -32689,7 +32747,7 @@
         <w:ind w:left="3600" w:hanging="360"/>
       </w:pPr>
     </w:lvl>
-    <w:lvl w:ilvl="5" w:tplc="A7ECB252">
+    <w:lvl w:ilvl="5" w:tplc="02CA5714">
       <w:start w:val="1"/>
       <w:numFmt w:val="bullet"/>
       <w:lvlText w:val="■"/>
@@ -32698,7 +32756,7 @@
         <w:ind w:left="4320" w:hanging="360"/>
       </w:pPr>
     </w:lvl>
-    <w:lvl w:ilvl="6" w:tplc="87B2249C">
+    <w:lvl w:ilvl="6" w:tplc="367A58B8">
       <w:start w:val="1"/>
       <w:numFmt w:val="bullet"/>
       <w:lvlText w:val="●"/>
@@ -32707,7 +32765,7 @@
         <w:ind w:left="5040" w:hanging="360"/>
       </w:pPr>
     </w:lvl>
-    <w:lvl w:ilvl="7" w:tplc="C5E0B002">
+    <w:lvl w:ilvl="7" w:tplc="E0FA578E">
       <w:start w:val="1"/>
       <w:numFmt w:val="bullet"/>
       <w:lvlText w:val="●"/>
@@ -32716,7 +32774,7 @@
         <w:ind w:left="5760" w:hanging="360"/>
       </w:pPr>
     </w:lvl>
-    <w:lvl w:ilvl="8" w:tplc="B9186BD0">
+    <w:lvl w:ilvl="8" w:tplc="68840EAE">
       <w:start w:val="1"/>
       <w:numFmt w:val="bullet"/>
       <w:lvlText w:val="●"/>
@@ -32726,72 +32784,14 @@
       </w:pPr>
     </w:lvl>
   </w:abstractNum>
-  <w:abstractNum w:abstractNumId="1" w15:restartNumberingAfterBreak="0">
-    <w:nsid w:val="5EA233D9"/>
-    <w:multiLevelType w:val="hybridMultilevel"/>
-    <w:tmpl w:val="8F3C8BFC"/>
-    <w:lvl w:ilvl="0" w:tplc="D8640500">
-      <w:start w:val="1"/>
-      <w:numFmt w:val="bullet"/>
-      <w:lvlText w:val="•"/>
-      <w:lvlJc w:val="left"/>
-      <w:pPr>
-        <w:ind w:left="460" w:hanging="280"/>
-      </w:pPr>
-    </w:lvl>
-    <w:lvl w:ilvl="1" w:tplc="540816C0">
-      <w:start w:val="1"/>
-      <w:numFmt w:val="bullet"/>
-      <w:lvlText w:val="–"/>
-      <w:lvlJc w:val="left"/>
-      <w:pPr>
-        <w:ind w:left="900" w:hanging="280"/>
-      </w:pPr>
-    </w:lvl>
-    <w:lvl w:ilvl="2" w:tplc="3710E062">
-      <w:numFmt w:val="decimal"/>
-      <w:lvlText w:val=""/>
-      <w:lvlJc w:val="left"/>
-    </w:lvl>
-    <w:lvl w:ilvl="3" w:tplc="9ED4A22A">
-      <w:numFmt w:val="decimal"/>
-      <w:lvlText w:val=""/>
-      <w:lvlJc w:val="left"/>
-    </w:lvl>
-    <w:lvl w:ilvl="4" w:tplc="B1521CD6">
-      <w:numFmt w:val="decimal"/>
-      <w:lvlText w:val=""/>
-      <w:lvlJc w:val="left"/>
-    </w:lvl>
-    <w:lvl w:ilvl="5" w:tplc="8BDA96F8">
-      <w:numFmt w:val="decimal"/>
-      <w:lvlText w:val=""/>
-      <w:lvlJc w:val="left"/>
-    </w:lvl>
-    <w:lvl w:ilvl="6" w:tplc="199A7316">
-      <w:numFmt w:val="decimal"/>
-      <w:lvlText w:val=""/>
-      <w:lvlJc w:val="left"/>
-    </w:lvl>
-    <w:lvl w:ilvl="7" w:tplc="87E4CD84">
-      <w:numFmt w:val="decimal"/>
-      <w:lvlText w:val=""/>
-      <w:lvlJc w:val="left"/>
-    </w:lvl>
-    <w:lvl w:ilvl="8" w:tplc="FCB41776">
-      <w:numFmt w:val="decimal"/>
-      <w:lvlText w:val=""/>
-      <w:lvlJc w:val="left"/>
-    </w:lvl>
-  </w:abstractNum>
-  <w:num w:numId="1" w16cid:durableId="1777022272">
-    <w:abstractNumId w:val="0"/>
+  <w:num w:numId="1" w16cid:durableId="1434475431">
+    <w:abstractNumId w:val="1"/>
     <w:lvlOverride w:ilvl="0">
       <w:startOverride w:val="1"/>
     </w:lvlOverride>
   </w:num>
-  <w:num w:numId="2" w16cid:durableId="1134904703">
-    <w:abstractNumId w:val="1"/>
+  <w:num w:numId="2" w16cid:durableId="1813521617">
+    <w:abstractNumId w:val="0"/>
     <w:lvlOverride w:ilvl="0">
       <w:startOverride w:val="1"/>
     </w:lvlOverride>
@@ -33416,7 +33416,7 @@
     <w:autoRedefine/>
     <w:uiPriority w:val="39"/>
     <w:unhideWhenUsed/>
-    <w:rsid w:val="004E2359"/>
+    <w:rsid w:val="00103ADA"/>
     <w:pPr>
       <w:spacing w:after="100"/>
     </w:pPr>
@@ -33428,7 +33428,7 @@
     <w:autoRedefine/>
     <w:uiPriority w:val="39"/>
     <w:unhideWhenUsed/>
-    <w:rsid w:val="004E2359"/>
+    <w:rsid w:val="00103ADA"/>
     <w:pPr>
       <w:spacing w:after="100"/>
       <w:ind w:left="210"/>

--- a/docs/manuals/ABF-FST_Screen_and_Button_Reference.docx
+++ b/docs/manuals/ABF-FST_Screen_and_Button_Reference.docx
@@ -469,7 +469,7 @@
                 <w:sz w:val="19"/>
                 <w:szCs w:val="19"/>
               </w:rPr>
-              <w:t>Version 1.12 · 28 September 2026</w:t>
+              <w:t>Version 1.13 · 1 October 2026</w:t>
             </w:r>
           </w:p>
         </w:tc>
@@ -538,7 +538,7 @@
     <w:sdt>
       <w:sdtPr>
         <w:alias w:val="Contents"/>
-        <w:id w:val="1940943072"/>
+        <w:id w:val="930169756"/>
       </w:sdtPr>
       <w:sdtEndPr/>
       <w:sdtContent>
@@ -567,7 +567,7 @@
           <w:r>
             <w:fldChar w:fldCharType="separate"/>
           </w:r>
-          <w:hyperlink w:anchor="_Toc241491885" w:history="1">
+          <w:hyperlink w:anchor="_Toc241726267" w:history="1">
             <w:r>
               <w:rPr>
                 <w:rStyle w:val="Hyperlink"/>
@@ -591,7 +591,7 @@
               <w:rPr>
                 <w:noProof/>
               </w:rPr>
-              <w:instrText xml:space="preserve"> PAGEREF _Toc241491885 \h </w:instrText>
+              <w:instrText xml:space="preserve"> PAGEREF _Toc241726267 \h </w:instrText>
             </w:r>
             <w:r>
               <w:rPr>
@@ -634,7 +634,7 @@
               <w14:ligatures w14:val="standardContextual"/>
             </w:rPr>
           </w:pPr>
-          <w:hyperlink w:anchor="_Toc241491886" w:history="1">
+          <w:hyperlink w:anchor="_Toc241726268" w:history="1">
             <w:r>
               <w:rPr>
                 <w:rStyle w:val="Hyperlink"/>
@@ -658,7 +658,7 @@
               <w:rPr>
                 <w:noProof/>
               </w:rPr>
-              <w:instrText xml:space="preserve"> PAGEREF _Toc241491886 \h </w:instrText>
+              <w:instrText xml:space="preserve"> PAGEREF _Toc241726268 \h </w:instrText>
             </w:r>
             <w:r>
               <w:rPr>
@@ -701,7 +701,7 @@
               <w14:ligatures w14:val="standardContextual"/>
             </w:rPr>
           </w:pPr>
-          <w:hyperlink w:anchor="_Toc241491887" w:history="1">
+          <w:hyperlink w:anchor="_Toc241726269" w:history="1">
             <w:r>
               <w:rPr>
                 <w:rStyle w:val="Hyperlink"/>
@@ -725,7 +725,7 @@
               <w:rPr>
                 <w:noProof/>
               </w:rPr>
-              <w:instrText xml:space="preserve"> PAGEREF _Toc241491887 \h </w:instrText>
+              <w:instrText xml:space="preserve"> PAGEREF _Toc241726269 \h </w:instrText>
             </w:r>
             <w:r>
               <w:rPr>
@@ -768,7 +768,7 @@
               <w14:ligatures w14:val="standardContextual"/>
             </w:rPr>
           </w:pPr>
-          <w:hyperlink w:anchor="_Toc241491888" w:history="1">
+          <w:hyperlink w:anchor="_Toc241726270" w:history="1">
             <w:r>
               <w:rPr>
                 <w:rStyle w:val="Hyperlink"/>
@@ -792,7 +792,7 @@
               <w:rPr>
                 <w:noProof/>
               </w:rPr>
-              <w:instrText xml:space="preserve"> PAGEREF _Toc241491888 \h </w:instrText>
+              <w:instrText xml:space="preserve"> PAGEREF _Toc241726270 \h </w:instrText>
             </w:r>
             <w:r>
               <w:rPr>
@@ -835,7 +835,7 @@
               <w14:ligatures w14:val="standardContextual"/>
             </w:rPr>
           </w:pPr>
-          <w:hyperlink w:anchor="_Toc241491889" w:history="1">
+          <w:hyperlink w:anchor="_Toc241726271" w:history="1">
             <w:r>
               <w:rPr>
                 <w:rStyle w:val="Hyperlink"/>
@@ -859,7 +859,7 @@
               <w:rPr>
                 <w:noProof/>
               </w:rPr>
-              <w:instrText xml:space="preserve"> PAGEREF _Toc241491889 \h </w:instrText>
+              <w:instrText xml:space="preserve"> PAGEREF _Toc241726271 \h </w:instrText>
             </w:r>
             <w:r>
               <w:rPr>
@@ -902,7 +902,7 @@
               <w14:ligatures w14:val="standardContextual"/>
             </w:rPr>
           </w:pPr>
-          <w:hyperlink w:anchor="_Toc241491890" w:history="1">
+          <w:hyperlink w:anchor="_Toc241726272" w:history="1">
             <w:r>
               <w:rPr>
                 <w:rStyle w:val="Hyperlink"/>
@@ -926,7 +926,7 @@
               <w:rPr>
                 <w:noProof/>
               </w:rPr>
-              <w:instrText xml:space="preserve"> PAGEREF _Toc241491890 \h </w:instrText>
+              <w:instrText xml:space="preserve"> PAGEREF _Toc241726272 \h </w:instrText>
             </w:r>
             <w:r>
               <w:rPr>
@@ -969,7 +969,7 @@
               <w14:ligatures w14:val="standardContextual"/>
             </w:rPr>
           </w:pPr>
-          <w:hyperlink w:anchor="_Toc241491891" w:history="1">
+          <w:hyperlink w:anchor="_Toc241726273" w:history="1">
             <w:r>
               <w:rPr>
                 <w:rStyle w:val="Hyperlink"/>
@@ -993,7 +993,7 @@
               <w:rPr>
                 <w:noProof/>
               </w:rPr>
-              <w:instrText xml:space="preserve"> PAGEREF _Toc241491891 \h </w:instrText>
+              <w:instrText xml:space="preserve"> PAGEREF _Toc241726273 \h </w:instrText>
             </w:r>
             <w:r>
               <w:rPr>
@@ -1036,7 +1036,7 @@
               <w14:ligatures w14:val="standardContextual"/>
             </w:rPr>
           </w:pPr>
-          <w:hyperlink w:anchor="_Toc241491892" w:history="1">
+          <w:hyperlink w:anchor="_Toc241726274" w:history="1">
             <w:r>
               <w:rPr>
                 <w:rStyle w:val="Hyperlink"/>
@@ -1060,7 +1060,7 @@
               <w:rPr>
                 <w:noProof/>
               </w:rPr>
-              <w:instrText xml:space="preserve"> PAGEREF _Toc241491892 \h </w:instrText>
+              <w:instrText xml:space="preserve"> PAGEREF _Toc241726274 \h </w:instrText>
             </w:r>
             <w:r>
               <w:rPr>
@@ -1103,7 +1103,7 @@
               <w14:ligatures w14:val="standardContextual"/>
             </w:rPr>
           </w:pPr>
-          <w:hyperlink w:anchor="_Toc241491893" w:history="1">
+          <w:hyperlink w:anchor="_Toc241726275" w:history="1">
             <w:r>
               <w:rPr>
                 <w:rStyle w:val="Hyperlink"/>
@@ -1127,7 +1127,7 @@
               <w:rPr>
                 <w:noProof/>
               </w:rPr>
-              <w:instrText xml:space="preserve"> PAGEREF _Toc241491893 \h </w:instrText>
+              <w:instrText xml:space="preserve"> PAGEREF _Toc241726275 \h </w:instrText>
             </w:r>
             <w:r>
               <w:rPr>
@@ -1170,7 +1170,7 @@
               <w14:ligatures w14:val="standardContextual"/>
             </w:rPr>
           </w:pPr>
-          <w:hyperlink w:anchor="_Toc241491894" w:history="1">
+          <w:hyperlink w:anchor="_Toc241726276" w:history="1">
             <w:r>
               <w:rPr>
                 <w:rStyle w:val="Hyperlink"/>
@@ -1194,7 +1194,7 @@
               <w:rPr>
                 <w:noProof/>
               </w:rPr>
-              <w:instrText xml:space="preserve"> PAGEREF _Toc241491894 \h </w:instrText>
+              <w:instrText xml:space="preserve"> PAGEREF _Toc241726276 \h </w:instrText>
             </w:r>
             <w:r>
               <w:rPr>
@@ -1237,7 +1237,7 @@
               <w14:ligatures w14:val="standardContextual"/>
             </w:rPr>
           </w:pPr>
-          <w:hyperlink w:anchor="_Toc241491895" w:history="1">
+          <w:hyperlink w:anchor="_Toc241726277" w:history="1">
             <w:r>
               <w:rPr>
                 <w:rStyle w:val="Hyperlink"/>
@@ -1261,7 +1261,7 @@
               <w:rPr>
                 <w:noProof/>
               </w:rPr>
-              <w:instrText xml:space="preserve"> PAGEREF _Toc241491895 \h </w:instrText>
+              <w:instrText xml:space="preserve"> PAGEREF _Toc241726277 \h </w:instrText>
             </w:r>
             <w:r>
               <w:rPr>
@@ -1304,7 +1304,7 @@
               <w14:ligatures w14:val="standardContextual"/>
             </w:rPr>
           </w:pPr>
-          <w:hyperlink w:anchor="_Toc241491896" w:history="1">
+          <w:hyperlink w:anchor="_Toc241726278" w:history="1">
             <w:r>
               <w:rPr>
                 <w:rStyle w:val="Hyperlink"/>
@@ -1328,7 +1328,7 @@
               <w:rPr>
                 <w:noProof/>
               </w:rPr>
-              <w:instrText xml:space="preserve"> PAGEREF _Toc241491896 \h </w:instrText>
+              <w:instrText xml:space="preserve"> PAGEREF _Toc241726278 \h </w:instrText>
             </w:r>
             <w:r>
               <w:rPr>
@@ -1371,7 +1371,7 @@
               <w14:ligatures w14:val="standardContextual"/>
             </w:rPr>
           </w:pPr>
-          <w:hyperlink w:anchor="_Toc241491897" w:history="1">
+          <w:hyperlink w:anchor="_Toc241726279" w:history="1">
             <w:r>
               <w:rPr>
                 <w:rStyle w:val="Hyperlink"/>
@@ -1395,7 +1395,7 @@
               <w:rPr>
                 <w:noProof/>
               </w:rPr>
-              <w:instrText xml:space="preserve"> PAGEREF _Toc241491897 \h </w:instrText>
+              <w:instrText xml:space="preserve"> PAGEREF _Toc241726279 \h </w:instrText>
             </w:r>
             <w:r>
               <w:rPr>
@@ -1438,7 +1438,7 @@
               <w14:ligatures w14:val="standardContextual"/>
             </w:rPr>
           </w:pPr>
-          <w:hyperlink w:anchor="_Toc241491898" w:history="1">
+          <w:hyperlink w:anchor="_Toc241726280" w:history="1">
             <w:r>
               <w:rPr>
                 <w:rStyle w:val="Hyperlink"/>
@@ -1462,7 +1462,7 @@
               <w:rPr>
                 <w:noProof/>
               </w:rPr>
-              <w:instrText xml:space="preserve"> PAGEREF _Toc241491898 \h </w:instrText>
+              <w:instrText xml:space="preserve"> PAGEREF _Toc241726280 \h </w:instrText>
             </w:r>
             <w:r>
               <w:rPr>
@@ -1505,7 +1505,7 @@
               <w14:ligatures w14:val="standardContextual"/>
             </w:rPr>
           </w:pPr>
-          <w:hyperlink w:anchor="_Toc241491899" w:history="1">
+          <w:hyperlink w:anchor="_Toc241726281" w:history="1">
             <w:r>
               <w:rPr>
                 <w:rStyle w:val="Hyperlink"/>
@@ -1529,7 +1529,7 @@
               <w:rPr>
                 <w:noProof/>
               </w:rPr>
-              <w:instrText xml:space="preserve"> PAGEREF _Toc241491899 \h </w:instrText>
+              <w:instrText xml:space="preserve"> PAGEREF _Toc241726281 \h </w:instrText>
             </w:r>
             <w:r>
               <w:rPr>
@@ -1572,7 +1572,7 @@
               <w14:ligatures w14:val="standardContextual"/>
             </w:rPr>
           </w:pPr>
-          <w:hyperlink w:anchor="_Toc241491900" w:history="1">
+          <w:hyperlink w:anchor="_Toc241726282" w:history="1">
             <w:r>
               <w:rPr>
                 <w:rStyle w:val="Hyperlink"/>
@@ -1596,7 +1596,7 @@
               <w:rPr>
                 <w:noProof/>
               </w:rPr>
-              <w:instrText xml:space="preserve"> PAGEREF _Toc241491900 \h </w:instrText>
+              <w:instrText xml:space="preserve"> PAGEREF _Toc241726282 \h </w:instrText>
             </w:r>
             <w:r>
               <w:rPr>
@@ -1639,7 +1639,7 @@
               <w14:ligatures w14:val="standardContextual"/>
             </w:rPr>
           </w:pPr>
-          <w:hyperlink w:anchor="_Toc241491901" w:history="1">
+          <w:hyperlink w:anchor="_Toc241726283" w:history="1">
             <w:r>
               <w:rPr>
                 <w:rStyle w:val="Hyperlink"/>
@@ -1663,7 +1663,7 @@
               <w:rPr>
                 <w:noProof/>
               </w:rPr>
-              <w:instrText xml:space="preserve"> PAGEREF _Toc241491901 \h </w:instrText>
+              <w:instrText xml:space="preserve"> PAGEREF _Toc241726283 \h </w:instrText>
             </w:r>
             <w:r>
               <w:rPr>
@@ -1706,7 +1706,7 @@
               <w14:ligatures w14:val="standardContextual"/>
             </w:rPr>
           </w:pPr>
-          <w:hyperlink w:anchor="_Toc241491902" w:history="1">
+          <w:hyperlink w:anchor="_Toc241726284" w:history="1">
             <w:r>
               <w:rPr>
                 <w:rStyle w:val="Hyperlink"/>
@@ -1730,7 +1730,7 @@
               <w:rPr>
                 <w:noProof/>
               </w:rPr>
-              <w:instrText xml:space="preserve"> PAGEREF _Toc241491902 \h </w:instrText>
+              <w:instrText xml:space="preserve"> PAGEREF _Toc241726284 \h </w:instrText>
             </w:r>
             <w:r>
               <w:rPr>
@@ -1773,7 +1773,7 @@
               <w14:ligatures w14:val="standardContextual"/>
             </w:rPr>
           </w:pPr>
-          <w:hyperlink w:anchor="_Toc241491903" w:history="1">
+          <w:hyperlink w:anchor="_Toc241726285" w:history="1">
             <w:r>
               <w:rPr>
                 <w:rStyle w:val="Hyperlink"/>
@@ -1797,7 +1797,7 @@
               <w:rPr>
                 <w:noProof/>
               </w:rPr>
-              <w:instrText xml:space="preserve"> PAGEREF _Toc241491903 \h </w:instrText>
+              <w:instrText xml:space="preserve"> PAGEREF _Toc241726285 \h </w:instrText>
             </w:r>
             <w:r>
               <w:rPr>
@@ -1840,7 +1840,7 @@
               <w14:ligatures w14:val="standardContextual"/>
             </w:rPr>
           </w:pPr>
-          <w:hyperlink w:anchor="_Toc241491904" w:history="1">
+          <w:hyperlink w:anchor="_Toc241726286" w:history="1">
             <w:r>
               <w:rPr>
                 <w:rStyle w:val="Hyperlink"/>
@@ -1864,7 +1864,7 @@
               <w:rPr>
                 <w:noProof/>
               </w:rPr>
-              <w:instrText xml:space="preserve"> PAGEREF _Toc241491904 \h </w:instrText>
+              <w:instrText xml:space="preserve"> PAGEREF _Toc241726286 \h </w:instrText>
             </w:r>
             <w:r>
               <w:rPr>
@@ -1907,7 +1907,7 @@
               <w14:ligatures w14:val="standardContextual"/>
             </w:rPr>
           </w:pPr>
-          <w:hyperlink w:anchor="_Toc241491905" w:history="1">
+          <w:hyperlink w:anchor="_Toc241726287" w:history="1">
             <w:r>
               <w:rPr>
                 <w:rStyle w:val="Hyperlink"/>
@@ -1931,7 +1931,7 @@
               <w:rPr>
                 <w:noProof/>
               </w:rPr>
-              <w:instrText xml:space="preserve"> PAGEREF _Toc241491905 \h </w:instrText>
+              <w:instrText xml:space="preserve"> PAGEREF _Toc241726287 \h </w:instrText>
             </w:r>
             <w:r>
               <w:rPr>
@@ -1974,7 +1974,7 @@
               <w14:ligatures w14:val="standardContextual"/>
             </w:rPr>
           </w:pPr>
-          <w:hyperlink w:anchor="_Toc241491906" w:history="1">
+          <w:hyperlink w:anchor="_Toc241726288" w:history="1">
             <w:r>
               <w:rPr>
                 <w:rStyle w:val="Hyperlink"/>
@@ -1998,7 +1998,7 @@
               <w:rPr>
                 <w:noProof/>
               </w:rPr>
-              <w:instrText xml:space="preserve"> PAGEREF _Toc241491906 \h </w:instrText>
+              <w:instrText xml:space="preserve"> PAGEREF _Toc241726288 \h </w:instrText>
             </w:r>
             <w:r>
               <w:rPr>
@@ -2041,7 +2041,7 @@
               <w14:ligatures w14:val="standardContextual"/>
             </w:rPr>
           </w:pPr>
-          <w:hyperlink w:anchor="_Toc241491907" w:history="1">
+          <w:hyperlink w:anchor="_Toc241726289" w:history="1">
             <w:r>
               <w:rPr>
                 <w:rStyle w:val="Hyperlink"/>
@@ -2065,7 +2065,7 @@
               <w:rPr>
                 <w:noProof/>
               </w:rPr>
-              <w:instrText xml:space="preserve"> PAGEREF _Toc241491907 \h </w:instrText>
+              <w:instrText xml:space="preserve"> PAGEREF _Toc241726289 \h </w:instrText>
             </w:r>
             <w:r>
               <w:rPr>
@@ -2108,7 +2108,7 @@
               <w14:ligatures w14:val="standardContextual"/>
             </w:rPr>
           </w:pPr>
-          <w:hyperlink w:anchor="_Toc241491908" w:history="1">
+          <w:hyperlink w:anchor="_Toc241726290" w:history="1">
             <w:r>
               <w:rPr>
                 <w:rStyle w:val="Hyperlink"/>
@@ -2132,7 +2132,7 @@
               <w:rPr>
                 <w:noProof/>
               </w:rPr>
-              <w:instrText xml:space="preserve"> PAGEREF _Toc241491908 \h </w:instrText>
+              <w:instrText xml:space="preserve"> PAGEREF _Toc241726290 \h </w:instrText>
             </w:r>
             <w:r>
               <w:rPr>
@@ -2175,7 +2175,7 @@
               <w14:ligatures w14:val="standardContextual"/>
             </w:rPr>
           </w:pPr>
-          <w:hyperlink w:anchor="_Toc241491909" w:history="1">
+          <w:hyperlink w:anchor="_Toc241726291" w:history="1">
             <w:r>
               <w:rPr>
                 <w:rStyle w:val="Hyperlink"/>
@@ -2199,7 +2199,7 @@
               <w:rPr>
                 <w:noProof/>
               </w:rPr>
-              <w:instrText xml:space="preserve"> PAGEREF _Toc241491909 \h </w:instrText>
+              <w:instrText xml:space="preserve"> PAGEREF _Toc241726291 \h </w:instrText>
             </w:r>
             <w:r>
               <w:rPr>
@@ -2242,7 +2242,7 @@
               <w14:ligatures w14:val="standardContextual"/>
             </w:rPr>
           </w:pPr>
-          <w:hyperlink w:anchor="_Toc241491910" w:history="1">
+          <w:hyperlink w:anchor="_Toc241726292" w:history="1">
             <w:r>
               <w:rPr>
                 <w:rStyle w:val="Hyperlink"/>
@@ -2266,7 +2266,7 @@
               <w:rPr>
                 <w:noProof/>
               </w:rPr>
-              <w:instrText xml:space="preserve"> PAGEREF _Toc241491910 \h </w:instrText>
+              <w:instrText xml:space="preserve"> PAGEREF _Toc241726292 \h </w:instrText>
             </w:r>
             <w:r>
               <w:rPr>
@@ -2309,7 +2309,7 @@
               <w14:ligatures w14:val="standardContextual"/>
             </w:rPr>
           </w:pPr>
-          <w:hyperlink w:anchor="_Toc241491911" w:history="1">
+          <w:hyperlink w:anchor="_Toc241726293" w:history="1">
             <w:r>
               <w:rPr>
                 <w:rStyle w:val="Hyperlink"/>
@@ -2333,7 +2333,7 @@
               <w:rPr>
                 <w:noProof/>
               </w:rPr>
-              <w:instrText xml:space="preserve"> PAGEREF _Toc241491911 \h </w:instrText>
+              <w:instrText xml:space="preserve"> PAGEREF _Toc241726293 \h </w:instrText>
             </w:r>
             <w:r>
               <w:rPr>
@@ -2376,7 +2376,7 @@
               <w14:ligatures w14:val="standardContextual"/>
             </w:rPr>
           </w:pPr>
-          <w:hyperlink w:anchor="_Toc241491912" w:history="1">
+          <w:hyperlink w:anchor="_Toc241726294" w:history="1">
             <w:r>
               <w:rPr>
                 <w:rStyle w:val="Hyperlink"/>
@@ -2400,7 +2400,7 @@
               <w:rPr>
                 <w:noProof/>
               </w:rPr>
-              <w:instrText xml:space="preserve"> PAGEREF _Toc241491912 \h </w:instrText>
+              <w:instrText xml:space="preserve"> PAGEREF _Toc241726294 \h </w:instrText>
             </w:r>
             <w:r>
               <w:rPr>
@@ -2443,7 +2443,7 @@
               <w14:ligatures w14:val="standardContextual"/>
             </w:rPr>
           </w:pPr>
-          <w:hyperlink w:anchor="_Toc241491913" w:history="1">
+          <w:hyperlink w:anchor="_Toc241726295" w:history="1">
             <w:r>
               <w:rPr>
                 <w:rStyle w:val="Hyperlink"/>
@@ -2467,7 +2467,7 @@
               <w:rPr>
                 <w:noProof/>
               </w:rPr>
-              <w:instrText xml:space="preserve"> PAGEREF _Toc241491913 \h </w:instrText>
+              <w:instrText xml:space="preserve"> PAGEREF _Toc241726295 \h </w:instrText>
             </w:r>
             <w:r>
               <w:rPr>
@@ -2510,7 +2510,7 @@
               <w14:ligatures w14:val="standardContextual"/>
             </w:rPr>
           </w:pPr>
-          <w:hyperlink w:anchor="_Toc241491914" w:history="1">
+          <w:hyperlink w:anchor="_Toc241726296" w:history="1">
             <w:r>
               <w:rPr>
                 <w:rStyle w:val="Hyperlink"/>
@@ -2534,7 +2534,7 @@
               <w:rPr>
                 <w:noProof/>
               </w:rPr>
-              <w:instrText xml:space="preserve"> PAGEREF _Toc241491914 \h </w:instrText>
+              <w:instrText xml:space="preserve"> PAGEREF _Toc241726296 \h </w:instrText>
             </w:r>
             <w:r>
               <w:rPr>
@@ -2577,7 +2577,7 @@
               <w14:ligatures w14:val="standardContextual"/>
             </w:rPr>
           </w:pPr>
-          <w:hyperlink w:anchor="_Toc241491915" w:history="1">
+          <w:hyperlink w:anchor="_Toc241726297" w:history="1">
             <w:r>
               <w:rPr>
                 <w:rStyle w:val="Hyperlink"/>
@@ -2601,7 +2601,7 @@
               <w:rPr>
                 <w:noProof/>
               </w:rPr>
-              <w:instrText xml:space="preserve"> PAGEREF _Toc241491915 \h </w:instrText>
+              <w:instrText xml:space="preserve"> PAGEREF _Toc241726297 \h </w:instrText>
             </w:r>
             <w:r>
               <w:rPr>
@@ -2644,7 +2644,7 @@
               <w14:ligatures w14:val="standardContextual"/>
             </w:rPr>
           </w:pPr>
-          <w:hyperlink w:anchor="_Toc241491916" w:history="1">
+          <w:hyperlink w:anchor="_Toc241726298" w:history="1">
             <w:r>
               <w:rPr>
                 <w:rStyle w:val="Hyperlink"/>
@@ -2668,7 +2668,7 @@
               <w:rPr>
                 <w:noProof/>
               </w:rPr>
-              <w:instrText xml:space="preserve"> PAGEREF _Toc241491916 \h </w:instrText>
+              <w:instrText xml:space="preserve"> PAGEREF _Toc241726298 \h </w:instrText>
             </w:r>
             <w:r>
               <w:rPr>
@@ -2711,7 +2711,7 @@
               <w14:ligatures w14:val="standardContextual"/>
             </w:rPr>
           </w:pPr>
-          <w:hyperlink w:anchor="_Toc241491917" w:history="1">
+          <w:hyperlink w:anchor="_Toc241726299" w:history="1">
             <w:r>
               <w:rPr>
                 <w:rStyle w:val="Hyperlink"/>
@@ -2735,7 +2735,7 @@
               <w:rPr>
                 <w:noProof/>
               </w:rPr>
-              <w:instrText xml:space="preserve"> PAGEREF _Toc241491917 \h </w:instrText>
+              <w:instrText xml:space="preserve"> PAGEREF _Toc241726299 \h </w:instrText>
             </w:r>
             <w:r>
               <w:rPr>
@@ -2778,7 +2778,7 @@
               <w14:ligatures w14:val="standardContextual"/>
             </w:rPr>
           </w:pPr>
-          <w:hyperlink w:anchor="_Toc241491918" w:history="1">
+          <w:hyperlink w:anchor="_Toc241726300" w:history="1">
             <w:r>
               <w:rPr>
                 <w:rStyle w:val="Hyperlink"/>
@@ -2802,7 +2802,7 @@
               <w:rPr>
                 <w:noProof/>
               </w:rPr>
-              <w:instrText xml:space="preserve"> PAGEREF _Toc241491918 \h </w:instrText>
+              <w:instrText xml:space="preserve"> PAGEREF _Toc241726300 \h </w:instrText>
             </w:r>
             <w:r>
               <w:rPr>
@@ -2845,7 +2845,7 @@
               <w14:ligatures w14:val="standardContextual"/>
             </w:rPr>
           </w:pPr>
-          <w:hyperlink w:anchor="_Toc241491919" w:history="1">
+          <w:hyperlink w:anchor="_Toc241726301" w:history="1">
             <w:r>
               <w:rPr>
                 <w:rStyle w:val="Hyperlink"/>
@@ -2869,7 +2869,7 @@
               <w:rPr>
                 <w:noProof/>
               </w:rPr>
-              <w:instrText xml:space="preserve"> PAGEREF _Toc241491919 \h </w:instrText>
+              <w:instrText xml:space="preserve"> PAGEREF _Toc241726301 \h </w:instrText>
             </w:r>
             <w:r>
               <w:rPr>
@@ -2912,7 +2912,7 @@
               <w14:ligatures w14:val="standardContextual"/>
             </w:rPr>
           </w:pPr>
-          <w:hyperlink w:anchor="_Toc241491920" w:history="1">
+          <w:hyperlink w:anchor="_Toc241726302" w:history="1">
             <w:r>
               <w:rPr>
                 <w:rStyle w:val="Hyperlink"/>
@@ -2936,7 +2936,7 @@
               <w:rPr>
                 <w:noProof/>
               </w:rPr>
-              <w:instrText xml:space="preserve"> PAGEREF _Toc241491920 \h </w:instrText>
+              <w:instrText xml:space="preserve"> PAGEREF _Toc241726302 \h </w:instrText>
             </w:r>
             <w:r>
               <w:rPr>
@@ -2979,7 +2979,7 @@
               <w14:ligatures w14:val="standardContextual"/>
             </w:rPr>
           </w:pPr>
-          <w:hyperlink w:anchor="_Toc241491921" w:history="1">
+          <w:hyperlink w:anchor="_Toc241726303" w:history="1">
             <w:r>
               <w:rPr>
                 <w:rStyle w:val="Hyperlink"/>
@@ -3003,7 +3003,7 @@
               <w:rPr>
                 <w:noProof/>
               </w:rPr>
-              <w:instrText xml:space="preserve"> PAGEREF _Toc241491921 \h </w:instrText>
+              <w:instrText xml:space="preserve"> PAGEREF _Toc241726303 \h </w:instrText>
             </w:r>
             <w:r>
               <w:rPr>
@@ -3046,7 +3046,7 @@
               <w14:ligatures w14:val="standardContextual"/>
             </w:rPr>
           </w:pPr>
-          <w:hyperlink w:anchor="_Toc241491922" w:history="1">
+          <w:hyperlink w:anchor="_Toc241726304" w:history="1">
             <w:r>
               <w:rPr>
                 <w:rStyle w:val="Hyperlink"/>
@@ -3070,7 +3070,7 @@
               <w:rPr>
                 <w:noProof/>
               </w:rPr>
-              <w:instrText xml:space="preserve"> PAGEREF _Toc241491922 \h </w:instrText>
+              <w:instrText xml:space="preserve"> PAGEREF _Toc241726304 \h </w:instrText>
             </w:r>
             <w:r>
               <w:rPr>
@@ -3113,7 +3113,7 @@
               <w14:ligatures w14:val="standardContextual"/>
             </w:rPr>
           </w:pPr>
-          <w:hyperlink w:anchor="_Toc241491923" w:history="1">
+          <w:hyperlink w:anchor="_Toc241726305" w:history="1">
             <w:r>
               <w:rPr>
                 <w:rStyle w:val="Hyperlink"/>
@@ -3137,7 +3137,7 @@
               <w:rPr>
                 <w:noProof/>
               </w:rPr>
-              <w:instrText xml:space="preserve"> PAGEREF _Toc241491923 \h </w:instrText>
+              <w:instrText xml:space="preserve"> PAGEREF _Toc241726305 \h </w:instrText>
             </w:r>
             <w:r>
               <w:rPr>
@@ -3180,7 +3180,7 @@
               <w14:ligatures w14:val="standardContextual"/>
             </w:rPr>
           </w:pPr>
-          <w:hyperlink w:anchor="_Toc241491924" w:history="1">
+          <w:hyperlink w:anchor="_Toc241726306" w:history="1">
             <w:r>
               <w:rPr>
                 <w:rStyle w:val="Hyperlink"/>
@@ -3204,7 +3204,7 @@
               <w:rPr>
                 <w:noProof/>
               </w:rPr>
-              <w:instrText xml:space="preserve"> PAGEREF _Toc241491924 \h </w:instrText>
+              <w:instrText xml:space="preserve"> PAGEREF _Toc241726306 \h </w:instrText>
             </w:r>
             <w:r>
               <w:rPr>
@@ -3247,13 +3247,13 @@
               <w14:ligatures w14:val="standardContextual"/>
             </w:rPr>
           </w:pPr>
-          <w:hyperlink w:anchor="_Toc241491925" w:history="1">
+          <w:hyperlink w:anchor="_Toc241726307" w:history="1">
             <w:r>
               <w:rPr>
                 <w:rStyle w:val="Hyperlink"/>
                 <w:noProof/>
               </w:rPr>
-              <w:t>11.3 Export</w:t>
+              <w:t>11.3 Research Clearance</w:t>
             </w:r>
             <w:r>
               <w:rPr>
@@ -3271,7 +3271,7 @@
               <w:rPr>
                 <w:noProof/>
               </w:rPr>
-              <w:instrText xml:space="preserve"> PAGEREF _Toc241491925 \h </w:instrText>
+              <w:instrText xml:space="preserve"> PAGEREF _Toc241726307 \h </w:instrText>
             </w:r>
             <w:r>
               <w:rPr>
@@ -3289,6 +3289,73 @@
                 <w:noProof/>
               </w:rPr>
               <w:t>31</w:t>
+            </w:r>
+            <w:r>
+              <w:rPr>
+                <w:noProof/>
+              </w:rPr>
+              <w:fldChar w:fldCharType="end"/>
+            </w:r>
+          </w:hyperlink>
+        </w:p>
+        <w:p>
+          <w:pPr>
+            <w:pStyle w:val="TOC2"/>
+            <w:tabs>
+              <w:tab w:val="right" w:leader="dot" w:pos="9402"/>
+            </w:tabs>
+            <w:rPr>
+              <w:rFonts w:asciiTheme="minorHAnsi" w:eastAsiaTheme="minorEastAsia" w:hAnsiTheme="minorHAnsi" w:cstheme="minorBidi"/>
+              <w:noProof/>
+              <w:color w:val="auto"/>
+              <w:kern w:val="2"/>
+              <w:sz w:val="24"/>
+              <w:szCs w:val="24"/>
+              <w14:ligatures w14:val="standardContextual"/>
+            </w:rPr>
+          </w:pPr>
+          <w:hyperlink w:anchor="_Toc241726308" w:history="1">
+            <w:r>
+              <w:rPr>
+                <w:rStyle w:val="Hyperlink"/>
+                <w:noProof/>
+              </w:rPr>
+              <w:t>11.4 Export</w:t>
+            </w:r>
+            <w:r>
+              <w:rPr>
+                <w:noProof/>
+              </w:rPr>
+              <w:tab/>
+            </w:r>
+            <w:r>
+              <w:rPr>
+                <w:noProof/>
+              </w:rPr>
+              <w:fldChar w:fldCharType="begin"/>
+            </w:r>
+            <w:r>
+              <w:rPr>
+                <w:noProof/>
+              </w:rPr>
+              <w:instrText xml:space="preserve"> PAGEREF _Toc241726308 \h </w:instrText>
+            </w:r>
+            <w:r>
+              <w:rPr>
+                <w:noProof/>
+              </w:rPr>
+            </w:r>
+            <w:r>
+              <w:rPr>
+                <w:noProof/>
+              </w:rPr>
+              <w:fldChar w:fldCharType="separate"/>
+            </w:r>
+            <w:r>
+              <w:rPr>
+                <w:noProof/>
+              </w:rPr>
+              <w:t>32</w:t>
             </w:r>
             <w:r>
               <w:rPr>
@@ -3310,7 +3377,7 @@
         <w:pStyle w:val="Heading1"/>
         <w:pageBreakBefore/>
       </w:pPr>
-      <w:bookmarkStart w:id="0" w:name="_Toc241491885"/>
+      <w:bookmarkStart w:id="0" w:name="_Toc241726267"/>
       <w:r>
         <w:lastRenderedPageBreak/>
         <w:t>1. About this reference</w:t>
@@ -3763,7 +3830,7 @@
         <w:pStyle w:val="Heading1"/>
         <w:pageBreakBefore/>
       </w:pPr>
-      <w:bookmarkStart w:id="1" w:name="_Toc241491886"/>
+      <w:bookmarkStart w:id="1" w:name="_Toc241726268"/>
       <w:r>
         <w:lastRenderedPageBreak/>
         <w:t>2. Rules that apply on every screen</w:t>
@@ -3980,7 +4047,7 @@
         <w:pStyle w:val="Heading1"/>
         <w:pageBreakBefore/>
       </w:pPr>
-      <w:bookmarkStart w:id="2" w:name="_Toc241491887"/>
+      <w:bookmarkStart w:id="2" w:name="_Toc241726269"/>
       <w:r>
         <w:lastRenderedPageBreak/>
         <w:t>3. Who can open which screen</w:t>
@@ -9343,6 +9410,176 @@
                 <w:sz w:val="19"/>
                 <w:szCs w:val="19"/>
               </w:rPr>
+              <w:t>Research Clearance</w:t>
+            </w:r>
+          </w:p>
+        </w:tc>
+        <w:tc>
+          <w:tcPr>
+            <w:tcW w:w="753" w:type="dxa"/>
+            <w:tcMar>
+              <w:top w:w="70" w:type="dxa"/>
+              <w:left w:w="110" w:type="dxa"/>
+              <w:bottom w:w="70" w:type="dxa"/>
+              <w:right w:w="110" w:type="dxa"/>
+            </w:tcMar>
+          </w:tcPr>
+          <w:p>
+            <w:pPr>
+              <w:spacing w:after="40"/>
+            </w:pPr>
+            <w:r>
+              <w:rPr>
+                <w:sz w:val="19"/>
+                <w:szCs w:val="19"/>
+              </w:rPr>
+              <w:t>✓</w:t>
+            </w:r>
+          </w:p>
+        </w:tc>
+        <w:tc>
+          <w:tcPr>
+            <w:tcW w:w="753" w:type="dxa"/>
+            <w:tcMar>
+              <w:top w:w="70" w:type="dxa"/>
+              <w:left w:w="110" w:type="dxa"/>
+              <w:bottom w:w="70" w:type="dxa"/>
+              <w:right w:w="110" w:type="dxa"/>
+            </w:tcMar>
+          </w:tcPr>
+          <w:p>
+            <w:pPr>
+              <w:spacing w:after="40"/>
+            </w:pPr>
+          </w:p>
+        </w:tc>
+        <w:tc>
+          <w:tcPr>
+            <w:tcW w:w="753" w:type="dxa"/>
+            <w:tcMar>
+              <w:top w:w="70" w:type="dxa"/>
+              <w:left w:w="110" w:type="dxa"/>
+              <w:bottom w:w="70" w:type="dxa"/>
+              <w:right w:w="110" w:type="dxa"/>
+            </w:tcMar>
+          </w:tcPr>
+          <w:p>
+            <w:pPr>
+              <w:spacing w:after="40"/>
+            </w:pPr>
+          </w:p>
+        </w:tc>
+        <w:tc>
+          <w:tcPr>
+            <w:tcW w:w="753" w:type="dxa"/>
+            <w:tcMar>
+              <w:top w:w="70" w:type="dxa"/>
+              <w:left w:w="110" w:type="dxa"/>
+              <w:bottom w:w="70" w:type="dxa"/>
+              <w:right w:w="110" w:type="dxa"/>
+            </w:tcMar>
+          </w:tcPr>
+          <w:p>
+            <w:pPr>
+              <w:spacing w:after="40"/>
+            </w:pPr>
+          </w:p>
+        </w:tc>
+        <w:tc>
+          <w:tcPr>
+            <w:tcW w:w="753" w:type="dxa"/>
+            <w:tcMar>
+              <w:top w:w="70" w:type="dxa"/>
+              <w:left w:w="110" w:type="dxa"/>
+              <w:bottom w:w="70" w:type="dxa"/>
+              <w:right w:w="110" w:type="dxa"/>
+            </w:tcMar>
+          </w:tcPr>
+          <w:p>
+            <w:pPr>
+              <w:spacing w:after="40"/>
+            </w:pPr>
+          </w:p>
+        </w:tc>
+        <w:tc>
+          <w:tcPr>
+            <w:tcW w:w="753" w:type="dxa"/>
+            <w:tcMar>
+              <w:top w:w="70" w:type="dxa"/>
+              <w:left w:w="110" w:type="dxa"/>
+              <w:bottom w:w="70" w:type="dxa"/>
+              <w:right w:w="110" w:type="dxa"/>
+            </w:tcMar>
+          </w:tcPr>
+          <w:p>
+            <w:pPr>
+              <w:spacing w:after="40"/>
+            </w:pPr>
+          </w:p>
+        </w:tc>
+        <w:tc>
+          <w:tcPr>
+            <w:tcW w:w="753" w:type="dxa"/>
+            <w:tcMar>
+              <w:top w:w="70" w:type="dxa"/>
+              <w:left w:w="110" w:type="dxa"/>
+              <w:bottom w:w="70" w:type="dxa"/>
+              <w:right w:w="110" w:type="dxa"/>
+            </w:tcMar>
+          </w:tcPr>
+          <w:p>
+            <w:pPr>
+              <w:spacing w:after="40"/>
+            </w:pPr>
+          </w:p>
+        </w:tc>
+        <w:tc>
+          <w:tcPr>
+            <w:tcW w:w="753" w:type="dxa"/>
+            <w:tcMar>
+              <w:top w:w="70" w:type="dxa"/>
+              <w:left w:w="110" w:type="dxa"/>
+              <w:bottom w:w="70" w:type="dxa"/>
+              <w:right w:w="110" w:type="dxa"/>
+            </w:tcMar>
+          </w:tcPr>
+          <w:p>
+            <w:pPr>
+              <w:spacing w:after="40"/>
+            </w:pPr>
+          </w:p>
+        </w:tc>
+      </w:tr>
+      <w:tr>
+        <w:tblPrEx>
+          <w:tblCellMar>
+            <w:top w:w="0" w:type="dxa"/>
+            <w:bottom w:w="0" w:type="dxa"/>
+          </w:tblCellMar>
+        </w:tblPrEx>
+        <w:trPr>
+          <w:cantSplit/>
+        </w:trPr>
+        <w:tc>
+          <w:tcPr>
+            <w:tcW w:w="3388" w:type="dxa"/>
+            <w:shd w:val="clear" w:color="auto" w:fill="F8FAFB"/>
+            <w:tcMar>
+              <w:top w:w="70" w:type="dxa"/>
+              <w:left w:w="110" w:type="dxa"/>
+              <w:bottom w:w="70" w:type="dxa"/>
+              <w:right w:w="110" w:type="dxa"/>
+            </w:tcMar>
+          </w:tcPr>
+          <w:p>
+            <w:pPr>
+              <w:spacing w:after="40"/>
+            </w:pPr>
+            <w:r>
+              <w:rPr>
+                <w:sz w:val="19"/>
+                <w:szCs w:val="19"/>
+              </w:rPr>
               <w:t>Export</w:t>
             </w:r>
           </w:p>
@@ -9350,6 +9587,7 @@
         <w:tc>
           <w:tcPr>
             <w:tcW w:w="753" w:type="dxa"/>
+            <w:shd w:val="clear" w:color="auto" w:fill="F8FAFB"/>
             <w:tcMar>
               <w:top w:w="70" w:type="dxa"/>
               <w:left w:w="110" w:type="dxa"/>
@@ -9373,6 +9611,7 @@
         <w:tc>
           <w:tcPr>
             <w:tcW w:w="753" w:type="dxa"/>
+            <w:shd w:val="clear" w:color="auto" w:fill="F8FAFB"/>
             <w:tcMar>
               <w:top w:w="70" w:type="dxa"/>
               <w:left w:w="110" w:type="dxa"/>
@@ -9396,6 +9635,7 @@
         <w:tc>
           <w:tcPr>
             <w:tcW w:w="753" w:type="dxa"/>
+            <w:shd w:val="clear" w:color="auto" w:fill="F8FAFB"/>
             <w:tcMar>
               <w:top w:w="70" w:type="dxa"/>
               <w:left w:w="110" w:type="dxa"/>
@@ -9412,6 +9652,7 @@
         <w:tc>
           <w:tcPr>
             <w:tcW w:w="753" w:type="dxa"/>
+            <w:shd w:val="clear" w:color="auto" w:fill="F8FAFB"/>
             <w:tcMar>
               <w:top w:w="70" w:type="dxa"/>
               <w:left w:w="110" w:type="dxa"/>
@@ -9428,6 +9669,7 @@
         <w:tc>
           <w:tcPr>
             <w:tcW w:w="753" w:type="dxa"/>
+            <w:shd w:val="clear" w:color="auto" w:fill="F8FAFB"/>
             <w:tcMar>
               <w:top w:w="70" w:type="dxa"/>
               <w:left w:w="110" w:type="dxa"/>
@@ -9444,6 +9686,7 @@
         <w:tc>
           <w:tcPr>
             <w:tcW w:w="753" w:type="dxa"/>
+            <w:shd w:val="clear" w:color="auto" w:fill="F8FAFB"/>
             <w:tcMar>
               <w:top w:w="70" w:type="dxa"/>
               <w:left w:w="110" w:type="dxa"/>
@@ -9460,6 +9703,7 @@
         <w:tc>
           <w:tcPr>
             <w:tcW w:w="753" w:type="dxa"/>
+            <w:shd w:val="clear" w:color="auto" w:fill="F8FAFB"/>
             <w:tcMar>
               <w:top w:w="70" w:type="dxa"/>
               <w:left w:w="110" w:type="dxa"/>
@@ -9483,6 +9727,7 @@
         <w:tc>
           <w:tcPr>
             <w:tcW w:w="753" w:type="dxa"/>
+            <w:shd w:val="clear" w:color="auto" w:fill="F8FAFB"/>
             <w:tcMar>
               <w:top w:w="70" w:type="dxa"/>
               <w:left w:w="110" w:type="dxa"/>
@@ -9508,7 +9753,7 @@
         <w:pStyle w:val="Heading1"/>
         <w:pageBreakBefore/>
       </w:pPr>
-      <w:bookmarkStart w:id="3" w:name="_Toc241491888"/>
+      <w:bookmarkStart w:id="3" w:name="_Toc241726270"/>
       <w:r>
         <w:lastRenderedPageBreak/>
         <w:t>4. Signing in and your account</w:t>
@@ -9519,7 +9764,7 @@
       <w:pPr>
         <w:pStyle w:val="Heading2"/>
       </w:pPr>
-      <w:bookmarkStart w:id="4" w:name="_Toc241491889"/>
+      <w:bookmarkStart w:id="4" w:name="_Toc241726271"/>
       <w:r>
         <w:t>4.1 Sign in</w:t>
       </w:r>
@@ -10032,7 +10277,7 @@
       <w:pPr>
         <w:pStyle w:val="Heading2"/>
       </w:pPr>
-      <w:bookmarkStart w:id="5" w:name="_Toc241491890"/>
+      <w:bookmarkStart w:id="5" w:name="_Toc241726272"/>
       <w:r>
         <w:t>4.2 The header and menu bar (every screen)</w:t>
       </w:r>
@@ -10755,7 +11000,7 @@
       <w:pPr>
         <w:pStyle w:val="Heading2"/>
       </w:pPr>
-      <w:bookmarkStart w:id="6" w:name="_Toc241491891"/>
+      <w:bookmarkStart w:id="6" w:name="_Toc241726273"/>
       <w:r>
         <w:lastRenderedPageBreak/>
         <w:t>4.3 Change Password</w:t>
@@ -11377,7 +11622,7 @@
         <w:pStyle w:val="Heading1"/>
         <w:pageBreakBefore/>
       </w:pPr>
-      <w:bookmarkStart w:id="7" w:name="_Toc241491892"/>
+      <w:bookmarkStart w:id="7" w:name="_Toc241726274"/>
       <w:r>
         <w:lastRenderedPageBreak/>
         <w:t>5. Dashboards and Reports (read-only)</w:t>
@@ -11388,7 +11633,7 @@
       <w:pPr>
         <w:pStyle w:val="Heading2"/>
       </w:pPr>
-      <w:bookmarkStart w:id="8" w:name="_Toc241491893"/>
+      <w:bookmarkStart w:id="8" w:name="_Toc241726275"/>
       <w:r>
         <w:t>5.1 Executive Dashboard</w:t>
       </w:r>
@@ -11901,7 +12146,7 @@
       <w:pPr>
         <w:pStyle w:val="Heading2"/>
       </w:pPr>
-      <w:bookmarkStart w:id="9" w:name="_Toc241491894"/>
+      <w:bookmarkStart w:id="9" w:name="_Toc241726276"/>
       <w:r>
         <w:t>5.2 Sampling Dashboard</w:t>
       </w:r>
@@ -12414,7 +12659,7 @@
       <w:pPr>
         <w:pStyle w:val="Heading2"/>
       </w:pPr>
-      <w:bookmarkStart w:id="10" w:name="_Toc241491895"/>
+      <w:bookmarkStart w:id="10" w:name="_Toc241726277"/>
       <w:r>
         <w:t>5.3 Contact Dashboard</w:t>
       </w:r>
@@ -12718,7 +12963,7 @@
       <w:pPr>
         <w:pStyle w:val="Heading2"/>
       </w:pPr>
-      <w:bookmarkStart w:id="11" w:name="_Toc241491896"/>
+      <w:bookmarkStart w:id="11" w:name="_Toc241726278"/>
       <w:r>
         <w:t>5.4 QA Dashboard</w:t>
       </w:r>
@@ -13338,7 +13583,7 @@
       <w:pPr>
         <w:pStyle w:val="Heading2"/>
       </w:pPr>
-      <w:bookmarkStart w:id="12" w:name="_Toc241491897"/>
+      <w:bookmarkStart w:id="12" w:name="_Toc241726279"/>
       <w:r>
         <w:t>5.5 KII / Document Dashboard</w:t>
       </w:r>
@@ -13748,7 +13993,7 @@
       <w:pPr>
         <w:pStyle w:val="Heading2"/>
       </w:pPr>
-      <w:bookmarkStart w:id="13" w:name="_Toc241491898"/>
+      <w:bookmarkStart w:id="13" w:name="_Toc241726280"/>
       <w:r>
         <w:lastRenderedPageBreak/>
         <w:t>5.6 Reports</w:t>
@@ -14263,7 +14508,7 @@
         <w:pStyle w:val="Heading1"/>
         <w:pageBreakBefore/>
       </w:pPr>
-      <w:bookmarkStart w:id="14" w:name="_Toc241491899"/>
+      <w:bookmarkStart w:id="14" w:name="_Toc241726281"/>
       <w:r>
         <w:lastRenderedPageBreak/>
         <w:t>6. The sample and contact</w:t>
@@ -14274,7 +14519,7 @@
       <w:pPr>
         <w:pStyle w:val="Heading2"/>
       </w:pPr>
-      <w:bookmarkStart w:id="15" w:name="_Toc241491900"/>
+      <w:bookmarkStart w:id="15" w:name="_Toc241726282"/>
       <w:r>
         <w:t>6.1 Main-400 Register (and Reserve)</w:t>
       </w:r>
@@ -15207,7 +15452,7 @@
       <w:pPr>
         <w:pStyle w:val="Heading2"/>
       </w:pPr>
-      <w:bookmarkStart w:id="16" w:name="_Toc241491901"/>
+      <w:bookmarkStart w:id="16" w:name="_Toc241726283"/>
       <w:r>
         <w:t>6.2 Case page</w:t>
       </w:r>
@@ -16886,7 +17131,7 @@
       <w:pPr>
         <w:pStyle w:val="Heading2"/>
       </w:pPr>
-      <w:bookmarkStart w:id="17" w:name="_Toc241491902"/>
+      <w:bookmarkStart w:id="17" w:name="_Toc241726284"/>
       <w:r>
         <w:t>6.3 Pre-Interview Profile (PROIT) and its review screen</w:t>
       </w:r>
@@ -18451,7 +18696,7 @@
       <w:pPr>
         <w:pStyle w:val="Heading2"/>
       </w:pPr>
-      <w:bookmarkStart w:id="18" w:name="_Toc241491903"/>
+      <w:bookmarkStart w:id="18" w:name="_Toc241726285"/>
       <w:r>
         <w:t>6.4 Interview sheet (verifying a locked profile)</w:t>
       </w:r>
@@ -19709,7 +19954,7 @@
       <w:pPr>
         <w:pStyle w:val="Heading2"/>
       </w:pPr>
-      <w:bookmarkStart w:id="19" w:name="_Toc241491904"/>
+      <w:bookmarkStart w:id="19" w:name="_Toc241726286"/>
       <w:r>
         <w:t>6.5 Register Organisation</w:t>
       </w:r>
@@ -20432,7 +20677,7 @@
       <w:pPr>
         <w:pStyle w:val="Heading2"/>
       </w:pPr>
-      <w:bookmarkStart w:id="20" w:name="_Toc241491905"/>
+      <w:bookmarkStart w:id="20" w:name="_Toc241726287"/>
       <w:r>
         <w:t>6.6 Appointment Queue</w:t>
       </w:r>
@@ -21053,7 +21298,7 @@
       <w:pPr>
         <w:pStyle w:val="Heading2"/>
       </w:pPr>
-      <w:bookmarkStart w:id="21" w:name="_Toc241491906"/>
+      <w:bookmarkStart w:id="21" w:name="_Toc241726288"/>
       <w:r>
         <w:t>6.7 Follow-ups due</w:t>
       </w:r>
@@ -21566,7 +21811,7 @@
       <w:pPr>
         <w:pStyle w:val="Heading2"/>
       </w:pPr>
-      <w:bookmarkStart w:id="22" w:name="_Toc241491907"/>
+      <w:bookmarkStart w:id="22" w:name="_Toc241726289"/>
       <w:r>
         <w:t>6.8 Reserve Activation</w:t>
       </w:r>
@@ -22188,7 +22433,7 @@
         <w:pStyle w:val="Heading1"/>
         <w:pageBreakBefore/>
       </w:pPr>
-      <w:bookmarkStart w:id="23" w:name="_Toc241491908"/>
+      <w:bookmarkStart w:id="23" w:name="_Toc241726290"/>
       <w:r>
         <w:lastRenderedPageBreak/>
         <w:t>7. Quality checking</w:t>
@@ -22199,7 +22444,7 @@
       <w:pPr>
         <w:pStyle w:val="Heading2"/>
       </w:pPr>
-      <w:bookmarkStart w:id="24" w:name="_Toc241491909"/>
+      <w:bookmarkStart w:id="24" w:name="_Toc241726291"/>
       <w:r>
         <w:t>7.1 QA Queue (with the KoboToolbox sync panel)</w:t>
       </w:r>
@@ -22922,7 +23167,7 @@
       <w:pPr>
         <w:pStyle w:val="Heading2"/>
       </w:pPr>
-      <w:bookmarkStart w:id="25" w:name="_Toc241491910"/>
+      <w:bookmarkStart w:id="25" w:name="_Toc241726292"/>
       <w:r>
         <w:t>7.2 QA Exceptions</w:t>
       </w:r>
@@ -23754,7 +23999,7 @@
         <w:pStyle w:val="Heading1"/>
         <w:pageBreakBefore/>
       </w:pPr>
-      <w:bookmarkStart w:id="26" w:name="_Toc241491911"/>
+      <w:bookmarkStart w:id="26" w:name="_Toc241726293"/>
       <w:r>
         <w:lastRenderedPageBreak/>
         <w:t>8. Key Informant Interviews</w:t>
@@ -23765,7 +24010,7 @@
       <w:pPr>
         <w:pStyle w:val="Heading2"/>
       </w:pPr>
-      <w:bookmarkStart w:id="27" w:name="_Toc241491912"/>
+      <w:bookmarkStart w:id="27" w:name="_Toc241726294"/>
       <w:r>
         <w:t>8.1 KII Register</w:t>
       </w:r>
@@ -24385,7 +24630,7 @@
       <w:pPr>
         <w:pStyle w:val="Heading2"/>
       </w:pPr>
-      <w:bookmarkStart w:id="28" w:name="_Toc241491913"/>
+      <w:bookmarkStart w:id="28" w:name="_Toc241726295"/>
       <w:r>
         <w:t>8.2 New KII Record</w:t>
       </w:r>
@@ -24795,7 +25040,7 @@
       <w:pPr>
         <w:pStyle w:val="Heading2"/>
       </w:pPr>
-      <w:bookmarkStart w:id="29" w:name="_Toc241491914"/>
+      <w:bookmarkStart w:id="29" w:name="_Toc241726296"/>
       <w:r>
         <w:t>8.3 KII record</w:t>
       </w:r>
@@ -25837,7 +26082,7 @@
         <w:pStyle w:val="Heading1"/>
         <w:pageBreakBefore/>
       </w:pPr>
-      <w:bookmarkStart w:id="30" w:name="_Toc241491915"/>
+      <w:bookmarkStart w:id="30" w:name="_Toc241726297"/>
       <w:r>
         <w:lastRenderedPageBreak/>
         <w:t>9. Documentary evidence</w:t>
@@ -25848,7 +26093,7 @@
       <w:pPr>
         <w:pStyle w:val="Heading2"/>
       </w:pPr>
-      <w:bookmarkStart w:id="31" w:name="_Toc241491916"/>
+      <w:bookmarkStart w:id="31" w:name="_Toc241726298"/>
       <w:r>
         <w:t>9.1 Documents (the corpus)</w:t>
       </w:r>
@@ -26468,7 +26713,7 @@
       <w:pPr>
         <w:pStyle w:val="Heading2"/>
       </w:pPr>
-      <w:bookmarkStart w:id="32" w:name="_Toc241491917"/>
+      <w:bookmarkStart w:id="32" w:name="_Toc241726299"/>
       <w:r>
         <w:t>9.2 New Documentary Evidence Record</w:t>
       </w:r>
@@ -27299,7 +27544,7 @@
       <w:pPr>
         <w:pStyle w:val="Heading2"/>
       </w:pPr>
-      <w:bookmarkStart w:id="33" w:name="_Toc241491918"/>
+      <w:bookmarkStart w:id="33" w:name="_Toc241726300"/>
       <w:r>
         <w:t>9.3 Document record</w:t>
       </w:r>
@@ -28653,7 +28898,7 @@
       <w:pPr>
         <w:pStyle w:val="Heading2"/>
       </w:pPr>
-      <w:bookmarkStart w:id="34" w:name="_Toc241491919"/>
+      <w:bookmarkStart w:id="34" w:name="_Toc241726301"/>
       <w:r>
         <w:t>9.4 Auto-fill review screen</w:t>
       </w:r>
@@ -29695,7 +29940,7 @@
         <w:pStyle w:val="Heading1"/>
         <w:pageBreakBefore/>
       </w:pPr>
-      <w:bookmarkStart w:id="35" w:name="_Toc241491920"/>
+      <w:bookmarkStart w:id="35" w:name="_Toc241726302"/>
       <w:r>
         <w:lastRenderedPageBreak/>
         <w:t>10. Completed forms and exports</w:t>
@@ -29706,7 +29951,7 @@
       <w:pPr>
         <w:pStyle w:val="Heading2"/>
       </w:pPr>
-      <w:bookmarkStart w:id="36" w:name="_Toc241491921"/>
+      <w:bookmarkStart w:id="36" w:name="_Toc241726303"/>
       <w:r>
         <w:t>10.1 Completed forms (Form PDFs)</w:t>
       </w:r>
@@ -30972,7 +31217,7 @@
         <w:pStyle w:val="Heading1"/>
         <w:pageBreakBefore/>
       </w:pPr>
-      <w:bookmarkStart w:id="37" w:name="_Toc241491922"/>
+      <w:bookmarkStart w:id="37" w:name="_Toc241726304"/>
       <w:r>
         <w:lastRenderedPageBreak/>
         <w:t>11. Study administration</w:t>
@@ -30983,7 +31228,7 @@
       <w:pPr>
         <w:pStyle w:val="Heading2"/>
       </w:pPr>
-      <w:bookmarkStart w:id="38" w:name="_Toc241491923"/>
+      <w:bookmarkStart w:id="38" w:name="_Toc241726305"/>
       <w:r>
         <w:t>11.1 Cost Dashboard</w:t>
       </w:r>
@@ -31393,7 +31638,7 @@
       <w:pPr>
         <w:pStyle w:val="Heading2"/>
       </w:pPr>
-      <w:bookmarkStart w:id="39" w:name="_Toc241491924"/>
+      <w:bookmarkStart w:id="39" w:name="_Toc241726306"/>
       <w:r>
         <w:t>11.2 Audit Log</w:t>
       </w:r>
@@ -31803,11 +32048,842 @@
       <w:pPr>
         <w:pStyle w:val="Heading2"/>
       </w:pPr>
-      <w:bookmarkStart w:id="40" w:name="_Toc241491925"/>
+      <w:bookmarkStart w:id="40" w:name="_Toc241726307"/>
       <w:r>
-        <w:t>11.3 Export</w:t>
+        <w:t>11.3 Research Clearance</w:t>
       </w:r>
       <w:bookmarkEnd w:id="40"/>
+    </w:p>
+    <w:p>
+      <w:pPr>
+        <w:spacing w:after="120" w:line="288" w:lineRule="auto"/>
+      </w:pPr>
+      <w:r>
+        <w:rPr>
+          <w:b/>
+          <w:bCs/>
+        </w:rPr>
+        <w:t>Who can open it:</w:t>
+      </w:r>
+      <w:r>
+        <w:t xml:space="preserve"> PI / System Admin.  </w:t>
+      </w:r>
+      <w:r>
+        <w:rPr>
+          <w:b/>
+          <w:bCs/>
+        </w:rPr>
+        <w:t>Where:</w:t>
+      </w:r>
+      <w:r>
+        <w:t xml:space="preserve"> </w:t>
+      </w:r>
+      <w:r>
+        <w:rPr>
+          <w:rFonts w:ascii="Consolas" w:eastAsia="Consolas" w:hAnsi="Consolas" w:cs="Consolas"/>
+          <w:color w:val="122238"/>
+          <w:sz w:val="19"/>
+          <w:szCs w:val="19"/>
+        </w:rPr>
+        <w:t>/admin/clearance</w:t>
+      </w:r>
+    </w:p>
+    <w:p>
+      <w:pPr>
+        <w:spacing w:after="120" w:line="288" w:lineRule="auto"/>
+      </w:pPr>
+      <w:r>
+        <w:t>The study's official approval letters (ethics clearance, institutional approval, supervision confirmation), published for a respondent to check the study is genuine before taking part.</w:t>
+      </w:r>
+    </w:p>
+    <w:tbl>
+      <w:tblPr>
+        <w:tblW w:w="9412" w:type="dxa"/>
+        <w:tblBorders>
+          <w:top w:val="single" w:sz="4" w:space="0" w:color="D5DAE0"/>
+          <w:left w:val="single" w:sz="4" w:space="0" w:color="D5DAE0"/>
+          <w:bottom w:val="single" w:sz="4" w:space="0" w:color="D5DAE0"/>
+          <w:right w:val="single" w:sz="4" w:space="0" w:color="D5DAE0"/>
+          <w:insideH w:val="single" w:sz="4" w:space="0" w:color="D5DAE0"/>
+          <w:insideV w:val="single" w:sz="4" w:space="0" w:color="D5DAE0"/>
+        </w:tblBorders>
+        <w:tblCellMar>
+          <w:left w:w="10" w:type="dxa"/>
+          <w:right w:w="10" w:type="dxa"/>
+        </w:tblCellMar>
+        <w:tblLook w:val="04A0" w:firstRow="1" w:lastRow="0" w:firstColumn="1" w:lastColumn="0" w:noHBand="0" w:noVBand="1"/>
+      </w:tblPr>
+      <w:tblGrid>
+        <w:gridCol w:w="1882"/>
+        <w:gridCol w:w="3012"/>
+        <w:gridCol w:w="2447"/>
+        <w:gridCol w:w="2071"/>
+      </w:tblGrid>
+      <w:tr>
+        <w:tblPrEx>
+          <w:tblCellMar>
+            <w:top w:w="0" w:type="dxa"/>
+            <w:bottom w:w="0" w:type="dxa"/>
+          </w:tblCellMar>
+        </w:tblPrEx>
+        <w:trPr>
+          <w:tblHeader/>
+        </w:trPr>
+        <w:tc>
+          <w:tcPr>
+            <w:tcW w:w="1882" w:type="dxa"/>
+            <w:shd w:val="clear" w:color="auto" w:fill="1B3350"/>
+            <w:tcMar>
+              <w:top w:w="70" w:type="dxa"/>
+              <w:left w:w="110" w:type="dxa"/>
+              <w:bottom w:w="70" w:type="dxa"/>
+              <w:right w:w="110" w:type="dxa"/>
+            </w:tcMar>
+          </w:tcPr>
+          <w:p>
+            <w:pPr>
+              <w:spacing w:after="40"/>
+            </w:pPr>
+            <w:r>
+              <w:rPr>
+                <w:b/>
+                <w:bCs/>
+                <w:color w:val="FFFFFF"/>
+                <w:sz w:val="19"/>
+                <w:szCs w:val="19"/>
+              </w:rPr>
+              <w:lastRenderedPageBreak/>
+              <w:t>Control</w:t>
+            </w:r>
+          </w:p>
+        </w:tc>
+        <w:tc>
+          <w:tcPr>
+            <w:tcW w:w="3012" w:type="dxa"/>
+            <w:shd w:val="clear" w:color="auto" w:fill="1B3350"/>
+            <w:tcMar>
+              <w:top w:w="70" w:type="dxa"/>
+              <w:left w:w="110" w:type="dxa"/>
+              <w:bottom w:w="70" w:type="dxa"/>
+              <w:right w:w="110" w:type="dxa"/>
+            </w:tcMar>
+          </w:tcPr>
+          <w:p>
+            <w:pPr>
+              <w:spacing w:after="40"/>
+            </w:pPr>
+            <w:r>
+              <w:rPr>
+                <w:b/>
+                <w:bCs/>
+                <w:color w:val="FFFFFF"/>
+                <w:sz w:val="19"/>
+                <w:szCs w:val="19"/>
+              </w:rPr>
+              <w:t>What it does and when to use it</w:t>
+            </w:r>
+          </w:p>
+        </w:tc>
+        <w:tc>
+          <w:tcPr>
+            <w:tcW w:w="2447" w:type="dxa"/>
+            <w:shd w:val="clear" w:color="auto" w:fill="1B3350"/>
+            <w:tcMar>
+              <w:top w:w="70" w:type="dxa"/>
+              <w:left w:w="110" w:type="dxa"/>
+              <w:bottom w:w="70" w:type="dxa"/>
+              <w:right w:w="110" w:type="dxa"/>
+            </w:tcMar>
+          </w:tcPr>
+          <w:p>
+            <w:pPr>
+              <w:spacing w:after="40"/>
+            </w:pPr>
+            <w:r>
+              <w:rPr>
+                <w:b/>
+                <w:bCs/>
+                <w:color w:val="FFFFFF"/>
+                <w:sz w:val="19"/>
+                <w:szCs w:val="19"/>
+              </w:rPr>
+              <w:t>Why it exists</w:t>
+            </w:r>
+          </w:p>
+        </w:tc>
+        <w:tc>
+          <w:tcPr>
+            <w:tcW w:w="2071" w:type="dxa"/>
+            <w:shd w:val="clear" w:color="auto" w:fill="1B3350"/>
+            <w:tcMar>
+              <w:top w:w="70" w:type="dxa"/>
+              <w:left w:w="110" w:type="dxa"/>
+              <w:bottom w:w="70" w:type="dxa"/>
+              <w:right w:w="110" w:type="dxa"/>
+            </w:tcMar>
+          </w:tcPr>
+          <w:p>
+            <w:pPr>
+              <w:spacing w:after="40"/>
+            </w:pPr>
+            <w:r>
+              <w:rPr>
+                <w:b/>
+                <w:bCs/>
+                <w:color w:val="FFFFFF"/>
+                <w:sz w:val="19"/>
+                <w:szCs w:val="19"/>
+              </w:rPr>
+              <w:t>What happens next</w:t>
+            </w:r>
+          </w:p>
+        </w:tc>
+      </w:tr>
+      <w:tr>
+        <w:tblPrEx>
+          <w:tblCellMar>
+            <w:top w:w="0" w:type="dxa"/>
+            <w:bottom w:w="0" w:type="dxa"/>
+          </w:tblCellMar>
+        </w:tblPrEx>
+        <w:trPr>
+          <w:cantSplit/>
+        </w:trPr>
+        <w:tc>
+          <w:tcPr>
+            <w:tcW w:w="1882" w:type="dxa"/>
+            <w:tcMar>
+              <w:top w:w="70" w:type="dxa"/>
+              <w:left w:w="110" w:type="dxa"/>
+              <w:bottom w:w="70" w:type="dxa"/>
+              <w:right w:w="110" w:type="dxa"/>
+            </w:tcMar>
+          </w:tcPr>
+          <w:p>
+            <w:pPr>
+              <w:spacing w:after="40"/>
+            </w:pPr>
+            <w:r>
+              <w:rPr>
+                <w:sz w:val="19"/>
+                <w:szCs w:val="19"/>
+              </w:rPr>
+              <w:t>Add a document: Title, Issuing body, Type, Reference number, Date, Description → Add document</w:t>
+            </w:r>
+          </w:p>
+        </w:tc>
+        <w:tc>
+          <w:tcPr>
+            <w:tcW w:w="3012" w:type="dxa"/>
+            <w:tcMar>
+              <w:top w:w="70" w:type="dxa"/>
+              <w:left w:w="110" w:type="dxa"/>
+              <w:bottom w:w="70" w:type="dxa"/>
+              <w:right w:w="110" w:type="dxa"/>
+            </w:tcMar>
+          </w:tcPr>
+          <w:p>
+            <w:pPr>
+              <w:spacing w:after="40"/>
+            </w:pPr>
+            <w:r>
+              <w:rPr>
+                <w:sz w:val="19"/>
+                <w:szCs w:val="19"/>
+              </w:rPr>
+              <w:t>Creates a document record. It has no file yet and is not shown to anyone.</w:t>
+            </w:r>
+          </w:p>
+        </w:tc>
+        <w:tc>
+          <w:tcPr>
+            <w:tcW w:w="2447" w:type="dxa"/>
+            <w:tcMar>
+              <w:top w:w="70" w:type="dxa"/>
+              <w:left w:w="110" w:type="dxa"/>
+              <w:bottom w:w="70" w:type="dxa"/>
+              <w:right w:w="110" w:type="dxa"/>
+            </w:tcMar>
+          </w:tcPr>
+          <w:p>
+            <w:pPr>
+              <w:spacing w:after="40"/>
+            </w:pPr>
+            <w:r>
+              <w:rPr>
+                <w:sz w:val="19"/>
+                <w:szCs w:val="19"/>
+              </w:rPr>
+              <w:t>The record (who issued it, when, what kind) is entered before the file, so the title is right before anything is uploaded.</w:t>
+            </w:r>
+          </w:p>
+        </w:tc>
+        <w:tc>
+          <w:tcPr>
+            <w:tcW w:w="2071" w:type="dxa"/>
+            <w:tcMar>
+              <w:top w:w="70" w:type="dxa"/>
+              <w:left w:w="110" w:type="dxa"/>
+              <w:bottom w:w="70" w:type="dxa"/>
+              <w:right w:w="110" w:type="dxa"/>
+            </w:tcMar>
+          </w:tcPr>
+          <w:p>
+            <w:pPr>
+              <w:spacing w:after="40"/>
+            </w:pPr>
+            <w:r>
+              <w:rPr>
+                <w:sz w:val="19"/>
+                <w:szCs w:val="19"/>
+              </w:rPr>
+              <w:t>The document appears in the list with “No file uploaded yet”.</w:t>
+            </w:r>
+          </w:p>
+        </w:tc>
+      </w:tr>
+      <w:tr>
+        <w:tblPrEx>
+          <w:tblCellMar>
+            <w:top w:w="0" w:type="dxa"/>
+            <w:bottom w:w="0" w:type="dxa"/>
+          </w:tblCellMar>
+        </w:tblPrEx>
+        <w:trPr>
+          <w:cantSplit/>
+        </w:trPr>
+        <w:tc>
+          <w:tcPr>
+            <w:tcW w:w="1882" w:type="dxa"/>
+            <w:shd w:val="clear" w:color="auto" w:fill="F8FAFB"/>
+            <w:tcMar>
+              <w:top w:w="70" w:type="dxa"/>
+              <w:left w:w="110" w:type="dxa"/>
+              <w:bottom w:w="70" w:type="dxa"/>
+              <w:right w:w="110" w:type="dxa"/>
+            </w:tcMar>
+          </w:tcPr>
+          <w:p>
+            <w:pPr>
+              <w:spacing w:after="40"/>
+            </w:pPr>
+            <w:r>
+              <w:rPr>
+                <w:sz w:val="19"/>
+                <w:szCs w:val="19"/>
+              </w:rPr>
+              <w:t>Upload file / Replace file</w:t>
+            </w:r>
+          </w:p>
+        </w:tc>
+        <w:tc>
+          <w:tcPr>
+            <w:tcW w:w="3012" w:type="dxa"/>
+            <w:shd w:val="clear" w:color="auto" w:fill="F8FAFB"/>
+            <w:tcMar>
+              <w:top w:w="70" w:type="dxa"/>
+              <w:left w:w="110" w:type="dxa"/>
+              <w:bottom w:w="70" w:type="dxa"/>
+              <w:right w:w="110" w:type="dxa"/>
+            </w:tcMar>
+          </w:tcPr>
+          <w:p>
+            <w:pPr>
+              <w:spacing w:after="40"/>
+            </w:pPr>
+            <w:r>
+              <w:rPr>
+                <w:sz w:val="19"/>
+                <w:szCs w:val="19"/>
+              </w:rPr>
+              <w:t>Attaches or replaces the letter itself (PDF, JPG or PNG, up to 20MB).</w:t>
+            </w:r>
+          </w:p>
+        </w:tc>
+        <w:tc>
+          <w:tcPr>
+            <w:tcW w:w="2447" w:type="dxa"/>
+            <w:shd w:val="clear" w:color="auto" w:fill="F8FAFB"/>
+            <w:tcMar>
+              <w:top w:w="70" w:type="dxa"/>
+              <w:left w:w="110" w:type="dxa"/>
+              <w:bottom w:w="70" w:type="dxa"/>
+              <w:right w:w="110" w:type="dxa"/>
+            </w:tcMar>
+          </w:tcPr>
+          <w:p>
+            <w:pPr>
+              <w:spacing w:after="40"/>
+            </w:pPr>
+            <w:r>
+              <w:rPr>
+                <w:sz w:val="19"/>
+                <w:szCs w:val="19"/>
+              </w:rPr>
+              <w:t>A respondent needs the actual letter to open, not just its description.</w:t>
+            </w:r>
+          </w:p>
+        </w:tc>
+        <w:tc>
+          <w:tcPr>
+            <w:tcW w:w="2071" w:type="dxa"/>
+            <w:shd w:val="clear" w:color="auto" w:fill="F8FAFB"/>
+            <w:tcMar>
+              <w:top w:w="70" w:type="dxa"/>
+              <w:left w:w="110" w:type="dxa"/>
+              <w:bottom w:w="70" w:type="dxa"/>
+              <w:right w:w="110" w:type="dxa"/>
+            </w:tcMar>
+          </w:tcPr>
+          <w:p>
+            <w:pPr>
+              <w:spacing w:after="40"/>
+            </w:pPr>
+            <w:r>
+              <w:rPr>
+                <w:sz w:val="19"/>
+                <w:szCs w:val="19"/>
+              </w:rPr>
+              <w:t>The file name appears; an already-public document's new file is live immediately.</w:t>
+            </w:r>
+          </w:p>
+        </w:tc>
+      </w:tr>
+      <w:tr>
+        <w:tblPrEx>
+          <w:tblCellMar>
+            <w:top w:w="0" w:type="dxa"/>
+            <w:bottom w:w="0" w:type="dxa"/>
+          </w:tblCellMar>
+        </w:tblPrEx>
+        <w:trPr>
+          <w:cantSplit/>
+        </w:trPr>
+        <w:tc>
+          <w:tcPr>
+            <w:tcW w:w="1882" w:type="dxa"/>
+            <w:tcMar>
+              <w:top w:w="70" w:type="dxa"/>
+              <w:left w:w="110" w:type="dxa"/>
+              <w:bottom w:w="70" w:type="dxa"/>
+              <w:right w:w="110" w:type="dxa"/>
+            </w:tcMar>
+          </w:tcPr>
+          <w:p>
+            <w:pPr>
+              <w:spacing w:after="40"/>
+            </w:pPr>
+            <w:r>
+              <w:rPr>
+                <w:sz w:val="19"/>
+                <w:szCs w:val="19"/>
+              </w:rPr>
+              <w:t>Shown to respondents</w:t>
+            </w:r>
+          </w:p>
+        </w:tc>
+        <w:tc>
+          <w:tcPr>
+            <w:tcW w:w="3012" w:type="dxa"/>
+            <w:tcMar>
+              <w:top w:w="70" w:type="dxa"/>
+              <w:left w:w="110" w:type="dxa"/>
+              <w:bottom w:w="70" w:type="dxa"/>
+              <w:right w:w="110" w:type="dxa"/>
+            </w:tcMar>
+          </w:tcPr>
+          <w:p>
+            <w:pPr>
+              <w:spacing w:after="40"/>
+            </w:pPr>
+            <w:r>
+              <w:rPr>
+                <w:sz w:val="19"/>
+                <w:szCs w:val="19"/>
+              </w:rPr>
+              <w:t>Switches whether this document appears on the Participant Information step of every invitation link.</w:t>
+            </w:r>
+          </w:p>
+        </w:tc>
+        <w:tc>
+          <w:tcPr>
+            <w:tcW w:w="2447" w:type="dxa"/>
+            <w:tcMar>
+              <w:top w:w="70" w:type="dxa"/>
+              <w:left w:w="110" w:type="dxa"/>
+              <w:bottom w:w="70" w:type="dxa"/>
+              <w:right w:w="110" w:type="dxa"/>
+            </w:tcMar>
+          </w:tcPr>
+          <w:p>
+            <w:pPr>
+              <w:spacing w:after="40"/>
+            </w:pPr>
+            <w:r>
+              <w:rPr>
+                <w:sz w:val="19"/>
+                <w:szCs w:val="19"/>
+              </w:rPr>
+              <w:t>A document is private by default; nothing reaches a respondent until this is explicitly turned on, and it needs a file first.</w:t>
+            </w:r>
+          </w:p>
+        </w:tc>
+        <w:tc>
+          <w:tcPr>
+            <w:tcW w:w="2071" w:type="dxa"/>
+            <w:tcMar>
+              <w:top w:w="70" w:type="dxa"/>
+              <w:left w:w="110" w:type="dxa"/>
+              <w:bottom w:w="70" w:type="dxa"/>
+              <w:right w:w="110" w:type="dxa"/>
+            </w:tcMar>
+          </w:tcPr>
+          <w:p>
+            <w:pPr>
+              <w:spacing w:after="40"/>
+            </w:pPr>
+            <w:r>
+              <w:rPr>
+                <w:sz w:val="19"/>
+                <w:szCs w:val="19"/>
+              </w:rPr>
+              <w:t>On: the document appears to every respondent from then on. Off: it stops appearing immediately.</w:t>
+            </w:r>
+          </w:p>
+        </w:tc>
+      </w:tr>
+      <w:tr>
+        <w:tblPrEx>
+          <w:tblCellMar>
+            <w:top w:w="0" w:type="dxa"/>
+            <w:bottom w:w="0" w:type="dxa"/>
+          </w:tblCellMar>
+        </w:tblPrEx>
+        <w:trPr>
+          <w:cantSplit/>
+        </w:trPr>
+        <w:tc>
+          <w:tcPr>
+            <w:tcW w:w="1882" w:type="dxa"/>
+            <w:shd w:val="clear" w:color="auto" w:fill="F8FAFB"/>
+            <w:tcMar>
+              <w:top w:w="70" w:type="dxa"/>
+              <w:left w:w="110" w:type="dxa"/>
+              <w:bottom w:w="70" w:type="dxa"/>
+              <w:right w:w="110" w:type="dxa"/>
+            </w:tcMar>
+          </w:tcPr>
+          <w:p>
+            <w:pPr>
+              <w:spacing w:after="40"/>
+            </w:pPr>
+            <w:r>
+              <w:rPr>
+                <w:sz w:val="19"/>
+                <w:szCs w:val="19"/>
+              </w:rPr>
+              <w:t>Active</w:t>
+            </w:r>
+          </w:p>
+        </w:tc>
+        <w:tc>
+          <w:tcPr>
+            <w:tcW w:w="3012" w:type="dxa"/>
+            <w:shd w:val="clear" w:color="auto" w:fill="F8FAFB"/>
+            <w:tcMar>
+              <w:top w:w="70" w:type="dxa"/>
+              <w:left w:w="110" w:type="dxa"/>
+              <w:bottom w:w="70" w:type="dxa"/>
+              <w:right w:w="110" w:type="dxa"/>
+            </w:tcMar>
+          </w:tcPr>
+          <w:p>
+            <w:pPr>
+              <w:spacing w:after="40"/>
+            </w:pPr>
+            <w:r>
+              <w:rPr>
+                <w:sz w:val="19"/>
+                <w:szCs w:val="19"/>
+              </w:rPr>
+              <w:t>Switches whether the document is current, independently of whether it is shown.</w:t>
+            </w:r>
+          </w:p>
+        </w:tc>
+        <w:tc>
+          <w:tcPr>
+            <w:tcW w:w="2447" w:type="dxa"/>
+            <w:shd w:val="clear" w:color="auto" w:fill="F8FAFB"/>
+            <w:tcMar>
+              <w:top w:w="70" w:type="dxa"/>
+              <w:left w:w="110" w:type="dxa"/>
+              <w:bottom w:w="70" w:type="dxa"/>
+              <w:right w:w="110" w:type="dxa"/>
+            </w:tcMar>
+          </w:tcPr>
+          <w:p>
+            <w:pPr>
+              <w:spacing w:after="40"/>
+            </w:pPr>
+            <w:r>
+              <w:rPr>
+                <w:sz w:val="19"/>
+                <w:szCs w:val="19"/>
+              </w:rPr>
+              <w:t>Lets a superseded letter stay on record without being deleted.</w:t>
+            </w:r>
+          </w:p>
+        </w:tc>
+        <w:tc>
+          <w:tcPr>
+            <w:tcW w:w="2071" w:type="dxa"/>
+            <w:shd w:val="clear" w:color="auto" w:fill="F8FAFB"/>
+            <w:tcMar>
+              <w:top w:w="70" w:type="dxa"/>
+              <w:left w:w="110" w:type="dxa"/>
+              <w:bottom w:w="70" w:type="dxa"/>
+              <w:right w:w="110" w:type="dxa"/>
+            </w:tcMar>
+          </w:tcPr>
+          <w:p>
+            <w:pPr>
+              <w:spacing w:after="40"/>
+            </w:pPr>
+            <w:r>
+              <w:rPr>
+                <w:sz w:val="19"/>
+                <w:szCs w:val="19"/>
+              </w:rPr>
+              <w:t>No visible change to respondents beyond Shown to respondents.</w:t>
+            </w:r>
+          </w:p>
+        </w:tc>
+      </w:tr>
+      <w:tr>
+        <w:tblPrEx>
+          <w:tblCellMar>
+            <w:top w:w="0" w:type="dxa"/>
+            <w:bottom w:w="0" w:type="dxa"/>
+          </w:tblCellMar>
+        </w:tblPrEx>
+        <w:trPr>
+          <w:cantSplit/>
+        </w:trPr>
+        <w:tc>
+          <w:tcPr>
+            <w:tcW w:w="1882" w:type="dxa"/>
+            <w:tcMar>
+              <w:top w:w="70" w:type="dxa"/>
+              <w:left w:w="110" w:type="dxa"/>
+              <w:bottom w:w="70" w:type="dxa"/>
+              <w:right w:w="110" w:type="dxa"/>
+            </w:tcMar>
+          </w:tcPr>
+          <w:p>
+            <w:pPr>
+              <w:spacing w:after="40"/>
+            </w:pPr>
+            <w:r>
+              <w:rPr>
+                <w:sz w:val="19"/>
+                <w:szCs w:val="19"/>
+              </w:rPr>
+              <w:t>View</w:t>
+            </w:r>
+          </w:p>
+        </w:tc>
+        <w:tc>
+          <w:tcPr>
+            <w:tcW w:w="3012" w:type="dxa"/>
+            <w:tcMar>
+              <w:top w:w="70" w:type="dxa"/>
+              <w:left w:w="110" w:type="dxa"/>
+              <w:bottom w:w="70" w:type="dxa"/>
+              <w:right w:w="110" w:type="dxa"/>
+            </w:tcMar>
+          </w:tcPr>
+          <w:p>
+            <w:pPr>
+              <w:spacing w:after="40"/>
+            </w:pPr>
+            <w:r>
+              <w:rPr>
+                <w:sz w:val="19"/>
+                <w:szCs w:val="19"/>
+              </w:rPr>
+              <w:t>Opens the uploaded file.</w:t>
+            </w:r>
+          </w:p>
+        </w:tc>
+        <w:tc>
+          <w:tcPr>
+            <w:tcW w:w="2447" w:type="dxa"/>
+            <w:tcMar>
+              <w:top w:w="70" w:type="dxa"/>
+              <w:left w:w="110" w:type="dxa"/>
+              <w:bottom w:w="70" w:type="dxa"/>
+              <w:right w:w="110" w:type="dxa"/>
+            </w:tcMar>
+          </w:tcPr>
+          <w:p>
+            <w:pPr>
+              <w:spacing w:after="40"/>
+            </w:pPr>
+            <w:r>
+              <w:rPr>
+                <w:sz w:val="19"/>
+                <w:szCs w:val="19"/>
+              </w:rPr>
+              <w:t>Checking what was actually uploaded.</w:t>
+            </w:r>
+          </w:p>
+        </w:tc>
+        <w:tc>
+          <w:tcPr>
+            <w:tcW w:w="2071" w:type="dxa"/>
+            <w:tcMar>
+              <w:top w:w="70" w:type="dxa"/>
+              <w:left w:w="110" w:type="dxa"/>
+              <w:bottom w:w="70" w:type="dxa"/>
+              <w:right w:w="110" w:type="dxa"/>
+            </w:tcMar>
+          </w:tcPr>
+          <w:p>
+            <w:pPr>
+              <w:spacing w:after="40"/>
+            </w:pPr>
+            <w:r>
+              <w:rPr>
+                <w:sz w:val="19"/>
+                <w:szCs w:val="19"/>
+              </w:rPr>
+              <w:t>The file opens in a new tab.</w:t>
+            </w:r>
+          </w:p>
+        </w:tc>
+      </w:tr>
+      <w:tr>
+        <w:tblPrEx>
+          <w:tblCellMar>
+            <w:top w:w="0" w:type="dxa"/>
+            <w:bottom w:w="0" w:type="dxa"/>
+          </w:tblCellMar>
+        </w:tblPrEx>
+        <w:trPr>
+          <w:cantSplit/>
+        </w:trPr>
+        <w:tc>
+          <w:tcPr>
+            <w:tcW w:w="1882" w:type="dxa"/>
+            <w:shd w:val="clear" w:color="auto" w:fill="F8FAFB"/>
+            <w:tcMar>
+              <w:top w:w="70" w:type="dxa"/>
+              <w:left w:w="110" w:type="dxa"/>
+              <w:bottom w:w="70" w:type="dxa"/>
+              <w:right w:w="110" w:type="dxa"/>
+            </w:tcMar>
+          </w:tcPr>
+          <w:p>
+            <w:pPr>
+              <w:spacing w:after="40"/>
+            </w:pPr>
+            <w:r>
+              <w:rPr>
+                <w:sz w:val="19"/>
+                <w:szCs w:val="19"/>
+              </w:rPr>
+              <w:t>Delete</w:t>
+            </w:r>
+          </w:p>
+        </w:tc>
+        <w:tc>
+          <w:tcPr>
+            <w:tcW w:w="3012" w:type="dxa"/>
+            <w:shd w:val="clear" w:color="auto" w:fill="F8FAFB"/>
+            <w:tcMar>
+              <w:top w:w="70" w:type="dxa"/>
+              <w:left w:w="110" w:type="dxa"/>
+              <w:bottom w:w="70" w:type="dxa"/>
+              <w:right w:w="110" w:type="dxa"/>
+            </w:tcMar>
+          </w:tcPr>
+          <w:p>
+            <w:pPr>
+              <w:spacing w:after="40"/>
+            </w:pPr>
+            <w:r>
+              <w:rPr>
+                <w:sz w:val="19"/>
+                <w:szCs w:val="19"/>
+              </w:rPr>
+              <w:t>Removes a document that has never been shown to a respondent.</w:t>
+            </w:r>
+          </w:p>
+        </w:tc>
+        <w:tc>
+          <w:tcPr>
+            <w:tcW w:w="2447" w:type="dxa"/>
+            <w:shd w:val="clear" w:color="auto" w:fill="F8FAFB"/>
+            <w:tcMar>
+              <w:top w:w="70" w:type="dxa"/>
+              <w:left w:w="110" w:type="dxa"/>
+              <w:bottom w:w="70" w:type="dxa"/>
+              <w:right w:w="110" w:type="dxa"/>
+            </w:tcMar>
+          </w:tcPr>
+          <w:p>
+            <w:pPr>
+              <w:spacing w:after="40"/>
+            </w:pPr>
+            <w:r>
+              <w:rPr>
+                <w:sz w:val="19"/>
+                <w:szCs w:val="19"/>
+              </w:rPr>
+              <w:t>Once a document could have been seen by a respondent, there must always be a record of what was shown; disabled, and refused by the server, once it has been public even briefly.</w:t>
+            </w:r>
+          </w:p>
+        </w:tc>
+        <w:tc>
+          <w:tcPr>
+            <w:tcW w:w="2071" w:type="dxa"/>
+            <w:shd w:val="clear" w:color="auto" w:fill="F8FAFB"/>
+            <w:tcMar>
+              <w:top w:w="70" w:type="dxa"/>
+              <w:left w:w="110" w:type="dxa"/>
+              <w:bottom w:w="70" w:type="dxa"/>
+              <w:right w:w="110" w:type="dxa"/>
+            </w:tcMar>
+          </w:tcPr>
+          <w:p>
+            <w:pPr>
+              <w:spacing w:after="40"/>
+            </w:pPr>
+            <w:r>
+              <w:rPr>
+                <w:sz w:val="19"/>
+                <w:szCs w:val="19"/>
+              </w:rPr>
+              <w:t>The record is removed. If it was ever public, the server refuses with a message instead.</w:t>
+            </w:r>
+          </w:p>
+        </w:tc>
+      </w:tr>
+    </w:tbl>
+    <w:p>
+      <w:pPr>
+        <w:spacing w:after="120"/>
+      </w:pPr>
+    </w:p>
+    <w:p>
+      <w:pPr>
+        <w:pStyle w:val="Heading2"/>
+      </w:pPr>
+      <w:bookmarkStart w:id="41" w:name="_Toc241726308"/>
+      <w:r>
+        <w:t>11.4 Export</w:t>
+      </w:r>
+      <w:bookmarkEnd w:id="41"/>
     </w:p>
     <w:p>
       <w:pPr>
@@ -31907,7 +32983,6 @@
                 <w:sz w:val="19"/>
                 <w:szCs w:val="19"/>
               </w:rPr>
-              <w:lastRenderedPageBreak/>
               <w:t>Control</w:t>
             </w:r>
           </w:p>
@@ -32233,6 +33308,7 @@
                 <w:sz w:val="19"/>
                 <w:szCs w:val="19"/>
               </w:rPr>
+              <w:lastRenderedPageBreak/>
               <w:t>Analysis packs → Download SmartPLS pack / interviews pack / documents pack (the PI only)</w:t>
             </w:r>
           </w:p>
@@ -32468,7 +33544,7 @@
         <w:sz w:val="16"/>
         <w:szCs w:val="16"/>
       </w:rPr>
-      <w:t>Version 1.12 · 28 September 2026</w:t>
+      <w:t>Version 1.13 · 1 October 2026</w:t>
     </w:r>
     <w:r>
       <w:rPr>
@@ -32641,10 +33717,10 @@
 <file path=word/numbering.xml><?xml version="1.0" encoding="utf-8"?>
 <w:numbering xmlns:wpc="http://schemas.microsoft.com/office/word/2010/wordprocessingCanvas" xmlns:cx="http://schemas.microsoft.com/office/drawing/2014/chartex" xmlns:cx1="http://schemas.microsoft.com/office/drawing/2015/9/8/chartex" xmlns:cx2="http://schemas.microsoft.com/office/drawing/2015/10/21/chartex" xmlns:cx3="http://schemas.microsoft.com/office/drawing/2016/5/9/chartex" xmlns:cx4="http://schemas.microsoft.com/office/drawing/2016/5/10/chartex" xmlns:cx5="http://schemas.microsoft.com/office/drawing/2016/5/11/chartex" xmlns:cx6="http://schemas.microsoft.com/office/drawing/2016/5/12/chartex" xmlns:cx7="http://schemas.microsoft.com/office/drawing/2016/5/13/chartex" xmlns:cx8="http://schemas.microsoft.com/office/drawing/2016/5/14/chartex" xmlns:mc="http://schemas.openxmlformats.org/markup-compatibility/2006" xmlns:aink="http://schemas.microsoft.com/office/drawing/2016/ink" xmlns:am3d="http://schemas.microsoft.com/office/drawing/2017/model3d" xmlns:o="urn:schemas-microsoft-com:office:office" xmlns:oel="http://schemas.microsoft.com/office/2019/extlst" xmlns:r="http://schemas.openxmlformats.org/officeDocument/2006/relationships" xmlns:m="http://schemas.openxmlformats.org/officeDocument/2006/math" xmlns:v="urn:schemas-microsoft-com:vml" xmlns:wp14="http://schemas.microsoft.com/office/word/2010/wordprocessingDrawing" xmlns:wp="http://schemas.openxmlformats.org/drawingml/2006/wordprocessingDrawing" xmlns:w10="urn:schemas-microsoft-com:office:word" xmlns:w="http://schemas.openxmlformats.org/wordprocessingml/2006/main" xmlns:w14="http://schemas.microsoft.com/office/word/2010/wordml" xmlns:w15="http://schemas.microsoft.com/office/word/2012/wordml" xmlns:w16cex="http://schemas.microsoft.com/office/word/2018/wordml/cex" xmlns:w16cid="http://schemas.microsoft.com/office/word/2016/wordml/cid" xmlns:w16="http://schemas.microsoft.com/office/word/2018/wordml" xmlns:w16sdtdh="http://schemas.microsoft.com/office/word/2020/wordml/sdtdatahash" xmlns:w16se="http://schemas.microsoft.com/office/word/2015/wordml/symex" xmlns:wpg="http://schemas.microsoft.com/office/word/2010/wordprocessingGroup" xmlns:wpi="http://schemas.microsoft.com/office/word/2010/wordprocessingInk" xmlns:wne="http://schemas.microsoft.com/office/word/2006/wordml" xmlns:wps="http://schemas.microsoft.com/office/word/2010/wordprocessingShape" mc:Ignorable="w14 w15 w16se w16cid w16 w16cex w16sdtdh wp14">
   <w:abstractNum w:abstractNumId="0" w15:restartNumberingAfterBreak="0">
-    <w:nsid w:val="55834ADC"/>
+    <w:nsid w:val="1D1B5CF4"/>
     <w:multiLevelType w:val="hybridMultilevel"/>
-    <w:tmpl w:val="373C8562"/>
-    <w:lvl w:ilvl="0" w:tplc="7B68E822">
+    <w:tmpl w:val="6AEA167E"/>
+    <w:lvl w:ilvl="0" w:tplc="3F20374A">
       <w:start w:val="1"/>
       <w:numFmt w:val="bullet"/>
       <w:lvlText w:val="•"/>
@@ -32653,7 +33729,7 @@
         <w:ind w:left="460" w:hanging="280"/>
       </w:pPr>
     </w:lvl>
-    <w:lvl w:ilvl="1" w:tplc="E3584B82">
+    <w:lvl w:ilvl="1" w:tplc="94B8C21E">
       <w:start w:val="1"/>
       <w:numFmt w:val="bullet"/>
       <w:lvlText w:val="–"/>
@@ -32662,47 +33738,47 @@
         <w:ind w:left="900" w:hanging="280"/>
       </w:pPr>
     </w:lvl>
-    <w:lvl w:ilvl="2" w:tplc="340E79BE">
+    <w:lvl w:ilvl="2" w:tplc="772AF526">
       <w:numFmt w:val="decimal"/>
       <w:lvlText w:val=""/>
       <w:lvlJc w:val="left"/>
     </w:lvl>
-    <w:lvl w:ilvl="3" w:tplc="0D66574C">
+    <w:lvl w:ilvl="3" w:tplc="4DE82988">
       <w:numFmt w:val="decimal"/>
       <w:lvlText w:val=""/>
       <w:lvlJc w:val="left"/>
     </w:lvl>
-    <w:lvl w:ilvl="4" w:tplc="77DEE85C">
+    <w:lvl w:ilvl="4" w:tplc="A1247190">
       <w:numFmt w:val="decimal"/>
       <w:lvlText w:val=""/>
       <w:lvlJc w:val="left"/>
     </w:lvl>
-    <w:lvl w:ilvl="5" w:tplc="ACACE8F2">
+    <w:lvl w:ilvl="5" w:tplc="3A005DCA">
       <w:numFmt w:val="decimal"/>
       <w:lvlText w:val=""/>
       <w:lvlJc w:val="left"/>
     </w:lvl>
-    <w:lvl w:ilvl="6" w:tplc="51CA2AC2">
+    <w:lvl w:ilvl="6" w:tplc="6452365E">
       <w:numFmt w:val="decimal"/>
       <w:lvlText w:val=""/>
       <w:lvlJc w:val="left"/>
     </w:lvl>
-    <w:lvl w:ilvl="7" w:tplc="D7AEEB54">
+    <w:lvl w:ilvl="7" w:tplc="047673FC">
       <w:numFmt w:val="decimal"/>
       <w:lvlText w:val=""/>
       <w:lvlJc w:val="left"/>
     </w:lvl>
-    <w:lvl w:ilvl="8" w:tplc="B9C07EB2">
+    <w:lvl w:ilvl="8" w:tplc="2D42BA40">
       <w:numFmt w:val="decimal"/>
       <w:lvlText w:val=""/>
       <w:lvlJc w:val="left"/>
     </w:lvl>
   </w:abstractNum>
   <w:abstractNum w:abstractNumId="1" w15:restartNumberingAfterBreak="0">
-    <w:nsid w:val="7C1047C2"/>
+    <w:nsid w:val="57FE0242"/>
     <w:multiLevelType w:val="hybridMultilevel"/>
-    <w:tmpl w:val="6506F74A"/>
-    <w:lvl w:ilvl="0" w:tplc="7A8CA814">
+    <w:tmpl w:val="7EC6CED0"/>
+    <w:lvl w:ilvl="0" w:tplc="89C00528">
       <w:start w:val="1"/>
       <w:numFmt w:val="bullet"/>
       <w:lvlText w:val="●"/>
@@ -32711,7 +33787,7 @@
         <w:ind w:left="720" w:hanging="360"/>
       </w:pPr>
     </w:lvl>
-    <w:lvl w:ilvl="1" w:tplc="8C9842F2">
+    <w:lvl w:ilvl="1" w:tplc="38EADEF2">
       <w:start w:val="1"/>
       <w:numFmt w:val="bullet"/>
       <w:lvlText w:val="○"/>
@@ -32720,7 +33796,7 @@
         <w:ind w:left="1440" w:hanging="360"/>
       </w:pPr>
     </w:lvl>
-    <w:lvl w:ilvl="2" w:tplc="8A822B90">
+    <w:lvl w:ilvl="2" w:tplc="75D288BE">
       <w:start w:val="1"/>
       <w:numFmt w:val="bullet"/>
       <w:lvlText w:val="■"/>
@@ -32729,7 +33805,7 @@
         <w:ind w:left="2160" w:hanging="360"/>
       </w:pPr>
     </w:lvl>
-    <w:lvl w:ilvl="3" w:tplc="9864D6F8">
+    <w:lvl w:ilvl="3" w:tplc="5066AB3A">
       <w:start w:val="1"/>
       <w:numFmt w:val="bullet"/>
       <w:lvlText w:val="●"/>
@@ -32738,7 +33814,7 @@
         <w:ind w:left="2880" w:hanging="360"/>
       </w:pPr>
     </w:lvl>
-    <w:lvl w:ilvl="4" w:tplc="9BB88DCA">
+    <w:lvl w:ilvl="4" w:tplc="7FBCEF08">
       <w:start w:val="1"/>
       <w:numFmt w:val="bullet"/>
       <w:lvlText w:val="○"/>
@@ -32747,7 +33823,7 @@
         <w:ind w:left="3600" w:hanging="360"/>
       </w:pPr>
     </w:lvl>
-    <w:lvl w:ilvl="5" w:tplc="02CA5714">
+    <w:lvl w:ilvl="5" w:tplc="A5727A86">
       <w:start w:val="1"/>
       <w:numFmt w:val="bullet"/>
       <w:lvlText w:val="■"/>
@@ -32756,7 +33832,7 @@
         <w:ind w:left="4320" w:hanging="360"/>
       </w:pPr>
     </w:lvl>
-    <w:lvl w:ilvl="6" w:tplc="367A58B8">
+    <w:lvl w:ilvl="6" w:tplc="C7C08D88">
       <w:start w:val="1"/>
       <w:numFmt w:val="bullet"/>
       <w:lvlText w:val="●"/>
@@ -32765,7 +33841,7 @@
         <w:ind w:left="5040" w:hanging="360"/>
       </w:pPr>
     </w:lvl>
-    <w:lvl w:ilvl="7" w:tplc="E0FA578E">
+    <w:lvl w:ilvl="7" w:tplc="2A8A6060">
       <w:start w:val="1"/>
       <w:numFmt w:val="bullet"/>
       <w:lvlText w:val="●"/>
@@ -32774,7 +33850,7 @@
         <w:ind w:left="5760" w:hanging="360"/>
       </w:pPr>
     </w:lvl>
-    <w:lvl w:ilvl="8" w:tplc="68840EAE">
+    <w:lvl w:ilvl="8" w:tplc="B71AFEBA">
       <w:start w:val="1"/>
       <w:numFmt w:val="bullet"/>
       <w:lvlText w:val="●"/>
@@ -32784,13 +33860,13 @@
       </w:pPr>
     </w:lvl>
   </w:abstractNum>
-  <w:num w:numId="1" w16cid:durableId="1434475431">
+  <w:num w:numId="1" w16cid:durableId="907492532">
     <w:abstractNumId w:val="1"/>
     <w:lvlOverride w:ilvl="0">
       <w:startOverride w:val="1"/>
     </w:lvlOverride>
   </w:num>
-  <w:num w:numId="2" w16cid:durableId="1813521617">
+  <w:num w:numId="2" w16cid:durableId="1512795275">
     <w:abstractNumId w:val="0"/>
     <w:lvlOverride w:ilvl="0">
       <w:startOverride w:val="1"/>
@@ -33416,7 +34492,7 @@
     <w:autoRedefine/>
     <w:uiPriority w:val="39"/>
     <w:unhideWhenUsed/>
-    <w:rsid w:val="00103ADA"/>
+    <w:rsid w:val="00736FA6"/>
     <w:pPr>
       <w:spacing w:after="100"/>
     </w:pPr>
@@ -33428,7 +34504,7 @@
     <w:autoRedefine/>
     <w:uiPriority w:val="39"/>
     <w:unhideWhenUsed/>
-    <w:rsid w:val="00103ADA"/>
+    <w:rsid w:val="00736FA6"/>
     <w:pPr>
       <w:spacing w:after="100"/>
       <w:ind w:left="210"/>

--- a/docs/manuals/ABF-FST_Screen_and_Button_Reference.docx
+++ b/docs/manuals/ABF-FST_Screen_and_Button_Reference.docx
@@ -469,7 +469,7 @@
                 <w:sz w:val="19"/>
                 <w:szCs w:val="19"/>
               </w:rPr>
-              <w:t>Version 1.13 · 1 October 2026</w:t>
+              <w:t>Version 1.14 · 1 October 2026</w:t>
             </w:r>
           </w:p>
         </w:tc>
@@ -538,7 +538,7 @@
     <w:sdt>
       <w:sdtPr>
         <w:alias w:val="Contents"/>
-        <w:id w:val="930169756"/>
+        <w:id w:val="-2108651737"/>
       </w:sdtPr>
       <w:sdtEndPr/>
       <w:sdtContent>
@@ -567,7 +567,7 @@
           <w:r>
             <w:fldChar w:fldCharType="separate"/>
           </w:r>
-          <w:hyperlink w:anchor="_Toc241726267" w:history="1">
+          <w:hyperlink w:anchor="_Toc241780173" w:history="1">
             <w:r>
               <w:rPr>
                 <w:rStyle w:val="Hyperlink"/>
@@ -591,7 +591,7 @@
               <w:rPr>
                 <w:noProof/>
               </w:rPr>
-              <w:instrText xml:space="preserve"> PAGEREF _Toc241726267 \h </w:instrText>
+              <w:instrText xml:space="preserve"> PAGEREF _Toc241780173 \h </w:instrText>
             </w:r>
             <w:r>
               <w:rPr>
@@ -634,7 +634,7 @@
               <w14:ligatures w14:val="standardContextual"/>
             </w:rPr>
           </w:pPr>
-          <w:hyperlink w:anchor="_Toc241726268" w:history="1">
+          <w:hyperlink w:anchor="_Toc241780174" w:history="1">
             <w:r>
               <w:rPr>
                 <w:rStyle w:val="Hyperlink"/>
@@ -658,7 +658,7 @@
               <w:rPr>
                 <w:noProof/>
               </w:rPr>
-              <w:instrText xml:space="preserve"> PAGEREF _Toc241726268 \h </w:instrText>
+              <w:instrText xml:space="preserve"> PAGEREF _Toc241780174 \h </w:instrText>
             </w:r>
             <w:r>
               <w:rPr>
@@ -701,7 +701,7 @@
               <w14:ligatures w14:val="standardContextual"/>
             </w:rPr>
           </w:pPr>
-          <w:hyperlink w:anchor="_Toc241726269" w:history="1">
+          <w:hyperlink w:anchor="_Toc241780175" w:history="1">
             <w:r>
               <w:rPr>
                 <w:rStyle w:val="Hyperlink"/>
@@ -725,7 +725,7 @@
               <w:rPr>
                 <w:noProof/>
               </w:rPr>
-              <w:instrText xml:space="preserve"> PAGEREF _Toc241726269 \h </w:instrText>
+              <w:instrText xml:space="preserve"> PAGEREF _Toc241780175 \h </w:instrText>
             </w:r>
             <w:r>
               <w:rPr>
@@ -768,7 +768,7 @@
               <w14:ligatures w14:val="standardContextual"/>
             </w:rPr>
           </w:pPr>
-          <w:hyperlink w:anchor="_Toc241726270" w:history="1">
+          <w:hyperlink w:anchor="_Toc241780176" w:history="1">
             <w:r>
               <w:rPr>
                 <w:rStyle w:val="Hyperlink"/>
@@ -792,7 +792,7 @@
               <w:rPr>
                 <w:noProof/>
               </w:rPr>
-              <w:instrText xml:space="preserve"> PAGEREF _Toc241726270 \h </w:instrText>
+              <w:instrText xml:space="preserve"> PAGEREF _Toc241780176 \h </w:instrText>
             </w:r>
             <w:r>
               <w:rPr>
@@ -835,7 +835,7 @@
               <w14:ligatures w14:val="standardContextual"/>
             </w:rPr>
           </w:pPr>
-          <w:hyperlink w:anchor="_Toc241726271" w:history="1">
+          <w:hyperlink w:anchor="_Toc241780177" w:history="1">
             <w:r>
               <w:rPr>
                 <w:rStyle w:val="Hyperlink"/>
@@ -859,7 +859,7 @@
               <w:rPr>
                 <w:noProof/>
               </w:rPr>
-              <w:instrText xml:space="preserve"> PAGEREF _Toc241726271 \h </w:instrText>
+              <w:instrText xml:space="preserve"> PAGEREF _Toc241780177 \h </w:instrText>
             </w:r>
             <w:r>
               <w:rPr>
@@ -902,7 +902,7 @@
               <w14:ligatures w14:val="standardContextual"/>
             </w:rPr>
           </w:pPr>
-          <w:hyperlink w:anchor="_Toc241726272" w:history="1">
+          <w:hyperlink w:anchor="_Toc241780178" w:history="1">
             <w:r>
               <w:rPr>
                 <w:rStyle w:val="Hyperlink"/>
@@ -926,7 +926,7 @@
               <w:rPr>
                 <w:noProof/>
               </w:rPr>
-              <w:instrText xml:space="preserve"> PAGEREF _Toc241726272 \h </w:instrText>
+              <w:instrText xml:space="preserve"> PAGEREF _Toc241780178 \h </w:instrText>
             </w:r>
             <w:r>
               <w:rPr>
@@ -969,7 +969,7 @@
               <w14:ligatures w14:val="standardContextual"/>
             </w:rPr>
           </w:pPr>
-          <w:hyperlink w:anchor="_Toc241726273" w:history="1">
+          <w:hyperlink w:anchor="_Toc241780179" w:history="1">
             <w:r>
               <w:rPr>
                 <w:rStyle w:val="Hyperlink"/>
@@ -993,7 +993,7 @@
               <w:rPr>
                 <w:noProof/>
               </w:rPr>
-              <w:instrText xml:space="preserve"> PAGEREF _Toc241726273 \h </w:instrText>
+              <w:instrText xml:space="preserve"> PAGEREF _Toc241780179 \h </w:instrText>
             </w:r>
             <w:r>
               <w:rPr>
@@ -1036,7 +1036,7 @@
               <w14:ligatures w14:val="standardContextual"/>
             </w:rPr>
           </w:pPr>
-          <w:hyperlink w:anchor="_Toc241726274" w:history="1">
+          <w:hyperlink w:anchor="_Toc241780180" w:history="1">
             <w:r>
               <w:rPr>
                 <w:rStyle w:val="Hyperlink"/>
@@ -1060,7 +1060,7 @@
               <w:rPr>
                 <w:noProof/>
               </w:rPr>
-              <w:instrText xml:space="preserve"> PAGEREF _Toc241726274 \h </w:instrText>
+              <w:instrText xml:space="preserve"> PAGEREF _Toc241780180 \h </w:instrText>
             </w:r>
             <w:r>
               <w:rPr>
@@ -1103,7 +1103,7 @@
               <w14:ligatures w14:val="standardContextual"/>
             </w:rPr>
           </w:pPr>
-          <w:hyperlink w:anchor="_Toc241726275" w:history="1">
+          <w:hyperlink w:anchor="_Toc241780181" w:history="1">
             <w:r>
               <w:rPr>
                 <w:rStyle w:val="Hyperlink"/>
@@ -1127,7 +1127,7 @@
               <w:rPr>
                 <w:noProof/>
               </w:rPr>
-              <w:instrText xml:space="preserve"> PAGEREF _Toc241726275 \h </w:instrText>
+              <w:instrText xml:space="preserve"> PAGEREF _Toc241780181 \h </w:instrText>
             </w:r>
             <w:r>
               <w:rPr>
@@ -1170,7 +1170,7 @@
               <w14:ligatures w14:val="standardContextual"/>
             </w:rPr>
           </w:pPr>
-          <w:hyperlink w:anchor="_Toc241726276" w:history="1">
+          <w:hyperlink w:anchor="_Toc241780182" w:history="1">
             <w:r>
               <w:rPr>
                 <w:rStyle w:val="Hyperlink"/>
@@ -1194,7 +1194,7 @@
               <w:rPr>
                 <w:noProof/>
               </w:rPr>
-              <w:instrText xml:space="preserve"> PAGEREF _Toc241726276 \h </w:instrText>
+              <w:instrText xml:space="preserve"> PAGEREF _Toc241780182 \h </w:instrText>
             </w:r>
             <w:r>
               <w:rPr>
@@ -1237,7 +1237,7 @@
               <w14:ligatures w14:val="standardContextual"/>
             </w:rPr>
           </w:pPr>
-          <w:hyperlink w:anchor="_Toc241726277" w:history="1">
+          <w:hyperlink w:anchor="_Toc241780183" w:history="1">
             <w:r>
               <w:rPr>
                 <w:rStyle w:val="Hyperlink"/>
@@ -1261,7 +1261,7 @@
               <w:rPr>
                 <w:noProof/>
               </w:rPr>
-              <w:instrText xml:space="preserve"> PAGEREF _Toc241726277 \h </w:instrText>
+              <w:instrText xml:space="preserve"> PAGEREF _Toc241780183 \h </w:instrText>
             </w:r>
             <w:r>
               <w:rPr>
@@ -1304,7 +1304,7 @@
               <w14:ligatures w14:val="standardContextual"/>
             </w:rPr>
           </w:pPr>
-          <w:hyperlink w:anchor="_Toc241726278" w:history="1">
+          <w:hyperlink w:anchor="_Toc241780184" w:history="1">
             <w:r>
               <w:rPr>
                 <w:rStyle w:val="Hyperlink"/>
@@ -1328,7 +1328,7 @@
               <w:rPr>
                 <w:noProof/>
               </w:rPr>
-              <w:instrText xml:space="preserve"> PAGEREF _Toc241726278 \h </w:instrText>
+              <w:instrText xml:space="preserve"> PAGEREF _Toc241780184 \h </w:instrText>
             </w:r>
             <w:r>
               <w:rPr>
@@ -1371,7 +1371,7 @@
               <w14:ligatures w14:val="standardContextual"/>
             </w:rPr>
           </w:pPr>
-          <w:hyperlink w:anchor="_Toc241726279" w:history="1">
+          <w:hyperlink w:anchor="_Toc241780185" w:history="1">
             <w:r>
               <w:rPr>
                 <w:rStyle w:val="Hyperlink"/>
@@ -1395,7 +1395,7 @@
               <w:rPr>
                 <w:noProof/>
               </w:rPr>
-              <w:instrText xml:space="preserve"> PAGEREF _Toc241726279 \h </w:instrText>
+              <w:instrText xml:space="preserve"> PAGEREF _Toc241780185 \h </w:instrText>
             </w:r>
             <w:r>
               <w:rPr>
@@ -1438,7 +1438,7 @@
               <w14:ligatures w14:val="standardContextual"/>
             </w:rPr>
           </w:pPr>
-          <w:hyperlink w:anchor="_Toc241726280" w:history="1">
+          <w:hyperlink w:anchor="_Toc241780186" w:history="1">
             <w:r>
               <w:rPr>
                 <w:rStyle w:val="Hyperlink"/>
@@ -1462,7 +1462,7 @@
               <w:rPr>
                 <w:noProof/>
               </w:rPr>
-              <w:instrText xml:space="preserve"> PAGEREF _Toc241726280 \h </w:instrText>
+              <w:instrText xml:space="preserve"> PAGEREF _Toc241780186 \h </w:instrText>
             </w:r>
             <w:r>
               <w:rPr>
@@ -1505,7 +1505,7 @@
               <w14:ligatures w14:val="standardContextual"/>
             </w:rPr>
           </w:pPr>
-          <w:hyperlink w:anchor="_Toc241726281" w:history="1">
+          <w:hyperlink w:anchor="_Toc241780187" w:history="1">
             <w:r>
               <w:rPr>
                 <w:rStyle w:val="Hyperlink"/>
@@ -1529,7 +1529,7 @@
               <w:rPr>
                 <w:noProof/>
               </w:rPr>
-              <w:instrText xml:space="preserve"> PAGEREF _Toc241726281 \h </w:instrText>
+              <w:instrText xml:space="preserve"> PAGEREF _Toc241780187 \h </w:instrText>
             </w:r>
             <w:r>
               <w:rPr>
@@ -1572,7 +1572,7 @@
               <w14:ligatures w14:val="standardContextual"/>
             </w:rPr>
           </w:pPr>
-          <w:hyperlink w:anchor="_Toc241726282" w:history="1">
+          <w:hyperlink w:anchor="_Toc241780188" w:history="1">
             <w:r>
               <w:rPr>
                 <w:rStyle w:val="Hyperlink"/>
@@ -1596,7 +1596,7 @@
               <w:rPr>
                 <w:noProof/>
               </w:rPr>
-              <w:instrText xml:space="preserve"> PAGEREF _Toc241726282 \h </w:instrText>
+              <w:instrText xml:space="preserve"> PAGEREF _Toc241780188 \h </w:instrText>
             </w:r>
             <w:r>
               <w:rPr>
@@ -1639,7 +1639,7 @@
               <w14:ligatures w14:val="standardContextual"/>
             </w:rPr>
           </w:pPr>
-          <w:hyperlink w:anchor="_Toc241726283" w:history="1">
+          <w:hyperlink w:anchor="_Toc241780189" w:history="1">
             <w:r>
               <w:rPr>
                 <w:rStyle w:val="Hyperlink"/>
@@ -1663,7 +1663,7 @@
               <w:rPr>
                 <w:noProof/>
               </w:rPr>
-              <w:instrText xml:space="preserve"> PAGEREF _Toc241726283 \h </w:instrText>
+              <w:instrText xml:space="preserve"> PAGEREF _Toc241780189 \h </w:instrText>
             </w:r>
             <w:r>
               <w:rPr>
@@ -1706,7 +1706,7 @@
               <w14:ligatures w14:val="standardContextual"/>
             </w:rPr>
           </w:pPr>
-          <w:hyperlink w:anchor="_Toc241726284" w:history="1">
+          <w:hyperlink w:anchor="_Toc241780190" w:history="1">
             <w:r>
               <w:rPr>
                 <w:rStyle w:val="Hyperlink"/>
@@ -1730,7 +1730,7 @@
               <w:rPr>
                 <w:noProof/>
               </w:rPr>
-              <w:instrText xml:space="preserve"> PAGEREF _Toc241726284 \h </w:instrText>
+              <w:instrText xml:space="preserve"> PAGEREF _Toc241780190 \h </w:instrText>
             </w:r>
             <w:r>
               <w:rPr>
@@ -1773,7 +1773,7 @@
               <w14:ligatures w14:val="standardContextual"/>
             </w:rPr>
           </w:pPr>
-          <w:hyperlink w:anchor="_Toc241726285" w:history="1">
+          <w:hyperlink w:anchor="_Toc241780191" w:history="1">
             <w:r>
               <w:rPr>
                 <w:rStyle w:val="Hyperlink"/>
@@ -1797,7 +1797,7 @@
               <w:rPr>
                 <w:noProof/>
               </w:rPr>
-              <w:instrText xml:space="preserve"> PAGEREF _Toc241726285 \h </w:instrText>
+              <w:instrText xml:space="preserve"> PAGEREF _Toc241780191 \h </w:instrText>
             </w:r>
             <w:r>
               <w:rPr>
@@ -1840,7 +1840,7 @@
               <w14:ligatures w14:val="standardContextual"/>
             </w:rPr>
           </w:pPr>
-          <w:hyperlink w:anchor="_Toc241726286" w:history="1">
+          <w:hyperlink w:anchor="_Toc241780192" w:history="1">
             <w:r>
               <w:rPr>
                 <w:rStyle w:val="Hyperlink"/>
@@ -1864,7 +1864,7 @@
               <w:rPr>
                 <w:noProof/>
               </w:rPr>
-              <w:instrText xml:space="preserve"> PAGEREF _Toc241726286 \h </w:instrText>
+              <w:instrText xml:space="preserve"> PAGEREF _Toc241780192 \h </w:instrText>
             </w:r>
             <w:r>
               <w:rPr>
@@ -1907,7 +1907,7 @@
               <w14:ligatures w14:val="standardContextual"/>
             </w:rPr>
           </w:pPr>
-          <w:hyperlink w:anchor="_Toc241726287" w:history="1">
+          <w:hyperlink w:anchor="_Toc241780193" w:history="1">
             <w:r>
               <w:rPr>
                 <w:rStyle w:val="Hyperlink"/>
@@ -1931,7 +1931,7 @@
               <w:rPr>
                 <w:noProof/>
               </w:rPr>
-              <w:instrText xml:space="preserve"> PAGEREF _Toc241726287 \h </w:instrText>
+              <w:instrText xml:space="preserve"> PAGEREF _Toc241780193 \h </w:instrText>
             </w:r>
             <w:r>
               <w:rPr>
@@ -1974,7 +1974,7 @@
               <w14:ligatures w14:val="standardContextual"/>
             </w:rPr>
           </w:pPr>
-          <w:hyperlink w:anchor="_Toc241726288" w:history="1">
+          <w:hyperlink w:anchor="_Toc241780194" w:history="1">
             <w:r>
               <w:rPr>
                 <w:rStyle w:val="Hyperlink"/>
@@ -1998,7 +1998,7 @@
               <w:rPr>
                 <w:noProof/>
               </w:rPr>
-              <w:instrText xml:space="preserve"> PAGEREF _Toc241726288 \h </w:instrText>
+              <w:instrText xml:space="preserve"> PAGEREF _Toc241780194 \h </w:instrText>
             </w:r>
             <w:r>
               <w:rPr>
@@ -2041,7 +2041,7 @@
               <w14:ligatures w14:val="standardContextual"/>
             </w:rPr>
           </w:pPr>
-          <w:hyperlink w:anchor="_Toc241726289" w:history="1">
+          <w:hyperlink w:anchor="_Toc241780195" w:history="1">
             <w:r>
               <w:rPr>
                 <w:rStyle w:val="Hyperlink"/>
@@ -2065,7 +2065,7 @@
               <w:rPr>
                 <w:noProof/>
               </w:rPr>
-              <w:instrText xml:space="preserve"> PAGEREF _Toc241726289 \h </w:instrText>
+              <w:instrText xml:space="preserve"> PAGEREF _Toc241780195 \h </w:instrText>
             </w:r>
             <w:r>
               <w:rPr>
@@ -2108,7 +2108,7 @@
               <w14:ligatures w14:val="standardContextual"/>
             </w:rPr>
           </w:pPr>
-          <w:hyperlink w:anchor="_Toc241726290" w:history="1">
+          <w:hyperlink w:anchor="_Toc241780196" w:history="1">
             <w:r>
               <w:rPr>
                 <w:rStyle w:val="Hyperlink"/>
@@ -2132,7 +2132,7 @@
               <w:rPr>
                 <w:noProof/>
               </w:rPr>
-              <w:instrText xml:space="preserve"> PAGEREF _Toc241726290 \h </w:instrText>
+              <w:instrText xml:space="preserve"> PAGEREF _Toc241780196 \h </w:instrText>
             </w:r>
             <w:r>
               <w:rPr>
@@ -2175,7 +2175,7 @@
               <w14:ligatures w14:val="standardContextual"/>
             </w:rPr>
           </w:pPr>
-          <w:hyperlink w:anchor="_Toc241726291" w:history="1">
+          <w:hyperlink w:anchor="_Toc241780197" w:history="1">
             <w:r>
               <w:rPr>
                 <w:rStyle w:val="Hyperlink"/>
@@ -2199,7 +2199,7 @@
               <w:rPr>
                 <w:noProof/>
               </w:rPr>
-              <w:instrText xml:space="preserve"> PAGEREF _Toc241726291 \h </w:instrText>
+              <w:instrText xml:space="preserve"> PAGEREF _Toc241780197 \h </w:instrText>
             </w:r>
             <w:r>
               <w:rPr>
@@ -2242,7 +2242,7 @@
               <w14:ligatures w14:val="standardContextual"/>
             </w:rPr>
           </w:pPr>
-          <w:hyperlink w:anchor="_Toc241726292" w:history="1">
+          <w:hyperlink w:anchor="_Toc241780198" w:history="1">
             <w:r>
               <w:rPr>
                 <w:rStyle w:val="Hyperlink"/>
@@ -2266,7 +2266,7 @@
               <w:rPr>
                 <w:noProof/>
               </w:rPr>
-              <w:instrText xml:space="preserve"> PAGEREF _Toc241726292 \h </w:instrText>
+              <w:instrText xml:space="preserve"> PAGEREF _Toc241780198 \h </w:instrText>
             </w:r>
             <w:r>
               <w:rPr>
@@ -2309,7 +2309,7 @@
               <w14:ligatures w14:val="standardContextual"/>
             </w:rPr>
           </w:pPr>
-          <w:hyperlink w:anchor="_Toc241726293" w:history="1">
+          <w:hyperlink w:anchor="_Toc241780199" w:history="1">
             <w:r>
               <w:rPr>
                 <w:rStyle w:val="Hyperlink"/>
@@ -2333,7 +2333,7 @@
               <w:rPr>
                 <w:noProof/>
               </w:rPr>
-              <w:instrText xml:space="preserve"> PAGEREF _Toc241726293 \h </w:instrText>
+              <w:instrText xml:space="preserve"> PAGEREF _Toc241780199 \h </w:instrText>
             </w:r>
             <w:r>
               <w:rPr>
@@ -2376,7 +2376,7 @@
               <w14:ligatures w14:val="standardContextual"/>
             </w:rPr>
           </w:pPr>
-          <w:hyperlink w:anchor="_Toc241726294" w:history="1">
+          <w:hyperlink w:anchor="_Toc241780200" w:history="1">
             <w:r>
               <w:rPr>
                 <w:rStyle w:val="Hyperlink"/>
@@ -2400,7 +2400,7 @@
               <w:rPr>
                 <w:noProof/>
               </w:rPr>
-              <w:instrText xml:space="preserve"> PAGEREF _Toc241726294 \h </w:instrText>
+              <w:instrText xml:space="preserve"> PAGEREF _Toc241780200 \h </w:instrText>
             </w:r>
             <w:r>
               <w:rPr>
@@ -2443,7 +2443,7 @@
               <w14:ligatures w14:val="standardContextual"/>
             </w:rPr>
           </w:pPr>
-          <w:hyperlink w:anchor="_Toc241726295" w:history="1">
+          <w:hyperlink w:anchor="_Toc241780201" w:history="1">
             <w:r>
               <w:rPr>
                 <w:rStyle w:val="Hyperlink"/>
@@ -2467,7 +2467,7 @@
               <w:rPr>
                 <w:noProof/>
               </w:rPr>
-              <w:instrText xml:space="preserve"> PAGEREF _Toc241726295 \h </w:instrText>
+              <w:instrText xml:space="preserve"> PAGEREF _Toc241780201 \h </w:instrText>
             </w:r>
             <w:r>
               <w:rPr>
@@ -2510,7 +2510,7 @@
               <w14:ligatures w14:val="standardContextual"/>
             </w:rPr>
           </w:pPr>
-          <w:hyperlink w:anchor="_Toc241726296" w:history="1">
+          <w:hyperlink w:anchor="_Toc241780202" w:history="1">
             <w:r>
               <w:rPr>
                 <w:rStyle w:val="Hyperlink"/>
@@ -2534,7 +2534,7 @@
               <w:rPr>
                 <w:noProof/>
               </w:rPr>
-              <w:instrText xml:space="preserve"> PAGEREF _Toc241726296 \h </w:instrText>
+              <w:instrText xml:space="preserve"> PAGEREF _Toc241780202 \h </w:instrText>
             </w:r>
             <w:r>
               <w:rPr>
@@ -2577,7 +2577,7 @@
               <w14:ligatures w14:val="standardContextual"/>
             </w:rPr>
           </w:pPr>
-          <w:hyperlink w:anchor="_Toc241726297" w:history="1">
+          <w:hyperlink w:anchor="_Toc241780203" w:history="1">
             <w:r>
               <w:rPr>
                 <w:rStyle w:val="Hyperlink"/>
@@ -2601,7 +2601,7 @@
               <w:rPr>
                 <w:noProof/>
               </w:rPr>
-              <w:instrText xml:space="preserve"> PAGEREF _Toc241726297 \h </w:instrText>
+              <w:instrText xml:space="preserve"> PAGEREF _Toc241780203 \h </w:instrText>
             </w:r>
             <w:r>
               <w:rPr>
@@ -2644,7 +2644,7 @@
               <w14:ligatures w14:val="standardContextual"/>
             </w:rPr>
           </w:pPr>
-          <w:hyperlink w:anchor="_Toc241726298" w:history="1">
+          <w:hyperlink w:anchor="_Toc241780204" w:history="1">
             <w:r>
               <w:rPr>
                 <w:rStyle w:val="Hyperlink"/>
@@ -2668,7 +2668,7 @@
               <w:rPr>
                 <w:noProof/>
               </w:rPr>
-              <w:instrText xml:space="preserve"> PAGEREF _Toc241726298 \h </w:instrText>
+              <w:instrText xml:space="preserve"> PAGEREF _Toc241780204 \h </w:instrText>
             </w:r>
             <w:r>
               <w:rPr>
@@ -2711,7 +2711,7 @@
               <w14:ligatures w14:val="standardContextual"/>
             </w:rPr>
           </w:pPr>
-          <w:hyperlink w:anchor="_Toc241726299" w:history="1">
+          <w:hyperlink w:anchor="_Toc241780205" w:history="1">
             <w:r>
               <w:rPr>
                 <w:rStyle w:val="Hyperlink"/>
@@ -2735,7 +2735,7 @@
               <w:rPr>
                 <w:noProof/>
               </w:rPr>
-              <w:instrText xml:space="preserve"> PAGEREF _Toc241726299 \h </w:instrText>
+              <w:instrText xml:space="preserve"> PAGEREF _Toc241780205 \h </w:instrText>
             </w:r>
             <w:r>
               <w:rPr>
@@ -2778,7 +2778,7 @@
               <w14:ligatures w14:val="standardContextual"/>
             </w:rPr>
           </w:pPr>
-          <w:hyperlink w:anchor="_Toc241726300" w:history="1">
+          <w:hyperlink w:anchor="_Toc241780206" w:history="1">
             <w:r>
               <w:rPr>
                 <w:rStyle w:val="Hyperlink"/>
@@ -2802,7 +2802,7 @@
               <w:rPr>
                 <w:noProof/>
               </w:rPr>
-              <w:instrText xml:space="preserve"> PAGEREF _Toc241726300 \h </w:instrText>
+              <w:instrText xml:space="preserve"> PAGEREF _Toc241780206 \h </w:instrText>
             </w:r>
             <w:r>
               <w:rPr>
@@ -2845,7 +2845,7 @@
               <w14:ligatures w14:val="standardContextual"/>
             </w:rPr>
           </w:pPr>
-          <w:hyperlink w:anchor="_Toc241726301" w:history="1">
+          <w:hyperlink w:anchor="_Toc241780207" w:history="1">
             <w:r>
               <w:rPr>
                 <w:rStyle w:val="Hyperlink"/>
@@ -2869,7 +2869,7 @@
               <w:rPr>
                 <w:noProof/>
               </w:rPr>
-              <w:instrText xml:space="preserve"> PAGEREF _Toc241726301 \h </w:instrText>
+              <w:instrText xml:space="preserve"> PAGEREF _Toc241780207 \h </w:instrText>
             </w:r>
             <w:r>
               <w:rPr>
@@ -2912,7 +2912,7 @@
               <w14:ligatures w14:val="standardContextual"/>
             </w:rPr>
           </w:pPr>
-          <w:hyperlink w:anchor="_Toc241726302" w:history="1">
+          <w:hyperlink w:anchor="_Toc241780208" w:history="1">
             <w:r>
               <w:rPr>
                 <w:rStyle w:val="Hyperlink"/>
@@ -2936,7 +2936,7 @@
               <w:rPr>
                 <w:noProof/>
               </w:rPr>
-              <w:instrText xml:space="preserve"> PAGEREF _Toc241726302 \h </w:instrText>
+              <w:instrText xml:space="preserve"> PAGEREF _Toc241780208 \h </w:instrText>
             </w:r>
             <w:r>
               <w:rPr>
@@ -2979,7 +2979,7 @@
               <w14:ligatures w14:val="standardContextual"/>
             </w:rPr>
           </w:pPr>
-          <w:hyperlink w:anchor="_Toc241726303" w:history="1">
+          <w:hyperlink w:anchor="_Toc241780209" w:history="1">
             <w:r>
               <w:rPr>
                 <w:rStyle w:val="Hyperlink"/>
@@ -3003,7 +3003,7 @@
               <w:rPr>
                 <w:noProof/>
               </w:rPr>
-              <w:instrText xml:space="preserve"> PAGEREF _Toc241726303 \h </w:instrText>
+              <w:instrText xml:space="preserve"> PAGEREF _Toc241780209 \h </w:instrText>
             </w:r>
             <w:r>
               <w:rPr>
@@ -3046,7 +3046,7 @@
               <w14:ligatures w14:val="standardContextual"/>
             </w:rPr>
           </w:pPr>
-          <w:hyperlink w:anchor="_Toc241726304" w:history="1">
+          <w:hyperlink w:anchor="_Toc241780210" w:history="1">
             <w:r>
               <w:rPr>
                 <w:rStyle w:val="Hyperlink"/>
@@ -3070,7 +3070,7 @@
               <w:rPr>
                 <w:noProof/>
               </w:rPr>
-              <w:instrText xml:space="preserve"> PAGEREF _Toc241726304 \h </w:instrText>
+              <w:instrText xml:space="preserve"> PAGEREF _Toc241780210 \h </w:instrText>
             </w:r>
             <w:r>
               <w:rPr>
@@ -3113,7 +3113,7 @@
               <w14:ligatures w14:val="standardContextual"/>
             </w:rPr>
           </w:pPr>
-          <w:hyperlink w:anchor="_Toc241726305" w:history="1">
+          <w:hyperlink w:anchor="_Toc241780211" w:history="1">
             <w:r>
               <w:rPr>
                 <w:rStyle w:val="Hyperlink"/>
@@ -3137,7 +3137,7 @@
               <w:rPr>
                 <w:noProof/>
               </w:rPr>
-              <w:instrText xml:space="preserve"> PAGEREF _Toc241726305 \h </w:instrText>
+              <w:instrText xml:space="preserve"> PAGEREF _Toc241780211 \h </w:instrText>
             </w:r>
             <w:r>
               <w:rPr>
@@ -3180,7 +3180,7 @@
               <w14:ligatures w14:val="standardContextual"/>
             </w:rPr>
           </w:pPr>
-          <w:hyperlink w:anchor="_Toc241726306" w:history="1">
+          <w:hyperlink w:anchor="_Toc241780212" w:history="1">
             <w:r>
               <w:rPr>
                 <w:rStyle w:val="Hyperlink"/>
@@ -3204,7 +3204,7 @@
               <w:rPr>
                 <w:noProof/>
               </w:rPr>
-              <w:instrText xml:space="preserve"> PAGEREF _Toc241726306 \h </w:instrText>
+              <w:instrText xml:space="preserve"> PAGEREF _Toc241780212 \h </w:instrText>
             </w:r>
             <w:r>
               <w:rPr>
@@ -3247,7 +3247,7 @@
               <w14:ligatures w14:val="standardContextual"/>
             </w:rPr>
           </w:pPr>
-          <w:hyperlink w:anchor="_Toc241726307" w:history="1">
+          <w:hyperlink w:anchor="_Toc241780213" w:history="1">
             <w:r>
               <w:rPr>
                 <w:rStyle w:val="Hyperlink"/>
@@ -3271,7 +3271,7 @@
               <w:rPr>
                 <w:noProof/>
               </w:rPr>
-              <w:instrText xml:space="preserve"> PAGEREF _Toc241726307 \h </w:instrText>
+              <w:instrText xml:space="preserve"> PAGEREF _Toc241780213 \h </w:instrText>
             </w:r>
             <w:r>
               <w:rPr>
@@ -3314,7 +3314,7 @@
               <w14:ligatures w14:val="standardContextual"/>
             </w:rPr>
           </w:pPr>
-          <w:hyperlink w:anchor="_Toc241726308" w:history="1">
+          <w:hyperlink w:anchor="_Toc241780214" w:history="1">
             <w:r>
               <w:rPr>
                 <w:rStyle w:val="Hyperlink"/>
@@ -3338,7 +3338,7 @@
               <w:rPr>
                 <w:noProof/>
               </w:rPr>
-              <w:instrText xml:space="preserve"> PAGEREF _Toc241726308 \h </w:instrText>
+              <w:instrText xml:space="preserve"> PAGEREF _Toc241780214 \h </w:instrText>
             </w:r>
             <w:r>
               <w:rPr>
@@ -3377,7 +3377,7 @@
         <w:pStyle w:val="Heading1"/>
         <w:pageBreakBefore/>
       </w:pPr>
-      <w:bookmarkStart w:id="0" w:name="_Toc241726267"/>
+      <w:bookmarkStart w:id="0" w:name="_Toc241780173"/>
       <w:r>
         <w:lastRenderedPageBreak/>
         <w:t>1. About this reference</w:t>
@@ -3830,7 +3830,7 @@
         <w:pStyle w:val="Heading1"/>
         <w:pageBreakBefore/>
       </w:pPr>
-      <w:bookmarkStart w:id="1" w:name="_Toc241726268"/>
+      <w:bookmarkStart w:id="1" w:name="_Toc241780174"/>
       <w:r>
         <w:lastRenderedPageBreak/>
         <w:t>2. Rules that apply on every screen</w:t>
@@ -4047,7 +4047,7 @@
         <w:pStyle w:val="Heading1"/>
         <w:pageBreakBefore/>
       </w:pPr>
-      <w:bookmarkStart w:id="2" w:name="_Toc241726269"/>
+      <w:bookmarkStart w:id="2" w:name="_Toc241780175"/>
       <w:r>
         <w:lastRenderedPageBreak/>
         <w:t>3. Who can open which screen</w:t>
@@ -9753,7 +9753,7 @@
         <w:pStyle w:val="Heading1"/>
         <w:pageBreakBefore/>
       </w:pPr>
-      <w:bookmarkStart w:id="3" w:name="_Toc241726270"/>
+      <w:bookmarkStart w:id="3" w:name="_Toc241780176"/>
       <w:r>
         <w:lastRenderedPageBreak/>
         <w:t>4. Signing in and your account</w:t>
@@ -9764,7 +9764,7 @@
       <w:pPr>
         <w:pStyle w:val="Heading2"/>
       </w:pPr>
-      <w:bookmarkStart w:id="4" w:name="_Toc241726271"/>
+      <w:bookmarkStart w:id="4" w:name="_Toc241780177"/>
       <w:r>
         <w:t>4.1 Sign in</w:t>
       </w:r>
@@ -10277,7 +10277,7 @@
       <w:pPr>
         <w:pStyle w:val="Heading2"/>
       </w:pPr>
-      <w:bookmarkStart w:id="5" w:name="_Toc241726272"/>
+      <w:bookmarkStart w:id="5" w:name="_Toc241780178"/>
       <w:r>
         <w:t>4.2 The header and menu bar (every screen)</w:t>
       </w:r>
@@ -11000,7 +11000,7 @@
       <w:pPr>
         <w:pStyle w:val="Heading2"/>
       </w:pPr>
-      <w:bookmarkStart w:id="6" w:name="_Toc241726273"/>
+      <w:bookmarkStart w:id="6" w:name="_Toc241780179"/>
       <w:r>
         <w:lastRenderedPageBreak/>
         <w:t>4.3 Change Password</w:t>
@@ -11622,7 +11622,7 @@
         <w:pStyle w:val="Heading1"/>
         <w:pageBreakBefore/>
       </w:pPr>
-      <w:bookmarkStart w:id="7" w:name="_Toc241726274"/>
+      <w:bookmarkStart w:id="7" w:name="_Toc241780180"/>
       <w:r>
         <w:lastRenderedPageBreak/>
         <w:t>5. Dashboards and Reports (read-only)</w:t>
@@ -11633,7 +11633,7 @@
       <w:pPr>
         <w:pStyle w:val="Heading2"/>
       </w:pPr>
-      <w:bookmarkStart w:id="8" w:name="_Toc241726275"/>
+      <w:bookmarkStart w:id="8" w:name="_Toc241780181"/>
       <w:r>
         <w:t>5.1 Executive Dashboard</w:t>
       </w:r>
@@ -12146,7 +12146,7 @@
       <w:pPr>
         <w:pStyle w:val="Heading2"/>
       </w:pPr>
-      <w:bookmarkStart w:id="9" w:name="_Toc241726276"/>
+      <w:bookmarkStart w:id="9" w:name="_Toc241780182"/>
       <w:r>
         <w:t>5.2 Sampling Dashboard</w:t>
       </w:r>
@@ -12659,7 +12659,7 @@
       <w:pPr>
         <w:pStyle w:val="Heading2"/>
       </w:pPr>
-      <w:bookmarkStart w:id="10" w:name="_Toc241726277"/>
+      <w:bookmarkStart w:id="10" w:name="_Toc241780183"/>
       <w:r>
         <w:t>5.3 Contact Dashboard</w:t>
       </w:r>
@@ -12963,7 +12963,7 @@
       <w:pPr>
         <w:pStyle w:val="Heading2"/>
       </w:pPr>
-      <w:bookmarkStart w:id="11" w:name="_Toc241726278"/>
+      <w:bookmarkStart w:id="11" w:name="_Toc241780184"/>
       <w:r>
         <w:t>5.4 QA Dashboard</w:t>
       </w:r>
@@ -13583,7 +13583,7 @@
       <w:pPr>
         <w:pStyle w:val="Heading2"/>
       </w:pPr>
-      <w:bookmarkStart w:id="12" w:name="_Toc241726279"/>
+      <w:bookmarkStart w:id="12" w:name="_Toc241780185"/>
       <w:r>
         <w:t>5.5 KII / Document Dashboard</w:t>
       </w:r>
@@ -13993,7 +13993,7 @@
       <w:pPr>
         <w:pStyle w:val="Heading2"/>
       </w:pPr>
-      <w:bookmarkStart w:id="13" w:name="_Toc241726280"/>
+      <w:bookmarkStart w:id="13" w:name="_Toc241780186"/>
       <w:r>
         <w:lastRenderedPageBreak/>
         <w:t>5.6 Reports</w:t>
@@ -14508,7 +14508,7 @@
         <w:pStyle w:val="Heading1"/>
         <w:pageBreakBefore/>
       </w:pPr>
-      <w:bookmarkStart w:id="14" w:name="_Toc241726281"/>
+      <w:bookmarkStart w:id="14" w:name="_Toc241780187"/>
       <w:r>
         <w:lastRenderedPageBreak/>
         <w:t>6. The sample and contact</w:t>
@@ -14519,7 +14519,7 @@
       <w:pPr>
         <w:pStyle w:val="Heading2"/>
       </w:pPr>
-      <w:bookmarkStart w:id="15" w:name="_Toc241726282"/>
+      <w:bookmarkStart w:id="15" w:name="_Toc241780188"/>
       <w:r>
         <w:t>6.1 Main-400 Register (and Reserve)</w:t>
       </w:r>
@@ -15452,7 +15452,7 @@
       <w:pPr>
         <w:pStyle w:val="Heading2"/>
       </w:pPr>
-      <w:bookmarkStart w:id="16" w:name="_Toc241726283"/>
+      <w:bookmarkStart w:id="16" w:name="_Toc241780189"/>
       <w:r>
         <w:t>6.2 Case page</w:t>
       </w:r>
@@ -17131,7 +17131,7 @@
       <w:pPr>
         <w:pStyle w:val="Heading2"/>
       </w:pPr>
-      <w:bookmarkStart w:id="17" w:name="_Toc241726284"/>
+      <w:bookmarkStart w:id="17" w:name="_Toc241780190"/>
       <w:r>
         <w:t>6.3 Pre-Interview Profile (PROIT) and its review screen</w:t>
       </w:r>
@@ -18696,7 +18696,7 @@
       <w:pPr>
         <w:pStyle w:val="Heading2"/>
       </w:pPr>
-      <w:bookmarkStart w:id="18" w:name="_Toc241726285"/>
+      <w:bookmarkStart w:id="18" w:name="_Toc241780191"/>
       <w:r>
         <w:t>6.4 Interview sheet (verifying a locked profile)</w:t>
       </w:r>
@@ -19954,7 +19954,7 @@
       <w:pPr>
         <w:pStyle w:val="Heading2"/>
       </w:pPr>
-      <w:bookmarkStart w:id="19" w:name="_Toc241726286"/>
+      <w:bookmarkStart w:id="19" w:name="_Toc241780192"/>
       <w:r>
         <w:t>6.5 Register Organisation</w:t>
       </w:r>
@@ -20677,7 +20677,7 @@
       <w:pPr>
         <w:pStyle w:val="Heading2"/>
       </w:pPr>
-      <w:bookmarkStart w:id="20" w:name="_Toc241726287"/>
+      <w:bookmarkStart w:id="20" w:name="_Toc241780193"/>
       <w:r>
         <w:t>6.6 Appointment Queue</w:t>
       </w:r>
@@ -21298,7 +21298,7 @@
       <w:pPr>
         <w:pStyle w:val="Heading2"/>
       </w:pPr>
-      <w:bookmarkStart w:id="21" w:name="_Toc241726288"/>
+      <w:bookmarkStart w:id="21" w:name="_Toc241780194"/>
       <w:r>
         <w:t>6.7 Follow-ups due</w:t>
       </w:r>
@@ -21811,7 +21811,7 @@
       <w:pPr>
         <w:pStyle w:val="Heading2"/>
       </w:pPr>
-      <w:bookmarkStart w:id="22" w:name="_Toc241726289"/>
+      <w:bookmarkStart w:id="22" w:name="_Toc241780195"/>
       <w:r>
         <w:t>6.8 Reserve Activation</w:t>
       </w:r>
@@ -22433,7 +22433,7 @@
         <w:pStyle w:val="Heading1"/>
         <w:pageBreakBefore/>
       </w:pPr>
-      <w:bookmarkStart w:id="23" w:name="_Toc241726290"/>
+      <w:bookmarkStart w:id="23" w:name="_Toc241780196"/>
       <w:r>
         <w:lastRenderedPageBreak/>
         <w:t>7. Quality checking</w:t>
@@ -22444,7 +22444,7 @@
       <w:pPr>
         <w:pStyle w:val="Heading2"/>
       </w:pPr>
-      <w:bookmarkStart w:id="24" w:name="_Toc241726291"/>
+      <w:bookmarkStart w:id="24" w:name="_Toc241780197"/>
       <w:r>
         <w:t>7.1 QA Queue (with the KoboToolbox sync panel)</w:t>
       </w:r>
@@ -23167,7 +23167,7 @@
       <w:pPr>
         <w:pStyle w:val="Heading2"/>
       </w:pPr>
-      <w:bookmarkStart w:id="25" w:name="_Toc241726292"/>
+      <w:bookmarkStart w:id="25" w:name="_Toc241780198"/>
       <w:r>
         <w:t>7.2 QA Exceptions</w:t>
       </w:r>
@@ -23999,7 +23999,7 @@
         <w:pStyle w:val="Heading1"/>
         <w:pageBreakBefore/>
       </w:pPr>
-      <w:bookmarkStart w:id="26" w:name="_Toc241726293"/>
+      <w:bookmarkStart w:id="26" w:name="_Toc241780199"/>
       <w:r>
         <w:lastRenderedPageBreak/>
         <w:t>8. Key Informant Interviews</w:t>
@@ -24010,7 +24010,7 @@
       <w:pPr>
         <w:pStyle w:val="Heading2"/>
       </w:pPr>
-      <w:bookmarkStart w:id="27" w:name="_Toc241726294"/>
+      <w:bookmarkStart w:id="27" w:name="_Toc241780200"/>
       <w:r>
         <w:t>8.1 KII Register</w:t>
       </w:r>
@@ -24630,7 +24630,7 @@
       <w:pPr>
         <w:pStyle w:val="Heading2"/>
       </w:pPr>
-      <w:bookmarkStart w:id="28" w:name="_Toc241726295"/>
+      <w:bookmarkStart w:id="28" w:name="_Toc241780201"/>
       <w:r>
         <w:t>8.2 New KII Record</w:t>
       </w:r>
@@ -25040,7 +25040,7 @@
       <w:pPr>
         <w:pStyle w:val="Heading2"/>
       </w:pPr>
-      <w:bookmarkStart w:id="29" w:name="_Toc241726296"/>
+      <w:bookmarkStart w:id="29" w:name="_Toc241780202"/>
       <w:r>
         <w:t>8.3 KII record</w:t>
       </w:r>
@@ -26082,7 +26082,7 @@
         <w:pStyle w:val="Heading1"/>
         <w:pageBreakBefore/>
       </w:pPr>
-      <w:bookmarkStart w:id="30" w:name="_Toc241726297"/>
+      <w:bookmarkStart w:id="30" w:name="_Toc241780203"/>
       <w:r>
         <w:lastRenderedPageBreak/>
         <w:t>9. Documentary evidence</w:t>
@@ -26093,7 +26093,7 @@
       <w:pPr>
         <w:pStyle w:val="Heading2"/>
       </w:pPr>
-      <w:bookmarkStart w:id="31" w:name="_Toc241726298"/>
+      <w:bookmarkStart w:id="31" w:name="_Toc241780204"/>
       <w:r>
         <w:t>9.1 Documents (the corpus)</w:t>
       </w:r>
@@ -26713,7 +26713,7 @@
       <w:pPr>
         <w:pStyle w:val="Heading2"/>
       </w:pPr>
-      <w:bookmarkStart w:id="32" w:name="_Toc241726299"/>
+      <w:bookmarkStart w:id="32" w:name="_Toc241780205"/>
       <w:r>
         <w:t>9.2 New Documentary Evidence Record</w:t>
       </w:r>
@@ -27544,7 +27544,7 @@
       <w:pPr>
         <w:pStyle w:val="Heading2"/>
       </w:pPr>
-      <w:bookmarkStart w:id="33" w:name="_Toc241726300"/>
+      <w:bookmarkStart w:id="33" w:name="_Toc241780206"/>
       <w:r>
         <w:t>9.3 Document record</w:t>
       </w:r>
@@ -28898,7 +28898,7 @@
       <w:pPr>
         <w:pStyle w:val="Heading2"/>
       </w:pPr>
-      <w:bookmarkStart w:id="34" w:name="_Toc241726301"/>
+      <w:bookmarkStart w:id="34" w:name="_Toc241780207"/>
       <w:r>
         <w:t>9.4 Auto-fill review screen</w:t>
       </w:r>
@@ -29940,7 +29940,7 @@
         <w:pStyle w:val="Heading1"/>
         <w:pageBreakBefore/>
       </w:pPr>
-      <w:bookmarkStart w:id="35" w:name="_Toc241726302"/>
+      <w:bookmarkStart w:id="35" w:name="_Toc241780208"/>
       <w:r>
         <w:lastRenderedPageBreak/>
         <w:t>10. Completed forms and exports</w:t>
@@ -29951,7 +29951,7 @@
       <w:pPr>
         <w:pStyle w:val="Heading2"/>
       </w:pPr>
-      <w:bookmarkStart w:id="36" w:name="_Toc241726303"/>
+      <w:bookmarkStart w:id="36" w:name="_Toc241780209"/>
       <w:r>
         <w:t>10.1 Completed forms (Form PDFs)</w:t>
       </w:r>
@@ -31217,7 +31217,7 @@
         <w:pStyle w:val="Heading1"/>
         <w:pageBreakBefore/>
       </w:pPr>
-      <w:bookmarkStart w:id="37" w:name="_Toc241726304"/>
+      <w:bookmarkStart w:id="37" w:name="_Toc241780210"/>
       <w:r>
         <w:lastRenderedPageBreak/>
         <w:t>11. Study administration</w:t>
@@ -31228,7 +31228,7 @@
       <w:pPr>
         <w:pStyle w:val="Heading2"/>
       </w:pPr>
-      <w:bookmarkStart w:id="38" w:name="_Toc241726305"/>
+      <w:bookmarkStart w:id="38" w:name="_Toc241780211"/>
       <w:r>
         <w:t>11.1 Cost Dashboard</w:t>
       </w:r>
@@ -31638,7 +31638,7 @@
       <w:pPr>
         <w:pStyle w:val="Heading2"/>
       </w:pPr>
-      <w:bookmarkStart w:id="39" w:name="_Toc241726306"/>
+      <w:bookmarkStart w:id="39" w:name="_Toc241780212"/>
       <w:r>
         <w:t>11.2 Audit Log</w:t>
       </w:r>
@@ -32048,7 +32048,7 @@
       <w:pPr>
         <w:pStyle w:val="Heading2"/>
       </w:pPr>
-      <w:bookmarkStart w:id="40" w:name="_Toc241726307"/>
+      <w:bookmarkStart w:id="40" w:name="_Toc241780213"/>
       <w:r>
         <w:t>11.3 Research Clearance</w:t>
       </w:r>
@@ -32879,7 +32879,7 @@
       <w:pPr>
         <w:pStyle w:val="Heading2"/>
       </w:pPr>
-      <w:bookmarkStart w:id="41" w:name="_Toc241726308"/>
+      <w:bookmarkStart w:id="41" w:name="_Toc241780214"/>
       <w:r>
         <w:t>11.4 Export</w:t>
       </w:r>
@@ -33544,7 +33544,7 @@
         <w:sz w:val="16"/>
         <w:szCs w:val="16"/>
       </w:rPr>
-      <w:t>Version 1.13 · 1 October 2026</w:t>
+      <w:t>Version 1.14 · 1 October 2026</w:t>
     </w:r>
     <w:r>
       <w:rPr>
@@ -33717,10 +33717,10 @@
 <file path=word/numbering.xml><?xml version="1.0" encoding="utf-8"?>
 <w:numbering xmlns:wpc="http://schemas.microsoft.com/office/word/2010/wordprocessingCanvas" xmlns:cx="http://schemas.microsoft.com/office/drawing/2014/chartex" xmlns:cx1="http://schemas.microsoft.com/office/drawing/2015/9/8/chartex" xmlns:cx2="http://schemas.microsoft.com/office/drawing/2015/10/21/chartex" xmlns:cx3="http://schemas.microsoft.com/office/drawing/2016/5/9/chartex" xmlns:cx4="http://schemas.microsoft.com/office/drawing/2016/5/10/chartex" xmlns:cx5="http://schemas.microsoft.com/office/drawing/2016/5/11/chartex" xmlns:cx6="http://schemas.microsoft.com/office/drawing/2016/5/12/chartex" xmlns:cx7="http://schemas.microsoft.com/office/drawing/2016/5/13/chartex" xmlns:cx8="http://schemas.microsoft.com/office/drawing/2016/5/14/chartex" xmlns:mc="http://schemas.openxmlformats.org/markup-compatibility/2006" xmlns:aink="http://schemas.microsoft.com/office/drawing/2016/ink" xmlns:am3d="http://schemas.microsoft.com/office/drawing/2017/model3d" xmlns:o="urn:schemas-microsoft-com:office:office" xmlns:oel="http://schemas.microsoft.com/office/2019/extlst" xmlns:r="http://schemas.openxmlformats.org/officeDocument/2006/relationships" xmlns:m="http://schemas.openxmlformats.org/officeDocument/2006/math" xmlns:v="urn:schemas-microsoft-com:vml" xmlns:wp14="http://schemas.microsoft.com/office/word/2010/wordprocessingDrawing" xmlns:wp="http://schemas.openxmlformats.org/drawingml/2006/wordprocessingDrawing" xmlns:w10="urn:schemas-microsoft-com:office:word" xmlns:w="http://schemas.openxmlformats.org/wordprocessingml/2006/main" xmlns:w14="http://schemas.microsoft.com/office/word/2010/wordml" xmlns:w15="http://schemas.microsoft.com/office/word/2012/wordml" xmlns:w16cex="http://schemas.microsoft.com/office/word/2018/wordml/cex" xmlns:w16cid="http://schemas.microsoft.com/office/word/2016/wordml/cid" xmlns:w16="http://schemas.microsoft.com/office/word/2018/wordml" xmlns:w16sdtdh="http://schemas.microsoft.com/office/word/2020/wordml/sdtdatahash" xmlns:w16se="http://schemas.microsoft.com/office/word/2015/wordml/symex" xmlns:wpg="http://schemas.microsoft.com/office/word/2010/wordprocessingGroup" xmlns:wpi="http://schemas.microsoft.com/office/word/2010/wordprocessingInk" xmlns:wne="http://schemas.microsoft.com/office/word/2006/wordml" xmlns:wps="http://schemas.microsoft.com/office/word/2010/wordprocessingShape" mc:Ignorable="w14 w15 w16se w16cid w16 w16cex w16sdtdh wp14">
   <w:abstractNum w:abstractNumId="0" w15:restartNumberingAfterBreak="0">
-    <w:nsid w:val="1D1B5CF4"/>
+    <w:nsid w:val="04846D04"/>
     <w:multiLevelType w:val="hybridMultilevel"/>
-    <w:tmpl w:val="6AEA167E"/>
-    <w:lvl w:ilvl="0" w:tplc="3F20374A">
+    <w:tmpl w:val="1B90C862"/>
+    <w:lvl w:ilvl="0" w:tplc="F1B416F8">
       <w:start w:val="1"/>
       <w:numFmt w:val="bullet"/>
       <w:lvlText w:val="•"/>
@@ -33729,7 +33729,7 @@
         <w:ind w:left="460" w:hanging="280"/>
       </w:pPr>
     </w:lvl>
-    <w:lvl w:ilvl="1" w:tplc="94B8C21E">
+    <w:lvl w:ilvl="1" w:tplc="A806938E">
       <w:start w:val="1"/>
       <w:numFmt w:val="bullet"/>
       <w:lvlText w:val="–"/>
@@ -33738,47 +33738,47 @@
         <w:ind w:left="900" w:hanging="280"/>
       </w:pPr>
     </w:lvl>
-    <w:lvl w:ilvl="2" w:tplc="772AF526">
+    <w:lvl w:ilvl="2" w:tplc="410CCA54">
       <w:numFmt w:val="decimal"/>
       <w:lvlText w:val=""/>
       <w:lvlJc w:val="left"/>
     </w:lvl>
-    <w:lvl w:ilvl="3" w:tplc="4DE82988">
+    <w:lvl w:ilvl="3" w:tplc="9C76C902">
       <w:numFmt w:val="decimal"/>
       <w:lvlText w:val=""/>
       <w:lvlJc w:val="left"/>
     </w:lvl>
-    <w:lvl w:ilvl="4" w:tplc="A1247190">
+    <w:lvl w:ilvl="4" w:tplc="DCD434B2">
       <w:numFmt w:val="decimal"/>
       <w:lvlText w:val=""/>
       <w:lvlJc w:val="left"/>
     </w:lvl>
-    <w:lvl w:ilvl="5" w:tplc="3A005DCA">
+    <w:lvl w:ilvl="5" w:tplc="1672617C">
       <w:numFmt w:val="decimal"/>
       <w:lvlText w:val=""/>
       <w:lvlJc w:val="left"/>
     </w:lvl>
-    <w:lvl w:ilvl="6" w:tplc="6452365E">
+    <w:lvl w:ilvl="6" w:tplc="602CCD14">
       <w:numFmt w:val="decimal"/>
       <w:lvlText w:val=""/>
       <w:lvlJc w:val="left"/>
     </w:lvl>
-    <w:lvl w:ilvl="7" w:tplc="047673FC">
+    <w:lvl w:ilvl="7" w:tplc="17F4754C">
       <w:numFmt w:val="decimal"/>
       <w:lvlText w:val=""/>
       <w:lvlJc w:val="left"/>
     </w:lvl>
-    <w:lvl w:ilvl="8" w:tplc="2D42BA40">
+    <w:lvl w:ilvl="8" w:tplc="604005DA">
       <w:numFmt w:val="decimal"/>
       <w:lvlText w:val=""/>
       <w:lvlJc w:val="left"/>
     </w:lvl>
   </w:abstractNum>
   <w:abstractNum w:abstractNumId="1" w15:restartNumberingAfterBreak="0">
-    <w:nsid w:val="57FE0242"/>
+    <w:nsid w:val="0F097AB6"/>
     <w:multiLevelType w:val="hybridMultilevel"/>
-    <w:tmpl w:val="7EC6CED0"/>
-    <w:lvl w:ilvl="0" w:tplc="89C00528">
+    <w:tmpl w:val="F170E376"/>
+    <w:lvl w:ilvl="0" w:tplc="C8DE72D6">
       <w:start w:val="1"/>
       <w:numFmt w:val="bullet"/>
       <w:lvlText w:val="●"/>
@@ -33787,7 +33787,7 @@
         <w:ind w:left="720" w:hanging="360"/>
       </w:pPr>
     </w:lvl>
-    <w:lvl w:ilvl="1" w:tplc="38EADEF2">
+    <w:lvl w:ilvl="1" w:tplc="E4B0CD14">
       <w:start w:val="1"/>
       <w:numFmt w:val="bullet"/>
       <w:lvlText w:val="○"/>
@@ -33796,7 +33796,7 @@
         <w:ind w:left="1440" w:hanging="360"/>
       </w:pPr>
     </w:lvl>
-    <w:lvl w:ilvl="2" w:tplc="75D288BE">
+    <w:lvl w:ilvl="2" w:tplc="0CE89346">
       <w:start w:val="1"/>
       <w:numFmt w:val="bullet"/>
       <w:lvlText w:val="■"/>
@@ -33805,7 +33805,7 @@
         <w:ind w:left="2160" w:hanging="360"/>
       </w:pPr>
     </w:lvl>
-    <w:lvl w:ilvl="3" w:tplc="5066AB3A">
+    <w:lvl w:ilvl="3" w:tplc="7868AE2E">
       <w:start w:val="1"/>
       <w:numFmt w:val="bullet"/>
       <w:lvlText w:val="●"/>
@@ -33814,7 +33814,7 @@
         <w:ind w:left="2880" w:hanging="360"/>
       </w:pPr>
     </w:lvl>
-    <w:lvl w:ilvl="4" w:tplc="7FBCEF08">
+    <w:lvl w:ilvl="4" w:tplc="BACE2498">
       <w:start w:val="1"/>
       <w:numFmt w:val="bullet"/>
       <w:lvlText w:val="○"/>
@@ -33823,7 +33823,7 @@
         <w:ind w:left="3600" w:hanging="360"/>
       </w:pPr>
     </w:lvl>
-    <w:lvl w:ilvl="5" w:tplc="A5727A86">
+    <w:lvl w:ilvl="5" w:tplc="5ACA4E32">
       <w:start w:val="1"/>
       <w:numFmt w:val="bullet"/>
       <w:lvlText w:val="■"/>
@@ -33832,7 +33832,7 @@
         <w:ind w:left="4320" w:hanging="360"/>
       </w:pPr>
     </w:lvl>
-    <w:lvl w:ilvl="6" w:tplc="C7C08D88">
+    <w:lvl w:ilvl="6" w:tplc="5FF49BA8">
       <w:start w:val="1"/>
       <w:numFmt w:val="bullet"/>
       <w:lvlText w:val="●"/>
@@ -33841,7 +33841,7 @@
         <w:ind w:left="5040" w:hanging="360"/>
       </w:pPr>
     </w:lvl>
-    <w:lvl w:ilvl="7" w:tplc="2A8A6060">
+    <w:lvl w:ilvl="7" w:tplc="16225A10">
       <w:start w:val="1"/>
       <w:numFmt w:val="bullet"/>
       <w:lvlText w:val="●"/>
@@ -33850,7 +33850,7 @@
         <w:ind w:left="5760" w:hanging="360"/>
       </w:pPr>
     </w:lvl>
-    <w:lvl w:ilvl="8" w:tplc="B71AFEBA">
+    <w:lvl w:ilvl="8" w:tplc="796206E6">
       <w:start w:val="1"/>
       <w:numFmt w:val="bullet"/>
       <w:lvlText w:val="●"/>
@@ -33860,13 +33860,13 @@
       </w:pPr>
     </w:lvl>
   </w:abstractNum>
-  <w:num w:numId="1" w16cid:durableId="907492532">
+  <w:num w:numId="1" w16cid:durableId="229537860">
     <w:abstractNumId w:val="1"/>
     <w:lvlOverride w:ilvl="0">
       <w:startOverride w:val="1"/>
     </w:lvlOverride>
   </w:num>
-  <w:num w:numId="2" w16cid:durableId="1512795275">
+  <w:num w:numId="2" w16cid:durableId="1877042302">
     <w:abstractNumId w:val="0"/>
     <w:lvlOverride w:ilvl="0">
       <w:startOverride w:val="1"/>
@@ -34492,7 +34492,7 @@
     <w:autoRedefine/>
     <w:uiPriority w:val="39"/>
     <w:unhideWhenUsed/>
-    <w:rsid w:val="00736FA6"/>
+    <w:rsid w:val="00B6694E"/>
     <w:pPr>
       <w:spacing w:after="100"/>
     </w:pPr>
@@ -34504,7 +34504,7 @@
     <w:autoRedefine/>
     <w:uiPriority w:val="39"/>
     <w:unhideWhenUsed/>
-    <w:rsid w:val="00736FA6"/>
+    <w:rsid w:val="00B6694E"/>
     <w:pPr>
       <w:spacing w:after="100"/>
       <w:ind w:left="210"/>

--- a/docs/manuals/ABF-FST_Screen_and_Button_Reference.docx
+++ b/docs/manuals/ABF-FST_Screen_and_Button_Reference.docx
@@ -469,7 +469,7 @@
                 <w:sz w:val="19"/>
                 <w:szCs w:val="19"/>
               </w:rPr>
-              <w:t>Version 1.14 · 1 October 2026</w:t>
+              <w:t>Version 1.15 · 1 October 2026</w:t>
             </w:r>
           </w:p>
         </w:tc>
@@ -538,7 +538,7 @@
     <w:sdt>
       <w:sdtPr>
         <w:alias w:val="Contents"/>
-        <w:id w:val="-2108651737"/>
+        <w:id w:val="698975658"/>
       </w:sdtPr>
       <w:sdtEndPr/>
       <w:sdtContent>
@@ -567,7 +567,7 @@
           <w:r>
             <w:fldChar w:fldCharType="separate"/>
           </w:r>
-          <w:hyperlink w:anchor="_Toc241780173" w:history="1">
+          <w:hyperlink w:anchor="_Toc241781236" w:history="1">
             <w:r>
               <w:rPr>
                 <w:rStyle w:val="Hyperlink"/>
@@ -591,7 +591,7 @@
               <w:rPr>
                 <w:noProof/>
               </w:rPr>
-              <w:instrText xml:space="preserve"> PAGEREF _Toc241780173 \h </w:instrText>
+              <w:instrText xml:space="preserve"> PAGEREF _Toc241781236 \h </w:instrText>
             </w:r>
             <w:r>
               <w:rPr>
@@ -634,7 +634,7 @@
               <w14:ligatures w14:val="standardContextual"/>
             </w:rPr>
           </w:pPr>
-          <w:hyperlink w:anchor="_Toc241780174" w:history="1">
+          <w:hyperlink w:anchor="_Toc241781237" w:history="1">
             <w:r>
               <w:rPr>
                 <w:rStyle w:val="Hyperlink"/>
@@ -658,7 +658,7 @@
               <w:rPr>
                 <w:noProof/>
               </w:rPr>
-              <w:instrText xml:space="preserve"> PAGEREF _Toc241780174 \h </w:instrText>
+              <w:instrText xml:space="preserve"> PAGEREF _Toc241781237 \h </w:instrText>
             </w:r>
             <w:r>
               <w:rPr>
@@ -701,7 +701,7 @@
               <w14:ligatures w14:val="standardContextual"/>
             </w:rPr>
           </w:pPr>
-          <w:hyperlink w:anchor="_Toc241780175" w:history="1">
+          <w:hyperlink w:anchor="_Toc241781238" w:history="1">
             <w:r>
               <w:rPr>
                 <w:rStyle w:val="Hyperlink"/>
@@ -725,7 +725,7 @@
               <w:rPr>
                 <w:noProof/>
               </w:rPr>
-              <w:instrText xml:space="preserve"> PAGEREF _Toc241780175 \h </w:instrText>
+              <w:instrText xml:space="preserve"> PAGEREF _Toc241781238 \h </w:instrText>
             </w:r>
             <w:r>
               <w:rPr>
@@ -768,7 +768,7 @@
               <w14:ligatures w14:val="standardContextual"/>
             </w:rPr>
           </w:pPr>
-          <w:hyperlink w:anchor="_Toc241780176" w:history="1">
+          <w:hyperlink w:anchor="_Toc241781239" w:history="1">
             <w:r>
               <w:rPr>
                 <w:rStyle w:val="Hyperlink"/>
@@ -792,7 +792,7 @@
               <w:rPr>
                 <w:noProof/>
               </w:rPr>
-              <w:instrText xml:space="preserve"> PAGEREF _Toc241780176 \h </w:instrText>
+              <w:instrText xml:space="preserve"> PAGEREF _Toc241781239 \h </w:instrText>
             </w:r>
             <w:r>
               <w:rPr>
@@ -835,7 +835,7 @@
               <w14:ligatures w14:val="standardContextual"/>
             </w:rPr>
           </w:pPr>
-          <w:hyperlink w:anchor="_Toc241780177" w:history="1">
+          <w:hyperlink w:anchor="_Toc241781240" w:history="1">
             <w:r>
               <w:rPr>
                 <w:rStyle w:val="Hyperlink"/>
@@ -859,7 +859,7 @@
               <w:rPr>
                 <w:noProof/>
               </w:rPr>
-              <w:instrText xml:space="preserve"> PAGEREF _Toc241780177 \h </w:instrText>
+              <w:instrText xml:space="preserve"> PAGEREF _Toc241781240 \h </w:instrText>
             </w:r>
             <w:r>
               <w:rPr>
@@ -902,7 +902,7 @@
               <w14:ligatures w14:val="standardContextual"/>
             </w:rPr>
           </w:pPr>
-          <w:hyperlink w:anchor="_Toc241780178" w:history="1">
+          <w:hyperlink w:anchor="_Toc241781241" w:history="1">
             <w:r>
               <w:rPr>
                 <w:rStyle w:val="Hyperlink"/>
@@ -926,7 +926,7 @@
               <w:rPr>
                 <w:noProof/>
               </w:rPr>
-              <w:instrText xml:space="preserve"> PAGEREF _Toc241780178 \h </w:instrText>
+              <w:instrText xml:space="preserve"> PAGEREF _Toc241781241 \h </w:instrText>
             </w:r>
             <w:r>
               <w:rPr>
@@ -969,7 +969,7 @@
               <w14:ligatures w14:val="standardContextual"/>
             </w:rPr>
           </w:pPr>
-          <w:hyperlink w:anchor="_Toc241780179" w:history="1">
+          <w:hyperlink w:anchor="_Toc241781242" w:history="1">
             <w:r>
               <w:rPr>
                 <w:rStyle w:val="Hyperlink"/>
@@ -993,7 +993,7 @@
               <w:rPr>
                 <w:noProof/>
               </w:rPr>
-              <w:instrText xml:space="preserve"> PAGEREF _Toc241780179 \h </w:instrText>
+              <w:instrText xml:space="preserve"> PAGEREF _Toc241781242 \h </w:instrText>
             </w:r>
             <w:r>
               <w:rPr>
@@ -1036,7 +1036,7 @@
               <w14:ligatures w14:val="standardContextual"/>
             </w:rPr>
           </w:pPr>
-          <w:hyperlink w:anchor="_Toc241780180" w:history="1">
+          <w:hyperlink w:anchor="_Toc241781243" w:history="1">
             <w:r>
               <w:rPr>
                 <w:rStyle w:val="Hyperlink"/>
@@ -1060,7 +1060,7 @@
               <w:rPr>
                 <w:noProof/>
               </w:rPr>
-              <w:instrText xml:space="preserve"> PAGEREF _Toc241780180 \h </w:instrText>
+              <w:instrText xml:space="preserve"> PAGEREF _Toc241781243 \h </w:instrText>
             </w:r>
             <w:r>
               <w:rPr>
@@ -1103,7 +1103,7 @@
               <w14:ligatures w14:val="standardContextual"/>
             </w:rPr>
           </w:pPr>
-          <w:hyperlink w:anchor="_Toc241780181" w:history="1">
+          <w:hyperlink w:anchor="_Toc241781244" w:history="1">
             <w:r>
               <w:rPr>
                 <w:rStyle w:val="Hyperlink"/>
@@ -1127,7 +1127,7 @@
               <w:rPr>
                 <w:noProof/>
               </w:rPr>
-              <w:instrText xml:space="preserve"> PAGEREF _Toc241780181 \h </w:instrText>
+              <w:instrText xml:space="preserve"> PAGEREF _Toc241781244 \h </w:instrText>
             </w:r>
             <w:r>
               <w:rPr>
@@ -1170,7 +1170,7 @@
               <w14:ligatures w14:val="standardContextual"/>
             </w:rPr>
           </w:pPr>
-          <w:hyperlink w:anchor="_Toc241780182" w:history="1">
+          <w:hyperlink w:anchor="_Toc241781245" w:history="1">
             <w:r>
               <w:rPr>
                 <w:rStyle w:val="Hyperlink"/>
@@ -1194,7 +1194,7 @@
               <w:rPr>
                 <w:noProof/>
               </w:rPr>
-              <w:instrText xml:space="preserve"> PAGEREF _Toc241780182 \h </w:instrText>
+              <w:instrText xml:space="preserve"> PAGEREF _Toc241781245 \h </w:instrText>
             </w:r>
             <w:r>
               <w:rPr>
@@ -1237,7 +1237,7 @@
               <w14:ligatures w14:val="standardContextual"/>
             </w:rPr>
           </w:pPr>
-          <w:hyperlink w:anchor="_Toc241780183" w:history="1">
+          <w:hyperlink w:anchor="_Toc241781246" w:history="1">
             <w:r>
               <w:rPr>
                 <w:rStyle w:val="Hyperlink"/>
@@ -1261,7 +1261,7 @@
               <w:rPr>
                 <w:noProof/>
               </w:rPr>
-              <w:instrText xml:space="preserve"> PAGEREF _Toc241780183 \h </w:instrText>
+              <w:instrText xml:space="preserve"> PAGEREF _Toc241781246 \h </w:instrText>
             </w:r>
             <w:r>
               <w:rPr>
@@ -1304,7 +1304,7 @@
               <w14:ligatures w14:val="standardContextual"/>
             </w:rPr>
           </w:pPr>
-          <w:hyperlink w:anchor="_Toc241780184" w:history="1">
+          <w:hyperlink w:anchor="_Toc241781247" w:history="1">
             <w:r>
               <w:rPr>
                 <w:rStyle w:val="Hyperlink"/>
@@ -1328,7 +1328,7 @@
               <w:rPr>
                 <w:noProof/>
               </w:rPr>
-              <w:instrText xml:space="preserve"> PAGEREF _Toc241780184 \h </w:instrText>
+              <w:instrText xml:space="preserve"> PAGEREF _Toc241781247 \h </w:instrText>
             </w:r>
             <w:r>
               <w:rPr>
@@ -1371,7 +1371,7 @@
               <w14:ligatures w14:val="standardContextual"/>
             </w:rPr>
           </w:pPr>
-          <w:hyperlink w:anchor="_Toc241780185" w:history="1">
+          <w:hyperlink w:anchor="_Toc241781248" w:history="1">
             <w:r>
               <w:rPr>
                 <w:rStyle w:val="Hyperlink"/>
@@ -1395,7 +1395,7 @@
               <w:rPr>
                 <w:noProof/>
               </w:rPr>
-              <w:instrText xml:space="preserve"> PAGEREF _Toc241780185 \h </w:instrText>
+              <w:instrText xml:space="preserve"> PAGEREF _Toc241781248 \h </w:instrText>
             </w:r>
             <w:r>
               <w:rPr>
@@ -1438,7 +1438,7 @@
               <w14:ligatures w14:val="standardContextual"/>
             </w:rPr>
           </w:pPr>
-          <w:hyperlink w:anchor="_Toc241780186" w:history="1">
+          <w:hyperlink w:anchor="_Toc241781249" w:history="1">
             <w:r>
               <w:rPr>
                 <w:rStyle w:val="Hyperlink"/>
@@ -1462,7 +1462,7 @@
               <w:rPr>
                 <w:noProof/>
               </w:rPr>
-              <w:instrText xml:space="preserve"> PAGEREF _Toc241780186 \h </w:instrText>
+              <w:instrText xml:space="preserve"> PAGEREF _Toc241781249 \h </w:instrText>
             </w:r>
             <w:r>
               <w:rPr>
@@ -1505,7 +1505,7 @@
               <w14:ligatures w14:val="standardContextual"/>
             </w:rPr>
           </w:pPr>
-          <w:hyperlink w:anchor="_Toc241780187" w:history="1">
+          <w:hyperlink w:anchor="_Toc241781250" w:history="1">
             <w:r>
               <w:rPr>
                 <w:rStyle w:val="Hyperlink"/>
@@ -1529,7 +1529,7 @@
               <w:rPr>
                 <w:noProof/>
               </w:rPr>
-              <w:instrText xml:space="preserve"> PAGEREF _Toc241780187 \h </w:instrText>
+              <w:instrText xml:space="preserve"> PAGEREF _Toc241781250 \h </w:instrText>
             </w:r>
             <w:r>
               <w:rPr>
@@ -1572,7 +1572,7 @@
               <w14:ligatures w14:val="standardContextual"/>
             </w:rPr>
           </w:pPr>
-          <w:hyperlink w:anchor="_Toc241780188" w:history="1">
+          <w:hyperlink w:anchor="_Toc241781251" w:history="1">
             <w:r>
               <w:rPr>
                 <w:rStyle w:val="Hyperlink"/>
@@ -1596,7 +1596,7 @@
               <w:rPr>
                 <w:noProof/>
               </w:rPr>
-              <w:instrText xml:space="preserve"> PAGEREF _Toc241780188 \h </w:instrText>
+              <w:instrText xml:space="preserve"> PAGEREF _Toc241781251 \h </w:instrText>
             </w:r>
             <w:r>
               <w:rPr>
@@ -1639,7 +1639,7 @@
               <w14:ligatures w14:val="standardContextual"/>
             </w:rPr>
           </w:pPr>
-          <w:hyperlink w:anchor="_Toc241780189" w:history="1">
+          <w:hyperlink w:anchor="_Toc241781252" w:history="1">
             <w:r>
               <w:rPr>
                 <w:rStyle w:val="Hyperlink"/>
@@ -1663,7 +1663,7 @@
               <w:rPr>
                 <w:noProof/>
               </w:rPr>
-              <w:instrText xml:space="preserve"> PAGEREF _Toc241780189 \h </w:instrText>
+              <w:instrText xml:space="preserve"> PAGEREF _Toc241781252 \h </w:instrText>
             </w:r>
             <w:r>
               <w:rPr>
@@ -1706,7 +1706,7 @@
               <w14:ligatures w14:val="standardContextual"/>
             </w:rPr>
           </w:pPr>
-          <w:hyperlink w:anchor="_Toc241780190" w:history="1">
+          <w:hyperlink w:anchor="_Toc241781253" w:history="1">
             <w:r>
               <w:rPr>
                 <w:rStyle w:val="Hyperlink"/>
@@ -1730,7 +1730,7 @@
               <w:rPr>
                 <w:noProof/>
               </w:rPr>
-              <w:instrText xml:space="preserve"> PAGEREF _Toc241780190 \h </w:instrText>
+              <w:instrText xml:space="preserve"> PAGEREF _Toc241781253 \h </w:instrText>
             </w:r>
             <w:r>
               <w:rPr>
@@ -1773,7 +1773,7 @@
               <w14:ligatures w14:val="standardContextual"/>
             </w:rPr>
           </w:pPr>
-          <w:hyperlink w:anchor="_Toc241780191" w:history="1">
+          <w:hyperlink w:anchor="_Toc241781254" w:history="1">
             <w:r>
               <w:rPr>
                 <w:rStyle w:val="Hyperlink"/>
@@ -1797,7 +1797,7 @@
               <w:rPr>
                 <w:noProof/>
               </w:rPr>
-              <w:instrText xml:space="preserve"> PAGEREF _Toc241780191 \h </w:instrText>
+              <w:instrText xml:space="preserve"> PAGEREF _Toc241781254 \h </w:instrText>
             </w:r>
             <w:r>
               <w:rPr>
@@ -1840,7 +1840,7 @@
               <w14:ligatures w14:val="standardContextual"/>
             </w:rPr>
           </w:pPr>
-          <w:hyperlink w:anchor="_Toc241780192" w:history="1">
+          <w:hyperlink w:anchor="_Toc241781255" w:history="1">
             <w:r>
               <w:rPr>
                 <w:rStyle w:val="Hyperlink"/>
@@ -1864,7 +1864,7 @@
               <w:rPr>
                 <w:noProof/>
               </w:rPr>
-              <w:instrText xml:space="preserve"> PAGEREF _Toc241780192 \h </w:instrText>
+              <w:instrText xml:space="preserve"> PAGEREF _Toc241781255 \h </w:instrText>
             </w:r>
             <w:r>
               <w:rPr>
@@ -1907,7 +1907,7 @@
               <w14:ligatures w14:val="standardContextual"/>
             </w:rPr>
           </w:pPr>
-          <w:hyperlink w:anchor="_Toc241780193" w:history="1">
+          <w:hyperlink w:anchor="_Toc241781256" w:history="1">
             <w:r>
               <w:rPr>
                 <w:rStyle w:val="Hyperlink"/>
@@ -1931,7 +1931,7 @@
               <w:rPr>
                 <w:noProof/>
               </w:rPr>
-              <w:instrText xml:space="preserve"> PAGEREF _Toc241780193 \h </w:instrText>
+              <w:instrText xml:space="preserve"> PAGEREF _Toc241781256 \h </w:instrText>
             </w:r>
             <w:r>
               <w:rPr>
@@ -1974,7 +1974,7 @@
               <w14:ligatures w14:val="standardContextual"/>
             </w:rPr>
           </w:pPr>
-          <w:hyperlink w:anchor="_Toc241780194" w:history="1">
+          <w:hyperlink w:anchor="_Toc241781257" w:history="1">
             <w:r>
               <w:rPr>
                 <w:rStyle w:val="Hyperlink"/>
@@ -1998,7 +1998,7 @@
               <w:rPr>
                 <w:noProof/>
               </w:rPr>
-              <w:instrText xml:space="preserve"> PAGEREF _Toc241780194 \h </w:instrText>
+              <w:instrText xml:space="preserve"> PAGEREF _Toc241781257 \h </w:instrText>
             </w:r>
             <w:r>
               <w:rPr>
@@ -2041,7 +2041,7 @@
               <w14:ligatures w14:val="standardContextual"/>
             </w:rPr>
           </w:pPr>
-          <w:hyperlink w:anchor="_Toc241780195" w:history="1">
+          <w:hyperlink w:anchor="_Toc241781258" w:history="1">
             <w:r>
               <w:rPr>
                 <w:rStyle w:val="Hyperlink"/>
@@ -2065,7 +2065,7 @@
               <w:rPr>
                 <w:noProof/>
               </w:rPr>
-              <w:instrText xml:space="preserve"> PAGEREF _Toc241780195 \h </w:instrText>
+              <w:instrText xml:space="preserve"> PAGEREF _Toc241781258 \h </w:instrText>
             </w:r>
             <w:r>
               <w:rPr>
@@ -2108,7 +2108,7 @@
               <w14:ligatures w14:val="standardContextual"/>
             </w:rPr>
           </w:pPr>
-          <w:hyperlink w:anchor="_Toc241780196" w:history="1">
+          <w:hyperlink w:anchor="_Toc241781259" w:history="1">
             <w:r>
               <w:rPr>
                 <w:rStyle w:val="Hyperlink"/>
@@ -2132,7 +2132,7 @@
               <w:rPr>
                 <w:noProof/>
               </w:rPr>
-              <w:instrText xml:space="preserve"> PAGEREF _Toc241780196 \h </w:instrText>
+              <w:instrText xml:space="preserve"> PAGEREF _Toc241781259 \h </w:instrText>
             </w:r>
             <w:r>
               <w:rPr>
@@ -2175,7 +2175,7 @@
               <w14:ligatures w14:val="standardContextual"/>
             </w:rPr>
           </w:pPr>
-          <w:hyperlink w:anchor="_Toc241780197" w:history="1">
+          <w:hyperlink w:anchor="_Toc241781260" w:history="1">
             <w:r>
               <w:rPr>
                 <w:rStyle w:val="Hyperlink"/>
@@ -2199,7 +2199,7 @@
               <w:rPr>
                 <w:noProof/>
               </w:rPr>
-              <w:instrText xml:space="preserve"> PAGEREF _Toc241780197 \h </w:instrText>
+              <w:instrText xml:space="preserve"> PAGEREF _Toc241781260 \h </w:instrText>
             </w:r>
             <w:r>
               <w:rPr>
@@ -2242,7 +2242,7 @@
               <w14:ligatures w14:val="standardContextual"/>
             </w:rPr>
           </w:pPr>
-          <w:hyperlink w:anchor="_Toc241780198" w:history="1">
+          <w:hyperlink w:anchor="_Toc241781261" w:history="1">
             <w:r>
               <w:rPr>
                 <w:rStyle w:val="Hyperlink"/>
@@ -2266,7 +2266,7 @@
               <w:rPr>
                 <w:noProof/>
               </w:rPr>
-              <w:instrText xml:space="preserve"> PAGEREF _Toc241780198 \h </w:instrText>
+              <w:instrText xml:space="preserve"> PAGEREF _Toc241781261 \h </w:instrText>
             </w:r>
             <w:r>
               <w:rPr>
@@ -2309,7 +2309,7 @@
               <w14:ligatures w14:val="standardContextual"/>
             </w:rPr>
           </w:pPr>
-          <w:hyperlink w:anchor="_Toc241780199" w:history="1">
+          <w:hyperlink w:anchor="_Toc241781262" w:history="1">
             <w:r>
               <w:rPr>
                 <w:rStyle w:val="Hyperlink"/>
@@ -2333,7 +2333,7 @@
               <w:rPr>
                 <w:noProof/>
               </w:rPr>
-              <w:instrText xml:space="preserve"> PAGEREF _Toc241780199 \h </w:instrText>
+              <w:instrText xml:space="preserve"> PAGEREF _Toc241781262 \h </w:instrText>
             </w:r>
             <w:r>
               <w:rPr>
@@ -2376,7 +2376,7 @@
               <w14:ligatures w14:val="standardContextual"/>
             </w:rPr>
           </w:pPr>
-          <w:hyperlink w:anchor="_Toc241780200" w:history="1">
+          <w:hyperlink w:anchor="_Toc241781263" w:history="1">
             <w:r>
               <w:rPr>
                 <w:rStyle w:val="Hyperlink"/>
@@ -2400,7 +2400,7 @@
               <w:rPr>
                 <w:noProof/>
               </w:rPr>
-              <w:instrText xml:space="preserve"> PAGEREF _Toc241780200 \h </w:instrText>
+              <w:instrText xml:space="preserve"> PAGEREF _Toc241781263 \h </w:instrText>
             </w:r>
             <w:r>
               <w:rPr>
@@ -2443,7 +2443,7 @@
               <w14:ligatures w14:val="standardContextual"/>
             </w:rPr>
           </w:pPr>
-          <w:hyperlink w:anchor="_Toc241780201" w:history="1">
+          <w:hyperlink w:anchor="_Toc241781264" w:history="1">
             <w:r>
               <w:rPr>
                 <w:rStyle w:val="Hyperlink"/>
@@ -2467,7 +2467,7 @@
               <w:rPr>
                 <w:noProof/>
               </w:rPr>
-              <w:instrText xml:space="preserve"> PAGEREF _Toc241780201 \h </w:instrText>
+              <w:instrText xml:space="preserve"> PAGEREF _Toc241781264 \h </w:instrText>
             </w:r>
             <w:r>
               <w:rPr>
@@ -2510,7 +2510,7 @@
               <w14:ligatures w14:val="standardContextual"/>
             </w:rPr>
           </w:pPr>
-          <w:hyperlink w:anchor="_Toc241780202" w:history="1">
+          <w:hyperlink w:anchor="_Toc241781265" w:history="1">
             <w:r>
               <w:rPr>
                 <w:rStyle w:val="Hyperlink"/>
@@ -2534,7 +2534,7 @@
               <w:rPr>
                 <w:noProof/>
               </w:rPr>
-              <w:instrText xml:space="preserve"> PAGEREF _Toc241780202 \h </w:instrText>
+              <w:instrText xml:space="preserve"> PAGEREF _Toc241781265 \h </w:instrText>
             </w:r>
             <w:r>
               <w:rPr>
@@ -2577,7 +2577,7 @@
               <w14:ligatures w14:val="standardContextual"/>
             </w:rPr>
           </w:pPr>
-          <w:hyperlink w:anchor="_Toc241780203" w:history="1">
+          <w:hyperlink w:anchor="_Toc241781266" w:history="1">
             <w:r>
               <w:rPr>
                 <w:rStyle w:val="Hyperlink"/>
@@ -2601,7 +2601,7 @@
               <w:rPr>
                 <w:noProof/>
               </w:rPr>
-              <w:instrText xml:space="preserve"> PAGEREF _Toc241780203 \h </w:instrText>
+              <w:instrText xml:space="preserve"> PAGEREF _Toc241781266 \h </w:instrText>
             </w:r>
             <w:r>
               <w:rPr>
@@ -2644,7 +2644,7 @@
               <w14:ligatures w14:val="standardContextual"/>
             </w:rPr>
           </w:pPr>
-          <w:hyperlink w:anchor="_Toc241780204" w:history="1">
+          <w:hyperlink w:anchor="_Toc241781267" w:history="1">
             <w:r>
               <w:rPr>
                 <w:rStyle w:val="Hyperlink"/>
@@ -2668,7 +2668,7 @@
               <w:rPr>
                 <w:noProof/>
               </w:rPr>
-              <w:instrText xml:space="preserve"> PAGEREF _Toc241780204 \h </w:instrText>
+              <w:instrText xml:space="preserve"> PAGEREF _Toc241781267 \h </w:instrText>
             </w:r>
             <w:r>
               <w:rPr>
@@ -2711,7 +2711,7 @@
               <w14:ligatures w14:val="standardContextual"/>
             </w:rPr>
           </w:pPr>
-          <w:hyperlink w:anchor="_Toc241780205" w:history="1">
+          <w:hyperlink w:anchor="_Toc241781268" w:history="1">
             <w:r>
               <w:rPr>
                 <w:rStyle w:val="Hyperlink"/>
@@ -2735,7 +2735,7 @@
               <w:rPr>
                 <w:noProof/>
               </w:rPr>
-              <w:instrText xml:space="preserve"> PAGEREF _Toc241780205 \h </w:instrText>
+              <w:instrText xml:space="preserve"> PAGEREF _Toc241781268 \h </w:instrText>
             </w:r>
             <w:r>
               <w:rPr>
@@ -2778,7 +2778,7 @@
               <w14:ligatures w14:val="standardContextual"/>
             </w:rPr>
           </w:pPr>
-          <w:hyperlink w:anchor="_Toc241780206" w:history="1">
+          <w:hyperlink w:anchor="_Toc241781269" w:history="1">
             <w:r>
               <w:rPr>
                 <w:rStyle w:val="Hyperlink"/>
@@ -2802,7 +2802,7 @@
               <w:rPr>
                 <w:noProof/>
               </w:rPr>
-              <w:instrText xml:space="preserve"> PAGEREF _Toc241780206 \h </w:instrText>
+              <w:instrText xml:space="preserve"> PAGEREF _Toc241781269 \h </w:instrText>
             </w:r>
             <w:r>
               <w:rPr>
@@ -2845,7 +2845,7 @@
               <w14:ligatures w14:val="standardContextual"/>
             </w:rPr>
           </w:pPr>
-          <w:hyperlink w:anchor="_Toc241780207" w:history="1">
+          <w:hyperlink w:anchor="_Toc241781270" w:history="1">
             <w:r>
               <w:rPr>
                 <w:rStyle w:val="Hyperlink"/>
@@ -2869,7 +2869,7 @@
               <w:rPr>
                 <w:noProof/>
               </w:rPr>
-              <w:instrText xml:space="preserve"> PAGEREF _Toc241780207 \h </w:instrText>
+              <w:instrText xml:space="preserve"> PAGEREF _Toc241781270 \h </w:instrText>
             </w:r>
             <w:r>
               <w:rPr>
@@ -2912,7 +2912,7 @@
               <w14:ligatures w14:val="standardContextual"/>
             </w:rPr>
           </w:pPr>
-          <w:hyperlink w:anchor="_Toc241780208" w:history="1">
+          <w:hyperlink w:anchor="_Toc241781271" w:history="1">
             <w:r>
               <w:rPr>
                 <w:rStyle w:val="Hyperlink"/>
@@ -2936,7 +2936,7 @@
               <w:rPr>
                 <w:noProof/>
               </w:rPr>
-              <w:instrText xml:space="preserve"> PAGEREF _Toc241780208 \h </w:instrText>
+              <w:instrText xml:space="preserve"> PAGEREF _Toc241781271 \h </w:instrText>
             </w:r>
             <w:r>
               <w:rPr>
@@ -2979,7 +2979,7 @@
               <w14:ligatures w14:val="standardContextual"/>
             </w:rPr>
           </w:pPr>
-          <w:hyperlink w:anchor="_Toc241780209" w:history="1">
+          <w:hyperlink w:anchor="_Toc241781272" w:history="1">
             <w:r>
               <w:rPr>
                 <w:rStyle w:val="Hyperlink"/>
@@ -3003,7 +3003,7 @@
               <w:rPr>
                 <w:noProof/>
               </w:rPr>
-              <w:instrText xml:space="preserve"> PAGEREF _Toc241780209 \h </w:instrText>
+              <w:instrText xml:space="preserve"> PAGEREF _Toc241781272 \h </w:instrText>
             </w:r>
             <w:r>
               <w:rPr>
@@ -3046,7 +3046,7 @@
               <w14:ligatures w14:val="standardContextual"/>
             </w:rPr>
           </w:pPr>
-          <w:hyperlink w:anchor="_Toc241780210" w:history="1">
+          <w:hyperlink w:anchor="_Toc241781273" w:history="1">
             <w:r>
               <w:rPr>
                 <w:rStyle w:val="Hyperlink"/>
@@ -3070,7 +3070,7 @@
               <w:rPr>
                 <w:noProof/>
               </w:rPr>
-              <w:instrText xml:space="preserve"> PAGEREF _Toc241780210 \h </w:instrText>
+              <w:instrText xml:space="preserve"> PAGEREF _Toc241781273 \h </w:instrText>
             </w:r>
             <w:r>
               <w:rPr>
@@ -3113,7 +3113,7 @@
               <w14:ligatures w14:val="standardContextual"/>
             </w:rPr>
           </w:pPr>
-          <w:hyperlink w:anchor="_Toc241780211" w:history="1">
+          <w:hyperlink w:anchor="_Toc241781274" w:history="1">
             <w:r>
               <w:rPr>
                 <w:rStyle w:val="Hyperlink"/>
@@ -3137,7 +3137,7 @@
               <w:rPr>
                 <w:noProof/>
               </w:rPr>
-              <w:instrText xml:space="preserve"> PAGEREF _Toc241780211 \h </w:instrText>
+              <w:instrText xml:space="preserve"> PAGEREF _Toc241781274 \h </w:instrText>
             </w:r>
             <w:r>
               <w:rPr>
@@ -3180,7 +3180,7 @@
               <w14:ligatures w14:val="standardContextual"/>
             </w:rPr>
           </w:pPr>
-          <w:hyperlink w:anchor="_Toc241780212" w:history="1">
+          <w:hyperlink w:anchor="_Toc241781275" w:history="1">
             <w:r>
               <w:rPr>
                 <w:rStyle w:val="Hyperlink"/>
@@ -3204,7 +3204,7 @@
               <w:rPr>
                 <w:noProof/>
               </w:rPr>
-              <w:instrText xml:space="preserve"> PAGEREF _Toc241780212 \h </w:instrText>
+              <w:instrText xml:space="preserve"> PAGEREF _Toc241781275 \h </w:instrText>
             </w:r>
             <w:r>
               <w:rPr>
@@ -3247,7 +3247,7 @@
               <w14:ligatures w14:val="standardContextual"/>
             </w:rPr>
           </w:pPr>
-          <w:hyperlink w:anchor="_Toc241780213" w:history="1">
+          <w:hyperlink w:anchor="_Toc241781276" w:history="1">
             <w:r>
               <w:rPr>
                 <w:rStyle w:val="Hyperlink"/>
@@ -3271,7 +3271,7 @@
               <w:rPr>
                 <w:noProof/>
               </w:rPr>
-              <w:instrText xml:space="preserve"> PAGEREF _Toc241780213 \h </w:instrText>
+              <w:instrText xml:space="preserve"> PAGEREF _Toc241781276 \h </w:instrText>
             </w:r>
             <w:r>
               <w:rPr>
@@ -3314,7 +3314,7 @@
               <w14:ligatures w14:val="standardContextual"/>
             </w:rPr>
           </w:pPr>
-          <w:hyperlink w:anchor="_Toc241780214" w:history="1">
+          <w:hyperlink w:anchor="_Toc241781277" w:history="1">
             <w:r>
               <w:rPr>
                 <w:rStyle w:val="Hyperlink"/>
@@ -3338,7 +3338,7 @@
               <w:rPr>
                 <w:noProof/>
               </w:rPr>
-              <w:instrText xml:space="preserve"> PAGEREF _Toc241780214 \h </w:instrText>
+              <w:instrText xml:space="preserve"> PAGEREF _Toc241781277 \h </w:instrText>
             </w:r>
             <w:r>
               <w:rPr>
@@ -3377,7 +3377,7 @@
         <w:pStyle w:val="Heading1"/>
         <w:pageBreakBefore/>
       </w:pPr>
-      <w:bookmarkStart w:id="0" w:name="_Toc241780173"/>
+      <w:bookmarkStart w:id="0" w:name="_Toc241781236"/>
       <w:r>
         <w:lastRenderedPageBreak/>
         <w:t>1. About this reference</w:t>
@@ -3830,7 +3830,7 @@
         <w:pStyle w:val="Heading1"/>
         <w:pageBreakBefore/>
       </w:pPr>
-      <w:bookmarkStart w:id="1" w:name="_Toc241780174"/>
+      <w:bookmarkStart w:id="1" w:name="_Toc241781237"/>
       <w:r>
         <w:lastRenderedPageBreak/>
         <w:t>2. Rules that apply on every screen</w:t>
@@ -4047,7 +4047,7 @@
         <w:pStyle w:val="Heading1"/>
         <w:pageBreakBefore/>
       </w:pPr>
-      <w:bookmarkStart w:id="2" w:name="_Toc241780175"/>
+      <w:bookmarkStart w:id="2" w:name="_Toc241781238"/>
       <w:r>
         <w:lastRenderedPageBreak/>
         <w:t>3. Who can open which screen</w:t>
@@ -9753,7 +9753,7 @@
         <w:pStyle w:val="Heading1"/>
         <w:pageBreakBefore/>
       </w:pPr>
-      <w:bookmarkStart w:id="3" w:name="_Toc241780176"/>
+      <w:bookmarkStart w:id="3" w:name="_Toc241781239"/>
       <w:r>
         <w:lastRenderedPageBreak/>
         <w:t>4. Signing in and your account</w:t>
@@ -9764,7 +9764,7 @@
       <w:pPr>
         <w:pStyle w:val="Heading2"/>
       </w:pPr>
-      <w:bookmarkStart w:id="4" w:name="_Toc241780177"/>
+      <w:bookmarkStart w:id="4" w:name="_Toc241781240"/>
       <w:r>
         <w:t>4.1 Sign in</w:t>
       </w:r>
@@ -10277,7 +10277,7 @@
       <w:pPr>
         <w:pStyle w:val="Heading2"/>
       </w:pPr>
-      <w:bookmarkStart w:id="5" w:name="_Toc241780178"/>
+      <w:bookmarkStart w:id="5" w:name="_Toc241781241"/>
       <w:r>
         <w:t>4.2 The header and menu bar (every screen)</w:t>
       </w:r>
@@ -11000,7 +11000,7 @@
       <w:pPr>
         <w:pStyle w:val="Heading2"/>
       </w:pPr>
-      <w:bookmarkStart w:id="6" w:name="_Toc241780179"/>
+      <w:bookmarkStart w:id="6" w:name="_Toc241781242"/>
       <w:r>
         <w:lastRenderedPageBreak/>
         <w:t>4.3 Change Password</w:t>
@@ -11622,7 +11622,7 @@
         <w:pStyle w:val="Heading1"/>
         <w:pageBreakBefore/>
       </w:pPr>
-      <w:bookmarkStart w:id="7" w:name="_Toc241780180"/>
+      <w:bookmarkStart w:id="7" w:name="_Toc241781243"/>
       <w:r>
         <w:lastRenderedPageBreak/>
         <w:t>5. Dashboards and Reports (read-only)</w:t>
@@ -11633,7 +11633,7 @@
       <w:pPr>
         <w:pStyle w:val="Heading2"/>
       </w:pPr>
-      <w:bookmarkStart w:id="8" w:name="_Toc241780181"/>
+      <w:bookmarkStart w:id="8" w:name="_Toc241781244"/>
       <w:r>
         <w:t>5.1 Executive Dashboard</w:t>
       </w:r>
@@ -12146,7 +12146,7 @@
       <w:pPr>
         <w:pStyle w:val="Heading2"/>
       </w:pPr>
-      <w:bookmarkStart w:id="9" w:name="_Toc241780182"/>
+      <w:bookmarkStart w:id="9" w:name="_Toc241781245"/>
       <w:r>
         <w:t>5.2 Sampling Dashboard</w:t>
       </w:r>
@@ -12659,7 +12659,7 @@
       <w:pPr>
         <w:pStyle w:val="Heading2"/>
       </w:pPr>
-      <w:bookmarkStart w:id="10" w:name="_Toc241780183"/>
+      <w:bookmarkStart w:id="10" w:name="_Toc241781246"/>
       <w:r>
         <w:t>5.3 Contact Dashboard</w:t>
       </w:r>
@@ -12963,7 +12963,7 @@
       <w:pPr>
         <w:pStyle w:val="Heading2"/>
       </w:pPr>
-      <w:bookmarkStart w:id="11" w:name="_Toc241780184"/>
+      <w:bookmarkStart w:id="11" w:name="_Toc241781247"/>
       <w:r>
         <w:t>5.4 QA Dashboard</w:t>
       </w:r>
@@ -13583,7 +13583,7 @@
       <w:pPr>
         <w:pStyle w:val="Heading2"/>
       </w:pPr>
-      <w:bookmarkStart w:id="12" w:name="_Toc241780185"/>
+      <w:bookmarkStart w:id="12" w:name="_Toc241781248"/>
       <w:r>
         <w:t>5.5 KII / Document Dashboard</w:t>
       </w:r>
@@ -13993,7 +13993,7 @@
       <w:pPr>
         <w:pStyle w:val="Heading2"/>
       </w:pPr>
-      <w:bookmarkStart w:id="13" w:name="_Toc241780186"/>
+      <w:bookmarkStart w:id="13" w:name="_Toc241781249"/>
       <w:r>
         <w:lastRenderedPageBreak/>
         <w:t>5.6 Reports</w:t>
@@ -14508,7 +14508,7 @@
         <w:pStyle w:val="Heading1"/>
         <w:pageBreakBefore/>
       </w:pPr>
-      <w:bookmarkStart w:id="14" w:name="_Toc241780187"/>
+      <w:bookmarkStart w:id="14" w:name="_Toc241781250"/>
       <w:r>
         <w:lastRenderedPageBreak/>
         <w:t>6. The sample and contact</w:t>
@@ -14519,7 +14519,7 @@
       <w:pPr>
         <w:pStyle w:val="Heading2"/>
       </w:pPr>
-      <w:bookmarkStart w:id="15" w:name="_Toc241780188"/>
+      <w:bookmarkStart w:id="15" w:name="_Toc241781251"/>
       <w:r>
         <w:t>6.1 Main-400 Register (and Reserve)</w:t>
       </w:r>
@@ -15452,7 +15452,7 @@
       <w:pPr>
         <w:pStyle w:val="Heading2"/>
       </w:pPr>
-      <w:bookmarkStart w:id="16" w:name="_Toc241780189"/>
+      <w:bookmarkStart w:id="16" w:name="_Toc241781252"/>
       <w:r>
         <w:t>6.2 Case page</w:t>
       </w:r>
@@ -17131,7 +17131,7 @@
       <w:pPr>
         <w:pStyle w:val="Heading2"/>
       </w:pPr>
-      <w:bookmarkStart w:id="17" w:name="_Toc241780190"/>
+      <w:bookmarkStart w:id="17" w:name="_Toc241781253"/>
       <w:r>
         <w:t>6.3 Pre-Interview Profile (PROIT) and its review screen</w:t>
       </w:r>
@@ -18696,7 +18696,7 @@
       <w:pPr>
         <w:pStyle w:val="Heading2"/>
       </w:pPr>
-      <w:bookmarkStart w:id="18" w:name="_Toc241780191"/>
+      <w:bookmarkStart w:id="18" w:name="_Toc241781254"/>
       <w:r>
         <w:t>6.4 Interview sheet (verifying a locked profile)</w:t>
       </w:r>
@@ -19954,7 +19954,7 @@
       <w:pPr>
         <w:pStyle w:val="Heading2"/>
       </w:pPr>
-      <w:bookmarkStart w:id="19" w:name="_Toc241780192"/>
+      <w:bookmarkStart w:id="19" w:name="_Toc241781255"/>
       <w:r>
         <w:t>6.5 Register Organisation</w:t>
       </w:r>
@@ -20677,7 +20677,7 @@
       <w:pPr>
         <w:pStyle w:val="Heading2"/>
       </w:pPr>
-      <w:bookmarkStart w:id="20" w:name="_Toc241780193"/>
+      <w:bookmarkStart w:id="20" w:name="_Toc241781256"/>
       <w:r>
         <w:t>6.6 Appointment Queue</w:t>
       </w:r>
@@ -21298,7 +21298,7 @@
       <w:pPr>
         <w:pStyle w:val="Heading2"/>
       </w:pPr>
-      <w:bookmarkStart w:id="21" w:name="_Toc241780194"/>
+      <w:bookmarkStart w:id="21" w:name="_Toc241781257"/>
       <w:r>
         <w:t>6.7 Follow-ups due</w:t>
       </w:r>
@@ -21811,7 +21811,7 @@
       <w:pPr>
         <w:pStyle w:val="Heading2"/>
       </w:pPr>
-      <w:bookmarkStart w:id="22" w:name="_Toc241780195"/>
+      <w:bookmarkStart w:id="22" w:name="_Toc241781258"/>
       <w:r>
         <w:t>6.8 Reserve Activation</w:t>
       </w:r>
@@ -22433,7 +22433,7 @@
         <w:pStyle w:val="Heading1"/>
         <w:pageBreakBefore/>
       </w:pPr>
-      <w:bookmarkStart w:id="23" w:name="_Toc241780196"/>
+      <w:bookmarkStart w:id="23" w:name="_Toc241781259"/>
       <w:r>
         <w:lastRenderedPageBreak/>
         <w:t>7. Quality checking</w:t>
@@ -22444,7 +22444,7 @@
       <w:pPr>
         <w:pStyle w:val="Heading2"/>
       </w:pPr>
-      <w:bookmarkStart w:id="24" w:name="_Toc241780197"/>
+      <w:bookmarkStart w:id="24" w:name="_Toc241781260"/>
       <w:r>
         <w:t>7.1 QA Queue (with the KoboToolbox sync panel)</w:t>
       </w:r>
@@ -23167,7 +23167,7 @@
       <w:pPr>
         <w:pStyle w:val="Heading2"/>
       </w:pPr>
-      <w:bookmarkStart w:id="25" w:name="_Toc241780198"/>
+      <w:bookmarkStart w:id="25" w:name="_Toc241781261"/>
       <w:r>
         <w:t>7.2 QA Exceptions</w:t>
       </w:r>
@@ -23999,7 +23999,7 @@
         <w:pStyle w:val="Heading1"/>
         <w:pageBreakBefore/>
       </w:pPr>
-      <w:bookmarkStart w:id="26" w:name="_Toc241780199"/>
+      <w:bookmarkStart w:id="26" w:name="_Toc241781262"/>
       <w:r>
         <w:lastRenderedPageBreak/>
         <w:t>8. Key Informant Interviews</w:t>
@@ -24010,7 +24010,7 @@
       <w:pPr>
         <w:pStyle w:val="Heading2"/>
       </w:pPr>
-      <w:bookmarkStart w:id="27" w:name="_Toc241780200"/>
+      <w:bookmarkStart w:id="27" w:name="_Toc241781263"/>
       <w:r>
         <w:t>8.1 KII Register</w:t>
       </w:r>
@@ -24630,7 +24630,7 @@
       <w:pPr>
         <w:pStyle w:val="Heading2"/>
       </w:pPr>
-      <w:bookmarkStart w:id="28" w:name="_Toc241780201"/>
+      <w:bookmarkStart w:id="28" w:name="_Toc241781264"/>
       <w:r>
         <w:t>8.2 New KII Record</w:t>
       </w:r>
@@ -25040,7 +25040,7 @@
       <w:pPr>
         <w:pStyle w:val="Heading2"/>
       </w:pPr>
-      <w:bookmarkStart w:id="29" w:name="_Toc241780202"/>
+      <w:bookmarkStart w:id="29" w:name="_Toc241781265"/>
       <w:r>
         <w:t>8.3 KII record</w:t>
       </w:r>
@@ -26082,7 +26082,7 @@
         <w:pStyle w:val="Heading1"/>
         <w:pageBreakBefore/>
       </w:pPr>
-      <w:bookmarkStart w:id="30" w:name="_Toc241780203"/>
+      <w:bookmarkStart w:id="30" w:name="_Toc241781266"/>
       <w:r>
         <w:lastRenderedPageBreak/>
         <w:t>9. Documentary evidence</w:t>
@@ -26093,7 +26093,7 @@
       <w:pPr>
         <w:pStyle w:val="Heading2"/>
       </w:pPr>
-      <w:bookmarkStart w:id="31" w:name="_Toc241780204"/>
+      <w:bookmarkStart w:id="31" w:name="_Toc241781267"/>
       <w:r>
         <w:t>9.1 Documents (the corpus)</w:t>
       </w:r>
@@ -26713,7 +26713,7 @@
       <w:pPr>
         <w:pStyle w:val="Heading2"/>
       </w:pPr>
-      <w:bookmarkStart w:id="32" w:name="_Toc241780205"/>
+      <w:bookmarkStart w:id="32" w:name="_Toc241781268"/>
       <w:r>
         <w:t>9.2 New Documentary Evidence Record</w:t>
       </w:r>
@@ -27544,7 +27544,7 @@
       <w:pPr>
         <w:pStyle w:val="Heading2"/>
       </w:pPr>
-      <w:bookmarkStart w:id="33" w:name="_Toc241780206"/>
+      <w:bookmarkStart w:id="33" w:name="_Toc241781269"/>
       <w:r>
         <w:t>9.3 Document record</w:t>
       </w:r>
@@ -28898,7 +28898,7 @@
       <w:pPr>
         <w:pStyle w:val="Heading2"/>
       </w:pPr>
-      <w:bookmarkStart w:id="34" w:name="_Toc241780207"/>
+      <w:bookmarkStart w:id="34" w:name="_Toc241781270"/>
       <w:r>
         <w:t>9.4 Auto-fill review screen</w:t>
       </w:r>
@@ -29940,7 +29940,7 @@
         <w:pStyle w:val="Heading1"/>
         <w:pageBreakBefore/>
       </w:pPr>
-      <w:bookmarkStart w:id="35" w:name="_Toc241780208"/>
+      <w:bookmarkStart w:id="35" w:name="_Toc241781271"/>
       <w:r>
         <w:lastRenderedPageBreak/>
         <w:t>10. Completed forms and exports</w:t>
@@ -29951,7 +29951,7 @@
       <w:pPr>
         <w:pStyle w:val="Heading2"/>
       </w:pPr>
-      <w:bookmarkStart w:id="36" w:name="_Toc241780209"/>
+      <w:bookmarkStart w:id="36" w:name="_Toc241781272"/>
       <w:r>
         <w:t>10.1 Completed forms (Form PDFs)</w:t>
       </w:r>
@@ -31217,7 +31217,7 @@
         <w:pStyle w:val="Heading1"/>
         <w:pageBreakBefore/>
       </w:pPr>
-      <w:bookmarkStart w:id="37" w:name="_Toc241780210"/>
+      <w:bookmarkStart w:id="37" w:name="_Toc241781273"/>
       <w:r>
         <w:lastRenderedPageBreak/>
         <w:t>11. Study administration</w:t>
@@ -31228,7 +31228,7 @@
       <w:pPr>
         <w:pStyle w:val="Heading2"/>
       </w:pPr>
-      <w:bookmarkStart w:id="38" w:name="_Toc241780211"/>
+      <w:bookmarkStart w:id="38" w:name="_Toc241781274"/>
       <w:r>
         <w:t>11.1 Cost Dashboard</w:t>
       </w:r>
@@ -31638,7 +31638,7 @@
       <w:pPr>
         <w:pStyle w:val="Heading2"/>
       </w:pPr>
-      <w:bookmarkStart w:id="39" w:name="_Toc241780212"/>
+      <w:bookmarkStart w:id="39" w:name="_Toc241781275"/>
       <w:r>
         <w:t>11.2 Audit Log</w:t>
       </w:r>
@@ -32048,7 +32048,7 @@
       <w:pPr>
         <w:pStyle w:val="Heading2"/>
       </w:pPr>
-      <w:bookmarkStart w:id="40" w:name="_Toc241780213"/>
+      <w:bookmarkStart w:id="40" w:name="_Toc241781276"/>
       <w:r>
         <w:t>11.3 Research Clearance</w:t>
       </w:r>
@@ -32879,7 +32879,7 @@
       <w:pPr>
         <w:pStyle w:val="Heading2"/>
       </w:pPr>
-      <w:bookmarkStart w:id="41" w:name="_Toc241780214"/>
+      <w:bookmarkStart w:id="41" w:name="_Toc241781277"/>
       <w:r>
         <w:t>11.4 Export</w:t>
       </w:r>
@@ -33544,7 +33544,7 @@
         <w:sz w:val="16"/>
         <w:szCs w:val="16"/>
       </w:rPr>
-      <w:t>Version 1.14 · 1 October 2026</w:t>
+      <w:t>Version 1.15 · 1 October 2026</w:t>
     </w:r>
     <w:r>
       <w:rPr>
@@ -33717,10 +33717,10 @@
 <file path=word/numbering.xml><?xml version="1.0" encoding="utf-8"?>
 <w:numbering xmlns:wpc="http://schemas.microsoft.com/office/word/2010/wordprocessingCanvas" xmlns:cx="http://schemas.microsoft.com/office/drawing/2014/chartex" xmlns:cx1="http://schemas.microsoft.com/office/drawing/2015/9/8/chartex" xmlns:cx2="http://schemas.microsoft.com/office/drawing/2015/10/21/chartex" xmlns:cx3="http://schemas.microsoft.com/office/drawing/2016/5/9/chartex" xmlns:cx4="http://schemas.microsoft.com/office/drawing/2016/5/10/chartex" xmlns:cx5="http://schemas.microsoft.com/office/drawing/2016/5/11/chartex" xmlns:cx6="http://schemas.microsoft.com/office/drawing/2016/5/12/chartex" xmlns:cx7="http://schemas.microsoft.com/office/drawing/2016/5/13/chartex" xmlns:cx8="http://schemas.microsoft.com/office/drawing/2016/5/14/chartex" xmlns:mc="http://schemas.openxmlformats.org/markup-compatibility/2006" xmlns:aink="http://schemas.microsoft.com/office/drawing/2016/ink" xmlns:am3d="http://schemas.microsoft.com/office/drawing/2017/model3d" xmlns:o="urn:schemas-microsoft-com:office:office" xmlns:oel="http://schemas.microsoft.com/office/2019/extlst" xmlns:r="http://schemas.openxmlformats.org/officeDocument/2006/relationships" xmlns:m="http://schemas.openxmlformats.org/officeDocument/2006/math" xmlns:v="urn:schemas-microsoft-com:vml" xmlns:wp14="http://schemas.microsoft.com/office/word/2010/wordprocessingDrawing" xmlns:wp="http://schemas.openxmlformats.org/drawingml/2006/wordprocessingDrawing" xmlns:w10="urn:schemas-microsoft-com:office:word" xmlns:w="http://schemas.openxmlformats.org/wordprocessingml/2006/main" xmlns:w14="http://schemas.microsoft.com/office/word/2010/wordml" xmlns:w15="http://schemas.microsoft.com/office/word/2012/wordml" xmlns:w16cex="http://schemas.microsoft.com/office/word/2018/wordml/cex" xmlns:w16cid="http://schemas.microsoft.com/office/word/2016/wordml/cid" xmlns:w16="http://schemas.microsoft.com/office/word/2018/wordml" xmlns:w16sdtdh="http://schemas.microsoft.com/office/word/2020/wordml/sdtdatahash" xmlns:w16se="http://schemas.microsoft.com/office/word/2015/wordml/symex" xmlns:wpg="http://schemas.microsoft.com/office/word/2010/wordprocessingGroup" xmlns:wpi="http://schemas.microsoft.com/office/word/2010/wordprocessingInk" xmlns:wne="http://schemas.microsoft.com/office/word/2006/wordml" xmlns:wps="http://schemas.microsoft.com/office/word/2010/wordprocessingShape" mc:Ignorable="w14 w15 w16se w16cid w16 w16cex w16sdtdh wp14">
   <w:abstractNum w:abstractNumId="0" w15:restartNumberingAfterBreak="0">
-    <w:nsid w:val="04846D04"/>
+    <w:nsid w:val="3EAE5B5B"/>
     <w:multiLevelType w:val="hybridMultilevel"/>
-    <w:tmpl w:val="1B90C862"/>
-    <w:lvl w:ilvl="0" w:tplc="F1B416F8">
+    <w:tmpl w:val="D8B2A35A"/>
+    <w:lvl w:ilvl="0" w:tplc="4F189D94">
       <w:start w:val="1"/>
       <w:numFmt w:val="bullet"/>
       <w:lvlText w:val="•"/>
@@ -33729,7 +33729,7 @@
         <w:ind w:left="460" w:hanging="280"/>
       </w:pPr>
     </w:lvl>
-    <w:lvl w:ilvl="1" w:tplc="A806938E">
+    <w:lvl w:ilvl="1" w:tplc="DEA4B9DE">
       <w:start w:val="1"/>
       <w:numFmt w:val="bullet"/>
       <w:lvlText w:val="–"/>
@@ -33738,47 +33738,47 @@
         <w:ind w:left="900" w:hanging="280"/>
       </w:pPr>
     </w:lvl>
-    <w:lvl w:ilvl="2" w:tplc="410CCA54">
+    <w:lvl w:ilvl="2" w:tplc="EB221518">
       <w:numFmt w:val="decimal"/>
       <w:lvlText w:val=""/>
       <w:lvlJc w:val="left"/>
     </w:lvl>
-    <w:lvl w:ilvl="3" w:tplc="9C76C902">
+    <w:lvl w:ilvl="3" w:tplc="BBD6A7F4">
       <w:numFmt w:val="decimal"/>
       <w:lvlText w:val=""/>
       <w:lvlJc w:val="left"/>
     </w:lvl>
-    <w:lvl w:ilvl="4" w:tplc="DCD434B2">
+    <w:lvl w:ilvl="4" w:tplc="EF169E94">
       <w:numFmt w:val="decimal"/>
       <w:lvlText w:val=""/>
       <w:lvlJc w:val="left"/>
     </w:lvl>
-    <w:lvl w:ilvl="5" w:tplc="1672617C">
+    <w:lvl w:ilvl="5" w:tplc="30BCF5D2">
       <w:numFmt w:val="decimal"/>
       <w:lvlText w:val=""/>
       <w:lvlJc w:val="left"/>
     </w:lvl>
-    <w:lvl w:ilvl="6" w:tplc="602CCD14">
+    <w:lvl w:ilvl="6" w:tplc="2CDEB078">
       <w:numFmt w:val="decimal"/>
       <w:lvlText w:val=""/>
       <w:lvlJc w:val="left"/>
     </w:lvl>
-    <w:lvl w:ilvl="7" w:tplc="17F4754C">
+    <w:lvl w:ilvl="7" w:tplc="63343070">
       <w:numFmt w:val="decimal"/>
       <w:lvlText w:val=""/>
       <w:lvlJc w:val="left"/>
     </w:lvl>
-    <w:lvl w:ilvl="8" w:tplc="604005DA">
+    <w:lvl w:ilvl="8" w:tplc="A81E0A42">
       <w:numFmt w:val="decimal"/>
       <w:lvlText w:val=""/>
       <w:lvlJc w:val="left"/>
     </w:lvl>
   </w:abstractNum>
   <w:abstractNum w:abstractNumId="1" w15:restartNumberingAfterBreak="0">
-    <w:nsid w:val="0F097AB6"/>
+    <w:nsid w:val="70786AED"/>
     <w:multiLevelType w:val="hybridMultilevel"/>
-    <w:tmpl w:val="F170E376"/>
-    <w:lvl w:ilvl="0" w:tplc="C8DE72D6">
+    <w:tmpl w:val="9564C29C"/>
+    <w:lvl w:ilvl="0" w:tplc="91560620">
       <w:start w:val="1"/>
       <w:numFmt w:val="bullet"/>
       <w:lvlText w:val="●"/>
@@ -33787,7 +33787,7 @@
         <w:ind w:left="720" w:hanging="360"/>
       </w:pPr>
     </w:lvl>
-    <w:lvl w:ilvl="1" w:tplc="E4B0CD14">
+    <w:lvl w:ilvl="1" w:tplc="5BC4F868">
       <w:start w:val="1"/>
       <w:numFmt w:val="bullet"/>
       <w:lvlText w:val="○"/>
@@ -33796,7 +33796,7 @@
         <w:ind w:left="1440" w:hanging="360"/>
       </w:pPr>
     </w:lvl>
-    <w:lvl w:ilvl="2" w:tplc="0CE89346">
+    <w:lvl w:ilvl="2" w:tplc="5012531E">
       <w:start w:val="1"/>
       <w:numFmt w:val="bullet"/>
       <w:lvlText w:val="■"/>
@@ -33805,7 +33805,7 @@
         <w:ind w:left="2160" w:hanging="360"/>
       </w:pPr>
     </w:lvl>
-    <w:lvl w:ilvl="3" w:tplc="7868AE2E">
+    <w:lvl w:ilvl="3" w:tplc="01F2244E">
       <w:start w:val="1"/>
       <w:numFmt w:val="bullet"/>
       <w:lvlText w:val="●"/>
@@ -33814,7 +33814,7 @@
         <w:ind w:left="2880" w:hanging="360"/>
       </w:pPr>
     </w:lvl>
-    <w:lvl w:ilvl="4" w:tplc="BACE2498">
+    <w:lvl w:ilvl="4" w:tplc="148468C2">
       <w:start w:val="1"/>
       <w:numFmt w:val="bullet"/>
       <w:lvlText w:val="○"/>
@@ -33823,7 +33823,7 @@
         <w:ind w:left="3600" w:hanging="360"/>
       </w:pPr>
     </w:lvl>
-    <w:lvl w:ilvl="5" w:tplc="5ACA4E32">
+    <w:lvl w:ilvl="5" w:tplc="4D2A9F4E">
       <w:start w:val="1"/>
       <w:numFmt w:val="bullet"/>
       <w:lvlText w:val="■"/>
@@ -33832,7 +33832,7 @@
         <w:ind w:left="4320" w:hanging="360"/>
       </w:pPr>
     </w:lvl>
-    <w:lvl w:ilvl="6" w:tplc="5FF49BA8">
+    <w:lvl w:ilvl="6" w:tplc="EC9A4D96">
       <w:start w:val="1"/>
       <w:numFmt w:val="bullet"/>
       <w:lvlText w:val="●"/>
@@ -33841,7 +33841,7 @@
         <w:ind w:left="5040" w:hanging="360"/>
       </w:pPr>
     </w:lvl>
-    <w:lvl w:ilvl="7" w:tplc="16225A10">
+    <w:lvl w:ilvl="7" w:tplc="FAD69DE0">
       <w:start w:val="1"/>
       <w:numFmt w:val="bullet"/>
       <w:lvlText w:val="●"/>
@@ -33850,7 +33850,7 @@
         <w:ind w:left="5760" w:hanging="360"/>
       </w:pPr>
     </w:lvl>
-    <w:lvl w:ilvl="8" w:tplc="796206E6">
+    <w:lvl w:ilvl="8" w:tplc="1E8889E8">
       <w:start w:val="1"/>
       <w:numFmt w:val="bullet"/>
       <w:lvlText w:val="●"/>
@@ -33860,13 +33860,13 @@
       </w:pPr>
     </w:lvl>
   </w:abstractNum>
-  <w:num w:numId="1" w16cid:durableId="229537860">
+  <w:num w:numId="1" w16cid:durableId="1017661878">
     <w:abstractNumId w:val="1"/>
     <w:lvlOverride w:ilvl="0">
       <w:startOverride w:val="1"/>
     </w:lvlOverride>
   </w:num>
-  <w:num w:numId="2" w16cid:durableId="1877042302">
+  <w:num w:numId="2" w16cid:durableId="1335643010">
     <w:abstractNumId w:val="0"/>
     <w:lvlOverride w:ilvl="0">
       <w:startOverride w:val="1"/>
@@ -34492,7 +34492,7 @@
     <w:autoRedefine/>
     <w:uiPriority w:val="39"/>
     <w:unhideWhenUsed/>
-    <w:rsid w:val="00B6694E"/>
+    <w:rsid w:val="00294E85"/>
     <w:pPr>
       <w:spacing w:after="100"/>
     </w:pPr>
@@ -34504,7 +34504,7 @@
     <w:autoRedefine/>
     <w:uiPriority w:val="39"/>
     <w:unhideWhenUsed/>
-    <w:rsid w:val="00B6694E"/>
+    <w:rsid w:val="00294E85"/>
     <w:pPr>
       <w:spacing w:after="100"/>
       <w:ind w:left="210"/>

--- a/docs/manuals/ABF-FST_Screen_and_Button_Reference.docx
+++ b/docs/manuals/ABF-FST_Screen_and_Button_Reference.docx
@@ -469,7 +469,7 @@
                 <w:sz w:val="19"/>
                 <w:szCs w:val="19"/>
               </w:rPr>
-              <w:t>Version 1.15 · 1 October 2026</w:t>
+              <w:t>Version 1.16 · 1 October 2026</w:t>
             </w:r>
           </w:p>
         </w:tc>
@@ -538,7 +538,7 @@
     <w:sdt>
       <w:sdtPr>
         <w:alias w:val="Contents"/>
-        <w:id w:val="698975658"/>
+        <w:id w:val="1018899935"/>
       </w:sdtPr>
       <w:sdtEndPr/>
       <w:sdtContent>
@@ -567,7 +567,7 @@
           <w:r>
             <w:fldChar w:fldCharType="separate"/>
           </w:r>
-          <w:hyperlink w:anchor="_Toc241781236" w:history="1">
+          <w:hyperlink w:anchor="_Toc241781728" w:history="1">
             <w:r>
               <w:rPr>
                 <w:rStyle w:val="Hyperlink"/>
@@ -591,7 +591,7 @@
               <w:rPr>
                 <w:noProof/>
               </w:rPr>
-              <w:instrText xml:space="preserve"> PAGEREF _Toc241781236 \h </w:instrText>
+              <w:instrText xml:space="preserve"> PAGEREF _Toc241781728 \h </w:instrText>
             </w:r>
             <w:r>
               <w:rPr>
@@ -634,7 +634,7 @@
               <w14:ligatures w14:val="standardContextual"/>
             </w:rPr>
           </w:pPr>
-          <w:hyperlink w:anchor="_Toc241781237" w:history="1">
+          <w:hyperlink w:anchor="_Toc241781729" w:history="1">
             <w:r>
               <w:rPr>
                 <w:rStyle w:val="Hyperlink"/>
@@ -658,7 +658,7 @@
               <w:rPr>
                 <w:noProof/>
               </w:rPr>
-              <w:instrText xml:space="preserve"> PAGEREF _Toc241781237 \h </w:instrText>
+              <w:instrText xml:space="preserve"> PAGEREF _Toc241781729 \h </w:instrText>
             </w:r>
             <w:r>
               <w:rPr>
@@ -701,7 +701,7 @@
               <w14:ligatures w14:val="standardContextual"/>
             </w:rPr>
           </w:pPr>
-          <w:hyperlink w:anchor="_Toc241781238" w:history="1">
+          <w:hyperlink w:anchor="_Toc241781730" w:history="1">
             <w:r>
               <w:rPr>
                 <w:rStyle w:val="Hyperlink"/>
@@ -725,7 +725,7 @@
               <w:rPr>
                 <w:noProof/>
               </w:rPr>
-              <w:instrText xml:space="preserve"> PAGEREF _Toc241781238 \h </w:instrText>
+              <w:instrText xml:space="preserve"> PAGEREF _Toc241781730 \h </w:instrText>
             </w:r>
             <w:r>
               <w:rPr>
@@ -768,7 +768,7 @@
               <w14:ligatures w14:val="standardContextual"/>
             </w:rPr>
           </w:pPr>
-          <w:hyperlink w:anchor="_Toc241781239" w:history="1">
+          <w:hyperlink w:anchor="_Toc241781731" w:history="1">
             <w:r>
               <w:rPr>
                 <w:rStyle w:val="Hyperlink"/>
@@ -792,7 +792,7 @@
               <w:rPr>
                 <w:noProof/>
               </w:rPr>
-              <w:instrText xml:space="preserve"> PAGEREF _Toc241781239 \h </w:instrText>
+              <w:instrText xml:space="preserve"> PAGEREF _Toc241781731 \h </w:instrText>
             </w:r>
             <w:r>
               <w:rPr>
@@ -835,7 +835,7 @@
               <w14:ligatures w14:val="standardContextual"/>
             </w:rPr>
           </w:pPr>
-          <w:hyperlink w:anchor="_Toc241781240" w:history="1">
+          <w:hyperlink w:anchor="_Toc241781732" w:history="1">
             <w:r>
               <w:rPr>
                 <w:rStyle w:val="Hyperlink"/>
@@ -859,7 +859,7 @@
               <w:rPr>
                 <w:noProof/>
               </w:rPr>
-              <w:instrText xml:space="preserve"> PAGEREF _Toc241781240 \h </w:instrText>
+              <w:instrText xml:space="preserve"> PAGEREF _Toc241781732 \h </w:instrText>
             </w:r>
             <w:r>
               <w:rPr>
@@ -902,7 +902,7 @@
               <w14:ligatures w14:val="standardContextual"/>
             </w:rPr>
           </w:pPr>
-          <w:hyperlink w:anchor="_Toc241781241" w:history="1">
+          <w:hyperlink w:anchor="_Toc241781733" w:history="1">
             <w:r>
               <w:rPr>
                 <w:rStyle w:val="Hyperlink"/>
@@ -926,7 +926,7 @@
               <w:rPr>
                 <w:noProof/>
               </w:rPr>
-              <w:instrText xml:space="preserve"> PAGEREF _Toc241781241 \h </w:instrText>
+              <w:instrText xml:space="preserve"> PAGEREF _Toc241781733 \h </w:instrText>
             </w:r>
             <w:r>
               <w:rPr>
@@ -969,7 +969,7 @@
               <w14:ligatures w14:val="standardContextual"/>
             </w:rPr>
           </w:pPr>
-          <w:hyperlink w:anchor="_Toc241781242" w:history="1">
+          <w:hyperlink w:anchor="_Toc241781734" w:history="1">
             <w:r>
               <w:rPr>
                 <w:rStyle w:val="Hyperlink"/>
@@ -993,7 +993,7 @@
               <w:rPr>
                 <w:noProof/>
               </w:rPr>
-              <w:instrText xml:space="preserve"> PAGEREF _Toc241781242 \h </w:instrText>
+              <w:instrText xml:space="preserve"> PAGEREF _Toc241781734 \h </w:instrText>
             </w:r>
             <w:r>
               <w:rPr>
@@ -1036,7 +1036,7 @@
               <w14:ligatures w14:val="standardContextual"/>
             </w:rPr>
           </w:pPr>
-          <w:hyperlink w:anchor="_Toc241781243" w:history="1">
+          <w:hyperlink w:anchor="_Toc241781735" w:history="1">
             <w:r>
               <w:rPr>
                 <w:rStyle w:val="Hyperlink"/>
@@ -1060,7 +1060,7 @@
               <w:rPr>
                 <w:noProof/>
               </w:rPr>
-              <w:instrText xml:space="preserve"> PAGEREF _Toc241781243 \h </w:instrText>
+              <w:instrText xml:space="preserve"> PAGEREF _Toc241781735 \h </w:instrText>
             </w:r>
             <w:r>
               <w:rPr>
@@ -1103,7 +1103,7 @@
               <w14:ligatures w14:val="standardContextual"/>
             </w:rPr>
           </w:pPr>
-          <w:hyperlink w:anchor="_Toc241781244" w:history="1">
+          <w:hyperlink w:anchor="_Toc241781736" w:history="1">
             <w:r>
               <w:rPr>
                 <w:rStyle w:val="Hyperlink"/>
@@ -1127,7 +1127,7 @@
               <w:rPr>
                 <w:noProof/>
               </w:rPr>
-              <w:instrText xml:space="preserve"> PAGEREF _Toc241781244 \h </w:instrText>
+              <w:instrText xml:space="preserve"> PAGEREF _Toc241781736 \h </w:instrText>
             </w:r>
             <w:r>
               <w:rPr>
@@ -1170,7 +1170,7 @@
               <w14:ligatures w14:val="standardContextual"/>
             </w:rPr>
           </w:pPr>
-          <w:hyperlink w:anchor="_Toc241781245" w:history="1">
+          <w:hyperlink w:anchor="_Toc241781737" w:history="1">
             <w:r>
               <w:rPr>
                 <w:rStyle w:val="Hyperlink"/>
@@ -1194,7 +1194,7 @@
               <w:rPr>
                 <w:noProof/>
               </w:rPr>
-              <w:instrText xml:space="preserve"> PAGEREF _Toc241781245 \h </w:instrText>
+              <w:instrText xml:space="preserve"> PAGEREF _Toc241781737 \h </w:instrText>
             </w:r>
             <w:r>
               <w:rPr>
@@ -1237,7 +1237,7 @@
               <w14:ligatures w14:val="standardContextual"/>
             </w:rPr>
           </w:pPr>
-          <w:hyperlink w:anchor="_Toc241781246" w:history="1">
+          <w:hyperlink w:anchor="_Toc241781738" w:history="1">
             <w:r>
               <w:rPr>
                 <w:rStyle w:val="Hyperlink"/>
@@ -1261,7 +1261,7 @@
               <w:rPr>
                 <w:noProof/>
               </w:rPr>
-              <w:instrText xml:space="preserve"> PAGEREF _Toc241781246 \h </w:instrText>
+              <w:instrText xml:space="preserve"> PAGEREF _Toc241781738 \h </w:instrText>
             </w:r>
             <w:r>
               <w:rPr>
@@ -1304,7 +1304,7 @@
               <w14:ligatures w14:val="standardContextual"/>
             </w:rPr>
           </w:pPr>
-          <w:hyperlink w:anchor="_Toc241781247" w:history="1">
+          <w:hyperlink w:anchor="_Toc241781739" w:history="1">
             <w:r>
               <w:rPr>
                 <w:rStyle w:val="Hyperlink"/>
@@ -1328,7 +1328,7 @@
               <w:rPr>
                 <w:noProof/>
               </w:rPr>
-              <w:instrText xml:space="preserve"> PAGEREF _Toc241781247 \h </w:instrText>
+              <w:instrText xml:space="preserve"> PAGEREF _Toc241781739 \h </w:instrText>
             </w:r>
             <w:r>
               <w:rPr>
@@ -1371,7 +1371,7 @@
               <w14:ligatures w14:val="standardContextual"/>
             </w:rPr>
           </w:pPr>
-          <w:hyperlink w:anchor="_Toc241781248" w:history="1">
+          <w:hyperlink w:anchor="_Toc241781740" w:history="1">
             <w:r>
               <w:rPr>
                 <w:rStyle w:val="Hyperlink"/>
@@ -1395,7 +1395,7 @@
               <w:rPr>
                 <w:noProof/>
               </w:rPr>
-              <w:instrText xml:space="preserve"> PAGEREF _Toc241781248 \h </w:instrText>
+              <w:instrText xml:space="preserve"> PAGEREF _Toc241781740 \h </w:instrText>
             </w:r>
             <w:r>
               <w:rPr>
@@ -1438,7 +1438,7 @@
               <w14:ligatures w14:val="standardContextual"/>
             </w:rPr>
           </w:pPr>
-          <w:hyperlink w:anchor="_Toc241781249" w:history="1">
+          <w:hyperlink w:anchor="_Toc241781741" w:history="1">
             <w:r>
               <w:rPr>
                 <w:rStyle w:val="Hyperlink"/>
@@ -1462,7 +1462,7 @@
               <w:rPr>
                 <w:noProof/>
               </w:rPr>
-              <w:instrText xml:space="preserve"> PAGEREF _Toc241781249 \h </w:instrText>
+              <w:instrText xml:space="preserve"> PAGEREF _Toc241781741 \h </w:instrText>
             </w:r>
             <w:r>
               <w:rPr>
@@ -1505,7 +1505,7 @@
               <w14:ligatures w14:val="standardContextual"/>
             </w:rPr>
           </w:pPr>
-          <w:hyperlink w:anchor="_Toc241781250" w:history="1">
+          <w:hyperlink w:anchor="_Toc241781742" w:history="1">
             <w:r>
               <w:rPr>
                 <w:rStyle w:val="Hyperlink"/>
@@ -1529,7 +1529,7 @@
               <w:rPr>
                 <w:noProof/>
               </w:rPr>
-              <w:instrText xml:space="preserve"> PAGEREF _Toc241781250 \h </w:instrText>
+              <w:instrText xml:space="preserve"> PAGEREF _Toc241781742 \h </w:instrText>
             </w:r>
             <w:r>
               <w:rPr>
@@ -1572,7 +1572,7 @@
               <w14:ligatures w14:val="standardContextual"/>
             </w:rPr>
           </w:pPr>
-          <w:hyperlink w:anchor="_Toc241781251" w:history="1">
+          <w:hyperlink w:anchor="_Toc241781743" w:history="1">
             <w:r>
               <w:rPr>
                 <w:rStyle w:val="Hyperlink"/>
@@ -1596,7 +1596,7 @@
               <w:rPr>
                 <w:noProof/>
               </w:rPr>
-              <w:instrText xml:space="preserve"> PAGEREF _Toc241781251 \h </w:instrText>
+              <w:instrText xml:space="preserve"> PAGEREF _Toc241781743 \h </w:instrText>
             </w:r>
             <w:r>
               <w:rPr>
@@ -1639,7 +1639,7 @@
               <w14:ligatures w14:val="standardContextual"/>
             </w:rPr>
           </w:pPr>
-          <w:hyperlink w:anchor="_Toc241781252" w:history="1">
+          <w:hyperlink w:anchor="_Toc241781744" w:history="1">
             <w:r>
               <w:rPr>
                 <w:rStyle w:val="Hyperlink"/>
@@ -1663,7 +1663,7 @@
               <w:rPr>
                 <w:noProof/>
               </w:rPr>
-              <w:instrText xml:space="preserve"> PAGEREF _Toc241781252 \h </w:instrText>
+              <w:instrText xml:space="preserve"> PAGEREF _Toc241781744 \h </w:instrText>
             </w:r>
             <w:r>
               <w:rPr>
@@ -1706,7 +1706,7 @@
               <w14:ligatures w14:val="standardContextual"/>
             </w:rPr>
           </w:pPr>
-          <w:hyperlink w:anchor="_Toc241781253" w:history="1">
+          <w:hyperlink w:anchor="_Toc241781745" w:history="1">
             <w:r>
               <w:rPr>
                 <w:rStyle w:val="Hyperlink"/>
@@ -1730,7 +1730,7 @@
               <w:rPr>
                 <w:noProof/>
               </w:rPr>
-              <w:instrText xml:space="preserve"> PAGEREF _Toc241781253 \h </w:instrText>
+              <w:instrText xml:space="preserve"> PAGEREF _Toc241781745 \h </w:instrText>
             </w:r>
             <w:r>
               <w:rPr>
@@ -1773,7 +1773,7 @@
               <w14:ligatures w14:val="standardContextual"/>
             </w:rPr>
           </w:pPr>
-          <w:hyperlink w:anchor="_Toc241781254" w:history="1">
+          <w:hyperlink w:anchor="_Toc241781746" w:history="1">
             <w:r>
               <w:rPr>
                 <w:rStyle w:val="Hyperlink"/>
@@ -1797,7 +1797,7 @@
               <w:rPr>
                 <w:noProof/>
               </w:rPr>
-              <w:instrText xml:space="preserve"> PAGEREF _Toc241781254 \h </w:instrText>
+              <w:instrText xml:space="preserve"> PAGEREF _Toc241781746 \h </w:instrText>
             </w:r>
             <w:r>
               <w:rPr>
@@ -1840,7 +1840,7 @@
               <w14:ligatures w14:val="standardContextual"/>
             </w:rPr>
           </w:pPr>
-          <w:hyperlink w:anchor="_Toc241781255" w:history="1">
+          <w:hyperlink w:anchor="_Toc241781747" w:history="1">
             <w:r>
               <w:rPr>
                 <w:rStyle w:val="Hyperlink"/>
@@ -1864,7 +1864,7 @@
               <w:rPr>
                 <w:noProof/>
               </w:rPr>
-              <w:instrText xml:space="preserve"> PAGEREF _Toc241781255 \h </w:instrText>
+              <w:instrText xml:space="preserve"> PAGEREF _Toc241781747 \h </w:instrText>
             </w:r>
             <w:r>
               <w:rPr>
@@ -1907,7 +1907,7 @@
               <w14:ligatures w14:val="standardContextual"/>
             </w:rPr>
           </w:pPr>
-          <w:hyperlink w:anchor="_Toc241781256" w:history="1">
+          <w:hyperlink w:anchor="_Toc241781748" w:history="1">
             <w:r>
               <w:rPr>
                 <w:rStyle w:val="Hyperlink"/>
@@ -1931,7 +1931,7 @@
               <w:rPr>
                 <w:noProof/>
               </w:rPr>
-              <w:instrText xml:space="preserve"> PAGEREF _Toc241781256 \h </w:instrText>
+              <w:instrText xml:space="preserve"> PAGEREF _Toc241781748 \h </w:instrText>
             </w:r>
             <w:r>
               <w:rPr>
@@ -1974,7 +1974,7 @@
               <w14:ligatures w14:val="standardContextual"/>
             </w:rPr>
           </w:pPr>
-          <w:hyperlink w:anchor="_Toc241781257" w:history="1">
+          <w:hyperlink w:anchor="_Toc241781749" w:history="1">
             <w:r>
               <w:rPr>
                 <w:rStyle w:val="Hyperlink"/>
@@ -1998,7 +1998,7 @@
               <w:rPr>
                 <w:noProof/>
               </w:rPr>
-              <w:instrText xml:space="preserve"> PAGEREF _Toc241781257 \h </w:instrText>
+              <w:instrText xml:space="preserve"> PAGEREF _Toc241781749 \h </w:instrText>
             </w:r>
             <w:r>
               <w:rPr>
@@ -2041,7 +2041,7 @@
               <w14:ligatures w14:val="standardContextual"/>
             </w:rPr>
           </w:pPr>
-          <w:hyperlink w:anchor="_Toc241781258" w:history="1">
+          <w:hyperlink w:anchor="_Toc241781750" w:history="1">
             <w:r>
               <w:rPr>
                 <w:rStyle w:val="Hyperlink"/>
@@ -2065,7 +2065,7 @@
               <w:rPr>
                 <w:noProof/>
               </w:rPr>
-              <w:instrText xml:space="preserve"> PAGEREF _Toc241781258 \h </w:instrText>
+              <w:instrText xml:space="preserve"> PAGEREF _Toc241781750 \h </w:instrText>
             </w:r>
             <w:r>
               <w:rPr>
@@ -2108,7 +2108,7 @@
               <w14:ligatures w14:val="standardContextual"/>
             </w:rPr>
           </w:pPr>
-          <w:hyperlink w:anchor="_Toc241781259" w:history="1">
+          <w:hyperlink w:anchor="_Toc241781751" w:history="1">
             <w:r>
               <w:rPr>
                 <w:rStyle w:val="Hyperlink"/>
@@ -2132,7 +2132,7 @@
               <w:rPr>
                 <w:noProof/>
               </w:rPr>
-              <w:instrText xml:space="preserve"> PAGEREF _Toc241781259 \h </w:instrText>
+              <w:instrText xml:space="preserve"> PAGEREF _Toc241781751 \h </w:instrText>
             </w:r>
             <w:r>
               <w:rPr>
@@ -2175,7 +2175,7 @@
               <w14:ligatures w14:val="standardContextual"/>
             </w:rPr>
           </w:pPr>
-          <w:hyperlink w:anchor="_Toc241781260" w:history="1">
+          <w:hyperlink w:anchor="_Toc241781752" w:history="1">
             <w:r>
               <w:rPr>
                 <w:rStyle w:val="Hyperlink"/>
@@ -2199,7 +2199,7 @@
               <w:rPr>
                 <w:noProof/>
               </w:rPr>
-              <w:instrText xml:space="preserve"> PAGEREF _Toc241781260 \h </w:instrText>
+              <w:instrText xml:space="preserve"> PAGEREF _Toc241781752 \h </w:instrText>
             </w:r>
             <w:r>
               <w:rPr>
@@ -2242,7 +2242,7 @@
               <w14:ligatures w14:val="standardContextual"/>
             </w:rPr>
           </w:pPr>
-          <w:hyperlink w:anchor="_Toc241781261" w:history="1">
+          <w:hyperlink w:anchor="_Toc241781753" w:history="1">
             <w:r>
               <w:rPr>
                 <w:rStyle w:val="Hyperlink"/>
@@ -2266,7 +2266,7 @@
               <w:rPr>
                 <w:noProof/>
               </w:rPr>
-              <w:instrText xml:space="preserve"> PAGEREF _Toc241781261 \h </w:instrText>
+              <w:instrText xml:space="preserve"> PAGEREF _Toc241781753 \h </w:instrText>
             </w:r>
             <w:r>
               <w:rPr>
@@ -2309,7 +2309,7 @@
               <w14:ligatures w14:val="standardContextual"/>
             </w:rPr>
           </w:pPr>
-          <w:hyperlink w:anchor="_Toc241781262" w:history="1">
+          <w:hyperlink w:anchor="_Toc241781754" w:history="1">
             <w:r>
               <w:rPr>
                 <w:rStyle w:val="Hyperlink"/>
@@ -2333,7 +2333,7 @@
               <w:rPr>
                 <w:noProof/>
               </w:rPr>
-              <w:instrText xml:space="preserve"> PAGEREF _Toc241781262 \h </w:instrText>
+              <w:instrText xml:space="preserve"> PAGEREF _Toc241781754 \h </w:instrText>
             </w:r>
             <w:r>
               <w:rPr>
@@ -2376,7 +2376,7 @@
               <w14:ligatures w14:val="standardContextual"/>
             </w:rPr>
           </w:pPr>
-          <w:hyperlink w:anchor="_Toc241781263" w:history="1">
+          <w:hyperlink w:anchor="_Toc241781755" w:history="1">
             <w:r>
               <w:rPr>
                 <w:rStyle w:val="Hyperlink"/>
@@ -2400,7 +2400,7 @@
               <w:rPr>
                 <w:noProof/>
               </w:rPr>
-              <w:instrText xml:space="preserve"> PAGEREF _Toc241781263 \h </w:instrText>
+              <w:instrText xml:space="preserve"> PAGEREF _Toc241781755 \h </w:instrText>
             </w:r>
             <w:r>
               <w:rPr>
@@ -2443,7 +2443,7 @@
               <w14:ligatures w14:val="standardContextual"/>
             </w:rPr>
           </w:pPr>
-          <w:hyperlink w:anchor="_Toc241781264" w:history="1">
+          <w:hyperlink w:anchor="_Toc241781756" w:history="1">
             <w:r>
               <w:rPr>
                 <w:rStyle w:val="Hyperlink"/>
@@ -2467,7 +2467,7 @@
               <w:rPr>
                 <w:noProof/>
               </w:rPr>
-              <w:instrText xml:space="preserve"> PAGEREF _Toc241781264 \h </w:instrText>
+              <w:instrText xml:space="preserve"> PAGEREF _Toc241781756 \h </w:instrText>
             </w:r>
             <w:r>
               <w:rPr>
@@ -2510,7 +2510,7 @@
               <w14:ligatures w14:val="standardContextual"/>
             </w:rPr>
           </w:pPr>
-          <w:hyperlink w:anchor="_Toc241781265" w:history="1">
+          <w:hyperlink w:anchor="_Toc241781757" w:history="1">
             <w:r>
               <w:rPr>
                 <w:rStyle w:val="Hyperlink"/>
@@ -2534,7 +2534,7 @@
               <w:rPr>
                 <w:noProof/>
               </w:rPr>
-              <w:instrText xml:space="preserve"> PAGEREF _Toc241781265 \h </w:instrText>
+              <w:instrText xml:space="preserve"> PAGEREF _Toc241781757 \h </w:instrText>
             </w:r>
             <w:r>
               <w:rPr>
@@ -2577,7 +2577,7 @@
               <w14:ligatures w14:val="standardContextual"/>
             </w:rPr>
           </w:pPr>
-          <w:hyperlink w:anchor="_Toc241781266" w:history="1">
+          <w:hyperlink w:anchor="_Toc241781758" w:history="1">
             <w:r>
               <w:rPr>
                 <w:rStyle w:val="Hyperlink"/>
@@ -2601,7 +2601,7 @@
               <w:rPr>
                 <w:noProof/>
               </w:rPr>
-              <w:instrText xml:space="preserve"> PAGEREF _Toc241781266 \h </w:instrText>
+              <w:instrText xml:space="preserve"> PAGEREF _Toc241781758 \h </w:instrText>
             </w:r>
             <w:r>
               <w:rPr>
@@ -2644,7 +2644,7 @@
               <w14:ligatures w14:val="standardContextual"/>
             </w:rPr>
           </w:pPr>
-          <w:hyperlink w:anchor="_Toc241781267" w:history="1">
+          <w:hyperlink w:anchor="_Toc241781759" w:history="1">
             <w:r>
               <w:rPr>
                 <w:rStyle w:val="Hyperlink"/>
@@ -2668,7 +2668,7 @@
               <w:rPr>
                 <w:noProof/>
               </w:rPr>
-              <w:instrText xml:space="preserve"> PAGEREF _Toc241781267 \h </w:instrText>
+              <w:instrText xml:space="preserve"> PAGEREF _Toc241781759 \h </w:instrText>
             </w:r>
             <w:r>
               <w:rPr>
@@ -2711,7 +2711,7 @@
               <w14:ligatures w14:val="standardContextual"/>
             </w:rPr>
           </w:pPr>
-          <w:hyperlink w:anchor="_Toc241781268" w:history="1">
+          <w:hyperlink w:anchor="_Toc241781760" w:history="1">
             <w:r>
               <w:rPr>
                 <w:rStyle w:val="Hyperlink"/>
@@ -2735,7 +2735,7 @@
               <w:rPr>
                 <w:noProof/>
               </w:rPr>
-              <w:instrText xml:space="preserve"> PAGEREF _Toc241781268 \h </w:instrText>
+              <w:instrText xml:space="preserve"> PAGEREF _Toc241781760 \h </w:instrText>
             </w:r>
             <w:r>
               <w:rPr>
@@ -2778,7 +2778,7 @@
               <w14:ligatures w14:val="standardContextual"/>
             </w:rPr>
           </w:pPr>
-          <w:hyperlink w:anchor="_Toc241781269" w:history="1">
+          <w:hyperlink w:anchor="_Toc241781761" w:history="1">
             <w:r>
               <w:rPr>
                 <w:rStyle w:val="Hyperlink"/>
@@ -2802,7 +2802,7 @@
               <w:rPr>
                 <w:noProof/>
               </w:rPr>
-              <w:instrText xml:space="preserve"> PAGEREF _Toc241781269 \h </w:instrText>
+              <w:instrText xml:space="preserve"> PAGEREF _Toc241781761 \h </w:instrText>
             </w:r>
             <w:r>
               <w:rPr>
@@ -2845,7 +2845,7 @@
               <w14:ligatures w14:val="standardContextual"/>
             </w:rPr>
           </w:pPr>
-          <w:hyperlink w:anchor="_Toc241781270" w:history="1">
+          <w:hyperlink w:anchor="_Toc241781762" w:history="1">
             <w:r>
               <w:rPr>
                 <w:rStyle w:val="Hyperlink"/>
@@ -2869,7 +2869,7 @@
               <w:rPr>
                 <w:noProof/>
               </w:rPr>
-              <w:instrText xml:space="preserve"> PAGEREF _Toc241781270 \h </w:instrText>
+              <w:instrText xml:space="preserve"> PAGEREF _Toc241781762 \h </w:instrText>
             </w:r>
             <w:r>
               <w:rPr>
@@ -2912,7 +2912,7 @@
               <w14:ligatures w14:val="standardContextual"/>
             </w:rPr>
           </w:pPr>
-          <w:hyperlink w:anchor="_Toc241781271" w:history="1">
+          <w:hyperlink w:anchor="_Toc241781763" w:history="1">
             <w:r>
               <w:rPr>
                 <w:rStyle w:val="Hyperlink"/>
@@ -2936,7 +2936,7 @@
               <w:rPr>
                 <w:noProof/>
               </w:rPr>
-              <w:instrText xml:space="preserve"> PAGEREF _Toc241781271 \h </w:instrText>
+              <w:instrText xml:space="preserve"> PAGEREF _Toc241781763 \h </w:instrText>
             </w:r>
             <w:r>
               <w:rPr>
@@ -2979,7 +2979,7 @@
               <w14:ligatures w14:val="standardContextual"/>
             </w:rPr>
           </w:pPr>
-          <w:hyperlink w:anchor="_Toc241781272" w:history="1">
+          <w:hyperlink w:anchor="_Toc241781764" w:history="1">
             <w:r>
               <w:rPr>
                 <w:rStyle w:val="Hyperlink"/>
@@ -3003,7 +3003,7 @@
               <w:rPr>
                 <w:noProof/>
               </w:rPr>
-              <w:instrText xml:space="preserve"> PAGEREF _Toc241781272 \h </w:instrText>
+              <w:instrText xml:space="preserve"> PAGEREF _Toc241781764 \h </w:instrText>
             </w:r>
             <w:r>
               <w:rPr>
@@ -3046,7 +3046,7 @@
               <w14:ligatures w14:val="standardContextual"/>
             </w:rPr>
           </w:pPr>
-          <w:hyperlink w:anchor="_Toc241781273" w:history="1">
+          <w:hyperlink w:anchor="_Toc241781765" w:history="1">
             <w:r>
               <w:rPr>
                 <w:rStyle w:val="Hyperlink"/>
@@ -3070,7 +3070,7 @@
               <w:rPr>
                 <w:noProof/>
               </w:rPr>
-              <w:instrText xml:space="preserve"> PAGEREF _Toc241781273 \h </w:instrText>
+              <w:instrText xml:space="preserve"> PAGEREF _Toc241781765 \h </w:instrText>
             </w:r>
             <w:r>
               <w:rPr>
@@ -3113,7 +3113,7 @@
               <w14:ligatures w14:val="standardContextual"/>
             </w:rPr>
           </w:pPr>
-          <w:hyperlink w:anchor="_Toc241781274" w:history="1">
+          <w:hyperlink w:anchor="_Toc241781766" w:history="1">
             <w:r>
               <w:rPr>
                 <w:rStyle w:val="Hyperlink"/>
@@ -3137,7 +3137,7 @@
               <w:rPr>
                 <w:noProof/>
               </w:rPr>
-              <w:instrText xml:space="preserve"> PAGEREF _Toc241781274 \h </w:instrText>
+              <w:instrText xml:space="preserve"> PAGEREF _Toc241781766 \h </w:instrText>
             </w:r>
             <w:r>
               <w:rPr>
@@ -3180,7 +3180,7 @@
               <w14:ligatures w14:val="standardContextual"/>
             </w:rPr>
           </w:pPr>
-          <w:hyperlink w:anchor="_Toc241781275" w:history="1">
+          <w:hyperlink w:anchor="_Toc241781767" w:history="1">
             <w:r>
               <w:rPr>
                 <w:rStyle w:val="Hyperlink"/>
@@ -3204,7 +3204,7 @@
               <w:rPr>
                 <w:noProof/>
               </w:rPr>
-              <w:instrText xml:space="preserve"> PAGEREF _Toc241781275 \h </w:instrText>
+              <w:instrText xml:space="preserve"> PAGEREF _Toc241781767 \h </w:instrText>
             </w:r>
             <w:r>
               <w:rPr>
@@ -3247,7 +3247,7 @@
               <w14:ligatures w14:val="standardContextual"/>
             </w:rPr>
           </w:pPr>
-          <w:hyperlink w:anchor="_Toc241781276" w:history="1">
+          <w:hyperlink w:anchor="_Toc241781768" w:history="1">
             <w:r>
               <w:rPr>
                 <w:rStyle w:val="Hyperlink"/>
@@ -3271,7 +3271,7 @@
               <w:rPr>
                 <w:noProof/>
               </w:rPr>
-              <w:instrText xml:space="preserve"> PAGEREF _Toc241781276 \h </w:instrText>
+              <w:instrText xml:space="preserve"> PAGEREF _Toc241781768 \h </w:instrText>
             </w:r>
             <w:r>
               <w:rPr>
@@ -3314,7 +3314,7 @@
               <w14:ligatures w14:val="standardContextual"/>
             </w:rPr>
           </w:pPr>
-          <w:hyperlink w:anchor="_Toc241781277" w:history="1">
+          <w:hyperlink w:anchor="_Toc241781769" w:history="1">
             <w:r>
               <w:rPr>
                 <w:rStyle w:val="Hyperlink"/>
@@ -3338,7 +3338,7 @@
               <w:rPr>
                 <w:noProof/>
               </w:rPr>
-              <w:instrText xml:space="preserve"> PAGEREF _Toc241781277 \h </w:instrText>
+              <w:instrText xml:space="preserve"> PAGEREF _Toc241781769 \h </w:instrText>
             </w:r>
             <w:r>
               <w:rPr>
@@ -3377,7 +3377,7 @@
         <w:pStyle w:val="Heading1"/>
         <w:pageBreakBefore/>
       </w:pPr>
-      <w:bookmarkStart w:id="0" w:name="_Toc241781236"/>
+      <w:bookmarkStart w:id="0" w:name="_Toc241781728"/>
       <w:r>
         <w:lastRenderedPageBreak/>
         <w:t>1. About this reference</w:t>
@@ -3830,7 +3830,7 @@
         <w:pStyle w:val="Heading1"/>
         <w:pageBreakBefore/>
       </w:pPr>
-      <w:bookmarkStart w:id="1" w:name="_Toc241781237"/>
+      <w:bookmarkStart w:id="1" w:name="_Toc241781729"/>
       <w:r>
         <w:lastRenderedPageBreak/>
         <w:t>2. Rules that apply on every screen</w:t>
@@ -4047,7 +4047,7 @@
         <w:pStyle w:val="Heading1"/>
         <w:pageBreakBefore/>
       </w:pPr>
-      <w:bookmarkStart w:id="2" w:name="_Toc241781238"/>
+      <w:bookmarkStart w:id="2" w:name="_Toc241781730"/>
       <w:r>
         <w:lastRenderedPageBreak/>
         <w:t>3. Who can open which screen</w:t>
@@ -9753,7 +9753,7 @@
         <w:pStyle w:val="Heading1"/>
         <w:pageBreakBefore/>
       </w:pPr>
-      <w:bookmarkStart w:id="3" w:name="_Toc241781239"/>
+      <w:bookmarkStart w:id="3" w:name="_Toc241781731"/>
       <w:r>
         <w:lastRenderedPageBreak/>
         <w:t>4. Signing in and your account</w:t>
@@ -9764,7 +9764,7 @@
       <w:pPr>
         <w:pStyle w:val="Heading2"/>
       </w:pPr>
-      <w:bookmarkStart w:id="4" w:name="_Toc241781240"/>
+      <w:bookmarkStart w:id="4" w:name="_Toc241781732"/>
       <w:r>
         <w:t>4.1 Sign in</w:t>
       </w:r>
@@ -10277,7 +10277,7 @@
       <w:pPr>
         <w:pStyle w:val="Heading2"/>
       </w:pPr>
-      <w:bookmarkStart w:id="5" w:name="_Toc241781241"/>
+      <w:bookmarkStart w:id="5" w:name="_Toc241781733"/>
       <w:r>
         <w:t>4.2 The header and menu bar (every screen)</w:t>
       </w:r>
@@ -11000,7 +11000,7 @@
       <w:pPr>
         <w:pStyle w:val="Heading2"/>
       </w:pPr>
-      <w:bookmarkStart w:id="6" w:name="_Toc241781242"/>
+      <w:bookmarkStart w:id="6" w:name="_Toc241781734"/>
       <w:r>
         <w:lastRenderedPageBreak/>
         <w:t>4.3 Change Password</w:t>
@@ -11622,7 +11622,7 @@
         <w:pStyle w:val="Heading1"/>
         <w:pageBreakBefore/>
       </w:pPr>
-      <w:bookmarkStart w:id="7" w:name="_Toc241781243"/>
+      <w:bookmarkStart w:id="7" w:name="_Toc241781735"/>
       <w:r>
         <w:lastRenderedPageBreak/>
         <w:t>5. Dashboards and Reports (read-only)</w:t>
@@ -11633,7 +11633,7 @@
       <w:pPr>
         <w:pStyle w:val="Heading2"/>
       </w:pPr>
-      <w:bookmarkStart w:id="8" w:name="_Toc241781244"/>
+      <w:bookmarkStart w:id="8" w:name="_Toc241781736"/>
       <w:r>
         <w:t>5.1 Executive Dashboard</w:t>
       </w:r>
@@ -12146,7 +12146,7 @@
       <w:pPr>
         <w:pStyle w:val="Heading2"/>
       </w:pPr>
-      <w:bookmarkStart w:id="9" w:name="_Toc241781245"/>
+      <w:bookmarkStart w:id="9" w:name="_Toc241781737"/>
       <w:r>
         <w:t>5.2 Sampling Dashboard</w:t>
       </w:r>
@@ -12659,7 +12659,7 @@
       <w:pPr>
         <w:pStyle w:val="Heading2"/>
       </w:pPr>
-      <w:bookmarkStart w:id="10" w:name="_Toc241781246"/>
+      <w:bookmarkStart w:id="10" w:name="_Toc241781738"/>
       <w:r>
         <w:t>5.3 Contact Dashboard</w:t>
       </w:r>
@@ -12963,7 +12963,7 @@
       <w:pPr>
         <w:pStyle w:val="Heading2"/>
       </w:pPr>
-      <w:bookmarkStart w:id="11" w:name="_Toc241781247"/>
+      <w:bookmarkStart w:id="11" w:name="_Toc241781739"/>
       <w:r>
         <w:t>5.4 QA Dashboard</w:t>
       </w:r>
@@ -13583,7 +13583,7 @@
       <w:pPr>
         <w:pStyle w:val="Heading2"/>
       </w:pPr>
-      <w:bookmarkStart w:id="12" w:name="_Toc241781248"/>
+      <w:bookmarkStart w:id="12" w:name="_Toc241781740"/>
       <w:r>
         <w:t>5.5 KII / Document Dashboard</w:t>
       </w:r>
@@ -13993,7 +13993,7 @@
       <w:pPr>
         <w:pStyle w:val="Heading2"/>
       </w:pPr>
-      <w:bookmarkStart w:id="13" w:name="_Toc241781249"/>
+      <w:bookmarkStart w:id="13" w:name="_Toc241781741"/>
       <w:r>
         <w:lastRenderedPageBreak/>
         <w:t>5.6 Reports</w:t>
@@ -14508,7 +14508,7 @@
         <w:pStyle w:val="Heading1"/>
         <w:pageBreakBefore/>
       </w:pPr>
-      <w:bookmarkStart w:id="14" w:name="_Toc241781250"/>
+      <w:bookmarkStart w:id="14" w:name="_Toc241781742"/>
       <w:r>
         <w:lastRenderedPageBreak/>
         <w:t>6. The sample and contact</w:t>
@@ -14519,7 +14519,7 @@
       <w:pPr>
         <w:pStyle w:val="Heading2"/>
       </w:pPr>
-      <w:bookmarkStart w:id="15" w:name="_Toc241781251"/>
+      <w:bookmarkStart w:id="15" w:name="_Toc241781743"/>
       <w:r>
         <w:t>6.1 Main-400 Register (and Reserve)</w:t>
       </w:r>
@@ -15452,7 +15452,7 @@
       <w:pPr>
         <w:pStyle w:val="Heading2"/>
       </w:pPr>
-      <w:bookmarkStart w:id="16" w:name="_Toc241781252"/>
+      <w:bookmarkStart w:id="16" w:name="_Toc241781744"/>
       <w:r>
         <w:t>6.2 Case page</w:t>
       </w:r>
@@ -17131,7 +17131,7 @@
       <w:pPr>
         <w:pStyle w:val="Heading2"/>
       </w:pPr>
-      <w:bookmarkStart w:id="17" w:name="_Toc241781253"/>
+      <w:bookmarkStart w:id="17" w:name="_Toc241781745"/>
       <w:r>
         <w:t>6.3 Pre-Interview Profile (PROIT) and its review screen</w:t>
       </w:r>
@@ -18696,7 +18696,7 @@
       <w:pPr>
         <w:pStyle w:val="Heading2"/>
       </w:pPr>
-      <w:bookmarkStart w:id="18" w:name="_Toc241781254"/>
+      <w:bookmarkStart w:id="18" w:name="_Toc241781746"/>
       <w:r>
         <w:t>6.4 Interview sheet (verifying a locked profile)</w:t>
       </w:r>
@@ -19954,7 +19954,7 @@
       <w:pPr>
         <w:pStyle w:val="Heading2"/>
       </w:pPr>
-      <w:bookmarkStart w:id="19" w:name="_Toc241781255"/>
+      <w:bookmarkStart w:id="19" w:name="_Toc241781747"/>
       <w:r>
         <w:t>6.5 Register Organisation</w:t>
       </w:r>
@@ -20677,7 +20677,7 @@
       <w:pPr>
         <w:pStyle w:val="Heading2"/>
       </w:pPr>
-      <w:bookmarkStart w:id="20" w:name="_Toc241781256"/>
+      <w:bookmarkStart w:id="20" w:name="_Toc241781748"/>
       <w:r>
         <w:t>6.6 Appointment Queue</w:t>
       </w:r>
@@ -21298,7 +21298,7 @@
       <w:pPr>
         <w:pStyle w:val="Heading2"/>
       </w:pPr>
-      <w:bookmarkStart w:id="21" w:name="_Toc241781257"/>
+      <w:bookmarkStart w:id="21" w:name="_Toc241781749"/>
       <w:r>
         <w:t>6.7 Follow-ups due</w:t>
       </w:r>
@@ -21811,7 +21811,7 @@
       <w:pPr>
         <w:pStyle w:val="Heading2"/>
       </w:pPr>
-      <w:bookmarkStart w:id="22" w:name="_Toc241781258"/>
+      <w:bookmarkStart w:id="22" w:name="_Toc241781750"/>
       <w:r>
         <w:t>6.8 Reserve Activation</w:t>
       </w:r>
@@ -22433,7 +22433,7 @@
         <w:pStyle w:val="Heading1"/>
         <w:pageBreakBefore/>
       </w:pPr>
-      <w:bookmarkStart w:id="23" w:name="_Toc241781259"/>
+      <w:bookmarkStart w:id="23" w:name="_Toc241781751"/>
       <w:r>
         <w:lastRenderedPageBreak/>
         <w:t>7. Quality checking</w:t>
@@ -22444,7 +22444,7 @@
       <w:pPr>
         <w:pStyle w:val="Heading2"/>
       </w:pPr>
-      <w:bookmarkStart w:id="24" w:name="_Toc241781260"/>
+      <w:bookmarkStart w:id="24" w:name="_Toc241781752"/>
       <w:r>
         <w:t>7.1 QA Queue (with the KoboToolbox sync panel)</w:t>
       </w:r>
@@ -23167,7 +23167,7 @@
       <w:pPr>
         <w:pStyle w:val="Heading2"/>
       </w:pPr>
-      <w:bookmarkStart w:id="25" w:name="_Toc241781261"/>
+      <w:bookmarkStart w:id="25" w:name="_Toc241781753"/>
       <w:r>
         <w:t>7.2 QA Exceptions</w:t>
       </w:r>
@@ -23999,7 +23999,7 @@
         <w:pStyle w:val="Heading1"/>
         <w:pageBreakBefore/>
       </w:pPr>
-      <w:bookmarkStart w:id="26" w:name="_Toc241781262"/>
+      <w:bookmarkStart w:id="26" w:name="_Toc241781754"/>
       <w:r>
         <w:lastRenderedPageBreak/>
         <w:t>8. Key Informant Interviews</w:t>
@@ -24010,7 +24010,7 @@
       <w:pPr>
         <w:pStyle w:val="Heading2"/>
       </w:pPr>
-      <w:bookmarkStart w:id="27" w:name="_Toc241781263"/>
+      <w:bookmarkStart w:id="27" w:name="_Toc241781755"/>
       <w:r>
         <w:t>8.1 KII Register</w:t>
       </w:r>
@@ -24630,7 +24630,7 @@
       <w:pPr>
         <w:pStyle w:val="Heading2"/>
       </w:pPr>
-      <w:bookmarkStart w:id="28" w:name="_Toc241781264"/>
+      <w:bookmarkStart w:id="28" w:name="_Toc241781756"/>
       <w:r>
         <w:t>8.2 New KII Record</w:t>
       </w:r>
@@ -25040,7 +25040,7 @@
       <w:pPr>
         <w:pStyle w:val="Heading2"/>
       </w:pPr>
-      <w:bookmarkStart w:id="29" w:name="_Toc241781265"/>
+      <w:bookmarkStart w:id="29" w:name="_Toc241781757"/>
       <w:r>
         <w:t>8.3 KII record</w:t>
       </w:r>
@@ -26082,7 +26082,7 @@
         <w:pStyle w:val="Heading1"/>
         <w:pageBreakBefore/>
       </w:pPr>
-      <w:bookmarkStart w:id="30" w:name="_Toc241781266"/>
+      <w:bookmarkStart w:id="30" w:name="_Toc241781758"/>
       <w:r>
         <w:lastRenderedPageBreak/>
         <w:t>9. Documentary evidence</w:t>
@@ -26093,7 +26093,7 @@
       <w:pPr>
         <w:pStyle w:val="Heading2"/>
       </w:pPr>
-      <w:bookmarkStart w:id="31" w:name="_Toc241781267"/>
+      <w:bookmarkStart w:id="31" w:name="_Toc241781759"/>
       <w:r>
         <w:t>9.1 Documents (the corpus)</w:t>
       </w:r>
@@ -26713,7 +26713,7 @@
       <w:pPr>
         <w:pStyle w:val="Heading2"/>
       </w:pPr>
-      <w:bookmarkStart w:id="32" w:name="_Toc241781268"/>
+      <w:bookmarkStart w:id="32" w:name="_Toc241781760"/>
       <w:r>
         <w:t>9.2 New Documentary Evidence Record</w:t>
       </w:r>
@@ -27544,7 +27544,7 @@
       <w:pPr>
         <w:pStyle w:val="Heading2"/>
       </w:pPr>
-      <w:bookmarkStart w:id="33" w:name="_Toc241781269"/>
+      <w:bookmarkStart w:id="33" w:name="_Toc241781761"/>
       <w:r>
         <w:t>9.3 Document record</w:t>
       </w:r>
@@ -28898,7 +28898,7 @@
       <w:pPr>
         <w:pStyle w:val="Heading2"/>
       </w:pPr>
-      <w:bookmarkStart w:id="34" w:name="_Toc241781270"/>
+      <w:bookmarkStart w:id="34" w:name="_Toc241781762"/>
       <w:r>
         <w:t>9.4 Auto-fill review screen</w:t>
       </w:r>
@@ -29940,7 +29940,7 @@
         <w:pStyle w:val="Heading1"/>
         <w:pageBreakBefore/>
       </w:pPr>
-      <w:bookmarkStart w:id="35" w:name="_Toc241781271"/>
+      <w:bookmarkStart w:id="35" w:name="_Toc241781763"/>
       <w:r>
         <w:lastRenderedPageBreak/>
         <w:t>10. Completed forms and exports</w:t>
@@ -29951,7 +29951,7 @@
       <w:pPr>
         <w:pStyle w:val="Heading2"/>
       </w:pPr>
-      <w:bookmarkStart w:id="36" w:name="_Toc241781272"/>
+      <w:bookmarkStart w:id="36" w:name="_Toc241781764"/>
       <w:r>
         <w:t>10.1 Completed forms (Form PDFs)</w:t>
       </w:r>
@@ -31217,7 +31217,7 @@
         <w:pStyle w:val="Heading1"/>
         <w:pageBreakBefore/>
       </w:pPr>
-      <w:bookmarkStart w:id="37" w:name="_Toc241781273"/>
+      <w:bookmarkStart w:id="37" w:name="_Toc241781765"/>
       <w:r>
         <w:lastRenderedPageBreak/>
         <w:t>11. Study administration</w:t>
@@ -31228,7 +31228,7 @@
       <w:pPr>
         <w:pStyle w:val="Heading2"/>
       </w:pPr>
-      <w:bookmarkStart w:id="38" w:name="_Toc241781274"/>
+      <w:bookmarkStart w:id="38" w:name="_Toc241781766"/>
       <w:r>
         <w:t>11.1 Cost Dashboard</w:t>
       </w:r>
@@ -31638,7 +31638,7 @@
       <w:pPr>
         <w:pStyle w:val="Heading2"/>
       </w:pPr>
-      <w:bookmarkStart w:id="39" w:name="_Toc241781275"/>
+      <w:bookmarkStart w:id="39" w:name="_Toc241781767"/>
       <w:r>
         <w:t>11.2 Audit Log</w:t>
       </w:r>
@@ -32048,7 +32048,7 @@
       <w:pPr>
         <w:pStyle w:val="Heading2"/>
       </w:pPr>
-      <w:bookmarkStart w:id="40" w:name="_Toc241781276"/>
+      <w:bookmarkStart w:id="40" w:name="_Toc241781768"/>
       <w:r>
         <w:t>11.3 Research Clearance</w:t>
       </w:r>
@@ -32879,7 +32879,7 @@
       <w:pPr>
         <w:pStyle w:val="Heading2"/>
       </w:pPr>
-      <w:bookmarkStart w:id="41" w:name="_Toc241781277"/>
+      <w:bookmarkStart w:id="41" w:name="_Toc241781769"/>
       <w:r>
         <w:t>11.4 Export</w:t>
       </w:r>
@@ -33544,7 +33544,7 @@
         <w:sz w:val="16"/>
         <w:szCs w:val="16"/>
       </w:rPr>
-      <w:t>Version 1.15 · 1 October 2026</w:t>
+      <w:t>Version 1.16 · 1 October 2026</w:t>
     </w:r>
     <w:r>
       <w:rPr>
@@ -33717,68 +33717,10 @@
 <file path=word/numbering.xml><?xml version="1.0" encoding="utf-8"?>
 <w:numbering xmlns:wpc="http://schemas.microsoft.com/office/word/2010/wordprocessingCanvas" xmlns:cx="http://schemas.microsoft.com/office/drawing/2014/chartex" xmlns:cx1="http://schemas.microsoft.com/office/drawing/2015/9/8/chartex" xmlns:cx2="http://schemas.microsoft.com/office/drawing/2015/10/21/chartex" xmlns:cx3="http://schemas.microsoft.com/office/drawing/2016/5/9/chartex" xmlns:cx4="http://schemas.microsoft.com/office/drawing/2016/5/10/chartex" xmlns:cx5="http://schemas.microsoft.com/office/drawing/2016/5/11/chartex" xmlns:cx6="http://schemas.microsoft.com/office/drawing/2016/5/12/chartex" xmlns:cx7="http://schemas.microsoft.com/office/drawing/2016/5/13/chartex" xmlns:cx8="http://schemas.microsoft.com/office/drawing/2016/5/14/chartex" xmlns:mc="http://schemas.openxmlformats.org/markup-compatibility/2006" xmlns:aink="http://schemas.microsoft.com/office/drawing/2016/ink" xmlns:am3d="http://schemas.microsoft.com/office/drawing/2017/model3d" xmlns:o="urn:schemas-microsoft-com:office:office" xmlns:oel="http://schemas.microsoft.com/office/2019/extlst" xmlns:r="http://schemas.openxmlformats.org/officeDocument/2006/relationships" xmlns:m="http://schemas.openxmlformats.org/officeDocument/2006/math" xmlns:v="urn:schemas-microsoft-com:vml" xmlns:wp14="http://schemas.microsoft.com/office/word/2010/wordprocessingDrawing" xmlns:wp="http://schemas.openxmlformats.org/drawingml/2006/wordprocessingDrawing" xmlns:w10="urn:schemas-microsoft-com:office:word" xmlns:w="http://schemas.openxmlformats.org/wordprocessingml/2006/main" xmlns:w14="http://schemas.microsoft.com/office/word/2010/wordml" xmlns:w15="http://schemas.microsoft.com/office/word/2012/wordml" xmlns:w16cex="http://schemas.microsoft.com/office/word/2018/wordml/cex" xmlns:w16cid="http://schemas.microsoft.com/office/word/2016/wordml/cid" xmlns:w16="http://schemas.microsoft.com/office/word/2018/wordml" xmlns:w16sdtdh="http://schemas.microsoft.com/office/word/2020/wordml/sdtdatahash" xmlns:w16se="http://schemas.microsoft.com/office/word/2015/wordml/symex" xmlns:wpg="http://schemas.microsoft.com/office/word/2010/wordprocessingGroup" xmlns:wpi="http://schemas.microsoft.com/office/word/2010/wordprocessingInk" xmlns:wne="http://schemas.microsoft.com/office/word/2006/wordml" xmlns:wps="http://schemas.microsoft.com/office/word/2010/wordprocessingShape" mc:Ignorable="w14 w15 w16se w16cid w16 w16cex w16sdtdh wp14">
   <w:abstractNum w:abstractNumId="0" w15:restartNumberingAfterBreak="0">
-    <w:nsid w:val="3EAE5B5B"/>
+    <w:nsid w:val="11285174"/>
     <w:multiLevelType w:val="hybridMultilevel"/>
-    <w:tmpl w:val="D8B2A35A"/>
-    <w:lvl w:ilvl="0" w:tplc="4F189D94">
-      <w:start w:val="1"/>
-      <w:numFmt w:val="bullet"/>
-      <w:lvlText w:val="•"/>
-      <w:lvlJc w:val="left"/>
-      <w:pPr>
-        <w:ind w:left="460" w:hanging="280"/>
-      </w:pPr>
-    </w:lvl>
-    <w:lvl w:ilvl="1" w:tplc="DEA4B9DE">
-      <w:start w:val="1"/>
-      <w:numFmt w:val="bullet"/>
-      <w:lvlText w:val="–"/>
-      <w:lvlJc w:val="left"/>
-      <w:pPr>
-        <w:ind w:left="900" w:hanging="280"/>
-      </w:pPr>
-    </w:lvl>
-    <w:lvl w:ilvl="2" w:tplc="EB221518">
-      <w:numFmt w:val="decimal"/>
-      <w:lvlText w:val=""/>
-      <w:lvlJc w:val="left"/>
-    </w:lvl>
-    <w:lvl w:ilvl="3" w:tplc="BBD6A7F4">
-      <w:numFmt w:val="decimal"/>
-      <w:lvlText w:val=""/>
-      <w:lvlJc w:val="left"/>
-    </w:lvl>
-    <w:lvl w:ilvl="4" w:tplc="EF169E94">
-      <w:numFmt w:val="decimal"/>
-      <w:lvlText w:val=""/>
-      <w:lvlJc w:val="left"/>
-    </w:lvl>
-    <w:lvl w:ilvl="5" w:tplc="30BCF5D2">
-      <w:numFmt w:val="decimal"/>
-      <w:lvlText w:val=""/>
-      <w:lvlJc w:val="left"/>
-    </w:lvl>
-    <w:lvl w:ilvl="6" w:tplc="2CDEB078">
-      <w:numFmt w:val="decimal"/>
-      <w:lvlText w:val=""/>
-      <w:lvlJc w:val="left"/>
-    </w:lvl>
-    <w:lvl w:ilvl="7" w:tplc="63343070">
-      <w:numFmt w:val="decimal"/>
-      <w:lvlText w:val=""/>
-      <w:lvlJc w:val="left"/>
-    </w:lvl>
-    <w:lvl w:ilvl="8" w:tplc="A81E0A42">
-      <w:numFmt w:val="decimal"/>
-      <w:lvlText w:val=""/>
-      <w:lvlJc w:val="left"/>
-    </w:lvl>
-  </w:abstractNum>
-  <w:abstractNum w:abstractNumId="1" w15:restartNumberingAfterBreak="0">
-    <w:nsid w:val="70786AED"/>
-    <w:multiLevelType w:val="hybridMultilevel"/>
-    <w:tmpl w:val="9564C29C"/>
-    <w:lvl w:ilvl="0" w:tplc="91560620">
+    <w:tmpl w:val="3222ACEA"/>
+    <w:lvl w:ilvl="0" w:tplc="22267E9C">
       <w:start w:val="1"/>
       <w:numFmt w:val="bullet"/>
       <w:lvlText w:val="●"/>
@@ -33787,7 +33729,7 @@
         <w:ind w:left="720" w:hanging="360"/>
       </w:pPr>
     </w:lvl>
-    <w:lvl w:ilvl="1" w:tplc="5BC4F868">
+    <w:lvl w:ilvl="1" w:tplc="AA9472E2">
       <w:start w:val="1"/>
       <w:numFmt w:val="bullet"/>
       <w:lvlText w:val="○"/>
@@ -33796,7 +33738,7 @@
         <w:ind w:left="1440" w:hanging="360"/>
       </w:pPr>
     </w:lvl>
-    <w:lvl w:ilvl="2" w:tplc="5012531E">
+    <w:lvl w:ilvl="2" w:tplc="C68A1EDA">
       <w:start w:val="1"/>
       <w:numFmt w:val="bullet"/>
       <w:lvlText w:val="■"/>
@@ -33805,7 +33747,7 @@
         <w:ind w:left="2160" w:hanging="360"/>
       </w:pPr>
     </w:lvl>
-    <w:lvl w:ilvl="3" w:tplc="01F2244E">
+    <w:lvl w:ilvl="3" w:tplc="0C3CD12C">
       <w:start w:val="1"/>
       <w:numFmt w:val="bullet"/>
       <w:lvlText w:val="●"/>
@@ -33814,7 +33756,7 @@
         <w:ind w:left="2880" w:hanging="360"/>
       </w:pPr>
     </w:lvl>
-    <w:lvl w:ilvl="4" w:tplc="148468C2">
+    <w:lvl w:ilvl="4" w:tplc="3E686C2E">
       <w:start w:val="1"/>
       <w:numFmt w:val="bullet"/>
       <w:lvlText w:val="○"/>
@@ -33823,7 +33765,7 @@
         <w:ind w:left="3600" w:hanging="360"/>
       </w:pPr>
     </w:lvl>
-    <w:lvl w:ilvl="5" w:tplc="4D2A9F4E">
+    <w:lvl w:ilvl="5" w:tplc="B7EE9CFC">
       <w:start w:val="1"/>
       <w:numFmt w:val="bullet"/>
       <w:lvlText w:val="■"/>
@@ -33832,7 +33774,7 @@
         <w:ind w:left="4320" w:hanging="360"/>
       </w:pPr>
     </w:lvl>
-    <w:lvl w:ilvl="6" w:tplc="EC9A4D96">
+    <w:lvl w:ilvl="6" w:tplc="1C0C4884">
       <w:start w:val="1"/>
       <w:numFmt w:val="bullet"/>
       <w:lvlText w:val="●"/>
@@ -33841,7 +33783,7 @@
         <w:ind w:left="5040" w:hanging="360"/>
       </w:pPr>
     </w:lvl>
-    <w:lvl w:ilvl="7" w:tplc="FAD69DE0">
+    <w:lvl w:ilvl="7" w:tplc="519A08A8">
       <w:start w:val="1"/>
       <w:numFmt w:val="bullet"/>
       <w:lvlText w:val="●"/>
@@ -33850,7 +33792,7 @@
         <w:ind w:left="5760" w:hanging="360"/>
       </w:pPr>
     </w:lvl>
-    <w:lvl w:ilvl="8" w:tplc="1E8889E8">
+    <w:lvl w:ilvl="8" w:tplc="8ABCC288">
       <w:start w:val="1"/>
       <w:numFmt w:val="bullet"/>
       <w:lvlText w:val="●"/>
@@ -33860,14 +33802,72 @@
       </w:pPr>
     </w:lvl>
   </w:abstractNum>
-  <w:num w:numId="1" w16cid:durableId="1017661878">
-    <w:abstractNumId w:val="1"/>
+  <w:abstractNum w:abstractNumId="1" w15:restartNumberingAfterBreak="0">
+    <w:nsid w:val="3BF909C0"/>
+    <w:multiLevelType w:val="hybridMultilevel"/>
+    <w:tmpl w:val="55DC4DE8"/>
+    <w:lvl w:ilvl="0" w:tplc="2A58B892">
+      <w:start w:val="1"/>
+      <w:numFmt w:val="bullet"/>
+      <w:lvlText w:val="•"/>
+      <w:lvlJc w:val="left"/>
+      <w:pPr>
+        <w:ind w:left="460" w:hanging="280"/>
+      </w:pPr>
+    </w:lvl>
+    <w:lvl w:ilvl="1" w:tplc="57D29C4E">
+      <w:start w:val="1"/>
+      <w:numFmt w:val="bullet"/>
+      <w:lvlText w:val="–"/>
+      <w:lvlJc w:val="left"/>
+      <w:pPr>
+        <w:ind w:left="900" w:hanging="280"/>
+      </w:pPr>
+    </w:lvl>
+    <w:lvl w:ilvl="2" w:tplc="FCCA5C6A">
+      <w:numFmt w:val="decimal"/>
+      <w:lvlText w:val=""/>
+      <w:lvlJc w:val="left"/>
+    </w:lvl>
+    <w:lvl w:ilvl="3" w:tplc="BC7465AA">
+      <w:numFmt w:val="decimal"/>
+      <w:lvlText w:val=""/>
+      <w:lvlJc w:val="left"/>
+    </w:lvl>
+    <w:lvl w:ilvl="4" w:tplc="9D3819B6">
+      <w:numFmt w:val="decimal"/>
+      <w:lvlText w:val=""/>
+      <w:lvlJc w:val="left"/>
+    </w:lvl>
+    <w:lvl w:ilvl="5" w:tplc="9DB0F2AC">
+      <w:numFmt w:val="decimal"/>
+      <w:lvlText w:val=""/>
+      <w:lvlJc w:val="left"/>
+    </w:lvl>
+    <w:lvl w:ilvl="6" w:tplc="3698CDCE">
+      <w:numFmt w:val="decimal"/>
+      <w:lvlText w:val=""/>
+      <w:lvlJc w:val="left"/>
+    </w:lvl>
+    <w:lvl w:ilvl="7" w:tplc="F2622D6A">
+      <w:numFmt w:val="decimal"/>
+      <w:lvlText w:val=""/>
+      <w:lvlJc w:val="left"/>
+    </w:lvl>
+    <w:lvl w:ilvl="8" w:tplc="856611AE">
+      <w:numFmt w:val="decimal"/>
+      <w:lvlText w:val=""/>
+      <w:lvlJc w:val="left"/>
+    </w:lvl>
+  </w:abstractNum>
+  <w:num w:numId="1" w16cid:durableId="1952281737">
+    <w:abstractNumId w:val="0"/>
     <w:lvlOverride w:ilvl="0">
       <w:startOverride w:val="1"/>
     </w:lvlOverride>
   </w:num>
-  <w:num w:numId="2" w16cid:durableId="1335643010">
-    <w:abstractNumId w:val="0"/>
+  <w:num w:numId="2" w16cid:durableId="2072577097">
+    <w:abstractNumId w:val="1"/>
     <w:lvlOverride w:ilvl="0">
       <w:startOverride w:val="1"/>
     </w:lvlOverride>
@@ -34492,7 +34492,7 @@
     <w:autoRedefine/>
     <w:uiPriority w:val="39"/>
     <w:unhideWhenUsed/>
-    <w:rsid w:val="00294E85"/>
+    <w:rsid w:val="00702B85"/>
     <w:pPr>
       <w:spacing w:after="100"/>
     </w:pPr>
@@ -34504,7 +34504,7 @@
     <w:autoRedefine/>
     <w:uiPriority w:val="39"/>
     <w:unhideWhenUsed/>
-    <w:rsid w:val="00294E85"/>
+    <w:rsid w:val="00702B85"/>
     <w:pPr>
       <w:spacing w:after="100"/>
       <w:ind w:left="210"/>

--- a/docs/manuals/ABF-FST_Screen_and_Button_Reference.docx
+++ b/docs/manuals/ABF-FST_Screen_and_Button_Reference.docx
@@ -469,7 +469,7 @@
                 <w:sz w:val="19"/>
                 <w:szCs w:val="19"/>
               </w:rPr>
-              <w:t>Version 1.16 · 1 October 2026</w:t>
+              <w:t>Version 1.17 · 3 October 2026</w:t>
             </w:r>
           </w:p>
         </w:tc>
@@ -538,7 +538,7 @@
     <w:sdt>
       <w:sdtPr>
         <w:alias w:val="Contents"/>
-        <w:id w:val="1018899935"/>
+        <w:id w:val="1236900534"/>
       </w:sdtPr>
       <w:sdtEndPr/>
       <w:sdtContent>
@@ -567,7 +567,7 @@
           <w:r>
             <w:fldChar w:fldCharType="separate"/>
           </w:r>
-          <w:hyperlink w:anchor="_Toc241781728" w:history="1">
+          <w:hyperlink w:anchor="_Toc241896563" w:history="1">
             <w:r>
               <w:rPr>
                 <w:rStyle w:val="Hyperlink"/>
@@ -591,7 +591,7 @@
               <w:rPr>
                 <w:noProof/>
               </w:rPr>
-              <w:instrText xml:space="preserve"> PAGEREF _Toc241781728 \h </w:instrText>
+              <w:instrText xml:space="preserve"> PAGEREF _Toc241896563 \h </w:instrText>
             </w:r>
             <w:r>
               <w:rPr>
@@ -634,7 +634,7 @@
               <w14:ligatures w14:val="standardContextual"/>
             </w:rPr>
           </w:pPr>
-          <w:hyperlink w:anchor="_Toc241781729" w:history="1">
+          <w:hyperlink w:anchor="_Toc241896564" w:history="1">
             <w:r>
               <w:rPr>
                 <w:rStyle w:val="Hyperlink"/>
@@ -658,7 +658,7 @@
               <w:rPr>
                 <w:noProof/>
               </w:rPr>
-              <w:instrText xml:space="preserve"> PAGEREF _Toc241781729 \h </w:instrText>
+              <w:instrText xml:space="preserve"> PAGEREF _Toc241896564 \h </w:instrText>
             </w:r>
             <w:r>
               <w:rPr>
@@ -701,7 +701,7 @@
               <w14:ligatures w14:val="standardContextual"/>
             </w:rPr>
           </w:pPr>
-          <w:hyperlink w:anchor="_Toc241781730" w:history="1">
+          <w:hyperlink w:anchor="_Toc241896565" w:history="1">
             <w:r>
               <w:rPr>
                 <w:rStyle w:val="Hyperlink"/>
@@ -725,7 +725,7 @@
               <w:rPr>
                 <w:noProof/>
               </w:rPr>
-              <w:instrText xml:space="preserve"> PAGEREF _Toc241781730 \h </w:instrText>
+              <w:instrText xml:space="preserve"> PAGEREF _Toc241896565 \h </w:instrText>
             </w:r>
             <w:r>
               <w:rPr>
@@ -768,7 +768,7 @@
               <w14:ligatures w14:val="standardContextual"/>
             </w:rPr>
           </w:pPr>
-          <w:hyperlink w:anchor="_Toc241781731" w:history="1">
+          <w:hyperlink w:anchor="_Toc241896566" w:history="1">
             <w:r>
               <w:rPr>
                 <w:rStyle w:val="Hyperlink"/>
@@ -792,7 +792,7 @@
               <w:rPr>
                 <w:noProof/>
               </w:rPr>
-              <w:instrText xml:space="preserve"> PAGEREF _Toc241781731 \h </w:instrText>
+              <w:instrText xml:space="preserve"> PAGEREF _Toc241896566 \h </w:instrText>
             </w:r>
             <w:r>
               <w:rPr>
@@ -835,7 +835,7 @@
               <w14:ligatures w14:val="standardContextual"/>
             </w:rPr>
           </w:pPr>
-          <w:hyperlink w:anchor="_Toc241781732" w:history="1">
+          <w:hyperlink w:anchor="_Toc241896567" w:history="1">
             <w:r>
               <w:rPr>
                 <w:rStyle w:val="Hyperlink"/>
@@ -859,7 +859,7 @@
               <w:rPr>
                 <w:noProof/>
               </w:rPr>
-              <w:instrText xml:space="preserve"> PAGEREF _Toc241781732 \h </w:instrText>
+              <w:instrText xml:space="preserve"> PAGEREF _Toc241896567 \h </w:instrText>
             </w:r>
             <w:r>
               <w:rPr>
@@ -902,7 +902,7 @@
               <w14:ligatures w14:val="standardContextual"/>
             </w:rPr>
           </w:pPr>
-          <w:hyperlink w:anchor="_Toc241781733" w:history="1">
+          <w:hyperlink w:anchor="_Toc241896568" w:history="1">
             <w:r>
               <w:rPr>
                 <w:rStyle w:val="Hyperlink"/>
@@ -926,7 +926,7 @@
               <w:rPr>
                 <w:noProof/>
               </w:rPr>
-              <w:instrText xml:space="preserve"> PAGEREF _Toc241781733 \h </w:instrText>
+              <w:instrText xml:space="preserve"> PAGEREF _Toc241896568 \h </w:instrText>
             </w:r>
             <w:r>
               <w:rPr>
@@ -969,7 +969,7 @@
               <w14:ligatures w14:val="standardContextual"/>
             </w:rPr>
           </w:pPr>
-          <w:hyperlink w:anchor="_Toc241781734" w:history="1">
+          <w:hyperlink w:anchor="_Toc241896569" w:history="1">
             <w:r>
               <w:rPr>
                 <w:rStyle w:val="Hyperlink"/>
@@ -993,7 +993,7 @@
               <w:rPr>
                 <w:noProof/>
               </w:rPr>
-              <w:instrText xml:space="preserve"> PAGEREF _Toc241781734 \h </w:instrText>
+              <w:instrText xml:space="preserve"> PAGEREF _Toc241896569 \h </w:instrText>
             </w:r>
             <w:r>
               <w:rPr>
@@ -1036,7 +1036,7 @@
               <w14:ligatures w14:val="standardContextual"/>
             </w:rPr>
           </w:pPr>
-          <w:hyperlink w:anchor="_Toc241781735" w:history="1">
+          <w:hyperlink w:anchor="_Toc241896570" w:history="1">
             <w:r>
               <w:rPr>
                 <w:rStyle w:val="Hyperlink"/>
@@ -1060,7 +1060,7 @@
               <w:rPr>
                 <w:noProof/>
               </w:rPr>
-              <w:instrText xml:space="preserve"> PAGEREF _Toc241781735 \h </w:instrText>
+              <w:instrText xml:space="preserve"> PAGEREF _Toc241896570 \h </w:instrText>
             </w:r>
             <w:r>
               <w:rPr>
@@ -1103,7 +1103,7 @@
               <w14:ligatures w14:val="standardContextual"/>
             </w:rPr>
           </w:pPr>
-          <w:hyperlink w:anchor="_Toc241781736" w:history="1">
+          <w:hyperlink w:anchor="_Toc241896571" w:history="1">
             <w:r>
               <w:rPr>
                 <w:rStyle w:val="Hyperlink"/>
@@ -1127,7 +1127,7 @@
               <w:rPr>
                 <w:noProof/>
               </w:rPr>
-              <w:instrText xml:space="preserve"> PAGEREF _Toc241781736 \h </w:instrText>
+              <w:instrText xml:space="preserve"> PAGEREF _Toc241896571 \h </w:instrText>
             </w:r>
             <w:r>
               <w:rPr>
@@ -1170,7 +1170,7 @@
               <w14:ligatures w14:val="standardContextual"/>
             </w:rPr>
           </w:pPr>
-          <w:hyperlink w:anchor="_Toc241781737" w:history="1">
+          <w:hyperlink w:anchor="_Toc241896572" w:history="1">
             <w:r>
               <w:rPr>
                 <w:rStyle w:val="Hyperlink"/>
@@ -1194,7 +1194,7 @@
               <w:rPr>
                 <w:noProof/>
               </w:rPr>
-              <w:instrText xml:space="preserve"> PAGEREF _Toc241781737 \h </w:instrText>
+              <w:instrText xml:space="preserve"> PAGEREF _Toc241896572 \h </w:instrText>
             </w:r>
             <w:r>
               <w:rPr>
@@ -1237,7 +1237,7 @@
               <w14:ligatures w14:val="standardContextual"/>
             </w:rPr>
           </w:pPr>
-          <w:hyperlink w:anchor="_Toc241781738" w:history="1">
+          <w:hyperlink w:anchor="_Toc241896573" w:history="1">
             <w:r>
               <w:rPr>
                 <w:rStyle w:val="Hyperlink"/>
@@ -1261,7 +1261,7 @@
               <w:rPr>
                 <w:noProof/>
               </w:rPr>
-              <w:instrText xml:space="preserve"> PAGEREF _Toc241781738 \h </w:instrText>
+              <w:instrText xml:space="preserve"> PAGEREF _Toc241896573 \h </w:instrText>
             </w:r>
             <w:r>
               <w:rPr>
@@ -1304,7 +1304,7 @@
               <w14:ligatures w14:val="standardContextual"/>
             </w:rPr>
           </w:pPr>
-          <w:hyperlink w:anchor="_Toc241781739" w:history="1">
+          <w:hyperlink w:anchor="_Toc241896574" w:history="1">
             <w:r>
               <w:rPr>
                 <w:rStyle w:val="Hyperlink"/>
@@ -1328,7 +1328,7 @@
               <w:rPr>
                 <w:noProof/>
               </w:rPr>
-              <w:instrText xml:space="preserve"> PAGEREF _Toc241781739 \h </w:instrText>
+              <w:instrText xml:space="preserve"> PAGEREF _Toc241896574 \h </w:instrText>
             </w:r>
             <w:r>
               <w:rPr>
@@ -1371,7 +1371,7 @@
               <w14:ligatures w14:val="standardContextual"/>
             </w:rPr>
           </w:pPr>
-          <w:hyperlink w:anchor="_Toc241781740" w:history="1">
+          <w:hyperlink w:anchor="_Toc241896575" w:history="1">
             <w:r>
               <w:rPr>
                 <w:rStyle w:val="Hyperlink"/>
@@ -1395,7 +1395,7 @@
               <w:rPr>
                 <w:noProof/>
               </w:rPr>
-              <w:instrText xml:space="preserve"> PAGEREF _Toc241781740 \h </w:instrText>
+              <w:instrText xml:space="preserve"> PAGEREF _Toc241896575 \h </w:instrText>
             </w:r>
             <w:r>
               <w:rPr>
@@ -1438,7 +1438,7 @@
               <w14:ligatures w14:val="standardContextual"/>
             </w:rPr>
           </w:pPr>
-          <w:hyperlink w:anchor="_Toc241781741" w:history="1">
+          <w:hyperlink w:anchor="_Toc241896576" w:history="1">
             <w:r>
               <w:rPr>
                 <w:rStyle w:val="Hyperlink"/>
@@ -1462,7 +1462,7 @@
               <w:rPr>
                 <w:noProof/>
               </w:rPr>
-              <w:instrText xml:space="preserve"> PAGEREF _Toc241781741 \h </w:instrText>
+              <w:instrText xml:space="preserve"> PAGEREF _Toc241896576 \h </w:instrText>
             </w:r>
             <w:r>
               <w:rPr>
@@ -1505,7 +1505,7 @@
               <w14:ligatures w14:val="standardContextual"/>
             </w:rPr>
           </w:pPr>
-          <w:hyperlink w:anchor="_Toc241781742" w:history="1">
+          <w:hyperlink w:anchor="_Toc241896577" w:history="1">
             <w:r>
               <w:rPr>
                 <w:rStyle w:val="Hyperlink"/>
@@ -1529,7 +1529,7 @@
               <w:rPr>
                 <w:noProof/>
               </w:rPr>
-              <w:instrText xml:space="preserve"> PAGEREF _Toc241781742 \h </w:instrText>
+              <w:instrText xml:space="preserve"> PAGEREF _Toc241896577 \h </w:instrText>
             </w:r>
             <w:r>
               <w:rPr>
@@ -1572,7 +1572,7 @@
               <w14:ligatures w14:val="standardContextual"/>
             </w:rPr>
           </w:pPr>
-          <w:hyperlink w:anchor="_Toc241781743" w:history="1">
+          <w:hyperlink w:anchor="_Toc241896578" w:history="1">
             <w:r>
               <w:rPr>
                 <w:rStyle w:val="Hyperlink"/>
@@ -1596,7 +1596,7 @@
               <w:rPr>
                 <w:noProof/>
               </w:rPr>
-              <w:instrText xml:space="preserve"> PAGEREF _Toc241781743 \h </w:instrText>
+              <w:instrText xml:space="preserve"> PAGEREF _Toc241896578 \h </w:instrText>
             </w:r>
             <w:r>
               <w:rPr>
@@ -1639,7 +1639,7 @@
               <w14:ligatures w14:val="standardContextual"/>
             </w:rPr>
           </w:pPr>
-          <w:hyperlink w:anchor="_Toc241781744" w:history="1">
+          <w:hyperlink w:anchor="_Toc241896579" w:history="1">
             <w:r>
               <w:rPr>
                 <w:rStyle w:val="Hyperlink"/>
@@ -1663,7 +1663,7 @@
               <w:rPr>
                 <w:noProof/>
               </w:rPr>
-              <w:instrText xml:space="preserve"> PAGEREF _Toc241781744 \h </w:instrText>
+              <w:instrText xml:space="preserve"> PAGEREF _Toc241896579 \h </w:instrText>
             </w:r>
             <w:r>
               <w:rPr>
@@ -1680,7 +1680,7 @@
               <w:rPr>
                 <w:noProof/>
               </w:rPr>
-              <w:t>13</w:t>
+              <w:t>14</w:t>
             </w:r>
             <w:r>
               <w:rPr>
@@ -1706,7 +1706,7 @@
               <w14:ligatures w14:val="standardContextual"/>
             </w:rPr>
           </w:pPr>
-          <w:hyperlink w:anchor="_Toc241781745" w:history="1">
+          <w:hyperlink w:anchor="_Toc241896580" w:history="1">
             <w:r>
               <w:rPr>
                 <w:rStyle w:val="Hyperlink"/>
@@ -1730,7 +1730,7 @@
               <w:rPr>
                 <w:noProof/>
               </w:rPr>
-              <w:instrText xml:space="preserve"> PAGEREF _Toc241781745 \h </w:instrText>
+              <w:instrText xml:space="preserve"> PAGEREF _Toc241896580 \h </w:instrText>
             </w:r>
             <w:r>
               <w:rPr>
@@ -1747,7 +1747,7 @@
               <w:rPr>
                 <w:noProof/>
               </w:rPr>
-              <w:t>15</w:t>
+              <w:t>16</w:t>
             </w:r>
             <w:r>
               <w:rPr>
@@ -1773,7 +1773,7 @@
               <w14:ligatures w14:val="standardContextual"/>
             </w:rPr>
           </w:pPr>
-          <w:hyperlink w:anchor="_Toc241781746" w:history="1">
+          <w:hyperlink w:anchor="_Toc241896581" w:history="1">
             <w:r>
               <w:rPr>
                 <w:rStyle w:val="Hyperlink"/>
@@ -1797,7 +1797,7 @@
               <w:rPr>
                 <w:noProof/>
               </w:rPr>
-              <w:instrText xml:space="preserve"> PAGEREF _Toc241781746 \h </w:instrText>
+              <w:instrText xml:space="preserve"> PAGEREF _Toc241896581 \h </w:instrText>
             </w:r>
             <w:r>
               <w:rPr>
@@ -1814,7 +1814,7 @@
               <w:rPr>
                 <w:noProof/>
               </w:rPr>
-              <w:t>17</w:t>
+              <w:t>18</w:t>
             </w:r>
             <w:r>
               <w:rPr>
@@ -1840,7 +1840,7 @@
               <w14:ligatures w14:val="standardContextual"/>
             </w:rPr>
           </w:pPr>
-          <w:hyperlink w:anchor="_Toc241781747" w:history="1">
+          <w:hyperlink w:anchor="_Toc241896582" w:history="1">
             <w:r>
               <w:rPr>
                 <w:rStyle w:val="Hyperlink"/>
@@ -1864,7 +1864,7 @@
               <w:rPr>
                 <w:noProof/>
               </w:rPr>
-              <w:instrText xml:space="preserve"> PAGEREF _Toc241781747 \h </w:instrText>
+              <w:instrText xml:space="preserve"> PAGEREF _Toc241896582 \h </w:instrText>
             </w:r>
             <w:r>
               <w:rPr>
@@ -1881,7 +1881,7 @@
               <w:rPr>
                 <w:noProof/>
               </w:rPr>
-              <w:t>18</w:t>
+              <w:t>19</w:t>
             </w:r>
             <w:r>
               <w:rPr>
@@ -1907,7 +1907,7 @@
               <w14:ligatures w14:val="standardContextual"/>
             </w:rPr>
           </w:pPr>
-          <w:hyperlink w:anchor="_Toc241781748" w:history="1">
+          <w:hyperlink w:anchor="_Toc241896583" w:history="1">
             <w:r>
               <w:rPr>
                 <w:rStyle w:val="Hyperlink"/>
@@ -1931,7 +1931,7 @@
               <w:rPr>
                 <w:noProof/>
               </w:rPr>
-              <w:instrText xml:space="preserve"> PAGEREF _Toc241781748 \h </w:instrText>
+              <w:instrText xml:space="preserve"> PAGEREF _Toc241896583 \h </w:instrText>
             </w:r>
             <w:r>
               <w:rPr>
@@ -1948,7 +1948,7 @@
               <w:rPr>
                 <w:noProof/>
               </w:rPr>
-              <w:t>18</w:t>
+              <w:t>20</w:t>
             </w:r>
             <w:r>
               <w:rPr>
@@ -1974,7 +1974,7 @@
               <w14:ligatures w14:val="standardContextual"/>
             </w:rPr>
           </w:pPr>
-          <w:hyperlink w:anchor="_Toc241781749" w:history="1">
+          <w:hyperlink w:anchor="_Toc241896584" w:history="1">
             <w:r>
               <w:rPr>
                 <w:rStyle w:val="Hyperlink"/>
@@ -1998,7 +1998,7 @@
               <w:rPr>
                 <w:noProof/>
               </w:rPr>
-              <w:instrText xml:space="preserve"> PAGEREF _Toc241781749 \h </w:instrText>
+              <w:instrText xml:space="preserve"> PAGEREF _Toc241896584 \h </w:instrText>
             </w:r>
             <w:r>
               <w:rPr>
@@ -2015,7 +2015,7 @@
               <w:rPr>
                 <w:noProof/>
               </w:rPr>
-              <w:t>19</w:t>
+              <w:t>20</w:t>
             </w:r>
             <w:r>
               <w:rPr>
@@ -2041,7 +2041,7 @@
               <w14:ligatures w14:val="standardContextual"/>
             </w:rPr>
           </w:pPr>
-          <w:hyperlink w:anchor="_Toc241781750" w:history="1">
+          <w:hyperlink w:anchor="_Toc241896585" w:history="1">
             <w:r>
               <w:rPr>
                 <w:rStyle w:val="Hyperlink"/>
@@ -2065,7 +2065,7 @@
               <w:rPr>
                 <w:noProof/>
               </w:rPr>
-              <w:instrText xml:space="preserve"> PAGEREF _Toc241781750 \h </w:instrText>
+              <w:instrText xml:space="preserve"> PAGEREF _Toc241896585 \h </w:instrText>
             </w:r>
             <w:r>
               <w:rPr>
@@ -2082,7 +2082,7 @@
               <w:rPr>
                 <w:noProof/>
               </w:rPr>
-              <w:t>19</w:t>
+              <w:t>20</w:t>
             </w:r>
             <w:r>
               <w:rPr>
@@ -2108,7 +2108,7 @@
               <w14:ligatures w14:val="standardContextual"/>
             </w:rPr>
           </w:pPr>
-          <w:hyperlink w:anchor="_Toc241781751" w:history="1">
+          <w:hyperlink w:anchor="_Toc241896586" w:history="1">
             <w:r>
               <w:rPr>
                 <w:rStyle w:val="Hyperlink"/>
@@ -2132,7 +2132,7 @@
               <w:rPr>
                 <w:noProof/>
               </w:rPr>
-              <w:instrText xml:space="preserve"> PAGEREF _Toc241781751 \h </w:instrText>
+              <w:instrText xml:space="preserve"> PAGEREF _Toc241896586 \h </w:instrText>
             </w:r>
             <w:r>
               <w:rPr>
@@ -2149,7 +2149,7 @@
               <w:rPr>
                 <w:noProof/>
               </w:rPr>
-              <w:t>21</w:t>
+              <w:t>22</w:t>
             </w:r>
             <w:r>
               <w:rPr>
@@ -2175,7 +2175,7 @@
               <w14:ligatures w14:val="standardContextual"/>
             </w:rPr>
           </w:pPr>
-          <w:hyperlink w:anchor="_Toc241781752" w:history="1">
+          <w:hyperlink w:anchor="_Toc241896587" w:history="1">
             <w:r>
               <w:rPr>
                 <w:rStyle w:val="Hyperlink"/>
@@ -2199,7 +2199,7 @@
               <w:rPr>
                 <w:noProof/>
               </w:rPr>
-              <w:instrText xml:space="preserve"> PAGEREF _Toc241781752 \h </w:instrText>
+              <w:instrText xml:space="preserve"> PAGEREF _Toc241896587 \h </w:instrText>
             </w:r>
             <w:r>
               <w:rPr>
@@ -2216,7 +2216,7 @@
               <w:rPr>
                 <w:noProof/>
               </w:rPr>
-              <w:t>21</w:t>
+              <w:t>22</w:t>
             </w:r>
             <w:r>
               <w:rPr>
@@ -2242,7 +2242,7 @@
               <w14:ligatures w14:val="standardContextual"/>
             </w:rPr>
           </w:pPr>
-          <w:hyperlink w:anchor="_Toc241781753" w:history="1">
+          <w:hyperlink w:anchor="_Toc241896588" w:history="1">
             <w:r>
               <w:rPr>
                 <w:rStyle w:val="Hyperlink"/>
@@ -2266,7 +2266,7 @@
               <w:rPr>
                 <w:noProof/>
               </w:rPr>
-              <w:instrText xml:space="preserve"> PAGEREF _Toc241781753 \h </w:instrText>
+              <w:instrText xml:space="preserve"> PAGEREF _Toc241896588 \h </w:instrText>
             </w:r>
             <w:r>
               <w:rPr>
@@ -2283,7 +2283,7 @@
               <w:rPr>
                 <w:noProof/>
               </w:rPr>
-              <w:t>21</w:t>
+              <w:t>22</w:t>
             </w:r>
             <w:r>
               <w:rPr>
@@ -2309,7 +2309,7 @@
               <w14:ligatures w14:val="standardContextual"/>
             </w:rPr>
           </w:pPr>
-          <w:hyperlink w:anchor="_Toc241781754" w:history="1">
+          <w:hyperlink w:anchor="_Toc241896589" w:history="1">
             <w:r>
               <w:rPr>
                 <w:rStyle w:val="Hyperlink"/>
@@ -2333,7 +2333,7 @@
               <w:rPr>
                 <w:noProof/>
               </w:rPr>
-              <w:instrText xml:space="preserve"> PAGEREF _Toc241781754 \h </w:instrText>
+              <w:instrText xml:space="preserve"> PAGEREF _Toc241896589 \h </w:instrText>
             </w:r>
             <w:r>
               <w:rPr>
@@ -2350,7 +2350,7 @@
               <w:rPr>
                 <w:noProof/>
               </w:rPr>
-              <w:t>23</w:t>
+              <w:t>24</w:t>
             </w:r>
             <w:r>
               <w:rPr>
@@ -2376,7 +2376,7 @@
               <w14:ligatures w14:val="standardContextual"/>
             </w:rPr>
           </w:pPr>
-          <w:hyperlink w:anchor="_Toc241781755" w:history="1">
+          <w:hyperlink w:anchor="_Toc241896590" w:history="1">
             <w:r>
               <w:rPr>
                 <w:rStyle w:val="Hyperlink"/>
@@ -2400,7 +2400,7 @@
               <w:rPr>
                 <w:noProof/>
               </w:rPr>
-              <w:instrText xml:space="preserve"> PAGEREF _Toc241781755 \h </w:instrText>
+              <w:instrText xml:space="preserve"> PAGEREF _Toc241896590 \h </w:instrText>
             </w:r>
             <w:r>
               <w:rPr>
@@ -2417,7 +2417,7 @@
               <w:rPr>
                 <w:noProof/>
               </w:rPr>
-              <w:t>23</w:t>
+              <w:t>24</w:t>
             </w:r>
             <w:r>
               <w:rPr>
@@ -2443,7 +2443,7 @@
               <w14:ligatures w14:val="standardContextual"/>
             </w:rPr>
           </w:pPr>
-          <w:hyperlink w:anchor="_Toc241781756" w:history="1">
+          <w:hyperlink w:anchor="_Toc241896591" w:history="1">
             <w:r>
               <w:rPr>
                 <w:rStyle w:val="Hyperlink"/>
@@ -2467,7 +2467,7 @@
               <w:rPr>
                 <w:noProof/>
               </w:rPr>
-              <w:instrText xml:space="preserve"> PAGEREF _Toc241781756 \h </w:instrText>
+              <w:instrText xml:space="preserve"> PAGEREF _Toc241896591 \h </w:instrText>
             </w:r>
             <w:r>
               <w:rPr>
@@ -2484,7 +2484,7 @@
               <w:rPr>
                 <w:noProof/>
               </w:rPr>
-              <w:t>23</w:t>
+              <w:t>24</w:t>
             </w:r>
             <w:r>
               <w:rPr>
@@ -2510,7 +2510,7 @@
               <w14:ligatures w14:val="standardContextual"/>
             </w:rPr>
           </w:pPr>
-          <w:hyperlink w:anchor="_Toc241781757" w:history="1">
+          <w:hyperlink w:anchor="_Toc241896592" w:history="1">
             <w:r>
               <w:rPr>
                 <w:rStyle w:val="Hyperlink"/>
@@ -2534,7 +2534,7 @@
               <w:rPr>
                 <w:noProof/>
               </w:rPr>
-              <w:instrText xml:space="preserve"> PAGEREF _Toc241781757 \h </w:instrText>
+              <w:instrText xml:space="preserve"> PAGEREF _Toc241896592 \h </w:instrText>
             </w:r>
             <w:r>
               <w:rPr>
@@ -2551,7 +2551,7 @@
               <w:rPr>
                 <w:noProof/>
               </w:rPr>
-              <w:t>23</w:t>
+              <w:t>24</w:t>
             </w:r>
             <w:r>
               <w:rPr>
@@ -2577,7 +2577,7 @@
               <w14:ligatures w14:val="standardContextual"/>
             </w:rPr>
           </w:pPr>
-          <w:hyperlink w:anchor="_Toc241781758" w:history="1">
+          <w:hyperlink w:anchor="_Toc241896593" w:history="1">
             <w:r>
               <w:rPr>
                 <w:rStyle w:val="Hyperlink"/>
@@ -2601,7 +2601,7 @@
               <w:rPr>
                 <w:noProof/>
               </w:rPr>
-              <w:instrText xml:space="preserve"> PAGEREF _Toc241781758 \h </w:instrText>
+              <w:instrText xml:space="preserve"> PAGEREF _Toc241896593 \h </w:instrText>
             </w:r>
             <w:r>
               <w:rPr>
@@ -2618,7 +2618,7 @@
               <w:rPr>
                 <w:noProof/>
               </w:rPr>
-              <w:t>25</w:t>
+              <w:t>26</w:t>
             </w:r>
             <w:r>
               <w:rPr>
@@ -2644,7 +2644,7 @@
               <w14:ligatures w14:val="standardContextual"/>
             </w:rPr>
           </w:pPr>
-          <w:hyperlink w:anchor="_Toc241781759" w:history="1">
+          <w:hyperlink w:anchor="_Toc241896594" w:history="1">
             <w:r>
               <w:rPr>
                 <w:rStyle w:val="Hyperlink"/>
@@ -2668,7 +2668,7 @@
               <w:rPr>
                 <w:noProof/>
               </w:rPr>
-              <w:instrText xml:space="preserve"> PAGEREF _Toc241781759 \h </w:instrText>
+              <w:instrText xml:space="preserve"> PAGEREF _Toc241896594 \h </w:instrText>
             </w:r>
             <w:r>
               <w:rPr>
@@ -2685,7 +2685,7 @@
               <w:rPr>
                 <w:noProof/>
               </w:rPr>
-              <w:t>25</w:t>
+              <w:t>26</w:t>
             </w:r>
             <w:r>
               <w:rPr>
@@ -2711,7 +2711,7 @@
               <w14:ligatures w14:val="standardContextual"/>
             </w:rPr>
           </w:pPr>
-          <w:hyperlink w:anchor="_Toc241781760" w:history="1">
+          <w:hyperlink w:anchor="_Toc241896595" w:history="1">
             <w:r>
               <w:rPr>
                 <w:rStyle w:val="Hyperlink"/>
@@ -2735,7 +2735,7 @@
               <w:rPr>
                 <w:noProof/>
               </w:rPr>
-              <w:instrText xml:space="preserve"> PAGEREF _Toc241781760 \h </w:instrText>
+              <w:instrText xml:space="preserve"> PAGEREF _Toc241896595 \h </w:instrText>
             </w:r>
             <w:r>
               <w:rPr>
@@ -2752,7 +2752,7 @@
               <w:rPr>
                 <w:noProof/>
               </w:rPr>
-              <w:t>25</w:t>
+              <w:t>26</w:t>
             </w:r>
             <w:r>
               <w:rPr>
@@ -2778,7 +2778,7 @@
               <w14:ligatures w14:val="standardContextual"/>
             </w:rPr>
           </w:pPr>
-          <w:hyperlink w:anchor="_Toc241781761" w:history="1">
+          <w:hyperlink w:anchor="_Toc241896596" w:history="1">
             <w:r>
               <w:rPr>
                 <w:rStyle w:val="Hyperlink"/>
@@ -2802,7 +2802,7 @@
               <w:rPr>
                 <w:noProof/>
               </w:rPr>
-              <w:instrText xml:space="preserve"> PAGEREF _Toc241781761 \h </w:instrText>
+              <w:instrText xml:space="preserve"> PAGEREF _Toc241896596 \h </w:instrText>
             </w:r>
             <w:r>
               <w:rPr>
@@ -2819,7 +2819,7 @@
               <w:rPr>
                 <w:noProof/>
               </w:rPr>
-              <w:t>26</w:t>
+              <w:t>27</w:t>
             </w:r>
             <w:r>
               <w:rPr>
@@ -2845,7 +2845,7 @@
               <w14:ligatures w14:val="standardContextual"/>
             </w:rPr>
           </w:pPr>
-          <w:hyperlink w:anchor="_Toc241781762" w:history="1">
+          <w:hyperlink w:anchor="_Toc241896597" w:history="1">
             <w:r>
               <w:rPr>
                 <w:rStyle w:val="Hyperlink"/>
@@ -2869,7 +2869,7 @@
               <w:rPr>
                 <w:noProof/>
               </w:rPr>
-              <w:instrText xml:space="preserve"> PAGEREF _Toc241781762 \h </w:instrText>
+              <w:instrText xml:space="preserve"> PAGEREF _Toc241896597 \h </w:instrText>
             </w:r>
             <w:r>
               <w:rPr>
@@ -2886,7 +2886,7 @@
               <w:rPr>
                 <w:noProof/>
               </w:rPr>
-              <w:t>27</w:t>
+              <w:t>28</w:t>
             </w:r>
             <w:r>
               <w:rPr>
@@ -2912,7 +2912,7 @@
               <w14:ligatures w14:val="standardContextual"/>
             </w:rPr>
           </w:pPr>
-          <w:hyperlink w:anchor="_Toc241781763" w:history="1">
+          <w:hyperlink w:anchor="_Toc241896598" w:history="1">
             <w:r>
               <w:rPr>
                 <w:rStyle w:val="Hyperlink"/>
@@ -2936,7 +2936,7 @@
               <w:rPr>
                 <w:noProof/>
               </w:rPr>
-              <w:instrText xml:space="preserve"> PAGEREF _Toc241781763 \h </w:instrText>
+              <w:instrText xml:space="preserve"> PAGEREF _Toc241896598 \h </w:instrText>
             </w:r>
             <w:r>
               <w:rPr>
@@ -2953,7 +2953,7 @@
               <w:rPr>
                 <w:noProof/>
               </w:rPr>
-              <w:t>29</w:t>
+              <w:t>30</w:t>
             </w:r>
             <w:r>
               <w:rPr>
@@ -2979,7 +2979,7 @@
               <w14:ligatures w14:val="standardContextual"/>
             </w:rPr>
           </w:pPr>
-          <w:hyperlink w:anchor="_Toc241781764" w:history="1">
+          <w:hyperlink w:anchor="_Toc241896599" w:history="1">
             <w:r>
               <w:rPr>
                 <w:rStyle w:val="Hyperlink"/>
@@ -3003,7 +3003,7 @@
               <w:rPr>
                 <w:noProof/>
               </w:rPr>
-              <w:instrText xml:space="preserve"> PAGEREF _Toc241781764 \h </w:instrText>
+              <w:instrText xml:space="preserve"> PAGEREF _Toc241896599 \h </w:instrText>
             </w:r>
             <w:r>
               <w:rPr>
@@ -3020,7 +3020,7 @@
               <w:rPr>
                 <w:noProof/>
               </w:rPr>
-              <w:t>29</w:t>
+              <w:t>30</w:t>
             </w:r>
             <w:r>
               <w:rPr>
@@ -3046,7 +3046,7 @@
               <w14:ligatures w14:val="standardContextual"/>
             </w:rPr>
           </w:pPr>
-          <w:hyperlink w:anchor="_Toc241781765" w:history="1">
+          <w:hyperlink w:anchor="_Toc241896600" w:history="1">
             <w:r>
               <w:rPr>
                 <w:rStyle w:val="Hyperlink"/>
@@ -3070,7 +3070,7 @@
               <w:rPr>
                 <w:noProof/>
               </w:rPr>
-              <w:instrText xml:space="preserve"> PAGEREF _Toc241781765 \h </w:instrText>
+              <w:instrText xml:space="preserve"> PAGEREF _Toc241896600 \h </w:instrText>
             </w:r>
             <w:r>
               <w:rPr>
@@ -3087,7 +3087,7 @@
               <w:rPr>
                 <w:noProof/>
               </w:rPr>
-              <w:t>31</w:t>
+              <w:t>32</w:t>
             </w:r>
             <w:r>
               <w:rPr>
@@ -3113,7 +3113,7 @@
               <w14:ligatures w14:val="standardContextual"/>
             </w:rPr>
           </w:pPr>
-          <w:hyperlink w:anchor="_Toc241781766" w:history="1">
+          <w:hyperlink w:anchor="_Toc241896601" w:history="1">
             <w:r>
               <w:rPr>
                 <w:rStyle w:val="Hyperlink"/>
@@ -3137,7 +3137,7 @@
               <w:rPr>
                 <w:noProof/>
               </w:rPr>
-              <w:instrText xml:space="preserve"> PAGEREF _Toc241781766 \h </w:instrText>
+              <w:instrText xml:space="preserve"> PAGEREF _Toc241896601 \h </w:instrText>
             </w:r>
             <w:r>
               <w:rPr>
@@ -3154,7 +3154,7 @@
               <w:rPr>
                 <w:noProof/>
               </w:rPr>
-              <w:t>31</w:t>
+              <w:t>32</w:t>
             </w:r>
             <w:r>
               <w:rPr>
@@ -3180,7 +3180,7 @@
               <w14:ligatures w14:val="standardContextual"/>
             </w:rPr>
           </w:pPr>
-          <w:hyperlink w:anchor="_Toc241781767" w:history="1">
+          <w:hyperlink w:anchor="_Toc241896602" w:history="1">
             <w:r>
               <w:rPr>
                 <w:rStyle w:val="Hyperlink"/>
@@ -3204,7 +3204,7 @@
               <w:rPr>
                 <w:noProof/>
               </w:rPr>
-              <w:instrText xml:space="preserve"> PAGEREF _Toc241781767 \h </w:instrText>
+              <w:instrText xml:space="preserve"> PAGEREF _Toc241896602 \h </w:instrText>
             </w:r>
             <w:r>
               <w:rPr>
@@ -3221,7 +3221,7 @@
               <w:rPr>
                 <w:noProof/>
               </w:rPr>
-              <w:t>31</w:t>
+              <w:t>32</w:t>
             </w:r>
             <w:r>
               <w:rPr>
@@ -3247,7 +3247,7 @@
               <w14:ligatures w14:val="standardContextual"/>
             </w:rPr>
           </w:pPr>
-          <w:hyperlink w:anchor="_Toc241781768" w:history="1">
+          <w:hyperlink w:anchor="_Toc241896603" w:history="1">
             <w:r>
               <w:rPr>
                 <w:rStyle w:val="Hyperlink"/>
@@ -3271,7 +3271,7 @@
               <w:rPr>
                 <w:noProof/>
               </w:rPr>
-              <w:instrText xml:space="preserve"> PAGEREF _Toc241781768 \h </w:instrText>
+              <w:instrText xml:space="preserve"> PAGEREF _Toc241896603 \h </w:instrText>
             </w:r>
             <w:r>
               <w:rPr>
@@ -3288,7 +3288,7 @@
               <w:rPr>
                 <w:noProof/>
               </w:rPr>
-              <w:t>31</w:t>
+              <w:t>32</w:t>
             </w:r>
             <w:r>
               <w:rPr>
@@ -3314,7 +3314,7 @@
               <w14:ligatures w14:val="standardContextual"/>
             </w:rPr>
           </w:pPr>
-          <w:hyperlink w:anchor="_Toc241781769" w:history="1">
+          <w:hyperlink w:anchor="_Toc241896604" w:history="1">
             <w:r>
               <w:rPr>
                 <w:rStyle w:val="Hyperlink"/>
@@ -3338,7 +3338,7 @@
               <w:rPr>
                 <w:noProof/>
               </w:rPr>
-              <w:instrText xml:space="preserve"> PAGEREF _Toc241781769 \h </w:instrText>
+              <w:instrText xml:space="preserve"> PAGEREF _Toc241896604 \h </w:instrText>
             </w:r>
             <w:r>
               <w:rPr>
@@ -3355,7 +3355,7 @@
               <w:rPr>
                 <w:noProof/>
               </w:rPr>
-              <w:t>32</w:t>
+              <w:t>33</w:t>
             </w:r>
             <w:r>
               <w:rPr>
@@ -3377,7 +3377,7 @@
         <w:pStyle w:val="Heading1"/>
         <w:pageBreakBefore/>
       </w:pPr>
-      <w:bookmarkStart w:id="0" w:name="_Toc241781728"/>
+      <w:bookmarkStart w:id="0" w:name="_Toc241896563"/>
       <w:r>
         <w:lastRenderedPageBreak/>
         <w:t>1. About this reference</w:t>
@@ -3830,7 +3830,7 @@
         <w:pStyle w:val="Heading1"/>
         <w:pageBreakBefore/>
       </w:pPr>
-      <w:bookmarkStart w:id="1" w:name="_Toc241781729"/>
+      <w:bookmarkStart w:id="1" w:name="_Toc241896564"/>
       <w:r>
         <w:lastRenderedPageBreak/>
         <w:t>2. Rules that apply on every screen</w:t>
@@ -4047,7 +4047,7 @@
         <w:pStyle w:val="Heading1"/>
         <w:pageBreakBefore/>
       </w:pPr>
-      <w:bookmarkStart w:id="2" w:name="_Toc241781730"/>
+      <w:bookmarkStart w:id="2" w:name="_Toc241896565"/>
       <w:r>
         <w:lastRenderedPageBreak/>
         <w:t>3. Who can open which screen</w:t>
@@ -9753,7 +9753,7 @@
         <w:pStyle w:val="Heading1"/>
         <w:pageBreakBefore/>
       </w:pPr>
-      <w:bookmarkStart w:id="3" w:name="_Toc241781731"/>
+      <w:bookmarkStart w:id="3" w:name="_Toc241896566"/>
       <w:r>
         <w:lastRenderedPageBreak/>
         <w:t>4. Signing in and your account</w:t>
@@ -9764,7 +9764,7 @@
       <w:pPr>
         <w:pStyle w:val="Heading2"/>
       </w:pPr>
-      <w:bookmarkStart w:id="4" w:name="_Toc241781732"/>
+      <w:bookmarkStart w:id="4" w:name="_Toc241896567"/>
       <w:r>
         <w:t>4.1 Sign in</w:t>
       </w:r>
@@ -10277,7 +10277,7 @@
       <w:pPr>
         <w:pStyle w:val="Heading2"/>
       </w:pPr>
-      <w:bookmarkStart w:id="5" w:name="_Toc241781733"/>
+      <w:bookmarkStart w:id="5" w:name="_Toc241896568"/>
       <w:r>
         <w:t>4.2 The header and menu bar (every screen)</w:t>
       </w:r>
@@ -11000,7 +11000,7 @@
       <w:pPr>
         <w:pStyle w:val="Heading2"/>
       </w:pPr>
-      <w:bookmarkStart w:id="6" w:name="_Toc241781734"/>
+      <w:bookmarkStart w:id="6" w:name="_Toc241896569"/>
       <w:r>
         <w:lastRenderedPageBreak/>
         <w:t>4.3 Change Password</w:t>
@@ -11622,7 +11622,7 @@
         <w:pStyle w:val="Heading1"/>
         <w:pageBreakBefore/>
       </w:pPr>
-      <w:bookmarkStart w:id="7" w:name="_Toc241781735"/>
+      <w:bookmarkStart w:id="7" w:name="_Toc241896570"/>
       <w:r>
         <w:lastRenderedPageBreak/>
         <w:t>5. Dashboards and Reports (read-only)</w:t>
@@ -11633,7 +11633,7 @@
       <w:pPr>
         <w:pStyle w:val="Heading2"/>
       </w:pPr>
-      <w:bookmarkStart w:id="8" w:name="_Toc241781736"/>
+      <w:bookmarkStart w:id="8" w:name="_Toc241896571"/>
       <w:r>
         <w:t>5.1 Executive Dashboard</w:t>
       </w:r>
@@ -12146,7 +12146,7 @@
       <w:pPr>
         <w:pStyle w:val="Heading2"/>
       </w:pPr>
-      <w:bookmarkStart w:id="9" w:name="_Toc241781737"/>
+      <w:bookmarkStart w:id="9" w:name="_Toc241896572"/>
       <w:r>
         <w:t>5.2 Sampling Dashboard</w:t>
       </w:r>
@@ -12659,7 +12659,7 @@
       <w:pPr>
         <w:pStyle w:val="Heading2"/>
       </w:pPr>
-      <w:bookmarkStart w:id="10" w:name="_Toc241781738"/>
+      <w:bookmarkStart w:id="10" w:name="_Toc241896573"/>
       <w:r>
         <w:t>5.3 Contact Dashboard</w:t>
       </w:r>
@@ -12963,7 +12963,7 @@
       <w:pPr>
         <w:pStyle w:val="Heading2"/>
       </w:pPr>
-      <w:bookmarkStart w:id="11" w:name="_Toc241781739"/>
+      <w:bookmarkStart w:id="11" w:name="_Toc241896574"/>
       <w:r>
         <w:t>5.4 QA Dashboard</w:t>
       </w:r>
@@ -13583,7 +13583,7 @@
       <w:pPr>
         <w:pStyle w:val="Heading2"/>
       </w:pPr>
-      <w:bookmarkStart w:id="12" w:name="_Toc241781740"/>
+      <w:bookmarkStart w:id="12" w:name="_Toc241896575"/>
       <w:r>
         <w:t>5.5 KII / Document Dashboard</w:t>
       </w:r>
@@ -13993,7 +13993,7 @@
       <w:pPr>
         <w:pStyle w:val="Heading2"/>
       </w:pPr>
-      <w:bookmarkStart w:id="13" w:name="_Toc241781741"/>
+      <w:bookmarkStart w:id="13" w:name="_Toc241896576"/>
       <w:r>
         <w:lastRenderedPageBreak/>
         <w:t>5.6 Reports</w:t>
@@ -14508,7 +14508,7 @@
         <w:pStyle w:val="Heading1"/>
         <w:pageBreakBefore/>
       </w:pPr>
-      <w:bookmarkStart w:id="14" w:name="_Toc241781742"/>
+      <w:bookmarkStart w:id="14" w:name="_Toc241896577"/>
       <w:r>
         <w:lastRenderedPageBreak/>
         <w:t>6. The sample and contact</w:t>
@@ -14519,7 +14519,7 @@
       <w:pPr>
         <w:pStyle w:val="Heading2"/>
       </w:pPr>
-      <w:bookmarkStart w:id="15" w:name="_Toc241781743"/>
+      <w:bookmarkStart w:id="15" w:name="_Toc241896578"/>
       <w:r>
         <w:t>6.1 Main-400 Register (and Reserve)</w:t>
       </w:r>
@@ -15368,6 +15368,427 @@
                 <w:sz w:val="19"/>
                 <w:szCs w:val="19"/>
               </w:rPr>
+              <w:t>Find contact details with AI: How many cases, Find contacts (the PI, the Field Coordinator only)</w:t>
+            </w:r>
+          </w:p>
+        </w:tc>
+        <w:tc>
+          <w:tcPr>
+            <w:tcW w:w="3012" w:type="dxa"/>
+            <w:tcMar>
+              <w:top w:w="70" w:type="dxa"/>
+              <w:left w:w="110" w:type="dxa"/>
+              <w:bottom w:w="70" w:type="dxa"/>
+              <w:right w:w="110" w:type="dxa"/>
+            </w:tcMar>
+          </w:tcPr>
+          <w:p>
+            <w:pPr>
+              <w:spacing w:after="40"/>
+            </w:pPr>
+            <w:r>
+              <w:rPr>
+                <w:sz w:val="19"/>
+                <w:szCs w:val="19"/>
+              </w:rPr>
+              <w:t>Starts an AI contact search for that many cases (up to 25, in Sample ID order) that are not yet invited and have no phone, WhatsApp or email. A case searched in the last 30 days is skipped.</w:t>
+            </w:r>
+          </w:p>
+        </w:tc>
+        <w:tc>
+          <w:tcPr>
+            <w:tcW w:w="2447" w:type="dxa"/>
+            <w:tcMar>
+              <w:top w:w="70" w:type="dxa"/>
+              <w:left w:w="110" w:type="dxa"/>
+              <w:bottom w:w="70" w:type="dxa"/>
+              <w:right w:w="110" w:type="dxa"/>
+            </w:tcMar>
+          </w:tcPr>
+          <w:p>
+            <w:pPr>
+              <w:spacing w:after="40"/>
+            </w:pPr>
+            <w:r>
+              <w:rPr>
+                <w:sz w:val="19"/>
+                <w:szCs w:val="19"/>
+              </w:rPr>
+              <w:t>A case with no contact details cannot be invited, and searching hundreds of organisations by hand would take weeks.</w:t>
+            </w:r>
+          </w:p>
+        </w:tc>
+        <w:tc>
+          <w:tcPr>
+            <w:tcW w:w="2071" w:type="dxa"/>
+            <w:tcMar>
+              <w:top w:w="70" w:type="dxa"/>
+              <w:left w:w="110" w:type="dxa"/>
+              <w:bottom w:w="70" w:type="dxa"/>
+              <w:right w:w="110" w:type="dxa"/>
+            </w:tcMar>
+          </w:tcPr>
+          <w:p>
+            <w:pPr>
+              <w:spacing w:after="40"/>
+            </w:pPr>
+            <w:r>
+              <w:rPr>
+                <w:sz w:val="19"/>
+                <w:szCs w:val="19"/>
+              </w:rPr>
+              <w:t>“Searching for N cases” with the estimated cost. The findings wait on each case page to be accepted or rejected; nothing is saved by the batch.</w:t>
+            </w:r>
+          </w:p>
+        </w:tc>
+      </w:tr>
+      <w:tr>
+        <w:tblPrEx>
+          <w:tblCellMar>
+            <w:top w:w="0" w:type="dxa"/>
+            <w:bottom w:w="0" w:type="dxa"/>
+          </w:tblCellMar>
+        </w:tblPrEx>
+        <w:trPr>
+          <w:cantSplit/>
+        </w:trPr>
+        <w:tc>
+          <w:tcPr>
+            <w:tcW w:w="1882" w:type="dxa"/>
+            <w:shd w:val="clear" w:color="auto" w:fill="F8FAFB"/>
+            <w:tcMar>
+              <w:top w:w="70" w:type="dxa"/>
+              <w:left w:w="110" w:type="dxa"/>
+              <w:bottom w:w="70" w:type="dxa"/>
+              <w:right w:w="110" w:type="dxa"/>
+            </w:tcMar>
+          </w:tcPr>
+          <w:p>
+            <w:pPr>
+              <w:spacing w:after="40"/>
+            </w:pPr>
+            <w:r>
+              <w:rPr>
+                <w:sz w:val="19"/>
+                <w:szCs w:val="19"/>
+              </w:rPr>
+              <w:t>Email invitations: Next in line, How many, Review and send, Send N invitations (the PI, the Field Coordinator only)</w:t>
+            </w:r>
+          </w:p>
+        </w:tc>
+        <w:tc>
+          <w:tcPr>
+            <w:tcW w:w="3012" w:type="dxa"/>
+            <w:shd w:val="clear" w:color="auto" w:fill="F8FAFB"/>
+            <w:tcMar>
+              <w:top w:w="70" w:type="dxa"/>
+              <w:left w:w="110" w:type="dxa"/>
+              <w:bottom w:w="70" w:type="dxa"/>
+              <w:right w:w="110" w:type="dxa"/>
+            </w:tcMar>
+          </w:tcPr>
+          <w:p>
+            <w:pPr>
+              <w:spacing w:after="40"/>
+            </w:pPr>
+            <w:r>
+              <w:rPr>
+                <w:sz w:val="19"/>
+                <w:szCs w:val="19"/>
+              </w:rPr>
+              <w:t>Emails the approved invitation, each with its own link and code, to that many verified cases (S03 or S04) with a respondent email and no open invitation. Up to 100 a batch and 300 a day.</w:t>
+            </w:r>
+          </w:p>
+        </w:tc>
+        <w:tc>
+          <w:tcPr>
+            <w:tcW w:w="2447" w:type="dxa"/>
+            <w:shd w:val="clear" w:color="auto" w:fill="F8FAFB"/>
+            <w:tcMar>
+              <w:top w:w="70" w:type="dxa"/>
+              <w:left w:w="110" w:type="dxa"/>
+              <w:bottom w:w="70" w:type="dxa"/>
+              <w:right w:w="110" w:type="dxa"/>
+            </w:tcMar>
+          </w:tcPr>
+          <w:p>
+            <w:pPr>
+              <w:spacing w:after="40"/>
+            </w:pPr>
+            <w:r>
+              <w:rPr>
+                <w:sz w:val="19"/>
+                <w:szCs w:val="19"/>
+              </w:rPr>
+              <w:t>Inviting cases one at a time is slow; only verified cases are included so no one is invited before the right person is confirmed.</w:t>
+            </w:r>
+          </w:p>
+        </w:tc>
+        <w:tc>
+          <w:tcPr>
+            <w:tcW w:w="2071" w:type="dxa"/>
+            <w:shd w:val="clear" w:color="auto" w:fill="F8FAFB"/>
+            <w:tcMar>
+              <w:top w:w="70" w:type="dxa"/>
+              <w:left w:w="110" w:type="dxa"/>
+              <w:bottom w:w="70" w:type="dxa"/>
+              <w:right w:w="110" w:type="dxa"/>
+            </w:tcMar>
+          </w:tcPr>
+          <w:p>
+            <w:pPr>
+              <w:spacing w:after="40"/>
+            </w:pPr>
+            <w:r>
+              <w:rPr>
+                <w:sz w:val="19"/>
+                <w:szCs w:val="19"/>
+              </w:rPr>
+              <w:t>A confirmation step appears in the panel first. Then progress, and the result: sent, failed and skipped, case by case. Each sent case moves to S05. A failed email leaves its case as it was.</w:t>
+            </w:r>
+          </w:p>
+        </w:tc>
+      </w:tr>
+      <w:tr>
+        <w:tblPrEx>
+          <w:tblCellMar>
+            <w:top w:w="0" w:type="dxa"/>
+            <w:bottom w:w="0" w:type="dxa"/>
+          </w:tblCellMar>
+        </w:tblPrEx>
+        <w:trPr>
+          <w:cantSplit/>
+        </w:trPr>
+        <w:tc>
+          <w:tcPr>
+            <w:tcW w:w="1882" w:type="dxa"/>
+            <w:tcMar>
+              <w:top w:w="70" w:type="dxa"/>
+              <w:left w:w="110" w:type="dxa"/>
+              <w:bottom w:w="70" w:type="dxa"/>
+              <w:right w:w="110" w:type="dxa"/>
+            </w:tcMar>
+          </w:tcPr>
+          <w:p>
+            <w:pPr>
+              <w:spacing w:after="40"/>
+            </w:pPr>
+            <w:r>
+              <w:rPr>
+                <w:sz w:val="19"/>
+                <w:szCs w:val="19"/>
+              </w:rPr>
+              <w:lastRenderedPageBreak/>
+              <w:t>WhatsApp invitations (the queue)</w:t>
+            </w:r>
+          </w:p>
+        </w:tc>
+        <w:tc>
+          <w:tcPr>
+            <w:tcW w:w="3012" w:type="dxa"/>
+            <w:tcMar>
+              <w:top w:w="70" w:type="dxa"/>
+              <w:left w:w="110" w:type="dxa"/>
+              <w:bottom w:w="70" w:type="dxa"/>
+              <w:right w:w="110" w:type="dxa"/>
+            </w:tcMar>
+          </w:tcPr>
+          <w:p>
+            <w:pPr>
+              <w:spacing w:after="40"/>
+            </w:pPr>
+            <w:r>
+              <w:rPr>
+                <w:sz w:val="19"/>
+                <w:szCs w:val="19"/>
+              </w:rPr>
+              <w:t>Lists the verified cases (S03 or S04) with a WhatsApp or phone number and no open invitation. A Contact RA sees only their own cases.</w:t>
+            </w:r>
+          </w:p>
+        </w:tc>
+        <w:tc>
+          <w:tcPr>
+            <w:tcW w:w="2447" w:type="dxa"/>
+            <w:tcMar>
+              <w:top w:w="70" w:type="dxa"/>
+              <w:left w:w="110" w:type="dxa"/>
+              <w:bottom w:w="70" w:type="dxa"/>
+              <w:right w:w="110" w:type="dxa"/>
+            </w:tcMar>
+          </w:tcPr>
+          <w:p>
+            <w:pPr>
+              <w:spacing w:after="40"/>
+            </w:pPr>
+            <w:r>
+              <w:rPr>
+                <w:sz w:val="19"/>
+                <w:szCs w:val="19"/>
+              </w:rPr>
+              <w:t>Without a WhatsApp Business account the portal cannot send WhatsApp messages; the queue makes each one a single tap.</w:t>
+            </w:r>
+          </w:p>
+        </w:tc>
+        <w:tc>
+          <w:tcPr>
+            <w:tcW w:w="2071" w:type="dxa"/>
+            <w:tcMar>
+              <w:top w:w="70" w:type="dxa"/>
+              <w:left w:w="110" w:type="dxa"/>
+              <w:bottom w:w="70" w:type="dxa"/>
+              <w:right w:w="110" w:type="dxa"/>
+            </w:tcMar>
+          </w:tcPr>
+          <w:p>
+            <w:pPr>
+              <w:spacing w:after="40"/>
+            </w:pPr>
+            <w:r>
+              <w:rPr>
+                <w:sz w:val="19"/>
+                <w:szCs w:val="19"/>
+              </w:rPr>
+              <w:t>Read only. The list shows masked numbers.</w:t>
+            </w:r>
+          </w:p>
+        </w:tc>
+      </w:tr>
+      <w:tr>
+        <w:tblPrEx>
+          <w:tblCellMar>
+            <w:top w:w="0" w:type="dxa"/>
+            <w:bottom w:w="0" w:type="dxa"/>
+          </w:tblCellMar>
+        </w:tblPrEx>
+        <w:trPr>
+          <w:cantSplit/>
+        </w:trPr>
+        <w:tc>
+          <w:tcPr>
+            <w:tcW w:w="1882" w:type="dxa"/>
+            <w:shd w:val="clear" w:color="auto" w:fill="F8FAFB"/>
+            <w:tcMar>
+              <w:top w:w="70" w:type="dxa"/>
+              <w:left w:w="110" w:type="dxa"/>
+              <w:bottom w:w="70" w:type="dxa"/>
+              <w:right w:w="110" w:type="dxa"/>
+            </w:tcMar>
+          </w:tcPr>
+          <w:p>
+            <w:pPr>
+              <w:spacing w:after="40"/>
+            </w:pPr>
+            <w:r>
+              <w:rPr>
+                <w:sz w:val="19"/>
+                <w:szCs w:val="19"/>
+              </w:rPr>
+              <w:t>WhatsApp invitations → Prepare, Open WhatsApp, Copy message</w:t>
+            </w:r>
+          </w:p>
+        </w:tc>
+        <w:tc>
+          <w:tcPr>
+            <w:tcW w:w="3012" w:type="dxa"/>
+            <w:shd w:val="clear" w:color="auto" w:fill="F8FAFB"/>
+            <w:tcMar>
+              <w:top w:w="70" w:type="dxa"/>
+              <w:left w:w="110" w:type="dxa"/>
+              <w:bottom w:w="70" w:type="dxa"/>
+              <w:right w:w="110" w:type="dxa"/>
+            </w:tcMar>
+          </w:tcPr>
+          <w:p>
+            <w:pPr>
+              <w:spacing w:after="40"/>
+            </w:pPr>
+            <w:r>
+              <w:rPr>
+                <w:sz w:val="19"/>
+                <w:szCs w:val="19"/>
+              </w:rPr>
+              <w:t>Prepare creates the case's personal link and code and the approved message. Open WhatsApp opens that person's chat with the message ready; Copy message copies it.</w:t>
+            </w:r>
+          </w:p>
+        </w:tc>
+        <w:tc>
+          <w:tcPr>
+            <w:tcW w:w="2447" w:type="dxa"/>
+            <w:shd w:val="clear" w:color="auto" w:fill="F8FAFB"/>
+            <w:tcMar>
+              <w:top w:w="70" w:type="dxa"/>
+              <w:left w:w="110" w:type="dxa"/>
+              <w:bottom w:w="70" w:type="dxa"/>
+              <w:right w:w="110" w:type="dxa"/>
+            </w:tcMar>
+          </w:tcPr>
+          <w:p>
+            <w:pPr>
+              <w:spacing w:after="40"/>
+            </w:pPr>
+            <w:r>
+              <w:rPr>
+                <w:sz w:val="19"/>
+                <w:szCs w:val="19"/>
+              </w:rPr>
+              <w:t>The RA sends from the study phone so replies come back to the team.</w:t>
+            </w:r>
+          </w:p>
+        </w:tc>
+        <w:tc>
+          <w:tcPr>
+            <w:tcW w:w="2071" w:type="dxa"/>
+            <w:shd w:val="clear" w:color="auto" w:fill="F8FAFB"/>
+            <w:tcMar>
+              <w:top w:w="70" w:type="dxa"/>
+              <w:left w:w="110" w:type="dxa"/>
+              <w:bottom w:w="70" w:type="dxa"/>
+              <w:right w:w="110" w:type="dxa"/>
+            </w:tcMar>
+          </w:tcPr>
+          <w:p>
+            <w:pPr>
+              <w:spacing w:after="40"/>
+            </w:pPr>
+            <w:r>
+              <w:rPr>
+                <w:sz w:val="19"/>
+                <w:szCs w:val="19"/>
+              </w:rPr>
+              <w:t>Prepare moves the case to S05 at once, so send straight away. If you cannot, revoke the invitation on the case page.</w:t>
+            </w:r>
+          </w:p>
+        </w:tc>
+      </w:tr>
+      <w:tr>
+        <w:tblPrEx>
+          <w:tblCellMar>
+            <w:top w:w="0" w:type="dxa"/>
+            <w:bottom w:w="0" w:type="dxa"/>
+          </w:tblCellMar>
+        </w:tblPrEx>
+        <w:trPr>
+          <w:cantSplit/>
+        </w:trPr>
+        <w:tc>
+          <w:tcPr>
+            <w:tcW w:w="1882" w:type="dxa"/>
+            <w:tcMar>
+              <w:top w:w="70" w:type="dxa"/>
+              <w:left w:w="110" w:type="dxa"/>
+              <w:bottom w:w="70" w:type="dxa"/>
+              <w:right w:w="110" w:type="dxa"/>
+            </w:tcMar>
+          </w:tcPr>
+          <w:p>
+            <w:pPr>
+              <w:spacing w:after="40"/>
+            </w:pPr>
+            <w:r>
+              <w:rPr>
+                <w:sz w:val="19"/>
+                <w:szCs w:val="19"/>
+              </w:rPr>
               <w:t>Show / page numbers / Previous / Next</w:t>
             </w:r>
           </w:p>
@@ -15452,7 +15873,7 @@
       <w:pPr>
         <w:pStyle w:val="Heading2"/>
       </w:pPr>
-      <w:bookmarkStart w:id="16" w:name="_Toc241781744"/>
+      <w:bookmarkStart w:id="16" w:name="_Toc241896579"/>
       <w:r>
         <w:t>6.2 Case page</w:t>
       </w:r>
@@ -15556,7 +15977,6 @@
                 <w:sz w:val="19"/>
                 <w:szCs w:val="19"/>
               </w:rPr>
-              <w:lastRenderedPageBreak/>
               <w:t>Control</w:t>
             </w:r>
           </w:p>
@@ -16196,6 +16616,7 @@
                 <w:sz w:val="19"/>
                 <w:szCs w:val="19"/>
               </w:rPr>
+              <w:lastRenderedPageBreak/>
               <w:t>Matched Reserve case</w:t>
             </w:r>
             <w:r>
@@ -16729,7 +17150,6 @@
                 <w:sz w:val="19"/>
                 <w:szCs w:val="19"/>
               </w:rPr>
-              <w:lastRenderedPageBreak/>
               <w:t>Log a contact attempt (Channel, Outcome, Notes, Log contact attempt)</w:t>
             </w:r>
           </w:p>
@@ -17044,6 +17464,323 @@
                 <w:sz w:val="19"/>
                 <w:szCs w:val="19"/>
               </w:rPr>
+              <w:lastRenderedPageBreak/>
+              <w:t>Find contact details with AI → Find contact details / Search again (the PI, the Field Coordinator only)</w:t>
+            </w:r>
+          </w:p>
+        </w:tc>
+        <w:tc>
+          <w:tcPr>
+            <w:tcW w:w="3012" w:type="dxa"/>
+            <w:shd w:val="clear" w:color="auto" w:fill="F8FAFB"/>
+            <w:tcMar>
+              <w:top w:w="70" w:type="dxa"/>
+              <w:left w:w="110" w:type="dxa"/>
+              <w:bottom w:w="70" w:type="dxa"/>
+              <w:right w:w="110" w:type="dxa"/>
+            </w:tcMar>
+          </w:tcPr>
+          <w:p>
+            <w:pPr>
+              <w:spacing w:after="40"/>
+            </w:pPr>
+            <w:r>
+              <w:rPr>
+                <w:sz w:val="19"/>
+                <w:szCs w:val="19"/>
+              </w:rPr>
+              <w:t>Searches public sources for this organisation's published phone, email, website and office location, and senior staff it names. Runs in the background for a minute or two.</w:t>
+            </w:r>
+          </w:p>
+        </w:tc>
+        <w:tc>
+          <w:tcPr>
+            <w:tcW w:w="2447" w:type="dxa"/>
+            <w:shd w:val="clear" w:color="auto" w:fill="F8FAFB"/>
+            <w:tcMar>
+              <w:top w:w="70" w:type="dxa"/>
+              <w:left w:w="110" w:type="dxa"/>
+              <w:bottom w:w="70" w:type="dxa"/>
+              <w:right w:w="110" w:type="dxa"/>
+            </w:tcMar>
+          </w:tcPr>
+          <w:p>
+            <w:pPr>
+              <w:spacing w:after="40"/>
+            </w:pPr>
+            <w:r>
+              <w:rPr>
+                <w:sz w:val="19"/>
+                <w:szCs w:val="19"/>
+              </w:rPr>
+              <w:t>A case cannot be invited without a way to reach it; the organisation's own published details are the proper starting point.</w:t>
+            </w:r>
+          </w:p>
+        </w:tc>
+        <w:tc>
+          <w:tcPr>
+            <w:tcW w:w="2071" w:type="dxa"/>
+            <w:shd w:val="clear" w:color="auto" w:fill="F8FAFB"/>
+            <w:tcMar>
+              <w:top w:w="70" w:type="dxa"/>
+              <w:left w:w="110" w:type="dxa"/>
+              <w:bottom w:w="70" w:type="dxa"/>
+              <w:right w:w="110" w:type="dxa"/>
+            </w:tcMar>
+          </w:tcPr>
+          <w:p>
+            <w:pPr>
+              <w:spacing w:after="40"/>
+            </w:pPr>
+            <w:r>
+              <w:rPr>
+                <w:sz w:val="19"/>
+                <w:szCs w:val="19"/>
+              </w:rPr>
+              <w:t>Findings appear under “To review”, each with the page it came from and the passage that shows it. Only the organisation's name, province, district and value chain are sent to the AI provider.</w:t>
+            </w:r>
+          </w:p>
+        </w:tc>
+      </w:tr>
+      <w:tr>
+        <w:tblPrEx>
+          <w:tblCellMar>
+            <w:top w:w="0" w:type="dxa"/>
+            <w:bottom w:w="0" w:type="dxa"/>
+          </w:tblCellMar>
+        </w:tblPrEx>
+        <w:trPr>
+          <w:cantSplit/>
+        </w:trPr>
+        <w:tc>
+          <w:tcPr>
+            <w:tcW w:w="1882" w:type="dxa"/>
+            <w:tcMar>
+              <w:top w:w="70" w:type="dxa"/>
+              <w:left w:w="110" w:type="dxa"/>
+              <w:bottom w:w="70" w:type="dxa"/>
+              <w:right w:w="110" w:type="dxa"/>
+            </w:tcMar>
+          </w:tcPr>
+          <w:p>
+            <w:pPr>
+              <w:spacing w:after="40"/>
+            </w:pPr>
+            <w:r>
+              <w:rPr>
+                <w:sz w:val="19"/>
+                <w:szCs w:val="19"/>
+              </w:rPr>
+              <w:t>Find contact details with AI → To review / Already decided (the PI, the Field Coordinator, Supervisors only)</w:t>
+            </w:r>
+          </w:p>
+        </w:tc>
+        <w:tc>
+          <w:tcPr>
+            <w:tcW w:w="3012" w:type="dxa"/>
+            <w:tcMar>
+              <w:top w:w="70" w:type="dxa"/>
+              <w:left w:w="110" w:type="dxa"/>
+              <w:bottom w:w="70" w:type="dxa"/>
+              <w:right w:w="110" w:type="dxa"/>
+            </w:tcMar>
+          </w:tcPr>
+          <w:p>
+            <w:pPr>
+              <w:spacing w:after="40"/>
+            </w:pPr>
+            <w:r>
+              <w:rPr>
+                <w:sz w:val="19"/>
+                <w:szCs w:val="19"/>
+              </w:rPr>
+              <w:t>Lists each finding with its confidence, the page it came from and the quoted passage, and the findings already accepted or rejected.</w:t>
+            </w:r>
+          </w:p>
+        </w:tc>
+        <w:tc>
+          <w:tcPr>
+            <w:tcW w:w="2447" w:type="dxa"/>
+            <w:tcMar>
+              <w:top w:w="70" w:type="dxa"/>
+              <w:left w:w="110" w:type="dxa"/>
+              <w:bottom w:w="70" w:type="dxa"/>
+              <w:right w:w="110" w:type="dxa"/>
+            </w:tcMar>
+          </w:tcPr>
+          <w:p>
+            <w:pPr>
+              <w:spacing w:after="40"/>
+            </w:pPr>
+            <w:r>
+              <w:rPr>
+                <w:sz w:val="19"/>
+                <w:szCs w:val="19"/>
+              </w:rPr>
+              <w:t>Anyone overseeing the case can see where every contact detail came from.</w:t>
+            </w:r>
+          </w:p>
+        </w:tc>
+        <w:tc>
+          <w:tcPr>
+            <w:tcW w:w="2071" w:type="dxa"/>
+            <w:tcMar>
+              <w:top w:w="70" w:type="dxa"/>
+              <w:left w:w="110" w:type="dxa"/>
+              <w:bottom w:w="70" w:type="dxa"/>
+              <w:right w:w="110" w:type="dxa"/>
+            </w:tcMar>
+          </w:tcPr>
+          <w:p>
+            <w:pPr>
+              <w:spacing w:after="40"/>
+            </w:pPr>
+            <w:r>
+              <w:rPr>
+                <w:sz w:val="19"/>
+                <w:szCs w:val="19"/>
+              </w:rPr>
+              <w:t>Read only. Select a page title to open it.</w:t>
+            </w:r>
+          </w:p>
+        </w:tc>
+      </w:tr>
+      <w:tr>
+        <w:tblPrEx>
+          <w:tblCellMar>
+            <w:top w:w="0" w:type="dxa"/>
+            <w:bottom w:w="0" w:type="dxa"/>
+          </w:tblCellMar>
+        </w:tblPrEx>
+        <w:trPr>
+          <w:cantSplit/>
+        </w:trPr>
+        <w:tc>
+          <w:tcPr>
+            <w:tcW w:w="1882" w:type="dxa"/>
+            <w:shd w:val="clear" w:color="auto" w:fill="F8FAFB"/>
+            <w:tcMar>
+              <w:top w:w="70" w:type="dxa"/>
+              <w:left w:w="110" w:type="dxa"/>
+              <w:bottom w:w="70" w:type="dxa"/>
+              <w:right w:w="110" w:type="dxa"/>
+            </w:tcMar>
+          </w:tcPr>
+          <w:p>
+            <w:pPr>
+              <w:spacing w:after="40"/>
+            </w:pPr>
+            <w:r>
+              <w:rPr>
+                <w:sz w:val="19"/>
+                <w:szCs w:val="19"/>
+              </w:rPr>
+              <w:t>Find contact details with AI → Accept / Reject (Role for a named person) (the PI, the Field Coordinator only)</w:t>
+            </w:r>
+          </w:p>
+        </w:tc>
+        <w:tc>
+          <w:tcPr>
+            <w:tcW w:w="3012" w:type="dxa"/>
+            <w:shd w:val="clear" w:color="auto" w:fill="F8FAFB"/>
+            <w:tcMar>
+              <w:top w:w="70" w:type="dxa"/>
+              <w:left w:w="110" w:type="dxa"/>
+              <w:bottom w:w="70" w:type="dxa"/>
+              <w:right w:w="110" w:type="dxa"/>
+            </w:tcMar>
+          </w:tcPr>
+          <w:p>
+            <w:pPr>
+              <w:spacing w:after="40"/>
+            </w:pPr>
+            <w:r>
+              <w:rPr>
+                <w:sz w:val="19"/>
+                <w:szCs w:val="19"/>
+              </w:rPr>
+              <w:t>Accept saves a finding: an organisation phone or email goes on “Organisation contact (to be identified)”, a named person becomes a new respondent (not yet screened), a website or office location is kept with the organisation. Reject discards it.</w:t>
+            </w:r>
+          </w:p>
+        </w:tc>
+        <w:tc>
+          <w:tcPr>
+            <w:tcW w:w="2447" w:type="dxa"/>
+            <w:shd w:val="clear" w:color="auto" w:fill="F8FAFB"/>
+            <w:tcMar>
+              <w:top w:w="70" w:type="dxa"/>
+              <w:left w:w="110" w:type="dxa"/>
+              <w:bottom w:w="70" w:type="dxa"/>
+              <w:right w:w="110" w:type="dxa"/>
+            </w:tcMar>
+          </w:tcPr>
+          <w:p>
+            <w:pPr>
+              <w:spacing w:after="40"/>
+            </w:pPr>
+            <w:r>
+              <w:rPr>
+                <w:sz w:val="19"/>
+                <w:szCs w:val="19"/>
+              </w:rPr>
+              <w:t>The AI only proposes; a person checks the page and decides, so a similar-named organisation's details never slip in.</w:t>
+            </w:r>
+          </w:p>
+        </w:tc>
+        <w:tc>
+          <w:tcPr>
+            <w:tcW w:w="2071" w:type="dxa"/>
+            <w:shd w:val="clear" w:color="auto" w:fill="F8FAFB"/>
+            <w:tcMar>
+              <w:top w:w="70" w:type="dxa"/>
+              <w:left w:w="110" w:type="dxa"/>
+              <w:bottom w:w="70" w:type="dxa"/>
+              <w:right w:w="110" w:type="dxa"/>
+            </w:tcMar>
+          </w:tcPr>
+          <w:p>
+            <w:pPr>
+              <w:spacing w:after="40"/>
+            </w:pPr>
+            <w:r>
+              <w:rPr>
+                <w:sz w:val="19"/>
+                <w:szCs w:val="19"/>
+              </w:rPr>
+              <w:t>The finding moves to “Already decided”. An accept never overwrites a different phone or email already recorded.</w:t>
+            </w:r>
+          </w:p>
+        </w:tc>
+      </w:tr>
+      <w:tr>
+        <w:tblPrEx>
+          <w:tblCellMar>
+            <w:top w:w="0" w:type="dxa"/>
+            <w:bottom w:w="0" w:type="dxa"/>
+          </w:tblCellMar>
+        </w:tblPrEx>
+        <w:trPr>
+          <w:cantSplit/>
+        </w:trPr>
+        <w:tc>
+          <w:tcPr>
+            <w:tcW w:w="1882" w:type="dxa"/>
+            <w:tcMar>
+              <w:top w:w="70" w:type="dxa"/>
+              <w:left w:w="110" w:type="dxa"/>
+              <w:bottom w:w="70" w:type="dxa"/>
+              <w:right w:w="110" w:type="dxa"/>
+            </w:tcMar>
+          </w:tcPr>
+          <w:p>
+            <w:pPr>
+              <w:spacing w:after="40"/>
+            </w:pPr>
+            <w:r>
+              <w:rPr>
+                <w:sz w:val="19"/>
+                <w:szCs w:val="19"/>
+              </w:rPr>
               <w:t>Pre-Interview Profile (PROIT) panel (the PI, the Field Coordinator, Supervisors only)</w:t>
             </w:r>
           </w:p>
@@ -17051,7 +17788,6 @@
         <w:tc>
           <w:tcPr>
             <w:tcW w:w="3012" w:type="dxa"/>
-            <w:shd w:val="clear" w:color="auto" w:fill="F8FAFB"/>
             <w:tcMar>
               <w:top w:w="70" w:type="dxa"/>
               <w:left w:w="110" w:type="dxa"/>
@@ -17075,7 +17811,6 @@
         <w:tc>
           <w:tcPr>
             <w:tcW w:w="2447" w:type="dxa"/>
-            <w:shd w:val="clear" w:color="auto" w:fill="F8FAFB"/>
             <w:tcMar>
               <w:top w:w="70" w:type="dxa"/>
               <w:left w:w="110" w:type="dxa"/>
@@ -17099,7 +17834,6 @@
         <w:tc>
           <w:tcPr>
             <w:tcW w:w="2071" w:type="dxa"/>
-            <w:shd w:val="clear" w:color="auto" w:fill="F8FAFB"/>
             <w:tcMar>
               <w:top w:w="70" w:type="dxa"/>
               <w:left w:w="110" w:type="dxa"/>
@@ -17131,7 +17865,7 @@
       <w:pPr>
         <w:pStyle w:val="Heading2"/>
       </w:pPr>
-      <w:bookmarkStart w:id="17" w:name="_Toc241781745"/>
+      <w:bookmarkStart w:id="17" w:name="_Toc241896580"/>
       <w:r>
         <w:t>6.3 Pre-Interview Profile (PROIT) and its review screen</w:t>
       </w:r>
@@ -17713,7 +18447,7 @@
                 <w:sz w:val="19"/>
                 <w:szCs w:val="19"/>
               </w:rPr>
-              <w:t>Only pages the search actually returned can be cited, so there are no invented references. Checking the page is how you confirm it is the right organisation.</w:t>
+              <w:t>Only pages the search actually returned can be cited, so there are no invented references. Checking the page is how you confirm it is the right organisation. An organisation's own social-media page may appear, always as Tier 4; personal profiles never do.</w:t>
             </w:r>
           </w:p>
         </w:tc>
@@ -18505,6 +19239,7 @@
                 <w:sz w:val="19"/>
                 <w:szCs w:val="19"/>
               </w:rPr>
+              <w:lastRenderedPageBreak/>
               <w:t>Lock pre-profile</w:t>
             </w:r>
           </w:p>
@@ -18611,7 +19346,6 @@
                 <w:sz w:val="19"/>
                 <w:szCs w:val="19"/>
               </w:rPr>
-              <w:lastRenderedPageBreak/>
               <w:t>Researcher review screen (link)</w:t>
             </w:r>
           </w:p>
@@ -18696,7 +19430,7 @@
       <w:pPr>
         <w:pStyle w:val="Heading2"/>
       </w:pPr>
-      <w:bookmarkStart w:id="18" w:name="_Toc241781746"/>
+      <w:bookmarkStart w:id="18" w:name="_Toc241896581"/>
       <w:r>
         <w:t>6.4 Interview sheet (verifying a locked profile)</w:t>
       </w:r>
@@ -19545,6 +20279,7 @@
                 <w:sz w:val="19"/>
                 <w:szCs w:val="19"/>
               </w:rPr>
+              <w:lastRenderedPageBreak/>
               <w:t>Differs from the public source (label)</w:t>
             </w:r>
           </w:p>
@@ -19649,7 +20384,6 @@
                 <w:sz w:val="19"/>
                 <w:szCs w:val="19"/>
               </w:rPr>
-              <w:lastRenderedPageBreak/>
               <w:t>Interview finished</w:t>
             </w:r>
           </w:p>
@@ -19860,14 +20594,7 @@
                 <w:sz w:val="19"/>
                 <w:szCs w:val="19"/>
               </w:rPr>
-              <w:t>Record a protocol deviation</w:t>
-            </w:r>
-            <w:r>
-              <w:rPr>
-                <w:sz w:val="19"/>
-                <w:szCs w:val="19"/>
-              </w:rPr>
-              <w:t xml:space="preserve"> (the PI, the Field Coordinator only)</w:t>
+              <w:t>Record a protocol deviation (the PI, the Field Coordinator only)</w:t>
             </w:r>
           </w:p>
         </w:tc>
@@ -19954,7 +20681,7 @@
       <w:pPr>
         <w:pStyle w:val="Heading2"/>
       </w:pPr>
-      <w:bookmarkStart w:id="19" w:name="_Toc241781747"/>
+      <w:bookmarkStart w:id="19" w:name="_Toc241896582"/>
       <w:r>
         <w:t>6.5 Register Organisation</w:t>
       </w:r>
@@ -20677,8 +21404,9 @@
       <w:pPr>
         <w:pStyle w:val="Heading2"/>
       </w:pPr>
-      <w:bookmarkStart w:id="20" w:name="_Toc241781748"/>
+      <w:bookmarkStart w:id="20" w:name="_Toc241896583"/>
       <w:r>
+        <w:lastRenderedPageBreak/>
         <w:t>6.6 Appointment Queue</w:t>
       </w:r>
       <w:bookmarkEnd w:id="20"/>
@@ -20781,7 +21509,6 @@
                 <w:sz w:val="19"/>
                 <w:szCs w:val="19"/>
               </w:rPr>
-              <w:lastRenderedPageBreak/>
               <w:t>Control</w:t>
             </w:r>
           </w:p>
@@ -21298,7 +22025,7 @@
       <w:pPr>
         <w:pStyle w:val="Heading2"/>
       </w:pPr>
-      <w:bookmarkStart w:id="21" w:name="_Toc241781749"/>
+      <w:bookmarkStart w:id="21" w:name="_Toc241896584"/>
       <w:r>
         <w:t>6.7 Follow-ups due</w:t>
       </w:r>
@@ -21811,7 +22538,7 @@
       <w:pPr>
         <w:pStyle w:val="Heading2"/>
       </w:pPr>
-      <w:bookmarkStart w:id="22" w:name="_Toc241781750"/>
+      <w:bookmarkStart w:id="22" w:name="_Toc241896585"/>
       <w:r>
         <w:t>6.8 Reserve Activation</w:t>
       </w:r>
@@ -21915,6 +22642,7 @@
                 <w:sz w:val="19"/>
                 <w:szCs w:val="19"/>
               </w:rPr>
+              <w:lastRenderedPageBreak/>
               <w:t>Control</w:t>
             </w:r>
           </w:p>
@@ -22134,7 +22862,6 @@
                 <w:sz w:val="19"/>
                 <w:szCs w:val="19"/>
               </w:rPr>
-              <w:lastRenderedPageBreak/>
               <w:t>Select authorised reason</w:t>
             </w:r>
           </w:p>
@@ -22433,7 +23160,7 @@
         <w:pStyle w:val="Heading1"/>
         <w:pageBreakBefore/>
       </w:pPr>
-      <w:bookmarkStart w:id="23" w:name="_Toc241781751"/>
+      <w:bookmarkStart w:id="23" w:name="_Toc241896586"/>
       <w:r>
         <w:lastRenderedPageBreak/>
         <w:t>7. Quality checking</w:t>
@@ -22444,7 +23171,7 @@
       <w:pPr>
         <w:pStyle w:val="Heading2"/>
       </w:pPr>
-      <w:bookmarkStart w:id="24" w:name="_Toc241781752"/>
+      <w:bookmarkStart w:id="24" w:name="_Toc241896587"/>
       <w:r>
         <w:t>7.1 QA Queue (with the KoboToolbox sync panel)</w:t>
       </w:r>
@@ -23167,7 +23894,7 @@
       <w:pPr>
         <w:pStyle w:val="Heading2"/>
       </w:pPr>
-      <w:bookmarkStart w:id="25" w:name="_Toc241781753"/>
+      <w:bookmarkStart w:id="25" w:name="_Toc241896588"/>
       <w:r>
         <w:t>7.2 QA Exceptions</w:t>
       </w:r>
@@ -23999,7 +24726,7 @@
         <w:pStyle w:val="Heading1"/>
         <w:pageBreakBefore/>
       </w:pPr>
-      <w:bookmarkStart w:id="26" w:name="_Toc241781754"/>
+      <w:bookmarkStart w:id="26" w:name="_Toc241896589"/>
       <w:r>
         <w:lastRenderedPageBreak/>
         <w:t>8. Key Informant Interviews</w:t>
@@ -24010,7 +24737,7 @@
       <w:pPr>
         <w:pStyle w:val="Heading2"/>
       </w:pPr>
-      <w:bookmarkStart w:id="27" w:name="_Toc241781755"/>
+      <w:bookmarkStart w:id="27" w:name="_Toc241896590"/>
       <w:r>
         <w:t>8.1 KII Register</w:t>
       </w:r>
@@ -24630,7 +25357,7 @@
       <w:pPr>
         <w:pStyle w:val="Heading2"/>
       </w:pPr>
-      <w:bookmarkStart w:id="28" w:name="_Toc241781756"/>
+      <w:bookmarkStart w:id="28" w:name="_Toc241896591"/>
       <w:r>
         <w:t>8.2 New KII Record</w:t>
       </w:r>
@@ -25040,7 +25767,7 @@
       <w:pPr>
         <w:pStyle w:val="Heading2"/>
       </w:pPr>
-      <w:bookmarkStart w:id="29" w:name="_Toc241781757"/>
+      <w:bookmarkStart w:id="29" w:name="_Toc241896592"/>
       <w:r>
         <w:t>8.3 KII record</w:t>
       </w:r>
@@ -26082,7 +26809,7 @@
         <w:pStyle w:val="Heading1"/>
         <w:pageBreakBefore/>
       </w:pPr>
-      <w:bookmarkStart w:id="30" w:name="_Toc241781758"/>
+      <w:bookmarkStart w:id="30" w:name="_Toc241896593"/>
       <w:r>
         <w:lastRenderedPageBreak/>
         <w:t>9. Documentary evidence</w:t>
@@ -26093,7 +26820,7 @@
       <w:pPr>
         <w:pStyle w:val="Heading2"/>
       </w:pPr>
-      <w:bookmarkStart w:id="31" w:name="_Toc241781759"/>
+      <w:bookmarkStart w:id="31" w:name="_Toc241896594"/>
       <w:r>
         <w:t>9.1 Documents (the corpus)</w:t>
       </w:r>
@@ -26713,7 +27440,7 @@
       <w:pPr>
         <w:pStyle w:val="Heading2"/>
       </w:pPr>
-      <w:bookmarkStart w:id="32" w:name="_Toc241781760"/>
+      <w:bookmarkStart w:id="32" w:name="_Toc241896595"/>
       <w:r>
         <w:t>9.2 New Documentary Evidence Record</w:t>
       </w:r>
@@ -27544,7 +28271,7 @@
       <w:pPr>
         <w:pStyle w:val="Heading2"/>
       </w:pPr>
-      <w:bookmarkStart w:id="33" w:name="_Toc241781761"/>
+      <w:bookmarkStart w:id="33" w:name="_Toc241896596"/>
       <w:r>
         <w:t>9.3 Document record</w:t>
       </w:r>
@@ -28898,7 +29625,7 @@
       <w:pPr>
         <w:pStyle w:val="Heading2"/>
       </w:pPr>
-      <w:bookmarkStart w:id="34" w:name="_Toc241781762"/>
+      <w:bookmarkStart w:id="34" w:name="_Toc241896597"/>
       <w:r>
         <w:t>9.4 Auto-fill review screen</w:t>
       </w:r>
@@ -29940,7 +30667,7 @@
         <w:pStyle w:val="Heading1"/>
         <w:pageBreakBefore/>
       </w:pPr>
-      <w:bookmarkStart w:id="35" w:name="_Toc241781763"/>
+      <w:bookmarkStart w:id="35" w:name="_Toc241896598"/>
       <w:r>
         <w:lastRenderedPageBreak/>
         <w:t>10. Completed forms and exports</w:t>
@@ -29951,7 +30678,7 @@
       <w:pPr>
         <w:pStyle w:val="Heading2"/>
       </w:pPr>
-      <w:bookmarkStart w:id="36" w:name="_Toc241781764"/>
+      <w:bookmarkStart w:id="36" w:name="_Toc241896599"/>
       <w:r>
         <w:t>10.1 Completed forms (Form PDFs)</w:t>
       </w:r>
@@ -31217,7 +31944,7 @@
         <w:pStyle w:val="Heading1"/>
         <w:pageBreakBefore/>
       </w:pPr>
-      <w:bookmarkStart w:id="37" w:name="_Toc241781765"/>
+      <w:bookmarkStart w:id="37" w:name="_Toc241896600"/>
       <w:r>
         <w:lastRenderedPageBreak/>
         <w:t>11. Study administration</w:t>
@@ -31228,7 +31955,7 @@
       <w:pPr>
         <w:pStyle w:val="Heading2"/>
       </w:pPr>
-      <w:bookmarkStart w:id="38" w:name="_Toc241781766"/>
+      <w:bookmarkStart w:id="38" w:name="_Toc241896601"/>
       <w:r>
         <w:t>11.1 Cost Dashboard</w:t>
       </w:r>
@@ -31638,7 +32365,7 @@
       <w:pPr>
         <w:pStyle w:val="Heading2"/>
       </w:pPr>
-      <w:bookmarkStart w:id="39" w:name="_Toc241781767"/>
+      <w:bookmarkStart w:id="39" w:name="_Toc241896602"/>
       <w:r>
         <w:t>11.2 Audit Log</w:t>
       </w:r>
@@ -32048,7 +32775,7 @@
       <w:pPr>
         <w:pStyle w:val="Heading2"/>
       </w:pPr>
-      <w:bookmarkStart w:id="40" w:name="_Toc241781768"/>
+      <w:bookmarkStart w:id="40" w:name="_Toc241896603"/>
       <w:r>
         <w:t>11.3 Research Clearance</w:t>
       </w:r>
@@ -32879,7 +33606,7 @@
       <w:pPr>
         <w:pStyle w:val="Heading2"/>
       </w:pPr>
-      <w:bookmarkStart w:id="41" w:name="_Toc241781769"/>
+      <w:bookmarkStart w:id="41" w:name="_Toc241896604"/>
       <w:r>
         <w:t>11.4 Export</w:t>
       </w:r>
@@ -33544,7 +34271,7 @@
         <w:sz w:val="16"/>
         <w:szCs w:val="16"/>
       </w:rPr>
-      <w:t>Version 1.16 · 1 October 2026</w:t>
+      <w:t>Version 1.17 · 3 October 2026</w:t>
     </w:r>
     <w:r>
       <w:rPr>
@@ -33717,10 +34444,10 @@
 <file path=word/numbering.xml><?xml version="1.0" encoding="utf-8"?>
 <w:numbering xmlns:wpc="http://schemas.microsoft.com/office/word/2010/wordprocessingCanvas" xmlns:cx="http://schemas.microsoft.com/office/drawing/2014/chartex" xmlns:cx1="http://schemas.microsoft.com/office/drawing/2015/9/8/chartex" xmlns:cx2="http://schemas.microsoft.com/office/drawing/2015/10/21/chartex" xmlns:cx3="http://schemas.microsoft.com/office/drawing/2016/5/9/chartex" xmlns:cx4="http://schemas.microsoft.com/office/drawing/2016/5/10/chartex" xmlns:cx5="http://schemas.microsoft.com/office/drawing/2016/5/11/chartex" xmlns:cx6="http://schemas.microsoft.com/office/drawing/2016/5/12/chartex" xmlns:cx7="http://schemas.microsoft.com/office/drawing/2016/5/13/chartex" xmlns:cx8="http://schemas.microsoft.com/office/drawing/2016/5/14/chartex" xmlns:mc="http://schemas.openxmlformats.org/markup-compatibility/2006" xmlns:aink="http://schemas.microsoft.com/office/drawing/2016/ink" xmlns:am3d="http://schemas.microsoft.com/office/drawing/2017/model3d" xmlns:o="urn:schemas-microsoft-com:office:office" xmlns:oel="http://schemas.microsoft.com/office/2019/extlst" xmlns:r="http://schemas.openxmlformats.org/officeDocument/2006/relationships" xmlns:m="http://schemas.openxmlformats.org/officeDocument/2006/math" xmlns:v="urn:schemas-microsoft-com:vml" xmlns:wp14="http://schemas.microsoft.com/office/word/2010/wordprocessingDrawing" xmlns:wp="http://schemas.openxmlformats.org/drawingml/2006/wordprocessingDrawing" xmlns:w10="urn:schemas-microsoft-com:office:word" xmlns:w="http://schemas.openxmlformats.org/wordprocessingml/2006/main" xmlns:w14="http://schemas.microsoft.com/office/word/2010/wordml" xmlns:w15="http://schemas.microsoft.com/office/word/2012/wordml" xmlns:w16cex="http://schemas.microsoft.com/office/word/2018/wordml/cex" xmlns:w16cid="http://schemas.microsoft.com/office/word/2016/wordml/cid" xmlns:w16="http://schemas.microsoft.com/office/word/2018/wordml" xmlns:w16sdtdh="http://schemas.microsoft.com/office/word/2020/wordml/sdtdatahash" xmlns:w16se="http://schemas.microsoft.com/office/word/2015/wordml/symex" xmlns:wpg="http://schemas.microsoft.com/office/word/2010/wordprocessingGroup" xmlns:wpi="http://schemas.microsoft.com/office/word/2010/wordprocessingInk" xmlns:wne="http://schemas.microsoft.com/office/word/2006/wordml" xmlns:wps="http://schemas.microsoft.com/office/word/2010/wordprocessingShape" mc:Ignorable="w14 w15 w16se w16cid w16 w16cex w16sdtdh wp14">
   <w:abstractNum w:abstractNumId="0" w15:restartNumberingAfterBreak="0">
-    <w:nsid w:val="11285174"/>
+    <w:nsid w:val="61097112"/>
     <w:multiLevelType w:val="hybridMultilevel"/>
-    <w:tmpl w:val="3222ACEA"/>
-    <w:lvl w:ilvl="0" w:tplc="22267E9C">
+    <w:tmpl w:val="0A2CB986"/>
+    <w:lvl w:ilvl="0" w:tplc="CB368464">
       <w:start w:val="1"/>
       <w:numFmt w:val="bullet"/>
       <w:lvlText w:val="●"/>
@@ -33729,7 +34456,7 @@
         <w:ind w:left="720" w:hanging="360"/>
       </w:pPr>
     </w:lvl>
-    <w:lvl w:ilvl="1" w:tplc="AA9472E2">
+    <w:lvl w:ilvl="1" w:tplc="77D221D4">
       <w:start w:val="1"/>
       <w:numFmt w:val="bullet"/>
       <w:lvlText w:val="○"/>
@@ -33738,7 +34465,7 @@
         <w:ind w:left="1440" w:hanging="360"/>
       </w:pPr>
     </w:lvl>
-    <w:lvl w:ilvl="2" w:tplc="C68A1EDA">
+    <w:lvl w:ilvl="2" w:tplc="0F0E0F6A">
       <w:start w:val="1"/>
       <w:numFmt w:val="bullet"/>
       <w:lvlText w:val="■"/>
@@ -33747,7 +34474,7 @@
         <w:ind w:left="2160" w:hanging="360"/>
       </w:pPr>
     </w:lvl>
-    <w:lvl w:ilvl="3" w:tplc="0C3CD12C">
+    <w:lvl w:ilvl="3" w:tplc="B04C0272">
       <w:start w:val="1"/>
       <w:numFmt w:val="bullet"/>
       <w:lvlText w:val="●"/>
@@ -33756,7 +34483,7 @@
         <w:ind w:left="2880" w:hanging="360"/>
       </w:pPr>
     </w:lvl>
-    <w:lvl w:ilvl="4" w:tplc="3E686C2E">
+    <w:lvl w:ilvl="4" w:tplc="2BB62C40">
       <w:start w:val="1"/>
       <w:numFmt w:val="bullet"/>
       <w:lvlText w:val="○"/>
@@ -33765,7 +34492,7 @@
         <w:ind w:left="3600" w:hanging="360"/>
       </w:pPr>
     </w:lvl>
-    <w:lvl w:ilvl="5" w:tplc="B7EE9CFC">
+    <w:lvl w:ilvl="5" w:tplc="ECEA4B10">
       <w:start w:val="1"/>
       <w:numFmt w:val="bullet"/>
       <w:lvlText w:val="■"/>
@@ -33774,7 +34501,7 @@
         <w:ind w:left="4320" w:hanging="360"/>
       </w:pPr>
     </w:lvl>
-    <w:lvl w:ilvl="6" w:tplc="1C0C4884">
+    <w:lvl w:ilvl="6" w:tplc="23DE8780">
       <w:start w:val="1"/>
       <w:numFmt w:val="bullet"/>
       <w:lvlText w:val="●"/>
@@ -33783,7 +34510,7 @@
         <w:ind w:left="5040" w:hanging="360"/>
       </w:pPr>
     </w:lvl>
-    <w:lvl w:ilvl="7" w:tplc="519A08A8">
+    <w:lvl w:ilvl="7" w:tplc="9CD4EFAC">
       <w:start w:val="1"/>
       <w:numFmt w:val="bullet"/>
       <w:lvlText w:val="●"/>
@@ -33792,7 +34519,7 @@
         <w:ind w:left="5760" w:hanging="360"/>
       </w:pPr>
     </w:lvl>
-    <w:lvl w:ilvl="8" w:tplc="8ABCC288">
+    <w:lvl w:ilvl="8" w:tplc="2B2A6246">
       <w:start w:val="1"/>
       <w:numFmt w:val="bullet"/>
       <w:lvlText w:val="●"/>
@@ -33803,10 +34530,10 @@
     </w:lvl>
   </w:abstractNum>
   <w:abstractNum w:abstractNumId="1" w15:restartNumberingAfterBreak="0">
-    <w:nsid w:val="3BF909C0"/>
+    <w:nsid w:val="7DEF7B53"/>
     <w:multiLevelType w:val="hybridMultilevel"/>
-    <w:tmpl w:val="55DC4DE8"/>
-    <w:lvl w:ilvl="0" w:tplc="2A58B892">
+    <w:tmpl w:val="C6206A50"/>
+    <w:lvl w:ilvl="0" w:tplc="FD9C10D0">
       <w:start w:val="1"/>
       <w:numFmt w:val="bullet"/>
       <w:lvlText w:val="•"/>
@@ -33815,7 +34542,7 @@
         <w:ind w:left="460" w:hanging="280"/>
       </w:pPr>
     </w:lvl>
-    <w:lvl w:ilvl="1" w:tplc="57D29C4E">
+    <w:lvl w:ilvl="1" w:tplc="4A400BF2">
       <w:start w:val="1"/>
       <w:numFmt w:val="bullet"/>
       <w:lvlText w:val="–"/>
@@ -33824,49 +34551,49 @@
         <w:ind w:left="900" w:hanging="280"/>
       </w:pPr>
     </w:lvl>
-    <w:lvl w:ilvl="2" w:tplc="FCCA5C6A">
+    <w:lvl w:ilvl="2" w:tplc="A4F0349C">
       <w:numFmt w:val="decimal"/>
       <w:lvlText w:val=""/>
       <w:lvlJc w:val="left"/>
     </w:lvl>
-    <w:lvl w:ilvl="3" w:tplc="BC7465AA">
+    <w:lvl w:ilvl="3" w:tplc="C568DAD8">
       <w:numFmt w:val="decimal"/>
       <w:lvlText w:val=""/>
       <w:lvlJc w:val="left"/>
     </w:lvl>
-    <w:lvl w:ilvl="4" w:tplc="9D3819B6">
+    <w:lvl w:ilvl="4" w:tplc="41024708">
       <w:numFmt w:val="decimal"/>
       <w:lvlText w:val=""/>
       <w:lvlJc w:val="left"/>
     </w:lvl>
-    <w:lvl w:ilvl="5" w:tplc="9DB0F2AC">
+    <w:lvl w:ilvl="5" w:tplc="7B8C4FE2">
       <w:numFmt w:val="decimal"/>
       <w:lvlText w:val=""/>
       <w:lvlJc w:val="left"/>
     </w:lvl>
-    <w:lvl w:ilvl="6" w:tplc="3698CDCE">
+    <w:lvl w:ilvl="6" w:tplc="297866BC">
       <w:numFmt w:val="decimal"/>
       <w:lvlText w:val=""/>
       <w:lvlJc w:val="left"/>
     </w:lvl>
-    <w:lvl w:ilvl="7" w:tplc="F2622D6A">
+    <w:lvl w:ilvl="7" w:tplc="C62E4AE0">
       <w:numFmt w:val="decimal"/>
       <w:lvlText w:val=""/>
       <w:lvlJc w:val="left"/>
     </w:lvl>
-    <w:lvl w:ilvl="8" w:tplc="856611AE">
+    <w:lvl w:ilvl="8" w:tplc="C2441D50">
       <w:numFmt w:val="decimal"/>
       <w:lvlText w:val=""/>
       <w:lvlJc w:val="left"/>
     </w:lvl>
   </w:abstractNum>
-  <w:num w:numId="1" w16cid:durableId="1952281737">
+  <w:num w:numId="1" w16cid:durableId="657997074">
     <w:abstractNumId w:val="0"/>
     <w:lvlOverride w:ilvl="0">
       <w:startOverride w:val="1"/>
     </w:lvlOverride>
   </w:num>
-  <w:num w:numId="2" w16cid:durableId="2072577097">
+  <w:num w:numId="2" w16cid:durableId="395935279">
     <w:abstractNumId w:val="1"/>
     <w:lvlOverride w:ilvl="0">
       <w:startOverride w:val="1"/>
@@ -34492,7 +35219,7 @@
     <w:autoRedefine/>
     <w:uiPriority w:val="39"/>
     <w:unhideWhenUsed/>
-    <w:rsid w:val="00702B85"/>
+    <w:rsid w:val="006D02B7"/>
     <w:pPr>
       <w:spacing w:after="100"/>
     </w:pPr>
@@ -34504,7 +35231,7 @@
     <w:autoRedefine/>
     <w:uiPriority w:val="39"/>
     <w:unhideWhenUsed/>
-    <w:rsid w:val="00702B85"/>
+    <w:rsid w:val="006D02B7"/>
     <w:pPr>
       <w:spacing w:after="100"/>
       <w:ind w:left="210"/>

--- a/docs/manuals/ABF-FST_Screen_and_Button_Reference.docx
+++ b/docs/manuals/ABF-FST_Screen_and_Button_Reference.docx
@@ -69,7 +69,7 @@
           <w:left w:w="10" w:type="dxa"/>
           <w:right w:w="10" w:type="dxa"/>
         </w:tblCellMar>
-        <w:tblLook w:val="04A0" w:firstRow="1" w:lastRow="0" w:firstColumn="1" w:lastColumn="0" w:noHBand="0" w:noVBand="1"/>
+        <w:tblLook w:val="0000" w:firstRow="0" w:lastRow="0" w:firstColumn="0" w:lastColumn="0" w:noHBand="0" w:noVBand="0"/>
       </w:tblPr>
       <w:tblGrid>
         <w:gridCol w:w="2300"/>
@@ -469,7 +469,7 @@
                 <w:sz w:val="19"/>
                 <w:szCs w:val="19"/>
               </w:rPr>
-              <w:t>Version 1.17 · 3 October 2026</w:t>
+              <w:t>Version 1.18 · 4 October 2026</w:t>
             </w:r>
           </w:p>
         </w:tc>
@@ -538,7 +538,7 @@
     <w:sdt>
       <w:sdtPr>
         <w:alias w:val="Contents"/>
-        <w:id w:val="1236900534"/>
+        <w:id w:val="2013253947"/>
       </w:sdtPr>
       <w:sdtEndPr/>
       <w:sdtContent>
@@ -567,7 +567,7 @@
           <w:r>
             <w:fldChar w:fldCharType="separate"/>
           </w:r>
-          <w:hyperlink w:anchor="_Toc241896563" w:history="1">
+          <w:hyperlink w:anchor="_Toc241997960" w:history="1">
             <w:r>
               <w:rPr>
                 <w:rStyle w:val="Hyperlink"/>
@@ -591,7 +591,7 @@
               <w:rPr>
                 <w:noProof/>
               </w:rPr>
-              <w:instrText xml:space="preserve"> PAGEREF _Toc241896563 \h </w:instrText>
+              <w:instrText xml:space="preserve"> PAGEREF _Toc241997960 \h </w:instrText>
             </w:r>
             <w:r>
               <w:rPr>
@@ -634,7 +634,7 @@
               <w14:ligatures w14:val="standardContextual"/>
             </w:rPr>
           </w:pPr>
-          <w:hyperlink w:anchor="_Toc241896564" w:history="1">
+          <w:hyperlink w:anchor="_Toc241997961" w:history="1">
             <w:r>
               <w:rPr>
                 <w:rStyle w:val="Hyperlink"/>
@@ -658,7 +658,7 @@
               <w:rPr>
                 <w:noProof/>
               </w:rPr>
-              <w:instrText xml:space="preserve"> PAGEREF _Toc241896564 \h </w:instrText>
+              <w:instrText xml:space="preserve"> PAGEREF _Toc241997961 \h </w:instrText>
             </w:r>
             <w:r>
               <w:rPr>
@@ -701,7 +701,7 @@
               <w14:ligatures w14:val="standardContextual"/>
             </w:rPr>
           </w:pPr>
-          <w:hyperlink w:anchor="_Toc241896565" w:history="1">
+          <w:hyperlink w:anchor="_Toc241997962" w:history="1">
             <w:r>
               <w:rPr>
                 <w:rStyle w:val="Hyperlink"/>
@@ -725,7 +725,7 @@
               <w:rPr>
                 <w:noProof/>
               </w:rPr>
-              <w:instrText xml:space="preserve"> PAGEREF _Toc241896565 \h </w:instrText>
+              <w:instrText xml:space="preserve"> PAGEREF _Toc241997962 \h </w:instrText>
             </w:r>
             <w:r>
               <w:rPr>
@@ -768,7 +768,7 @@
               <w14:ligatures w14:val="standardContextual"/>
             </w:rPr>
           </w:pPr>
-          <w:hyperlink w:anchor="_Toc241896566" w:history="1">
+          <w:hyperlink w:anchor="_Toc241997963" w:history="1">
             <w:r>
               <w:rPr>
                 <w:rStyle w:val="Hyperlink"/>
@@ -792,7 +792,7 @@
               <w:rPr>
                 <w:noProof/>
               </w:rPr>
-              <w:instrText xml:space="preserve"> PAGEREF _Toc241896566 \h </w:instrText>
+              <w:instrText xml:space="preserve"> PAGEREF _Toc241997963 \h </w:instrText>
             </w:r>
             <w:r>
               <w:rPr>
@@ -835,7 +835,7 @@
               <w14:ligatures w14:val="standardContextual"/>
             </w:rPr>
           </w:pPr>
-          <w:hyperlink w:anchor="_Toc241896567" w:history="1">
+          <w:hyperlink w:anchor="_Toc241997964" w:history="1">
             <w:r>
               <w:rPr>
                 <w:rStyle w:val="Hyperlink"/>
@@ -859,7 +859,7 @@
               <w:rPr>
                 <w:noProof/>
               </w:rPr>
-              <w:instrText xml:space="preserve"> PAGEREF _Toc241896567 \h </w:instrText>
+              <w:instrText xml:space="preserve"> PAGEREF _Toc241997964 \h </w:instrText>
             </w:r>
             <w:r>
               <w:rPr>
@@ -902,7 +902,7 @@
               <w14:ligatures w14:val="standardContextual"/>
             </w:rPr>
           </w:pPr>
-          <w:hyperlink w:anchor="_Toc241896568" w:history="1">
+          <w:hyperlink w:anchor="_Toc241997965" w:history="1">
             <w:r>
               <w:rPr>
                 <w:rStyle w:val="Hyperlink"/>
@@ -926,7 +926,7 @@
               <w:rPr>
                 <w:noProof/>
               </w:rPr>
-              <w:instrText xml:space="preserve"> PAGEREF _Toc241896568 \h </w:instrText>
+              <w:instrText xml:space="preserve"> PAGEREF _Toc241997965 \h </w:instrText>
             </w:r>
             <w:r>
               <w:rPr>
@@ -969,7 +969,7 @@
               <w14:ligatures w14:val="standardContextual"/>
             </w:rPr>
           </w:pPr>
-          <w:hyperlink w:anchor="_Toc241896569" w:history="1">
+          <w:hyperlink w:anchor="_Toc241997966" w:history="1">
             <w:r>
               <w:rPr>
                 <w:rStyle w:val="Hyperlink"/>
@@ -993,7 +993,7 @@
               <w:rPr>
                 <w:noProof/>
               </w:rPr>
-              <w:instrText xml:space="preserve"> PAGEREF _Toc241896569 \h </w:instrText>
+              <w:instrText xml:space="preserve"> PAGEREF _Toc241997966 \h </w:instrText>
             </w:r>
             <w:r>
               <w:rPr>
@@ -1036,7 +1036,7 @@
               <w14:ligatures w14:val="standardContextual"/>
             </w:rPr>
           </w:pPr>
-          <w:hyperlink w:anchor="_Toc241896570" w:history="1">
+          <w:hyperlink w:anchor="_Toc241997967" w:history="1">
             <w:r>
               <w:rPr>
                 <w:rStyle w:val="Hyperlink"/>
@@ -1060,7 +1060,7 @@
               <w:rPr>
                 <w:noProof/>
               </w:rPr>
-              <w:instrText xml:space="preserve"> PAGEREF _Toc241896570 \h </w:instrText>
+              <w:instrText xml:space="preserve"> PAGEREF _Toc241997967 \h </w:instrText>
             </w:r>
             <w:r>
               <w:rPr>
@@ -1103,7 +1103,7 @@
               <w14:ligatures w14:val="standardContextual"/>
             </w:rPr>
           </w:pPr>
-          <w:hyperlink w:anchor="_Toc241896571" w:history="1">
+          <w:hyperlink w:anchor="_Toc241997968" w:history="1">
             <w:r>
               <w:rPr>
                 <w:rStyle w:val="Hyperlink"/>
@@ -1127,7 +1127,7 @@
               <w:rPr>
                 <w:noProof/>
               </w:rPr>
-              <w:instrText xml:space="preserve"> PAGEREF _Toc241896571 \h </w:instrText>
+              <w:instrText xml:space="preserve"> PAGEREF _Toc241997968 \h </w:instrText>
             </w:r>
             <w:r>
               <w:rPr>
@@ -1170,7 +1170,7 @@
               <w14:ligatures w14:val="standardContextual"/>
             </w:rPr>
           </w:pPr>
-          <w:hyperlink w:anchor="_Toc241896572" w:history="1">
+          <w:hyperlink w:anchor="_Toc241997969" w:history="1">
             <w:r>
               <w:rPr>
                 <w:rStyle w:val="Hyperlink"/>
@@ -1194,7 +1194,7 @@
               <w:rPr>
                 <w:noProof/>
               </w:rPr>
-              <w:instrText xml:space="preserve"> PAGEREF _Toc241896572 \h </w:instrText>
+              <w:instrText xml:space="preserve"> PAGEREF _Toc241997969 \h </w:instrText>
             </w:r>
             <w:r>
               <w:rPr>
@@ -1237,7 +1237,7 @@
               <w14:ligatures w14:val="standardContextual"/>
             </w:rPr>
           </w:pPr>
-          <w:hyperlink w:anchor="_Toc241896573" w:history="1">
+          <w:hyperlink w:anchor="_Toc241997970" w:history="1">
             <w:r>
               <w:rPr>
                 <w:rStyle w:val="Hyperlink"/>
@@ -1261,7 +1261,7 @@
               <w:rPr>
                 <w:noProof/>
               </w:rPr>
-              <w:instrText xml:space="preserve"> PAGEREF _Toc241896573 \h </w:instrText>
+              <w:instrText xml:space="preserve"> PAGEREF _Toc241997970 \h </w:instrText>
             </w:r>
             <w:r>
               <w:rPr>
@@ -1304,7 +1304,7 @@
               <w14:ligatures w14:val="standardContextual"/>
             </w:rPr>
           </w:pPr>
-          <w:hyperlink w:anchor="_Toc241896574" w:history="1">
+          <w:hyperlink w:anchor="_Toc241997971" w:history="1">
             <w:r>
               <w:rPr>
                 <w:rStyle w:val="Hyperlink"/>
@@ -1328,7 +1328,7 @@
               <w:rPr>
                 <w:noProof/>
               </w:rPr>
-              <w:instrText xml:space="preserve"> PAGEREF _Toc241896574 \h </w:instrText>
+              <w:instrText xml:space="preserve"> PAGEREF _Toc241997971 \h </w:instrText>
             </w:r>
             <w:r>
               <w:rPr>
@@ -1371,7 +1371,7 @@
               <w14:ligatures w14:val="standardContextual"/>
             </w:rPr>
           </w:pPr>
-          <w:hyperlink w:anchor="_Toc241896575" w:history="1">
+          <w:hyperlink w:anchor="_Toc241997972" w:history="1">
             <w:r>
               <w:rPr>
                 <w:rStyle w:val="Hyperlink"/>
@@ -1395,7 +1395,7 @@
               <w:rPr>
                 <w:noProof/>
               </w:rPr>
-              <w:instrText xml:space="preserve"> PAGEREF _Toc241896575 \h </w:instrText>
+              <w:instrText xml:space="preserve"> PAGEREF _Toc241997972 \h </w:instrText>
             </w:r>
             <w:r>
               <w:rPr>
@@ -1438,7 +1438,7 @@
               <w14:ligatures w14:val="standardContextual"/>
             </w:rPr>
           </w:pPr>
-          <w:hyperlink w:anchor="_Toc241896576" w:history="1">
+          <w:hyperlink w:anchor="_Toc241997973" w:history="1">
             <w:r>
               <w:rPr>
                 <w:rStyle w:val="Hyperlink"/>
@@ -1462,7 +1462,7 @@
               <w:rPr>
                 <w:noProof/>
               </w:rPr>
-              <w:instrText xml:space="preserve"> PAGEREF _Toc241896576 \h </w:instrText>
+              <w:instrText xml:space="preserve"> PAGEREF _Toc241997973 \h </w:instrText>
             </w:r>
             <w:r>
               <w:rPr>
@@ -1505,7 +1505,7 @@
               <w14:ligatures w14:val="standardContextual"/>
             </w:rPr>
           </w:pPr>
-          <w:hyperlink w:anchor="_Toc241896577" w:history="1">
+          <w:hyperlink w:anchor="_Toc241997974" w:history="1">
             <w:r>
               <w:rPr>
                 <w:rStyle w:val="Hyperlink"/>
@@ -1529,7 +1529,7 @@
               <w:rPr>
                 <w:noProof/>
               </w:rPr>
-              <w:instrText xml:space="preserve"> PAGEREF _Toc241896577 \h </w:instrText>
+              <w:instrText xml:space="preserve"> PAGEREF _Toc241997974 \h </w:instrText>
             </w:r>
             <w:r>
               <w:rPr>
@@ -1572,7 +1572,7 @@
               <w14:ligatures w14:val="standardContextual"/>
             </w:rPr>
           </w:pPr>
-          <w:hyperlink w:anchor="_Toc241896578" w:history="1">
+          <w:hyperlink w:anchor="_Toc241997975" w:history="1">
             <w:r>
               <w:rPr>
                 <w:rStyle w:val="Hyperlink"/>
@@ -1596,7 +1596,7 @@
               <w:rPr>
                 <w:noProof/>
               </w:rPr>
-              <w:instrText xml:space="preserve"> PAGEREF _Toc241896578 \h </w:instrText>
+              <w:instrText xml:space="preserve"> PAGEREF _Toc241997975 \h </w:instrText>
             </w:r>
             <w:r>
               <w:rPr>
@@ -1639,7 +1639,7 @@
               <w14:ligatures w14:val="standardContextual"/>
             </w:rPr>
           </w:pPr>
-          <w:hyperlink w:anchor="_Toc241896579" w:history="1">
+          <w:hyperlink w:anchor="_Toc241997976" w:history="1">
             <w:r>
               <w:rPr>
                 <w:rStyle w:val="Hyperlink"/>
@@ -1663,7 +1663,7 @@
               <w:rPr>
                 <w:noProof/>
               </w:rPr>
-              <w:instrText xml:space="preserve"> PAGEREF _Toc241896579 \h </w:instrText>
+              <w:instrText xml:space="preserve"> PAGEREF _Toc241997976 \h </w:instrText>
             </w:r>
             <w:r>
               <w:rPr>
@@ -1706,7 +1706,7 @@
               <w14:ligatures w14:val="standardContextual"/>
             </w:rPr>
           </w:pPr>
-          <w:hyperlink w:anchor="_Toc241896580" w:history="1">
+          <w:hyperlink w:anchor="_Toc241997977" w:history="1">
             <w:r>
               <w:rPr>
                 <w:rStyle w:val="Hyperlink"/>
@@ -1730,7 +1730,7 @@
               <w:rPr>
                 <w:noProof/>
               </w:rPr>
-              <w:instrText xml:space="preserve"> PAGEREF _Toc241896580 \h </w:instrText>
+              <w:instrText xml:space="preserve"> PAGEREF _Toc241997977 \h </w:instrText>
             </w:r>
             <w:r>
               <w:rPr>
@@ -1773,7 +1773,7 @@
               <w14:ligatures w14:val="standardContextual"/>
             </w:rPr>
           </w:pPr>
-          <w:hyperlink w:anchor="_Toc241896581" w:history="1">
+          <w:hyperlink w:anchor="_Toc241997978" w:history="1">
             <w:r>
               <w:rPr>
                 <w:rStyle w:val="Hyperlink"/>
@@ -1797,7 +1797,7 @@
               <w:rPr>
                 <w:noProof/>
               </w:rPr>
-              <w:instrText xml:space="preserve"> PAGEREF _Toc241896581 \h </w:instrText>
+              <w:instrText xml:space="preserve"> PAGEREF _Toc241997978 \h </w:instrText>
             </w:r>
             <w:r>
               <w:rPr>
@@ -1840,7 +1840,7 @@
               <w14:ligatures w14:val="standardContextual"/>
             </w:rPr>
           </w:pPr>
-          <w:hyperlink w:anchor="_Toc241896582" w:history="1">
+          <w:hyperlink w:anchor="_Toc241997979" w:history="1">
             <w:r>
               <w:rPr>
                 <w:rStyle w:val="Hyperlink"/>
@@ -1864,7 +1864,7 @@
               <w:rPr>
                 <w:noProof/>
               </w:rPr>
-              <w:instrText xml:space="preserve"> PAGEREF _Toc241896582 \h </w:instrText>
+              <w:instrText xml:space="preserve"> PAGEREF _Toc241997979 \h </w:instrText>
             </w:r>
             <w:r>
               <w:rPr>
@@ -1907,7 +1907,7 @@
               <w14:ligatures w14:val="standardContextual"/>
             </w:rPr>
           </w:pPr>
-          <w:hyperlink w:anchor="_Toc241896583" w:history="1">
+          <w:hyperlink w:anchor="_Toc241997980" w:history="1">
             <w:r>
               <w:rPr>
                 <w:rStyle w:val="Hyperlink"/>
@@ -1931,7 +1931,7 @@
               <w:rPr>
                 <w:noProof/>
               </w:rPr>
-              <w:instrText xml:space="preserve"> PAGEREF _Toc241896583 \h </w:instrText>
+              <w:instrText xml:space="preserve"> PAGEREF _Toc241997980 \h </w:instrText>
             </w:r>
             <w:r>
               <w:rPr>
@@ -1974,7 +1974,7 @@
               <w14:ligatures w14:val="standardContextual"/>
             </w:rPr>
           </w:pPr>
-          <w:hyperlink w:anchor="_Toc241896584" w:history="1">
+          <w:hyperlink w:anchor="_Toc241997981" w:history="1">
             <w:r>
               <w:rPr>
                 <w:rStyle w:val="Hyperlink"/>
@@ -1998,7 +1998,7 @@
               <w:rPr>
                 <w:noProof/>
               </w:rPr>
-              <w:instrText xml:space="preserve"> PAGEREF _Toc241896584 \h </w:instrText>
+              <w:instrText xml:space="preserve"> PAGEREF _Toc241997981 \h </w:instrText>
             </w:r>
             <w:r>
               <w:rPr>
@@ -2041,7 +2041,7 @@
               <w14:ligatures w14:val="standardContextual"/>
             </w:rPr>
           </w:pPr>
-          <w:hyperlink w:anchor="_Toc241896585" w:history="1">
+          <w:hyperlink w:anchor="_Toc241997982" w:history="1">
             <w:r>
               <w:rPr>
                 <w:rStyle w:val="Hyperlink"/>
@@ -2065,7 +2065,7 @@
               <w:rPr>
                 <w:noProof/>
               </w:rPr>
-              <w:instrText xml:space="preserve"> PAGEREF _Toc241896585 \h </w:instrText>
+              <w:instrText xml:space="preserve"> PAGEREF _Toc241997982 \h </w:instrText>
             </w:r>
             <w:r>
               <w:rPr>
@@ -2108,7 +2108,7 @@
               <w14:ligatures w14:val="standardContextual"/>
             </w:rPr>
           </w:pPr>
-          <w:hyperlink w:anchor="_Toc241896586" w:history="1">
+          <w:hyperlink w:anchor="_Toc241997983" w:history="1">
             <w:r>
               <w:rPr>
                 <w:rStyle w:val="Hyperlink"/>
@@ -2132,7 +2132,7 @@
               <w:rPr>
                 <w:noProof/>
               </w:rPr>
-              <w:instrText xml:space="preserve"> PAGEREF _Toc241896586 \h </w:instrText>
+              <w:instrText xml:space="preserve"> PAGEREF _Toc241997983 \h </w:instrText>
             </w:r>
             <w:r>
               <w:rPr>
@@ -2175,7 +2175,7 @@
               <w14:ligatures w14:val="standardContextual"/>
             </w:rPr>
           </w:pPr>
-          <w:hyperlink w:anchor="_Toc241896587" w:history="1">
+          <w:hyperlink w:anchor="_Toc241997984" w:history="1">
             <w:r>
               <w:rPr>
                 <w:rStyle w:val="Hyperlink"/>
@@ -2199,7 +2199,7 @@
               <w:rPr>
                 <w:noProof/>
               </w:rPr>
-              <w:instrText xml:space="preserve"> PAGEREF _Toc241896587 \h </w:instrText>
+              <w:instrText xml:space="preserve"> PAGEREF _Toc241997984 \h </w:instrText>
             </w:r>
             <w:r>
               <w:rPr>
@@ -2242,7 +2242,7 @@
               <w14:ligatures w14:val="standardContextual"/>
             </w:rPr>
           </w:pPr>
-          <w:hyperlink w:anchor="_Toc241896588" w:history="1">
+          <w:hyperlink w:anchor="_Toc241997985" w:history="1">
             <w:r>
               <w:rPr>
                 <w:rStyle w:val="Hyperlink"/>
@@ -2266,7 +2266,7 @@
               <w:rPr>
                 <w:noProof/>
               </w:rPr>
-              <w:instrText xml:space="preserve"> PAGEREF _Toc241896588 \h </w:instrText>
+              <w:instrText xml:space="preserve"> PAGEREF _Toc241997985 \h </w:instrText>
             </w:r>
             <w:r>
               <w:rPr>
@@ -2309,7 +2309,7 @@
               <w14:ligatures w14:val="standardContextual"/>
             </w:rPr>
           </w:pPr>
-          <w:hyperlink w:anchor="_Toc241896589" w:history="1">
+          <w:hyperlink w:anchor="_Toc241997986" w:history="1">
             <w:r>
               <w:rPr>
                 <w:rStyle w:val="Hyperlink"/>
@@ -2333,7 +2333,7 @@
               <w:rPr>
                 <w:noProof/>
               </w:rPr>
-              <w:instrText xml:space="preserve"> PAGEREF _Toc241896589 \h </w:instrText>
+              <w:instrText xml:space="preserve"> PAGEREF _Toc241997986 \h </w:instrText>
             </w:r>
             <w:r>
               <w:rPr>
@@ -2376,7 +2376,7 @@
               <w14:ligatures w14:val="standardContextual"/>
             </w:rPr>
           </w:pPr>
-          <w:hyperlink w:anchor="_Toc241896590" w:history="1">
+          <w:hyperlink w:anchor="_Toc241997987" w:history="1">
             <w:r>
               <w:rPr>
                 <w:rStyle w:val="Hyperlink"/>
@@ -2400,7 +2400,7 @@
               <w:rPr>
                 <w:noProof/>
               </w:rPr>
-              <w:instrText xml:space="preserve"> PAGEREF _Toc241896590 \h </w:instrText>
+              <w:instrText xml:space="preserve"> PAGEREF _Toc241997987 \h </w:instrText>
             </w:r>
             <w:r>
               <w:rPr>
@@ -2443,7 +2443,7 @@
               <w14:ligatures w14:val="standardContextual"/>
             </w:rPr>
           </w:pPr>
-          <w:hyperlink w:anchor="_Toc241896591" w:history="1">
+          <w:hyperlink w:anchor="_Toc241997988" w:history="1">
             <w:r>
               <w:rPr>
                 <w:rStyle w:val="Hyperlink"/>
@@ -2467,7 +2467,7 @@
               <w:rPr>
                 <w:noProof/>
               </w:rPr>
-              <w:instrText xml:space="preserve"> PAGEREF _Toc241896591 \h </w:instrText>
+              <w:instrText xml:space="preserve"> PAGEREF _Toc241997988 \h </w:instrText>
             </w:r>
             <w:r>
               <w:rPr>
@@ -2510,7 +2510,7 @@
               <w14:ligatures w14:val="standardContextual"/>
             </w:rPr>
           </w:pPr>
-          <w:hyperlink w:anchor="_Toc241896592" w:history="1">
+          <w:hyperlink w:anchor="_Toc241997989" w:history="1">
             <w:r>
               <w:rPr>
                 <w:rStyle w:val="Hyperlink"/>
@@ -2534,7 +2534,7 @@
               <w:rPr>
                 <w:noProof/>
               </w:rPr>
-              <w:instrText xml:space="preserve"> PAGEREF _Toc241896592 \h </w:instrText>
+              <w:instrText xml:space="preserve"> PAGEREF _Toc241997989 \h </w:instrText>
             </w:r>
             <w:r>
               <w:rPr>
@@ -2577,7 +2577,7 @@
               <w14:ligatures w14:val="standardContextual"/>
             </w:rPr>
           </w:pPr>
-          <w:hyperlink w:anchor="_Toc241896593" w:history="1">
+          <w:hyperlink w:anchor="_Toc241997990" w:history="1">
             <w:r>
               <w:rPr>
                 <w:rStyle w:val="Hyperlink"/>
@@ -2601,7 +2601,7 @@
               <w:rPr>
                 <w:noProof/>
               </w:rPr>
-              <w:instrText xml:space="preserve"> PAGEREF _Toc241896593 \h </w:instrText>
+              <w:instrText xml:space="preserve"> PAGEREF _Toc241997990 \h </w:instrText>
             </w:r>
             <w:r>
               <w:rPr>
@@ -2644,7 +2644,7 @@
               <w14:ligatures w14:val="standardContextual"/>
             </w:rPr>
           </w:pPr>
-          <w:hyperlink w:anchor="_Toc241896594" w:history="1">
+          <w:hyperlink w:anchor="_Toc241997991" w:history="1">
             <w:r>
               <w:rPr>
                 <w:rStyle w:val="Hyperlink"/>
@@ -2668,7 +2668,7 @@
               <w:rPr>
                 <w:noProof/>
               </w:rPr>
-              <w:instrText xml:space="preserve"> PAGEREF _Toc241896594 \h </w:instrText>
+              <w:instrText xml:space="preserve"> PAGEREF _Toc241997991 \h </w:instrText>
             </w:r>
             <w:r>
               <w:rPr>
@@ -2711,7 +2711,7 @@
               <w14:ligatures w14:val="standardContextual"/>
             </w:rPr>
           </w:pPr>
-          <w:hyperlink w:anchor="_Toc241896595" w:history="1">
+          <w:hyperlink w:anchor="_Toc241997992" w:history="1">
             <w:r>
               <w:rPr>
                 <w:rStyle w:val="Hyperlink"/>
@@ -2735,7 +2735,7 @@
               <w:rPr>
                 <w:noProof/>
               </w:rPr>
-              <w:instrText xml:space="preserve"> PAGEREF _Toc241896595 \h </w:instrText>
+              <w:instrText xml:space="preserve"> PAGEREF _Toc241997992 \h </w:instrText>
             </w:r>
             <w:r>
               <w:rPr>
@@ -2778,7 +2778,7 @@
               <w14:ligatures w14:val="standardContextual"/>
             </w:rPr>
           </w:pPr>
-          <w:hyperlink w:anchor="_Toc241896596" w:history="1">
+          <w:hyperlink w:anchor="_Toc241997993" w:history="1">
             <w:r>
               <w:rPr>
                 <w:rStyle w:val="Hyperlink"/>
@@ -2802,7 +2802,7 @@
               <w:rPr>
                 <w:noProof/>
               </w:rPr>
-              <w:instrText xml:space="preserve"> PAGEREF _Toc241896596 \h </w:instrText>
+              <w:instrText xml:space="preserve"> PAGEREF _Toc241997993 \h </w:instrText>
             </w:r>
             <w:r>
               <w:rPr>
@@ -2845,7 +2845,7 @@
               <w14:ligatures w14:val="standardContextual"/>
             </w:rPr>
           </w:pPr>
-          <w:hyperlink w:anchor="_Toc241896597" w:history="1">
+          <w:hyperlink w:anchor="_Toc241997994" w:history="1">
             <w:r>
               <w:rPr>
                 <w:rStyle w:val="Hyperlink"/>
@@ -2869,7 +2869,7 @@
               <w:rPr>
                 <w:noProof/>
               </w:rPr>
-              <w:instrText xml:space="preserve"> PAGEREF _Toc241896597 \h </w:instrText>
+              <w:instrText xml:space="preserve"> PAGEREF _Toc241997994 \h </w:instrText>
             </w:r>
             <w:r>
               <w:rPr>
@@ -2912,7 +2912,7 @@
               <w14:ligatures w14:val="standardContextual"/>
             </w:rPr>
           </w:pPr>
-          <w:hyperlink w:anchor="_Toc241896598" w:history="1">
+          <w:hyperlink w:anchor="_Toc241997995" w:history="1">
             <w:r>
               <w:rPr>
                 <w:rStyle w:val="Hyperlink"/>
@@ -2936,7 +2936,7 @@
               <w:rPr>
                 <w:noProof/>
               </w:rPr>
-              <w:instrText xml:space="preserve"> PAGEREF _Toc241896598 \h </w:instrText>
+              <w:instrText xml:space="preserve"> PAGEREF _Toc241997995 \h </w:instrText>
             </w:r>
             <w:r>
               <w:rPr>
@@ -2979,7 +2979,7 @@
               <w14:ligatures w14:val="standardContextual"/>
             </w:rPr>
           </w:pPr>
-          <w:hyperlink w:anchor="_Toc241896599" w:history="1">
+          <w:hyperlink w:anchor="_Toc241997996" w:history="1">
             <w:r>
               <w:rPr>
                 <w:rStyle w:val="Hyperlink"/>
@@ -3003,7 +3003,7 @@
               <w:rPr>
                 <w:noProof/>
               </w:rPr>
-              <w:instrText xml:space="preserve"> PAGEREF _Toc241896599 \h </w:instrText>
+              <w:instrText xml:space="preserve"> PAGEREF _Toc241997996 \h </w:instrText>
             </w:r>
             <w:r>
               <w:rPr>
@@ -3046,7 +3046,7 @@
               <w14:ligatures w14:val="standardContextual"/>
             </w:rPr>
           </w:pPr>
-          <w:hyperlink w:anchor="_Toc241896600" w:history="1">
+          <w:hyperlink w:anchor="_Toc241997997" w:history="1">
             <w:r>
               <w:rPr>
                 <w:rStyle w:val="Hyperlink"/>
@@ -3070,7 +3070,7 @@
               <w:rPr>
                 <w:noProof/>
               </w:rPr>
-              <w:instrText xml:space="preserve"> PAGEREF _Toc241896600 \h </w:instrText>
+              <w:instrText xml:space="preserve"> PAGEREF _Toc241997997 \h </w:instrText>
             </w:r>
             <w:r>
               <w:rPr>
@@ -3113,7 +3113,7 @@
               <w14:ligatures w14:val="standardContextual"/>
             </w:rPr>
           </w:pPr>
-          <w:hyperlink w:anchor="_Toc241896601" w:history="1">
+          <w:hyperlink w:anchor="_Toc241997998" w:history="1">
             <w:r>
               <w:rPr>
                 <w:rStyle w:val="Hyperlink"/>
@@ -3137,7 +3137,7 @@
               <w:rPr>
                 <w:noProof/>
               </w:rPr>
-              <w:instrText xml:space="preserve"> PAGEREF _Toc241896601 \h </w:instrText>
+              <w:instrText xml:space="preserve"> PAGEREF _Toc241997998 \h </w:instrText>
             </w:r>
             <w:r>
               <w:rPr>
@@ -3180,7 +3180,7 @@
               <w14:ligatures w14:val="standardContextual"/>
             </w:rPr>
           </w:pPr>
-          <w:hyperlink w:anchor="_Toc241896602" w:history="1">
+          <w:hyperlink w:anchor="_Toc241997999" w:history="1">
             <w:r>
               <w:rPr>
                 <w:rStyle w:val="Hyperlink"/>
@@ -3204,7 +3204,7 @@
               <w:rPr>
                 <w:noProof/>
               </w:rPr>
-              <w:instrText xml:space="preserve"> PAGEREF _Toc241896602 \h </w:instrText>
+              <w:instrText xml:space="preserve"> PAGEREF _Toc241997999 \h </w:instrText>
             </w:r>
             <w:r>
               <w:rPr>
@@ -3247,7 +3247,7 @@
               <w14:ligatures w14:val="standardContextual"/>
             </w:rPr>
           </w:pPr>
-          <w:hyperlink w:anchor="_Toc241896603" w:history="1">
+          <w:hyperlink w:anchor="_Toc241998000" w:history="1">
             <w:r>
               <w:rPr>
                 <w:rStyle w:val="Hyperlink"/>
@@ -3271,7 +3271,7 @@
               <w:rPr>
                 <w:noProof/>
               </w:rPr>
-              <w:instrText xml:space="preserve"> PAGEREF _Toc241896603 \h </w:instrText>
+              <w:instrText xml:space="preserve"> PAGEREF _Toc241998000 \h </w:instrText>
             </w:r>
             <w:r>
               <w:rPr>
@@ -3314,7 +3314,7 @@
               <w14:ligatures w14:val="standardContextual"/>
             </w:rPr>
           </w:pPr>
-          <w:hyperlink w:anchor="_Toc241896604" w:history="1">
+          <w:hyperlink w:anchor="_Toc241998001" w:history="1">
             <w:r>
               <w:rPr>
                 <w:rStyle w:val="Hyperlink"/>
@@ -3338,7 +3338,7 @@
               <w:rPr>
                 <w:noProof/>
               </w:rPr>
-              <w:instrText xml:space="preserve"> PAGEREF _Toc241896604 \h </w:instrText>
+              <w:instrText xml:space="preserve"> PAGEREF _Toc241998001 \h </w:instrText>
             </w:r>
             <w:r>
               <w:rPr>
@@ -3377,7 +3377,7 @@
         <w:pStyle w:val="Heading1"/>
         <w:pageBreakBefore/>
       </w:pPr>
-      <w:bookmarkStart w:id="0" w:name="_Toc241896563"/>
+      <w:bookmarkStart w:id="0" w:name="_Toc241997960"/>
       <w:r>
         <w:lastRenderedPageBreak/>
         <w:t>1. About this reference</w:t>
@@ -3443,7 +3443,7 @@
           <w:left w:w="10" w:type="dxa"/>
           <w:right w:w="10" w:type="dxa"/>
         </w:tblCellMar>
-        <w:tblLook w:val="04A0" w:firstRow="1" w:lastRow="0" w:firstColumn="1" w:lastColumn="0" w:noHBand="0" w:noVBand="1"/>
+        <w:tblLook w:val="0000" w:firstRow="0" w:lastRow="0" w:firstColumn="0" w:lastColumn="0" w:noHBand="0" w:noVBand="0"/>
       </w:tblPr>
       <w:tblGrid>
         <w:gridCol w:w="2635"/>
@@ -3830,7 +3830,7 @@
         <w:pStyle w:val="Heading1"/>
         <w:pageBreakBefore/>
       </w:pPr>
-      <w:bookmarkStart w:id="1" w:name="_Toc241896564"/>
+      <w:bookmarkStart w:id="1" w:name="_Toc241997961"/>
       <w:r>
         <w:lastRenderedPageBreak/>
         <w:t>2. Rules that apply on every screen</w:t>
@@ -4047,7 +4047,7 @@
         <w:pStyle w:val="Heading1"/>
         <w:pageBreakBefore/>
       </w:pPr>
-      <w:bookmarkStart w:id="2" w:name="_Toc241896565"/>
+      <w:bookmarkStart w:id="2" w:name="_Toc241997962"/>
       <w:r>
         <w:lastRenderedPageBreak/>
         <w:t>3. Who can open which screen</w:t>
@@ -4077,7 +4077,7 @@
           <w:left w:w="10" w:type="dxa"/>
           <w:right w:w="10" w:type="dxa"/>
         </w:tblCellMar>
-        <w:tblLook w:val="04A0" w:firstRow="1" w:lastRow="0" w:firstColumn="1" w:lastColumn="0" w:noHBand="0" w:noVBand="1"/>
+        <w:tblLook w:val="0000" w:firstRow="0" w:lastRow="0" w:firstColumn="0" w:lastColumn="0" w:noHBand="0" w:noVBand="0"/>
       </w:tblPr>
       <w:tblGrid>
         <w:gridCol w:w="3388"/>
@@ -9753,7 +9753,7 @@
         <w:pStyle w:val="Heading1"/>
         <w:pageBreakBefore/>
       </w:pPr>
-      <w:bookmarkStart w:id="3" w:name="_Toc241896566"/>
+      <w:bookmarkStart w:id="3" w:name="_Toc241997963"/>
       <w:r>
         <w:lastRenderedPageBreak/>
         <w:t>4. Signing in and your account</w:t>
@@ -9764,7 +9764,7 @@
       <w:pPr>
         <w:pStyle w:val="Heading2"/>
       </w:pPr>
-      <w:bookmarkStart w:id="4" w:name="_Toc241896567"/>
+      <w:bookmarkStart w:id="4" w:name="_Toc241997964"/>
       <w:r>
         <w:t>4.1 Sign in</w:t>
       </w:r>
@@ -9827,7 +9827,7 @@
           <w:left w:w="10" w:type="dxa"/>
           <w:right w:w="10" w:type="dxa"/>
         </w:tblCellMar>
-        <w:tblLook w:val="04A0" w:firstRow="1" w:lastRow="0" w:firstColumn="1" w:lastColumn="0" w:noHBand="0" w:noVBand="1"/>
+        <w:tblLook w:val="0000" w:firstRow="0" w:lastRow="0" w:firstColumn="0" w:lastColumn="0" w:noHBand="0" w:noVBand="0"/>
       </w:tblPr>
       <w:tblGrid>
         <w:gridCol w:w="1882"/>
@@ -10277,7 +10277,7 @@
       <w:pPr>
         <w:pStyle w:val="Heading2"/>
       </w:pPr>
-      <w:bookmarkStart w:id="5" w:name="_Toc241896568"/>
+      <w:bookmarkStart w:id="5" w:name="_Toc241997965"/>
       <w:r>
         <w:t>4.2 The header and menu bar (every screen)</w:t>
       </w:r>
@@ -10340,7 +10340,7 @@
           <w:left w:w="10" w:type="dxa"/>
           <w:right w:w="10" w:type="dxa"/>
         </w:tblCellMar>
-        <w:tblLook w:val="04A0" w:firstRow="1" w:lastRow="0" w:firstColumn="1" w:lastColumn="0" w:noHBand="0" w:noVBand="1"/>
+        <w:tblLook w:val="0000" w:firstRow="0" w:lastRow="0" w:firstColumn="0" w:lastColumn="0" w:noHBand="0" w:noVBand="0"/>
       </w:tblPr>
       <w:tblGrid>
         <w:gridCol w:w="1882"/>
@@ -11000,7 +11000,7 @@
       <w:pPr>
         <w:pStyle w:val="Heading2"/>
       </w:pPr>
-      <w:bookmarkStart w:id="6" w:name="_Toc241896569"/>
+      <w:bookmarkStart w:id="6" w:name="_Toc241997966"/>
       <w:r>
         <w:lastRenderedPageBreak/>
         <w:t>4.3 Change Password</w:t>
@@ -11064,7 +11064,7 @@
           <w:left w:w="10" w:type="dxa"/>
           <w:right w:w="10" w:type="dxa"/>
         </w:tblCellMar>
-        <w:tblLook w:val="04A0" w:firstRow="1" w:lastRow="0" w:firstColumn="1" w:lastColumn="0" w:noHBand="0" w:noVBand="1"/>
+        <w:tblLook w:val="0000" w:firstRow="0" w:lastRow="0" w:firstColumn="0" w:lastColumn="0" w:noHBand="0" w:noVBand="0"/>
       </w:tblPr>
       <w:tblGrid>
         <w:gridCol w:w="1882"/>
@@ -11622,7 +11622,7 @@
         <w:pStyle w:val="Heading1"/>
         <w:pageBreakBefore/>
       </w:pPr>
-      <w:bookmarkStart w:id="7" w:name="_Toc241896570"/>
+      <w:bookmarkStart w:id="7" w:name="_Toc241997967"/>
       <w:r>
         <w:lastRenderedPageBreak/>
         <w:t>5. Dashboards and Reports (read-only)</w:t>
@@ -11633,7 +11633,7 @@
       <w:pPr>
         <w:pStyle w:val="Heading2"/>
       </w:pPr>
-      <w:bookmarkStart w:id="8" w:name="_Toc241896571"/>
+      <w:bookmarkStart w:id="8" w:name="_Toc241997968"/>
       <w:r>
         <w:t>5.1 Executive Dashboard</w:t>
       </w:r>
@@ -11696,7 +11696,7 @@
           <w:left w:w="10" w:type="dxa"/>
           <w:right w:w="10" w:type="dxa"/>
         </w:tblCellMar>
-        <w:tblLook w:val="04A0" w:firstRow="1" w:lastRow="0" w:firstColumn="1" w:lastColumn="0" w:noHBand="0" w:noVBand="1"/>
+        <w:tblLook w:val="0000" w:firstRow="0" w:lastRow="0" w:firstColumn="0" w:lastColumn="0" w:noHBand="0" w:noVBand="0"/>
       </w:tblPr>
       <w:tblGrid>
         <w:gridCol w:w="1882"/>
@@ -12146,7 +12146,7 @@
       <w:pPr>
         <w:pStyle w:val="Heading2"/>
       </w:pPr>
-      <w:bookmarkStart w:id="9" w:name="_Toc241896572"/>
+      <w:bookmarkStart w:id="9" w:name="_Toc241997969"/>
       <w:r>
         <w:t>5.2 Sampling Dashboard</w:t>
       </w:r>
@@ -12209,7 +12209,7 @@
           <w:left w:w="10" w:type="dxa"/>
           <w:right w:w="10" w:type="dxa"/>
         </w:tblCellMar>
-        <w:tblLook w:val="04A0" w:firstRow="1" w:lastRow="0" w:firstColumn="1" w:lastColumn="0" w:noHBand="0" w:noVBand="1"/>
+        <w:tblLook w:val="0000" w:firstRow="0" w:lastRow="0" w:firstColumn="0" w:lastColumn="0" w:noHBand="0" w:noVBand="0"/>
       </w:tblPr>
       <w:tblGrid>
         <w:gridCol w:w="1882"/>
@@ -12659,7 +12659,7 @@
       <w:pPr>
         <w:pStyle w:val="Heading2"/>
       </w:pPr>
-      <w:bookmarkStart w:id="10" w:name="_Toc241896573"/>
+      <w:bookmarkStart w:id="10" w:name="_Toc241997970"/>
       <w:r>
         <w:t>5.3 Contact Dashboard</w:t>
       </w:r>
@@ -12723,7 +12723,7 @@
           <w:left w:w="10" w:type="dxa"/>
           <w:right w:w="10" w:type="dxa"/>
         </w:tblCellMar>
-        <w:tblLook w:val="04A0" w:firstRow="1" w:lastRow="0" w:firstColumn="1" w:lastColumn="0" w:noHBand="0" w:noVBand="1"/>
+        <w:tblLook w:val="0000" w:firstRow="0" w:lastRow="0" w:firstColumn="0" w:lastColumn="0" w:noHBand="0" w:noVBand="0"/>
       </w:tblPr>
       <w:tblGrid>
         <w:gridCol w:w="1882"/>
@@ -12963,7 +12963,7 @@
       <w:pPr>
         <w:pStyle w:val="Heading2"/>
       </w:pPr>
-      <w:bookmarkStart w:id="11" w:name="_Toc241896574"/>
+      <w:bookmarkStart w:id="11" w:name="_Toc241997971"/>
       <w:r>
         <w:t>5.4 QA Dashboard</w:t>
       </w:r>
@@ -13026,7 +13026,7 @@
           <w:left w:w="10" w:type="dxa"/>
           <w:right w:w="10" w:type="dxa"/>
         </w:tblCellMar>
-        <w:tblLook w:val="04A0" w:firstRow="1" w:lastRow="0" w:firstColumn="1" w:lastColumn="0" w:noHBand="0" w:noVBand="1"/>
+        <w:tblLook w:val="0000" w:firstRow="0" w:lastRow="0" w:firstColumn="0" w:lastColumn="0" w:noHBand="0" w:noVBand="0"/>
       </w:tblPr>
       <w:tblGrid>
         <w:gridCol w:w="1882"/>
@@ -13583,7 +13583,7 @@
       <w:pPr>
         <w:pStyle w:val="Heading2"/>
       </w:pPr>
-      <w:bookmarkStart w:id="12" w:name="_Toc241896575"/>
+      <w:bookmarkStart w:id="12" w:name="_Toc241997972"/>
       <w:r>
         <w:t>5.5 KII / Document Dashboard</w:t>
       </w:r>
@@ -13646,7 +13646,7 @@
           <w:left w:w="10" w:type="dxa"/>
           <w:right w:w="10" w:type="dxa"/>
         </w:tblCellMar>
-        <w:tblLook w:val="04A0" w:firstRow="1" w:lastRow="0" w:firstColumn="1" w:lastColumn="0" w:noHBand="0" w:noVBand="1"/>
+        <w:tblLook w:val="0000" w:firstRow="0" w:lastRow="0" w:firstColumn="0" w:lastColumn="0" w:noHBand="0" w:noVBand="0"/>
       </w:tblPr>
       <w:tblGrid>
         <w:gridCol w:w="1882"/>
@@ -13993,7 +13993,7 @@
       <w:pPr>
         <w:pStyle w:val="Heading2"/>
       </w:pPr>
-      <w:bookmarkStart w:id="13" w:name="_Toc241896576"/>
+      <w:bookmarkStart w:id="13" w:name="_Toc241997973"/>
       <w:r>
         <w:lastRenderedPageBreak/>
         <w:t>5.6 Reports</w:t>
@@ -14057,7 +14057,7 @@
           <w:left w:w="10" w:type="dxa"/>
           <w:right w:w="10" w:type="dxa"/>
         </w:tblCellMar>
-        <w:tblLook w:val="04A0" w:firstRow="1" w:lastRow="0" w:firstColumn="1" w:lastColumn="0" w:noHBand="0" w:noVBand="1"/>
+        <w:tblLook w:val="0000" w:firstRow="0" w:lastRow="0" w:firstColumn="0" w:lastColumn="0" w:noHBand="0" w:noVBand="0"/>
       </w:tblPr>
       <w:tblGrid>
         <w:gridCol w:w="1882"/>
@@ -14508,7 +14508,7 @@
         <w:pStyle w:val="Heading1"/>
         <w:pageBreakBefore/>
       </w:pPr>
-      <w:bookmarkStart w:id="14" w:name="_Toc241896577"/>
+      <w:bookmarkStart w:id="14" w:name="_Toc241997974"/>
       <w:r>
         <w:lastRenderedPageBreak/>
         <w:t>6. The sample and contact</w:t>
@@ -14519,7 +14519,7 @@
       <w:pPr>
         <w:pStyle w:val="Heading2"/>
       </w:pPr>
-      <w:bookmarkStart w:id="15" w:name="_Toc241896578"/>
+      <w:bookmarkStart w:id="15" w:name="_Toc241997975"/>
       <w:r>
         <w:t>6.1 Main-400 Register (and Reserve)</w:t>
       </w:r>
@@ -14582,7 +14582,7 @@
           <w:left w:w="10" w:type="dxa"/>
           <w:right w:w="10" w:type="dxa"/>
         </w:tblCellMar>
-        <w:tblLook w:val="04A0" w:firstRow="1" w:lastRow="0" w:firstColumn="1" w:lastColumn="0" w:noHBand="0" w:noVBand="1"/>
+        <w:tblLook w:val="0000" w:firstRow="0" w:lastRow="0" w:firstColumn="0" w:lastColumn="0" w:noHBand="0" w:noVBand="0"/>
       </w:tblPr>
       <w:tblGrid>
         <w:gridCol w:w="1882"/>
@@ -15873,7 +15873,7 @@
       <w:pPr>
         <w:pStyle w:val="Heading2"/>
       </w:pPr>
-      <w:bookmarkStart w:id="16" w:name="_Toc241896579"/>
+      <w:bookmarkStart w:id="16" w:name="_Toc241997976"/>
       <w:r>
         <w:t>6.2 Case page</w:t>
       </w:r>
@@ -15936,7 +15936,7 @@
           <w:left w:w="10" w:type="dxa"/>
           <w:right w:w="10" w:type="dxa"/>
         </w:tblCellMar>
-        <w:tblLook w:val="04A0" w:firstRow="1" w:lastRow="0" w:firstColumn="1" w:lastColumn="0" w:noHBand="0" w:noVBand="1"/>
+        <w:tblLook w:val="0000" w:firstRow="0" w:lastRow="0" w:firstColumn="0" w:lastColumn="0" w:noHBand="0" w:noVBand="0"/>
       </w:tblPr>
       <w:tblGrid>
         <w:gridCol w:w="1882"/>
@@ -17865,7 +17865,7 @@
       <w:pPr>
         <w:pStyle w:val="Heading2"/>
       </w:pPr>
-      <w:bookmarkStart w:id="17" w:name="_Toc241896580"/>
+      <w:bookmarkStart w:id="17" w:name="_Toc241997977"/>
       <w:r>
         <w:t>6.3 Pre-Interview Profile (PROIT) and its review screen</w:t>
       </w:r>
@@ -17928,7 +17928,7 @@
           <w:left w:w="10" w:type="dxa"/>
           <w:right w:w="10" w:type="dxa"/>
         </w:tblCellMar>
-        <w:tblLook w:val="04A0" w:firstRow="1" w:lastRow="0" w:firstColumn="1" w:lastColumn="0" w:noHBand="0" w:noVBand="1"/>
+        <w:tblLook w:val="0000" w:firstRow="0" w:lastRow="0" w:firstColumn="0" w:lastColumn="0" w:noHBand="0" w:noVBand="0"/>
       </w:tblPr>
       <w:tblGrid>
         <w:gridCol w:w="1882"/>
@@ -19430,7 +19430,7 @@
       <w:pPr>
         <w:pStyle w:val="Heading2"/>
       </w:pPr>
-      <w:bookmarkStart w:id="18" w:name="_Toc241896581"/>
+      <w:bookmarkStart w:id="18" w:name="_Toc241997978"/>
       <w:r>
         <w:t>6.4 Interview sheet (verifying a locked profile)</w:t>
       </w:r>
@@ -19493,7 +19493,7 @@
           <w:left w:w="10" w:type="dxa"/>
           <w:right w:w="10" w:type="dxa"/>
         </w:tblCellMar>
-        <w:tblLook w:val="04A0" w:firstRow="1" w:lastRow="0" w:firstColumn="1" w:lastColumn="0" w:noHBand="0" w:noVBand="1"/>
+        <w:tblLook w:val="0000" w:firstRow="0" w:lastRow="0" w:firstColumn="0" w:lastColumn="0" w:noHBand="0" w:noVBand="0"/>
       </w:tblPr>
       <w:tblGrid>
         <w:gridCol w:w="1882"/>
@@ -20681,7 +20681,7 @@
       <w:pPr>
         <w:pStyle w:val="Heading2"/>
       </w:pPr>
-      <w:bookmarkStart w:id="19" w:name="_Toc241896582"/>
+      <w:bookmarkStart w:id="19" w:name="_Toc241997979"/>
       <w:r>
         <w:t>6.5 Register Organisation</w:t>
       </w:r>
@@ -20744,7 +20744,7 @@
           <w:left w:w="10" w:type="dxa"/>
           <w:right w:w="10" w:type="dxa"/>
         </w:tblCellMar>
-        <w:tblLook w:val="04A0" w:firstRow="1" w:lastRow="0" w:firstColumn="1" w:lastColumn="0" w:noHBand="0" w:noVBand="1"/>
+        <w:tblLook w:val="0000" w:firstRow="0" w:lastRow="0" w:firstColumn="0" w:lastColumn="0" w:noHBand="0" w:noVBand="0"/>
       </w:tblPr>
       <w:tblGrid>
         <w:gridCol w:w="1882"/>
@@ -21404,7 +21404,7 @@
       <w:pPr>
         <w:pStyle w:val="Heading2"/>
       </w:pPr>
-      <w:bookmarkStart w:id="20" w:name="_Toc241896583"/>
+      <w:bookmarkStart w:id="20" w:name="_Toc241997980"/>
       <w:r>
         <w:lastRenderedPageBreak/>
         <w:t>6.6 Appointment Queue</w:t>
@@ -21468,7 +21468,7 @@
           <w:left w:w="10" w:type="dxa"/>
           <w:right w:w="10" w:type="dxa"/>
         </w:tblCellMar>
-        <w:tblLook w:val="04A0" w:firstRow="1" w:lastRow="0" w:firstColumn="1" w:lastColumn="0" w:noHBand="0" w:noVBand="1"/>
+        <w:tblLook w:val="0000" w:firstRow="0" w:lastRow="0" w:firstColumn="0" w:lastColumn="0" w:noHBand="0" w:noVBand="0"/>
       </w:tblPr>
       <w:tblGrid>
         <w:gridCol w:w="1882"/>
@@ -22025,7 +22025,7 @@
       <w:pPr>
         <w:pStyle w:val="Heading2"/>
       </w:pPr>
-      <w:bookmarkStart w:id="21" w:name="_Toc241896584"/>
+      <w:bookmarkStart w:id="21" w:name="_Toc241997981"/>
       <w:r>
         <w:t>6.7 Follow-ups due</w:t>
       </w:r>
@@ -22088,7 +22088,7 @@
           <w:left w:w="10" w:type="dxa"/>
           <w:right w:w="10" w:type="dxa"/>
         </w:tblCellMar>
-        <w:tblLook w:val="04A0" w:firstRow="1" w:lastRow="0" w:firstColumn="1" w:lastColumn="0" w:noHBand="0" w:noVBand="1"/>
+        <w:tblLook w:val="0000" w:firstRow="0" w:lastRow="0" w:firstColumn="0" w:lastColumn="0" w:noHBand="0" w:noVBand="0"/>
       </w:tblPr>
       <w:tblGrid>
         <w:gridCol w:w="1882"/>
@@ -22538,7 +22538,7 @@
       <w:pPr>
         <w:pStyle w:val="Heading2"/>
       </w:pPr>
-      <w:bookmarkStart w:id="22" w:name="_Toc241896585"/>
+      <w:bookmarkStart w:id="22" w:name="_Toc241997982"/>
       <w:r>
         <w:t>6.8 Reserve Activation</w:t>
       </w:r>
@@ -22601,7 +22601,7 @@
           <w:left w:w="10" w:type="dxa"/>
           <w:right w:w="10" w:type="dxa"/>
         </w:tblCellMar>
-        <w:tblLook w:val="04A0" w:firstRow="1" w:lastRow="0" w:firstColumn="1" w:lastColumn="0" w:noHBand="0" w:noVBand="1"/>
+        <w:tblLook w:val="0000" w:firstRow="0" w:lastRow="0" w:firstColumn="0" w:lastColumn="0" w:noHBand="0" w:noVBand="0"/>
       </w:tblPr>
       <w:tblGrid>
         <w:gridCol w:w="1882"/>
@@ -23160,7 +23160,7 @@
         <w:pStyle w:val="Heading1"/>
         <w:pageBreakBefore/>
       </w:pPr>
-      <w:bookmarkStart w:id="23" w:name="_Toc241896586"/>
+      <w:bookmarkStart w:id="23" w:name="_Toc241997983"/>
       <w:r>
         <w:lastRenderedPageBreak/>
         <w:t>7. Quality checking</w:t>
@@ -23171,7 +23171,7 @@
       <w:pPr>
         <w:pStyle w:val="Heading2"/>
       </w:pPr>
-      <w:bookmarkStart w:id="24" w:name="_Toc241896587"/>
+      <w:bookmarkStart w:id="24" w:name="_Toc241997984"/>
       <w:r>
         <w:t>7.1 QA Queue (with the KoboToolbox sync panel)</w:t>
       </w:r>
@@ -23234,7 +23234,7 @@
           <w:left w:w="10" w:type="dxa"/>
           <w:right w:w="10" w:type="dxa"/>
         </w:tblCellMar>
-        <w:tblLook w:val="04A0" w:firstRow="1" w:lastRow="0" w:firstColumn="1" w:lastColumn="0" w:noHBand="0" w:noVBand="1"/>
+        <w:tblLook w:val="0000" w:firstRow="0" w:lastRow="0" w:firstColumn="0" w:lastColumn="0" w:noHBand="0" w:noVBand="0"/>
       </w:tblPr>
       <w:tblGrid>
         <w:gridCol w:w="1882"/>
@@ -23894,7 +23894,7 @@
       <w:pPr>
         <w:pStyle w:val="Heading2"/>
       </w:pPr>
-      <w:bookmarkStart w:id="25" w:name="_Toc241896588"/>
+      <w:bookmarkStart w:id="25" w:name="_Toc241997985"/>
       <w:r>
         <w:t>7.2 QA Exceptions</w:t>
       </w:r>
@@ -23957,7 +23957,7 @@
           <w:left w:w="10" w:type="dxa"/>
           <w:right w:w="10" w:type="dxa"/>
         </w:tblCellMar>
-        <w:tblLook w:val="04A0" w:firstRow="1" w:lastRow="0" w:firstColumn="1" w:lastColumn="0" w:noHBand="0" w:noVBand="1"/>
+        <w:tblLook w:val="0000" w:firstRow="0" w:lastRow="0" w:firstColumn="0" w:lastColumn="0" w:noHBand="0" w:noVBand="0"/>
       </w:tblPr>
       <w:tblGrid>
         <w:gridCol w:w="1882"/>
@@ -24726,7 +24726,7 @@
         <w:pStyle w:val="Heading1"/>
         <w:pageBreakBefore/>
       </w:pPr>
-      <w:bookmarkStart w:id="26" w:name="_Toc241896589"/>
+      <w:bookmarkStart w:id="26" w:name="_Toc241997986"/>
       <w:r>
         <w:lastRenderedPageBreak/>
         <w:t>8. Key Informant Interviews</w:t>
@@ -24737,7 +24737,7 @@
       <w:pPr>
         <w:pStyle w:val="Heading2"/>
       </w:pPr>
-      <w:bookmarkStart w:id="27" w:name="_Toc241896590"/>
+      <w:bookmarkStart w:id="27" w:name="_Toc241997987"/>
       <w:r>
         <w:t>8.1 KII Register</w:t>
       </w:r>
@@ -24800,7 +24800,7 @@
           <w:left w:w="10" w:type="dxa"/>
           <w:right w:w="10" w:type="dxa"/>
         </w:tblCellMar>
-        <w:tblLook w:val="04A0" w:firstRow="1" w:lastRow="0" w:firstColumn="1" w:lastColumn="0" w:noHBand="0" w:noVBand="1"/>
+        <w:tblLook w:val="0000" w:firstRow="0" w:lastRow="0" w:firstColumn="0" w:lastColumn="0" w:noHBand="0" w:noVBand="0"/>
       </w:tblPr>
       <w:tblGrid>
         <w:gridCol w:w="1882"/>
@@ -25357,7 +25357,7 @@
       <w:pPr>
         <w:pStyle w:val="Heading2"/>
       </w:pPr>
-      <w:bookmarkStart w:id="28" w:name="_Toc241896591"/>
+      <w:bookmarkStart w:id="28" w:name="_Toc241997988"/>
       <w:r>
         <w:t>8.2 New KII Record</w:t>
       </w:r>
@@ -25420,7 +25420,7 @@
           <w:left w:w="10" w:type="dxa"/>
           <w:right w:w="10" w:type="dxa"/>
         </w:tblCellMar>
-        <w:tblLook w:val="04A0" w:firstRow="1" w:lastRow="0" w:firstColumn="1" w:lastColumn="0" w:noHBand="0" w:noVBand="1"/>
+        <w:tblLook w:val="0000" w:firstRow="0" w:lastRow="0" w:firstColumn="0" w:lastColumn="0" w:noHBand="0" w:noVBand="0"/>
       </w:tblPr>
       <w:tblGrid>
         <w:gridCol w:w="1882"/>
@@ -25767,7 +25767,7 @@
       <w:pPr>
         <w:pStyle w:val="Heading2"/>
       </w:pPr>
-      <w:bookmarkStart w:id="29" w:name="_Toc241896592"/>
+      <w:bookmarkStart w:id="29" w:name="_Toc241997989"/>
       <w:r>
         <w:t>8.3 KII record</w:t>
       </w:r>
@@ -25830,7 +25830,7 @@
           <w:left w:w="10" w:type="dxa"/>
           <w:right w:w="10" w:type="dxa"/>
         </w:tblCellMar>
-        <w:tblLook w:val="04A0" w:firstRow="1" w:lastRow="0" w:firstColumn="1" w:lastColumn="0" w:noHBand="0" w:noVBand="1"/>
+        <w:tblLook w:val="0000" w:firstRow="0" w:lastRow="0" w:firstColumn="0" w:lastColumn="0" w:noHBand="0" w:noVBand="0"/>
       </w:tblPr>
       <w:tblGrid>
         <w:gridCol w:w="1882"/>
@@ -26809,7 +26809,7 @@
         <w:pStyle w:val="Heading1"/>
         <w:pageBreakBefore/>
       </w:pPr>
-      <w:bookmarkStart w:id="30" w:name="_Toc241896593"/>
+      <w:bookmarkStart w:id="30" w:name="_Toc241997990"/>
       <w:r>
         <w:lastRenderedPageBreak/>
         <w:t>9. Documentary evidence</w:t>
@@ -26820,7 +26820,7 @@
       <w:pPr>
         <w:pStyle w:val="Heading2"/>
       </w:pPr>
-      <w:bookmarkStart w:id="31" w:name="_Toc241896594"/>
+      <w:bookmarkStart w:id="31" w:name="_Toc241997991"/>
       <w:r>
         <w:t>9.1 Documents (the corpus)</w:t>
       </w:r>
@@ -26883,7 +26883,7 @@
           <w:left w:w="10" w:type="dxa"/>
           <w:right w:w="10" w:type="dxa"/>
         </w:tblCellMar>
-        <w:tblLook w:val="04A0" w:firstRow="1" w:lastRow="0" w:firstColumn="1" w:lastColumn="0" w:noHBand="0" w:noVBand="1"/>
+        <w:tblLook w:val="0000" w:firstRow="0" w:lastRow="0" w:firstColumn="0" w:lastColumn="0" w:noHBand="0" w:noVBand="0"/>
       </w:tblPr>
       <w:tblGrid>
         <w:gridCol w:w="1882"/>
@@ -27440,7 +27440,7 @@
       <w:pPr>
         <w:pStyle w:val="Heading2"/>
       </w:pPr>
-      <w:bookmarkStart w:id="32" w:name="_Toc241896595"/>
+      <w:bookmarkStart w:id="32" w:name="_Toc241997992"/>
       <w:r>
         <w:t>9.2 New Documentary Evidence Record</w:t>
       </w:r>
@@ -27503,7 +27503,7 @@
           <w:left w:w="10" w:type="dxa"/>
           <w:right w:w="10" w:type="dxa"/>
         </w:tblCellMar>
-        <w:tblLook w:val="04A0" w:firstRow="1" w:lastRow="0" w:firstColumn="1" w:lastColumn="0" w:noHBand="0" w:noVBand="1"/>
+        <w:tblLook w:val="0000" w:firstRow="0" w:lastRow="0" w:firstColumn="0" w:lastColumn="0" w:noHBand="0" w:noVBand="0"/>
       </w:tblPr>
       <w:tblGrid>
         <w:gridCol w:w="1882"/>
@@ -28271,7 +28271,7 @@
       <w:pPr>
         <w:pStyle w:val="Heading2"/>
       </w:pPr>
-      <w:bookmarkStart w:id="33" w:name="_Toc241896596"/>
+      <w:bookmarkStart w:id="33" w:name="_Toc241997993"/>
       <w:r>
         <w:t>9.3 Document record</w:t>
       </w:r>
@@ -28334,7 +28334,7 @@
           <w:left w:w="10" w:type="dxa"/>
           <w:right w:w="10" w:type="dxa"/>
         </w:tblCellMar>
-        <w:tblLook w:val="04A0" w:firstRow="1" w:lastRow="0" w:firstColumn="1" w:lastColumn="0" w:noHBand="0" w:noVBand="1"/>
+        <w:tblLook w:val="0000" w:firstRow="0" w:lastRow="0" w:firstColumn="0" w:lastColumn="0" w:noHBand="0" w:noVBand="0"/>
       </w:tblPr>
       <w:tblGrid>
         <w:gridCol w:w="1882"/>
@@ -29625,7 +29625,7 @@
       <w:pPr>
         <w:pStyle w:val="Heading2"/>
       </w:pPr>
-      <w:bookmarkStart w:id="34" w:name="_Toc241896597"/>
+      <w:bookmarkStart w:id="34" w:name="_Toc241997994"/>
       <w:r>
         <w:t>9.4 Auto-fill review screen</w:t>
       </w:r>
@@ -29688,7 +29688,7 @@
           <w:left w:w="10" w:type="dxa"/>
           <w:right w:w="10" w:type="dxa"/>
         </w:tblCellMar>
-        <w:tblLook w:val="04A0" w:firstRow="1" w:lastRow="0" w:firstColumn="1" w:lastColumn="0" w:noHBand="0" w:noVBand="1"/>
+        <w:tblLook w:val="0000" w:firstRow="0" w:lastRow="0" w:firstColumn="0" w:lastColumn="0" w:noHBand="0" w:noVBand="0"/>
       </w:tblPr>
       <w:tblGrid>
         <w:gridCol w:w="1882"/>
@@ -30667,7 +30667,7 @@
         <w:pStyle w:val="Heading1"/>
         <w:pageBreakBefore/>
       </w:pPr>
-      <w:bookmarkStart w:id="35" w:name="_Toc241896598"/>
+      <w:bookmarkStart w:id="35" w:name="_Toc241997995"/>
       <w:r>
         <w:lastRenderedPageBreak/>
         <w:t>10. Completed forms and exports</w:t>
@@ -30678,7 +30678,7 @@
       <w:pPr>
         <w:pStyle w:val="Heading2"/>
       </w:pPr>
-      <w:bookmarkStart w:id="36" w:name="_Toc241896599"/>
+      <w:bookmarkStart w:id="36" w:name="_Toc241997996"/>
       <w:r>
         <w:t>10.1 Completed forms (Form PDFs)</w:t>
       </w:r>
@@ -30741,7 +30741,7 @@
           <w:left w:w="10" w:type="dxa"/>
           <w:right w:w="10" w:type="dxa"/>
         </w:tblCellMar>
-        <w:tblLook w:val="04A0" w:firstRow="1" w:lastRow="0" w:firstColumn="1" w:lastColumn="0" w:noHBand="0" w:noVBand="1"/>
+        <w:tblLook w:val="0000" w:firstRow="0" w:lastRow="0" w:firstColumn="0" w:lastColumn="0" w:noHBand="0" w:noVBand="0"/>
       </w:tblPr>
       <w:tblGrid>
         <w:gridCol w:w="1882"/>
@@ -31944,7 +31944,7 @@
         <w:pStyle w:val="Heading1"/>
         <w:pageBreakBefore/>
       </w:pPr>
-      <w:bookmarkStart w:id="37" w:name="_Toc241896600"/>
+      <w:bookmarkStart w:id="37" w:name="_Toc241997997"/>
       <w:r>
         <w:lastRenderedPageBreak/>
         <w:t>11. Study administration</w:t>
@@ -31955,7 +31955,7 @@
       <w:pPr>
         <w:pStyle w:val="Heading2"/>
       </w:pPr>
-      <w:bookmarkStart w:id="38" w:name="_Toc241896601"/>
+      <w:bookmarkStart w:id="38" w:name="_Toc241997998"/>
       <w:r>
         <w:t>11.1 Cost Dashboard</w:t>
       </w:r>
@@ -32018,7 +32018,7 @@
           <w:left w:w="10" w:type="dxa"/>
           <w:right w:w="10" w:type="dxa"/>
         </w:tblCellMar>
-        <w:tblLook w:val="04A0" w:firstRow="1" w:lastRow="0" w:firstColumn="1" w:lastColumn="0" w:noHBand="0" w:noVBand="1"/>
+        <w:tblLook w:val="0000" w:firstRow="0" w:lastRow="0" w:firstColumn="0" w:lastColumn="0" w:noHBand="0" w:noVBand="0"/>
       </w:tblPr>
       <w:tblGrid>
         <w:gridCol w:w="1882"/>
@@ -32365,7 +32365,7 @@
       <w:pPr>
         <w:pStyle w:val="Heading2"/>
       </w:pPr>
-      <w:bookmarkStart w:id="39" w:name="_Toc241896602"/>
+      <w:bookmarkStart w:id="39" w:name="_Toc241997999"/>
       <w:r>
         <w:t>11.2 Audit Log</w:t>
       </w:r>
@@ -32428,7 +32428,7 @@
           <w:left w:w="10" w:type="dxa"/>
           <w:right w:w="10" w:type="dxa"/>
         </w:tblCellMar>
-        <w:tblLook w:val="04A0" w:firstRow="1" w:lastRow="0" w:firstColumn="1" w:lastColumn="0" w:noHBand="0" w:noVBand="1"/>
+        <w:tblLook w:val="0000" w:firstRow="0" w:lastRow="0" w:firstColumn="0" w:lastColumn="0" w:noHBand="0" w:noVBand="0"/>
       </w:tblPr>
       <w:tblGrid>
         <w:gridCol w:w="1882"/>
@@ -32775,7 +32775,7 @@
       <w:pPr>
         <w:pStyle w:val="Heading2"/>
       </w:pPr>
-      <w:bookmarkStart w:id="40" w:name="_Toc241896603"/>
+      <w:bookmarkStart w:id="40" w:name="_Toc241998000"/>
       <w:r>
         <w:t>11.3 Research Clearance</w:t>
       </w:r>
@@ -32838,7 +32838,7 @@
           <w:left w:w="10" w:type="dxa"/>
           <w:right w:w="10" w:type="dxa"/>
         </w:tblCellMar>
-        <w:tblLook w:val="04A0" w:firstRow="1" w:lastRow="0" w:firstColumn="1" w:lastColumn="0" w:noHBand="0" w:noVBand="1"/>
+        <w:tblLook w:val="0000" w:firstRow="0" w:lastRow="0" w:firstColumn="0" w:lastColumn="0" w:noHBand="0" w:noVBand="0"/>
       </w:tblPr>
       <w:tblGrid>
         <w:gridCol w:w="1882"/>
@@ -33606,7 +33606,7 @@
       <w:pPr>
         <w:pStyle w:val="Heading2"/>
       </w:pPr>
-      <w:bookmarkStart w:id="41" w:name="_Toc241896604"/>
+      <w:bookmarkStart w:id="41" w:name="_Toc241998001"/>
       <w:r>
         <w:t>11.4 Export</w:t>
       </w:r>
@@ -33669,7 +33669,7 @@
           <w:left w:w="10" w:type="dxa"/>
           <w:right w:w="10" w:type="dxa"/>
         </w:tblCellMar>
-        <w:tblLook w:val="04A0" w:firstRow="1" w:lastRow="0" w:firstColumn="1" w:lastColumn="0" w:noHBand="0" w:noVBand="1"/>
+        <w:tblLook w:val="0000" w:firstRow="0" w:lastRow="0" w:firstColumn="0" w:lastColumn="0" w:noHBand="0" w:noVBand="0"/>
       </w:tblPr>
       <w:tblGrid>
         <w:gridCol w:w="1882"/>
@@ -34271,7 +34271,7 @@
         <w:sz w:val="16"/>
         <w:szCs w:val="16"/>
       </w:rPr>
-      <w:t>Version 1.17 · 3 October 2026</w:t>
+      <w:t>Version 1.18 · 4 October 2026</w:t>
     </w:r>
     <w:r>
       <w:rPr>
@@ -34444,10 +34444,10 @@
 <file path=word/numbering.xml><?xml version="1.0" encoding="utf-8"?>
 <w:numbering xmlns:wpc="http://schemas.microsoft.com/office/word/2010/wordprocessingCanvas" xmlns:cx="http://schemas.microsoft.com/office/drawing/2014/chartex" xmlns:cx1="http://schemas.microsoft.com/office/drawing/2015/9/8/chartex" xmlns:cx2="http://schemas.microsoft.com/office/drawing/2015/10/21/chartex" xmlns:cx3="http://schemas.microsoft.com/office/drawing/2016/5/9/chartex" xmlns:cx4="http://schemas.microsoft.com/office/drawing/2016/5/10/chartex" xmlns:cx5="http://schemas.microsoft.com/office/drawing/2016/5/11/chartex" xmlns:cx6="http://schemas.microsoft.com/office/drawing/2016/5/12/chartex" xmlns:cx7="http://schemas.microsoft.com/office/drawing/2016/5/13/chartex" xmlns:cx8="http://schemas.microsoft.com/office/drawing/2016/5/14/chartex" xmlns:mc="http://schemas.openxmlformats.org/markup-compatibility/2006" xmlns:aink="http://schemas.microsoft.com/office/drawing/2016/ink" xmlns:am3d="http://schemas.microsoft.com/office/drawing/2017/model3d" xmlns:o="urn:schemas-microsoft-com:office:office" xmlns:oel="http://schemas.microsoft.com/office/2019/extlst" xmlns:r="http://schemas.openxmlformats.org/officeDocument/2006/relationships" xmlns:m="http://schemas.openxmlformats.org/officeDocument/2006/math" xmlns:v="urn:schemas-microsoft-com:vml" xmlns:wp14="http://schemas.microsoft.com/office/word/2010/wordprocessingDrawing" xmlns:wp="http://schemas.openxmlformats.org/drawingml/2006/wordprocessingDrawing" xmlns:w10="urn:schemas-microsoft-com:office:word" xmlns:w="http://schemas.openxmlformats.org/wordprocessingml/2006/main" xmlns:w14="http://schemas.microsoft.com/office/word/2010/wordml" xmlns:w15="http://schemas.microsoft.com/office/word/2012/wordml" xmlns:w16cex="http://schemas.microsoft.com/office/word/2018/wordml/cex" xmlns:w16cid="http://schemas.microsoft.com/office/word/2016/wordml/cid" xmlns:w16="http://schemas.microsoft.com/office/word/2018/wordml" xmlns:w16sdtdh="http://schemas.microsoft.com/office/word/2020/wordml/sdtdatahash" xmlns:w16se="http://schemas.microsoft.com/office/word/2015/wordml/symex" xmlns:wpg="http://schemas.microsoft.com/office/word/2010/wordprocessingGroup" xmlns:wpi="http://schemas.microsoft.com/office/word/2010/wordprocessingInk" xmlns:wne="http://schemas.microsoft.com/office/word/2006/wordml" xmlns:wps="http://schemas.microsoft.com/office/word/2010/wordprocessingShape" mc:Ignorable="w14 w15 w16se w16cid w16 w16cex w16sdtdh wp14">
   <w:abstractNum w:abstractNumId="0" w15:restartNumberingAfterBreak="0">
-    <w:nsid w:val="61097112"/>
+    <w:nsid w:val="1A904271"/>
     <w:multiLevelType w:val="hybridMultilevel"/>
-    <w:tmpl w:val="0A2CB986"/>
-    <w:lvl w:ilvl="0" w:tplc="CB368464">
+    <w:tmpl w:val="6FEC377C"/>
+    <w:lvl w:ilvl="0" w:tplc="F4ECA03C">
       <w:start w:val="1"/>
       <w:numFmt w:val="bullet"/>
       <w:lvlText w:val="●"/>
@@ -34456,7 +34456,7 @@
         <w:ind w:left="720" w:hanging="360"/>
       </w:pPr>
     </w:lvl>
-    <w:lvl w:ilvl="1" w:tplc="77D221D4">
+    <w:lvl w:ilvl="1" w:tplc="CF0C9E5C">
       <w:start w:val="1"/>
       <w:numFmt w:val="bullet"/>
       <w:lvlText w:val="○"/>
@@ -34465,7 +34465,7 @@
         <w:ind w:left="1440" w:hanging="360"/>
       </w:pPr>
     </w:lvl>
-    <w:lvl w:ilvl="2" w:tplc="0F0E0F6A">
+    <w:lvl w:ilvl="2" w:tplc="A9B6423E">
       <w:start w:val="1"/>
       <w:numFmt w:val="bullet"/>
       <w:lvlText w:val="■"/>
@@ -34474,7 +34474,7 @@
         <w:ind w:left="2160" w:hanging="360"/>
       </w:pPr>
     </w:lvl>
-    <w:lvl w:ilvl="3" w:tplc="B04C0272">
+    <w:lvl w:ilvl="3" w:tplc="D626091C">
       <w:start w:val="1"/>
       <w:numFmt w:val="bullet"/>
       <w:lvlText w:val="●"/>
@@ -34483,7 +34483,7 @@
         <w:ind w:left="2880" w:hanging="360"/>
       </w:pPr>
     </w:lvl>
-    <w:lvl w:ilvl="4" w:tplc="2BB62C40">
+    <w:lvl w:ilvl="4" w:tplc="C7D2427A">
       <w:start w:val="1"/>
       <w:numFmt w:val="bullet"/>
       <w:lvlText w:val="○"/>
@@ -34492,7 +34492,7 @@
         <w:ind w:left="3600" w:hanging="360"/>
       </w:pPr>
     </w:lvl>
-    <w:lvl w:ilvl="5" w:tplc="ECEA4B10">
+    <w:lvl w:ilvl="5" w:tplc="A19683F2">
       <w:start w:val="1"/>
       <w:numFmt w:val="bullet"/>
       <w:lvlText w:val="■"/>
@@ -34501,7 +34501,7 @@
         <w:ind w:left="4320" w:hanging="360"/>
       </w:pPr>
     </w:lvl>
-    <w:lvl w:ilvl="6" w:tplc="23DE8780">
+    <w:lvl w:ilvl="6" w:tplc="42F408B8">
       <w:start w:val="1"/>
       <w:numFmt w:val="bullet"/>
       <w:lvlText w:val="●"/>
@@ -34510,7 +34510,7 @@
         <w:ind w:left="5040" w:hanging="360"/>
       </w:pPr>
     </w:lvl>
-    <w:lvl w:ilvl="7" w:tplc="9CD4EFAC">
+    <w:lvl w:ilvl="7" w:tplc="D20EDE16">
       <w:start w:val="1"/>
       <w:numFmt w:val="bullet"/>
       <w:lvlText w:val="●"/>
@@ -34519,7 +34519,7 @@
         <w:ind w:left="5760" w:hanging="360"/>
       </w:pPr>
     </w:lvl>
-    <w:lvl w:ilvl="8" w:tplc="2B2A6246">
+    <w:lvl w:ilvl="8" w:tplc="783E491E">
       <w:start w:val="1"/>
       <w:numFmt w:val="bullet"/>
       <w:lvlText w:val="●"/>
@@ -34530,10 +34530,10 @@
     </w:lvl>
   </w:abstractNum>
   <w:abstractNum w:abstractNumId="1" w15:restartNumberingAfterBreak="0">
-    <w:nsid w:val="7DEF7B53"/>
+    <w:nsid w:val="2A537A3E"/>
     <w:multiLevelType w:val="hybridMultilevel"/>
-    <w:tmpl w:val="C6206A50"/>
-    <w:lvl w:ilvl="0" w:tplc="FD9C10D0">
+    <w:tmpl w:val="E4042A68"/>
+    <w:lvl w:ilvl="0" w:tplc="3762F5C0">
       <w:start w:val="1"/>
       <w:numFmt w:val="bullet"/>
       <w:lvlText w:val="•"/>
@@ -34542,7 +34542,7 @@
         <w:ind w:left="460" w:hanging="280"/>
       </w:pPr>
     </w:lvl>
-    <w:lvl w:ilvl="1" w:tplc="4A400BF2">
+    <w:lvl w:ilvl="1" w:tplc="553EA80C">
       <w:start w:val="1"/>
       <w:numFmt w:val="bullet"/>
       <w:lvlText w:val="–"/>
@@ -34551,49 +34551,49 @@
         <w:ind w:left="900" w:hanging="280"/>
       </w:pPr>
     </w:lvl>
-    <w:lvl w:ilvl="2" w:tplc="A4F0349C">
+    <w:lvl w:ilvl="2" w:tplc="736689B2">
       <w:numFmt w:val="decimal"/>
       <w:lvlText w:val=""/>
       <w:lvlJc w:val="left"/>
     </w:lvl>
-    <w:lvl w:ilvl="3" w:tplc="C568DAD8">
+    <w:lvl w:ilvl="3" w:tplc="ECC26AB4">
       <w:numFmt w:val="decimal"/>
       <w:lvlText w:val=""/>
       <w:lvlJc w:val="left"/>
     </w:lvl>
-    <w:lvl w:ilvl="4" w:tplc="41024708">
+    <w:lvl w:ilvl="4" w:tplc="0BB21192">
       <w:numFmt w:val="decimal"/>
       <w:lvlText w:val=""/>
       <w:lvlJc w:val="left"/>
     </w:lvl>
-    <w:lvl w:ilvl="5" w:tplc="7B8C4FE2">
+    <w:lvl w:ilvl="5" w:tplc="8CAC249A">
       <w:numFmt w:val="decimal"/>
       <w:lvlText w:val=""/>
       <w:lvlJc w:val="left"/>
     </w:lvl>
-    <w:lvl w:ilvl="6" w:tplc="297866BC">
+    <w:lvl w:ilvl="6" w:tplc="722A52FC">
       <w:numFmt w:val="decimal"/>
       <w:lvlText w:val=""/>
       <w:lvlJc w:val="left"/>
     </w:lvl>
-    <w:lvl w:ilvl="7" w:tplc="C62E4AE0">
+    <w:lvl w:ilvl="7" w:tplc="178E2548">
       <w:numFmt w:val="decimal"/>
       <w:lvlText w:val=""/>
       <w:lvlJc w:val="left"/>
     </w:lvl>
-    <w:lvl w:ilvl="8" w:tplc="C2441D50">
+    <w:lvl w:ilvl="8" w:tplc="A6F6CAB0">
       <w:numFmt w:val="decimal"/>
       <w:lvlText w:val=""/>
       <w:lvlJc w:val="left"/>
     </w:lvl>
   </w:abstractNum>
-  <w:num w:numId="1" w16cid:durableId="657997074">
+  <w:num w:numId="1" w16cid:durableId="1667316062">
     <w:abstractNumId w:val="0"/>
     <w:lvlOverride w:ilvl="0">
       <w:startOverride w:val="1"/>
     </w:lvlOverride>
   </w:num>
-  <w:num w:numId="2" w16cid:durableId="395935279">
+  <w:num w:numId="2" w16cid:durableId="1970668855">
     <w:abstractNumId w:val="1"/>
     <w:lvlOverride w:ilvl="0">
       <w:startOverride w:val="1"/>
@@ -35219,7 +35219,7 @@
     <w:autoRedefine/>
     <w:uiPriority w:val="39"/>
     <w:unhideWhenUsed/>
-    <w:rsid w:val="006D02B7"/>
+    <w:rsid w:val="004345AB"/>
     <w:pPr>
       <w:spacing w:after="100"/>
     </w:pPr>
@@ -35231,7 +35231,7 @@
     <w:autoRedefine/>
     <w:uiPriority w:val="39"/>
     <w:unhideWhenUsed/>
-    <w:rsid w:val="006D02B7"/>
+    <w:rsid w:val="004345AB"/>
     <w:pPr>
       <w:spacing w:after="100"/>
       <w:ind w:left="210"/>

--- a/docs/manuals/ABF-FST_Screen_and_Button_Reference.docx
+++ b/docs/manuals/ABF-FST_Screen_and_Button_Reference.docx
@@ -69,7 +69,7 @@
           <w:left w:w="10" w:type="dxa"/>
           <w:right w:w="10" w:type="dxa"/>
         </w:tblCellMar>
-        <w:tblLook w:val="0000" w:firstRow="0" w:lastRow="0" w:firstColumn="0" w:lastColumn="0" w:noHBand="0" w:noVBand="0"/>
+        <w:tblLook w:val="04A0" w:firstRow="1" w:lastRow="0" w:firstColumn="1" w:lastColumn="0" w:noHBand="0" w:noVBand="1"/>
       </w:tblPr>
       <w:tblGrid>
         <w:gridCol w:w="2300"/>
@@ -469,7 +469,7 @@
                 <w:sz w:val="19"/>
                 <w:szCs w:val="19"/>
               </w:rPr>
-              <w:t>Version 1.18 · 4 October 2026</w:t>
+              <w:t>Version 1.19 · 4 October 2026</w:t>
             </w:r>
           </w:p>
         </w:tc>
@@ -538,7 +538,7 @@
     <w:sdt>
       <w:sdtPr>
         <w:alias w:val="Contents"/>
-        <w:id w:val="2013253947"/>
+        <w:id w:val="2000310325"/>
       </w:sdtPr>
       <w:sdtEndPr/>
       <w:sdtContent>
@@ -567,7 +567,7 @@
           <w:r>
             <w:fldChar w:fldCharType="separate"/>
           </w:r>
-          <w:hyperlink w:anchor="_Toc241997960" w:history="1">
+          <w:hyperlink w:anchor="_Toc242008615" w:history="1">
             <w:r>
               <w:rPr>
                 <w:rStyle w:val="Hyperlink"/>
@@ -591,7 +591,7 @@
               <w:rPr>
                 <w:noProof/>
               </w:rPr>
-              <w:instrText xml:space="preserve"> PAGEREF _Toc241997960 \h </w:instrText>
+              <w:instrText xml:space="preserve"> PAGEREF _Toc242008615 \h </w:instrText>
             </w:r>
             <w:r>
               <w:rPr>
@@ -634,7 +634,7 @@
               <w14:ligatures w14:val="standardContextual"/>
             </w:rPr>
           </w:pPr>
-          <w:hyperlink w:anchor="_Toc241997961" w:history="1">
+          <w:hyperlink w:anchor="_Toc242008616" w:history="1">
             <w:r>
               <w:rPr>
                 <w:rStyle w:val="Hyperlink"/>
@@ -658,7 +658,7 @@
               <w:rPr>
                 <w:noProof/>
               </w:rPr>
-              <w:instrText xml:space="preserve"> PAGEREF _Toc241997961 \h </w:instrText>
+              <w:instrText xml:space="preserve"> PAGEREF _Toc242008616 \h </w:instrText>
             </w:r>
             <w:r>
               <w:rPr>
@@ -701,7 +701,7 @@
               <w14:ligatures w14:val="standardContextual"/>
             </w:rPr>
           </w:pPr>
-          <w:hyperlink w:anchor="_Toc241997962" w:history="1">
+          <w:hyperlink w:anchor="_Toc242008617" w:history="1">
             <w:r>
               <w:rPr>
                 <w:rStyle w:val="Hyperlink"/>
@@ -725,7 +725,7 @@
               <w:rPr>
                 <w:noProof/>
               </w:rPr>
-              <w:instrText xml:space="preserve"> PAGEREF _Toc241997962 \h </w:instrText>
+              <w:instrText xml:space="preserve"> PAGEREF _Toc242008617 \h </w:instrText>
             </w:r>
             <w:r>
               <w:rPr>
@@ -768,7 +768,7 @@
               <w14:ligatures w14:val="standardContextual"/>
             </w:rPr>
           </w:pPr>
-          <w:hyperlink w:anchor="_Toc241997963" w:history="1">
+          <w:hyperlink w:anchor="_Toc242008618" w:history="1">
             <w:r>
               <w:rPr>
                 <w:rStyle w:val="Hyperlink"/>
@@ -792,7 +792,7 @@
               <w:rPr>
                 <w:noProof/>
               </w:rPr>
-              <w:instrText xml:space="preserve"> PAGEREF _Toc241997963 \h </w:instrText>
+              <w:instrText xml:space="preserve"> PAGEREF _Toc242008618 \h </w:instrText>
             </w:r>
             <w:r>
               <w:rPr>
@@ -835,7 +835,7 @@
               <w14:ligatures w14:val="standardContextual"/>
             </w:rPr>
           </w:pPr>
-          <w:hyperlink w:anchor="_Toc241997964" w:history="1">
+          <w:hyperlink w:anchor="_Toc242008619" w:history="1">
             <w:r>
               <w:rPr>
                 <w:rStyle w:val="Hyperlink"/>
@@ -859,7 +859,7 @@
               <w:rPr>
                 <w:noProof/>
               </w:rPr>
-              <w:instrText xml:space="preserve"> PAGEREF _Toc241997964 \h </w:instrText>
+              <w:instrText xml:space="preserve"> PAGEREF _Toc242008619 \h </w:instrText>
             </w:r>
             <w:r>
               <w:rPr>
@@ -902,7 +902,7 @@
               <w14:ligatures w14:val="standardContextual"/>
             </w:rPr>
           </w:pPr>
-          <w:hyperlink w:anchor="_Toc241997965" w:history="1">
+          <w:hyperlink w:anchor="_Toc242008620" w:history="1">
             <w:r>
               <w:rPr>
                 <w:rStyle w:val="Hyperlink"/>
@@ -926,7 +926,7 @@
               <w:rPr>
                 <w:noProof/>
               </w:rPr>
-              <w:instrText xml:space="preserve"> PAGEREF _Toc241997965 \h </w:instrText>
+              <w:instrText xml:space="preserve"> PAGEREF _Toc242008620 \h </w:instrText>
             </w:r>
             <w:r>
               <w:rPr>
@@ -969,7 +969,7 @@
               <w14:ligatures w14:val="standardContextual"/>
             </w:rPr>
           </w:pPr>
-          <w:hyperlink w:anchor="_Toc241997966" w:history="1">
+          <w:hyperlink w:anchor="_Toc242008621" w:history="1">
             <w:r>
               <w:rPr>
                 <w:rStyle w:val="Hyperlink"/>
@@ -993,7 +993,7 @@
               <w:rPr>
                 <w:noProof/>
               </w:rPr>
-              <w:instrText xml:space="preserve"> PAGEREF _Toc241997966 \h </w:instrText>
+              <w:instrText xml:space="preserve"> PAGEREF _Toc242008621 \h </w:instrText>
             </w:r>
             <w:r>
               <w:rPr>
@@ -1036,7 +1036,7 @@
               <w14:ligatures w14:val="standardContextual"/>
             </w:rPr>
           </w:pPr>
-          <w:hyperlink w:anchor="_Toc241997967" w:history="1">
+          <w:hyperlink w:anchor="_Toc242008622" w:history="1">
             <w:r>
               <w:rPr>
                 <w:rStyle w:val="Hyperlink"/>
@@ -1060,7 +1060,7 @@
               <w:rPr>
                 <w:noProof/>
               </w:rPr>
-              <w:instrText xml:space="preserve"> PAGEREF _Toc241997967 \h </w:instrText>
+              <w:instrText xml:space="preserve"> PAGEREF _Toc242008622 \h </w:instrText>
             </w:r>
             <w:r>
               <w:rPr>
@@ -1103,7 +1103,7 @@
               <w14:ligatures w14:val="standardContextual"/>
             </w:rPr>
           </w:pPr>
-          <w:hyperlink w:anchor="_Toc241997968" w:history="1">
+          <w:hyperlink w:anchor="_Toc242008623" w:history="1">
             <w:r>
               <w:rPr>
                 <w:rStyle w:val="Hyperlink"/>
@@ -1127,7 +1127,7 @@
               <w:rPr>
                 <w:noProof/>
               </w:rPr>
-              <w:instrText xml:space="preserve"> PAGEREF _Toc241997968 \h </w:instrText>
+              <w:instrText xml:space="preserve"> PAGEREF _Toc242008623 \h </w:instrText>
             </w:r>
             <w:r>
               <w:rPr>
@@ -1170,7 +1170,7 @@
               <w14:ligatures w14:val="standardContextual"/>
             </w:rPr>
           </w:pPr>
-          <w:hyperlink w:anchor="_Toc241997969" w:history="1">
+          <w:hyperlink w:anchor="_Toc242008624" w:history="1">
             <w:r>
               <w:rPr>
                 <w:rStyle w:val="Hyperlink"/>
@@ -1194,7 +1194,7 @@
               <w:rPr>
                 <w:noProof/>
               </w:rPr>
-              <w:instrText xml:space="preserve"> PAGEREF _Toc241997969 \h </w:instrText>
+              <w:instrText xml:space="preserve"> PAGEREF _Toc242008624 \h </w:instrText>
             </w:r>
             <w:r>
               <w:rPr>
@@ -1237,7 +1237,7 @@
               <w14:ligatures w14:val="standardContextual"/>
             </w:rPr>
           </w:pPr>
-          <w:hyperlink w:anchor="_Toc241997970" w:history="1">
+          <w:hyperlink w:anchor="_Toc242008625" w:history="1">
             <w:r>
               <w:rPr>
                 <w:rStyle w:val="Hyperlink"/>
@@ -1261,7 +1261,7 @@
               <w:rPr>
                 <w:noProof/>
               </w:rPr>
-              <w:instrText xml:space="preserve"> PAGEREF _Toc241997970 \h </w:instrText>
+              <w:instrText xml:space="preserve"> PAGEREF _Toc242008625 \h </w:instrText>
             </w:r>
             <w:r>
               <w:rPr>
@@ -1304,7 +1304,7 @@
               <w14:ligatures w14:val="standardContextual"/>
             </w:rPr>
           </w:pPr>
-          <w:hyperlink w:anchor="_Toc241997971" w:history="1">
+          <w:hyperlink w:anchor="_Toc242008626" w:history="1">
             <w:r>
               <w:rPr>
                 <w:rStyle w:val="Hyperlink"/>
@@ -1328,7 +1328,7 @@
               <w:rPr>
                 <w:noProof/>
               </w:rPr>
-              <w:instrText xml:space="preserve"> PAGEREF _Toc241997971 \h </w:instrText>
+              <w:instrText xml:space="preserve"> PAGEREF _Toc242008626 \h </w:instrText>
             </w:r>
             <w:r>
               <w:rPr>
@@ -1371,7 +1371,7 @@
               <w14:ligatures w14:val="standardContextual"/>
             </w:rPr>
           </w:pPr>
-          <w:hyperlink w:anchor="_Toc241997972" w:history="1">
+          <w:hyperlink w:anchor="_Toc242008627" w:history="1">
             <w:r>
               <w:rPr>
                 <w:rStyle w:val="Hyperlink"/>
@@ -1395,7 +1395,7 @@
               <w:rPr>
                 <w:noProof/>
               </w:rPr>
-              <w:instrText xml:space="preserve"> PAGEREF _Toc241997972 \h </w:instrText>
+              <w:instrText xml:space="preserve"> PAGEREF _Toc242008627 \h </w:instrText>
             </w:r>
             <w:r>
               <w:rPr>
@@ -1438,7 +1438,7 @@
               <w14:ligatures w14:val="standardContextual"/>
             </w:rPr>
           </w:pPr>
-          <w:hyperlink w:anchor="_Toc241997973" w:history="1">
+          <w:hyperlink w:anchor="_Toc242008628" w:history="1">
             <w:r>
               <w:rPr>
                 <w:rStyle w:val="Hyperlink"/>
@@ -1462,7 +1462,7 @@
               <w:rPr>
                 <w:noProof/>
               </w:rPr>
-              <w:instrText xml:space="preserve"> PAGEREF _Toc241997973 \h </w:instrText>
+              <w:instrText xml:space="preserve"> PAGEREF _Toc242008628 \h </w:instrText>
             </w:r>
             <w:r>
               <w:rPr>
@@ -1505,7 +1505,7 @@
               <w14:ligatures w14:val="standardContextual"/>
             </w:rPr>
           </w:pPr>
-          <w:hyperlink w:anchor="_Toc241997974" w:history="1">
+          <w:hyperlink w:anchor="_Toc242008629" w:history="1">
             <w:r>
               <w:rPr>
                 <w:rStyle w:val="Hyperlink"/>
@@ -1529,7 +1529,7 @@
               <w:rPr>
                 <w:noProof/>
               </w:rPr>
-              <w:instrText xml:space="preserve"> PAGEREF _Toc241997974 \h </w:instrText>
+              <w:instrText xml:space="preserve"> PAGEREF _Toc242008629 \h </w:instrText>
             </w:r>
             <w:r>
               <w:rPr>
@@ -1572,7 +1572,7 @@
               <w14:ligatures w14:val="standardContextual"/>
             </w:rPr>
           </w:pPr>
-          <w:hyperlink w:anchor="_Toc241997975" w:history="1">
+          <w:hyperlink w:anchor="_Toc242008630" w:history="1">
             <w:r>
               <w:rPr>
                 <w:rStyle w:val="Hyperlink"/>
@@ -1596,7 +1596,7 @@
               <w:rPr>
                 <w:noProof/>
               </w:rPr>
-              <w:instrText xml:space="preserve"> PAGEREF _Toc241997975 \h </w:instrText>
+              <w:instrText xml:space="preserve"> PAGEREF _Toc242008630 \h </w:instrText>
             </w:r>
             <w:r>
               <w:rPr>
@@ -1639,7 +1639,7 @@
               <w14:ligatures w14:val="standardContextual"/>
             </w:rPr>
           </w:pPr>
-          <w:hyperlink w:anchor="_Toc241997976" w:history="1">
+          <w:hyperlink w:anchor="_Toc242008631" w:history="1">
             <w:r>
               <w:rPr>
                 <w:rStyle w:val="Hyperlink"/>
@@ -1663,7 +1663,7 @@
               <w:rPr>
                 <w:noProof/>
               </w:rPr>
-              <w:instrText xml:space="preserve"> PAGEREF _Toc241997976 \h </w:instrText>
+              <w:instrText xml:space="preserve"> PAGEREF _Toc242008631 \h </w:instrText>
             </w:r>
             <w:r>
               <w:rPr>
@@ -1706,7 +1706,7 @@
               <w14:ligatures w14:val="standardContextual"/>
             </w:rPr>
           </w:pPr>
-          <w:hyperlink w:anchor="_Toc241997977" w:history="1">
+          <w:hyperlink w:anchor="_Toc242008632" w:history="1">
             <w:r>
               <w:rPr>
                 <w:rStyle w:val="Hyperlink"/>
@@ -1730,7 +1730,7 @@
               <w:rPr>
                 <w:noProof/>
               </w:rPr>
-              <w:instrText xml:space="preserve"> PAGEREF _Toc241997977 \h </w:instrText>
+              <w:instrText xml:space="preserve"> PAGEREF _Toc242008632 \h </w:instrText>
             </w:r>
             <w:r>
               <w:rPr>
@@ -1773,7 +1773,7 @@
               <w14:ligatures w14:val="standardContextual"/>
             </w:rPr>
           </w:pPr>
-          <w:hyperlink w:anchor="_Toc241997978" w:history="1">
+          <w:hyperlink w:anchor="_Toc242008633" w:history="1">
             <w:r>
               <w:rPr>
                 <w:rStyle w:val="Hyperlink"/>
@@ -1797,7 +1797,7 @@
               <w:rPr>
                 <w:noProof/>
               </w:rPr>
-              <w:instrText xml:space="preserve"> PAGEREF _Toc241997978 \h </w:instrText>
+              <w:instrText xml:space="preserve"> PAGEREF _Toc242008633 \h </w:instrText>
             </w:r>
             <w:r>
               <w:rPr>
@@ -1840,7 +1840,7 @@
               <w14:ligatures w14:val="standardContextual"/>
             </w:rPr>
           </w:pPr>
-          <w:hyperlink w:anchor="_Toc241997979" w:history="1">
+          <w:hyperlink w:anchor="_Toc242008634" w:history="1">
             <w:r>
               <w:rPr>
                 <w:rStyle w:val="Hyperlink"/>
@@ -1864,7 +1864,7 @@
               <w:rPr>
                 <w:noProof/>
               </w:rPr>
-              <w:instrText xml:space="preserve"> PAGEREF _Toc241997979 \h </w:instrText>
+              <w:instrText xml:space="preserve"> PAGEREF _Toc242008634 \h </w:instrText>
             </w:r>
             <w:r>
               <w:rPr>
@@ -1907,7 +1907,7 @@
               <w14:ligatures w14:val="standardContextual"/>
             </w:rPr>
           </w:pPr>
-          <w:hyperlink w:anchor="_Toc241997980" w:history="1">
+          <w:hyperlink w:anchor="_Toc242008635" w:history="1">
             <w:r>
               <w:rPr>
                 <w:rStyle w:val="Hyperlink"/>
@@ -1931,7 +1931,7 @@
               <w:rPr>
                 <w:noProof/>
               </w:rPr>
-              <w:instrText xml:space="preserve"> PAGEREF _Toc241997980 \h </w:instrText>
+              <w:instrText xml:space="preserve"> PAGEREF _Toc242008635 \h </w:instrText>
             </w:r>
             <w:r>
               <w:rPr>
@@ -1974,7 +1974,7 @@
               <w14:ligatures w14:val="standardContextual"/>
             </w:rPr>
           </w:pPr>
-          <w:hyperlink w:anchor="_Toc241997981" w:history="1">
+          <w:hyperlink w:anchor="_Toc242008636" w:history="1">
             <w:r>
               <w:rPr>
                 <w:rStyle w:val="Hyperlink"/>
@@ -1998,7 +1998,7 @@
               <w:rPr>
                 <w:noProof/>
               </w:rPr>
-              <w:instrText xml:space="preserve"> PAGEREF _Toc241997981 \h </w:instrText>
+              <w:instrText xml:space="preserve"> PAGEREF _Toc242008636 \h </w:instrText>
             </w:r>
             <w:r>
               <w:rPr>
@@ -2041,7 +2041,7 @@
               <w14:ligatures w14:val="standardContextual"/>
             </w:rPr>
           </w:pPr>
-          <w:hyperlink w:anchor="_Toc241997982" w:history="1">
+          <w:hyperlink w:anchor="_Toc242008637" w:history="1">
             <w:r>
               <w:rPr>
                 <w:rStyle w:val="Hyperlink"/>
@@ -2065,7 +2065,7 @@
               <w:rPr>
                 <w:noProof/>
               </w:rPr>
-              <w:instrText xml:space="preserve"> PAGEREF _Toc241997982 \h </w:instrText>
+              <w:instrText xml:space="preserve"> PAGEREF _Toc242008637 \h </w:instrText>
             </w:r>
             <w:r>
               <w:rPr>
@@ -2108,7 +2108,7 @@
               <w14:ligatures w14:val="standardContextual"/>
             </w:rPr>
           </w:pPr>
-          <w:hyperlink w:anchor="_Toc241997983" w:history="1">
+          <w:hyperlink w:anchor="_Toc242008638" w:history="1">
             <w:r>
               <w:rPr>
                 <w:rStyle w:val="Hyperlink"/>
@@ -2132,7 +2132,7 @@
               <w:rPr>
                 <w:noProof/>
               </w:rPr>
-              <w:instrText xml:space="preserve"> PAGEREF _Toc241997983 \h </w:instrText>
+              <w:instrText xml:space="preserve"> PAGEREF _Toc242008638 \h </w:instrText>
             </w:r>
             <w:r>
               <w:rPr>
@@ -2175,7 +2175,7 @@
               <w14:ligatures w14:val="standardContextual"/>
             </w:rPr>
           </w:pPr>
-          <w:hyperlink w:anchor="_Toc241997984" w:history="1">
+          <w:hyperlink w:anchor="_Toc242008639" w:history="1">
             <w:r>
               <w:rPr>
                 <w:rStyle w:val="Hyperlink"/>
@@ -2199,7 +2199,7 @@
               <w:rPr>
                 <w:noProof/>
               </w:rPr>
-              <w:instrText xml:space="preserve"> PAGEREF _Toc241997984 \h </w:instrText>
+              <w:instrText xml:space="preserve"> PAGEREF _Toc242008639 \h </w:instrText>
             </w:r>
             <w:r>
               <w:rPr>
@@ -2242,7 +2242,7 @@
               <w14:ligatures w14:val="standardContextual"/>
             </w:rPr>
           </w:pPr>
-          <w:hyperlink w:anchor="_Toc241997985" w:history="1">
+          <w:hyperlink w:anchor="_Toc242008640" w:history="1">
             <w:r>
               <w:rPr>
                 <w:rStyle w:val="Hyperlink"/>
@@ -2266,7 +2266,7 @@
               <w:rPr>
                 <w:noProof/>
               </w:rPr>
-              <w:instrText xml:space="preserve"> PAGEREF _Toc241997985 \h </w:instrText>
+              <w:instrText xml:space="preserve"> PAGEREF _Toc242008640 \h </w:instrText>
             </w:r>
             <w:r>
               <w:rPr>
@@ -2309,7 +2309,7 @@
               <w14:ligatures w14:val="standardContextual"/>
             </w:rPr>
           </w:pPr>
-          <w:hyperlink w:anchor="_Toc241997986" w:history="1">
+          <w:hyperlink w:anchor="_Toc242008641" w:history="1">
             <w:r>
               <w:rPr>
                 <w:rStyle w:val="Hyperlink"/>
@@ -2333,7 +2333,7 @@
               <w:rPr>
                 <w:noProof/>
               </w:rPr>
-              <w:instrText xml:space="preserve"> PAGEREF _Toc241997986 \h </w:instrText>
+              <w:instrText xml:space="preserve"> PAGEREF _Toc242008641 \h </w:instrText>
             </w:r>
             <w:r>
               <w:rPr>
@@ -2376,7 +2376,7 @@
               <w14:ligatures w14:val="standardContextual"/>
             </w:rPr>
           </w:pPr>
-          <w:hyperlink w:anchor="_Toc241997987" w:history="1">
+          <w:hyperlink w:anchor="_Toc242008642" w:history="1">
             <w:r>
               <w:rPr>
                 <w:rStyle w:val="Hyperlink"/>
@@ -2400,7 +2400,7 @@
               <w:rPr>
                 <w:noProof/>
               </w:rPr>
-              <w:instrText xml:space="preserve"> PAGEREF _Toc241997987 \h </w:instrText>
+              <w:instrText xml:space="preserve"> PAGEREF _Toc242008642 \h </w:instrText>
             </w:r>
             <w:r>
               <w:rPr>
@@ -2443,7 +2443,7 @@
               <w14:ligatures w14:val="standardContextual"/>
             </w:rPr>
           </w:pPr>
-          <w:hyperlink w:anchor="_Toc241997988" w:history="1">
+          <w:hyperlink w:anchor="_Toc242008643" w:history="1">
             <w:r>
               <w:rPr>
                 <w:rStyle w:val="Hyperlink"/>
@@ -2467,7 +2467,7 @@
               <w:rPr>
                 <w:noProof/>
               </w:rPr>
-              <w:instrText xml:space="preserve"> PAGEREF _Toc241997988 \h </w:instrText>
+              <w:instrText xml:space="preserve"> PAGEREF _Toc242008643 \h </w:instrText>
             </w:r>
             <w:r>
               <w:rPr>
@@ -2510,7 +2510,7 @@
               <w14:ligatures w14:val="standardContextual"/>
             </w:rPr>
           </w:pPr>
-          <w:hyperlink w:anchor="_Toc241997989" w:history="1">
+          <w:hyperlink w:anchor="_Toc242008644" w:history="1">
             <w:r>
               <w:rPr>
                 <w:rStyle w:val="Hyperlink"/>
@@ -2534,7 +2534,7 @@
               <w:rPr>
                 <w:noProof/>
               </w:rPr>
-              <w:instrText xml:space="preserve"> PAGEREF _Toc241997989 \h </w:instrText>
+              <w:instrText xml:space="preserve"> PAGEREF _Toc242008644 \h </w:instrText>
             </w:r>
             <w:r>
               <w:rPr>
@@ -2577,7 +2577,7 @@
               <w14:ligatures w14:val="standardContextual"/>
             </w:rPr>
           </w:pPr>
-          <w:hyperlink w:anchor="_Toc241997990" w:history="1">
+          <w:hyperlink w:anchor="_Toc242008645" w:history="1">
             <w:r>
               <w:rPr>
                 <w:rStyle w:val="Hyperlink"/>
@@ -2601,7 +2601,7 @@
               <w:rPr>
                 <w:noProof/>
               </w:rPr>
-              <w:instrText xml:space="preserve"> PAGEREF _Toc241997990 \h </w:instrText>
+              <w:instrText xml:space="preserve"> PAGEREF _Toc242008645 \h </w:instrText>
             </w:r>
             <w:r>
               <w:rPr>
@@ -2644,7 +2644,7 @@
               <w14:ligatures w14:val="standardContextual"/>
             </w:rPr>
           </w:pPr>
-          <w:hyperlink w:anchor="_Toc241997991" w:history="1">
+          <w:hyperlink w:anchor="_Toc242008646" w:history="1">
             <w:r>
               <w:rPr>
                 <w:rStyle w:val="Hyperlink"/>
@@ -2668,7 +2668,7 @@
               <w:rPr>
                 <w:noProof/>
               </w:rPr>
-              <w:instrText xml:space="preserve"> PAGEREF _Toc241997991 \h </w:instrText>
+              <w:instrText xml:space="preserve"> PAGEREF _Toc242008646 \h </w:instrText>
             </w:r>
             <w:r>
               <w:rPr>
@@ -2711,7 +2711,7 @@
               <w14:ligatures w14:val="standardContextual"/>
             </w:rPr>
           </w:pPr>
-          <w:hyperlink w:anchor="_Toc241997992" w:history="1">
+          <w:hyperlink w:anchor="_Toc242008647" w:history="1">
             <w:r>
               <w:rPr>
                 <w:rStyle w:val="Hyperlink"/>
@@ -2735,7 +2735,7 @@
               <w:rPr>
                 <w:noProof/>
               </w:rPr>
-              <w:instrText xml:space="preserve"> PAGEREF _Toc241997992 \h </w:instrText>
+              <w:instrText xml:space="preserve"> PAGEREF _Toc242008647 \h </w:instrText>
             </w:r>
             <w:r>
               <w:rPr>
@@ -2778,7 +2778,7 @@
               <w14:ligatures w14:val="standardContextual"/>
             </w:rPr>
           </w:pPr>
-          <w:hyperlink w:anchor="_Toc241997993" w:history="1">
+          <w:hyperlink w:anchor="_Toc242008648" w:history="1">
             <w:r>
               <w:rPr>
                 <w:rStyle w:val="Hyperlink"/>
@@ -2802,7 +2802,7 @@
               <w:rPr>
                 <w:noProof/>
               </w:rPr>
-              <w:instrText xml:space="preserve"> PAGEREF _Toc241997993 \h </w:instrText>
+              <w:instrText xml:space="preserve"> PAGEREF _Toc242008648 \h </w:instrText>
             </w:r>
             <w:r>
               <w:rPr>
@@ -2845,7 +2845,7 @@
               <w14:ligatures w14:val="standardContextual"/>
             </w:rPr>
           </w:pPr>
-          <w:hyperlink w:anchor="_Toc241997994" w:history="1">
+          <w:hyperlink w:anchor="_Toc242008649" w:history="1">
             <w:r>
               <w:rPr>
                 <w:rStyle w:val="Hyperlink"/>
@@ -2869,7 +2869,7 @@
               <w:rPr>
                 <w:noProof/>
               </w:rPr>
-              <w:instrText xml:space="preserve"> PAGEREF _Toc241997994 \h </w:instrText>
+              <w:instrText xml:space="preserve"> PAGEREF _Toc242008649 \h </w:instrText>
             </w:r>
             <w:r>
               <w:rPr>
@@ -2912,7 +2912,7 @@
               <w14:ligatures w14:val="standardContextual"/>
             </w:rPr>
           </w:pPr>
-          <w:hyperlink w:anchor="_Toc241997995" w:history="1">
+          <w:hyperlink w:anchor="_Toc242008650" w:history="1">
             <w:r>
               <w:rPr>
                 <w:rStyle w:val="Hyperlink"/>
@@ -2936,7 +2936,7 @@
               <w:rPr>
                 <w:noProof/>
               </w:rPr>
-              <w:instrText xml:space="preserve"> PAGEREF _Toc241997995 \h </w:instrText>
+              <w:instrText xml:space="preserve"> PAGEREF _Toc242008650 \h </w:instrText>
             </w:r>
             <w:r>
               <w:rPr>
@@ -2979,7 +2979,7 @@
               <w14:ligatures w14:val="standardContextual"/>
             </w:rPr>
           </w:pPr>
-          <w:hyperlink w:anchor="_Toc241997996" w:history="1">
+          <w:hyperlink w:anchor="_Toc242008651" w:history="1">
             <w:r>
               <w:rPr>
                 <w:rStyle w:val="Hyperlink"/>
@@ -3003,7 +3003,7 @@
               <w:rPr>
                 <w:noProof/>
               </w:rPr>
-              <w:instrText xml:space="preserve"> PAGEREF _Toc241997996 \h </w:instrText>
+              <w:instrText xml:space="preserve"> PAGEREF _Toc242008651 \h </w:instrText>
             </w:r>
             <w:r>
               <w:rPr>
@@ -3046,7 +3046,7 @@
               <w14:ligatures w14:val="standardContextual"/>
             </w:rPr>
           </w:pPr>
-          <w:hyperlink w:anchor="_Toc241997997" w:history="1">
+          <w:hyperlink w:anchor="_Toc242008652" w:history="1">
             <w:r>
               <w:rPr>
                 <w:rStyle w:val="Hyperlink"/>
@@ -3070,7 +3070,7 @@
               <w:rPr>
                 <w:noProof/>
               </w:rPr>
-              <w:instrText xml:space="preserve"> PAGEREF _Toc241997997 \h </w:instrText>
+              <w:instrText xml:space="preserve"> PAGEREF _Toc242008652 \h </w:instrText>
             </w:r>
             <w:r>
               <w:rPr>
@@ -3113,7 +3113,7 @@
               <w14:ligatures w14:val="standardContextual"/>
             </w:rPr>
           </w:pPr>
-          <w:hyperlink w:anchor="_Toc241997998" w:history="1">
+          <w:hyperlink w:anchor="_Toc242008653" w:history="1">
             <w:r>
               <w:rPr>
                 <w:rStyle w:val="Hyperlink"/>
@@ -3137,7 +3137,7 @@
               <w:rPr>
                 <w:noProof/>
               </w:rPr>
-              <w:instrText xml:space="preserve"> PAGEREF _Toc241997998 \h </w:instrText>
+              <w:instrText xml:space="preserve"> PAGEREF _Toc242008653 \h </w:instrText>
             </w:r>
             <w:r>
               <w:rPr>
@@ -3180,7 +3180,7 @@
               <w14:ligatures w14:val="standardContextual"/>
             </w:rPr>
           </w:pPr>
-          <w:hyperlink w:anchor="_Toc241997999" w:history="1">
+          <w:hyperlink w:anchor="_Toc242008654" w:history="1">
             <w:r>
               <w:rPr>
                 <w:rStyle w:val="Hyperlink"/>
@@ -3204,7 +3204,7 @@
               <w:rPr>
                 <w:noProof/>
               </w:rPr>
-              <w:instrText xml:space="preserve"> PAGEREF _Toc241997999 \h </w:instrText>
+              <w:instrText xml:space="preserve"> PAGEREF _Toc242008654 \h </w:instrText>
             </w:r>
             <w:r>
               <w:rPr>
@@ -3247,7 +3247,7 @@
               <w14:ligatures w14:val="standardContextual"/>
             </w:rPr>
           </w:pPr>
-          <w:hyperlink w:anchor="_Toc241998000" w:history="1">
+          <w:hyperlink w:anchor="_Toc242008655" w:history="1">
             <w:r>
               <w:rPr>
                 <w:rStyle w:val="Hyperlink"/>
@@ -3271,7 +3271,7 @@
               <w:rPr>
                 <w:noProof/>
               </w:rPr>
-              <w:instrText xml:space="preserve"> PAGEREF _Toc241998000 \h </w:instrText>
+              <w:instrText xml:space="preserve"> PAGEREF _Toc242008655 \h </w:instrText>
             </w:r>
             <w:r>
               <w:rPr>
@@ -3314,7 +3314,7 @@
               <w14:ligatures w14:val="standardContextual"/>
             </w:rPr>
           </w:pPr>
-          <w:hyperlink w:anchor="_Toc241998001" w:history="1">
+          <w:hyperlink w:anchor="_Toc242008656" w:history="1">
             <w:r>
               <w:rPr>
                 <w:rStyle w:val="Hyperlink"/>
@@ -3338,7 +3338,7 @@
               <w:rPr>
                 <w:noProof/>
               </w:rPr>
-              <w:instrText xml:space="preserve"> PAGEREF _Toc241998001 \h </w:instrText>
+              <w:instrText xml:space="preserve"> PAGEREF _Toc242008656 \h </w:instrText>
             </w:r>
             <w:r>
               <w:rPr>
@@ -3377,7 +3377,7 @@
         <w:pStyle w:val="Heading1"/>
         <w:pageBreakBefore/>
       </w:pPr>
-      <w:bookmarkStart w:id="0" w:name="_Toc241997960"/>
+      <w:bookmarkStart w:id="0" w:name="_Toc242008615"/>
       <w:r>
         <w:lastRenderedPageBreak/>
         <w:t>1. About this reference</w:t>
@@ -3443,7 +3443,7 @@
           <w:left w:w="10" w:type="dxa"/>
           <w:right w:w="10" w:type="dxa"/>
         </w:tblCellMar>
-        <w:tblLook w:val="0000" w:firstRow="0" w:lastRow="0" w:firstColumn="0" w:lastColumn="0" w:noHBand="0" w:noVBand="0"/>
+        <w:tblLook w:val="04A0" w:firstRow="1" w:lastRow="0" w:firstColumn="1" w:lastColumn="0" w:noHBand="0" w:noVBand="1"/>
       </w:tblPr>
       <w:tblGrid>
         <w:gridCol w:w="2635"/>
@@ -3830,7 +3830,7 @@
         <w:pStyle w:val="Heading1"/>
         <w:pageBreakBefore/>
       </w:pPr>
-      <w:bookmarkStart w:id="1" w:name="_Toc241997961"/>
+      <w:bookmarkStart w:id="1" w:name="_Toc242008616"/>
       <w:r>
         <w:lastRenderedPageBreak/>
         <w:t>2. Rules that apply on every screen</w:t>
@@ -4047,7 +4047,7 @@
         <w:pStyle w:val="Heading1"/>
         <w:pageBreakBefore/>
       </w:pPr>
-      <w:bookmarkStart w:id="2" w:name="_Toc241997962"/>
+      <w:bookmarkStart w:id="2" w:name="_Toc242008617"/>
       <w:r>
         <w:lastRenderedPageBreak/>
         <w:t>3. Who can open which screen</w:t>
@@ -4077,7 +4077,7 @@
           <w:left w:w="10" w:type="dxa"/>
           <w:right w:w="10" w:type="dxa"/>
         </w:tblCellMar>
-        <w:tblLook w:val="0000" w:firstRow="0" w:lastRow="0" w:firstColumn="0" w:lastColumn="0" w:noHBand="0" w:noVBand="0"/>
+        <w:tblLook w:val="04A0" w:firstRow="1" w:lastRow="0" w:firstColumn="1" w:lastColumn="0" w:noHBand="0" w:noVBand="1"/>
       </w:tblPr>
       <w:tblGrid>
         <w:gridCol w:w="3388"/>
@@ -9753,7 +9753,7 @@
         <w:pStyle w:val="Heading1"/>
         <w:pageBreakBefore/>
       </w:pPr>
-      <w:bookmarkStart w:id="3" w:name="_Toc241997963"/>
+      <w:bookmarkStart w:id="3" w:name="_Toc242008618"/>
       <w:r>
         <w:lastRenderedPageBreak/>
         <w:t>4. Signing in and your account</w:t>
@@ -9764,7 +9764,7 @@
       <w:pPr>
         <w:pStyle w:val="Heading2"/>
       </w:pPr>
-      <w:bookmarkStart w:id="4" w:name="_Toc241997964"/>
+      <w:bookmarkStart w:id="4" w:name="_Toc242008619"/>
       <w:r>
         <w:t>4.1 Sign in</w:t>
       </w:r>
@@ -9827,7 +9827,7 @@
           <w:left w:w="10" w:type="dxa"/>
           <w:right w:w="10" w:type="dxa"/>
         </w:tblCellMar>
-        <w:tblLook w:val="0000" w:firstRow="0" w:lastRow="0" w:firstColumn="0" w:lastColumn="0" w:noHBand="0" w:noVBand="0"/>
+        <w:tblLook w:val="04A0" w:firstRow="1" w:lastRow="0" w:firstColumn="1" w:lastColumn="0" w:noHBand="0" w:noVBand="1"/>
       </w:tblPr>
       <w:tblGrid>
         <w:gridCol w:w="1882"/>
@@ -10277,7 +10277,7 @@
       <w:pPr>
         <w:pStyle w:val="Heading2"/>
       </w:pPr>
-      <w:bookmarkStart w:id="5" w:name="_Toc241997965"/>
+      <w:bookmarkStart w:id="5" w:name="_Toc242008620"/>
       <w:r>
         <w:t>4.2 The header and menu bar (every screen)</w:t>
       </w:r>
@@ -10340,7 +10340,7 @@
           <w:left w:w="10" w:type="dxa"/>
           <w:right w:w="10" w:type="dxa"/>
         </w:tblCellMar>
-        <w:tblLook w:val="0000" w:firstRow="0" w:lastRow="0" w:firstColumn="0" w:lastColumn="0" w:noHBand="0" w:noVBand="0"/>
+        <w:tblLook w:val="04A0" w:firstRow="1" w:lastRow="0" w:firstColumn="1" w:lastColumn="0" w:noHBand="0" w:noVBand="1"/>
       </w:tblPr>
       <w:tblGrid>
         <w:gridCol w:w="1882"/>
@@ -11000,7 +11000,7 @@
       <w:pPr>
         <w:pStyle w:val="Heading2"/>
       </w:pPr>
-      <w:bookmarkStart w:id="6" w:name="_Toc241997966"/>
+      <w:bookmarkStart w:id="6" w:name="_Toc242008621"/>
       <w:r>
         <w:lastRenderedPageBreak/>
         <w:t>4.3 Change Password</w:t>
@@ -11064,7 +11064,7 @@
           <w:left w:w="10" w:type="dxa"/>
           <w:right w:w="10" w:type="dxa"/>
         </w:tblCellMar>
-        <w:tblLook w:val="0000" w:firstRow="0" w:lastRow="0" w:firstColumn="0" w:lastColumn="0" w:noHBand="0" w:noVBand="0"/>
+        <w:tblLook w:val="04A0" w:firstRow="1" w:lastRow="0" w:firstColumn="1" w:lastColumn="0" w:noHBand="0" w:noVBand="1"/>
       </w:tblPr>
       <w:tblGrid>
         <w:gridCol w:w="1882"/>
@@ -11622,7 +11622,7 @@
         <w:pStyle w:val="Heading1"/>
         <w:pageBreakBefore/>
       </w:pPr>
-      <w:bookmarkStart w:id="7" w:name="_Toc241997967"/>
+      <w:bookmarkStart w:id="7" w:name="_Toc242008622"/>
       <w:r>
         <w:lastRenderedPageBreak/>
         <w:t>5. Dashboards and Reports (read-only)</w:t>
@@ -11633,7 +11633,7 @@
       <w:pPr>
         <w:pStyle w:val="Heading2"/>
       </w:pPr>
-      <w:bookmarkStart w:id="8" w:name="_Toc241997968"/>
+      <w:bookmarkStart w:id="8" w:name="_Toc242008623"/>
       <w:r>
         <w:t>5.1 Executive Dashboard</w:t>
       </w:r>
@@ -11696,7 +11696,7 @@
           <w:left w:w="10" w:type="dxa"/>
           <w:right w:w="10" w:type="dxa"/>
         </w:tblCellMar>
-        <w:tblLook w:val="0000" w:firstRow="0" w:lastRow="0" w:firstColumn="0" w:lastColumn="0" w:noHBand="0" w:noVBand="0"/>
+        <w:tblLook w:val="04A0" w:firstRow="1" w:lastRow="0" w:firstColumn="1" w:lastColumn="0" w:noHBand="0" w:noVBand="1"/>
       </w:tblPr>
       <w:tblGrid>
         <w:gridCol w:w="1882"/>
@@ -12146,7 +12146,7 @@
       <w:pPr>
         <w:pStyle w:val="Heading2"/>
       </w:pPr>
-      <w:bookmarkStart w:id="9" w:name="_Toc241997969"/>
+      <w:bookmarkStart w:id="9" w:name="_Toc242008624"/>
       <w:r>
         <w:t>5.2 Sampling Dashboard</w:t>
       </w:r>
@@ -12209,7 +12209,7 @@
           <w:left w:w="10" w:type="dxa"/>
           <w:right w:w="10" w:type="dxa"/>
         </w:tblCellMar>
-        <w:tblLook w:val="0000" w:firstRow="0" w:lastRow="0" w:firstColumn="0" w:lastColumn="0" w:noHBand="0" w:noVBand="0"/>
+        <w:tblLook w:val="04A0" w:firstRow="1" w:lastRow="0" w:firstColumn="1" w:lastColumn="0" w:noHBand="0" w:noVBand="1"/>
       </w:tblPr>
       <w:tblGrid>
         <w:gridCol w:w="1882"/>
@@ -12659,7 +12659,7 @@
       <w:pPr>
         <w:pStyle w:val="Heading2"/>
       </w:pPr>
-      <w:bookmarkStart w:id="10" w:name="_Toc241997970"/>
+      <w:bookmarkStart w:id="10" w:name="_Toc242008625"/>
       <w:r>
         <w:t>5.3 Contact Dashboard</w:t>
       </w:r>
@@ -12723,7 +12723,7 @@
           <w:left w:w="10" w:type="dxa"/>
           <w:right w:w="10" w:type="dxa"/>
         </w:tblCellMar>
-        <w:tblLook w:val="0000" w:firstRow="0" w:lastRow="0" w:firstColumn="0" w:lastColumn="0" w:noHBand="0" w:noVBand="0"/>
+        <w:tblLook w:val="04A0" w:firstRow="1" w:lastRow="0" w:firstColumn="1" w:lastColumn="0" w:noHBand="0" w:noVBand="1"/>
       </w:tblPr>
       <w:tblGrid>
         <w:gridCol w:w="1882"/>
@@ -12963,7 +12963,7 @@
       <w:pPr>
         <w:pStyle w:val="Heading2"/>
       </w:pPr>
-      <w:bookmarkStart w:id="11" w:name="_Toc241997971"/>
+      <w:bookmarkStart w:id="11" w:name="_Toc242008626"/>
       <w:r>
         <w:t>5.4 QA Dashboard</w:t>
       </w:r>
@@ -13026,7 +13026,7 @@
           <w:left w:w="10" w:type="dxa"/>
           <w:right w:w="10" w:type="dxa"/>
         </w:tblCellMar>
-        <w:tblLook w:val="0000" w:firstRow="0" w:lastRow="0" w:firstColumn="0" w:lastColumn="0" w:noHBand="0" w:noVBand="0"/>
+        <w:tblLook w:val="04A0" w:firstRow="1" w:lastRow="0" w:firstColumn="1" w:lastColumn="0" w:noHBand="0" w:noVBand="1"/>
       </w:tblPr>
       <w:tblGrid>
         <w:gridCol w:w="1882"/>
@@ -13583,7 +13583,7 @@
       <w:pPr>
         <w:pStyle w:val="Heading2"/>
       </w:pPr>
-      <w:bookmarkStart w:id="12" w:name="_Toc241997972"/>
+      <w:bookmarkStart w:id="12" w:name="_Toc242008627"/>
       <w:r>
         <w:t>5.5 KII / Document Dashboard</w:t>
       </w:r>
@@ -13646,7 +13646,7 @@
           <w:left w:w="10" w:type="dxa"/>
           <w:right w:w="10" w:type="dxa"/>
         </w:tblCellMar>
-        <w:tblLook w:val="0000" w:firstRow="0" w:lastRow="0" w:firstColumn="0" w:lastColumn="0" w:noHBand="0" w:noVBand="0"/>
+        <w:tblLook w:val="04A0" w:firstRow="1" w:lastRow="0" w:firstColumn="1" w:lastColumn="0" w:noHBand="0" w:noVBand="1"/>
       </w:tblPr>
       <w:tblGrid>
         <w:gridCol w:w="1882"/>
@@ -13993,7 +13993,7 @@
       <w:pPr>
         <w:pStyle w:val="Heading2"/>
       </w:pPr>
-      <w:bookmarkStart w:id="13" w:name="_Toc241997973"/>
+      <w:bookmarkStart w:id="13" w:name="_Toc242008628"/>
       <w:r>
         <w:lastRenderedPageBreak/>
         <w:t>5.6 Reports</w:t>
@@ -14057,7 +14057,7 @@
           <w:left w:w="10" w:type="dxa"/>
           <w:right w:w="10" w:type="dxa"/>
         </w:tblCellMar>
-        <w:tblLook w:val="0000" w:firstRow="0" w:lastRow="0" w:firstColumn="0" w:lastColumn="0" w:noHBand="0" w:noVBand="0"/>
+        <w:tblLook w:val="04A0" w:firstRow="1" w:lastRow="0" w:firstColumn="1" w:lastColumn="0" w:noHBand="0" w:noVBand="1"/>
       </w:tblPr>
       <w:tblGrid>
         <w:gridCol w:w="1882"/>
@@ -14508,7 +14508,7 @@
         <w:pStyle w:val="Heading1"/>
         <w:pageBreakBefore/>
       </w:pPr>
-      <w:bookmarkStart w:id="14" w:name="_Toc241997974"/>
+      <w:bookmarkStart w:id="14" w:name="_Toc242008629"/>
       <w:r>
         <w:lastRenderedPageBreak/>
         <w:t>6. The sample and contact</w:t>
@@ -14519,7 +14519,7 @@
       <w:pPr>
         <w:pStyle w:val="Heading2"/>
       </w:pPr>
-      <w:bookmarkStart w:id="15" w:name="_Toc241997975"/>
+      <w:bookmarkStart w:id="15" w:name="_Toc242008630"/>
       <w:r>
         <w:t>6.1 Main-400 Register (and Reserve)</w:t>
       </w:r>
@@ -14582,7 +14582,7 @@
           <w:left w:w="10" w:type="dxa"/>
           <w:right w:w="10" w:type="dxa"/>
         </w:tblCellMar>
-        <w:tblLook w:val="0000" w:firstRow="0" w:lastRow="0" w:firstColumn="0" w:lastColumn="0" w:noHBand="0" w:noVBand="0"/>
+        <w:tblLook w:val="04A0" w:firstRow="1" w:lastRow="0" w:firstColumn="1" w:lastColumn="0" w:noHBand="0" w:noVBand="1"/>
       </w:tblPr>
       <w:tblGrid>
         <w:gridCol w:w="1882"/>
@@ -15873,7 +15873,7 @@
       <w:pPr>
         <w:pStyle w:val="Heading2"/>
       </w:pPr>
-      <w:bookmarkStart w:id="16" w:name="_Toc241997976"/>
+      <w:bookmarkStart w:id="16" w:name="_Toc242008631"/>
       <w:r>
         <w:t>6.2 Case page</w:t>
       </w:r>
@@ -15936,7 +15936,7 @@
           <w:left w:w="10" w:type="dxa"/>
           <w:right w:w="10" w:type="dxa"/>
         </w:tblCellMar>
-        <w:tblLook w:val="0000" w:firstRow="0" w:lastRow="0" w:firstColumn="0" w:lastColumn="0" w:noHBand="0" w:noVBand="0"/>
+        <w:tblLook w:val="04A0" w:firstRow="1" w:lastRow="0" w:firstColumn="1" w:lastColumn="0" w:noHBand="0" w:noVBand="1"/>
       </w:tblPr>
       <w:tblGrid>
         <w:gridCol w:w="1882"/>
@@ -17865,7 +17865,7 @@
       <w:pPr>
         <w:pStyle w:val="Heading2"/>
       </w:pPr>
-      <w:bookmarkStart w:id="17" w:name="_Toc241997977"/>
+      <w:bookmarkStart w:id="17" w:name="_Toc242008632"/>
       <w:r>
         <w:t>6.3 Pre-Interview Profile (PROIT) and its review screen</w:t>
       </w:r>
@@ -17928,7 +17928,7 @@
           <w:left w:w="10" w:type="dxa"/>
           <w:right w:w="10" w:type="dxa"/>
         </w:tblCellMar>
-        <w:tblLook w:val="0000" w:firstRow="0" w:lastRow="0" w:firstColumn="0" w:lastColumn="0" w:noHBand="0" w:noVBand="0"/>
+        <w:tblLook w:val="04A0" w:firstRow="1" w:lastRow="0" w:firstColumn="1" w:lastColumn="0" w:noHBand="0" w:noVBand="1"/>
       </w:tblPr>
       <w:tblGrid>
         <w:gridCol w:w="1882"/>
@@ -19430,7 +19430,7 @@
       <w:pPr>
         <w:pStyle w:val="Heading2"/>
       </w:pPr>
-      <w:bookmarkStart w:id="18" w:name="_Toc241997978"/>
+      <w:bookmarkStart w:id="18" w:name="_Toc242008633"/>
       <w:r>
         <w:t>6.4 Interview sheet (verifying a locked profile)</w:t>
       </w:r>
@@ -19493,7 +19493,7 @@
           <w:left w:w="10" w:type="dxa"/>
           <w:right w:w="10" w:type="dxa"/>
         </w:tblCellMar>
-        <w:tblLook w:val="0000" w:firstRow="0" w:lastRow="0" w:firstColumn="0" w:lastColumn="0" w:noHBand="0" w:noVBand="0"/>
+        <w:tblLook w:val="04A0" w:firstRow="1" w:lastRow="0" w:firstColumn="1" w:lastColumn="0" w:noHBand="0" w:noVBand="1"/>
       </w:tblPr>
       <w:tblGrid>
         <w:gridCol w:w="1882"/>
@@ -20681,7 +20681,7 @@
       <w:pPr>
         <w:pStyle w:val="Heading2"/>
       </w:pPr>
-      <w:bookmarkStart w:id="19" w:name="_Toc241997979"/>
+      <w:bookmarkStart w:id="19" w:name="_Toc242008634"/>
       <w:r>
         <w:t>6.5 Register Organisation</w:t>
       </w:r>
@@ -20744,7 +20744,7 @@
           <w:left w:w="10" w:type="dxa"/>
           <w:right w:w="10" w:type="dxa"/>
         </w:tblCellMar>
-        <w:tblLook w:val="0000" w:firstRow="0" w:lastRow="0" w:firstColumn="0" w:lastColumn="0" w:noHBand="0" w:noVBand="0"/>
+        <w:tblLook w:val="04A0" w:firstRow="1" w:lastRow="0" w:firstColumn="1" w:lastColumn="0" w:noHBand="0" w:noVBand="1"/>
       </w:tblPr>
       <w:tblGrid>
         <w:gridCol w:w="1882"/>
@@ -21404,7 +21404,7 @@
       <w:pPr>
         <w:pStyle w:val="Heading2"/>
       </w:pPr>
-      <w:bookmarkStart w:id="20" w:name="_Toc241997980"/>
+      <w:bookmarkStart w:id="20" w:name="_Toc242008635"/>
       <w:r>
         <w:lastRenderedPageBreak/>
         <w:t>6.6 Appointment Queue</w:t>
@@ -21468,7 +21468,7 @@
           <w:left w:w="10" w:type="dxa"/>
           <w:right w:w="10" w:type="dxa"/>
         </w:tblCellMar>
-        <w:tblLook w:val="0000" w:firstRow="0" w:lastRow="0" w:firstColumn="0" w:lastColumn="0" w:noHBand="0" w:noVBand="0"/>
+        <w:tblLook w:val="04A0" w:firstRow="1" w:lastRow="0" w:firstColumn="1" w:lastColumn="0" w:noHBand="0" w:noVBand="1"/>
       </w:tblPr>
       <w:tblGrid>
         <w:gridCol w:w="1882"/>
@@ -22025,7 +22025,7 @@
       <w:pPr>
         <w:pStyle w:val="Heading2"/>
       </w:pPr>
-      <w:bookmarkStart w:id="21" w:name="_Toc241997981"/>
+      <w:bookmarkStart w:id="21" w:name="_Toc242008636"/>
       <w:r>
         <w:t>6.7 Follow-ups due</w:t>
       </w:r>
@@ -22088,7 +22088,7 @@
           <w:left w:w="10" w:type="dxa"/>
           <w:right w:w="10" w:type="dxa"/>
         </w:tblCellMar>
-        <w:tblLook w:val="0000" w:firstRow="0" w:lastRow="0" w:firstColumn="0" w:lastColumn="0" w:noHBand="0" w:noVBand="0"/>
+        <w:tblLook w:val="04A0" w:firstRow="1" w:lastRow="0" w:firstColumn="1" w:lastColumn="0" w:noHBand="0" w:noVBand="1"/>
       </w:tblPr>
       <w:tblGrid>
         <w:gridCol w:w="1882"/>
@@ -22538,7 +22538,7 @@
       <w:pPr>
         <w:pStyle w:val="Heading2"/>
       </w:pPr>
-      <w:bookmarkStart w:id="22" w:name="_Toc241997982"/>
+      <w:bookmarkStart w:id="22" w:name="_Toc242008637"/>
       <w:r>
         <w:t>6.8 Reserve Activation</w:t>
       </w:r>
@@ -22601,7 +22601,7 @@
           <w:left w:w="10" w:type="dxa"/>
           <w:right w:w="10" w:type="dxa"/>
         </w:tblCellMar>
-        <w:tblLook w:val="0000" w:firstRow="0" w:lastRow="0" w:firstColumn="0" w:lastColumn="0" w:noHBand="0" w:noVBand="0"/>
+        <w:tblLook w:val="04A0" w:firstRow="1" w:lastRow="0" w:firstColumn="1" w:lastColumn="0" w:noHBand="0" w:noVBand="1"/>
       </w:tblPr>
       <w:tblGrid>
         <w:gridCol w:w="1882"/>
@@ -23160,7 +23160,7 @@
         <w:pStyle w:val="Heading1"/>
         <w:pageBreakBefore/>
       </w:pPr>
-      <w:bookmarkStart w:id="23" w:name="_Toc241997983"/>
+      <w:bookmarkStart w:id="23" w:name="_Toc242008638"/>
       <w:r>
         <w:lastRenderedPageBreak/>
         <w:t>7. Quality checking</w:t>
@@ -23171,7 +23171,7 @@
       <w:pPr>
         <w:pStyle w:val="Heading2"/>
       </w:pPr>
-      <w:bookmarkStart w:id="24" w:name="_Toc241997984"/>
+      <w:bookmarkStart w:id="24" w:name="_Toc242008639"/>
       <w:r>
         <w:t>7.1 QA Queue (with the KoboToolbox sync panel)</w:t>
       </w:r>
@@ -23234,7 +23234,7 @@
           <w:left w:w="10" w:type="dxa"/>
           <w:right w:w="10" w:type="dxa"/>
         </w:tblCellMar>
-        <w:tblLook w:val="0000" w:firstRow="0" w:lastRow="0" w:firstColumn="0" w:lastColumn="0" w:noHBand="0" w:noVBand="0"/>
+        <w:tblLook w:val="04A0" w:firstRow="1" w:lastRow="0" w:firstColumn="1" w:lastColumn="0" w:noHBand="0" w:noVBand="1"/>
       </w:tblPr>
       <w:tblGrid>
         <w:gridCol w:w="1882"/>
@@ -23894,7 +23894,7 @@
       <w:pPr>
         <w:pStyle w:val="Heading2"/>
       </w:pPr>
-      <w:bookmarkStart w:id="25" w:name="_Toc241997985"/>
+      <w:bookmarkStart w:id="25" w:name="_Toc242008640"/>
       <w:r>
         <w:t>7.2 QA Exceptions</w:t>
       </w:r>
@@ -23957,7 +23957,7 @@
           <w:left w:w="10" w:type="dxa"/>
           <w:right w:w="10" w:type="dxa"/>
         </w:tblCellMar>
-        <w:tblLook w:val="0000" w:firstRow="0" w:lastRow="0" w:firstColumn="0" w:lastColumn="0" w:noHBand="0" w:noVBand="0"/>
+        <w:tblLook w:val="04A0" w:firstRow="1" w:lastRow="0" w:firstColumn="1" w:lastColumn="0" w:noHBand="0" w:noVBand="1"/>
       </w:tblPr>
       <w:tblGrid>
         <w:gridCol w:w="1882"/>
@@ -24726,7 +24726,7 @@
         <w:pStyle w:val="Heading1"/>
         <w:pageBreakBefore/>
       </w:pPr>
-      <w:bookmarkStart w:id="26" w:name="_Toc241997986"/>
+      <w:bookmarkStart w:id="26" w:name="_Toc242008641"/>
       <w:r>
         <w:lastRenderedPageBreak/>
         <w:t>8. Key Informant Interviews</w:t>
@@ -24737,7 +24737,7 @@
       <w:pPr>
         <w:pStyle w:val="Heading2"/>
       </w:pPr>
-      <w:bookmarkStart w:id="27" w:name="_Toc241997987"/>
+      <w:bookmarkStart w:id="27" w:name="_Toc242008642"/>
       <w:r>
         <w:t>8.1 KII Register</w:t>
       </w:r>
@@ -24800,7 +24800,7 @@
           <w:left w:w="10" w:type="dxa"/>
           <w:right w:w="10" w:type="dxa"/>
         </w:tblCellMar>
-        <w:tblLook w:val="0000" w:firstRow="0" w:lastRow="0" w:firstColumn="0" w:lastColumn="0" w:noHBand="0" w:noVBand="0"/>
+        <w:tblLook w:val="04A0" w:firstRow="1" w:lastRow="0" w:firstColumn="1" w:lastColumn="0" w:noHBand="0" w:noVBand="1"/>
       </w:tblPr>
       <w:tblGrid>
         <w:gridCol w:w="1882"/>
@@ -25357,7 +25357,7 @@
       <w:pPr>
         <w:pStyle w:val="Heading2"/>
       </w:pPr>
-      <w:bookmarkStart w:id="28" w:name="_Toc241997988"/>
+      <w:bookmarkStart w:id="28" w:name="_Toc242008643"/>
       <w:r>
         <w:t>8.2 New KII Record</w:t>
       </w:r>
@@ -25420,7 +25420,7 @@
           <w:left w:w="10" w:type="dxa"/>
           <w:right w:w="10" w:type="dxa"/>
         </w:tblCellMar>
-        <w:tblLook w:val="0000" w:firstRow="0" w:lastRow="0" w:firstColumn="0" w:lastColumn="0" w:noHBand="0" w:noVBand="0"/>
+        <w:tblLook w:val="04A0" w:firstRow="1" w:lastRow="0" w:firstColumn="1" w:lastColumn="0" w:noHBand="0" w:noVBand="1"/>
       </w:tblPr>
       <w:tblGrid>
         <w:gridCol w:w="1882"/>
@@ -25767,7 +25767,7 @@
       <w:pPr>
         <w:pStyle w:val="Heading2"/>
       </w:pPr>
-      <w:bookmarkStart w:id="29" w:name="_Toc241997989"/>
+      <w:bookmarkStart w:id="29" w:name="_Toc242008644"/>
       <w:r>
         <w:t>8.3 KII record</w:t>
       </w:r>
@@ -25830,7 +25830,7 @@
           <w:left w:w="10" w:type="dxa"/>
           <w:right w:w="10" w:type="dxa"/>
         </w:tblCellMar>
-        <w:tblLook w:val="0000" w:firstRow="0" w:lastRow="0" w:firstColumn="0" w:lastColumn="0" w:noHBand="0" w:noVBand="0"/>
+        <w:tblLook w:val="04A0" w:firstRow="1" w:lastRow="0" w:firstColumn="1" w:lastColumn="0" w:noHBand="0" w:noVBand="1"/>
       </w:tblPr>
       <w:tblGrid>
         <w:gridCol w:w="1882"/>
@@ -26809,7 +26809,7 @@
         <w:pStyle w:val="Heading1"/>
         <w:pageBreakBefore/>
       </w:pPr>
-      <w:bookmarkStart w:id="30" w:name="_Toc241997990"/>
+      <w:bookmarkStart w:id="30" w:name="_Toc242008645"/>
       <w:r>
         <w:lastRenderedPageBreak/>
         <w:t>9. Documentary evidence</w:t>
@@ -26820,7 +26820,7 @@
       <w:pPr>
         <w:pStyle w:val="Heading2"/>
       </w:pPr>
-      <w:bookmarkStart w:id="31" w:name="_Toc241997991"/>
+      <w:bookmarkStart w:id="31" w:name="_Toc242008646"/>
       <w:r>
         <w:t>9.1 Documents (the corpus)</w:t>
       </w:r>
@@ -26883,7 +26883,7 @@
           <w:left w:w="10" w:type="dxa"/>
           <w:right w:w="10" w:type="dxa"/>
         </w:tblCellMar>
-        <w:tblLook w:val="0000" w:firstRow="0" w:lastRow="0" w:firstColumn="0" w:lastColumn="0" w:noHBand="0" w:noVBand="0"/>
+        <w:tblLook w:val="04A0" w:firstRow="1" w:lastRow="0" w:firstColumn="1" w:lastColumn="0" w:noHBand="0" w:noVBand="1"/>
       </w:tblPr>
       <w:tblGrid>
         <w:gridCol w:w="1882"/>
@@ -27440,7 +27440,7 @@
       <w:pPr>
         <w:pStyle w:val="Heading2"/>
       </w:pPr>
-      <w:bookmarkStart w:id="32" w:name="_Toc241997992"/>
+      <w:bookmarkStart w:id="32" w:name="_Toc242008647"/>
       <w:r>
         <w:t>9.2 New Documentary Evidence Record</w:t>
       </w:r>
@@ -27503,7 +27503,7 @@
           <w:left w:w="10" w:type="dxa"/>
           <w:right w:w="10" w:type="dxa"/>
         </w:tblCellMar>
-        <w:tblLook w:val="0000" w:firstRow="0" w:lastRow="0" w:firstColumn="0" w:lastColumn="0" w:noHBand="0" w:noVBand="0"/>
+        <w:tblLook w:val="04A0" w:firstRow="1" w:lastRow="0" w:firstColumn="1" w:lastColumn="0" w:noHBand="0" w:noVBand="1"/>
       </w:tblPr>
       <w:tblGrid>
         <w:gridCol w:w="1882"/>
@@ -28271,7 +28271,7 @@
       <w:pPr>
         <w:pStyle w:val="Heading2"/>
       </w:pPr>
-      <w:bookmarkStart w:id="33" w:name="_Toc241997993"/>
+      <w:bookmarkStart w:id="33" w:name="_Toc242008648"/>
       <w:r>
         <w:t>9.3 Document record</w:t>
       </w:r>
@@ -28334,7 +28334,7 @@
           <w:left w:w="10" w:type="dxa"/>
           <w:right w:w="10" w:type="dxa"/>
         </w:tblCellMar>
-        <w:tblLook w:val="0000" w:firstRow="0" w:lastRow="0" w:firstColumn="0" w:lastColumn="0" w:noHBand="0" w:noVBand="0"/>
+        <w:tblLook w:val="04A0" w:firstRow="1" w:lastRow="0" w:firstColumn="1" w:lastColumn="0" w:noHBand="0" w:noVBand="1"/>
       </w:tblPr>
       <w:tblGrid>
         <w:gridCol w:w="1882"/>
@@ -29625,7 +29625,7 @@
       <w:pPr>
         <w:pStyle w:val="Heading2"/>
       </w:pPr>
-      <w:bookmarkStart w:id="34" w:name="_Toc241997994"/>
+      <w:bookmarkStart w:id="34" w:name="_Toc242008649"/>
       <w:r>
         <w:t>9.4 Auto-fill review screen</w:t>
       </w:r>
@@ -29688,7 +29688,7 @@
           <w:left w:w="10" w:type="dxa"/>
           <w:right w:w="10" w:type="dxa"/>
         </w:tblCellMar>
-        <w:tblLook w:val="0000" w:firstRow="0" w:lastRow="0" w:firstColumn="0" w:lastColumn="0" w:noHBand="0" w:noVBand="0"/>
+        <w:tblLook w:val="04A0" w:firstRow="1" w:lastRow="0" w:firstColumn="1" w:lastColumn="0" w:noHBand="0" w:noVBand="1"/>
       </w:tblPr>
       <w:tblGrid>
         <w:gridCol w:w="1882"/>
@@ -30667,7 +30667,7 @@
         <w:pStyle w:val="Heading1"/>
         <w:pageBreakBefore/>
       </w:pPr>
-      <w:bookmarkStart w:id="35" w:name="_Toc241997995"/>
+      <w:bookmarkStart w:id="35" w:name="_Toc242008650"/>
       <w:r>
         <w:lastRenderedPageBreak/>
         <w:t>10. Completed forms and exports</w:t>
@@ -30678,7 +30678,7 @@
       <w:pPr>
         <w:pStyle w:val="Heading2"/>
       </w:pPr>
-      <w:bookmarkStart w:id="36" w:name="_Toc241997996"/>
+      <w:bookmarkStart w:id="36" w:name="_Toc242008651"/>
       <w:r>
         <w:t>10.1 Completed forms (Form PDFs)</w:t>
       </w:r>
@@ -30741,7 +30741,7 @@
           <w:left w:w="10" w:type="dxa"/>
           <w:right w:w="10" w:type="dxa"/>
         </w:tblCellMar>
-        <w:tblLook w:val="0000" w:firstRow="0" w:lastRow="0" w:firstColumn="0" w:lastColumn="0" w:noHBand="0" w:noVBand="0"/>
+        <w:tblLook w:val="04A0" w:firstRow="1" w:lastRow="0" w:firstColumn="1" w:lastColumn="0" w:noHBand="0" w:noVBand="1"/>
       </w:tblPr>
       <w:tblGrid>
         <w:gridCol w:w="1882"/>
@@ -31944,7 +31944,7 @@
         <w:pStyle w:val="Heading1"/>
         <w:pageBreakBefore/>
       </w:pPr>
-      <w:bookmarkStart w:id="37" w:name="_Toc241997997"/>
+      <w:bookmarkStart w:id="37" w:name="_Toc242008652"/>
       <w:r>
         <w:lastRenderedPageBreak/>
         <w:t>11. Study administration</w:t>
@@ -31955,7 +31955,7 @@
       <w:pPr>
         <w:pStyle w:val="Heading2"/>
       </w:pPr>
-      <w:bookmarkStart w:id="38" w:name="_Toc241997998"/>
+      <w:bookmarkStart w:id="38" w:name="_Toc242008653"/>
       <w:r>
         <w:t>11.1 Cost Dashboard</w:t>
       </w:r>
@@ -32018,7 +32018,7 @@
           <w:left w:w="10" w:type="dxa"/>
           <w:right w:w="10" w:type="dxa"/>
         </w:tblCellMar>
-        <w:tblLook w:val="0000" w:firstRow="0" w:lastRow="0" w:firstColumn="0" w:lastColumn="0" w:noHBand="0" w:noVBand="0"/>
+        <w:tblLook w:val="04A0" w:firstRow="1" w:lastRow="0" w:firstColumn="1" w:lastColumn="0" w:noHBand="0" w:noVBand="1"/>
       </w:tblPr>
       <w:tblGrid>
         <w:gridCol w:w="1882"/>
@@ -32365,7 +32365,7 @@
       <w:pPr>
         <w:pStyle w:val="Heading2"/>
       </w:pPr>
-      <w:bookmarkStart w:id="39" w:name="_Toc241997999"/>
+      <w:bookmarkStart w:id="39" w:name="_Toc242008654"/>
       <w:r>
         <w:t>11.2 Audit Log</w:t>
       </w:r>
@@ -32428,7 +32428,7 @@
           <w:left w:w="10" w:type="dxa"/>
           <w:right w:w="10" w:type="dxa"/>
         </w:tblCellMar>
-        <w:tblLook w:val="0000" w:firstRow="0" w:lastRow="0" w:firstColumn="0" w:lastColumn="0" w:noHBand="0" w:noVBand="0"/>
+        <w:tblLook w:val="04A0" w:firstRow="1" w:lastRow="0" w:firstColumn="1" w:lastColumn="0" w:noHBand="0" w:noVBand="1"/>
       </w:tblPr>
       <w:tblGrid>
         <w:gridCol w:w="1882"/>
@@ -32775,7 +32775,7 @@
       <w:pPr>
         <w:pStyle w:val="Heading2"/>
       </w:pPr>
-      <w:bookmarkStart w:id="40" w:name="_Toc241998000"/>
+      <w:bookmarkStart w:id="40" w:name="_Toc242008655"/>
       <w:r>
         <w:t>11.3 Research Clearance</w:t>
       </w:r>
@@ -32838,7 +32838,7 @@
           <w:left w:w="10" w:type="dxa"/>
           <w:right w:w="10" w:type="dxa"/>
         </w:tblCellMar>
-        <w:tblLook w:val="0000" w:firstRow="0" w:lastRow="0" w:firstColumn="0" w:lastColumn="0" w:noHBand="0" w:noVBand="0"/>
+        <w:tblLook w:val="04A0" w:firstRow="1" w:lastRow="0" w:firstColumn="1" w:lastColumn="0" w:noHBand="0" w:noVBand="1"/>
       </w:tblPr>
       <w:tblGrid>
         <w:gridCol w:w="1882"/>
@@ -33606,7 +33606,7 @@
       <w:pPr>
         <w:pStyle w:val="Heading2"/>
       </w:pPr>
-      <w:bookmarkStart w:id="41" w:name="_Toc241998001"/>
+      <w:bookmarkStart w:id="41" w:name="_Toc242008656"/>
       <w:r>
         <w:t>11.4 Export</w:t>
       </w:r>
@@ -33669,7 +33669,7 @@
           <w:left w:w="10" w:type="dxa"/>
           <w:right w:w="10" w:type="dxa"/>
         </w:tblCellMar>
-        <w:tblLook w:val="0000" w:firstRow="0" w:lastRow="0" w:firstColumn="0" w:lastColumn="0" w:noHBand="0" w:noVBand="0"/>
+        <w:tblLook w:val="04A0" w:firstRow="1" w:lastRow="0" w:firstColumn="1" w:lastColumn="0" w:noHBand="0" w:noVBand="1"/>
       </w:tblPr>
       <w:tblGrid>
         <w:gridCol w:w="1882"/>
@@ -34271,7 +34271,7 @@
         <w:sz w:val="16"/>
         <w:szCs w:val="16"/>
       </w:rPr>
-      <w:t>Version 1.18 · 4 October 2026</w:t>
+      <w:t>Version 1.19 · 4 October 2026</w:t>
     </w:r>
     <w:r>
       <w:rPr>
@@ -34444,10 +34444,68 @@
 <file path=word/numbering.xml><?xml version="1.0" encoding="utf-8"?>
 <w:numbering xmlns:wpc="http://schemas.microsoft.com/office/word/2010/wordprocessingCanvas" xmlns:cx="http://schemas.microsoft.com/office/drawing/2014/chartex" xmlns:cx1="http://schemas.microsoft.com/office/drawing/2015/9/8/chartex" xmlns:cx2="http://schemas.microsoft.com/office/drawing/2015/10/21/chartex" xmlns:cx3="http://schemas.microsoft.com/office/drawing/2016/5/9/chartex" xmlns:cx4="http://schemas.microsoft.com/office/drawing/2016/5/10/chartex" xmlns:cx5="http://schemas.microsoft.com/office/drawing/2016/5/11/chartex" xmlns:cx6="http://schemas.microsoft.com/office/drawing/2016/5/12/chartex" xmlns:cx7="http://schemas.microsoft.com/office/drawing/2016/5/13/chartex" xmlns:cx8="http://schemas.microsoft.com/office/drawing/2016/5/14/chartex" xmlns:mc="http://schemas.openxmlformats.org/markup-compatibility/2006" xmlns:aink="http://schemas.microsoft.com/office/drawing/2016/ink" xmlns:am3d="http://schemas.microsoft.com/office/drawing/2017/model3d" xmlns:o="urn:schemas-microsoft-com:office:office" xmlns:oel="http://schemas.microsoft.com/office/2019/extlst" xmlns:r="http://schemas.openxmlformats.org/officeDocument/2006/relationships" xmlns:m="http://schemas.openxmlformats.org/officeDocument/2006/math" xmlns:v="urn:schemas-microsoft-com:vml" xmlns:wp14="http://schemas.microsoft.com/office/word/2010/wordprocessingDrawing" xmlns:wp="http://schemas.openxmlformats.org/drawingml/2006/wordprocessingDrawing" xmlns:w10="urn:schemas-microsoft-com:office:word" xmlns:w="http://schemas.openxmlformats.org/wordprocessingml/2006/main" xmlns:w14="http://schemas.microsoft.com/office/word/2010/wordml" xmlns:w15="http://schemas.microsoft.com/office/word/2012/wordml" xmlns:w16cex="http://schemas.microsoft.com/office/word/2018/wordml/cex" xmlns:w16cid="http://schemas.microsoft.com/office/word/2016/wordml/cid" xmlns:w16="http://schemas.microsoft.com/office/word/2018/wordml" xmlns:w16sdtdh="http://schemas.microsoft.com/office/word/2020/wordml/sdtdatahash" xmlns:w16se="http://schemas.microsoft.com/office/word/2015/wordml/symex" xmlns:wpg="http://schemas.microsoft.com/office/word/2010/wordprocessingGroup" xmlns:wpi="http://schemas.microsoft.com/office/word/2010/wordprocessingInk" xmlns:wne="http://schemas.microsoft.com/office/word/2006/wordml" xmlns:wps="http://schemas.microsoft.com/office/word/2010/wordprocessingShape" mc:Ignorable="w14 w15 w16se w16cid w16 w16cex w16sdtdh wp14">
   <w:abstractNum w:abstractNumId="0" w15:restartNumberingAfterBreak="0">
-    <w:nsid w:val="1A904271"/>
+    <w:nsid w:val="4F7D3812"/>
     <w:multiLevelType w:val="hybridMultilevel"/>
-    <w:tmpl w:val="6FEC377C"/>
-    <w:lvl w:ilvl="0" w:tplc="F4ECA03C">
+    <w:tmpl w:val="7AC4316E"/>
+    <w:lvl w:ilvl="0" w:tplc="A7F03454">
+      <w:start w:val="1"/>
+      <w:numFmt w:val="bullet"/>
+      <w:lvlText w:val="•"/>
+      <w:lvlJc w:val="left"/>
+      <w:pPr>
+        <w:ind w:left="460" w:hanging="280"/>
+      </w:pPr>
+    </w:lvl>
+    <w:lvl w:ilvl="1" w:tplc="D7BA9308">
+      <w:start w:val="1"/>
+      <w:numFmt w:val="bullet"/>
+      <w:lvlText w:val="–"/>
+      <w:lvlJc w:val="left"/>
+      <w:pPr>
+        <w:ind w:left="900" w:hanging="280"/>
+      </w:pPr>
+    </w:lvl>
+    <w:lvl w:ilvl="2" w:tplc="2B802BCC">
+      <w:numFmt w:val="decimal"/>
+      <w:lvlText w:val=""/>
+      <w:lvlJc w:val="left"/>
+    </w:lvl>
+    <w:lvl w:ilvl="3" w:tplc="8054A6E6">
+      <w:numFmt w:val="decimal"/>
+      <w:lvlText w:val=""/>
+      <w:lvlJc w:val="left"/>
+    </w:lvl>
+    <w:lvl w:ilvl="4" w:tplc="48E840EE">
+      <w:numFmt w:val="decimal"/>
+      <w:lvlText w:val=""/>
+      <w:lvlJc w:val="left"/>
+    </w:lvl>
+    <w:lvl w:ilvl="5" w:tplc="498616B8">
+      <w:numFmt w:val="decimal"/>
+      <w:lvlText w:val=""/>
+      <w:lvlJc w:val="left"/>
+    </w:lvl>
+    <w:lvl w:ilvl="6" w:tplc="F6C8E300">
+      <w:numFmt w:val="decimal"/>
+      <w:lvlText w:val=""/>
+      <w:lvlJc w:val="left"/>
+    </w:lvl>
+    <w:lvl w:ilvl="7" w:tplc="0596B9FA">
+      <w:numFmt w:val="decimal"/>
+      <w:lvlText w:val=""/>
+      <w:lvlJc w:val="left"/>
+    </w:lvl>
+    <w:lvl w:ilvl="8" w:tplc="3FA645D4">
+      <w:numFmt w:val="decimal"/>
+      <w:lvlText w:val=""/>
+      <w:lvlJc w:val="left"/>
+    </w:lvl>
+  </w:abstractNum>
+  <w:abstractNum w:abstractNumId="1" w15:restartNumberingAfterBreak="0">
+    <w:nsid w:val="6EE80E4F"/>
+    <w:multiLevelType w:val="hybridMultilevel"/>
+    <w:tmpl w:val="6132108A"/>
+    <w:lvl w:ilvl="0" w:tplc="E81C1C90">
       <w:start w:val="1"/>
       <w:numFmt w:val="bullet"/>
       <w:lvlText w:val="●"/>
@@ -34456,7 +34514,7 @@
         <w:ind w:left="720" w:hanging="360"/>
       </w:pPr>
     </w:lvl>
-    <w:lvl w:ilvl="1" w:tplc="CF0C9E5C">
+    <w:lvl w:ilvl="1" w:tplc="3528C696">
       <w:start w:val="1"/>
       <w:numFmt w:val="bullet"/>
       <w:lvlText w:val="○"/>
@@ -34465,7 +34523,7 @@
         <w:ind w:left="1440" w:hanging="360"/>
       </w:pPr>
     </w:lvl>
-    <w:lvl w:ilvl="2" w:tplc="A9B6423E">
+    <w:lvl w:ilvl="2" w:tplc="041E379E">
       <w:start w:val="1"/>
       <w:numFmt w:val="bullet"/>
       <w:lvlText w:val="■"/>
@@ -34474,7 +34532,7 @@
         <w:ind w:left="2160" w:hanging="360"/>
       </w:pPr>
     </w:lvl>
-    <w:lvl w:ilvl="3" w:tplc="D626091C">
+    <w:lvl w:ilvl="3" w:tplc="161C84EE">
       <w:start w:val="1"/>
       <w:numFmt w:val="bullet"/>
       <w:lvlText w:val="●"/>
@@ -34483,7 +34541,7 @@
         <w:ind w:left="2880" w:hanging="360"/>
       </w:pPr>
     </w:lvl>
-    <w:lvl w:ilvl="4" w:tplc="C7D2427A">
+    <w:lvl w:ilvl="4" w:tplc="17F224E8">
       <w:start w:val="1"/>
       <w:numFmt w:val="bullet"/>
       <w:lvlText w:val="○"/>
@@ -34492,7 +34550,7 @@
         <w:ind w:left="3600" w:hanging="360"/>
       </w:pPr>
     </w:lvl>
-    <w:lvl w:ilvl="5" w:tplc="A19683F2">
+    <w:lvl w:ilvl="5" w:tplc="334AE780">
       <w:start w:val="1"/>
       <w:numFmt w:val="bullet"/>
       <w:lvlText w:val="■"/>
@@ -34501,7 +34559,7 @@
         <w:ind w:left="4320" w:hanging="360"/>
       </w:pPr>
     </w:lvl>
-    <w:lvl w:ilvl="6" w:tplc="42F408B8">
+    <w:lvl w:ilvl="6" w:tplc="D1C63A4C">
       <w:start w:val="1"/>
       <w:numFmt w:val="bullet"/>
       <w:lvlText w:val="●"/>
@@ -34510,7 +34568,7 @@
         <w:ind w:left="5040" w:hanging="360"/>
       </w:pPr>
     </w:lvl>
-    <w:lvl w:ilvl="7" w:tplc="D20EDE16">
+    <w:lvl w:ilvl="7" w:tplc="D5329C94">
       <w:start w:val="1"/>
       <w:numFmt w:val="bullet"/>
       <w:lvlText w:val="●"/>
@@ -34519,7 +34577,7 @@
         <w:ind w:left="5760" w:hanging="360"/>
       </w:pPr>
     </w:lvl>
-    <w:lvl w:ilvl="8" w:tplc="783E491E">
+    <w:lvl w:ilvl="8" w:tplc="68C266D4">
       <w:start w:val="1"/>
       <w:numFmt w:val="bullet"/>
       <w:lvlText w:val="●"/>
@@ -34529,72 +34587,14 @@
       </w:pPr>
     </w:lvl>
   </w:abstractNum>
-  <w:abstractNum w:abstractNumId="1" w15:restartNumberingAfterBreak="0">
-    <w:nsid w:val="2A537A3E"/>
-    <w:multiLevelType w:val="hybridMultilevel"/>
-    <w:tmpl w:val="E4042A68"/>
-    <w:lvl w:ilvl="0" w:tplc="3762F5C0">
-      <w:start w:val="1"/>
-      <w:numFmt w:val="bullet"/>
-      <w:lvlText w:val="•"/>
-      <w:lvlJc w:val="left"/>
-      <w:pPr>
-        <w:ind w:left="460" w:hanging="280"/>
-      </w:pPr>
-    </w:lvl>
-    <w:lvl w:ilvl="1" w:tplc="553EA80C">
-      <w:start w:val="1"/>
-      <w:numFmt w:val="bullet"/>
-      <w:lvlText w:val="–"/>
-      <w:lvlJc w:val="left"/>
-      <w:pPr>
-        <w:ind w:left="900" w:hanging="280"/>
-      </w:pPr>
-    </w:lvl>
-    <w:lvl w:ilvl="2" w:tplc="736689B2">
-      <w:numFmt w:val="decimal"/>
-      <w:lvlText w:val=""/>
-      <w:lvlJc w:val="left"/>
-    </w:lvl>
-    <w:lvl w:ilvl="3" w:tplc="ECC26AB4">
-      <w:numFmt w:val="decimal"/>
-      <w:lvlText w:val=""/>
-      <w:lvlJc w:val="left"/>
-    </w:lvl>
-    <w:lvl w:ilvl="4" w:tplc="0BB21192">
-      <w:numFmt w:val="decimal"/>
-      <w:lvlText w:val=""/>
-      <w:lvlJc w:val="left"/>
-    </w:lvl>
-    <w:lvl w:ilvl="5" w:tplc="8CAC249A">
-      <w:numFmt w:val="decimal"/>
-      <w:lvlText w:val=""/>
-      <w:lvlJc w:val="left"/>
-    </w:lvl>
-    <w:lvl w:ilvl="6" w:tplc="722A52FC">
-      <w:numFmt w:val="decimal"/>
-      <w:lvlText w:val=""/>
-      <w:lvlJc w:val="left"/>
-    </w:lvl>
-    <w:lvl w:ilvl="7" w:tplc="178E2548">
-      <w:numFmt w:val="decimal"/>
-      <w:lvlText w:val=""/>
-      <w:lvlJc w:val="left"/>
-    </w:lvl>
-    <w:lvl w:ilvl="8" w:tplc="A6F6CAB0">
-      <w:numFmt w:val="decimal"/>
-      <w:lvlText w:val=""/>
-      <w:lvlJc w:val="left"/>
-    </w:lvl>
-  </w:abstractNum>
-  <w:num w:numId="1" w16cid:durableId="1667316062">
-    <w:abstractNumId w:val="0"/>
+  <w:num w:numId="1" w16cid:durableId="1343623291">
+    <w:abstractNumId w:val="1"/>
     <w:lvlOverride w:ilvl="0">
       <w:startOverride w:val="1"/>
     </w:lvlOverride>
   </w:num>
-  <w:num w:numId="2" w16cid:durableId="1970668855">
-    <w:abstractNumId w:val="1"/>
+  <w:num w:numId="2" w16cid:durableId="393747652">
+    <w:abstractNumId w:val="0"/>
     <w:lvlOverride w:ilvl="0">
       <w:startOverride w:val="1"/>
     </w:lvlOverride>
@@ -35219,7 +35219,7 @@
     <w:autoRedefine/>
     <w:uiPriority w:val="39"/>
     <w:unhideWhenUsed/>
-    <w:rsid w:val="004345AB"/>
+    <w:rsid w:val="00E15866"/>
     <w:pPr>
       <w:spacing w:after="100"/>
     </w:pPr>
@@ -35231,7 +35231,7 @@
     <w:autoRedefine/>
     <w:uiPriority w:val="39"/>
     <w:unhideWhenUsed/>
-    <w:rsid w:val="004345AB"/>
+    <w:rsid w:val="00E15866"/>
     <w:pPr>
       <w:spacing w:after="100"/>
       <w:ind w:left="210"/>

--- a/docs/manuals/ABF-FST_Screen_and_Button_Reference.docx
+++ b/docs/manuals/ABF-FST_Screen_and_Button_Reference.docx
@@ -69,7 +69,7 @@
           <w:left w:w="10" w:type="dxa"/>
           <w:right w:w="10" w:type="dxa"/>
         </w:tblCellMar>
-        <w:tblLook w:val="04A0" w:firstRow="1" w:lastRow="0" w:firstColumn="1" w:lastColumn="0" w:noHBand="0" w:noVBand="1"/>
+        <w:tblLook w:val="0000" w:firstRow="0" w:lastRow="0" w:firstColumn="0" w:lastColumn="0" w:noHBand="0" w:noVBand="0"/>
       </w:tblPr>
       <w:tblGrid>
         <w:gridCol w:w="2300"/>
@@ -469,7 +469,7 @@
                 <w:sz w:val="19"/>
                 <w:szCs w:val="19"/>
               </w:rPr>
-              <w:t>Version 1.19 · 4 October 2026</w:t>
+              <w:t>Version 1.20 · 4 October 2026</w:t>
             </w:r>
           </w:p>
         </w:tc>
@@ -538,7 +538,7 @@
     <w:sdt>
       <w:sdtPr>
         <w:alias w:val="Contents"/>
-        <w:id w:val="2000310325"/>
+        <w:id w:val="413363459"/>
       </w:sdtPr>
       <w:sdtEndPr/>
       <w:sdtContent>
@@ -567,7 +567,7 @@
           <w:r>
             <w:fldChar w:fldCharType="separate"/>
           </w:r>
-          <w:hyperlink w:anchor="_Toc242008615" w:history="1">
+          <w:hyperlink w:anchor="_Toc242010597" w:history="1">
             <w:r>
               <w:rPr>
                 <w:rStyle w:val="Hyperlink"/>
@@ -591,7 +591,7 @@
               <w:rPr>
                 <w:noProof/>
               </w:rPr>
-              <w:instrText xml:space="preserve"> PAGEREF _Toc242008615 \h </w:instrText>
+              <w:instrText xml:space="preserve"> PAGEREF _Toc242010597 \h </w:instrText>
             </w:r>
             <w:r>
               <w:rPr>
@@ -634,7 +634,7 @@
               <w14:ligatures w14:val="standardContextual"/>
             </w:rPr>
           </w:pPr>
-          <w:hyperlink w:anchor="_Toc242008616" w:history="1">
+          <w:hyperlink w:anchor="_Toc242010598" w:history="1">
             <w:r>
               <w:rPr>
                 <w:rStyle w:val="Hyperlink"/>
@@ -658,7 +658,7 @@
               <w:rPr>
                 <w:noProof/>
               </w:rPr>
-              <w:instrText xml:space="preserve"> PAGEREF _Toc242008616 \h </w:instrText>
+              <w:instrText xml:space="preserve"> PAGEREF _Toc242010598 \h </w:instrText>
             </w:r>
             <w:r>
               <w:rPr>
@@ -701,7 +701,7 @@
               <w14:ligatures w14:val="standardContextual"/>
             </w:rPr>
           </w:pPr>
-          <w:hyperlink w:anchor="_Toc242008617" w:history="1">
+          <w:hyperlink w:anchor="_Toc242010599" w:history="1">
             <w:r>
               <w:rPr>
                 <w:rStyle w:val="Hyperlink"/>
@@ -725,7 +725,7 @@
               <w:rPr>
                 <w:noProof/>
               </w:rPr>
-              <w:instrText xml:space="preserve"> PAGEREF _Toc242008617 \h </w:instrText>
+              <w:instrText xml:space="preserve"> PAGEREF _Toc242010599 \h </w:instrText>
             </w:r>
             <w:r>
               <w:rPr>
@@ -768,7 +768,7 @@
               <w14:ligatures w14:val="standardContextual"/>
             </w:rPr>
           </w:pPr>
-          <w:hyperlink w:anchor="_Toc242008618" w:history="1">
+          <w:hyperlink w:anchor="_Toc242010600" w:history="1">
             <w:r>
               <w:rPr>
                 <w:rStyle w:val="Hyperlink"/>
@@ -792,7 +792,7 @@
               <w:rPr>
                 <w:noProof/>
               </w:rPr>
-              <w:instrText xml:space="preserve"> PAGEREF _Toc242008618 \h </w:instrText>
+              <w:instrText xml:space="preserve"> PAGEREF _Toc242010600 \h </w:instrText>
             </w:r>
             <w:r>
               <w:rPr>
@@ -835,7 +835,7 @@
               <w14:ligatures w14:val="standardContextual"/>
             </w:rPr>
           </w:pPr>
-          <w:hyperlink w:anchor="_Toc242008619" w:history="1">
+          <w:hyperlink w:anchor="_Toc242010601" w:history="1">
             <w:r>
               <w:rPr>
                 <w:rStyle w:val="Hyperlink"/>
@@ -859,7 +859,7 @@
               <w:rPr>
                 <w:noProof/>
               </w:rPr>
-              <w:instrText xml:space="preserve"> PAGEREF _Toc242008619 \h </w:instrText>
+              <w:instrText xml:space="preserve"> PAGEREF _Toc242010601 \h </w:instrText>
             </w:r>
             <w:r>
               <w:rPr>
@@ -902,7 +902,7 @@
               <w14:ligatures w14:val="standardContextual"/>
             </w:rPr>
           </w:pPr>
-          <w:hyperlink w:anchor="_Toc242008620" w:history="1">
+          <w:hyperlink w:anchor="_Toc242010602" w:history="1">
             <w:r>
               <w:rPr>
                 <w:rStyle w:val="Hyperlink"/>
@@ -926,7 +926,7 @@
               <w:rPr>
                 <w:noProof/>
               </w:rPr>
-              <w:instrText xml:space="preserve"> PAGEREF _Toc242008620 \h </w:instrText>
+              <w:instrText xml:space="preserve"> PAGEREF _Toc242010602 \h </w:instrText>
             </w:r>
             <w:r>
               <w:rPr>
@@ -969,7 +969,7 @@
               <w14:ligatures w14:val="standardContextual"/>
             </w:rPr>
           </w:pPr>
-          <w:hyperlink w:anchor="_Toc242008621" w:history="1">
+          <w:hyperlink w:anchor="_Toc242010603" w:history="1">
             <w:r>
               <w:rPr>
                 <w:rStyle w:val="Hyperlink"/>
@@ -993,7 +993,7 @@
               <w:rPr>
                 <w:noProof/>
               </w:rPr>
-              <w:instrText xml:space="preserve"> PAGEREF _Toc242008621 \h </w:instrText>
+              <w:instrText xml:space="preserve"> PAGEREF _Toc242010603 \h </w:instrText>
             </w:r>
             <w:r>
               <w:rPr>
@@ -1036,7 +1036,7 @@
               <w14:ligatures w14:val="standardContextual"/>
             </w:rPr>
           </w:pPr>
-          <w:hyperlink w:anchor="_Toc242008622" w:history="1">
+          <w:hyperlink w:anchor="_Toc242010604" w:history="1">
             <w:r>
               <w:rPr>
                 <w:rStyle w:val="Hyperlink"/>
@@ -1060,7 +1060,7 @@
               <w:rPr>
                 <w:noProof/>
               </w:rPr>
-              <w:instrText xml:space="preserve"> PAGEREF _Toc242008622 \h </w:instrText>
+              <w:instrText xml:space="preserve"> PAGEREF _Toc242010604 \h </w:instrText>
             </w:r>
             <w:r>
               <w:rPr>
@@ -1103,7 +1103,7 @@
               <w14:ligatures w14:val="standardContextual"/>
             </w:rPr>
           </w:pPr>
-          <w:hyperlink w:anchor="_Toc242008623" w:history="1">
+          <w:hyperlink w:anchor="_Toc242010605" w:history="1">
             <w:r>
               <w:rPr>
                 <w:rStyle w:val="Hyperlink"/>
@@ -1127,7 +1127,7 @@
               <w:rPr>
                 <w:noProof/>
               </w:rPr>
-              <w:instrText xml:space="preserve"> PAGEREF _Toc242008623 \h </w:instrText>
+              <w:instrText xml:space="preserve"> PAGEREF _Toc242010605 \h </w:instrText>
             </w:r>
             <w:r>
               <w:rPr>
@@ -1170,7 +1170,7 @@
               <w14:ligatures w14:val="standardContextual"/>
             </w:rPr>
           </w:pPr>
-          <w:hyperlink w:anchor="_Toc242008624" w:history="1">
+          <w:hyperlink w:anchor="_Toc242010606" w:history="1">
             <w:r>
               <w:rPr>
                 <w:rStyle w:val="Hyperlink"/>
@@ -1194,7 +1194,7 @@
               <w:rPr>
                 <w:noProof/>
               </w:rPr>
-              <w:instrText xml:space="preserve"> PAGEREF _Toc242008624 \h </w:instrText>
+              <w:instrText xml:space="preserve"> PAGEREF _Toc242010606 \h </w:instrText>
             </w:r>
             <w:r>
               <w:rPr>
@@ -1237,7 +1237,7 @@
               <w14:ligatures w14:val="standardContextual"/>
             </w:rPr>
           </w:pPr>
-          <w:hyperlink w:anchor="_Toc242008625" w:history="1">
+          <w:hyperlink w:anchor="_Toc242010607" w:history="1">
             <w:r>
               <w:rPr>
                 <w:rStyle w:val="Hyperlink"/>
@@ -1261,7 +1261,7 @@
               <w:rPr>
                 <w:noProof/>
               </w:rPr>
-              <w:instrText xml:space="preserve"> PAGEREF _Toc242008625 \h </w:instrText>
+              <w:instrText xml:space="preserve"> PAGEREF _Toc242010607 \h </w:instrText>
             </w:r>
             <w:r>
               <w:rPr>
@@ -1304,7 +1304,7 @@
               <w14:ligatures w14:val="standardContextual"/>
             </w:rPr>
           </w:pPr>
-          <w:hyperlink w:anchor="_Toc242008626" w:history="1">
+          <w:hyperlink w:anchor="_Toc242010608" w:history="1">
             <w:r>
               <w:rPr>
                 <w:rStyle w:val="Hyperlink"/>
@@ -1328,7 +1328,7 @@
               <w:rPr>
                 <w:noProof/>
               </w:rPr>
-              <w:instrText xml:space="preserve"> PAGEREF _Toc242008626 \h </w:instrText>
+              <w:instrText xml:space="preserve"> PAGEREF _Toc242010608 \h </w:instrText>
             </w:r>
             <w:r>
               <w:rPr>
@@ -1371,7 +1371,7 @@
               <w14:ligatures w14:val="standardContextual"/>
             </w:rPr>
           </w:pPr>
-          <w:hyperlink w:anchor="_Toc242008627" w:history="1">
+          <w:hyperlink w:anchor="_Toc242010609" w:history="1">
             <w:r>
               <w:rPr>
                 <w:rStyle w:val="Hyperlink"/>
@@ -1395,7 +1395,7 @@
               <w:rPr>
                 <w:noProof/>
               </w:rPr>
-              <w:instrText xml:space="preserve"> PAGEREF _Toc242008627 \h </w:instrText>
+              <w:instrText xml:space="preserve"> PAGEREF _Toc242010609 \h </w:instrText>
             </w:r>
             <w:r>
               <w:rPr>
@@ -1438,7 +1438,7 @@
               <w14:ligatures w14:val="standardContextual"/>
             </w:rPr>
           </w:pPr>
-          <w:hyperlink w:anchor="_Toc242008628" w:history="1">
+          <w:hyperlink w:anchor="_Toc242010610" w:history="1">
             <w:r>
               <w:rPr>
                 <w:rStyle w:val="Hyperlink"/>
@@ -1462,7 +1462,7 @@
               <w:rPr>
                 <w:noProof/>
               </w:rPr>
-              <w:instrText xml:space="preserve"> PAGEREF _Toc242008628 \h </w:instrText>
+              <w:instrText xml:space="preserve"> PAGEREF _Toc242010610 \h </w:instrText>
             </w:r>
             <w:r>
               <w:rPr>
@@ -1505,7 +1505,7 @@
               <w14:ligatures w14:val="standardContextual"/>
             </w:rPr>
           </w:pPr>
-          <w:hyperlink w:anchor="_Toc242008629" w:history="1">
+          <w:hyperlink w:anchor="_Toc242010611" w:history="1">
             <w:r>
               <w:rPr>
                 <w:rStyle w:val="Hyperlink"/>
@@ -1529,7 +1529,7 @@
               <w:rPr>
                 <w:noProof/>
               </w:rPr>
-              <w:instrText xml:space="preserve"> PAGEREF _Toc242008629 \h </w:instrText>
+              <w:instrText xml:space="preserve"> PAGEREF _Toc242010611 \h </w:instrText>
             </w:r>
             <w:r>
               <w:rPr>
@@ -1572,7 +1572,7 @@
               <w14:ligatures w14:val="standardContextual"/>
             </w:rPr>
           </w:pPr>
-          <w:hyperlink w:anchor="_Toc242008630" w:history="1">
+          <w:hyperlink w:anchor="_Toc242010612" w:history="1">
             <w:r>
               <w:rPr>
                 <w:rStyle w:val="Hyperlink"/>
@@ -1596,7 +1596,7 @@
               <w:rPr>
                 <w:noProof/>
               </w:rPr>
-              <w:instrText xml:space="preserve"> PAGEREF _Toc242008630 \h </w:instrText>
+              <w:instrText xml:space="preserve"> PAGEREF _Toc242010612 \h </w:instrText>
             </w:r>
             <w:r>
               <w:rPr>
@@ -1639,7 +1639,7 @@
               <w14:ligatures w14:val="standardContextual"/>
             </w:rPr>
           </w:pPr>
-          <w:hyperlink w:anchor="_Toc242008631" w:history="1">
+          <w:hyperlink w:anchor="_Toc242010613" w:history="1">
             <w:r>
               <w:rPr>
                 <w:rStyle w:val="Hyperlink"/>
@@ -1663,7 +1663,7 @@
               <w:rPr>
                 <w:noProof/>
               </w:rPr>
-              <w:instrText xml:space="preserve"> PAGEREF _Toc242008631 \h </w:instrText>
+              <w:instrText xml:space="preserve"> PAGEREF _Toc242010613 \h </w:instrText>
             </w:r>
             <w:r>
               <w:rPr>
@@ -1706,7 +1706,7 @@
               <w14:ligatures w14:val="standardContextual"/>
             </w:rPr>
           </w:pPr>
-          <w:hyperlink w:anchor="_Toc242008632" w:history="1">
+          <w:hyperlink w:anchor="_Toc242010614" w:history="1">
             <w:r>
               <w:rPr>
                 <w:rStyle w:val="Hyperlink"/>
@@ -1730,7 +1730,7 @@
               <w:rPr>
                 <w:noProof/>
               </w:rPr>
-              <w:instrText xml:space="preserve"> PAGEREF _Toc242008632 \h </w:instrText>
+              <w:instrText xml:space="preserve"> PAGEREF _Toc242010614 \h </w:instrText>
             </w:r>
             <w:r>
               <w:rPr>
@@ -1773,7 +1773,7 @@
               <w14:ligatures w14:val="standardContextual"/>
             </w:rPr>
           </w:pPr>
-          <w:hyperlink w:anchor="_Toc242008633" w:history="1">
+          <w:hyperlink w:anchor="_Toc242010615" w:history="1">
             <w:r>
               <w:rPr>
                 <w:rStyle w:val="Hyperlink"/>
@@ -1797,7 +1797,7 @@
               <w:rPr>
                 <w:noProof/>
               </w:rPr>
-              <w:instrText xml:space="preserve"> PAGEREF _Toc242008633 \h </w:instrText>
+              <w:instrText xml:space="preserve"> PAGEREF _Toc242010615 \h </w:instrText>
             </w:r>
             <w:r>
               <w:rPr>
@@ -1840,7 +1840,7 @@
               <w14:ligatures w14:val="standardContextual"/>
             </w:rPr>
           </w:pPr>
-          <w:hyperlink w:anchor="_Toc242008634" w:history="1">
+          <w:hyperlink w:anchor="_Toc242010616" w:history="1">
             <w:r>
               <w:rPr>
                 <w:rStyle w:val="Hyperlink"/>
@@ -1864,7 +1864,7 @@
               <w:rPr>
                 <w:noProof/>
               </w:rPr>
-              <w:instrText xml:space="preserve"> PAGEREF _Toc242008634 \h </w:instrText>
+              <w:instrText xml:space="preserve"> PAGEREF _Toc242010616 \h </w:instrText>
             </w:r>
             <w:r>
               <w:rPr>
@@ -1907,7 +1907,7 @@
               <w14:ligatures w14:val="standardContextual"/>
             </w:rPr>
           </w:pPr>
-          <w:hyperlink w:anchor="_Toc242008635" w:history="1">
+          <w:hyperlink w:anchor="_Toc242010617" w:history="1">
             <w:r>
               <w:rPr>
                 <w:rStyle w:val="Hyperlink"/>
@@ -1931,7 +1931,7 @@
               <w:rPr>
                 <w:noProof/>
               </w:rPr>
-              <w:instrText xml:space="preserve"> PAGEREF _Toc242008635 \h </w:instrText>
+              <w:instrText xml:space="preserve"> PAGEREF _Toc242010617 \h </w:instrText>
             </w:r>
             <w:r>
               <w:rPr>
@@ -1974,7 +1974,7 @@
               <w14:ligatures w14:val="standardContextual"/>
             </w:rPr>
           </w:pPr>
-          <w:hyperlink w:anchor="_Toc242008636" w:history="1">
+          <w:hyperlink w:anchor="_Toc242010618" w:history="1">
             <w:r>
               <w:rPr>
                 <w:rStyle w:val="Hyperlink"/>
@@ -1998,7 +1998,7 @@
               <w:rPr>
                 <w:noProof/>
               </w:rPr>
-              <w:instrText xml:space="preserve"> PAGEREF _Toc242008636 \h </w:instrText>
+              <w:instrText xml:space="preserve"> PAGEREF _Toc242010618 \h </w:instrText>
             </w:r>
             <w:r>
               <w:rPr>
@@ -2041,7 +2041,7 @@
               <w14:ligatures w14:val="standardContextual"/>
             </w:rPr>
           </w:pPr>
-          <w:hyperlink w:anchor="_Toc242008637" w:history="1">
+          <w:hyperlink w:anchor="_Toc242010619" w:history="1">
             <w:r>
               <w:rPr>
                 <w:rStyle w:val="Hyperlink"/>
@@ -2065,7 +2065,7 @@
               <w:rPr>
                 <w:noProof/>
               </w:rPr>
-              <w:instrText xml:space="preserve"> PAGEREF _Toc242008637 \h </w:instrText>
+              <w:instrText xml:space="preserve"> PAGEREF _Toc242010619 \h </w:instrText>
             </w:r>
             <w:r>
               <w:rPr>
@@ -2082,7 +2082,7 @@
               <w:rPr>
                 <w:noProof/>
               </w:rPr>
-              <w:t>20</w:t>
+              <w:t>21</w:t>
             </w:r>
             <w:r>
               <w:rPr>
@@ -2108,7 +2108,7 @@
               <w14:ligatures w14:val="standardContextual"/>
             </w:rPr>
           </w:pPr>
-          <w:hyperlink w:anchor="_Toc242008638" w:history="1">
+          <w:hyperlink w:anchor="_Toc242010620" w:history="1">
             <w:r>
               <w:rPr>
                 <w:rStyle w:val="Hyperlink"/>
@@ -2132,7 +2132,7 @@
               <w:rPr>
                 <w:noProof/>
               </w:rPr>
-              <w:instrText xml:space="preserve"> PAGEREF _Toc242008638 \h </w:instrText>
+              <w:instrText xml:space="preserve"> PAGEREF _Toc242010620 \h </w:instrText>
             </w:r>
             <w:r>
               <w:rPr>
@@ -2175,7 +2175,7 @@
               <w14:ligatures w14:val="standardContextual"/>
             </w:rPr>
           </w:pPr>
-          <w:hyperlink w:anchor="_Toc242008639" w:history="1">
+          <w:hyperlink w:anchor="_Toc242010621" w:history="1">
             <w:r>
               <w:rPr>
                 <w:rStyle w:val="Hyperlink"/>
@@ -2199,7 +2199,7 @@
               <w:rPr>
                 <w:noProof/>
               </w:rPr>
-              <w:instrText xml:space="preserve"> PAGEREF _Toc242008639 \h </w:instrText>
+              <w:instrText xml:space="preserve"> PAGEREF _Toc242010621 \h </w:instrText>
             </w:r>
             <w:r>
               <w:rPr>
@@ -2242,7 +2242,7 @@
               <w14:ligatures w14:val="standardContextual"/>
             </w:rPr>
           </w:pPr>
-          <w:hyperlink w:anchor="_Toc242008640" w:history="1">
+          <w:hyperlink w:anchor="_Toc242010622" w:history="1">
             <w:r>
               <w:rPr>
                 <w:rStyle w:val="Hyperlink"/>
@@ -2266,7 +2266,7 @@
               <w:rPr>
                 <w:noProof/>
               </w:rPr>
-              <w:instrText xml:space="preserve"> PAGEREF _Toc242008640 \h </w:instrText>
+              <w:instrText xml:space="preserve"> PAGEREF _Toc242010622 \h </w:instrText>
             </w:r>
             <w:r>
               <w:rPr>
@@ -2309,7 +2309,7 @@
               <w14:ligatures w14:val="standardContextual"/>
             </w:rPr>
           </w:pPr>
-          <w:hyperlink w:anchor="_Toc242008641" w:history="1">
+          <w:hyperlink w:anchor="_Toc242010623" w:history="1">
             <w:r>
               <w:rPr>
                 <w:rStyle w:val="Hyperlink"/>
@@ -2333,7 +2333,7 @@
               <w:rPr>
                 <w:noProof/>
               </w:rPr>
-              <w:instrText xml:space="preserve"> PAGEREF _Toc242008641 \h </w:instrText>
+              <w:instrText xml:space="preserve"> PAGEREF _Toc242010623 \h </w:instrText>
             </w:r>
             <w:r>
               <w:rPr>
@@ -2376,7 +2376,7 @@
               <w14:ligatures w14:val="standardContextual"/>
             </w:rPr>
           </w:pPr>
-          <w:hyperlink w:anchor="_Toc242008642" w:history="1">
+          <w:hyperlink w:anchor="_Toc242010624" w:history="1">
             <w:r>
               <w:rPr>
                 <w:rStyle w:val="Hyperlink"/>
@@ -2400,7 +2400,7 @@
               <w:rPr>
                 <w:noProof/>
               </w:rPr>
-              <w:instrText xml:space="preserve"> PAGEREF _Toc242008642 \h </w:instrText>
+              <w:instrText xml:space="preserve"> PAGEREF _Toc242010624 \h </w:instrText>
             </w:r>
             <w:r>
               <w:rPr>
@@ -2443,7 +2443,7 @@
               <w14:ligatures w14:val="standardContextual"/>
             </w:rPr>
           </w:pPr>
-          <w:hyperlink w:anchor="_Toc242008643" w:history="1">
+          <w:hyperlink w:anchor="_Toc242010625" w:history="1">
             <w:r>
               <w:rPr>
                 <w:rStyle w:val="Hyperlink"/>
@@ -2467,7 +2467,7 @@
               <w:rPr>
                 <w:noProof/>
               </w:rPr>
-              <w:instrText xml:space="preserve"> PAGEREF _Toc242008643 \h </w:instrText>
+              <w:instrText xml:space="preserve"> PAGEREF _Toc242010625 \h </w:instrText>
             </w:r>
             <w:r>
               <w:rPr>
@@ -2510,7 +2510,7 @@
               <w14:ligatures w14:val="standardContextual"/>
             </w:rPr>
           </w:pPr>
-          <w:hyperlink w:anchor="_Toc242008644" w:history="1">
+          <w:hyperlink w:anchor="_Toc242010626" w:history="1">
             <w:r>
               <w:rPr>
                 <w:rStyle w:val="Hyperlink"/>
@@ -2534,7 +2534,7 @@
               <w:rPr>
                 <w:noProof/>
               </w:rPr>
-              <w:instrText xml:space="preserve"> PAGEREF _Toc242008644 \h </w:instrText>
+              <w:instrText xml:space="preserve"> PAGEREF _Toc242010626 \h </w:instrText>
             </w:r>
             <w:r>
               <w:rPr>
@@ -2577,7 +2577,7 @@
               <w14:ligatures w14:val="standardContextual"/>
             </w:rPr>
           </w:pPr>
-          <w:hyperlink w:anchor="_Toc242008645" w:history="1">
+          <w:hyperlink w:anchor="_Toc242010627" w:history="1">
             <w:r>
               <w:rPr>
                 <w:rStyle w:val="Hyperlink"/>
@@ -2601,7 +2601,7 @@
               <w:rPr>
                 <w:noProof/>
               </w:rPr>
-              <w:instrText xml:space="preserve"> PAGEREF _Toc242008645 \h </w:instrText>
+              <w:instrText xml:space="preserve"> PAGEREF _Toc242010627 \h </w:instrText>
             </w:r>
             <w:r>
               <w:rPr>
@@ -2644,7 +2644,7 @@
               <w14:ligatures w14:val="standardContextual"/>
             </w:rPr>
           </w:pPr>
-          <w:hyperlink w:anchor="_Toc242008646" w:history="1">
+          <w:hyperlink w:anchor="_Toc242010628" w:history="1">
             <w:r>
               <w:rPr>
                 <w:rStyle w:val="Hyperlink"/>
@@ -2668,7 +2668,7 @@
               <w:rPr>
                 <w:noProof/>
               </w:rPr>
-              <w:instrText xml:space="preserve"> PAGEREF _Toc242008646 \h </w:instrText>
+              <w:instrText xml:space="preserve"> PAGEREF _Toc242010628 \h </w:instrText>
             </w:r>
             <w:r>
               <w:rPr>
@@ -2711,7 +2711,7 @@
               <w14:ligatures w14:val="standardContextual"/>
             </w:rPr>
           </w:pPr>
-          <w:hyperlink w:anchor="_Toc242008647" w:history="1">
+          <w:hyperlink w:anchor="_Toc242010629" w:history="1">
             <w:r>
               <w:rPr>
                 <w:rStyle w:val="Hyperlink"/>
@@ -2735,7 +2735,7 @@
               <w:rPr>
                 <w:noProof/>
               </w:rPr>
-              <w:instrText xml:space="preserve"> PAGEREF _Toc242008647 \h </w:instrText>
+              <w:instrText xml:space="preserve"> PAGEREF _Toc242010629 \h </w:instrText>
             </w:r>
             <w:r>
               <w:rPr>
@@ -2778,7 +2778,7 @@
               <w14:ligatures w14:val="standardContextual"/>
             </w:rPr>
           </w:pPr>
-          <w:hyperlink w:anchor="_Toc242008648" w:history="1">
+          <w:hyperlink w:anchor="_Toc242010630" w:history="1">
             <w:r>
               <w:rPr>
                 <w:rStyle w:val="Hyperlink"/>
@@ -2802,7 +2802,7 @@
               <w:rPr>
                 <w:noProof/>
               </w:rPr>
-              <w:instrText xml:space="preserve"> PAGEREF _Toc242008648 \h </w:instrText>
+              <w:instrText xml:space="preserve"> PAGEREF _Toc242010630 \h </w:instrText>
             </w:r>
             <w:r>
               <w:rPr>
@@ -2845,7 +2845,7 @@
               <w14:ligatures w14:val="standardContextual"/>
             </w:rPr>
           </w:pPr>
-          <w:hyperlink w:anchor="_Toc242008649" w:history="1">
+          <w:hyperlink w:anchor="_Toc242010631" w:history="1">
             <w:r>
               <w:rPr>
                 <w:rStyle w:val="Hyperlink"/>
@@ -2869,7 +2869,7 @@
               <w:rPr>
                 <w:noProof/>
               </w:rPr>
-              <w:instrText xml:space="preserve"> PAGEREF _Toc242008649 \h </w:instrText>
+              <w:instrText xml:space="preserve"> PAGEREF _Toc242010631 \h </w:instrText>
             </w:r>
             <w:r>
               <w:rPr>
@@ -2912,7 +2912,7 @@
               <w14:ligatures w14:val="standardContextual"/>
             </w:rPr>
           </w:pPr>
-          <w:hyperlink w:anchor="_Toc242008650" w:history="1">
+          <w:hyperlink w:anchor="_Toc242010632" w:history="1">
             <w:r>
               <w:rPr>
                 <w:rStyle w:val="Hyperlink"/>
@@ -2936,7 +2936,7 @@
               <w:rPr>
                 <w:noProof/>
               </w:rPr>
-              <w:instrText xml:space="preserve"> PAGEREF _Toc242008650 \h </w:instrText>
+              <w:instrText xml:space="preserve"> PAGEREF _Toc242010632 \h </w:instrText>
             </w:r>
             <w:r>
               <w:rPr>
@@ -2979,7 +2979,7 @@
               <w14:ligatures w14:val="standardContextual"/>
             </w:rPr>
           </w:pPr>
-          <w:hyperlink w:anchor="_Toc242008651" w:history="1">
+          <w:hyperlink w:anchor="_Toc242010633" w:history="1">
             <w:r>
               <w:rPr>
                 <w:rStyle w:val="Hyperlink"/>
@@ -3003,7 +3003,7 @@
               <w:rPr>
                 <w:noProof/>
               </w:rPr>
-              <w:instrText xml:space="preserve"> PAGEREF _Toc242008651 \h </w:instrText>
+              <w:instrText xml:space="preserve"> PAGEREF _Toc242010633 \h </w:instrText>
             </w:r>
             <w:r>
               <w:rPr>
@@ -3046,7 +3046,7 @@
               <w14:ligatures w14:val="standardContextual"/>
             </w:rPr>
           </w:pPr>
-          <w:hyperlink w:anchor="_Toc242008652" w:history="1">
+          <w:hyperlink w:anchor="_Toc242010634" w:history="1">
             <w:r>
               <w:rPr>
                 <w:rStyle w:val="Hyperlink"/>
@@ -3070,7 +3070,7 @@
               <w:rPr>
                 <w:noProof/>
               </w:rPr>
-              <w:instrText xml:space="preserve"> PAGEREF _Toc242008652 \h </w:instrText>
+              <w:instrText xml:space="preserve"> PAGEREF _Toc242010634 \h </w:instrText>
             </w:r>
             <w:r>
               <w:rPr>
@@ -3113,7 +3113,7 @@
               <w14:ligatures w14:val="standardContextual"/>
             </w:rPr>
           </w:pPr>
-          <w:hyperlink w:anchor="_Toc242008653" w:history="1">
+          <w:hyperlink w:anchor="_Toc242010635" w:history="1">
             <w:r>
               <w:rPr>
                 <w:rStyle w:val="Hyperlink"/>
@@ -3137,7 +3137,7 @@
               <w:rPr>
                 <w:noProof/>
               </w:rPr>
-              <w:instrText xml:space="preserve"> PAGEREF _Toc242008653 \h </w:instrText>
+              <w:instrText xml:space="preserve"> PAGEREF _Toc242010635 \h </w:instrText>
             </w:r>
             <w:r>
               <w:rPr>
@@ -3180,7 +3180,7 @@
               <w14:ligatures w14:val="standardContextual"/>
             </w:rPr>
           </w:pPr>
-          <w:hyperlink w:anchor="_Toc242008654" w:history="1">
+          <w:hyperlink w:anchor="_Toc242010636" w:history="1">
             <w:r>
               <w:rPr>
                 <w:rStyle w:val="Hyperlink"/>
@@ -3204,7 +3204,7 @@
               <w:rPr>
                 <w:noProof/>
               </w:rPr>
-              <w:instrText xml:space="preserve"> PAGEREF _Toc242008654 \h </w:instrText>
+              <w:instrText xml:space="preserve"> PAGEREF _Toc242010636 \h </w:instrText>
             </w:r>
             <w:r>
               <w:rPr>
@@ -3247,7 +3247,7 @@
               <w14:ligatures w14:val="standardContextual"/>
             </w:rPr>
           </w:pPr>
-          <w:hyperlink w:anchor="_Toc242008655" w:history="1">
+          <w:hyperlink w:anchor="_Toc242010637" w:history="1">
             <w:r>
               <w:rPr>
                 <w:rStyle w:val="Hyperlink"/>
@@ -3271,7 +3271,7 @@
               <w:rPr>
                 <w:noProof/>
               </w:rPr>
-              <w:instrText xml:space="preserve"> PAGEREF _Toc242008655 \h </w:instrText>
+              <w:instrText xml:space="preserve"> PAGEREF _Toc242010637 \h </w:instrText>
             </w:r>
             <w:r>
               <w:rPr>
@@ -3314,7 +3314,7 @@
               <w14:ligatures w14:val="standardContextual"/>
             </w:rPr>
           </w:pPr>
-          <w:hyperlink w:anchor="_Toc242008656" w:history="1">
+          <w:hyperlink w:anchor="_Toc242010638" w:history="1">
             <w:r>
               <w:rPr>
                 <w:rStyle w:val="Hyperlink"/>
@@ -3338,7 +3338,7 @@
               <w:rPr>
                 <w:noProof/>
               </w:rPr>
-              <w:instrText xml:space="preserve"> PAGEREF _Toc242008656 \h </w:instrText>
+              <w:instrText xml:space="preserve"> PAGEREF _Toc242010638 \h </w:instrText>
             </w:r>
             <w:r>
               <w:rPr>
@@ -3377,7 +3377,7 @@
         <w:pStyle w:val="Heading1"/>
         <w:pageBreakBefore/>
       </w:pPr>
-      <w:bookmarkStart w:id="0" w:name="_Toc242008615"/>
+      <w:bookmarkStart w:id="0" w:name="_Toc242010597"/>
       <w:r>
         <w:lastRenderedPageBreak/>
         <w:t>1. About this reference</w:t>
@@ -3443,7 +3443,7 @@
           <w:left w:w="10" w:type="dxa"/>
           <w:right w:w="10" w:type="dxa"/>
         </w:tblCellMar>
-        <w:tblLook w:val="04A0" w:firstRow="1" w:lastRow="0" w:firstColumn="1" w:lastColumn="0" w:noHBand="0" w:noVBand="1"/>
+        <w:tblLook w:val="0000" w:firstRow="0" w:lastRow="0" w:firstColumn="0" w:lastColumn="0" w:noHBand="0" w:noVBand="0"/>
       </w:tblPr>
       <w:tblGrid>
         <w:gridCol w:w="2635"/>
@@ -3830,7 +3830,7 @@
         <w:pStyle w:val="Heading1"/>
         <w:pageBreakBefore/>
       </w:pPr>
-      <w:bookmarkStart w:id="1" w:name="_Toc242008616"/>
+      <w:bookmarkStart w:id="1" w:name="_Toc242010598"/>
       <w:r>
         <w:lastRenderedPageBreak/>
         <w:t>2. Rules that apply on every screen</w:t>
@@ -4047,7 +4047,7 @@
         <w:pStyle w:val="Heading1"/>
         <w:pageBreakBefore/>
       </w:pPr>
-      <w:bookmarkStart w:id="2" w:name="_Toc242008617"/>
+      <w:bookmarkStart w:id="2" w:name="_Toc242010599"/>
       <w:r>
         <w:lastRenderedPageBreak/>
         <w:t>3. Who can open which screen</w:t>
@@ -4077,7 +4077,7 @@
           <w:left w:w="10" w:type="dxa"/>
           <w:right w:w="10" w:type="dxa"/>
         </w:tblCellMar>
-        <w:tblLook w:val="04A0" w:firstRow="1" w:lastRow="0" w:firstColumn="1" w:lastColumn="0" w:noHBand="0" w:noVBand="1"/>
+        <w:tblLook w:val="0000" w:firstRow="0" w:lastRow="0" w:firstColumn="0" w:lastColumn="0" w:noHBand="0" w:noVBand="0"/>
       </w:tblPr>
       <w:tblGrid>
         <w:gridCol w:w="3388"/>
@@ -9753,7 +9753,7 @@
         <w:pStyle w:val="Heading1"/>
         <w:pageBreakBefore/>
       </w:pPr>
-      <w:bookmarkStart w:id="3" w:name="_Toc242008618"/>
+      <w:bookmarkStart w:id="3" w:name="_Toc242010600"/>
       <w:r>
         <w:lastRenderedPageBreak/>
         <w:t>4. Signing in and your account</w:t>
@@ -9764,7 +9764,7 @@
       <w:pPr>
         <w:pStyle w:val="Heading2"/>
       </w:pPr>
-      <w:bookmarkStart w:id="4" w:name="_Toc242008619"/>
+      <w:bookmarkStart w:id="4" w:name="_Toc242010601"/>
       <w:r>
         <w:t>4.1 Sign in</w:t>
       </w:r>
@@ -9827,7 +9827,7 @@
           <w:left w:w="10" w:type="dxa"/>
           <w:right w:w="10" w:type="dxa"/>
         </w:tblCellMar>
-        <w:tblLook w:val="04A0" w:firstRow="1" w:lastRow="0" w:firstColumn="1" w:lastColumn="0" w:noHBand="0" w:noVBand="1"/>
+        <w:tblLook w:val="0000" w:firstRow="0" w:lastRow="0" w:firstColumn="0" w:lastColumn="0" w:noHBand="0" w:noVBand="0"/>
       </w:tblPr>
       <w:tblGrid>
         <w:gridCol w:w="1882"/>
@@ -10277,7 +10277,7 @@
       <w:pPr>
         <w:pStyle w:val="Heading2"/>
       </w:pPr>
-      <w:bookmarkStart w:id="5" w:name="_Toc242008620"/>
+      <w:bookmarkStart w:id="5" w:name="_Toc242010602"/>
       <w:r>
         <w:t>4.2 The header and menu bar (every screen)</w:t>
       </w:r>
@@ -10340,7 +10340,7 @@
           <w:left w:w="10" w:type="dxa"/>
           <w:right w:w="10" w:type="dxa"/>
         </w:tblCellMar>
-        <w:tblLook w:val="04A0" w:firstRow="1" w:lastRow="0" w:firstColumn="1" w:lastColumn="0" w:noHBand="0" w:noVBand="1"/>
+        <w:tblLook w:val="0000" w:firstRow="0" w:lastRow="0" w:firstColumn="0" w:lastColumn="0" w:noHBand="0" w:noVBand="0"/>
       </w:tblPr>
       <w:tblGrid>
         <w:gridCol w:w="1882"/>
@@ -11000,7 +11000,7 @@
       <w:pPr>
         <w:pStyle w:val="Heading2"/>
       </w:pPr>
-      <w:bookmarkStart w:id="6" w:name="_Toc242008621"/>
+      <w:bookmarkStart w:id="6" w:name="_Toc242010603"/>
       <w:r>
         <w:lastRenderedPageBreak/>
         <w:t>4.3 Change Password</w:t>
@@ -11064,7 +11064,7 @@
           <w:left w:w="10" w:type="dxa"/>
           <w:right w:w="10" w:type="dxa"/>
         </w:tblCellMar>
-        <w:tblLook w:val="04A0" w:firstRow="1" w:lastRow="0" w:firstColumn="1" w:lastColumn="0" w:noHBand="0" w:noVBand="1"/>
+        <w:tblLook w:val="0000" w:firstRow="0" w:lastRow="0" w:firstColumn="0" w:lastColumn="0" w:noHBand="0" w:noVBand="0"/>
       </w:tblPr>
       <w:tblGrid>
         <w:gridCol w:w="1882"/>
@@ -11622,7 +11622,7 @@
         <w:pStyle w:val="Heading1"/>
         <w:pageBreakBefore/>
       </w:pPr>
-      <w:bookmarkStart w:id="7" w:name="_Toc242008622"/>
+      <w:bookmarkStart w:id="7" w:name="_Toc242010604"/>
       <w:r>
         <w:lastRenderedPageBreak/>
         <w:t>5. Dashboards and Reports (read-only)</w:t>
@@ -11633,7 +11633,7 @@
       <w:pPr>
         <w:pStyle w:val="Heading2"/>
       </w:pPr>
-      <w:bookmarkStart w:id="8" w:name="_Toc242008623"/>
+      <w:bookmarkStart w:id="8" w:name="_Toc242010605"/>
       <w:r>
         <w:t>5.1 Executive Dashboard</w:t>
       </w:r>
@@ -11696,7 +11696,7 @@
           <w:left w:w="10" w:type="dxa"/>
           <w:right w:w="10" w:type="dxa"/>
         </w:tblCellMar>
-        <w:tblLook w:val="04A0" w:firstRow="1" w:lastRow="0" w:firstColumn="1" w:lastColumn="0" w:noHBand="0" w:noVBand="1"/>
+        <w:tblLook w:val="0000" w:firstRow="0" w:lastRow="0" w:firstColumn="0" w:lastColumn="0" w:noHBand="0" w:noVBand="0"/>
       </w:tblPr>
       <w:tblGrid>
         <w:gridCol w:w="1882"/>
@@ -12146,7 +12146,7 @@
       <w:pPr>
         <w:pStyle w:val="Heading2"/>
       </w:pPr>
-      <w:bookmarkStart w:id="9" w:name="_Toc242008624"/>
+      <w:bookmarkStart w:id="9" w:name="_Toc242010606"/>
       <w:r>
         <w:t>5.2 Sampling Dashboard</w:t>
       </w:r>
@@ -12209,7 +12209,7 @@
           <w:left w:w="10" w:type="dxa"/>
           <w:right w:w="10" w:type="dxa"/>
         </w:tblCellMar>
-        <w:tblLook w:val="04A0" w:firstRow="1" w:lastRow="0" w:firstColumn="1" w:lastColumn="0" w:noHBand="0" w:noVBand="1"/>
+        <w:tblLook w:val="0000" w:firstRow="0" w:lastRow="0" w:firstColumn="0" w:lastColumn="0" w:noHBand="0" w:noVBand="0"/>
       </w:tblPr>
       <w:tblGrid>
         <w:gridCol w:w="1882"/>
@@ -12659,7 +12659,7 @@
       <w:pPr>
         <w:pStyle w:val="Heading2"/>
       </w:pPr>
-      <w:bookmarkStart w:id="10" w:name="_Toc242008625"/>
+      <w:bookmarkStart w:id="10" w:name="_Toc242010607"/>
       <w:r>
         <w:t>5.3 Contact Dashboard</w:t>
       </w:r>
@@ -12723,7 +12723,7 @@
           <w:left w:w="10" w:type="dxa"/>
           <w:right w:w="10" w:type="dxa"/>
         </w:tblCellMar>
-        <w:tblLook w:val="04A0" w:firstRow="1" w:lastRow="0" w:firstColumn="1" w:lastColumn="0" w:noHBand="0" w:noVBand="1"/>
+        <w:tblLook w:val="0000" w:firstRow="0" w:lastRow="0" w:firstColumn="0" w:lastColumn="0" w:noHBand="0" w:noVBand="0"/>
       </w:tblPr>
       <w:tblGrid>
         <w:gridCol w:w="1882"/>
@@ -12963,7 +12963,7 @@
       <w:pPr>
         <w:pStyle w:val="Heading2"/>
       </w:pPr>
-      <w:bookmarkStart w:id="11" w:name="_Toc242008626"/>
+      <w:bookmarkStart w:id="11" w:name="_Toc242010608"/>
       <w:r>
         <w:t>5.4 QA Dashboard</w:t>
       </w:r>
@@ -13026,7 +13026,7 @@
           <w:left w:w="10" w:type="dxa"/>
           <w:right w:w="10" w:type="dxa"/>
         </w:tblCellMar>
-        <w:tblLook w:val="04A0" w:firstRow="1" w:lastRow="0" w:firstColumn="1" w:lastColumn="0" w:noHBand="0" w:noVBand="1"/>
+        <w:tblLook w:val="0000" w:firstRow="0" w:lastRow="0" w:firstColumn="0" w:lastColumn="0" w:noHBand="0" w:noVBand="0"/>
       </w:tblPr>
       <w:tblGrid>
         <w:gridCol w:w="1882"/>
@@ -13583,7 +13583,7 @@
       <w:pPr>
         <w:pStyle w:val="Heading2"/>
       </w:pPr>
-      <w:bookmarkStart w:id="12" w:name="_Toc242008627"/>
+      <w:bookmarkStart w:id="12" w:name="_Toc242010609"/>
       <w:r>
         <w:t>5.5 KII / Document Dashboard</w:t>
       </w:r>
@@ -13646,7 +13646,7 @@
           <w:left w:w="10" w:type="dxa"/>
           <w:right w:w="10" w:type="dxa"/>
         </w:tblCellMar>
-        <w:tblLook w:val="04A0" w:firstRow="1" w:lastRow="0" w:firstColumn="1" w:lastColumn="0" w:noHBand="0" w:noVBand="1"/>
+        <w:tblLook w:val="0000" w:firstRow="0" w:lastRow="0" w:firstColumn="0" w:lastColumn="0" w:noHBand="0" w:noVBand="0"/>
       </w:tblPr>
       <w:tblGrid>
         <w:gridCol w:w="1882"/>
@@ -13993,7 +13993,7 @@
       <w:pPr>
         <w:pStyle w:val="Heading2"/>
       </w:pPr>
-      <w:bookmarkStart w:id="13" w:name="_Toc242008628"/>
+      <w:bookmarkStart w:id="13" w:name="_Toc242010610"/>
       <w:r>
         <w:lastRenderedPageBreak/>
         <w:t>5.6 Reports</w:t>
@@ -14057,7 +14057,7 @@
           <w:left w:w="10" w:type="dxa"/>
           <w:right w:w="10" w:type="dxa"/>
         </w:tblCellMar>
-        <w:tblLook w:val="04A0" w:firstRow="1" w:lastRow="0" w:firstColumn="1" w:lastColumn="0" w:noHBand="0" w:noVBand="1"/>
+        <w:tblLook w:val="0000" w:firstRow="0" w:lastRow="0" w:firstColumn="0" w:lastColumn="0" w:noHBand="0" w:noVBand="0"/>
       </w:tblPr>
       <w:tblGrid>
         <w:gridCol w:w="1882"/>
@@ -14508,7 +14508,7 @@
         <w:pStyle w:val="Heading1"/>
         <w:pageBreakBefore/>
       </w:pPr>
-      <w:bookmarkStart w:id="14" w:name="_Toc242008629"/>
+      <w:bookmarkStart w:id="14" w:name="_Toc242010611"/>
       <w:r>
         <w:lastRenderedPageBreak/>
         <w:t>6. The sample and contact</w:t>
@@ -14519,7 +14519,7 @@
       <w:pPr>
         <w:pStyle w:val="Heading2"/>
       </w:pPr>
-      <w:bookmarkStart w:id="15" w:name="_Toc242008630"/>
+      <w:bookmarkStart w:id="15" w:name="_Toc242010612"/>
       <w:r>
         <w:t>6.1 Main-400 Register (and Reserve)</w:t>
       </w:r>
@@ -14582,7 +14582,7 @@
           <w:left w:w="10" w:type="dxa"/>
           <w:right w:w="10" w:type="dxa"/>
         </w:tblCellMar>
-        <w:tblLook w:val="04A0" w:firstRow="1" w:lastRow="0" w:firstColumn="1" w:lastColumn="0" w:noHBand="0" w:noVBand="1"/>
+        <w:tblLook w:val="0000" w:firstRow="0" w:lastRow="0" w:firstColumn="0" w:lastColumn="0" w:noHBand="0" w:noVBand="0"/>
       </w:tblPr>
       <w:tblGrid>
         <w:gridCol w:w="1882"/>
@@ -15437,7 +15437,7 @@
                 <w:sz w:val="19"/>
                 <w:szCs w:val="19"/>
               </w:rPr>
-              <w:t>“Searching for N cases” with the estimated cost. The findings wait on each case page to be accepted or rejected; nothing is saved by the batch.</w:t>
+              <w:t>“Queued N searches” with the estimated cost, then a progress line (done, searching now, waiting) while the searches run one at a time. The button stays locked until the batch has finished. Nothing is saved by the batch.</w:t>
             </w:r>
           </w:p>
         </w:tc>
@@ -15472,7 +15472,7 @@
                 <w:sz w:val="19"/>
                 <w:szCs w:val="19"/>
               </w:rPr>
-              <w:t>Email invitations: Next in line, How many, Review and send, Send N invitations (the PI, the Field Coordinator only)</w:t>
+              <w:t>Find contact details with AI → Findings to review → Review N findings (the PI, the Field Coordinator only)</w:t>
             </w:r>
           </w:p>
         </w:tc>
@@ -15496,7 +15496,7 @@
                 <w:sz w:val="19"/>
                 <w:szCs w:val="19"/>
               </w:rPr>
-              <w:t>Emails the approved invitation, each with its own link and code, to that many verified cases (S03 or S04) with a respondent email and no open invitation. Up to 100 a batch and 300 a day.</w:t>
+              <w:t>Lists every case whose findings are waiting for a decision, and opens the chosen case.</w:t>
             </w:r>
           </w:p>
         </w:tc>
@@ -15520,7 +15520,7 @@
                 <w:sz w:val="19"/>
                 <w:szCs w:val="19"/>
               </w:rPr>
-              <w:t>Inviting cases one at a time is slow; only verified cases are included so no one is invited before the right person is confirmed.</w:t>
+              <w:t>A batch finishes a case at a time over half an hour; this is where to pick up what has come in.</w:t>
             </w:r>
           </w:p>
         </w:tc>
@@ -15544,7 +15544,7 @@
                 <w:sz w:val="19"/>
                 <w:szCs w:val="19"/>
               </w:rPr>
-              <w:t>A confirmation step appears in the panel first. Then progress, and the result: sent, failed and skipped, case by case. Each sent case moves to S05. A failed email leaves its case as it was.</w:t>
+              <w:t>The case page opens at its findings, to accept or reject.</w:t>
             </w:r>
           </w:p>
         </w:tc>
@@ -15579,7 +15579,7 @@
                 <w:szCs w:val="19"/>
               </w:rPr>
               <w:lastRenderedPageBreak/>
-              <w:t>WhatsApp invitations (the queue)</w:t>
+              <w:t>Email invitations: Next in line, How many, Review and send, Send N invitations (the PI, the Field Coordinator only)</w:t>
             </w:r>
           </w:p>
         </w:tc>
@@ -15602,7 +15602,7 @@
                 <w:sz w:val="19"/>
                 <w:szCs w:val="19"/>
               </w:rPr>
-              <w:t>Lists the verified cases (S03 or S04) with a WhatsApp or phone number and no open invitation. A Contact RA sees only their own cases.</w:t>
+              <w:t>Emails the approved invitation, each with its own link and code, to that many verified cases (S03 or S04) with a respondent email and no open invitation. Up to 100 a batch and 300 a day.</w:t>
             </w:r>
           </w:p>
         </w:tc>
@@ -15625,7 +15625,7 @@
                 <w:sz w:val="19"/>
                 <w:szCs w:val="19"/>
               </w:rPr>
-              <w:t>Without a WhatsApp Business account the portal cannot send WhatsApp messages; the queue makes each one a single tap.</w:t>
+              <w:t>Inviting cases one at a time is slow; only verified cases are included so no one is invited before the right person is confirmed.</w:t>
             </w:r>
           </w:p>
         </w:tc>
@@ -15648,7 +15648,7 @@
                 <w:sz w:val="19"/>
                 <w:szCs w:val="19"/>
               </w:rPr>
-              <w:t>Read only. The list shows masked numbers.</w:t>
+              <w:t>A confirmation step appears in the panel first. Then progress, and the result: sent, failed and skipped, case by case. Each sent case moves to S05. A failed email leaves its case as it was.</w:t>
             </w:r>
           </w:p>
         </w:tc>
@@ -15683,7 +15683,7 @@
                 <w:sz w:val="19"/>
                 <w:szCs w:val="19"/>
               </w:rPr>
-              <w:t>WhatsApp invitations → Prepare, Open WhatsApp, Copy message</w:t>
+              <w:t>WhatsApp invitations (the queue)</w:t>
             </w:r>
           </w:p>
         </w:tc>
@@ -15707,7 +15707,7 @@
                 <w:sz w:val="19"/>
                 <w:szCs w:val="19"/>
               </w:rPr>
-              <w:t>Prepare creates the case's personal link and code and the approved message. Open WhatsApp opens that person's chat with the message ready; Copy message copies it.</w:t>
+              <w:t>Lists the verified cases (S03 or S04) with a WhatsApp or phone number and no open invitation. A Contact RA sees only their own cases.</w:t>
             </w:r>
           </w:p>
         </w:tc>
@@ -15731,7 +15731,7 @@
                 <w:sz w:val="19"/>
                 <w:szCs w:val="19"/>
               </w:rPr>
-              <w:t>The RA sends from the study phone so replies come back to the team.</w:t>
+              <w:t>Without a WhatsApp Business account the portal cannot send WhatsApp messages; the queue makes each one a single tap.</w:t>
             </w:r>
           </w:p>
         </w:tc>
@@ -15755,7 +15755,7 @@
                 <w:sz w:val="19"/>
                 <w:szCs w:val="19"/>
               </w:rPr>
-              <w:t>Prepare moves the case to S05 at once, so send straight away. If you cannot, revoke the invitation on the case page.</w:t>
+              <w:t>Read only. The list shows masked numbers.</w:t>
             </w:r>
           </w:p>
         </w:tc>
@@ -15789,6 +15789,110 @@
                 <w:sz w:val="19"/>
                 <w:szCs w:val="19"/>
               </w:rPr>
+              <w:t>WhatsApp invitations → Prepare, Open WhatsApp, Copy message</w:t>
+            </w:r>
+          </w:p>
+        </w:tc>
+        <w:tc>
+          <w:tcPr>
+            <w:tcW w:w="3012" w:type="dxa"/>
+            <w:tcMar>
+              <w:top w:w="70" w:type="dxa"/>
+              <w:left w:w="110" w:type="dxa"/>
+              <w:bottom w:w="70" w:type="dxa"/>
+              <w:right w:w="110" w:type="dxa"/>
+            </w:tcMar>
+          </w:tcPr>
+          <w:p>
+            <w:pPr>
+              <w:spacing w:after="40"/>
+            </w:pPr>
+            <w:r>
+              <w:rPr>
+                <w:sz w:val="19"/>
+                <w:szCs w:val="19"/>
+              </w:rPr>
+              <w:t>Prepare creates the case's personal link and code and the approved message. Open WhatsApp opens that person's chat with the message ready; Copy message copies it.</w:t>
+            </w:r>
+          </w:p>
+        </w:tc>
+        <w:tc>
+          <w:tcPr>
+            <w:tcW w:w="2447" w:type="dxa"/>
+            <w:tcMar>
+              <w:top w:w="70" w:type="dxa"/>
+              <w:left w:w="110" w:type="dxa"/>
+              <w:bottom w:w="70" w:type="dxa"/>
+              <w:right w:w="110" w:type="dxa"/>
+            </w:tcMar>
+          </w:tcPr>
+          <w:p>
+            <w:pPr>
+              <w:spacing w:after="40"/>
+            </w:pPr>
+            <w:r>
+              <w:rPr>
+                <w:sz w:val="19"/>
+                <w:szCs w:val="19"/>
+              </w:rPr>
+              <w:t>The RA sends from the study phone so replies come back to the team.</w:t>
+            </w:r>
+          </w:p>
+        </w:tc>
+        <w:tc>
+          <w:tcPr>
+            <w:tcW w:w="2071" w:type="dxa"/>
+            <w:tcMar>
+              <w:top w:w="70" w:type="dxa"/>
+              <w:left w:w="110" w:type="dxa"/>
+              <w:bottom w:w="70" w:type="dxa"/>
+              <w:right w:w="110" w:type="dxa"/>
+            </w:tcMar>
+          </w:tcPr>
+          <w:p>
+            <w:pPr>
+              <w:spacing w:after="40"/>
+            </w:pPr>
+            <w:r>
+              <w:rPr>
+                <w:sz w:val="19"/>
+                <w:szCs w:val="19"/>
+              </w:rPr>
+              <w:t>Prepare moves the case to S05 at once, so send straight away. If you cannot, revoke the invitation on the case page.</w:t>
+            </w:r>
+          </w:p>
+        </w:tc>
+      </w:tr>
+      <w:tr>
+        <w:tblPrEx>
+          <w:tblCellMar>
+            <w:top w:w="0" w:type="dxa"/>
+            <w:bottom w:w="0" w:type="dxa"/>
+          </w:tblCellMar>
+        </w:tblPrEx>
+        <w:trPr>
+          <w:cantSplit/>
+        </w:trPr>
+        <w:tc>
+          <w:tcPr>
+            <w:tcW w:w="1882" w:type="dxa"/>
+            <w:shd w:val="clear" w:color="auto" w:fill="F8FAFB"/>
+            <w:tcMar>
+              <w:top w:w="70" w:type="dxa"/>
+              <w:left w:w="110" w:type="dxa"/>
+              <w:bottom w:w="70" w:type="dxa"/>
+              <w:right w:w="110" w:type="dxa"/>
+            </w:tcMar>
+          </w:tcPr>
+          <w:p>
+            <w:pPr>
+              <w:spacing w:after="40"/>
+            </w:pPr>
+            <w:r>
+              <w:rPr>
+                <w:sz w:val="19"/>
+                <w:szCs w:val="19"/>
+              </w:rPr>
               <w:t>Show / page numbers / Previous / Next</w:t>
             </w:r>
           </w:p>
@@ -15796,6 +15900,7 @@
         <w:tc>
           <w:tcPr>
             <w:tcW w:w="3012" w:type="dxa"/>
+            <w:shd w:val="clear" w:color="auto" w:fill="F8FAFB"/>
             <w:tcMar>
               <w:top w:w="70" w:type="dxa"/>
               <w:left w:w="110" w:type="dxa"/>
@@ -15819,6 +15924,7 @@
         <w:tc>
           <w:tcPr>
             <w:tcW w:w="2447" w:type="dxa"/>
+            <w:shd w:val="clear" w:color="auto" w:fill="F8FAFB"/>
             <w:tcMar>
               <w:top w:w="70" w:type="dxa"/>
               <w:left w:w="110" w:type="dxa"/>
@@ -15842,6 +15948,7 @@
         <w:tc>
           <w:tcPr>
             <w:tcW w:w="2071" w:type="dxa"/>
+            <w:shd w:val="clear" w:color="auto" w:fill="F8FAFB"/>
             <w:tcMar>
               <w:top w:w="70" w:type="dxa"/>
               <w:left w:w="110" w:type="dxa"/>
@@ -15873,7 +15980,7 @@
       <w:pPr>
         <w:pStyle w:val="Heading2"/>
       </w:pPr>
-      <w:bookmarkStart w:id="16" w:name="_Toc242008631"/>
+      <w:bookmarkStart w:id="16" w:name="_Toc242010613"/>
       <w:r>
         <w:t>6.2 Case page</w:t>
       </w:r>
@@ -15936,7 +16043,7 @@
           <w:left w:w="10" w:type="dxa"/>
           <w:right w:w="10" w:type="dxa"/>
         </w:tblCellMar>
-        <w:tblLook w:val="04A0" w:firstRow="1" w:lastRow="0" w:firstColumn="1" w:lastColumn="0" w:noHBand="0" w:noVBand="1"/>
+        <w:tblLook w:val="0000" w:firstRow="0" w:lastRow="0" w:firstColumn="0" w:lastColumn="0" w:noHBand="0" w:noVBand="0"/>
       </w:tblPr>
       <w:tblGrid>
         <w:gridCol w:w="1882"/>
@@ -16406,6 +16513,7 @@
                 <w:sz w:val="19"/>
                 <w:szCs w:val="19"/>
               </w:rPr>
+              <w:lastRenderedPageBreak/>
               <w:t>Eligibility (Not yet screened / Eligible / Not eligible)</w:t>
             </w:r>
           </w:p>
@@ -16616,7 +16724,6 @@
                 <w:sz w:val="19"/>
                 <w:szCs w:val="19"/>
               </w:rPr>
-              <w:lastRenderedPageBreak/>
               <w:t>Matched Reserve case</w:t>
             </w:r>
             <w:r>
@@ -17360,6 +17467,7 @@
                 <w:sz w:val="19"/>
                 <w:szCs w:val="19"/>
               </w:rPr>
+              <w:lastRenderedPageBreak/>
               <w:t>Completed questionnaire → Download PDF</w:t>
             </w:r>
           </w:p>
@@ -17464,7 +17572,6 @@
                 <w:sz w:val="19"/>
                 <w:szCs w:val="19"/>
               </w:rPr>
-              <w:lastRenderedPageBreak/>
               <w:t>Find contact details with AI → Find contact details / Search again (the PI, the Field Coordinator only)</w:t>
             </w:r>
           </w:p>
@@ -17865,7 +17972,7 @@
       <w:pPr>
         <w:pStyle w:val="Heading2"/>
       </w:pPr>
-      <w:bookmarkStart w:id="17" w:name="_Toc242008632"/>
+      <w:bookmarkStart w:id="17" w:name="_Toc242010614"/>
       <w:r>
         <w:t>6.3 Pre-Interview Profile (PROIT) and its review screen</w:t>
       </w:r>
@@ -17928,7 +18035,7 @@
           <w:left w:w="10" w:type="dxa"/>
           <w:right w:w="10" w:type="dxa"/>
         </w:tblCellMar>
-        <w:tblLook w:val="04A0" w:firstRow="1" w:lastRow="0" w:firstColumn="1" w:lastColumn="0" w:noHBand="0" w:noVBand="1"/>
+        <w:tblLook w:val="0000" w:firstRow="0" w:lastRow="0" w:firstColumn="0" w:lastColumn="0" w:noHBand="0" w:noVBand="0"/>
       </w:tblPr>
       <w:tblGrid>
         <w:gridCol w:w="1882"/>
@@ -18188,6 +18295,7 @@
                 <w:sz w:val="19"/>
                 <w:szCs w:val="19"/>
               </w:rPr>
+              <w:lastRenderedPageBreak/>
               <w:t>Research with AI / Research again</w:t>
             </w:r>
           </w:p>
@@ -18294,7 +18402,6 @@
                 <w:sz w:val="19"/>
                 <w:szCs w:val="19"/>
               </w:rPr>
-              <w:lastRenderedPageBreak/>
               <w:t>Proposed value (editable)</w:t>
             </w:r>
           </w:p>
@@ -19135,6 +19242,7 @@
                 <w:sz w:val="19"/>
                 <w:szCs w:val="19"/>
               </w:rPr>
+              <w:lastRenderedPageBreak/>
               <w:t>Gap-engine notes: Known, Unknown, Contradictions, Priority probe questions, Role-specific module, short form → Save gap-engine notes</w:t>
             </w:r>
           </w:p>
@@ -19239,7 +19347,6 @@
                 <w:sz w:val="19"/>
                 <w:szCs w:val="19"/>
               </w:rPr>
-              <w:lastRenderedPageBreak/>
               <w:t>Lock pre-profile</w:t>
             </w:r>
           </w:p>
@@ -19430,7 +19537,7 @@
       <w:pPr>
         <w:pStyle w:val="Heading2"/>
       </w:pPr>
-      <w:bookmarkStart w:id="18" w:name="_Toc242008633"/>
+      <w:bookmarkStart w:id="18" w:name="_Toc242010615"/>
       <w:r>
         <w:t>6.4 Interview sheet (verifying a locked profile)</w:t>
       </w:r>
@@ -19493,7 +19600,7 @@
           <w:left w:w="10" w:type="dxa"/>
           <w:right w:w="10" w:type="dxa"/>
         </w:tblCellMar>
-        <w:tblLook w:val="04A0" w:firstRow="1" w:lastRow="0" w:firstColumn="1" w:lastColumn="0" w:noHBand="0" w:noVBand="1"/>
+        <w:tblLook w:val="0000" w:firstRow="0" w:lastRow="0" w:firstColumn="0" w:lastColumn="0" w:noHBand="0" w:noVBand="0"/>
       </w:tblPr>
       <w:tblGrid>
         <w:gridCol w:w="1882"/>
@@ -20069,6 +20176,7 @@
                 <w:sz w:val="19"/>
                 <w:szCs w:val="19"/>
               </w:rPr>
+              <w:lastRenderedPageBreak/>
               <w:t>Their answer / Comment</w:t>
             </w:r>
           </w:p>
@@ -20279,7 +20387,6 @@
                 <w:sz w:val="19"/>
                 <w:szCs w:val="19"/>
               </w:rPr>
-              <w:lastRenderedPageBreak/>
               <w:t>Differs from the public source (label)</w:t>
             </w:r>
           </w:p>
@@ -20594,7 +20701,14 @@
                 <w:sz w:val="19"/>
                 <w:szCs w:val="19"/>
               </w:rPr>
-              <w:t>Record a protocol deviation (the PI, the Field Coordinator only)</w:t>
+              <w:t>Record a protocol deviation</w:t>
+            </w:r>
+            <w:r>
+              <w:rPr>
+                <w:sz w:val="19"/>
+                <w:szCs w:val="19"/>
+              </w:rPr>
+              <w:t xml:space="preserve"> (the PI, the Field Coordinator only)</w:t>
             </w:r>
           </w:p>
         </w:tc>
@@ -20681,7 +20795,7 @@
       <w:pPr>
         <w:pStyle w:val="Heading2"/>
       </w:pPr>
-      <w:bookmarkStart w:id="19" w:name="_Toc242008634"/>
+      <w:bookmarkStart w:id="19" w:name="_Toc242010616"/>
       <w:r>
         <w:t>6.5 Register Organisation</w:t>
       </w:r>
@@ -20744,7 +20858,7 @@
           <w:left w:w="10" w:type="dxa"/>
           <w:right w:w="10" w:type="dxa"/>
         </w:tblCellMar>
-        <w:tblLook w:val="04A0" w:firstRow="1" w:lastRow="0" w:firstColumn="1" w:lastColumn="0" w:noHBand="0" w:noVBand="1"/>
+        <w:tblLook w:val="0000" w:firstRow="0" w:lastRow="0" w:firstColumn="0" w:lastColumn="0" w:noHBand="0" w:noVBand="0"/>
       </w:tblPr>
       <w:tblGrid>
         <w:gridCol w:w="1882"/>
@@ -21214,6 +21328,7 @@
                 <w:sz w:val="19"/>
                 <w:szCs w:val="19"/>
               </w:rPr>
+              <w:lastRenderedPageBreak/>
               <w:t>Search name, Master ID or district</w:t>
             </w:r>
           </w:p>
@@ -21404,9 +21519,8 @@
       <w:pPr>
         <w:pStyle w:val="Heading2"/>
       </w:pPr>
-      <w:bookmarkStart w:id="20" w:name="_Toc242008635"/>
+      <w:bookmarkStart w:id="20" w:name="_Toc242010617"/>
       <w:r>
-        <w:lastRenderedPageBreak/>
         <w:t>6.6 Appointment Queue</w:t>
       </w:r>
       <w:bookmarkEnd w:id="20"/>
@@ -21468,7 +21582,7 @@
           <w:left w:w="10" w:type="dxa"/>
           <w:right w:w="10" w:type="dxa"/>
         </w:tblCellMar>
-        <w:tblLook w:val="04A0" w:firstRow="1" w:lastRow="0" w:firstColumn="1" w:lastColumn="0" w:noHBand="0" w:noVBand="1"/>
+        <w:tblLook w:val="0000" w:firstRow="0" w:lastRow="0" w:firstColumn="0" w:lastColumn="0" w:noHBand="0" w:noVBand="0"/>
       </w:tblPr>
       <w:tblGrid>
         <w:gridCol w:w="1882"/>
@@ -22025,7 +22139,7 @@
       <w:pPr>
         <w:pStyle w:val="Heading2"/>
       </w:pPr>
-      <w:bookmarkStart w:id="21" w:name="_Toc242008636"/>
+      <w:bookmarkStart w:id="21" w:name="_Toc242010618"/>
       <w:r>
         <w:t>6.7 Follow-ups due</w:t>
       </w:r>
@@ -22088,7 +22202,7 @@
           <w:left w:w="10" w:type="dxa"/>
           <w:right w:w="10" w:type="dxa"/>
         </w:tblCellMar>
-        <w:tblLook w:val="04A0" w:firstRow="1" w:lastRow="0" w:firstColumn="1" w:lastColumn="0" w:noHBand="0" w:noVBand="1"/>
+        <w:tblLook w:val="0000" w:firstRow="0" w:lastRow="0" w:firstColumn="0" w:lastColumn="0" w:noHBand="0" w:noVBand="0"/>
       </w:tblPr>
       <w:tblGrid>
         <w:gridCol w:w="1882"/>
@@ -22454,6 +22568,7 @@
                 <w:sz w:val="19"/>
                 <w:szCs w:val="19"/>
               </w:rPr>
+              <w:lastRenderedPageBreak/>
               <w:t>Mark as sent</w:t>
             </w:r>
           </w:p>
@@ -22538,7 +22653,7 @@
       <w:pPr>
         <w:pStyle w:val="Heading2"/>
       </w:pPr>
-      <w:bookmarkStart w:id="22" w:name="_Toc242008637"/>
+      <w:bookmarkStart w:id="22" w:name="_Toc242010619"/>
       <w:r>
         <w:t>6.8 Reserve Activation</w:t>
       </w:r>
@@ -22601,7 +22716,7 @@
           <w:left w:w="10" w:type="dxa"/>
           <w:right w:w="10" w:type="dxa"/>
         </w:tblCellMar>
-        <w:tblLook w:val="04A0" w:firstRow="1" w:lastRow="0" w:firstColumn="1" w:lastColumn="0" w:noHBand="0" w:noVBand="1"/>
+        <w:tblLook w:val="0000" w:firstRow="0" w:lastRow="0" w:firstColumn="0" w:lastColumn="0" w:noHBand="0" w:noVBand="0"/>
       </w:tblPr>
       <w:tblGrid>
         <w:gridCol w:w="1882"/>
@@ -22642,7 +22757,6 @@
                 <w:sz w:val="19"/>
                 <w:szCs w:val="19"/>
               </w:rPr>
-              <w:lastRenderedPageBreak/>
               <w:t>Control</w:t>
             </w:r>
           </w:p>
@@ -23160,7 +23274,7 @@
         <w:pStyle w:val="Heading1"/>
         <w:pageBreakBefore/>
       </w:pPr>
-      <w:bookmarkStart w:id="23" w:name="_Toc242008638"/>
+      <w:bookmarkStart w:id="23" w:name="_Toc242010620"/>
       <w:r>
         <w:lastRenderedPageBreak/>
         <w:t>7. Quality checking</w:t>
@@ -23171,7 +23285,7 @@
       <w:pPr>
         <w:pStyle w:val="Heading2"/>
       </w:pPr>
-      <w:bookmarkStart w:id="24" w:name="_Toc242008639"/>
+      <w:bookmarkStart w:id="24" w:name="_Toc242010621"/>
       <w:r>
         <w:t>7.1 QA Queue (with the KoboToolbox sync panel)</w:t>
       </w:r>
@@ -23234,7 +23348,7 @@
           <w:left w:w="10" w:type="dxa"/>
           <w:right w:w="10" w:type="dxa"/>
         </w:tblCellMar>
-        <w:tblLook w:val="04A0" w:firstRow="1" w:lastRow="0" w:firstColumn="1" w:lastColumn="0" w:noHBand="0" w:noVBand="1"/>
+        <w:tblLook w:val="0000" w:firstRow="0" w:lastRow="0" w:firstColumn="0" w:lastColumn="0" w:noHBand="0" w:noVBand="0"/>
       </w:tblPr>
       <w:tblGrid>
         <w:gridCol w:w="1882"/>
@@ -23894,7 +24008,7 @@
       <w:pPr>
         <w:pStyle w:val="Heading2"/>
       </w:pPr>
-      <w:bookmarkStart w:id="25" w:name="_Toc242008640"/>
+      <w:bookmarkStart w:id="25" w:name="_Toc242010622"/>
       <w:r>
         <w:t>7.2 QA Exceptions</w:t>
       </w:r>
@@ -23957,7 +24071,7 @@
           <w:left w:w="10" w:type="dxa"/>
           <w:right w:w="10" w:type="dxa"/>
         </w:tblCellMar>
-        <w:tblLook w:val="04A0" w:firstRow="1" w:lastRow="0" w:firstColumn="1" w:lastColumn="0" w:noHBand="0" w:noVBand="1"/>
+        <w:tblLook w:val="0000" w:firstRow="0" w:lastRow="0" w:firstColumn="0" w:lastColumn="0" w:noHBand="0" w:noVBand="0"/>
       </w:tblPr>
       <w:tblGrid>
         <w:gridCol w:w="1882"/>
@@ -24726,7 +24840,7 @@
         <w:pStyle w:val="Heading1"/>
         <w:pageBreakBefore/>
       </w:pPr>
-      <w:bookmarkStart w:id="26" w:name="_Toc242008641"/>
+      <w:bookmarkStart w:id="26" w:name="_Toc242010623"/>
       <w:r>
         <w:lastRenderedPageBreak/>
         <w:t>8. Key Informant Interviews</w:t>
@@ -24737,7 +24851,7 @@
       <w:pPr>
         <w:pStyle w:val="Heading2"/>
       </w:pPr>
-      <w:bookmarkStart w:id="27" w:name="_Toc242008642"/>
+      <w:bookmarkStart w:id="27" w:name="_Toc242010624"/>
       <w:r>
         <w:t>8.1 KII Register</w:t>
       </w:r>
@@ -24800,7 +24914,7 @@
           <w:left w:w="10" w:type="dxa"/>
           <w:right w:w="10" w:type="dxa"/>
         </w:tblCellMar>
-        <w:tblLook w:val="04A0" w:firstRow="1" w:lastRow="0" w:firstColumn="1" w:lastColumn="0" w:noHBand="0" w:noVBand="1"/>
+        <w:tblLook w:val="0000" w:firstRow="0" w:lastRow="0" w:firstColumn="0" w:lastColumn="0" w:noHBand="0" w:noVBand="0"/>
       </w:tblPr>
       <w:tblGrid>
         <w:gridCol w:w="1882"/>
@@ -25357,7 +25471,7 @@
       <w:pPr>
         <w:pStyle w:val="Heading2"/>
       </w:pPr>
-      <w:bookmarkStart w:id="28" w:name="_Toc242008643"/>
+      <w:bookmarkStart w:id="28" w:name="_Toc242010625"/>
       <w:r>
         <w:t>8.2 New KII Record</w:t>
       </w:r>
@@ -25420,7 +25534,7 @@
           <w:left w:w="10" w:type="dxa"/>
           <w:right w:w="10" w:type="dxa"/>
         </w:tblCellMar>
-        <w:tblLook w:val="04A0" w:firstRow="1" w:lastRow="0" w:firstColumn="1" w:lastColumn="0" w:noHBand="0" w:noVBand="1"/>
+        <w:tblLook w:val="0000" w:firstRow="0" w:lastRow="0" w:firstColumn="0" w:lastColumn="0" w:noHBand="0" w:noVBand="0"/>
       </w:tblPr>
       <w:tblGrid>
         <w:gridCol w:w="1882"/>
@@ -25767,7 +25881,7 @@
       <w:pPr>
         <w:pStyle w:val="Heading2"/>
       </w:pPr>
-      <w:bookmarkStart w:id="29" w:name="_Toc242008644"/>
+      <w:bookmarkStart w:id="29" w:name="_Toc242010626"/>
       <w:r>
         <w:t>8.3 KII record</w:t>
       </w:r>
@@ -25830,7 +25944,7 @@
           <w:left w:w="10" w:type="dxa"/>
           <w:right w:w="10" w:type="dxa"/>
         </w:tblCellMar>
-        <w:tblLook w:val="04A0" w:firstRow="1" w:lastRow="0" w:firstColumn="1" w:lastColumn="0" w:noHBand="0" w:noVBand="1"/>
+        <w:tblLook w:val="0000" w:firstRow="0" w:lastRow="0" w:firstColumn="0" w:lastColumn="0" w:noHBand="0" w:noVBand="0"/>
       </w:tblPr>
       <w:tblGrid>
         <w:gridCol w:w="1882"/>
@@ -26809,7 +26923,7 @@
         <w:pStyle w:val="Heading1"/>
         <w:pageBreakBefore/>
       </w:pPr>
-      <w:bookmarkStart w:id="30" w:name="_Toc242008645"/>
+      <w:bookmarkStart w:id="30" w:name="_Toc242010627"/>
       <w:r>
         <w:lastRenderedPageBreak/>
         <w:t>9. Documentary evidence</w:t>
@@ -26820,7 +26934,7 @@
       <w:pPr>
         <w:pStyle w:val="Heading2"/>
       </w:pPr>
-      <w:bookmarkStart w:id="31" w:name="_Toc242008646"/>
+      <w:bookmarkStart w:id="31" w:name="_Toc242010628"/>
       <w:r>
         <w:t>9.1 Documents (the corpus)</w:t>
       </w:r>
@@ -26883,7 +26997,7 @@
           <w:left w:w="10" w:type="dxa"/>
           <w:right w:w="10" w:type="dxa"/>
         </w:tblCellMar>
-        <w:tblLook w:val="04A0" w:firstRow="1" w:lastRow="0" w:firstColumn="1" w:lastColumn="0" w:noHBand="0" w:noVBand="1"/>
+        <w:tblLook w:val="0000" w:firstRow="0" w:lastRow="0" w:firstColumn="0" w:lastColumn="0" w:noHBand="0" w:noVBand="0"/>
       </w:tblPr>
       <w:tblGrid>
         <w:gridCol w:w="1882"/>
@@ -27440,7 +27554,7 @@
       <w:pPr>
         <w:pStyle w:val="Heading2"/>
       </w:pPr>
-      <w:bookmarkStart w:id="32" w:name="_Toc242008647"/>
+      <w:bookmarkStart w:id="32" w:name="_Toc242010629"/>
       <w:r>
         <w:t>9.2 New Documentary Evidence Record</w:t>
       </w:r>
@@ -27503,7 +27617,7 @@
           <w:left w:w="10" w:type="dxa"/>
           <w:right w:w="10" w:type="dxa"/>
         </w:tblCellMar>
-        <w:tblLook w:val="04A0" w:firstRow="1" w:lastRow="0" w:firstColumn="1" w:lastColumn="0" w:noHBand="0" w:noVBand="1"/>
+        <w:tblLook w:val="0000" w:firstRow="0" w:lastRow="0" w:firstColumn="0" w:lastColumn="0" w:noHBand="0" w:noVBand="0"/>
       </w:tblPr>
       <w:tblGrid>
         <w:gridCol w:w="1882"/>
@@ -28271,7 +28385,7 @@
       <w:pPr>
         <w:pStyle w:val="Heading2"/>
       </w:pPr>
-      <w:bookmarkStart w:id="33" w:name="_Toc242008648"/>
+      <w:bookmarkStart w:id="33" w:name="_Toc242010630"/>
       <w:r>
         <w:t>9.3 Document record</w:t>
       </w:r>
@@ -28334,7 +28448,7 @@
           <w:left w:w="10" w:type="dxa"/>
           <w:right w:w="10" w:type="dxa"/>
         </w:tblCellMar>
-        <w:tblLook w:val="04A0" w:firstRow="1" w:lastRow="0" w:firstColumn="1" w:lastColumn="0" w:noHBand="0" w:noVBand="1"/>
+        <w:tblLook w:val="0000" w:firstRow="0" w:lastRow="0" w:firstColumn="0" w:lastColumn="0" w:noHBand="0" w:noVBand="0"/>
       </w:tblPr>
       <w:tblGrid>
         <w:gridCol w:w="1882"/>
@@ -29625,7 +29739,7 @@
       <w:pPr>
         <w:pStyle w:val="Heading2"/>
       </w:pPr>
-      <w:bookmarkStart w:id="34" w:name="_Toc242008649"/>
+      <w:bookmarkStart w:id="34" w:name="_Toc242010631"/>
       <w:r>
         <w:t>9.4 Auto-fill review screen</w:t>
       </w:r>
@@ -29688,7 +29802,7 @@
           <w:left w:w="10" w:type="dxa"/>
           <w:right w:w="10" w:type="dxa"/>
         </w:tblCellMar>
-        <w:tblLook w:val="04A0" w:firstRow="1" w:lastRow="0" w:firstColumn="1" w:lastColumn="0" w:noHBand="0" w:noVBand="1"/>
+        <w:tblLook w:val="0000" w:firstRow="0" w:lastRow="0" w:firstColumn="0" w:lastColumn="0" w:noHBand="0" w:noVBand="0"/>
       </w:tblPr>
       <w:tblGrid>
         <w:gridCol w:w="1882"/>
@@ -30667,7 +30781,7 @@
         <w:pStyle w:val="Heading1"/>
         <w:pageBreakBefore/>
       </w:pPr>
-      <w:bookmarkStart w:id="35" w:name="_Toc242008650"/>
+      <w:bookmarkStart w:id="35" w:name="_Toc242010632"/>
       <w:r>
         <w:lastRenderedPageBreak/>
         <w:t>10. Completed forms and exports</w:t>
@@ -30678,7 +30792,7 @@
       <w:pPr>
         <w:pStyle w:val="Heading2"/>
       </w:pPr>
-      <w:bookmarkStart w:id="36" w:name="_Toc242008651"/>
+      <w:bookmarkStart w:id="36" w:name="_Toc242010633"/>
       <w:r>
         <w:t>10.1 Completed forms (Form PDFs)</w:t>
       </w:r>
@@ -30741,7 +30855,7 @@
           <w:left w:w="10" w:type="dxa"/>
           <w:right w:w="10" w:type="dxa"/>
         </w:tblCellMar>
-        <w:tblLook w:val="04A0" w:firstRow="1" w:lastRow="0" w:firstColumn="1" w:lastColumn="0" w:noHBand="0" w:noVBand="1"/>
+        <w:tblLook w:val="0000" w:firstRow="0" w:lastRow="0" w:firstColumn="0" w:lastColumn="0" w:noHBand="0" w:noVBand="0"/>
       </w:tblPr>
       <w:tblGrid>
         <w:gridCol w:w="1882"/>
@@ -30897,14 +31011,7 @@
                 <w:sz w:val="19"/>
                 <w:szCs w:val="19"/>
               </w:rPr>
-              <w:t>Form (drop-down)</w:t>
-            </w:r>
-            <w:r>
-              <w:rPr>
-                <w:sz w:val="19"/>
-                <w:szCs w:val="19"/>
-              </w:rPr>
-              <w:t xml:space="preserve"> (the PI, the Field Coordinator, Supervisors only)</w:t>
+              <w:t>Form (drop-down) (the PI, the Field Coordinator, Supervisors only)</w:t>
             </w:r>
           </w:p>
         </w:tc>
@@ -31944,7 +32051,7 @@
         <w:pStyle w:val="Heading1"/>
         <w:pageBreakBefore/>
       </w:pPr>
-      <w:bookmarkStart w:id="37" w:name="_Toc242008652"/>
+      <w:bookmarkStart w:id="37" w:name="_Toc242010634"/>
       <w:r>
         <w:lastRenderedPageBreak/>
         <w:t>11. Study administration</w:t>
@@ -31955,7 +32062,7 @@
       <w:pPr>
         <w:pStyle w:val="Heading2"/>
       </w:pPr>
-      <w:bookmarkStart w:id="38" w:name="_Toc242008653"/>
+      <w:bookmarkStart w:id="38" w:name="_Toc242010635"/>
       <w:r>
         <w:t>11.1 Cost Dashboard</w:t>
       </w:r>
@@ -32018,7 +32125,7 @@
           <w:left w:w="10" w:type="dxa"/>
           <w:right w:w="10" w:type="dxa"/>
         </w:tblCellMar>
-        <w:tblLook w:val="04A0" w:firstRow="1" w:lastRow="0" w:firstColumn="1" w:lastColumn="0" w:noHBand="0" w:noVBand="1"/>
+        <w:tblLook w:val="0000" w:firstRow="0" w:lastRow="0" w:firstColumn="0" w:lastColumn="0" w:noHBand="0" w:noVBand="0"/>
       </w:tblPr>
       <w:tblGrid>
         <w:gridCol w:w="1882"/>
@@ -32365,7 +32472,7 @@
       <w:pPr>
         <w:pStyle w:val="Heading2"/>
       </w:pPr>
-      <w:bookmarkStart w:id="39" w:name="_Toc242008654"/>
+      <w:bookmarkStart w:id="39" w:name="_Toc242010636"/>
       <w:r>
         <w:t>11.2 Audit Log</w:t>
       </w:r>
@@ -32428,7 +32535,7 @@
           <w:left w:w="10" w:type="dxa"/>
           <w:right w:w="10" w:type="dxa"/>
         </w:tblCellMar>
-        <w:tblLook w:val="04A0" w:firstRow="1" w:lastRow="0" w:firstColumn="1" w:lastColumn="0" w:noHBand="0" w:noVBand="1"/>
+        <w:tblLook w:val="0000" w:firstRow="0" w:lastRow="0" w:firstColumn="0" w:lastColumn="0" w:noHBand="0" w:noVBand="0"/>
       </w:tblPr>
       <w:tblGrid>
         <w:gridCol w:w="1882"/>
@@ -32775,7 +32882,7 @@
       <w:pPr>
         <w:pStyle w:val="Heading2"/>
       </w:pPr>
-      <w:bookmarkStart w:id="40" w:name="_Toc242008655"/>
+      <w:bookmarkStart w:id="40" w:name="_Toc242010637"/>
       <w:r>
         <w:t>11.3 Research Clearance</w:t>
       </w:r>
@@ -32838,7 +32945,7 @@
           <w:left w:w="10" w:type="dxa"/>
           <w:right w:w="10" w:type="dxa"/>
         </w:tblCellMar>
-        <w:tblLook w:val="04A0" w:firstRow="1" w:lastRow="0" w:firstColumn="1" w:lastColumn="0" w:noHBand="0" w:noVBand="1"/>
+        <w:tblLook w:val="0000" w:firstRow="0" w:lastRow="0" w:firstColumn="0" w:lastColumn="0" w:noHBand="0" w:noVBand="0"/>
       </w:tblPr>
       <w:tblGrid>
         <w:gridCol w:w="1882"/>
@@ -33606,7 +33713,7 @@
       <w:pPr>
         <w:pStyle w:val="Heading2"/>
       </w:pPr>
-      <w:bookmarkStart w:id="41" w:name="_Toc242008656"/>
+      <w:bookmarkStart w:id="41" w:name="_Toc242010638"/>
       <w:r>
         <w:t>11.4 Export</w:t>
       </w:r>
@@ -33669,7 +33776,7 @@
           <w:left w:w="10" w:type="dxa"/>
           <w:right w:w="10" w:type="dxa"/>
         </w:tblCellMar>
-        <w:tblLook w:val="04A0" w:firstRow="1" w:lastRow="0" w:firstColumn="1" w:lastColumn="0" w:noHBand="0" w:noVBand="1"/>
+        <w:tblLook w:val="0000" w:firstRow="0" w:lastRow="0" w:firstColumn="0" w:lastColumn="0" w:noHBand="0" w:noVBand="0"/>
       </w:tblPr>
       <w:tblGrid>
         <w:gridCol w:w="1882"/>
@@ -34271,7 +34378,7 @@
         <w:sz w:val="16"/>
         <w:szCs w:val="16"/>
       </w:rPr>
-      <w:t>Version 1.19 · 4 October 2026</w:t>
+      <w:t>Version 1.20 · 4 October 2026</w:t>
     </w:r>
     <w:r>
       <w:rPr>
@@ -34444,10 +34551,10 @@
 <file path=word/numbering.xml><?xml version="1.0" encoding="utf-8"?>
 <w:numbering xmlns:wpc="http://schemas.microsoft.com/office/word/2010/wordprocessingCanvas" xmlns:cx="http://schemas.microsoft.com/office/drawing/2014/chartex" xmlns:cx1="http://schemas.microsoft.com/office/drawing/2015/9/8/chartex" xmlns:cx2="http://schemas.microsoft.com/office/drawing/2015/10/21/chartex" xmlns:cx3="http://schemas.microsoft.com/office/drawing/2016/5/9/chartex" xmlns:cx4="http://schemas.microsoft.com/office/drawing/2016/5/10/chartex" xmlns:cx5="http://schemas.microsoft.com/office/drawing/2016/5/11/chartex" xmlns:cx6="http://schemas.microsoft.com/office/drawing/2016/5/12/chartex" xmlns:cx7="http://schemas.microsoft.com/office/drawing/2016/5/13/chartex" xmlns:cx8="http://schemas.microsoft.com/office/drawing/2016/5/14/chartex" xmlns:mc="http://schemas.openxmlformats.org/markup-compatibility/2006" xmlns:aink="http://schemas.microsoft.com/office/drawing/2016/ink" xmlns:am3d="http://schemas.microsoft.com/office/drawing/2017/model3d" xmlns:o="urn:schemas-microsoft-com:office:office" xmlns:oel="http://schemas.microsoft.com/office/2019/extlst" xmlns:r="http://schemas.openxmlformats.org/officeDocument/2006/relationships" xmlns:m="http://schemas.openxmlformats.org/officeDocument/2006/math" xmlns:v="urn:schemas-microsoft-com:vml" xmlns:wp14="http://schemas.microsoft.com/office/word/2010/wordprocessingDrawing" xmlns:wp="http://schemas.openxmlformats.org/drawingml/2006/wordprocessingDrawing" xmlns:w10="urn:schemas-microsoft-com:office:word" xmlns:w="http://schemas.openxmlformats.org/wordprocessingml/2006/main" xmlns:w14="http://schemas.microsoft.com/office/word/2010/wordml" xmlns:w15="http://schemas.microsoft.com/office/word/2012/wordml" xmlns:w16cex="http://schemas.microsoft.com/office/word/2018/wordml/cex" xmlns:w16cid="http://schemas.microsoft.com/office/word/2016/wordml/cid" xmlns:w16="http://schemas.microsoft.com/office/word/2018/wordml" xmlns:w16sdtdh="http://schemas.microsoft.com/office/word/2020/wordml/sdtdatahash" xmlns:w16se="http://schemas.microsoft.com/office/word/2015/wordml/symex" xmlns:wpg="http://schemas.microsoft.com/office/word/2010/wordprocessingGroup" xmlns:wpi="http://schemas.microsoft.com/office/word/2010/wordprocessingInk" xmlns:wne="http://schemas.microsoft.com/office/word/2006/wordml" xmlns:wps="http://schemas.microsoft.com/office/word/2010/wordprocessingShape" mc:Ignorable="w14 w15 w16se w16cid w16 w16cex w16sdtdh wp14">
   <w:abstractNum w:abstractNumId="0" w15:restartNumberingAfterBreak="0">
-    <w:nsid w:val="4F7D3812"/>
+    <w:nsid w:val="51B12CE2"/>
     <w:multiLevelType w:val="hybridMultilevel"/>
-    <w:tmpl w:val="7AC4316E"/>
-    <w:lvl w:ilvl="0" w:tplc="A7F03454">
+    <w:tmpl w:val="359607D6"/>
+    <w:lvl w:ilvl="0" w:tplc="0FF47960">
       <w:start w:val="1"/>
       <w:numFmt w:val="bullet"/>
       <w:lvlText w:val="•"/>
@@ -34456,7 +34563,7 @@
         <w:ind w:left="460" w:hanging="280"/>
       </w:pPr>
     </w:lvl>
-    <w:lvl w:ilvl="1" w:tplc="D7BA9308">
+    <w:lvl w:ilvl="1" w:tplc="B9C69548">
       <w:start w:val="1"/>
       <w:numFmt w:val="bullet"/>
       <w:lvlText w:val="–"/>
@@ -34465,47 +34572,47 @@
         <w:ind w:left="900" w:hanging="280"/>
       </w:pPr>
     </w:lvl>
-    <w:lvl w:ilvl="2" w:tplc="2B802BCC">
+    <w:lvl w:ilvl="2" w:tplc="58567444">
       <w:numFmt w:val="decimal"/>
       <w:lvlText w:val=""/>
       <w:lvlJc w:val="left"/>
     </w:lvl>
-    <w:lvl w:ilvl="3" w:tplc="8054A6E6">
+    <w:lvl w:ilvl="3" w:tplc="C3FE9242">
       <w:numFmt w:val="decimal"/>
       <w:lvlText w:val=""/>
       <w:lvlJc w:val="left"/>
     </w:lvl>
-    <w:lvl w:ilvl="4" w:tplc="48E840EE">
+    <w:lvl w:ilvl="4" w:tplc="7660A880">
       <w:numFmt w:val="decimal"/>
       <w:lvlText w:val=""/>
       <w:lvlJc w:val="left"/>
     </w:lvl>
-    <w:lvl w:ilvl="5" w:tplc="498616B8">
+    <w:lvl w:ilvl="5" w:tplc="B87AA8A2">
       <w:numFmt w:val="decimal"/>
       <w:lvlText w:val=""/>
       <w:lvlJc w:val="left"/>
     </w:lvl>
-    <w:lvl w:ilvl="6" w:tplc="F6C8E300">
+    <w:lvl w:ilvl="6" w:tplc="C02ABE90">
       <w:numFmt w:val="decimal"/>
       <w:lvlText w:val=""/>
       <w:lvlJc w:val="left"/>
     </w:lvl>
-    <w:lvl w:ilvl="7" w:tplc="0596B9FA">
+    <w:lvl w:ilvl="7" w:tplc="25047316">
       <w:numFmt w:val="decimal"/>
       <w:lvlText w:val=""/>
       <w:lvlJc w:val="left"/>
     </w:lvl>
-    <w:lvl w:ilvl="8" w:tplc="3FA645D4">
+    <w:lvl w:ilvl="8" w:tplc="99783EE8">
       <w:numFmt w:val="decimal"/>
       <w:lvlText w:val=""/>
       <w:lvlJc w:val="left"/>
     </w:lvl>
   </w:abstractNum>
   <w:abstractNum w:abstractNumId="1" w15:restartNumberingAfterBreak="0">
-    <w:nsid w:val="6EE80E4F"/>
+    <w:nsid w:val="68CC2FB7"/>
     <w:multiLevelType w:val="hybridMultilevel"/>
-    <w:tmpl w:val="6132108A"/>
-    <w:lvl w:ilvl="0" w:tplc="E81C1C90">
+    <w:tmpl w:val="634E22B2"/>
+    <w:lvl w:ilvl="0" w:tplc="642AFDDC">
       <w:start w:val="1"/>
       <w:numFmt w:val="bullet"/>
       <w:lvlText w:val="●"/>
@@ -34514,7 +34621,7 @@
         <w:ind w:left="720" w:hanging="360"/>
       </w:pPr>
     </w:lvl>
-    <w:lvl w:ilvl="1" w:tplc="3528C696">
+    <w:lvl w:ilvl="1" w:tplc="A76C746E">
       <w:start w:val="1"/>
       <w:numFmt w:val="bullet"/>
       <w:lvlText w:val="○"/>
@@ -34523,7 +34630,7 @@
         <w:ind w:left="1440" w:hanging="360"/>
       </w:pPr>
     </w:lvl>
-    <w:lvl w:ilvl="2" w:tplc="041E379E">
+    <w:lvl w:ilvl="2" w:tplc="1C4858D8">
       <w:start w:val="1"/>
       <w:numFmt w:val="bullet"/>
       <w:lvlText w:val="■"/>
@@ -34532,7 +34639,7 @@
         <w:ind w:left="2160" w:hanging="360"/>
       </w:pPr>
     </w:lvl>
-    <w:lvl w:ilvl="3" w:tplc="161C84EE">
+    <w:lvl w:ilvl="3" w:tplc="D86E958A">
       <w:start w:val="1"/>
       <w:numFmt w:val="bullet"/>
       <w:lvlText w:val="●"/>
@@ -34541,7 +34648,7 @@
         <w:ind w:left="2880" w:hanging="360"/>
       </w:pPr>
     </w:lvl>
-    <w:lvl w:ilvl="4" w:tplc="17F224E8">
+    <w:lvl w:ilvl="4" w:tplc="5DE20B56">
       <w:start w:val="1"/>
       <w:numFmt w:val="bullet"/>
       <w:lvlText w:val="○"/>
@@ -34550,7 +34657,7 @@
         <w:ind w:left="3600" w:hanging="360"/>
       </w:pPr>
     </w:lvl>
-    <w:lvl w:ilvl="5" w:tplc="334AE780">
+    <w:lvl w:ilvl="5" w:tplc="4E84A20E">
       <w:start w:val="1"/>
       <w:numFmt w:val="bullet"/>
       <w:lvlText w:val="■"/>
@@ -34559,7 +34666,7 @@
         <w:ind w:left="4320" w:hanging="360"/>
       </w:pPr>
     </w:lvl>
-    <w:lvl w:ilvl="6" w:tplc="D1C63A4C">
+    <w:lvl w:ilvl="6" w:tplc="A09AB404">
       <w:start w:val="1"/>
       <w:numFmt w:val="bullet"/>
       <w:lvlText w:val="●"/>
@@ -34568,7 +34675,7 @@
         <w:ind w:left="5040" w:hanging="360"/>
       </w:pPr>
     </w:lvl>
-    <w:lvl w:ilvl="7" w:tplc="D5329C94">
+    <w:lvl w:ilvl="7" w:tplc="AF18C090">
       <w:start w:val="1"/>
       <w:numFmt w:val="bullet"/>
       <w:lvlText w:val="●"/>
@@ -34577,7 +34684,7 @@
         <w:ind w:left="5760" w:hanging="360"/>
       </w:pPr>
     </w:lvl>
-    <w:lvl w:ilvl="8" w:tplc="68C266D4">
+    <w:lvl w:ilvl="8" w:tplc="02ACE77A">
       <w:start w:val="1"/>
       <w:numFmt w:val="bullet"/>
       <w:lvlText w:val="●"/>
@@ -34587,13 +34694,13 @@
       </w:pPr>
     </w:lvl>
   </w:abstractNum>
-  <w:num w:numId="1" w16cid:durableId="1343623291">
+  <w:num w:numId="1" w16cid:durableId="864102586">
     <w:abstractNumId w:val="1"/>
     <w:lvlOverride w:ilvl="0">
       <w:startOverride w:val="1"/>
     </w:lvlOverride>
   </w:num>
-  <w:num w:numId="2" w16cid:durableId="393747652">
+  <w:num w:numId="2" w16cid:durableId="1926037919">
     <w:abstractNumId w:val="0"/>
     <w:lvlOverride w:ilvl="0">
       <w:startOverride w:val="1"/>
@@ -35219,7 +35326,7 @@
     <w:autoRedefine/>
     <w:uiPriority w:val="39"/>
     <w:unhideWhenUsed/>
-    <w:rsid w:val="00E15866"/>
+    <w:rsid w:val="000778E8"/>
     <w:pPr>
       <w:spacing w:after="100"/>
     </w:pPr>
@@ -35231,7 +35338,7 @@
     <w:autoRedefine/>
     <w:uiPriority w:val="39"/>
     <w:unhideWhenUsed/>
-    <w:rsid w:val="00E15866"/>
+    <w:rsid w:val="000778E8"/>
     <w:pPr>
       <w:spacing w:after="100"/>
       <w:ind w:left="210"/>

--- a/docs/manuals/ABF-FST_Screen_and_Button_Reference.docx
+++ b/docs/manuals/ABF-FST_Screen_and_Button_Reference.docx
@@ -69,7 +69,7 @@
           <w:left w:w="10" w:type="dxa"/>
           <w:right w:w="10" w:type="dxa"/>
         </w:tblCellMar>
-        <w:tblLook w:val="0000" w:firstRow="0" w:lastRow="0" w:firstColumn="0" w:lastColumn="0" w:noHBand="0" w:noVBand="0"/>
+        <w:tblLook w:val="04A0" w:firstRow="1" w:lastRow="0" w:firstColumn="1" w:lastColumn="0" w:noHBand="0" w:noVBand="1"/>
       </w:tblPr>
       <w:tblGrid>
         <w:gridCol w:w="2300"/>
@@ -469,7 +469,7 @@
                 <w:sz w:val="19"/>
                 <w:szCs w:val="19"/>
               </w:rPr>
-              <w:t>Version 1.20 · 4 October 2026</w:t>
+              <w:t>Version 1.21 · 4 October 2026</w:t>
             </w:r>
           </w:p>
         </w:tc>
@@ -538,7 +538,7 @@
     <w:sdt>
       <w:sdtPr>
         <w:alias w:val="Contents"/>
-        <w:id w:val="413363459"/>
+        <w:id w:val="1363472572"/>
       </w:sdtPr>
       <w:sdtEndPr/>
       <w:sdtContent>
@@ -567,7 +567,7 @@
           <w:r>
             <w:fldChar w:fldCharType="separate"/>
           </w:r>
-          <w:hyperlink w:anchor="_Toc242010597" w:history="1">
+          <w:hyperlink w:anchor="_Toc242011653" w:history="1">
             <w:r>
               <w:rPr>
                 <w:rStyle w:val="Hyperlink"/>
@@ -591,7 +591,7 @@
               <w:rPr>
                 <w:noProof/>
               </w:rPr>
-              <w:instrText xml:space="preserve"> PAGEREF _Toc242010597 \h </w:instrText>
+              <w:instrText xml:space="preserve"> PAGEREF _Toc242011653 \h </w:instrText>
             </w:r>
             <w:r>
               <w:rPr>
@@ -634,7 +634,7 @@
               <w14:ligatures w14:val="standardContextual"/>
             </w:rPr>
           </w:pPr>
-          <w:hyperlink w:anchor="_Toc242010598" w:history="1">
+          <w:hyperlink w:anchor="_Toc242011654" w:history="1">
             <w:r>
               <w:rPr>
                 <w:rStyle w:val="Hyperlink"/>
@@ -658,7 +658,7 @@
               <w:rPr>
                 <w:noProof/>
               </w:rPr>
-              <w:instrText xml:space="preserve"> PAGEREF _Toc242010598 \h </w:instrText>
+              <w:instrText xml:space="preserve"> PAGEREF _Toc242011654 \h </w:instrText>
             </w:r>
             <w:r>
               <w:rPr>
@@ -701,7 +701,7 @@
               <w14:ligatures w14:val="standardContextual"/>
             </w:rPr>
           </w:pPr>
-          <w:hyperlink w:anchor="_Toc242010599" w:history="1">
+          <w:hyperlink w:anchor="_Toc242011655" w:history="1">
             <w:r>
               <w:rPr>
                 <w:rStyle w:val="Hyperlink"/>
@@ -725,7 +725,7 @@
               <w:rPr>
                 <w:noProof/>
               </w:rPr>
-              <w:instrText xml:space="preserve"> PAGEREF _Toc242010599 \h </w:instrText>
+              <w:instrText xml:space="preserve"> PAGEREF _Toc242011655 \h </w:instrText>
             </w:r>
             <w:r>
               <w:rPr>
@@ -768,7 +768,7 @@
               <w14:ligatures w14:val="standardContextual"/>
             </w:rPr>
           </w:pPr>
-          <w:hyperlink w:anchor="_Toc242010600" w:history="1">
+          <w:hyperlink w:anchor="_Toc242011656" w:history="1">
             <w:r>
               <w:rPr>
                 <w:rStyle w:val="Hyperlink"/>
@@ -792,7 +792,7 @@
               <w:rPr>
                 <w:noProof/>
               </w:rPr>
-              <w:instrText xml:space="preserve"> PAGEREF _Toc242010600 \h </w:instrText>
+              <w:instrText xml:space="preserve"> PAGEREF _Toc242011656 \h </w:instrText>
             </w:r>
             <w:r>
               <w:rPr>
@@ -835,7 +835,7 @@
               <w14:ligatures w14:val="standardContextual"/>
             </w:rPr>
           </w:pPr>
-          <w:hyperlink w:anchor="_Toc242010601" w:history="1">
+          <w:hyperlink w:anchor="_Toc242011657" w:history="1">
             <w:r>
               <w:rPr>
                 <w:rStyle w:val="Hyperlink"/>
@@ -859,7 +859,7 @@
               <w:rPr>
                 <w:noProof/>
               </w:rPr>
-              <w:instrText xml:space="preserve"> PAGEREF _Toc242010601 \h </w:instrText>
+              <w:instrText xml:space="preserve"> PAGEREF _Toc242011657 \h </w:instrText>
             </w:r>
             <w:r>
               <w:rPr>
@@ -902,7 +902,7 @@
               <w14:ligatures w14:val="standardContextual"/>
             </w:rPr>
           </w:pPr>
-          <w:hyperlink w:anchor="_Toc242010602" w:history="1">
+          <w:hyperlink w:anchor="_Toc242011658" w:history="1">
             <w:r>
               <w:rPr>
                 <w:rStyle w:val="Hyperlink"/>
@@ -926,7 +926,7 @@
               <w:rPr>
                 <w:noProof/>
               </w:rPr>
-              <w:instrText xml:space="preserve"> PAGEREF _Toc242010602 \h </w:instrText>
+              <w:instrText xml:space="preserve"> PAGEREF _Toc242011658 \h </w:instrText>
             </w:r>
             <w:r>
               <w:rPr>
@@ -969,7 +969,7 @@
               <w14:ligatures w14:val="standardContextual"/>
             </w:rPr>
           </w:pPr>
-          <w:hyperlink w:anchor="_Toc242010603" w:history="1">
+          <w:hyperlink w:anchor="_Toc242011659" w:history="1">
             <w:r>
               <w:rPr>
                 <w:rStyle w:val="Hyperlink"/>
@@ -993,7 +993,7 @@
               <w:rPr>
                 <w:noProof/>
               </w:rPr>
-              <w:instrText xml:space="preserve"> PAGEREF _Toc242010603 \h </w:instrText>
+              <w:instrText xml:space="preserve"> PAGEREF _Toc242011659 \h </w:instrText>
             </w:r>
             <w:r>
               <w:rPr>
@@ -1036,7 +1036,7 @@
               <w14:ligatures w14:val="standardContextual"/>
             </w:rPr>
           </w:pPr>
-          <w:hyperlink w:anchor="_Toc242010604" w:history="1">
+          <w:hyperlink w:anchor="_Toc242011660" w:history="1">
             <w:r>
               <w:rPr>
                 <w:rStyle w:val="Hyperlink"/>
@@ -1060,7 +1060,7 @@
               <w:rPr>
                 <w:noProof/>
               </w:rPr>
-              <w:instrText xml:space="preserve"> PAGEREF _Toc242010604 \h </w:instrText>
+              <w:instrText xml:space="preserve"> PAGEREF _Toc242011660 \h </w:instrText>
             </w:r>
             <w:r>
               <w:rPr>
@@ -1103,7 +1103,7 @@
               <w14:ligatures w14:val="standardContextual"/>
             </w:rPr>
           </w:pPr>
-          <w:hyperlink w:anchor="_Toc242010605" w:history="1">
+          <w:hyperlink w:anchor="_Toc242011661" w:history="1">
             <w:r>
               <w:rPr>
                 <w:rStyle w:val="Hyperlink"/>
@@ -1127,7 +1127,7 @@
               <w:rPr>
                 <w:noProof/>
               </w:rPr>
-              <w:instrText xml:space="preserve"> PAGEREF _Toc242010605 \h </w:instrText>
+              <w:instrText xml:space="preserve"> PAGEREF _Toc242011661 \h </w:instrText>
             </w:r>
             <w:r>
               <w:rPr>
@@ -1170,7 +1170,7 @@
               <w14:ligatures w14:val="standardContextual"/>
             </w:rPr>
           </w:pPr>
-          <w:hyperlink w:anchor="_Toc242010606" w:history="1">
+          <w:hyperlink w:anchor="_Toc242011662" w:history="1">
             <w:r>
               <w:rPr>
                 <w:rStyle w:val="Hyperlink"/>
@@ -1194,7 +1194,7 @@
               <w:rPr>
                 <w:noProof/>
               </w:rPr>
-              <w:instrText xml:space="preserve"> PAGEREF _Toc242010606 \h </w:instrText>
+              <w:instrText xml:space="preserve"> PAGEREF _Toc242011662 \h </w:instrText>
             </w:r>
             <w:r>
               <w:rPr>
@@ -1237,7 +1237,7 @@
               <w14:ligatures w14:val="standardContextual"/>
             </w:rPr>
           </w:pPr>
-          <w:hyperlink w:anchor="_Toc242010607" w:history="1">
+          <w:hyperlink w:anchor="_Toc242011663" w:history="1">
             <w:r>
               <w:rPr>
                 <w:rStyle w:val="Hyperlink"/>
@@ -1261,7 +1261,7 @@
               <w:rPr>
                 <w:noProof/>
               </w:rPr>
-              <w:instrText xml:space="preserve"> PAGEREF _Toc242010607 \h </w:instrText>
+              <w:instrText xml:space="preserve"> PAGEREF _Toc242011663 \h </w:instrText>
             </w:r>
             <w:r>
               <w:rPr>
@@ -1304,7 +1304,7 @@
               <w14:ligatures w14:val="standardContextual"/>
             </w:rPr>
           </w:pPr>
-          <w:hyperlink w:anchor="_Toc242010608" w:history="1">
+          <w:hyperlink w:anchor="_Toc242011664" w:history="1">
             <w:r>
               <w:rPr>
                 <w:rStyle w:val="Hyperlink"/>
@@ -1328,7 +1328,7 @@
               <w:rPr>
                 <w:noProof/>
               </w:rPr>
-              <w:instrText xml:space="preserve"> PAGEREF _Toc242010608 \h </w:instrText>
+              <w:instrText xml:space="preserve"> PAGEREF _Toc242011664 \h </w:instrText>
             </w:r>
             <w:r>
               <w:rPr>
@@ -1371,7 +1371,7 @@
               <w14:ligatures w14:val="standardContextual"/>
             </w:rPr>
           </w:pPr>
-          <w:hyperlink w:anchor="_Toc242010609" w:history="1">
+          <w:hyperlink w:anchor="_Toc242011665" w:history="1">
             <w:r>
               <w:rPr>
                 <w:rStyle w:val="Hyperlink"/>
@@ -1395,7 +1395,7 @@
               <w:rPr>
                 <w:noProof/>
               </w:rPr>
-              <w:instrText xml:space="preserve"> PAGEREF _Toc242010609 \h </w:instrText>
+              <w:instrText xml:space="preserve"> PAGEREF _Toc242011665 \h </w:instrText>
             </w:r>
             <w:r>
               <w:rPr>
@@ -1438,7 +1438,7 @@
               <w14:ligatures w14:val="standardContextual"/>
             </w:rPr>
           </w:pPr>
-          <w:hyperlink w:anchor="_Toc242010610" w:history="1">
+          <w:hyperlink w:anchor="_Toc242011666" w:history="1">
             <w:r>
               <w:rPr>
                 <w:rStyle w:val="Hyperlink"/>
@@ -1462,7 +1462,7 @@
               <w:rPr>
                 <w:noProof/>
               </w:rPr>
-              <w:instrText xml:space="preserve"> PAGEREF _Toc242010610 \h </w:instrText>
+              <w:instrText xml:space="preserve"> PAGEREF _Toc242011666 \h </w:instrText>
             </w:r>
             <w:r>
               <w:rPr>
@@ -1505,7 +1505,7 @@
               <w14:ligatures w14:val="standardContextual"/>
             </w:rPr>
           </w:pPr>
-          <w:hyperlink w:anchor="_Toc242010611" w:history="1">
+          <w:hyperlink w:anchor="_Toc242011667" w:history="1">
             <w:r>
               <w:rPr>
                 <w:rStyle w:val="Hyperlink"/>
@@ -1529,7 +1529,7 @@
               <w:rPr>
                 <w:noProof/>
               </w:rPr>
-              <w:instrText xml:space="preserve"> PAGEREF _Toc242010611 \h </w:instrText>
+              <w:instrText xml:space="preserve"> PAGEREF _Toc242011667 \h </w:instrText>
             </w:r>
             <w:r>
               <w:rPr>
@@ -1572,7 +1572,7 @@
               <w14:ligatures w14:val="standardContextual"/>
             </w:rPr>
           </w:pPr>
-          <w:hyperlink w:anchor="_Toc242010612" w:history="1">
+          <w:hyperlink w:anchor="_Toc242011668" w:history="1">
             <w:r>
               <w:rPr>
                 <w:rStyle w:val="Hyperlink"/>
@@ -1596,7 +1596,7 @@
               <w:rPr>
                 <w:noProof/>
               </w:rPr>
-              <w:instrText xml:space="preserve"> PAGEREF _Toc242010612 \h </w:instrText>
+              <w:instrText xml:space="preserve"> PAGEREF _Toc242011668 \h </w:instrText>
             </w:r>
             <w:r>
               <w:rPr>
@@ -1639,7 +1639,7 @@
               <w14:ligatures w14:val="standardContextual"/>
             </w:rPr>
           </w:pPr>
-          <w:hyperlink w:anchor="_Toc242010613" w:history="1">
+          <w:hyperlink w:anchor="_Toc242011669" w:history="1">
             <w:r>
               <w:rPr>
                 <w:rStyle w:val="Hyperlink"/>
@@ -1663,7 +1663,7 @@
               <w:rPr>
                 <w:noProof/>
               </w:rPr>
-              <w:instrText xml:space="preserve"> PAGEREF _Toc242010613 \h </w:instrText>
+              <w:instrText xml:space="preserve"> PAGEREF _Toc242011669 \h </w:instrText>
             </w:r>
             <w:r>
               <w:rPr>
@@ -1706,7 +1706,7 @@
               <w14:ligatures w14:val="standardContextual"/>
             </w:rPr>
           </w:pPr>
-          <w:hyperlink w:anchor="_Toc242010614" w:history="1">
+          <w:hyperlink w:anchor="_Toc242011670" w:history="1">
             <w:r>
               <w:rPr>
                 <w:rStyle w:val="Hyperlink"/>
@@ -1730,7 +1730,7 @@
               <w:rPr>
                 <w:noProof/>
               </w:rPr>
-              <w:instrText xml:space="preserve"> PAGEREF _Toc242010614 \h </w:instrText>
+              <w:instrText xml:space="preserve"> PAGEREF _Toc242011670 \h </w:instrText>
             </w:r>
             <w:r>
               <w:rPr>
@@ -1773,7 +1773,7 @@
               <w14:ligatures w14:val="standardContextual"/>
             </w:rPr>
           </w:pPr>
-          <w:hyperlink w:anchor="_Toc242010615" w:history="1">
+          <w:hyperlink w:anchor="_Toc242011671" w:history="1">
             <w:r>
               <w:rPr>
                 <w:rStyle w:val="Hyperlink"/>
@@ -1797,7 +1797,7 @@
               <w:rPr>
                 <w:noProof/>
               </w:rPr>
-              <w:instrText xml:space="preserve"> PAGEREF _Toc242010615 \h </w:instrText>
+              <w:instrText xml:space="preserve"> PAGEREF _Toc242011671 \h </w:instrText>
             </w:r>
             <w:r>
               <w:rPr>
@@ -1840,7 +1840,7 @@
               <w14:ligatures w14:val="standardContextual"/>
             </w:rPr>
           </w:pPr>
-          <w:hyperlink w:anchor="_Toc242010616" w:history="1">
+          <w:hyperlink w:anchor="_Toc242011672" w:history="1">
             <w:r>
               <w:rPr>
                 <w:rStyle w:val="Hyperlink"/>
@@ -1864,7 +1864,7 @@
               <w:rPr>
                 <w:noProof/>
               </w:rPr>
-              <w:instrText xml:space="preserve"> PAGEREF _Toc242010616 \h </w:instrText>
+              <w:instrText xml:space="preserve"> PAGEREF _Toc242011672 \h </w:instrText>
             </w:r>
             <w:r>
               <w:rPr>
@@ -1907,7 +1907,7 @@
               <w14:ligatures w14:val="standardContextual"/>
             </w:rPr>
           </w:pPr>
-          <w:hyperlink w:anchor="_Toc242010617" w:history="1">
+          <w:hyperlink w:anchor="_Toc242011673" w:history="1">
             <w:r>
               <w:rPr>
                 <w:rStyle w:val="Hyperlink"/>
@@ -1931,7 +1931,7 @@
               <w:rPr>
                 <w:noProof/>
               </w:rPr>
-              <w:instrText xml:space="preserve"> PAGEREF _Toc242010617 \h </w:instrText>
+              <w:instrText xml:space="preserve"> PAGEREF _Toc242011673 \h </w:instrText>
             </w:r>
             <w:r>
               <w:rPr>
@@ -1974,7 +1974,7 @@
               <w14:ligatures w14:val="standardContextual"/>
             </w:rPr>
           </w:pPr>
-          <w:hyperlink w:anchor="_Toc242010618" w:history="1">
+          <w:hyperlink w:anchor="_Toc242011674" w:history="1">
             <w:r>
               <w:rPr>
                 <w:rStyle w:val="Hyperlink"/>
@@ -1998,7 +1998,7 @@
               <w:rPr>
                 <w:noProof/>
               </w:rPr>
-              <w:instrText xml:space="preserve"> PAGEREF _Toc242010618 \h </w:instrText>
+              <w:instrText xml:space="preserve"> PAGEREF _Toc242011674 \h </w:instrText>
             </w:r>
             <w:r>
               <w:rPr>
@@ -2041,7 +2041,7 @@
               <w14:ligatures w14:val="standardContextual"/>
             </w:rPr>
           </w:pPr>
-          <w:hyperlink w:anchor="_Toc242010619" w:history="1">
+          <w:hyperlink w:anchor="_Toc242011675" w:history="1">
             <w:r>
               <w:rPr>
                 <w:rStyle w:val="Hyperlink"/>
@@ -2065,7 +2065,7 @@
               <w:rPr>
                 <w:noProof/>
               </w:rPr>
-              <w:instrText xml:space="preserve"> PAGEREF _Toc242010619 \h </w:instrText>
+              <w:instrText xml:space="preserve"> PAGEREF _Toc242011675 \h </w:instrText>
             </w:r>
             <w:r>
               <w:rPr>
@@ -2108,7 +2108,7 @@
               <w14:ligatures w14:val="standardContextual"/>
             </w:rPr>
           </w:pPr>
-          <w:hyperlink w:anchor="_Toc242010620" w:history="1">
+          <w:hyperlink w:anchor="_Toc242011676" w:history="1">
             <w:r>
               <w:rPr>
                 <w:rStyle w:val="Hyperlink"/>
@@ -2132,7 +2132,7 @@
               <w:rPr>
                 <w:noProof/>
               </w:rPr>
-              <w:instrText xml:space="preserve"> PAGEREF _Toc242010620 \h </w:instrText>
+              <w:instrText xml:space="preserve"> PAGEREF _Toc242011676 \h </w:instrText>
             </w:r>
             <w:r>
               <w:rPr>
@@ -2175,7 +2175,7 @@
               <w14:ligatures w14:val="standardContextual"/>
             </w:rPr>
           </w:pPr>
-          <w:hyperlink w:anchor="_Toc242010621" w:history="1">
+          <w:hyperlink w:anchor="_Toc242011677" w:history="1">
             <w:r>
               <w:rPr>
                 <w:rStyle w:val="Hyperlink"/>
@@ -2199,7 +2199,7 @@
               <w:rPr>
                 <w:noProof/>
               </w:rPr>
-              <w:instrText xml:space="preserve"> PAGEREF _Toc242010621 \h </w:instrText>
+              <w:instrText xml:space="preserve"> PAGEREF _Toc242011677 \h </w:instrText>
             </w:r>
             <w:r>
               <w:rPr>
@@ -2242,7 +2242,7 @@
               <w14:ligatures w14:val="standardContextual"/>
             </w:rPr>
           </w:pPr>
-          <w:hyperlink w:anchor="_Toc242010622" w:history="1">
+          <w:hyperlink w:anchor="_Toc242011678" w:history="1">
             <w:r>
               <w:rPr>
                 <w:rStyle w:val="Hyperlink"/>
@@ -2266,7 +2266,7 @@
               <w:rPr>
                 <w:noProof/>
               </w:rPr>
-              <w:instrText xml:space="preserve"> PAGEREF _Toc242010622 \h </w:instrText>
+              <w:instrText xml:space="preserve"> PAGEREF _Toc242011678 \h </w:instrText>
             </w:r>
             <w:r>
               <w:rPr>
@@ -2309,7 +2309,7 @@
               <w14:ligatures w14:val="standardContextual"/>
             </w:rPr>
           </w:pPr>
-          <w:hyperlink w:anchor="_Toc242010623" w:history="1">
+          <w:hyperlink w:anchor="_Toc242011679" w:history="1">
             <w:r>
               <w:rPr>
                 <w:rStyle w:val="Hyperlink"/>
@@ -2333,7 +2333,7 @@
               <w:rPr>
                 <w:noProof/>
               </w:rPr>
-              <w:instrText xml:space="preserve"> PAGEREF _Toc242010623 \h </w:instrText>
+              <w:instrText xml:space="preserve"> PAGEREF _Toc242011679 \h </w:instrText>
             </w:r>
             <w:r>
               <w:rPr>
@@ -2376,7 +2376,7 @@
               <w14:ligatures w14:val="standardContextual"/>
             </w:rPr>
           </w:pPr>
-          <w:hyperlink w:anchor="_Toc242010624" w:history="1">
+          <w:hyperlink w:anchor="_Toc242011680" w:history="1">
             <w:r>
               <w:rPr>
                 <w:rStyle w:val="Hyperlink"/>
@@ -2400,7 +2400,7 @@
               <w:rPr>
                 <w:noProof/>
               </w:rPr>
-              <w:instrText xml:space="preserve"> PAGEREF _Toc242010624 \h </w:instrText>
+              <w:instrText xml:space="preserve"> PAGEREF _Toc242011680 \h </w:instrText>
             </w:r>
             <w:r>
               <w:rPr>
@@ -2443,7 +2443,7 @@
               <w14:ligatures w14:val="standardContextual"/>
             </w:rPr>
           </w:pPr>
-          <w:hyperlink w:anchor="_Toc242010625" w:history="1">
+          <w:hyperlink w:anchor="_Toc242011681" w:history="1">
             <w:r>
               <w:rPr>
                 <w:rStyle w:val="Hyperlink"/>
@@ -2467,7 +2467,7 @@
               <w:rPr>
                 <w:noProof/>
               </w:rPr>
-              <w:instrText xml:space="preserve"> PAGEREF _Toc242010625 \h </w:instrText>
+              <w:instrText xml:space="preserve"> PAGEREF _Toc242011681 \h </w:instrText>
             </w:r>
             <w:r>
               <w:rPr>
@@ -2510,7 +2510,7 @@
               <w14:ligatures w14:val="standardContextual"/>
             </w:rPr>
           </w:pPr>
-          <w:hyperlink w:anchor="_Toc242010626" w:history="1">
+          <w:hyperlink w:anchor="_Toc242011682" w:history="1">
             <w:r>
               <w:rPr>
                 <w:rStyle w:val="Hyperlink"/>
@@ -2534,7 +2534,7 @@
               <w:rPr>
                 <w:noProof/>
               </w:rPr>
-              <w:instrText xml:space="preserve"> PAGEREF _Toc242010626 \h </w:instrText>
+              <w:instrText xml:space="preserve"> PAGEREF _Toc242011682 \h </w:instrText>
             </w:r>
             <w:r>
               <w:rPr>
@@ -2577,7 +2577,7 @@
               <w14:ligatures w14:val="standardContextual"/>
             </w:rPr>
           </w:pPr>
-          <w:hyperlink w:anchor="_Toc242010627" w:history="1">
+          <w:hyperlink w:anchor="_Toc242011683" w:history="1">
             <w:r>
               <w:rPr>
                 <w:rStyle w:val="Hyperlink"/>
@@ -2601,7 +2601,7 @@
               <w:rPr>
                 <w:noProof/>
               </w:rPr>
-              <w:instrText xml:space="preserve"> PAGEREF _Toc242010627 \h </w:instrText>
+              <w:instrText xml:space="preserve"> PAGEREF _Toc242011683 \h </w:instrText>
             </w:r>
             <w:r>
               <w:rPr>
@@ -2644,7 +2644,7 @@
               <w14:ligatures w14:val="standardContextual"/>
             </w:rPr>
           </w:pPr>
-          <w:hyperlink w:anchor="_Toc242010628" w:history="1">
+          <w:hyperlink w:anchor="_Toc242011684" w:history="1">
             <w:r>
               <w:rPr>
                 <w:rStyle w:val="Hyperlink"/>
@@ -2668,7 +2668,7 @@
               <w:rPr>
                 <w:noProof/>
               </w:rPr>
-              <w:instrText xml:space="preserve"> PAGEREF _Toc242010628 \h </w:instrText>
+              <w:instrText xml:space="preserve"> PAGEREF _Toc242011684 \h </w:instrText>
             </w:r>
             <w:r>
               <w:rPr>
@@ -2711,7 +2711,7 @@
               <w14:ligatures w14:val="standardContextual"/>
             </w:rPr>
           </w:pPr>
-          <w:hyperlink w:anchor="_Toc242010629" w:history="1">
+          <w:hyperlink w:anchor="_Toc242011685" w:history="1">
             <w:r>
               <w:rPr>
                 <w:rStyle w:val="Hyperlink"/>
@@ -2735,7 +2735,7 @@
               <w:rPr>
                 <w:noProof/>
               </w:rPr>
-              <w:instrText xml:space="preserve"> PAGEREF _Toc242010629 \h </w:instrText>
+              <w:instrText xml:space="preserve"> PAGEREF _Toc242011685 \h </w:instrText>
             </w:r>
             <w:r>
               <w:rPr>
@@ -2778,7 +2778,7 @@
               <w14:ligatures w14:val="standardContextual"/>
             </w:rPr>
           </w:pPr>
-          <w:hyperlink w:anchor="_Toc242010630" w:history="1">
+          <w:hyperlink w:anchor="_Toc242011686" w:history="1">
             <w:r>
               <w:rPr>
                 <w:rStyle w:val="Hyperlink"/>
@@ -2802,7 +2802,7 @@
               <w:rPr>
                 <w:noProof/>
               </w:rPr>
-              <w:instrText xml:space="preserve"> PAGEREF _Toc242010630 \h </w:instrText>
+              <w:instrText xml:space="preserve"> PAGEREF _Toc242011686 \h </w:instrText>
             </w:r>
             <w:r>
               <w:rPr>
@@ -2845,7 +2845,7 @@
               <w14:ligatures w14:val="standardContextual"/>
             </w:rPr>
           </w:pPr>
-          <w:hyperlink w:anchor="_Toc242010631" w:history="1">
+          <w:hyperlink w:anchor="_Toc242011687" w:history="1">
             <w:r>
               <w:rPr>
                 <w:rStyle w:val="Hyperlink"/>
@@ -2869,7 +2869,7 @@
               <w:rPr>
                 <w:noProof/>
               </w:rPr>
-              <w:instrText xml:space="preserve"> PAGEREF _Toc242010631 \h </w:instrText>
+              <w:instrText xml:space="preserve"> PAGEREF _Toc242011687 \h </w:instrText>
             </w:r>
             <w:r>
               <w:rPr>
@@ -2912,7 +2912,7 @@
               <w14:ligatures w14:val="standardContextual"/>
             </w:rPr>
           </w:pPr>
-          <w:hyperlink w:anchor="_Toc242010632" w:history="1">
+          <w:hyperlink w:anchor="_Toc242011688" w:history="1">
             <w:r>
               <w:rPr>
                 <w:rStyle w:val="Hyperlink"/>
@@ -2936,7 +2936,7 @@
               <w:rPr>
                 <w:noProof/>
               </w:rPr>
-              <w:instrText xml:space="preserve"> PAGEREF _Toc242010632 \h </w:instrText>
+              <w:instrText xml:space="preserve"> PAGEREF _Toc242011688 \h </w:instrText>
             </w:r>
             <w:r>
               <w:rPr>
@@ -2979,7 +2979,7 @@
               <w14:ligatures w14:val="standardContextual"/>
             </w:rPr>
           </w:pPr>
-          <w:hyperlink w:anchor="_Toc242010633" w:history="1">
+          <w:hyperlink w:anchor="_Toc242011689" w:history="1">
             <w:r>
               <w:rPr>
                 <w:rStyle w:val="Hyperlink"/>
@@ -3003,7 +3003,7 @@
               <w:rPr>
                 <w:noProof/>
               </w:rPr>
-              <w:instrText xml:space="preserve"> PAGEREF _Toc242010633 \h </w:instrText>
+              <w:instrText xml:space="preserve"> PAGEREF _Toc242011689 \h </w:instrText>
             </w:r>
             <w:r>
               <w:rPr>
@@ -3046,7 +3046,7 @@
               <w14:ligatures w14:val="standardContextual"/>
             </w:rPr>
           </w:pPr>
-          <w:hyperlink w:anchor="_Toc242010634" w:history="1">
+          <w:hyperlink w:anchor="_Toc242011690" w:history="1">
             <w:r>
               <w:rPr>
                 <w:rStyle w:val="Hyperlink"/>
@@ -3070,7 +3070,7 @@
               <w:rPr>
                 <w:noProof/>
               </w:rPr>
-              <w:instrText xml:space="preserve"> PAGEREF _Toc242010634 \h </w:instrText>
+              <w:instrText xml:space="preserve"> PAGEREF _Toc242011690 \h </w:instrText>
             </w:r>
             <w:r>
               <w:rPr>
@@ -3113,7 +3113,7 @@
               <w14:ligatures w14:val="standardContextual"/>
             </w:rPr>
           </w:pPr>
-          <w:hyperlink w:anchor="_Toc242010635" w:history="1">
+          <w:hyperlink w:anchor="_Toc242011691" w:history="1">
             <w:r>
               <w:rPr>
                 <w:rStyle w:val="Hyperlink"/>
@@ -3137,7 +3137,7 @@
               <w:rPr>
                 <w:noProof/>
               </w:rPr>
-              <w:instrText xml:space="preserve"> PAGEREF _Toc242010635 \h </w:instrText>
+              <w:instrText xml:space="preserve"> PAGEREF _Toc242011691 \h </w:instrText>
             </w:r>
             <w:r>
               <w:rPr>
@@ -3180,7 +3180,7 @@
               <w14:ligatures w14:val="standardContextual"/>
             </w:rPr>
           </w:pPr>
-          <w:hyperlink w:anchor="_Toc242010636" w:history="1">
+          <w:hyperlink w:anchor="_Toc242011692" w:history="1">
             <w:r>
               <w:rPr>
                 <w:rStyle w:val="Hyperlink"/>
@@ -3204,7 +3204,7 @@
               <w:rPr>
                 <w:noProof/>
               </w:rPr>
-              <w:instrText xml:space="preserve"> PAGEREF _Toc242010636 \h </w:instrText>
+              <w:instrText xml:space="preserve"> PAGEREF _Toc242011692 \h </w:instrText>
             </w:r>
             <w:r>
               <w:rPr>
@@ -3247,7 +3247,7 @@
               <w14:ligatures w14:val="standardContextual"/>
             </w:rPr>
           </w:pPr>
-          <w:hyperlink w:anchor="_Toc242010637" w:history="1">
+          <w:hyperlink w:anchor="_Toc242011693" w:history="1">
             <w:r>
               <w:rPr>
                 <w:rStyle w:val="Hyperlink"/>
@@ -3271,7 +3271,7 @@
               <w:rPr>
                 <w:noProof/>
               </w:rPr>
-              <w:instrText xml:space="preserve"> PAGEREF _Toc242010637 \h </w:instrText>
+              <w:instrText xml:space="preserve"> PAGEREF _Toc242011693 \h </w:instrText>
             </w:r>
             <w:r>
               <w:rPr>
@@ -3314,7 +3314,7 @@
               <w14:ligatures w14:val="standardContextual"/>
             </w:rPr>
           </w:pPr>
-          <w:hyperlink w:anchor="_Toc242010638" w:history="1">
+          <w:hyperlink w:anchor="_Toc242011694" w:history="1">
             <w:r>
               <w:rPr>
                 <w:rStyle w:val="Hyperlink"/>
@@ -3338,7 +3338,7 @@
               <w:rPr>
                 <w:noProof/>
               </w:rPr>
-              <w:instrText xml:space="preserve"> PAGEREF _Toc242010638 \h </w:instrText>
+              <w:instrText xml:space="preserve"> PAGEREF _Toc242011694 \h </w:instrText>
             </w:r>
             <w:r>
               <w:rPr>
@@ -3377,7 +3377,7 @@
         <w:pStyle w:val="Heading1"/>
         <w:pageBreakBefore/>
       </w:pPr>
-      <w:bookmarkStart w:id="0" w:name="_Toc242010597"/>
+      <w:bookmarkStart w:id="0" w:name="_Toc242011653"/>
       <w:r>
         <w:lastRenderedPageBreak/>
         <w:t>1. About this reference</w:t>
@@ -3443,7 +3443,7 @@
           <w:left w:w="10" w:type="dxa"/>
           <w:right w:w="10" w:type="dxa"/>
         </w:tblCellMar>
-        <w:tblLook w:val="0000" w:firstRow="0" w:lastRow="0" w:firstColumn="0" w:lastColumn="0" w:noHBand="0" w:noVBand="0"/>
+        <w:tblLook w:val="04A0" w:firstRow="1" w:lastRow="0" w:firstColumn="1" w:lastColumn="0" w:noHBand="0" w:noVBand="1"/>
       </w:tblPr>
       <w:tblGrid>
         <w:gridCol w:w="2635"/>
@@ -3830,7 +3830,7 @@
         <w:pStyle w:val="Heading1"/>
         <w:pageBreakBefore/>
       </w:pPr>
-      <w:bookmarkStart w:id="1" w:name="_Toc242010598"/>
+      <w:bookmarkStart w:id="1" w:name="_Toc242011654"/>
       <w:r>
         <w:lastRenderedPageBreak/>
         <w:t>2. Rules that apply on every screen</w:t>
@@ -4047,7 +4047,7 @@
         <w:pStyle w:val="Heading1"/>
         <w:pageBreakBefore/>
       </w:pPr>
-      <w:bookmarkStart w:id="2" w:name="_Toc242010599"/>
+      <w:bookmarkStart w:id="2" w:name="_Toc242011655"/>
       <w:r>
         <w:lastRenderedPageBreak/>
         <w:t>3. Who can open which screen</w:t>
@@ -4077,7 +4077,7 @@
           <w:left w:w="10" w:type="dxa"/>
           <w:right w:w="10" w:type="dxa"/>
         </w:tblCellMar>
-        <w:tblLook w:val="0000" w:firstRow="0" w:lastRow="0" w:firstColumn="0" w:lastColumn="0" w:noHBand="0" w:noVBand="0"/>
+        <w:tblLook w:val="04A0" w:firstRow="1" w:lastRow="0" w:firstColumn="1" w:lastColumn="0" w:noHBand="0" w:noVBand="1"/>
       </w:tblPr>
       <w:tblGrid>
         <w:gridCol w:w="3388"/>
@@ -9753,7 +9753,7 @@
         <w:pStyle w:val="Heading1"/>
         <w:pageBreakBefore/>
       </w:pPr>
-      <w:bookmarkStart w:id="3" w:name="_Toc242010600"/>
+      <w:bookmarkStart w:id="3" w:name="_Toc242011656"/>
       <w:r>
         <w:lastRenderedPageBreak/>
         <w:t>4. Signing in and your account</w:t>
@@ -9764,7 +9764,7 @@
       <w:pPr>
         <w:pStyle w:val="Heading2"/>
       </w:pPr>
-      <w:bookmarkStart w:id="4" w:name="_Toc242010601"/>
+      <w:bookmarkStart w:id="4" w:name="_Toc242011657"/>
       <w:r>
         <w:t>4.1 Sign in</w:t>
       </w:r>
@@ -9827,7 +9827,7 @@
           <w:left w:w="10" w:type="dxa"/>
           <w:right w:w="10" w:type="dxa"/>
         </w:tblCellMar>
-        <w:tblLook w:val="0000" w:firstRow="0" w:lastRow="0" w:firstColumn="0" w:lastColumn="0" w:noHBand="0" w:noVBand="0"/>
+        <w:tblLook w:val="04A0" w:firstRow="1" w:lastRow="0" w:firstColumn="1" w:lastColumn="0" w:noHBand="0" w:noVBand="1"/>
       </w:tblPr>
       <w:tblGrid>
         <w:gridCol w:w="1882"/>
@@ -10277,7 +10277,7 @@
       <w:pPr>
         <w:pStyle w:val="Heading2"/>
       </w:pPr>
-      <w:bookmarkStart w:id="5" w:name="_Toc242010602"/>
+      <w:bookmarkStart w:id="5" w:name="_Toc242011658"/>
       <w:r>
         <w:t>4.2 The header and menu bar (every screen)</w:t>
       </w:r>
@@ -10340,7 +10340,7 @@
           <w:left w:w="10" w:type="dxa"/>
           <w:right w:w="10" w:type="dxa"/>
         </w:tblCellMar>
-        <w:tblLook w:val="0000" w:firstRow="0" w:lastRow="0" w:firstColumn="0" w:lastColumn="0" w:noHBand="0" w:noVBand="0"/>
+        <w:tblLook w:val="04A0" w:firstRow="1" w:lastRow="0" w:firstColumn="1" w:lastColumn="0" w:noHBand="0" w:noVBand="1"/>
       </w:tblPr>
       <w:tblGrid>
         <w:gridCol w:w="1882"/>
@@ -11000,7 +11000,7 @@
       <w:pPr>
         <w:pStyle w:val="Heading2"/>
       </w:pPr>
-      <w:bookmarkStart w:id="6" w:name="_Toc242010603"/>
+      <w:bookmarkStart w:id="6" w:name="_Toc242011659"/>
       <w:r>
         <w:lastRenderedPageBreak/>
         <w:t>4.3 Change Password</w:t>
@@ -11064,7 +11064,7 @@
           <w:left w:w="10" w:type="dxa"/>
           <w:right w:w="10" w:type="dxa"/>
         </w:tblCellMar>
-        <w:tblLook w:val="0000" w:firstRow="0" w:lastRow="0" w:firstColumn="0" w:lastColumn="0" w:noHBand="0" w:noVBand="0"/>
+        <w:tblLook w:val="04A0" w:firstRow="1" w:lastRow="0" w:firstColumn="1" w:lastColumn="0" w:noHBand="0" w:noVBand="1"/>
       </w:tblPr>
       <w:tblGrid>
         <w:gridCol w:w="1882"/>
@@ -11622,7 +11622,7 @@
         <w:pStyle w:val="Heading1"/>
         <w:pageBreakBefore/>
       </w:pPr>
-      <w:bookmarkStart w:id="7" w:name="_Toc242010604"/>
+      <w:bookmarkStart w:id="7" w:name="_Toc242011660"/>
       <w:r>
         <w:lastRenderedPageBreak/>
         <w:t>5. Dashboards and Reports (read-only)</w:t>
@@ -11633,7 +11633,7 @@
       <w:pPr>
         <w:pStyle w:val="Heading2"/>
       </w:pPr>
-      <w:bookmarkStart w:id="8" w:name="_Toc242010605"/>
+      <w:bookmarkStart w:id="8" w:name="_Toc242011661"/>
       <w:r>
         <w:t>5.1 Executive Dashboard</w:t>
       </w:r>
@@ -11696,7 +11696,7 @@
           <w:left w:w="10" w:type="dxa"/>
           <w:right w:w="10" w:type="dxa"/>
         </w:tblCellMar>
-        <w:tblLook w:val="0000" w:firstRow="0" w:lastRow="0" w:firstColumn="0" w:lastColumn="0" w:noHBand="0" w:noVBand="0"/>
+        <w:tblLook w:val="04A0" w:firstRow="1" w:lastRow="0" w:firstColumn="1" w:lastColumn="0" w:noHBand="0" w:noVBand="1"/>
       </w:tblPr>
       <w:tblGrid>
         <w:gridCol w:w="1882"/>
@@ -12146,7 +12146,7 @@
       <w:pPr>
         <w:pStyle w:val="Heading2"/>
       </w:pPr>
-      <w:bookmarkStart w:id="9" w:name="_Toc242010606"/>
+      <w:bookmarkStart w:id="9" w:name="_Toc242011662"/>
       <w:r>
         <w:t>5.2 Sampling Dashboard</w:t>
       </w:r>
@@ -12209,7 +12209,7 @@
           <w:left w:w="10" w:type="dxa"/>
           <w:right w:w="10" w:type="dxa"/>
         </w:tblCellMar>
-        <w:tblLook w:val="0000" w:firstRow="0" w:lastRow="0" w:firstColumn="0" w:lastColumn="0" w:noHBand="0" w:noVBand="0"/>
+        <w:tblLook w:val="04A0" w:firstRow="1" w:lastRow="0" w:firstColumn="1" w:lastColumn="0" w:noHBand="0" w:noVBand="1"/>
       </w:tblPr>
       <w:tblGrid>
         <w:gridCol w:w="1882"/>
@@ -12659,7 +12659,7 @@
       <w:pPr>
         <w:pStyle w:val="Heading2"/>
       </w:pPr>
-      <w:bookmarkStart w:id="10" w:name="_Toc242010607"/>
+      <w:bookmarkStart w:id="10" w:name="_Toc242011663"/>
       <w:r>
         <w:t>5.3 Contact Dashboard</w:t>
       </w:r>
@@ -12723,7 +12723,7 @@
           <w:left w:w="10" w:type="dxa"/>
           <w:right w:w="10" w:type="dxa"/>
         </w:tblCellMar>
-        <w:tblLook w:val="0000" w:firstRow="0" w:lastRow="0" w:firstColumn="0" w:lastColumn="0" w:noHBand="0" w:noVBand="0"/>
+        <w:tblLook w:val="04A0" w:firstRow="1" w:lastRow="0" w:firstColumn="1" w:lastColumn="0" w:noHBand="0" w:noVBand="1"/>
       </w:tblPr>
       <w:tblGrid>
         <w:gridCol w:w="1882"/>
@@ -12963,7 +12963,7 @@
       <w:pPr>
         <w:pStyle w:val="Heading2"/>
       </w:pPr>
-      <w:bookmarkStart w:id="11" w:name="_Toc242010608"/>
+      <w:bookmarkStart w:id="11" w:name="_Toc242011664"/>
       <w:r>
         <w:t>5.4 QA Dashboard</w:t>
       </w:r>
@@ -13026,7 +13026,7 @@
           <w:left w:w="10" w:type="dxa"/>
           <w:right w:w="10" w:type="dxa"/>
         </w:tblCellMar>
-        <w:tblLook w:val="0000" w:firstRow="0" w:lastRow="0" w:firstColumn="0" w:lastColumn="0" w:noHBand="0" w:noVBand="0"/>
+        <w:tblLook w:val="04A0" w:firstRow="1" w:lastRow="0" w:firstColumn="1" w:lastColumn="0" w:noHBand="0" w:noVBand="1"/>
       </w:tblPr>
       <w:tblGrid>
         <w:gridCol w:w="1882"/>
@@ -13583,7 +13583,7 @@
       <w:pPr>
         <w:pStyle w:val="Heading2"/>
       </w:pPr>
-      <w:bookmarkStart w:id="12" w:name="_Toc242010609"/>
+      <w:bookmarkStart w:id="12" w:name="_Toc242011665"/>
       <w:r>
         <w:t>5.5 KII / Document Dashboard</w:t>
       </w:r>
@@ -13646,7 +13646,7 @@
           <w:left w:w="10" w:type="dxa"/>
           <w:right w:w="10" w:type="dxa"/>
         </w:tblCellMar>
-        <w:tblLook w:val="0000" w:firstRow="0" w:lastRow="0" w:firstColumn="0" w:lastColumn="0" w:noHBand="0" w:noVBand="0"/>
+        <w:tblLook w:val="04A0" w:firstRow="1" w:lastRow="0" w:firstColumn="1" w:lastColumn="0" w:noHBand="0" w:noVBand="1"/>
       </w:tblPr>
       <w:tblGrid>
         <w:gridCol w:w="1882"/>
@@ -13993,7 +13993,7 @@
       <w:pPr>
         <w:pStyle w:val="Heading2"/>
       </w:pPr>
-      <w:bookmarkStart w:id="13" w:name="_Toc242010610"/>
+      <w:bookmarkStart w:id="13" w:name="_Toc242011666"/>
       <w:r>
         <w:lastRenderedPageBreak/>
         <w:t>5.6 Reports</w:t>
@@ -14057,7 +14057,7 @@
           <w:left w:w="10" w:type="dxa"/>
           <w:right w:w="10" w:type="dxa"/>
         </w:tblCellMar>
-        <w:tblLook w:val="0000" w:firstRow="0" w:lastRow="0" w:firstColumn="0" w:lastColumn="0" w:noHBand="0" w:noVBand="0"/>
+        <w:tblLook w:val="04A0" w:firstRow="1" w:lastRow="0" w:firstColumn="1" w:lastColumn="0" w:noHBand="0" w:noVBand="1"/>
       </w:tblPr>
       <w:tblGrid>
         <w:gridCol w:w="1882"/>
@@ -14508,7 +14508,7 @@
         <w:pStyle w:val="Heading1"/>
         <w:pageBreakBefore/>
       </w:pPr>
-      <w:bookmarkStart w:id="14" w:name="_Toc242010611"/>
+      <w:bookmarkStart w:id="14" w:name="_Toc242011667"/>
       <w:r>
         <w:lastRenderedPageBreak/>
         <w:t>6. The sample and contact</w:t>
@@ -14519,7 +14519,7 @@
       <w:pPr>
         <w:pStyle w:val="Heading2"/>
       </w:pPr>
-      <w:bookmarkStart w:id="15" w:name="_Toc242010612"/>
+      <w:bookmarkStart w:id="15" w:name="_Toc242011668"/>
       <w:r>
         <w:t>6.1 Main-400 Register (and Reserve)</w:t>
       </w:r>
@@ -14582,7 +14582,7 @@
           <w:left w:w="10" w:type="dxa"/>
           <w:right w:w="10" w:type="dxa"/>
         </w:tblCellMar>
-        <w:tblLook w:val="0000" w:firstRow="0" w:lastRow="0" w:firstColumn="0" w:lastColumn="0" w:noHBand="0" w:noVBand="0"/>
+        <w:tblLook w:val="04A0" w:firstRow="1" w:lastRow="0" w:firstColumn="1" w:lastColumn="0" w:noHBand="0" w:noVBand="1"/>
       </w:tblPr>
       <w:tblGrid>
         <w:gridCol w:w="1882"/>
@@ -15472,7 +15472,8 @@
                 <w:sz w:val="19"/>
                 <w:szCs w:val="19"/>
               </w:rPr>
-              <w:t>Find contact details with AI → Findings to review → Review N findings (the PI, the Field Coordinator only)</w:t>
+              <w:lastRenderedPageBreak/>
+              <w:t>Findings to review → Review them all on one page (the PI, the Field Coordinator only)</w:t>
             </w:r>
           </w:p>
         </w:tc>
@@ -15496,7 +15497,7 @@
                 <w:sz w:val="19"/>
                 <w:szCs w:val="19"/>
               </w:rPr>
-              <w:t>Lists every case whose findings are waiting for a decision, and opens the chosen case.</w:t>
+              <w:t>Opens the review page: every waiting finding, grouped by case, with filters for kind (Phones and Emails chosen at first), confidence and source site, and Accept / Reject beside each. Accept all N shown and Reject all shown act on what is on screen for one case.</w:t>
             </w:r>
           </w:p>
         </w:tc>
@@ -15520,7 +15521,7 @@
                 <w:sz w:val="19"/>
                 <w:szCs w:val="19"/>
               </w:rPr>
-              <w:t>A batch finishes a case at a time over half an hour; this is where to pick up what has come in.</w:t>
+              <w:t>Hundreds of findings are quicker to judge side by side, with the quote in view, than one case page at a time.</w:t>
             </w:r>
           </w:p>
         </w:tc>
@@ -15544,7 +15545,7 @@
                 <w:sz w:val="19"/>
                 <w:szCs w:val="19"/>
               </w:rPr>
-              <w:t>The case page opens at its findings, to accept or reject.</w:t>
+              <w:t>Each decision is saved and audited as on the case page, and the finding leaves the list. Accept all is withheld when a case shows two phones, two emails or a named person.</w:t>
             </w:r>
           </w:p>
         </w:tc>
@@ -15578,8 +15579,7 @@
                 <w:sz w:val="19"/>
                 <w:szCs w:val="19"/>
               </w:rPr>
-              <w:lastRenderedPageBreak/>
-              <w:t>Email invitations: Next in line, How many, Review and send, Send N invitations (the PI, the Field Coordinator only)</w:t>
+              <w:t>Find contact details with AI → Findings to review → Review N findings (the PI, the Field Coordinator only)</w:t>
             </w:r>
           </w:p>
         </w:tc>
@@ -15602,7 +15602,7 @@
                 <w:sz w:val="19"/>
                 <w:szCs w:val="19"/>
               </w:rPr>
-              <w:t>Emails the approved invitation, each with its own link and code, to that many verified cases (S03 or S04) with a respondent email and no open invitation. Up to 100 a batch and 300 a day.</w:t>
+              <w:t>Lists every case whose findings are waiting for a decision, and opens the chosen case.</w:t>
             </w:r>
           </w:p>
         </w:tc>
@@ -15625,7 +15625,7 @@
                 <w:sz w:val="19"/>
                 <w:szCs w:val="19"/>
               </w:rPr>
-              <w:t>Inviting cases one at a time is slow; only verified cases are included so no one is invited before the right person is confirmed.</w:t>
+              <w:t>A batch finishes a case at a time over half an hour; this is where to pick up what has come in.</w:t>
             </w:r>
           </w:p>
         </w:tc>
@@ -15648,7 +15648,7 @@
                 <w:sz w:val="19"/>
                 <w:szCs w:val="19"/>
               </w:rPr>
-              <w:t>A confirmation step appears in the panel first. Then progress, and the result: sent, failed and skipped, case by case. Each sent case moves to S05. A failed email leaves its case as it was.</w:t>
+              <w:t>The case page opens at its findings, to accept or reject.</w:t>
             </w:r>
           </w:p>
         </w:tc>
@@ -15683,7 +15683,7 @@
                 <w:sz w:val="19"/>
                 <w:szCs w:val="19"/>
               </w:rPr>
-              <w:t>WhatsApp invitations (the queue)</w:t>
+              <w:t>Email invitations: Next in line, How many, Review and send, Send N invitations (the PI, the Field Coordinator only)</w:t>
             </w:r>
           </w:p>
         </w:tc>
@@ -15707,7 +15707,7 @@
                 <w:sz w:val="19"/>
                 <w:szCs w:val="19"/>
               </w:rPr>
-              <w:t>Lists the verified cases (S03 or S04) with a WhatsApp or phone number and no open invitation. A Contact RA sees only their own cases.</w:t>
+              <w:t>Emails the approved invitation, each with its own link and code, to that many verified cases (S03 or S04) with a respondent email and no open invitation. Up to 100 a batch and 300 a day.</w:t>
             </w:r>
           </w:p>
         </w:tc>
@@ -15731,7 +15731,7 @@
                 <w:sz w:val="19"/>
                 <w:szCs w:val="19"/>
               </w:rPr>
-              <w:t>Without a WhatsApp Business account the portal cannot send WhatsApp messages; the queue makes each one a single tap.</w:t>
+              <w:t>Inviting cases one at a time is slow; only verified cases are included so no one is invited before the right person is confirmed.</w:t>
             </w:r>
           </w:p>
         </w:tc>
@@ -15755,7 +15755,7 @@
                 <w:sz w:val="19"/>
                 <w:szCs w:val="19"/>
               </w:rPr>
-              <w:t>Read only. The list shows masked numbers.</w:t>
+              <w:t>A confirmation step appears in the panel first. Then progress, and the result: sent, failed and skipped, case by case. Each sent case moves to S05. A failed email leaves its case as it was.</w:t>
             </w:r>
           </w:p>
         </w:tc>
@@ -15789,7 +15789,7 @@
                 <w:sz w:val="19"/>
                 <w:szCs w:val="19"/>
               </w:rPr>
-              <w:t>WhatsApp invitations → Prepare, Open WhatsApp, Copy message</w:t>
+              <w:t>WhatsApp invitations (the queue)</w:t>
             </w:r>
           </w:p>
         </w:tc>
@@ -15812,7 +15812,7 @@
                 <w:sz w:val="19"/>
                 <w:szCs w:val="19"/>
               </w:rPr>
-              <w:t>Prepare creates the case's personal link and code and the approved message. Open WhatsApp opens that person's chat with the message ready; Copy message copies it.</w:t>
+              <w:t>Lists the verified cases (S03 or S04) with a WhatsApp or phone number and no open invitation. A Contact RA sees only their own cases.</w:t>
             </w:r>
           </w:p>
         </w:tc>
@@ -15835,7 +15835,7 @@
                 <w:sz w:val="19"/>
                 <w:szCs w:val="19"/>
               </w:rPr>
-              <w:t>The RA sends from the study phone so replies come back to the team.</w:t>
+              <w:t>Without a WhatsApp Business account the portal cannot send WhatsApp messages; the queue makes each one a single tap.</w:t>
             </w:r>
           </w:p>
         </w:tc>
@@ -15858,7 +15858,7 @@
                 <w:sz w:val="19"/>
                 <w:szCs w:val="19"/>
               </w:rPr>
-              <w:t>Prepare moves the case to S05 at once, so send straight away. If you cannot, revoke the invitation on the case page.</w:t>
+              <w:t>Read only. The list shows masked numbers.</w:t>
             </w:r>
           </w:p>
         </w:tc>
@@ -15893,6 +15893,112 @@
                 <w:sz w:val="19"/>
                 <w:szCs w:val="19"/>
               </w:rPr>
+              <w:t>WhatsApp invitations → Prepare, Open WhatsApp, Copy message</w:t>
+            </w:r>
+          </w:p>
+        </w:tc>
+        <w:tc>
+          <w:tcPr>
+            <w:tcW w:w="3012" w:type="dxa"/>
+            <w:shd w:val="clear" w:color="auto" w:fill="F8FAFB"/>
+            <w:tcMar>
+              <w:top w:w="70" w:type="dxa"/>
+              <w:left w:w="110" w:type="dxa"/>
+              <w:bottom w:w="70" w:type="dxa"/>
+              <w:right w:w="110" w:type="dxa"/>
+            </w:tcMar>
+          </w:tcPr>
+          <w:p>
+            <w:pPr>
+              <w:spacing w:after="40"/>
+            </w:pPr>
+            <w:r>
+              <w:rPr>
+                <w:sz w:val="19"/>
+                <w:szCs w:val="19"/>
+              </w:rPr>
+              <w:t>Prepare creates the case's personal link and code and the approved message. Open WhatsApp opens that person's chat with the message ready; Copy message copies it.</w:t>
+            </w:r>
+          </w:p>
+        </w:tc>
+        <w:tc>
+          <w:tcPr>
+            <w:tcW w:w="2447" w:type="dxa"/>
+            <w:shd w:val="clear" w:color="auto" w:fill="F8FAFB"/>
+            <w:tcMar>
+              <w:top w:w="70" w:type="dxa"/>
+              <w:left w:w="110" w:type="dxa"/>
+              <w:bottom w:w="70" w:type="dxa"/>
+              <w:right w:w="110" w:type="dxa"/>
+            </w:tcMar>
+          </w:tcPr>
+          <w:p>
+            <w:pPr>
+              <w:spacing w:after="40"/>
+            </w:pPr>
+            <w:r>
+              <w:rPr>
+                <w:sz w:val="19"/>
+                <w:szCs w:val="19"/>
+              </w:rPr>
+              <w:t>The RA sends from the study phone so replies come back to the team.</w:t>
+            </w:r>
+          </w:p>
+        </w:tc>
+        <w:tc>
+          <w:tcPr>
+            <w:tcW w:w="2071" w:type="dxa"/>
+            <w:shd w:val="clear" w:color="auto" w:fill="F8FAFB"/>
+            <w:tcMar>
+              <w:top w:w="70" w:type="dxa"/>
+              <w:left w:w="110" w:type="dxa"/>
+              <w:bottom w:w="70" w:type="dxa"/>
+              <w:right w:w="110" w:type="dxa"/>
+            </w:tcMar>
+          </w:tcPr>
+          <w:p>
+            <w:pPr>
+              <w:spacing w:after="40"/>
+            </w:pPr>
+            <w:r>
+              <w:rPr>
+                <w:sz w:val="19"/>
+                <w:szCs w:val="19"/>
+              </w:rPr>
+              <w:t>Prepare moves the case to S05 at once, so send straight away. If you cannot, revoke the invitation on the case page.</w:t>
+            </w:r>
+          </w:p>
+        </w:tc>
+      </w:tr>
+      <w:tr>
+        <w:tblPrEx>
+          <w:tblCellMar>
+            <w:top w:w="0" w:type="dxa"/>
+            <w:bottom w:w="0" w:type="dxa"/>
+          </w:tblCellMar>
+        </w:tblPrEx>
+        <w:trPr>
+          <w:cantSplit/>
+        </w:trPr>
+        <w:tc>
+          <w:tcPr>
+            <w:tcW w:w="1882" w:type="dxa"/>
+            <w:tcMar>
+              <w:top w:w="70" w:type="dxa"/>
+              <w:left w:w="110" w:type="dxa"/>
+              <w:bottom w:w="70" w:type="dxa"/>
+              <w:right w:w="110" w:type="dxa"/>
+            </w:tcMar>
+          </w:tcPr>
+          <w:p>
+            <w:pPr>
+              <w:spacing w:after="40"/>
+            </w:pPr>
+            <w:r>
+              <w:rPr>
+                <w:sz w:val="19"/>
+                <w:szCs w:val="19"/>
+              </w:rPr>
               <w:t>Show / page numbers / Previous / Next</w:t>
             </w:r>
           </w:p>
@@ -15900,7 +16006,6 @@
         <w:tc>
           <w:tcPr>
             <w:tcW w:w="3012" w:type="dxa"/>
-            <w:shd w:val="clear" w:color="auto" w:fill="F8FAFB"/>
             <w:tcMar>
               <w:top w:w="70" w:type="dxa"/>
               <w:left w:w="110" w:type="dxa"/>
@@ -15924,7 +16029,6 @@
         <w:tc>
           <w:tcPr>
             <w:tcW w:w="2447" w:type="dxa"/>
-            <w:shd w:val="clear" w:color="auto" w:fill="F8FAFB"/>
             <w:tcMar>
               <w:top w:w="70" w:type="dxa"/>
               <w:left w:w="110" w:type="dxa"/>
@@ -15948,7 +16052,6 @@
         <w:tc>
           <w:tcPr>
             <w:tcW w:w="2071" w:type="dxa"/>
-            <w:shd w:val="clear" w:color="auto" w:fill="F8FAFB"/>
             <w:tcMar>
               <w:top w:w="70" w:type="dxa"/>
               <w:left w:w="110" w:type="dxa"/>
@@ -15980,7 +16083,7 @@
       <w:pPr>
         <w:pStyle w:val="Heading2"/>
       </w:pPr>
-      <w:bookmarkStart w:id="16" w:name="_Toc242010613"/>
+      <w:bookmarkStart w:id="16" w:name="_Toc242011669"/>
       <w:r>
         <w:t>6.2 Case page</w:t>
       </w:r>
@@ -16043,7 +16146,7 @@
           <w:left w:w="10" w:type="dxa"/>
           <w:right w:w="10" w:type="dxa"/>
         </w:tblCellMar>
-        <w:tblLook w:val="0000" w:firstRow="0" w:lastRow="0" w:firstColumn="0" w:lastColumn="0" w:noHBand="0" w:noVBand="0"/>
+        <w:tblLook w:val="04A0" w:firstRow="1" w:lastRow="0" w:firstColumn="1" w:lastColumn="0" w:noHBand="0" w:noVBand="1"/>
       </w:tblPr>
       <w:tblGrid>
         <w:gridCol w:w="1882"/>
@@ -16084,6 +16187,7 @@
                 <w:sz w:val="19"/>
                 <w:szCs w:val="19"/>
               </w:rPr>
+              <w:lastRenderedPageBreak/>
               <w:t>Control</w:t>
             </w:r>
           </w:p>
@@ -16513,7 +16617,6 @@
                 <w:sz w:val="19"/>
                 <w:szCs w:val="19"/>
               </w:rPr>
-              <w:lastRenderedPageBreak/>
               <w:t>Eligibility (Not yet screened / Eligible / Not eligible)</w:t>
             </w:r>
           </w:p>
@@ -17257,6 +17360,7 @@
                 <w:sz w:val="19"/>
                 <w:szCs w:val="19"/>
               </w:rPr>
+              <w:lastRenderedPageBreak/>
               <w:t>Log a contact attempt (Channel, Outcome, Notes, Log contact attempt)</w:t>
             </w:r>
           </w:p>
@@ -17467,7 +17571,6 @@
                 <w:sz w:val="19"/>
                 <w:szCs w:val="19"/>
               </w:rPr>
-              <w:lastRenderedPageBreak/>
               <w:t>Completed questionnaire → Download PDF</w:t>
             </w:r>
           </w:p>
@@ -17972,7 +18075,7 @@
       <w:pPr>
         <w:pStyle w:val="Heading2"/>
       </w:pPr>
-      <w:bookmarkStart w:id="17" w:name="_Toc242010614"/>
+      <w:bookmarkStart w:id="17" w:name="_Toc242011670"/>
       <w:r>
         <w:t>6.3 Pre-Interview Profile (PROIT) and its review screen</w:t>
       </w:r>
@@ -18017,6 +18120,7 @@
         <w:spacing w:after="120" w:line="288" w:lineRule="auto"/>
       </w:pPr>
       <w:r>
+        <w:lastRenderedPageBreak/>
         <w:t>Records what is publicly known about an organisation and its respondent, each fact with a source, so the interview confirms facts instead of asking for them again. Never a private or inferred fact.</w:t>
       </w:r>
     </w:p>
@@ -18035,7 +18139,7 @@
           <w:left w:w="10" w:type="dxa"/>
           <w:right w:w="10" w:type="dxa"/>
         </w:tblCellMar>
-        <w:tblLook w:val="0000" w:firstRow="0" w:lastRow="0" w:firstColumn="0" w:lastColumn="0" w:noHBand="0" w:noVBand="0"/>
+        <w:tblLook w:val="04A0" w:firstRow="1" w:lastRow="0" w:firstColumn="1" w:lastColumn="0" w:noHBand="0" w:noVBand="1"/>
       </w:tblPr>
       <w:tblGrid>
         <w:gridCol w:w="1882"/>
@@ -18295,7 +18399,6 @@
                 <w:sz w:val="19"/>
                 <w:szCs w:val="19"/>
               </w:rPr>
-              <w:lastRenderedPageBreak/>
               <w:t>Research with AI / Research again</w:t>
             </w:r>
           </w:p>
@@ -19032,6 +19135,7 @@
                 <w:sz w:val="19"/>
                 <w:szCs w:val="19"/>
               </w:rPr>
+              <w:lastRenderedPageBreak/>
               <w:t>Add source</w:t>
             </w:r>
           </w:p>
@@ -19242,7 +19346,6 @@
                 <w:sz w:val="19"/>
                 <w:szCs w:val="19"/>
               </w:rPr>
-              <w:lastRenderedPageBreak/>
               <w:t>Gap-engine notes: Known, Unknown, Contradictions, Priority probe questions, Role-specific module, short form → Save gap-engine notes</w:t>
             </w:r>
           </w:p>
@@ -19537,7 +19640,7 @@
       <w:pPr>
         <w:pStyle w:val="Heading2"/>
       </w:pPr>
-      <w:bookmarkStart w:id="18" w:name="_Toc242010615"/>
+      <w:bookmarkStart w:id="18" w:name="_Toc242011671"/>
       <w:r>
         <w:t>6.4 Interview sheet (verifying a locked profile)</w:t>
       </w:r>
@@ -19600,7 +19703,7 @@
           <w:left w:w="10" w:type="dxa"/>
           <w:right w:w="10" w:type="dxa"/>
         </w:tblCellMar>
-        <w:tblLook w:val="0000" w:firstRow="0" w:lastRow="0" w:firstColumn="0" w:lastColumn="0" w:noHBand="0" w:noVBand="0"/>
+        <w:tblLook w:val="04A0" w:firstRow="1" w:lastRow="0" w:firstColumn="1" w:lastColumn="0" w:noHBand="0" w:noVBand="1"/>
       </w:tblPr>
       <w:tblGrid>
         <w:gridCol w:w="1882"/>
@@ -20070,6 +20173,7 @@
                 <w:sz w:val="19"/>
                 <w:szCs w:val="19"/>
               </w:rPr>
+              <w:lastRenderedPageBreak/>
               <w:t>What the respondent said</w:t>
             </w:r>
           </w:p>
@@ -20176,7 +20280,6 @@
                 <w:sz w:val="19"/>
                 <w:szCs w:val="19"/>
               </w:rPr>
-              <w:lastRenderedPageBreak/>
               <w:t>Their answer / Comment</w:t>
             </w:r>
           </w:p>
@@ -20795,7 +20898,7 @@
       <w:pPr>
         <w:pStyle w:val="Heading2"/>
       </w:pPr>
-      <w:bookmarkStart w:id="19" w:name="_Toc242010616"/>
+      <w:bookmarkStart w:id="19" w:name="_Toc242011672"/>
       <w:r>
         <w:t>6.5 Register Organisation</w:t>
       </w:r>
@@ -20858,7 +20961,7 @@
           <w:left w:w="10" w:type="dxa"/>
           <w:right w:w="10" w:type="dxa"/>
         </w:tblCellMar>
-        <w:tblLook w:val="0000" w:firstRow="0" w:lastRow="0" w:firstColumn="0" w:lastColumn="0" w:noHBand="0" w:noVBand="0"/>
+        <w:tblLook w:val="04A0" w:firstRow="1" w:lastRow="0" w:firstColumn="1" w:lastColumn="0" w:noHBand="0" w:noVBand="1"/>
       </w:tblPr>
       <w:tblGrid>
         <w:gridCol w:w="1882"/>
@@ -21224,6 +21327,7 @@
                 <w:sz w:val="19"/>
                 <w:szCs w:val="19"/>
               </w:rPr>
+              <w:lastRenderedPageBreak/>
               <w:t>Sample type (Main / Reserve) and Create sample case</w:t>
             </w:r>
           </w:p>
@@ -21328,7 +21432,6 @@
                 <w:sz w:val="19"/>
                 <w:szCs w:val="19"/>
               </w:rPr>
-              <w:lastRenderedPageBreak/>
               <w:t>Search name, Master ID or district</w:t>
             </w:r>
           </w:p>
@@ -21519,7 +21622,7 @@
       <w:pPr>
         <w:pStyle w:val="Heading2"/>
       </w:pPr>
-      <w:bookmarkStart w:id="20" w:name="_Toc242010617"/>
+      <w:bookmarkStart w:id="20" w:name="_Toc242011673"/>
       <w:r>
         <w:t>6.6 Appointment Queue</w:t>
       </w:r>
@@ -21582,7 +21685,7 @@
           <w:left w:w="10" w:type="dxa"/>
           <w:right w:w="10" w:type="dxa"/>
         </w:tblCellMar>
-        <w:tblLook w:val="0000" w:firstRow="0" w:lastRow="0" w:firstColumn="0" w:lastColumn="0" w:noHBand="0" w:noVBand="0"/>
+        <w:tblLook w:val="04A0" w:firstRow="1" w:lastRow="0" w:firstColumn="1" w:lastColumn="0" w:noHBand="0" w:noVBand="1"/>
       </w:tblPr>
       <w:tblGrid>
         <w:gridCol w:w="1882"/>
@@ -22139,7 +22242,7 @@
       <w:pPr>
         <w:pStyle w:val="Heading2"/>
       </w:pPr>
-      <w:bookmarkStart w:id="21" w:name="_Toc242010618"/>
+      <w:bookmarkStart w:id="21" w:name="_Toc242011674"/>
       <w:r>
         <w:t>6.7 Follow-ups due</w:t>
       </w:r>
@@ -22202,7 +22305,7 @@
           <w:left w:w="10" w:type="dxa"/>
           <w:right w:w="10" w:type="dxa"/>
         </w:tblCellMar>
-        <w:tblLook w:val="0000" w:firstRow="0" w:lastRow="0" w:firstColumn="0" w:lastColumn="0" w:noHBand="0" w:noVBand="0"/>
+        <w:tblLook w:val="04A0" w:firstRow="1" w:lastRow="0" w:firstColumn="1" w:lastColumn="0" w:noHBand="0" w:noVBand="1"/>
       </w:tblPr>
       <w:tblGrid>
         <w:gridCol w:w="1882"/>
@@ -22462,6 +22565,7 @@
                 <w:sz w:val="19"/>
                 <w:szCs w:val="19"/>
               </w:rPr>
+              <w:lastRenderedPageBreak/>
               <w:t>Open in WhatsApp</w:t>
             </w:r>
           </w:p>
@@ -22568,7 +22672,6 @@
                 <w:sz w:val="19"/>
                 <w:szCs w:val="19"/>
               </w:rPr>
-              <w:lastRenderedPageBreak/>
               <w:t>Mark as sent</w:t>
             </w:r>
           </w:p>
@@ -22653,7 +22756,7 @@
       <w:pPr>
         <w:pStyle w:val="Heading2"/>
       </w:pPr>
-      <w:bookmarkStart w:id="22" w:name="_Toc242010619"/>
+      <w:bookmarkStart w:id="22" w:name="_Toc242011675"/>
       <w:r>
         <w:t>6.8 Reserve Activation</w:t>
       </w:r>
@@ -22716,7 +22819,7 @@
           <w:left w:w="10" w:type="dxa"/>
           <w:right w:w="10" w:type="dxa"/>
         </w:tblCellMar>
-        <w:tblLook w:val="0000" w:firstRow="0" w:lastRow="0" w:firstColumn="0" w:lastColumn="0" w:noHBand="0" w:noVBand="0"/>
+        <w:tblLook w:val="04A0" w:firstRow="1" w:lastRow="0" w:firstColumn="1" w:lastColumn="0" w:noHBand="0" w:noVBand="1"/>
       </w:tblPr>
       <w:tblGrid>
         <w:gridCol w:w="1882"/>
@@ -23274,7 +23377,7 @@
         <w:pStyle w:val="Heading1"/>
         <w:pageBreakBefore/>
       </w:pPr>
-      <w:bookmarkStart w:id="23" w:name="_Toc242010620"/>
+      <w:bookmarkStart w:id="23" w:name="_Toc242011676"/>
       <w:r>
         <w:lastRenderedPageBreak/>
         <w:t>7. Quality checking</w:t>
@@ -23285,7 +23388,7 @@
       <w:pPr>
         <w:pStyle w:val="Heading2"/>
       </w:pPr>
-      <w:bookmarkStart w:id="24" w:name="_Toc242010621"/>
+      <w:bookmarkStart w:id="24" w:name="_Toc242011677"/>
       <w:r>
         <w:t>7.1 QA Queue (with the KoboToolbox sync panel)</w:t>
       </w:r>
@@ -23348,7 +23451,7 @@
           <w:left w:w="10" w:type="dxa"/>
           <w:right w:w="10" w:type="dxa"/>
         </w:tblCellMar>
-        <w:tblLook w:val="0000" w:firstRow="0" w:lastRow="0" w:firstColumn="0" w:lastColumn="0" w:noHBand="0" w:noVBand="0"/>
+        <w:tblLook w:val="04A0" w:firstRow="1" w:lastRow="0" w:firstColumn="1" w:lastColumn="0" w:noHBand="0" w:noVBand="1"/>
       </w:tblPr>
       <w:tblGrid>
         <w:gridCol w:w="1882"/>
@@ -24008,7 +24111,7 @@
       <w:pPr>
         <w:pStyle w:val="Heading2"/>
       </w:pPr>
-      <w:bookmarkStart w:id="25" w:name="_Toc242010622"/>
+      <w:bookmarkStart w:id="25" w:name="_Toc242011678"/>
       <w:r>
         <w:t>7.2 QA Exceptions</w:t>
       </w:r>
@@ -24071,7 +24174,7 @@
           <w:left w:w="10" w:type="dxa"/>
           <w:right w:w="10" w:type="dxa"/>
         </w:tblCellMar>
-        <w:tblLook w:val="0000" w:firstRow="0" w:lastRow="0" w:firstColumn="0" w:lastColumn="0" w:noHBand="0" w:noVBand="0"/>
+        <w:tblLook w:val="04A0" w:firstRow="1" w:lastRow="0" w:firstColumn="1" w:lastColumn="0" w:noHBand="0" w:noVBand="1"/>
       </w:tblPr>
       <w:tblGrid>
         <w:gridCol w:w="1882"/>
@@ -24840,7 +24943,7 @@
         <w:pStyle w:val="Heading1"/>
         <w:pageBreakBefore/>
       </w:pPr>
-      <w:bookmarkStart w:id="26" w:name="_Toc242010623"/>
+      <w:bookmarkStart w:id="26" w:name="_Toc242011679"/>
       <w:r>
         <w:lastRenderedPageBreak/>
         <w:t>8. Key Informant Interviews</w:t>
@@ -24851,7 +24954,7 @@
       <w:pPr>
         <w:pStyle w:val="Heading2"/>
       </w:pPr>
-      <w:bookmarkStart w:id="27" w:name="_Toc242010624"/>
+      <w:bookmarkStart w:id="27" w:name="_Toc242011680"/>
       <w:r>
         <w:t>8.1 KII Register</w:t>
       </w:r>
@@ -24914,7 +25017,7 @@
           <w:left w:w="10" w:type="dxa"/>
           <w:right w:w="10" w:type="dxa"/>
         </w:tblCellMar>
-        <w:tblLook w:val="0000" w:firstRow="0" w:lastRow="0" w:firstColumn="0" w:lastColumn="0" w:noHBand="0" w:noVBand="0"/>
+        <w:tblLook w:val="04A0" w:firstRow="1" w:lastRow="0" w:firstColumn="1" w:lastColumn="0" w:noHBand="0" w:noVBand="1"/>
       </w:tblPr>
       <w:tblGrid>
         <w:gridCol w:w="1882"/>
@@ -25471,7 +25574,7 @@
       <w:pPr>
         <w:pStyle w:val="Heading2"/>
       </w:pPr>
-      <w:bookmarkStart w:id="28" w:name="_Toc242010625"/>
+      <w:bookmarkStart w:id="28" w:name="_Toc242011681"/>
       <w:r>
         <w:t>8.2 New KII Record</w:t>
       </w:r>
@@ -25534,7 +25637,7 @@
           <w:left w:w="10" w:type="dxa"/>
           <w:right w:w="10" w:type="dxa"/>
         </w:tblCellMar>
-        <w:tblLook w:val="0000" w:firstRow="0" w:lastRow="0" w:firstColumn="0" w:lastColumn="0" w:noHBand="0" w:noVBand="0"/>
+        <w:tblLook w:val="04A0" w:firstRow="1" w:lastRow="0" w:firstColumn="1" w:lastColumn="0" w:noHBand="0" w:noVBand="1"/>
       </w:tblPr>
       <w:tblGrid>
         <w:gridCol w:w="1882"/>
@@ -25881,7 +25984,7 @@
       <w:pPr>
         <w:pStyle w:val="Heading2"/>
       </w:pPr>
-      <w:bookmarkStart w:id="29" w:name="_Toc242010626"/>
+      <w:bookmarkStart w:id="29" w:name="_Toc242011682"/>
       <w:r>
         <w:t>8.3 KII record</w:t>
       </w:r>
@@ -25944,7 +26047,7 @@
           <w:left w:w="10" w:type="dxa"/>
           <w:right w:w="10" w:type="dxa"/>
         </w:tblCellMar>
-        <w:tblLook w:val="0000" w:firstRow="0" w:lastRow="0" w:firstColumn="0" w:lastColumn="0" w:noHBand="0" w:noVBand="0"/>
+        <w:tblLook w:val="04A0" w:firstRow="1" w:lastRow="0" w:firstColumn="1" w:lastColumn="0" w:noHBand="0" w:noVBand="1"/>
       </w:tblPr>
       <w:tblGrid>
         <w:gridCol w:w="1882"/>
@@ -26923,7 +27026,7 @@
         <w:pStyle w:val="Heading1"/>
         <w:pageBreakBefore/>
       </w:pPr>
-      <w:bookmarkStart w:id="30" w:name="_Toc242010627"/>
+      <w:bookmarkStart w:id="30" w:name="_Toc242011683"/>
       <w:r>
         <w:lastRenderedPageBreak/>
         <w:t>9. Documentary evidence</w:t>
@@ -26934,7 +27037,7 @@
       <w:pPr>
         <w:pStyle w:val="Heading2"/>
       </w:pPr>
-      <w:bookmarkStart w:id="31" w:name="_Toc242010628"/>
+      <w:bookmarkStart w:id="31" w:name="_Toc242011684"/>
       <w:r>
         <w:t>9.1 Documents (the corpus)</w:t>
       </w:r>
@@ -26997,7 +27100,7 @@
           <w:left w:w="10" w:type="dxa"/>
           <w:right w:w="10" w:type="dxa"/>
         </w:tblCellMar>
-        <w:tblLook w:val="0000" w:firstRow="0" w:lastRow="0" w:firstColumn="0" w:lastColumn="0" w:noHBand="0" w:noVBand="0"/>
+        <w:tblLook w:val="04A0" w:firstRow="1" w:lastRow="0" w:firstColumn="1" w:lastColumn="0" w:noHBand="0" w:noVBand="1"/>
       </w:tblPr>
       <w:tblGrid>
         <w:gridCol w:w="1882"/>
@@ -27554,7 +27657,7 @@
       <w:pPr>
         <w:pStyle w:val="Heading2"/>
       </w:pPr>
-      <w:bookmarkStart w:id="32" w:name="_Toc242010629"/>
+      <w:bookmarkStart w:id="32" w:name="_Toc242011685"/>
       <w:r>
         <w:t>9.2 New Documentary Evidence Record</w:t>
       </w:r>
@@ -27617,7 +27720,7 @@
           <w:left w:w="10" w:type="dxa"/>
           <w:right w:w="10" w:type="dxa"/>
         </w:tblCellMar>
-        <w:tblLook w:val="0000" w:firstRow="0" w:lastRow="0" w:firstColumn="0" w:lastColumn="0" w:noHBand="0" w:noVBand="0"/>
+        <w:tblLook w:val="04A0" w:firstRow="1" w:lastRow="0" w:firstColumn="1" w:lastColumn="0" w:noHBand="0" w:noVBand="1"/>
       </w:tblPr>
       <w:tblGrid>
         <w:gridCol w:w="1882"/>
@@ -28385,7 +28488,7 @@
       <w:pPr>
         <w:pStyle w:val="Heading2"/>
       </w:pPr>
-      <w:bookmarkStart w:id="33" w:name="_Toc242010630"/>
+      <w:bookmarkStart w:id="33" w:name="_Toc242011686"/>
       <w:r>
         <w:t>9.3 Document record</w:t>
       </w:r>
@@ -28448,7 +28551,7 @@
           <w:left w:w="10" w:type="dxa"/>
           <w:right w:w="10" w:type="dxa"/>
         </w:tblCellMar>
-        <w:tblLook w:val="0000" w:firstRow="0" w:lastRow="0" w:firstColumn="0" w:lastColumn="0" w:noHBand="0" w:noVBand="0"/>
+        <w:tblLook w:val="04A0" w:firstRow="1" w:lastRow="0" w:firstColumn="1" w:lastColumn="0" w:noHBand="0" w:noVBand="1"/>
       </w:tblPr>
       <w:tblGrid>
         <w:gridCol w:w="1882"/>
@@ -29739,7 +29842,7 @@
       <w:pPr>
         <w:pStyle w:val="Heading2"/>
       </w:pPr>
-      <w:bookmarkStart w:id="34" w:name="_Toc242010631"/>
+      <w:bookmarkStart w:id="34" w:name="_Toc242011687"/>
       <w:r>
         <w:t>9.4 Auto-fill review screen</w:t>
       </w:r>
@@ -29802,7 +29905,7 @@
           <w:left w:w="10" w:type="dxa"/>
           <w:right w:w="10" w:type="dxa"/>
         </w:tblCellMar>
-        <w:tblLook w:val="0000" w:firstRow="0" w:lastRow="0" w:firstColumn="0" w:lastColumn="0" w:noHBand="0" w:noVBand="0"/>
+        <w:tblLook w:val="04A0" w:firstRow="1" w:lastRow="0" w:firstColumn="1" w:lastColumn="0" w:noHBand="0" w:noVBand="1"/>
       </w:tblPr>
       <w:tblGrid>
         <w:gridCol w:w="1882"/>
@@ -30781,7 +30884,7 @@
         <w:pStyle w:val="Heading1"/>
         <w:pageBreakBefore/>
       </w:pPr>
-      <w:bookmarkStart w:id="35" w:name="_Toc242010632"/>
+      <w:bookmarkStart w:id="35" w:name="_Toc242011688"/>
       <w:r>
         <w:lastRenderedPageBreak/>
         <w:t>10. Completed forms and exports</w:t>
@@ -30792,7 +30895,7 @@
       <w:pPr>
         <w:pStyle w:val="Heading2"/>
       </w:pPr>
-      <w:bookmarkStart w:id="36" w:name="_Toc242010633"/>
+      <w:bookmarkStart w:id="36" w:name="_Toc242011689"/>
       <w:r>
         <w:t>10.1 Completed forms (Form PDFs)</w:t>
       </w:r>
@@ -30855,7 +30958,7 @@
           <w:left w:w="10" w:type="dxa"/>
           <w:right w:w="10" w:type="dxa"/>
         </w:tblCellMar>
-        <w:tblLook w:val="0000" w:firstRow="0" w:lastRow="0" w:firstColumn="0" w:lastColumn="0" w:noHBand="0" w:noVBand="0"/>
+        <w:tblLook w:val="04A0" w:firstRow="1" w:lastRow="0" w:firstColumn="1" w:lastColumn="0" w:noHBand="0" w:noVBand="1"/>
       </w:tblPr>
       <w:tblGrid>
         <w:gridCol w:w="1882"/>
@@ -31011,7 +31114,14 @@
                 <w:sz w:val="19"/>
                 <w:szCs w:val="19"/>
               </w:rPr>
-              <w:t>Form (drop-down) (the PI, the Field Coordinator, Supervisors only)</w:t>
+              <w:t>Form (drop-down)</w:t>
+            </w:r>
+            <w:r>
+              <w:rPr>
+                <w:sz w:val="19"/>
+                <w:szCs w:val="19"/>
+              </w:rPr>
+              <w:t xml:space="preserve"> (the PI, the Field Coordinator, Supervisors only)</w:t>
             </w:r>
           </w:p>
         </w:tc>
@@ -32051,7 +32161,7 @@
         <w:pStyle w:val="Heading1"/>
         <w:pageBreakBefore/>
       </w:pPr>
-      <w:bookmarkStart w:id="37" w:name="_Toc242010634"/>
+      <w:bookmarkStart w:id="37" w:name="_Toc242011690"/>
       <w:r>
         <w:lastRenderedPageBreak/>
         <w:t>11. Study administration</w:t>
@@ -32062,7 +32172,7 @@
       <w:pPr>
         <w:pStyle w:val="Heading2"/>
       </w:pPr>
-      <w:bookmarkStart w:id="38" w:name="_Toc242010635"/>
+      <w:bookmarkStart w:id="38" w:name="_Toc242011691"/>
       <w:r>
         <w:t>11.1 Cost Dashboard</w:t>
       </w:r>
@@ -32125,7 +32235,7 @@
           <w:left w:w="10" w:type="dxa"/>
           <w:right w:w="10" w:type="dxa"/>
         </w:tblCellMar>
-        <w:tblLook w:val="0000" w:firstRow="0" w:lastRow="0" w:firstColumn="0" w:lastColumn="0" w:noHBand="0" w:noVBand="0"/>
+        <w:tblLook w:val="04A0" w:firstRow="1" w:lastRow="0" w:firstColumn="1" w:lastColumn="0" w:noHBand="0" w:noVBand="1"/>
       </w:tblPr>
       <w:tblGrid>
         <w:gridCol w:w="1882"/>
@@ -32472,7 +32582,7 @@
       <w:pPr>
         <w:pStyle w:val="Heading2"/>
       </w:pPr>
-      <w:bookmarkStart w:id="39" w:name="_Toc242010636"/>
+      <w:bookmarkStart w:id="39" w:name="_Toc242011692"/>
       <w:r>
         <w:t>11.2 Audit Log</w:t>
       </w:r>
@@ -32535,7 +32645,7 @@
           <w:left w:w="10" w:type="dxa"/>
           <w:right w:w="10" w:type="dxa"/>
         </w:tblCellMar>
-        <w:tblLook w:val="0000" w:firstRow="0" w:lastRow="0" w:firstColumn="0" w:lastColumn="0" w:noHBand="0" w:noVBand="0"/>
+        <w:tblLook w:val="04A0" w:firstRow="1" w:lastRow="0" w:firstColumn="1" w:lastColumn="0" w:noHBand="0" w:noVBand="1"/>
       </w:tblPr>
       <w:tblGrid>
         <w:gridCol w:w="1882"/>
@@ -32882,7 +32992,7 @@
       <w:pPr>
         <w:pStyle w:val="Heading2"/>
       </w:pPr>
-      <w:bookmarkStart w:id="40" w:name="_Toc242010637"/>
+      <w:bookmarkStart w:id="40" w:name="_Toc242011693"/>
       <w:r>
         <w:t>11.3 Research Clearance</w:t>
       </w:r>
@@ -32945,7 +33055,7 @@
           <w:left w:w="10" w:type="dxa"/>
           <w:right w:w="10" w:type="dxa"/>
         </w:tblCellMar>
-        <w:tblLook w:val="0000" w:firstRow="0" w:lastRow="0" w:firstColumn="0" w:lastColumn="0" w:noHBand="0" w:noVBand="0"/>
+        <w:tblLook w:val="04A0" w:firstRow="1" w:lastRow="0" w:firstColumn="1" w:lastColumn="0" w:noHBand="0" w:noVBand="1"/>
       </w:tblPr>
       <w:tblGrid>
         <w:gridCol w:w="1882"/>
@@ -33713,7 +33823,7 @@
       <w:pPr>
         <w:pStyle w:val="Heading2"/>
       </w:pPr>
-      <w:bookmarkStart w:id="41" w:name="_Toc242010638"/>
+      <w:bookmarkStart w:id="41" w:name="_Toc242011694"/>
       <w:r>
         <w:t>11.4 Export</w:t>
       </w:r>
@@ -33776,7 +33886,7 @@
           <w:left w:w="10" w:type="dxa"/>
           <w:right w:w="10" w:type="dxa"/>
         </w:tblCellMar>
-        <w:tblLook w:val="0000" w:firstRow="0" w:lastRow="0" w:firstColumn="0" w:lastColumn="0" w:noHBand="0" w:noVBand="0"/>
+        <w:tblLook w:val="04A0" w:firstRow="1" w:lastRow="0" w:firstColumn="1" w:lastColumn="0" w:noHBand="0" w:noVBand="1"/>
       </w:tblPr>
       <w:tblGrid>
         <w:gridCol w:w="1882"/>
@@ -34378,7 +34488,7 @@
         <w:sz w:val="16"/>
         <w:szCs w:val="16"/>
       </w:rPr>
-      <w:t>Version 1.20 · 4 October 2026</w:t>
+      <w:t>Version 1.21 · 4 October 2026</w:t>
     </w:r>
     <w:r>
       <w:rPr>
@@ -34551,68 +34661,10 @@
 <file path=word/numbering.xml><?xml version="1.0" encoding="utf-8"?>
 <w:numbering xmlns:wpc="http://schemas.microsoft.com/office/word/2010/wordprocessingCanvas" xmlns:cx="http://schemas.microsoft.com/office/drawing/2014/chartex" xmlns:cx1="http://schemas.microsoft.com/office/drawing/2015/9/8/chartex" xmlns:cx2="http://schemas.microsoft.com/office/drawing/2015/10/21/chartex" xmlns:cx3="http://schemas.microsoft.com/office/drawing/2016/5/9/chartex" xmlns:cx4="http://schemas.microsoft.com/office/drawing/2016/5/10/chartex" xmlns:cx5="http://schemas.microsoft.com/office/drawing/2016/5/11/chartex" xmlns:cx6="http://schemas.microsoft.com/office/drawing/2016/5/12/chartex" xmlns:cx7="http://schemas.microsoft.com/office/drawing/2016/5/13/chartex" xmlns:cx8="http://schemas.microsoft.com/office/drawing/2016/5/14/chartex" xmlns:mc="http://schemas.openxmlformats.org/markup-compatibility/2006" xmlns:aink="http://schemas.microsoft.com/office/drawing/2016/ink" xmlns:am3d="http://schemas.microsoft.com/office/drawing/2017/model3d" xmlns:o="urn:schemas-microsoft-com:office:office" xmlns:oel="http://schemas.microsoft.com/office/2019/extlst" xmlns:r="http://schemas.openxmlformats.org/officeDocument/2006/relationships" xmlns:m="http://schemas.openxmlformats.org/officeDocument/2006/math" xmlns:v="urn:schemas-microsoft-com:vml" xmlns:wp14="http://schemas.microsoft.com/office/word/2010/wordprocessingDrawing" xmlns:wp="http://schemas.openxmlformats.org/drawingml/2006/wordprocessingDrawing" xmlns:w10="urn:schemas-microsoft-com:office:word" xmlns:w="http://schemas.openxmlformats.org/wordprocessingml/2006/main" xmlns:w14="http://schemas.microsoft.com/office/word/2010/wordml" xmlns:w15="http://schemas.microsoft.com/office/word/2012/wordml" xmlns:w16cex="http://schemas.microsoft.com/office/word/2018/wordml/cex" xmlns:w16cid="http://schemas.microsoft.com/office/word/2016/wordml/cid" xmlns:w16="http://schemas.microsoft.com/office/word/2018/wordml" xmlns:w16sdtdh="http://schemas.microsoft.com/office/word/2020/wordml/sdtdatahash" xmlns:w16se="http://schemas.microsoft.com/office/word/2015/wordml/symex" xmlns:wpg="http://schemas.microsoft.com/office/word/2010/wordprocessingGroup" xmlns:wpi="http://schemas.microsoft.com/office/word/2010/wordprocessingInk" xmlns:wne="http://schemas.microsoft.com/office/word/2006/wordml" xmlns:wps="http://schemas.microsoft.com/office/word/2010/wordprocessingShape" mc:Ignorable="w14 w15 w16se w16cid w16 w16cex w16sdtdh wp14">
   <w:abstractNum w:abstractNumId="0" w15:restartNumberingAfterBreak="0">
-    <w:nsid w:val="51B12CE2"/>
+    <w:nsid w:val="0B026A5A"/>
     <w:multiLevelType w:val="hybridMultilevel"/>
-    <w:tmpl w:val="359607D6"/>
-    <w:lvl w:ilvl="0" w:tplc="0FF47960">
-      <w:start w:val="1"/>
-      <w:numFmt w:val="bullet"/>
-      <w:lvlText w:val="•"/>
-      <w:lvlJc w:val="left"/>
-      <w:pPr>
-        <w:ind w:left="460" w:hanging="280"/>
-      </w:pPr>
-    </w:lvl>
-    <w:lvl w:ilvl="1" w:tplc="B9C69548">
-      <w:start w:val="1"/>
-      <w:numFmt w:val="bullet"/>
-      <w:lvlText w:val="–"/>
-      <w:lvlJc w:val="left"/>
-      <w:pPr>
-        <w:ind w:left="900" w:hanging="280"/>
-      </w:pPr>
-    </w:lvl>
-    <w:lvl w:ilvl="2" w:tplc="58567444">
-      <w:numFmt w:val="decimal"/>
-      <w:lvlText w:val=""/>
-      <w:lvlJc w:val="left"/>
-    </w:lvl>
-    <w:lvl w:ilvl="3" w:tplc="C3FE9242">
-      <w:numFmt w:val="decimal"/>
-      <w:lvlText w:val=""/>
-      <w:lvlJc w:val="left"/>
-    </w:lvl>
-    <w:lvl w:ilvl="4" w:tplc="7660A880">
-      <w:numFmt w:val="decimal"/>
-      <w:lvlText w:val=""/>
-      <w:lvlJc w:val="left"/>
-    </w:lvl>
-    <w:lvl w:ilvl="5" w:tplc="B87AA8A2">
-      <w:numFmt w:val="decimal"/>
-      <w:lvlText w:val=""/>
-      <w:lvlJc w:val="left"/>
-    </w:lvl>
-    <w:lvl w:ilvl="6" w:tplc="C02ABE90">
-      <w:numFmt w:val="decimal"/>
-      <w:lvlText w:val=""/>
-      <w:lvlJc w:val="left"/>
-    </w:lvl>
-    <w:lvl w:ilvl="7" w:tplc="25047316">
-      <w:numFmt w:val="decimal"/>
-      <w:lvlText w:val=""/>
-      <w:lvlJc w:val="left"/>
-    </w:lvl>
-    <w:lvl w:ilvl="8" w:tplc="99783EE8">
-      <w:numFmt w:val="decimal"/>
-      <w:lvlText w:val=""/>
-      <w:lvlJc w:val="left"/>
-    </w:lvl>
-  </w:abstractNum>
-  <w:abstractNum w:abstractNumId="1" w15:restartNumberingAfterBreak="0">
-    <w:nsid w:val="68CC2FB7"/>
-    <w:multiLevelType w:val="hybridMultilevel"/>
-    <w:tmpl w:val="634E22B2"/>
-    <w:lvl w:ilvl="0" w:tplc="642AFDDC">
+    <w:tmpl w:val="AF748480"/>
+    <w:lvl w:ilvl="0" w:tplc="A456E9C4">
       <w:start w:val="1"/>
       <w:numFmt w:val="bullet"/>
       <w:lvlText w:val="●"/>
@@ -34621,7 +34673,7 @@
         <w:ind w:left="720" w:hanging="360"/>
       </w:pPr>
     </w:lvl>
-    <w:lvl w:ilvl="1" w:tplc="A76C746E">
+    <w:lvl w:ilvl="1" w:tplc="8390C0B2">
       <w:start w:val="1"/>
       <w:numFmt w:val="bullet"/>
       <w:lvlText w:val="○"/>
@@ -34630,7 +34682,7 @@
         <w:ind w:left="1440" w:hanging="360"/>
       </w:pPr>
     </w:lvl>
-    <w:lvl w:ilvl="2" w:tplc="1C4858D8">
+    <w:lvl w:ilvl="2" w:tplc="F434081A">
       <w:start w:val="1"/>
       <w:numFmt w:val="bullet"/>
       <w:lvlText w:val="■"/>
@@ -34639,7 +34691,7 @@
         <w:ind w:left="2160" w:hanging="360"/>
       </w:pPr>
     </w:lvl>
-    <w:lvl w:ilvl="3" w:tplc="D86E958A">
+    <w:lvl w:ilvl="3" w:tplc="4EF8D7F0">
       <w:start w:val="1"/>
       <w:numFmt w:val="bullet"/>
       <w:lvlText w:val="●"/>
@@ -34648,7 +34700,7 @@
         <w:ind w:left="2880" w:hanging="360"/>
       </w:pPr>
     </w:lvl>
-    <w:lvl w:ilvl="4" w:tplc="5DE20B56">
+    <w:lvl w:ilvl="4" w:tplc="9C4A3464">
       <w:start w:val="1"/>
       <w:numFmt w:val="bullet"/>
       <w:lvlText w:val="○"/>
@@ -34657,7 +34709,7 @@
         <w:ind w:left="3600" w:hanging="360"/>
       </w:pPr>
     </w:lvl>
-    <w:lvl w:ilvl="5" w:tplc="4E84A20E">
+    <w:lvl w:ilvl="5" w:tplc="6CBE0DDC">
       <w:start w:val="1"/>
       <w:numFmt w:val="bullet"/>
       <w:lvlText w:val="■"/>
@@ -34666,7 +34718,7 @@
         <w:ind w:left="4320" w:hanging="360"/>
       </w:pPr>
     </w:lvl>
-    <w:lvl w:ilvl="6" w:tplc="A09AB404">
+    <w:lvl w:ilvl="6" w:tplc="2CDAF1C2">
       <w:start w:val="1"/>
       <w:numFmt w:val="bullet"/>
       <w:lvlText w:val="●"/>
@@ -34675,7 +34727,7 @@
         <w:ind w:left="5040" w:hanging="360"/>
       </w:pPr>
     </w:lvl>
-    <w:lvl w:ilvl="7" w:tplc="AF18C090">
+    <w:lvl w:ilvl="7" w:tplc="6212C198">
       <w:start w:val="1"/>
       <w:numFmt w:val="bullet"/>
       <w:lvlText w:val="●"/>
@@ -34684,7 +34736,7 @@
         <w:ind w:left="5760" w:hanging="360"/>
       </w:pPr>
     </w:lvl>
-    <w:lvl w:ilvl="8" w:tplc="02ACE77A">
+    <w:lvl w:ilvl="8" w:tplc="66DEEE0E">
       <w:start w:val="1"/>
       <w:numFmt w:val="bullet"/>
       <w:lvlText w:val="●"/>
@@ -34694,14 +34746,72 @@
       </w:pPr>
     </w:lvl>
   </w:abstractNum>
-  <w:num w:numId="1" w16cid:durableId="864102586">
-    <w:abstractNumId w:val="1"/>
+  <w:abstractNum w:abstractNumId="1" w15:restartNumberingAfterBreak="0">
+    <w:nsid w:val="3A4232D2"/>
+    <w:multiLevelType w:val="hybridMultilevel"/>
+    <w:tmpl w:val="CFE622A8"/>
+    <w:lvl w:ilvl="0" w:tplc="D7B0154E">
+      <w:start w:val="1"/>
+      <w:numFmt w:val="bullet"/>
+      <w:lvlText w:val="•"/>
+      <w:lvlJc w:val="left"/>
+      <w:pPr>
+        <w:ind w:left="460" w:hanging="280"/>
+      </w:pPr>
+    </w:lvl>
+    <w:lvl w:ilvl="1" w:tplc="C6AAEBDE">
+      <w:start w:val="1"/>
+      <w:numFmt w:val="bullet"/>
+      <w:lvlText w:val="–"/>
+      <w:lvlJc w:val="left"/>
+      <w:pPr>
+        <w:ind w:left="900" w:hanging="280"/>
+      </w:pPr>
+    </w:lvl>
+    <w:lvl w:ilvl="2" w:tplc="30466E92">
+      <w:numFmt w:val="decimal"/>
+      <w:lvlText w:val=""/>
+      <w:lvlJc w:val="left"/>
+    </w:lvl>
+    <w:lvl w:ilvl="3" w:tplc="5BECD520">
+      <w:numFmt w:val="decimal"/>
+      <w:lvlText w:val=""/>
+      <w:lvlJc w:val="left"/>
+    </w:lvl>
+    <w:lvl w:ilvl="4" w:tplc="BC76864C">
+      <w:numFmt w:val="decimal"/>
+      <w:lvlText w:val=""/>
+      <w:lvlJc w:val="left"/>
+    </w:lvl>
+    <w:lvl w:ilvl="5" w:tplc="AA5E86E4">
+      <w:numFmt w:val="decimal"/>
+      <w:lvlText w:val=""/>
+      <w:lvlJc w:val="left"/>
+    </w:lvl>
+    <w:lvl w:ilvl="6" w:tplc="678A9FC4">
+      <w:numFmt w:val="decimal"/>
+      <w:lvlText w:val=""/>
+      <w:lvlJc w:val="left"/>
+    </w:lvl>
+    <w:lvl w:ilvl="7" w:tplc="C6903112">
+      <w:numFmt w:val="decimal"/>
+      <w:lvlText w:val=""/>
+      <w:lvlJc w:val="left"/>
+    </w:lvl>
+    <w:lvl w:ilvl="8" w:tplc="DFF66DDA">
+      <w:numFmt w:val="decimal"/>
+      <w:lvlText w:val=""/>
+      <w:lvlJc w:val="left"/>
+    </w:lvl>
+  </w:abstractNum>
+  <w:num w:numId="1" w16cid:durableId="552232986">
+    <w:abstractNumId w:val="0"/>
     <w:lvlOverride w:ilvl="0">
       <w:startOverride w:val="1"/>
     </w:lvlOverride>
   </w:num>
-  <w:num w:numId="2" w16cid:durableId="1926037919">
-    <w:abstractNumId w:val="0"/>
+  <w:num w:numId="2" w16cid:durableId="728387176">
+    <w:abstractNumId w:val="1"/>
     <w:lvlOverride w:ilvl="0">
       <w:startOverride w:val="1"/>
     </w:lvlOverride>
@@ -35326,7 +35436,7 @@
     <w:autoRedefine/>
     <w:uiPriority w:val="39"/>
     <w:unhideWhenUsed/>
-    <w:rsid w:val="000778E8"/>
+    <w:rsid w:val="006F4724"/>
     <w:pPr>
       <w:spacing w:after="100"/>
     </w:pPr>
@@ -35338,7 +35448,7 @@
     <w:autoRedefine/>
     <w:uiPriority w:val="39"/>
     <w:unhideWhenUsed/>
-    <w:rsid w:val="000778E8"/>
+    <w:rsid w:val="006F4724"/>
     <w:pPr>
       <w:spacing w:after="100"/>
       <w:ind w:left="210"/>

--- a/docs/manuals/ABF-FST_Screen_and_Button_Reference.docx
+++ b/docs/manuals/ABF-FST_Screen_and_Button_Reference.docx
@@ -469,7 +469,7 @@
                 <w:sz w:val="19"/>
                 <w:szCs w:val="19"/>
               </w:rPr>
-              <w:t>Version 1.21 · 4 October 2026</w:t>
+              <w:t>Version 1.22 · 4 October 2026</w:t>
             </w:r>
           </w:p>
         </w:tc>
@@ -538,7 +538,7 @@
     <w:sdt>
       <w:sdtPr>
         <w:alias w:val="Contents"/>
-        <w:id w:val="1363472572"/>
+        <w:id w:val="1984034773"/>
       </w:sdtPr>
       <w:sdtEndPr/>
       <w:sdtContent>
@@ -567,7 +567,7 @@
           <w:r>
             <w:fldChar w:fldCharType="separate"/>
           </w:r>
-          <w:hyperlink w:anchor="_Toc242011653" w:history="1">
+          <w:hyperlink w:anchor="_Toc242019249" w:history="1">
             <w:r>
               <w:rPr>
                 <w:rStyle w:val="Hyperlink"/>
@@ -591,7 +591,7 @@
               <w:rPr>
                 <w:noProof/>
               </w:rPr>
-              <w:instrText xml:space="preserve"> PAGEREF _Toc242011653 \h </w:instrText>
+              <w:instrText xml:space="preserve"> PAGEREF _Toc242019249 \h </w:instrText>
             </w:r>
             <w:r>
               <w:rPr>
@@ -634,7 +634,7 @@
               <w14:ligatures w14:val="standardContextual"/>
             </w:rPr>
           </w:pPr>
-          <w:hyperlink w:anchor="_Toc242011654" w:history="1">
+          <w:hyperlink w:anchor="_Toc242019250" w:history="1">
             <w:r>
               <w:rPr>
                 <w:rStyle w:val="Hyperlink"/>
@@ -658,7 +658,7 @@
               <w:rPr>
                 <w:noProof/>
               </w:rPr>
-              <w:instrText xml:space="preserve"> PAGEREF _Toc242011654 \h </w:instrText>
+              <w:instrText xml:space="preserve"> PAGEREF _Toc242019250 \h </w:instrText>
             </w:r>
             <w:r>
               <w:rPr>
@@ -701,7 +701,7 @@
               <w14:ligatures w14:val="standardContextual"/>
             </w:rPr>
           </w:pPr>
-          <w:hyperlink w:anchor="_Toc242011655" w:history="1">
+          <w:hyperlink w:anchor="_Toc242019251" w:history="1">
             <w:r>
               <w:rPr>
                 <w:rStyle w:val="Hyperlink"/>
@@ -725,7 +725,7 @@
               <w:rPr>
                 <w:noProof/>
               </w:rPr>
-              <w:instrText xml:space="preserve"> PAGEREF _Toc242011655 \h </w:instrText>
+              <w:instrText xml:space="preserve"> PAGEREF _Toc242019251 \h </w:instrText>
             </w:r>
             <w:r>
               <w:rPr>
@@ -768,7 +768,7 @@
               <w14:ligatures w14:val="standardContextual"/>
             </w:rPr>
           </w:pPr>
-          <w:hyperlink w:anchor="_Toc242011656" w:history="1">
+          <w:hyperlink w:anchor="_Toc242019252" w:history="1">
             <w:r>
               <w:rPr>
                 <w:rStyle w:val="Hyperlink"/>
@@ -792,7 +792,7 @@
               <w:rPr>
                 <w:noProof/>
               </w:rPr>
-              <w:instrText xml:space="preserve"> PAGEREF _Toc242011656 \h </w:instrText>
+              <w:instrText xml:space="preserve"> PAGEREF _Toc242019252 \h </w:instrText>
             </w:r>
             <w:r>
               <w:rPr>
@@ -835,7 +835,7 @@
               <w14:ligatures w14:val="standardContextual"/>
             </w:rPr>
           </w:pPr>
-          <w:hyperlink w:anchor="_Toc242011657" w:history="1">
+          <w:hyperlink w:anchor="_Toc242019253" w:history="1">
             <w:r>
               <w:rPr>
                 <w:rStyle w:val="Hyperlink"/>
@@ -859,7 +859,7 @@
               <w:rPr>
                 <w:noProof/>
               </w:rPr>
-              <w:instrText xml:space="preserve"> PAGEREF _Toc242011657 \h </w:instrText>
+              <w:instrText xml:space="preserve"> PAGEREF _Toc242019253 \h </w:instrText>
             </w:r>
             <w:r>
               <w:rPr>
@@ -902,7 +902,7 @@
               <w14:ligatures w14:val="standardContextual"/>
             </w:rPr>
           </w:pPr>
-          <w:hyperlink w:anchor="_Toc242011658" w:history="1">
+          <w:hyperlink w:anchor="_Toc242019254" w:history="1">
             <w:r>
               <w:rPr>
                 <w:rStyle w:val="Hyperlink"/>
@@ -926,7 +926,7 @@
               <w:rPr>
                 <w:noProof/>
               </w:rPr>
-              <w:instrText xml:space="preserve"> PAGEREF _Toc242011658 \h </w:instrText>
+              <w:instrText xml:space="preserve"> PAGEREF _Toc242019254 \h </w:instrText>
             </w:r>
             <w:r>
               <w:rPr>
@@ -969,7 +969,7 @@
               <w14:ligatures w14:val="standardContextual"/>
             </w:rPr>
           </w:pPr>
-          <w:hyperlink w:anchor="_Toc242011659" w:history="1">
+          <w:hyperlink w:anchor="_Toc242019255" w:history="1">
             <w:r>
               <w:rPr>
                 <w:rStyle w:val="Hyperlink"/>
@@ -993,7 +993,7 @@
               <w:rPr>
                 <w:noProof/>
               </w:rPr>
-              <w:instrText xml:space="preserve"> PAGEREF _Toc242011659 \h </w:instrText>
+              <w:instrText xml:space="preserve"> PAGEREF _Toc242019255 \h </w:instrText>
             </w:r>
             <w:r>
               <w:rPr>
@@ -1036,7 +1036,7 @@
               <w14:ligatures w14:val="standardContextual"/>
             </w:rPr>
           </w:pPr>
-          <w:hyperlink w:anchor="_Toc242011660" w:history="1">
+          <w:hyperlink w:anchor="_Toc242019256" w:history="1">
             <w:r>
               <w:rPr>
                 <w:rStyle w:val="Hyperlink"/>
@@ -1060,7 +1060,7 @@
               <w:rPr>
                 <w:noProof/>
               </w:rPr>
-              <w:instrText xml:space="preserve"> PAGEREF _Toc242011660 \h </w:instrText>
+              <w:instrText xml:space="preserve"> PAGEREF _Toc242019256 \h </w:instrText>
             </w:r>
             <w:r>
               <w:rPr>
@@ -1103,7 +1103,7 @@
               <w14:ligatures w14:val="standardContextual"/>
             </w:rPr>
           </w:pPr>
-          <w:hyperlink w:anchor="_Toc242011661" w:history="1">
+          <w:hyperlink w:anchor="_Toc242019257" w:history="1">
             <w:r>
               <w:rPr>
                 <w:rStyle w:val="Hyperlink"/>
@@ -1127,7 +1127,7 @@
               <w:rPr>
                 <w:noProof/>
               </w:rPr>
-              <w:instrText xml:space="preserve"> PAGEREF _Toc242011661 \h </w:instrText>
+              <w:instrText xml:space="preserve"> PAGEREF _Toc242019257 \h </w:instrText>
             </w:r>
             <w:r>
               <w:rPr>
@@ -1170,7 +1170,7 @@
               <w14:ligatures w14:val="standardContextual"/>
             </w:rPr>
           </w:pPr>
-          <w:hyperlink w:anchor="_Toc242011662" w:history="1">
+          <w:hyperlink w:anchor="_Toc242019258" w:history="1">
             <w:r>
               <w:rPr>
                 <w:rStyle w:val="Hyperlink"/>
@@ -1194,7 +1194,7 @@
               <w:rPr>
                 <w:noProof/>
               </w:rPr>
-              <w:instrText xml:space="preserve"> PAGEREF _Toc242011662 \h </w:instrText>
+              <w:instrText xml:space="preserve"> PAGEREF _Toc242019258 \h </w:instrText>
             </w:r>
             <w:r>
               <w:rPr>
@@ -1237,7 +1237,7 @@
               <w14:ligatures w14:val="standardContextual"/>
             </w:rPr>
           </w:pPr>
-          <w:hyperlink w:anchor="_Toc242011663" w:history="1">
+          <w:hyperlink w:anchor="_Toc242019259" w:history="1">
             <w:r>
               <w:rPr>
                 <w:rStyle w:val="Hyperlink"/>
@@ -1261,7 +1261,7 @@
               <w:rPr>
                 <w:noProof/>
               </w:rPr>
-              <w:instrText xml:space="preserve"> PAGEREF _Toc242011663 \h </w:instrText>
+              <w:instrText xml:space="preserve"> PAGEREF _Toc242019259 \h </w:instrText>
             </w:r>
             <w:r>
               <w:rPr>
@@ -1304,7 +1304,7 @@
               <w14:ligatures w14:val="standardContextual"/>
             </w:rPr>
           </w:pPr>
-          <w:hyperlink w:anchor="_Toc242011664" w:history="1">
+          <w:hyperlink w:anchor="_Toc242019260" w:history="1">
             <w:r>
               <w:rPr>
                 <w:rStyle w:val="Hyperlink"/>
@@ -1328,7 +1328,7 @@
               <w:rPr>
                 <w:noProof/>
               </w:rPr>
-              <w:instrText xml:space="preserve"> PAGEREF _Toc242011664 \h </w:instrText>
+              <w:instrText xml:space="preserve"> PAGEREF _Toc242019260 \h </w:instrText>
             </w:r>
             <w:r>
               <w:rPr>
@@ -1371,7 +1371,7 @@
               <w14:ligatures w14:val="standardContextual"/>
             </w:rPr>
           </w:pPr>
-          <w:hyperlink w:anchor="_Toc242011665" w:history="1">
+          <w:hyperlink w:anchor="_Toc242019261" w:history="1">
             <w:r>
               <w:rPr>
                 <w:rStyle w:val="Hyperlink"/>
@@ -1395,7 +1395,7 @@
               <w:rPr>
                 <w:noProof/>
               </w:rPr>
-              <w:instrText xml:space="preserve"> PAGEREF _Toc242011665 \h </w:instrText>
+              <w:instrText xml:space="preserve"> PAGEREF _Toc242019261 \h </w:instrText>
             </w:r>
             <w:r>
               <w:rPr>
@@ -1438,7 +1438,7 @@
               <w14:ligatures w14:val="standardContextual"/>
             </w:rPr>
           </w:pPr>
-          <w:hyperlink w:anchor="_Toc242011666" w:history="1">
+          <w:hyperlink w:anchor="_Toc242019262" w:history="1">
             <w:r>
               <w:rPr>
                 <w:rStyle w:val="Hyperlink"/>
@@ -1462,7 +1462,7 @@
               <w:rPr>
                 <w:noProof/>
               </w:rPr>
-              <w:instrText xml:space="preserve"> PAGEREF _Toc242011666 \h </w:instrText>
+              <w:instrText xml:space="preserve"> PAGEREF _Toc242019262 \h </w:instrText>
             </w:r>
             <w:r>
               <w:rPr>
@@ -1505,7 +1505,7 @@
               <w14:ligatures w14:val="standardContextual"/>
             </w:rPr>
           </w:pPr>
-          <w:hyperlink w:anchor="_Toc242011667" w:history="1">
+          <w:hyperlink w:anchor="_Toc242019263" w:history="1">
             <w:r>
               <w:rPr>
                 <w:rStyle w:val="Hyperlink"/>
@@ -1529,7 +1529,7 @@
               <w:rPr>
                 <w:noProof/>
               </w:rPr>
-              <w:instrText xml:space="preserve"> PAGEREF _Toc242011667 \h </w:instrText>
+              <w:instrText xml:space="preserve"> PAGEREF _Toc242019263 \h </w:instrText>
             </w:r>
             <w:r>
               <w:rPr>
@@ -1572,7 +1572,7 @@
               <w14:ligatures w14:val="standardContextual"/>
             </w:rPr>
           </w:pPr>
-          <w:hyperlink w:anchor="_Toc242011668" w:history="1">
+          <w:hyperlink w:anchor="_Toc242019264" w:history="1">
             <w:r>
               <w:rPr>
                 <w:rStyle w:val="Hyperlink"/>
@@ -1596,7 +1596,7 @@
               <w:rPr>
                 <w:noProof/>
               </w:rPr>
-              <w:instrText xml:space="preserve"> PAGEREF _Toc242011668 \h </w:instrText>
+              <w:instrText xml:space="preserve"> PAGEREF _Toc242019264 \h </w:instrText>
             </w:r>
             <w:r>
               <w:rPr>
@@ -1639,7 +1639,7 @@
               <w14:ligatures w14:val="standardContextual"/>
             </w:rPr>
           </w:pPr>
-          <w:hyperlink w:anchor="_Toc242011669" w:history="1">
+          <w:hyperlink w:anchor="_Toc242019265" w:history="1">
             <w:r>
               <w:rPr>
                 <w:rStyle w:val="Hyperlink"/>
@@ -1663,7 +1663,7 @@
               <w:rPr>
                 <w:noProof/>
               </w:rPr>
-              <w:instrText xml:space="preserve"> PAGEREF _Toc242011669 \h </w:instrText>
+              <w:instrText xml:space="preserve"> PAGEREF _Toc242019265 \h </w:instrText>
             </w:r>
             <w:r>
               <w:rPr>
@@ -1706,7 +1706,7 @@
               <w14:ligatures w14:val="standardContextual"/>
             </w:rPr>
           </w:pPr>
-          <w:hyperlink w:anchor="_Toc242011670" w:history="1">
+          <w:hyperlink w:anchor="_Toc242019266" w:history="1">
             <w:r>
               <w:rPr>
                 <w:rStyle w:val="Hyperlink"/>
@@ -1730,7 +1730,7 @@
               <w:rPr>
                 <w:noProof/>
               </w:rPr>
-              <w:instrText xml:space="preserve"> PAGEREF _Toc242011670 \h </w:instrText>
+              <w:instrText xml:space="preserve"> PAGEREF _Toc242019266 \h </w:instrText>
             </w:r>
             <w:r>
               <w:rPr>
@@ -1773,7 +1773,7 @@
               <w14:ligatures w14:val="standardContextual"/>
             </w:rPr>
           </w:pPr>
-          <w:hyperlink w:anchor="_Toc242011671" w:history="1">
+          <w:hyperlink w:anchor="_Toc242019267" w:history="1">
             <w:r>
               <w:rPr>
                 <w:rStyle w:val="Hyperlink"/>
@@ -1797,7 +1797,7 @@
               <w:rPr>
                 <w:noProof/>
               </w:rPr>
-              <w:instrText xml:space="preserve"> PAGEREF _Toc242011671 \h </w:instrText>
+              <w:instrText xml:space="preserve"> PAGEREF _Toc242019267 \h </w:instrText>
             </w:r>
             <w:r>
               <w:rPr>
@@ -1840,7 +1840,7 @@
               <w14:ligatures w14:val="standardContextual"/>
             </w:rPr>
           </w:pPr>
-          <w:hyperlink w:anchor="_Toc242011672" w:history="1">
+          <w:hyperlink w:anchor="_Toc242019268" w:history="1">
             <w:r>
               <w:rPr>
                 <w:rStyle w:val="Hyperlink"/>
@@ -1864,7 +1864,7 @@
               <w:rPr>
                 <w:noProof/>
               </w:rPr>
-              <w:instrText xml:space="preserve"> PAGEREF _Toc242011672 \h </w:instrText>
+              <w:instrText xml:space="preserve"> PAGEREF _Toc242019268 \h </w:instrText>
             </w:r>
             <w:r>
               <w:rPr>
@@ -1907,7 +1907,7 @@
               <w14:ligatures w14:val="standardContextual"/>
             </w:rPr>
           </w:pPr>
-          <w:hyperlink w:anchor="_Toc242011673" w:history="1">
+          <w:hyperlink w:anchor="_Toc242019269" w:history="1">
             <w:r>
               <w:rPr>
                 <w:rStyle w:val="Hyperlink"/>
@@ -1931,7 +1931,7 @@
               <w:rPr>
                 <w:noProof/>
               </w:rPr>
-              <w:instrText xml:space="preserve"> PAGEREF _Toc242011673 \h </w:instrText>
+              <w:instrText xml:space="preserve"> PAGEREF _Toc242019269 \h </w:instrText>
             </w:r>
             <w:r>
               <w:rPr>
@@ -1974,7 +1974,7 @@
               <w14:ligatures w14:val="standardContextual"/>
             </w:rPr>
           </w:pPr>
-          <w:hyperlink w:anchor="_Toc242011674" w:history="1">
+          <w:hyperlink w:anchor="_Toc242019270" w:history="1">
             <w:r>
               <w:rPr>
                 <w:rStyle w:val="Hyperlink"/>
@@ -1998,7 +1998,7 @@
               <w:rPr>
                 <w:noProof/>
               </w:rPr>
-              <w:instrText xml:space="preserve"> PAGEREF _Toc242011674 \h </w:instrText>
+              <w:instrText xml:space="preserve"> PAGEREF _Toc242019270 \h </w:instrText>
             </w:r>
             <w:r>
               <w:rPr>
@@ -2041,7 +2041,7 @@
               <w14:ligatures w14:val="standardContextual"/>
             </w:rPr>
           </w:pPr>
-          <w:hyperlink w:anchor="_Toc242011675" w:history="1">
+          <w:hyperlink w:anchor="_Toc242019271" w:history="1">
             <w:r>
               <w:rPr>
                 <w:rStyle w:val="Hyperlink"/>
@@ -2065,7 +2065,7 @@
               <w:rPr>
                 <w:noProof/>
               </w:rPr>
-              <w:instrText xml:space="preserve"> PAGEREF _Toc242011675 \h </w:instrText>
+              <w:instrText xml:space="preserve"> PAGEREF _Toc242019271 \h </w:instrText>
             </w:r>
             <w:r>
               <w:rPr>
@@ -2108,7 +2108,7 @@
               <w14:ligatures w14:val="standardContextual"/>
             </w:rPr>
           </w:pPr>
-          <w:hyperlink w:anchor="_Toc242011676" w:history="1">
+          <w:hyperlink w:anchor="_Toc242019272" w:history="1">
             <w:r>
               <w:rPr>
                 <w:rStyle w:val="Hyperlink"/>
@@ -2132,7 +2132,7 @@
               <w:rPr>
                 <w:noProof/>
               </w:rPr>
-              <w:instrText xml:space="preserve"> PAGEREF _Toc242011676 \h </w:instrText>
+              <w:instrText xml:space="preserve"> PAGEREF _Toc242019272 \h </w:instrText>
             </w:r>
             <w:r>
               <w:rPr>
@@ -2175,7 +2175,7 @@
               <w14:ligatures w14:val="standardContextual"/>
             </w:rPr>
           </w:pPr>
-          <w:hyperlink w:anchor="_Toc242011677" w:history="1">
+          <w:hyperlink w:anchor="_Toc242019273" w:history="1">
             <w:r>
               <w:rPr>
                 <w:rStyle w:val="Hyperlink"/>
@@ -2199,7 +2199,7 @@
               <w:rPr>
                 <w:noProof/>
               </w:rPr>
-              <w:instrText xml:space="preserve"> PAGEREF _Toc242011677 \h </w:instrText>
+              <w:instrText xml:space="preserve"> PAGEREF _Toc242019273 \h </w:instrText>
             </w:r>
             <w:r>
               <w:rPr>
@@ -2242,7 +2242,7 @@
               <w14:ligatures w14:val="standardContextual"/>
             </w:rPr>
           </w:pPr>
-          <w:hyperlink w:anchor="_Toc242011678" w:history="1">
+          <w:hyperlink w:anchor="_Toc242019274" w:history="1">
             <w:r>
               <w:rPr>
                 <w:rStyle w:val="Hyperlink"/>
@@ -2266,7 +2266,7 @@
               <w:rPr>
                 <w:noProof/>
               </w:rPr>
-              <w:instrText xml:space="preserve"> PAGEREF _Toc242011678 \h </w:instrText>
+              <w:instrText xml:space="preserve"> PAGEREF _Toc242019274 \h </w:instrText>
             </w:r>
             <w:r>
               <w:rPr>
@@ -2309,7 +2309,7 @@
               <w14:ligatures w14:val="standardContextual"/>
             </w:rPr>
           </w:pPr>
-          <w:hyperlink w:anchor="_Toc242011679" w:history="1">
+          <w:hyperlink w:anchor="_Toc242019275" w:history="1">
             <w:r>
               <w:rPr>
                 <w:rStyle w:val="Hyperlink"/>
@@ -2333,7 +2333,7 @@
               <w:rPr>
                 <w:noProof/>
               </w:rPr>
-              <w:instrText xml:space="preserve"> PAGEREF _Toc242011679 \h </w:instrText>
+              <w:instrText xml:space="preserve"> PAGEREF _Toc242019275 \h </w:instrText>
             </w:r>
             <w:r>
               <w:rPr>
@@ -2376,7 +2376,7 @@
               <w14:ligatures w14:val="standardContextual"/>
             </w:rPr>
           </w:pPr>
-          <w:hyperlink w:anchor="_Toc242011680" w:history="1">
+          <w:hyperlink w:anchor="_Toc242019276" w:history="1">
             <w:r>
               <w:rPr>
                 <w:rStyle w:val="Hyperlink"/>
@@ -2400,7 +2400,7 @@
               <w:rPr>
                 <w:noProof/>
               </w:rPr>
-              <w:instrText xml:space="preserve"> PAGEREF _Toc242011680 \h </w:instrText>
+              <w:instrText xml:space="preserve"> PAGEREF _Toc242019276 \h </w:instrText>
             </w:r>
             <w:r>
               <w:rPr>
@@ -2443,7 +2443,7 @@
               <w14:ligatures w14:val="standardContextual"/>
             </w:rPr>
           </w:pPr>
-          <w:hyperlink w:anchor="_Toc242011681" w:history="1">
+          <w:hyperlink w:anchor="_Toc242019277" w:history="1">
             <w:r>
               <w:rPr>
                 <w:rStyle w:val="Hyperlink"/>
@@ -2467,7 +2467,7 @@
               <w:rPr>
                 <w:noProof/>
               </w:rPr>
-              <w:instrText xml:space="preserve"> PAGEREF _Toc242011681 \h </w:instrText>
+              <w:instrText xml:space="preserve"> PAGEREF _Toc242019277 \h </w:instrText>
             </w:r>
             <w:r>
               <w:rPr>
@@ -2510,7 +2510,7 @@
               <w14:ligatures w14:val="standardContextual"/>
             </w:rPr>
           </w:pPr>
-          <w:hyperlink w:anchor="_Toc242011682" w:history="1">
+          <w:hyperlink w:anchor="_Toc242019278" w:history="1">
             <w:r>
               <w:rPr>
                 <w:rStyle w:val="Hyperlink"/>
@@ -2534,7 +2534,7 @@
               <w:rPr>
                 <w:noProof/>
               </w:rPr>
-              <w:instrText xml:space="preserve"> PAGEREF _Toc242011682 \h </w:instrText>
+              <w:instrText xml:space="preserve"> PAGEREF _Toc242019278 \h </w:instrText>
             </w:r>
             <w:r>
               <w:rPr>
@@ -2551,7 +2551,7 @@
               <w:rPr>
                 <w:noProof/>
               </w:rPr>
-              <w:t>24</w:t>
+              <w:t>25</w:t>
             </w:r>
             <w:r>
               <w:rPr>
@@ -2577,7 +2577,7 @@
               <w14:ligatures w14:val="standardContextual"/>
             </w:rPr>
           </w:pPr>
-          <w:hyperlink w:anchor="_Toc242011683" w:history="1">
+          <w:hyperlink w:anchor="_Toc242019279" w:history="1">
             <w:r>
               <w:rPr>
                 <w:rStyle w:val="Hyperlink"/>
@@ -2601,7 +2601,7 @@
               <w:rPr>
                 <w:noProof/>
               </w:rPr>
-              <w:instrText xml:space="preserve"> PAGEREF _Toc242011683 \h </w:instrText>
+              <w:instrText xml:space="preserve"> PAGEREF _Toc242019279 \h </w:instrText>
             </w:r>
             <w:r>
               <w:rPr>
@@ -2618,7 +2618,7 @@
               <w:rPr>
                 <w:noProof/>
               </w:rPr>
-              <w:t>26</w:t>
+              <w:t>27</w:t>
             </w:r>
             <w:r>
               <w:rPr>
@@ -2644,7 +2644,7 @@
               <w14:ligatures w14:val="standardContextual"/>
             </w:rPr>
           </w:pPr>
-          <w:hyperlink w:anchor="_Toc242011684" w:history="1">
+          <w:hyperlink w:anchor="_Toc242019280" w:history="1">
             <w:r>
               <w:rPr>
                 <w:rStyle w:val="Hyperlink"/>
@@ -2668,7 +2668,7 @@
               <w:rPr>
                 <w:noProof/>
               </w:rPr>
-              <w:instrText xml:space="preserve"> PAGEREF _Toc242011684 \h </w:instrText>
+              <w:instrText xml:space="preserve"> PAGEREF _Toc242019280 \h </w:instrText>
             </w:r>
             <w:r>
               <w:rPr>
@@ -2685,7 +2685,7 @@
               <w:rPr>
                 <w:noProof/>
               </w:rPr>
-              <w:t>26</w:t>
+              <w:t>27</w:t>
             </w:r>
             <w:r>
               <w:rPr>
@@ -2711,7 +2711,7 @@
               <w14:ligatures w14:val="standardContextual"/>
             </w:rPr>
           </w:pPr>
-          <w:hyperlink w:anchor="_Toc242011685" w:history="1">
+          <w:hyperlink w:anchor="_Toc242019281" w:history="1">
             <w:r>
               <w:rPr>
                 <w:rStyle w:val="Hyperlink"/>
@@ -2735,7 +2735,7 @@
               <w:rPr>
                 <w:noProof/>
               </w:rPr>
-              <w:instrText xml:space="preserve"> PAGEREF _Toc242011685 \h </w:instrText>
+              <w:instrText xml:space="preserve"> PAGEREF _Toc242019281 \h </w:instrText>
             </w:r>
             <w:r>
               <w:rPr>
@@ -2752,7 +2752,7 @@
               <w:rPr>
                 <w:noProof/>
               </w:rPr>
-              <w:t>26</w:t>
+              <w:t>27</w:t>
             </w:r>
             <w:r>
               <w:rPr>
@@ -2778,7 +2778,7 @@
               <w14:ligatures w14:val="standardContextual"/>
             </w:rPr>
           </w:pPr>
-          <w:hyperlink w:anchor="_Toc242011686" w:history="1">
+          <w:hyperlink w:anchor="_Toc242019282" w:history="1">
             <w:r>
               <w:rPr>
                 <w:rStyle w:val="Hyperlink"/>
@@ -2802,7 +2802,7 @@
               <w:rPr>
                 <w:noProof/>
               </w:rPr>
-              <w:instrText xml:space="preserve"> PAGEREF _Toc242011686 \h </w:instrText>
+              <w:instrText xml:space="preserve"> PAGEREF _Toc242019282 \h </w:instrText>
             </w:r>
             <w:r>
               <w:rPr>
@@ -2819,7 +2819,7 @@
               <w:rPr>
                 <w:noProof/>
               </w:rPr>
-              <w:t>27</w:t>
+              <w:t>28</w:t>
             </w:r>
             <w:r>
               <w:rPr>
@@ -2845,7 +2845,7 @@
               <w14:ligatures w14:val="standardContextual"/>
             </w:rPr>
           </w:pPr>
-          <w:hyperlink w:anchor="_Toc242011687" w:history="1">
+          <w:hyperlink w:anchor="_Toc242019283" w:history="1">
             <w:r>
               <w:rPr>
                 <w:rStyle w:val="Hyperlink"/>
@@ -2869,7 +2869,7 @@
               <w:rPr>
                 <w:noProof/>
               </w:rPr>
-              <w:instrText xml:space="preserve"> PAGEREF _Toc242011687 \h </w:instrText>
+              <w:instrText xml:space="preserve"> PAGEREF _Toc242019283 \h </w:instrText>
             </w:r>
             <w:r>
               <w:rPr>
@@ -2886,7 +2886,7 @@
               <w:rPr>
                 <w:noProof/>
               </w:rPr>
-              <w:t>28</w:t>
+              <w:t>29</w:t>
             </w:r>
             <w:r>
               <w:rPr>
@@ -2912,7 +2912,7 @@
               <w14:ligatures w14:val="standardContextual"/>
             </w:rPr>
           </w:pPr>
-          <w:hyperlink w:anchor="_Toc242011688" w:history="1">
+          <w:hyperlink w:anchor="_Toc242019284" w:history="1">
             <w:r>
               <w:rPr>
                 <w:rStyle w:val="Hyperlink"/>
@@ -2936,7 +2936,7 @@
               <w:rPr>
                 <w:noProof/>
               </w:rPr>
-              <w:instrText xml:space="preserve"> PAGEREF _Toc242011688 \h </w:instrText>
+              <w:instrText xml:space="preserve"> PAGEREF _Toc242019284 \h </w:instrText>
             </w:r>
             <w:r>
               <w:rPr>
@@ -2953,7 +2953,7 @@
               <w:rPr>
                 <w:noProof/>
               </w:rPr>
-              <w:t>30</w:t>
+              <w:t>31</w:t>
             </w:r>
             <w:r>
               <w:rPr>
@@ -2979,7 +2979,7 @@
               <w14:ligatures w14:val="standardContextual"/>
             </w:rPr>
           </w:pPr>
-          <w:hyperlink w:anchor="_Toc242011689" w:history="1">
+          <w:hyperlink w:anchor="_Toc242019285" w:history="1">
             <w:r>
               <w:rPr>
                 <w:rStyle w:val="Hyperlink"/>
@@ -3003,7 +3003,7 @@
               <w:rPr>
                 <w:noProof/>
               </w:rPr>
-              <w:instrText xml:space="preserve"> PAGEREF _Toc242011689 \h </w:instrText>
+              <w:instrText xml:space="preserve"> PAGEREF _Toc242019285 \h </w:instrText>
             </w:r>
             <w:r>
               <w:rPr>
@@ -3020,7 +3020,7 @@
               <w:rPr>
                 <w:noProof/>
               </w:rPr>
-              <w:t>30</w:t>
+              <w:t>31</w:t>
             </w:r>
             <w:r>
               <w:rPr>
@@ -3046,7 +3046,7 @@
               <w14:ligatures w14:val="standardContextual"/>
             </w:rPr>
           </w:pPr>
-          <w:hyperlink w:anchor="_Toc242011690" w:history="1">
+          <w:hyperlink w:anchor="_Toc242019286" w:history="1">
             <w:r>
               <w:rPr>
                 <w:rStyle w:val="Hyperlink"/>
@@ -3070,7 +3070,7 @@
               <w:rPr>
                 <w:noProof/>
               </w:rPr>
-              <w:instrText xml:space="preserve"> PAGEREF _Toc242011690 \h </w:instrText>
+              <w:instrText xml:space="preserve"> PAGEREF _Toc242019286 \h </w:instrText>
             </w:r>
             <w:r>
               <w:rPr>
@@ -3087,7 +3087,7 @@
               <w:rPr>
                 <w:noProof/>
               </w:rPr>
-              <w:t>32</w:t>
+              <w:t>33</w:t>
             </w:r>
             <w:r>
               <w:rPr>
@@ -3113,7 +3113,7 @@
               <w14:ligatures w14:val="standardContextual"/>
             </w:rPr>
           </w:pPr>
-          <w:hyperlink w:anchor="_Toc242011691" w:history="1">
+          <w:hyperlink w:anchor="_Toc242019287" w:history="1">
             <w:r>
               <w:rPr>
                 <w:rStyle w:val="Hyperlink"/>
@@ -3137,7 +3137,7 @@
               <w:rPr>
                 <w:noProof/>
               </w:rPr>
-              <w:instrText xml:space="preserve"> PAGEREF _Toc242011691 \h </w:instrText>
+              <w:instrText xml:space="preserve"> PAGEREF _Toc242019287 \h </w:instrText>
             </w:r>
             <w:r>
               <w:rPr>
@@ -3154,7 +3154,7 @@
               <w:rPr>
                 <w:noProof/>
               </w:rPr>
-              <w:t>32</w:t>
+              <w:t>33</w:t>
             </w:r>
             <w:r>
               <w:rPr>
@@ -3180,7 +3180,7 @@
               <w14:ligatures w14:val="standardContextual"/>
             </w:rPr>
           </w:pPr>
-          <w:hyperlink w:anchor="_Toc242011692" w:history="1">
+          <w:hyperlink w:anchor="_Toc242019288" w:history="1">
             <w:r>
               <w:rPr>
                 <w:rStyle w:val="Hyperlink"/>
@@ -3204,7 +3204,7 @@
               <w:rPr>
                 <w:noProof/>
               </w:rPr>
-              <w:instrText xml:space="preserve"> PAGEREF _Toc242011692 \h </w:instrText>
+              <w:instrText xml:space="preserve"> PAGEREF _Toc242019288 \h </w:instrText>
             </w:r>
             <w:r>
               <w:rPr>
@@ -3221,7 +3221,7 @@
               <w:rPr>
                 <w:noProof/>
               </w:rPr>
-              <w:t>32</w:t>
+              <w:t>33</w:t>
             </w:r>
             <w:r>
               <w:rPr>
@@ -3247,7 +3247,7 @@
               <w14:ligatures w14:val="standardContextual"/>
             </w:rPr>
           </w:pPr>
-          <w:hyperlink w:anchor="_Toc242011693" w:history="1">
+          <w:hyperlink w:anchor="_Toc242019289" w:history="1">
             <w:r>
               <w:rPr>
                 <w:rStyle w:val="Hyperlink"/>
@@ -3271,7 +3271,7 @@
               <w:rPr>
                 <w:noProof/>
               </w:rPr>
-              <w:instrText xml:space="preserve"> PAGEREF _Toc242011693 \h </w:instrText>
+              <w:instrText xml:space="preserve"> PAGEREF _Toc242019289 \h </w:instrText>
             </w:r>
             <w:r>
               <w:rPr>
@@ -3288,7 +3288,7 @@
               <w:rPr>
                 <w:noProof/>
               </w:rPr>
-              <w:t>32</w:t>
+              <w:t>33</w:t>
             </w:r>
             <w:r>
               <w:rPr>
@@ -3314,7 +3314,7 @@
               <w14:ligatures w14:val="standardContextual"/>
             </w:rPr>
           </w:pPr>
-          <w:hyperlink w:anchor="_Toc242011694" w:history="1">
+          <w:hyperlink w:anchor="_Toc242019290" w:history="1">
             <w:r>
               <w:rPr>
                 <w:rStyle w:val="Hyperlink"/>
@@ -3338,7 +3338,7 @@
               <w:rPr>
                 <w:noProof/>
               </w:rPr>
-              <w:instrText xml:space="preserve"> PAGEREF _Toc242011694 \h </w:instrText>
+              <w:instrText xml:space="preserve"> PAGEREF _Toc242019290 \h </w:instrText>
             </w:r>
             <w:r>
               <w:rPr>
@@ -3355,7 +3355,7 @@
               <w:rPr>
                 <w:noProof/>
               </w:rPr>
-              <w:t>33</w:t>
+              <w:t>34</w:t>
             </w:r>
             <w:r>
               <w:rPr>
@@ -3377,7 +3377,7 @@
         <w:pStyle w:val="Heading1"/>
         <w:pageBreakBefore/>
       </w:pPr>
-      <w:bookmarkStart w:id="0" w:name="_Toc242011653"/>
+      <w:bookmarkStart w:id="0" w:name="_Toc242019249"/>
       <w:r>
         <w:lastRenderedPageBreak/>
         <w:t>1. About this reference</w:t>
@@ -3830,7 +3830,7 @@
         <w:pStyle w:val="Heading1"/>
         <w:pageBreakBefore/>
       </w:pPr>
-      <w:bookmarkStart w:id="1" w:name="_Toc242011654"/>
+      <w:bookmarkStart w:id="1" w:name="_Toc242019250"/>
       <w:r>
         <w:lastRenderedPageBreak/>
         <w:t>2. Rules that apply on every screen</w:t>
@@ -4047,7 +4047,7 @@
         <w:pStyle w:val="Heading1"/>
         <w:pageBreakBefore/>
       </w:pPr>
-      <w:bookmarkStart w:id="2" w:name="_Toc242011655"/>
+      <w:bookmarkStart w:id="2" w:name="_Toc242019251"/>
       <w:r>
         <w:lastRenderedPageBreak/>
         <w:t>3. Who can open which screen</w:t>
@@ -9753,7 +9753,7 @@
         <w:pStyle w:val="Heading1"/>
         <w:pageBreakBefore/>
       </w:pPr>
-      <w:bookmarkStart w:id="3" w:name="_Toc242011656"/>
+      <w:bookmarkStart w:id="3" w:name="_Toc242019252"/>
       <w:r>
         <w:lastRenderedPageBreak/>
         <w:t>4. Signing in and your account</w:t>
@@ -9764,7 +9764,7 @@
       <w:pPr>
         <w:pStyle w:val="Heading2"/>
       </w:pPr>
-      <w:bookmarkStart w:id="4" w:name="_Toc242011657"/>
+      <w:bookmarkStart w:id="4" w:name="_Toc242019253"/>
       <w:r>
         <w:t>4.1 Sign in</w:t>
       </w:r>
@@ -10277,7 +10277,7 @@
       <w:pPr>
         <w:pStyle w:val="Heading2"/>
       </w:pPr>
-      <w:bookmarkStart w:id="5" w:name="_Toc242011658"/>
+      <w:bookmarkStart w:id="5" w:name="_Toc242019254"/>
       <w:r>
         <w:t>4.2 The header and menu bar (every screen)</w:t>
       </w:r>
@@ -11000,7 +11000,7 @@
       <w:pPr>
         <w:pStyle w:val="Heading2"/>
       </w:pPr>
-      <w:bookmarkStart w:id="6" w:name="_Toc242011659"/>
+      <w:bookmarkStart w:id="6" w:name="_Toc242019255"/>
       <w:r>
         <w:lastRenderedPageBreak/>
         <w:t>4.3 Change Password</w:t>
@@ -11622,7 +11622,7 @@
         <w:pStyle w:val="Heading1"/>
         <w:pageBreakBefore/>
       </w:pPr>
-      <w:bookmarkStart w:id="7" w:name="_Toc242011660"/>
+      <w:bookmarkStart w:id="7" w:name="_Toc242019256"/>
       <w:r>
         <w:lastRenderedPageBreak/>
         <w:t>5. Dashboards and Reports (read-only)</w:t>
@@ -11633,7 +11633,7 @@
       <w:pPr>
         <w:pStyle w:val="Heading2"/>
       </w:pPr>
-      <w:bookmarkStart w:id="8" w:name="_Toc242011661"/>
+      <w:bookmarkStart w:id="8" w:name="_Toc242019257"/>
       <w:r>
         <w:t>5.1 Executive Dashboard</w:t>
       </w:r>
@@ -12146,7 +12146,7 @@
       <w:pPr>
         <w:pStyle w:val="Heading2"/>
       </w:pPr>
-      <w:bookmarkStart w:id="9" w:name="_Toc242011662"/>
+      <w:bookmarkStart w:id="9" w:name="_Toc242019258"/>
       <w:r>
         <w:t>5.2 Sampling Dashboard</w:t>
       </w:r>
@@ -12659,7 +12659,7 @@
       <w:pPr>
         <w:pStyle w:val="Heading2"/>
       </w:pPr>
-      <w:bookmarkStart w:id="10" w:name="_Toc242011663"/>
+      <w:bookmarkStart w:id="10" w:name="_Toc242019259"/>
       <w:r>
         <w:t>5.3 Contact Dashboard</w:t>
       </w:r>
@@ -12963,7 +12963,7 @@
       <w:pPr>
         <w:pStyle w:val="Heading2"/>
       </w:pPr>
-      <w:bookmarkStart w:id="11" w:name="_Toc242011664"/>
+      <w:bookmarkStart w:id="11" w:name="_Toc242019260"/>
       <w:r>
         <w:t>5.4 QA Dashboard</w:t>
       </w:r>
@@ -13583,7 +13583,7 @@
       <w:pPr>
         <w:pStyle w:val="Heading2"/>
       </w:pPr>
-      <w:bookmarkStart w:id="12" w:name="_Toc242011665"/>
+      <w:bookmarkStart w:id="12" w:name="_Toc242019261"/>
       <w:r>
         <w:t>5.5 KII / Document Dashboard</w:t>
       </w:r>
@@ -13993,7 +13993,7 @@
       <w:pPr>
         <w:pStyle w:val="Heading2"/>
       </w:pPr>
-      <w:bookmarkStart w:id="13" w:name="_Toc242011666"/>
+      <w:bookmarkStart w:id="13" w:name="_Toc242019262"/>
       <w:r>
         <w:lastRenderedPageBreak/>
         <w:t>5.6 Reports</w:t>
@@ -14508,7 +14508,7 @@
         <w:pStyle w:val="Heading1"/>
         <w:pageBreakBefore/>
       </w:pPr>
-      <w:bookmarkStart w:id="14" w:name="_Toc242011667"/>
+      <w:bookmarkStart w:id="14" w:name="_Toc242019263"/>
       <w:r>
         <w:lastRenderedPageBreak/>
         <w:t>6. The sample and contact</w:t>
@@ -14519,7 +14519,7 @@
       <w:pPr>
         <w:pStyle w:val="Heading2"/>
       </w:pPr>
-      <w:bookmarkStart w:id="15" w:name="_Toc242011668"/>
+      <w:bookmarkStart w:id="15" w:name="_Toc242019264"/>
       <w:r>
         <w:t>6.1 Main-400 Register (and Reserve)</w:t>
       </w:r>
@@ -16083,7 +16083,7 @@
       <w:pPr>
         <w:pStyle w:val="Heading2"/>
       </w:pPr>
-      <w:bookmarkStart w:id="16" w:name="_Toc242011669"/>
+      <w:bookmarkStart w:id="16" w:name="_Toc242019265"/>
       <w:r>
         <w:t>6.2 Case page</w:t>
       </w:r>
@@ -18075,7 +18075,7 @@
       <w:pPr>
         <w:pStyle w:val="Heading2"/>
       </w:pPr>
-      <w:bookmarkStart w:id="17" w:name="_Toc242011670"/>
+      <w:bookmarkStart w:id="17" w:name="_Toc242019266"/>
       <w:r>
         <w:t>6.3 Pre-Interview Profile (PROIT) and its review screen</w:t>
       </w:r>
@@ -19640,7 +19640,7 @@
       <w:pPr>
         <w:pStyle w:val="Heading2"/>
       </w:pPr>
-      <w:bookmarkStart w:id="18" w:name="_Toc242011671"/>
+      <w:bookmarkStart w:id="18" w:name="_Toc242019267"/>
       <w:r>
         <w:t>6.4 Interview sheet (verifying a locked profile)</w:t>
       </w:r>
@@ -20898,7 +20898,7 @@
       <w:pPr>
         <w:pStyle w:val="Heading2"/>
       </w:pPr>
-      <w:bookmarkStart w:id="19" w:name="_Toc242011672"/>
+      <w:bookmarkStart w:id="19" w:name="_Toc242019268"/>
       <w:r>
         <w:t>6.5 Register Organisation</w:t>
       </w:r>
@@ -21622,7 +21622,7 @@
       <w:pPr>
         <w:pStyle w:val="Heading2"/>
       </w:pPr>
-      <w:bookmarkStart w:id="20" w:name="_Toc242011673"/>
+      <w:bookmarkStart w:id="20" w:name="_Toc242019269"/>
       <w:r>
         <w:t>6.6 Appointment Queue</w:t>
       </w:r>
@@ -22242,7 +22242,7 @@
       <w:pPr>
         <w:pStyle w:val="Heading2"/>
       </w:pPr>
-      <w:bookmarkStart w:id="21" w:name="_Toc242011674"/>
+      <w:bookmarkStart w:id="21" w:name="_Toc242019270"/>
       <w:r>
         <w:t>6.7 Follow-ups due</w:t>
       </w:r>
@@ -22756,7 +22756,7 @@
       <w:pPr>
         <w:pStyle w:val="Heading2"/>
       </w:pPr>
-      <w:bookmarkStart w:id="22" w:name="_Toc242011675"/>
+      <w:bookmarkStart w:id="22" w:name="_Toc242019271"/>
       <w:r>
         <w:t>6.8 Reserve Activation</w:t>
       </w:r>
@@ -23377,7 +23377,7 @@
         <w:pStyle w:val="Heading1"/>
         <w:pageBreakBefore/>
       </w:pPr>
-      <w:bookmarkStart w:id="23" w:name="_Toc242011676"/>
+      <w:bookmarkStart w:id="23" w:name="_Toc242019272"/>
       <w:r>
         <w:lastRenderedPageBreak/>
         <w:t>7. Quality checking</w:t>
@@ -23388,7 +23388,7 @@
       <w:pPr>
         <w:pStyle w:val="Heading2"/>
       </w:pPr>
-      <w:bookmarkStart w:id="24" w:name="_Toc242011677"/>
+      <w:bookmarkStart w:id="24" w:name="_Toc242019273"/>
       <w:r>
         <w:t>7.1 QA Queue (with the KoboToolbox sync panel)</w:t>
       </w:r>
@@ -24111,7 +24111,7 @@
       <w:pPr>
         <w:pStyle w:val="Heading2"/>
       </w:pPr>
-      <w:bookmarkStart w:id="25" w:name="_Toc242011678"/>
+      <w:bookmarkStart w:id="25" w:name="_Toc242019274"/>
       <w:r>
         <w:t>7.2 QA Exceptions</w:t>
       </w:r>
@@ -24943,7 +24943,7 @@
         <w:pStyle w:val="Heading1"/>
         <w:pageBreakBefore/>
       </w:pPr>
-      <w:bookmarkStart w:id="26" w:name="_Toc242011679"/>
+      <w:bookmarkStart w:id="26" w:name="_Toc242019275"/>
       <w:r>
         <w:lastRenderedPageBreak/>
         <w:t>8. Key Informant Interviews</w:t>
@@ -24954,7 +24954,7 @@
       <w:pPr>
         <w:pStyle w:val="Heading2"/>
       </w:pPr>
-      <w:bookmarkStart w:id="27" w:name="_Toc242011680"/>
+      <w:bookmarkStart w:id="27" w:name="_Toc242019276"/>
       <w:r>
         <w:t>8.1 KII Register</w:t>
       </w:r>
@@ -25383,7 +25383,7 @@
                 <w:sz w:val="19"/>
                 <w:szCs w:val="19"/>
               </w:rPr>
-              <w:t>Manage</w:t>
+              <w:t>Find contact details with AI: How many records, Find contacts (the PI, the Field Coordinator, KII RAs only)</w:t>
             </w:r>
           </w:p>
         </w:tc>
@@ -25406,7 +25406,7 @@
                 <w:sz w:val="19"/>
                 <w:szCs w:val="19"/>
               </w:rPr>
-              <w:t>Opens the KII record.</w:t>
+              <w:t>Starts an AI contact search for that many KII records (up to 25, in KII ID order) that are not yet interviewed or declined and have no phone, WhatsApp or email. A record searched in the last 30 days is skipped.</w:t>
             </w:r>
           </w:p>
         </w:tc>
@@ -25429,7 +25429,7 @@
                 <w:sz w:val="19"/>
                 <w:szCs w:val="19"/>
               </w:rPr>
-              <w:t>All work on an interview happens on its own record.</w:t>
+              <w:t>Most KII records start with no contact details; searching each organisation by hand is slow.</w:t>
             </w:r>
           </w:p>
         </w:tc>
@@ -25452,7 +25452,7 @@
                 <w:sz w:val="19"/>
                 <w:szCs w:val="19"/>
               </w:rPr>
-              <w:t>The KII record opens.</w:t>
+              <w:t>“Queued N searches”, then a progress line while they run one at a time. The button stays locked until the batch has finished. Nothing is saved by the batch.</w:t>
             </w:r>
           </w:p>
         </w:tc>
@@ -25487,6 +25487,216 @@
                 <w:sz w:val="19"/>
                 <w:szCs w:val="19"/>
               </w:rPr>
+              <w:t>Find contact details with AI → Findings to review → Review N findings</w:t>
+            </w:r>
+          </w:p>
+        </w:tc>
+        <w:tc>
+          <w:tcPr>
+            <w:tcW w:w="3012" w:type="dxa"/>
+            <w:shd w:val="clear" w:color="auto" w:fill="F8FAFB"/>
+            <w:tcMar>
+              <w:top w:w="70" w:type="dxa"/>
+              <w:left w:w="110" w:type="dxa"/>
+              <w:bottom w:w="70" w:type="dxa"/>
+              <w:right w:w="110" w:type="dxa"/>
+            </w:tcMar>
+          </w:tcPr>
+          <w:p>
+            <w:pPr>
+              <w:spacing w:after="40"/>
+            </w:pPr>
+            <w:r>
+              <w:rPr>
+                <w:sz w:val="19"/>
+                <w:szCs w:val="19"/>
+              </w:rPr>
+              <w:t>Lists every KII record whose findings are waiting for a decision, and opens the chosen record.</w:t>
+            </w:r>
+          </w:p>
+        </w:tc>
+        <w:tc>
+          <w:tcPr>
+            <w:tcW w:w="2447" w:type="dxa"/>
+            <w:shd w:val="clear" w:color="auto" w:fill="F8FAFB"/>
+            <w:tcMar>
+              <w:top w:w="70" w:type="dxa"/>
+              <w:left w:w="110" w:type="dxa"/>
+              <w:bottom w:w="70" w:type="dxa"/>
+              <w:right w:w="110" w:type="dxa"/>
+            </w:tcMar>
+          </w:tcPr>
+          <w:p>
+            <w:pPr>
+              <w:spacing w:after="40"/>
+            </w:pPr>
+            <w:r>
+              <w:rPr>
+                <w:sz w:val="19"/>
+                <w:szCs w:val="19"/>
+              </w:rPr>
+              <w:t>A batch finishes one record at a time; this is where to pick up what has come in.</w:t>
+            </w:r>
+          </w:p>
+        </w:tc>
+        <w:tc>
+          <w:tcPr>
+            <w:tcW w:w="2071" w:type="dxa"/>
+            <w:shd w:val="clear" w:color="auto" w:fill="F8FAFB"/>
+            <w:tcMar>
+              <w:top w:w="70" w:type="dxa"/>
+              <w:left w:w="110" w:type="dxa"/>
+              <w:bottom w:w="70" w:type="dxa"/>
+              <w:right w:w="110" w:type="dxa"/>
+            </w:tcMar>
+          </w:tcPr>
+          <w:p>
+            <w:pPr>
+              <w:spacing w:after="40"/>
+            </w:pPr>
+            <w:r>
+              <w:rPr>
+                <w:sz w:val="19"/>
+                <w:szCs w:val="19"/>
+              </w:rPr>
+              <w:t>The KII record opens at its findings.</w:t>
+            </w:r>
+          </w:p>
+        </w:tc>
+      </w:tr>
+      <w:tr>
+        <w:tblPrEx>
+          <w:tblCellMar>
+            <w:top w:w="0" w:type="dxa"/>
+            <w:bottom w:w="0" w:type="dxa"/>
+          </w:tblCellMar>
+        </w:tblPrEx>
+        <w:trPr>
+          <w:cantSplit/>
+        </w:trPr>
+        <w:tc>
+          <w:tcPr>
+            <w:tcW w:w="1882" w:type="dxa"/>
+            <w:tcMar>
+              <w:top w:w="70" w:type="dxa"/>
+              <w:left w:w="110" w:type="dxa"/>
+              <w:bottom w:w="70" w:type="dxa"/>
+              <w:right w:w="110" w:type="dxa"/>
+            </w:tcMar>
+          </w:tcPr>
+          <w:p>
+            <w:pPr>
+              <w:spacing w:after="40"/>
+            </w:pPr>
+            <w:r>
+              <w:rPr>
+                <w:sz w:val="19"/>
+                <w:szCs w:val="19"/>
+              </w:rPr>
+              <w:t>Manage</w:t>
+            </w:r>
+          </w:p>
+        </w:tc>
+        <w:tc>
+          <w:tcPr>
+            <w:tcW w:w="3012" w:type="dxa"/>
+            <w:tcMar>
+              <w:top w:w="70" w:type="dxa"/>
+              <w:left w:w="110" w:type="dxa"/>
+              <w:bottom w:w="70" w:type="dxa"/>
+              <w:right w:w="110" w:type="dxa"/>
+            </w:tcMar>
+          </w:tcPr>
+          <w:p>
+            <w:pPr>
+              <w:spacing w:after="40"/>
+            </w:pPr>
+            <w:r>
+              <w:rPr>
+                <w:sz w:val="19"/>
+                <w:szCs w:val="19"/>
+              </w:rPr>
+              <w:t>Opens the KII record.</w:t>
+            </w:r>
+          </w:p>
+        </w:tc>
+        <w:tc>
+          <w:tcPr>
+            <w:tcW w:w="2447" w:type="dxa"/>
+            <w:tcMar>
+              <w:top w:w="70" w:type="dxa"/>
+              <w:left w:w="110" w:type="dxa"/>
+              <w:bottom w:w="70" w:type="dxa"/>
+              <w:right w:w="110" w:type="dxa"/>
+            </w:tcMar>
+          </w:tcPr>
+          <w:p>
+            <w:pPr>
+              <w:spacing w:after="40"/>
+            </w:pPr>
+            <w:r>
+              <w:rPr>
+                <w:sz w:val="19"/>
+                <w:szCs w:val="19"/>
+              </w:rPr>
+              <w:t>All work on an interview happens on its own record.</w:t>
+            </w:r>
+          </w:p>
+        </w:tc>
+        <w:tc>
+          <w:tcPr>
+            <w:tcW w:w="2071" w:type="dxa"/>
+            <w:tcMar>
+              <w:top w:w="70" w:type="dxa"/>
+              <w:left w:w="110" w:type="dxa"/>
+              <w:bottom w:w="70" w:type="dxa"/>
+              <w:right w:w="110" w:type="dxa"/>
+            </w:tcMar>
+          </w:tcPr>
+          <w:p>
+            <w:pPr>
+              <w:spacing w:after="40"/>
+            </w:pPr>
+            <w:r>
+              <w:rPr>
+                <w:sz w:val="19"/>
+                <w:szCs w:val="19"/>
+              </w:rPr>
+              <w:t>The KII record opens.</w:t>
+            </w:r>
+          </w:p>
+        </w:tc>
+      </w:tr>
+      <w:tr>
+        <w:tblPrEx>
+          <w:tblCellMar>
+            <w:top w:w="0" w:type="dxa"/>
+            <w:bottom w:w="0" w:type="dxa"/>
+          </w:tblCellMar>
+        </w:tblPrEx>
+        <w:trPr>
+          <w:cantSplit/>
+        </w:trPr>
+        <w:tc>
+          <w:tcPr>
+            <w:tcW w:w="1882" w:type="dxa"/>
+            <w:shd w:val="clear" w:color="auto" w:fill="F8FAFB"/>
+            <w:tcMar>
+              <w:top w:w="70" w:type="dxa"/>
+              <w:left w:w="110" w:type="dxa"/>
+              <w:bottom w:w="70" w:type="dxa"/>
+              <w:right w:w="110" w:type="dxa"/>
+            </w:tcMar>
+          </w:tcPr>
+          <w:p>
+            <w:pPr>
+              <w:spacing w:after="40"/>
+            </w:pPr>
+            <w:r>
+              <w:rPr>
+                <w:sz w:val="19"/>
+                <w:szCs w:val="19"/>
+              </w:rPr>
               <w:t>Show / page numbers</w:t>
             </w:r>
           </w:p>
@@ -25574,7 +25784,7 @@
       <w:pPr>
         <w:pStyle w:val="Heading2"/>
       </w:pPr>
-      <w:bookmarkStart w:id="28" w:name="_Toc242011681"/>
+      <w:bookmarkStart w:id="28" w:name="_Toc242019277"/>
       <w:r>
         <w:t>8.2 New KII Record</w:t>
       </w:r>
@@ -25984,7 +26194,7 @@
       <w:pPr>
         <w:pStyle w:val="Heading2"/>
       </w:pPr>
-      <w:bookmarkStart w:id="29" w:name="_Toc242011682"/>
+      <w:bookmarkStart w:id="29" w:name="_Toc242019278"/>
       <w:r>
         <w:t>8.3 KII record</w:t>
       </w:r>
@@ -26088,7 +26298,6 @@
                 <w:sz w:val="19"/>
                 <w:szCs w:val="19"/>
               </w:rPr>
-              <w:lastRenderedPageBreak/>
               <w:t>Control</w:t>
             </w:r>
           </w:p>
@@ -26204,7 +26413,7 @@
                 <w:sz w:val="19"/>
                 <w:szCs w:val="19"/>
               </w:rPr>
-              <w:t>Status buttons (INVITED, SCHEDULED, COMPLETED, DECLINED, NO_SHOW)</w:t>
+              <w:t>Find contact details with AI → Find contact details / Search again (the PI, the Field Coordinator, KII RAs only)</w:t>
             </w:r>
           </w:p>
         </w:tc>
@@ -26227,7 +26436,7 @@
                 <w:sz w:val="19"/>
                 <w:szCs w:val="19"/>
               </w:rPr>
-              <w:t>Move the interview to the next status as things happen. Only valid next statuses are shown: a prospect can be invited or decline; an invited person scheduled or decline; a scheduled interview completed, no-show or decline; a no-show can be rescheduled.</w:t>
+              <w:t>Searches public sources for the organisation's published phone, email and website and the informant's work contact where their organisation publishes it; for an unidentified record, who holds the role.</w:t>
             </w:r>
           </w:p>
         </w:tc>
@@ -26250,7 +26459,7 @@
                 <w:sz w:val="19"/>
                 <w:szCs w:val="19"/>
               </w:rPr>
-              <w:t>A status should only follow what really happened, and COMPLETED, DECLINED are final.</w:t>
+              <w:t>The record needs a phone or email before the informant can be sent a link.</w:t>
             </w:r>
           </w:p>
         </w:tc>
@@ -26273,7 +26482,7 @@
                 <w:sz w:val="19"/>
                 <w:szCs w:val="19"/>
               </w:rPr>
-              <w:t>The status changes and is audited. A final status shows no more buttons.</w:t>
+              <w:t>Findings appear under “To review”, each with its page and quoted passage. Only the organisation's name and type and the informant's name and role are sent to the AI provider.</w:t>
             </w:r>
           </w:p>
         </w:tc>
@@ -26308,7 +26517,7 @@
                 <w:sz w:val="19"/>
                 <w:szCs w:val="19"/>
               </w:rPr>
-              <w:t>Recording made (tick box, when marking COMPLETED)</w:t>
+              <w:t>Find contact details with AI → Accept / Reject (the PI, the Field Coordinator, KII RAs only)</w:t>
             </w:r>
           </w:p>
         </w:tc>
@@ -26332,7 +26541,7 @@
                 <w:sz w:val="19"/>
                 <w:szCs w:val="19"/>
               </w:rPr>
-              <w:t>Tick it only if the interview was audio-recorded.</w:t>
+              <w:t>Accept puts the finding on the record: a phone or email fills Phone or Email (never over a different one); a person found for an unidentified record replaces its name and role; a website is kept with the record. Reject discards it.</w:t>
             </w:r>
           </w:p>
         </w:tc>
@@ -26356,7 +26565,7 @@
                 <w:sz w:val="19"/>
                 <w:szCs w:val="19"/>
               </w:rPr>
-              <w:t>A recorded interview needs the participant's separate recording consent; the portal refuses to complete it as recorded without that.</w:t>
+              <w:t>The AI only proposes; a person checks the page and decides.</w:t>
             </w:r>
           </w:p>
         </w:tc>
@@ -26380,7 +26589,7 @@
                 <w:sz w:val="19"/>
                 <w:szCs w:val="19"/>
               </w:rPr>
-              <w:t>If recording consent is missing you are told, and the status does not change.</w:t>
+              <w:t>The finding moves to “Already decided”, and Record details shows the new values.</w:t>
             </w:r>
           </w:p>
         </w:tc>
@@ -26414,7 +26623,7 @@
                 <w:sz w:val="19"/>
                 <w:szCs w:val="19"/>
               </w:rPr>
-              <w:t>Record participation consent</w:t>
+              <w:t>Status buttons (INVITED, SCHEDULED, COMPLETED, DECLINED, NO_SHOW)</w:t>
             </w:r>
           </w:p>
         </w:tc>
@@ -26437,7 +26646,7 @@
                 <w:sz w:val="19"/>
                 <w:szCs w:val="19"/>
               </w:rPr>
-              <w:t>Records that the participant agreed to take part, after you read or summarised the information sheet.</w:t>
+              <w:t>Move the interview to the next status as things happen. Only valid next statuses are shown: a prospect can be invited or decline; an invited person scheduled or decline; a scheduled interview completed, no-show or decline; a no-show can be rescheduled.</w:t>
             </w:r>
           </w:p>
         </w:tc>
@@ -26460,7 +26669,7 @@
                 <w:sz w:val="19"/>
                 <w:szCs w:val="19"/>
               </w:rPr>
-              <w:t>Nobody is interviewed without consent. The interview link stays hidden until this is recorded.</w:t>
+              <w:t>A status should only follow what really happened, and COMPLETED, DECLINED are final.</w:t>
             </w:r>
           </w:p>
         </w:tc>
@@ -26483,7 +26692,7 @@
                 <w:sz w:val="19"/>
                 <w:szCs w:val="19"/>
               </w:rPr>
-              <w:t>The consent is recorded (with the information sheet version). Continue this interview appears.</w:t>
+              <w:t>The status changes and is audited. A final status shows no more buttons.</w:t>
             </w:r>
           </w:p>
         </w:tc>
@@ -26518,7 +26727,7 @@
                 <w:sz w:val="19"/>
                 <w:szCs w:val="19"/>
               </w:rPr>
-              <w:t>Record recording consent</w:t>
+              <w:t>Recording made (tick box, when marking COMPLETED)</w:t>
             </w:r>
           </w:p>
         </w:tc>
@@ -26542,7 +26751,7 @@
                 <w:sz w:val="19"/>
                 <w:szCs w:val="19"/>
               </w:rPr>
-              <w:t>Records that the participant agreed to be audio-recorded.</w:t>
+              <w:t>Tick it only if the interview was audio-recorded.</w:t>
             </w:r>
           </w:p>
         </w:tc>
@@ -26566,7 +26775,7 @@
                 <w:sz w:val="19"/>
                 <w:szCs w:val="19"/>
               </w:rPr>
-              <w:t>Recording consent is always a separate decision; it is never assumed from taking part.</w:t>
+              <w:t>A recorded interview needs the participant's separate recording consent; the portal refuses to complete it as recorded without that.</w:t>
             </w:r>
           </w:p>
         </w:tc>
@@ -26590,7 +26799,7 @@
                 <w:sz w:val="19"/>
                 <w:szCs w:val="19"/>
               </w:rPr>
-              <w:t>Recording consent is recorded and a recorded interview can be completed.</w:t>
+              <w:t>If recording consent is missing you are told, and the status does not change.</w:t>
             </w:r>
           </w:p>
         </w:tc>
@@ -26624,7 +26833,7 @@
                 <w:sz w:val="19"/>
                 <w:szCs w:val="19"/>
               </w:rPr>
-              <w:t>Continue this interview (the PI, the Field Coordinator, KII RAs only)</w:t>
+              <w:t>Record participation consent</w:t>
             </w:r>
           </w:p>
         </w:tc>
@@ -26647,7 +26856,7 @@
                 <w:sz w:val="19"/>
                 <w:szCs w:val="19"/>
               </w:rPr>
-              <w:t>Opens the KoboToolbox KII Guide in a new tab with this record's KII ID already filled in.</w:t>
+              <w:t>Records that the participant agreed to take part, after you read or summarised the information sheet.</w:t>
             </w:r>
           </w:p>
         </w:tc>
@@ -26670,7 +26879,7 @@
                 <w:sz w:val="19"/>
                 <w:szCs w:val="19"/>
               </w:rPr>
-              <w:t>So the completed form always matches this record and the ID can never be mistyped. Only the ID and your username are sent, never the participant's name.</w:t>
+              <w:t>Nobody is interviewed without consent. The interview link stays hidden until this is recorded.</w:t>
             </w:r>
           </w:p>
         </w:tc>
@@ -26693,7 +26902,7 @@
                 <w:sz w:val="19"/>
                 <w:szCs w:val="19"/>
               </w:rPr>
-              <w:t>The KoboToolbox form opens. When submitted, the completed form appears under Completed KII form.</w:t>
+              <w:t>The consent is recorded (with the information sheet version). Continue this interview appears.</w:t>
             </w:r>
           </w:p>
         </w:tc>
@@ -26728,6 +26937,224 @@
                 <w:sz w:val="19"/>
                 <w:szCs w:val="19"/>
               </w:rPr>
+              <w:t>Record recording consent</w:t>
+            </w:r>
+          </w:p>
+        </w:tc>
+        <w:tc>
+          <w:tcPr>
+            <w:tcW w:w="3012" w:type="dxa"/>
+            <w:shd w:val="clear" w:color="auto" w:fill="F8FAFB"/>
+            <w:tcMar>
+              <w:top w:w="70" w:type="dxa"/>
+              <w:left w:w="110" w:type="dxa"/>
+              <w:bottom w:w="70" w:type="dxa"/>
+              <w:right w:w="110" w:type="dxa"/>
+            </w:tcMar>
+          </w:tcPr>
+          <w:p>
+            <w:pPr>
+              <w:spacing w:after="40"/>
+            </w:pPr>
+            <w:r>
+              <w:rPr>
+                <w:sz w:val="19"/>
+                <w:szCs w:val="19"/>
+              </w:rPr>
+              <w:t>Records that the participant agreed to be audio-recorded.</w:t>
+            </w:r>
+          </w:p>
+        </w:tc>
+        <w:tc>
+          <w:tcPr>
+            <w:tcW w:w="2447" w:type="dxa"/>
+            <w:shd w:val="clear" w:color="auto" w:fill="F8FAFB"/>
+            <w:tcMar>
+              <w:top w:w="70" w:type="dxa"/>
+              <w:left w:w="110" w:type="dxa"/>
+              <w:bottom w:w="70" w:type="dxa"/>
+              <w:right w:w="110" w:type="dxa"/>
+            </w:tcMar>
+          </w:tcPr>
+          <w:p>
+            <w:pPr>
+              <w:spacing w:after="40"/>
+            </w:pPr>
+            <w:r>
+              <w:rPr>
+                <w:sz w:val="19"/>
+                <w:szCs w:val="19"/>
+              </w:rPr>
+              <w:t>Recording consent is always a separate decision; it is never assumed from taking part.</w:t>
+            </w:r>
+          </w:p>
+        </w:tc>
+        <w:tc>
+          <w:tcPr>
+            <w:tcW w:w="2071" w:type="dxa"/>
+            <w:shd w:val="clear" w:color="auto" w:fill="F8FAFB"/>
+            <w:tcMar>
+              <w:top w:w="70" w:type="dxa"/>
+              <w:left w:w="110" w:type="dxa"/>
+              <w:bottom w:w="70" w:type="dxa"/>
+              <w:right w:w="110" w:type="dxa"/>
+            </w:tcMar>
+          </w:tcPr>
+          <w:p>
+            <w:pPr>
+              <w:spacing w:after="40"/>
+            </w:pPr>
+            <w:r>
+              <w:rPr>
+                <w:sz w:val="19"/>
+                <w:szCs w:val="19"/>
+              </w:rPr>
+              <w:t>Recording consent is recorded and a recorded interview can be completed.</w:t>
+            </w:r>
+          </w:p>
+        </w:tc>
+      </w:tr>
+      <w:tr>
+        <w:tblPrEx>
+          <w:tblCellMar>
+            <w:top w:w="0" w:type="dxa"/>
+            <w:bottom w:w="0" w:type="dxa"/>
+          </w:tblCellMar>
+        </w:tblPrEx>
+        <w:trPr>
+          <w:cantSplit/>
+        </w:trPr>
+        <w:tc>
+          <w:tcPr>
+            <w:tcW w:w="1882" w:type="dxa"/>
+            <w:tcMar>
+              <w:top w:w="70" w:type="dxa"/>
+              <w:left w:w="110" w:type="dxa"/>
+              <w:bottom w:w="70" w:type="dxa"/>
+              <w:right w:w="110" w:type="dxa"/>
+            </w:tcMar>
+          </w:tcPr>
+          <w:p>
+            <w:pPr>
+              <w:spacing w:after="40"/>
+            </w:pPr>
+            <w:r>
+              <w:rPr>
+                <w:sz w:val="19"/>
+                <w:szCs w:val="19"/>
+              </w:rPr>
+              <w:t>Continue this interview</w:t>
+            </w:r>
+            <w:r>
+              <w:rPr>
+                <w:sz w:val="19"/>
+                <w:szCs w:val="19"/>
+              </w:rPr>
+              <w:t xml:space="preserve"> (the PI, the Field Coordinator, KII RAs only)</w:t>
+            </w:r>
+          </w:p>
+        </w:tc>
+        <w:tc>
+          <w:tcPr>
+            <w:tcW w:w="3012" w:type="dxa"/>
+            <w:tcMar>
+              <w:top w:w="70" w:type="dxa"/>
+              <w:left w:w="110" w:type="dxa"/>
+              <w:bottom w:w="70" w:type="dxa"/>
+              <w:right w:w="110" w:type="dxa"/>
+            </w:tcMar>
+          </w:tcPr>
+          <w:p>
+            <w:pPr>
+              <w:spacing w:after="40"/>
+            </w:pPr>
+            <w:r>
+              <w:rPr>
+                <w:sz w:val="19"/>
+                <w:szCs w:val="19"/>
+              </w:rPr>
+              <w:t>Opens the KoboToolbox KII Guide in a new tab with this record's KII ID already filled in.</w:t>
+            </w:r>
+          </w:p>
+        </w:tc>
+        <w:tc>
+          <w:tcPr>
+            <w:tcW w:w="2447" w:type="dxa"/>
+            <w:tcMar>
+              <w:top w:w="70" w:type="dxa"/>
+              <w:left w:w="110" w:type="dxa"/>
+              <w:bottom w:w="70" w:type="dxa"/>
+              <w:right w:w="110" w:type="dxa"/>
+            </w:tcMar>
+          </w:tcPr>
+          <w:p>
+            <w:pPr>
+              <w:spacing w:after="40"/>
+            </w:pPr>
+            <w:r>
+              <w:rPr>
+                <w:sz w:val="19"/>
+                <w:szCs w:val="19"/>
+              </w:rPr>
+              <w:t>So the completed form always matches this record and the ID can never be mistyped. Only the ID and your username are sent, never the participant's name.</w:t>
+            </w:r>
+          </w:p>
+        </w:tc>
+        <w:tc>
+          <w:tcPr>
+            <w:tcW w:w="2071" w:type="dxa"/>
+            <w:tcMar>
+              <w:top w:w="70" w:type="dxa"/>
+              <w:left w:w="110" w:type="dxa"/>
+              <w:bottom w:w="70" w:type="dxa"/>
+              <w:right w:w="110" w:type="dxa"/>
+            </w:tcMar>
+          </w:tcPr>
+          <w:p>
+            <w:pPr>
+              <w:spacing w:after="40"/>
+            </w:pPr>
+            <w:r>
+              <w:rPr>
+                <w:sz w:val="19"/>
+                <w:szCs w:val="19"/>
+              </w:rPr>
+              <w:t>The KoboToolbox form opens. When submitted, the completed form appears under Completed KII form.</w:t>
+            </w:r>
+          </w:p>
+        </w:tc>
+      </w:tr>
+      <w:tr>
+        <w:tblPrEx>
+          <w:tblCellMar>
+            <w:top w:w="0" w:type="dxa"/>
+            <w:bottom w:w="0" w:type="dxa"/>
+          </w:tblCellMar>
+        </w:tblPrEx>
+        <w:trPr>
+          <w:cantSplit/>
+        </w:trPr>
+        <w:tc>
+          <w:tcPr>
+            <w:tcW w:w="1882" w:type="dxa"/>
+            <w:shd w:val="clear" w:color="auto" w:fill="F8FAFB"/>
+            <w:tcMar>
+              <w:top w:w="70" w:type="dxa"/>
+              <w:left w:w="110" w:type="dxa"/>
+              <w:bottom w:w="70" w:type="dxa"/>
+              <w:right w:w="110" w:type="dxa"/>
+            </w:tcMar>
+          </w:tcPr>
+          <w:p>
+            <w:pPr>
+              <w:spacing w:after="40"/>
+            </w:pPr>
+            <w:r>
+              <w:rPr>
+                <w:sz w:val="19"/>
+                <w:szCs w:val="19"/>
+              </w:rPr>
+              <w:lastRenderedPageBreak/>
               <w:t>Transcript status (NOT_STARTED, IN_PROGRESS, VERIFIED, ANONYMISED)</w:t>
             </w:r>
           </w:p>
@@ -27026,7 +27453,7 @@
         <w:pStyle w:val="Heading1"/>
         <w:pageBreakBefore/>
       </w:pPr>
-      <w:bookmarkStart w:id="30" w:name="_Toc242011683"/>
+      <w:bookmarkStart w:id="30" w:name="_Toc242019279"/>
       <w:r>
         <w:lastRenderedPageBreak/>
         <w:t>9. Documentary evidence</w:t>
@@ -27037,7 +27464,7 @@
       <w:pPr>
         <w:pStyle w:val="Heading2"/>
       </w:pPr>
-      <w:bookmarkStart w:id="31" w:name="_Toc242011684"/>
+      <w:bookmarkStart w:id="31" w:name="_Toc242019280"/>
       <w:r>
         <w:t>9.1 Documents (the corpus)</w:t>
       </w:r>
@@ -27657,7 +28084,7 @@
       <w:pPr>
         <w:pStyle w:val="Heading2"/>
       </w:pPr>
-      <w:bookmarkStart w:id="32" w:name="_Toc242011685"/>
+      <w:bookmarkStart w:id="32" w:name="_Toc242019281"/>
       <w:r>
         <w:t>9.2 New Documentary Evidence Record</w:t>
       </w:r>
@@ -28488,7 +28915,7 @@
       <w:pPr>
         <w:pStyle w:val="Heading2"/>
       </w:pPr>
-      <w:bookmarkStart w:id="33" w:name="_Toc242011686"/>
+      <w:bookmarkStart w:id="33" w:name="_Toc242019282"/>
       <w:r>
         <w:t>9.3 Document record</w:t>
       </w:r>
@@ -29842,7 +30269,7 @@
       <w:pPr>
         <w:pStyle w:val="Heading2"/>
       </w:pPr>
-      <w:bookmarkStart w:id="34" w:name="_Toc242011687"/>
+      <w:bookmarkStart w:id="34" w:name="_Toc242019283"/>
       <w:r>
         <w:t>9.4 Auto-fill review screen</w:t>
       </w:r>
@@ -30884,7 +31311,7 @@
         <w:pStyle w:val="Heading1"/>
         <w:pageBreakBefore/>
       </w:pPr>
-      <w:bookmarkStart w:id="35" w:name="_Toc242011688"/>
+      <w:bookmarkStart w:id="35" w:name="_Toc242019284"/>
       <w:r>
         <w:lastRenderedPageBreak/>
         <w:t>10. Completed forms and exports</w:t>
@@ -30895,7 +31322,7 @@
       <w:pPr>
         <w:pStyle w:val="Heading2"/>
       </w:pPr>
-      <w:bookmarkStart w:id="36" w:name="_Toc242011689"/>
+      <w:bookmarkStart w:id="36" w:name="_Toc242019285"/>
       <w:r>
         <w:t>10.1 Completed forms (Form PDFs)</w:t>
       </w:r>
@@ -32161,7 +32588,7 @@
         <w:pStyle w:val="Heading1"/>
         <w:pageBreakBefore/>
       </w:pPr>
-      <w:bookmarkStart w:id="37" w:name="_Toc242011690"/>
+      <w:bookmarkStart w:id="37" w:name="_Toc242019286"/>
       <w:r>
         <w:lastRenderedPageBreak/>
         <w:t>11. Study administration</w:t>
@@ -32172,7 +32599,7 @@
       <w:pPr>
         <w:pStyle w:val="Heading2"/>
       </w:pPr>
-      <w:bookmarkStart w:id="38" w:name="_Toc242011691"/>
+      <w:bookmarkStart w:id="38" w:name="_Toc242019287"/>
       <w:r>
         <w:t>11.1 Cost Dashboard</w:t>
       </w:r>
@@ -32582,7 +33009,7 @@
       <w:pPr>
         <w:pStyle w:val="Heading2"/>
       </w:pPr>
-      <w:bookmarkStart w:id="39" w:name="_Toc242011692"/>
+      <w:bookmarkStart w:id="39" w:name="_Toc242019288"/>
       <w:r>
         <w:t>11.2 Audit Log</w:t>
       </w:r>
@@ -32992,7 +33419,7 @@
       <w:pPr>
         <w:pStyle w:val="Heading2"/>
       </w:pPr>
-      <w:bookmarkStart w:id="40" w:name="_Toc242011693"/>
+      <w:bookmarkStart w:id="40" w:name="_Toc242019289"/>
       <w:r>
         <w:t>11.3 Research Clearance</w:t>
       </w:r>
@@ -33823,7 +34250,7 @@
       <w:pPr>
         <w:pStyle w:val="Heading2"/>
       </w:pPr>
-      <w:bookmarkStart w:id="41" w:name="_Toc242011694"/>
+      <w:bookmarkStart w:id="41" w:name="_Toc242019290"/>
       <w:r>
         <w:t>11.4 Export</w:t>
       </w:r>
@@ -34488,7 +34915,7 @@
         <w:sz w:val="16"/>
         <w:szCs w:val="16"/>
       </w:rPr>
-      <w:t>Version 1.21 · 4 October 2026</w:t>
+      <w:t>Version 1.22 · 4 October 2026</w:t>
     </w:r>
     <w:r>
       <w:rPr>
@@ -34661,10 +35088,10 @@
 <file path=word/numbering.xml><?xml version="1.0" encoding="utf-8"?>
 <w:numbering xmlns:wpc="http://schemas.microsoft.com/office/word/2010/wordprocessingCanvas" xmlns:cx="http://schemas.microsoft.com/office/drawing/2014/chartex" xmlns:cx1="http://schemas.microsoft.com/office/drawing/2015/9/8/chartex" xmlns:cx2="http://schemas.microsoft.com/office/drawing/2015/10/21/chartex" xmlns:cx3="http://schemas.microsoft.com/office/drawing/2016/5/9/chartex" xmlns:cx4="http://schemas.microsoft.com/office/drawing/2016/5/10/chartex" xmlns:cx5="http://schemas.microsoft.com/office/drawing/2016/5/11/chartex" xmlns:cx6="http://schemas.microsoft.com/office/drawing/2016/5/12/chartex" xmlns:cx7="http://schemas.microsoft.com/office/drawing/2016/5/13/chartex" xmlns:cx8="http://schemas.microsoft.com/office/drawing/2016/5/14/chartex" xmlns:mc="http://schemas.openxmlformats.org/markup-compatibility/2006" xmlns:aink="http://schemas.microsoft.com/office/drawing/2016/ink" xmlns:am3d="http://schemas.microsoft.com/office/drawing/2017/model3d" xmlns:o="urn:schemas-microsoft-com:office:office" xmlns:oel="http://schemas.microsoft.com/office/2019/extlst" xmlns:r="http://schemas.openxmlformats.org/officeDocument/2006/relationships" xmlns:m="http://schemas.openxmlformats.org/officeDocument/2006/math" xmlns:v="urn:schemas-microsoft-com:vml" xmlns:wp14="http://schemas.microsoft.com/office/word/2010/wordprocessingDrawing" xmlns:wp="http://schemas.openxmlformats.org/drawingml/2006/wordprocessingDrawing" xmlns:w10="urn:schemas-microsoft-com:office:word" xmlns:w="http://schemas.openxmlformats.org/wordprocessingml/2006/main" xmlns:w14="http://schemas.microsoft.com/office/word/2010/wordml" xmlns:w15="http://schemas.microsoft.com/office/word/2012/wordml" xmlns:w16cex="http://schemas.microsoft.com/office/word/2018/wordml/cex" xmlns:w16cid="http://schemas.microsoft.com/office/word/2016/wordml/cid" xmlns:w16="http://schemas.microsoft.com/office/word/2018/wordml" xmlns:w16sdtdh="http://schemas.microsoft.com/office/word/2020/wordml/sdtdatahash" xmlns:w16se="http://schemas.microsoft.com/office/word/2015/wordml/symex" xmlns:wpg="http://schemas.microsoft.com/office/word/2010/wordprocessingGroup" xmlns:wpi="http://schemas.microsoft.com/office/word/2010/wordprocessingInk" xmlns:wne="http://schemas.microsoft.com/office/word/2006/wordml" xmlns:wps="http://schemas.microsoft.com/office/word/2010/wordprocessingShape" mc:Ignorable="w14 w15 w16se w16cid w16 w16cex w16sdtdh wp14">
   <w:abstractNum w:abstractNumId="0" w15:restartNumberingAfterBreak="0">
-    <w:nsid w:val="0B026A5A"/>
+    <w:nsid w:val="2D95574B"/>
     <w:multiLevelType w:val="hybridMultilevel"/>
-    <w:tmpl w:val="AF748480"/>
-    <w:lvl w:ilvl="0" w:tplc="A456E9C4">
+    <w:tmpl w:val="24367CA2"/>
+    <w:lvl w:ilvl="0" w:tplc="BF360438">
       <w:start w:val="1"/>
       <w:numFmt w:val="bullet"/>
       <w:lvlText w:val="●"/>
@@ -34673,7 +35100,7 @@
         <w:ind w:left="720" w:hanging="360"/>
       </w:pPr>
     </w:lvl>
-    <w:lvl w:ilvl="1" w:tplc="8390C0B2">
+    <w:lvl w:ilvl="1" w:tplc="13F87170">
       <w:start w:val="1"/>
       <w:numFmt w:val="bullet"/>
       <w:lvlText w:val="○"/>
@@ -34682,7 +35109,7 @@
         <w:ind w:left="1440" w:hanging="360"/>
       </w:pPr>
     </w:lvl>
-    <w:lvl w:ilvl="2" w:tplc="F434081A">
+    <w:lvl w:ilvl="2" w:tplc="32D45482">
       <w:start w:val="1"/>
       <w:numFmt w:val="bullet"/>
       <w:lvlText w:val="■"/>
@@ -34691,7 +35118,7 @@
         <w:ind w:left="2160" w:hanging="360"/>
       </w:pPr>
     </w:lvl>
-    <w:lvl w:ilvl="3" w:tplc="4EF8D7F0">
+    <w:lvl w:ilvl="3" w:tplc="79809840">
       <w:start w:val="1"/>
       <w:numFmt w:val="bullet"/>
       <w:lvlText w:val="●"/>
@@ -34700,7 +35127,7 @@
         <w:ind w:left="2880" w:hanging="360"/>
       </w:pPr>
     </w:lvl>
-    <w:lvl w:ilvl="4" w:tplc="9C4A3464">
+    <w:lvl w:ilvl="4" w:tplc="4BCE8588">
       <w:start w:val="1"/>
       <w:numFmt w:val="bullet"/>
       <w:lvlText w:val="○"/>
@@ -34709,7 +35136,7 @@
         <w:ind w:left="3600" w:hanging="360"/>
       </w:pPr>
     </w:lvl>
-    <w:lvl w:ilvl="5" w:tplc="6CBE0DDC">
+    <w:lvl w:ilvl="5" w:tplc="33081200">
       <w:start w:val="1"/>
       <w:numFmt w:val="bullet"/>
       <w:lvlText w:val="■"/>
@@ -34718,7 +35145,7 @@
         <w:ind w:left="4320" w:hanging="360"/>
       </w:pPr>
     </w:lvl>
-    <w:lvl w:ilvl="6" w:tplc="2CDAF1C2">
+    <w:lvl w:ilvl="6" w:tplc="FFAE4C5C">
       <w:start w:val="1"/>
       <w:numFmt w:val="bullet"/>
       <w:lvlText w:val="●"/>
@@ -34727,7 +35154,7 @@
         <w:ind w:left="5040" w:hanging="360"/>
       </w:pPr>
     </w:lvl>
-    <w:lvl w:ilvl="7" w:tplc="6212C198">
+    <w:lvl w:ilvl="7" w:tplc="B2B68C46">
       <w:start w:val="1"/>
       <w:numFmt w:val="bullet"/>
       <w:lvlText w:val="●"/>
@@ -34736,7 +35163,7 @@
         <w:ind w:left="5760" w:hanging="360"/>
       </w:pPr>
     </w:lvl>
-    <w:lvl w:ilvl="8" w:tplc="66DEEE0E">
+    <w:lvl w:ilvl="8" w:tplc="E11203C0">
       <w:start w:val="1"/>
       <w:numFmt w:val="bullet"/>
       <w:lvlText w:val="●"/>
@@ -34747,10 +35174,10 @@
     </w:lvl>
   </w:abstractNum>
   <w:abstractNum w:abstractNumId="1" w15:restartNumberingAfterBreak="0">
-    <w:nsid w:val="3A4232D2"/>
+    <w:nsid w:val="2FBB6856"/>
     <w:multiLevelType w:val="hybridMultilevel"/>
-    <w:tmpl w:val="CFE622A8"/>
-    <w:lvl w:ilvl="0" w:tplc="D7B0154E">
+    <w:tmpl w:val="EDCAEBB4"/>
+    <w:lvl w:ilvl="0" w:tplc="D6C2649C">
       <w:start w:val="1"/>
       <w:numFmt w:val="bullet"/>
       <w:lvlText w:val="•"/>
@@ -34759,7 +35186,7 @@
         <w:ind w:left="460" w:hanging="280"/>
       </w:pPr>
     </w:lvl>
-    <w:lvl w:ilvl="1" w:tplc="C6AAEBDE">
+    <w:lvl w:ilvl="1" w:tplc="27787CC4">
       <w:start w:val="1"/>
       <w:numFmt w:val="bullet"/>
       <w:lvlText w:val="–"/>
@@ -34768,49 +35195,49 @@
         <w:ind w:left="900" w:hanging="280"/>
       </w:pPr>
     </w:lvl>
-    <w:lvl w:ilvl="2" w:tplc="30466E92">
+    <w:lvl w:ilvl="2" w:tplc="0B7601D0">
       <w:numFmt w:val="decimal"/>
       <w:lvlText w:val=""/>
       <w:lvlJc w:val="left"/>
     </w:lvl>
-    <w:lvl w:ilvl="3" w:tplc="5BECD520">
+    <w:lvl w:ilvl="3" w:tplc="EE001544">
       <w:numFmt w:val="decimal"/>
       <w:lvlText w:val=""/>
       <w:lvlJc w:val="left"/>
     </w:lvl>
-    <w:lvl w:ilvl="4" w:tplc="BC76864C">
+    <w:lvl w:ilvl="4" w:tplc="3CDAE444">
       <w:numFmt w:val="decimal"/>
       <w:lvlText w:val=""/>
       <w:lvlJc w:val="left"/>
     </w:lvl>
-    <w:lvl w:ilvl="5" w:tplc="AA5E86E4">
+    <w:lvl w:ilvl="5" w:tplc="B6EE5260">
       <w:numFmt w:val="decimal"/>
       <w:lvlText w:val=""/>
       <w:lvlJc w:val="left"/>
     </w:lvl>
-    <w:lvl w:ilvl="6" w:tplc="678A9FC4">
+    <w:lvl w:ilvl="6" w:tplc="9216DE94">
       <w:numFmt w:val="decimal"/>
       <w:lvlText w:val=""/>
       <w:lvlJc w:val="left"/>
     </w:lvl>
-    <w:lvl w:ilvl="7" w:tplc="C6903112">
+    <w:lvl w:ilvl="7" w:tplc="86F29A5C">
       <w:numFmt w:val="decimal"/>
       <w:lvlText w:val=""/>
       <w:lvlJc w:val="left"/>
     </w:lvl>
-    <w:lvl w:ilvl="8" w:tplc="DFF66DDA">
+    <w:lvl w:ilvl="8" w:tplc="4FEEAC3C">
       <w:numFmt w:val="decimal"/>
       <w:lvlText w:val=""/>
       <w:lvlJc w:val="left"/>
     </w:lvl>
   </w:abstractNum>
-  <w:num w:numId="1" w16cid:durableId="552232986">
+  <w:num w:numId="1" w16cid:durableId="934247076">
     <w:abstractNumId w:val="0"/>
     <w:lvlOverride w:ilvl="0">
       <w:startOverride w:val="1"/>
     </w:lvlOverride>
   </w:num>
-  <w:num w:numId="2" w16cid:durableId="728387176">
+  <w:num w:numId="2" w16cid:durableId="668561571">
     <w:abstractNumId w:val="1"/>
     <w:lvlOverride w:ilvl="0">
       <w:startOverride w:val="1"/>
@@ -35436,7 +35863,7 @@
     <w:autoRedefine/>
     <w:uiPriority w:val="39"/>
     <w:unhideWhenUsed/>
-    <w:rsid w:val="006F4724"/>
+    <w:rsid w:val="00AC724E"/>
     <w:pPr>
       <w:spacing w:after="100"/>
     </w:pPr>
@@ -35448,7 +35875,7 @@
     <w:autoRedefine/>
     <w:uiPriority w:val="39"/>
     <w:unhideWhenUsed/>
-    <w:rsid w:val="006F4724"/>
+    <w:rsid w:val="00AC724E"/>
     <w:pPr>
       <w:spacing w:after="100"/>
       <w:ind w:left="210"/>

--- a/docs/manuals/ABF-FST_Screen_and_Button_Reference.docx
+++ b/docs/manuals/ABF-FST_Screen_and_Button_Reference.docx
@@ -469,7 +469,7 @@
                 <w:sz w:val="19"/>
                 <w:szCs w:val="19"/>
               </w:rPr>
-              <w:t>Version 1.22 · 4 October 2026</w:t>
+              <w:t>Version 1.23 · 6 October 2026</w:t>
             </w:r>
           </w:p>
         </w:tc>
@@ -538,7 +538,7 @@
     <w:sdt>
       <w:sdtPr>
         <w:alias w:val="Contents"/>
-        <w:id w:val="1984034773"/>
+        <w:id w:val="-1128459253"/>
       </w:sdtPr>
       <w:sdtEndPr/>
       <w:sdtContent>
@@ -567,7 +567,7 @@
           <w:r>
             <w:fldChar w:fldCharType="separate"/>
           </w:r>
-          <w:hyperlink w:anchor="_Toc242019249" w:history="1">
+          <w:hyperlink w:anchor="_Toc242163635" w:history="1">
             <w:r>
               <w:rPr>
                 <w:rStyle w:val="Hyperlink"/>
@@ -591,7 +591,7 @@
               <w:rPr>
                 <w:noProof/>
               </w:rPr>
-              <w:instrText xml:space="preserve"> PAGEREF _Toc242019249 \h </w:instrText>
+              <w:instrText xml:space="preserve"> PAGEREF _Toc242163635 \h </w:instrText>
             </w:r>
             <w:r>
               <w:rPr>
@@ -634,7 +634,7 @@
               <w14:ligatures w14:val="standardContextual"/>
             </w:rPr>
           </w:pPr>
-          <w:hyperlink w:anchor="_Toc242019250" w:history="1">
+          <w:hyperlink w:anchor="_Toc242163636" w:history="1">
             <w:r>
               <w:rPr>
                 <w:rStyle w:val="Hyperlink"/>
@@ -658,7 +658,7 @@
               <w:rPr>
                 <w:noProof/>
               </w:rPr>
-              <w:instrText xml:space="preserve"> PAGEREF _Toc242019250 \h </w:instrText>
+              <w:instrText xml:space="preserve"> PAGEREF _Toc242163636 \h </w:instrText>
             </w:r>
             <w:r>
               <w:rPr>
@@ -701,7 +701,7 @@
               <w14:ligatures w14:val="standardContextual"/>
             </w:rPr>
           </w:pPr>
-          <w:hyperlink w:anchor="_Toc242019251" w:history="1">
+          <w:hyperlink w:anchor="_Toc242163637" w:history="1">
             <w:r>
               <w:rPr>
                 <w:rStyle w:val="Hyperlink"/>
@@ -725,7 +725,7 @@
               <w:rPr>
                 <w:noProof/>
               </w:rPr>
-              <w:instrText xml:space="preserve"> PAGEREF _Toc242019251 \h </w:instrText>
+              <w:instrText xml:space="preserve"> PAGEREF _Toc242163637 \h </w:instrText>
             </w:r>
             <w:r>
               <w:rPr>
@@ -768,7 +768,7 @@
               <w14:ligatures w14:val="standardContextual"/>
             </w:rPr>
           </w:pPr>
-          <w:hyperlink w:anchor="_Toc242019252" w:history="1">
+          <w:hyperlink w:anchor="_Toc242163638" w:history="1">
             <w:r>
               <w:rPr>
                 <w:rStyle w:val="Hyperlink"/>
@@ -792,7 +792,7 @@
               <w:rPr>
                 <w:noProof/>
               </w:rPr>
-              <w:instrText xml:space="preserve"> PAGEREF _Toc242019252 \h </w:instrText>
+              <w:instrText xml:space="preserve"> PAGEREF _Toc242163638 \h </w:instrText>
             </w:r>
             <w:r>
               <w:rPr>
@@ -835,7 +835,7 @@
               <w14:ligatures w14:val="standardContextual"/>
             </w:rPr>
           </w:pPr>
-          <w:hyperlink w:anchor="_Toc242019253" w:history="1">
+          <w:hyperlink w:anchor="_Toc242163639" w:history="1">
             <w:r>
               <w:rPr>
                 <w:rStyle w:val="Hyperlink"/>
@@ -859,7 +859,7 @@
               <w:rPr>
                 <w:noProof/>
               </w:rPr>
-              <w:instrText xml:space="preserve"> PAGEREF _Toc242019253 \h </w:instrText>
+              <w:instrText xml:space="preserve"> PAGEREF _Toc242163639 \h </w:instrText>
             </w:r>
             <w:r>
               <w:rPr>
@@ -902,7 +902,7 @@
               <w14:ligatures w14:val="standardContextual"/>
             </w:rPr>
           </w:pPr>
-          <w:hyperlink w:anchor="_Toc242019254" w:history="1">
+          <w:hyperlink w:anchor="_Toc242163640" w:history="1">
             <w:r>
               <w:rPr>
                 <w:rStyle w:val="Hyperlink"/>
@@ -926,7 +926,7 @@
               <w:rPr>
                 <w:noProof/>
               </w:rPr>
-              <w:instrText xml:space="preserve"> PAGEREF _Toc242019254 \h </w:instrText>
+              <w:instrText xml:space="preserve"> PAGEREF _Toc242163640 \h </w:instrText>
             </w:r>
             <w:r>
               <w:rPr>
@@ -969,7 +969,7 @@
               <w14:ligatures w14:val="standardContextual"/>
             </w:rPr>
           </w:pPr>
-          <w:hyperlink w:anchor="_Toc242019255" w:history="1">
+          <w:hyperlink w:anchor="_Toc242163641" w:history="1">
             <w:r>
               <w:rPr>
                 <w:rStyle w:val="Hyperlink"/>
@@ -993,7 +993,7 @@
               <w:rPr>
                 <w:noProof/>
               </w:rPr>
-              <w:instrText xml:space="preserve"> PAGEREF _Toc242019255 \h </w:instrText>
+              <w:instrText xml:space="preserve"> PAGEREF _Toc242163641 \h </w:instrText>
             </w:r>
             <w:r>
               <w:rPr>
@@ -1036,7 +1036,7 @@
               <w14:ligatures w14:val="standardContextual"/>
             </w:rPr>
           </w:pPr>
-          <w:hyperlink w:anchor="_Toc242019256" w:history="1">
+          <w:hyperlink w:anchor="_Toc242163642" w:history="1">
             <w:r>
               <w:rPr>
                 <w:rStyle w:val="Hyperlink"/>
@@ -1060,7 +1060,7 @@
               <w:rPr>
                 <w:noProof/>
               </w:rPr>
-              <w:instrText xml:space="preserve"> PAGEREF _Toc242019256 \h </w:instrText>
+              <w:instrText xml:space="preserve"> PAGEREF _Toc242163642 \h </w:instrText>
             </w:r>
             <w:r>
               <w:rPr>
@@ -1103,7 +1103,7 @@
               <w14:ligatures w14:val="standardContextual"/>
             </w:rPr>
           </w:pPr>
-          <w:hyperlink w:anchor="_Toc242019257" w:history="1">
+          <w:hyperlink w:anchor="_Toc242163643" w:history="1">
             <w:r>
               <w:rPr>
                 <w:rStyle w:val="Hyperlink"/>
@@ -1127,7 +1127,7 @@
               <w:rPr>
                 <w:noProof/>
               </w:rPr>
-              <w:instrText xml:space="preserve"> PAGEREF _Toc242019257 \h </w:instrText>
+              <w:instrText xml:space="preserve"> PAGEREF _Toc242163643 \h </w:instrText>
             </w:r>
             <w:r>
               <w:rPr>
@@ -1170,7 +1170,7 @@
               <w14:ligatures w14:val="standardContextual"/>
             </w:rPr>
           </w:pPr>
-          <w:hyperlink w:anchor="_Toc242019258" w:history="1">
+          <w:hyperlink w:anchor="_Toc242163644" w:history="1">
             <w:r>
               <w:rPr>
                 <w:rStyle w:val="Hyperlink"/>
@@ -1194,7 +1194,7 @@
               <w:rPr>
                 <w:noProof/>
               </w:rPr>
-              <w:instrText xml:space="preserve"> PAGEREF _Toc242019258 \h </w:instrText>
+              <w:instrText xml:space="preserve"> PAGEREF _Toc242163644 \h </w:instrText>
             </w:r>
             <w:r>
               <w:rPr>
@@ -1237,7 +1237,7 @@
               <w14:ligatures w14:val="standardContextual"/>
             </w:rPr>
           </w:pPr>
-          <w:hyperlink w:anchor="_Toc242019259" w:history="1">
+          <w:hyperlink w:anchor="_Toc242163645" w:history="1">
             <w:r>
               <w:rPr>
                 <w:rStyle w:val="Hyperlink"/>
@@ -1261,7 +1261,7 @@
               <w:rPr>
                 <w:noProof/>
               </w:rPr>
-              <w:instrText xml:space="preserve"> PAGEREF _Toc242019259 \h </w:instrText>
+              <w:instrText xml:space="preserve"> PAGEREF _Toc242163645 \h </w:instrText>
             </w:r>
             <w:r>
               <w:rPr>
@@ -1304,7 +1304,7 @@
               <w14:ligatures w14:val="standardContextual"/>
             </w:rPr>
           </w:pPr>
-          <w:hyperlink w:anchor="_Toc242019260" w:history="1">
+          <w:hyperlink w:anchor="_Toc242163646" w:history="1">
             <w:r>
               <w:rPr>
                 <w:rStyle w:val="Hyperlink"/>
@@ -1328,7 +1328,7 @@
               <w:rPr>
                 <w:noProof/>
               </w:rPr>
-              <w:instrText xml:space="preserve"> PAGEREF _Toc242019260 \h </w:instrText>
+              <w:instrText xml:space="preserve"> PAGEREF _Toc242163646 \h </w:instrText>
             </w:r>
             <w:r>
               <w:rPr>
@@ -1371,7 +1371,7 @@
               <w14:ligatures w14:val="standardContextual"/>
             </w:rPr>
           </w:pPr>
-          <w:hyperlink w:anchor="_Toc242019261" w:history="1">
+          <w:hyperlink w:anchor="_Toc242163647" w:history="1">
             <w:r>
               <w:rPr>
                 <w:rStyle w:val="Hyperlink"/>
@@ -1395,7 +1395,7 @@
               <w:rPr>
                 <w:noProof/>
               </w:rPr>
-              <w:instrText xml:space="preserve"> PAGEREF _Toc242019261 \h </w:instrText>
+              <w:instrText xml:space="preserve"> PAGEREF _Toc242163647 \h </w:instrText>
             </w:r>
             <w:r>
               <w:rPr>
@@ -1438,7 +1438,7 @@
               <w14:ligatures w14:val="standardContextual"/>
             </w:rPr>
           </w:pPr>
-          <w:hyperlink w:anchor="_Toc242019262" w:history="1">
+          <w:hyperlink w:anchor="_Toc242163648" w:history="1">
             <w:r>
               <w:rPr>
                 <w:rStyle w:val="Hyperlink"/>
@@ -1462,7 +1462,7 @@
               <w:rPr>
                 <w:noProof/>
               </w:rPr>
-              <w:instrText xml:space="preserve"> PAGEREF _Toc242019262 \h </w:instrText>
+              <w:instrText xml:space="preserve"> PAGEREF _Toc242163648 \h </w:instrText>
             </w:r>
             <w:r>
               <w:rPr>
@@ -1505,7 +1505,7 @@
               <w14:ligatures w14:val="standardContextual"/>
             </w:rPr>
           </w:pPr>
-          <w:hyperlink w:anchor="_Toc242019263" w:history="1">
+          <w:hyperlink w:anchor="_Toc242163649" w:history="1">
             <w:r>
               <w:rPr>
                 <w:rStyle w:val="Hyperlink"/>
@@ -1529,7 +1529,7 @@
               <w:rPr>
                 <w:noProof/>
               </w:rPr>
-              <w:instrText xml:space="preserve"> PAGEREF _Toc242019263 \h </w:instrText>
+              <w:instrText xml:space="preserve"> PAGEREF _Toc242163649 \h </w:instrText>
             </w:r>
             <w:r>
               <w:rPr>
@@ -1572,7 +1572,7 @@
               <w14:ligatures w14:val="standardContextual"/>
             </w:rPr>
           </w:pPr>
-          <w:hyperlink w:anchor="_Toc242019264" w:history="1">
+          <w:hyperlink w:anchor="_Toc242163650" w:history="1">
             <w:r>
               <w:rPr>
                 <w:rStyle w:val="Hyperlink"/>
@@ -1596,7 +1596,7 @@
               <w:rPr>
                 <w:noProof/>
               </w:rPr>
-              <w:instrText xml:space="preserve"> PAGEREF _Toc242019264 \h </w:instrText>
+              <w:instrText xml:space="preserve"> PAGEREF _Toc242163650 \h </w:instrText>
             </w:r>
             <w:r>
               <w:rPr>
@@ -1639,7 +1639,7 @@
               <w14:ligatures w14:val="standardContextual"/>
             </w:rPr>
           </w:pPr>
-          <w:hyperlink w:anchor="_Toc242019265" w:history="1">
+          <w:hyperlink w:anchor="_Toc242163651" w:history="1">
             <w:r>
               <w:rPr>
                 <w:rStyle w:val="Hyperlink"/>
@@ -1663,7 +1663,7 @@
               <w:rPr>
                 <w:noProof/>
               </w:rPr>
-              <w:instrText xml:space="preserve"> PAGEREF _Toc242019265 \h </w:instrText>
+              <w:instrText xml:space="preserve"> PAGEREF _Toc242163651 \h </w:instrText>
             </w:r>
             <w:r>
               <w:rPr>
@@ -1706,7 +1706,7 @@
               <w14:ligatures w14:val="standardContextual"/>
             </w:rPr>
           </w:pPr>
-          <w:hyperlink w:anchor="_Toc242019266" w:history="1">
+          <w:hyperlink w:anchor="_Toc242163652" w:history="1">
             <w:r>
               <w:rPr>
                 <w:rStyle w:val="Hyperlink"/>
@@ -1730,7 +1730,7 @@
               <w:rPr>
                 <w:noProof/>
               </w:rPr>
-              <w:instrText xml:space="preserve"> PAGEREF _Toc242019266 \h </w:instrText>
+              <w:instrText xml:space="preserve"> PAGEREF _Toc242163652 \h </w:instrText>
             </w:r>
             <w:r>
               <w:rPr>
@@ -1773,7 +1773,7 @@
               <w14:ligatures w14:val="standardContextual"/>
             </w:rPr>
           </w:pPr>
-          <w:hyperlink w:anchor="_Toc242019267" w:history="1">
+          <w:hyperlink w:anchor="_Toc242163653" w:history="1">
             <w:r>
               <w:rPr>
                 <w:rStyle w:val="Hyperlink"/>
@@ -1797,7 +1797,7 @@
               <w:rPr>
                 <w:noProof/>
               </w:rPr>
-              <w:instrText xml:space="preserve"> PAGEREF _Toc242019267 \h </w:instrText>
+              <w:instrText xml:space="preserve"> PAGEREF _Toc242163653 \h </w:instrText>
             </w:r>
             <w:r>
               <w:rPr>
@@ -1840,7 +1840,7 @@
               <w14:ligatures w14:val="standardContextual"/>
             </w:rPr>
           </w:pPr>
-          <w:hyperlink w:anchor="_Toc242019268" w:history="1">
+          <w:hyperlink w:anchor="_Toc242163654" w:history="1">
             <w:r>
               <w:rPr>
                 <w:rStyle w:val="Hyperlink"/>
@@ -1864,7 +1864,7 @@
               <w:rPr>
                 <w:noProof/>
               </w:rPr>
-              <w:instrText xml:space="preserve"> PAGEREF _Toc242019268 \h </w:instrText>
+              <w:instrText xml:space="preserve"> PAGEREF _Toc242163654 \h </w:instrText>
             </w:r>
             <w:r>
               <w:rPr>
@@ -1907,7 +1907,7 @@
               <w14:ligatures w14:val="standardContextual"/>
             </w:rPr>
           </w:pPr>
-          <w:hyperlink w:anchor="_Toc242019269" w:history="1">
+          <w:hyperlink w:anchor="_Toc242163655" w:history="1">
             <w:r>
               <w:rPr>
                 <w:rStyle w:val="Hyperlink"/>
@@ -1931,7 +1931,7 @@
               <w:rPr>
                 <w:noProof/>
               </w:rPr>
-              <w:instrText xml:space="preserve"> PAGEREF _Toc242019269 \h </w:instrText>
+              <w:instrText xml:space="preserve"> PAGEREF _Toc242163655 \h </w:instrText>
             </w:r>
             <w:r>
               <w:rPr>
@@ -1974,7 +1974,7 @@
               <w14:ligatures w14:val="standardContextual"/>
             </w:rPr>
           </w:pPr>
-          <w:hyperlink w:anchor="_Toc242019270" w:history="1">
+          <w:hyperlink w:anchor="_Toc242163656" w:history="1">
             <w:r>
               <w:rPr>
                 <w:rStyle w:val="Hyperlink"/>
@@ -1998,7 +1998,7 @@
               <w:rPr>
                 <w:noProof/>
               </w:rPr>
-              <w:instrText xml:space="preserve"> PAGEREF _Toc242019270 \h </w:instrText>
+              <w:instrText xml:space="preserve"> PAGEREF _Toc242163656 \h </w:instrText>
             </w:r>
             <w:r>
               <w:rPr>
@@ -2041,7 +2041,7 @@
               <w14:ligatures w14:val="standardContextual"/>
             </w:rPr>
           </w:pPr>
-          <w:hyperlink w:anchor="_Toc242019271" w:history="1">
+          <w:hyperlink w:anchor="_Toc242163657" w:history="1">
             <w:r>
               <w:rPr>
                 <w:rStyle w:val="Hyperlink"/>
@@ -2065,7 +2065,7 @@
               <w:rPr>
                 <w:noProof/>
               </w:rPr>
-              <w:instrText xml:space="preserve"> PAGEREF _Toc242019271 \h </w:instrText>
+              <w:instrText xml:space="preserve"> PAGEREF _Toc242163657 \h </w:instrText>
             </w:r>
             <w:r>
               <w:rPr>
@@ -2108,7 +2108,7 @@
               <w14:ligatures w14:val="standardContextual"/>
             </w:rPr>
           </w:pPr>
-          <w:hyperlink w:anchor="_Toc242019272" w:history="1">
+          <w:hyperlink w:anchor="_Toc242163658" w:history="1">
             <w:r>
               <w:rPr>
                 <w:rStyle w:val="Hyperlink"/>
@@ -2132,7 +2132,7 @@
               <w:rPr>
                 <w:noProof/>
               </w:rPr>
-              <w:instrText xml:space="preserve"> PAGEREF _Toc242019272 \h </w:instrText>
+              <w:instrText xml:space="preserve"> PAGEREF _Toc242163658 \h </w:instrText>
             </w:r>
             <w:r>
               <w:rPr>
@@ -2175,7 +2175,7 @@
               <w14:ligatures w14:val="standardContextual"/>
             </w:rPr>
           </w:pPr>
-          <w:hyperlink w:anchor="_Toc242019273" w:history="1">
+          <w:hyperlink w:anchor="_Toc242163659" w:history="1">
             <w:r>
               <w:rPr>
                 <w:rStyle w:val="Hyperlink"/>
@@ -2199,7 +2199,7 @@
               <w:rPr>
                 <w:noProof/>
               </w:rPr>
-              <w:instrText xml:space="preserve"> PAGEREF _Toc242019273 \h </w:instrText>
+              <w:instrText xml:space="preserve"> PAGEREF _Toc242163659 \h </w:instrText>
             </w:r>
             <w:r>
               <w:rPr>
@@ -2242,7 +2242,7 @@
               <w14:ligatures w14:val="standardContextual"/>
             </w:rPr>
           </w:pPr>
-          <w:hyperlink w:anchor="_Toc242019274" w:history="1">
+          <w:hyperlink w:anchor="_Toc242163660" w:history="1">
             <w:r>
               <w:rPr>
                 <w:rStyle w:val="Hyperlink"/>
@@ -2266,7 +2266,7 @@
               <w:rPr>
                 <w:noProof/>
               </w:rPr>
-              <w:instrText xml:space="preserve"> PAGEREF _Toc242019274 \h </w:instrText>
+              <w:instrText xml:space="preserve"> PAGEREF _Toc242163660 \h </w:instrText>
             </w:r>
             <w:r>
               <w:rPr>
@@ -2309,7 +2309,7 @@
               <w14:ligatures w14:val="standardContextual"/>
             </w:rPr>
           </w:pPr>
-          <w:hyperlink w:anchor="_Toc242019275" w:history="1">
+          <w:hyperlink w:anchor="_Toc242163661" w:history="1">
             <w:r>
               <w:rPr>
                 <w:rStyle w:val="Hyperlink"/>
@@ -2333,7 +2333,7 @@
               <w:rPr>
                 <w:noProof/>
               </w:rPr>
-              <w:instrText xml:space="preserve"> PAGEREF _Toc242019275 \h </w:instrText>
+              <w:instrText xml:space="preserve"> PAGEREF _Toc242163661 \h </w:instrText>
             </w:r>
             <w:r>
               <w:rPr>
@@ -2376,7 +2376,7 @@
               <w14:ligatures w14:val="standardContextual"/>
             </w:rPr>
           </w:pPr>
-          <w:hyperlink w:anchor="_Toc242019276" w:history="1">
+          <w:hyperlink w:anchor="_Toc242163662" w:history="1">
             <w:r>
               <w:rPr>
                 <w:rStyle w:val="Hyperlink"/>
@@ -2400,7 +2400,7 @@
               <w:rPr>
                 <w:noProof/>
               </w:rPr>
-              <w:instrText xml:space="preserve"> PAGEREF _Toc242019276 \h </w:instrText>
+              <w:instrText xml:space="preserve"> PAGEREF _Toc242163662 \h </w:instrText>
             </w:r>
             <w:r>
               <w:rPr>
@@ -2443,7 +2443,7 @@
               <w14:ligatures w14:val="standardContextual"/>
             </w:rPr>
           </w:pPr>
-          <w:hyperlink w:anchor="_Toc242019277" w:history="1">
+          <w:hyperlink w:anchor="_Toc242163663" w:history="1">
             <w:r>
               <w:rPr>
                 <w:rStyle w:val="Hyperlink"/>
@@ -2467,7 +2467,7 @@
               <w:rPr>
                 <w:noProof/>
               </w:rPr>
-              <w:instrText xml:space="preserve"> PAGEREF _Toc242019277 \h </w:instrText>
+              <w:instrText xml:space="preserve"> PAGEREF _Toc242163663 \h </w:instrText>
             </w:r>
             <w:r>
               <w:rPr>
@@ -2510,7 +2510,7 @@
               <w14:ligatures w14:val="standardContextual"/>
             </w:rPr>
           </w:pPr>
-          <w:hyperlink w:anchor="_Toc242019278" w:history="1">
+          <w:hyperlink w:anchor="_Toc242163664" w:history="1">
             <w:r>
               <w:rPr>
                 <w:rStyle w:val="Hyperlink"/>
@@ -2534,7 +2534,7 @@
               <w:rPr>
                 <w:noProof/>
               </w:rPr>
-              <w:instrText xml:space="preserve"> PAGEREF _Toc242019278 \h </w:instrText>
+              <w:instrText xml:space="preserve"> PAGEREF _Toc242163664 \h </w:instrText>
             </w:r>
             <w:r>
               <w:rPr>
@@ -2577,7 +2577,7 @@
               <w14:ligatures w14:val="standardContextual"/>
             </w:rPr>
           </w:pPr>
-          <w:hyperlink w:anchor="_Toc242019279" w:history="1">
+          <w:hyperlink w:anchor="_Toc242163665" w:history="1">
             <w:r>
               <w:rPr>
                 <w:rStyle w:val="Hyperlink"/>
@@ -2601,7 +2601,7 @@
               <w:rPr>
                 <w:noProof/>
               </w:rPr>
-              <w:instrText xml:space="preserve"> PAGEREF _Toc242019279 \h </w:instrText>
+              <w:instrText xml:space="preserve"> PAGEREF _Toc242163665 \h </w:instrText>
             </w:r>
             <w:r>
               <w:rPr>
@@ -2644,7 +2644,7 @@
               <w14:ligatures w14:val="standardContextual"/>
             </w:rPr>
           </w:pPr>
-          <w:hyperlink w:anchor="_Toc242019280" w:history="1">
+          <w:hyperlink w:anchor="_Toc242163666" w:history="1">
             <w:r>
               <w:rPr>
                 <w:rStyle w:val="Hyperlink"/>
@@ -2668,7 +2668,7 @@
               <w:rPr>
                 <w:noProof/>
               </w:rPr>
-              <w:instrText xml:space="preserve"> PAGEREF _Toc242019280 \h </w:instrText>
+              <w:instrText xml:space="preserve"> PAGEREF _Toc242163666 \h </w:instrText>
             </w:r>
             <w:r>
               <w:rPr>
@@ -2711,7 +2711,7 @@
               <w14:ligatures w14:val="standardContextual"/>
             </w:rPr>
           </w:pPr>
-          <w:hyperlink w:anchor="_Toc242019281" w:history="1">
+          <w:hyperlink w:anchor="_Toc242163667" w:history="1">
             <w:r>
               <w:rPr>
                 <w:rStyle w:val="Hyperlink"/>
@@ -2735,7 +2735,7 @@
               <w:rPr>
                 <w:noProof/>
               </w:rPr>
-              <w:instrText xml:space="preserve"> PAGEREF _Toc242019281 \h </w:instrText>
+              <w:instrText xml:space="preserve"> PAGEREF _Toc242163667 \h </w:instrText>
             </w:r>
             <w:r>
               <w:rPr>
@@ -2778,7 +2778,7 @@
               <w14:ligatures w14:val="standardContextual"/>
             </w:rPr>
           </w:pPr>
-          <w:hyperlink w:anchor="_Toc242019282" w:history="1">
+          <w:hyperlink w:anchor="_Toc242163668" w:history="1">
             <w:r>
               <w:rPr>
                 <w:rStyle w:val="Hyperlink"/>
@@ -2802,7 +2802,7 @@
               <w:rPr>
                 <w:noProof/>
               </w:rPr>
-              <w:instrText xml:space="preserve"> PAGEREF _Toc242019282 \h </w:instrText>
+              <w:instrText xml:space="preserve"> PAGEREF _Toc242163668 \h </w:instrText>
             </w:r>
             <w:r>
               <w:rPr>
@@ -2845,7 +2845,7 @@
               <w14:ligatures w14:val="standardContextual"/>
             </w:rPr>
           </w:pPr>
-          <w:hyperlink w:anchor="_Toc242019283" w:history="1">
+          <w:hyperlink w:anchor="_Toc242163669" w:history="1">
             <w:r>
               <w:rPr>
                 <w:rStyle w:val="Hyperlink"/>
@@ -2869,7 +2869,7 @@
               <w:rPr>
                 <w:noProof/>
               </w:rPr>
-              <w:instrText xml:space="preserve"> PAGEREF _Toc242019283 \h </w:instrText>
+              <w:instrText xml:space="preserve"> PAGEREF _Toc242163669 \h </w:instrText>
             </w:r>
             <w:r>
               <w:rPr>
@@ -2912,7 +2912,7 @@
               <w14:ligatures w14:val="standardContextual"/>
             </w:rPr>
           </w:pPr>
-          <w:hyperlink w:anchor="_Toc242019284" w:history="1">
+          <w:hyperlink w:anchor="_Toc242163670" w:history="1">
             <w:r>
               <w:rPr>
                 <w:rStyle w:val="Hyperlink"/>
@@ -2936,7 +2936,7 @@
               <w:rPr>
                 <w:noProof/>
               </w:rPr>
-              <w:instrText xml:space="preserve"> PAGEREF _Toc242019284 \h </w:instrText>
+              <w:instrText xml:space="preserve"> PAGEREF _Toc242163670 \h </w:instrText>
             </w:r>
             <w:r>
               <w:rPr>
@@ -2979,7 +2979,7 @@
               <w14:ligatures w14:val="standardContextual"/>
             </w:rPr>
           </w:pPr>
-          <w:hyperlink w:anchor="_Toc242019285" w:history="1">
+          <w:hyperlink w:anchor="_Toc242163671" w:history="1">
             <w:r>
               <w:rPr>
                 <w:rStyle w:val="Hyperlink"/>
@@ -3003,7 +3003,7 @@
               <w:rPr>
                 <w:noProof/>
               </w:rPr>
-              <w:instrText xml:space="preserve"> PAGEREF _Toc242019285 \h </w:instrText>
+              <w:instrText xml:space="preserve"> PAGEREF _Toc242163671 \h </w:instrText>
             </w:r>
             <w:r>
               <w:rPr>
@@ -3046,7 +3046,7 @@
               <w14:ligatures w14:val="standardContextual"/>
             </w:rPr>
           </w:pPr>
-          <w:hyperlink w:anchor="_Toc242019286" w:history="1">
+          <w:hyperlink w:anchor="_Toc242163672" w:history="1">
             <w:r>
               <w:rPr>
                 <w:rStyle w:val="Hyperlink"/>
@@ -3070,7 +3070,7 @@
               <w:rPr>
                 <w:noProof/>
               </w:rPr>
-              <w:instrText xml:space="preserve"> PAGEREF _Toc242019286 \h </w:instrText>
+              <w:instrText xml:space="preserve"> PAGEREF _Toc242163672 \h </w:instrText>
             </w:r>
             <w:r>
               <w:rPr>
@@ -3113,7 +3113,7 @@
               <w14:ligatures w14:val="standardContextual"/>
             </w:rPr>
           </w:pPr>
-          <w:hyperlink w:anchor="_Toc242019287" w:history="1">
+          <w:hyperlink w:anchor="_Toc242163673" w:history="1">
             <w:r>
               <w:rPr>
                 <w:rStyle w:val="Hyperlink"/>
@@ -3137,7 +3137,7 @@
               <w:rPr>
                 <w:noProof/>
               </w:rPr>
-              <w:instrText xml:space="preserve"> PAGEREF _Toc242019287 \h </w:instrText>
+              <w:instrText xml:space="preserve"> PAGEREF _Toc242163673 \h </w:instrText>
             </w:r>
             <w:r>
               <w:rPr>
@@ -3180,7 +3180,7 @@
               <w14:ligatures w14:val="standardContextual"/>
             </w:rPr>
           </w:pPr>
-          <w:hyperlink w:anchor="_Toc242019288" w:history="1">
+          <w:hyperlink w:anchor="_Toc242163674" w:history="1">
             <w:r>
               <w:rPr>
                 <w:rStyle w:val="Hyperlink"/>
@@ -3204,7 +3204,7 @@
               <w:rPr>
                 <w:noProof/>
               </w:rPr>
-              <w:instrText xml:space="preserve"> PAGEREF _Toc242019288 \h </w:instrText>
+              <w:instrText xml:space="preserve"> PAGEREF _Toc242163674 \h </w:instrText>
             </w:r>
             <w:r>
               <w:rPr>
@@ -3247,7 +3247,7 @@
               <w14:ligatures w14:val="standardContextual"/>
             </w:rPr>
           </w:pPr>
-          <w:hyperlink w:anchor="_Toc242019289" w:history="1">
+          <w:hyperlink w:anchor="_Toc242163675" w:history="1">
             <w:r>
               <w:rPr>
                 <w:rStyle w:val="Hyperlink"/>
@@ -3271,7 +3271,7 @@
               <w:rPr>
                 <w:noProof/>
               </w:rPr>
-              <w:instrText xml:space="preserve"> PAGEREF _Toc242019289 \h </w:instrText>
+              <w:instrText xml:space="preserve"> PAGEREF _Toc242163675 \h </w:instrText>
             </w:r>
             <w:r>
               <w:rPr>
@@ -3314,7 +3314,7 @@
               <w14:ligatures w14:val="standardContextual"/>
             </w:rPr>
           </w:pPr>
-          <w:hyperlink w:anchor="_Toc242019290" w:history="1">
+          <w:hyperlink w:anchor="_Toc242163676" w:history="1">
             <w:r>
               <w:rPr>
                 <w:rStyle w:val="Hyperlink"/>
@@ -3338,7 +3338,7 @@
               <w:rPr>
                 <w:noProof/>
               </w:rPr>
-              <w:instrText xml:space="preserve"> PAGEREF _Toc242019290 \h </w:instrText>
+              <w:instrText xml:space="preserve"> PAGEREF _Toc242163676 \h </w:instrText>
             </w:r>
             <w:r>
               <w:rPr>
@@ -3377,7 +3377,7 @@
         <w:pStyle w:val="Heading1"/>
         <w:pageBreakBefore/>
       </w:pPr>
-      <w:bookmarkStart w:id="0" w:name="_Toc242019249"/>
+      <w:bookmarkStart w:id="0" w:name="_Toc242163635"/>
       <w:r>
         <w:lastRenderedPageBreak/>
         <w:t>1. About this reference</w:t>
@@ -3830,7 +3830,7 @@
         <w:pStyle w:val="Heading1"/>
         <w:pageBreakBefore/>
       </w:pPr>
-      <w:bookmarkStart w:id="1" w:name="_Toc242019250"/>
+      <w:bookmarkStart w:id="1" w:name="_Toc242163636"/>
       <w:r>
         <w:lastRenderedPageBreak/>
         <w:t>2. Rules that apply on every screen</w:t>
@@ -4047,7 +4047,7 @@
         <w:pStyle w:val="Heading1"/>
         <w:pageBreakBefore/>
       </w:pPr>
-      <w:bookmarkStart w:id="2" w:name="_Toc242019251"/>
+      <w:bookmarkStart w:id="2" w:name="_Toc242163637"/>
       <w:r>
         <w:lastRenderedPageBreak/>
         <w:t>3. Who can open which screen</w:t>
@@ -9753,7 +9753,7 @@
         <w:pStyle w:val="Heading1"/>
         <w:pageBreakBefore/>
       </w:pPr>
-      <w:bookmarkStart w:id="3" w:name="_Toc242019252"/>
+      <w:bookmarkStart w:id="3" w:name="_Toc242163638"/>
       <w:r>
         <w:lastRenderedPageBreak/>
         <w:t>4. Signing in and your account</w:t>
@@ -9764,7 +9764,7 @@
       <w:pPr>
         <w:pStyle w:val="Heading2"/>
       </w:pPr>
-      <w:bookmarkStart w:id="4" w:name="_Toc242019253"/>
+      <w:bookmarkStart w:id="4" w:name="_Toc242163639"/>
       <w:r>
         <w:t>4.1 Sign in</w:t>
       </w:r>
@@ -10277,7 +10277,7 @@
       <w:pPr>
         <w:pStyle w:val="Heading2"/>
       </w:pPr>
-      <w:bookmarkStart w:id="5" w:name="_Toc242019254"/>
+      <w:bookmarkStart w:id="5" w:name="_Toc242163640"/>
       <w:r>
         <w:t>4.2 The header and menu bar (every screen)</w:t>
       </w:r>
@@ -11000,7 +11000,7 @@
       <w:pPr>
         <w:pStyle w:val="Heading2"/>
       </w:pPr>
-      <w:bookmarkStart w:id="6" w:name="_Toc242019255"/>
+      <w:bookmarkStart w:id="6" w:name="_Toc242163641"/>
       <w:r>
         <w:lastRenderedPageBreak/>
         <w:t>4.3 Change Password</w:t>
@@ -11622,7 +11622,7 @@
         <w:pStyle w:val="Heading1"/>
         <w:pageBreakBefore/>
       </w:pPr>
-      <w:bookmarkStart w:id="7" w:name="_Toc242019256"/>
+      <w:bookmarkStart w:id="7" w:name="_Toc242163642"/>
       <w:r>
         <w:lastRenderedPageBreak/>
         <w:t>5. Dashboards and Reports (read-only)</w:t>
@@ -11633,7 +11633,7 @@
       <w:pPr>
         <w:pStyle w:val="Heading2"/>
       </w:pPr>
-      <w:bookmarkStart w:id="8" w:name="_Toc242019257"/>
+      <w:bookmarkStart w:id="8" w:name="_Toc242163643"/>
       <w:r>
         <w:t>5.1 Executive Dashboard</w:t>
       </w:r>
@@ -12146,7 +12146,7 @@
       <w:pPr>
         <w:pStyle w:val="Heading2"/>
       </w:pPr>
-      <w:bookmarkStart w:id="9" w:name="_Toc242019258"/>
+      <w:bookmarkStart w:id="9" w:name="_Toc242163644"/>
       <w:r>
         <w:t>5.2 Sampling Dashboard</w:t>
       </w:r>
@@ -12659,7 +12659,7 @@
       <w:pPr>
         <w:pStyle w:val="Heading2"/>
       </w:pPr>
-      <w:bookmarkStart w:id="10" w:name="_Toc242019259"/>
+      <w:bookmarkStart w:id="10" w:name="_Toc242163645"/>
       <w:r>
         <w:t>5.3 Contact Dashboard</w:t>
       </w:r>
@@ -12963,7 +12963,7 @@
       <w:pPr>
         <w:pStyle w:val="Heading2"/>
       </w:pPr>
-      <w:bookmarkStart w:id="11" w:name="_Toc242019260"/>
+      <w:bookmarkStart w:id="11" w:name="_Toc242163646"/>
       <w:r>
         <w:t>5.4 QA Dashboard</w:t>
       </w:r>
@@ -13583,7 +13583,7 @@
       <w:pPr>
         <w:pStyle w:val="Heading2"/>
       </w:pPr>
-      <w:bookmarkStart w:id="12" w:name="_Toc242019261"/>
+      <w:bookmarkStart w:id="12" w:name="_Toc242163647"/>
       <w:r>
         <w:t>5.5 KII / Document Dashboard</w:t>
       </w:r>
@@ -13993,7 +13993,7 @@
       <w:pPr>
         <w:pStyle w:val="Heading2"/>
       </w:pPr>
-      <w:bookmarkStart w:id="13" w:name="_Toc242019262"/>
+      <w:bookmarkStart w:id="13" w:name="_Toc242163648"/>
       <w:r>
         <w:lastRenderedPageBreak/>
         <w:t>5.6 Reports</w:t>
@@ -14508,7 +14508,7 @@
         <w:pStyle w:val="Heading1"/>
         <w:pageBreakBefore/>
       </w:pPr>
-      <w:bookmarkStart w:id="14" w:name="_Toc242019263"/>
+      <w:bookmarkStart w:id="14" w:name="_Toc242163649"/>
       <w:r>
         <w:lastRenderedPageBreak/>
         <w:t>6. The sample and contact</w:t>
@@ -14519,7 +14519,7 @@
       <w:pPr>
         <w:pStyle w:val="Heading2"/>
       </w:pPr>
-      <w:bookmarkStart w:id="15" w:name="_Toc242019264"/>
+      <w:bookmarkStart w:id="15" w:name="_Toc242163650"/>
       <w:r>
         <w:t>6.1 Main-400 Register (and Reserve)</w:t>
       </w:r>
@@ -16083,7 +16083,7 @@
       <w:pPr>
         <w:pStyle w:val="Heading2"/>
       </w:pPr>
-      <w:bookmarkStart w:id="16" w:name="_Toc242019265"/>
+      <w:bookmarkStart w:id="16" w:name="_Toc242163651"/>
       <w:r>
         <w:t>6.2 Case page</w:t>
       </w:r>
@@ -18075,7 +18075,7 @@
       <w:pPr>
         <w:pStyle w:val="Heading2"/>
       </w:pPr>
-      <w:bookmarkStart w:id="17" w:name="_Toc242019266"/>
+      <w:bookmarkStart w:id="17" w:name="_Toc242163652"/>
       <w:r>
         <w:t>6.3 Pre-Interview Profile (PROIT) and its review screen</w:t>
       </w:r>
@@ -19640,7 +19640,7 @@
       <w:pPr>
         <w:pStyle w:val="Heading2"/>
       </w:pPr>
-      <w:bookmarkStart w:id="18" w:name="_Toc242019267"/>
+      <w:bookmarkStart w:id="18" w:name="_Toc242163653"/>
       <w:r>
         <w:t>6.4 Interview sheet (verifying a locked profile)</w:t>
       </w:r>
@@ -20898,7 +20898,7 @@
       <w:pPr>
         <w:pStyle w:val="Heading2"/>
       </w:pPr>
-      <w:bookmarkStart w:id="19" w:name="_Toc242019268"/>
+      <w:bookmarkStart w:id="19" w:name="_Toc242163654"/>
       <w:r>
         <w:t>6.5 Register Organisation</w:t>
       </w:r>
@@ -21622,7 +21622,7 @@
       <w:pPr>
         <w:pStyle w:val="Heading2"/>
       </w:pPr>
-      <w:bookmarkStart w:id="20" w:name="_Toc242019269"/>
+      <w:bookmarkStart w:id="20" w:name="_Toc242163655"/>
       <w:r>
         <w:t>6.6 Appointment Queue</w:t>
       </w:r>
@@ -22242,7 +22242,7 @@
       <w:pPr>
         <w:pStyle w:val="Heading2"/>
       </w:pPr>
-      <w:bookmarkStart w:id="21" w:name="_Toc242019270"/>
+      <w:bookmarkStart w:id="21" w:name="_Toc242163656"/>
       <w:r>
         <w:t>6.7 Follow-ups due</w:t>
       </w:r>
@@ -22756,7 +22756,7 @@
       <w:pPr>
         <w:pStyle w:val="Heading2"/>
       </w:pPr>
-      <w:bookmarkStart w:id="22" w:name="_Toc242019271"/>
+      <w:bookmarkStart w:id="22" w:name="_Toc242163657"/>
       <w:r>
         <w:t>6.8 Reserve Activation</w:t>
       </w:r>
@@ -23377,7 +23377,7 @@
         <w:pStyle w:val="Heading1"/>
         <w:pageBreakBefore/>
       </w:pPr>
-      <w:bookmarkStart w:id="23" w:name="_Toc242019272"/>
+      <w:bookmarkStart w:id="23" w:name="_Toc242163658"/>
       <w:r>
         <w:lastRenderedPageBreak/>
         <w:t>7. Quality checking</w:t>
@@ -23388,7 +23388,7 @@
       <w:pPr>
         <w:pStyle w:val="Heading2"/>
       </w:pPr>
-      <w:bookmarkStart w:id="24" w:name="_Toc242019273"/>
+      <w:bookmarkStart w:id="24" w:name="_Toc242163659"/>
       <w:r>
         <w:t>7.1 QA Queue (with the KoboToolbox sync panel)</w:t>
       </w:r>
@@ -24111,7 +24111,7 @@
       <w:pPr>
         <w:pStyle w:val="Heading2"/>
       </w:pPr>
-      <w:bookmarkStart w:id="25" w:name="_Toc242019274"/>
+      <w:bookmarkStart w:id="25" w:name="_Toc242163660"/>
       <w:r>
         <w:t>7.2 QA Exceptions</w:t>
       </w:r>
@@ -24943,7 +24943,7 @@
         <w:pStyle w:val="Heading1"/>
         <w:pageBreakBefore/>
       </w:pPr>
-      <w:bookmarkStart w:id="26" w:name="_Toc242019275"/>
+      <w:bookmarkStart w:id="26" w:name="_Toc242163661"/>
       <w:r>
         <w:lastRenderedPageBreak/>
         <w:t>8. Key Informant Interviews</w:t>
@@ -24954,7 +24954,7 @@
       <w:pPr>
         <w:pStyle w:val="Heading2"/>
       </w:pPr>
-      <w:bookmarkStart w:id="27" w:name="_Toc242019276"/>
+      <w:bookmarkStart w:id="27" w:name="_Toc242163662"/>
       <w:r>
         <w:t>8.1 KII Register</w:t>
       </w:r>
@@ -25784,7 +25784,7 @@
       <w:pPr>
         <w:pStyle w:val="Heading2"/>
       </w:pPr>
-      <w:bookmarkStart w:id="28" w:name="_Toc242019277"/>
+      <w:bookmarkStart w:id="28" w:name="_Toc242163663"/>
       <w:r>
         <w:t>8.2 New KII Record</w:t>
       </w:r>
@@ -26194,7 +26194,7 @@
       <w:pPr>
         <w:pStyle w:val="Heading2"/>
       </w:pPr>
-      <w:bookmarkStart w:id="29" w:name="_Toc242019278"/>
+      <w:bookmarkStart w:id="29" w:name="_Toc242163664"/>
       <w:r>
         <w:t>8.3 KII record</w:t>
       </w:r>
@@ -27453,7 +27453,7 @@
         <w:pStyle w:val="Heading1"/>
         <w:pageBreakBefore/>
       </w:pPr>
-      <w:bookmarkStart w:id="30" w:name="_Toc242019279"/>
+      <w:bookmarkStart w:id="30" w:name="_Toc242163665"/>
       <w:r>
         <w:lastRenderedPageBreak/>
         <w:t>9. Documentary evidence</w:t>
@@ -27464,7 +27464,7 @@
       <w:pPr>
         <w:pStyle w:val="Heading2"/>
       </w:pPr>
-      <w:bookmarkStart w:id="31" w:name="_Toc242019280"/>
+      <w:bookmarkStart w:id="31" w:name="_Toc242163666"/>
       <w:r>
         <w:t>9.1 Documents (the corpus)</w:t>
       </w:r>
@@ -28084,7 +28084,7 @@
       <w:pPr>
         <w:pStyle w:val="Heading2"/>
       </w:pPr>
-      <w:bookmarkStart w:id="32" w:name="_Toc242019281"/>
+      <w:bookmarkStart w:id="32" w:name="_Toc242163667"/>
       <w:r>
         <w:t>9.2 New Documentary Evidence Record</w:t>
       </w:r>
@@ -28915,7 +28915,7 @@
       <w:pPr>
         <w:pStyle w:val="Heading2"/>
       </w:pPr>
-      <w:bookmarkStart w:id="33" w:name="_Toc242019282"/>
+      <w:bookmarkStart w:id="33" w:name="_Toc242163668"/>
       <w:r>
         <w:t>9.3 Document record</w:t>
       </w:r>
@@ -30269,7 +30269,7 @@
       <w:pPr>
         <w:pStyle w:val="Heading2"/>
       </w:pPr>
-      <w:bookmarkStart w:id="34" w:name="_Toc242019283"/>
+      <w:bookmarkStart w:id="34" w:name="_Toc242163669"/>
       <w:r>
         <w:t>9.4 Auto-fill review screen</w:t>
       </w:r>
@@ -31311,7 +31311,7 @@
         <w:pStyle w:val="Heading1"/>
         <w:pageBreakBefore/>
       </w:pPr>
-      <w:bookmarkStart w:id="35" w:name="_Toc242019284"/>
+      <w:bookmarkStart w:id="35" w:name="_Toc242163670"/>
       <w:r>
         <w:lastRenderedPageBreak/>
         <w:t>10. Completed forms and exports</w:t>
@@ -31322,7 +31322,7 @@
       <w:pPr>
         <w:pStyle w:val="Heading2"/>
       </w:pPr>
-      <w:bookmarkStart w:id="36" w:name="_Toc242019285"/>
+      <w:bookmarkStart w:id="36" w:name="_Toc242163671"/>
       <w:r>
         <w:t>10.1 Completed forms (Form PDFs)</w:t>
       </w:r>
@@ -32588,7 +32588,7 @@
         <w:pStyle w:val="Heading1"/>
         <w:pageBreakBefore/>
       </w:pPr>
-      <w:bookmarkStart w:id="37" w:name="_Toc242019286"/>
+      <w:bookmarkStart w:id="37" w:name="_Toc242163672"/>
       <w:r>
         <w:lastRenderedPageBreak/>
         <w:t>11. Study administration</w:t>
@@ -32599,7 +32599,7 @@
       <w:pPr>
         <w:pStyle w:val="Heading2"/>
       </w:pPr>
-      <w:bookmarkStart w:id="38" w:name="_Toc242019287"/>
+      <w:bookmarkStart w:id="38" w:name="_Toc242163673"/>
       <w:r>
         <w:t>11.1 Cost Dashboard</w:t>
       </w:r>
@@ -33009,7 +33009,7 @@
       <w:pPr>
         <w:pStyle w:val="Heading2"/>
       </w:pPr>
-      <w:bookmarkStart w:id="39" w:name="_Toc242019288"/>
+      <w:bookmarkStart w:id="39" w:name="_Toc242163674"/>
       <w:r>
         <w:t>11.2 Audit Log</w:t>
       </w:r>
@@ -33419,7 +33419,7 @@
       <w:pPr>
         <w:pStyle w:val="Heading2"/>
       </w:pPr>
-      <w:bookmarkStart w:id="40" w:name="_Toc242019289"/>
+      <w:bookmarkStart w:id="40" w:name="_Toc242163675"/>
       <w:r>
         <w:t>11.3 Research Clearance</w:t>
       </w:r>
@@ -34250,7 +34250,7 @@
       <w:pPr>
         <w:pStyle w:val="Heading2"/>
       </w:pPr>
-      <w:bookmarkStart w:id="41" w:name="_Toc242019290"/>
+      <w:bookmarkStart w:id="41" w:name="_Toc242163676"/>
       <w:r>
         <w:t>11.4 Export</w:t>
       </w:r>
@@ -34915,7 +34915,7 @@
         <w:sz w:val="16"/>
         <w:szCs w:val="16"/>
       </w:rPr>
-      <w:t>Version 1.22 · 4 October 2026</w:t>
+      <w:t>Version 1.23 · 6 October 2026</w:t>
     </w:r>
     <w:r>
       <w:rPr>
@@ -35088,10 +35088,68 @@
 <file path=word/numbering.xml><?xml version="1.0" encoding="utf-8"?>
 <w:numbering xmlns:wpc="http://schemas.microsoft.com/office/word/2010/wordprocessingCanvas" xmlns:cx="http://schemas.microsoft.com/office/drawing/2014/chartex" xmlns:cx1="http://schemas.microsoft.com/office/drawing/2015/9/8/chartex" xmlns:cx2="http://schemas.microsoft.com/office/drawing/2015/10/21/chartex" xmlns:cx3="http://schemas.microsoft.com/office/drawing/2016/5/9/chartex" xmlns:cx4="http://schemas.microsoft.com/office/drawing/2016/5/10/chartex" xmlns:cx5="http://schemas.microsoft.com/office/drawing/2016/5/11/chartex" xmlns:cx6="http://schemas.microsoft.com/office/drawing/2016/5/12/chartex" xmlns:cx7="http://schemas.microsoft.com/office/drawing/2016/5/13/chartex" xmlns:cx8="http://schemas.microsoft.com/office/drawing/2016/5/14/chartex" xmlns:mc="http://schemas.openxmlformats.org/markup-compatibility/2006" xmlns:aink="http://schemas.microsoft.com/office/drawing/2016/ink" xmlns:am3d="http://schemas.microsoft.com/office/drawing/2017/model3d" xmlns:o="urn:schemas-microsoft-com:office:office" xmlns:oel="http://schemas.microsoft.com/office/2019/extlst" xmlns:r="http://schemas.openxmlformats.org/officeDocument/2006/relationships" xmlns:m="http://schemas.openxmlformats.org/officeDocument/2006/math" xmlns:v="urn:schemas-microsoft-com:vml" xmlns:wp14="http://schemas.microsoft.com/office/word/2010/wordprocessingDrawing" xmlns:wp="http://schemas.openxmlformats.org/drawingml/2006/wordprocessingDrawing" xmlns:w10="urn:schemas-microsoft-com:office:word" xmlns:w="http://schemas.openxmlformats.org/wordprocessingml/2006/main" xmlns:w14="http://schemas.microsoft.com/office/word/2010/wordml" xmlns:w15="http://schemas.microsoft.com/office/word/2012/wordml" xmlns:w16cex="http://schemas.microsoft.com/office/word/2018/wordml/cex" xmlns:w16cid="http://schemas.microsoft.com/office/word/2016/wordml/cid" xmlns:w16="http://schemas.microsoft.com/office/word/2018/wordml" xmlns:w16sdtdh="http://schemas.microsoft.com/office/word/2020/wordml/sdtdatahash" xmlns:w16se="http://schemas.microsoft.com/office/word/2015/wordml/symex" xmlns:wpg="http://schemas.microsoft.com/office/word/2010/wordprocessingGroup" xmlns:wpi="http://schemas.microsoft.com/office/word/2010/wordprocessingInk" xmlns:wne="http://schemas.microsoft.com/office/word/2006/wordml" xmlns:wps="http://schemas.microsoft.com/office/word/2010/wordprocessingShape" mc:Ignorable="w14 w15 w16se w16cid w16 w16cex w16sdtdh wp14">
   <w:abstractNum w:abstractNumId="0" w15:restartNumberingAfterBreak="0">
-    <w:nsid w:val="2D95574B"/>
+    <w:nsid w:val="3D192E4D"/>
     <w:multiLevelType w:val="hybridMultilevel"/>
-    <w:tmpl w:val="24367CA2"/>
-    <w:lvl w:ilvl="0" w:tplc="BF360438">
+    <w:tmpl w:val="E260F75A"/>
+    <w:lvl w:ilvl="0" w:tplc="EC8A2E3A">
+      <w:start w:val="1"/>
+      <w:numFmt w:val="bullet"/>
+      <w:lvlText w:val="•"/>
+      <w:lvlJc w:val="left"/>
+      <w:pPr>
+        <w:ind w:left="460" w:hanging="280"/>
+      </w:pPr>
+    </w:lvl>
+    <w:lvl w:ilvl="1" w:tplc="F15046D4">
+      <w:start w:val="1"/>
+      <w:numFmt w:val="bullet"/>
+      <w:lvlText w:val="–"/>
+      <w:lvlJc w:val="left"/>
+      <w:pPr>
+        <w:ind w:left="900" w:hanging="280"/>
+      </w:pPr>
+    </w:lvl>
+    <w:lvl w:ilvl="2" w:tplc="BE925D2E">
+      <w:numFmt w:val="decimal"/>
+      <w:lvlText w:val=""/>
+      <w:lvlJc w:val="left"/>
+    </w:lvl>
+    <w:lvl w:ilvl="3" w:tplc="429600B0">
+      <w:numFmt w:val="decimal"/>
+      <w:lvlText w:val=""/>
+      <w:lvlJc w:val="left"/>
+    </w:lvl>
+    <w:lvl w:ilvl="4" w:tplc="B2F4B368">
+      <w:numFmt w:val="decimal"/>
+      <w:lvlText w:val=""/>
+      <w:lvlJc w:val="left"/>
+    </w:lvl>
+    <w:lvl w:ilvl="5" w:tplc="08EEFB34">
+      <w:numFmt w:val="decimal"/>
+      <w:lvlText w:val=""/>
+      <w:lvlJc w:val="left"/>
+    </w:lvl>
+    <w:lvl w:ilvl="6" w:tplc="92CC3AD0">
+      <w:numFmt w:val="decimal"/>
+      <w:lvlText w:val=""/>
+      <w:lvlJc w:val="left"/>
+    </w:lvl>
+    <w:lvl w:ilvl="7" w:tplc="A17C8036">
+      <w:numFmt w:val="decimal"/>
+      <w:lvlText w:val=""/>
+      <w:lvlJc w:val="left"/>
+    </w:lvl>
+    <w:lvl w:ilvl="8" w:tplc="F528943C">
+      <w:numFmt w:val="decimal"/>
+      <w:lvlText w:val=""/>
+      <w:lvlJc w:val="left"/>
+    </w:lvl>
+  </w:abstractNum>
+  <w:abstractNum w:abstractNumId="1" w15:restartNumberingAfterBreak="0">
+    <w:nsid w:val="7A056EEA"/>
+    <w:multiLevelType w:val="hybridMultilevel"/>
+    <w:tmpl w:val="CD8CEE72"/>
+    <w:lvl w:ilvl="0" w:tplc="150EFC5A">
       <w:start w:val="1"/>
       <w:numFmt w:val="bullet"/>
       <w:lvlText w:val="●"/>
@@ -35100,7 +35158,7 @@
         <w:ind w:left="720" w:hanging="360"/>
       </w:pPr>
     </w:lvl>
-    <w:lvl w:ilvl="1" w:tplc="13F87170">
+    <w:lvl w:ilvl="1" w:tplc="A9F46B3A">
       <w:start w:val="1"/>
       <w:numFmt w:val="bullet"/>
       <w:lvlText w:val="○"/>
@@ -35109,7 +35167,7 @@
         <w:ind w:left="1440" w:hanging="360"/>
       </w:pPr>
     </w:lvl>
-    <w:lvl w:ilvl="2" w:tplc="32D45482">
+    <w:lvl w:ilvl="2" w:tplc="1760350C">
       <w:start w:val="1"/>
       <w:numFmt w:val="bullet"/>
       <w:lvlText w:val="■"/>
@@ -35118,7 +35176,7 @@
         <w:ind w:left="2160" w:hanging="360"/>
       </w:pPr>
     </w:lvl>
-    <w:lvl w:ilvl="3" w:tplc="79809840">
+    <w:lvl w:ilvl="3" w:tplc="58D8B80C">
       <w:start w:val="1"/>
       <w:numFmt w:val="bullet"/>
       <w:lvlText w:val="●"/>
@@ -35127,7 +35185,7 @@
         <w:ind w:left="2880" w:hanging="360"/>
       </w:pPr>
     </w:lvl>
-    <w:lvl w:ilvl="4" w:tplc="4BCE8588">
+    <w:lvl w:ilvl="4" w:tplc="4A82DA8A">
       <w:start w:val="1"/>
       <w:numFmt w:val="bullet"/>
       <w:lvlText w:val="○"/>
@@ -35136,7 +35194,7 @@
         <w:ind w:left="3600" w:hanging="360"/>
       </w:pPr>
     </w:lvl>
-    <w:lvl w:ilvl="5" w:tplc="33081200">
+    <w:lvl w:ilvl="5" w:tplc="827A2A00">
       <w:start w:val="1"/>
       <w:numFmt w:val="bullet"/>
       <w:lvlText w:val="■"/>
@@ -35145,7 +35203,7 @@
         <w:ind w:left="4320" w:hanging="360"/>
       </w:pPr>
     </w:lvl>
-    <w:lvl w:ilvl="6" w:tplc="FFAE4C5C">
+    <w:lvl w:ilvl="6" w:tplc="B2FE51A8">
       <w:start w:val="1"/>
       <w:numFmt w:val="bullet"/>
       <w:lvlText w:val="●"/>
@@ -35154,7 +35212,7 @@
         <w:ind w:left="5040" w:hanging="360"/>
       </w:pPr>
     </w:lvl>
-    <w:lvl w:ilvl="7" w:tplc="B2B68C46">
+    <w:lvl w:ilvl="7" w:tplc="1C9879CC">
       <w:start w:val="1"/>
       <w:numFmt w:val="bullet"/>
       <w:lvlText w:val="●"/>
@@ -35163,7 +35221,7 @@
         <w:ind w:left="5760" w:hanging="360"/>
       </w:pPr>
     </w:lvl>
-    <w:lvl w:ilvl="8" w:tplc="E11203C0">
+    <w:lvl w:ilvl="8" w:tplc="25A476F8">
       <w:start w:val="1"/>
       <w:numFmt w:val="bullet"/>
       <w:lvlText w:val="●"/>
@@ -35173,72 +35231,14 @@
       </w:pPr>
     </w:lvl>
   </w:abstractNum>
-  <w:abstractNum w:abstractNumId="1" w15:restartNumberingAfterBreak="0">
-    <w:nsid w:val="2FBB6856"/>
-    <w:multiLevelType w:val="hybridMultilevel"/>
-    <w:tmpl w:val="EDCAEBB4"/>
-    <w:lvl w:ilvl="0" w:tplc="D6C2649C">
-      <w:start w:val="1"/>
-      <w:numFmt w:val="bullet"/>
-      <w:lvlText w:val="•"/>
-      <w:lvlJc w:val="left"/>
-      <w:pPr>
-        <w:ind w:left="460" w:hanging="280"/>
-      </w:pPr>
-    </w:lvl>
-    <w:lvl w:ilvl="1" w:tplc="27787CC4">
-      <w:start w:val="1"/>
-      <w:numFmt w:val="bullet"/>
-      <w:lvlText w:val="–"/>
-      <w:lvlJc w:val="left"/>
-      <w:pPr>
-        <w:ind w:left="900" w:hanging="280"/>
-      </w:pPr>
-    </w:lvl>
-    <w:lvl w:ilvl="2" w:tplc="0B7601D0">
-      <w:numFmt w:val="decimal"/>
-      <w:lvlText w:val=""/>
-      <w:lvlJc w:val="left"/>
-    </w:lvl>
-    <w:lvl w:ilvl="3" w:tplc="EE001544">
-      <w:numFmt w:val="decimal"/>
-      <w:lvlText w:val=""/>
-      <w:lvlJc w:val="left"/>
-    </w:lvl>
-    <w:lvl w:ilvl="4" w:tplc="3CDAE444">
-      <w:numFmt w:val="decimal"/>
-      <w:lvlText w:val=""/>
-      <w:lvlJc w:val="left"/>
-    </w:lvl>
-    <w:lvl w:ilvl="5" w:tplc="B6EE5260">
-      <w:numFmt w:val="decimal"/>
-      <w:lvlText w:val=""/>
-      <w:lvlJc w:val="left"/>
-    </w:lvl>
-    <w:lvl w:ilvl="6" w:tplc="9216DE94">
-      <w:numFmt w:val="decimal"/>
-      <w:lvlText w:val=""/>
-      <w:lvlJc w:val="left"/>
-    </w:lvl>
-    <w:lvl w:ilvl="7" w:tplc="86F29A5C">
-      <w:numFmt w:val="decimal"/>
-      <w:lvlText w:val=""/>
-      <w:lvlJc w:val="left"/>
-    </w:lvl>
-    <w:lvl w:ilvl="8" w:tplc="4FEEAC3C">
-      <w:numFmt w:val="decimal"/>
-      <w:lvlText w:val=""/>
-      <w:lvlJc w:val="left"/>
-    </w:lvl>
-  </w:abstractNum>
-  <w:num w:numId="1" w16cid:durableId="934247076">
-    <w:abstractNumId w:val="0"/>
+  <w:num w:numId="1" w16cid:durableId="1821118044">
+    <w:abstractNumId w:val="1"/>
     <w:lvlOverride w:ilvl="0">
       <w:startOverride w:val="1"/>
     </w:lvlOverride>
   </w:num>
-  <w:num w:numId="2" w16cid:durableId="668561571">
-    <w:abstractNumId w:val="1"/>
+  <w:num w:numId="2" w16cid:durableId="524057020">
+    <w:abstractNumId w:val="0"/>
     <w:lvlOverride w:ilvl="0">
       <w:startOverride w:val="1"/>
     </w:lvlOverride>
@@ -35863,7 +35863,7 @@
     <w:autoRedefine/>
     <w:uiPriority w:val="39"/>
     <w:unhideWhenUsed/>
-    <w:rsid w:val="00AC724E"/>
+    <w:rsid w:val="000153A5"/>
     <w:pPr>
       <w:spacing w:after="100"/>
     </w:pPr>
@@ -35875,7 +35875,7 @@
     <w:autoRedefine/>
     <w:uiPriority w:val="39"/>
     <w:unhideWhenUsed/>
-    <w:rsid w:val="00AC724E"/>
+    <w:rsid w:val="000153A5"/>
     <w:pPr>
       <w:spacing w:after="100"/>
       <w:ind w:left="210"/>

--- a/docs/manuals/ABF-FST_Screen_and_Button_Reference.docx
+++ b/docs/manuals/ABF-FST_Screen_and_Button_Reference.docx
@@ -469,7 +469,7 @@
                 <w:sz w:val="19"/>
                 <w:szCs w:val="19"/>
               </w:rPr>
-              <w:t>Version 1.23 · 6 October 2026</w:t>
+              <w:t>Version 1.24 · 6 October 2026</w:t>
             </w:r>
           </w:p>
         </w:tc>
@@ -538,7 +538,7 @@
     <w:sdt>
       <w:sdtPr>
         <w:alias w:val="Contents"/>
-        <w:id w:val="-1128459253"/>
+        <w:id w:val="931242447"/>
       </w:sdtPr>
       <w:sdtEndPr/>
       <w:sdtContent>
@@ -567,7 +567,7 @@
           <w:r>
             <w:fldChar w:fldCharType="separate"/>
           </w:r>
-          <w:hyperlink w:anchor="_Toc242163635" w:history="1">
+          <w:hyperlink w:anchor="_Toc242181516" w:history="1">
             <w:r>
               <w:rPr>
                 <w:rStyle w:val="Hyperlink"/>
@@ -591,7 +591,7 @@
               <w:rPr>
                 <w:noProof/>
               </w:rPr>
-              <w:instrText xml:space="preserve"> PAGEREF _Toc242163635 \h </w:instrText>
+              <w:instrText xml:space="preserve"> PAGEREF _Toc242181516 \h </w:instrText>
             </w:r>
             <w:r>
               <w:rPr>
@@ -634,7 +634,7 @@
               <w14:ligatures w14:val="standardContextual"/>
             </w:rPr>
           </w:pPr>
-          <w:hyperlink w:anchor="_Toc242163636" w:history="1">
+          <w:hyperlink w:anchor="_Toc242181517" w:history="1">
             <w:r>
               <w:rPr>
                 <w:rStyle w:val="Hyperlink"/>
@@ -658,7 +658,7 @@
               <w:rPr>
                 <w:noProof/>
               </w:rPr>
-              <w:instrText xml:space="preserve"> PAGEREF _Toc242163636 \h </w:instrText>
+              <w:instrText xml:space="preserve"> PAGEREF _Toc242181517 \h </w:instrText>
             </w:r>
             <w:r>
               <w:rPr>
@@ -701,7 +701,7 @@
               <w14:ligatures w14:val="standardContextual"/>
             </w:rPr>
           </w:pPr>
-          <w:hyperlink w:anchor="_Toc242163637" w:history="1">
+          <w:hyperlink w:anchor="_Toc242181518" w:history="1">
             <w:r>
               <w:rPr>
                 <w:rStyle w:val="Hyperlink"/>
@@ -725,7 +725,7 @@
               <w:rPr>
                 <w:noProof/>
               </w:rPr>
-              <w:instrText xml:space="preserve"> PAGEREF _Toc242163637 \h </w:instrText>
+              <w:instrText xml:space="preserve"> PAGEREF _Toc242181518 \h </w:instrText>
             </w:r>
             <w:r>
               <w:rPr>
@@ -768,7 +768,7 @@
               <w14:ligatures w14:val="standardContextual"/>
             </w:rPr>
           </w:pPr>
-          <w:hyperlink w:anchor="_Toc242163638" w:history="1">
+          <w:hyperlink w:anchor="_Toc242181519" w:history="1">
             <w:r>
               <w:rPr>
                 <w:rStyle w:val="Hyperlink"/>
@@ -792,7 +792,7 @@
               <w:rPr>
                 <w:noProof/>
               </w:rPr>
-              <w:instrText xml:space="preserve"> PAGEREF _Toc242163638 \h </w:instrText>
+              <w:instrText xml:space="preserve"> PAGEREF _Toc242181519 \h </w:instrText>
             </w:r>
             <w:r>
               <w:rPr>
@@ -835,7 +835,7 @@
               <w14:ligatures w14:val="standardContextual"/>
             </w:rPr>
           </w:pPr>
-          <w:hyperlink w:anchor="_Toc242163639" w:history="1">
+          <w:hyperlink w:anchor="_Toc242181520" w:history="1">
             <w:r>
               <w:rPr>
                 <w:rStyle w:val="Hyperlink"/>
@@ -859,7 +859,7 @@
               <w:rPr>
                 <w:noProof/>
               </w:rPr>
-              <w:instrText xml:space="preserve"> PAGEREF _Toc242163639 \h </w:instrText>
+              <w:instrText xml:space="preserve"> PAGEREF _Toc242181520 \h </w:instrText>
             </w:r>
             <w:r>
               <w:rPr>
@@ -902,7 +902,7 @@
               <w14:ligatures w14:val="standardContextual"/>
             </w:rPr>
           </w:pPr>
-          <w:hyperlink w:anchor="_Toc242163640" w:history="1">
+          <w:hyperlink w:anchor="_Toc242181521" w:history="1">
             <w:r>
               <w:rPr>
                 <w:rStyle w:val="Hyperlink"/>
@@ -926,7 +926,7 @@
               <w:rPr>
                 <w:noProof/>
               </w:rPr>
-              <w:instrText xml:space="preserve"> PAGEREF _Toc242163640 \h </w:instrText>
+              <w:instrText xml:space="preserve"> PAGEREF _Toc242181521 \h </w:instrText>
             </w:r>
             <w:r>
               <w:rPr>
@@ -969,7 +969,7 @@
               <w14:ligatures w14:val="standardContextual"/>
             </w:rPr>
           </w:pPr>
-          <w:hyperlink w:anchor="_Toc242163641" w:history="1">
+          <w:hyperlink w:anchor="_Toc242181522" w:history="1">
             <w:r>
               <w:rPr>
                 <w:rStyle w:val="Hyperlink"/>
@@ -993,7 +993,7 @@
               <w:rPr>
                 <w:noProof/>
               </w:rPr>
-              <w:instrText xml:space="preserve"> PAGEREF _Toc242163641 \h </w:instrText>
+              <w:instrText xml:space="preserve"> PAGEREF _Toc242181522 \h </w:instrText>
             </w:r>
             <w:r>
               <w:rPr>
@@ -1036,7 +1036,7 @@
               <w14:ligatures w14:val="standardContextual"/>
             </w:rPr>
           </w:pPr>
-          <w:hyperlink w:anchor="_Toc242163642" w:history="1">
+          <w:hyperlink w:anchor="_Toc242181523" w:history="1">
             <w:r>
               <w:rPr>
                 <w:rStyle w:val="Hyperlink"/>
@@ -1060,7 +1060,7 @@
               <w:rPr>
                 <w:noProof/>
               </w:rPr>
-              <w:instrText xml:space="preserve"> PAGEREF _Toc242163642 \h </w:instrText>
+              <w:instrText xml:space="preserve"> PAGEREF _Toc242181523 \h </w:instrText>
             </w:r>
             <w:r>
               <w:rPr>
@@ -1103,7 +1103,7 @@
               <w14:ligatures w14:val="standardContextual"/>
             </w:rPr>
           </w:pPr>
-          <w:hyperlink w:anchor="_Toc242163643" w:history="1">
+          <w:hyperlink w:anchor="_Toc242181524" w:history="1">
             <w:r>
               <w:rPr>
                 <w:rStyle w:val="Hyperlink"/>
@@ -1127,7 +1127,7 @@
               <w:rPr>
                 <w:noProof/>
               </w:rPr>
-              <w:instrText xml:space="preserve"> PAGEREF _Toc242163643 \h </w:instrText>
+              <w:instrText xml:space="preserve"> PAGEREF _Toc242181524 \h </w:instrText>
             </w:r>
             <w:r>
               <w:rPr>
@@ -1170,7 +1170,7 @@
               <w14:ligatures w14:val="standardContextual"/>
             </w:rPr>
           </w:pPr>
-          <w:hyperlink w:anchor="_Toc242163644" w:history="1">
+          <w:hyperlink w:anchor="_Toc242181525" w:history="1">
             <w:r>
               <w:rPr>
                 <w:rStyle w:val="Hyperlink"/>
@@ -1194,7 +1194,7 @@
               <w:rPr>
                 <w:noProof/>
               </w:rPr>
-              <w:instrText xml:space="preserve"> PAGEREF _Toc242163644 \h </w:instrText>
+              <w:instrText xml:space="preserve"> PAGEREF _Toc242181525 \h </w:instrText>
             </w:r>
             <w:r>
               <w:rPr>
@@ -1237,7 +1237,7 @@
               <w14:ligatures w14:val="standardContextual"/>
             </w:rPr>
           </w:pPr>
-          <w:hyperlink w:anchor="_Toc242163645" w:history="1">
+          <w:hyperlink w:anchor="_Toc242181526" w:history="1">
             <w:r>
               <w:rPr>
                 <w:rStyle w:val="Hyperlink"/>
@@ -1261,7 +1261,7 @@
               <w:rPr>
                 <w:noProof/>
               </w:rPr>
-              <w:instrText xml:space="preserve"> PAGEREF _Toc242163645 \h </w:instrText>
+              <w:instrText xml:space="preserve"> PAGEREF _Toc242181526 \h </w:instrText>
             </w:r>
             <w:r>
               <w:rPr>
@@ -1304,7 +1304,7 @@
               <w14:ligatures w14:val="standardContextual"/>
             </w:rPr>
           </w:pPr>
-          <w:hyperlink w:anchor="_Toc242163646" w:history="1">
+          <w:hyperlink w:anchor="_Toc242181527" w:history="1">
             <w:r>
               <w:rPr>
                 <w:rStyle w:val="Hyperlink"/>
@@ -1328,7 +1328,7 @@
               <w:rPr>
                 <w:noProof/>
               </w:rPr>
-              <w:instrText xml:space="preserve"> PAGEREF _Toc242163646 \h </w:instrText>
+              <w:instrText xml:space="preserve"> PAGEREF _Toc242181527 \h </w:instrText>
             </w:r>
             <w:r>
               <w:rPr>
@@ -1371,7 +1371,7 @@
               <w14:ligatures w14:val="standardContextual"/>
             </w:rPr>
           </w:pPr>
-          <w:hyperlink w:anchor="_Toc242163647" w:history="1">
+          <w:hyperlink w:anchor="_Toc242181528" w:history="1">
             <w:r>
               <w:rPr>
                 <w:rStyle w:val="Hyperlink"/>
@@ -1395,7 +1395,7 @@
               <w:rPr>
                 <w:noProof/>
               </w:rPr>
-              <w:instrText xml:space="preserve"> PAGEREF _Toc242163647 \h </w:instrText>
+              <w:instrText xml:space="preserve"> PAGEREF _Toc242181528 \h </w:instrText>
             </w:r>
             <w:r>
               <w:rPr>
@@ -1438,7 +1438,7 @@
               <w14:ligatures w14:val="standardContextual"/>
             </w:rPr>
           </w:pPr>
-          <w:hyperlink w:anchor="_Toc242163648" w:history="1">
+          <w:hyperlink w:anchor="_Toc242181529" w:history="1">
             <w:r>
               <w:rPr>
                 <w:rStyle w:val="Hyperlink"/>
@@ -1462,7 +1462,7 @@
               <w:rPr>
                 <w:noProof/>
               </w:rPr>
-              <w:instrText xml:space="preserve"> PAGEREF _Toc242163648 \h </w:instrText>
+              <w:instrText xml:space="preserve"> PAGEREF _Toc242181529 \h </w:instrText>
             </w:r>
             <w:r>
               <w:rPr>
@@ -1505,7 +1505,7 @@
               <w14:ligatures w14:val="standardContextual"/>
             </w:rPr>
           </w:pPr>
-          <w:hyperlink w:anchor="_Toc242163649" w:history="1">
+          <w:hyperlink w:anchor="_Toc242181530" w:history="1">
             <w:r>
               <w:rPr>
                 <w:rStyle w:val="Hyperlink"/>
@@ -1529,7 +1529,7 @@
               <w:rPr>
                 <w:noProof/>
               </w:rPr>
-              <w:instrText xml:space="preserve"> PAGEREF _Toc242163649 \h </w:instrText>
+              <w:instrText xml:space="preserve"> PAGEREF _Toc242181530 \h </w:instrText>
             </w:r>
             <w:r>
               <w:rPr>
@@ -1572,7 +1572,7 @@
               <w14:ligatures w14:val="standardContextual"/>
             </w:rPr>
           </w:pPr>
-          <w:hyperlink w:anchor="_Toc242163650" w:history="1">
+          <w:hyperlink w:anchor="_Toc242181531" w:history="1">
             <w:r>
               <w:rPr>
                 <w:rStyle w:val="Hyperlink"/>
@@ -1596,7 +1596,7 @@
               <w:rPr>
                 <w:noProof/>
               </w:rPr>
-              <w:instrText xml:space="preserve"> PAGEREF _Toc242163650 \h </w:instrText>
+              <w:instrText xml:space="preserve"> PAGEREF _Toc242181531 \h </w:instrText>
             </w:r>
             <w:r>
               <w:rPr>
@@ -1639,7 +1639,7 @@
               <w14:ligatures w14:val="standardContextual"/>
             </w:rPr>
           </w:pPr>
-          <w:hyperlink w:anchor="_Toc242163651" w:history="1">
+          <w:hyperlink w:anchor="_Toc242181532" w:history="1">
             <w:r>
               <w:rPr>
                 <w:rStyle w:val="Hyperlink"/>
@@ -1663,7 +1663,7 @@
               <w:rPr>
                 <w:noProof/>
               </w:rPr>
-              <w:instrText xml:space="preserve"> PAGEREF _Toc242163651 \h </w:instrText>
+              <w:instrText xml:space="preserve"> PAGEREF _Toc242181532 \h </w:instrText>
             </w:r>
             <w:r>
               <w:rPr>
@@ -1706,7 +1706,7 @@
               <w14:ligatures w14:val="standardContextual"/>
             </w:rPr>
           </w:pPr>
-          <w:hyperlink w:anchor="_Toc242163652" w:history="1">
+          <w:hyperlink w:anchor="_Toc242181533" w:history="1">
             <w:r>
               <w:rPr>
                 <w:rStyle w:val="Hyperlink"/>
@@ -1730,7 +1730,7 @@
               <w:rPr>
                 <w:noProof/>
               </w:rPr>
-              <w:instrText xml:space="preserve"> PAGEREF _Toc242163652 \h </w:instrText>
+              <w:instrText xml:space="preserve"> PAGEREF _Toc242181533 \h </w:instrText>
             </w:r>
             <w:r>
               <w:rPr>
@@ -1773,7 +1773,7 @@
               <w14:ligatures w14:val="standardContextual"/>
             </w:rPr>
           </w:pPr>
-          <w:hyperlink w:anchor="_Toc242163653" w:history="1">
+          <w:hyperlink w:anchor="_Toc242181534" w:history="1">
             <w:r>
               <w:rPr>
                 <w:rStyle w:val="Hyperlink"/>
@@ -1797,7 +1797,7 @@
               <w:rPr>
                 <w:noProof/>
               </w:rPr>
-              <w:instrText xml:space="preserve"> PAGEREF _Toc242163653 \h </w:instrText>
+              <w:instrText xml:space="preserve"> PAGEREF _Toc242181534 \h </w:instrText>
             </w:r>
             <w:r>
               <w:rPr>
@@ -1840,7 +1840,7 @@
               <w14:ligatures w14:val="standardContextual"/>
             </w:rPr>
           </w:pPr>
-          <w:hyperlink w:anchor="_Toc242163654" w:history="1">
+          <w:hyperlink w:anchor="_Toc242181535" w:history="1">
             <w:r>
               <w:rPr>
                 <w:rStyle w:val="Hyperlink"/>
@@ -1864,7 +1864,7 @@
               <w:rPr>
                 <w:noProof/>
               </w:rPr>
-              <w:instrText xml:space="preserve"> PAGEREF _Toc242163654 \h </w:instrText>
+              <w:instrText xml:space="preserve"> PAGEREF _Toc242181535 \h </w:instrText>
             </w:r>
             <w:r>
               <w:rPr>
@@ -1907,7 +1907,7 @@
               <w14:ligatures w14:val="standardContextual"/>
             </w:rPr>
           </w:pPr>
-          <w:hyperlink w:anchor="_Toc242163655" w:history="1">
+          <w:hyperlink w:anchor="_Toc242181536" w:history="1">
             <w:r>
               <w:rPr>
                 <w:rStyle w:val="Hyperlink"/>
@@ -1931,7 +1931,7 @@
               <w:rPr>
                 <w:noProof/>
               </w:rPr>
-              <w:instrText xml:space="preserve"> PAGEREF _Toc242163655 \h </w:instrText>
+              <w:instrText xml:space="preserve"> PAGEREF _Toc242181536 \h </w:instrText>
             </w:r>
             <w:r>
               <w:rPr>
@@ -1974,7 +1974,7 @@
               <w14:ligatures w14:val="standardContextual"/>
             </w:rPr>
           </w:pPr>
-          <w:hyperlink w:anchor="_Toc242163656" w:history="1">
+          <w:hyperlink w:anchor="_Toc242181537" w:history="1">
             <w:r>
               <w:rPr>
                 <w:rStyle w:val="Hyperlink"/>
@@ -1998,7 +1998,7 @@
               <w:rPr>
                 <w:noProof/>
               </w:rPr>
-              <w:instrText xml:space="preserve"> PAGEREF _Toc242163656 \h </w:instrText>
+              <w:instrText xml:space="preserve"> PAGEREF _Toc242181537 \h </w:instrText>
             </w:r>
             <w:r>
               <w:rPr>
@@ -2041,7 +2041,7 @@
               <w14:ligatures w14:val="standardContextual"/>
             </w:rPr>
           </w:pPr>
-          <w:hyperlink w:anchor="_Toc242163657" w:history="1">
+          <w:hyperlink w:anchor="_Toc242181538" w:history="1">
             <w:r>
               <w:rPr>
                 <w:rStyle w:val="Hyperlink"/>
@@ -2065,7 +2065,7 @@
               <w:rPr>
                 <w:noProof/>
               </w:rPr>
-              <w:instrText xml:space="preserve"> PAGEREF _Toc242163657 \h </w:instrText>
+              <w:instrText xml:space="preserve"> PAGEREF _Toc242181538 \h </w:instrText>
             </w:r>
             <w:r>
               <w:rPr>
@@ -2108,7 +2108,7 @@
               <w14:ligatures w14:val="standardContextual"/>
             </w:rPr>
           </w:pPr>
-          <w:hyperlink w:anchor="_Toc242163658" w:history="1">
+          <w:hyperlink w:anchor="_Toc242181539" w:history="1">
             <w:r>
               <w:rPr>
                 <w:rStyle w:val="Hyperlink"/>
@@ -2132,7 +2132,7 @@
               <w:rPr>
                 <w:noProof/>
               </w:rPr>
-              <w:instrText xml:space="preserve"> PAGEREF _Toc242163658 \h </w:instrText>
+              <w:instrText xml:space="preserve"> PAGEREF _Toc242181539 \h </w:instrText>
             </w:r>
             <w:r>
               <w:rPr>
@@ -2175,7 +2175,7 @@
               <w14:ligatures w14:val="standardContextual"/>
             </w:rPr>
           </w:pPr>
-          <w:hyperlink w:anchor="_Toc242163659" w:history="1">
+          <w:hyperlink w:anchor="_Toc242181540" w:history="1">
             <w:r>
               <w:rPr>
                 <w:rStyle w:val="Hyperlink"/>
@@ -2199,7 +2199,7 @@
               <w:rPr>
                 <w:noProof/>
               </w:rPr>
-              <w:instrText xml:space="preserve"> PAGEREF _Toc242163659 \h </w:instrText>
+              <w:instrText xml:space="preserve"> PAGEREF _Toc242181540 \h </w:instrText>
             </w:r>
             <w:r>
               <w:rPr>
@@ -2242,7 +2242,7 @@
               <w14:ligatures w14:val="standardContextual"/>
             </w:rPr>
           </w:pPr>
-          <w:hyperlink w:anchor="_Toc242163660" w:history="1">
+          <w:hyperlink w:anchor="_Toc242181541" w:history="1">
             <w:r>
               <w:rPr>
                 <w:rStyle w:val="Hyperlink"/>
@@ -2266,7 +2266,7 @@
               <w:rPr>
                 <w:noProof/>
               </w:rPr>
-              <w:instrText xml:space="preserve"> PAGEREF _Toc242163660 \h </w:instrText>
+              <w:instrText xml:space="preserve"> PAGEREF _Toc242181541 \h </w:instrText>
             </w:r>
             <w:r>
               <w:rPr>
@@ -2309,7 +2309,7 @@
               <w14:ligatures w14:val="standardContextual"/>
             </w:rPr>
           </w:pPr>
-          <w:hyperlink w:anchor="_Toc242163661" w:history="1">
+          <w:hyperlink w:anchor="_Toc242181542" w:history="1">
             <w:r>
               <w:rPr>
                 <w:rStyle w:val="Hyperlink"/>
@@ -2333,7 +2333,7 @@
               <w:rPr>
                 <w:noProof/>
               </w:rPr>
-              <w:instrText xml:space="preserve"> PAGEREF _Toc242163661 \h </w:instrText>
+              <w:instrText xml:space="preserve"> PAGEREF _Toc242181542 \h </w:instrText>
             </w:r>
             <w:r>
               <w:rPr>
@@ -2376,7 +2376,7 @@
               <w14:ligatures w14:val="standardContextual"/>
             </w:rPr>
           </w:pPr>
-          <w:hyperlink w:anchor="_Toc242163662" w:history="1">
+          <w:hyperlink w:anchor="_Toc242181543" w:history="1">
             <w:r>
               <w:rPr>
                 <w:rStyle w:val="Hyperlink"/>
@@ -2400,7 +2400,7 @@
               <w:rPr>
                 <w:noProof/>
               </w:rPr>
-              <w:instrText xml:space="preserve"> PAGEREF _Toc242163662 \h </w:instrText>
+              <w:instrText xml:space="preserve"> PAGEREF _Toc242181543 \h </w:instrText>
             </w:r>
             <w:r>
               <w:rPr>
@@ -2443,7 +2443,7 @@
               <w14:ligatures w14:val="standardContextual"/>
             </w:rPr>
           </w:pPr>
-          <w:hyperlink w:anchor="_Toc242163663" w:history="1">
+          <w:hyperlink w:anchor="_Toc242181544" w:history="1">
             <w:r>
               <w:rPr>
                 <w:rStyle w:val="Hyperlink"/>
@@ -2467,7 +2467,7 @@
               <w:rPr>
                 <w:noProof/>
               </w:rPr>
-              <w:instrText xml:space="preserve"> PAGEREF _Toc242163663 \h </w:instrText>
+              <w:instrText xml:space="preserve"> PAGEREF _Toc242181544 \h </w:instrText>
             </w:r>
             <w:r>
               <w:rPr>
@@ -2510,7 +2510,7 @@
               <w14:ligatures w14:val="standardContextual"/>
             </w:rPr>
           </w:pPr>
-          <w:hyperlink w:anchor="_Toc242163664" w:history="1">
+          <w:hyperlink w:anchor="_Toc242181545" w:history="1">
             <w:r>
               <w:rPr>
                 <w:rStyle w:val="Hyperlink"/>
@@ -2534,7 +2534,7 @@
               <w:rPr>
                 <w:noProof/>
               </w:rPr>
-              <w:instrText xml:space="preserve"> PAGEREF _Toc242163664 \h </w:instrText>
+              <w:instrText xml:space="preserve"> PAGEREF _Toc242181545 \h </w:instrText>
             </w:r>
             <w:r>
               <w:rPr>
@@ -2577,7 +2577,7 @@
               <w14:ligatures w14:val="standardContextual"/>
             </w:rPr>
           </w:pPr>
-          <w:hyperlink w:anchor="_Toc242163665" w:history="1">
+          <w:hyperlink w:anchor="_Toc242181546" w:history="1">
             <w:r>
               <w:rPr>
                 <w:rStyle w:val="Hyperlink"/>
@@ -2601,7 +2601,7 @@
               <w:rPr>
                 <w:noProof/>
               </w:rPr>
-              <w:instrText xml:space="preserve"> PAGEREF _Toc242163665 \h </w:instrText>
+              <w:instrText xml:space="preserve"> PAGEREF _Toc242181546 \h </w:instrText>
             </w:r>
             <w:r>
               <w:rPr>
@@ -2644,7 +2644,7 @@
               <w14:ligatures w14:val="standardContextual"/>
             </w:rPr>
           </w:pPr>
-          <w:hyperlink w:anchor="_Toc242163666" w:history="1">
+          <w:hyperlink w:anchor="_Toc242181547" w:history="1">
             <w:r>
               <w:rPr>
                 <w:rStyle w:val="Hyperlink"/>
@@ -2668,7 +2668,7 @@
               <w:rPr>
                 <w:noProof/>
               </w:rPr>
-              <w:instrText xml:space="preserve"> PAGEREF _Toc242163666 \h </w:instrText>
+              <w:instrText xml:space="preserve"> PAGEREF _Toc242181547 \h </w:instrText>
             </w:r>
             <w:r>
               <w:rPr>
@@ -2711,7 +2711,7 @@
               <w14:ligatures w14:val="standardContextual"/>
             </w:rPr>
           </w:pPr>
-          <w:hyperlink w:anchor="_Toc242163667" w:history="1">
+          <w:hyperlink w:anchor="_Toc242181548" w:history="1">
             <w:r>
               <w:rPr>
                 <w:rStyle w:val="Hyperlink"/>
@@ -2735,7 +2735,7 @@
               <w:rPr>
                 <w:noProof/>
               </w:rPr>
-              <w:instrText xml:space="preserve"> PAGEREF _Toc242163667 \h </w:instrText>
+              <w:instrText xml:space="preserve"> PAGEREF _Toc242181548 \h </w:instrText>
             </w:r>
             <w:r>
               <w:rPr>
@@ -2778,7 +2778,7 @@
               <w14:ligatures w14:val="standardContextual"/>
             </w:rPr>
           </w:pPr>
-          <w:hyperlink w:anchor="_Toc242163668" w:history="1">
+          <w:hyperlink w:anchor="_Toc242181549" w:history="1">
             <w:r>
               <w:rPr>
                 <w:rStyle w:val="Hyperlink"/>
@@ -2802,7 +2802,7 @@
               <w:rPr>
                 <w:noProof/>
               </w:rPr>
-              <w:instrText xml:space="preserve"> PAGEREF _Toc242163668 \h </w:instrText>
+              <w:instrText xml:space="preserve"> PAGEREF _Toc242181549 \h </w:instrText>
             </w:r>
             <w:r>
               <w:rPr>
@@ -2845,7 +2845,7 @@
               <w14:ligatures w14:val="standardContextual"/>
             </w:rPr>
           </w:pPr>
-          <w:hyperlink w:anchor="_Toc242163669" w:history="1">
+          <w:hyperlink w:anchor="_Toc242181550" w:history="1">
             <w:r>
               <w:rPr>
                 <w:rStyle w:val="Hyperlink"/>
@@ -2869,7 +2869,7 @@
               <w:rPr>
                 <w:noProof/>
               </w:rPr>
-              <w:instrText xml:space="preserve"> PAGEREF _Toc242163669 \h </w:instrText>
+              <w:instrText xml:space="preserve"> PAGEREF _Toc242181550 \h </w:instrText>
             </w:r>
             <w:r>
               <w:rPr>
@@ -2912,7 +2912,7 @@
               <w14:ligatures w14:val="standardContextual"/>
             </w:rPr>
           </w:pPr>
-          <w:hyperlink w:anchor="_Toc242163670" w:history="1">
+          <w:hyperlink w:anchor="_Toc242181551" w:history="1">
             <w:r>
               <w:rPr>
                 <w:rStyle w:val="Hyperlink"/>
@@ -2936,7 +2936,7 @@
               <w:rPr>
                 <w:noProof/>
               </w:rPr>
-              <w:instrText xml:space="preserve"> PAGEREF _Toc242163670 \h </w:instrText>
+              <w:instrText xml:space="preserve"> PAGEREF _Toc242181551 \h </w:instrText>
             </w:r>
             <w:r>
               <w:rPr>
@@ -2979,7 +2979,7 @@
               <w14:ligatures w14:val="standardContextual"/>
             </w:rPr>
           </w:pPr>
-          <w:hyperlink w:anchor="_Toc242163671" w:history="1">
+          <w:hyperlink w:anchor="_Toc242181552" w:history="1">
             <w:r>
               <w:rPr>
                 <w:rStyle w:val="Hyperlink"/>
@@ -3003,7 +3003,7 @@
               <w:rPr>
                 <w:noProof/>
               </w:rPr>
-              <w:instrText xml:space="preserve"> PAGEREF _Toc242163671 \h </w:instrText>
+              <w:instrText xml:space="preserve"> PAGEREF _Toc242181552 \h </w:instrText>
             </w:r>
             <w:r>
               <w:rPr>
@@ -3046,7 +3046,7 @@
               <w14:ligatures w14:val="standardContextual"/>
             </w:rPr>
           </w:pPr>
-          <w:hyperlink w:anchor="_Toc242163672" w:history="1">
+          <w:hyperlink w:anchor="_Toc242181553" w:history="1">
             <w:r>
               <w:rPr>
                 <w:rStyle w:val="Hyperlink"/>
@@ -3070,7 +3070,7 @@
               <w:rPr>
                 <w:noProof/>
               </w:rPr>
-              <w:instrText xml:space="preserve"> PAGEREF _Toc242163672 \h </w:instrText>
+              <w:instrText xml:space="preserve"> PAGEREF _Toc242181553 \h </w:instrText>
             </w:r>
             <w:r>
               <w:rPr>
@@ -3113,7 +3113,7 @@
               <w14:ligatures w14:val="standardContextual"/>
             </w:rPr>
           </w:pPr>
-          <w:hyperlink w:anchor="_Toc242163673" w:history="1">
+          <w:hyperlink w:anchor="_Toc242181554" w:history="1">
             <w:r>
               <w:rPr>
                 <w:rStyle w:val="Hyperlink"/>
@@ -3137,7 +3137,7 @@
               <w:rPr>
                 <w:noProof/>
               </w:rPr>
-              <w:instrText xml:space="preserve"> PAGEREF _Toc242163673 \h </w:instrText>
+              <w:instrText xml:space="preserve"> PAGEREF _Toc242181554 \h </w:instrText>
             </w:r>
             <w:r>
               <w:rPr>
@@ -3180,7 +3180,7 @@
               <w14:ligatures w14:val="standardContextual"/>
             </w:rPr>
           </w:pPr>
-          <w:hyperlink w:anchor="_Toc242163674" w:history="1">
+          <w:hyperlink w:anchor="_Toc242181555" w:history="1">
             <w:r>
               <w:rPr>
                 <w:rStyle w:val="Hyperlink"/>
@@ -3204,7 +3204,7 @@
               <w:rPr>
                 <w:noProof/>
               </w:rPr>
-              <w:instrText xml:space="preserve"> PAGEREF _Toc242163674 \h </w:instrText>
+              <w:instrText xml:space="preserve"> PAGEREF _Toc242181555 \h </w:instrText>
             </w:r>
             <w:r>
               <w:rPr>
@@ -3247,7 +3247,7 @@
               <w14:ligatures w14:val="standardContextual"/>
             </w:rPr>
           </w:pPr>
-          <w:hyperlink w:anchor="_Toc242163675" w:history="1">
+          <w:hyperlink w:anchor="_Toc242181556" w:history="1">
             <w:r>
               <w:rPr>
                 <w:rStyle w:val="Hyperlink"/>
@@ -3271,7 +3271,7 @@
               <w:rPr>
                 <w:noProof/>
               </w:rPr>
-              <w:instrText xml:space="preserve"> PAGEREF _Toc242163675 \h </w:instrText>
+              <w:instrText xml:space="preserve"> PAGEREF _Toc242181556 \h </w:instrText>
             </w:r>
             <w:r>
               <w:rPr>
@@ -3314,7 +3314,7 @@
               <w14:ligatures w14:val="standardContextual"/>
             </w:rPr>
           </w:pPr>
-          <w:hyperlink w:anchor="_Toc242163676" w:history="1">
+          <w:hyperlink w:anchor="_Toc242181557" w:history="1">
             <w:r>
               <w:rPr>
                 <w:rStyle w:val="Hyperlink"/>
@@ -3338,7 +3338,7 @@
               <w:rPr>
                 <w:noProof/>
               </w:rPr>
-              <w:instrText xml:space="preserve"> PAGEREF _Toc242163676 \h </w:instrText>
+              <w:instrText xml:space="preserve"> PAGEREF _Toc242181557 \h </w:instrText>
             </w:r>
             <w:r>
               <w:rPr>
@@ -3377,7 +3377,7 @@
         <w:pStyle w:val="Heading1"/>
         <w:pageBreakBefore/>
       </w:pPr>
-      <w:bookmarkStart w:id="0" w:name="_Toc242163635"/>
+      <w:bookmarkStart w:id="0" w:name="_Toc242181516"/>
       <w:r>
         <w:lastRenderedPageBreak/>
         <w:t>1. About this reference</w:t>
@@ -3830,7 +3830,7 @@
         <w:pStyle w:val="Heading1"/>
         <w:pageBreakBefore/>
       </w:pPr>
-      <w:bookmarkStart w:id="1" w:name="_Toc242163636"/>
+      <w:bookmarkStart w:id="1" w:name="_Toc242181517"/>
       <w:r>
         <w:lastRenderedPageBreak/>
         <w:t>2. Rules that apply on every screen</w:t>
@@ -4047,7 +4047,7 @@
         <w:pStyle w:val="Heading1"/>
         <w:pageBreakBefore/>
       </w:pPr>
-      <w:bookmarkStart w:id="2" w:name="_Toc242163637"/>
+      <w:bookmarkStart w:id="2" w:name="_Toc242181518"/>
       <w:r>
         <w:lastRenderedPageBreak/>
         <w:t>3. Who can open which screen</w:t>
@@ -9753,7 +9753,7 @@
         <w:pStyle w:val="Heading1"/>
         <w:pageBreakBefore/>
       </w:pPr>
-      <w:bookmarkStart w:id="3" w:name="_Toc242163638"/>
+      <w:bookmarkStart w:id="3" w:name="_Toc242181519"/>
       <w:r>
         <w:lastRenderedPageBreak/>
         <w:t>4. Signing in and your account</w:t>
@@ -9764,7 +9764,7 @@
       <w:pPr>
         <w:pStyle w:val="Heading2"/>
       </w:pPr>
-      <w:bookmarkStart w:id="4" w:name="_Toc242163639"/>
+      <w:bookmarkStart w:id="4" w:name="_Toc242181520"/>
       <w:r>
         <w:t>4.1 Sign in</w:t>
       </w:r>
@@ -10277,7 +10277,7 @@
       <w:pPr>
         <w:pStyle w:val="Heading2"/>
       </w:pPr>
-      <w:bookmarkStart w:id="5" w:name="_Toc242163640"/>
+      <w:bookmarkStart w:id="5" w:name="_Toc242181521"/>
       <w:r>
         <w:t>4.2 The header and menu bar (every screen)</w:t>
       </w:r>
@@ -11000,7 +11000,7 @@
       <w:pPr>
         <w:pStyle w:val="Heading2"/>
       </w:pPr>
-      <w:bookmarkStart w:id="6" w:name="_Toc242163641"/>
+      <w:bookmarkStart w:id="6" w:name="_Toc242181522"/>
       <w:r>
         <w:lastRenderedPageBreak/>
         <w:t>4.3 Change Password</w:t>
@@ -11622,7 +11622,7 @@
         <w:pStyle w:val="Heading1"/>
         <w:pageBreakBefore/>
       </w:pPr>
-      <w:bookmarkStart w:id="7" w:name="_Toc242163642"/>
+      <w:bookmarkStart w:id="7" w:name="_Toc242181523"/>
       <w:r>
         <w:lastRenderedPageBreak/>
         <w:t>5. Dashboards and Reports (read-only)</w:t>
@@ -11633,7 +11633,7 @@
       <w:pPr>
         <w:pStyle w:val="Heading2"/>
       </w:pPr>
-      <w:bookmarkStart w:id="8" w:name="_Toc242163643"/>
+      <w:bookmarkStart w:id="8" w:name="_Toc242181524"/>
       <w:r>
         <w:t>5.1 Executive Dashboard</w:t>
       </w:r>
@@ -12146,7 +12146,7 @@
       <w:pPr>
         <w:pStyle w:val="Heading2"/>
       </w:pPr>
-      <w:bookmarkStart w:id="9" w:name="_Toc242163644"/>
+      <w:bookmarkStart w:id="9" w:name="_Toc242181525"/>
       <w:r>
         <w:t>5.2 Sampling Dashboard</w:t>
       </w:r>
@@ -12659,7 +12659,7 @@
       <w:pPr>
         <w:pStyle w:val="Heading2"/>
       </w:pPr>
-      <w:bookmarkStart w:id="10" w:name="_Toc242163645"/>
+      <w:bookmarkStart w:id="10" w:name="_Toc242181526"/>
       <w:r>
         <w:t>5.3 Contact Dashboard</w:t>
       </w:r>
@@ -12963,7 +12963,7 @@
       <w:pPr>
         <w:pStyle w:val="Heading2"/>
       </w:pPr>
-      <w:bookmarkStart w:id="11" w:name="_Toc242163646"/>
+      <w:bookmarkStart w:id="11" w:name="_Toc242181527"/>
       <w:r>
         <w:t>5.4 QA Dashboard</w:t>
       </w:r>
@@ -13583,7 +13583,7 @@
       <w:pPr>
         <w:pStyle w:val="Heading2"/>
       </w:pPr>
-      <w:bookmarkStart w:id="12" w:name="_Toc242163647"/>
+      <w:bookmarkStart w:id="12" w:name="_Toc242181528"/>
       <w:r>
         <w:t>5.5 KII / Document Dashboard</w:t>
       </w:r>
@@ -13993,7 +13993,7 @@
       <w:pPr>
         <w:pStyle w:val="Heading2"/>
       </w:pPr>
-      <w:bookmarkStart w:id="13" w:name="_Toc242163648"/>
+      <w:bookmarkStart w:id="13" w:name="_Toc242181529"/>
       <w:r>
         <w:lastRenderedPageBreak/>
         <w:t>5.6 Reports</w:t>
@@ -14508,7 +14508,7 @@
         <w:pStyle w:val="Heading1"/>
         <w:pageBreakBefore/>
       </w:pPr>
-      <w:bookmarkStart w:id="14" w:name="_Toc242163649"/>
+      <w:bookmarkStart w:id="14" w:name="_Toc242181530"/>
       <w:r>
         <w:lastRenderedPageBreak/>
         <w:t>6. The sample and contact</w:t>
@@ -14519,7 +14519,7 @@
       <w:pPr>
         <w:pStyle w:val="Heading2"/>
       </w:pPr>
-      <w:bookmarkStart w:id="15" w:name="_Toc242163650"/>
+      <w:bookmarkStart w:id="15" w:name="_Toc242181531"/>
       <w:r>
         <w:t>6.1 Main-400 Register (and Reserve)</w:t>
       </w:r>
@@ -16083,7 +16083,7 @@
       <w:pPr>
         <w:pStyle w:val="Heading2"/>
       </w:pPr>
-      <w:bookmarkStart w:id="16" w:name="_Toc242163651"/>
+      <w:bookmarkStart w:id="16" w:name="_Toc242181532"/>
       <w:r>
         <w:t>6.2 Case page</w:t>
       </w:r>
@@ -18075,7 +18075,7 @@
       <w:pPr>
         <w:pStyle w:val="Heading2"/>
       </w:pPr>
-      <w:bookmarkStart w:id="17" w:name="_Toc242163652"/>
+      <w:bookmarkStart w:id="17" w:name="_Toc242181533"/>
       <w:r>
         <w:t>6.3 Pre-Interview Profile (PROIT) and its review screen</w:t>
       </w:r>
@@ -19640,7 +19640,7 @@
       <w:pPr>
         <w:pStyle w:val="Heading2"/>
       </w:pPr>
-      <w:bookmarkStart w:id="18" w:name="_Toc242163653"/>
+      <w:bookmarkStart w:id="18" w:name="_Toc242181534"/>
       <w:r>
         <w:t>6.4 Interview sheet (verifying a locked profile)</w:t>
       </w:r>
@@ -20898,7 +20898,7 @@
       <w:pPr>
         <w:pStyle w:val="Heading2"/>
       </w:pPr>
-      <w:bookmarkStart w:id="19" w:name="_Toc242163654"/>
+      <w:bookmarkStart w:id="19" w:name="_Toc242181535"/>
       <w:r>
         <w:t>6.5 Register Organisation</w:t>
       </w:r>
@@ -21622,7 +21622,7 @@
       <w:pPr>
         <w:pStyle w:val="Heading2"/>
       </w:pPr>
-      <w:bookmarkStart w:id="20" w:name="_Toc242163655"/>
+      <w:bookmarkStart w:id="20" w:name="_Toc242181536"/>
       <w:r>
         <w:t>6.6 Appointment Queue</w:t>
       </w:r>
@@ -22242,7 +22242,7 @@
       <w:pPr>
         <w:pStyle w:val="Heading2"/>
       </w:pPr>
-      <w:bookmarkStart w:id="21" w:name="_Toc242163656"/>
+      <w:bookmarkStart w:id="21" w:name="_Toc242181537"/>
       <w:r>
         <w:t>6.7 Follow-ups due</w:t>
       </w:r>
@@ -22756,7 +22756,7 @@
       <w:pPr>
         <w:pStyle w:val="Heading2"/>
       </w:pPr>
-      <w:bookmarkStart w:id="22" w:name="_Toc242163657"/>
+      <w:bookmarkStart w:id="22" w:name="_Toc242181538"/>
       <w:r>
         <w:t>6.8 Reserve Activation</w:t>
       </w:r>
@@ -23377,7 +23377,7 @@
         <w:pStyle w:val="Heading1"/>
         <w:pageBreakBefore/>
       </w:pPr>
-      <w:bookmarkStart w:id="23" w:name="_Toc242163658"/>
+      <w:bookmarkStart w:id="23" w:name="_Toc242181539"/>
       <w:r>
         <w:lastRenderedPageBreak/>
         <w:t>7. Quality checking</w:t>
@@ -23388,7 +23388,7 @@
       <w:pPr>
         <w:pStyle w:val="Heading2"/>
       </w:pPr>
-      <w:bookmarkStart w:id="24" w:name="_Toc242163659"/>
+      <w:bookmarkStart w:id="24" w:name="_Toc242181540"/>
       <w:r>
         <w:t>7.1 QA Queue (with the KoboToolbox sync panel)</w:t>
       </w:r>
@@ -24111,7 +24111,7 @@
       <w:pPr>
         <w:pStyle w:val="Heading2"/>
       </w:pPr>
-      <w:bookmarkStart w:id="25" w:name="_Toc242163660"/>
+      <w:bookmarkStart w:id="25" w:name="_Toc242181541"/>
       <w:r>
         <w:t>7.2 QA Exceptions</w:t>
       </w:r>
@@ -24943,7 +24943,7 @@
         <w:pStyle w:val="Heading1"/>
         <w:pageBreakBefore/>
       </w:pPr>
-      <w:bookmarkStart w:id="26" w:name="_Toc242163661"/>
+      <w:bookmarkStart w:id="26" w:name="_Toc242181542"/>
       <w:r>
         <w:lastRenderedPageBreak/>
         <w:t>8. Key Informant Interviews</w:t>
@@ -24954,7 +24954,7 @@
       <w:pPr>
         <w:pStyle w:val="Heading2"/>
       </w:pPr>
-      <w:bookmarkStart w:id="27" w:name="_Toc242163662"/>
+      <w:bookmarkStart w:id="27" w:name="_Toc242181543"/>
       <w:r>
         <w:t>8.1 KII Register</w:t>
       </w:r>
@@ -25784,7 +25784,7 @@
       <w:pPr>
         <w:pStyle w:val="Heading2"/>
       </w:pPr>
-      <w:bookmarkStart w:id="28" w:name="_Toc242163663"/>
+      <w:bookmarkStart w:id="28" w:name="_Toc242181544"/>
       <w:r>
         <w:t>8.2 New KII Record</w:t>
       </w:r>
@@ -26194,7 +26194,7 @@
       <w:pPr>
         <w:pStyle w:val="Heading2"/>
       </w:pPr>
-      <w:bookmarkStart w:id="29" w:name="_Toc242163664"/>
+      <w:bookmarkStart w:id="29" w:name="_Toc242181545"/>
       <w:r>
         <w:t>8.3 KII record</w:t>
       </w:r>
@@ -27453,7 +27453,7 @@
         <w:pStyle w:val="Heading1"/>
         <w:pageBreakBefore/>
       </w:pPr>
-      <w:bookmarkStart w:id="30" w:name="_Toc242163665"/>
+      <w:bookmarkStart w:id="30" w:name="_Toc242181546"/>
       <w:r>
         <w:lastRenderedPageBreak/>
         <w:t>9. Documentary evidence</w:t>
@@ -27464,7 +27464,7 @@
       <w:pPr>
         <w:pStyle w:val="Heading2"/>
       </w:pPr>
-      <w:bookmarkStart w:id="31" w:name="_Toc242163666"/>
+      <w:bookmarkStart w:id="31" w:name="_Toc242181547"/>
       <w:r>
         <w:t>9.1 Documents (the corpus)</w:t>
       </w:r>
@@ -28084,7 +28084,7 @@
       <w:pPr>
         <w:pStyle w:val="Heading2"/>
       </w:pPr>
-      <w:bookmarkStart w:id="32" w:name="_Toc242163667"/>
+      <w:bookmarkStart w:id="32" w:name="_Toc242181548"/>
       <w:r>
         <w:t>9.2 New Documentary Evidence Record</w:t>
       </w:r>
@@ -28915,7 +28915,7 @@
       <w:pPr>
         <w:pStyle w:val="Heading2"/>
       </w:pPr>
-      <w:bookmarkStart w:id="33" w:name="_Toc242163668"/>
+      <w:bookmarkStart w:id="33" w:name="_Toc242181549"/>
       <w:r>
         <w:t>9.3 Document record</w:t>
       </w:r>
@@ -30269,7 +30269,7 @@
       <w:pPr>
         <w:pStyle w:val="Heading2"/>
       </w:pPr>
-      <w:bookmarkStart w:id="34" w:name="_Toc242163669"/>
+      <w:bookmarkStart w:id="34" w:name="_Toc242181550"/>
       <w:r>
         <w:t>9.4 Auto-fill review screen</w:t>
       </w:r>
@@ -31311,7 +31311,7 @@
         <w:pStyle w:val="Heading1"/>
         <w:pageBreakBefore/>
       </w:pPr>
-      <w:bookmarkStart w:id="35" w:name="_Toc242163670"/>
+      <w:bookmarkStart w:id="35" w:name="_Toc242181551"/>
       <w:r>
         <w:lastRenderedPageBreak/>
         <w:t>10. Completed forms and exports</w:t>
@@ -31322,7 +31322,7 @@
       <w:pPr>
         <w:pStyle w:val="Heading2"/>
       </w:pPr>
-      <w:bookmarkStart w:id="36" w:name="_Toc242163671"/>
+      <w:bookmarkStart w:id="36" w:name="_Toc242181552"/>
       <w:r>
         <w:t>10.1 Completed forms (Form PDFs)</w:t>
       </w:r>
@@ -32588,7 +32588,7 @@
         <w:pStyle w:val="Heading1"/>
         <w:pageBreakBefore/>
       </w:pPr>
-      <w:bookmarkStart w:id="37" w:name="_Toc242163672"/>
+      <w:bookmarkStart w:id="37" w:name="_Toc242181553"/>
       <w:r>
         <w:lastRenderedPageBreak/>
         <w:t>11. Study administration</w:t>
@@ -32599,7 +32599,7 @@
       <w:pPr>
         <w:pStyle w:val="Heading2"/>
       </w:pPr>
-      <w:bookmarkStart w:id="38" w:name="_Toc242163673"/>
+      <w:bookmarkStart w:id="38" w:name="_Toc242181554"/>
       <w:r>
         <w:t>11.1 Cost Dashboard</w:t>
       </w:r>
@@ -33009,7 +33009,7 @@
       <w:pPr>
         <w:pStyle w:val="Heading2"/>
       </w:pPr>
-      <w:bookmarkStart w:id="39" w:name="_Toc242163674"/>
+      <w:bookmarkStart w:id="39" w:name="_Toc242181555"/>
       <w:r>
         <w:t>11.2 Audit Log</w:t>
       </w:r>
@@ -33419,7 +33419,7 @@
       <w:pPr>
         <w:pStyle w:val="Heading2"/>
       </w:pPr>
-      <w:bookmarkStart w:id="40" w:name="_Toc242163675"/>
+      <w:bookmarkStart w:id="40" w:name="_Toc242181556"/>
       <w:r>
         <w:t>11.3 Research Clearance</w:t>
       </w:r>
@@ -34250,7 +34250,7 @@
       <w:pPr>
         <w:pStyle w:val="Heading2"/>
       </w:pPr>
-      <w:bookmarkStart w:id="41" w:name="_Toc242163676"/>
+      <w:bookmarkStart w:id="41" w:name="_Toc242181557"/>
       <w:r>
         <w:t>11.4 Export</w:t>
       </w:r>
@@ -34915,7 +34915,7 @@
         <w:sz w:val="16"/>
         <w:szCs w:val="16"/>
       </w:rPr>
-      <w:t>Version 1.23 · 6 October 2026</w:t>
+      <w:t>Version 1.24 · 6 October 2026</w:t>
     </w:r>
     <w:r>
       <w:rPr>
@@ -35088,10 +35088,10 @@
 <file path=word/numbering.xml><?xml version="1.0" encoding="utf-8"?>
 <w:numbering xmlns:wpc="http://schemas.microsoft.com/office/word/2010/wordprocessingCanvas" xmlns:cx="http://schemas.microsoft.com/office/drawing/2014/chartex" xmlns:cx1="http://schemas.microsoft.com/office/drawing/2015/9/8/chartex" xmlns:cx2="http://schemas.microsoft.com/office/drawing/2015/10/21/chartex" xmlns:cx3="http://schemas.microsoft.com/office/drawing/2016/5/9/chartex" xmlns:cx4="http://schemas.microsoft.com/office/drawing/2016/5/10/chartex" xmlns:cx5="http://schemas.microsoft.com/office/drawing/2016/5/11/chartex" xmlns:cx6="http://schemas.microsoft.com/office/drawing/2016/5/12/chartex" xmlns:cx7="http://schemas.microsoft.com/office/drawing/2016/5/13/chartex" xmlns:cx8="http://schemas.microsoft.com/office/drawing/2016/5/14/chartex" xmlns:mc="http://schemas.openxmlformats.org/markup-compatibility/2006" xmlns:aink="http://schemas.microsoft.com/office/drawing/2016/ink" xmlns:am3d="http://schemas.microsoft.com/office/drawing/2017/model3d" xmlns:o="urn:schemas-microsoft-com:office:office" xmlns:oel="http://schemas.microsoft.com/office/2019/extlst" xmlns:r="http://schemas.openxmlformats.org/officeDocument/2006/relationships" xmlns:m="http://schemas.openxmlformats.org/officeDocument/2006/math" xmlns:v="urn:schemas-microsoft-com:vml" xmlns:wp14="http://schemas.microsoft.com/office/word/2010/wordprocessingDrawing" xmlns:wp="http://schemas.openxmlformats.org/drawingml/2006/wordprocessingDrawing" xmlns:w10="urn:schemas-microsoft-com:office:word" xmlns:w="http://schemas.openxmlformats.org/wordprocessingml/2006/main" xmlns:w14="http://schemas.microsoft.com/office/word/2010/wordml" xmlns:w15="http://schemas.microsoft.com/office/word/2012/wordml" xmlns:w16cex="http://schemas.microsoft.com/office/word/2018/wordml/cex" xmlns:w16cid="http://schemas.microsoft.com/office/word/2016/wordml/cid" xmlns:w16="http://schemas.microsoft.com/office/word/2018/wordml" xmlns:w16sdtdh="http://schemas.microsoft.com/office/word/2020/wordml/sdtdatahash" xmlns:w16se="http://schemas.microsoft.com/office/word/2015/wordml/symex" xmlns:wpg="http://schemas.microsoft.com/office/word/2010/wordprocessingGroup" xmlns:wpi="http://schemas.microsoft.com/office/word/2010/wordprocessingInk" xmlns:wne="http://schemas.microsoft.com/office/word/2006/wordml" xmlns:wps="http://schemas.microsoft.com/office/word/2010/wordprocessingShape" mc:Ignorable="w14 w15 w16se w16cid w16 w16cex w16sdtdh wp14">
   <w:abstractNum w:abstractNumId="0" w15:restartNumberingAfterBreak="0">
-    <w:nsid w:val="3D192E4D"/>
+    <w:nsid w:val="21B97EBB"/>
     <w:multiLevelType w:val="hybridMultilevel"/>
-    <w:tmpl w:val="E260F75A"/>
-    <w:lvl w:ilvl="0" w:tplc="EC8A2E3A">
+    <w:tmpl w:val="1BC80B42"/>
+    <w:lvl w:ilvl="0" w:tplc="244867F2">
       <w:start w:val="1"/>
       <w:numFmt w:val="bullet"/>
       <w:lvlText w:val="•"/>
@@ -35100,7 +35100,7 @@
         <w:ind w:left="460" w:hanging="280"/>
       </w:pPr>
     </w:lvl>
-    <w:lvl w:ilvl="1" w:tplc="F15046D4">
+    <w:lvl w:ilvl="1" w:tplc="0D84F77C">
       <w:start w:val="1"/>
       <w:numFmt w:val="bullet"/>
       <w:lvlText w:val="–"/>
@@ -35109,47 +35109,47 @@
         <w:ind w:left="900" w:hanging="280"/>
       </w:pPr>
     </w:lvl>
-    <w:lvl w:ilvl="2" w:tplc="BE925D2E">
+    <w:lvl w:ilvl="2" w:tplc="E468E974">
       <w:numFmt w:val="decimal"/>
       <w:lvlText w:val=""/>
       <w:lvlJc w:val="left"/>
     </w:lvl>
-    <w:lvl w:ilvl="3" w:tplc="429600B0">
+    <w:lvl w:ilvl="3" w:tplc="993E7CDA">
       <w:numFmt w:val="decimal"/>
       <w:lvlText w:val=""/>
       <w:lvlJc w:val="left"/>
     </w:lvl>
-    <w:lvl w:ilvl="4" w:tplc="B2F4B368">
+    <w:lvl w:ilvl="4" w:tplc="37B8061E">
       <w:numFmt w:val="decimal"/>
       <w:lvlText w:val=""/>
       <w:lvlJc w:val="left"/>
     </w:lvl>
-    <w:lvl w:ilvl="5" w:tplc="08EEFB34">
+    <w:lvl w:ilvl="5" w:tplc="030EAFF0">
       <w:numFmt w:val="decimal"/>
       <w:lvlText w:val=""/>
       <w:lvlJc w:val="left"/>
     </w:lvl>
-    <w:lvl w:ilvl="6" w:tplc="92CC3AD0">
+    <w:lvl w:ilvl="6" w:tplc="1260464A">
       <w:numFmt w:val="decimal"/>
       <w:lvlText w:val=""/>
       <w:lvlJc w:val="left"/>
     </w:lvl>
-    <w:lvl w:ilvl="7" w:tplc="A17C8036">
+    <w:lvl w:ilvl="7" w:tplc="F934E652">
       <w:numFmt w:val="decimal"/>
       <w:lvlText w:val=""/>
       <w:lvlJc w:val="left"/>
     </w:lvl>
-    <w:lvl w:ilvl="8" w:tplc="F528943C">
+    <w:lvl w:ilvl="8" w:tplc="8B42E098">
       <w:numFmt w:val="decimal"/>
       <w:lvlText w:val=""/>
       <w:lvlJc w:val="left"/>
     </w:lvl>
   </w:abstractNum>
   <w:abstractNum w:abstractNumId="1" w15:restartNumberingAfterBreak="0">
-    <w:nsid w:val="7A056EEA"/>
+    <w:nsid w:val="349F08BD"/>
     <w:multiLevelType w:val="hybridMultilevel"/>
-    <w:tmpl w:val="CD8CEE72"/>
-    <w:lvl w:ilvl="0" w:tplc="150EFC5A">
+    <w:tmpl w:val="CE38C40A"/>
+    <w:lvl w:ilvl="0" w:tplc="2EB894E4">
       <w:start w:val="1"/>
       <w:numFmt w:val="bullet"/>
       <w:lvlText w:val="●"/>
@@ -35158,7 +35158,7 @@
         <w:ind w:left="720" w:hanging="360"/>
       </w:pPr>
     </w:lvl>
-    <w:lvl w:ilvl="1" w:tplc="A9F46B3A">
+    <w:lvl w:ilvl="1" w:tplc="77D213C4">
       <w:start w:val="1"/>
       <w:numFmt w:val="bullet"/>
       <w:lvlText w:val="○"/>
@@ -35167,7 +35167,7 @@
         <w:ind w:left="1440" w:hanging="360"/>
       </w:pPr>
     </w:lvl>
-    <w:lvl w:ilvl="2" w:tplc="1760350C">
+    <w:lvl w:ilvl="2" w:tplc="83EC5290">
       <w:start w:val="1"/>
       <w:numFmt w:val="bullet"/>
       <w:lvlText w:val="■"/>
@@ -35176,7 +35176,7 @@
         <w:ind w:left="2160" w:hanging="360"/>
       </w:pPr>
     </w:lvl>
-    <w:lvl w:ilvl="3" w:tplc="58D8B80C">
+    <w:lvl w:ilvl="3" w:tplc="D77069DE">
       <w:start w:val="1"/>
       <w:numFmt w:val="bullet"/>
       <w:lvlText w:val="●"/>
@@ -35185,7 +35185,7 @@
         <w:ind w:left="2880" w:hanging="360"/>
       </w:pPr>
     </w:lvl>
-    <w:lvl w:ilvl="4" w:tplc="4A82DA8A">
+    <w:lvl w:ilvl="4" w:tplc="FF74A554">
       <w:start w:val="1"/>
       <w:numFmt w:val="bullet"/>
       <w:lvlText w:val="○"/>
@@ -35194,7 +35194,7 @@
         <w:ind w:left="3600" w:hanging="360"/>
       </w:pPr>
     </w:lvl>
-    <w:lvl w:ilvl="5" w:tplc="827A2A00">
+    <w:lvl w:ilvl="5" w:tplc="201ACD62">
       <w:start w:val="1"/>
       <w:numFmt w:val="bullet"/>
       <w:lvlText w:val="■"/>
@@ -35203,7 +35203,7 @@
         <w:ind w:left="4320" w:hanging="360"/>
       </w:pPr>
     </w:lvl>
-    <w:lvl w:ilvl="6" w:tplc="B2FE51A8">
+    <w:lvl w:ilvl="6" w:tplc="C38C7CB8">
       <w:start w:val="1"/>
       <w:numFmt w:val="bullet"/>
       <w:lvlText w:val="●"/>
@@ -35212,7 +35212,7 @@
         <w:ind w:left="5040" w:hanging="360"/>
       </w:pPr>
     </w:lvl>
-    <w:lvl w:ilvl="7" w:tplc="1C9879CC">
+    <w:lvl w:ilvl="7" w:tplc="021C6CD4">
       <w:start w:val="1"/>
       <w:numFmt w:val="bullet"/>
       <w:lvlText w:val="●"/>
@@ -35221,7 +35221,7 @@
         <w:ind w:left="5760" w:hanging="360"/>
       </w:pPr>
     </w:lvl>
-    <w:lvl w:ilvl="8" w:tplc="25A476F8">
+    <w:lvl w:ilvl="8" w:tplc="5A282230">
       <w:start w:val="1"/>
       <w:numFmt w:val="bullet"/>
       <w:lvlText w:val="●"/>
@@ -35231,13 +35231,13 @@
       </w:pPr>
     </w:lvl>
   </w:abstractNum>
-  <w:num w:numId="1" w16cid:durableId="1821118044">
+  <w:num w:numId="1" w16cid:durableId="417948236">
     <w:abstractNumId w:val="1"/>
     <w:lvlOverride w:ilvl="0">
       <w:startOverride w:val="1"/>
     </w:lvlOverride>
   </w:num>
-  <w:num w:numId="2" w16cid:durableId="524057020">
+  <w:num w:numId="2" w16cid:durableId="1714118471">
     <w:abstractNumId w:val="0"/>
     <w:lvlOverride w:ilvl="0">
       <w:startOverride w:val="1"/>
@@ -35863,7 +35863,7 @@
     <w:autoRedefine/>
     <w:uiPriority w:val="39"/>
     <w:unhideWhenUsed/>
-    <w:rsid w:val="000153A5"/>
+    <w:rsid w:val="00CE714E"/>
     <w:pPr>
       <w:spacing w:after="100"/>
     </w:pPr>
@@ -35875,7 +35875,7 @@
     <w:autoRedefine/>
     <w:uiPriority w:val="39"/>
     <w:unhideWhenUsed/>
-    <w:rsid w:val="000153A5"/>
+    <w:rsid w:val="00CE714E"/>
     <w:pPr>
       <w:spacing w:after="100"/>
       <w:ind w:left="210"/>

--- a/docs/manuals/ABF-FST_Screen_and_Button_Reference.docx
+++ b/docs/manuals/ABF-FST_Screen_and_Button_Reference.docx
@@ -469,7 +469,7 @@
                 <w:sz w:val="19"/>
                 <w:szCs w:val="19"/>
               </w:rPr>
-              <w:t>Version 1.24 · 6 October 2026</w:t>
+              <w:t>Version 1.25 · 6 October 2026</w:t>
             </w:r>
           </w:p>
         </w:tc>
@@ -538,7 +538,7 @@
     <w:sdt>
       <w:sdtPr>
         <w:alias w:val="Contents"/>
-        <w:id w:val="931242447"/>
+        <w:id w:val="-131869421"/>
       </w:sdtPr>
       <w:sdtEndPr/>
       <w:sdtContent>
@@ -567,7 +567,7 @@
           <w:r>
             <w:fldChar w:fldCharType="separate"/>
           </w:r>
-          <w:hyperlink w:anchor="_Toc242181516" w:history="1">
+          <w:hyperlink w:anchor="_Toc242189335" w:history="1">
             <w:r>
               <w:rPr>
                 <w:rStyle w:val="Hyperlink"/>
@@ -591,7 +591,7 @@
               <w:rPr>
                 <w:noProof/>
               </w:rPr>
-              <w:instrText xml:space="preserve"> PAGEREF _Toc242181516 \h </w:instrText>
+              <w:instrText xml:space="preserve"> PAGEREF _Toc242189335 \h </w:instrText>
             </w:r>
             <w:r>
               <w:rPr>
@@ -634,7 +634,7 @@
               <w14:ligatures w14:val="standardContextual"/>
             </w:rPr>
           </w:pPr>
-          <w:hyperlink w:anchor="_Toc242181517" w:history="1">
+          <w:hyperlink w:anchor="_Toc242189336" w:history="1">
             <w:r>
               <w:rPr>
                 <w:rStyle w:val="Hyperlink"/>
@@ -658,7 +658,7 @@
               <w:rPr>
                 <w:noProof/>
               </w:rPr>
-              <w:instrText xml:space="preserve"> PAGEREF _Toc242181517 \h </w:instrText>
+              <w:instrText xml:space="preserve"> PAGEREF _Toc242189336 \h </w:instrText>
             </w:r>
             <w:r>
               <w:rPr>
@@ -701,7 +701,7 @@
               <w14:ligatures w14:val="standardContextual"/>
             </w:rPr>
           </w:pPr>
-          <w:hyperlink w:anchor="_Toc242181518" w:history="1">
+          <w:hyperlink w:anchor="_Toc242189337" w:history="1">
             <w:r>
               <w:rPr>
                 <w:rStyle w:val="Hyperlink"/>
@@ -725,7 +725,7 @@
               <w:rPr>
                 <w:noProof/>
               </w:rPr>
-              <w:instrText xml:space="preserve"> PAGEREF _Toc242181518 \h </w:instrText>
+              <w:instrText xml:space="preserve"> PAGEREF _Toc242189337 \h </w:instrText>
             </w:r>
             <w:r>
               <w:rPr>
@@ -768,7 +768,7 @@
               <w14:ligatures w14:val="standardContextual"/>
             </w:rPr>
           </w:pPr>
-          <w:hyperlink w:anchor="_Toc242181519" w:history="1">
+          <w:hyperlink w:anchor="_Toc242189338" w:history="1">
             <w:r>
               <w:rPr>
                 <w:rStyle w:val="Hyperlink"/>
@@ -792,7 +792,7 @@
               <w:rPr>
                 <w:noProof/>
               </w:rPr>
-              <w:instrText xml:space="preserve"> PAGEREF _Toc242181519 \h </w:instrText>
+              <w:instrText xml:space="preserve"> PAGEREF _Toc242189338 \h </w:instrText>
             </w:r>
             <w:r>
               <w:rPr>
@@ -835,7 +835,7 @@
               <w14:ligatures w14:val="standardContextual"/>
             </w:rPr>
           </w:pPr>
-          <w:hyperlink w:anchor="_Toc242181520" w:history="1">
+          <w:hyperlink w:anchor="_Toc242189339" w:history="1">
             <w:r>
               <w:rPr>
                 <w:rStyle w:val="Hyperlink"/>
@@ -859,7 +859,7 @@
               <w:rPr>
                 <w:noProof/>
               </w:rPr>
-              <w:instrText xml:space="preserve"> PAGEREF _Toc242181520 \h </w:instrText>
+              <w:instrText xml:space="preserve"> PAGEREF _Toc242189339 \h </w:instrText>
             </w:r>
             <w:r>
               <w:rPr>
@@ -902,7 +902,7 @@
               <w14:ligatures w14:val="standardContextual"/>
             </w:rPr>
           </w:pPr>
-          <w:hyperlink w:anchor="_Toc242181521" w:history="1">
+          <w:hyperlink w:anchor="_Toc242189340" w:history="1">
             <w:r>
               <w:rPr>
                 <w:rStyle w:val="Hyperlink"/>
@@ -926,7 +926,7 @@
               <w:rPr>
                 <w:noProof/>
               </w:rPr>
-              <w:instrText xml:space="preserve"> PAGEREF _Toc242181521 \h </w:instrText>
+              <w:instrText xml:space="preserve"> PAGEREF _Toc242189340 \h </w:instrText>
             </w:r>
             <w:r>
               <w:rPr>
@@ -969,7 +969,7 @@
               <w14:ligatures w14:val="standardContextual"/>
             </w:rPr>
           </w:pPr>
-          <w:hyperlink w:anchor="_Toc242181522" w:history="1">
+          <w:hyperlink w:anchor="_Toc242189341" w:history="1">
             <w:r>
               <w:rPr>
                 <w:rStyle w:val="Hyperlink"/>
@@ -993,7 +993,7 @@
               <w:rPr>
                 <w:noProof/>
               </w:rPr>
-              <w:instrText xml:space="preserve"> PAGEREF _Toc242181522 \h </w:instrText>
+              <w:instrText xml:space="preserve"> PAGEREF _Toc242189341 \h </w:instrText>
             </w:r>
             <w:r>
               <w:rPr>
@@ -1036,7 +1036,7 @@
               <w14:ligatures w14:val="standardContextual"/>
             </w:rPr>
           </w:pPr>
-          <w:hyperlink w:anchor="_Toc242181523" w:history="1">
+          <w:hyperlink w:anchor="_Toc242189342" w:history="1">
             <w:r>
               <w:rPr>
                 <w:rStyle w:val="Hyperlink"/>
@@ -1060,7 +1060,7 @@
               <w:rPr>
                 <w:noProof/>
               </w:rPr>
-              <w:instrText xml:space="preserve"> PAGEREF _Toc242181523 \h </w:instrText>
+              <w:instrText xml:space="preserve"> PAGEREF _Toc242189342 \h </w:instrText>
             </w:r>
             <w:r>
               <w:rPr>
@@ -1103,7 +1103,7 @@
               <w14:ligatures w14:val="standardContextual"/>
             </w:rPr>
           </w:pPr>
-          <w:hyperlink w:anchor="_Toc242181524" w:history="1">
+          <w:hyperlink w:anchor="_Toc242189343" w:history="1">
             <w:r>
               <w:rPr>
                 <w:rStyle w:val="Hyperlink"/>
@@ -1127,7 +1127,7 @@
               <w:rPr>
                 <w:noProof/>
               </w:rPr>
-              <w:instrText xml:space="preserve"> PAGEREF _Toc242181524 \h </w:instrText>
+              <w:instrText xml:space="preserve"> PAGEREF _Toc242189343 \h </w:instrText>
             </w:r>
             <w:r>
               <w:rPr>
@@ -1170,7 +1170,7 @@
               <w14:ligatures w14:val="standardContextual"/>
             </w:rPr>
           </w:pPr>
-          <w:hyperlink w:anchor="_Toc242181525" w:history="1">
+          <w:hyperlink w:anchor="_Toc242189344" w:history="1">
             <w:r>
               <w:rPr>
                 <w:rStyle w:val="Hyperlink"/>
@@ -1194,7 +1194,7 @@
               <w:rPr>
                 <w:noProof/>
               </w:rPr>
-              <w:instrText xml:space="preserve"> PAGEREF _Toc242181525 \h </w:instrText>
+              <w:instrText xml:space="preserve"> PAGEREF _Toc242189344 \h </w:instrText>
             </w:r>
             <w:r>
               <w:rPr>
@@ -1237,7 +1237,7 @@
               <w14:ligatures w14:val="standardContextual"/>
             </w:rPr>
           </w:pPr>
-          <w:hyperlink w:anchor="_Toc242181526" w:history="1">
+          <w:hyperlink w:anchor="_Toc242189345" w:history="1">
             <w:r>
               <w:rPr>
                 <w:rStyle w:val="Hyperlink"/>
@@ -1261,7 +1261,7 @@
               <w:rPr>
                 <w:noProof/>
               </w:rPr>
-              <w:instrText xml:space="preserve"> PAGEREF _Toc242181526 \h </w:instrText>
+              <w:instrText xml:space="preserve"> PAGEREF _Toc242189345 \h </w:instrText>
             </w:r>
             <w:r>
               <w:rPr>
@@ -1304,7 +1304,7 @@
               <w14:ligatures w14:val="standardContextual"/>
             </w:rPr>
           </w:pPr>
-          <w:hyperlink w:anchor="_Toc242181527" w:history="1">
+          <w:hyperlink w:anchor="_Toc242189346" w:history="1">
             <w:r>
               <w:rPr>
                 <w:rStyle w:val="Hyperlink"/>
@@ -1328,7 +1328,7 @@
               <w:rPr>
                 <w:noProof/>
               </w:rPr>
-              <w:instrText xml:space="preserve"> PAGEREF _Toc242181527 \h </w:instrText>
+              <w:instrText xml:space="preserve"> PAGEREF _Toc242189346 \h </w:instrText>
             </w:r>
             <w:r>
               <w:rPr>
@@ -1371,7 +1371,7 @@
               <w14:ligatures w14:val="standardContextual"/>
             </w:rPr>
           </w:pPr>
-          <w:hyperlink w:anchor="_Toc242181528" w:history="1">
+          <w:hyperlink w:anchor="_Toc242189347" w:history="1">
             <w:r>
               <w:rPr>
                 <w:rStyle w:val="Hyperlink"/>
@@ -1395,7 +1395,7 @@
               <w:rPr>
                 <w:noProof/>
               </w:rPr>
-              <w:instrText xml:space="preserve"> PAGEREF _Toc242181528 \h </w:instrText>
+              <w:instrText xml:space="preserve"> PAGEREF _Toc242189347 \h </w:instrText>
             </w:r>
             <w:r>
               <w:rPr>
@@ -1438,7 +1438,7 @@
               <w14:ligatures w14:val="standardContextual"/>
             </w:rPr>
           </w:pPr>
-          <w:hyperlink w:anchor="_Toc242181529" w:history="1">
+          <w:hyperlink w:anchor="_Toc242189348" w:history="1">
             <w:r>
               <w:rPr>
                 <w:rStyle w:val="Hyperlink"/>
@@ -1462,7 +1462,7 @@
               <w:rPr>
                 <w:noProof/>
               </w:rPr>
-              <w:instrText xml:space="preserve"> PAGEREF _Toc242181529 \h </w:instrText>
+              <w:instrText xml:space="preserve"> PAGEREF _Toc242189348 \h </w:instrText>
             </w:r>
             <w:r>
               <w:rPr>
@@ -1505,7 +1505,7 @@
               <w14:ligatures w14:val="standardContextual"/>
             </w:rPr>
           </w:pPr>
-          <w:hyperlink w:anchor="_Toc242181530" w:history="1">
+          <w:hyperlink w:anchor="_Toc242189349" w:history="1">
             <w:r>
               <w:rPr>
                 <w:rStyle w:val="Hyperlink"/>
@@ -1529,7 +1529,7 @@
               <w:rPr>
                 <w:noProof/>
               </w:rPr>
-              <w:instrText xml:space="preserve"> PAGEREF _Toc242181530 \h </w:instrText>
+              <w:instrText xml:space="preserve"> PAGEREF _Toc242189349 \h </w:instrText>
             </w:r>
             <w:r>
               <w:rPr>
@@ -1572,7 +1572,7 @@
               <w14:ligatures w14:val="standardContextual"/>
             </w:rPr>
           </w:pPr>
-          <w:hyperlink w:anchor="_Toc242181531" w:history="1">
+          <w:hyperlink w:anchor="_Toc242189350" w:history="1">
             <w:r>
               <w:rPr>
                 <w:rStyle w:val="Hyperlink"/>
@@ -1596,7 +1596,7 @@
               <w:rPr>
                 <w:noProof/>
               </w:rPr>
-              <w:instrText xml:space="preserve"> PAGEREF _Toc242181531 \h </w:instrText>
+              <w:instrText xml:space="preserve"> PAGEREF _Toc242189350 \h </w:instrText>
             </w:r>
             <w:r>
               <w:rPr>
@@ -1639,7 +1639,7 @@
               <w14:ligatures w14:val="standardContextual"/>
             </w:rPr>
           </w:pPr>
-          <w:hyperlink w:anchor="_Toc242181532" w:history="1">
+          <w:hyperlink w:anchor="_Toc242189351" w:history="1">
             <w:r>
               <w:rPr>
                 <w:rStyle w:val="Hyperlink"/>
@@ -1663,7 +1663,7 @@
               <w:rPr>
                 <w:noProof/>
               </w:rPr>
-              <w:instrText xml:space="preserve"> PAGEREF _Toc242181532 \h </w:instrText>
+              <w:instrText xml:space="preserve"> PAGEREF _Toc242189351 \h </w:instrText>
             </w:r>
             <w:r>
               <w:rPr>
@@ -1706,7 +1706,7 @@
               <w14:ligatures w14:val="standardContextual"/>
             </w:rPr>
           </w:pPr>
-          <w:hyperlink w:anchor="_Toc242181533" w:history="1">
+          <w:hyperlink w:anchor="_Toc242189352" w:history="1">
             <w:r>
               <w:rPr>
                 <w:rStyle w:val="Hyperlink"/>
@@ -1730,7 +1730,7 @@
               <w:rPr>
                 <w:noProof/>
               </w:rPr>
-              <w:instrText xml:space="preserve"> PAGEREF _Toc242181533 \h </w:instrText>
+              <w:instrText xml:space="preserve"> PAGEREF _Toc242189352 \h </w:instrText>
             </w:r>
             <w:r>
               <w:rPr>
@@ -1773,7 +1773,7 @@
               <w14:ligatures w14:val="standardContextual"/>
             </w:rPr>
           </w:pPr>
-          <w:hyperlink w:anchor="_Toc242181534" w:history="1">
+          <w:hyperlink w:anchor="_Toc242189353" w:history="1">
             <w:r>
               <w:rPr>
                 <w:rStyle w:val="Hyperlink"/>
@@ -1797,7 +1797,7 @@
               <w:rPr>
                 <w:noProof/>
               </w:rPr>
-              <w:instrText xml:space="preserve"> PAGEREF _Toc242181534 \h </w:instrText>
+              <w:instrText xml:space="preserve"> PAGEREF _Toc242189353 \h </w:instrText>
             </w:r>
             <w:r>
               <w:rPr>
@@ -1840,7 +1840,7 @@
               <w14:ligatures w14:val="standardContextual"/>
             </w:rPr>
           </w:pPr>
-          <w:hyperlink w:anchor="_Toc242181535" w:history="1">
+          <w:hyperlink w:anchor="_Toc242189354" w:history="1">
             <w:r>
               <w:rPr>
                 <w:rStyle w:val="Hyperlink"/>
@@ -1864,7 +1864,7 @@
               <w:rPr>
                 <w:noProof/>
               </w:rPr>
-              <w:instrText xml:space="preserve"> PAGEREF _Toc242181535 \h </w:instrText>
+              <w:instrText xml:space="preserve"> PAGEREF _Toc242189354 \h </w:instrText>
             </w:r>
             <w:r>
               <w:rPr>
@@ -1907,7 +1907,7 @@
               <w14:ligatures w14:val="standardContextual"/>
             </w:rPr>
           </w:pPr>
-          <w:hyperlink w:anchor="_Toc242181536" w:history="1">
+          <w:hyperlink w:anchor="_Toc242189355" w:history="1">
             <w:r>
               <w:rPr>
                 <w:rStyle w:val="Hyperlink"/>
@@ -1931,7 +1931,7 @@
               <w:rPr>
                 <w:noProof/>
               </w:rPr>
-              <w:instrText xml:space="preserve"> PAGEREF _Toc242181536 \h </w:instrText>
+              <w:instrText xml:space="preserve"> PAGEREF _Toc242189355 \h </w:instrText>
             </w:r>
             <w:r>
               <w:rPr>
@@ -1974,7 +1974,7 @@
               <w14:ligatures w14:val="standardContextual"/>
             </w:rPr>
           </w:pPr>
-          <w:hyperlink w:anchor="_Toc242181537" w:history="1">
+          <w:hyperlink w:anchor="_Toc242189356" w:history="1">
             <w:r>
               <w:rPr>
                 <w:rStyle w:val="Hyperlink"/>
@@ -1998,7 +1998,7 @@
               <w:rPr>
                 <w:noProof/>
               </w:rPr>
-              <w:instrText xml:space="preserve"> PAGEREF _Toc242181537 \h </w:instrText>
+              <w:instrText xml:space="preserve"> PAGEREF _Toc242189356 \h </w:instrText>
             </w:r>
             <w:r>
               <w:rPr>
@@ -2041,7 +2041,7 @@
               <w14:ligatures w14:val="standardContextual"/>
             </w:rPr>
           </w:pPr>
-          <w:hyperlink w:anchor="_Toc242181538" w:history="1">
+          <w:hyperlink w:anchor="_Toc242189357" w:history="1">
             <w:r>
               <w:rPr>
                 <w:rStyle w:val="Hyperlink"/>
@@ -2065,7 +2065,7 @@
               <w:rPr>
                 <w:noProof/>
               </w:rPr>
-              <w:instrText xml:space="preserve"> PAGEREF _Toc242181538 \h </w:instrText>
+              <w:instrText xml:space="preserve"> PAGEREF _Toc242189357 \h </w:instrText>
             </w:r>
             <w:r>
               <w:rPr>
@@ -2108,7 +2108,7 @@
               <w14:ligatures w14:val="standardContextual"/>
             </w:rPr>
           </w:pPr>
-          <w:hyperlink w:anchor="_Toc242181539" w:history="1">
+          <w:hyperlink w:anchor="_Toc242189358" w:history="1">
             <w:r>
               <w:rPr>
                 <w:rStyle w:val="Hyperlink"/>
@@ -2132,7 +2132,7 @@
               <w:rPr>
                 <w:noProof/>
               </w:rPr>
-              <w:instrText xml:space="preserve"> PAGEREF _Toc242181539 \h </w:instrText>
+              <w:instrText xml:space="preserve"> PAGEREF _Toc242189358 \h </w:instrText>
             </w:r>
             <w:r>
               <w:rPr>
@@ -2175,7 +2175,7 @@
               <w14:ligatures w14:val="standardContextual"/>
             </w:rPr>
           </w:pPr>
-          <w:hyperlink w:anchor="_Toc242181540" w:history="1">
+          <w:hyperlink w:anchor="_Toc242189359" w:history="1">
             <w:r>
               <w:rPr>
                 <w:rStyle w:val="Hyperlink"/>
@@ -2199,7 +2199,7 @@
               <w:rPr>
                 <w:noProof/>
               </w:rPr>
-              <w:instrText xml:space="preserve"> PAGEREF _Toc242181540 \h </w:instrText>
+              <w:instrText xml:space="preserve"> PAGEREF _Toc242189359 \h </w:instrText>
             </w:r>
             <w:r>
               <w:rPr>
@@ -2242,7 +2242,7 @@
               <w14:ligatures w14:val="standardContextual"/>
             </w:rPr>
           </w:pPr>
-          <w:hyperlink w:anchor="_Toc242181541" w:history="1">
+          <w:hyperlink w:anchor="_Toc242189360" w:history="1">
             <w:r>
               <w:rPr>
                 <w:rStyle w:val="Hyperlink"/>
@@ -2266,7 +2266,7 @@
               <w:rPr>
                 <w:noProof/>
               </w:rPr>
-              <w:instrText xml:space="preserve"> PAGEREF _Toc242181541 \h </w:instrText>
+              <w:instrText xml:space="preserve"> PAGEREF _Toc242189360 \h </w:instrText>
             </w:r>
             <w:r>
               <w:rPr>
@@ -2309,7 +2309,7 @@
               <w14:ligatures w14:val="standardContextual"/>
             </w:rPr>
           </w:pPr>
-          <w:hyperlink w:anchor="_Toc242181542" w:history="1">
+          <w:hyperlink w:anchor="_Toc242189361" w:history="1">
             <w:r>
               <w:rPr>
                 <w:rStyle w:val="Hyperlink"/>
@@ -2333,7 +2333,7 @@
               <w:rPr>
                 <w:noProof/>
               </w:rPr>
-              <w:instrText xml:space="preserve"> PAGEREF _Toc242181542 \h </w:instrText>
+              <w:instrText xml:space="preserve"> PAGEREF _Toc242189361 \h </w:instrText>
             </w:r>
             <w:r>
               <w:rPr>
@@ -2376,7 +2376,7 @@
               <w14:ligatures w14:val="standardContextual"/>
             </w:rPr>
           </w:pPr>
-          <w:hyperlink w:anchor="_Toc242181543" w:history="1">
+          <w:hyperlink w:anchor="_Toc242189362" w:history="1">
             <w:r>
               <w:rPr>
                 <w:rStyle w:val="Hyperlink"/>
@@ -2400,7 +2400,7 @@
               <w:rPr>
                 <w:noProof/>
               </w:rPr>
-              <w:instrText xml:space="preserve"> PAGEREF _Toc242181543 \h </w:instrText>
+              <w:instrText xml:space="preserve"> PAGEREF _Toc242189362 \h </w:instrText>
             </w:r>
             <w:r>
               <w:rPr>
@@ -2443,7 +2443,7 @@
               <w14:ligatures w14:val="standardContextual"/>
             </w:rPr>
           </w:pPr>
-          <w:hyperlink w:anchor="_Toc242181544" w:history="1">
+          <w:hyperlink w:anchor="_Toc242189363" w:history="1">
             <w:r>
               <w:rPr>
                 <w:rStyle w:val="Hyperlink"/>
@@ -2467,7 +2467,7 @@
               <w:rPr>
                 <w:noProof/>
               </w:rPr>
-              <w:instrText xml:space="preserve"> PAGEREF _Toc242181544 \h </w:instrText>
+              <w:instrText xml:space="preserve"> PAGEREF _Toc242189363 \h </w:instrText>
             </w:r>
             <w:r>
               <w:rPr>
@@ -2510,7 +2510,7 @@
               <w14:ligatures w14:val="standardContextual"/>
             </w:rPr>
           </w:pPr>
-          <w:hyperlink w:anchor="_Toc242181545" w:history="1">
+          <w:hyperlink w:anchor="_Toc242189364" w:history="1">
             <w:r>
               <w:rPr>
                 <w:rStyle w:val="Hyperlink"/>
@@ -2534,7 +2534,7 @@
               <w:rPr>
                 <w:noProof/>
               </w:rPr>
-              <w:instrText xml:space="preserve"> PAGEREF _Toc242181545 \h </w:instrText>
+              <w:instrText xml:space="preserve"> PAGEREF _Toc242189364 \h </w:instrText>
             </w:r>
             <w:r>
               <w:rPr>
@@ -2577,7 +2577,7 @@
               <w14:ligatures w14:val="standardContextual"/>
             </w:rPr>
           </w:pPr>
-          <w:hyperlink w:anchor="_Toc242181546" w:history="1">
+          <w:hyperlink w:anchor="_Toc242189365" w:history="1">
             <w:r>
               <w:rPr>
                 <w:rStyle w:val="Hyperlink"/>
@@ -2601,7 +2601,7 @@
               <w:rPr>
                 <w:noProof/>
               </w:rPr>
-              <w:instrText xml:space="preserve"> PAGEREF _Toc242181546 \h </w:instrText>
+              <w:instrText xml:space="preserve"> PAGEREF _Toc242189365 \h </w:instrText>
             </w:r>
             <w:r>
               <w:rPr>
@@ -2644,7 +2644,7 @@
               <w14:ligatures w14:val="standardContextual"/>
             </w:rPr>
           </w:pPr>
-          <w:hyperlink w:anchor="_Toc242181547" w:history="1">
+          <w:hyperlink w:anchor="_Toc242189366" w:history="1">
             <w:r>
               <w:rPr>
                 <w:rStyle w:val="Hyperlink"/>
@@ -2668,7 +2668,7 @@
               <w:rPr>
                 <w:noProof/>
               </w:rPr>
-              <w:instrText xml:space="preserve"> PAGEREF _Toc242181547 \h </w:instrText>
+              <w:instrText xml:space="preserve"> PAGEREF _Toc242189366 \h </w:instrText>
             </w:r>
             <w:r>
               <w:rPr>
@@ -2711,7 +2711,7 @@
               <w14:ligatures w14:val="standardContextual"/>
             </w:rPr>
           </w:pPr>
-          <w:hyperlink w:anchor="_Toc242181548" w:history="1">
+          <w:hyperlink w:anchor="_Toc242189367" w:history="1">
             <w:r>
               <w:rPr>
                 <w:rStyle w:val="Hyperlink"/>
@@ -2735,7 +2735,7 @@
               <w:rPr>
                 <w:noProof/>
               </w:rPr>
-              <w:instrText xml:space="preserve"> PAGEREF _Toc242181548 \h </w:instrText>
+              <w:instrText xml:space="preserve"> PAGEREF _Toc242189367 \h </w:instrText>
             </w:r>
             <w:r>
               <w:rPr>
@@ -2778,7 +2778,7 @@
               <w14:ligatures w14:val="standardContextual"/>
             </w:rPr>
           </w:pPr>
-          <w:hyperlink w:anchor="_Toc242181549" w:history="1">
+          <w:hyperlink w:anchor="_Toc242189368" w:history="1">
             <w:r>
               <w:rPr>
                 <w:rStyle w:val="Hyperlink"/>
@@ -2802,7 +2802,7 @@
               <w:rPr>
                 <w:noProof/>
               </w:rPr>
-              <w:instrText xml:space="preserve"> PAGEREF _Toc242181549 \h </w:instrText>
+              <w:instrText xml:space="preserve"> PAGEREF _Toc242189368 \h </w:instrText>
             </w:r>
             <w:r>
               <w:rPr>
@@ -2845,7 +2845,7 @@
               <w14:ligatures w14:val="standardContextual"/>
             </w:rPr>
           </w:pPr>
-          <w:hyperlink w:anchor="_Toc242181550" w:history="1">
+          <w:hyperlink w:anchor="_Toc242189369" w:history="1">
             <w:r>
               <w:rPr>
                 <w:rStyle w:val="Hyperlink"/>
@@ -2869,7 +2869,7 @@
               <w:rPr>
                 <w:noProof/>
               </w:rPr>
-              <w:instrText xml:space="preserve"> PAGEREF _Toc242181550 \h </w:instrText>
+              <w:instrText xml:space="preserve"> PAGEREF _Toc242189369 \h </w:instrText>
             </w:r>
             <w:r>
               <w:rPr>
@@ -2912,7 +2912,7 @@
               <w14:ligatures w14:val="standardContextual"/>
             </w:rPr>
           </w:pPr>
-          <w:hyperlink w:anchor="_Toc242181551" w:history="1">
+          <w:hyperlink w:anchor="_Toc242189370" w:history="1">
             <w:r>
               <w:rPr>
                 <w:rStyle w:val="Hyperlink"/>
@@ -2936,7 +2936,7 @@
               <w:rPr>
                 <w:noProof/>
               </w:rPr>
-              <w:instrText xml:space="preserve"> PAGEREF _Toc242181551 \h </w:instrText>
+              <w:instrText xml:space="preserve"> PAGEREF _Toc242189370 \h </w:instrText>
             </w:r>
             <w:r>
               <w:rPr>
@@ -2979,7 +2979,7 @@
               <w14:ligatures w14:val="standardContextual"/>
             </w:rPr>
           </w:pPr>
-          <w:hyperlink w:anchor="_Toc242181552" w:history="1">
+          <w:hyperlink w:anchor="_Toc242189371" w:history="1">
             <w:r>
               <w:rPr>
                 <w:rStyle w:val="Hyperlink"/>
@@ -3003,7 +3003,7 @@
               <w:rPr>
                 <w:noProof/>
               </w:rPr>
-              <w:instrText xml:space="preserve"> PAGEREF _Toc242181552 \h </w:instrText>
+              <w:instrText xml:space="preserve"> PAGEREF _Toc242189371 \h </w:instrText>
             </w:r>
             <w:r>
               <w:rPr>
@@ -3046,7 +3046,7 @@
               <w14:ligatures w14:val="standardContextual"/>
             </w:rPr>
           </w:pPr>
-          <w:hyperlink w:anchor="_Toc242181553" w:history="1">
+          <w:hyperlink w:anchor="_Toc242189372" w:history="1">
             <w:r>
               <w:rPr>
                 <w:rStyle w:val="Hyperlink"/>
@@ -3070,7 +3070,7 @@
               <w:rPr>
                 <w:noProof/>
               </w:rPr>
-              <w:instrText xml:space="preserve"> PAGEREF _Toc242181553 \h </w:instrText>
+              <w:instrText xml:space="preserve"> PAGEREF _Toc242189372 \h </w:instrText>
             </w:r>
             <w:r>
               <w:rPr>
@@ -3113,7 +3113,7 @@
               <w14:ligatures w14:val="standardContextual"/>
             </w:rPr>
           </w:pPr>
-          <w:hyperlink w:anchor="_Toc242181554" w:history="1">
+          <w:hyperlink w:anchor="_Toc242189373" w:history="1">
             <w:r>
               <w:rPr>
                 <w:rStyle w:val="Hyperlink"/>
@@ -3137,7 +3137,7 @@
               <w:rPr>
                 <w:noProof/>
               </w:rPr>
-              <w:instrText xml:space="preserve"> PAGEREF _Toc242181554 \h </w:instrText>
+              <w:instrText xml:space="preserve"> PAGEREF _Toc242189373 \h </w:instrText>
             </w:r>
             <w:r>
               <w:rPr>
@@ -3180,7 +3180,7 @@
               <w14:ligatures w14:val="standardContextual"/>
             </w:rPr>
           </w:pPr>
-          <w:hyperlink w:anchor="_Toc242181555" w:history="1">
+          <w:hyperlink w:anchor="_Toc242189374" w:history="1">
             <w:r>
               <w:rPr>
                 <w:rStyle w:val="Hyperlink"/>
@@ -3204,7 +3204,7 @@
               <w:rPr>
                 <w:noProof/>
               </w:rPr>
-              <w:instrText xml:space="preserve"> PAGEREF _Toc242181555 \h </w:instrText>
+              <w:instrText xml:space="preserve"> PAGEREF _Toc242189374 \h </w:instrText>
             </w:r>
             <w:r>
               <w:rPr>
@@ -3247,7 +3247,7 @@
               <w14:ligatures w14:val="standardContextual"/>
             </w:rPr>
           </w:pPr>
-          <w:hyperlink w:anchor="_Toc242181556" w:history="1">
+          <w:hyperlink w:anchor="_Toc242189375" w:history="1">
             <w:r>
               <w:rPr>
                 <w:rStyle w:val="Hyperlink"/>
@@ -3271,7 +3271,7 @@
               <w:rPr>
                 <w:noProof/>
               </w:rPr>
-              <w:instrText xml:space="preserve"> PAGEREF _Toc242181556 \h </w:instrText>
+              <w:instrText xml:space="preserve"> PAGEREF _Toc242189375 \h </w:instrText>
             </w:r>
             <w:r>
               <w:rPr>
@@ -3314,7 +3314,7 @@
               <w14:ligatures w14:val="standardContextual"/>
             </w:rPr>
           </w:pPr>
-          <w:hyperlink w:anchor="_Toc242181557" w:history="1">
+          <w:hyperlink w:anchor="_Toc242189376" w:history="1">
             <w:r>
               <w:rPr>
                 <w:rStyle w:val="Hyperlink"/>
@@ -3338,7 +3338,7 @@
               <w:rPr>
                 <w:noProof/>
               </w:rPr>
-              <w:instrText xml:space="preserve"> PAGEREF _Toc242181557 \h </w:instrText>
+              <w:instrText xml:space="preserve"> PAGEREF _Toc242189376 \h </w:instrText>
             </w:r>
             <w:r>
               <w:rPr>
@@ -3377,7 +3377,7 @@
         <w:pStyle w:val="Heading1"/>
         <w:pageBreakBefore/>
       </w:pPr>
-      <w:bookmarkStart w:id="0" w:name="_Toc242181516"/>
+      <w:bookmarkStart w:id="0" w:name="_Toc242189335"/>
       <w:r>
         <w:lastRenderedPageBreak/>
         <w:t>1. About this reference</w:t>
@@ -3830,7 +3830,7 @@
         <w:pStyle w:val="Heading1"/>
         <w:pageBreakBefore/>
       </w:pPr>
-      <w:bookmarkStart w:id="1" w:name="_Toc242181517"/>
+      <w:bookmarkStart w:id="1" w:name="_Toc242189336"/>
       <w:r>
         <w:lastRenderedPageBreak/>
         <w:t>2. Rules that apply on every screen</w:t>
@@ -4047,7 +4047,7 @@
         <w:pStyle w:val="Heading1"/>
         <w:pageBreakBefore/>
       </w:pPr>
-      <w:bookmarkStart w:id="2" w:name="_Toc242181518"/>
+      <w:bookmarkStart w:id="2" w:name="_Toc242189337"/>
       <w:r>
         <w:lastRenderedPageBreak/>
         <w:t>3. Who can open which screen</w:t>
@@ -9753,7 +9753,7 @@
         <w:pStyle w:val="Heading1"/>
         <w:pageBreakBefore/>
       </w:pPr>
-      <w:bookmarkStart w:id="3" w:name="_Toc242181519"/>
+      <w:bookmarkStart w:id="3" w:name="_Toc242189338"/>
       <w:r>
         <w:lastRenderedPageBreak/>
         <w:t>4. Signing in and your account</w:t>
@@ -9764,7 +9764,7 @@
       <w:pPr>
         <w:pStyle w:val="Heading2"/>
       </w:pPr>
-      <w:bookmarkStart w:id="4" w:name="_Toc242181520"/>
+      <w:bookmarkStart w:id="4" w:name="_Toc242189339"/>
       <w:r>
         <w:t>4.1 Sign in</w:t>
       </w:r>
@@ -10277,7 +10277,7 @@
       <w:pPr>
         <w:pStyle w:val="Heading2"/>
       </w:pPr>
-      <w:bookmarkStart w:id="5" w:name="_Toc242181521"/>
+      <w:bookmarkStart w:id="5" w:name="_Toc242189340"/>
       <w:r>
         <w:t>4.2 The header and menu bar (every screen)</w:t>
       </w:r>
@@ -11000,7 +11000,7 @@
       <w:pPr>
         <w:pStyle w:val="Heading2"/>
       </w:pPr>
-      <w:bookmarkStart w:id="6" w:name="_Toc242181522"/>
+      <w:bookmarkStart w:id="6" w:name="_Toc242189341"/>
       <w:r>
         <w:lastRenderedPageBreak/>
         <w:t>4.3 Change Password</w:t>
@@ -11622,7 +11622,7 @@
         <w:pStyle w:val="Heading1"/>
         <w:pageBreakBefore/>
       </w:pPr>
-      <w:bookmarkStart w:id="7" w:name="_Toc242181523"/>
+      <w:bookmarkStart w:id="7" w:name="_Toc242189342"/>
       <w:r>
         <w:lastRenderedPageBreak/>
         <w:t>5. Dashboards and Reports (read-only)</w:t>
@@ -11633,7 +11633,7 @@
       <w:pPr>
         <w:pStyle w:val="Heading2"/>
       </w:pPr>
-      <w:bookmarkStart w:id="8" w:name="_Toc242181524"/>
+      <w:bookmarkStart w:id="8" w:name="_Toc242189343"/>
       <w:r>
         <w:t>5.1 Executive Dashboard</w:t>
       </w:r>
@@ -12146,7 +12146,7 @@
       <w:pPr>
         <w:pStyle w:val="Heading2"/>
       </w:pPr>
-      <w:bookmarkStart w:id="9" w:name="_Toc242181525"/>
+      <w:bookmarkStart w:id="9" w:name="_Toc242189344"/>
       <w:r>
         <w:t>5.2 Sampling Dashboard</w:t>
       </w:r>
@@ -12659,7 +12659,7 @@
       <w:pPr>
         <w:pStyle w:val="Heading2"/>
       </w:pPr>
-      <w:bookmarkStart w:id="10" w:name="_Toc242181526"/>
+      <w:bookmarkStart w:id="10" w:name="_Toc242189345"/>
       <w:r>
         <w:t>5.3 Contact Dashboard</w:t>
       </w:r>
@@ -12963,7 +12963,7 @@
       <w:pPr>
         <w:pStyle w:val="Heading2"/>
       </w:pPr>
-      <w:bookmarkStart w:id="11" w:name="_Toc242181527"/>
+      <w:bookmarkStart w:id="11" w:name="_Toc242189346"/>
       <w:r>
         <w:t>5.4 QA Dashboard</w:t>
       </w:r>
@@ -13583,7 +13583,7 @@
       <w:pPr>
         <w:pStyle w:val="Heading2"/>
       </w:pPr>
-      <w:bookmarkStart w:id="12" w:name="_Toc242181528"/>
+      <w:bookmarkStart w:id="12" w:name="_Toc242189347"/>
       <w:r>
         <w:t>5.5 KII / Document Dashboard</w:t>
       </w:r>
@@ -13993,7 +13993,7 @@
       <w:pPr>
         <w:pStyle w:val="Heading2"/>
       </w:pPr>
-      <w:bookmarkStart w:id="13" w:name="_Toc242181529"/>
+      <w:bookmarkStart w:id="13" w:name="_Toc242189348"/>
       <w:r>
         <w:lastRenderedPageBreak/>
         <w:t>5.6 Reports</w:t>
@@ -14508,7 +14508,7 @@
         <w:pStyle w:val="Heading1"/>
         <w:pageBreakBefore/>
       </w:pPr>
-      <w:bookmarkStart w:id="14" w:name="_Toc242181530"/>
+      <w:bookmarkStart w:id="14" w:name="_Toc242189349"/>
       <w:r>
         <w:lastRenderedPageBreak/>
         <w:t>6. The sample and contact</w:t>
@@ -14519,7 +14519,7 @@
       <w:pPr>
         <w:pStyle w:val="Heading2"/>
       </w:pPr>
-      <w:bookmarkStart w:id="15" w:name="_Toc242181531"/>
+      <w:bookmarkStart w:id="15" w:name="_Toc242189350"/>
       <w:r>
         <w:t>6.1 Main-400 Register (and Reserve)</w:t>
       </w:r>
@@ -16083,7 +16083,7 @@
       <w:pPr>
         <w:pStyle w:val="Heading2"/>
       </w:pPr>
-      <w:bookmarkStart w:id="16" w:name="_Toc242181532"/>
+      <w:bookmarkStart w:id="16" w:name="_Toc242189351"/>
       <w:r>
         <w:t>6.2 Case page</w:t>
       </w:r>
@@ -18075,7 +18075,7 @@
       <w:pPr>
         <w:pStyle w:val="Heading2"/>
       </w:pPr>
-      <w:bookmarkStart w:id="17" w:name="_Toc242181533"/>
+      <w:bookmarkStart w:id="17" w:name="_Toc242189352"/>
       <w:r>
         <w:t>6.3 Pre-Interview Profile (PROIT) and its review screen</w:t>
       </w:r>
@@ -19640,7 +19640,7 @@
       <w:pPr>
         <w:pStyle w:val="Heading2"/>
       </w:pPr>
-      <w:bookmarkStart w:id="18" w:name="_Toc242181534"/>
+      <w:bookmarkStart w:id="18" w:name="_Toc242189353"/>
       <w:r>
         <w:t>6.4 Interview sheet (verifying a locked profile)</w:t>
       </w:r>
@@ -20898,7 +20898,7 @@
       <w:pPr>
         <w:pStyle w:val="Heading2"/>
       </w:pPr>
-      <w:bookmarkStart w:id="19" w:name="_Toc242181535"/>
+      <w:bookmarkStart w:id="19" w:name="_Toc242189354"/>
       <w:r>
         <w:t>6.5 Register Organisation</w:t>
       </w:r>
@@ -21622,7 +21622,7 @@
       <w:pPr>
         <w:pStyle w:val="Heading2"/>
       </w:pPr>
-      <w:bookmarkStart w:id="20" w:name="_Toc242181536"/>
+      <w:bookmarkStart w:id="20" w:name="_Toc242189355"/>
       <w:r>
         <w:t>6.6 Appointment Queue</w:t>
       </w:r>
@@ -22242,7 +22242,7 @@
       <w:pPr>
         <w:pStyle w:val="Heading2"/>
       </w:pPr>
-      <w:bookmarkStart w:id="21" w:name="_Toc242181537"/>
+      <w:bookmarkStart w:id="21" w:name="_Toc242189356"/>
       <w:r>
         <w:t>6.7 Follow-ups due</w:t>
       </w:r>
@@ -22756,7 +22756,7 @@
       <w:pPr>
         <w:pStyle w:val="Heading2"/>
       </w:pPr>
-      <w:bookmarkStart w:id="22" w:name="_Toc242181538"/>
+      <w:bookmarkStart w:id="22" w:name="_Toc242189357"/>
       <w:r>
         <w:t>6.8 Reserve Activation</w:t>
       </w:r>
@@ -23377,7 +23377,7 @@
         <w:pStyle w:val="Heading1"/>
         <w:pageBreakBefore/>
       </w:pPr>
-      <w:bookmarkStart w:id="23" w:name="_Toc242181539"/>
+      <w:bookmarkStart w:id="23" w:name="_Toc242189358"/>
       <w:r>
         <w:lastRenderedPageBreak/>
         <w:t>7. Quality checking</w:t>
@@ -23388,7 +23388,7 @@
       <w:pPr>
         <w:pStyle w:val="Heading2"/>
       </w:pPr>
-      <w:bookmarkStart w:id="24" w:name="_Toc242181540"/>
+      <w:bookmarkStart w:id="24" w:name="_Toc242189359"/>
       <w:r>
         <w:t>7.1 QA Queue (with the KoboToolbox sync panel)</w:t>
       </w:r>
@@ -24111,7 +24111,7 @@
       <w:pPr>
         <w:pStyle w:val="Heading2"/>
       </w:pPr>
-      <w:bookmarkStart w:id="25" w:name="_Toc242181541"/>
+      <w:bookmarkStart w:id="25" w:name="_Toc242189360"/>
       <w:r>
         <w:t>7.2 QA Exceptions</w:t>
       </w:r>
@@ -24943,7 +24943,7 @@
         <w:pStyle w:val="Heading1"/>
         <w:pageBreakBefore/>
       </w:pPr>
-      <w:bookmarkStart w:id="26" w:name="_Toc242181542"/>
+      <w:bookmarkStart w:id="26" w:name="_Toc242189361"/>
       <w:r>
         <w:lastRenderedPageBreak/>
         <w:t>8. Key Informant Interviews</w:t>
@@ -24954,7 +24954,7 @@
       <w:pPr>
         <w:pStyle w:val="Heading2"/>
       </w:pPr>
-      <w:bookmarkStart w:id="27" w:name="_Toc242181543"/>
+      <w:bookmarkStart w:id="27" w:name="_Toc242189362"/>
       <w:r>
         <w:t>8.1 KII Register</w:t>
       </w:r>
@@ -25784,7 +25784,7 @@
       <w:pPr>
         <w:pStyle w:val="Heading2"/>
       </w:pPr>
-      <w:bookmarkStart w:id="28" w:name="_Toc242181544"/>
+      <w:bookmarkStart w:id="28" w:name="_Toc242189363"/>
       <w:r>
         <w:t>8.2 New KII Record</w:t>
       </w:r>
@@ -26194,7 +26194,7 @@
       <w:pPr>
         <w:pStyle w:val="Heading2"/>
       </w:pPr>
-      <w:bookmarkStart w:id="29" w:name="_Toc242181545"/>
+      <w:bookmarkStart w:id="29" w:name="_Toc242189364"/>
       <w:r>
         <w:t>8.3 KII record</w:t>
       </w:r>
@@ -27453,7 +27453,7 @@
         <w:pStyle w:val="Heading1"/>
         <w:pageBreakBefore/>
       </w:pPr>
-      <w:bookmarkStart w:id="30" w:name="_Toc242181546"/>
+      <w:bookmarkStart w:id="30" w:name="_Toc242189365"/>
       <w:r>
         <w:lastRenderedPageBreak/>
         <w:t>9. Documentary evidence</w:t>
@@ -27464,7 +27464,7 @@
       <w:pPr>
         <w:pStyle w:val="Heading2"/>
       </w:pPr>
-      <w:bookmarkStart w:id="31" w:name="_Toc242181547"/>
+      <w:bookmarkStart w:id="31" w:name="_Toc242189366"/>
       <w:r>
         <w:t>9.1 Documents (the corpus)</w:t>
       </w:r>
@@ -28084,7 +28084,7 @@
       <w:pPr>
         <w:pStyle w:val="Heading2"/>
       </w:pPr>
-      <w:bookmarkStart w:id="32" w:name="_Toc242181548"/>
+      <w:bookmarkStart w:id="32" w:name="_Toc242189367"/>
       <w:r>
         <w:t>9.2 New Documentary Evidence Record</w:t>
       </w:r>
@@ -28915,7 +28915,7 @@
       <w:pPr>
         <w:pStyle w:val="Heading2"/>
       </w:pPr>
-      <w:bookmarkStart w:id="33" w:name="_Toc242181549"/>
+      <w:bookmarkStart w:id="33" w:name="_Toc242189368"/>
       <w:r>
         <w:t>9.3 Document record</w:t>
       </w:r>
@@ -30269,7 +30269,7 @@
       <w:pPr>
         <w:pStyle w:val="Heading2"/>
       </w:pPr>
-      <w:bookmarkStart w:id="34" w:name="_Toc242181550"/>
+      <w:bookmarkStart w:id="34" w:name="_Toc242189369"/>
       <w:r>
         <w:t>9.4 Auto-fill review screen</w:t>
       </w:r>
@@ -31311,7 +31311,7 @@
         <w:pStyle w:val="Heading1"/>
         <w:pageBreakBefore/>
       </w:pPr>
-      <w:bookmarkStart w:id="35" w:name="_Toc242181551"/>
+      <w:bookmarkStart w:id="35" w:name="_Toc242189370"/>
       <w:r>
         <w:lastRenderedPageBreak/>
         <w:t>10. Completed forms and exports</w:t>
@@ -31322,7 +31322,7 @@
       <w:pPr>
         <w:pStyle w:val="Heading2"/>
       </w:pPr>
-      <w:bookmarkStart w:id="36" w:name="_Toc242181552"/>
+      <w:bookmarkStart w:id="36" w:name="_Toc242189371"/>
       <w:r>
         <w:t>10.1 Completed forms (Form PDFs)</w:t>
       </w:r>
@@ -32588,7 +32588,7 @@
         <w:pStyle w:val="Heading1"/>
         <w:pageBreakBefore/>
       </w:pPr>
-      <w:bookmarkStart w:id="37" w:name="_Toc242181553"/>
+      <w:bookmarkStart w:id="37" w:name="_Toc242189372"/>
       <w:r>
         <w:lastRenderedPageBreak/>
         <w:t>11. Study administration</w:t>
@@ -32599,7 +32599,7 @@
       <w:pPr>
         <w:pStyle w:val="Heading2"/>
       </w:pPr>
-      <w:bookmarkStart w:id="38" w:name="_Toc242181554"/>
+      <w:bookmarkStart w:id="38" w:name="_Toc242189373"/>
       <w:r>
         <w:t>11.1 Cost Dashboard</w:t>
       </w:r>
@@ -33009,7 +33009,7 @@
       <w:pPr>
         <w:pStyle w:val="Heading2"/>
       </w:pPr>
-      <w:bookmarkStart w:id="39" w:name="_Toc242181555"/>
+      <w:bookmarkStart w:id="39" w:name="_Toc242189374"/>
       <w:r>
         <w:t>11.2 Audit Log</w:t>
       </w:r>
@@ -33419,7 +33419,7 @@
       <w:pPr>
         <w:pStyle w:val="Heading2"/>
       </w:pPr>
-      <w:bookmarkStart w:id="40" w:name="_Toc242181556"/>
+      <w:bookmarkStart w:id="40" w:name="_Toc242189375"/>
       <w:r>
         <w:t>11.3 Research Clearance</w:t>
       </w:r>
@@ -34250,7 +34250,7 @@
       <w:pPr>
         <w:pStyle w:val="Heading2"/>
       </w:pPr>
-      <w:bookmarkStart w:id="41" w:name="_Toc242181557"/>
+      <w:bookmarkStart w:id="41" w:name="_Toc242189376"/>
       <w:r>
         <w:t>11.4 Export</w:t>
       </w:r>
@@ -34915,7 +34915,7 @@
         <w:sz w:val="16"/>
         <w:szCs w:val="16"/>
       </w:rPr>
-      <w:t>Version 1.24 · 6 October 2026</w:t>
+      <w:t>Version 1.25 · 6 October 2026</w:t>
     </w:r>
     <w:r>
       <w:rPr>
@@ -35088,10 +35088,10 @@
 <file path=word/numbering.xml><?xml version="1.0" encoding="utf-8"?>
 <w:numbering xmlns:wpc="http://schemas.microsoft.com/office/word/2010/wordprocessingCanvas" xmlns:cx="http://schemas.microsoft.com/office/drawing/2014/chartex" xmlns:cx1="http://schemas.microsoft.com/office/drawing/2015/9/8/chartex" xmlns:cx2="http://schemas.microsoft.com/office/drawing/2015/10/21/chartex" xmlns:cx3="http://schemas.microsoft.com/office/drawing/2016/5/9/chartex" xmlns:cx4="http://schemas.microsoft.com/office/drawing/2016/5/10/chartex" xmlns:cx5="http://schemas.microsoft.com/office/drawing/2016/5/11/chartex" xmlns:cx6="http://schemas.microsoft.com/office/drawing/2016/5/12/chartex" xmlns:cx7="http://schemas.microsoft.com/office/drawing/2016/5/13/chartex" xmlns:cx8="http://schemas.microsoft.com/office/drawing/2016/5/14/chartex" xmlns:mc="http://schemas.openxmlformats.org/markup-compatibility/2006" xmlns:aink="http://schemas.microsoft.com/office/drawing/2016/ink" xmlns:am3d="http://schemas.microsoft.com/office/drawing/2017/model3d" xmlns:o="urn:schemas-microsoft-com:office:office" xmlns:oel="http://schemas.microsoft.com/office/2019/extlst" xmlns:r="http://schemas.openxmlformats.org/officeDocument/2006/relationships" xmlns:m="http://schemas.openxmlformats.org/officeDocument/2006/math" xmlns:v="urn:schemas-microsoft-com:vml" xmlns:wp14="http://schemas.microsoft.com/office/word/2010/wordprocessingDrawing" xmlns:wp="http://schemas.openxmlformats.org/drawingml/2006/wordprocessingDrawing" xmlns:w10="urn:schemas-microsoft-com:office:word" xmlns:w="http://schemas.openxmlformats.org/wordprocessingml/2006/main" xmlns:w14="http://schemas.microsoft.com/office/word/2010/wordml" xmlns:w15="http://schemas.microsoft.com/office/word/2012/wordml" xmlns:w16cex="http://schemas.microsoft.com/office/word/2018/wordml/cex" xmlns:w16cid="http://schemas.microsoft.com/office/word/2016/wordml/cid" xmlns:w16="http://schemas.microsoft.com/office/word/2018/wordml" xmlns:w16sdtdh="http://schemas.microsoft.com/office/word/2020/wordml/sdtdatahash" xmlns:w16se="http://schemas.microsoft.com/office/word/2015/wordml/symex" xmlns:wpg="http://schemas.microsoft.com/office/word/2010/wordprocessingGroup" xmlns:wpi="http://schemas.microsoft.com/office/word/2010/wordprocessingInk" xmlns:wne="http://schemas.microsoft.com/office/word/2006/wordml" xmlns:wps="http://schemas.microsoft.com/office/word/2010/wordprocessingShape" mc:Ignorable="w14 w15 w16se w16cid w16 w16cex w16sdtdh wp14">
   <w:abstractNum w:abstractNumId="0" w15:restartNumberingAfterBreak="0">
-    <w:nsid w:val="21B97EBB"/>
+    <w:nsid w:val="6F706825"/>
     <w:multiLevelType w:val="hybridMultilevel"/>
-    <w:tmpl w:val="1BC80B42"/>
-    <w:lvl w:ilvl="0" w:tplc="244867F2">
+    <w:tmpl w:val="38243A0C"/>
+    <w:lvl w:ilvl="0" w:tplc="2FB8F86A">
       <w:start w:val="1"/>
       <w:numFmt w:val="bullet"/>
       <w:lvlText w:val="•"/>
@@ -35100,7 +35100,7 @@
         <w:ind w:left="460" w:hanging="280"/>
       </w:pPr>
     </w:lvl>
-    <w:lvl w:ilvl="1" w:tplc="0D84F77C">
+    <w:lvl w:ilvl="1" w:tplc="7B62E3A0">
       <w:start w:val="1"/>
       <w:numFmt w:val="bullet"/>
       <w:lvlText w:val="–"/>
@@ -35109,47 +35109,47 @@
         <w:ind w:left="900" w:hanging="280"/>
       </w:pPr>
     </w:lvl>
-    <w:lvl w:ilvl="2" w:tplc="E468E974">
+    <w:lvl w:ilvl="2" w:tplc="FA948148">
       <w:numFmt w:val="decimal"/>
       <w:lvlText w:val=""/>
       <w:lvlJc w:val="left"/>
     </w:lvl>
-    <w:lvl w:ilvl="3" w:tplc="993E7CDA">
+    <w:lvl w:ilvl="3" w:tplc="35462296">
       <w:numFmt w:val="decimal"/>
       <w:lvlText w:val=""/>
       <w:lvlJc w:val="left"/>
     </w:lvl>
-    <w:lvl w:ilvl="4" w:tplc="37B8061E">
+    <w:lvl w:ilvl="4" w:tplc="5858BDAE">
       <w:numFmt w:val="decimal"/>
       <w:lvlText w:val=""/>
       <w:lvlJc w:val="left"/>
     </w:lvl>
-    <w:lvl w:ilvl="5" w:tplc="030EAFF0">
+    <w:lvl w:ilvl="5" w:tplc="6D90AEF0">
       <w:numFmt w:val="decimal"/>
       <w:lvlText w:val=""/>
       <w:lvlJc w:val="left"/>
     </w:lvl>
-    <w:lvl w:ilvl="6" w:tplc="1260464A">
+    <w:lvl w:ilvl="6" w:tplc="DEEEE732">
       <w:numFmt w:val="decimal"/>
       <w:lvlText w:val=""/>
       <w:lvlJc w:val="left"/>
     </w:lvl>
-    <w:lvl w:ilvl="7" w:tplc="F934E652">
+    <w:lvl w:ilvl="7" w:tplc="190650F2">
       <w:numFmt w:val="decimal"/>
       <w:lvlText w:val=""/>
       <w:lvlJc w:val="left"/>
     </w:lvl>
-    <w:lvl w:ilvl="8" w:tplc="8B42E098">
+    <w:lvl w:ilvl="8" w:tplc="C49C0AE2">
       <w:numFmt w:val="decimal"/>
       <w:lvlText w:val=""/>
       <w:lvlJc w:val="left"/>
     </w:lvl>
   </w:abstractNum>
   <w:abstractNum w:abstractNumId="1" w15:restartNumberingAfterBreak="0">
-    <w:nsid w:val="349F08BD"/>
+    <w:nsid w:val="7A09793F"/>
     <w:multiLevelType w:val="hybridMultilevel"/>
-    <w:tmpl w:val="CE38C40A"/>
-    <w:lvl w:ilvl="0" w:tplc="2EB894E4">
+    <w:tmpl w:val="828C9E2C"/>
+    <w:lvl w:ilvl="0" w:tplc="AC64E884">
       <w:start w:val="1"/>
       <w:numFmt w:val="bullet"/>
       <w:lvlText w:val="●"/>
@@ -35158,7 +35158,7 @@
         <w:ind w:left="720" w:hanging="360"/>
       </w:pPr>
     </w:lvl>
-    <w:lvl w:ilvl="1" w:tplc="77D213C4">
+    <w:lvl w:ilvl="1" w:tplc="98D83DBE">
       <w:start w:val="1"/>
       <w:numFmt w:val="bullet"/>
       <w:lvlText w:val="○"/>
@@ -35167,7 +35167,7 @@
         <w:ind w:left="1440" w:hanging="360"/>
       </w:pPr>
     </w:lvl>
-    <w:lvl w:ilvl="2" w:tplc="83EC5290">
+    <w:lvl w:ilvl="2" w:tplc="170C7E62">
       <w:start w:val="1"/>
       <w:numFmt w:val="bullet"/>
       <w:lvlText w:val="■"/>
@@ -35176,7 +35176,7 @@
         <w:ind w:left="2160" w:hanging="360"/>
       </w:pPr>
     </w:lvl>
-    <w:lvl w:ilvl="3" w:tplc="D77069DE">
+    <w:lvl w:ilvl="3" w:tplc="11CE794E">
       <w:start w:val="1"/>
       <w:numFmt w:val="bullet"/>
       <w:lvlText w:val="●"/>
@@ -35185,7 +35185,7 @@
         <w:ind w:left="2880" w:hanging="360"/>
       </w:pPr>
     </w:lvl>
-    <w:lvl w:ilvl="4" w:tplc="FF74A554">
+    <w:lvl w:ilvl="4" w:tplc="11DEE204">
       <w:start w:val="1"/>
       <w:numFmt w:val="bullet"/>
       <w:lvlText w:val="○"/>
@@ -35194,7 +35194,7 @@
         <w:ind w:left="3600" w:hanging="360"/>
       </w:pPr>
     </w:lvl>
-    <w:lvl w:ilvl="5" w:tplc="201ACD62">
+    <w:lvl w:ilvl="5" w:tplc="5650B984">
       <w:start w:val="1"/>
       <w:numFmt w:val="bullet"/>
       <w:lvlText w:val="■"/>
@@ -35203,7 +35203,7 @@
         <w:ind w:left="4320" w:hanging="360"/>
       </w:pPr>
     </w:lvl>
-    <w:lvl w:ilvl="6" w:tplc="C38C7CB8">
+    <w:lvl w:ilvl="6" w:tplc="95346BD0">
       <w:start w:val="1"/>
       <w:numFmt w:val="bullet"/>
       <w:lvlText w:val="●"/>
@@ -35212,7 +35212,7 @@
         <w:ind w:left="5040" w:hanging="360"/>
       </w:pPr>
     </w:lvl>
-    <w:lvl w:ilvl="7" w:tplc="021C6CD4">
+    <w:lvl w:ilvl="7" w:tplc="858E1274">
       <w:start w:val="1"/>
       <w:numFmt w:val="bullet"/>
       <w:lvlText w:val="●"/>
@@ -35221,7 +35221,7 @@
         <w:ind w:left="5760" w:hanging="360"/>
       </w:pPr>
     </w:lvl>
-    <w:lvl w:ilvl="8" w:tplc="5A282230">
+    <w:lvl w:ilvl="8" w:tplc="5316E124">
       <w:start w:val="1"/>
       <w:numFmt w:val="bullet"/>
       <w:lvlText w:val="●"/>
@@ -35231,13 +35231,13 @@
       </w:pPr>
     </w:lvl>
   </w:abstractNum>
-  <w:num w:numId="1" w16cid:durableId="417948236">
+  <w:num w:numId="1" w16cid:durableId="718483002">
     <w:abstractNumId w:val="1"/>
     <w:lvlOverride w:ilvl="0">
       <w:startOverride w:val="1"/>
     </w:lvlOverride>
   </w:num>
-  <w:num w:numId="2" w16cid:durableId="1714118471">
+  <w:num w:numId="2" w16cid:durableId="1553082048">
     <w:abstractNumId w:val="0"/>
     <w:lvlOverride w:ilvl="0">
       <w:startOverride w:val="1"/>
@@ -35863,7 +35863,7 @@
     <w:autoRedefine/>
     <w:uiPriority w:val="39"/>
     <w:unhideWhenUsed/>
-    <w:rsid w:val="00CE714E"/>
+    <w:rsid w:val="00C2226B"/>
     <w:pPr>
       <w:spacing w:after="100"/>
     </w:pPr>
@@ -35875,7 +35875,7 @@
     <w:autoRedefine/>
     <w:uiPriority w:val="39"/>
     <w:unhideWhenUsed/>
-    <w:rsid w:val="00CE714E"/>
+    <w:rsid w:val="00C2226B"/>
     <w:pPr>
       <w:spacing w:after="100"/>
       <w:ind w:left="210"/>

--- a/docs/manuals/ABF-FST_Screen_and_Button_Reference.docx
+++ b/docs/manuals/ABF-FST_Screen_and_Button_Reference.docx
@@ -469,7 +469,7 @@
                 <w:sz w:val="19"/>
                 <w:szCs w:val="19"/>
               </w:rPr>
-              <w:t>Version 1.25 · 6 October 2026</w:t>
+              <w:t>Version 1.26 · 6 October 2026</w:t>
             </w:r>
           </w:p>
         </w:tc>
@@ -538,7 +538,7 @@
     <w:sdt>
       <w:sdtPr>
         <w:alias w:val="Contents"/>
-        <w:id w:val="-131869421"/>
+        <w:id w:val="418609654"/>
       </w:sdtPr>
       <w:sdtEndPr/>
       <w:sdtContent>
@@ -567,7 +567,7 @@
           <w:r>
             <w:fldChar w:fldCharType="separate"/>
           </w:r>
-          <w:hyperlink w:anchor="_Toc242189335" w:history="1">
+          <w:hyperlink w:anchor="_Toc242193769" w:history="1">
             <w:r>
               <w:rPr>
                 <w:rStyle w:val="Hyperlink"/>
@@ -591,7 +591,7 @@
               <w:rPr>
                 <w:noProof/>
               </w:rPr>
-              <w:instrText xml:space="preserve"> PAGEREF _Toc242189335 \h </w:instrText>
+              <w:instrText xml:space="preserve"> PAGEREF _Toc242193769 \h </w:instrText>
             </w:r>
             <w:r>
               <w:rPr>
@@ -634,7 +634,7 @@
               <w14:ligatures w14:val="standardContextual"/>
             </w:rPr>
           </w:pPr>
-          <w:hyperlink w:anchor="_Toc242189336" w:history="1">
+          <w:hyperlink w:anchor="_Toc242193770" w:history="1">
             <w:r>
               <w:rPr>
                 <w:rStyle w:val="Hyperlink"/>
@@ -658,7 +658,7 @@
               <w:rPr>
                 <w:noProof/>
               </w:rPr>
-              <w:instrText xml:space="preserve"> PAGEREF _Toc242189336 \h </w:instrText>
+              <w:instrText xml:space="preserve"> PAGEREF _Toc242193770 \h </w:instrText>
             </w:r>
             <w:r>
               <w:rPr>
@@ -701,7 +701,7 @@
               <w14:ligatures w14:val="standardContextual"/>
             </w:rPr>
           </w:pPr>
-          <w:hyperlink w:anchor="_Toc242189337" w:history="1">
+          <w:hyperlink w:anchor="_Toc242193771" w:history="1">
             <w:r>
               <w:rPr>
                 <w:rStyle w:val="Hyperlink"/>
@@ -725,7 +725,7 @@
               <w:rPr>
                 <w:noProof/>
               </w:rPr>
-              <w:instrText xml:space="preserve"> PAGEREF _Toc242189337 \h </w:instrText>
+              <w:instrText xml:space="preserve"> PAGEREF _Toc242193771 \h </w:instrText>
             </w:r>
             <w:r>
               <w:rPr>
@@ -768,7 +768,7 @@
               <w14:ligatures w14:val="standardContextual"/>
             </w:rPr>
           </w:pPr>
-          <w:hyperlink w:anchor="_Toc242189338" w:history="1">
+          <w:hyperlink w:anchor="_Toc242193772" w:history="1">
             <w:r>
               <w:rPr>
                 <w:rStyle w:val="Hyperlink"/>
@@ -792,7 +792,7 @@
               <w:rPr>
                 <w:noProof/>
               </w:rPr>
-              <w:instrText xml:space="preserve"> PAGEREF _Toc242189338 \h </w:instrText>
+              <w:instrText xml:space="preserve"> PAGEREF _Toc242193772 \h </w:instrText>
             </w:r>
             <w:r>
               <w:rPr>
@@ -835,7 +835,7 @@
               <w14:ligatures w14:val="standardContextual"/>
             </w:rPr>
           </w:pPr>
-          <w:hyperlink w:anchor="_Toc242189339" w:history="1">
+          <w:hyperlink w:anchor="_Toc242193773" w:history="1">
             <w:r>
               <w:rPr>
                 <w:rStyle w:val="Hyperlink"/>
@@ -859,7 +859,7 @@
               <w:rPr>
                 <w:noProof/>
               </w:rPr>
-              <w:instrText xml:space="preserve"> PAGEREF _Toc242189339 \h </w:instrText>
+              <w:instrText xml:space="preserve"> PAGEREF _Toc242193773 \h </w:instrText>
             </w:r>
             <w:r>
               <w:rPr>
@@ -902,7 +902,7 @@
               <w14:ligatures w14:val="standardContextual"/>
             </w:rPr>
           </w:pPr>
-          <w:hyperlink w:anchor="_Toc242189340" w:history="1">
+          <w:hyperlink w:anchor="_Toc242193774" w:history="1">
             <w:r>
               <w:rPr>
                 <w:rStyle w:val="Hyperlink"/>
@@ -926,7 +926,7 @@
               <w:rPr>
                 <w:noProof/>
               </w:rPr>
-              <w:instrText xml:space="preserve"> PAGEREF _Toc242189340 \h </w:instrText>
+              <w:instrText xml:space="preserve"> PAGEREF _Toc242193774 \h </w:instrText>
             </w:r>
             <w:r>
               <w:rPr>
@@ -969,7 +969,7 @@
               <w14:ligatures w14:val="standardContextual"/>
             </w:rPr>
           </w:pPr>
-          <w:hyperlink w:anchor="_Toc242189341" w:history="1">
+          <w:hyperlink w:anchor="_Toc242193775" w:history="1">
             <w:r>
               <w:rPr>
                 <w:rStyle w:val="Hyperlink"/>
@@ -993,7 +993,7 @@
               <w:rPr>
                 <w:noProof/>
               </w:rPr>
-              <w:instrText xml:space="preserve"> PAGEREF _Toc242189341 \h </w:instrText>
+              <w:instrText xml:space="preserve"> PAGEREF _Toc242193775 \h </w:instrText>
             </w:r>
             <w:r>
               <w:rPr>
@@ -1036,7 +1036,7 @@
               <w14:ligatures w14:val="standardContextual"/>
             </w:rPr>
           </w:pPr>
-          <w:hyperlink w:anchor="_Toc242189342" w:history="1">
+          <w:hyperlink w:anchor="_Toc242193776" w:history="1">
             <w:r>
               <w:rPr>
                 <w:rStyle w:val="Hyperlink"/>
@@ -1060,7 +1060,7 @@
               <w:rPr>
                 <w:noProof/>
               </w:rPr>
-              <w:instrText xml:space="preserve"> PAGEREF _Toc242189342 \h </w:instrText>
+              <w:instrText xml:space="preserve"> PAGEREF _Toc242193776 \h </w:instrText>
             </w:r>
             <w:r>
               <w:rPr>
@@ -1103,7 +1103,7 @@
               <w14:ligatures w14:val="standardContextual"/>
             </w:rPr>
           </w:pPr>
-          <w:hyperlink w:anchor="_Toc242189343" w:history="1">
+          <w:hyperlink w:anchor="_Toc242193777" w:history="1">
             <w:r>
               <w:rPr>
                 <w:rStyle w:val="Hyperlink"/>
@@ -1127,7 +1127,7 @@
               <w:rPr>
                 <w:noProof/>
               </w:rPr>
-              <w:instrText xml:space="preserve"> PAGEREF _Toc242189343 \h </w:instrText>
+              <w:instrText xml:space="preserve"> PAGEREF _Toc242193777 \h </w:instrText>
             </w:r>
             <w:r>
               <w:rPr>
@@ -1170,7 +1170,7 @@
               <w14:ligatures w14:val="standardContextual"/>
             </w:rPr>
           </w:pPr>
-          <w:hyperlink w:anchor="_Toc242189344" w:history="1">
+          <w:hyperlink w:anchor="_Toc242193778" w:history="1">
             <w:r>
               <w:rPr>
                 <w:rStyle w:val="Hyperlink"/>
@@ -1194,7 +1194,7 @@
               <w:rPr>
                 <w:noProof/>
               </w:rPr>
-              <w:instrText xml:space="preserve"> PAGEREF _Toc242189344 \h </w:instrText>
+              <w:instrText xml:space="preserve"> PAGEREF _Toc242193778 \h </w:instrText>
             </w:r>
             <w:r>
               <w:rPr>
@@ -1237,7 +1237,7 @@
               <w14:ligatures w14:val="standardContextual"/>
             </w:rPr>
           </w:pPr>
-          <w:hyperlink w:anchor="_Toc242189345" w:history="1">
+          <w:hyperlink w:anchor="_Toc242193779" w:history="1">
             <w:r>
               <w:rPr>
                 <w:rStyle w:val="Hyperlink"/>
@@ -1261,7 +1261,7 @@
               <w:rPr>
                 <w:noProof/>
               </w:rPr>
-              <w:instrText xml:space="preserve"> PAGEREF _Toc242189345 \h </w:instrText>
+              <w:instrText xml:space="preserve"> PAGEREF _Toc242193779 \h </w:instrText>
             </w:r>
             <w:r>
               <w:rPr>
@@ -1304,7 +1304,7 @@
               <w14:ligatures w14:val="standardContextual"/>
             </w:rPr>
           </w:pPr>
-          <w:hyperlink w:anchor="_Toc242189346" w:history="1">
+          <w:hyperlink w:anchor="_Toc242193780" w:history="1">
             <w:r>
               <w:rPr>
                 <w:rStyle w:val="Hyperlink"/>
@@ -1328,7 +1328,7 @@
               <w:rPr>
                 <w:noProof/>
               </w:rPr>
-              <w:instrText xml:space="preserve"> PAGEREF _Toc242189346 \h </w:instrText>
+              <w:instrText xml:space="preserve"> PAGEREF _Toc242193780 \h </w:instrText>
             </w:r>
             <w:r>
               <w:rPr>
@@ -1371,7 +1371,7 @@
               <w14:ligatures w14:val="standardContextual"/>
             </w:rPr>
           </w:pPr>
-          <w:hyperlink w:anchor="_Toc242189347" w:history="1">
+          <w:hyperlink w:anchor="_Toc242193781" w:history="1">
             <w:r>
               <w:rPr>
                 <w:rStyle w:val="Hyperlink"/>
@@ -1395,7 +1395,7 @@
               <w:rPr>
                 <w:noProof/>
               </w:rPr>
-              <w:instrText xml:space="preserve"> PAGEREF _Toc242189347 \h </w:instrText>
+              <w:instrText xml:space="preserve"> PAGEREF _Toc242193781 \h </w:instrText>
             </w:r>
             <w:r>
               <w:rPr>
@@ -1438,7 +1438,7 @@
               <w14:ligatures w14:val="standardContextual"/>
             </w:rPr>
           </w:pPr>
-          <w:hyperlink w:anchor="_Toc242189348" w:history="1">
+          <w:hyperlink w:anchor="_Toc242193782" w:history="1">
             <w:r>
               <w:rPr>
                 <w:rStyle w:val="Hyperlink"/>
@@ -1462,7 +1462,7 @@
               <w:rPr>
                 <w:noProof/>
               </w:rPr>
-              <w:instrText xml:space="preserve"> PAGEREF _Toc242189348 \h </w:instrText>
+              <w:instrText xml:space="preserve"> PAGEREF _Toc242193782 \h </w:instrText>
             </w:r>
             <w:r>
               <w:rPr>
@@ -1505,7 +1505,7 @@
               <w14:ligatures w14:val="standardContextual"/>
             </w:rPr>
           </w:pPr>
-          <w:hyperlink w:anchor="_Toc242189349" w:history="1">
+          <w:hyperlink w:anchor="_Toc242193783" w:history="1">
             <w:r>
               <w:rPr>
                 <w:rStyle w:val="Hyperlink"/>
@@ -1529,7 +1529,7 @@
               <w:rPr>
                 <w:noProof/>
               </w:rPr>
-              <w:instrText xml:space="preserve"> PAGEREF _Toc242189349 \h </w:instrText>
+              <w:instrText xml:space="preserve"> PAGEREF _Toc242193783 \h </w:instrText>
             </w:r>
             <w:r>
               <w:rPr>
@@ -1572,7 +1572,7 @@
               <w14:ligatures w14:val="standardContextual"/>
             </w:rPr>
           </w:pPr>
-          <w:hyperlink w:anchor="_Toc242189350" w:history="1">
+          <w:hyperlink w:anchor="_Toc242193784" w:history="1">
             <w:r>
               <w:rPr>
                 <w:rStyle w:val="Hyperlink"/>
@@ -1596,7 +1596,7 @@
               <w:rPr>
                 <w:noProof/>
               </w:rPr>
-              <w:instrText xml:space="preserve"> PAGEREF _Toc242189350 \h </w:instrText>
+              <w:instrText xml:space="preserve"> PAGEREF _Toc242193784 \h </w:instrText>
             </w:r>
             <w:r>
               <w:rPr>
@@ -1639,7 +1639,7 @@
               <w14:ligatures w14:val="standardContextual"/>
             </w:rPr>
           </w:pPr>
-          <w:hyperlink w:anchor="_Toc242189351" w:history="1">
+          <w:hyperlink w:anchor="_Toc242193785" w:history="1">
             <w:r>
               <w:rPr>
                 <w:rStyle w:val="Hyperlink"/>
@@ -1663,7 +1663,7 @@
               <w:rPr>
                 <w:noProof/>
               </w:rPr>
-              <w:instrText xml:space="preserve"> PAGEREF _Toc242189351 \h </w:instrText>
+              <w:instrText xml:space="preserve"> PAGEREF _Toc242193785 \h </w:instrText>
             </w:r>
             <w:r>
               <w:rPr>
@@ -1706,7 +1706,7 @@
               <w14:ligatures w14:val="standardContextual"/>
             </w:rPr>
           </w:pPr>
-          <w:hyperlink w:anchor="_Toc242189352" w:history="1">
+          <w:hyperlink w:anchor="_Toc242193786" w:history="1">
             <w:r>
               <w:rPr>
                 <w:rStyle w:val="Hyperlink"/>
@@ -1730,7 +1730,7 @@
               <w:rPr>
                 <w:noProof/>
               </w:rPr>
-              <w:instrText xml:space="preserve"> PAGEREF _Toc242189352 \h </w:instrText>
+              <w:instrText xml:space="preserve"> PAGEREF _Toc242193786 \h </w:instrText>
             </w:r>
             <w:r>
               <w:rPr>
@@ -1773,7 +1773,7 @@
               <w14:ligatures w14:val="standardContextual"/>
             </w:rPr>
           </w:pPr>
-          <w:hyperlink w:anchor="_Toc242189353" w:history="1">
+          <w:hyperlink w:anchor="_Toc242193787" w:history="1">
             <w:r>
               <w:rPr>
                 <w:rStyle w:val="Hyperlink"/>
@@ -1797,7 +1797,7 @@
               <w:rPr>
                 <w:noProof/>
               </w:rPr>
-              <w:instrText xml:space="preserve"> PAGEREF _Toc242189353 \h </w:instrText>
+              <w:instrText xml:space="preserve"> PAGEREF _Toc242193787 \h </w:instrText>
             </w:r>
             <w:r>
               <w:rPr>
@@ -1840,7 +1840,7 @@
               <w14:ligatures w14:val="standardContextual"/>
             </w:rPr>
           </w:pPr>
-          <w:hyperlink w:anchor="_Toc242189354" w:history="1">
+          <w:hyperlink w:anchor="_Toc242193788" w:history="1">
             <w:r>
               <w:rPr>
                 <w:rStyle w:val="Hyperlink"/>
@@ -1864,7 +1864,7 @@
               <w:rPr>
                 <w:noProof/>
               </w:rPr>
-              <w:instrText xml:space="preserve"> PAGEREF _Toc242189354 \h </w:instrText>
+              <w:instrText xml:space="preserve"> PAGEREF _Toc242193788 \h </w:instrText>
             </w:r>
             <w:r>
               <w:rPr>
@@ -1907,7 +1907,7 @@
               <w14:ligatures w14:val="standardContextual"/>
             </w:rPr>
           </w:pPr>
-          <w:hyperlink w:anchor="_Toc242189355" w:history="1">
+          <w:hyperlink w:anchor="_Toc242193789" w:history="1">
             <w:r>
               <w:rPr>
                 <w:rStyle w:val="Hyperlink"/>
@@ -1931,7 +1931,7 @@
               <w:rPr>
                 <w:noProof/>
               </w:rPr>
-              <w:instrText xml:space="preserve"> PAGEREF _Toc242189355 \h </w:instrText>
+              <w:instrText xml:space="preserve"> PAGEREF _Toc242193789 \h </w:instrText>
             </w:r>
             <w:r>
               <w:rPr>
@@ -1974,7 +1974,7 @@
               <w14:ligatures w14:val="standardContextual"/>
             </w:rPr>
           </w:pPr>
-          <w:hyperlink w:anchor="_Toc242189356" w:history="1">
+          <w:hyperlink w:anchor="_Toc242193790" w:history="1">
             <w:r>
               <w:rPr>
                 <w:rStyle w:val="Hyperlink"/>
@@ -1998,7 +1998,7 @@
               <w:rPr>
                 <w:noProof/>
               </w:rPr>
-              <w:instrText xml:space="preserve"> PAGEREF _Toc242189356 \h </w:instrText>
+              <w:instrText xml:space="preserve"> PAGEREF _Toc242193790 \h </w:instrText>
             </w:r>
             <w:r>
               <w:rPr>
@@ -2041,7 +2041,7 @@
               <w14:ligatures w14:val="standardContextual"/>
             </w:rPr>
           </w:pPr>
-          <w:hyperlink w:anchor="_Toc242189357" w:history="1">
+          <w:hyperlink w:anchor="_Toc242193791" w:history="1">
             <w:r>
               <w:rPr>
                 <w:rStyle w:val="Hyperlink"/>
@@ -2065,7 +2065,7 @@
               <w:rPr>
                 <w:noProof/>
               </w:rPr>
-              <w:instrText xml:space="preserve"> PAGEREF _Toc242189357 \h </w:instrText>
+              <w:instrText xml:space="preserve"> PAGEREF _Toc242193791 \h </w:instrText>
             </w:r>
             <w:r>
               <w:rPr>
@@ -2108,7 +2108,7 @@
               <w14:ligatures w14:val="standardContextual"/>
             </w:rPr>
           </w:pPr>
-          <w:hyperlink w:anchor="_Toc242189358" w:history="1">
+          <w:hyperlink w:anchor="_Toc242193792" w:history="1">
             <w:r>
               <w:rPr>
                 <w:rStyle w:val="Hyperlink"/>
@@ -2132,7 +2132,7 @@
               <w:rPr>
                 <w:noProof/>
               </w:rPr>
-              <w:instrText xml:space="preserve"> PAGEREF _Toc242189358 \h </w:instrText>
+              <w:instrText xml:space="preserve"> PAGEREF _Toc242193792 \h </w:instrText>
             </w:r>
             <w:r>
               <w:rPr>
@@ -2175,7 +2175,7 @@
               <w14:ligatures w14:val="standardContextual"/>
             </w:rPr>
           </w:pPr>
-          <w:hyperlink w:anchor="_Toc242189359" w:history="1">
+          <w:hyperlink w:anchor="_Toc242193793" w:history="1">
             <w:r>
               <w:rPr>
                 <w:rStyle w:val="Hyperlink"/>
@@ -2199,7 +2199,7 @@
               <w:rPr>
                 <w:noProof/>
               </w:rPr>
-              <w:instrText xml:space="preserve"> PAGEREF _Toc242189359 \h </w:instrText>
+              <w:instrText xml:space="preserve"> PAGEREF _Toc242193793 \h </w:instrText>
             </w:r>
             <w:r>
               <w:rPr>
@@ -2242,7 +2242,7 @@
               <w14:ligatures w14:val="standardContextual"/>
             </w:rPr>
           </w:pPr>
-          <w:hyperlink w:anchor="_Toc242189360" w:history="1">
+          <w:hyperlink w:anchor="_Toc242193794" w:history="1">
             <w:r>
               <w:rPr>
                 <w:rStyle w:val="Hyperlink"/>
@@ -2266,7 +2266,7 @@
               <w:rPr>
                 <w:noProof/>
               </w:rPr>
-              <w:instrText xml:space="preserve"> PAGEREF _Toc242189360 \h </w:instrText>
+              <w:instrText xml:space="preserve"> PAGEREF _Toc242193794 \h </w:instrText>
             </w:r>
             <w:r>
               <w:rPr>
@@ -2309,7 +2309,7 @@
               <w14:ligatures w14:val="standardContextual"/>
             </w:rPr>
           </w:pPr>
-          <w:hyperlink w:anchor="_Toc242189361" w:history="1">
+          <w:hyperlink w:anchor="_Toc242193795" w:history="1">
             <w:r>
               <w:rPr>
                 <w:rStyle w:val="Hyperlink"/>
@@ -2333,7 +2333,7 @@
               <w:rPr>
                 <w:noProof/>
               </w:rPr>
-              <w:instrText xml:space="preserve"> PAGEREF _Toc242189361 \h </w:instrText>
+              <w:instrText xml:space="preserve"> PAGEREF _Toc242193795 \h </w:instrText>
             </w:r>
             <w:r>
               <w:rPr>
@@ -2376,7 +2376,7 @@
               <w14:ligatures w14:val="standardContextual"/>
             </w:rPr>
           </w:pPr>
-          <w:hyperlink w:anchor="_Toc242189362" w:history="1">
+          <w:hyperlink w:anchor="_Toc242193796" w:history="1">
             <w:r>
               <w:rPr>
                 <w:rStyle w:val="Hyperlink"/>
@@ -2400,7 +2400,7 @@
               <w:rPr>
                 <w:noProof/>
               </w:rPr>
-              <w:instrText xml:space="preserve"> PAGEREF _Toc242189362 \h </w:instrText>
+              <w:instrText xml:space="preserve"> PAGEREF _Toc242193796 \h </w:instrText>
             </w:r>
             <w:r>
               <w:rPr>
@@ -2443,7 +2443,7 @@
               <w14:ligatures w14:val="standardContextual"/>
             </w:rPr>
           </w:pPr>
-          <w:hyperlink w:anchor="_Toc242189363" w:history="1">
+          <w:hyperlink w:anchor="_Toc242193797" w:history="1">
             <w:r>
               <w:rPr>
                 <w:rStyle w:val="Hyperlink"/>
@@ -2467,7 +2467,7 @@
               <w:rPr>
                 <w:noProof/>
               </w:rPr>
-              <w:instrText xml:space="preserve"> PAGEREF _Toc242189363 \h </w:instrText>
+              <w:instrText xml:space="preserve"> PAGEREF _Toc242193797 \h </w:instrText>
             </w:r>
             <w:r>
               <w:rPr>
@@ -2510,7 +2510,7 @@
               <w14:ligatures w14:val="standardContextual"/>
             </w:rPr>
           </w:pPr>
-          <w:hyperlink w:anchor="_Toc242189364" w:history="1">
+          <w:hyperlink w:anchor="_Toc242193798" w:history="1">
             <w:r>
               <w:rPr>
                 <w:rStyle w:val="Hyperlink"/>
@@ -2534,7 +2534,7 @@
               <w:rPr>
                 <w:noProof/>
               </w:rPr>
-              <w:instrText xml:space="preserve"> PAGEREF _Toc242189364 \h </w:instrText>
+              <w:instrText xml:space="preserve"> PAGEREF _Toc242193798 \h </w:instrText>
             </w:r>
             <w:r>
               <w:rPr>
@@ -2577,7 +2577,7 @@
               <w14:ligatures w14:val="standardContextual"/>
             </w:rPr>
           </w:pPr>
-          <w:hyperlink w:anchor="_Toc242189365" w:history="1">
+          <w:hyperlink w:anchor="_Toc242193799" w:history="1">
             <w:r>
               <w:rPr>
                 <w:rStyle w:val="Hyperlink"/>
@@ -2601,7 +2601,7 @@
               <w:rPr>
                 <w:noProof/>
               </w:rPr>
-              <w:instrText xml:space="preserve"> PAGEREF _Toc242189365 \h </w:instrText>
+              <w:instrText xml:space="preserve"> PAGEREF _Toc242193799 \h </w:instrText>
             </w:r>
             <w:r>
               <w:rPr>
@@ -2644,7 +2644,7 @@
               <w14:ligatures w14:val="standardContextual"/>
             </w:rPr>
           </w:pPr>
-          <w:hyperlink w:anchor="_Toc242189366" w:history="1">
+          <w:hyperlink w:anchor="_Toc242193800" w:history="1">
             <w:r>
               <w:rPr>
                 <w:rStyle w:val="Hyperlink"/>
@@ -2668,7 +2668,7 @@
               <w:rPr>
                 <w:noProof/>
               </w:rPr>
-              <w:instrText xml:space="preserve"> PAGEREF _Toc242189366 \h </w:instrText>
+              <w:instrText xml:space="preserve"> PAGEREF _Toc242193800 \h </w:instrText>
             </w:r>
             <w:r>
               <w:rPr>
@@ -2711,7 +2711,7 @@
               <w14:ligatures w14:val="standardContextual"/>
             </w:rPr>
           </w:pPr>
-          <w:hyperlink w:anchor="_Toc242189367" w:history="1">
+          <w:hyperlink w:anchor="_Toc242193801" w:history="1">
             <w:r>
               <w:rPr>
                 <w:rStyle w:val="Hyperlink"/>
@@ -2735,7 +2735,7 @@
               <w:rPr>
                 <w:noProof/>
               </w:rPr>
-              <w:instrText xml:space="preserve"> PAGEREF _Toc242189367 \h </w:instrText>
+              <w:instrText xml:space="preserve"> PAGEREF _Toc242193801 \h </w:instrText>
             </w:r>
             <w:r>
               <w:rPr>
@@ -2778,7 +2778,7 @@
               <w14:ligatures w14:val="standardContextual"/>
             </w:rPr>
           </w:pPr>
-          <w:hyperlink w:anchor="_Toc242189368" w:history="1">
+          <w:hyperlink w:anchor="_Toc242193802" w:history="1">
             <w:r>
               <w:rPr>
                 <w:rStyle w:val="Hyperlink"/>
@@ -2802,7 +2802,7 @@
               <w:rPr>
                 <w:noProof/>
               </w:rPr>
-              <w:instrText xml:space="preserve"> PAGEREF _Toc242189368 \h </w:instrText>
+              <w:instrText xml:space="preserve"> PAGEREF _Toc242193802 \h </w:instrText>
             </w:r>
             <w:r>
               <w:rPr>
@@ -2845,7 +2845,7 @@
               <w14:ligatures w14:val="standardContextual"/>
             </w:rPr>
           </w:pPr>
-          <w:hyperlink w:anchor="_Toc242189369" w:history="1">
+          <w:hyperlink w:anchor="_Toc242193803" w:history="1">
             <w:r>
               <w:rPr>
                 <w:rStyle w:val="Hyperlink"/>
@@ -2869,7 +2869,7 @@
               <w:rPr>
                 <w:noProof/>
               </w:rPr>
-              <w:instrText xml:space="preserve"> PAGEREF _Toc242189369 \h </w:instrText>
+              <w:instrText xml:space="preserve"> PAGEREF _Toc242193803 \h </w:instrText>
             </w:r>
             <w:r>
               <w:rPr>
@@ -2912,7 +2912,7 @@
               <w14:ligatures w14:val="standardContextual"/>
             </w:rPr>
           </w:pPr>
-          <w:hyperlink w:anchor="_Toc242189370" w:history="1">
+          <w:hyperlink w:anchor="_Toc242193804" w:history="1">
             <w:r>
               <w:rPr>
                 <w:rStyle w:val="Hyperlink"/>
@@ -2936,7 +2936,7 @@
               <w:rPr>
                 <w:noProof/>
               </w:rPr>
-              <w:instrText xml:space="preserve"> PAGEREF _Toc242189370 \h </w:instrText>
+              <w:instrText xml:space="preserve"> PAGEREF _Toc242193804 \h </w:instrText>
             </w:r>
             <w:r>
               <w:rPr>
@@ -2979,7 +2979,7 @@
               <w14:ligatures w14:val="standardContextual"/>
             </w:rPr>
           </w:pPr>
-          <w:hyperlink w:anchor="_Toc242189371" w:history="1">
+          <w:hyperlink w:anchor="_Toc242193805" w:history="1">
             <w:r>
               <w:rPr>
                 <w:rStyle w:val="Hyperlink"/>
@@ -3003,7 +3003,7 @@
               <w:rPr>
                 <w:noProof/>
               </w:rPr>
-              <w:instrText xml:space="preserve"> PAGEREF _Toc242189371 \h </w:instrText>
+              <w:instrText xml:space="preserve"> PAGEREF _Toc242193805 \h </w:instrText>
             </w:r>
             <w:r>
               <w:rPr>
@@ -3046,7 +3046,7 @@
               <w14:ligatures w14:val="standardContextual"/>
             </w:rPr>
           </w:pPr>
-          <w:hyperlink w:anchor="_Toc242189372" w:history="1">
+          <w:hyperlink w:anchor="_Toc242193806" w:history="1">
             <w:r>
               <w:rPr>
                 <w:rStyle w:val="Hyperlink"/>
@@ -3070,7 +3070,7 @@
               <w:rPr>
                 <w:noProof/>
               </w:rPr>
-              <w:instrText xml:space="preserve"> PAGEREF _Toc242189372 \h </w:instrText>
+              <w:instrText xml:space="preserve"> PAGEREF _Toc242193806 \h </w:instrText>
             </w:r>
             <w:r>
               <w:rPr>
@@ -3113,7 +3113,7 @@
               <w14:ligatures w14:val="standardContextual"/>
             </w:rPr>
           </w:pPr>
-          <w:hyperlink w:anchor="_Toc242189373" w:history="1">
+          <w:hyperlink w:anchor="_Toc242193807" w:history="1">
             <w:r>
               <w:rPr>
                 <w:rStyle w:val="Hyperlink"/>
@@ -3137,7 +3137,7 @@
               <w:rPr>
                 <w:noProof/>
               </w:rPr>
-              <w:instrText xml:space="preserve"> PAGEREF _Toc242189373 \h </w:instrText>
+              <w:instrText xml:space="preserve"> PAGEREF _Toc242193807 \h </w:instrText>
             </w:r>
             <w:r>
               <w:rPr>
@@ -3180,7 +3180,7 @@
               <w14:ligatures w14:val="standardContextual"/>
             </w:rPr>
           </w:pPr>
-          <w:hyperlink w:anchor="_Toc242189374" w:history="1">
+          <w:hyperlink w:anchor="_Toc242193808" w:history="1">
             <w:r>
               <w:rPr>
                 <w:rStyle w:val="Hyperlink"/>
@@ -3204,7 +3204,7 @@
               <w:rPr>
                 <w:noProof/>
               </w:rPr>
-              <w:instrText xml:space="preserve"> PAGEREF _Toc242189374 \h </w:instrText>
+              <w:instrText xml:space="preserve"> PAGEREF _Toc242193808 \h </w:instrText>
             </w:r>
             <w:r>
               <w:rPr>
@@ -3247,7 +3247,7 @@
               <w14:ligatures w14:val="standardContextual"/>
             </w:rPr>
           </w:pPr>
-          <w:hyperlink w:anchor="_Toc242189375" w:history="1">
+          <w:hyperlink w:anchor="_Toc242193809" w:history="1">
             <w:r>
               <w:rPr>
                 <w:rStyle w:val="Hyperlink"/>
@@ -3271,7 +3271,7 @@
               <w:rPr>
                 <w:noProof/>
               </w:rPr>
-              <w:instrText xml:space="preserve"> PAGEREF _Toc242189375 \h </w:instrText>
+              <w:instrText xml:space="preserve"> PAGEREF _Toc242193809 \h </w:instrText>
             </w:r>
             <w:r>
               <w:rPr>
@@ -3314,7 +3314,7 @@
               <w14:ligatures w14:val="standardContextual"/>
             </w:rPr>
           </w:pPr>
-          <w:hyperlink w:anchor="_Toc242189376" w:history="1">
+          <w:hyperlink w:anchor="_Toc242193810" w:history="1">
             <w:r>
               <w:rPr>
                 <w:rStyle w:val="Hyperlink"/>
@@ -3338,7 +3338,7 @@
               <w:rPr>
                 <w:noProof/>
               </w:rPr>
-              <w:instrText xml:space="preserve"> PAGEREF _Toc242189376 \h </w:instrText>
+              <w:instrText xml:space="preserve"> PAGEREF _Toc242193810 \h </w:instrText>
             </w:r>
             <w:r>
               <w:rPr>
@@ -3377,7 +3377,7 @@
         <w:pStyle w:val="Heading1"/>
         <w:pageBreakBefore/>
       </w:pPr>
-      <w:bookmarkStart w:id="0" w:name="_Toc242189335"/>
+      <w:bookmarkStart w:id="0" w:name="_Toc242193769"/>
       <w:r>
         <w:lastRenderedPageBreak/>
         <w:t>1. About this reference</w:t>
@@ -3830,7 +3830,7 @@
         <w:pStyle w:val="Heading1"/>
         <w:pageBreakBefore/>
       </w:pPr>
-      <w:bookmarkStart w:id="1" w:name="_Toc242189336"/>
+      <w:bookmarkStart w:id="1" w:name="_Toc242193770"/>
       <w:r>
         <w:lastRenderedPageBreak/>
         <w:t>2. Rules that apply on every screen</w:t>
@@ -4047,7 +4047,7 @@
         <w:pStyle w:val="Heading1"/>
         <w:pageBreakBefore/>
       </w:pPr>
-      <w:bookmarkStart w:id="2" w:name="_Toc242189337"/>
+      <w:bookmarkStart w:id="2" w:name="_Toc242193771"/>
       <w:r>
         <w:lastRenderedPageBreak/>
         <w:t>3. Who can open which screen</w:t>
@@ -9753,7 +9753,7 @@
         <w:pStyle w:val="Heading1"/>
         <w:pageBreakBefore/>
       </w:pPr>
-      <w:bookmarkStart w:id="3" w:name="_Toc242189338"/>
+      <w:bookmarkStart w:id="3" w:name="_Toc242193772"/>
       <w:r>
         <w:lastRenderedPageBreak/>
         <w:t>4. Signing in and your account</w:t>
@@ -9764,7 +9764,7 @@
       <w:pPr>
         <w:pStyle w:val="Heading2"/>
       </w:pPr>
-      <w:bookmarkStart w:id="4" w:name="_Toc242189339"/>
+      <w:bookmarkStart w:id="4" w:name="_Toc242193773"/>
       <w:r>
         <w:t>4.1 Sign in</w:t>
       </w:r>
@@ -10277,7 +10277,7 @@
       <w:pPr>
         <w:pStyle w:val="Heading2"/>
       </w:pPr>
-      <w:bookmarkStart w:id="5" w:name="_Toc242189340"/>
+      <w:bookmarkStart w:id="5" w:name="_Toc242193774"/>
       <w:r>
         <w:t>4.2 The header and menu bar (every screen)</w:t>
       </w:r>
@@ -11000,7 +11000,7 @@
       <w:pPr>
         <w:pStyle w:val="Heading2"/>
       </w:pPr>
-      <w:bookmarkStart w:id="6" w:name="_Toc242189341"/>
+      <w:bookmarkStart w:id="6" w:name="_Toc242193775"/>
       <w:r>
         <w:lastRenderedPageBreak/>
         <w:t>4.3 Change Password</w:t>
@@ -11622,7 +11622,7 @@
         <w:pStyle w:val="Heading1"/>
         <w:pageBreakBefore/>
       </w:pPr>
-      <w:bookmarkStart w:id="7" w:name="_Toc242189342"/>
+      <w:bookmarkStart w:id="7" w:name="_Toc242193776"/>
       <w:r>
         <w:lastRenderedPageBreak/>
         <w:t>5. Dashboards and Reports (read-only)</w:t>
@@ -11633,7 +11633,7 @@
       <w:pPr>
         <w:pStyle w:val="Heading2"/>
       </w:pPr>
-      <w:bookmarkStart w:id="8" w:name="_Toc242189343"/>
+      <w:bookmarkStart w:id="8" w:name="_Toc242193777"/>
       <w:r>
         <w:t>5.1 Executive Dashboard</w:t>
       </w:r>
@@ -12146,7 +12146,7 @@
       <w:pPr>
         <w:pStyle w:val="Heading2"/>
       </w:pPr>
-      <w:bookmarkStart w:id="9" w:name="_Toc242189344"/>
+      <w:bookmarkStart w:id="9" w:name="_Toc242193778"/>
       <w:r>
         <w:t>5.2 Sampling Dashboard</w:t>
       </w:r>
@@ -12659,7 +12659,7 @@
       <w:pPr>
         <w:pStyle w:val="Heading2"/>
       </w:pPr>
-      <w:bookmarkStart w:id="10" w:name="_Toc242189345"/>
+      <w:bookmarkStart w:id="10" w:name="_Toc242193779"/>
       <w:r>
         <w:t>5.3 Contact Dashboard</w:t>
       </w:r>
@@ -12963,7 +12963,7 @@
       <w:pPr>
         <w:pStyle w:val="Heading2"/>
       </w:pPr>
-      <w:bookmarkStart w:id="11" w:name="_Toc242189346"/>
+      <w:bookmarkStart w:id="11" w:name="_Toc242193780"/>
       <w:r>
         <w:t>5.4 QA Dashboard</w:t>
       </w:r>
@@ -13583,7 +13583,7 @@
       <w:pPr>
         <w:pStyle w:val="Heading2"/>
       </w:pPr>
-      <w:bookmarkStart w:id="12" w:name="_Toc242189347"/>
+      <w:bookmarkStart w:id="12" w:name="_Toc242193781"/>
       <w:r>
         <w:t>5.5 KII / Document Dashboard</w:t>
       </w:r>
@@ -13993,7 +13993,7 @@
       <w:pPr>
         <w:pStyle w:val="Heading2"/>
       </w:pPr>
-      <w:bookmarkStart w:id="13" w:name="_Toc242189348"/>
+      <w:bookmarkStart w:id="13" w:name="_Toc242193782"/>
       <w:r>
         <w:lastRenderedPageBreak/>
         <w:t>5.6 Reports</w:t>
@@ -14508,7 +14508,7 @@
         <w:pStyle w:val="Heading1"/>
         <w:pageBreakBefore/>
       </w:pPr>
-      <w:bookmarkStart w:id="14" w:name="_Toc242189349"/>
+      <w:bookmarkStart w:id="14" w:name="_Toc242193783"/>
       <w:r>
         <w:lastRenderedPageBreak/>
         <w:t>6. The sample and contact</w:t>
@@ -14519,7 +14519,7 @@
       <w:pPr>
         <w:pStyle w:val="Heading2"/>
       </w:pPr>
-      <w:bookmarkStart w:id="15" w:name="_Toc242189350"/>
+      <w:bookmarkStart w:id="15" w:name="_Toc242193784"/>
       <w:r>
         <w:t>6.1 Main-400 Register (and Reserve)</w:t>
       </w:r>
@@ -16083,7 +16083,7 @@
       <w:pPr>
         <w:pStyle w:val="Heading2"/>
       </w:pPr>
-      <w:bookmarkStart w:id="16" w:name="_Toc242189351"/>
+      <w:bookmarkStart w:id="16" w:name="_Toc242193785"/>
       <w:r>
         <w:t>6.2 Case page</w:t>
       </w:r>
@@ -18075,7 +18075,7 @@
       <w:pPr>
         <w:pStyle w:val="Heading2"/>
       </w:pPr>
-      <w:bookmarkStart w:id="17" w:name="_Toc242189352"/>
+      <w:bookmarkStart w:id="17" w:name="_Toc242193786"/>
       <w:r>
         <w:t>6.3 Pre-Interview Profile (PROIT) and its review screen</w:t>
       </w:r>
@@ -19640,7 +19640,7 @@
       <w:pPr>
         <w:pStyle w:val="Heading2"/>
       </w:pPr>
-      <w:bookmarkStart w:id="18" w:name="_Toc242189353"/>
+      <w:bookmarkStart w:id="18" w:name="_Toc242193787"/>
       <w:r>
         <w:t>6.4 Interview sheet (verifying a locked profile)</w:t>
       </w:r>
@@ -20898,7 +20898,7 @@
       <w:pPr>
         <w:pStyle w:val="Heading2"/>
       </w:pPr>
-      <w:bookmarkStart w:id="19" w:name="_Toc242189354"/>
+      <w:bookmarkStart w:id="19" w:name="_Toc242193788"/>
       <w:r>
         <w:t>6.5 Register Organisation</w:t>
       </w:r>
@@ -21622,7 +21622,7 @@
       <w:pPr>
         <w:pStyle w:val="Heading2"/>
       </w:pPr>
-      <w:bookmarkStart w:id="20" w:name="_Toc242189355"/>
+      <w:bookmarkStart w:id="20" w:name="_Toc242193789"/>
       <w:r>
         <w:t>6.6 Appointment Queue</w:t>
       </w:r>
@@ -22242,7 +22242,7 @@
       <w:pPr>
         <w:pStyle w:val="Heading2"/>
       </w:pPr>
-      <w:bookmarkStart w:id="21" w:name="_Toc242189356"/>
+      <w:bookmarkStart w:id="21" w:name="_Toc242193790"/>
       <w:r>
         <w:t>6.7 Follow-ups due</w:t>
       </w:r>
@@ -22756,7 +22756,7 @@
       <w:pPr>
         <w:pStyle w:val="Heading2"/>
       </w:pPr>
-      <w:bookmarkStart w:id="22" w:name="_Toc242189357"/>
+      <w:bookmarkStart w:id="22" w:name="_Toc242193791"/>
       <w:r>
         <w:t>6.8 Reserve Activation</w:t>
       </w:r>
@@ -23377,7 +23377,7 @@
         <w:pStyle w:val="Heading1"/>
         <w:pageBreakBefore/>
       </w:pPr>
-      <w:bookmarkStart w:id="23" w:name="_Toc242189358"/>
+      <w:bookmarkStart w:id="23" w:name="_Toc242193792"/>
       <w:r>
         <w:lastRenderedPageBreak/>
         <w:t>7. Quality checking</w:t>
@@ -23388,7 +23388,7 @@
       <w:pPr>
         <w:pStyle w:val="Heading2"/>
       </w:pPr>
-      <w:bookmarkStart w:id="24" w:name="_Toc242189359"/>
+      <w:bookmarkStart w:id="24" w:name="_Toc242193793"/>
       <w:r>
         <w:t>7.1 QA Queue (with the KoboToolbox sync panel)</w:t>
       </w:r>
@@ -24111,7 +24111,7 @@
       <w:pPr>
         <w:pStyle w:val="Heading2"/>
       </w:pPr>
-      <w:bookmarkStart w:id="25" w:name="_Toc242189360"/>
+      <w:bookmarkStart w:id="25" w:name="_Toc242193794"/>
       <w:r>
         <w:t>7.2 QA Exceptions</w:t>
       </w:r>
@@ -24943,7 +24943,7 @@
         <w:pStyle w:val="Heading1"/>
         <w:pageBreakBefore/>
       </w:pPr>
-      <w:bookmarkStart w:id="26" w:name="_Toc242189361"/>
+      <w:bookmarkStart w:id="26" w:name="_Toc242193795"/>
       <w:r>
         <w:lastRenderedPageBreak/>
         <w:t>8. Key Informant Interviews</w:t>
@@ -24954,7 +24954,7 @@
       <w:pPr>
         <w:pStyle w:val="Heading2"/>
       </w:pPr>
-      <w:bookmarkStart w:id="27" w:name="_Toc242189362"/>
+      <w:bookmarkStart w:id="27" w:name="_Toc242193796"/>
       <w:r>
         <w:t>8.1 KII Register</w:t>
       </w:r>
@@ -25784,7 +25784,7 @@
       <w:pPr>
         <w:pStyle w:val="Heading2"/>
       </w:pPr>
-      <w:bookmarkStart w:id="28" w:name="_Toc242189363"/>
+      <w:bookmarkStart w:id="28" w:name="_Toc242193797"/>
       <w:r>
         <w:t>8.2 New KII Record</w:t>
       </w:r>
@@ -26194,7 +26194,7 @@
       <w:pPr>
         <w:pStyle w:val="Heading2"/>
       </w:pPr>
-      <w:bookmarkStart w:id="29" w:name="_Toc242189364"/>
+      <w:bookmarkStart w:id="29" w:name="_Toc242193798"/>
       <w:r>
         <w:t>8.3 KII record</w:t>
       </w:r>
@@ -27453,7 +27453,7 @@
         <w:pStyle w:val="Heading1"/>
         <w:pageBreakBefore/>
       </w:pPr>
-      <w:bookmarkStart w:id="30" w:name="_Toc242189365"/>
+      <w:bookmarkStart w:id="30" w:name="_Toc242193799"/>
       <w:r>
         <w:lastRenderedPageBreak/>
         <w:t>9. Documentary evidence</w:t>
@@ -27464,7 +27464,7 @@
       <w:pPr>
         <w:pStyle w:val="Heading2"/>
       </w:pPr>
-      <w:bookmarkStart w:id="31" w:name="_Toc242189366"/>
+      <w:bookmarkStart w:id="31" w:name="_Toc242193800"/>
       <w:r>
         <w:t>9.1 Documents (the corpus)</w:t>
       </w:r>
@@ -28084,7 +28084,7 @@
       <w:pPr>
         <w:pStyle w:val="Heading2"/>
       </w:pPr>
-      <w:bookmarkStart w:id="32" w:name="_Toc242189367"/>
+      <w:bookmarkStart w:id="32" w:name="_Toc242193801"/>
       <w:r>
         <w:t>9.2 New Documentary Evidence Record</w:t>
       </w:r>
@@ -28915,7 +28915,7 @@
       <w:pPr>
         <w:pStyle w:val="Heading2"/>
       </w:pPr>
-      <w:bookmarkStart w:id="33" w:name="_Toc242189368"/>
+      <w:bookmarkStart w:id="33" w:name="_Toc242193802"/>
       <w:r>
         <w:t>9.3 Document record</w:t>
       </w:r>
@@ -30269,7 +30269,7 @@
       <w:pPr>
         <w:pStyle w:val="Heading2"/>
       </w:pPr>
-      <w:bookmarkStart w:id="34" w:name="_Toc242189369"/>
+      <w:bookmarkStart w:id="34" w:name="_Toc242193803"/>
       <w:r>
         <w:t>9.4 Auto-fill review screen</w:t>
       </w:r>
@@ -31311,7 +31311,7 @@
         <w:pStyle w:val="Heading1"/>
         <w:pageBreakBefore/>
       </w:pPr>
-      <w:bookmarkStart w:id="35" w:name="_Toc242189370"/>
+      <w:bookmarkStart w:id="35" w:name="_Toc242193804"/>
       <w:r>
         <w:lastRenderedPageBreak/>
         <w:t>10. Completed forms and exports</w:t>
@@ -31322,7 +31322,7 @@
       <w:pPr>
         <w:pStyle w:val="Heading2"/>
       </w:pPr>
-      <w:bookmarkStart w:id="36" w:name="_Toc242189371"/>
+      <w:bookmarkStart w:id="36" w:name="_Toc242193805"/>
       <w:r>
         <w:t>10.1 Completed forms (Form PDFs)</w:t>
       </w:r>
@@ -32588,7 +32588,7 @@
         <w:pStyle w:val="Heading1"/>
         <w:pageBreakBefore/>
       </w:pPr>
-      <w:bookmarkStart w:id="37" w:name="_Toc242189372"/>
+      <w:bookmarkStart w:id="37" w:name="_Toc242193806"/>
       <w:r>
         <w:lastRenderedPageBreak/>
         <w:t>11. Study administration</w:t>
@@ -32599,7 +32599,7 @@
       <w:pPr>
         <w:pStyle w:val="Heading2"/>
       </w:pPr>
-      <w:bookmarkStart w:id="38" w:name="_Toc242189373"/>
+      <w:bookmarkStart w:id="38" w:name="_Toc242193807"/>
       <w:r>
         <w:t>11.1 Cost Dashboard</w:t>
       </w:r>
@@ -33009,7 +33009,7 @@
       <w:pPr>
         <w:pStyle w:val="Heading2"/>
       </w:pPr>
-      <w:bookmarkStart w:id="39" w:name="_Toc242189374"/>
+      <w:bookmarkStart w:id="39" w:name="_Toc242193808"/>
       <w:r>
         <w:t>11.2 Audit Log</w:t>
       </w:r>
@@ -33419,7 +33419,7 @@
       <w:pPr>
         <w:pStyle w:val="Heading2"/>
       </w:pPr>
-      <w:bookmarkStart w:id="40" w:name="_Toc242189375"/>
+      <w:bookmarkStart w:id="40" w:name="_Toc242193809"/>
       <w:r>
         <w:t>11.3 Research Clearance</w:t>
       </w:r>
@@ -34250,7 +34250,7 @@
       <w:pPr>
         <w:pStyle w:val="Heading2"/>
       </w:pPr>
-      <w:bookmarkStart w:id="41" w:name="_Toc242189376"/>
+      <w:bookmarkStart w:id="41" w:name="_Toc242193810"/>
       <w:r>
         <w:t>11.4 Export</w:t>
       </w:r>
@@ -34680,7 +34680,7 @@
                 <w:szCs w:val="19"/>
               </w:rPr>
               <w:lastRenderedPageBreak/>
-              <w:t>Analysis packs → Download SmartPLS pack / interviews pack / documents pack (the PI only)</w:t>
+              <w:t>Download respondents and outreach (Excel) (the PI only)</w:t>
             </w:r>
           </w:p>
         </w:tc>
@@ -34703,7 +34703,7 @@
                 <w:sz w:val="19"/>
                 <w:szCs w:val="19"/>
               </w:rPr>
-              <w:t>Downloads a ZIP that opens directly in SmartPLS 4 (questionnaire, numeric, -99 for missing) or ATLAS.ti (interviews as Word documents, documents named by ID), each with a README and an attribute or dictionary file. PI only.</w:t>
+              <w:t>Downloads a workbook of every Main-400 respondent and KII informant with their contact details, and a log of every invitation sent (channel, date, who sent it, status). PI only.</w:t>
             </w:r>
           </w:p>
         </w:tc>
@@ -34726,7 +34726,7 @@
                 <w:sz w:val="19"/>
                 <w:szCs w:val="19"/>
               </w:rPr>
-              <w:t>Removes the copying and recoding between the portal and the analysis software. No names, organisation, job title or contact details; withdrawn participants left out.</w:t>
+              <w:t>The one record of who has been invited, how, and what happened next; the operational export covers only those who have submitted.</w:t>
             </w:r>
           </w:p>
         </w:tc>
@@ -34749,7 +34749,7 @@
                 <w:sz w:val="19"/>
                 <w:szCs w:val="19"/>
               </w:rPr>
-              <w:t>A ZIP downloads; the download is audited.</w:t>
+              <w:t>An Excel file downloads; the download is audited.</w:t>
             </w:r>
           </w:p>
         </w:tc>
@@ -34784,6 +34784,112 @@
                 <w:sz w:val="19"/>
                 <w:szCs w:val="19"/>
               </w:rPr>
+              <w:t>Analysis packs → Download SmartPLS pack / interviews pack / documents pack (the PI only)</w:t>
+            </w:r>
+          </w:p>
+        </w:tc>
+        <w:tc>
+          <w:tcPr>
+            <w:tcW w:w="3012" w:type="dxa"/>
+            <w:shd w:val="clear" w:color="auto" w:fill="F8FAFB"/>
+            <w:tcMar>
+              <w:top w:w="70" w:type="dxa"/>
+              <w:left w:w="110" w:type="dxa"/>
+              <w:bottom w:w="70" w:type="dxa"/>
+              <w:right w:w="110" w:type="dxa"/>
+            </w:tcMar>
+          </w:tcPr>
+          <w:p>
+            <w:pPr>
+              <w:spacing w:after="40"/>
+            </w:pPr>
+            <w:r>
+              <w:rPr>
+                <w:sz w:val="19"/>
+                <w:szCs w:val="19"/>
+              </w:rPr>
+              <w:t>Downloads a ZIP that opens directly in SmartPLS 4 (questionnaire, numeric, -99 for missing) or ATLAS.ti (interviews as Word documents, documents named by ID), each with a README and an attribute or dictionary file. PI only.</w:t>
+            </w:r>
+          </w:p>
+        </w:tc>
+        <w:tc>
+          <w:tcPr>
+            <w:tcW w:w="2447" w:type="dxa"/>
+            <w:shd w:val="clear" w:color="auto" w:fill="F8FAFB"/>
+            <w:tcMar>
+              <w:top w:w="70" w:type="dxa"/>
+              <w:left w:w="110" w:type="dxa"/>
+              <w:bottom w:w="70" w:type="dxa"/>
+              <w:right w:w="110" w:type="dxa"/>
+            </w:tcMar>
+          </w:tcPr>
+          <w:p>
+            <w:pPr>
+              <w:spacing w:after="40"/>
+            </w:pPr>
+            <w:r>
+              <w:rPr>
+                <w:sz w:val="19"/>
+                <w:szCs w:val="19"/>
+              </w:rPr>
+              <w:t>Removes the copying and recoding between the portal and the analysis software. No names, organisation, job title or contact details; withdrawn participants left out.</w:t>
+            </w:r>
+          </w:p>
+        </w:tc>
+        <w:tc>
+          <w:tcPr>
+            <w:tcW w:w="2071" w:type="dxa"/>
+            <w:shd w:val="clear" w:color="auto" w:fill="F8FAFB"/>
+            <w:tcMar>
+              <w:top w:w="70" w:type="dxa"/>
+              <w:left w:w="110" w:type="dxa"/>
+              <w:bottom w:w="70" w:type="dxa"/>
+              <w:right w:w="110" w:type="dxa"/>
+            </w:tcMar>
+          </w:tcPr>
+          <w:p>
+            <w:pPr>
+              <w:spacing w:after="40"/>
+            </w:pPr>
+            <w:r>
+              <w:rPr>
+                <w:sz w:val="19"/>
+                <w:szCs w:val="19"/>
+              </w:rPr>
+              <w:t>A ZIP downloads; the download is audited.</w:t>
+            </w:r>
+          </w:p>
+        </w:tc>
+      </w:tr>
+      <w:tr>
+        <w:tblPrEx>
+          <w:tblCellMar>
+            <w:top w:w="0" w:type="dxa"/>
+            <w:bottom w:w="0" w:type="dxa"/>
+          </w:tblCellMar>
+        </w:tblPrEx>
+        <w:trPr>
+          <w:cantSplit/>
+        </w:trPr>
+        <w:tc>
+          <w:tcPr>
+            <w:tcW w:w="1882" w:type="dxa"/>
+            <w:tcMar>
+              <w:top w:w="70" w:type="dxa"/>
+              <w:left w:w="110" w:type="dxa"/>
+              <w:bottom w:w="70" w:type="dxa"/>
+              <w:right w:w="110" w:type="dxa"/>
+            </w:tcMar>
+          </w:tcPr>
+          <w:p>
+            <w:pPr>
+              <w:spacing w:after="40"/>
+            </w:pPr>
+            <w:r>
+              <w:rPr>
+                <w:sz w:val="19"/>
+                <w:szCs w:val="19"/>
+              </w:rPr>
               <w:t>KoboToolbox data → Excel workbook / All completed forms (PDF ZIP), for each form (the PI only)</w:t>
             </w:r>
           </w:p>
@@ -34791,7 +34897,6 @@
         <w:tc>
           <w:tcPr>
             <w:tcW w:w="3012" w:type="dxa"/>
-            <w:shd w:val="clear" w:color="auto" w:fill="F8FAFB"/>
             <w:tcMar>
               <w:top w:w="70" w:type="dxa"/>
               <w:left w:w="110" w:type="dxa"/>
@@ -34815,7 +34920,6 @@
         <w:tc>
           <w:tcPr>
             <w:tcW w:w="2447" w:type="dxa"/>
-            <w:shd w:val="clear" w:color="auto" w:fill="F8FAFB"/>
             <w:tcMar>
               <w:top w:w="70" w:type="dxa"/>
               <w:left w:w="110" w:type="dxa"/>
@@ -34839,7 +34943,6 @@
         <w:tc>
           <w:tcPr>
             <w:tcW w:w="2071" w:type="dxa"/>
-            <w:shd w:val="clear" w:color="auto" w:fill="F8FAFB"/>
             <w:tcMar>
               <w:top w:w="70" w:type="dxa"/>
               <w:left w:w="110" w:type="dxa"/>
@@ -34915,7 +35018,7 @@
         <w:sz w:val="16"/>
         <w:szCs w:val="16"/>
       </w:rPr>
-      <w:t>Version 1.25 · 6 October 2026</w:t>
+      <w:t>Version 1.26 · 6 October 2026</w:t>
     </w:r>
     <w:r>
       <w:rPr>
@@ -35088,10 +35191,10 @@
 <file path=word/numbering.xml><?xml version="1.0" encoding="utf-8"?>
 <w:numbering xmlns:wpc="http://schemas.microsoft.com/office/word/2010/wordprocessingCanvas" xmlns:cx="http://schemas.microsoft.com/office/drawing/2014/chartex" xmlns:cx1="http://schemas.microsoft.com/office/drawing/2015/9/8/chartex" xmlns:cx2="http://schemas.microsoft.com/office/drawing/2015/10/21/chartex" xmlns:cx3="http://schemas.microsoft.com/office/drawing/2016/5/9/chartex" xmlns:cx4="http://schemas.microsoft.com/office/drawing/2016/5/10/chartex" xmlns:cx5="http://schemas.microsoft.com/office/drawing/2016/5/11/chartex" xmlns:cx6="http://schemas.microsoft.com/office/drawing/2016/5/12/chartex" xmlns:cx7="http://schemas.microsoft.com/office/drawing/2016/5/13/chartex" xmlns:cx8="http://schemas.microsoft.com/office/drawing/2016/5/14/chartex" xmlns:mc="http://schemas.openxmlformats.org/markup-compatibility/2006" xmlns:aink="http://schemas.microsoft.com/office/drawing/2016/ink" xmlns:am3d="http://schemas.microsoft.com/office/drawing/2017/model3d" xmlns:o="urn:schemas-microsoft-com:office:office" xmlns:oel="http://schemas.microsoft.com/office/2019/extlst" xmlns:r="http://schemas.openxmlformats.org/officeDocument/2006/relationships" xmlns:m="http://schemas.openxmlformats.org/officeDocument/2006/math" xmlns:v="urn:schemas-microsoft-com:vml" xmlns:wp14="http://schemas.microsoft.com/office/word/2010/wordprocessingDrawing" xmlns:wp="http://schemas.openxmlformats.org/drawingml/2006/wordprocessingDrawing" xmlns:w10="urn:schemas-microsoft-com:office:word" xmlns:w="http://schemas.openxmlformats.org/wordprocessingml/2006/main" xmlns:w14="http://schemas.microsoft.com/office/word/2010/wordml" xmlns:w15="http://schemas.microsoft.com/office/word/2012/wordml" xmlns:w16cex="http://schemas.microsoft.com/office/word/2018/wordml/cex" xmlns:w16cid="http://schemas.microsoft.com/office/word/2016/wordml/cid" xmlns:w16="http://schemas.microsoft.com/office/word/2018/wordml" xmlns:w16sdtdh="http://schemas.microsoft.com/office/word/2020/wordml/sdtdatahash" xmlns:w16se="http://schemas.microsoft.com/office/word/2015/wordml/symex" xmlns:wpg="http://schemas.microsoft.com/office/word/2010/wordprocessingGroup" xmlns:wpi="http://schemas.microsoft.com/office/word/2010/wordprocessingInk" xmlns:wne="http://schemas.microsoft.com/office/word/2006/wordml" xmlns:wps="http://schemas.microsoft.com/office/word/2010/wordprocessingShape" mc:Ignorable="w14 w15 w16se w16cid w16 w16cex w16sdtdh wp14">
   <w:abstractNum w:abstractNumId="0" w15:restartNumberingAfterBreak="0">
-    <w:nsid w:val="6F706825"/>
+    <w:nsid w:val="2FD94D9F"/>
     <w:multiLevelType w:val="hybridMultilevel"/>
-    <w:tmpl w:val="38243A0C"/>
-    <w:lvl w:ilvl="0" w:tplc="2FB8F86A">
+    <w:tmpl w:val="18A84D88"/>
+    <w:lvl w:ilvl="0" w:tplc="E6CCAE80">
       <w:start w:val="1"/>
       <w:numFmt w:val="bullet"/>
       <w:lvlText w:val="•"/>
@@ -35100,7 +35203,7 @@
         <w:ind w:left="460" w:hanging="280"/>
       </w:pPr>
     </w:lvl>
-    <w:lvl w:ilvl="1" w:tplc="7B62E3A0">
+    <w:lvl w:ilvl="1" w:tplc="E7F64D1C">
       <w:start w:val="1"/>
       <w:numFmt w:val="bullet"/>
       <w:lvlText w:val="–"/>
@@ -35109,47 +35212,47 @@
         <w:ind w:left="900" w:hanging="280"/>
       </w:pPr>
     </w:lvl>
-    <w:lvl w:ilvl="2" w:tplc="FA948148">
+    <w:lvl w:ilvl="2" w:tplc="8A8EE7DC">
       <w:numFmt w:val="decimal"/>
       <w:lvlText w:val=""/>
       <w:lvlJc w:val="left"/>
     </w:lvl>
-    <w:lvl w:ilvl="3" w:tplc="35462296">
+    <w:lvl w:ilvl="3" w:tplc="A568234E">
       <w:numFmt w:val="decimal"/>
       <w:lvlText w:val=""/>
       <w:lvlJc w:val="left"/>
     </w:lvl>
-    <w:lvl w:ilvl="4" w:tplc="5858BDAE">
+    <w:lvl w:ilvl="4" w:tplc="CF3EFC06">
       <w:numFmt w:val="decimal"/>
       <w:lvlText w:val=""/>
       <w:lvlJc w:val="left"/>
     </w:lvl>
-    <w:lvl w:ilvl="5" w:tplc="6D90AEF0">
+    <w:lvl w:ilvl="5" w:tplc="2604E92C">
       <w:numFmt w:val="decimal"/>
       <w:lvlText w:val=""/>
       <w:lvlJc w:val="left"/>
     </w:lvl>
-    <w:lvl w:ilvl="6" w:tplc="DEEEE732">
+    <w:lvl w:ilvl="6" w:tplc="DC14AEB2">
       <w:numFmt w:val="decimal"/>
       <w:lvlText w:val=""/>
       <w:lvlJc w:val="left"/>
     </w:lvl>
-    <w:lvl w:ilvl="7" w:tplc="190650F2">
+    <w:lvl w:ilvl="7" w:tplc="5E6E14B8">
       <w:numFmt w:val="decimal"/>
       <w:lvlText w:val=""/>
       <w:lvlJc w:val="left"/>
     </w:lvl>
-    <w:lvl w:ilvl="8" w:tplc="C49C0AE2">
+    <w:lvl w:ilvl="8" w:tplc="5D5892EA">
       <w:numFmt w:val="decimal"/>
       <w:lvlText w:val=""/>
       <w:lvlJc w:val="left"/>
     </w:lvl>
   </w:abstractNum>
   <w:abstractNum w:abstractNumId="1" w15:restartNumberingAfterBreak="0">
-    <w:nsid w:val="7A09793F"/>
+    <w:nsid w:val="442334CF"/>
     <w:multiLevelType w:val="hybridMultilevel"/>
-    <w:tmpl w:val="828C9E2C"/>
-    <w:lvl w:ilvl="0" w:tplc="AC64E884">
+    <w:tmpl w:val="68865640"/>
+    <w:lvl w:ilvl="0" w:tplc="6C22E996">
       <w:start w:val="1"/>
       <w:numFmt w:val="bullet"/>
       <w:lvlText w:val="●"/>
@@ -35158,7 +35261,7 @@
         <w:ind w:left="720" w:hanging="360"/>
       </w:pPr>
     </w:lvl>
-    <w:lvl w:ilvl="1" w:tplc="98D83DBE">
+    <w:lvl w:ilvl="1" w:tplc="9FD64434">
       <w:start w:val="1"/>
       <w:numFmt w:val="bullet"/>
       <w:lvlText w:val="○"/>
@@ -35167,7 +35270,7 @@
         <w:ind w:left="1440" w:hanging="360"/>
       </w:pPr>
     </w:lvl>
-    <w:lvl w:ilvl="2" w:tplc="170C7E62">
+    <w:lvl w:ilvl="2" w:tplc="069E3950">
       <w:start w:val="1"/>
       <w:numFmt w:val="bullet"/>
       <w:lvlText w:val="■"/>
@@ -35176,7 +35279,7 @@
         <w:ind w:left="2160" w:hanging="360"/>
       </w:pPr>
     </w:lvl>
-    <w:lvl w:ilvl="3" w:tplc="11CE794E">
+    <w:lvl w:ilvl="3" w:tplc="3FDC481A">
       <w:start w:val="1"/>
       <w:numFmt w:val="bullet"/>
       <w:lvlText w:val="●"/>
@@ -35185,7 +35288,7 @@
         <w:ind w:left="2880" w:hanging="360"/>
       </w:pPr>
     </w:lvl>
-    <w:lvl w:ilvl="4" w:tplc="11DEE204">
+    <w:lvl w:ilvl="4" w:tplc="6D12AAD0">
       <w:start w:val="1"/>
       <w:numFmt w:val="bullet"/>
       <w:lvlText w:val="○"/>
@@ -35194,7 +35297,7 @@
         <w:ind w:left="3600" w:hanging="360"/>
       </w:pPr>
     </w:lvl>
-    <w:lvl w:ilvl="5" w:tplc="5650B984">
+    <w:lvl w:ilvl="5" w:tplc="8534B596">
       <w:start w:val="1"/>
       <w:numFmt w:val="bullet"/>
       <w:lvlText w:val="■"/>
@@ -35203,7 +35306,7 @@
         <w:ind w:left="4320" w:hanging="360"/>
       </w:pPr>
     </w:lvl>
-    <w:lvl w:ilvl="6" w:tplc="95346BD0">
+    <w:lvl w:ilvl="6" w:tplc="D6EC9C40">
       <w:start w:val="1"/>
       <w:numFmt w:val="bullet"/>
       <w:lvlText w:val="●"/>
@@ -35212,7 +35315,7 @@
         <w:ind w:left="5040" w:hanging="360"/>
       </w:pPr>
     </w:lvl>
-    <w:lvl w:ilvl="7" w:tplc="858E1274">
+    <w:lvl w:ilvl="7" w:tplc="EEB06B62">
       <w:start w:val="1"/>
       <w:numFmt w:val="bullet"/>
       <w:lvlText w:val="●"/>
@@ -35221,7 +35324,7 @@
         <w:ind w:left="5760" w:hanging="360"/>
       </w:pPr>
     </w:lvl>
-    <w:lvl w:ilvl="8" w:tplc="5316E124">
+    <w:lvl w:ilvl="8" w:tplc="242ABF18">
       <w:start w:val="1"/>
       <w:numFmt w:val="bullet"/>
       <w:lvlText w:val="●"/>
@@ -35231,13 +35334,13 @@
       </w:pPr>
     </w:lvl>
   </w:abstractNum>
-  <w:num w:numId="1" w16cid:durableId="718483002">
+  <w:num w:numId="1" w16cid:durableId="1762797895">
     <w:abstractNumId w:val="1"/>
     <w:lvlOverride w:ilvl="0">
       <w:startOverride w:val="1"/>
     </w:lvlOverride>
   </w:num>
-  <w:num w:numId="2" w16cid:durableId="1553082048">
+  <w:num w:numId="2" w16cid:durableId="658652451">
     <w:abstractNumId w:val="0"/>
     <w:lvlOverride w:ilvl="0">
       <w:startOverride w:val="1"/>
@@ -35863,7 +35966,7 @@
     <w:autoRedefine/>
     <w:uiPriority w:val="39"/>
     <w:unhideWhenUsed/>
-    <w:rsid w:val="00C2226B"/>
+    <w:rsid w:val="000B2FFF"/>
     <w:pPr>
       <w:spacing w:after="100"/>
     </w:pPr>
@@ -35875,7 +35978,7 @@
     <w:autoRedefine/>
     <w:uiPriority w:val="39"/>
     <w:unhideWhenUsed/>
-    <w:rsid w:val="00C2226B"/>
+    <w:rsid w:val="000B2FFF"/>
     <w:pPr>
       <w:spacing w:after="100"/>
       <w:ind w:left="210"/>

--- a/docs/manuals/ABF-FST_Screen_and_Button_Reference.docx
+++ b/docs/manuals/ABF-FST_Screen_and_Button_Reference.docx
@@ -469,7 +469,7 @@
                 <w:sz w:val="19"/>
                 <w:szCs w:val="19"/>
               </w:rPr>
-              <w:t>Version 1.26 · 6 October 2026</w:t>
+              <w:t>Version 1.27 · 6 October 2026</w:t>
             </w:r>
           </w:p>
         </w:tc>
@@ -538,7 +538,7 @@
     <w:sdt>
       <w:sdtPr>
         <w:alias w:val="Contents"/>
-        <w:id w:val="418609654"/>
+        <w:id w:val="817382108"/>
       </w:sdtPr>
       <w:sdtEndPr/>
       <w:sdtContent>
@@ -567,7 +567,7 @@
           <w:r>
             <w:fldChar w:fldCharType="separate"/>
           </w:r>
-          <w:hyperlink w:anchor="_Toc242193769" w:history="1">
+          <w:hyperlink w:anchor="_Toc242203894" w:history="1">
             <w:r>
               <w:rPr>
                 <w:rStyle w:val="Hyperlink"/>
@@ -591,7 +591,7 @@
               <w:rPr>
                 <w:noProof/>
               </w:rPr>
-              <w:instrText xml:space="preserve"> PAGEREF _Toc242193769 \h </w:instrText>
+              <w:instrText xml:space="preserve"> PAGEREF _Toc242203894 \h </w:instrText>
             </w:r>
             <w:r>
               <w:rPr>
@@ -634,7 +634,7 @@
               <w14:ligatures w14:val="standardContextual"/>
             </w:rPr>
           </w:pPr>
-          <w:hyperlink w:anchor="_Toc242193770" w:history="1">
+          <w:hyperlink w:anchor="_Toc242203895" w:history="1">
             <w:r>
               <w:rPr>
                 <w:rStyle w:val="Hyperlink"/>
@@ -658,7 +658,7 @@
               <w:rPr>
                 <w:noProof/>
               </w:rPr>
-              <w:instrText xml:space="preserve"> PAGEREF _Toc242193770 \h </w:instrText>
+              <w:instrText xml:space="preserve"> PAGEREF _Toc242203895 \h </w:instrText>
             </w:r>
             <w:r>
               <w:rPr>
@@ -701,7 +701,7 @@
               <w14:ligatures w14:val="standardContextual"/>
             </w:rPr>
           </w:pPr>
-          <w:hyperlink w:anchor="_Toc242193771" w:history="1">
+          <w:hyperlink w:anchor="_Toc242203896" w:history="1">
             <w:r>
               <w:rPr>
                 <w:rStyle w:val="Hyperlink"/>
@@ -725,7 +725,7 @@
               <w:rPr>
                 <w:noProof/>
               </w:rPr>
-              <w:instrText xml:space="preserve"> PAGEREF _Toc242193771 \h </w:instrText>
+              <w:instrText xml:space="preserve"> PAGEREF _Toc242203896 \h </w:instrText>
             </w:r>
             <w:r>
               <w:rPr>
@@ -768,7 +768,7 @@
               <w14:ligatures w14:val="standardContextual"/>
             </w:rPr>
           </w:pPr>
-          <w:hyperlink w:anchor="_Toc242193772" w:history="1">
+          <w:hyperlink w:anchor="_Toc242203897" w:history="1">
             <w:r>
               <w:rPr>
                 <w:rStyle w:val="Hyperlink"/>
@@ -792,7 +792,7 @@
               <w:rPr>
                 <w:noProof/>
               </w:rPr>
-              <w:instrText xml:space="preserve"> PAGEREF _Toc242193772 \h </w:instrText>
+              <w:instrText xml:space="preserve"> PAGEREF _Toc242203897 \h </w:instrText>
             </w:r>
             <w:r>
               <w:rPr>
@@ -835,7 +835,7 @@
               <w14:ligatures w14:val="standardContextual"/>
             </w:rPr>
           </w:pPr>
-          <w:hyperlink w:anchor="_Toc242193773" w:history="1">
+          <w:hyperlink w:anchor="_Toc242203898" w:history="1">
             <w:r>
               <w:rPr>
                 <w:rStyle w:val="Hyperlink"/>
@@ -859,7 +859,7 @@
               <w:rPr>
                 <w:noProof/>
               </w:rPr>
-              <w:instrText xml:space="preserve"> PAGEREF _Toc242193773 \h </w:instrText>
+              <w:instrText xml:space="preserve"> PAGEREF _Toc242203898 \h </w:instrText>
             </w:r>
             <w:r>
               <w:rPr>
@@ -902,7 +902,7 @@
               <w14:ligatures w14:val="standardContextual"/>
             </w:rPr>
           </w:pPr>
-          <w:hyperlink w:anchor="_Toc242193774" w:history="1">
+          <w:hyperlink w:anchor="_Toc242203899" w:history="1">
             <w:r>
               <w:rPr>
                 <w:rStyle w:val="Hyperlink"/>
@@ -926,7 +926,7 @@
               <w:rPr>
                 <w:noProof/>
               </w:rPr>
-              <w:instrText xml:space="preserve"> PAGEREF _Toc242193774 \h </w:instrText>
+              <w:instrText xml:space="preserve"> PAGEREF _Toc242203899 \h </w:instrText>
             </w:r>
             <w:r>
               <w:rPr>
@@ -969,7 +969,7 @@
               <w14:ligatures w14:val="standardContextual"/>
             </w:rPr>
           </w:pPr>
-          <w:hyperlink w:anchor="_Toc242193775" w:history="1">
+          <w:hyperlink w:anchor="_Toc242203900" w:history="1">
             <w:r>
               <w:rPr>
                 <w:rStyle w:val="Hyperlink"/>
@@ -993,7 +993,7 @@
               <w:rPr>
                 <w:noProof/>
               </w:rPr>
-              <w:instrText xml:space="preserve"> PAGEREF _Toc242193775 \h </w:instrText>
+              <w:instrText xml:space="preserve"> PAGEREF _Toc242203900 \h </w:instrText>
             </w:r>
             <w:r>
               <w:rPr>
@@ -1036,7 +1036,7 @@
               <w14:ligatures w14:val="standardContextual"/>
             </w:rPr>
           </w:pPr>
-          <w:hyperlink w:anchor="_Toc242193776" w:history="1">
+          <w:hyperlink w:anchor="_Toc242203901" w:history="1">
             <w:r>
               <w:rPr>
                 <w:rStyle w:val="Hyperlink"/>
@@ -1060,7 +1060,7 @@
               <w:rPr>
                 <w:noProof/>
               </w:rPr>
-              <w:instrText xml:space="preserve"> PAGEREF _Toc242193776 \h </w:instrText>
+              <w:instrText xml:space="preserve"> PAGEREF _Toc242203901 \h </w:instrText>
             </w:r>
             <w:r>
               <w:rPr>
@@ -1103,7 +1103,7 @@
               <w14:ligatures w14:val="standardContextual"/>
             </w:rPr>
           </w:pPr>
-          <w:hyperlink w:anchor="_Toc242193777" w:history="1">
+          <w:hyperlink w:anchor="_Toc242203902" w:history="1">
             <w:r>
               <w:rPr>
                 <w:rStyle w:val="Hyperlink"/>
@@ -1127,7 +1127,7 @@
               <w:rPr>
                 <w:noProof/>
               </w:rPr>
-              <w:instrText xml:space="preserve"> PAGEREF _Toc242193777 \h </w:instrText>
+              <w:instrText xml:space="preserve"> PAGEREF _Toc242203902 \h </w:instrText>
             </w:r>
             <w:r>
               <w:rPr>
@@ -1170,7 +1170,7 @@
               <w14:ligatures w14:val="standardContextual"/>
             </w:rPr>
           </w:pPr>
-          <w:hyperlink w:anchor="_Toc242193778" w:history="1">
+          <w:hyperlink w:anchor="_Toc242203903" w:history="1">
             <w:r>
               <w:rPr>
                 <w:rStyle w:val="Hyperlink"/>
@@ -1194,7 +1194,7 @@
               <w:rPr>
                 <w:noProof/>
               </w:rPr>
-              <w:instrText xml:space="preserve"> PAGEREF _Toc242193778 \h </w:instrText>
+              <w:instrText xml:space="preserve"> PAGEREF _Toc242203903 \h </w:instrText>
             </w:r>
             <w:r>
               <w:rPr>
@@ -1237,7 +1237,7 @@
               <w14:ligatures w14:val="standardContextual"/>
             </w:rPr>
           </w:pPr>
-          <w:hyperlink w:anchor="_Toc242193779" w:history="1">
+          <w:hyperlink w:anchor="_Toc242203904" w:history="1">
             <w:r>
               <w:rPr>
                 <w:rStyle w:val="Hyperlink"/>
@@ -1261,7 +1261,7 @@
               <w:rPr>
                 <w:noProof/>
               </w:rPr>
-              <w:instrText xml:space="preserve"> PAGEREF _Toc242193779 \h </w:instrText>
+              <w:instrText xml:space="preserve"> PAGEREF _Toc242203904 \h </w:instrText>
             </w:r>
             <w:r>
               <w:rPr>
@@ -1304,7 +1304,7 @@
               <w14:ligatures w14:val="standardContextual"/>
             </w:rPr>
           </w:pPr>
-          <w:hyperlink w:anchor="_Toc242193780" w:history="1">
+          <w:hyperlink w:anchor="_Toc242203905" w:history="1">
             <w:r>
               <w:rPr>
                 <w:rStyle w:val="Hyperlink"/>
@@ -1328,7 +1328,7 @@
               <w:rPr>
                 <w:noProof/>
               </w:rPr>
-              <w:instrText xml:space="preserve"> PAGEREF _Toc242193780 \h </w:instrText>
+              <w:instrText xml:space="preserve"> PAGEREF _Toc242203905 \h </w:instrText>
             </w:r>
             <w:r>
               <w:rPr>
@@ -1371,7 +1371,7 @@
               <w14:ligatures w14:val="standardContextual"/>
             </w:rPr>
           </w:pPr>
-          <w:hyperlink w:anchor="_Toc242193781" w:history="1">
+          <w:hyperlink w:anchor="_Toc242203906" w:history="1">
             <w:r>
               <w:rPr>
                 <w:rStyle w:val="Hyperlink"/>
@@ -1395,7 +1395,7 @@
               <w:rPr>
                 <w:noProof/>
               </w:rPr>
-              <w:instrText xml:space="preserve"> PAGEREF _Toc242193781 \h </w:instrText>
+              <w:instrText xml:space="preserve"> PAGEREF _Toc242203906 \h </w:instrText>
             </w:r>
             <w:r>
               <w:rPr>
@@ -1438,7 +1438,7 @@
               <w14:ligatures w14:val="standardContextual"/>
             </w:rPr>
           </w:pPr>
-          <w:hyperlink w:anchor="_Toc242193782" w:history="1">
+          <w:hyperlink w:anchor="_Toc242203907" w:history="1">
             <w:r>
               <w:rPr>
                 <w:rStyle w:val="Hyperlink"/>
@@ -1462,7 +1462,7 @@
               <w:rPr>
                 <w:noProof/>
               </w:rPr>
-              <w:instrText xml:space="preserve"> PAGEREF _Toc242193782 \h </w:instrText>
+              <w:instrText xml:space="preserve"> PAGEREF _Toc242203907 \h </w:instrText>
             </w:r>
             <w:r>
               <w:rPr>
@@ -1505,7 +1505,7 @@
               <w14:ligatures w14:val="standardContextual"/>
             </w:rPr>
           </w:pPr>
-          <w:hyperlink w:anchor="_Toc242193783" w:history="1">
+          <w:hyperlink w:anchor="_Toc242203908" w:history="1">
             <w:r>
               <w:rPr>
                 <w:rStyle w:val="Hyperlink"/>
@@ -1529,7 +1529,7 @@
               <w:rPr>
                 <w:noProof/>
               </w:rPr>
-              <w:instrText xml:space="preserve"> PAGEREF _Toc242193783 \h </w:instrText>
+              <w:instrText xml:space="preserve"> PAGEREF _Toc242203908 \h </w:instrText>
             </w:r>
             <w:r>
               <w:rPr>
@@ -1572,7 +1572,7 @@
               <w14:ligatures w14:val="standardContextual"/>
             </w:rPr>
           </w:pPr>
-          <w:hyperlink w:anchor="_Toc242193784" w:history="1">
+          <w:hyperlink w:anchor="_Toc242203909" w:history="1">
             <w:r>
               <w:rPr>
                 <w:rStyle w:val="Hyperlink"/>
@@ -1596,7 +1596,7 @@
               <w:rPr>
                 <w:noProof/>
               </w:rPr>
-              <w:instrText xml:space="preserve"> PAGEREF _Toc242193784 \h </w:instrText>
+              <w:instrText xml:space="preserve"> PAGEREF _Toc242203909 \h </w:instrText>
             </w:r>
             <w:r>
               <w:rPr>
@@ -1639,7 +1639,7 @@
               <w14:ligatures w14:val="standardContextual"/>
             </w:rPr>
           </w:pPr>
-          <w:hyperlink w:anchor="_Toc242193785" w:history="1">
+          <w:hyperlink w:anchor="_Toc242203910" w:history="1">
             <w:r>
               <w:rPr>
                 <w:rStyle w:val="Hyperlink"/>
@@ -1663,7 +1663,7 @@
               <w:rPr>
                 <w:noProof/>
               </w:rPr>
-              <w:instrText xml:space="preserve"> PAGEREF _Toc242193785 \h </w:instrText>
+              <w:instrText xml:space="preserve"> PAGEREF _Toc242203910 \h </w:instrText>
             </w:r>
             <w:r>
               <w:rPr>
@@ -1706,7 +1706,7 @@
               <w14:ligatures w14:val="standardContextual"/>
             </w:rPr>
           </w:pPr>
-          <w:hyperlink w:anchor="_Toc242193786" w:history="1">
+          <w:hyperlink w:anchor="_Toc242203911" w:history="1">
             <w:r>
               <w:rPr>
                 <w:rStyle w:val="Hyperlink"/>
@@ -1730,7 +1730,7 @@
               <w:rPr>
                 <w:noProof/>
               </w:rPr>
-              <w:instrText xml:space="preserve"> PAGEREF _Toc242193786 \h </w:instrText>
+              <w:instrText xml:space="preserve"> PAGEREF _Toc242203911 \h </w:instrText>
             </w:r>
             <w:r>
               <w:rPr>
@@ -1773,7 +1773,7 @@
               <w14:ligatures w14:val="standardContextual"/>
             </w:rPr>
           </w:pPr>
-          <w:hyperlink w:anchor="_Toc242193787" w:history="1">
+          <w:hyperlink w:anchor="_Toc242203912" w:history="1">
             <w:r>
               <w:rPr>
                 <w:rStyle w:val="Hyperlink"/>
@@ -1797,7 +1797,7 @@
               <w:rPr>
                 <w:noProof/>
               </w:rPr>
-              <w:instrText xml:space="preserve"> PAGEREF _Toc242193787 \h </w:instrText>
+              <w:instrText xml:space="preserve"> PAGEREF _Toc242203912 \h </w:instrText>
             </w:r>
             <w:r>
               <w:rPr>
@@ -1840,7 +1840,7 @@
               <w14:ligatures w14:val="standardContextual"/>
             </w:rPr>
           </w:pPr>
-          <w:hyperlink w:anchor="_Toc242193788" w:history="1">
+          <w:hyperlink w:anchor="_Toc242203913" w:history="1">
             <w:r>
               <w:rPr>
                 <w:rStyle w:val="Hyperlink"/>
@@ -1864,7 +1864,7 @@
               <w:rPr>
                 <w:noProof/>
               </w:rPr>
-              <w:instrText xml:space="preserve"> PAGEREF _Toc242193788 \h </w:instrText>
+              <w:instrText xml:space="preserve"> PAGEREF _Toc242203913 \h </w:instrText>
             </w:r>
             <w:r>
               <w:rPr>
@@ -1907,7 +1907,7 @@
               <w14:ligatures w14:val="standardContextual"/>
             </w:rPr>
           </w:pPr>
-          <w:hyperlink w:anchor="_Toc242193789" w:history="1">
+          <w:hyperlink w:anchor="_Toc242203914" w:history="1">
             <w:r>
               <w:rPr>
                 <w:rStyle w:val="Hyperlink"/>
@@ -1931,7 +1931,7 @@
               <w:rPr>
                 <w:noProof/>
               </w:rPr>
-              <w:instrText xml:space="preserve"> PAGEREF _Toc242193789 \h </w:instrText>
+              <w:instrText xml:space="preserve"> PAGEREF _Toc242203914 \h </w:instrText>
             </w:r>
             <w:r>
               <w:rPr>
@@ -1974,7 +1974,7 @@
               <w14:ligatures w14:val="standardContextual"/>
             </w:rPr>
           </w:pPr>
-          <w:hyperlink w:anchor="_Toc242193790" w:history="1">
+          <w:hyperlink w:anchor="_Toc242203915" w:history="1">
             <w:r>
               <w:rPr>
                 <w:rStyle w:val="Hyperlink"/>
@@ -1998,7 +1998,7 @@
               <w:rPr>
                 <w:noProof/>
               </w:rPr>
-              <w:instrText xml:space="preserve"> PAGEREF _Toc242193790 \h </w:instrText>
+              <w:instrText xml:space="preserve"> PAGEREF _Toc242203915 \h </w:instrText>
             </w:r>
             <w:r>
               <w:rPr>
@@ -2041,7 +2041,7 @@
               <w14:ligatures w14:val="standardContextual"/>
             </w:rPr>
           </w:pPr>
-          <w:hyperlink w:anchor="_Toc242193791" w:history="1">
+          <w:hyperlink w:anchor="_Toc242203916" w:history="1">
             <w:r>
               <w:rPr>
                 <w:rStyle w:val="Hyperlink"/>
@@ -2065,7 +2065,7 @@
               <w:rPr>
                 <w:noProof/>
               </w:rPr>
-              <w:instrText xml:space="preserve"> PAGEREF _Toc242193791 \h </w:instrText>
+              <w:instrText xml:space="preserve"> PAGEREF _Toc242203916 \h </w:instrText>
             </w:r>
             <w:r>
               <w:rPr>
@@ -2108,7 +2108,7 @@
               <w14:ligatures w14:val="standardContextual"/>
             </w:rPr>
           </w:pPr>
-          <w:hyperlink w:anchor="_Toc242193792" w:history="1">
+          <w:hyperlink w:anchor="_Toc242203917" w:history="1">
             <w:r>
               <w:rPr>
                 <w:rStyle w:val="Hyperlink"/>
@@ -2132,7 +2132,7 @@
               <w:rPr>
                 <w:noProof/>
               </w:rPr>
-              <w:instrText xml:space="preserve"> PAGEREF _Toc242193792 \h </w:instrText>
+              <w:instrText xml:space="preserve"> PAGEREF _Toc242203917 \h </w:instrText>
             </w:r>
             <w:r>
               <w:rPr>
@@ -2175,7 +2175,7 @@
               <w14:ligatures w14:val="standardContextual"/>
             </w:rPr>
           </w:pPr>
-          <w:hyperlink w:anchor="_Toc242193793" w:history="1">
+          <w:hyperlink w:anchor="_Toc242203918" w:history="1">
             <w:r>
               <w:rPr>
                 <w:rStyle w:val="Hyperlink"/>
@@ -2199,7 +2199,7 @@
               <w:rPr>
                 <w:noProof/>
               </w:rPr>
-              <w:instrText xml:space="preserve"> PAGEREF _Toc242193793 \h </w:instrText>
+              <w:instrText xml:space="preserve"> PAGEREF _Toc242203918 \h </w:instrText>
             </w:r>
             <w:r>
               <w:rPr>
@@ -2242,7 +2242,7 @@
               <w14:ligatures w14:val="standardContextual"/>
             </w:rPr>
           </w:pPr>
-          <w:hyperlink w:anchor="_Toc242193794" w:history="1">
+          <w:hyperlink w:anchor="_Toc242203919" w:history="1">
             <w:r>
               <w:rPr>
                 <w:rStyle w:val="Hyperlink"/>
@@ -2266,7 +2266,7 @@
               <w:rPr>
                 <w:noProof/>
               </w:rPr>
-              <w:instrText xml:space="preserve"> PAGEREF _Toc242193794 \h </w:instrText>
+              <w:instrText xml:space="preserve"> PAGEREF _Toc242203919 \h </w:instrText>
             </w:r>
             <w:r>
               <w:rPr>
@@ -2309,7 +2309,7 @@
               <w14:ligatures w14:val="standardContextual"/>
             </w:rPr>
           </w:pPr>
-          <w:hyperlink w:anchor="_Toc242193795" w:history="1">
+          <w:hyperlink w:anchor="_Toc242203920" w:history="1">
             <w:r>
               <w:rPr>
                 <w:rStyle w:val="Hyperlink"/>
@@ -2333,7 +2333,7 @@
               <w:rPr>
                 <w:noProof/>
               </w:rPr>
-              <w:instrText xml:space="preserve"> PAGEREF _Toc242193795 \h </w:instrText>
+              <w:instrText xml:space="preserve"> PAGEREF _Toc242203920 \h </w:instrText>
             </w:r>
             <w:r>
               <w:rPr>
@@ -2376,7 +2376,7 @@
               <w14:ligatures w14:val="standardContextual"/>
             </w:rPr>
           </w:pPr>
-          <w:hyperlink w:anchor="_Toc242193796" w:history="1">
+          <w:hyperlink w:anchor="_Toc242203921" w:history="1">
             <w:r>
               <w:rPr>
                 <w:rStyle w:val="Hyperlink"/>
@@ -2400,7 +2400,7 @@
               <w:rPr>
                 <w:noProof/>
               </w:rPr>
-              <w:instrText xml:space="preserve"> PAGEREF _Toc242193796 \h </w:instrText>
+              <w:instrText xml:space="preserve"> PAGEREF _Toc242203921 \h </w:instrText>
             </w:r>
             <w:r>
               <w:rPr>
@@ -2443,7 +2443,7 @@
               <w14:ligatures w14:val="standardContextual"/>
             </w:rPr>
           </w:pPr>
-          <w:hyperlink w:anchor="_Toc242193797" w:history="1">
+          <w:hyperlink w:anchor="_Toc242203922" w:history="1">
             <w:r>
               <w:rPr>
                 <w:rStyle w:val="Hyperlink"/>
@@ -2467,7 +2467,7 @@
               <w:rPr>
                 <w:noProof/>
               </w:rPr>
-              <w:instrText xml:space="preserve"> PAGEREF _Toc242193797 \h </w:instrText>
+              <w:instrText xml:space="preserve"> PAGEREF _Toc242203922 \h </w:instrText>
             </w:r>
             <w:r>
               <w:rPr>
@@ -2510,7 +2510,7 @@
               <w14:ligatures w14:val="standardContextual"/>
             </w:rPr>
           </w:pPr>
-          <w:hyperlink w:anchor="_Toc242193798" w:history="1">
+          <w:hyperlink w:anchor="_Toc242203923" w:history="1">
             <w:r>
               <w:rPr>
                 <w:rStyle w:val="Hyperlink"/>
@@ -2534,7 +2534,7 @@
               <w:rPr>
                 <w:noProof/>
               </w:rPr>
-              <w:instrText xml:space="preserve"> PAGEREF _Toc242193798 \h </w:instrText>
+              <w:instrText xml:space="preserve"> PAGEREF _Toc242203923 \h </w:instrText>
             </w:r>
             <w:r>
               <w:rPr>
@@ -2577,7 +2577,7 @@
               <w14:ligatures w14:val="standardContextual"/>
             </w:rPr>
           </w:pPr>
-          <w:hyperlink w:anchor="_Toc242193799" w:history="1">
+          <w:hyperlink w:anchor="_Toc242203924" w:history="1">
             <w:r>
               <w:rPr>
                 <w:rStyle w:val="Hyperlink"/>
@@ -2601,7 +2601,7 @@
               <w:rPr>
                 <w:noProof/>
               </w:rPr>
-              <w:instrText xml:space="preserve"> PAGEREF _Toc242193799 \h </w:instrText>
+              <w:instrText xml:space="preserve"> PAGEREF _Toc242203924 \h </w:instrText>
             </w:r>
             <w:r>
               <w:rPr>
@@ -2644,7 +2644,7 @@
               <w14:ligatures w14:val="standardContextual"/>
             </w:rPr>
           </w:pPr>
-          <w:hyperlink w:anchor="_Toc242193800" w:history="1">
+          <w:hyperlink w:anchor="_Toc242203925" w:history="1">
             <w:r>
               <w:rPr>
                 <w:rStyle w:val="Hyperlink"/>
@@ -2668,7 +2668,7 @@
               <w:rPr>
                 <w:noProof/>
               </w:rPr>
-              <w:instrText xml:space="preserve"> PAGEREF _Toc242193800 \h </w:instrText>
+              <w:instrText xml:space="preserve"> PAGEREF _Toc242203925 \h </w:instrText>
             </w:r>
             <w:r>
               <w:rPr>
@@ -2711,7 +2711,7 @@
               <w14:ligatures w14:val="standardContextual"/>
             </w:rPr>
           </w:pPr>
-          <w:hyperlink w:anchor="_Toc242193801" w:history="1">
+          <w:hyperlink w:anchor="_Toc242203926" w:history="1">
             <w:r>
               <w:rPr>
                 <w:rStyle w:val="Hyperlink"/>
@@ -2735,7 +2735,7 @@
               <w:rPr>
                 <w:noProof/>
               </w:rPr>
-              <w:instrText xml:space="preserve"> PAGEREF _Toc242193801 \h </w:instrText>
+              <w:instrText xml:space="preserve"> PAGEREF _Toc242203926 \h </w:instrText>
             </w:r>
             <w:r>
               <w:rPr>
@@ -2778,7 +2778,7 @@
               <w14:ligatures w14:val="standardContextual"/>
             </w:rPr>
           </w:pPr>
-          <w:hyperlink w:anchor="_Toc242193802" w:history="1">
+          <w:hyperlink w:anchor="_Toc242203927" w:history="1">
             <w:r>
               <w:rPr>
                 <w:rStyle w:val="Hyperlink"/>
@@ -2802,7 +2802,7 @@
               <w:rPr>
                 <w:noProof/>
               </w:rPr>
-              <w:instrText xml:space="preserve"> PAGEREF _Toc242193802 \h </w:instrText>
+              <w:instrText xml:space="preserve"> PAGEREF _Toc242203927 \h </w:instrText>
             </w:r>
             <w:r>
               <w:rPr>
@@ -2845,7 +2845,7 @@
               <w14:ligatures w14:val="standardContextual"/>
             </w:rPr>
           </w:pPr>
-          <w:hyperlink w:anchor="_Toc242193803" w:history="1">
+          <w:hyperlink w:anchor="_Toc242203928" w:history="1">
             <w:r>
               <w:rPr>
                 <w:rStyle w:val="Hyperlink"/>
@@ -2869,7 +2869,7 @@
               <w:rPr>
                 <w:noProof/>
               </w:rPr>
-              <w:instrText xml:space="preserve"> PAGEREF _Toc242193803 \h </w:instrText>
+              <w:instrText xml:space="preserve"> PAGEREF _Toc242203928 \h </w:instrText>
             </w:r>
             <w:r>
               <w:rPr>
@@ -2912,7 +2912,7 @@
               <w14:ligatures w14:val="standardContextual"/>
             </w:rPr>
           </w:pPr>
-          <w:hyperlink w:anchor="_Toc242193804" w:history="1">
+          <w:hyperlink w:anchor="_Toc242203929" w:history="1">
             <w:r>
               <w:rPr>
                 <w:rStyle w:val="Hyperlink"/>
@@ -2936,7 +2936,7 @@
               <w:rPr>
                 <w:noProof/>
               </w:rPr>
-              <w:instrText xml:space="preserve"> PAGEREF _Toc242193804 \h </w:instrText>
+              <w:instrText xml:space="preserve"> PAGEREF _Toc242203929 \h </w:instrText>
             </w:r>
             <w:r>
               <w:rPr>
@@ -2979,7 +2979,7 @@
               <w14:ligatures w14:val="standardContextual"/>
             </w:rPr>
           </w:pPr>
-          <w:hyperlink w:anchor="_Toc242193805" w:history="1">
+          <w:hyperlink w:anchor="_Toc242203930" w:history="1">
             <w:r>
               <w:rPr>
                 <w:rStyle w:val="Hyperlink"/>
@@ -3003,7 +3003,7 @@
               <w:rPr>
                 <w:noProof/>
               </w:rPr>
-              <w:instrText xml:space="preserve"> PAGEREF _Toc242193805 \h </w:instrText>
+              <w:instrText xml:space="preserve"> PAGEREF _Toc242203930 \h </w:instrText>
             </w:r>
             <w:r>
               <w:rPr>
@@ -3046,7 +3046,7 @@
               <w14:ligatures w14:val="standardContextual"/>
             </w:rPr>
           </w:pPr>
-          <w:hyperlink w:anchor="_Toc242193806" w:history="1">
+          <w:hyperlink w:anchor="_Toc242203931" w:history="1">
             <w:r>
               <w:rPr>
                 <w:rStyle w:val="Hyperlink"/>
@@ -3070,7 +3070,7 @@
               <w:rPr>
                 <w:noProof/>
               </w:rPr>
-              <w:instrText xml:space="preserve"> PAGEREF _Toc242193806 \h </w:instrText>
+              <w:instrText xml:space="preserve"> PAGEREF _Toc242203931 \h </w:instrText>
             </w:r>
             <w:r>
               <w:rPr>
@@ -3113,7 +3113,7 @@
               <w14:ligatures w14:val="standardContextual"/>
             </w:rPr>
           </w:pPr>
-          <w:hyperlink w:anchor="_Toc242193807" w:history="1">
+          <w:hyperlink w:anchor="_Toc242203932" w:history="1">
             <w:r>
               <w:rPr>
                 <w:rStyle w:val="Hyperlink"/>
@@ -3137,7 +3137,7 @@
               <w:rPr>
                 <w:noProof/>
               </w:rPr>
-              <w:instrText xml:space="preserve"> PAGEREF _Toc242193807 \h </w:instrText>
+              <w:instrText xml:space="preserve"> PAGEREF _Toc242203932 \h </w:instrText>
             </w:r>
             <w:r>
               <w:rPr>
@@ -3180,7 +3180,7 @@
               <w14:ligatures w14:val="standardContextual"/>
             </w:rPr>
           </w:pPr>
-          <w:hyperlink w:anchor="_Toc242193808" w:history="1">
+          <w:hyperlink w:anchor="_Toc242203933" w:history="1">
             <w:r>
               <w:rPr>
                 <w:rStyle w:val="Hyperlink"/>
@@ -3204,7 +3204,7 @@
               <w:rPr>
                 <w:noProof/>
               </w:rPr>
-              <w:instrText xml:space="preserve"> PAGEREF _Toc242193808 \h </w:instrText>
+              <w:instrText xml:space="preserve"> PAGEREF _Toc242203933 \h </w:instrText>
             </w:r>
             <w:r>
               <w:rPr>
@@ -3247,7 +3247,7 @@
               <w14:ligatures w14:val="standardContextual"/>
             </w:rPr>
           </w:pPr>
-          <w:hyperlink w:anchor="_Toc242193809" w:history="1">
+          <w:hyperlink w:anchor="_Toc242203934" w:history="1">
             <w:r>
               <w:rPr>
                 <w:rStyle w:val="Hyperlink"/>
@@ -3271,7 +3271,7 @@
               <w:rPr>
                 <w:noProof/>
               </w:rPr>
-              <w:instrText xml:space="preserve"> PAGEREF _Toc242193809 \h </w:instrText>
+              <w:instrText xml:space="preserve"> PAGEREF _Toc242203934 \h </w:instrText>
             </w:r>
             <w:r>
               <w:rPr>
@@ -3314,7 +3314,7 @@
               <w14:ligatures w14:val="standardContextual"/>
             </w:rPr>
           </w:pPr>
-          <w:hyperlink w:anchor="_Toc242193810" w:history="1">
+          <w:hyperlink w:anchor="_Toc242203935" w:history="1">
             <w:r>
               <w:rPr>
                 <w:rStyle w:val="Hyperlink"/>
@@ -3338,7 +3338,7 @@
               <w:rPr>
                 <w:noProof/>
               </w:rPr>
-              <w:instrText xml:space="preserve"> PAGEREF _Toc242193810 \h </w:instrText>
+              <w:instrText xml:space="preserve"> PAGEREF _Toc242203935 \h </w:instrText>
             </w:r>
             <w:r>
               <w:rPr>
@@ -3377,7 +3377,7 @@
         <w:pStyle w:val="Heading1"/>
         <w:pageBreakBefore/>
       </w:pPr>
-      <w:bookmarkStart w:id="0" w:name="_Toc242193769"/>
+      <w:bookmarkStart w:id="0" w:name="_Toc242203894"/>
       <w:r>
         <w:lastRenderedPageBreak/>
         <w:t>1. About this reference</w:t>
@@ -3830,7 +3830,7 @@
         <w:pStyle w:val="Heading1"/>
         <w:pageBreakBefore/>
       </w:pPr>
-      <w:bookmarkStart w:id="1" w:name="_Toc242193770"/>
+      <w:bookmarkStart w:id="1" w:name="_Toc242203895"/>
       <w:r>
         <w:lastRenderedPageBreak/>
         <w:t>2. Rules that apply on every screen</w:t>
@@ -4047,7 +4047,7 @@
         <w:pStyle w:val="Heading1"/>
         <w:pageBreakBefore/>
       </w:pPr>
-      <w:bookmarkStart w:id="2" w:name="_Toc242193771"/>
+      <w:bookmarkStart w:id="2" w:name="_Toc242203896"/>
       <w:r>
         <w:lastRenderedPageBreak/>
         <w:t>3. Who can open which screen</w:t>
@@ -9753,7 +9753,7 @@
         <w:pStyle w:val="Heading1"/>
         <w:pageBreakBefore/>
       </w:pPr>
-      <w:bookmarkStart w:id="3" w:name="_Toc242193772"/>
+      <w:bookmarkStart w:id="3" w:name="_Toc242203897"/>
       <w:r>
         <w:lastRenderedPageBreak/>
         <w:t>4. Signing in and your account</w:t>
@@ -9764,7 +9764,7 @@
       <w:pPr>
         <w:pStyle w:val="Heading2"/>
       </w:pPr>
-      <w:bookmarkStart w:id="4" w:name="_Toc242193773"/>
+      <w:bookmarkStart w:id="4" w:name="_Toc242203898"/>
       <w:r>
         <w:t>4.1 Sign in</w:t>
       </w:r>
@@ -10277,7 +10277,7 @@
       <w:pPr>
         <w:pStyle w:val="Heading2"/>
       </w:pPr>
-      <w:bookmarkStart w:id="5" w:name="_Toc242193774"/>
+      <w:bookmarkStart w:id="5" w:name="_Toc242203899"/>
       <w:r>
         <w:t>4.2 The header and menu bar (every screen)</w:t>
       </w:r>
@@ -11000,7 +11000,7 @@
       <w:pPr>
         <w:pStyle w:val="Heading2"/>
       </w:pPr>
-      <w:bookmarkStart w:id="6" w:name="_Toc242193775"/>
+      <w:bookmarkStart w:id="6" w:name="_Toc242203900"/>
       <w:r>
         <w:lastRenderedPageBreak/>
         <w:t>4.3 Change Password</w:t>
@@ -11622,7 +11622,7 @@
         <w:pStyle w:val="Heading1"/>
         <w:pageBreakBefore/>
       </w:pPr>
-      <w:bookmarkStart w:id="7" w:name="_Toc242193776"/>
+      <w:bookmarkStart w:id="7" w:name="_Toc242203901"/>
       <w:r>
         <w:lastRenderedPageBreak/>
         <w:t>5. Dashboards and Reports (read-only)</w:t>
@@ -11633,7 +11633,7 @@
       <w:pPr>
         <w:pStyle w:val="Heading2"/>
       </w:pPr>
-      <w:bookmarkStart w:id="8" w:name="_Toc242193777"/>
+      <w:bookmarkStart w:id="8" w:name="_Toc242203902"/>
       <w:r>
         <w:t>5.1 Executive Dashboard</w:t>
       </w:r>
@@ -12146,7 +12146,7 @@
       <w:pPr>
         <w:pStyle w:val="Heading2"/>
       </w:pPr>
-      <w:bookmarkStart w:id="9" w:name="_Toc242193778"/>
+      <w:bookmarkStart w:id="9" w:name="_Toc242203903"/>
       <w:r>
         <w:t>5.2 Sampling Dashboard</w:t>
       </w:r>
@@ -12659,7 +12659,7 @@
       <w:pPr>
         <w:pStyle w:val="Heading2"/>
       </w:pPr>
-      <w:bookmarkStart w:id="10" w:name="_Toc242193779"/>
+      <w:bookmarkStart w:id="10" w:name="_Toc242203904"/>
       <w:r>
         <w:t>5.3 Contact Dashboard</w:t>
       </w:r>
@@ -12963,7 +12963,7 @@
       <w:pPr>
         <w:pStyle w:val="Heading2"/>
       </w:pPr>
-      <w:bookmarkStart w:id="11" w:name="_Toc242193780"/>
+      <w:bookmarkStart w:id="11" w:name="_Toc242203905"/>
       <w:r>
         <w:t>5.4 QA Dashboard</w:t>
       </w:r>
@@ -13583,7 +13583,7 @@
       <w:pPr>
         <w:pStyle w:val="Heading2"/>
       </w:pPr>
-      <w:bookmarkStart w:id="12" w:name="_Toc242193781"/>
+      <w:bookmarkStart w:id="12" w:name="_Toc242203906"/>
       <w:r>
         <w:t>5.5 KII / Document Dashboard</w:t>
       </w:r>
@@ -13993,7 +13993,7 @@
       <w:pPr>
         <w:pStyle w:val="Heading2"/>
       </w:pPr>
-      <w:bookmarkStart w:id="13" w:name="_Toc242193782"/>
+      <w:bookmarkStart w:id="13" w:name="_Toc242203907"/>
       <w:r>
         <w:lastRenderedPageBreak/>
         <w:t>5.6 Reports</w:t>
@@ -14508,7 +14508,7 @@
         <w:pStyle w:val="Heading1"/>
         <w:pageBreakBefore/>
       </w:pPr>
-      <w:bookmarkStart w:id="14" w:name="_Toc242193783"/>
+      <w:bookmarkStart w:id="14" w:name="_Toc242203908"/>
       <w:r>
         <w:lastRenderedPageBreak/>
         <w:t>6. The sample and contact</w:t>
@@ -14519,7 +14519,7 @@
       <w:pPr>
         <w:pStyle w:val="Heading2"/>
       </w:pPr>
-      <w:bookmarkStart w:id="15" w:name="_Toc242193784"/>
+      <w:bookmarkStart w:id="15" w:name="_Toc242203909"/>
       <w:r>
         <w:t>6.1 Main-400 Register (and Reserve)</w:t>
       </w:r>
@@ -16083,7 +16083,7 @@
       <w:pPr>
         <w:pStyle w:val="Heading2"/>
       </w:pPr>
-      <w:bookmarkStart w:id="16" w:name="_Toc242193785"/>
+      <w:bookmarkStart w:id="16" w:name="_Toc242203910"/>
       <w:r>
         <w:t>6.2 Case page</w:t>
       </w:r>
@@ -18075,7 +18075,7 @@
       <w:pPr>
         <w:pStyle w:val="Heading2"/>
       </w:pPr>
-      <w:bookmarkStart w:id="17" w:name="_Toc242193786"/>
+      <w:bookmarkStart w:id="17" w:name="_Toc242203911"/>
       <w:r>
         <w:t>6.3 Pre-Interview Profile (PROIT) and its review screen</w:t>
       </w:r>
@@ -19640,7 +19640,7 @@
       <w:pPr>
         <w:pStyle w:val="Heading2"/>
       </w:pPr>
-      <w:bookmarkStart w:id="18" w:name="_Toc242193787"/>
+      <w:bookmarkStart w:id="18" w:name="_Toc242203912"/>
       <w:r>
         <w:t>6.4 Interview sheet (verifying a locked profile)</w:t>
       </w:r>
@@ -20898,7 +20898,7 @@
       <w:pPr>
         <w:pStyle w:val="Heading2"/>
       </w:pPr>
-      <w:bookmarkStart w:id="19" w:name="_Toc242193788"/>
+      <w:bookmarkStart w:id="19" w:name="_Toc242203913"/>
       <w:r>
         <w:t>6.5 Register Organisation</w:t>
       </w:r>
@@ -21622,7 +21622,7 @@
       <w:pPr>
         <w:pStyle w:val="Heading2"/>
       </w:pPr>
-      <w:bookmarkStart w:id="20" w:name="_Toc242193789"/>
+      <w:bookmarkStart w:id="20" w:name="_Toc242203914"/>
       <w:r>
         <w:t>6.6 Appointment Queue</w:t>
       </w:r>
@@ -22242,7 +22242,7 @@
       <w:pPr>
         <w:pStyle w:val="Heading2"/>
       </w:pPr>
-      <w:bookmarkStart w:id="21" w:name="_Toc242193790"/>
+      <w:bookmarkStart w:id="21" w:name="_Toc242203915"/>
       <w:r>
         <w:t>6.7 Follow-ups due</w:t>
       </w:r>
@@ -22287,7 +22287,7 @@
         <w:spacing w:after="120" w:line="288" w:lineRule="auto"/>
       </w:pPr>
       <w:r>
-        <w:t>Approved reminders (on days 0, 2, 4–5 and 7 after an invitation) for invited cases that have not responded.</w:t>
+        <w:t>Approved reminders (on day 2 and day 7 after an invitation) for invited cases that have not responded, and below them the invitations that have run out and need a new one.</w:t>
       </w:r>
     </w:p>
     <w:tbl>
@@ -22638,7 +22638,7 @@
                 <w:sz w:val="19"/>
                 <w:szCs w:val="19"/>
               </w:rPr>
-              <w:t>WhatsApp opens with the message. If the button says “Open WhatsApp (choose contact)”, there is no number on file: pick the contact in WhatsApp, and add the number on the case afterwards.</w:t>
+              <w:t>WhatsApp opens with the message. If the button says “Open WhatsApp (choose contact)”, there is no mobile number on file (WhatsApp can't reach a landline): phone them, or pick the contact in WhatsApp and add the mobile on the case afterwards.</w:t>
             </w:r>
           </w:p>
         </w:tc>
@@ -22672,6 +22672,110 @@
                 <w:sz w:val="19"/>
                 <w:szCs w:val="19"/>
               </w:rPr>
+              <w:t>Invitations that have run out</w:t>
+            </w:r>
+          </w:p>
+        </w:tc>
+        <w:tc>
+          <w:tcPr>
+            <w:tcW w:w="3012" w:type="dxa"/>
+            <w:tcMar>
+              <w:top w:w="70" w:type="dxa"/>
+              <w:left w:w="110" w:type="dxa"/>
+              <w:bottom w:w="70" w:type="dxa"/>
+              <w:right w:w="110" w:type="dxa"/>
+            </w:tcMar>
+          </w:tcPr>
+          <w:p>
+            <w:pPr>
+              <w:spacing w:after="40"/>
+            </w:pPr>
+            <w:r>
+              <w:rPr>
+                <w:sz w:val="19"/>
+                <w:szCs w:val="19"/>
+              </w:rPr>
+              <w:t>Cases still waiting whose link has expired, or whose last invitation was revoked or replaced.</w:t>
+            </w:r>
+          </w:p>
+        </w:tc>
+        <w:tc>
+          <w:tcPr>
+            <w:tcW w:w="2447" w:type="dxa"/>
+            <w:tcMar>
+              <w:top w:w="70" w:type="dxa"/>
+              <w:left w:w="110" w:type="dxa"/>
+              <w:bottom w:w="70" w:type="dxa"/>
+              <w:right w:w="110" w:type="dxa"/>
+            </w:tcMar>
+          </w:tcPr>
+          <w:p>
+            <w:pPr>
+              <w:spacing w:after="40"/>
+            </w:pPr>
+            <w:r>
+              <w:rPr>
+                <w:sz w:val="19"/>
+                <w:szCs w:val="19"/>
+              </w:rPr>
+              <w:t>A reminder would point at a link that no longer works.</w:t>
+            </w:r>
+          </w:p>
+        </w:tc>
+        <w:tc>
+          <w:tcPr>
+            <w:tcW w:w="2071" w:type="dxa"/>
+            <w:tcMar>
+              <w:top w:w="70" w:type="dxa"/>
+              <w:left w:w="110" w:type="dxa"/>
+              <w:bottom w:w="70" w:type="dxa"/>
+              <w:right w:w="110" w:type="dxa"/>
+            </w:tcMar>
+          </w:tcPr>
+          <w:p>
+            <w:pPr>
+              <w:spacing w:after="40"/>
+            </w:pPr>
+            <w:r>
+              <w:rPr>
+                <w:sz w:val="19"/>
+                <w:szCs w:val="19"/>
+              </w:rPr>
+              <w:t>Select the Sample ID and send a new invitation from the case page; the case leaves the list and the reminders start again.</w:t>
+            </w:r>
+          </w:p>
+        </w:tc>
+      </w:tr>
+      <w:tr>
+        <w:tblPrEx>
+          <w:tblCellMar>
+            <w:top w:w="0" w:type="dxa"/>
+            <w:bottom w:w="0" w:type="dxa"/>
+          </w:tblCellMar>
+        </w:tblPrEx>
+        <w:trPr>
+          <w:cantSplit/>
+        </w:trPr>
+        <w:tc>
+          <w:tcPr>
+            <w:tcW w:w="1882" w:type="dxa"/>
+            <w:shd w:val="clear" w:color="auto" w:fill="F8FAFB"/>
+            <w:tcMar>
+              <w:top w:w="70" w:type="dxa"/>
+              <w:left w:w="110" w:type="dxa"/>
+              <w:bottom w:w="70" w:type="dxa"/>
+              <w:right w:w="110" w:type="dxa"/>
+            </w:tcMar>
+          </w:tcPr>
+          <w:p>
+            <w:pPr>
+              <w:spacing w:after="40"/>
+            </w:pPr>
+            <w:r>
+              <w:rPr>
+                <w:sz w:val="19"/>
+                <w:szCs w:val="19"/>
+              </w:rPr>
               <w:t>Mark as sent</w:t>
             </w:r>
           </w:p>
@@ -22679,6 +22783,7 @@
         <w:tc>
           <w:tcPr>
             <w:tcW w:w="3012" w:type="dxa"/>
+            <w:shd w:val="clear" w:color="auto" w:fill="F8FAFB"/>
             <w:tcMar>
               <w:top w:w="70" w:type="dxa"/>
               <w:left w:w="110" w:type="dxa"/>
@@ -22702,6 +22807,7 @@
         <w:tc>
           <w:tcPr>
             <w:tcW w:w="2447" w:type="dxa"/>
+            <w:shd w:val="clear" w:color="auto" w:fill="F8FAFB"/>
             <w:tcMar>
               <w:top w:w="70" w:type="dxa"/>
               <w:left w:w="110" w:type="dxa"/>
@@ -22725,6 +22831,7 @@
         <w:tc>
           <w:tcPr>
             <w:tcW w:w="2071" w:type="dxa"/>
+            <w:shd w:val="clear" w:color="auto" w:fill="F8FAFB"/>
             <w:tcMar>
               <w:top w:w="70" w:type="dxa"/>
               <w:left w:w="110" w:type="dxa"/>
@@ -22756,7 +22863,7 @@
       <w:pPr>
         <w:pStyle w:val="Heading2"/>
       </w:pPr>
-      <w:bookmarkStart w:id="22" w:name="_Toc242193791"/>
+      <w:bookmarkStart w:id="22" w:name="_Toc242203916"/>
       <w:r>
         <w:t>6.8 Reserve Activation</w:t>
       </w:r>
@@ -23377,7 +23484,7 @@
         <w:pStyle w:val="Heading1"/>
         <w:pageBreakBefore/>
       </w:pPr>
-      <w:bookmarkStart w:id="23" w:name="_Toc242193792"/>
+      <w:bookmarkStart w:id="23" w:name="_Toc242203917"/>
       <w:r>
         <w:lastRenderedPageBreak/>
         <w:t>7. Quality checking</w:t>
@@ -23388,7 +23495,7 @@
       <w:pPr>
         <w:pStyle w:val="Heading2"/>
       </w:pPr>
-      <w:bookmarkStart w:id="24" w:name="_Toc242193793"/>
+      <w:bookmarkStart w:id="24" w:name="_Toc242203918"/>
       <w:r>
         <w:t>7.1 QA Queue (with the KoboToolbox sync panel)</w:t>
       </w:r>
@@ -24111,7 +24218,7 @@
       <w:pPr>
         <w:pStyle w:val="Heading2"/>
       </w:pPr>
-      <w:bookmarkStart w:id="25" w:name="_Toc242193794"/>
+      <w:bookmarkStart w:id="25" w:name="_Toc242203919"/>
       <w:r>
         <w:t>7.2 QA Exceptions</w:t>
       </w:r>
@@ -24943,7 +25050,7 @@
         <w:pStyle w:val="Heading1"/>
         <w:pageBreakBefore/>
       </w:pPr>
-      <w:bookmarkStart w:id="26" w:name="_Toc242193795"/>
+      <w:bookmarkStart w:id="26" w:name="_Toc242203920"/>
       <w:r>
         <w:lastRenderedPageBreak/>
         <w:t>8. Key Informant Interviews</w:t>
@@ -24954,7 +25061,7 @@
       <w:pPr>
         <w:pStyle w:val="Heading2"/>
       </w:pPr>
-      <w:bookmarkStart w:id="27" w:name="_Toc242193796"/>
+      <w:bookmarkStart w:id="27" w:name="_Toc242203921"/>
       <w:r>
         <w:t>8.1 KII Register</w:t>
       </w:r>
@@ -25784,7 +25891,7 @@
       <w:pPr>
         <w:pStyle w:val="Heading2"/>
       </w:pPr>
-      <w:bookmarkStart w:id="28" w:name="_Toc242193797"/>
+      <w:bookmarkStart w:id="28" w:name="_Toc242203922"/>
       <w:r>
         <w:t>8.2 New KII Record</w:t>
       </w:r>
@@ -26194,7 +26301,7 @@
       <w:pPr>
         <w:pStyle w:val="Heading2"/>
       </w:pPr>
-      <w:bookmarkStart w:id="29" w:name="_Toc242193798"/>
+      <w:bookmarkStart w:id="29" w:name="_Toc242203923"/>
       <w:r>
         <w:t>8.3 KII record</w:t>
       </w:r>
@@ -27453,7 +27560,7 @@
         <w:pStyle w:val="Heading1"/>
         <w:pageBreakBefore/>
       </w:pPr>
-      <w:bookmarkStart w:id="30" w:name="_Toc242193799"/>
+      <w:bookmarkStart w:id="30" w:name="_Toc242203924"/>
       <w:r>
         <w:lastRenderedPageBreak/>
         <w:t>9. Documentary evidence</w:t>
@@ -27464,7 +27571,7 @@
       <w:pPr>
         <w:pStyle w:val="Heading2"/>
       </w:pPr>
-      <w:bookmarkStart w:id="31" w:name="_Toc242193800"/>
+      <w:bookmarkStart w:id="31" w:name="_Toc242203925"/>
       <w:r>
         <w:t>9.1 Documents (the corpus)</w:t>
       </w:r>
@@ -28084,7 +28191,7 @@
       <w:pPr>
         <w:pStyle w:val="Heading2"/>
       </w:pPr>
-      <w:bookmarkStart w:id="32" w:name="_Toc242193801"/>
+      <w:bookmarkStart w:id="32" w:name="_Toc242203926"/>
       <w:r>
         <w:t>9.2 New Documentary Evidence Record</w:t>
       </w:r>
@@ -28915,7 +29022,7 @@
       <w:pPr>
         <w:pStyle w:val="Heading2"/>
       </w:pPr>
-      <w:bookmarkStart w:id="33" w:name="_Toc242193802"/>
+      <w:bookmarkStart w:id="33" w:name="_Toc242203927"/>
       <w:r>
         <w:t>9.3 Document record</w:t>
       </w:r>
@@ -30269,7 +30376,7 @@
       <w:pPr>
         <w:pStyle w:val="Heading2"/>
       </w:pPr>
-      <w:bookmarkStart w:id="34" w:name="_Toc242193803"/>
+      <w:bookmarkStart w:id="34" w:name="_Toc242203928"/>
       <w:r>
         <w:t>9.4 Auto-fill review screen</w:t>
       </w:r>
@@ -31311,7 +31418,7 @@
         <w:pStyle w:val="Heading1"/>
         <w:pageBreakBefore/>
       </w:pPr>
-      <w:bookmarkStart w:id="35" w:name="_Toc242193804"/>
+      <w:bookmarkStart w:id="35" w:name="_Toc242203929"/>
       <w:r>
         <w:lastRenderedPageBreak/>
         <w:t>10. Completed forms and exports</w:t>
@@ -31322,7 +31429,7 @@
       <w:pPr>
         <w:pStyle w:val="Heading2"/>
       </w:pPr>
-      <w:bookmarkStart w:id="36" w:name="_Toc242193805"/>
+      <w:bookmarkStart w:id="36" w:name="_Toc242203930"/>
       <w:r>
         <w:t>10.1 Completed forms (Form PDFs)</w:t>
       </w:r>
@@ -32588,7 +32695,7 @@
         <w:pStyle w:val="Heading1"/>
         <w:pageBreakBefore/>
       </w:pPr>
-      <w:bookmarkStart w:id="37" w:name="_Toc242193806"/>
+      <w:bookmarkStart w:id="37" w:name="_Toc242203931"/>
       <w:r>
         <w:lastRenderedPageBreak/>
         <w:t>11. Study administration</w:t>
@@ -32599,7 +32706,7 @@
       <w:pPr>
         <w:pStyle w:val="Heading2"/>
       </w:pPr>
-      <w:bookmarkStart w:id="38" w:name="_Toc242193807"/>
+      <w:bookmarkStart w:id="38" w:name="_Toc242203932"/>
       <w:r>
         <w:t>11.1 Cost Dashboard</w:t>
       </w:r>
@@ -33009,7 +33116,7 @@
       <w:pPr>
         <w:pStyle w:val="Heading2"/>
       </w:pPr>
-      <w:bookmarkStart w:id="39" w:name="_Toc242193808"/>
+      <w:bookmarkStart w:id="39" w:name="_Toc242203933"/>
       <w:r>
         <w:t>11.2 Audit Log</w:t>
       </w:r>
@@ -33419,7 +33526,7 @@
       <w:pPr>
         <w:pStyle w:val="Heading2"/>
       </w:pPr>
-      <w:bookmarkStart w:id="40" w:name="_Toc242193809"/>
+      <w:bookmarkStart w:id="40" w:name="_Toc242203934"/>
       <w:r>
         <w:t>11.3 Research Clearance</w:t>
       </w:r>
@@ -34250,7 +34357,7 @@
       <w:pPr>
         <w:pStyle w:val="Heading2"/>
       </w:pPr>
-      <w:bookmarkStart w:id="41" w:name="_Toc242193810"/>
+      <w:bookmarkStart w:id="41" w:name="_Toc242203935"/>
       <w:r>
         <w:t>11.4 Export</w:t>
       </w:r>
@@ -35018,7 +35125,7 @@
         <w:sz w:val="16"/>
         <w:szCs w:val="16"/>
       </w:rPr>
-      <w:t>Version 1.26 · 6 October 2026</w:t>
+      <w:t>Version 1.27 · 6 October 2026</w:t>
     </w:r>
     <w:r>
       <w:rPr>
@@ -35191,10 +35298,10 @@
 <file path=word/numbering.xml><?xml version="1.0" encoding="utf-8"?>
 <w:numbering xmlns:wpc="http://schemas.microsoft.com/office/word/2010/wordprocessingCanvas" xmlns:cx="http://schemas.microsoft.com/office/drawing/2014/chartex" xmlns:cx1="http://schemas.microsoft.com/office/drawing/2015/9/8/chartex" xmlns:cx2="http://schemas.microsoft.com/office/drawing/2015/10/21/chartex" xmlns:cx3="http://schemas.microsoft.com/office/drawing/2016/5/9/chartex" xmlns:cx4="http://schemas.microsoft.com/office/drawing/2016/5/10/chartex" xmlns:cx5="http://schemas.microsoft.com/office/drawing/2016/5/11/chartex" xmlns:cx6="http://schemas.microsoft.com/office/drawing/2016/5/12/chartex" xmlns:cx7="http://schemas.microsoft.com/office/drawing/2016/5/13/chartex" xmlns:cx8="http://schemas.microsoft.com/office/drawing/2016/5/14/chartex" xmlns:mc="http://schemas.openxmlformats.org/markup-compatibility/2006" xmlns:aink="http://schemas.microsoft.com/office/drawing/2016/ink" xmlns:am3d="http://schemas.microsoft.com/office/drawing/2017/model3d" xmlns:o="urn:schemas-microsoft-com:office:office" xmlns:oel="http://schemas.microsoft.com/office/2019/extlst" xmlns:r="http://schemas.openxmlformats.org/officeDocument/2006/relationships" xmlns:m="http://schemas.openxmlformats.org/officeDocument/2006/math" xmlns:v="urn:schemas-microsoft-com:vml" xmlns:wp14="http://schemas.microsoft.com/office/word/2010/wordprocessingDrawing" xmlns:wp="http://schemas.openxmlformats.org/drawingml/2006/wordprocessingDrawing" xmlns:w10="urn:schemas-microsoft-com:office:word" xmlns:w="http://schemas.openxmlformats.org/wordprocessingml/2006/main" xmlns:w14="http://schemas.microsoft.com/office/word/2010/wordml" xmlns:w15="http://schemas.microsoft.com/office/word/2012/wordml" xmlns:w16cex="http://schemas.microsoft.com/office/word/2018/wordml/cex" xmlns:w16cid="http://schemas.microsoft.com/office/word/2016/wordml/cid" xmlns:w16="http://schemas.microsoft.com/office/word/2018/wordml" xmlns:w16sdtdh="http://schemas.microsoft.com/office/word/2020/wordml/sdtdatahash" xmlns:w16se="http://schemas.microsoft.com/office/word/2015/wordml/symex" xmlns:wpg="http://schemas.microsoft.com/office/word/2010/wordprocessingGroup" xmlns:wpi="http://schemas.microsoft.com/office/word/2010/wordprocessingInk" xmlns:wne="http://schemas.microsoft.com/office/word/2006/wordml" xmlns:wps="http://schemas.microsoft.com/office/word/2010/wordprocessingShape" mc:Ignorable="w14 w15 w16se w16cid w16 w16cex w16sdtdh wp14">
   <w:abstractNum w:abstractNumId="0" w15:restartNumberingAfterBreak="0">
-    <w:nsid w:val="2FD94D9F"/>
+    <w:nsid w:val="1AE456D4"/>
     <w:multiLevelType w:val="hybridMultilevel"/>
-    <w:tmpl w:val="18A84D88"/>
-    <w:lvl w:ilvl="0" w:tplc="E6CCAE80">
+    <w:tmpl w:val="88AE20EE"/>
+    <w:lvl w:ilvl="0" w:tplc="AABEAA30">
       <w:start w:val="1"/>
       <w:numFmt w:val="bullet"/>
       <w:lvlText w:val="•"/>
@@ -35203,7 +35310,7 @@
         <w:ind w:left="460" w:hanging="280"/>
       </w:pPr>
     </w:lvl>
-    <w:lvl w:ilvl="1" w:tplc="E7F64D1C">
+    <w:lvl w:ilvl="1" w:tplc="841811EA">
       <w:start w:val="1"/>
       <w:numFmt w:val="bullet"/>
       <w:lvlText w:val="–"/>
@@ -35212,47 +35319,47 @@
         <w:ind w:left="900" w:hanging="280"/>
       </w:pPr>
     </w:lvl>
-    <w:lvl w:ilvl="2" w:tplc="8A8EE7DC">
+    <w:lvl w:ilvl="2" w:tplc="799E42EE">
       <w:numFmt w:val="decimal"/>
       <w:lvlText w:val=""/>
       <w:lvlJc w:val="left"/>
     </w:lvl>
-    <w:lvl w:ilvl="3" w:tplc="A568234E">
+    <w:lvl w:ilvl="3" w:tplc="F8A0AE0C">
       <w:numFmt w:val="decimal"/>
       <w:lvlText w:val=""/>
       <w:lvlJc w:val="left"/>
     </w:lvl>
-    <w:lvl w:ilvl="4" w:tplc="CF3EFC06">
+    <w:lvl w:ilvl="4" w:tplc="A71A4170">
       <w:numFmt w:val="decimal"/>
       <w:lvlText w:val=""/>
       <w:lvlJc w:val="left"/>
     </w:lvl>
-    <w:lvl w:ilvl="5" w:tplc="2604E92C">
+    <w:lvl w:ilvl="5" w:tplc="D95C437C">
       <w:numFmt w:val="decimal"/>
       <w:lvlText w:val=""/>
       <w:lvlJc w:val="left"/>
     </w:lvl>
-    <w:lvl w:ilvl="6" w:tplc="DC14AEB2">
+    <w:lvl w:ilvl="6" w:tplc="5F56D9B4">
       <w:numFmt w:val="decimal"/>
       <w:lvlText w:val=""/>
       <w:lvlJc w:val="left"/>
     </w:lvl>
-    <w:lvl w:ilvl="7" w:tplc="5E6E14B8">
+    <w:lvl w:ilvl="7" w:tplc="6366CD46">
       <w:numFmt w:val="decimal"/>
       <w:lvlText w:val=""/>
       <w:lvlJc w:val="left"/>
     </w:lvl>
-    <w:lvl w:ilvl="8" w:tplc="5D5892EA">
+    <w:lvl w:ilvl="8" w:tplc="7A30E320">
       <w:numFmt w:val="decimal"/>
       <w:lvlText w:val=""/>
       <w:lvlJc w:val="left"/>
     </w:lvl>
   </w:abstractNum>
   <w:abstractNum w:abstractNumId="1" w15:restartNumberingAfterBreak="0">
-    <w:nsid w:val="442334CF"/>
+    <w:nsid w:val="78FC25EA"/>
     <w:multiLevelType w:val="hybridMultilevel"/>
-    <w:tmpl w:val="68865640"/>
-    <w:lvl w:ilvl="0" w:tplc="6C22E996">
+    <w:tmpl w:val="534262E8"/>
+    <w:lvl w:ilvl="0" w:tplc="E8AEF3A4">
       <w:start w:val="1"/>
       <w:numFmt w:val="bullet"/>
       <w:lvlText w:val="●"/>
@@ -35261,7 +35368,7 @@
         <w:ind w:left="720" w:hanging="360"/>
       </w:pPr>
     </w:lvl>
-    <w:lvl w:ilvl="1" w:tplc="9FD64434">
+    <w:lvl w:ilvl="1" w:tplc="69C65BEC">
       <w:start w:val="1"/>
       <w:numFmt w:val="bullet"/>
       <w:lvlText w:val="○"/>
@@ -35270,7 +35377,7 @@
         <w:ind w:left="1440" w:hanging="360"/>
       </w:pPr>
     </w:lvl>
-    <w:lvl w:ilvl="2" w:tplc="069E3950">
+    <w:lvl w:ilvl="2" w:tplc="C59227F8">
       <w:start w:val="1"/>
       <w:numFmt w:val="bullet"/>
       <w:lvlText w:val="■"/>
@@ -35279,7 +35386,7 @@
         <w:ind w:left="2160" w:hanging="360"/>
       </w:pPr>
     </w:lvl>
-    <w:lvl w:ilvl="3" w:tplc="3FDC481A">
+    <w:lvl w:ilvl="3" w:tplc="DE96B69A">
       <w:start w:val="1"/>
       <w:numFmt w:val="bullet"/>
       <w:lvlText w:val="●"/>
@@ -35288,7 +35395,7 @@
         <w:ind w:left="2880" w:hanging="360"/>
       </w:pPr>
     </w:lvl>
-    <w:lvl w:ilvl="4" w:tplc="6D12AAD0">
+    <w:lvl w:ilvl="4" w:tplc="B8E821FE">
       <w:start w:val="1"/>
       <w:numFmt w:val="bullet"/>
       <w:lvlText w:val="○"/>
@@ -35297,7 +35404,7 @@
         <w:ind w:left="3600" w:hanging="360"/>
       </w:pPr>
     </w:lvl>
-    <w:lvl w:ilvl="5" w:tplc="8534B596">
+    <w:lvl w:ilvl="5" w:tplc="582016C8">
       <w:start w:val="1"/>
       <w:numFmt w:val="bullet"/>
       <w:lvlText w:val="■"/>
@@ -35306,7 +35413,7 @@
         <w:ind w:left="4320" w:hanging="360"/>
       </w:pPr>
     </w:lvl>
-    <w:lvl w:ilvl="6" w:tplc="D6EC9C40">
+    <w:lvl w:ilvl="6" w:tplc="76D666A6">
       <w:start w:val="1"/>
       <w:numFmt w:val="bullet"/>
       <w:lvlText w:val="●"/>
@@ -35315,7 +35422,7 @@
         <w:ind w:left="5040" w:hanging="360"/>
       </w:pPr>
     </w:lvl>
-    <w:lvl w:ilvl="7" w:tplc="EEB06B62">
+    <w:lvl w:ilvl="7" w:tplc="85A2147E">
       <w:start w:val="1"/>
       <w:numFmt w:val="bullet"/>
       <w:lvlText w:val="●"/>
@@ -35324,7 +35431,7 @@
         <w:ind w:left="5760" w:hanging="360"/>
       </w:pPr>
     </w:lvl>
-    <w:lvl w:ilvl="8" w:tplc="242ABF18">
+    <w:lvl w:ilvl="8" w:tplc="968261BE">
       <w:start w:val="1"/>
       <w:numFmt w:val="bullet"/>
       <w:lvlText w:val="●"/>
@@ -35334,13 +35441,13 @@
       </w:pPr>
     </w:lvl>
   </w:abstractNum>
-  <w:num w:numId="1" w16cid:durableId="1762797895">
+  <w:num w:numId="1" w16cid:durableId="1026638656">
     <w:abstractNumId w:val="1"/>
     <w:lvlOverride w:ilvl="0">
       <w:startOverride w:val="1"/>
     </w:lvlOverride>
   </w:num>
-  <w:num w:numId="2" w16cid:durableId="658652451">
+  <w:num w:numId="2" w16cid:durableId="540097632">
     <w:abstractNumId w:val="0"/>
     <w:lvlOverride w:ilvl="0">
       <w:startOverride w:val="1"/>
@@ -35966,7 +36073,7 @@
     <w:autoRedefine/>
     <w:uiPriority w:val="39"/>
     <w:unhideWhenUsed/>
-    <w:rsid w:val="000B2FFF"/>
+    <w:rsid w:val="008A56B6"/>
     <w:pPr>
       <w:spacing w:after="100"/>
     </w:pPr>
@@ -35978,7 +36085,7 @@
     <w:autoRedefine/>
     <w:uiPriority w:val="39"/>
     <w:unhideWhenUsed/>
-    <w:rsid w:val="000B2FFF"/>
+    <w:rsid w:val="008A56B6"/>
     <w:pPr>
       <w:spacing w:after="100"/>
       <w:ind w:left="210"/>

--- a/docs/manuals/ABF-FST_Screen_and_Button_Reference.docx
+++ b/docs/manuals/ABF-FST_Screen_and_Button_Reference.docx
@@ -469,7 +469,7 @@
                 <w:sz w:val="19"/>
                 <w:szCs w:val="19"/>
               </w:rPr>
-              <w:t>Version 1.27 · 6 October 2026</w:t>
+              <w:t>Version 1.28 · 6 October 2026</w:t>
             </w:r>
           </w:p>
         </w:tc>
@@ -538,7 +538,7 @@
     <w:sdt>
       <w:sdtPr>
         <w:alias w:val="Contents"/>
-        <w:id w:val="817382108"/>
+        <w:id w:val="-536276340"/>
       </w:sdtPr>
       <w:sdtEndPr/>
       <w:sdtContent>
@@ -567,7 +567,7 @@
           <w:r>
             <w:fldChar w:fldCharType="separate"/>
           </w:r>
-          <w:hyperlink w:anchor="_Toc242203894" w:history="1">
+          <w:hyperlink w:anchor="_Toc242216363" w:history="1">
             <w:r>
               <w:rPr>
                 <w:rStyle w:val="Hyperlink"/>
@@ -591,7 +591,7 @@
               <w:rPr>
                 <w:noProof/>
               </w:rPr>
-              <w:instrText xml:space="preserve"> PAGEREF _Toc242203894 \h </w:instrText>
+              <w:instrText xml:space="preserve"> PAGEREF _Toc242216363 \h </w:instrText>
             </w:r>
             <w:r>
               <w:rPr>
@@ -634,7 +634,7 @@
               <w14:ligatures w14:val="standardContextual"/>
             </w:rPr>
           </w:pPr>
-          <w:hyperlink w:anchor="_Toc242203895" w:history="1">
+          <w:hyperlink w:anchor="_Toc242216364" w:history="1">
             <w:r>
               <w:rPr>
                 <w:rStyle w:val="Hyperlink"/>
@@ -658,7 +658,7 @@
               <w:rPr>
                 <w:noProof/>
               </w:rPr>
-              <w:instrText xml:space="preserve"> PAGEREF _Toc242203895 \h </w:instrText>
+              <w:instrText xml:space="preserve"> PAGEREF _Toc242216364 \h </w:instrText>
             </w:r>
             <w:r>
               <w:rPr>
@@ -701,7 +701,7 @@
               <w14:ligatures w14:val="standardContextual"/>
             </w:rPr>
           </w:pPr>
-          <w:hyperlink w:anchor="_Toc242203896" w:history="1">
+          <w:hyperlink w:anchor="_Toc242216365" w:history="1">
             <w:r>
               <w:rPr>
                 <w:rStyle w:val="Hyperlink"/>
@@ -725,7 +725,7 @@
               <w:rPr>
                 <w:noProof/>
               </w:rPr>
-              <w:instrText xml:space="preserve"> PAGEREF _Toc242203896 \h </w:instrText>
+              <w:instrText xml:space="preserve"> PAGEREF _Toc242216365 \h </w:instrText>
             </w:r>
             <w:r>
               <w:rPr>
@@ -768,7 +768,7 @@
               <w14:ligatures w14:val="standardContextual"/>
             </w:rPr>
           </w:pPr>
-          <w:hyperlink w:anchor="_Toc242203897" w:history="1">
+          <w:hyperlink w:anchor="_Toc242216366" w:history="1">
             <w:r>
               <w:rPr>
                 <w:rStyle w:val="Hyperlink"/>
@@ -792,7 +792,7 @@
               <w:rPr>
                 <w:noProof/>
               </w:rPr>
-              <w:instrText xml:space="preserve"> PAGEREF _Toc242203897 \h </w:instrText>
+              <w:instrText xml:space="preserve"> PAGEREF _Toc242216366 \h </w:instrText>
             </w:r>
             <w:r>
               <w:rPr>
@@ -835,7 +835,7 @@
               <w14:ligatures w14:val="standardContextual"/>
             </w:rPr>
           </w:pPr>
-          <w:hyperlink w:anchor="_Toc242203898" w:history="1">
+          <w:hyperlink w:anchor="_Toc242216367" w:history="1">
             <w:r>
               <w:rPr>
                 <w:rStyle w:val="Hyperlink"/>
@@ -859,7 +859,7 @@
               <w:rPr>
                 <w:noProof/>
               </w:rPr>
-              <w:instrText xml:space="preserve"> PAGEREF _Toc242203898 \h </w:instrText>
+              <w:instrText xml:space="preserve"> PAGEREF _Toc242216367 \h </w:instrText>
             </w:r>
             <w:r>
               <w:rPr>
@@ -902,7 +902,7 @@
               <w14:ligatures w14:val="standardContextual"/>
             </w:rPr>
           </w:pPr>
-          <w:hyperlink w:anchor="_Toc242203899" w:history="1">
+          <w:hyperlink w:anchor="_Toc242216368" w:history="1">
             <w:r>
               <w:rPr>
                 <w:rStyle w:val="Hyperlink"/>
@@ -926,7 +926,7 @@
               <w:rPr>
                 <w:noProof/>
               </w:rPr>
-              <w:instrText xml:space="preserve"> PAGEREF _Toc242203899 \h </w:instrText>
+              <w:instrText xml:space="preserve"> PAGEREF _Toc242216368 \h </w:instrText>
             </w:r>
             <w:r>
               <w:rPr>
@@ -969,7 +969,7 @@
               <w14:ligatures w14:val="standardContextual"/>
             </w:rPr>
           </w:pPr>
-          <w:hyperlink w:anchor="_Toc242203900" w:history="1">
+          <w:hyperlink w:anchor="_Toc242216369" w:history="1">
             <w:r>
               <w:rPr>
                 <w:rStyle w:val="Hyperlink"/>
@@ -993,7 +993,7 @@
               <w:rPr>
                 <w:noProof/>
               </w:rPr>
-              <w:instrText xml:space="preserve"> PAGEREF _Toc242203900 \h </w:instrText>
+              <w:instrText xml:space="preserve"> PAGEREF _Toc242216369 \h </w:instrText>
             </w:r>
             <w:r>
               <w:rPr>
@@ -1036,7 +1036,7 @@
               <w14:ligatures w14:val="standardContextual"/>
             </w:rPr>
           </w:pPr>
-          <w:hyperlink w:anchor="_Toc242203901" w:history="1">
+          <w:hyperlink w:anchor="_Toc242216370" w:history="1">
             <w:r>
               <w:rPr>
                 <w:rStyle w:val="Hyperlink"/>
@@ -1060,7 +1060,7 @@
               <w:rPr>
                 <w:noProof/>
               </w:rPr>
-              <w:instrText xml:space="preserve"> PAGEREF _Toc242203901 \h </w:instrText>
+              <w:instrText xml:space="preserve"> PAGEREF _Toc242216370 \h </w:instrText>
             </w:r>
             <w:r>
               <w:rPr>
@@ -1103,7 +1103,7 @@
               <w14:ligatures w14:val="standardContextual"/>
             </w:rPr>
           </w:pPr>
-          <w:hyperlink w:anchor="_Toc242203902" w:history="1">
+          <w:hyperlink w:anchor="_Toc242216371" w:history="1">
             <w:r>
               <w:rPr>
                 <w:rStyle w:val="Hyperlink"/>
@@ -1127,7 +1127,7 @@
               <w:rPr>
                 <w:noProof/>
               </w:rPr>
-              <w:instrText xml:space="preserve"> PAGEREF _Toc242203902 \h </w:instrText>
+              <w:instrText xml:space="preserve"> PAGEREF _Toc242216371 \h </w:instrText>
             </w:r>
             <w:r>
               <w:rPr>
@@ -1170,7 +1170,7 @@
               <w14:ligatures w14:val="standardContextual"/>
             </w:rPr>
           </w:pPr>
-          <w:hyperlink w:anchor="_Toc242203903" w:history="1">
+          <w:hyperlink w:anchor="_Toc242216372" w:history="1">
             <w:r>
               <w:rPr>
                 <w:rStyle w:val="Hyperlink"/>
@@ -1194,7 +1194,7 @@
               <w:rPr>
                 <w:noProof/>
               </w:rPr>
-              <w:instrText xml:space="preserve"> PAGEREF _Toc242203903 \h </w:instrText>
+              <w:instrText xml:space="preserve"> PAGEREF _Toc242216372 \h </w:instrText>
             </w:r>
             <w:r>
               <w:rPr>
@@ -1237,7 +1237,7 @@
               <w14:ligatures w14:val="standardContextual"/>
             </w:rPr>
           </w:pPr>
-          <w:hyperlink w:anchor="_Toc242203904" w:history="1">
+          <w:hyperlink w:anchor="_Toc242216373" w:history="1">
             <w:r>
               <w:rPr>
                 <w:rStyle w:val="Hyperlink"/>
@@ -1261,7 +1261,7 @@
               <w:rPr>
                 <w:noProof/>
               </w:rPr>
-              <w:instrText xml:space="preserve"> PAGEREF _Toc242203904 \h </w:instrText>
+              <w:instrText xml:space="preserve"> PAGEREF _Toc242216373 \h </w:instrText>
             </w:r>
             <w:r>
               <w:rPr>
@@ -1304,7 +1304,7 @@
               <w14:ligatures w14:val="standardContextual"/>
             </w:rPr>
           </w:pPr>
-          <w:hyperlink w:anchor="_Toc242203905" w:history="1">
+          <w:hyperlink w:anchor="_Toc242216374" w:history="1">
             <w:r>
               <w:rPr>
                 <w:rStyle w:val="Hyperlink"/>
@@ -1328,7 +1328,7 @@
               <w:rPr>
                 <w:noProof/>
               </w:rPr>
-              <w:instrText xml:space="preserve"> PAGEREF _Toc242203905 \h </w:instrText>
+              <w:instrText xml:space="preserve"> PAGEREF _Toc242216374 \h </w:instrText>
             </w:r>
             <w:r>
               <w:rPr>
@@ -1371,7 +1371,7 @@
               <w14:ligatures w14:val="standardContextual"/>
             </w:rPr>
           </w:pPr>
-          <w:hyperlink w:anchor="_Toc242203906" w:history="1">
+          <w:hyperlink w:anchor="_Toc242216375" w:history="1">
             <w:r>
               <w:rPr>
                 <w:rStyle w:val="Hyperlink"/>
@@ -1395,7 +1395,7 @@
               <w:rPr>
                 <w:noProof/>
               </w:rPr>
-              <w:instrText xml:space="preserve"> PAGEREF _Toc242203906 \h </w:instrText>
+              <w:instrText xml:space="preserve"> PAGEREF _Toc242216375 \h </w:instrText>
             </w:r>
             <w:r>
               <w:rPr>
@@ -1438,7 +1438,7 @@
               <w14:ligatures w14:val="standardContextual"/>
             </w:rPr>
           </w:pPr>
-          <w:hyperlink w:anchor="_Toc242203907" w:history="1">
+          <w:hyperlink w:anchor="_Toc242216376" w:history="1">
             <w:r>
               <w:rPr>
                 <w:rStyle w:val="Hyperlink"/>
@@ -1462,7 +1462,7 @@
               <w:rPr>
                 <w:noProof/>
               </w:rPr>
-              <w:instrText xml:space="preserve"> PAGEREF _Toc242203907 \h </w:instrText>
+              <w:instrText xml:space="preserve"> PAGEREF _Toc242216376 \h </w:instrText>
             </w:r>
             <w:r>
               <w:rPr>
@@ -1505,7 +1505,7 @@
               <w14:ligatures w14:val="standardContextual"/>
             </w:rPr>
           </w:pPr>
-          <w:hyperlink w:anchor="_Toc242203908" w:history="1">
+          <w:hyperlink w:anchor="_Toc242216377" w:history="1">
             <w:r>
               <w:rPr>
                 <w:rStyle w:val="Hyperlink"/>
@@ -1529,7 +1529,7 @@
               <w:rPr>
                 <w:noProof/>
               </w:rPr>
-              <w:instrText xml:space="preserve"> PAGEREF _Toc242203908 \h </w:instrText>
+              <w:instrText xml:space="preserve"> PAGEREF _Toc242216377 \h </w:instrText>
             </w:r>
             <w:r>
               <w:rPr>
@@ -1572,7 +1572,7 @@
               <w14:ligatures w14:val="standardContextual"/>
             </w:rPr>
           </w:pPr>
-          <w:hyperlink w:anchor="_Toc242203909" w:history="1">
+          <w:hyperlink w:anchor="_Toc242216378" w:history="1">
             <w:r>
               <w:rPr>
                 <w:rStyle w:val="Hyperlink"/>
@@ -1596,7 +1596,7 @@
               <w:rPr>
                 <w:noProof/>
               </w:rPr>
-              <w:instrText xml:space="preserve"> PAGEREF _Toc242203909 \h </w:instrText>
+              <w:instrText xml:space="preserve"> PAGEREF _Toc242216378 \h </w:instrText>
             </w:r>
             <w:r>
               <w:rPr>
@@ -1639,7 +1639,7 @@
               <w14:ligatures w14:val="standardContextual"/>
             </w:rPr>
           </w:pPr>
-          <w:hyperlink w:anchor="_Toc242203910" w:history="1">
+          <w:hyperlink w:anchor="_Toc242216379" w:history="1">
             <w:r>
               <w:rPr>
                 <w:rStyle w:val="Hyperlink"/>
@@ -1663,7 +1663,7 @@
               <w:rPr>
                 <w:noProof/>
               </w:rPr>
-              <w:instrText xml:space="preserve"> PAGEREF _Toc242203910 \h </w:instrText>
+              <w:instrText xml:space="preserve"> PAGEREF _Toc242216379 \h </w:instrText>
             </w:r>
             <w:r>
               <w:rPr>
@@ -1706,7 +1706,7 @@
               <w14:ligatures w14:val="standardContextual"/>
             </w:rPr>
           </w:pPr>
-          <w:hyperlink w:anchor="_Toc242203911" w:history="1">
+          <w:hyperlink w:anchor="_Toc242216380" w:history="1">
             <w:r>
               <w:rPr>
                 <w:rStyle w:val="Hyperlink"/>
@@ -1730,7 +1730,7 @@
               <w:rPr>
                 <w:noProof/>
               </w:rPr>
-              <w:instrText xml:space="preserve"> PAGEREF _Toc242203911 \h </w:instrText>
+              <w:instrText xml:space="preserve"> PAGEREF _Toc242216380 \h </w:instrText>
             </w:r>
             <w:r>
               <w:rPr>
@@ -1747,7 +1747,7 @@
               <w:rPr>
                 <w:noProof/>
               </w:rPr>
-              <w:t>16</w:t>
+              <w:t>17</w:t>
             </w:r>
             <w:r>
               <w:rPr>
@@ -1773,7 +1773,7 @@
               <w14:ligatures w14:val="standardContextual"/>
             </w:rPr>
           </w:pPr>
-          <w:hyperlink w:anchor="_Toc242203912" w:history="1">
+          <w:hyperlink w:anchor="_Toc242216381" w:history="1">
             <w:r>
               <w:rPr>
                 <w:rStyle w:val="Hyperlink"/>
@@ -1797,7 +1797,7 @@
               <w:rPr>
                 <w:noProof/>
               </w:rPr>
-              <w:instrText xml:space="preserve"> PAGEREF _Toc242203912 \h </w:instrText>
+              <w:instrText xml:space="preserve"> PAGEREF _Toc242216381 \h </w:instrText>
             </w:r>
             <w:r>
               <w:rPr>
@@ -1840,7 +1840,7 @@
               <w14:ligatures w14:val="standardContextual"/>
             </w:rPr>
           </w:pPr>
-          <w:hyperlink w:anchor="_Toc242203913" w:history="1">
+          <w:hyperlink w:anchor="_Toc242216382" w:history="1">
             <w:r>
               <w:rPr>
                 <w:rStyle w:val="Hyperlink"/>
@@ -1864,7 +1864,7 @@
               <w:rPr>
                 <w:noProof/>
               </w:rPr>
-              <w:instrText xml:space="preserve"> PAGEREF _Toc242203913 \h </w:instrText>
+              <w:instrText xml:space="preserve"> PAGEREF _Toc242216382 \h </w:instrText>
             </w:r>
             <w:r>
               <w:rPr>
@@ -1907,7 +1907,7 @@
               <w14:ligatures w14:val="standardContextual"/>
             </w:rPr>
           </w:pPr>
-          <w:hyperlink w:anchor="_Toc242203914" w:history="1">
+          <w:hyperlink w:anchor="_Toc242216383" w:history="1">
             <w:r>
               <w:rPr>
                 <w:rStyle w:val="Hyperlink"/>
@@ -1931,7 +1931,7 @@
               <w:rPr>
                 <w:noProof/>
               </w:rPr>
-              <w:instrText xml:space="preserve"> PAGEREF _Toc242203914 \h </w:instrText>
+              <w:instrText xml:space="preserve"> PAGEREF _Toc242216383 \h </w:instrText>
             </w:r>
             <w:r>
               <w:rPr>
@@ -1974,7 +1974,7 @@
               <w14:ligatures w14:val="standardContextual"/>
             </w:rPr>
           </w:pPr>
-          <w:hyperlink w:anchor="_Toc242203915" w:history="1">
+          <w:hyperlink w:anchor="_Toc242216384" w:history="1">
             <w:r>
               <w:rPr>
                 <w:rStyle w:val="Hyperlink"/>
@@ -1998,7 +1998,7 @@
               <w:rPr>
                 <w:noProof/>
               </w:rPr>
-              <w:instrText xml:space="preserve"> PAGEREF _Toc242203915 \h </w:instrText>
+              <w:instrText xml:space="preserve"> PAGEREF _Toc242216384 \h </w:instrText>
             </w:r>
             <w:r>
               <w:rPr>
@@ -2041,7 +2041,7 @@
               <w14:ligatures w14:val="standardContextual"/>
             </w:rPr>
           </w:pPr>
-          <w:hyperlink w:anchor="_Toc242203916" w:history="1">
+          <w:hyperlink w:anchor="_Toc242216385" w:history="1">
             <w:r>
               <w:rPr>
                 <w:rStyle w:val="Hyperlink"/>
@@ -2065,7 +2065,7 @@
               <w:rPr>
                 <w:noProof/>
               </w:rPr>
-              <w:instrText xml:space="preserve"> PAGEREF _Toc242203916 \h </w:instrText>
+              <w:instrText xml:space="preserve"> PAGEREF _Toc242216385 \h </w:instrText>
             </w:r>
             <w:r>
               <w:rPr>
@@ -2108,7 +2108,7 @@
               <w14:ligatures w14:val="standardContextual"/>
             </w:rPr>
           </w:pPr>
-          <w:hyperlink w:anchor="_Toc242203917" w:history="1">
+          <w:hyperlink w:anchor="_Toc242216386" w:history="1">
             <w:r>
               <w:rPr>
                 <w:rStyle w:val="Hyperlink"/>
@@ -2132,7 +2132,7 @@
               <w:rPr>
                 <w:noProof/>
               </w:rPr>
-              <w:instrText xml:space="preserve"> PAGEREF _Toc242203917 \h </w:instrText>
+              <w:instrText xml:space="preserve"> PAGEREF _Toc242216386 \h </w:instrText>
             </w:r>
             <w:r>
               <w:rPr>
@@ -2175,7 +2175,7 @@
               <w14:ligatures w14:val="standardContextual"/>
             </w:rPr>
           </w:pPr>
-          <w:hyperlink w:anchor="_Toc242203918" w:history="1">
+          <w:hyperlink w:anchor="_Toc242216387" w:history="1">
             <w:r>
               <w:rPr>
                 <w:rStyle w:val="Hyperlink"/>
@@ -2199,7 +2199,7 @@
               <w:rPr>
                 <w:noProof/>
               </w:rPr>
-              <w:instrText xml:space="preserve"> PAGEREF _Toc242203918 \h </w:instrText>
+              <w:instrText xml:space="preserve"> PAGEREF _Toc242216387 \h </w:instrText>
             </w:r>
             <w:r>
               <w:rPr>
@@ -2242,7 +2242,7 @@
               <w14:ligatures w14:val="standardContextual"/>
             </w:rPr>
           </w:pPr>
-          <w:hyperlink w:anchor="_Toc242203919" w:history="1">
+          <w:hyperlink w:anchor="_Toc242216388" w:history="1">
             <w:r>
               <w:rPr>
                 <w:rStyle w:val="Hyperlink"/>
@@ -2266,7 +2266,7 @@
               <w:rPr>
                 <w:noProof/>
               </w:rPr>
-              <w:instrText xml:space="preserve"> PAGEREF _Toc242203919 \h </w:instrText>
+              <w:instrText xml:space="preserve"> PAGEREF _Toc242216388 \h </w:instrText>
             </w:r>
             <w:r>
               <w:rPr>
@@ -2309,7 +2309,7 @@
               <w14:ligatures w14:val="standardContextual"/>
             </w:rPr>
           </w:pPr>
-          <w:hyperlink w:anchor="_Toc242203920" w:history="1">
+          <w:hyperlink w:anchor="_Toc242216389" w:history="1">
             <w:r>
               <w:rPr>
                 <w:rStyle w:val="Hyperlink"/>
@@ -2333,7 +2333,7 @@
               <w:rPr>
                 <w:noProof/>
               </w:rPr>
-              <w:instrText xml:space="preserve"> PAGEREF _Toc242203920 \h </w:instrText>
+              <w:instrText xml:space="preserve"> PAGEREF _Toc242216389 \h </w:instrText>
             </w:r>
             <w:r>
               <w:rPr>
@@ -2376,7 +2376,7 @@
               <w14:ligatures w14:val="standardContextual"/>
             </w:rPr>
           </w:pPr>
-          <w:hyperlink w:anchor="_Toc242203921" w:history="1">
+          <w:hyperlink w:anchor="_Toc242216390" w:history="1">
             <w:r>
               <w:rPr>
                 <w:rStyle w:val="Hyperlink"/>
@@ -2400,7 +2400,7 @@
               <w:rPr>
                 <w:noProof/>
               </w:rPr>
-              <w:instrText xml:space="preserve"> PAGEREF _Toc242203921 \h </w:instrText>
+              <w:instrText xml:space="preserve"> PAGEREF _Toc242216390 \h </w:instrText>
             </w:r>
             <w:r>
               <w:rPr>
@@ -2443,7 +2443,7 @@
               <w14:ligatures w14:val="standardContextual"/>
             </w:rPr>
           </w:pPr>
-          <w:hyperlink w:anchor="_Toc242203922" w:history="1">
+          <w:hyperlink w:anchor="_Toc242216391" w:history="1">
             <w:r>
               <w:rPr>
                 <w:rStyle w:val="Hyperlink"/>
@@ -2467,7 +2467,7 @@
               <w:rPr>
                 <w:noProof/>
               </w:rPr>
-              <w:instrText xml:space="preserve"> PAGEREF _Toc242203922 \h </w:instrText>
+              <w:instrText xml:space="preserve"> PAGEREF _Toc242216391 \h </w:instrText>
             </w:r>
             <w:r>
               <w:rPr>
@@ -2510,7 +2510,7 @@
               <w14:ligatures w14:val="standardContextual"/>
             </w:rPr>
           </w:pPr>
-          <w:hyperlink w:anchor="_Toc242203923" w:history="1">
+          <w:hyperlink w:anchor="_Toc242216392" w:history="1">
             <w:r>
               <w:rPr>
                 <w:rStyle w:val="Hyperlink"/>
@@ -2534,7 +2534,7 @@
               <w:rPr>
                 <w:noProof/>
               </w:rPr>
-              <w:instrText xml:space="preserve"> PAGEREF _Toc242203923 \h </w:instrText>
+              <w:instrText xml:space="preserve"> PAGEREF _Toc242216392 \h </w:instrText>
             </w:r>
             <w:r>
               <w:rPr>
@@ -2577,7 +2577,7 @@
               <w14:ligatures w14:val="standardContextual"/>
             </w:rPr>
           </w:pPr>
-          <w:hyperlink w:anchor="_Toc242203924" w:history="1">
+          <w:hyperlink w:anchor="_Toc242216393" w:history="1">
             <w:r>
               <w:rPr>
                 <w:rStyle w:val="Hyperlink"/>
@@ -2601,7 +2601,7 @@
               <w:rPr>
                 <w:noProof/>
               </w:rPr>
-              <w:instrText xml:space="preserve"> PAGEREF _Toc242203924 \h </w:instrText>
+              <w:instrText xml:space="preserve"> PAGEREF _Toc242216393 \h </w:instrText>
             </w:r>
             <w:r>
               <w:rPr>
@@ -2644,7 +2644,7 @@
               <w14:ligatures w14:val="standardContextual"/>
             </w:rPr>
           </w:pPr>
-          <w:hyperlink w:anchor="_Toc242203925" w:history="1">
+          <w:hyperlink w:anchor="_Toc242216394" w:history="1">
             <w:r>
               <w:rPr>
                 <w:rStyle w:val="Hyperlink"/>
@@ -2668,7 +2668,7 @@
               <w:rPr>
                 <w:noProof/>
               </w:rPr>
-              <w:instrText xml:space="preserve"> PAGEREF _Toc242203925 \h </w:instrText>
+              <w:instrText xml:space="preserve"> PAGEREF _Toc242216394 \h </w:instrText>
             </w:r>
             <w:r>
               <w:rPr>
@@ -2711,7 +2711,7 @@
               <w14:ligatures w14:val="standardContextual"/>
             </w:rPr>
           </w:pPr>
-          <w:hyperlink w:anchor="_Toc242203926" w:history="1">
+          <w:hyperlink w:anchor="_Toc242216395" w:history="1">
             <w:r>
               <w:rPr>
                 <w:rStyle w:val="Hyperlink"/>
@@ -2735,7 +2735,7 @@
               <w:rPr>
                 <w:noProof/>
               </w:rPr>
-              <w:instrText xml:space="preserve"> PAGEREF _Toc242203926 \h </w:instrText>
+              <w:instrText xml:space="preserve"> PAGEREF _Toc242216395 \h </w:instrText>
             </w:r>
             <w:r>
               <w:rPr>
@@ -2778,7 +2778,7 @@
               <w14:ligatures w14:val="standardContextual"/>
             </w:rPr>
           </w:pPr>
-          <w:hyperlink w:anchor="_Toc242203927" w:history="1">
+          <w:hyperlink w:anchor="_Toc242216396" w:history="1">
             <w:r>
               <w:rPr>
                 <w:rStyle w:val="Hyperlink"/>
@@ -2802,7 +2802,7 @@
               <w:rPr>
                 <w:noProof/>
               </w:rPr>
-              <w:instrText xml:space="preserve"> PAGEREF _Toc242203927 \h </w:instrText>
+              <w:instrText xml:space="preserve"> PAGEREF _Toc242216396 \h </w:instrText>
             </w:r>
             <w:r>
               <w:rPr>
@@ -2845,7 +2845,7 @@
               <w14:ligatures w14:val="standardContextual"/>
             </w:rPr>
           </w:pPr>
-          <w:hyperlink w:anchor="_Toc242203928" w:history="1">
+          <w:hyperlink w:anchor="_Toc242216397" w:history="1">
             <w:r>
               <w:rPr>
                 <w:rStyle w:val="Hyperlink"/>
@@ -2869,7 +2869,7 @@
               <w:rPr>
                 <w:noProof/>
               </w:rPr>
-              <w:instrText xml:space="preserve"> PAGEREF _Toc242203928 \h </w:instrText>
+              <w:instrText xml:space="preserve"> PAGEREF _Toc242216397 \h </w:instrText>
             </w:r>
             <w:r>
               <w:rPr>
@@ -2912,7 +2912,7 @@
               <w14:ligatures w14:val="standardContextual"/>
             </w:rPr>
           </w:pPr>
-          <w:hyperlink w:anchor="_Toc242203929" w:history="1">
+          <w:hyperlink w:anchor="_Toc242216398" w:history="1">
             <w:r>
               <w:rPr>
                 <w:rStyle w:val="Hyperlink"/>
@@ -2936,7 +2936,7 @@
               <w:rPr>
                 <w:noProof/>
               </w:rPr>
-              <w:instrText xml:space="preserve"> PAGEREF _Toc242203929 \h </w:instrText>
+              <w:instrText xml:space="preserve"> PAGEREF _Toc242216398 \h </w:instrText>
             </w:r>
             <w:r>
               <w:rPr>
@@ -2979,7 +2979,7 @@
               <w14:ligatures w14:val="standardContextual"/>
             </w:rPr>
           </w:pPr>
-          <w:hyperlink w:anchor="_Toc242203930" w:history="1">
+          <w:hyperlink w:anchor="_Toc242216399" w:history="1">
             <w:r>
               <w:rPr>
                 <w:rStyle w:val="Hyperlink"/>
@@ -3003,7 +3003,7 @@
               <w:rPr>
                 <w:noProof/>
               </w:rPr>
-              <w:instrText xml:space="preserve"> PAGEREF _Toc242203930 \h </w:instrText>
+              <w:instrText xml:space="preserve"> PAGEREF _Toc242216399 \h </w:instrText>
             </w:r>
             <w:r>
               <w:rPr>
@@ -3046,7 +3046,7 @@
               <w14:ligatures w14:val="standardContextual"/>
             </w:rPr>
           </w:pPr>
-          <w:hyperlink w:anchor="_Toc242203931" w:history="1">
+          <w:hyperlink w:anchor="_Toc242216400" w:history="1">
             <w:r>
               <w:rPr>
                 <w:rStyle w:val="Hyperlink"/>
@@ -3070,7 +3070,7 @@
               <w:rPr>
                 <w:noProof/>
               </w:rPr>
-              <w:instrText xml:space="preserve"> PAGEREF _Toc242203931 \h </w:instrText>
+              <w:instrText xml:space="preserve"> PAGEREF _Toc242216400 \h </w:instrText>
             </w:r>
             <w:r>
               <w:rPr>
@@ -3113,7 +3113,7 @@
               <w14:ligatures w14:val="standardContextual"/>
             </w:rPr>
           </w:pPr>
-          <w:hyperlink w:anchor="_Toc242203932" w:history="1">
+          <w:hyperlink w:anchor="_Toc242216401" w:history="1">
             <w:r>
               <w:rPr>
                 <w:rStyle w:val="Hyperlink"/>
@@ -3137,7 +3137,7 @@
               <w:rPr>
                 <w:noProof/>
               </w:rPr>
-              <w:instrText xml:space="preserve"> PAGEREF _Toc242203932 \h </w:instrText>
+              <w:instrText xml:space="preserve"> PAGEREF _Toc242216401 \h </w:instrText>
             </w:r>
             <w:r>
               <w:rPr>
@@ -3180,7 +3180,7 @@
               <w14:ligatures w14:val="standardContextual"/>
             </w:rPr>
           </w:pPr>
-          <w:hyperlink w:anchor="_Toc242203933" w:history="1">
+          <w:hyperlink w:anchor="_Toc242216402" w:history="1">
             <w:r>
               <w:rPr>
                 <w:rStyle w:val="Hyperlink"/>
@@ -3204,7 +3204,7 @@
               <w:rPr>
                 <w:noProof/>
               </w:rPr>
-              <w:instrText xml:space="preserve"> PAGEREF _Toc242203933 \h </w:instrText>
+              <w:instrText xml:space="preserve"> PAGEREF _Toc242216402 \h </w:instrText>
             </w:r>
             <w:r>
               <w:rPr>
@@ -3247,7 +3247,7 @@
               <w14:ligatures w14:val="standardContextual"/>
             </w:rPr>
           </w:pPr>
-          <w:hyperlink w:anchor="_Toc242203934" w:history="1">
+          <w:hyperlink w:anchor="_Toc242216403" w:history="1">
             <w:r>
               <w:rPr>
                 <w:rStyle w:val="Hyperlink"/>
@@ -3271,7 +3271,7 @@
               <w:rPr>
                 <w:noProof/>
               </w:rPr>
-              <w:instrText xml:space="preserve"> PAGEREF _Toc242203934 \h </w:instrText>
+              <w:instrText xml:space="preserve"> PAGEREF _Toc242216403 \h </w:instrText>
             </w:r>
             <w:r>
               <w:rPr>
@@ -3314,7 +3314,7 @@
               <w14:ligatures w14:val="standardContextual"/>
             </w:rPr>
           </w:pPr>
-          <w:hyperlink w:anchor="_Toc242203935" w:history="1">
+          <w:hyperlink w:anchor="_Toc242216404" w:history="1">
             <w:r>
               <w:rPr>
                 <w:rStyle w:val="Hyperlink"/>
@@ -3338,7 +3338,7 @@
               <w:rPr>
                 <w:noProof/>
               </w:rPr>
-              <w:instrText xml:space="preserve"> PAGEREF _Toc242203935 \h </w:instrText>
+              <w:instrText xml:space="preserve"> PAGEREF _Toc242216404 \h </w:instrText>
             </w:r>
             <w:r>
               <w:rPr>
@@ -3377,7 +3377,7 @@
         <w:pStyle w:val="Heading1"/>
         <w:pageBreakBefore/>
       </w:pPr>
-      <w:bookmarkStart w:id="0" w:name="_Toc242203894"/>
+      <w:bookmarkStart w:id="0" w:name="_Toc242216363"/>
       <w:r>
         <w:lastRenderedPageBreak/>
         <w:t>1. About this reference</w:t>
@@ -3830,7 +3830,7 @@
         <w:pStyle w:val="Heading1"/>
         <w:pageBreakBefore/>
       </w:pPr>
-      <w:bookmarkStart w:id="1" w:name="_Toc242203895"/>
+      <w:bookmarkStart w:id="1" w:name="_Toc242216364"/>
       <w:r>
         <w:lastRenderedPageBreak/>
         <w:t>2. Rules that apply on every screen</w:t>
@@ -4047,7 +4047,7 @@
         <w:pStyle w:val="Heading1"/>
         <w:pageBreakBefore/>
       </w:pPr>
-      <w:bookmarkStart w:id="2" w:name="_Toc242203896"/>
+      <w:bookmarkStart w:id="2" w:name="_Toc242216365"/>
       <w:r>
         <w:lastRenderedPageBreak/>
         <w:t>3. Who can open which screen</w:t>
@@ -9753,7 +9753,7 @@
         <w:pStyle w:val="Heading1"/>
         <w:pageBreakBefore/>
       </w:pPr>
-      <w:bookmarkStart w:id="3" w:name="_Toc242203897"/>
+      <w:bookmarkStart w:id="3" w:name="_Toc242216366"/>
       <w:r>
         <w:lastRenderedPageBreak/>
         <w:t>4. Signing in and your account</w:t>
@@ -9764,7 +9764,7 @@
       <w:pPr>
         <w:pStyle w:val="Heading2"/>
       </w:pPr>
-      <w:bookmarkStart w:id="4" w:name="_Toc242203898"/>
+      <w:bookmarkStart w:id="4" w:name="_Toc242216367"/>
       <w:r>
         <w:t>4.1 Sign in</w:t>
       </w:r>
@@ -10277,7 +10277,7 @@
       <w:pPr>
         <w:pStyle w:val="Heading2"/>
       </w:pPr>
-      <w:bookmarkStart w:id="5" w:name="_Toc242203899"/>
+      <w:bookmarkStart w:id="5" w:name="_Toc242216368"/>
       <w:r>
         <w:t>4.2 The header and menu bar (every screen)</w:t>
       </w:r>
@@ -11000,7 +11000,7 @@
       <w:pPr>
         <w:pStyle w:val="Heading2"/>
       </w:pPr>
-      <w:bookmarkStart w:id="6" w:name="_Toc242203900"/>
+      <w:bookmarkStart w:id="6" w:name="_Toc242216369"/>
       <w:r>
         <w:lastRenderedPageBreak/>
         <w:t>4.3 Change Password</w:t>
@@ -11622,7 +11622,7 @@
         <w:pStyle w:val="Heading1"/>
         <w:pageBreakBefore/>
       </w:pPr>
-      <w:bookmarkStart w:id="7" w:name="_Toc242203901"/>
+      <w:bookmarkStart w:id="7" w:name="_Toc242216370"/>
       <w:r>
         <w:lastRenderedPageBreak/>
         <w:t>5. Dashboards and Reports (read-only)</w:t>
@@ -11633,7 +11633,7 @@
       <w:pPr>
         <w:pStyle w:val="Heading2"/>
       </w:pPr>
-      <w:bookmarkStart w:id="8" w:name="_Toc242203902"/>
+      <w:bookmarkStart w:id="8" w:name="_Toc242216371"/>
       <w:r>
         <w:t>5.1 Executive Dashboard</w:t>
       </w:r>
@@ -12146,7 +12146,7 @@
       <w:pPr>
         <w:pStyle w:val="Heading2"/>
       </w:pPr>
-      <w:bookmarkStart w:id="9" w:name="_Toc242203903"/>
+      <w:bookmarkStart w:id="9" w:name="_Toc242216372"/>
       <w:r>
         <w:t>5.2 Sampling Dashboard</w:t>
       </w:r>
@@ -12659,7 +12659,7 @@
       <w:pPr>
         <w:pStyle w:val="Heading2"/>
       </w:pPr>
-      <w:bookmarkStart w:id="10" w:name="_Toc242203904"/>
+      <w:bookmarkStart w:id="10" w:name="_Toc242216373"/>
       <w:r>
         <w:t>5.3 Contact Dashboard</w:t>
       </w:r>
@@ -12963,7 +12963,7 @@
       <w:pPr>
         <w:pStyle w:val="Heading2"/>
       </w:pPr>
-      <w:bookmarkStart w:id="11" w:name="_Toc242203905"/>
+      <w:bookmarkStart w:id="11" w:name="_Toc242216374"/>
       <w:r>
         <w:t>5.4 QA Dashboard</w:t>
       </w:r>
@@ -13583,7 +13583,7 @@
       <w:pPr>
         <w:pStyle w:val="Heading2"/>
       </w:pPr>
-      <w:bookmarkStart w:id="12" w:name="_Toc242203906"/>
+      <w:bookmarkStart w:id="12" w:name="_Toc242216375"/>
       <w:r>
         <w:t>5.5 KII / Document Dashboard</w:t>
       </w:r>
@@ -13993,7 +13993,7 @@
       <w:pPr>
         <w:pStyle w:val="Heading2"/>
       </w:pPr>
-      <w:bookmarkStart w:id="13" w:name="_Toc242203907"/>
+      <w:bookmarkStart w:id="13" w:name="_Toc242216376"/>
       <w:r>
         <w:lastRenderedPageBreak/>
         <w:t>5.6 Reports</w:t>
@@ -14508,7 +14508,7 @@
         <w:pStyle w:val="Heading1"/>
         <w:pageBreakBefore/>
       </w:pPr>
-      <w:bookmarkStart w:id="14" w:name="_Toc242203908"/>
+      <w:bookmarkStart w:id="14" w:name="_Toc242216377"/>
       <w:r>
         <w:lastRenderedPageBreak/>
         <w:t>6. The sample and contact</w:t>
@@ -14519,7 +14519,7 @@
       <w:pPr>
         <w:pStyle w:val="Heading2"/>
       </w:pPr>
-      <w:bookmarkStart w:id="15" w:name="_Toc242203909"/>
+      <w:bookmarkStart w:id="15" w:name="_Toc242216378"/>
       <w:r>
         <w:t>6.1 Main-400 Register (and Reserve)</w:t>
       </w:r>
@@ -15893,7 +15893,7 @@
                 <w:sz w:val="19"/>
                 <w:szCs w:val="19"/>
               </w:rPr>
-              <w:t>WhatsApp invitations → Prepare, Open WhatsApp, Copy message</w:t>
+              <w:t>WhatsApp invitations → Prepare, Open WhatsApp, Copy message, Email the same link</w:t>
             </w:r>
           </w:p>
         </w:tc>
@@ -15917,7 +15917,7 @@
                 <w:sz w:val="19"/>
                 <w:szCs w:val="19"/>
               </w:rPr>
-              <w:t>Prepare creates the case's personal link and code and the approved message. Open WhatsApp opens that person's chat with the message ready; Copy message copies it.</w:t>
+              <w:t>Prepare creates the case's personal link and code and the approved message. Open WhatsApp opens that person's chat with the message ready; Copy message copies it. Email the same link (shown when the case has an email address) emails the same invitation from the study address.</w:t>
             </w:r>
           </w:p>
         </w:tc>
@@ -16083,7 +16083,7 @@
       <w:pPr>
         <w:pStyle w:val="Heading2"/>
       </w:pPr>
-      <w:bookmarkStart w:id="16" w:name="_Toc242203910"/>
+      <w:bookmarkStart w:id="16" w:name="_Toc242216379"/>
       <w:r>
         <w:t>6.2 Case page</w:t>
       </w:r>
@@ -16986,7 +16986,7 @@
                 <w:sz w:val="19"/>
                 <w:szCs w:val="19"/>
               </w:rPr>
-              <w:t>Respondents are invited by a private, expiring link. The link is shown once and only a scrambled form is stored, so a stolen database cannot reveal live links. A new invitation replaces the old one.</w:t>
+              <w:t>Respondents are invited by a private, expiring link. The link is shown once and only a scrambled form is stored, so a stolen database cannot reveal live links. A new invitation replaces the old one, so while the current link still works the portal asks first (Replace it / Keep the current one).</w:t>
             </w:r>
           </w:p>
         </w:tc>
@@ -17009,7 +17009,7 @@
                 <w:sz w:val="19"/>
                 <w:szCs w:val="19"/>
               </w:rPr>
-              <w:t>The link and code appear once, ready to send. If the case cannot be invited (for example a locked Reserve case) you are told why.</w:t>
+              <w:t>The link and code appear once, with a send button for every channel: send it on all the channels the organisation has. If the case cannot be invited (for example a locked Reserve case) you are told why.</w:t>
             </w:r>
           </w:p>
         </w:tc>
@@ -17254,6 +17254,7 @@
                 <w:sz w:val="19"/>
                 <w:szCs w:val="19"/>
               </w:rPr>
+              <w:lastRenderedPageBreak/>
               <w:t>Revoke</w:t>
             </w:r>
           </w:p>
@@ -17360,7 +17361,6 @@
                 <w:sz w:val="19"/>
                 <w:szCs w:val="19"/>
               </w:rPr>
-              <w:lastRenderedPageBreak/>
               <w:t>Log a contact attempt (Channel, Outcome, Notes, Log contact attempt)</w:t>
             </w:r>
           </w:p>
@@ -18075,8 +18075,9 @@
       <w:pPr>
         <w:pStyle w:val="Heading2"/>
       </w:pPr>
-      <w:bookmarkStart w:id="17" w:name="_Toc242203911"/>
+      <w:bookmarkStart w:id="17" w:name="_Toc242216380"/>
       <w:r>
+        <w:lastRenderedPageBreak/>
         <w:t>6.3 Pre-Interview Profile (PROIT) and its review screen</w:t>
       </w:r>
       <w:bookmarkEnd w:id="17"/>
@@ -18120,7 +18121,6 @@
         <w:spacing w:after="120" w:line="288" w:lineRule="auto"/>
       </w:pPr>
       <w:r>
-        <w:lastRenderedPageBreak/>
         <w:t>Records what is publicly known about an organisation and its respondent, each fact with a source, so the interview confirms facts instead of asking for them again. Never a private or inferred fact.</w:t>
       </w:r>
     </w:p>
@@ -19029,6 +19029,7 @@
                 <w:sz w:val="19"/>
                 <w:szCs w:val="19"/>
               </w:rPr>
+              <w:lastRenderedPageBreak/>
               <w:t>Add a background field (Select a field, What was found, Add field)</w:t>
             </w:r>
           </w:p>
@@ -19135,7 +19136,6 @@
                 <w:sz w:val="19"/>
                 <w:szCs w:val="19"/>
               </w:rPr>
-              <w:lastRenderedPageBreak/>
               <w:t>Add source</w:t>
             </w:r>
           </w:p>
@@ -19640,7 +19640,7 @@
       <w:pPr>
         <w:pStyle w:val="Heading2"/>
       </w:pPr>
-      <w:bookmarkStart w:id="18" w:name="_Toc242203912"/>
+      <w:bookmarkStart w:id="18" w:name="_Toc242216381"/>
       <w:r>
         <w:t>6.4 Interview sheet (verifying a locked profile)</w:t>
       </w:r>
@@ -19963,6 +19963,7 @@
                 <w:sz w:val="19"/>
                 <w:szCs w:val="19"/>
               </w:rPr>
+              <w:lastRenderedPageBreak/>
               <w:t>Confirm / Confirm, then probe / Ask (label on each row)</w:t>
             </w:r>
           </w:p>
@@ -20173,7 +20174,6 @@
                 <w:sz w:val="19"/>
                 <w:szCs w:val="19"/>
               </w:rPr>
-              <w:lastRenderedPageBreak/>
               <w:t>What the respondent said</w:t>
             </w:r>
           </w:p>
@@ -20898,7 +20898,7 @@
       <w:pPr>
         <w:pStyle w:val="Heading2"/>
       </w:pPr>
-      <w:bookmarkStart w:id="19" w:name="_Toc242203913"/>
+      <w:bookmarkStart w:id="19" w:name="_Toc242216382"/>
       <w:r>
         <w:t>6.5 Register Organisation</w:t>
       </w:r>
@@ -21002,6 +21002,7 @@
                 <w:sz w:val="19"/>
                 <w:szCs w:val="19"/>
               </w:rPr>
+              <w:lastRenderedPageBreak/>
               <w:t>Control</w:t>
             </w:r>
           </w:p>
@@ -21327,7 +21328,6 @@
                 <w:sz w:val="19"/>
                 <w:szCs w:val="19"/>
               </w:rPr>
-              <w:lastRenderedPageBreak/>
               <w:t>Sample type (Main / Reserve) and Create sample case</w:t>
             </w:r>
           </w:p>
@@ -21622,7 +21622,7 @@
       <w:pPr>
         <w:pStyle w:val="Heading2"/>
       </w:pPr>
-      <w:bookmarkStart w:id="20" w:name="_Toc242203914"/>
+      <w:bookmarkStart w:id="20" w:name="_Toc242216383"/>
       <w:r>
         <w:t>6.6 Appointment Queue</w:t>
       </w:r>
@@ -22242,7 +22242,7 @@
       <w:pPr>
         <w:pStyle w:val="Heading2"/>
       </w:pPr>
-      <w:bookmarkStart w:id="21" w:name="_Toc242203915"/>
+      <w:bookmarkStart w:id="21" w:name="_Toc242216384"/>
       <w:r>
         <w:t>6.7 Follow-ups due</w:t>
       </w:r>
@@ -22346,6 +22346,7 @@
                 <w:sz w:val="19"/>
                 <w:szCs w:val="19"/>
               </w:rPr>
+              <w:lastRenderedPageBreak/>
               <w:t>Control</w:t>
             </w:r>
           </w:p>
@@ -22565,7 +22566,6 @@
                 <w:sz w:val="19"/>
                 <w:szCs w:val="19"/>
               </w:rPr>
-              <w:lastRenderedPageBreak/>
               <w:t>Open in WhatsApp</w:t>
             </w:r>
           </w:p>
@@ -22863,7 +22863,7 @@
       <w:pPr>
         <w:pStyle w:val="Heading2"/>
       </w:pPr>
-      <w:bookmarkStart w:id="22" w:name="_Toc242203916"/>
+      <w:bookmarkStart w:id="22" w:name="_Toc242216385"/>
       <w:r>
         <w:t>6.8 Reserve Activation</w:t>
       </w:r>
@@ -23484,7 +23484,7 @@
         <w:pStyle w:val="Heading1"/>
         <w:pageBreakBefore/>
       </w:pPr>
-      <w:bookmarkStart w:id="23" w:name="_Toc242203917"/>
+      <w:bookmarkStart w:id="23" w:name="_Toc242216386"/>
       <w:r>
         <w:lastRenderedPageBreak/>
         <w:t>7. Quality checking</w:t>
@@ -23495,7 +23495,7 @@
       <w:pPr>
         <w:pStyle w:val="Heading2"/>
       </w:pPr>
-      <w:bookmarkStart w:id="24" w:name="_Toc242203918"/>
+      <w:bookmarkStart w:id="24" w:name="_Toc242216387"/>
       <w:r>
         <w:t>7.1 QA Queue (with the KoboToolbox sync panel)</w:t>
       </w:r>
@@ -24218,7 +24218,7 @@
       <w:pPr>
         <w:pStyle w:val="Heading2"/>
       </w:pPr>
-      <w:bookmarkStart w:id="25" w:name="_Toc242203919"/>
+      <w:bookmarkStart w:id="25" w:name="_Toc242216388"/>
       <w:r>
         <w:t>7.2 QA Exceptions</w:t>
       </w:r>
@@ -25050,7 +25050,7 @@
         <w:pStyle w:val="Heading1"/>
         <w:pageBreakBefore/>
       </w:pPr>
-      <w:bookmarkStart w:id="26" w:name="_Toc242203920"/>
+      <w:bookmarkStart w:id="26" w:name="_Toc242216389"/>
       <w:r>
         <w:lastRenderedPageBreak/>
         <w:t>8. Key Informant Interviews</w:t>
@@ -25061,7 +25061,7 @@
       <w:pPr>
         <w:pStyle w:val="Heading2"/>
       </w:pPr>
-      <w:bookmarkStart w:id="27" w:name="_Toc242203921"/>
+      <w:bookmarkStart w:id="27" w:name="_Toc242216390"/>
       <w:r>
         <w:t>8.1 KII Register</w:t>
       </w:r>
@@ -25891,7 +25891,7 @@
       <w:pPr>
         <w:pStyle w:val="Heading2"/>
       </w:pPr>
-      <w:bookmarkStart w:id="28" w:name="_Toc242203922"/>
+      <w:bookmarkStart w:id="28" w:name="_Toc242216391"/>
       <w:r>
         <w:t>8.2 New KII Record</w:t>
       </w:r>
@@ -26301,7 +26301,7 @@
       <w:pPr>
         <w:pStyle w:val="Heading2"/>
       </w:pPr>
-      <w:bookmarkStart w:id="29" w:name="_Toc242203923"/>
+      <w:bookmarkStart w:id="29" w:name="_Toc242216392"/>
       <w:r>
         <w:t>8.3 KII record</w:t>
       </w:r>
@@ -27560,7 +27560,7 @@
         <w:pStyle w:val="Heading1"/>
         <w:pageBreakBefore/>
       </w:pPr>
-      <w:bookmarkStart w:id="30" w:name="_Toc242203924"/>
+      <w:bookmarkStart w:id="30" w:name="_Toc242216393"/>
       <w:r>
         <w:lastRenderedPageBreak/>
         <w:t>9. Documentary evidence</w:t>
@@ -27571,7 +27571,7 @@
       <w:pPr>
         <w:pStyle w:val="Heading2"/>
       </w:pPr>
-      <w:bookmarkStart w:id="31" w:name="_Toc242203925"/>
+      <w:bookmarkStart w:id="31" w:name="_Toc242216394"/>
       <w:r>
         <w:t>9.1 Documents (the corpus)</w:t>
       </w:r>
@@ -28191,7 +28191,7 @@
       <w:pPr>
         <w:pStyle w:val="Heading2"/>
       </w:pPr>
-      <w:bookmarkStart w:id="32" w:name="_Toc242203926"/>
+      <w:bookmarkStart w:id="32" w:name="_Toc242216395"/>
       <w:r>
         <w:t>9.2 New Documentary Evidence Record</w:t>
       </w:r>
@@ -29022,7 +29022,7 @@
       <w:pPr>
         <w:pStyle w:val="Heading2"/>
       </w:pPr>
-      <w:bookmarkStart w:id="33" w:name="_Toc242203927"/>
+      <w:bookmarkStart w:id="33" w:name="_Toc242216396"/>
       <w:r>
         <w:t>9.3 Document record</w:t>
       </w:r>
@@ -30376,7 +30376,7 @@
       <w:pPr>
         <w:pStyle w:val="Heading2"/>
       </w:pPr>
-      <w:bookmarkStart w:id="34" w:name="_Toc242203928"/>
+      <w:bookmarkStart w:id="34" w:name="_Toc242216397"/>
       <w:r>
         <w:t>9.4 Auto-fill review screen</w:t>
       </w:r>
@@ -31418,7 +31418,7 @@
         <w:pStyle w:val="Heading1"/>
         <w:pageBreakBefore/>
       </w:pPr>
-      <w:bookmarkStart w:id="35" w:name="_Toc242203929"/>
+      <w:bookmarkStart w:id="35" w:name="_Toc242216398"/>
       <w:r>
         <w:lastRenderedPageBreak/>
         <w:t>10. Completed forms and exports</w:t>
@@ -31429,7 +31429,7 @@
       <w:pPr>
         <w:pStyle w:val="Heading2"/>
       </w:pPr>
-      <w:bookmarkStart w:id="36" w:name="_Toc242203930"/>
+      <w:bookmarkStart w:id="36" w:name="_Toc242216399"/>
       <w:r>
         <w:t>10.1 Completed forms (Form PDFs)</w:t>
       </w:r>
@@ -32695,7 +32695,7 @@
         <w:pStyle w:val="Heading1"/>
         <w:pageBreakBefore/>
       </w:pPr>
-      <w:bookmarkStart w:id="37" w:name="_Toc242203931"/>
+      <w:bookmarkStart w:id="37" w:name="_Toc242216400"/>
       <w:r>
         <w:lastRenderedPageBreak/>
         <w:t>11. Study administration</w:t>
@@ -32706,7 +32706,7 @@
       <w:pPr>
         <w:pStyle w:val="Heading2"/>
       </w:pPr>
-      <w:bookmarkStart w:id="38" w:name="_Toc242203932"/>
+      <w:bookmarkStart w:id="38" w:name="_Toc242216401"/>
       <w:r>
         <w:t>11.1 Cost Dashboard</w:t>
       </w:r>
@@ -33116,7 +33116,7 @@
       <w:pPr>
         <w:pStyle w:val="Heading2"/>
       </w:pPr>
-      <w:bookmarkStart w:id="39" w:name="_Toc242203933"/>
+      <w:bookmarkStart w:id="39" w:name="_Toc242216402"/>
       <w:r>
         <w:t>11.2 Audit Log</w:t>
       </w:r>
@@ -33526,7 +33526,7 @@
       <w:pPr>
         <w:pStyle w:val="Heading2"/>
       </w:pPr>
-      <w:bookmarkStart w:id="40" w:name="_Toc242203934"/>
+      <w:bookmarkStart w:id="40" w:name="_Toc242216403"/>
       <w:r>
         <w:t>11.3 Research Clearance</w:t>
       </w:r>
@@ -34357,7 +34357,7 @@
       <w:pPr>
         <w:pStyle w:val="Heading2"/>
       </w:pPr>
-      <w:bookmarkStart w:id="41" w:name="_Toc242203935"/>
+      <w:bookmarkStart w:id="41" w:name="_Toc242216404"/>
       <w:r>
         <w:t>11.4 Export</w:t>
       </w:r>
@@ -35125,7 +35125,7 @@
         <w:sz w:val="16"/>
         <w:szCs w:val="16"/>
       </w:rPr>
-      <w:t>Version 1.27 · 6 October 2026</w:t>
+      <w:t>Version 1.28 · 6 October 2026</w:t>
     </w:r>
     <w:r>
       <w:rPr>
@@ -35298,10 +35298,10 @@
 <file path=word/numbering.xml><?xml version="1.0" encoding="utf-8"?>
 <w:numbering xmlns:wpc="http://schemas.microsoft.com/office/word/2010/wordprocessingCanvas" xmlns:cx="http://schemas.microsoft.com/office/drawing/2014/chartex" xmlns:cx1="http://schemas.microsoft.com/office/drawing/2015/9/8/chartex" xmlns:cx2="http://schemas.microsoft.com/office/drawing/2015/10/21/chartex" xmlns:cx3="http://schemas.microsoft.com/office/drawing/2016/5/9/chartex" xmlns:cx4="http://schemas.microsoft.com/office/drawing/2016/5/10/chartex" xmlns:cx5="http://schemas.microsoft.com/office/drawing/2016/5/11/chartex" xmlns:cx6="http://schemas.microsoft.com/office/drawing/2016/5/12/chartex" xmlns:cx7="http://schemas.microsoft.com/office/drawing/2016/5/13/chartex" xmlns:cx8="http://schemas.microsoft.com/office/drawing/2016/5/14/chartex" xmlns:mc="http://schemas.openxmlformats.org/markup-compatibility/2006" xmlns:aink="http://schemas.microsoft.com/office/drawing/2016/ink" xmlns:am3d="http://schemas.microsoft.com/office/drawing/2017/model3d" xmlns:o="urn:schemas-microsoft-com:office:office" xmlns:oel="http://schemas.microsoft.com/office/2019/extlst" xmlns:r="http://schemas.openxmlformats.org/officeDocument/2006/relationships" xmlns:m="http://schemas.openxmlformats.org/officeDocument/2006/math" xmlns:v="urn:schemas-microsoft-com:vml" xmlns:wp14="http://schemas.microsoft.com/office/word/2010/wordprocessingDrawing" xmlns:wp="http://schemas.openxmlformats.org/drawingml/2006/wordprocessingDrawing" xmlns:w10="urn:schemas-microsoft-com:office:word" xmlns:w="http://schemas.openxmlformats.org/wordprocessingml/2006/main" xmlns:w14="http://schemas.microsoft.com/office/word/2010/wordml" xmlns:w15="http://schemas.microsoft.com/office/word/2012/wordml" xmlns:w16cex="http://schemas.microsoft.com/office/word/2018/wordml/cex" xmlns:w16cid="http://schemas.microsoft.com/office/word/2016/wordml/cid" xmlns:w16="http://schemas.microsoft.com/office/word/2018/wordml" xmlns:w16sdtdh="http://schemas.microsoft.com/office/word/2020/wordml/sdtdatahash" xmlns:w16se="http://schemas.microsoft.com/office/word/2015/wordml/symex" xmlns:wpg="http://schemas.microsoft.com/office/word/2010/wordprocessingGroup" xmlns:wpi="http://schemas.microsoft.com/office/word/2010/wordprocessingInk" xmlns:wne="http://schemas.microsoft.com/office/word/2006/wordml" xmlns:wps="http://schemas.microsoft.com/office/word/2010/wordprocessingShape" mc:Ignorable="w14 w15 w16se w16cid w16 w16cex w16sdtdh wp14">
   <w:abstractNum w:abstractNumId="0" w15:restartNumberingAfterBreak="0">
-    <w:nsid w:val="1AE456D4"/>
+    <w:nsid w:val="34E907D3"/>
     <w:multiLevelType w:val="hybridMultilevel"/>
-    <w:tmpl w:val="88AE20EE"/>
-    <w:lvl w:ilvl="0" w:tplc="AABEAA30">
+    <w:tmpl w:val="98347698"/>
+    <w:lvl w:ilvl="0" w:tplc="49F0DAAA">
       <w:start w:val="1"/>
       <w:numFmt w:val="bullet"/>
       <w:lvlText w:val="•"/>
@@ -35310,7 +35310,7 @@
         <w:ind w:left="460" w:hanging="280"/>
       </w:pPr>
     </w:lvl>
-    <w:lvl w:ilvl="1" w:tplc="841811EA">
+    <w:lvl w:ilvl="1" w:tplc="486A8C52">
       <w:start w:val="1"/>
       <w:numFmt w:val="bullet"/>
       <w:lvlText w:val="–"/>
@@ -35319,47 +35319,47 @@
         <w:ind w:left="900" w:hanging="280"/>
       </w:pPr>
     </w:lvl>
-    <w:lvl w:ilvl="2" w:tplc="799E42EE">
+    <w:lvl w:ilvl="2" w:tplc="D07257D0">
       <w:numFmt w:val="decimal"/>
       <w:lvlText w:val=""/>
       <w:lvlJc w:val="left"/>
     </w:lvl>
-    <w:lvl w:ilvl="3" w:tplc="F8A0AE0C">
+    <w:lvl w:ilvl="3" w:tplc="2834D960">
       <w:numFmt w:val="decimal"/>
       <w:lvlText w:val=""/>
       <w:lvlJc w:val="left"/>
     </w:lvl>
-    <w:lvl w:ilvl="4" w:tplc="A71A4170">
+    <w:lvl w:ilvl="4" w:tplc="DDCC642E">
       <w:numFmt w:val="decimal"/>
       <w:lvlText w:val=""/>
       <w:lvlJc w:val="left"/>
     </w:lvl>
-    <w:lvl w:ilvl="5" w:tplc="D95C437C">
+    <w:lvl w:ilvl="5" w:tplc="B7B8AF8E">
       <w:numFmt w:val="decimal"/>
       <w:lvlText w:val=""/>
       <w:lvlJc w:val="left"/>
     </w:lvl>
-    <w:lvl w:ilvl="6" w:tplc="5F56D9B4">
+    <w:lvl w:ilvl="6" w:tplc="6D0865D0">
       <w:numFmt w:val="decimal"/>
       <w:lvlText w:val=""/>
       <w:lvlJc w:val="left"/>
     </w:lvl>
-    <w:lvl w:ilvl="7" w:tplc="6366CD46">
+    <w:lvl w:ilvl="7" w:tplc="541AE68C">
       <w:numFmt w:val="decimal"/>
       <w:lvlText w:val=""/>
       <w:lvlJc w:val="left"/>
     </w:lvl>
-    <w:lvl w:ilvl="8" w:tplc="7A30E320">
+    <w:lvl w:ilvl="8" w:tplc="3814E6F2">
       <w:numFmt w:val="decimal"/>
       <w:lvlText w:val=""/>
       <w:lvlJc w:val="left"/>
     </w:lvl>
   </w:abstractNum>
   <w:abstractNum w:abstractNumId="1" w15:restartNumberingAfterBreak="0">
-    <w:nsid w:val="78FC25EA"/>
+    <w:nsid w:val="7F8F6628"/>
     <w:multiLevelType w:val="hybridMultilevel"/>
-    <w:tmpl w:val="534262E8"/>
-    <w:lvl w:ilvl="0" w:tplc="E8AEF3A4">
+    <w:tmpl w:val="B8F870F6"/>
+    <w:lvl w:ilvl="0" w:tplc="1E16BDCE">
       <w:start w:val="1"/>
       <w:numFmt w:val="bullet"/>
       <w:lvlText w:val="●"/>
@@ -35368,7 +35368,7 @@
         <w:ind w:left="720" w:hanging="360"/>
       </w:pPr>
     </w:lvl>
-    <w:lvl w:ilvl="1" w:tplc="69C65BEC">
+    <w:lvl w:ilvl="1" w:tplc="39D61452">
       <w:start w:val="1"/>
       <w:numFmt w:val="bullet"/>
       <w:lvlText w:val="○"/>
@@ -35377,7 +35377,7 @@
         <w:ind w:left="1440" w:hanging="360"/>
       </w:pPr>
     </w:lvl>
-    <w:lvl w:ilvl="2" w:tplc="C59227F8">
+    <w:lvl w:ilvl="2" w:tplc="1286EFDC">
       <w:start w:val="1"/>
       <w:numFmt w:val="bullet"/>
       <w:lvlText w:val="■"/>
@@ -35386,7 +35386,7 @@
         <w:ind w:left="2160" w:hanging="360"/>
       </w:pPr>
     </w:lvl>
-    <w:lvl w:ilvl="3" w:tplc="DE96B69A">
+    <w:lvl w:ilvl="3" w:tplc="563CD36A">
       <w:start w:val="1"/>
       <w:numFmt w:val="bullet"/>
       <w:lvlText w:val="●"/>
@@ -35395,7 +35395,7 @@
         <w:ind w:left="2880" w:hanging="360"/>
       </w:pPr>
     </w:lvl>
-    <w:lvl w:ilvl="4" w:tplc="B8E821FE">
+    <w:lvl w:ilvl="4" w:tplc="0B72736E">
       <w:start w:val="1"/>
       <w:numFmt w:val="bullet"/>
       <w:lvlText w:val="○"/>
@@ -35404,7 +35404,7 @@
         <w:ind w:left="3600" w:hanging="360"/>
       </w:pPr>
     </w:lvl>
-    <w:lvl w:ilvl="5" w:tplc="582016C8">
+    <w:lvl w:ilvl="5" w:tplc="A5A0605A">
       <w:start w:val="1"/>
       <w:numFmt w:val="bullet"/>
       <w:lvlText w:val="■"/>
@@ -35413,7 +35413,7 @@
         <w:ind w:left="4320" w:hanging="360"/>
       </w:pPr>
     </w:lvl>
-    <w:lvl w:ilvl="6" w:tplc="76D666A6">
+    <w:lvl w:ilvl="6" w:tplc="DEC616D6">
       <w:start w:val="1"/>
       <w:numFmt w:val="bullet"/>
       <w:lvlText w:val="●"/>
@@ -35422,7 +35422,7 @@
         <w:ind w:left="5040" w:hanging="360"/>
       </w:pPr>
     </w:lvl>
-    <w:lvl w:ilvl="7" w:tplc="85A2147E">
+    <w:lvl w:ilvl="7" w:tplc="7D2682D0">
       <w:start w:val="1"/>
       <w:numFmt w:val="bullet"/>
       <w:lvlText w:val="●"/>
@@ -35431,7 +35431,7 @@
         <w:ind w:left="5760" w:hanging="360"/>
       </w:pPr>
     </w:lvl>
-    <w:lvl w:ilvl="8" w:tplc="968261BE">
+    <w:lvl w:ilvl="8" w:tplc="088C3624">
       <w:start w:val="1"/>
       <w:numFmt w:val="bullet"/>
       <w:lvlText w:val="●"/>
@@ -35441,13 +35441,13 @@
       </w:pPr>
     </w:lvl>
   </w:abstractNum>
-  <w:num w:numId="1" w16cid:durableId="1026638656">
+  <w:num w:numId="1" w16cid:durableId="623582300">
     <w:abstractNumId w:val="1"/>
     <w:lvlOverride w:ilvl="0">
       <w:startOverride w:val="1"/>
     </w:lvlOverride>
   </w:num>
-  <w:num w:numId="2" w16cid:durableId="540097632">
+  <w:num w:numId="2" w16cid:durableId="1895264619">
     <w:abstractNumId w:val="0"/>
     <w:lvlOverride w:ilvl="0">
       <w:startOverride w:val="1"/>
@@ -36073,7 +36073,7 @@
     <w:autoRedefine/>
     <w:uiPriority w:val="39"/>
     <w:unhideWhenUsed/>
-    <w:rsid w:val="008A56B6"/>
+    <w:rsid w:val="005D36BD"/>
     <w:pPr>
       <w:spacing w:after="100"/>
     </w:pPr>
@@ -36085,7 +36085,7 @@
     <w:autoRedefine/>
     <w:uiPriority w:val="39"/>
     <w:unhideWhenUsed/>
-    <w:rsid w:val="008A56B6"/>
+    <w:rsid w:val="005D36BD"/>
     <w:pPr>
       <w:spacing w:after="100"/>
       <w:ind w:left="210"/>

--- a/docs/manuals/ABF-FST_Screen_and_Button_Reference.docx
+++ b/docs/manuals/ABF-FST_Screen_and_Button_Reference.docx
@@ -469,7 +469,7 @@
                 <w:sz w:val="19"/>
                 <w:szCs w:val="19"/>
               </w:rPr>
-              <w:t>Version 1.28 · 6 October 2026</w:t>
+              <w:t>Version 1.29 · 7 October 2026</w:t>
             </w:r>
           </w:p>
         </w:tc>
@@ -538,7 +538,7 @@
     <w:sdt>
       <w:sdtPr>
         <w:alias w:val="Contents"/>
-        <w:id w:val="-536276340"/>
+        <w:id w:val="-1949997312"/>
       </w:sdtPr>
       <w:sdtEndPr/>
       <w:sdtContent>
@@ -567,7 +567,7 @@
           <w:r>
             <w:fldChar w:fldCharType="separate"/>
           </w:r>
-          <w:hyperlink w:anchor="_Toc242216363" w:history="1">
+          <w:hyperlink w:anchor="_Toc242272954" w:history="1">
             <w:r>
               <w:rPr>
                 <w:rStyle w:val="Hyperlink"/>
@@ -591,7 +591,7 @@
               <w:rPr>
                 <w:noProof/>
               </w:rPr>
-              <w:instrText xml:space="preserve"> PAGEREF _Toc242216363 \h </w:instrText>
+              <w:instrText xml:space="preserve"> PAGEREF _Toc242272954 \h </w:instrText>
             </w:r>
             <w:r>
               <w:rPr>
@@ -634,7 +634,7 @@
               <w14:ligatures w14:val="standardContextual"/>
             </w:rPr>
           </w:pPr>
-          <w:hyperlink w:anchor="_Toc242216364" w:history="1">
+          <w:hyperlink w:anchor="_Toc242272955" w:history="1">
             <w:r>
               <w:rPr>
                 <w:rStyle w:val="Hyperlink"/>
@@ -658,7 +658,7 @@
               <w:rPr>
                 <w:noProof/>
               </w:rPr>
-              <w:instrText xml:space="preserve"> PAGEREF _Toc242216364 \h </w:instrText>
+              <w:instrText xml:space="preserve"> PAGEREF _Toc242272955 \h </w:instrText>
             </w:r>
             <w:r>
               <w:rPr>
@@ -701,7 +701,7 @@
               <w14:ligatures w14:val="standardContextual"/>
             </w:rPr>
           </w:pPr>
-          <w:hyperlink w:anchor="_Toc242216365" w:history="1">
+          <w:hyperlink w:anchor="_Toc242272956" w:history="1">
             <w:r>
               <w:rPr>
                 <w:rStyle w:val="Hyperlink"/>
@@ -725,7 +725,7 @@
               <w:rPr>
                 <w:noProof/>
               </w:rPr>
-              <w:instrText xml:space="preserve"> PAGEREF _Toc242216365 \h </w:instrText>
+              <w:instrText xml:space="preserve"> PAGEREF _Toc242272956 \h </w:instrText>
             </w:r>
             <w:r>
               <w:rPr>
@@ -768,7 +768,7 @@
               <w14:ligatures w14:val="standardContextual"/>
             </w:rPr>
           </w:pPr>
-          <w:hyperlink w:anchor="_Toc242216366" w:history="1">
+          <w:hyperlink w:anchor="_Toc242272957" w:history="1">
             <w:r>
               <w:rPr>
                 <w:rStyle w:val="Hyperlink"/>
@@ -792,7 +792,7 @@
               <w:rPr>
                 <w:noProof/>
               </w:rPr>
-              <w:instrText xml:space="preserve"> PAGEREF _Toc242216366 \h </w:instrText>
+              <w:instrText xml:space="preserve"> PAGEREF _Toc242272957 \h </w:instrText>
             </w:r>
             <w:r>
               <w:rPr>
@@ -835,7 +835,7 @@
               <w14:ligatures w14:val="standardContextual"/>
             </w:rPr>
           </w:pPr>
-          <w:hyperlink w:anchor="_Toc242216367" w:history="1">
+          <w:hyperlink w:anchor="_Toc242272958" w:history="1">
             <w:r>
               <w:rPr>
                 <w:rStyle w:val="Hyperlink"/>
@@ -859,7 +859,7 @@
               <w:rPr>
                 <w:noProof/>
               </w:rPr>
-              <w:instrText xml:space="preserve"> PAGEREF _Toc242216367 \h </w:instrText>
+              <w:instrText xml:space="preserve"> PAGEREF _Toc242272958 \h </w:instrText>
             </w:r>
             <w:r>
               <w:rPr>
@@ -902,7 +902,7 @@
               <w14:ligatures w14:val="standardContextual"/>
             </w:rPr>
           </w:pPr>
-          <w:hyperlink w:anchor="_Toc242216368" w:history="1">
+          <w:hyperlink w:anchor="_Toc242272959" w:history="1">
             <w:r>
               <w:rPr>
                 <w:rStyle w:val="Hyperlink"/>
@@ -926,7 +926,7 @@
               <w:rPr>
                 <w:noProof/>
               </w:rPr>
-              <w:instrText xml:space="preserve"> PAGEREF _Toc242216368 \h </w:instrText>
+              <w:instrText xml:space="preserve"> PAGEREF _Toc242272959 \h </w:instrText>
             </w:r>
             <w:r>
               <w:rPr>
@@ -969,7 +969,7 @@
               <w14:ligatures w14:val="standardContextual"/>
             </w:rPr>
           </w:pPr>
-          <w:hyperlink w:anchor="_Toc242216369" w:history="1">
+          <w:hyperlink w:anchor="_Toc242272960" w:history="1">
             <w:r>
               <w:rPr>
                 <w:rStyle w:val="Hyperlink"/>
@@ -993,7 +993,7 @@
               <w:rPr>
                 <w:noProof/>
               </w:rPr>
-              <w:instrText xml:space="preserve"> PAGEREF _Toc242216369 \h </w:instrText>
+              <w:instrText xml:space="preserve"> PAGEREF _Toc242272960 \h </w:instrText>
             </w:r>
             <w:r>
               <w:rPr>
@@ -1036,7 +1036,7 @@
               <w14:ligatures w14:val="standardContextual"/>
             </w:rPr>
           </w:pPr>
-          <w:hyperlink w:anchor="_Toc242216370" w:history="1">
+          <w:hyperlink w:anchor="_Toc242272961" w:history="1">
             <w:r>
               <w:rPr>
                 <w:rStyle w:val="Hyperlink"/>
@@ -1060,7 +1060,7 @@
               <w:rPr>
                 <w:noProof/>
               </w:rPr>
-              <w:instrText xml:space="preserve"> PAGEREF _Toc242216370 \h </w:instrText>
+              <w:instrText xml:space="preserve"> PAGEREF _Toc242272961 \h </w:instrText>
             </w:r>
             <w:r>
               <w:rPr>
@@ -1103,7 +1103,7 @@
               <w14:ligatures w14:val="standardContextual"/>
             </w:rPr>
           </w:pPr>
-          <w:hyperlink w:anchor="_Toc242216371" w:history="1">
+          <w:hyperlink w:anchor="_Toc242272962" w:history="1">
             <w:r>
               <w:rPr>
                 <w:rStyle w:val="Hyperlink"/>
@@ -1127,7 +1127,7 @@
               <w:rPr>
                 <w:noProof/>
               </w:rPr>
-              <w:instrText xml:space="preserve"> PAGEREF _Toc242216371 \h </w:instrText>
+              <w:instrText xml:space="preserve"> PAGEREF _Toc242272962 \h </w:instrText>
             </w:r>
             <w:r>
               <w:rPr>
@@ -1170,7 +1170,7 @@
               <w14:ligatures w14:val="standardContextual"/>
             </w:rPr>
           </w:pPr>
-          <w:hyperlink w:anchor="_Toc242216372" w:history="1">
+          <w:hyperlink w:anchor="_Toc242272963" w:history="1">
             <w:r>
               <w:rPr>
                 <w:rStyle w:val="Hyperlink"/>
@@ -1194,7 +1194,7 @@
               <w:rPr>
                 <w:noProof/>
               </w:rPr>
-              <w:instrText xml:space="preserve"> PAGEREF _Toc242216372 \h </w:instrText>
+              <w:instrText xml:space="preserve"> PAGEREF _Toc242272963 \h </w:instrText>
             </w:r>
             <w:r>
               <w:rPr>
@@ -1237,7 +1237,7 @@
               <w14:ligatures w14:val="standardContextual"/>
             </w:rPr>
           </w:pPr>
-          <w:hyperlink w:anchor="_Toc242216373" w:history="1">
+          <w:hyperlink w:anchor="_Toc242272964" w:history="1">
             <w:r>
               <w:rPr>
                 <w:rStyle w:val="Hyperlink"/>
@@ -1261,7 +1261,7 @@
               <w:rPr>
                 <w:noProof/>
               </w:rPr>
-              <w:instrText xml:space="preserve"> PAGEREF _Toc242216373 \h </w:instrText>
+              <w:instrText xml:space="preserve"> PAGEREF _Toc242272964 \h </w:instrText>
             </w:r>
             <w:r>
               <w:rPr>
@@ -1304,7 +1304,7 @@
               <w14:ligatures w14:val="standardContextual"/>
             </w:rPr>
           </w:pPr>
-          <w:hyperlink w:anchor="_Toc242216374" w:history="1">
+          <w:hyperlink w:anchor="_Toc242272965" w:history="1">
             <w:r>
               <w:rPr>
                 <w:rStyle w:val="Hyperlink"/>
@@ -1328,7 +1328,7 @@
               <w:rPr>
                 <w:noProof/>
               </w:rPr>
-              <w:instrText xml:space="preserve"> PAGEREF _Toc242216374 \h </w:instrText>
+              <w:instrText xml:space="preserve"> PAGEREF _Toc242272965 \h </w:instrText>
             </w:r>
             <w:r>
               <w:rPr>
@@ -1371,7 +1371,7 @@
               <w14:ligatures w14:val="standardContextual"/>
             </w:rPr>
           </w:pPr>
-          <w:hyperlink w:anchor="_Toc242216375" w:history="1">
+          <w:hyperlink w:anchor="_Toc242272966" w:history="1">
             <w:r>
               <w:rPr>
                 <w:rStyle w:val="Hyperlink"/>
@@ -1395,7 +1395,7 @@
               <w:rPr>
                 <w:noProof/>
               </w:rPr>
-              <w:instrText xml:space="preserve"> PAGEREF _Toc242216375 \h </w:instrText>
+              <w:instrText xml:space="preserve"> PAGEREF _Toc242272966 \h </w:instrText>
             </w:r>
             <w:r>
               <w:rPr>
@@ -1438,7 +1438,7 @@
               <w14:ligatures w14:val="standardContextual"/>
             </w:rPr>
           </w:pPr>
-          <w:hyperlink w:anchor="_Toc242216376" w:history="1">
+          <w:hyperlink w:anchor="_Toc242272967" w:history="1">
             <w:r>
               <w:rPr>
                 <w:rStyle w:val="Hyperlink"/>
@@ -1462,7 +1462,7 @@
               <w:rPr>
                 <w:noProof/>
               </w:rPr>
-              <w:instrText xml:space="preserve"> PAGEREF _Toc242216376 \h </w:instrText>
+              <w:instrText xml:space="preserve"> PAGEREF _Toc242272967 \h </w:instrText>
             </w:r>
             <w:r>
               <w:rPr>
@@ -1505,7 +1505,7 @@
               <w14:ligatures w14:val="standardContextual"/>
             </w:rPr>
           </w:pPr>
-          <w:hyperlink w:anchor="_Toc242216377" w:history="1">
+          <w:hyperlink w:anchor="_Toc242272968" w:history="1">
             <w:r>
               <w:rPr>
                 <w:rStyle w:val="Hyperlink"/>
@@ -1529,7 +1529,7 @@
               <w:rPr>
                 <w:noProof/>
               </w:rPr>
-              <w:instrText xml:space="preserve"> PAGEREF _Toc242216377 \h </w:instrText>
+              <w:instrText xml:space="preserve"> PAGEREF _Toc242272968 \h </w:instrText>
             </w:r>
             <w:r>
               <w:rPr>
@@ -1572,7 +1572,7 @@
               <w14:ligatures w14:val="standardContextual"/>
             </w:rPr>
           </w:pPr>
-          <w:hyperlink w:anchor="_Toc242216378" w:history="1">
+          <w:hyperlink w:anchor="_Toc242272969" w:history="1">
             <w:r>
               <w:rPr>
                 <w:rStyle w:val="Hyperlink"/>
@@ -1596,7 +1596,7 @@
               <w:rPr>
                 <w:noProof/>
               </w:rPr>
-              <w:instrText xml:space="preserve"> PAGEREF _Toc242216378 \h </w:instrText>
+              <w:instrText xml:space="preserve"> PAGEREF _Toc242272969 \h </w:instrText>
             </w:r>
             <w:r>
               <w:rPr>
@@ -1639,7 +1639,7 @@
               <w14:ligatures w14:val="standardContextual"/>
             </w:rPr>
           </w:pPr>
-          <w:hyperlink w:anchor="_Toc242216379" w:history="1">
+          <w:hyperlink w:anchor="_Toc242272970" w:history="1">
             <w:r>
               <w:rPr>
                 <w:rStyle w:val="Hyperlink"/>
@@ -1663,7 +1663,7 @@
               <w:rPr>
                 <w:noProof/>
               </w:rPr>
-              <w:instrText xml:space="preserve"> PAGEREF _Toc242216379 \h </w:instrText>
+              <w:instrText xml:space="preserve"> PAGEREF _Toc242272970 \h </w:instrText>
             </w:r>
             <w:r>
               <w:rPr>
@@ -1706,7 +1706,7 @@
               <w14:ligatures w14:val="standardContextual"/>
             </w:rPr>
           </w:pPr>
-          <w:hyperlink w:anchor="_Toc242216380" w:history="1">
+          <w:hyperlink w:anchor="_Toc242272971" w:history="1">
             <w:r>
               <w:rPr>
                 <w:rStyle w:val="Hyperlink"/>
@@ -1730,7 +1730,7 @@
               <w:rPr>
                 <w:noProof/>
               </w:rPr>
-              <w:instrText xml:space="preserve"> PAGEREF _Toc242216380 \h </w:instrText>
+              <w:instrText xml:space="preserve"> PAGEREF _Toc242272971 \h </w:instrText>
             </w:r>
             <w:r>
               <w:rPr>
@@ -1773,7 +1773,7 @@
               <w14:ligatures w14:val="standardContextual"/>
             </w:rPr>
           </w:pPr>
-          <w:hyperlink w:anchor="_Toc242216381" w:history="1">
+          <w:hyperlink w:anchor="_Toc242272972" w:history="1">
             <w:r>
               <w:rPr>
                 <w:rStyle w:val="Hyperlink"/>
@@ -1797,7 +1797,7 @@
               <w:rPr>
                 <w:noProof/>
               </w:rPr>
-              <w:instrText xml:space="preserve"> PAGEREF _Toc242216381 \h </w:instrText>
+              <w:instrText xml:space="preserve"> PAGEREF _Toc242272972 \h </w:instrText>
             </w:r>
             <w:r>
               <w:rPr>
@@ -1840,7 +1840,7 @@
               <w14:ligatures w14:val="standardContextual"/>
             </w:rPr>
           </w:pPr>
-          <w:hyperlink w:anchor="_Toc242216382" w:history="1">
+          <w:hyperlink w:anchor="_Toc242272973" w:history="1">
             <w:r>
               <w:rPr>
                 <w:rStyle w:val="Hyperlink"/>
@@ -1864,7 +1864,7 @@
               <w:rPr>
                 <w:noProof/>
               </w:rPr>
-              <w:instrText xml:space="preserve"> PAGEREF _Toc242216382 \h </w:instrText>
+              <w:instrText xml:space="preserve"> PAGEREF _Toc242272973 \h </w:instrText>
             </w:r>
             <w:r>
               <w:rPr>
@@ -1907,7 +1907,7 @@
               <w14:ligatures w14:val="standardContextual"/>
             </w:rPr>
           </w:pPr>
-          <w:hyperlink w:anchor="_Toc242216383" w:history="1">
+          <w:hyperlink w:anchor="_Toc242272974" w:history="1">
             <w:r>
               <w:rPr>
                 <w:rStyle w:val="Hyperlink"/>
@@ -1931,7 +1931,7 @@
               <w:rPr>
                 <w:noProof/>
               </w:rPr>
-              <w:instrText xml:space="preserve"> PAGEREF _Toc242216383 \h </w:instrText>
+              <w:instrText xml:space="preserve"> PAGEREF _Toc242272974 \h </w:instrText>
             </w:r>
             <w:r>
               <w:rPr>
@@ -1974,7 +1974,7 @@
               <w14:ligatures w14:val="standardContextual"/>
             </w:rPr>
           </w:pPr>
-          <w:hyperlink w:anchor="_Toc242216384" w:history="1">
+          <w:hyperlink w:anchor="_Toc242272975" w:history="1">
             <w:r>
               <w:rPr>
                 <w:rStyle w:val="Hyperlink"/>
@@ -1998,7 +1998,7 @@
               <w:rPr>
                 <w:noProof/>
               </w:rPr>
-              <w:instrText xml:space="preserve"> PAGEREF _Toc242216384 \h </w:instrText>
+              <w:instrText xml:space="preserve"> PAGEREF _Toc242272975 \h </w:instrText>
             </w:r>
             <w:r>
               <w:rPr>
@@ -2041,7 +2041,7 @@
               <w14:ligatures w14:val="standardContextual"/>
             </w:rPr>
           </w:pPr>
-          <w:hyperlink w:anchor="_Toc242216385" w:history="1">
+          <w:hyperlink w:anchor="_Toc242272976" w:history="1">
             <w:r>
               <w:rPr>
                 <w:rStyle w:val="Hyperlink"/>
@@ -2065,7 +2065,7 @@
               <w:rPr>
                 <w:noProof/>
               </w:rPr>
-              <w:instrText xml:space="preserve"> PAGEREF _Toc242216385 \h </w:instrText>
+              <w:instrText xml:space="preserve"> PAGEREF _Toc242272976 \h </w:instrText>
             </w:r>
             <w:r>
               <w:rPr>
@@ -2108,7 +2108,7 @@
               <w14:ligatures w14:val="standardContextual"/>
             </w:rPr>
           </w:pPr>
-          <w:hyperlink w:anchor="_Toc242216386" w:history="1">
+          <w:hyperlink w:anchor="_Toc242272977" w:history="1">
             <w:r>
               <w:rPr>
                 <w:rStyle w:val="Hyperlink"/>
@@ -2132,7 +2132,7 @@
               <w:rPr>
                 <w:noProof/>
               </w:rPr>
-              <w:instrText xml:space="preserve"> PAGEREF _Toc242216386 \h </w:instrText>
+              <w:instrText xml:space="preserve"> PAGEREF _Toc242272977 \h </w:instrText>
             </w:r>
             <w:r>
               <w:rPr>
@@ -2175,7 +2175,7 @@
               <w14:ligatures w14:val="standardContextual"/>
             </w:rPr>
           </w:pPr>
-          <w:hyperlink w:anchor="_Toc242216387" w:history="1">
+          <w:hyperlink w:anchor="_Toc242272978" w:history="1">
             <w:r>
               <w:rPr>
                 <w:rStyle w:val="Hyperlink"/>
@@ -2199,7 +2199,7 @@
               <w:rPr>
                 <w:noProof/>
               </w:rPr>
-              <w:instrText xml:space="preserve"> PAGEREF _Toc242216387 \h </w:instrText>
+              <w:instrText xml:space="preserve"> PAGEREF _Toc242272978 \h </w:instrText>
             </w:r>
             <w:r>
               <w:rPr>
@@ -2242,7 +2242,7 @@
               <w14:ligatures w14:val="standardContextual"/>
             </w:rPr>
           </w:pPr>
-          <w:hyperlink w:anchor="_Toc242216388" w:history="1">
+          <w:hyperlink w:anchor="_Toc242272979" w:history="1">
             <w:r>
               <w:rPr>
                 <w:rStyle w:val="Hyperlink"/>
@@ -2266,7 +2266,7 @@
               <w:rPr>
                 <w:noProof/>
               </w:rPr>
-              <w:instrText xml:space="preserve"> PAGEREF _Toc242216388 \h </w:instrText>
+              <w:instrText xml:space="preserve"> PAGEREF _Toc242272979 \h </w:instrText>
             </w:r>
             <w:r>
               <w:rPr>
@@ -2309,7 +2309,7 @@
               <w14:ligatures w14:val="standardContextual"/>
             </w:rPr>
           </w:pPr>
-          <w:hyperlink w:anchor="_Toc242216389" w:history="1">
+          <w:hyperlink w:anchor="_Toc242272980" w:history="1">
             <w:r>
               <w:rPr>
                 <w:rStyle w:val="Hyperlink"/>
@@ -2333,7 +2333,7 @@
               <w:rPr>
                 <w:noProof/>
               </w:rPr>
-              <w:instrText xml:space="preserve"> PAGEREF _Toc242216389 \h </w:instrText>
+              <w:instrText xml:space="preserve"> PAGEREF _Toc242272980 \h </w:instrText>
             </w:r>
             <w:r>
               <w:rPr>
@@ -2376,7 +2376,7 @@
               <w14:ligatures w14:val="standardContextual"/>
             </w:rPr>
           </w:pPr>
-          <w:hyperlink w:anchor="_Toc242216390" w:history="1">
+          <w:hyperlink w:anchor="_Toc242272981" w:history="1">
             <w:r>
               <w:rPr>
                 <w:rStyle w:val="Hyperlink"/>
@@ -2400,7 +2400,7 @@
               <w:rPr>
                 <w:noProof/>
               </w:rPr>
-              <w:instrText xml:space="preserve"> PAGEREF _Toc242216390 \h </w:instrText>
+              <w:instrText xml:space="preserve"> PAGEREF _Toc242272981 \h </w:instrText>
             </w:r>
             <w:r>
               <w:rPr>
@@ -2443,7 +2443,7 @@
               <w14:ligatures w14:val="standardContextual"/>
             </w:rPr>
           </w:pPr>
-          <w:hyperlink w:anchor="_Toc242216391" w:history="1">
+          <w:hyperlink w:anchor="_Toc242272982" w:history="1">
             <w:r>
               <w:rPr>
                 <w:rStyle w:val="Hyperlink"/>
@@ -2467,7 +2467,7 @@
               <w:rPr>
                 <w:noProof/>
               </w:rPr>
-              <w:instrText xml:space="preserve"> PAGEREF _Toc242216391 \h </w:instrText>
+              <w:instrText xml:space="preserve"> PAGEREF _Toc242272982 \h </w:instrText>
             </w:r>
             <w:r>
               <w:rPr>
@@ -2510,7 +2510,7 @@
               <w14:ligatures w14:val="standardContextual"/>
             </w:rPr>
           </w:pPr>
-          <w:hyperlink w:anchor="_Toc242216392" w:history="1">
+          <w:hyperlink w:anchor="_Toc242272983" w:history="1">
             <w:r>
               <w:rPr>
                 <w:rStyle w:val="Hyperlink"/>
@@ -2534,7 +2534,7 @@
               <w:rPr>
                 <w:noProof/>
               </w:rPr>
-              <w:instrText xml:space="preserve"> PAGEREF _Toc242216392 \h </w:instrText>
+              <w:instrText xml:space="preserve"> PAGEREF _Toc242272983 \h </w:instrText>
             </w:r>
             <w:r>
               <w:rPr>
@@ -2577,7 +2577,7 @@
               <w14:ligatures w14:val="standardContextual"/>
             </w:rPr>
           </w:pPr>
-          <w:hyperlink w:anchor="_Toc242216393" w:history="1">
+          <w:hyperlink w:anchor="_Toc242272984" w:history="1">
             <w:r>
               <w:rPr>
                 <w:rStyle w:val="Hyperlink"/>
@@ -2601,7 +2601,7 @@
               <w:rPr>
                 <w:noProof/>
               </w:rPr>
-              <w:instrText xml:space="preserve"> PAGEREF _Toc242216393 \h </w:instrText>
+              <w:instrText xml:space="preserve"> PAGEREF _Toc242272984 \h </w:instrText>
             </w:r>
             <w:r>
               <w:rPr>
@@ -2644,7 +2644,7 @@
               <w14:ligatures w14:val="standardContextual"/>
             </w:rPr>
           </w:pPr>
-          <w:hyperlink w:anchor="_Toc242216394" w:history="1">
+          <w:hyperlink w:anchor="_Toc242272985" w:history="1">
             <w:r>
               <w:rPr>
                 <w:rStyle w:val="Hyperlink"/>
@@ -2668,7 +2668,7 @@
               <w:rPr>
                 <w:noProof/>
               </w:rPr>
-              <w:instrText xml:space="preserve"> PAGEREF _Toc242216394 \h </w:instrText>
+              <w:instrText xml:space="preserve"> PAGEREF _Toc242272985 \h </w:instrText>
             </w:r>
             <w:r>
               <w:rPr>
@@ -2711,7 +2711,7 @@
               <w14:ligatures w14:val="standardContextual"/>
             </w:rPr>
           </w:pPr>
-          <w:hyperlink w:anchor="_Toc242216395" w:history="1">
+          <w:hyperlink w:anchor="_Toc242272986" w:history="1">
             <w:r>
               <w:rPr>
                 <w:rStyle w:val="Hyperlink"/>
@@ -2735,7 +2735,7 @@
               <w:rPr>
                 <w:noProof/>
               </w:rPr>
-              <w:instrText xml:space="preserve"> PAGEREF _Toc242216395 \h </w:instrText>
+              <w:instrText xml:space="preserve"> PAGEREF _Toc242272986 \h </w:instrText>
             </w:r>
             <w:r>
               <w:rPr>
@@ -2778,7 +2778,7 @@
               <w14:ligatures w14:val="standardContextual"/>
             </w:rPr>
           </w:pPr>
-          <w:hyperlink w:anchor="_Toc242216396" w:history="1">
+          <w:hyperlink w:anchor="_Toc242272987" w:history="1">
             <w:r>
               <w:rPr>
                 <w:rStyle w:val="Hyperlink"/>
@@ -2802,7 +2802,7 @@
               <w:rPr>
                 <w:noProof/>
               </w:rPr>
-              <w:instrText xml:space="preserve"> PAGEREF _Toc242216396 \h </w:instrText>
+              <w:instrText xml:space="preserve"> PAGEREF _Toc242272987 \h </w:instrText>
             </w:r>
             <w:r>
               <w:rPr>
@@ -2845,7 +2845,7 @@
               <w14:ligatures w14:val="standardContextual"/>
             </w:rPr>
           </w:pPr>
-          <w:hyperlink w:anchor="_Toc242216397" w:history="1">
+          <w:hyperlink w:anchor="_Toc242272988" w:history="1">
             <w:r>
               <w:rPr>
                 <w:rStyle w:val="Hyperlink"/>
@@ -2869,7 +2869,7 @@
               <w:rPr>
                 <w:noProof/>
               </w:rPr>
-              <w:instrText xml:space="preserve"> PAGEREF _Toc242216397 \h </w:instrText>
+              <w:instrText xml:space="preserve"> PAGEREF _Toc242272988 \h </w:instrText>
             </w:r>
             <w:r>
               <w:rPr>
@@ -2912,7 +2912,7 @@
               <w14:ligatures w14:val="standardContextual"/>
             </w:rPr>
           </w:pPr>
-          <w:hyperlink w:anchor="_Toc242216398" w:history="1">
+          <w:hyperlink w:anchor="_Toc242272989" w:history="1">
             <w:r>
               <w:rPr>
                 <w:rStyle w:val="Hyperlink"/>
@@ -2936,7 +2936,7 @@
               <w:rPr>
                 <w:noProof/>
               </w:rPr>
-              <w:instrText xml:space="preserve"> PAGEREF _Toc242216398 \h </w:instrText>
+              <w:instrText xml:space="preserve"> PAGEREF _Toc242272989 \h </w:instrText>
             </w:r>
             <w:r>
               <w:rPr>
@@ -2979,7 +2979,7 @@
               <w14:ligatures w14:val="standardContextual"/>
             </w:rPr>
           </w:pPr>
-          <w:hyperlink w:anchor="_Toc242216399" w:history="1">
+          <w:hyperlink w:anchor="_Toc242272990" w:history="1">
             <w:r>
               <w:rPr>
                 <w:rStyle w:val="Hyperlink"/>
@@ -3003,7 +3003,7 @@
               <w:rPr>
                 <w:noProof/>
               </w:rPr>
-              <w:instrText xml:space="preserve"> PAGEREF _Toc242216399 \h </w:instrText>
+              <w:instrText xml:space="preserve"> PAGEREF _Toc242272990 \h </w:instrText>
             </w:r>
             <w:r>
               <w:rPr>
@@ -3046,7 +3046,7 @@
               <w14:ligatures w14:val="standardContextual"/>
             </w:rPr>
           </w:pPr>
-          <w:hyperlink w:anchor="_Toc242216400" w:history="1">
+          <w:hyperlink w:anchor="_Toc242272991" w:history="1">
             <w:r>
               <w:rPr>
                 <w:rStyle w:val="Hyperlink"/>
@@ -3070,7 +3070,7 @@
               <w:rPr>
                 <w:noProof/>
               </w:rPr>
-              <w:instrText xml:space="preserve"> PAGEREF _Toc242216400 \h </w:instrText>
+              <w:instrText xml:space="preserve"> PAGEREF _Toc242272991 \h </w:instrText>
             </w:r>
             <w:r>
               <w:rPr>
@@ -3113,7 +3113,7 @@
               <w14:ligatures w14:val="standardContextual"/>
             </w:rPr>
           </w:pPr>
-          <w:hyperlink w:anchor="_Toc242216401" w:history="1">
+          <w:hyperlink w:anchor="_Toc242272992" w:history="1">
             <w:r>
               <w:rPr>
                 <w:rStyle w:val="Hyperlink"/>
@@ -3137,7 +3137,7 @@
               <w:rPr>
                 <w:noProof/>
               </w:rPr>
-              <w:instrText xml:space="preserve"> PAGEREF _Toc242216401 \h </w:instrText>
+              <w:instrText xml:space="preserve"> PAGEREF _Toc242272992 \h </w:instrText>
             </w:r>
             <w:r>
               <w:rPr>
@@ -3180,7 +3180,7 @@
               <w14:ligatures w14:val="standardContextual"/>
             </w:rPr>
           </w:pPr>
-          <w:hyperlink w:anchor="_Toc242216402" w:history="1">
+          <w:hyperlink w:anchor="_Toc242272993" w:history="1">
             <w:r>
               <w:rPr>
                 <w:rStyle w:val="Hyperlink"/>
@@ -3204,7 +3204,7 @@
               <w:rPr>
                 <w:noProof/>
               </w:rPr>
-              <w:instrText xml:space="preserve"> PAGEREF _Toc242216402 \h </w:instrText>
+              <w:instrText xml:space="preserve"> PAGEREF _Toc242272993 \h </w:instrText>
             </w:r>
             <w:r>
               <w:rPr>
@@ -3247,7 +3247,7 @@
               <w14:ligatures w14:val="standardContextual"/>
             </w:rPr>
           </w:pPr>
-          <w:hyperlink w:anchor="_Toc242216403" w:history="1">
+          <w:hyperlink w:anchor="_Toc242272994" w:history="1">
             <w:r>
               <w:rPr>
                 <w:rStyle w:val="Hyperlink"/>
@@ -3271,7 +3271,7 @@
               <w:rPr>
                 <w:noProof/>
               </w:rPr>
-              <w:instrText xml:space="preserve"> PAGEREF _Toc242216403 \h </w:instrText>
+              <w:instrText xml:space="preserve"> PAGEREF _Toc242272994 \h </w:instrText>
             </w:r>
             <w:r>
               <w:rPr>
@@ -3314,7 +3314,7 @@
               <w14:ligatures w14:val="standardContextual"/>
             </w:rPr>
           </w:pPr>
-          <w:hyperlink w:anchor="_Toc242216404" w:history="1">
+          <w:hyperlink w:anchor="_Toc242272995" w:history="1">
             <w:r>
               <w:rPr>
                 <w:rStyle w:val="Hyperlink"/>
@@ -3338,7 +3338,7 @@
               <w:rPr>
                 <w:noProof/>
               </w:rPr>
-              <w:instrText xml:space="preserve"> PAGEREF _Toc242216404 \h </w:instrText>
+              <w:instrText xml:space="preserve"> PAGEREF _Toc242272995 \h </w:instrText>
             </w:r>
             <w:r>
               <w:rPr>
@@ -3377,7 +3377,7 @@
         <w:pStyle w:val="Heading1"/>
         <w:pageBreakBefore/>
       </w:pPr>
-      <w:bookmarkStart w:id="0" w:name="_Toc242216363"/>
+      <w:bookmarkStart w:id="0" w:name="_Toc242272954"/>
       <w:r>
         <w:lastRenderedPageBreak/>
         <w:t>1. About this reference</w:t>
@@ -3830,7 +3830,7 @@
         <w:pStyle w:val="Heading1"/>
         <w:pageBreakBefore/>
       </w:pPr>
-      <w:bookmarkStart w:id="1" w:name="_Toc242216364"/>
+      <w:bookmarkStart w:id="1" w:name="_Toc242272955"/>
       <w:r>
         <w:lastRenderedPageBreak/>
         <w:t>2. Rules that apply on every screen</w:t>
@@ -4047,7 +4047,7 @@
         <w:pStyle w:val="Heading1"/>
         <w:pageBreakBefore/>
       </w:pPr>
-      <w:bookmarkStart w:id="2" w:name="_Toc242216365"/>
+      <w:bookmarkStart w:id="2" w:name="_Toc242272956"/>
       <w:r>
         <w:lastRenderedPageBreak/>
         <w:t>3. Who can open which screen</w:t>
@@ -9753,7 +9753,7 @@
         <w:pStyle w:val="Heading1"/>
         <w:pageBreakBefore/>
       </w:pPr>
-      <w:bookmarkStart w:id="3" w:name="_Toc242216366"/>
+      <w:bookmarkStart w:id="3" w:name="_Toc242272957"/>
       <w:r>
         <w:lastRenderedPageBreak/>
         <w:t>4. Signing in and your account</w:t>
@@ -9764,7 +9764,7 @@
       <w:pPr>
         <w:pStyle w:val="Heading2"/>
       </w:pPr>
-      <w:bookmarkStart w:id="4" w:name="_Toc242216367"/>
+      <w:bookmarkStart w:id="4" w:name="_Toc242272958"/>
       <w:r>
         <w:t>4.1 Sign in</w:t>
       </w:r>
@@ -10277,7 +10277,7 @@
       <w:pPr>
         <w:pStyle w:val="Heading2"/>
       </w:pPr>
-      <w:bookmarkStart w:id="5" w:name="_Toc242216368"/>
+      <w:bookmarkStart w:id="5" w:name="_Toc242272959"/>
       <w:r>
         <w:t>4.2 The header and menu bar (every screen)</w:t>
       </w:r>
@@ -11000,7 +11000,7 @@
       <w:pPr>
         <w:pStyle w:val="Heading2"/>
       </w:pPr>
-      <w:bookmarkStart w:id="6" w:name="_Toc242216369"/>
+      <w:bookmarkStart w:id="6" w:name="_Toc242272960"/>
       <w:r>
         <w:lastRenderedPageBreak/>
         <w:t>4.3 Change Password</w:t>
@@ -11622,7 +11622,7 @@
         <w:pStyle w:val="Heading1"/>
         <w:pageBreakBefore/>
       </w:pPr>
-      <w:bookmarkStart w:id="7" w:name="_Toc242216370"/>
+      <w:bookmarkStart w:id="7" w:name="_Toc242272961"/>
       <w:r>
         <w:lastRenderedPageBreak/>
         <w:t>5. Dashboards and Reports (read-only)</w:t>
@@ -11633,7 +11633,7 @@
       <w:pPr>
         <w:pStyle w:val="Heading2"/>
       </w:pPr>
-      <w:bookmarkStart w:id="8" w:name="_Toc242216371"/>
+      <w:bookmarkStart w:id="8" w:name="_Toc242272962"/>
       <w:r>
         <w:t>5.1 Executive Dashboard</w:t>
       </w:r>
@@ -12146,7 +12146,7 @@
       <w:pPr>
         <w:pStyle w:val="Heading2"/>
       </w:pPr>
-      <w:bookmarkStart w:id="9" w:name="_Toc242216372"/>
+      <w:bookmarkStart w:id="9" w:name="_Toc242272963"/>
       <w:r>
         <w:t>5.2 Sampling Dashboard</w:t>
       </w:r>
@@ -12659,7 +12659,7 @@
       <w:pPr>
         <w:pStyle w:val="Heading2"/>
       </w:pPr>
-      <w:bookmarkStart w:id="10" w:name="_Toc242216373"/>
+      <w:bookmarkStart w:id="10" w:name="_Toc242272964"/>
       <w:r>
         <w:t>5.3 Contact Dashboard</w:t>
       </w:r>
@@ -12963,7 +12963,7 @@
       <w:pPr>
         <w:pStyle w:val="Heading2"/>
       </w:pPr>
-      <w:bookmarkStart w:id="11" w:name="_Toc242216374"/>
+      <w:bookmarkStart w:id="11" w:name="_Toc242272965"/>
       <w:r>
         <w:t>5.4 QA Dashboard</w:t>
       </w:r>
@@ -13583,7 +13583,7 @@
       <w:pPr>
         <w:pStyle w:val="Heading2"/>
       </w:pPr>
-      <w:bookmarkStart w:id="12" w:name="_Toc242216375"/>
+      <w:bookmarkStart w:id="12" w:name="_Toc242272966"/>
       <w:r>
         <w:t>5.5 KII / Document Dashboard</w:t>
       </w:r>
@@ -13993,7 +13993,7 @@
       <w:pPr>
         <w:pStyle w:val="Heading2"/>
       </w:pPr>
-      <w:bookmarkStart w:id="13" w:name="_Toc242216376"/>
+      <w:bookmarkStart w:id="13" w:name="_Toc242272967"/>
       <w:r>
         <w:lastRenderedPageBreak/>
         <w:t>5.6 Reports</w:t>
@@ -14508,7 +14508,7 @@
         <w:pStyle w:val="Heading1"/>
         <w:pageBreakBefore/>
       </w:pPr>
-      <w:bookmarkStart w:id="14" w:name="_Toc242216377"/>
+      <w:bookmarkStart w:id="14" w:name="_Toc242272968"/>
       <w:r>
         <w:lastRenderedPageBreak/>
         <w:t>6. The sample and contact</w:t>
@@ -14519,7 +14519,7 @@
       <w:pPr>
         <w:pStyle w:val="Heading2"/>
       </w:pPr>
-      <w:bookmarkStart w:id="15" w:name="_Toc242216378"/>
+      <w:bookmarkStart w:id="15" w:name="_Toc242272969"/>
       <w:r>
         <w:t>6.1 Main-400 Register (and Reserve)</w:t>
       </w:r>
@@ -15683,7 +15683,7 @@
                 <w:sz w:val="19"/>
                 <w:szCs w:val="19"/>
               </w:rPr>
-              <w:t>Email invitations: Next in line, How many, Review and send, Send N invitations (the PI, the Field Coordinator only)</w:t>
+              <w:t>Send invitations: Send by (Email, SMS, WhatsApp), Next in line, How many, Review and send, Send N invitations (the PI, the Field Coordinator only)</w:t>
             </w:r>
           </w:p>
         </w:tc>
@@ -15707,7 +15707,7 @@
                 <w:sz w:val="19"/>
                 <w:szCs w:val="19"/>
               </w:rPr>
-              <w:t>Emails the approved invitation, each with its own link and code, to that many verified cases (S03 or S04) with a respondent email and no open invitation. Up to 100 a batch and 300 a day.</w:t>
+              <w:t>Sends one invitation, with its own link and code, to that many verified cases (S03 or S04) with no open invitation, on every chosen way each case has a contact for. SMS and WhatsApp go through Twilio, to mobiles only. Up to 100 a batch; daily limits of 300 emails, 150 SMS and 250 WhatsApp.</w:t>
             </w:r>
           </w:p>
         </w:tc>
@@ -15731,7 +15731,7 @@
                 <w:sz w:val="19"/>
                 <w:szCs w:val="19"/>
               </w:rPr>
-              <w:t>Inviting cases one at a time is slow; only verified cases are included so no one is invited before the right person is confirmed.</w:t>
+              <w:t>Inviting cases one at a time is slow; only verified cases are included so no one is invited before the right person is confirmed. One invitation on every channel means every message carries the same working link.</w:t>
             </w:r>
           </w:p>
         </w:tc>
@@ -15755,7 +15755,7 @@
                 <w:sz w:val="19"/>
                 <w:szCs w:val="19"/>
               </w:rPr>
-              <w:t>A confirmation step appears in the panel first. Then progress, and the result: sent, failed and skipped, case by case. Each sent case moves to S05. A failed email leaves its case as it was.</w:t>
+              <w:t>A confirmation step appears in the panel first, with the SMS cost. Then progress, and the result: sent, failed and skipped, case by case. Each sent case moves to S05. A case where nothing got through is left as it was.</w:t>
             </w:r>
           </w:p>
         </w:tc>
@@ -16083,7 +16083,7 @@
       <w:pPr>
         <w:pStyle w:val="Heading2"/>
       </w:pPr>
-      <w:bookmarkStart w:id="16" w:name="_Toc242216379"/>
+      <w:bookmarkStart w:id="16" w:name="_Toc242272970"/>
       <w:r>
         <w:t>6.2 Case page</w:t>
       </w:r>
@@ -18075,7 +18075,7 @@
       <w:pPr>
         <w:pStyle w:val="Heading2"/>
       </w:pPr>
-      <w:bookmarkStart w:id="17" w:name="_Toc242216380"/>
+      <w:bookmarkStart w:id="17" w:name="_Toc242272971"/>
       <w:r>
         <w:lastRenderedPageBreak/>
         <w:t>6.3 Pre-Interview Profile (PROIT) and its review screen</w:t>
@@ -19640,7 +19640,7 @@
       <w:pPr>
         <w:pStyle w:val="Heading2"/>
       </w:pPr>
-      <w:bookmarkStart w:id="18" w:name="_Toc242216381"/>
+      <w:bookmarkStart w:id="18" w:name="_Toc242272972"/>
       <w:r>
         <w:t>6.4 Interview sheet (verifying a locked profile)</w:t>
       </w:r>
@@ -20898,7 +20898,7 @@
       <w:pPr>
         <w:pStyle w:val="Heading2"/>
       </w:pPr>
-      <w:bookmarkStart w:id="19" w:name="_Toc242216382"/>
+      <w:bookmarkStart w:id="19" w:name="_Toc242272973"/>
       <w:r>
         <w:t>6.5 Register Organisation</w:t>
       </w:r>
@@ -21622,7 +21622,7 @@
       <w:pPr>
         <w:pStyle w:val="Heading2"/>
       </w:pPr>
-      <w:bookmarkStart w:id="20" w:name="_Toc242216383"/>
+      <w:bookmarkStart w:id="20" w:name="_Toc242272974"/>
       <w:r>
         <w:t>6.6 Appointment Queue</w:t>
       </w:r>
@@ -22242,7 +22242,7 @@
       <w:pPr>
         <w:pStyle w:val="Heading2"/>
       </w:pPr>
-      <w:bookmarkStart w:id="21" w:name="_Toc242216384"/>
+      <w:bookmarkStart w:id="21" w:name="_Toc242272975"/>
       <w:r>
         <w:t>6.7 Follow-ups due</w:t>
       </w:r>
@@ -22863,7 +22863,7 @@
       <w:pPr>
         <w:pStyle w:val="Heading2"/>
       </w:pPr>
-      <w:bookmarkStart w:id="22" w:name="_Toc242216385"/>
+      <w:bookmarkStart w:id="22" w:name="_Toc242272976"/>
       <w:r>
         <w:t>6.8 Reserve Activation</w:t>
       </w:r>
@@ -23484,7 +23484,7 @@
         <w:pStyle w:val="Heading1"/>
         <w:pageBreakBefore/>
       </w:pPr>
-      <w:bookmarkStart w:id="23" w:name="_Toc242216386"/>
+      <w:bookmarkStart w:id="23" w:name="_Toc242272977"/>
       <w:r>
         <w:lastRenderedPageBreak/>
         <w:t>7. Quality checking</w:t>
@@ -23495,7 +23495,7 @@
       <w:pPr>
         <w:pStyle w:val="Heading2"/>
       </w:pPr>
-      <w:bookmarkStart w:id="24" w:name="_Toc242216387"/>
+      <w:bookmarkStart w:id="24" w:name="_Toc242272978"/>
       <w:r>
         <w:t>7.1 QA Queue (with the KoboToolbox sync panel)</w:t>
       </w:r>
@@ -24218,7 +24218,7 @@
       <w:pPr>
         <w:pStyle w:val="Heading2"/>
       </w:pPr>
-      <w:bookmarkStart w:id="25" w:name="_Toc242216388"/>
+      <w:bookmarkStart w:id="25" w:name="_Toc242272979"/>
       <w:r>
         <w:t>7.2 QA Exceptions</w:t>
       </w:r>
@@ -25050,7 +25050,7 @@
         <w:pStyle w:val="Heading1"/>
         <w:pageBreakBefore/>
       </w:pPr>
-      <w:bookmarkStart w:id="26" w:name="_Toc242216389"/>
+      <w:bookmarkStart w:id="26" w:name="_Toc242272980"/>
       <w:r>
         <w:lastRenderedPageBreak/>
         <w:t>8. Key Informant Interviews</w:t>
@@ -25061,7 +25061,7 @@
       <w:pPr>
         <w:pStyle w:val="Heading2"/>
       </w:pPr>
-      <w:bookmarkStart w:id="27" w:name="_Toc242216390"/>
+      <w:bookmarkStart w:id="27" w:name="_Toc242272981"/>
       <w:r>
         <w:t>8.1 KII Register</w:t>
       </w:r>
@@ -25891,7 +25891,7 @@
       <w:pPr>
         <w:pStyle w:val="Heading2"/>
       </w:pPr>
-      <w:bookmarkStart w:id="28" w:name="_Toc242216391"/>
+      <w:bookmarkStart w:id="28" w:name="_Toc242272982"/>
       <w:r>
         <w:t>8.2 New KII Record</w:t>
       </w:r>
@@ -26301,7 +26301,7 @@
       <w:pPr>
         <w:pStyle w:val="Heading2"/>
       </w:pPr>
-      <w:bookmarkStart w:id="29" w:name="_Toc242216392"/>
+      <w:bookmarkStart w:id="29" w:name="_Toc242272983"/>
       <w:r>
         <w:t>8.3 KII record</w:t>
       </w:r>
@@ -27560,7 +27560,7 @@
         <w:pStyle w:val="Heading1"/>
         <w:pageBreakBefore/>
       </w:pPr>
-      <w:bookmarkStart w:id="30" w:name="_Toc242216393"/>
+      <w:bookmarkStart w:id="30" w:name="_Toc242272984"/>
       <w:r>
         <w:lastRenderedPageBreak/>
         <w:t>9. Documentary evidence</w:t>
@@ -27571,7 +27571,7 @@
       <w:pPr>
         <w:pStyle w:val="Heading2"/>
       </w:pPr>
-      <w:bookmarkStart w:id="31" w:name="_Toc242216394"/>
+      <w:bookmarkStart w:id="31" w:name="_Toc242272985"/>
       <w:r>
         <w:t>9.1 Documents (the corpus)</w:t>
       </w:r>
@@ -28191,7 +28191,7 @@
       <w:pPr>
         <w:pStyle w:val="Heading2"/>
       </w:pPr>
-      <w:bookmarkStart w:id="32" w:name="_Toc242216395"/>
+      <w:bookmarkStart w:id="32" w:name="_Toc242272986"/>
       <w:r>
         <w:t>9.2 New Documentary Evidence Record</w:t>
       </w:r>
@@ -29022,7 +29022,7 @@
       <w:pPr>
         <w:pStyle w:val="Heading2"/>
       </w:pPr>
-      <w:bookmarkStart w:id="33" w:name="_Toc242216396"/>
+      <w:bookmarkStart w:id="33" w:name="_Toc242272987"/>
       <w:r>
         <w:t>9.3 Document record</w:t>
       </w:r>
@@ -30376,7 +30376,7 @@
       <w:pPr>
         <w:pStyle w:val="Heading2"/>
       </w:pPr>
-      <w:bookmarkStart w:id="34" w:name="_Toc242216397"/>
+      <w:bookmarkStart w:id="34" w:name="_Toc242272988"/>
       <w:r>
         <w:t>9.4 Auto-fill review screen</w:t>
       </w:r>
@@ -31418,7 +31418,7 @@
         <w:pStyle w:val="Heading1"/>
         <w:pageBreakBefore/>
       </w:pPr>
-      <w:bookmarkStart w:id="35" w:name="_Toc242216398"/>
+      <w:bookmarkStart w:id="35" w:name="_Toc242272989"/>
       <w:r>
         <w:lastRenderedPageBreak/>
         <w:t>10. Completed forms and exports</w:t>
@@ -31429,7 +31429,7 @@
       <w:pPr>
         <w:pStyle w:val="Heading2"/>
       </w:pPr>
-      <w:bookmarkStart w:id="36" w:name="_Toc242216399"/>
+      <w:bookmarkStart w:id="36" w:name="_Toc242272990"/>
       <w:r>
         <w:t>10.1 Completed forms (Form PDFs)</w:t>
       </w:r>
@@ -32695,7 +32695,7 @@
         <w:pStyle w:val="Heading1"/>
         <w:pageBreakBefore/>
       </w:pPr>
-      <w:bookmarkStart w:id="37" w:name="_Toc242216400"/>
+      <w:bookmarkStart w:id="37" w:name="_Toc242272991"/>
       <w:r>
         <w:lastRenderedPageBreak/>
         <w:t>11. Study administration</w:t>
@@ -32706,7 +32706,7 @@
       <w:pPr>
         <w:pStyle w:val="Heading2"/>
       </w:pPr>
-      <w:bookmarkStart w:id="38" w:name="_Toc242216401"/>
+      <w:bookmarkStart w:id="38" w:name="_Toc242272992"/>
       <w:r>
         <w:t>11.1 Cost Dashboard</w:t>
       </w:r>
@@ -33116,7 +33116,7 @@
       <w:pPr>
         <w:pStyle w:val="Heading2"/>
       </w:pPr>
-      <w:bookmarkStart w:id="39" w:name="_Toc242216402"/>
+      <w:bookmarkStart w:id="39" w:name="_Toc242272993"/>
       <w:r>
         <w:t>11.2 Audit Log</w:t>
       </w:r>
@@ -33526,7 +33526,7 @@
       <w:pPr>
         <w:pStyle w:val="Heading2"/>
       </w:pPr>
-      <w:bookmarkStart w:id="40" w:name="_Toc242216403"/>
+      <w:bookmarkStart w:id="40" w:name="_Toc242272994"/>
       <w:r>
         <w:t>11.3 Research Clearance</w:t>
       </w:r>
@@ -34357,7 +34357,7 @@
       <w:pPr>
         <w:pStyle w:val="Heading2"/>
       </w:pPr>
-      <w:bookmarkStart w:id="41" w:name="_Toc242216404"/>
+      <w:bookmarkStart w:id="41" w:name="_Toc242272995"/>
       <w:r>
         <w:t>11.4 Export</w:t>
       </w:r>
@@ -35125,7 +35125,7 @@
         <w:sz w:val="16"/>
         <w:szCs w:val="16"/>
       </w:rPr>
-      <w:t>Version 1.28 · 6 October 2026</w:t>
+      <w:t>Version 1.29 · 7 October 2026</w:t>
     </w:r>
     <w:r>
       <w:rPr>
@@ -35298,10 +35298,10 @@
 <file path=word/numbering.xml><?xml version="1.0" encoding="utf-8"?>
 <w:numbering xmlns:wpc="http://schemas.microsoft.com/office/word/2010/wordprocessingCanvas" xmlns:cx="http://schemas.microsoft.com/office/drawing/2014/chartex" xmlns:cx1="http://schemas.microsoft.com/office/drawing/2015/9/8/chartex" xmlns:cx2="http://schemas.microsoft.com/office/drawing/2015/10/21/chartex" xmlns:cx3="http://schemas.microsoft.com/office/drawing/2016/5/9/chartex" xmlns:cx4="http://schemas.microsoft.com/office/drawing/2016/5/10/chartex" xmlns:cx5="http://schemas.microsoft.com/office/drawing/2016/5/11/chartex" xmlns:cx6="http://schemas.microsoft.com/office/drawing/2016/5/12/chartex" xmlns:cx7="http://schemas.microsoft.com/office/drawing/2016/5/13/chartex" xmlns:cx8="http://schemas.microsoft.com/office/drawing/2016/5/14/chartex" xmlns:mc="http://schemas.openxmlformats.org/markup-compatibility/2006" xmlns:aink="http://schemas.microsoft.com/office/drawing/2016/ink" xmlns:am3d="http://schemas.microsoft.com/office/drawing/2017/model3d" xmlns:o="urn:schemas-microsoft-com:office:office" xmlns:oel="http://schemas.microsoft.com/office/2019/extlst" xmlns:r="http://schemas.openxmlformats.org/officeDocument/2006/relationships" xmlns:m="http://schemas.openxmlformats.org/officeDocument/2006/math" xmlns:v="urn:schemas-microsoft-com:vml" xmlns:wp14="http://schemas.microsoft.com/office/word/2010/wordprocessingDrawing" xmlns:wp="http://schemas.openxmlformats.org/drawingml/2006/wordprocessingDrawing" xmlns:w10="urn:schemas-microsoft-com:office:word" xmlns:w="http://schemas.openxmlformats.org/wordprocessingml/2006/main" xmlns:w14="http://schemas.microsoft.com/office/word/2010/wordml" xmlns:w15="http://schemas.microsoft.com/office/word/2012/wordml" xmlns:w16cex="http://schemas.microsoft.com/office/word/2018/wordml/cex" xmlns:w16cid="http://schemas.microsoft.com/office/word/2016/wordml/cid" xmlns:w16="http://schemas.microsoft.com/office/word/2018/wordml" xmlns:w16sdtdh="http://schemas.microsoft.com/office/word/2020/wordml/sdtdatahash" xmlns:w16se="http://schemas.microsoft.com/office/word/2015/wordml/symex" xmlns:wpg="http://schemas.microsoft.com/office/word/2010/wordprocessingGroup" xmlns:wpi="http://schemas.microsoft.com/office/word/2010/wordprocessingInk" xmlns:wne="http://schemas.microsoft.com/office/word/2006/wordml" xmlns:wps="http://schemas.microsoft.com/office/word/2010/wordprocessingShape" mc:Ignorable="w14 w15 w16se w16cid w16 w16cex w16sdtdh wp14">
   <w:abstractNum w:abstractNumId="0" w15:restartNumberingAfterBreak="0">
-    <w:nsid w:val="34E907D3"/>
+    <w:nsid w:val="212B2F60"/>
     <w:multiLevelType w:val="hybridMultilevel"/>
-    <w:tmpl w:val="98347698"/>
-    <w:lvl w:ilvl="0" w:tplc="49F0DAAA">
+    <w:tmpl w:val="479A2E80"/>
+    <w:lvl w:ilvl="0" w:tplc="69AEC7C6">
       <w:start w:val="1"/>
       <w:numFmt w:val="bullet"/>
       <w:lvlText w:val="•"/>
@@ -35310,7 +35310,7 @@
         <w:ind w:left="460" w:hanging="280"/>
       </w:pPr>
     </w:lvl>
-    <w:lvl w:ilvl="1" w:tplc="486A8C52">
+    <w:lvl w:ilvl="1" w:tplc="6C60304E">
       <w:start w:val="1"/>
       <w:numFmt w:val="bullet"/>
       <w:lvlText w:val="–"/>
@@ -35319,47 +35319,47 @@
         <w:ind w:left="900" w:hanging="280"/>
       </w:pPr>
     </w:lvl>
-    <w:lvl w:ilvl="2" w:tplc="D07257D0">
+    <w:lvl w:ilvl="2" w:tplc="8B3E329E">
       <w:numFmt w:val="decimal"/>
       <w:lvlText w:val=""/>
       <w:lvlJc w:val="left"/>
     </w:lvl>
-    <w:lvl w:ilvl="3" w:tplc="2834D960">
+    <w:lvl w:ilvl="3" w:tplc="443ACFBE">
       <w:numFmt w:val="decimal"/>
       <w:lvlText w:val=""/>
       <w:lvlJc w:val="left"/>
     </w:lvl>
-    <w:lvl w:ilvl="4" w:tplc="DDCC642E">
+    <w:lvl w:ilvl="4" w:tplc="2208EF52">
       <w:numFmt w:val="decimal"/>
       <w:lvlText w:val=""/>
       <w:lvlJc w:val="left"/>
     </w:lvl>
-    <w:lvl w:ilvl="5" w:tplc="B7B8AF8E">
+    <w:lvl w:ilvl="5" w:tplc="D72AF5DE">
       <w:numFmt w:val="decimal"/>
       <w:lvlText w:val=""/>
       <w:lvlJc w:val="left"/>
     </w:lvl>
-    <w:lvl w:ilvl="6" w:tplc="6D0865D0">
+    <w:lvl w:ilvl="6" w:tplc="DD64FCF0">
       <w:numFmt w:val="decimal"/>
       <w:lvlText w:val=""/>
       <w:lvlJc w:val="left"/>
     </w:lvl>
-    <w:lvl w:ilvl="7" w:tplc="541AE68C">
+    <w:lvl w:ilvl="7" w:tplc="3C7E241C">
       <w:numFmt w:val="decimal"/>
       <w:lvlText w:val=""/>
       <w:lvlJc w:val="left"/>
     </w:lvl>
-    <w:lvl w:ilvl="8" w:tplc="3814E6F2">
+    <w:lvl w:ilvl="8" w:tplc="93801502">
       <w:numFmt w:val="decimal"/>
       <w:lvlText w:val=""/>
       <w:lvlJc w:val="left"/>
     </w:lvl>
   </w:abstractNum>
   <w:abstractNum w:abstractNumId="1" w15:restartNumberingAfterBreak="0">
-    <w:nsid w:val="7F8F6628"/>
+    <w:nsid w:val="243076AD"/>
     <w:multiLevelType w:val="hybridMultilevel"/>
-    <w:tmpl w:val="B8F870F6"/>
-    <w:lvl w:ilvl="0" w:tplc="1E16BDCE">
+    <w:tmpl w:val="53381AAA"/>
+    <w:lvl w:ilvl="0" w:tplc="748EE5A8">
       <w:start w:val="1"/>
       <w:numFmt w:val="bullet"/>
       <w:lvlText w:val="●"/>
@@ -35368,7 +35368,7 @@
         <w:ind w:left="720" w:hanging="360"/>
       </w:pPr>
     </w:lvl>
-    <w:lvl w:ilvl="1" w:tplc="39D61452">
+    <w:lvl w:ilvl="1" w:tplc="E48EBCA8">
       <w:start w:val="1"/>
       <w:numFmt w:val="bullet"/>
       <w:lvlText w:val="○"/>
@@ -35377,7 +35377,7 @@
         <w:ind w:left="1440" w:hanging="360"/>
       </w:pPr>
     </w:lvl>
-    <w:lvl w:ilvl="2" w:tplc="1286EFDC">
+    <w:lvl w:ilvl="2" w:tplc="0A18A982">
       <w:start w:val="1"/>
       <w:numFmt w:val="bullet"/>
       <w:lvlText w:val="■"/>
@@ -35386,7 +35386,7 @@
         <w:ind w:left="2160" w:hanging="360"/>
       </w:pPr>
     </w:lvl>
-    <w:lvl w:ilvl="3" w:tplc="563CD36A">
+    <w:lvl w:ilvl="3" w:tplc="8F16AABC">
       <w:start w:val="1"/>
       <w:numFmt w:val="bullet"/>
       <w:lvlText w:val="●"/>
@@ -35395,7 +35395,7 @@
         <w:ind w:left="2880" w:hanging="360"/>
       </w:pPr>
     </w:lvl>
-    <w:lvl w:ilvl="4" w:tplc="0B72736E">
+    <w:lvl w:ilvl="4" w:tplc="935EF134">
       <w:start w:val="1"/>
       <w:numFmt w:val="bullet"/>
       <w:lvlText w:val="○"/>
@@ -35404,7 +35404,7 @@
         <w:ind w:left="3600" w:hanging="360"/>
       </w:pPr>
     </w:lvl>
-    <w:lvl w:ilvl="5" w:tplc="A5A0605A">
+    <w:lvl w:ilvl="5" w:tplc="0F00DE40">
       <w:start w:val="1"/>
       <w:numFmt w:val="bullet"/>
       <w:lvlText w:val="■"/>
@@ -35413,7 +35413,7 @@
         <w:ind w:left="4320" w:hanging="360"/>
       </w:pPr>
     </w:lvl>
-    <w:lvl w:ilvl="6" w:tplc="DEC616D6">
+    <w:lvl w:ilvl="6" w:tplc="D79ABE26">
       <w:start w:val="1"/>
       <w:numFmt w:val="bullet"/>
       <w:lvlText w:val="●"/>
@@ -35422,7 +35422,7 @@
         <w:ind w:left="5040" w:hanging="360"/>
       </w:pPr>
     </w:lvl>
-    <w:lvl w:ilvl="7" w:tplc="7D2682D0">
+    <w:lvl w:ilvl="7" w:tplc="3B823E50">
       <w:start w:val="1"/>
       <w:numFmt w:val="bullet"/>
       <w:lvlText w:val="●"/>
@@ -35431,7 +35431,7 @@
         <w:ind w:left="5760" w:hanging="360"/>
       </w:pPr>
     </w:lvl>
-    <w:lvl w:ilvl="8" w:tplc="088C3624">
+    <w:lvl w:ilvl="8" w:tplc="E93EAEA6">
       <w:start w:val="1"/>
       <w:numFmt w:val="bullet"/>
       <w:lvlText w:val="●"/>
@@ -35441,13 +35441,13 @@
       </w:pPr>
     </w:lvl>
   </w:abstractNum>
-  <w:num w:numId="1" w16cid:durableId="623582300">
+  <w:num w:numId="1" w16cid:durableId="1099763678">
     <w:abstractNumId w:val="1"/>
     <w:lvlOverride w:ilvl="0">
       <w:startOverride w:val="1"/>
     </w:lvlOverride>
   </w:num>
-  <w:num w:numId="2" w16cid:durableId="1895264619">
+  <w:num w:numId="2" w16cid:durableId="887423216">
     <w:abstractNumId w:val="0"/>
     <w:lvlOverride w:ilvl="0">
       <w:startOverride w:val="1"/>
@@ -36073,7 +36073,7 @@
     <w:autoRedefine/>
     <w:uiPriority w:val="39"/>
     <w:unhideWhenUsed/>
-    <w:rsid w:val="005D36BD"/>
+    <w:rsid w:val="00B36AEC"/>
     <w:pPr>
       <w:spacing w:after="100"/>
     </w:pPr>
@@ -36085,7 +36085,7 @@
     <w:autoRedefine/>
     <w:uiPriority w:val="39"/>
     <w:unhideWhenUsed/>
-    <w:rsid w:val="005D36BD"/>
+    <w:rsid w:val="00B36AEC"/>
     <w:pPr>
       <w:spacing w:after="100"/>
       <w:ind w:left="210"/>

--- a/docs/manuals/ABF-FST_Screen_and_Button_Reference.docx
+++ b/docs/manuals/ABF-FST_Screen_and_Button_Reference.docx
@@ -469,7 +469,7 @@
                 <w:sz w:val="19"/>
                 <w:szCs w:val="19"/>
               </w:rPr>
-              <w:t>Version 1.29 · 7 October 2026</w:t>
+              <w:t>Version 1.30 · 7 October 2026</w:t>
             </w:r>
           </w:p>
         </w:tc>
@@ -538,7 +538,7 @@
     <w:sdt>
       <w:sdtPr>
         <w:alias w:val="Contents"/>
-        <w:id w:val="-1949997312"/>
+        <w:id w:val="1013107814"/>
       </w:sdtPr>
       <w:sdtEndPr/>
       <w:sdtContent>
@@ -567,7 +567,7 @@
           <w:r>
             <w:fldChar w:fldCharType="separate"/>
           </w:r>
-          <w:hyperlink w:anchor="_Toc242272954" w:history="1">
+          <w:hyperlink w:anchor="_Toc242277003" w:history="1">
             <w:r>
               <w:rPr>
                 <w:rStyle w:val="Hyperlink"/>
@@ -591,7 +591,7 @@
               <w:rPr>
                 <w:noProof/>
               </w:rPr>
-              <w:instrText xml:space="preserve"> PAGEREF _Toc242272954 \h </w:instrText>
+              <w:instrText xml:space="preserve"> PAGEREF _Toc242277003 \h </w:instrText>
             </w:r>
             <w:r>
               <w:rPr>
@@ -634,7 +634,7 @@
               <w14:ligatures w14:val="standardContextual"/>
             </w:rPr>
           </w:pPr>
-          <w:hyperlink w:anchor="_Toc242272955" w:history="1">
+          <w:hyperlink w:anchor="_Toc242277004" w:history="1">
             <w:r>
               <w:rPr>
                 <w:rStyle w:val="Hyperlink"/>
@@ -658,7 +658,7 @@
               <w:rPr>
                 <w:noProof/>
               </w:rPr>
-              <w:instrText xml:space="preserve"> PAGEREF _Toc242272955 \h </w:instrText>
+              <w:instrText xml:space="preserve"> PAGEREF _Toc242277004 \h </w:instrText>
             </w:r>
             <w:r>
               <w:rPr>
@@ -701,7 +701,7 @@
               <w14:ligatures w14:val="standardContextual"/>
             </w:rPr>
           </w:pPr>
-          <w:hyperlink w:anchor="_Toc242272956" w:history="1">
+          <w:hyperlink w:anchor="_Toc242277005" w:history="1">
             <w:r>
               <w:rPr>
                 <w:rStyle w:val="Hyperlink"/>
@@ -725,7 +725,7 @@
               <w:rPr>
                 <w:noProof/>
               </w:rPr>
-              <w:instrText xml:space="preserve"> PAGEREF _Toc242272956 \h </w:instrText>
+              <w:instrText xml:space="preserve"> PAGEREF _Toc242277005 \h </w:instrText>
             </w:r>
             <w:r>
               <w:rPr>
@@ -768,7 +768,7 @@
               <w14:ligatures w14:val="standardContextual"/>
             </w:rPr>
           </w:pPr>
-          <w:hyperlink w:anchor="_Toc242272957" w:history="1">
+          <w:hyperlink w:anchor="_Toc242277006" w:history="1">
             <w:r>
               <w:rPr>
                 <w:rStyle w:val="Hyperlink"/>
@@ -792,7 +792,7 @@
               <w:rPr>
                 <w:noProof/>
               </w:rPr>
-              <w:instrText xml:space="preserve"> PAGEREF _Toc242272957 \h </w:instrText>
+              <w:instrText xml:space="preserve"> PAGEREF _Toc242277006 \h </w:instrText>
             </w:r>
             <w:r>
               <w:rPr>
@@ -835,7 +835,7 @@
               <w14:ligatures w14:val="standardContextual"/>
             </w:rPr>
           </w:pPr>
-          <w:hyperlink w:anchor="_Toc242272958" w:history="1">
+          <w:hyperlink w:anchor="_Toc242277007" w:history="1">
             <w:r>
               <w:rPr>
                 <w:rStyle w:val="Hyperlink"/>
@@ -859,7 +859,7 @@
               <w:rPr>
                 <w:noProof/>
               </w:rPr>
-              <w:instrText xml:space="preserve"> PAGEREF _Toc242272958 \h </w:instrText>
+              <w:instrText xml:space="preserve"> PAGEREF _Toc242277007 \h </w:instrText>
             </w:r>
             <w:r>
               <w:rPr>
@@ -902,7 +902,7 @@
               <w14:ligatures w14:val="standardContextual"/>
             </w:rPr>
           </w:pPr>
-          <w:hyperlink w:anchor="_Toc242272959" w:history="1">
+          <w:hyperlink w:anchor="_Toc242277008" w:history="1">
             <w:r>
               <w:rPr>
                 <w:rStyle w:val="Hyperlink"/>
@@ -926,7 +926,7 @@
               <w:rPr>
                 <w:noProof/>
               </w:rPr>
-              <w:instrText xml:space="preserve"> PAGEREF _Toc242272959 \h </w:instrText>
+              <w:instrText xml:space="preserve"> PAGEREF _Toc242277008 \h </w:instrText>
             </w:r>
             <w:r>
               <w:rPr>
@@ -969,7 +969,7 @@
               <w14:ligatures w14:val="standardContextual"/>
             </w:rPr>
           </w:pPr>
-          <w:hyperlink w:anchor="_Toc242272960" w:history="1">
+          <w:hyperlink w:anchor="_Toc242277009" w:history="1">
             <w:r>
               <w:rPr>
                 <w:rStyle w:val="Hyperlink"/>
@@ -993,7 +993,7 @@
               <w:rPr>
                 <w:noProof/>
               </w:rPr>
-              <w:instrText xml:space="preserve"> PAGEREF _Toc242272960 \h </w:instrText>
+              <w:instrText xml:space="preserve"> PAGEREF _Toc242277009 \h </w:instrText>
             </w:r>
             <w:r>
               <w:rPr>
@@ -1036,7 +1036,7 @@
               <w14:ligatures w14:val="standardContextual"/>
             </w:rPr>
           </w:pPr>
-          <w:hyperlink w:anchor="_Toc242272961" w:history="1">
+          <w:hyperlink w:anchor="_Toc242277010" w:history="1">
             <w:r>
               <w:rPr>
                 <w:rStyle w:val="Hyperlink"/>
@@ -1060,7 +1060,7 @@
               <w:rPr>
                 <w:noProof/>
               </w:rPr>
-              <w:instrText xml:space="preserve"> PAGEREF _Toc242272961 \h </w:instrText>
+              <w:instrText xml:space="preserve"> PAGEREF _Toc242277010 \h </w:instrText>
             </w:r>
             <w:r>
               <w:rPr>
@@ -1103,7 +1103,7 @@
               <w14:ligatures w14:val="standardContextual"/>
             </w:rPr>
           </w:pPr>
-          <w:hyperlink w:anchor="_Toc242272962" w:history="1">
+          <w:hyperlink w:anchor="_Toc242277011" w:history="1">
             <w:r>
               <w:rPr>
                 <w:rStyle w:val="Hyperlink"/>
@@ -1127,7 +1127,7 @@
               <w:rPr>
                 <w:noProof/>
               </w:rPr>
-              <w:instrText xml:space="preserve"> PAGEREF _Toc242272962 \h </w:instrText>
+              <w:instrText xml:space="preserve"> PAGEREF _Toc242277011 \h </w:instrText>
             </w:r>
             <w:r>
               <w:rPr>
@@ -1170,7 +1170,7 @@
               <w14:ligatures w14:val="standardContextual"/>
             </w:rPr>
           </w:pPr>
-          <w:hyperlink w:anchor="_Toc242272963" w:history="1">
+          <w:hyperlink w:anchor="_Toc242277012" w:history="1">
             <w:r>
               <w:rPr>
                 <w:rStyle w:val="Hyperlink"/>
@@ -1194,7 +1194,7 @@
               <w:rPr>
                 <w:noProof/>
               </w:rPr>
-              <w:instrText xml:space="preserve"> PAGEREF _Toc242272963 \h </w:instrText>
+              <w:instrText xml:space="preserve"> PAGEREF _Toc242277012 \h </w:instrText>
             </w:r>
             <w:r>
               <w:rPr>
@@ -1237,7 +1237,7 @@
               <w14:ligatures w14:val="standardContextual"/>
             </w:rPr>
           </w:pPr>
-          <w:hyperlink w:anchor="_Toc242272964" w:history="1">
+          <w:hyperlink w:anchor="_Toc242277013" w:history="1">
             <w:r>
               <w:rPr>
                 <w:rStyle w:val="Hyperlink"/>
@@ -1261,7 +1261,7 @@
               <w:rPr>
                 <w:noProof/>
               </w:rPr>
-              <w:instrText xml:space="preserve"> PAGEREF _Toc242272964 \h </w:instrText>
+              <w:instrText xml:space="preserve"> PAGEREF _Toc242277013 \h </w:instrText>
             </w:r>
             <w:r>
               <w:rPr>
@@ -1304,7 +1304,7 @@
               <w14:ligatures w14:val="standardContextual"/>
             </w:rPr>
           </w:pPr>
-          <w:hyperlink w:anchor="_Toc242272965" w:history="1">
+          <w:hyperlink w:anchor="_Toc242277014" w:history="1">
             <w:r>
               <w:rPr>
                 <w:rStyle w:val="Hyperlink"/>
@@ -1328,7 +1328,7 @@
               <w:rPr>
                 <w:noProof/>
               </w:rPr>
-              <w:instrText xml:space="preserve"> PAGEREF _Toc242272965 \h </w:instrText>
+              <w:instrText xml:space="preserve"> PAGEREF _Toc242277014 \h </w:instrText>
             </w:r>
             <w:r>
               <w:rPr>
@@ -1371,7 +1371,7 @@
               <w14:ligatures w14:val="standardContextual"/>
             </w:rPr>
           </w:pPr>
-          <w:hyperlink w:anchor="_Toc242272966" w:history="1">
+          <w:hyperlink w:anchor="_Toc242277015" w:history="1">
             <w:r>
               <w:rPr>
                 <w:rStyle w:val="Hyperlink"/>
@@ -1395,7 +1395,7 @@
               <w:rPr>
                 <w:noProof/>
               </w:rPr>
-              <w:instrText xml:space="preserve"> PAGEREF _Toc242272966 \h </w:instrText>
+              <w:instrText xml:space="preserve"> PAGEREF _Toc242277015 \h </w:instrText>
             </w:r>
             <w:r>
               <w:rPr>
@@ -1438,7 +1438,7 @@
               <w14:ligatures w14:val="standardContextual"/>
             </w:rPr>
           </w:pPr>
-          <w:hyperlink w:anchor="_Toc242272967" w:history="1">
+          <w:hyperlink w:anchor="_Toc242277016" w:history="1">
             <w:r>
               <w:rPr>
                 <w:rStyle w:val="Hyperlink"/>
@@ -1462,7 +1462,7 @@
               <w:rPr>
                 <w:noProof/>
               </w:rPr>
-              <w:instrText xml:space="preserve"> PAGEREF _Toc242272967 \h </w:instrText>
+              <w:instrText xml:space="preserve"> PAGEREF _Toc242277016 \h </w:instrText>
             </w:r>
             <w:r>
               <w:rPr>
@@ -1505,7 +1505,7 @@
               <w14:ligatures w14:val="standardContextual"/>
             </w:rPr>
           </w:pPr>
-          <w:hyperlink w:anchor="_Toc242272968" w:history="1">
+          <w:hyperlink w:anchor="_Toc242277017" w:history="1">
             <w:r>
               <w:rPr>
                 <w:rStyle w:val="Hyperlink"/>
@@ -1529,7 +1529,7 @@
               <w:rPr>
                 <w:noProof/>
               </w:rPr>
-              <w:instrText xml:space="preserve"> PAGEREF _Toc242272968 \h </w:instrText>
+              <w:instrText xml:space="preserve"> PAGEREF _Toc242277017 \h </w:instrText>
             </w:r>
             <w:r>
               <w:rPr>
@@ -1572,7 +1572,7 @@
               <w14:ligatures w14:val="standardContextual"/>
             </w:rPr>
           </w:pPr>
-          <w:hyperlink w:anchor="_Toc242272969" w:history="1">
+          <w:hyperlink w:anchor="_Toc242277018" w:history="1">
             <w:r>
               <w:rPr>
                 <w:rStyle w:val="Hyperlink"/>
@@ -1596,7 +1596,7 @@
               <w:rPr>
                 <w:noProof/>
               </w:rPr>
-              <w:instrText xml:space="preserve"> PAGEREF _Toc242272969 \h </w:instrText>
+              <w:instrText xml:space="preserve"> PAGEREF _Toc242277018 \h </w:instrText>
             </w:r>
             <w:r>
               <w:rPr>
@@ -1639,7 +1639,7 @@
               <w14:ligatures w14:val="standardContextual"/>
             </w:rPr>
           </w:pPr>
-          <w:hyperlink w:anchor="_Toc242272970" w:history="1">
+          <w:hyperlink w:anchor="_Toc242277019" w:history="1">
             <w:r>
               <w:rPr>
                 <w:rStyle w:val="Hyperlink"/>
@@ -1663,7 +1663,7 @@
               <w:rPr>
                 <w:noProof/>
               </w:rPr>
-              <w:instrText xml:space="preserve"> PAGEREF _Toc242272970 \h </w:instrText>
+              <w:instrText xml:space="preserve"> PAGEREF _Toc242277019 \h </w:instrText>
             </w:r>
             <w:r>
               <w:rPr>
@@ -1706,7 +1706,7 @@
               <w14:ligatures w14:val="standardContextual"/>
             </w:rPr>
           </w:pPr>
-          <w:hyperlink w:anchor="_Toc242272971" w:history="1">
+          <w:hyperlink w:anchor="_Toc242277020" w:history="1">
             <w:r>
               <w:rPr>
                 <w:rStyle w:val="Hyperlink"/>
@@ -1730,7 +1730,7 @@
               <w:rPr>
                 <w:noProof/>
               </w:rPr>
-              <w:instrText xml:space="preserve"> PAGEREF _Toc242272971 \h </w:instrText>
+              <w:instrText xml:space="preserve"> PAGEREF _Toc242277020 \h </w:instrText>
             </w:r>
             <w:r>
               <w:rPr>
@@ -1773,7 +1773,7 @@
               <w14:ligatures w14:val="standardContextual"/>
             </w:rPr>
           </w:pPr>
-          <w:hyperlink w:anchor="_Toc242272972" w:history="1">
+          <w:hyperlink w:anchor="_Toc242277021" w:history="1">
             <w:r>
               <w:rPr>
                 <w:rStyle w:val="Hyperlink"/>
@@ -1797,7 +1797,7 @@
               <w:rPr>
                 <w:noProof/>
               </w:rPr>
-              <w:instrText xml:space="preserve"> PAGEREF _Toc242272972 \h </w:instrText>
+              <w:instrText xml:space="preserve"> PAGEREF _Toc242277021 \h </w:instrText>
             </w:r>
             <w:r>
               <w:rPr>
@@ -1840,7 +1840,7 @@
               <w14:ligatures w14:val="standardContextual"/>
             </w:rPr>
           </w:pPr>
-          <w:hyperlink w:anchor="_Toc242272973" w:history="1">
+          <w:hyperlink w:anchor="_Toc242277022" w:history="1">
             <w:r>
               <w:rPr>
                 <w:rStyle w:val="Hyperlink"/>
@@ -1864,7 +1864,7 @@
               <w:rPr>
                 <w:noProof/>
               </w:rPr>
-              <w:instrText xml:space="preserve"> PAGEREF _Toc242272973 \h </w:instrText>
+              <w:instrText xml:space="preserve"> PAGEREF _Toc242277022 \h </w:instrText>
             </w:r>
             <w:r>
               <w:rPr>
@@ -1881,7 +1881,7 @@
               <w:rPr>
                 <w:noProof/>
               </w:rPr>
-              <w:t>19</w:t>
+              <w:t>20</w:t>
             </w:r>
             <w:r>
               <w:rPr>
@@ -1907,7 +1907,7 @@
               <w14:ligatures w14:val="standardContextual"/>
             </w:rPr>
           </w:pPr>
-          <w:hyperlink w:anchor="_Toc242272974" w:history="1">
+          <w:hyperlink w:anchor="_Toc242277023" w:history="1">
             <w:r>
               <w:rPr>
                 <w:rStyle w:val="Hyperlink"/>
@@ -1931,7 +1931,7 @@
               <w:rPr>
                 <w:noProof/>
               </w:rPr>
-              <w:instrText xml:space="preserve"> PAGEREF _Toc242272974 \h </w:instrText>
+              <w:instrText xml:space="preserve"> PAGEREF _Toc242277023 \h </w:instrText>
             </w:r>
             <w:r>
               <w:rPr>
@@ -1974,7 +1974,7 @@
               <w14:ligatures w14:val="standardContextual"/>
             </w:rPr>
           </w:pPr>
-          <w:hyperlink w:anchor="_Toc242272975" w:history="1">
+          <w:hyperlink w:anchor="_Toc242277024" w:history="1">
             <w:r>
               <w:rPr>
                 <w:rStyle w:val="Hyperlink"/>
@@ -1998,7 +1998,7 @@
               <w:rPr>
                 <w:noProof/>
               </w:rPr>
-              <w:instrText xml:space="preserve"> PAGEREF _Toc242272975 \h </w:instrText>
+              <w:instrText xml:space="preserve"> PAGEREF _Toc242277024 \h </w:instrText>
             </w:r>
             <w:r>
               <w:rPr>
@@ -2015,7 +2015,7 @@
               <w:rPr>
                 <w:noProof/>
               </w:rPr>
-              <w:t>20</w:t>
+              <w:t>21</w:t>
             </w:r>
             <w:r>
               <w:rPr>
@@ -2041,13 +2041,13 @@
               <w14:ligatures w14:val="standardContextual"/>
             </w:rPr>
           </w:pPr>
-          <w:hyperlink w:anchor="_Toc242272976" w:history="1">
+          <w:hyperlink w:anchor="_Toc242277025" w:history="1">
             <w:r>
               <w:rPr>
                 <w:rStyle w:val="Hyperlink"/>
                 <w:noProof/>
               </w:rPr>
-              <w:t>6.8 Reserve Activation</w:t>
+              <w:t>6.8 Conversations</w:t>
             </w:r>
             <w:r>
               <w:rPr>
@@ -2065,7 +2065,7 @@
               <w:rPr>
                 <w:noProof/>
               </w:rPr>
-              <w:instrText xml:space="preserve"> PAGEREF _Toc242272976 \h </w:instrText>
+              <w:instrText xml:space="preserve"> PAGEREF _Toc242277025 \h </w:instrText>
             </w:r>
             <w:r>
               <w:rPr>
@@ -2083,6 +2083,73 @@
                 <w:noProof/>
               </w:rPr>
               <w:t>21</w:t>
+            </w:r>
+            <w:r>
+              <w:rPr>
+                <w:noProof/>
+              </w:rPr>
+              <w:fldChar w:fldCharType="end"/>
+            </w:r>
+          </w:hyperlink>
+        </w:p>
+        <w:p>
+          <w:pPr>
+            <w:pStyle w:val="TOC2"/>
+            <w:tabs>
+              <w:tab w:val="right" w:leader="dot" w:pos="9402"/>
+            </w:tabs>
+            <w:rPr>
+              <w:rFonts w:asciiTheme="minorHAnsi" w:eastAsiaTheme="minorEastAsia" w:hAnsiTheme="minorHAnsi" w:cstheme="minorBidi"/>
+              <w:noProof/>
+              <w:color w:val="auto"/>
+              <w:kern w:val="2"/>
+              <w:sz w:val="24"/>
+              <w:szCs w:val="24"/>
+              <w14:ligatures w14:val="standardContextual"/>
+            </w:rPr>
+          </w:pPr>
+          <w:hyperlink w:anchor="_Toc242277026" w:history="1">
+            <w:r>
+              <w:rPr>
+                <w:rStyle w:val="Hyperlink"/>
+                <w:noProof/>
+              </w:rPr>
+              <w:t>6.9 Reserve Activation</w:t>
+            </w:r>
+            <w:r>
+              <w:rPr>
+                <w:noProof/>
+              </w:rPr>
+              <w:tab/>
+            </w:r>
+            <w:r>
+              <w:rPr>
+                <w:noProof/>
+              </w:rPr>
+              <w:fldChar w:fldCharType="begin"/>
+            </w:r>
+            <w:r>
+              <w:rPr>
+                <w:noProof/>
+              </w:rPr>
+              <w:instrText xml:space="preserve"> PAGEREF _Toc242277026 \h </w:instrText>
+            </w:r>
+            <w:r>
+              <w:rPr>
+                <w:noProof/>
+              </w:rPr>
+            </w:r>
+            <w:r>
+              <w:rPr>
+                <w:noProof/>
+              </w:rPr>
+              <w:fldChar w:fldCharType="separate"/>
+            </w:r>
+            <w:r>
+              <w:rPr>
+                <w:noProof/>
+              </w:rPr>
+              <w:t>22</w:t>
             </w:r>
             <w:r>
               <w:rPr>
@@ -2108,7 +2175,7 @@
               <w14:ligatures w14:val="standardContextual"/>
             </w:rPr>
           </w:pPr>
-          <w:hyperlink w:anchor="_Toc242272977" w:history="1">
+          <w:hyperlink w:anchor="_Toc242277027" w:history="1">
             <w:r>
               <w:rPr>
                 <w:rStyle w:val="Hyperlink"/>
@@ -2132,7 +2199,7 @@
               <w:rPr>
                 <w:noProof/>
               </w:rPr>
-              <w:instrText xml:space="preserve"> PAGEREF _Toc242272977 \h </w:instrText>
+              <w:instrText xml:space="preserve"> PAGEREF _Toc242277027 \h </w:instrText>
             </w:r>
             <w:r>
               <w:rPr>
@@ -2149,7 +2216,7 @@
               <w:rPr>
                 <w:noProof/>
               </w:rPr>
-              <w:t>22</w:t>
+              <w:t>23</w:t>
             </w:r>
             <w:r>
               <w:rPr>
@@ -2175,7 +2242,7 @@
               <w14:ligatures w14:val="standardContextual"/>
             </w:rPr>
           </w:pPr>
-          <w:hyperlink w:anchor="_Toc242272978" w:history="1">
+          <w:hyperlink w:anchor="_Toc242277028" w:history="1">
             <w:r>
               <w:rPr>
                 <w:rStyle w:val="Hyperlink"/>
@@ -2199,7 +2266,7 @@
               <w:rPr>
                 <w:noProof/>
               </w:rPr>
-              <w:instrText xml:space="preserve"> PAGEREF _Toc242272978 \h </w:instrText>
+              <w:instrText xml:space="preserve"> PAGEREF _Toc242277028 \h </w:instrText>
             </w:r>
             <w:r>
               <w:rPr>
@@ -2216,7 +2283,7 @@
               <w:rPr>
                 <w:noProof/>
               </w:rPr>
-              <w:t>22</w:t>
+              <w:t>23</w:t>
             </w:r>
             <w:r>
               <w:rPr>
@@ -2242,7 +2309,7 @@
               <w14:ligatures w14:val="standardContextual"/>
             </w:rPr>
           </w:pPr>
-          <w:hyperlink w:anchor="_Toc242272979" w:history="1">
+          <w:hyperlink w:anchor="_Toc242277029" w:history="1">
             <w:r>
               <w:rPr>
                 <w:rStyle w:val="Hyperlink"/>
@@ -2266,7 +2333,7 @@
               <w:rPr>
                 <w:noProof/>
               </w:rPr>
-              <w:instrText xml:space="preserve"> PAGEREF _Toc242272979 \h </w:instrText>
+              <w:instrText xml:space="preserve"> PAGEREF _Toc242277029 \h </w:instrText>
             </w:r>
             <w:r>
               <w:rPr>
@@ -2283,7 +2350,7 @@
               <w:rPr>
                 <w:noProof/>
               </w:rPr>
-              <w:t>22</w:t>
+              <w:t>23</w:t>
             </w:r>
             <w:r>
               <w:rPr>
@@ -2309,7 +2376,7 @@
               <w14:ligatures w14:val="standardContextual"/>
             </w:rPr>
           </w:pPr>
-          <w:hyperlink w:anchor="_Toc242272980" w:history="1">
+          <w:hyperlink w:anchor="_Toc242277030" w:history="1">
             <w:r>
               <w:rPr>
                 <w:rStyle w:val="Hyperlink"/>
@@ -2333,7 +2400,7 @@
               <w:rPr>
                 <w:noProof/>
               </w:rPr>
-              <w:instrText xml:space="preserve"> PAGEREF _Toc242272980 \h </w:instrText>
+              <w:instrText xml:space="preserve"> PAGEREF _Toc242277030 \h </w:instrText>
             </w:r>
             <w:r>
               <w:rPr>
@@ -2350,7 +2417,7 @@
               <w:rPr>
                 <w:noProof/>
               </w:rPr>
-              <w:t>24</w:t>
+              <w:t>25</w:t>
             </w:r>
             <w:r>
               <w:rPr>
@@ -2376,7 +2443,7 @@
               <w14:ligatures w14:val="standardContextual"/>
             </w:rPr>
           </w:pPr>
-          <w:hyperlink w:anchor="_Toc242272981" w:history="1">
+          <w:hyperlink w:anchor="_Toc242277031" w:history="1">
             <w:r>
               <w:rPr>
                 <w:rStyle w:val="Hyperlink"/>
@@ -2400,7 +2467,7 @@
               <w:rPr>
                 <w:noProof/>
               </w:rPr>
-              <w:instrText xml:space="preserve"> PAGEREF _Toc242272981 \h </w:instrText>
+              <w:instrText xml:space="preserve"> PAGEREF _Toc242277031 \h </w:instrText>
             </w:r>
             <w:r>
               <w:rPr>
@@ -2417,7 +2484,7 @@
               <w:rPr>
                 <w:noProof/>
               </w:rPr>
-              <w:t>24</w:t>
+              <w:t>25</w:t>
             </w:r>
             <w:r>
               <w:rPr>
@@ -2443,7 +2510,7 @@
               <w14:ligatures w14:val="standardContextual"/>
             </w:rPr>
           </w:pPr>
-          <w:hyperlink w:anchor="_Toc242272982" w:history="1">
+          <w:hyperlink w:anchor="_Toc242277032" w:history="1">
             <w:r>
               <w:rPr>
                 <w:rStyle w:val="Hyperlink"/>
@@ -2467,7 +2534,7 @@
               <w:rPr>
                 <w:noProof/>
               </w:rPr>
-              <w:instrText xml:space="preserve"> PAGEREF _Toc242272982 \h </w:instrText>
+              <w:instrText xml:space="preserve"> PAGEREF _Toc242277032 \h </w:instrText>
             </w:r>
             <w:r>
               <w:rPr>
@@ -2484,7 +2551,7 @@
               <w:rPr>
                 <w:noProof/>
               </w:rPr>
-              <w:t>24</w:t>
+              <w:t>25</w:t>
             </w:r>
             <w:r>
               <w:rPr>
@@ -2510,7 +2577,7 @@
               <w14:ligatures w14:val="standardContextual"/>
             </w:rPr>
           </w:pPr>
-          <w:hyperlink w:anchor="_Toc242272983" w:history="1">
+          <w:hyperlink w:anchor="_Toc242277033" w:history="1">
             <w:r>
               <w:rPr>
                 <w:rStyle w:val="Hyperlink"/>
@@ -2534,7 +2601,7 @@
               <w:rPr>
                 <w:noProof/>
               </w:rPr>
-              <w:instrText xml:space="preserve"> PAGEREF _Toc242272983 \h </w:instrText>
+              <w:instrText xml:space="preserve"> PAGEREF _Toc242277033 \h </w:instrText>
             </w:r>
             <w:r>
               <w:rPr>
@@ -2551,7 +2618,7 @@
               <w:rPr>
                 <w:noProof/>
               </w:rPr>
-              <w:t>25</w:t>
+              <w:t>26</w:t>
             </w:r>
             <w:r>
               <w:rPr>
@@ -2577,7 +2644,7 @@
               <w14:ligatures w14:val="standardContextual"/>
             </w:rPr>
           </w:pPr>
-          <w:hyperlink w:anchor="_Toc242272984" w:history="1">
+          <w:hyperlink w:anchor="_Toc242277034" w:history="1">
             <w:r>
               <w:rPr>
                 <w:rStyle w:val="Hyperlink"/>
@@ -2601,7 +2668,7 @@
               <w:rPr>
                 <w:noProof/>
               </w:rPr>
-              <w:instrText xml:space="preserve"> PAGEREF _Toc242272984 \h </w:instrText>
+              <w:instrText xml:space="preserve"> PAGEREF _Toc242277034 \h </w:instrText>
             </w:r>
             <w:r>
               <w:rPr>
@@ -2618,7 +2685,7 @@
               <w:rPr>
                 <w:noProof/>
               </w:rPr>
-              <w:t>27</w:t>
+              <w:t>28</w:t>
             </w:r>
             <w:r>
               <w:rPr>
@@ -2644,7 +2711,7 @@
               <w14:ligatures w14:val="standardContextual"/>
             </w:rPr>
           </w:pPr>
-          <w:hyperlink w:anchor="_Toc242272985" w:history="1">
+          <w:hyperlink w:anchor="_Toc242277035" w:history="1">
             <w:r>
               <w:rPr>
                 <w:rStyle w:val="Hyperlink"/>
@@ -2668,7 +2735,7 @@
               <w:rPr>
                 <w:noProof/>
               </w:rPr>
-              <w:instrText xml:space="preserve"> PAGEREF _Toc242272985 \h </w:instrText>
+              <w:instrText xml:space="preserve"> PAGEREF _Toc242277035 \h </w:instrText>
             </w:r>
             <w:r>
               <w:rPr>
@@ -2685,7 +2752,7 @@
               <w:rPr>
                 <w:noProof/>
               </w:rPr>
-              <w:t>27</w:t>
+              <w:t>28</w:t>
             </w:r>
             <w:r>
               <w:rPr>
@@ -2711,7 +2778,7 @@
               <w14:ligatures w14:val="standardContextual"/>
             </w:rPr>
           </w:pPr>
-          <w:hyperlink w:anchor="_Toc242272986" w:history="1">
+          <w:hyperlink w:anchor="_Toc242277036" w:history="1">
             <w:r>
               <w:rPr>
                 <w:rStyle w:val="Hyperlink"/>
@@ -2735,7 +2802,7 @@
               <w:rPr>
                 <w:noProof/>
               </w:rPr>
-              <w:instrText xml:space="preserve"> PAGEREF _Toc242272986 \h </w:instrText>
+              <w:instrText xml:space="preserve"> PAGEREF _Toc242277036 \h </w:instrText>
             </w:r>
             <w:r>
               <w:rPr>
@@ -2752,7 +2819,7 @@
               <w:rPr>
                 <w:noProof/>
               </w:rPr>
-              <w:t>27</w:t>
+              <w:t>28</w:t>
             </w:r>
             <w:r>
               <w:rPr>
@@ -2778,7 +2845,7 @@
               <w14:ligatures w14:val="standardContextual"/>
             </w:rPr>
           </w:pPr>
-          <w:hyperlink w:anchor="_Toc242272987" w:history="1">
+          <w:hyperlink w:anchor="_Toc242277037" w:history="1">
             <w:r>
               <w:rPr>
                 <w:rStyle w:val="Hyperlink"/>
@@ -2802,7 +2869,7 @@
               <w:rPr>
                 <w:noProof/>
               </w:rPr>
-              <w:instrText xml:space="preserve"> PAGEREF _Toc242272987 \h </w:instrText>
+              <w:instrText xml:space="preserve"> PAGEREF _Toc242277037 \h </w:instrText>
             </w:r>
             <w:r>
               <w:rPr>
@@ -2819,7 +2886,7 @@
               <w:rPr>
                 <w:noProof/>
               </w:rPr>
-              <w:t>28</w:t>
+              <w:t>29</w:t>
             </w:r>
             <w:r>
               <w:rPr>
@@ -2845,7 +2912,7 @@
               <w14:ligatures w14:val="standardContextual"/>
             </w:rPr>
           </w:pPr>
-          <w:hyperlink w:anchor="_Toc242272988" w:history="1">
+          <w:hyperlink w:anchor="_Toc242277038" w:history="1">
             <w:r>
               <w:rPr>
                 <w:rStyle w:val="Hyperlink"/>
@@ -2869,7 +2936,7 @@
               <w:rPr>
                 <w:noProof/>
               </w:rPr>
-              <w:instrText xml:space="preserve"> PAGEREF _Toc242272988 \h </w:instrText>
+              <w:instrText xml:space="preserve"> PAGEREF _Toc242277038 \h </w:instrText>
             </w:r>
             <w:r>
               <w:rPr>
@@ -2886,7 +2953,7 @@
               <w:rPr>
                 <w:noProof/>
               </w:rPr>
-              <w:t>29</w:t>
+              <w:t>30</w:t>
             </w:r>
             <w:r>
               <w:rPr>
@@ -2912,7 +2979,7 @@
               <w14:ligatures w14:val="standardContextual"/>
             </w:rPr>
           </w:pPr>
-          <w:hyperlink w:anchor="_Toc242272989" w:history="1">
+          <w:hyperlink w:anchor="_Toc242277039" w:history="1">
             <w:r>
               <w:rPr>
                 <w:rStyle w:val="Hyperlink"/>
@@ -2936,7 +3003,7 @@
               <w:rPr>
                 <w:noProof/>
               </w:rPr>
-              <w:instrText xml:space="preserve"> PAGEREF _Toc242272989 \h </w:instrText>
+              <w:instrText xml:space="preserve"> PAGEREF _Toc242277039 \h </w:instrText>
             </w:r>
             <w:r>
               <w:rPr>
@@ -2953,7 +3020,7 @@
               <w:rPr>
                 <w:noProof/>
               </w:rPr>
-              <w:t>31</w:t>
+              <w:t>32</w:t>
             </w:r>
             <w:r>
               <w:rPr>
@@ -2979,7 +3046,7 @@
               <w14:ligatures w14:val="standardContextual"/>
             </w:rPr>
           </w:pPr>
-          <w:hyperlink w:anchor="_Toc242272990" w:history="1">
+          <w:hyperlink w:anchor="_Toc242277040" w:history="1">
             <w:r>
               <w:rPr>
                 <w:rStyle w:val="Hyperlink"/>
@@ -3003,7 +3070,7 @@
               <w:rPr>
                 <w:noProof/>
               </w:rPr>
-              <w:instrText xml:space="preserve"> PAGEREF _Toc242272990 \h </w:instrText>
+              <w:instrText xml:space="preserve"> PAGEREF _Toc242277040 \h </w:instrText>
             </w:r>
             <w:r>
               <w:rPr>
@@ -3020,7 +3087,7 @@
               <w:rPr>
                 <w:noProof/>
               </w:rPr>
-              <w:t>31</w:t>
+              <w:t>32</w:t>
             </w:r>
             <w:r>
               <w:rPr>
@@ -3046,7 +3113,7 @@
               <w14:ligatures w14:val="standardContextual"/>
             </w:rPr>
           </w:pPr>
-          <w:hyperlink w:anchor="_Toc242272991" w:history="1">
+          <w:hyperlink w:anchor="_Toc242277041" w:history="1">
             <w:r>
               <w:rPr>
                 <w:rStyle w:val="Hyperlink"/>
@@ -3070,7 +3137,7 @@
               <w:rPr>
                 <w:noProof/>
               </w:rPr>
-              <w:instrText xml:space="preserve"> PAGEREF _Toc242272991 \h </w:instrText>
+              <w:instrText xml:space="preserve"> PAGEREF _Toc242277041 \h </w:instrText>
             </w:r>
             <w:r>
               <w:rPr>
@@ -3087,7 +3154,7 @@
               <w:rPr>
                 <w:noProof/>
               </w:rPr>
-              <w:t>33</w:t>
+              <w:t>34</w:t>
             </w:r>
             <w:r>
               <w:rPr>
@@ -3113,7 +3180,7 @@
               <w14:ligatures w14:val="standardContextual"/>
             </w:rPr>
           </w:pPr>
-          <w:hyperlink w:anchor="_Toc242272992" w:history="1">
+          <w:hyperlink w:anchor="_Toc242277042" w:history="1">
             <w:r>
               <w:rPr>
                 <w:rStyle w:val="Hyperlink"/>
@@ -3137,7 +3204,7 @@
               <w:rPr>
                 <w:noProof/>
               </w:rPr>
-              <w:instrText xml:space="preserve"> PAGEREF _Toc242272992 \h </w:instrText>
+              <w:instrText xml:space="preserve"> PAGEREF _Toc242277042 \h </w:instrText>
             </w:r>
             <w:r>
               <w:rPr>
@@ -3154,7 +3221,7 @@
               <w:rPr>
                 <w:noProof/>
               </w:rPr>
-              <w:t>33</w:t>
+              <w:t>34</w:t>
             </w:r>
             <w:r>
               <w:rPr>
@@ -3180,7 +3247,7 @@
               <w14:ligatures w14:val="standardContextual"/>
             </w:rPr>
           </w:pPr>
-          <w:hyperlink w:anchor="_Toc242272993" w:history="1">
+          <w:hyperlink w:anchor="_Toc242277043" w:history="1">
             <w:r>
               <w:rPr>
                 <w:rStyle w:val="Hyperlink"/>
@@ -3204,7 +3271,7 @@
               <w:rPr>
                 <w:noProof/>
               </w:rPr>
-              <w:instrText xml:space="preserve"> PAGEREF _Toc242272993 \h </w:instrText>
+              <w:instrText xml:space="preserve"> PAGEREF _Toc242277043 \h </w:instrText>
             </w:r>
             <w:r>
               <w:rPr>
@@ -3221,7 +3288,7 @@
               <w:rPr>
                 <w:noProof/>
               </w:rPr>
-              <w:t>33</w:t>
+              <w:t>34</w:t>
             </w:r>
             <w:r>
               <w:rPr>
@@ -3247,7 +3314,7 @@
               <w14:ligatures w14:val="standardContextual"/>
             </w:rPr>
           </w:pPr>
-          <w:hyperlink w:anchor="_Toc242272994" w:history="1">
+          <w:hyperlink w:anchor="_Toc242277044" w:history="1">
             <w:r>
               <w:rPr>
                 <w:rStyle w:val="Hyperlink"/>
@@ -3271,7 +3338,7 @@
               <w:rPr>
                 <w:noProof/>
               </w:rPr>
-              <w:instrText xml:space="preserve"> PAGEREF _Toc242272994 \h </w:instrText>
+              <w:instrText xml:space="preserve"> PAGEREF _Toc242277044 \h </w:instrText>
             </w:r>
             <w:r>
               <w:rPr>
@@ -3288,7 +3355,7 @@
               <w:rPr>
                 <w:noProof/>
               </w:rPr>
-              <w:t>33</w:t>
+              <w:t>34</w:t>
             </w:r>
             <w:r>
               <w:rPr>
@@ -3314,7 +3381,7 @@
               <w14:ligatures w14:val="standardContextual"/>
             </w:rPr>
           </w:pPr>
-          <w:hyperlink w:anchor="_Toc242272995" w:history="1">
+          <w:hyperlink w:anchor="_Toc242277045" w:history="1">
             <w:r>
               <w:rPr>
                 <w:rStyle w:val="Hyperlink"/>
@@ -3338,7 +3405,7 @@
               <w:rPr>
                 <w:noProof/>
               </w:rPr>
-              <w:instrText xml:space="preserve"> PAGEREF _Toc242272995 \h </w:instrText>
+              <w:instrText xml:space="preserve"> PAGEREF _Toc242277045 \h </w:instrText>
             </w:r>
             <w:r>
               <w:rPr>
@@ -3355,7 +3422,7 @@
               <w:rPr>
                 <w:noProof/>
               </w:rPr>
-              <w:t>34</w:t>
+              <w:t>35</w:t>
             </w:r>
             <w:r>
               <w:rPr>
@@ -3377,7 +3444,7 @@
         <w:pStyle w:val="Heading1"/>
         <w:pageBreakBefore/>
       </w:pPr>
-      <w:bookmarkStart w:id="0" w:name="_Toc242272954"/>
+      <w:bookmarkStart w:id="0" w:name="_Toc242277003"/>
       <w:r>
         <w:lastRenderedPageBreak/>
         <w:t>1. About this reference</w:t>
@@ -3830,7 +3897,7 @@
         <w:pStyle w:val="Heading1"/>
         <w:pageBreakBefore/>
       </w:pPr>
-      <w:bookmarkStart w:id="1" w:name="_Toc242272955"/>
+      <w:bookmarkStart w:id="1" w:name="_Toc242277004"/>
       <w:r>
         <w:lastRenderedPageBreak/>
         <w:t>2. Rules that apply on every screen</w:t>
@@ -4047,7 +4114,7 @@
         <w:pStyle w:val="Heading1"/>
         <w:pageBreakBefore/>
       </w:pPr>
-      <w:bookmarkStart w:id="2" w:name="_Toc242272956"/>
+      <w:bookmarkStart w:id="2" w:name="_Toc242277005"/>
       <w:r>
         <w:lastRenderedPageBreak/>
         <w:t>3. Who can open which screen</w:t>
@@ -6905,7 +6972,7 @@
                 <w:sz w:val="19"/>
                 <w:szCs w:val="19"/>
               </w:rPr>
-              <w:t>Reserve Activation</w:t>
+              <w:t>Conversations</w:t>
             </w:r>
           </w:p>
         </w:tc>
@@ -6972,6 +7039,13 @@
             <w:pPr>
               <w:spacing w:after="40"/>
             </w:pPr>
+            <w:r>
+              <w:rPr>
+                <w:sz w:val="19"/>
+                <w:szCs w:val="19"/>
+              </w:rPr>
+              <w:t>✓</w:t>
+            </w:r>
           </w:p>
         </w:tc>
         <w:tc>
@@ -7096,7 +7170,7 @@
                 <w:sz w:val="19"/>
                 <w:szCs w:val="19"/>
               </w:rPr>
-              <w:t>QA Queue (with the KoboToolbox sync panel)</w:t>
+              <w:t>Reserve Activation</w:t>
             </w:r>
           </w:p>
         </w:tc>
@@ -7176,13 +7250,6 @@
             <w:pPr>
               <w:spacing w:after="40"/>
             </w:pPr>
-            <w:r>
-              <w:rPr>
-                <w:sz w:val="19"/>
-                <w:szCs w:val="19"/>
-              </w:rPr>
-              <w:t>✓</w:t>
-            </w:r>
           </w:p>
         </w:tc>
         <w:tc>
@@ -7287,7 +7354,7 @@
                 <w:sz w:val="19"/>
                 <w:szCs w:val="19"/>
               </w:rPr>
-              <w:t>QA Exceptions</w:t>
+              <w:t>QA Queue (with the KoboToolbox sync panel)</w:t>
             </w:r>
           </w:p>
         </w:tc>
@@ -7485,7 +7552,7 @@
                 <w:sz w:val="19"/>
                 <w:szCs w:val="19"/>
               </w:rPr>
-              <w:t>KII Register</w:t>
+              <w:t>QA Exceptions</w:t>
             </w:r>
           </w:p>
         </w:tc>
@@ -7565,6 +7632,13 @@
             <w:pPr>
               <w:spacing w:after="40"/>
             </w:pPr>
+            <w:r>
+              <w:rPr>
+                <w:sz w:val="19"/>
+                <w:szCs w:val="19"/>
+              </w:rPr>
+              <w:t>✓</w:t>
+            </w:r>
           </w:p>
         </w:tc>
         <w:tc>
@@ -7581,13 +7655,6 @@
             <w:pPr>
               <w:spacing w:after="40"/>
             </w:pPr>
-            <w:r>
-              <w:rPr>
-                <w:sz w:val="19"/>
-                <w:szCs w:val="19"/>
-              </w:rPr>
-              <w:t>✓</w:t>
-            </w:r>
           </w:p>
         </w:tc>
         <w:tc>
@@ -7676,7 +7743,7 @@
                 <w:sz w:val="19"/>
                 <w:szCs w:val="19"/>
               </w:rPr>
-              <w:t>New KII Record</w:t>
+              <w:t>KII Register</w:t>
             </w:r>
           </w:p>
         </w:tc>
@@ -7835,6 +7902,13 @@
             <w:pPr>
               <w:spacing w:after="40"/>
             </w:pPr>
+            <w:r>
+              <w:rPr>
+                <w:sz w:val="19"/>
+                <w:szCs w:val="19"/>
+              </w:rPr>
+              <w:t>✓</w:t>
+            </w:r>
           </w:p>
         </w:tc>
       </w:tr>
@@ -7867,7 +7941,7 @@
                 <w:sz w:val="19"/>
                 <w:szCs w:val="19"/>
               </w:rPr>
-              <w:t>KII record</w:t>
+              <w:t>New KII Record</w:t>
             </w:r>
           </w:p>
         </w:tc>
@@ -8018,13 +8092,6 @@
             <w:pPr>
               <w:spacing w:after="40"/>
             </w:pPr>
-            <w:r>
-              <w:rPr>
-                <w:sz w:val="19"/>
-                <w:szCs w:val="19"/>
-              </w:rPr>
-              <w:t>✓</w:t>
-            </w:r>
           </w:p>
         </w:tc>
       </w:tr>
@@ -8058,7 +8125,7 @@
                 <w:sz w:val="19"/>
                 <w:szCs w:val="19"/>
               </w:rPr>
-              <w:t>Documents (the corpus)</w:t>
+              <w:t>KII record</w:t>
             </w:r>
           </w:p>
         </w:tc>
@@ -8159,6 +8226,13 @@
             <w:pPr>
               <w:spacing w:after="40"/>
             </w:pPr>
+            <w:r>
+              <w:rPr>
+                <w:sz w:val="19"/>
+                <w:szCs w:val="19"/>
+              </w:rPr>
+              <w:t>✓</w:t>
+            </w:r>
           </w:p>
         </w:tc>
         <w:tc>
@@ -8176,13 +8250,6 @@
             <w:pPr>
               <w:spacing w:after="40"/>
             </w:pPr>
-            <w:r>
-              <w:rPr>
-                <w:sz w:val="19"/>
-                <w:szCs w:val="19"/>
-              </w:rPr>
-              <w:t>✓</w:t>
-            </w:r>
           </w:p>
         </w:tc>
         <w:tc>
@@ -8256,7 +8323,7 @@
                 <w:sz w:val="19"/>
                 <w:szCs w:val="19"/>
               </w:rPr>
-              <w:t>New Documentary Evidence Record</w:t>
+              <w:t>Documents (the corpus)</w:t>
             </w:r>
           </w:p>
         </w:tc>
@@ -8407,6 +8474,13 @@
             <w:pPr>
               <w:spacing w:after="40"/>
             </w:pPr>
+            <w:r>
+              <w:rPr>
+                <w:sz w:val="19"/>
+                <w:szCs w:val="19"/>
+              </w:rPr>
+              <w:t>✓</w:t>
+            </w:r>
           </w:p>
         </w:tc>
       </w:tr>
@@ -8440,7 +8514,7 @@
                 <w:sz w:val="19"/>
                 <w:szCs w:val="19"/>
               </w:rPr>
-              <w:t>Document record</w:t>
+              <w:t>New Documentary Evidence Record</w:t>
             </w:r>
           </w:p>
         </w:tc>
@@ -8599,13 +8673,6 @@
             <w:pPr>
               <w:spacing w:after="40"/>
             </w:pPr>
-            <w:r>
-              <w:rPr>
-                <w:sz w:val="19"/>
-                <w:szCs w:val="19"/>
-              </w:rPr>
-              <w:t>✓</w:t>
-            </w:r>
           </w:p>
         </w:tc>
       </w:tr>
@@ -8638,7 +8705,7 @@
                 <w:sz w:val="19"/>
                 <w:szCs w:val="19"/>
               </w:rPr>
-              <w:t>Auto-fill review screen</w:t>
+              <w:t>Document record</w:t>
             </w:r>
           </w:p>
         </w:tc>
@@ -8829,7 +8896,7 @@
                 <w:sz w:val="19"/>
                 <w:szCs w:val="19"/>
               </w:rPr>
-              <w:t>Completed forms (Form PDFs)</w:t>
+              <w:t>Auto-fill review screen</w:t>
             </w:r>
           </w:p>
         </w:tc>
@@ -8913,13 +8980,6 @@
             <w:pPr>
               <w:spacing w:after="40"/>
             </w:pPr>
-            <w:r>
-              <w:rPr>
-                <w:sz w:val="19"/>
-                <w:szCs w:val="19"/>
-              </w:rPr>
-              <w:t>✓</w:t>
-            </w:r>
           </w:p>
         </w:tc>
         <w:tc>
@@ -8937,13 +8997,6 @@
             <w:pPr>
               <w:spacing w:after="40"/>
             </w:pPr>
-            <w:r>
-              <w:rPr>
-                <w:sz w:val="19"/>
-                <w:szCs w:val="19"/>
-              </w:rPr>
-              <w:t>✓</w:t>
-            </w:r>
           </w:p>
         </w:tc>
         <w:tc>
@@ -9041,7 +9094,7 @@
                 <w:sz w:val="19"/>
                 <w:szCs w:val="19"/>
               </w:rPr>
-              <w:t>Cost Dashboard</w:t>
+              <w:t>Completed forms (Form PDFs)</w:t>
             </w:r>
           </w:p>
         </w:tc>
@@ -9121,6 +9174,13 @@
             <w:pPr>
               <w:spacing w:after="40"/>
             </w:pPr>
+            <w:r>
+              <w:rPr>
+                <w:sz w:val="19"/>
+                <w:szCs w:val="19"/>
+              </w:rPr>
+              <w:t>✓</w:t>
+            </w:r>
           </w:p>
         </w:tc>
         <w:tc>
@@ -9137,6 +9197,13 @@
             <w:pPr>
               <w:spacing w:after="40"/>
             </w:pPr>
+            <w:r>
+              <w:rPr>
+                <w:sz w:val="19"/>
+                <w:szCs w:val="19"/>
+              </w:rPr>
+              <w:t>✓</w:t>
+            </w:r>
           </w:p>
         </w:tc>
         <w:tc>
@@ -9153,6 +9220,13 @@
             <w:pPr>
               <w:spacing w:after="40"/>
             </w:pPr>
+            <w:r>
+              <w:rPr>
+                <w:sz w:val="19"/>
+                <w:szCs w:val="19"/>
+              </w:rPr>
+              <w:t>✓</w:t>
+            </w:r>
           </w:p>
         </w:tc>
         <w:tc>
@@ -9169,13 +9243,6 @@
             <w:pPr>
               <w:spacing w:after="40"/>
             </w:pPr>
-            <w:r>
-              <w:rPr>
-                <w:sz w:val="19"/>
-                <w:szCs w:val="19"/>
-              </w:rPr>
-              <w:t>✓</w:t>
-            </w:r>
           </w:p>
         </w:tc>
         <w:tc>
@@ -9233,7 +9300,7 @@
                 <w:szCs w:val="19"/>
               </w:rPr>
               <w:lastRenderedPageBreak/>
-              <w:t>Audit Log</w:t>
+              <w:t>Cost Dashboard</w:t>
             </w:r>
           </w:p>
         </w:tc>
@@ -9276,6 +9343,13 @@
             <w:pPr>
               <w:spacing w:after="40"/>
             </w:pPr>
+            <w:r>
+              <w:rPr>
+                <w:sz w:val="19"/>
+                <w:szCs w:val="19"/>
+              </w:rPr>
+              <w:t>✓</w:t>
+            </w:r>
           </w:p>
         </w:tc>
         <w:tc>
@@ -9361,6 +9435,13 @@
             <w:pPr>
               <w:spacing w:after="40"/>
             </w:pPr>
+            <w:r>
+              <w:rPr>
+                <w:sz w:val="19"/>
+                <w:szCs w:val="19"/>
+              </w:rPr>
+              <w:t>✓</w:t>
+            </w:r>
           </w:p>
         </w:tc>
         <w:tc>
@@ -9378,6 +9459,13 @@
             <w:pPr>
               <w:spacing w:after="40"/>
             </w:pPr>
+            <w:r>
+              <w:rPr>
+                <w:sz w:val="19"/>
+                <w:szCs w:val="19"/>
+              </w:rPr>
+              <w:t>✓</w:t>
+            </w:r>
           </w:p>
         </w:tc>
       </w:tr>
@@ -9410,7 +9498,7 @@
                 <w:sz w:val="19"/>
                 <w:szCs w:val="19"/>
               </w:rPr>
-              <w:t>Research Clearance</w:t>
+              <w:t>Audit Log</w:t>
             </w:r>
           </w:p>
         </w:tc>
@@ -9580,6 +9668,183 @@
                 <w:sz w:val="19"/>
                 <w:szCs w:val="19"/>
               </w:rPr>
+              <w:t>Research Clearance</w:t>
+            </w:r>
+          </w:p>
+        </w:tc>
+        <w:tc>
+          <w:tcPr>
+            <w:tcW w:w="753" w:type="dxa"/>
+            <w:shd w:val="clear" w:color="auto" w:fill="F8FAFB"/>
+            <w:tcMar>
+              <w:top w:w="70" w:type="dxa"/>
+              <w:left w:w="110" w:type="dxa"/>
+              <w:bottom w:w="70" w:type="dxa"/>
+              <w:right w:w="110" w:type="dxa"/>
+            </w:tcMar>
+          </w:tcPr>
+          <w:p>
+            <w:pPr>
+              <w:spacing w:after="40"/>
+            </w:pPr>
+            <w:r>
+              <w:rPr>
+                <w:sz w:val="19"/>
+                <w:szCs w:val="19"/>
+              </w:rPr>
+              <w:t>✓</w:t>
+            </w:r>
+          </w:p>
+        </w:tc>
+        <w:tc>
+          <w:tcPr>
+            <w:tcW w:w="753" w:type="dxa"/>
+            <w:shd w:val="clear" w:color="auto" w:fill="F8FAFB"/>
+            <w:tcMar>
+              <w:top w:w="70" w:type="dxa"/>
+              <w:left w:w="110" w:type="dxa"/>
+              <w:bottom w:w="70" w:type="dxa"/>
+              <w:right w:w="110" w:type="dxa"/>
+            </w:tcMar>
+          </w:tcPr>
+          <w:p>
+            <w:pPr>
+              <w:spacing w:after="40"/>
+            </w:pPr>
+          </w:p>
+        </w:tc>
+        <w:tc>
+          <w:tcPr>
+            <w:tcW w:w="753" w:type="dxa"/>
+            <w:shd w:val="clear" w:color="auto" w:fill="F8FAFB"/>
+            <w:tcMar>
+              <w:top w:w="70" w:type="dxa"/>
+              <w:left w:w="110" w:type="dxa"/>
+              <w:bottom w:w="70" w:type="dxa"/>
+              <w:right w:w="110" w:type="dxa"/>
+            </w:tcMar>
+          </w:tcPr>
+          <w:p>
+            <w:pPr>
+              <w:spacing w:after="40"/>
+            </w:pPr>
+          </w:p>
+        </w:tc>
+        <w:tc>
+          <w:tcPr>
+            <w:tcW w:w="753" w:type="dxa"/>
+            <w:shd w:val="clear" w:color="auto" w:fill="F8FAFB"/>
+            <w:tcMar>
+              <w:top w:w="70" w:type="dxa"/>
+              <w:left w:w="110" w:type="dxa"/>
+              <w:bottom w:w="70" w:type="dxa"/>
+              <w:right w:w="110" w:type="dxa"/>
+            </w:tcMar>
+          </w:tcPr>
+          <w:p>
+            <w:pPr>
+              <w:spacing w:after="40"/>
+            </w:pPr>
+          </w:p>
+        </w:tc>
+        <w:tc>
+          <w:tcPr>
+            <w:tcW w:w="753" w:type="dxa"/>
+            <w:shd w:val="clear" w:color="auto" w:fill="F8FAFB"/>
+            <w:tcMar>
+              <w:top w:w="70" w:type="dxa"/>
+              <w:left w:w="110" w:type="dxa"/>
+              <w:bottom w:w="70" w:type="dxa"/>
+              <w:right w:w="110" w:type="dxa"/>
+            </w:tcMar>
+          </w:tcPr>
+          <w:p>
+            <w:pPr>
+              <w:spacing w:after="40"/>
+            </w:pPr>
+          </w:p>
+        </w:tc>
+        <w:tc>
+          <w:tcPr>
+            <w:tcW w:w="753" w:type="dxa"/>
+            <w:shd w:val="clear" w:color="auto" w:fill="F8FAFB"/>
+            <w:tcMar>
+              <w:top w:w="70" w:type="dxa"/>
+              <w:left w:w="110" w:type="dxa"/>
+              <w:bottom w:w="70" w:type="dxa"/>
+              <w:right w:w="110" w:type="dxa"/>
+            </w:tcMar>
+          </w:tcPr>
+          <w:p>
+            <w:pPr>
+              <w:spacing w:after="40"/>
+            </w:pPr>
+          </w:p>
+        </w:tc>
+        <w:tc>
+          <w:tcPr>
+            <w:tcW w:w="753" w:type="dxa"/>
+            <w:shd w:val="clear" w:color="auto" w:fill="F8FAFB"/>
+            <w:tcMar>
+              <w:top w:w="70" w:type="dxa"/>
+              <w:left w:w="110" w:type="dxa"/>
+              <w:bottom w:w="70" w:type="dxa"/>
+              <w:right w:w="110" w:type="dxa"/>
+            </w:tcMar>
+          </w:tcPr>
+          <w:p>
+            <w:pPr>
+              <w:spacing w:after="40"/>
+            </w:pPr>
+          </w:p>
+        </w:tc>
+        <w:tc>
+          <w:tcPr>
+            <w:tcW w:w="753" w:type="dxa"/>
+            <w:shd w:val="clear" w:color="auto" w:fill="F8FAFB"/>
+            <w:tcMar>
+              <w:top w:w="70" w:type="dxa"/>
+              <w:left w:w="110" w:type="dxa"/>
+              <w:bottom w:w="70" w:type="dxa"/>
+              <w:right w:w="110" w:type="dxa"/>
+            </w:tcMar>
+          </w:tcPr>
+          <w:p>
+            <w:pPr>
+              <w:spacing w:after="40"/>
+            </w:pPr>
+          </w:p>
+        </w:tc>
+      </w:tr>
+      <w:tr>
+        <w:tblPrEx>
+          <w:tblCellMar>
+            <w:top w:w="0" w:type="dxa"/>
+            <w:bottom w:w="0" w:type="dxa"/>
+          </w:tblCellMar>
+        </w:tblPrEx>
+        <w:trPr>
+          <w:cantSplit/>
+        </w:trPr>
+        <w:tc>
+          <w:tcPr>
+            <w:tcW w:w="3388" w:type="dxa"/>
+            <w:tcMar>
+              <w:top w:w="70" w:type="dxa"/>
+              <w:left w:w="110" w:type="dxa"/>
+              <w:bottom w:w="70" w:type="dxa"/>
+              <w:right w:w="110" w:type="dxa"/>
+            </w:tcMar>
+          </w:tcPr>
+          <w:p>
+            <w:pPr>
+              <w:spacing w:after="40"/>
+            </w:pPr>
+            <w:r>
+              <w:rPr>
+                <w:sz w:val="19"/>
+                <w:szCs w:val="19"/>
+              </w:rPr>
               <w:t>Export</w:t>
             </w:r>
           </w:p>
@@ -9587,7 +9852,6 @@
         <w:tc>
           <w:tcPr>
             <w:tcW w:w="753" w:type="dxa"/>
-            <w:shd w:val="clear" w:color="auto" w:fill="F8FAFB"/>
             <w:tcMar>
               <w:top w:w="70" w:type="dxa"/>
               <w:left w:w="110" w:type="dxa"/>
@@ -9611,7 +9875,6 @@
         <w:tc>
           <w:tcPr>
             <w:tcW w:w="753" w:type="dxa"/>
-            <w:shd w:val="clear" w:color="auto" w:fill="F8FAFB"/>
             <w:tcMar>
               <w:top w:w="70" w:type="dxa"/>
               <w:left w:w="110" w:type="dxa"/>
@@ -9635,7 +9898,6 @@
         <w:tc>
           <w:tcPr>
             <w:tcW w:w="753" w:type="dxa"/>
-            <w:shd w:val="clear" w:color="auto" w:fill="F8FAFB"/>
             <w:tcMar>
               <w:top w:w="70" w:type="dxa"/>
               <w:left w:w="110" w:type="dxa"/>
@@ -9652,7 +9914,6 @@
         <w:tc>
           <w:tcPr>
             <w:tcW w:w="753" w:type="dxa"/>
-            <w:shd w:val="clear" w:color="auto" w:fill="F8FAFB"/>
             <w:tcMar>
               <w:top w:w="70" w:type="dxa"/>
               <w:left w:w="110" w:type="dxa"/>
@@ -9669,7 +9930,6 @@
         <w:tc>
           <w:tcPr>
             <w:tcW w:w="753" w:type="dxa"/>
-            <w:shd w:val="clear" w:color="auto" w:fill="F8FAFB"/>
             <w:tcMar>
               <w:top w:w="70" w:type="dxa"/>
               <w:left w:w="110" w:type="dxa"/>
@@ -9686,7 +9946,6 @@
         <w:tc>
           <w:tcPr>
             <w:tcW w:w="753" w:type="dxa"/>
-            <w:shd w:val="clear" w:color="auto" w:fill="F8FAFB"/>
             <w:tcMar>
               <w:top w:w="70" w:type="dxa"/>
               <w:left w:w="110" w:type="dxa"/>
@@ -9703,7 +9962,6 @@
         <w:tc>
           <w:tcPr>
             <w:tcW w:w="753" w:type="dxa"/>
-            <w:shd w:val="clear" w:color="auto" w:fill="F8FAFB"/>
             <w:tcMar>
               <w:top w:w="70" w:type="dxa"/>
               <w:left w:w="110" w:type="dxa"/>
@@ -9727,7 +9985,6 @@
         <w:tc>
           <w:tcPr>
             <w:tcW w:w="753" w:type="dxa"/>
-            <w:shd w:val="clear" w:color="auto" w:fill="F8FAFB"/>
             <w:tcMar>
               <w:top w:w="70" w:type="dxa"/>
               <w:left w:w="110" w:type="dxa"/>
@@ -9753,7 +10010,7 @@
         <w:pStyle w:val="Heading1"/>
         <w:pageBreakBefore/>
       </w:pPr>
-      <w:bookmarkStart w:id="3" w:name="_Toc242272957"/>
+      <w:bookmarkStart w:id="3" w:name="_Toc242277006"/>
       <w:r>
         <w:lastRenderedPageBreak/>
         <w:t>4. Signing in and your account</w:t>
@@ -9764,7 +10021,7 @@
       <w:pPr>
         <w:pStyle w:val="Heading2"/>
       </w:pPr>
-      <w:bookmarkStart w:id="4" w:name="_Toc242272958"/>
+      <w:bookmarkStart w:id="4" w:name="_Toc242277007"/>
       <w:r>
         <w:t>4.1 Sign in</w:t>
       </w:r>
@@ -10277,7 +10534,7 @@
       <w:pPr>
         <w:pStyle w:val="Heading2"/>
       </w:pPr>
-      <w:bookmarkStart w:id="5" w:name="_Toc242272959"/>
+      <w:bookmarkStart w:id="5" w:name="_Toc242277008"/>
       <w:r>
         <w:t>4.2 The header and menu bar (every screen)</w:t>
       </w:r>
@@ -11000,7 +11257,7 @@
       <w:pPr>
         <w:pStyle w:val="Heading2"/>
       </w:pPr>
-      <w:bookmarkStart w:id="6" w:name="_Toc242272960"/>
+      <w:bookmarkStart w:id="6" w:name="_Toc242277009"/>
       <w:r>
         <w:lastRenderedPageBreak/>
         <w:t>4.3 Change Password</w:t>
@@ -11622,7 +11879,7 @@
         <w:pStyle w:val="Heading1"/>
         <w:pageBreakBefore/>
       </w:pPr>
-      <w:bookmarkStart w:id="7" w:name="_Toc242272961"/>
+      <w:bookmarkStart w:id="7" w:name="_Toc242277010"/>
       <w:r>
         <w:lastRenderedPageBreak/>
         <w:t>5. Dashboards and Reports (read-only)</w:t>
@@ -11633,7 +11890,7 @@
       <w:pPr>
         <w:pStyle w:val="Heading2"/>
       </w:pPr>
-      <w:bookmarkStart w:id="8" w:name="_Toc242272962"/>
+      <w:bookmarkStart w:id="8" w:name="_Toc242277011"/>
       <w:r>
         <w:t>5.1 Executive Dashboard</w:t>
       </w:r>
@@ -12146,7 +12403,7 @@
       <w:pPr>
         <w:pStyle w:val="Heading2"/>
       </w:pPr>
-      <w:bookmarkStart w:id="9" w:name="_Toc242272963"/>
+      <w:bookmarkStart w:id="9" w:name="_Toc242277012"/>
       <w:r>
         <w:t>5.2 Sampling Dashboard</w:t>
       </w:r>
@@ -12659,7 +12916,7 @@
       <w:pPr>
         <w:pStyle w:val="Heading2"/>
       </w:pPr>
-      <w:bookmarkStart w:id="10" w:name="_Toc242272964"/>
+      <w:bookmarkStart w:id="10" w:name="_Toc242277013"/>
       <w:r>
         <w:t>5.3 Contact Dashboard</w:t>
       </w:r>
@@ -12963,7 +13220,7 @@
       <w:pPr>
         <w:pStyle w:val="Heading2"/>
       </w:pPr>
-      <w:bookmarkStart w:id="11" w:name="_Toc242272965"/>
+      <w:bookmarkStart w:id="11" w:name="_Toc242277014"/>
       <w:r>
         <w:t>5.4 QA Dashboard</w:t>
       </w:r>
@@ -13583,7 +13840,7 @@
       <w:pPr>
         <w:pStyle w:val="Heading2"/>
       </w:pPr>
-      <w:bookmarkStart w:id="12" w:name="_Toc242272966"/>
+      <w:bookmarkStart w:id="12" w:name="_Toc242277015"/>
       <w:r>
         <w:t>5.5 KII / Document Dashboard</w:t>
       </w:r>
@@ -13993,7 +14250,7 @@
       <w:pPr>
         <w:pStyle w:val="Heading2"/>
       </w:pPr>
-      <w:bookmarkStart w:id="13" w:name="_Toc242272967"/>
+      <w:bookmarkStart w:id="13" w:name="_Toc242277016"/>
       <w:r>
         <w:lastRenderedPageBreak/>
         <w:t>5.6 Reports</w:t>
@@ -14508,7 +14765,7 @@
         <w:pStyle w:val="Heading1"/>
         <w:pageBreakBefore/>
       </w:pPr>
-      <w:bookmarkStart w:id="14" w:name="_Toc242272968"/>
+      <w:bookmarkStart w:id="14" w:name="_Toc242277017"/>
       <w:r>
         <w:lastRenderedPageBreak/>
         <w:t>6. The sample and contact</w:t>
@@ -14519,7 +14776,7 @@
       <w:pPr>
         <w:pStyle w:val="Heading2"/>
       </w:pPr>
-      <w:bookmarkStart w:id="15" w:name="_Toc242272969"/>
+      <w:bookmarkStart w:id="15" w:name="_Toc242277018"/>
       <w:r>
         <w:t>6.1 Main-400 Register (and Reserve)</w:t>
       </w:r>
@@ -16083,7 +16340,7 @@
       <w:pPr>
         <w:pStyle w:val="Heading2"/>
       </w:pPr>
-      <w:bookmarkStart w:id="16" w:name="_Toc242272970"/>
+      <w:bookmarkStart w:id="16" w:name="_Toc242277019"/>
       <w:r>
         <w:t>6.2 Case page</w:t>
       </w:r>
@@ -16940,7 +17197,7 @@
                 <w:sz w:val="19"/>
                 <w:szCs w:val="19"/>
               </w:rPr>
-              <w:t>Invitations → Issue invitation (Channel, Wave)</w:t>
+              <w:t>Ask first → Send introduction</w:t>
             </w:r>
           </w:p>
         </w:tc>
@@ -16963,7 +17220,7 @@
                 <w:sz w:val="19"/>
                 <w:szCs w:val="19"/>
               </w:rPr>
-              <w:t>Creates a personal invitation link (valid 14 days) and an 8-character manual code, for the chosen channel and wave.</w:t>
+              <w:t>Sends the study introduction (WhatsApp, or SMS with a WhatsApp reply link) asking whether the organisation will take part. Shown once Twilio's WhatsApp number is set up.</w:t>
             </w:r>
           </w:p>
         </w:tc>
@@ -16986,7 +17243,7 @@
                 <w:sz w:val="19"/>
                 <w:szCs w:val="19"/>
               </w:rPr>
-              <w:t>Respondents are invited by a private, expiring link. The link is shown once and only a scrambled form is stored, so a stolen database cannot reveal live links. A new invitation replaces the old one, so while the current link still works the portal asks first (Replace it / Keep the current one).</w:t>
+              <w:t>A gentler first contact: the link only goes to those who agree, which is also what WhatsApp's rules expect.</w:t>
             </w:r>
           </w:p>
         </w:tc>
@@ -17009,7 +17266,7 @@
                 <w:sz w:val="19"/>
                 <w:szCs w:val="19"/>
               </w:rPr>
-              <w:t>The link and code appear once, with a send button for every channel: send it on all the channels the organisation has. If the case cannot be invited (for example a locked Reserve case) you are told why.</w:t>
+              <w:t>The status and any replies show under Ask first. YES sends the invitation link automatically; NO moves the case to S12 Refused.</w:t>
             </w:r>
           </w:p>
         </w:tc>
@@ -17044,7 +17301,7 @@
                 <w:sz w:val="19"/>
                 <w:szCs w:val="19"/>
               </w:rPr>
-              <w:t>Send via WhatsApp / Send by SMS / Open in email app</w:t>
+              <w:t>Invitations → Issue invitation (Channel, Wave)</w:t>
             </w:r>
           </w:p>
         </w:tc>
@@ -17068,7 +17325,7 @@
                 <w:sz w:val="19"/>
                 <w:szCs w:val="19"/>
               </w:rPr>
-              <w:t>Opens WhatsApp, your SMS app or your email program with the invitation message already written.</w:t>
+              <w:t>Creates a personal invitation link (valid 14 days) and an 8-character manual code, for the chosen channel and wave.</w:t>
             </w:r>
           </w:p>
         </w:tc>
@@ -17092,7 +17349,7 @@
                 <w:sz w:val="19"/>
                 <w:szCs w:val="19"/>
               </w:rPr>
-              <w:t>The portal does not send messages itself: you send from the study's own account so replies come to you.</w:t>
+              <w:t>Respondents are invited by a private, expiring link. The link is shown once and only a scrambled form is stored, so a stolen database cannot reveal live links. A new invitation replaces the old one, so while the current link still works the portal asks first (Replace it / Keep the current one).</w:t>
             </w:r>
           </w:p>
         </w:tc>
@@ -17116,7 +17373,7 @@
                 <w:sz w:val="19"/>
                 <w:szCs w:val="19"/>
               </w:rPr>
-              <w:t>Your messaging app opens with the text. Send it, then log it on the Contact timeline.</w:t>
+              <w:t>The link and code appear once, with a send button for every channel: send it on all the channels the organisation has. If the case cannot be invited (for example a locked Reserve case) you are told why.</w:t>
             </w:r>
           </w:p>
         </w:tc>
@@ -17150,7 +17407,8 @@
                 <w:sz w:val="19"/>
                 <w:szCs w:val="19"/>
               </w:rPr>
-              <w:t>Send email (from the portal) / Copy message</w:t>
+              <w:lastRenderedPageBreak/>
+              <w:t>Send via WhatsApp / Send by SMS / Open in email app</w:t>
             </w:r>
           </w:p>
         </w:tc>
@@ -17173,7 +17431,7 @@
                 <w:sz w:val="19"/>
                 <w:szCs w:val="19"/>
               </w:rPr>
-              <w:t>Sends the invitation email from the portal (if email is set up), or copies the text so you can paste it anywhere.</w:t>
+              <w:t>Opens WhatsApp, your SMS app or your email program with the invitation message already written.</w:t>
             </w:r>
           </w:p>
         </w:tc>
@@ -17196,7 +17454,7 @@
                 <w:sz w:val="19"/>
                 <w:szCs w:val="19"/>
               </w:rPr>
-              <w:t>Some respondents prefer email; copying is the fallback for any other channel.</w:t>
+              <w:t>The portal does not send messages itself: you send from the study's own account so replies come to you.</w:t>
             </w:r>
           </w:p>
         </w:tc>
@@ -17219,7 +17477,7 @@
                 <w:sz w:val="19"/>
                 <w:szCs w:val="19"/>
               </w:rPr>
-              <w:t>“Sent to …” or “Copied”.</w:t>
+              <w:t>Your messaging app opens with the text. Send it, then log it on the Contact timeline.</w:t>
             </w:r>
           </w:p>
         </w:tc>
@@ -17254,8 +17512,7 @@
                 <w:sz w:val="19"/>
                 <w:szCs w:val="19"/>
               </w:rPr>
-              <w:lastRenderedPageBreak/>
-              <w:t>Revoke</w:t>
+              <w:t>Send email (from the portal) / Copy message</w:t>
             </w:r>
           </w:p>
         </w:tc>
@@ -17279,7 +17536,7 @@
                 <w:sz w:val="19"/>
                 <w:szCs w:val="19"/>
               </w:rPr>
-              <w:t>Cancels an invitation so its link stops working.</w:t>
+              <w:t>Sends the invitation email from the portal (if email is set up), or copies the text so you can paste it anywhere.</w:t>
             </w:r>
           </w:p>
         </w:tc>
@@ -17303,7 +17560,7 @@
                 <w:sz w:val="19"/>
                 <w:szCs w:val="19"/>
               </w:rPr>
-              <w:t>Use if it went to the wrong person or the wrong address; it is also how a wrong send is undone.</w:t>
+              <w:t>Some respondents prefer email; copying is the fallback for any other channel.</w:t>
             </w:r>
           </w:p>
         </w:tc>
@@ -17327,7 +17584,7 @@
                 <w:sz w:val="19"/>
                 <w:szCs w:val="19"/>
               </w:rPr>
-              <w:t>The link stops working at once and the invitation is shown as revoked.</w:t>
+              <w:t>“Sent to …” or “Copied”.</w:t>
             </w:r>
           </w:p>
         </w:tc>
@@ -17361,7 +17618,7 @@
                 <w:sz w:val="19"/>
                 <w:szCs w:val="19"/>
               </w:rPr>
-              <w:t>Log a contact attempt (Channel, Outcome, Notes, Log contact attempt)</w:t>
+              <w:t>Revoke</w:t>
             </w:r>
           </w:p>
         </w:tc>
@@ -17384,7 +17641,7 @@
                 <w:sz w:val="19"/>
                 <w:szCs w:val="19"/>
               </w:rPr>
-              <w:t>Adds an entry to the Contact timeline: how you tried, what happened (Reached, No answer, Wrong number, Refused, Rescheduled, Completed) and a note.</w:t>
+              <w:t>Cancels an invitation so its link stops working.</w:t>
             </w:r>
           </w:p>
         </w:tc>
@@ -17407,7 +17664,7 @@
                 <w:sz w:val="19"/>
                 <w:szCs w:val="19"/>
               </w:rPr>
-              <w:t>The timeline is the study's record of effort. It shows why a case is nonresponsive and protects respondents from being contacted twice by mistake.</w:t>
+              <w:t>Use if it went to the wrong person or the wrong address; it is also how a wrong send is undone.</w:t>
             </w:r>
           </w:p>
         </w:tc>
@@ -17430,7 +17687,7 @@
                 <w:sz w:val="19"/>
                 <w:szCs w:val="19"/>
               </w:rPr>
-              <w:t>The entry appears at the top of the timeline with your name and the time.</w:t>
+              <w:t>The link stops working at once and the invitation is shown as revoked.</w:t>
             </w:r>
           </w:p>
         </w:tc>
@@ -17465,7 +17722,7 @@
                 <w:sz w:val="19"/>
                 <w:szCs w:val="19"/>
               </w:rPr>
-              <w:t>Record a withdrawal (Reason, How they told us, Record withdrawal)</w:t>
+              <w:t>Log a contact attempt (Channel, Outcome, Notes, Log contact attempt)</w:t>
             </w:r>
           </w:p>
         </w:tc>
@@ -17489,7 +17746,7 @@
                 <w:sz w:val="19"/>
                 <w:szCs w:val="19"/>
               </w:rPr>
-              <w:t>Records that the participant wants to withdraw. You give the reason and whether they told you by phone or in person, or in writing.</w:t>
+              <w:t>Adds an entry to the Contact timeline: how you tried, what happened (Reached, No answer, Wrong number, Refused, Rescheduled, Completed) and a note.</w:t>
             </w:r>
           </w:p>
         </w:tc>
@@ -17513,7 +17770,7 @@
                 <w:sz w:val="19"/>
                 <w:szCs w:val="19"/>
               </w:rPr>
-              <w:t>A participant's right to withdraw must take effect at once and completely: their consent is recorded as withdrawn, every open invitation is revoked, reminders stop, and their phone, WhatsApp, email and gatekeeper contact are erased.</w:t>
+              <w:t>The timeline is the study's record of effort. It shows why a case is nonresponsive and protects respondents from being contacted twice by mistake.</w:t>
             </w:r>
           </w:p>
         </w:tc>
@@ -17537,7 +17794,7 @@
                 <w:sz w:val="19"/>
                 <w:szCs w:val="19"/>
               </w:rPr>
-              <w:t>A confirmation warns that it cannot be undone. The case moves to Refused (a case already submitted keeps its status). Any answers already submitted are kept but left out of the analysis export and flagged.</w:t>
+              <w:t>The entry appears at the top of the timeline with your name and the time.</w:t>
             </w:r>
           </w:p>
         </w:tc>
@@ -17571,7 +17828,7 @@
                 <w:sz w:val="19"/>
                 <w:szCs w:val="19"/>
               </w:rPr>
-              <w:t>Completed questionnaire → Download PDF</w:t>
+              <w:t>Record a withdrawal (Reason, How they told us, Record withdrawal)</w:t>
             </w:r>
           </w:p>
         </w:tc>
@@ -17594,7 +17851,7 @@
                 <w:sz w:val="19"/>
                 <w:szCs w:val="19"/>
               </w:rPr>
-              <w:t>Downloads the participant's completed questionnaire as a readable PDF.</w:t>
+              <w:t>Records that the participant wants to withdraw. You give the reason and whether they told you by phone or in person, or in writing.</w:t>
             </w:r>
           </w:p>
         </w:tc>
@@ -17617,7 +17874,7 @@
                 <w:sz w:val="19"/>
                 <w:szCs w:val="19"/>
               </w:rPr>
-              <w:t>A readable copy is needed for QA notes and for the participant if they ask.</w:t>
+              <w:t>A participant's right to withdraw must take effect at once and completely: their consent is recorded as withdrawn, every open invitation is revoked, reminders stop, and their phone, WhatsApp, email and gatekeeper contact are erased.</w:t>
             </w:r>
           </w:p>
         </w:tc>
@@ -17640,7 +17897,7 @@
                 <w:sz w:val="19"/>
                 <w:szCs w:val="19"/>
               </w:rPr>
-              <w:t>A PDF downloads. The download is recorded in the audit log.</w:t>
+              <w:t>A confirmation warns that it cannot be undone. The case moves to Refused (a case already submitted keeps its status). Any answers already submitted are kept but left out of the analysis export and flagged.</w:t>
             </w:r>
           </w:p>
         </w:tc>
@@ -17675,7 +17932,7 @@
                 <w:sz w:val="19"/>
                 <w:szCs w:val="19"/>
               </w:rPr>
-              <w:t>Find contact details with AI → Find contact details / Search again (the PI, the Field Coordinator only)</w:t>
+              <w:t>Completed questionnaire → Download PDF</w:t>
             </w:r>
           </w:p>
         </w:tc>
@@ -17699,7 +17956,7 @@
                 <w:sz w:val="19"/>
                 <w:szCs w:val="19"/>
               </w:rPr>
-              <w:t>Searches public sources for this organisation's published phone, email, website and office location, and senior staff it names. Runs in the background for a minute or two.</w:t>
+              <w:t>Downloads the participant's completed questionnaire as a readable PDF.</w:t>
             </w:r>
           </w:p>
         </w:tc>
@@ -17723,7 +17980,7 @@
                 <w:sz w:val="19"/>
                 <w:szCs w:val="19"/>
               </w:rPr>
-              <w:t>A case cannot be invited without a way to reach it; the organisation's own published details are the proper starting point.</w:t>
+              <w:t>A readable copy is needed for QA notes and for the participant if they ask.</w:t>
             </w:r>
           </w:p>
         </w:tc>
@@ -17747,7 +18004,7 @@
                 <w:sz w:val="19"/>
                 <w:szCs w:val="19"/>
               </w:rPr>
-              <w:t>Findings appear under “To review”, each with the page it came from and the passage that shows it. Only the organisation's name, province, district and value chain are sent to the AI provider.</w:t>
+              <w:t>A PDF downloads. The download is recorded in the audit log.</w:t>
             </w:r>
           </w:p>
         </w:tc>
@@ -17781,7 +18038,7 @@
                 <w:sz w:val="19"/>
                 <w:szCs w:val="19"/>
               </w:rPr>
-              <w:t>Find contact details with AI → To review / Already decided (the PI, the Field Coordinator, Supervisors only)</w:t>
+              <w:t>Find contact details with AI → Find contact details / Search again (the PI, the Field Coordinator only)</w:t>
             </w:r>
           </w:p>
         </w:tc>
@@ -17804,7 +18061,7 @@
                 <w:sz w:val="19"/>
                 <w:szCs w:val="19"/>
               </w:rPr>
-              <w:t>Lists each finding with its confidence, the page it came from and the quoted passage, and the findings already accepted or rejected.</w:t>
+              <w:t>Searches public sources for this organisation's published phone, email, website and office location, and senior staff it names. Runs in the background for a minute or two.</w:t>
             </w:r>
           </w:p>
         </w:tc>
@@ -17827,7 +18084,7 @@
                 <w:sz w:val="19"/>
                 <w:szCs w:val="19"/>
               </w:rPr>
-              <w:t>Anyone overseeing the case can see where every contact detail came from.</w:t>
+              <w:t>A case cannot be invited without a way to reach it; the organisation's own published details are the proper starting point.</w:t>
             </w:r>
           </w:p>
         </w:tc>
@@ -17850,7 +18107,7 @@
                 <w:sz w:val="19"/>
                 <w:szCs w:val="19"/>
               </w:rPr>
-              <w:t>Read only. Select a page title to open it.</w:t>
+              <w:t>Findings appear under “To review”, each with the page it came from and the passage that shows it. Only the organisation's name, province, district and value chain are sent to the AI provider.</w:t>
             </w:r>
           </w:p>
         </w:tc>
@@ -17885,7 +18142,7 @@
                 <w:sz w:val="19"/>
                 <w:szCs w:val="19"/>
               </w:rPr>
-              <w:t>Find contact details with AI → Accept / Reject (Role for a named person) (the PI, the Field Coordinator only)</w:t>
+              <w:t>Find contact details with AI → To review / Already decided (the PI, the Field Coordinator, Supervisors only)</w:t>
             </w:r>
           </w:p>
         </w:tc>
@@ -17909,7 +18166,7 @@
                 <w:sz w:val="19"/>
                 <w:szCs w:val="19"/>
               </w:rPr>
-              <w:t>Accept saves a finding: an organisation phone or email goes on “Organisation contact (to be identified)”, a named person becomes a new respondent (not yet screened), a website or office location is kept with the organisation. Reject discards it.</w:t>
+              <w:t>Lists each finding with its confidence, the page it came from and the quoted passage, and the findings already accepted or rejected.</w:t>
             </w:r>
           </w:p>
         </w:tc>
@@ -17933,7 +18190,7 @@
                 <w:sz w:val="19"/>
                 <w:szCs w:val="19"/>
               </w:rPr>
-              <w:t>The AI only proposes; a person checks the page and decides, so a similar-named organisation's details never slip in.</w:t>
+              <w:t>Anyone overseeing the case can see where every contact detail came from.</w:t>
             </w:r>
           </w:p>
         </w:tc>
@@ -17957,7 +18214,7 @@
                 <w:sz w:val="19"/>
                 <w:szCs w:val="19"/>
               </w:rPr>
-              <w:t>The finding moves to “Already decided”. An accept never overwrites a different phone or email already recorded.</w:t>
+              <w:t>Read only. Select a page title to open it.</w:t>
             </w:r>
           </w:p>
         </w:tc>
@@ -17991,6 +18248,111 @@
                 <w:sz w:val="19"/>
                 <w:szCs w:val="19"/>
               </w:rPr>
+              <w:lastRenderedPageBreak/>
+              <w:t>Find contact details with AI → Accept / Reject (Role for a named person) (the PI, the Field Coordinator only)</w:t>
+            </w:r>
+          </w:p>
+        </w:tc>
+        <w:tc>
+          <w:tcPr>
+            <w:tcW w:w="3012" w:type="dxa"/>
+            <w:tcMar>
+              <w:top w:w="70" w:type="dxa"/>
+              <w:left w:w="110" w:type="dxa"/>
+              <w:bottom w:w="70" w:type="dxa"/>
+              <w:right w:w="110" w:type="dxa"/>
+            </w:tcMar>
+          </w:tcPr>
+          <w:p>
+            <w:pPr>
+              <w:spacing w:after="40"/>
+            </w:pPr>
+            <w:r>
+              <w:rPr>
+                <w:sz w:val="19"/>
+                <w:szCs w:val="19"/>
+              </w:rPr>
+              <w:t>Accept saves a finding: an organisation phone or email goes on “Organisation contact (to be identified)”, a named person becomes a new respondent (not yet screened), a website or office location is kept with the organisation. Reject discards it.</w:t>
+            </w:r>
+          </w:p>
+        </w:tc>
+        <w:tc>
+          <w:tcPr>
+            <w:tcW w:w="2447" w:type="dxa"/>
+            <w:tcMar>
+              <w:top w:w="70" w:type="dxa"/>
+              <w:left w:w="110" w:type="dxa"/>
+              <w:bottom w:w="70" w:type="dxa"/>
+              <w:right w:w="110" w:type="dxa"/>
+            </w:tcMar>
+          </w:tcPr>
+          <w:p>
+            <w:pPr>
+              <w:spacing w:after="40"/>
+            </w:pPr>
+            <w:r>
+              <w:rPr>
+                <w:sz w:val="19"/>
+                <w:szCs w:val="19"/>
+              </w:rPr>
+              <w:t>The AI only proposes; a person checks the page and decides, so a similar-named organisation's details never slip in.</w:t>
+            </w:r>
+          </w:p>
+        </w:tc>
+        <w:tc>
+          <w:tcPr>
+            <w:tcW w:w="2071" w:type="dxa"/>
+            <w:tcMar>
+              <w:top w:w="70" w:type="dxa"/>
+              <w:left w:w="110" w:type="dxa"/>
+              <w:bottom w:w="70" w:type="dxa"/>
+              <w:right w:w="110" w:type="dxa"/>
+            </w:tcMar>
+          </w:tcPr>
+          <w:p>
+            <w:pPr>
+              <w:spacing w:after="40"/>
+            </w:pPr>
+            <w:r>
+              <w:rPr>
+                <w:sz w:val="19"/>
+                <w:szCs w:val="19"/>
+              </w:rPr>
+              <w:t>The finding moves to “Already decided”. An accept never overwrites a different phone or email already recorded.</w:t>
+            </w:r>
+          </w:p>
+        </w:tc>
+      </w:tr>
+      <w:tr>
+        <w:tblPrEx>
+          <w:tblCellMar>
+            <w:top w:w="0" w:type="dxa"/>
+            <w:bottom w:w="0" w:type="dxa"/>
+          </w:tblCellMar>
+        </w:tblPrEx>
+        <w:trPr>
+          <w:cantSplit/>
+        </w:trPr>
+        <w:tc>
+          <w:tcPr>
+            <w:tcW w:w="1882" w:type="dxa"/>
+            <w:shd w:val="clear" w:color="auto" w:fill="F8FAFB"/>
+            <w:tcMar>
+              <w:top w:w="70" w:type="dxa"/>
+              <w:left w:w="110" w:type="dxa"/>
+              <w:bottom w:w="70" w:type="dxa"/>
+              <w:right w:w="110" w:type="dxa"/>
+            </w:tcMar>
+          </w:tcPr>
+          <w:p>
+            <w:pPr>
+              <w:spacing w:after="40"/>
+            </w:pPr>
+            <w:r>
+              <w:rPr>
+                <w:sz w:val="19"/>
+                <w:szCs w:val="19"/>
+              </w:rPr>
               <w:t>Pre-Interview Profile (PROIT) panel (the PI, the Field Coordinator, Supervisors only)</w:t>
             </w:r>
           </w:p>
@@ -17998,6 +18360,7 @@
         <w:tc>
           <w:tcPr>
             <w:tcW w:w="3012" w:type="dxa"/>
+            <w:shd w:val="clear" w:color="auto" w:fill="F8FAFB"/>
             <w:tcMar>
               <w:top w:w="70" w:type="dxa"/>
               <w:left w:w="110" w:type="dxa"/>
@@ -18021,6 +18384,7 @@
         <w:tc>
           <w:tcPr>
             <w:tcW w:w="2447" w:type="dxa"/>
+            <w:shd w:val="clear" w:color="auto" w:fill="F8FAFB"/>
             <w:tcMar>
               <w:top w:w="70" w:type="dxa"/>
               <w:left w:w="110" w:type="dxa"/>
@@ -18044,6 +18408,7 @@
         <w:tc>
           <w:tcPr>
             <w:tcW w:w="2071" w:type="dxa"/>
+            <w:shd w:val="clear" w:color="auto" w:fill="F8FAFB"/>
             <w:tcMar>
               <w:top w:w="70" w:type="dxa"/>
               <w:left w:w="110" w:type="dxa"/>
@@ -18075,9 +18440,8 @@
       <w:pPr>
         <w:pStyle w:val="Heading2"/>
       </w:pPr>
-      <w:bookmarkStart w:id="17" w:name="_Toc242272971"/>
+      <w:bookmarkStart w:id="17" w:name="_Toc242277020"/>
       <w:r>
-        <w:lastRenderedPageBreak/>
         <w:t>6.3 Pre-Interview Profile (PROIT) and its review screen</w:t>
       </w:r>
       <w:bookmarkEnd w:id="17"/>
@@ -18715,6 +19079,7 @@
                 <w:sz w:val="19"/>
                 <w:szCs w:val="19"/>
               </w:rPr>
+              <w:lastRenderedPageBreak/>
               <w:t>Accept (a proposal)</w:t>
             </w:r>
           </w:p>
@@ -19029,7 +19394,6 @@
                 <w:sz w:val="19"/>
                 <w:szCs w:val="19"/>
               </w:rPr>
-              <w:lastRenderedPageBreak/>
               <w:t>Add a background field (Select a field, What was found, Add field)</w:t>
             </w:r>
           </w:p>
@@ -19640,7 +20004,7 @@
       <w:pPr>
         <w:pStyle w:val="Heading2"/>
       </w:pPr>
-      <w:bookmarkStart w:id="18" w:name="_Toc242272972"/>
+      <w:bookmarkStart w:id="18" w:name="_Toc242277021"/>
       <w:r>
         <w:t>6.4 Interview sheet (verifying a locked profile)</w:t>
       </w:r>
@@ -19685,6 +20049,7 @@
         <w:spacing w:after="120" w:line="288" w:lineRule="auto"/>
       </w:pPr>
       <w:r>
+        <w:lastRenderedPageBreak/>
         <w:t>The locked pre-interview profile as the interviewer uses it: confirm what is public, ask what is not, record what the respondent says, and after the interview reconcile it. The coordinator and PI see it inside the PROIT panel; a Contact RA sees it on a case assigned to them; a KII RA on a KII record.</w:t>
       </w:r>
     </w:p>
@@ -19963,7 +20328,6 @@
                 <w:sz w:val="19"/>
                 <w:szCs w:val="19"/>
               </w:rPr>
-              <w:lastRenderedPageBreak/>
               <w:t>Confirm / Confirm, then probe / Ask (label on each row)</w:t>
             </w:r>
           </w:p>
@@ -20898,8 +21262,9 @@
       <w:pPr>
         <w:pStyle w:val="Heading2"/>
       </w:pPr>
-      <w:bookmarkStart w:id="19" w:name="_Toc242272973"/>
+      <w:bookmarkStart w:id="19" w:name="_Toc242277022"/>
       <w:r>
+        <w:lastRenderedPageBreak/>
         <w:t>6.5 Register Organisation</w:t>
       </w:r>
       <w:bookmarkEnd w:id="19"/>
@@ -21002,7 +21367,6 @@
                 <w:sz w:val="19"/>
                 <w:szCs w:val="19"/>
               </w:rPr>
-              <w:lastRenderedPageBreak/>
               <w:t>Control</w:t>
             </w:r>
           </w:p>
@@ -21622,7 +21986,7 @@
       <w:pPr>
         <w:pStyle w:val="Heading2"/>
       </w:pPr>
-      <w:bookmarkStart w:id="20" w:name="_Toc242272974"/>
+      <w:bookmarkStart w:id="20" w:name="_Toc242277023"/>
       <w:r>
         <w:t>6.6 Appointment Queue</w:t>
       </w:r>
@@ -22242,8 +22606,9 @@
       <w:pPr>
         <w:pStyle w:val="Heading2"/>
       </w:pPr>
-      <w:bookmarkStart w:id="21" w:name="_Toc242272975"/>
+      <w:bookmarkStart w:id="21" w:name="_Toc242277024"/>
       <w:r>
+        <w:lastRenderedPageBreak/>
         <w:t>6.7 Follow-ups due</w:t>
       </w:r>
       <w:bookmarkEnd w:id="21"/>
@@ -22346,7 +22711,6 @@
                 <w:sz w:val="19"/>
                 <w:szCs w:val="19"/>
               </w:rPr>
-              <w:lastRenderedPageBreak/>
               <w:t>Control</w:t>
             </w:r>
           </w:p>
@@ -22853,6 +23217,109 @@
           </w:p>
         </w:tc>
       </w:tr>
+      <w:tr>
+        <w:tblPrEx>
+          <w:tblCellMar>
+            <w:top w:w="0" w:type="dxa"/>
+            <w:bottom w:w="0" w:type="dxa"/>
+          </w:tblCellMar>
+        </w:tblPrEx>
+        <w:trPr>
+          <w:cantSplit/>
+        </w:trPr>
+        <w:tc>
+          <w:tcPr>
+            <w:tcW w:w="1882" w:type="dxa"/>
+            <w:tcMar>
+              <w:top w:w="70" w:type="dxa"/>
+              <w:left w:w="110" w:type="dxa"/>
+              <w:bottom w:w="70" w:type="dxa"/>
+              <w:right w:w="110" w:type="dxa"/>
+            </w:tcMar>
+          </w:tcPr>
+          <w:p>
+            <w:pPr>
+              <w:spacing w:after="40"/>
+            </w:pPr>
+            <w:r>
+              <w:rPr>
+                <w:sz w:val="19"/>
+                <w:szCs w:val="19"/>
+              </w:rPr>
+              <w:t>Asked, no reply yet: phone them</w:t>
+            </w:r>
+          </w:p>
+        </w:tc>
+        <w:tc>
+          <w:tcPr>
+            <w:tcW w:w="3012" w:type="dxa"/>
+            <w:tcMar>
+              <w:top w:w="70" w:type="dxa"/>
+              <w:left w:w="110" w:type="dxa"/>
+              <w:bottom w:w="70" w:type="dxa"/>
+              <w:right w:w="110" w:type="dxa"/>
+            </w:tcMar>
+          </w:tcPr>
+          <w:p>
+            <w:pPr>
+              <w:spacing w:after="40"/>
+            </w:pPr>
+            <w:r>
+              <w:rPr>
+                <w:sz w:val="19"/>
+                <w:szCs w:val="19"/>
+              </w:rPr>
+              <w:t>Organisations sent the introduction and its reminder with no answer, or whose introduction could not be delivered.</w:t>
+            </w:r>
+          </w:p>
+        </w:tc>
+        <w:tc>
+          <w:tcPr>
+            <w:tcW w:w="2447" w:type="dxa"/>
+            <w:tcMar>
+              <w:top w:w="70" w:type="dxa"/>
+              <w:left w:w="110" w:type="dxa"/>
+              <w:bottom w:w="70" w:type="dxa"/>
+              <w:right w:w="110" w:type="dxa"/>
+            </w:tcMar>
+          </w:tcPr>
+          <w:p>
+            <w:pPr>
+              <w:spacing w:after="40"/>
+            </w:pPr>
+            <w:r>
+              <w:rPr>
+                <w:sz w:val="19"/>
+                <w:szCs w:val="19"/>
+              </w:rPr>
+              <w:t>Automatic messages have done all they can; a call is next.</w:t>
+            </w:r>
+          </w:p>
+        </w:tc>
+        <w:tc>
+          <w:tcPr>
+            <w:tcW w:w="2071" w:type="dxa"/>
+            <w:tcMar>
+              <w:top w:w="70" w:type="dxa"/>
+              <w:left w:w="110" w:type="dxa"/>
+              <w:bottom w:w="70" w:type="dxa"/>
+              <w:right w:w="110" w:type="dxa"/>
+            </w:tcMar>
+          </w:tcPr>
+          <w:p>
+            <w:pPr>
+              <w:spacing w:after="40"/>
+            </w:pPr>
+            <w:r>
+              <w:rPr>
+                <w:sz w:val="19"/>
+                <w:szCs w:val="19"/>
+              </w:rPr>
+              <w:t>Select the Sample ID; if they agree on the phone, send the invitation from the case page.</w:t>
+            </w:r>
+          </w:p>
+        </w:tc>
+      </w:tr>
     </w:tbl>
     <w:p>
       <w:pPr>
@@ -22863,11 +23330,525 @@
       <w:pPr>
         <w:pStyle w:val="Heading2"/>
       </w:pPr>
-      <w:bookmarkStart w:id="22" w:name="_Toc242272976"/>
+      <w:bookmarkStart w:id="22" w:name="_Toc242277025"/>
       <w:r>
-        <w:t>6.8 Reserve Activation</w:t>
+        <w:t>6.8 Conversations</w:t>
       </w:r>
       <w:bookmarkEnd w:id="22"/>
+    </w:p>
+    <w:p>
+      <w:pPr>
+        <w:spacing w:after="120" w:line="288" w:lineRule="auto"/>
+      </w:pPr>
+      <w:r>
+        <w:rPr>
+          <w:b/>
+          <w:bCs/>
+        </w:rPr>
+        <w:t>Who can open it:</w:t>
+      </w:r>
+      <w:r>
+        <w:t xml:space="preserve"> PI / System Admin, Field / Digital Coordinator, Contact RA, Supervisor.  </w:t>
+      </w:r>
+      <w:r>
+        <w:rPr>
+          <w:b/>
+          <w:bCs/>
+        </w:rPr>
+        <w:t>Where:</w:t>
+      </w:r>
+      <w:r>
+        <w:t xml:space="preserve"> </w:t>
+      </w:r>
+      <w:r>
+        <w:rPr>
+          <w:rFonts w:ascii="Consolas" w:eastAsia="Consolas" w:hAnsi="Consolas" w:cs="Consolas"/>
+          <w:color w:val="122238"/>
+          <w:sz w:val="19"/>
+          <w:szCs w:val="19"/>
+        </w:rPr>
+        <w:t>/admin/conversations</w:t>
+      </w:r>
+    </w:p>
+    <w:p>
+      <w:pPr>
+        <w:spacing w:after="120" w:line="288" w:lineRule="auto"/>
+      </w:pPr>
+      <w:r>
+        <w:t>WhatsApp messages people sent to the study's Twilio number that need a person: questions, other words, and messages from numbers the study has no record of. YES and NO replies to an introduction are handled automatically and don't wait here.</w:t>
+      </w:r>
+    </w:p>
+    <w:tbl>
+      <w:tblPr>
+        <w:tblW w:w="9412" w:type="dxa"/>
+        <w:tblBorders>
+          <w:top w:val="single" w:sz="4" w:space="0" w:color="D5DAE0"/>
+          <w:left w:val="single" w:sz="4" w:space="0" w:color="D5DAE0"/>
+          <w:bottom w:val="single" w:sz="4" w:space="0" w:color="D5DAE0"/>
+          <w:right w:val="single" w:sz="4" w:space="0" w:color="D5DAE0"/>
+          <w:insideH w:val="single" w:sz="4" w:space="0" w:color="D5DAE0"/>
+          <w:insideV w:val="single" w:sz="4" w:space="0" w:color="D5DAE0"/>
+        </w:tblBorders>
+        <w:tblCellMar>
+          <w:left w:w="10" w:type="dxa"/>
+          <w:right w:w="10" w:type="dxa"/>
+        </w:tblCellMar>
+        <w:tblLook w:val="04A0" w:firstRow="1" w:lastRow="0" w:firstColumn="1" w:lastColumn="0" w:noHBand="0" w:noVBand="1"/>
+      </w:tblPr>
+      <w:tblGrid>
+        <w:gridCol w:w="1882"/>
+        <w:gridCol w:w="3012"/>
+        <w:gridCol w:w="2447"/>
+        <w:gridCol w:w="2071"/>
+      </w:tblGrid>
+      <w:tr>
+        <w:tblPrEx>
+          <w:tblCellMar>
+            <w:top w:w="0" w:type="dxa"/>
+            <w:bottom w:w="0" w:type="dxa"/>
+          </w:tblCellMar>
+        </w:tblPrEx>
+        <w:trPr>
+          <w:tblHeader/>
+        </w:trPr>
+        <w:tc>
+          <w:tcPr>
+            <w:tcW w:w="1882" w:type="dxa"/>
+            <w:shd w:val="clear" w:color="auto" w:fill="1B3350"/>
+            <w:tcMar>
+              <w:top w:w="70" w:type="dxa"/>
+              <w:left w:w="110" w:type="dxa"/>
+              <w:bottom w:w="70" w:type="dxa"/>
+              <w:right w:w="110" w:type="dxa"/>
+            </w:tcMar>
+          </w:tcPr>
+          <w:p>
+            <w:pPr>
+              <w:spacing w:after="40"/>
+            </w:pPr>
+            <w:r>
+              <w:rPr>
+                <w:b/>
+                <w:bCs/>
+                <w:color w:val="FFFFFF"/>
+                <w:sz w:val="19"/>
+                <w:szCs w:val="19"/>
+              </w:rPr>
+              <w:t>Control</w:t>
+            </w:r>
+          </w:p>
+        </w:tc>
+        <w:tc>
+          <w:tcPr>
+            <w:tcW w:w="3012" w:type="dxa"/>
+            <w:shd w:val="clear" w:color="auto" w:fill="1B3350"/>
+            <w:tcMar>
+              <w:top w:w="70" w:type="dxa"/>
+              <w:left w:w="110" w:type="dxa"/>
+              <w:bottom w:w="70" w:type="dxa"/>
+              <w:right w:w="110" w:type="dxa"/>
+            </w:tcMar>
+          </w:tcPr>
+          <w:p>
+            <w:pPr>
+              <w:spacing w:after="40"/>
+            </w:pPr>
+            <w:r>
+              <w:rPr>
+                <w:b/>
+                <w:bCs/>
+                <w:color w:val="FFFFFF"/>
+                <w:sz w:val="19"/>
+                <w:szCs w:val="19"/>
+              </w:rPr>
+              <w:t>What it does and when to use it</w:t>
+            </w:r>
+          </w:p>
+        </w:tc>
+        <w:tc>
+          <w:tcPr>
+            <w:tcW w:w="2447" w:type="dxa"/>
+            <w:shd w:val="clear" w:color="auto" w:fill="1B3350"/>
+            <w:tcMar>
+              <w:top w:w="70" w:type="dxa"/>
+              <w:left w:w="110" w:type="dxa"/>
+              <w:bottom w:w="70" w:type="dxa"/>
+              <w:right w:w="110" w:type="dxa"/>
+            </w:tcMar>
+          </w:tcPr>
+          <w:p>
+            <w:pPr>
+              <w:spacing w:after="40"/>
+            </w:pPr>
+            <w:r>
+              <w:rPr>
+                <w:b/>
+                <w:bCs/>
+                <w:color w:val="FFFFFF"/>
+                <w:sz w:val="19"/>
+                <w:szCs w:val="19"/>
+              </w:rPr>
+              <w:t>Why it exists</w:t>
+            </w:r>
+          </w:p>
+        </w:tc>
+        <w:tc>
+          <w:tcPr>
+            <w:tcW w:w="2071" w:type="dxa"/>
+            <w:shd w:val="clear" w:color="auto" w:fill="1B3350"/>
+            <w:tcMar>
+              <w:top w:w="70" w:type="dxa"/>
+              <w:left w:w="110" w:type="dxa"/>
+              <w:bottom w:w="70" w:type="dxa"/>
+              <w:right w:w="110" w:type="dxa"/>
+            </w:tcMar>
+          </w:tcPr>
+          <w:p>
+            <w:pPr>
+              <w:spacing w:after="40"/>
+            </w:pPr>
+            <w:r>
+              <w:rPr>
+                <w:b/>
+                <w:bCs/>
+                <w:color w:val="FFFFFF"/>
+                <w:sz w:val="19"/>
+                <w:szCs w:val="19"/>
+              </w:rPr>
+              <w:t>What happens next</w:t>
+            </w:r>
+          </w:p>
+        </w:tc>
+      </w:tr>
+      <w:tr>
+        <w:tblPrEx>
+          <w:tblCellMar>
+            <w:top w:w="0" w:type="dxa"/>
+            <w:bottom w:w="0" w:type="dxa"/>
+          </w:tblCellMar>
+        </w:tblPrEx>
+        <w:trPr>
+          <w:cantSplit/>
+        </w:trPr>
+        <w:tc>
+          <w:tcPr>
+            <w:tcW w:w="1882" w:type="dxa"/>
+            <w:tcMar>
+              <w:top w:w="70" w:type="dxa"/>
+              <w:left w:w="110" w:type="dxa"/>
+              <w:bottom w:w="70" w:type="dxa"/>
+              <w:right w:w="110" w:type="dxa"/>
+            </w:tcMar>
+          </w:tcPr>
+          <w:p>
+            <w:pPr>
+              <w:spacing w:after="40"/>
+            </w:pPr>
+            <w:r>
+              <w:rPr>
+                <w:sz w:val="19"/>
+                <w:szCs w:val="19"/>
+              </w:rPr>
+              <w:t>Waiting for a person / All messages</w:t>
+            </w:r>
+          </w:p>
+        </w:tc>
+        <w:tc>
+          <w:tcPr>
+            <w:tcW w:w="3012" w:type="dxa"/>
+            <w:tcMar>
+              <w:top w:w="70" w:type="dxa"/>
+              <w:left w:w="110" w:type="dxa"/>
+              <w:bottom w:w="70" w:type="dxa"/>
+              <w:right w:w="110" w:type="dxa"/>
+            </w:tcMar>
+          </w:tcPr>
+          <w:p>
+            <w:pPr>
+              <w:spacing w:after="40"/>
+            </w:pPr>
+            <w:r>
+              <w:rPr>
+                <w:sz w:val="19"/>
+                <w:szCs w:val="19"/>
+              </w:rPr>
+              <w:t>Switches between messages still to deal with and every message received.</w:t>
+            </w:r>
+          </w:p>
+        </w:tc>
+        <w:tc>
+          <w:tcPr>
+            <w:tcW w:w="2447" w:type="dxa"/>
+            <w:tcMar>
+              <w:top w:w="70" w:type="dxa"/>
+              <w:left w:w="110" w:type="dxa"/>
+              <w:bottom w:w="70" w:type="dxa"/>
+              <w:right w:w="110" w:type="dxa"/>
+            </w:tcMar>
+          </w:tcPr>
+          <w:p>
+            <w:pPr>
+              <w:spacing w:after="40"/>
+            </w:pPr>
+            <w:r>
+              <w:rPr>
+                <w:sz w:val="19"/>
+                <w:szCs w:val="19"/>
+              </w:rPr>
+              <w:t>So nothing waiting gets lost among the ones already handled.</w:t>
+            </w:r>
+          </w:p>
+        </w:tc>
+        <w:tc>
+          <w:tcPr>
+            <w:tcW w:w="2071" w:type="dxa"/>
+            <w:tcMar>
+              <w:top w:w="70" w:type="dxa"/>
+              <w:left w:w="110" w:type="dxa"/>
+              <w:bottom w:w="70" w:type="dxa"/>
+              <w:right w:w="110" w:type="dxa"/>
+            </w:tcMar>
+          </w:tcPr>
+          <w:p>
+            <w:pPr>
+              <w:spacing w:after="40"/>
+            </w:pPr>
+            <w:r>
+              <w:rPr>
+                <w:sz w:val="19"/>
+                <w:szCs w:val="19"/>
+              </w:rPr>
+              <w:t>The list changes.</w:t>
+            </w:r>
+          </w:p>
+        </w:tc>
+      </w:tr>
+      <w:tr>
+        <w:tblPrEx>
+          <w:tblCellMar>
+            <w:top w:w="0" w:type="dxa"/>
+            <w:bottom w:w="0" w:type="dxa"/>
+          </w:tblCellMar>
+        </w:tblPrEx>
+        <w:trPr>
+          <w:cantSplit/>
+        </w:trPr>
+        <w:tc>
+          <w:tcPr>
+            <w:tcW w:w="1882" w:type="dxa"/>
+            <w:shd w:val="clear" w:color="auto" w:fill="F8FAFB"/>
+            <w:tcMar>
+              <w:top w:w="70" w:type="dxa"/>
+              <w:left w:w="110" w:type="dxa"/>
+              <w:bottom w:w="70" w:type="dxa"/>
+              <w:right w:w="110" w:type="dxa"/>
+            </w:tcMar>
+          </w:tcPr>
+          <w:p>
+            <w:pPr>
+              <w:spacing w:after="40"/>
+            </w:pPr>
+            <w:r>
+              <w:rPr>
+                <w:sz w:val="19"/>
+                <w:szCs w:val="19"/>
+              </w:rPr>
+              <w:lastRenderedPageBreak/>
+              <w:t>Send reply</w:t>
+            </w:r>
+          </w:p>
+        </w:tc>
+        <w:tc>
+          <w:tcPr>
+            <w:tcW w:w="3012" w:type="dxa"/>
+            <w:shd w:val="clear" w:color="auto" w:fill="F8FAFB"/>
+            <w:tcMar>
+              <w:top w:w="70" w:type="dxa"/>
+              <w:left w:w="110" w:type="dxa"/>
+              <w:bottom w:w="70" w:type="dxa"/>
+              <w:right w:w="110" w:type="dxa"/>
+            </w:tcMar>
+          </w:tcPr>
+          <w:p>
+            <w:pPr>
+              <w:spacing w:after="40"/>
+            </w:pPr>
+            <w:r>
+              <w:rPr>
+                <w:sz w:val="19"/>
+                <w:szCs w:val="19"/>
+              </w:rPr>
+              <w:t>Sends your reply in the WhatsApp chat, from the study's number.</w:t>
+            </w:r>
+          </w:p>
+        </w:tc>
+        <w:tc>
+          <w:tcPr>
+            <w:tcW w:w="2447" w:type="dxa"/>
+            <w:shd w:val="clear" w:color="auto" w:fill="F8FAFB"/>
+            <w:tcMar>
+              <w:top w:w="70" w:type="dxa"/>
+              <w:left w:w="110" w:type="dxa"/>
+              <w:bottom w:w="70" w:type="dxa"/>
+              <w:right w:w="110" w:type="dxa"/>
+            </w:tcMar>
+          </w:tcPr>
+          <w:p>
+            <w:pPr>
+              <w:spacing w:after="40"/>
+            </w:pPr>
+            <w:r>
+              <w:rPr>
+                <w:sz w:val="19"/>
+                <w:szCs w:val="19"/>
+              </w:rPr>
+              <w:t>The study's Twilio number is on no phone, so this is the only way to answer in the chat.</w:t>
+            </w:r>
+          </w:p>
+        </w:tc>
+        <w:tc>
+          <w:tcPr>
+            <w:tcW w:w="2071" w:type="dxa"/>
+            <w:shd w:val="clear" w:color="auto" w:fill="F8FAFB"/>
+            <w:tcMar>
+              <w:top w:w="70" w:type="dxa"/>
+              <w:left w:w="110" w:type="dxa"/>
+              <w:bottom w:w="70" w:type="dxa"/>
+              <w:right w:w="110" w:type="dxa"/>
+            </w:tcMar>
+          </w:tcPr>
+          <w:p>
+            <w:pPr>
+              <w:spacing w:after="40"/>
+            </w:pPr>
+            <w:r>
+              <w:rPr>
+                <w:sz w:val="19"/>
+                <w:szCs w:val="19"/>
+              </w:rPr>
+              <w:t>The reply is sent and recorded under your name. Only within 24 hours of their last message; after that the box says to phone them.</w:t>
+            </w:r>
+          </w:p>
+        </w:tc>
+      </w:tr>
+      <w:tr>
+        <w:tblPrEx>
+          <w:tblCellMar>
+            <w:top w:w="0" w:type="dxa"/>
+            <w:bottom w:w="0" w:type="dxa"/>
+          </w:tblCellMar>
+        </w:tblPrEx>
+        <w:trPr>
+          <w:cantSplit/>
+        </w:trPr>
+        <w:tc>
+          <w:tcPr>
+            <w:tcW w:w="1882" w:type="dxa"/>
+            <w:tcMar>
+              <w:top w:w="70" w:type="dxa"/>
+              <w:left w:w="110" w:type="dxa"/>
+              <w:bottom w:w="70" w:type="dxa"/>
+              <w:right w:w="110" w:type="dxa"/>
+            </w:tcMar>
+          </w:tcPr>
+          <w:p>
+            <w:pPr>
+              <w:spacing w:after="40"/>
+            </w:pPr>
+            <w:r>
+              <w:rPr>
+                <w:sz w:val="19"/>
+                <w:szCs w:val="19"/>
+              </w:rPr>
+              <w:t>Mark handled</w:t>
+            </w:r>
+          </w:p>
+        </w:tc>
+        <w:tc>
+          <w:tcPr>
+            <w:tcW w:w="3012" w:type="dxa"/>
+            <w:tcMar>
+              <w:top w:w="70" w:type="dxa"/>
+              <w:left w:w="110" w:type="dxa"/>
+              <w:bottom w:w="70" w:type="dxa"/>
+              <w:right w:w="110" w:type="dxa"/>
+            </w:tcMar>
+          </w:tcPr>
+          <w:p>
+            <w:pPr>
+              <w:spacing w:after="40"/>
+            </w:pPr>
+            <w:r>
+              <w:rPr>
+                <w:sz w:val="19"/>
+                <w:szCs w:val="19"/>
+              </w:rPr>
+              <w:t>Records that the message has been dealt with.</w:t>
+            </w:r>
+          </w:p>
+        </w:tc>
+        <w:tc>
+          <w:tcPr>
+            <w:tcW w:w="2447" w:type="dxa"/>
+            <w:tcMar>
+              <w:top w:w="70" w:type="dxa"/>
+              <w:left w:w="110" w:type="dxa"/>
+              <w:bottom w:w="70" w:type="dxa"/>
+              <w:right w:w="110" w:type="dxa"/>
+            </w:tcMar>
+          </w:tcPr>
+          <w:p>
+            <w:pPr>
+              <w:spacing w:after="40"/>
+            </w:pPr>
+            <w:r>
+              <w:rPr>
+                <w:sz w:val="19"/>
+                <w:szCs w:val="19"/>
+              </w:rPr>
+              <w:t>So colleagues don't answer it twice.</w:t>
+            </w:r>
+          </w:p>
+        </w:tc>
+        <w:tc>
+          <w:tcPr>
+            <w:tcW w:w="2071" w:type="dxa"/>
+            <w:tcMar>
+              <w:top w:w="70" w:type="dxa"/>
+              <w:left w:w="110" w:type="dxa"/>
+              <w:bottom w:w="70" w:type="dxa"/>
+              <w:right w:w="110" w:type="dxa"/>
+            </w:tcMar>
+          </w:tcPr>
+          <w:p>
+            <w:pPr>
+              <w:spacing w:after="40"/>
+            </w:pPr>
+            <w:r>
+              <w:rPr>
+                <w:sz w:val="19"/>
+                <w:szCs w:val="19"/>
+              </w:rPr>
+              <w:t>It leaves the waiting list, with your name and the time.</w:t>
+            </w:r>
+          </w:p>
+        </w:tc>
+      </w:tr>
+    </w:tbl>
+    <w:p>
+      <w:pPr>
+        <w:spacing w:after="120"/>
+      </w:pPr>
+    </w:p>
+    <w:p>
+      <w:pPr>
+        <w:pStyle w:val="Heading2"/>
+      </w:pPr>
+      <w:bookmarkStart w:id="23" w:name="_Toc242277026"/>
+      <w:r>
+        <w:t>6.9 Reserve Activation</w:t>
+      </w:r>
+      <w:bookmarkEnd w:id="23"/>
     </w:p>
     <w:p>
       <w:pPr>
@@ -23484,22 +24465,22 @@
         <w:pStyle w:val="Heading1"/>
         <w:pageBreakBefore/>
       </w:pPr>
-      <w:bookmarkStart w:id="23" w:name="_Toc242272977"/>
+      <w:bookmarkStart w:id="24" w:name="_Toc242277027"/>
       <w:r>
         <w:lastRenderedPageBreak/>
         <w:t>7. Quality checking</w:t>
       </w:r>
-      <w:bookmarkEnd w:id="23"/>
+      <w:bookmarkEnd w:id="24"/>
     </w:p>
     <w:p>
       <w:pPr>
         <w:pStyle w:val="Heading2"/>
       </w:pPr>
-      <w:bookmarkStart w:id="24" w:name="_Toc242272978"/>
+      <w:bookmarkStart w:id="25" w:name="_Toc242277028"/>
       <w:r>
         <w:t>7.1 QA Queue (with the KoboToolbox sync panel)</w:t>
       </w:r>
-      <w:bookmarkEnd w:id="24"/>
+      <w:bookmarkEnd w:id="25"/>
     </w:p>
     <w:p>
       <w:pPr>
@@ -24218,11 +25199,11 @@
       <w:pPr>
         <w:pStyle w:val="Heading2"/>
       </w:pPr>
-      <w:bookmarkStart w:id="25" w:name="_Toc242272979"/>
+      <w:bookmarkStart w:id="26" w:name="_Toc242277029"/>
       <w:r>
         <w:t>7.2 QA Exceptions</w:t>
       </w:r>
-      <w:bookmarkEnd w:id="25"/>
+      <w:bookmarkEnd w:id="26"/>
     </w:p>
     <w:p>
       <w:pPr>
@@ -25050,22 +26031,22 @@
         <w:pStyle w:val="Heading1"/>
         <w:pageBreakBefore/>
       </w:pPr>
-      <w:bookmarkStart w:id="26" w:name="_Toc242272980"/>
+      <w:bookmarkStart w:id="27" w:name="_Toc242277030"/>
       <w:r>
         <w:lastRenderedPageBreak/>
         <w:t>8. Key Informant Interviews</w:t>
       </w:r>
-      <w:bookmarkEnd w:id="26"/>
+      <w:bookmarkEnd w:id="27"/>
     </w:p>
     <w:p>
       <w:pPr>
         <w:pStyle w:val="Heading2"/>
       </w:pPr>
-      <w:bookmarkStart w:id="27" w:name="_Toc242272981"/>
+      <w:bookmarkStart w:id="28" w:name="_Toc242277031"/>
       <w:r>
         <w:t>8.1 KII Register</w:t>
       </w:r>
-      <w:bookmarkEnd w:id="27"/>
+      <w:bookmarkEnd w:id="28"/>
     </w:p>
     <w:p>
       <w:pPr>
@@ -25891,11 +26872,11 @@
       <w:pPr>
         <w:pStyle w:val="Heading2"/>
       </w:pPr>
-      <w:bookmarkStart w:id="28" w:name="_Toc242272982"/>
+      <w:bookmarkStart w:id="29" w:name="_Toc242277032"/>
       <w:r>
         <w:t>8.2 New KII Record</w:t>
       </w:r>
-      <w:bookmarkEnd w:id="28"/>
+      <w:bookmarkEnd w:id="29"/>
     </w:p>
     <w:p>
       <w:pPr>
@@ -26301,11 +27282,11 @@
       <w:pPr>
         <w:pStyle w:val="Heading2"/>
       </w:pPr>
-      <w:bookmarkStart w:id="29" w:name="_Toc242272983"/>
+      <w:bookmarkStart w:id="30" w:name="_Toc242277033"/>
       <w:r>
         <w:t>8.3 KII record</w:t>
       </w:r>
-      <w:bookmarkEnd w:id="29"/>
+      <w:bookmarkEnd w:id="30"/>
     </w:p>
     <w:p>
       <w:pPr>
@@ -27560,22 +28541,22 @@
         <w:pStyle w:val="Heading1"/>
         <w:pageBreakBefore/>
       </w:pPr>
-      <w:bookmarkStart w:id="30" w:name="_Toc242272984"/>
+      <w:bookmarkStart w:id="31" w:name="_Toc242277034"/>
       <w:r>
         <w:lastRenderedPageBreak/>
         <w:t>9. Documentary evidence</w:t>
       </w:r>
-      <w:bookmarkEnd w:id="30"/>
+      <w:bookmarkEnd w:id="31"/>
     </w:p>
     <w:p>
       <w:pPr>
         <w:pStyle w:val="Heading2"/>
       </w:pPr>
-      <w:bookmarkStart w:id="31" w:name="_Toc242272985"/>
+      <w:bookmarkStart w:id="32" w:name="_Toc242277035"/>
       <w:r>
         <w:t>9.1 Documents (the corpus)</w:t>
       </w:r>
-      <w:bookmarkEnd w:id="31"/>
+      <w:bookmarkEnd w:id="32"/>
     </w:p>
     <w:p>
       <w:pPr>
@@ -28191,11 +29172,11 @@
       <w:pPr>
         <w:pStyle w:val="Heading2"/>
       </w:pPr>
-      <w:bookmarkStart w:id="32" w:name="_Toc242272986"/>
+      <w:bookmarkStart w:id="33" w:name="_Toc242277036"/>
       <w:r>
         <w:t>9.2 New Documentary Evidence Record</w:t>
       </w:r>
-      <w:bookmarkEnd w:id="32"/>
+      <w:bookmarkEnd w:id="33"/>
     </w:p>
     <w:p>
       <w:pPr>
@@ -29022,11 +30003,11 @@
       <w:pPr>
         <w:pStyle w:val="Heading2"/>
       </w:pPr>
-      <w:bookmarkStart w:id="33" w:name="_Toc242272987"/>
+      <w:bookmarkStart w:id="34" w:name="_Toc242277037"/>
       <w:r>
         <w:t>9.3 Document record</w:t>
       </w:r>
-      <w:bookmarkEnd w:id="33"/>
+      <w:bookmarkEnd w:id="34"/>
     </w:p>
     <w:p>
       <w:pPr>
@@ -30376,11 +31357,11 @@
       <w:pPr>
         <w:pStyle w:val="Heading2"/>
       </w:pPr>
-      <w:bookmarkStart w:id="34" w:name="_Toc242272988"/>
+      <w:bookmarkStart w:id="35" w:name="_Toc242277038"/>
       <w:r>
         <w:t>9.4 Auto-fill review screen</w:t>
       </w:r>
-      <w:bookmarkEnd w:id="34"/>
+      <w:bookmarkEnd w:id="35"/>
     </w:p>
     <w:p>
       <w:pPr>
@@ -31418,22 +32399,22 @@
         <w:pStyle w:val="Heading1"/>
         <w:pageBreakBefore/>
       </w:pPr>
-      <w:bookmarkStart w:id="35" w:name="_Toc242272989"/>
+      <w:bookmarkStart w:id="36" w:name="_Toc242277039"/>
       <w:r>
         <w:lastRenderedPageBreak/>
         <w:t>10. Completed forms and exports</w:t>
       </w:r>
-      <w:bookmarkEnd w:id="35"/>
+      <w:bookmarkEnd w:id="36"/>
     </w:p>
     <w:p>
       <w:pPr>
         <w:pStyle w:val="Heading2"/>
       </w:pPr>
-      <w:bookmarkStart w:id="36" w:name="_Toc242272990"/>
+      <w:bookmarkStart w:id="37" w:name="_Toc242277040"/>
       <w:r>
         <w:t>10.1 Completed forms (Form PDFs)</w:t>
       </w:r>
-      <w:bookmarkEnd w:id="36"/>
+      <w:bookmarkEnd w:id="37"/>
     </w:p>
     <w:p>
       <w:pPr>
@@ -32695,22 +33676,22 @@
         <w:pStyle w:val="Heading1"/>
         <w:pageBreakBefore/>
       </w:pPr>
-      <w:bookmarkStart w:id="37" w:name="_Toc242272991"/>
+      <w:bookmarkStart w:id="38" w:name="_Toc242277041"/>
       <w:r>
         <w:lastRenderedPageBreak/>
         <w:t>11. Study administration</w:t>
       </w:r>
-      <w:bookmarkEnd w:id="37"/>
+      <w:bookmarkEnd w:id="38"/>
     </w:p>
     <w:p>
       <w:pPr>
         <w:pStyle w:val="Heading2"/>
       </w:pPr>
-      <w:bookmarkStart w:id="38" w:name="_Toc242272992"/>
+      <w:bookmarkStart w:id="39" w:name="_Toc242277042"/>
       <w:r>
         <w:t>11.1 Cost Dashboard</w:t>
       </w:r>
-      <w:bookmarkEnd w:id="38"/>
+      <w:bookmarkEnd w:id="39"/>
     </w:p>
     <w:p>
       <w:pPr>
@@ -33116,11 +34097,11 @@
       <w:pPr>
         <w:pStyle w:val="Heading2"/>
       </w:pPr>
-      <w:bookmarkStart w:id="39" w:name="_Toc242272993"/>
+      <w:bookmarkStart w:id="40" w:name="_Toc242277043"/>
       <w:r>
         <w:t>11.2 Audit Log</w:t>
       </w:r>
-      <w:bookmarkEnd w:id="39"/>
+      <w:bookmarkEnd w:id="40"/>
     </w:p>
     <w:p>
       <w:pPr>
@@ -33526,11 +34507,11 @@
       <w:pPr>
         <w:pStyle w:val="Heading2"/>
       </w:pPr>
-      <w:bookmarkStart w:id="40" w:name="_Toc242272994"/>
+      <w:bookmarkStart w:id="41" w:name="_Toc242277044"/>
       <w:r>
         <w:t>11.3 Research Clearance</w:t>
       </w:r>
-      <w:bookmarkEnd w:id="40"/>
+      <w:bookmarkEnd w:id="41"/>
     </w:p>
     <w:p>
       <w:pPr>
@@ -34357,11 +35338,11 @@
       <w:pPr>
         <w:pStyle w:val="Heading2"/>
       </w:pPr>
-      <w:bookmarkStart w:id="41" w:name="_Toc242272995"/>
+      <w:bookmarkStart w:id="42" w:name="_Toc242277045"/>
       <w:r>
         <w:t>11.4 Export</w:t>
       </w:r>
-      <w:bookmarkEnd w:id="41"/>
+      <w:bookmarkEnd w:id="42"/>
     </w:p>
     <w:p>
       <w:pPr>
@@ -35125,7 +36106,7 @@
         <w:sz w:val="16"/>
         <w:szCs w:val="16"/>
       </w:rPr>
-      <w:t>Version 1.29 · 7 October 2026</w:t>
+      <w:t>Version 1.30 · 7 October 2026</w:t>
     </w:r>
     <w:r>
       <w:rPr>
@@ -35298,10 +36279,10 @@
 <file path=word/numbering.xml><?xml version="1.0" encoding="utf-8"?>
 <w:numbering xmlns:wpc="http://schemas.microsoft.com/office/word/2010/wordprocessingCanvas" xmlns:cx="http://schemas.microsoft.com/office/drawing/2014/chartex" xmlns:cx1="http://schemas.microsoft.com/office/drawing/2015/9/8/chartex" xmlns:cx2="http://schemas.microsoft.com/office/drawing/2015/10/21/chartex" xmlns:cx3="http://schemas.microsoft.com/office/drawing/2016/5/9/chartex" xmlns:cx4="http://schemas.microsoft.com/office/drawing/2016/5/10/chartex" xmlns:cx5="http://schemas.microsoft.com/office/drawing/2016/5/11/chartex" xmlns:cx6="http://schemas.microsoft.com/office/drawing/2016/5/12/chartex" xmlns:cx7="http://schemas.microsoft.com/office/drawing/2016/5/13/chartex" xmlns:cx8="http://schemas.microsoft.com/office/drawing/2016/5/14/chartex" xmlns:mc="http://schemas.openxmlformats.org/markup-compatibility/2006" xmlns:aink="http://schemas.microsoft.com/office/drawing/2016/ink" xmlns:am3d="http://schemas.microsoft.com/office/drawing/2017/model3d" xmlns:o="urn:schemas-microsoft-com:office:office" xmlns:oel="http://schemas.microsoft.com/office/2019/extlst" xmlns:r="http://schemas.openxmlformats.org/officeDocument/2006/relationships" xmlns:m="http://schemas.openxmlformats.org/officeDocument/2006/math" xmlns:v="urn:schemas-microsoft-com:vml" xmlns:wp14="http://schemas.microsoft.com/office/word/2010/wordprocessingDrawing" xmlns:wp="http://schemas.openxmlformats.org/drawingml/2006/wordprocessingDrawing" xmlns:w10="urn:schemas-microsoft-com:office:word" xmlns:w="http://schemas.openxmlformats.org/wordprocessingml/2006/main" xmlns:w14="http://schemas.microsoft.com/office/word/2010/wordml" xmlns:w15="http://schemas.microsoft.com/office/word/2012/wordml" xmlns:w16cex="http://schemas.microsoft.com/office/word/2018/wordml/cex" xmlns:w16cid="http://schemas.microsoft.com/office/word/2016/wordml/cid" xmlns:w16="http://schemas.microsoft.com/office/word/2018/wordml" xmlns:w16sdtdh="http://schemas.microsoft.com/office/word/2020/wordml/sdtdatahash" xmlns:w16se="http://schemas.microsoft.com/office/word/2015/wordml/symex" xmlns:wpg="http://schemas.microsoft.com/office/word/2010/wordprocessingGroup" xmlns:wpi="http://schemas.microsoft.com/office/word/2010/wordprocessingInk" xmlns:wne="http://schemas.microsoft.com/office/word/2006/wordml" xmlns:wps="http://schemas.microsoft.com/office/word/2010/wordprocessingShape" mc:Ignorable="w14 w15 w16se w16cid w16 w16cex w16sdtdh wp14">
   <w:abstractNum w:abstractNumId="0" w15:restartNumberingAfterBreak="0">
-    <w:nsid w:val="212B2F60"/>
+    <w:nsid w:val="383C0EA1"/>
     <w:multiLevelType w:val="hybridMultilevel"/>
-    <w:tmpl w:val="479A2E80"/>
-    <w:lvl w:ilvl="0" w:tplc="69AEC7C6">
+    <w:tmpl w:val="E2CA173C"/>
+    <w:lvl w:ilvl="0" w:tplc="A8008860">
       <w:start w:val="1"/>
       <w:numFmt w:val="bullet"/>
       <w:lvlText w:val="•"/>
@@ -35310,7 +36291,7 @@
         <w:ind w:left="460" w:hanging="280"/>
       </w:pPr>
     </w:lvl>
-    <w:lvl w:ilvl="1" w:tplc="6C60304E">
+    <w:lvl w:ilvl="1" w:tplc="52FC1876">
       <w:start w:val="1"/>
       <w:numFmt w:val="bullet"/>
       <w:lvlText w:val="–"/>
@@ -35319,47 +36300,47 @@
         <w:ind w:left="900" w:hanging="280"/>
       </w:pPr>
     </w:lvl>
-    <w:lvl w:ilvl="2" w:tplc="8B3E329E">
+    <w:lvl w:ilvl="2" w:tplc="BE1CE806">
       <w:numFmt w:val="decimal"/>
       <w:lvlText w:val=""/>
       <w:lvlJc w:val="left"/>
     </w:lvl>
-    <w:lvl w:ilvl="3" w:tplc="443ACFBE">
+    <w:lvl w:ilvl="3" w:tplc="D3A85C52">
       <w:numFmt w:val="decimal"/>
       <w:lvlText w:val=""/>
       <w:lvlJc w:val="left"/>
     </w:lvl>
-    <w:lvl w:ilvl="4" w:tplc="2208EF52">
+    <w:lvl w:ilvl="4" w:tplc="36B07DA4">
       <w:numFmt w:val="decimal"/>
       <w:lvlText w:val=""/>
       <w:lvlJc w:val="left"/>
     </w:lvl>
-    <w:lvl w:ilvl="5" w:tplc="D72AF5DE">
+    <w:lvl w:ilvl="5" w:tplc="9E4E8CDE">
       <w:numFmt w:val="decimal"/>
       <w:lvlText w:val=""/>
       <w:lvlJc w:val="left"/>
     </w:lvl>
-    <w:lvl w:ilvl="6" w:tplc="DD64FCF0">
+    <w:lvl w:ilvl="6" w:tplc="8E84E684">
       <w:numFmt w:val="decimal"/>
       <w:lvlText w:val=""/>
       <w:lvlJc w:val="left"/>
     </w:lvl>
-    <w:lvl w:ilvl="7" w:tplc="3C7E241C">
+    <w:lvl w:ilvl="7" w:tplc="EA461E14">
       <w:numFmt w:val="decimal"/>
       <w:lvlText w:val=""/>
       <w:lvlJc w:val="left"/>
     </w:lvl>
-    <w:lvl w:ilvl="8" w:tplc="93801502">
+    <w:lvl w:ilvl="8" w:tplc="258837B2">
       <w:numFmt w:val="decimal"/>
       <w:lvlText w:val=""/>
       <w:lvlJc w:val="left"/>
     </w:lvl>
   </w:abstractNum>
   <w:abstractNum w:abstractNumId="1" w15:restartNumberingAfterBreak="0">
-    <w:nsid w:val="243076AD"/>
+    <w:nsid w:val="4AFB5356"/>
     <w:multiLevelType w:val="hybridMultilevel"/>
-    <w:tmpl w:val="53381AAA"/>
-    <w:lvl w:ilvl="0" w:tplc="748EE5A8">
+    <w:tmpl w:val="8DCAEE22"/>
+    <w:lvl w:ilvl="0" w:tplc="1EEC9CFC">
       <w:start w:val="1"/>
       <w:numFmt w:val="bullet"/>
       <w:lvlText w:val="●"/>
@@ -35368,7 +36349,7 @@
         <w:ind w:left="720" w:hanging="360"/>
       </w:pPr>
     </w:lvl>
-    <w:lvl w:ilvl="1" w:tplc="E48EBCA8">
+    <w:lvl w:ilvl="1" w:tplc="12BC0B8A">
       <w:start w:val="1"/>
       <w:numFmt w:val="bullet"/>
       <w:lvlText w:val="○"/>
@@ -35377,7 +36358,7 @@
         <w:ind w:left="1440" w:hanging="360"/>
       </w:pPr>
     </w:lvl>
-    <w:lvl w:ilvl="2" w:tplc="0A18A982">
+    <w:lvl w:ilvl="2" w:tplc="2D3EF6D2">
       <w:start w:val="1"/>
       <w:numFmt w:val="bullet"/>
       <w:lvlText w:val="■"/>
@@ -35386,7 +36367,7 @@
         <w:ind w:left="2160" w:hanging="360"/>
       </w:pPr>
     </w:lvl>
-    <w:lvl w:ilvl="3" w:tplc="8F16AABC">
+    <w:lvl w:ilvl="3" w:tplc="7DBACCD2">
       <w:start w:val="1"/>
       <w:numFmt w:val="bullet"/>
       <w:lvlText w:val="●"/>
@@ -35395,7 +36376,7 @@
         <w:ind w:left="2880" w:hanging="360"/>
       </w:pPr>
     </w:lvl>
-    <w:lvl w:ilvl="4" w:tplc="935EF134">
+    <w:lvl w:ilvl="4" w:tplc="3AE248D0">
       <w:start w:val="1"/>
       <w:numFmt w:val="bullet"/>
       <w:lvlText w:val="○"/>
@@ -35404,7 +36385,7 @@
         <w:ind w:left="3600" w:hanging="360"/>
       </w:pPr>
     </w:lvl>
-    <w:lvl w:ilvl="5" w:tplc="0F00DE40">
+    <w:lvl w:ilvl="5" w:tplc="A4B8B0F0">
       <w:start w:val="1"/>
       <w:numFmt w:val="bullet"/>
       <w:lvlText w:val="■"/>
@@ -35413,7 +36394,7 @@
         <w:ind w:left="4320" w:hanging="360"/>
       </w:pPr>
     </w:lvl>
-    <w:lvl w:ilvl="6" w:tplc="D79ABE26">
+    <w:lvl w:ilvl="6" w:tplc="8E90A49C">
       <w:start w:val="1"/>
       <w:numFmt w:val="bullet"/>
       <w:lvlText w:val="●"/>
@@ -35422,7 +36403,7 @@
         <w:ind w:left="5040" w:hanging="360"/>
       </w:pPr>
     </w:lvl>
-    <w:lvl w:ilvl="7" w:tplc="3B823E50">
+    <w:lvl w:ilvl="7" w:tplc="9DA8E436">
       <w:start w:val="1"/>
       <w:numFmt w:val="bullet"/>
       <w:lvlText w:val="●"/>
@@ -35431,7 +36412,7 @@
         <w:ind w:left="5760" w:hanging="360"/>
       </w:pPr>
     </w:lvl>
-    <w:lvl w:ilvl="8" w:tplc="E93EAEA6">
+    <w:lvl w:ilvl="8" w:tplc="96BE74A4">
       <w:start w:val="1"/>
       <w:numFmt w:val="bullet"/>
       <w:lvlText w:val="●"/>
@@ -35441,13 +36422,13 @@
       </w:pPr>
     </w:lvl>
   </w:abstractNum>
-  <w:num w:numId="1" w16cid:durableId="1099763678">
+  <w:num w:numId="1" w16cid:durableId="1193497027">
     <w:abstractNumId w:val="1"/>
     <w:lvlOverride w:ilvl="0">
       <w:startOverride w:val="1"/>
     </w:lvlOverride>
   </w:num>
-  <w:num w:numId="2" w16cid:durableId="887423216">
+  <w:num w:numId="2" w16cid:durableId="401562809">
     <w:abstractNumId w:val="0"/>
     <w:lvlOverride w:ilvl="0">
       <w:startOverride w:val="1"/>
@@ -36073,7 +37054,7 @@
     <w:autoRedefine/>
     <w:uiPriority w:val="39"/>
     <w:unhideWhenUsed/>
-    <w:rsid w:val="00B36AEC"/>
+    <w:rsid w:val="00514097"/>
     <w:pPr>
       <w:spacing w:after="100"/>
     </w:pPr>
@@ -36085,7 +37066,7 @@
     <w:autoRedefine/>
     <w:uiPriority w:val="39"/>
     <w:unhideWhenUsed/>
-    <w:rsid w:val="00B36AEC"/>
+    <w:rsid w:val="00514097"/>
     <w:pPr>
       <w:spacing w:after="100"/>
       <w:ind w:left="210"/>

--- a/docs/manuals/ABF-FST_Screen_and_Button_Reference.docx
+++ b/docs/manuals/ABF-FST_Screen_and_Button_Reference.docx
@@ -469,7 +469,7 @@
                 <w:sz w:val="19"/>
                 <w:szCs w:val="19"/>
               </w:rPr>
-              <w:t>Version 1.30 · 7 October 2026</w:t>
+              <w:t>Version 1.31 · 11 October 2026</w:t>
             </w:r>
           </w:p>
         </w:tc>
@@ -538,7 +538,7 @@
     <w:sdt>
       <w:sdtPr>
         <w:alias w:val="Contents"/>
-        <w:id w:val="1013107814"/>
+        <w:id w:val="1021596322"/>
       </w:sdtPr>
       <w:sdtEndPr/>
       <w:sdtContent>
@@ -567,7 +567,7 @@
           <w:r>
             <w:fldChar w:fldCharType="separate"/>
           </w:r>
-          <w:hyperlink w:anchor="_Toc242277003" w:history="1">
+          <w:hyperlink w:anchor="_Toc242613299" w:history="1">
             <w:r>
               <w:rPr>
                 <w:rStyle w:val="Hyperlink"/>
@@ -591,7 +591,7 @@
               <w:rPr>
                 <w:noProof/>
               </w:rPr>
-              <w:instrText xml:space="preserve"> PAGEREF _Toc242277003 \h </w:instrText>
+              <w:instrText xml:space="preserve"> PAGEREF _Toc242613299 \h </w:instrText>
             </w:r>
             <w:r>
               <w:rPr>
@@ -634,7 +634,7 @@
               <w14:ligatures w14:val="standardContextual"/>
             </w:rPr>
           </w:pPr>
-          <w:hyperlink w:anchor="_Toc242277004" w:history="1">
+          <w:hyperlink w:anchor="_Toc242613300" w:history="1">
             <w:r>
               <w:rPr>
                 <w:rStyle w:val="Hyperlink"/>
@@ -658,7 +658,7 @@
               <w:rPr>
                 <w:noProof/>
               </w:rPr>
-              <w:instrText xml:space="preserve"> PAGEREF _Toc242277004 \h </w:instrText>
+              <w:instrText xml:space="preserve"> PAGEREF _Toc242613300 \h </w:instrText>
             </w:r>
             <w:r>
               <w:rPr>
@@ -701,7 +701,7 @@
               <w14:ligatures w14:val="standardContextual"/>
             </w:rPr>
           </w:pPr>
-          <w:hyperlink w:anchor="_Toc242277005" w:history="1">
+          <w:hyperlink w:anchor="_Toc242613301" w:history="1">
             <w:r>
               <w:rPr>
                 <w:rStyle w:val="Hyperlink"/>
@@ -725,7 +725,7 @@
               <w:rPr>
                 <w:noProof/>
               </w:rPr>
-              <w:instrText xml:space="preserve"> PAGEREF _Toc242277005 \h </w:instrText>
+              <w:instrText xml:space="preserve"> PAGEREF _Toc242613301 \h </w:instrText>
             </w:r>
             <w:r>
               <w:rPr>
@@ -768,7 +768,7 @@
               <w14:ligatures w14:val="standardContextual"/>
             </w:rPr>
           </w:pPr>
-          <w:hyperlink w:anchor="_Toc242277006" w:history="1">
+          <w:hyperlink w:anchor="_Toc242613302" w:history="1">
             <w:r>
               <w:rPr>
                 <w:rStyle w:val="Hyperlink"/>
@@ -792,7 +792,7 @@
               <w:rPr>
                 <w:noProof/>
               </w:rPr>
-              <w:instrText xml:space="preserve"> PAGEREF _Toc242277006 \h </w:instrText>
+              <w:instrText xml:space="preserve"> PAGEREF _Toc242613302 \h </w:instrText>
             </w:r>
             <w:r>
               <w:rPr>
@@ -835,7 +835,7 @@
               <w14:ligatures w14:val="standardContextual"/>
             </w:rPr>
           </w:pPr>
-          <w:hyperlink w:anchor="_Toc242277007" w:history="1">
+          <w:hyperlink w:anchor="_Toc242613303" w:history="1">
             <w:r>
               <w:rPr>
                 <w:rStyle w:val="Hyperlink"/>
@@ -859,7 +859,7 @@
               <w:rPr>
                 <w:noProof/>
               </w:rPr>
-              <w:instrText xml:space="preserve"> PAGEREF _Toc242277007 \h </w:instrText>
+              <w:instrText xml:space="preserve"> PAGEREF _Toc242613303 \h </w:instrText>
             </w:r>
             <w:r>
               <w:rPr>
@@ -902,7 +902,7 @@
               <w14:ligatures w14:val="standardContextual"/>
             </w:rPr>
           </w:pPr>
-          <w:hyperlink w:anchor="_Toc242277008" w:history="1">
+          <w:hyperlink w:anchor="_Toc242613304" w:history="1">
             <w:r>
               <w:rPr>
                 <w:rStyle w:val="Hyperlink"/>
@@ -926,7 +926,7 @@
               <w:rPr>
                 <w:noProof/>
               </w:rPr>
-              <w:instrText xml:space="preserve"> PAGEREF _Toc242277008 \h </w:instrText>
+              <w:instrText xml:space="preserve"> PAGEREF _Toc242613304 \h </w:instrText>
             </w:r>
             <w:r>
               <w:rPr>
@@ -969,7 +969,7 @@
               <w14:ligatures w14:val="standardContextual"/>
             </w:rPr>
           </w:pPr>
-          <w:hyperlink w:anchor="_Toc242277009" w:history="1">
+          <w:hyperlink w:anchor="_Toc242613305" w:history="1">
             <w:r>
               <w:rPr>
                 <w:rStyle w:val="Hyperlink"/>
@@ -993,7 +993,7 @@
               <w:rPr>
                 <w:noProof/>
               </w:rPr>
-              <w:instrText xml:space="preserve"> PAGEREF _Toc242277009 \h </w:instrText>
+              <w:instrText xml:space="preserve"> PAGEREF _Toc242613305 \h </w:instrText>
             </w:r>
             <w:r>
               <w:rPr>
@@ -1036,7 +1036,7 @@
               <w14:ligatures w14:val="standardContextual"/>
             </w:rPr>
           </w:pPr>
-          <w:hyperlink w:anchor="_Toc242277010" w:history="1">
+          <w:hyperlink w:anchor="_Toc242613306" w:history="1">
             <w:r>
               <w:rPr>
                 <w:rStyle w:val="Hyperlink"/>
@@ -1060,7 +1060,7 @@
               <w:rPr>
                 <w:noProof/>
               </w:rPr>
-              <w:instrText xml:space="preserve"> PAGEREF _Toc242277010 \h </w:instrText>
+              <w:instrText xml:space="preserve"> PAGEREF _Toc242613306 \h </w:instrText>
             </w:r>
             <w:r>
               <w:rPr>
@@ -1103,7 +1103,7 @@
               <w14:ligatures w14:val="standardContextual"/>
             </w:rPr>
           </w:pPr>
-          <w:hyperlink w:anchor="_Toc242277011" w:history="1">
+          <w:hyperlink w:anchor="_Toc242613307" w:history="1">
             <w:r>
               <w:rPr>
                 <w:rStyle w:val="Hyperlink"/>
@@ -1127,7 +1127,7 @@
               <w:rPr>
                 <w:noProof/>
               </w:rPr>
-              <w:instrText xml:space="preserve"> PAGEREF _Toc242277011 \h </w:instrText>
+              <w:instrText xml:space="preserve"> PAGEREF _Toc242613307 \h </w:instrText>
             </w:r>
             <w:r>
               <w:rPr>
@@ -1170,7 +1170,7 @@
               <w14:ligatures w14:val="standardContextual"/>
             </w:rPr>
           </w:pPr>
-          <w:hyperlink w:anchor="_Toc242277012" w:history="1">
+          <w:hyperlink w:anchor="_Toc242613308" w:history="1">
             <w:r>
               <w:rPr>
                 <w:rStyle w:val="Hyperlink"/>
@@ -1194,7 +1194,7 @@
               <w:rPr>
                 <w:noProof/>
               </w:rPr>
-              <w:instrText xml:space="preserve"> PAGEREF _Toc242277012 \h </w:instrText>
+              <w:instrText xml:space="preserve"> PAGEREF _Toc242613308 \h </w:instrText>
             </w:r>
             <w:r>
               <w:rPr>
@@ -1237,7 +1237,7 @@
               <w14:ligatures w14:val="standardContextual"/>
             </w:rPr>
           </w:pPr>
-          <w:hyperlink w:anchor="_Toc242277013" w:history="1">
+          <w:hyperlink w:anchor="_Toc242613309" w:history="1">
             <w:r>
               <w:rPr>
                 <w:rStyle w:val="Hyperlink"/>
@@ -1261,7 +1261,7 @@
               <w:rPr>
                 <w:noProof/>
               </w:rPr>
-              <w:instrText xml:space="preserve"> PAGEREF _Toc242277013 \h </w:instrText>
+              <w:instrText xml:space="preserve"> PAGEREF _Toc242613309 \h </w:instrText>
             </w:r>
             <w:r>
               <w:rPr>
@@ -1304,7 +1304,7 @@
               <w14:ligatures w14:val="standardContextual"/>
             </w:rPr>
           </w:pPr>
-          <w:hyperlink w:anchor="_Toc242277014" w:history="1">
+          <w:hyperlink w:anchor="_Toc242613310" w:history="1">
             <w:r>
               <w:rPr>
                 <w:rStyle w:val="Hyperlink"/>
@@ -1328,7 +1328,7 @@
               <w:rPr>
                 <w:noProof/>
               </w:rPr>
-              <w:instrText xml:space="preserve"> PAGEREF _Toc242277014 \h </w:instrText>
+              <w:instrText xml:space="preserve"> PAGEREF _Toc242613310 \h </w:instrText>
             </w:r>
             <w:r>
               <w:rPr>
@@ -1371,7 +1371,7 @@
               <w14:ligatures w14:val="standardContextual"/>
             </w:rPr>
           </w:pPr>
-          <w:hyperlink w:anchor="_Toc242277015" w:history="1">
+          <w:hyperlink w:anchor="_Toc242613311" w:history="1">
             <w:r>
               <w:rPr>
                 <w:rStyle w:val="Hyperlink"/>
@@ -1395,7 +1395,7 @@
               <w:rPr>
                 <w:noProof/>
               </w:rPr>
-              <w:instrText xml:space="preserve"> PAGEREF _Toc242277015 \h </w:instrText>
+              <w:instrText xml:space="preserve"> PAGEREF _Toc242613311 \h </w:instrText>
             </w:r>
             <w:r>
               <w:rPr>
@@ -1438,7 +1438,7 @@
               <w14:ligatures w14:val="standardContextual"/>
             </w:rPr>
           </w:pPr>
-          <w:hyperlink w:anchor="_Toc242277016" w:history="1">
+          <w:hyperlink w:anchor="_Toc242613312" w:history="1">
             <w:r>
               <w:rPr>
                 <w:rStyle w:val="Hyperlink"/>
@@ -1462,7 +1462,7 @@
               <w:rPr>
                 <w:noProof/>
               </w:rPr>
-              <w:instrText xml:space="preserve"> PAGEREF _Toc242277016 \h </w:instrText>
+              <w:instrText xml:space="preserve"> PAGEREF _Toc242613312 \h </w:instrText>
             </w:r>
             <w:r>
               <w:rPr>
@@ -1505,7 +1505,7 @@
               <w14:ligatures w14:val="standardContextual"/>
             </w:rPr>
           </w:pPr>
-          <w:hyperlink w:anchor="_Toc242277017" w:history="1">
+          <w:hyperlink w:anchor="_Toc242613313" w:history="1">
             <w:r>
               <w:rPr>
                 <w:rStyle w:val="Hyperlink"/>
@@ -1529,7 +1529,7 @@
               <w:rPr>
                 <w:noProof/>
               </w:rPr>
-              <w:instrText xml:space="preserve"> PAGEREF _Toc242277017 \h </w:instrText>
+              <w:instrText xml:space="preserve"> PAGEREF _Toc242613313 \h </w:instrText>
             </w:r>
             <w:r>
               <w:rPr>
@@ -1572,7 +1572,7 @@
               <w14:ligatures w14:val="standardContextual"/>
             </w:rPr>
           </w:pPr>
-          <w:hyperlink w:anchor="_Toc242277018" w:history="1">
+          <w:hyperlink w:anchor="_Toc242613314" w:history="1">
             <w:r>
               <w:rPr>
                 <w:rStyle w:val="Hyperlink"/>
@@ -1596,7 +1596,7 @@
               <w:rPr>
                 <w:noProof/>
               </w:rPr>
-              <w:instrText xml:space="preserve"> PAGEREF _Toc242277018 \h </w:instrText>
+              <w:instrText xml:space="preserve"> PAGEREF _Toc242613314 \h </w:instrText>
             </w:r>
             <w:r>
               <w:rPr>
@@ -1639,7 +1639,7 @@
               <w14:ligatures w14:val="standardContextual"/>
             </w:rPr>
           </w:pPr>
-          <w:hyperlink w:anchor="_Toc242277019" w:history="1">
+          <w:hyperlink w:anchor="_Toc242613315" w:history="1">
             <w:r>
               <w:rPr>
                 <w:rStyle w:val="Hyperlink"/>
@@ -1663,7 +1663,7 @@
               <w:rPr>
                 <w:noProof/>
               </w:rPr>
-              <w:instrText xml:space="preserve"> PAGEREF _Toc242277019 \h </w:instrText>
+              <w:instrText xml:space="preserve"> PAGEREF _Toc242613315 \h </w:instrText>
             </w:r>
             <w:r>
               <w:rPr>
@@ -1706,7 +1706,7 @@
               <w14:ligatures w14:val="standardContextual"/>
             </w:rPr>
           </w:pPr>
-          <w:hyperlink w:anchor="_Toc242277020" w:history="1">
+          <w:hyperlink w:anchor="_Toc242613316" w:history="1">
             <w:r>
               <w:rPr>
                 <w:rStyle w:val="Hyperlink"/>
@@ -1730,7 +1730,7 @@
               <w:rPr>
                 <w:noProof/>
               </w:rPr>
-              <w:instrText xml:space="preserve"> PAGEREF _Toc242277020 \h </w:instrText>
+              <w:instrText xml:space="preserve"> PAGEREF _Toc242613316 \h </w:instrText>
             </w:r>
             <w:r>
               <w:rPr>
@@ -1773,7 +1773,7 @@
               <w14:ligatures w14:val="standardContextual"/>
             </w:rPr>
           </w:pPr>
-          <w:hyperlink w:anchor="_Toc242277021" w:history="1">
+          <w:hyperlink w:anchor="_Toc242613317" w:history="1">
             <w:r>
               <w:rPr>
                 <w:rStyle w:val="Hyperlink"/>
@@ -1797,7 +1797,7 @@
               <w:rPr>
                 <w:noProof/>
               </w:rPr>
-              <w:instrText xml:space="preserve"> PAGEREF _Toc242277021 \h </w:instrText>
+              <w:instrText xml:space="preserve"> PAGEREF _Toc242613317 \h </w:instrText>
             </w:r>
             <w:r>
               <w:rPr>
@@ -1840,7 +1840,7 @@
               <w14:ligatures w14:val="standardContextual"/>
             </w:rPr>
           </w:pPr>
-          <w:hyperlink w:anchor="_Toc242277022" w:history="1">
+          <w:hyperlink w:anchor="_Toc242613318" w:history="1">
             <w:r>
               <w:rPr>
                 <w:rStyle w:val="Hyperlink"/>
@@ -1864,7 +1864,7 @@
               <w:rPr>
                 <w:noProof/>
               </w:rPr>
-              <w:instrText xml:space="preserve"> PAGEREF _Toc242277022 \h </w:instrText>
+              <w:instrText xml:space="preserve"> PAGEREF _Toc242613318 \h </w:instrText>
             </w:r>
             <w:r>
               <w:rPr>
@@ -1907,7 +1907,7 @@
               <w14:ligatures w14:val="standardContextual"/>
             </w:rPr>
           </w:pPr>
-          <w:hyperlink w:anchor="_Toc242277023" w:history="1">
+          <w:hyperlink w:anchor="_Toc242613319" w:history="1">
             <w:r>
               <w:rPr>
                 <w:rStyle w:val="Hyperlink"/>
@@ -1931,7 +1931,7 @@
               <w:rPr>
                 <w:noProof/>
               </w:rPr>
-              <w:instrText xml:space="preserve"> PAGEREF _Toc242277023 \h </w:instrText>
+              <w:instrText xml:space="preserve"> PAGEREF _Toc242613319 \h </w:instrText>
             </w:r>
             <w:r>
               <w:rPr>
@@ -1974,7 +1974,7 @@
               <w14:ligatures w14:val="standardContextual"/>
             </w:rPr>
           </w:pPr>
-          <w:hyperlink w:anchor="_Toc242277024" w:history="1">
+          <w:hyperlink w:anchor="_Toc242613320" w:history="1">
             <w:r>
               <w:rPr>
                 <w:rStyle w:val="Hyperlink"/>
@@ -1998,7 +1998,7 @@
               <w:rPr>
                 <w:noProof/>
               </w:rPr>
-              <w:instrText xml:space="preserve"> PAGEREF _Toc242277024 \h </w:instrText>
+              <w:instrText xml:space="preserve"> PAGEREF _Toc242613320 \h </w:instrText>
             </w:r>
             <w:r>
               <w:rPr>
@@ -2041,7 +2041,7 @@
               <w14:ligatures w14:val="standardContextual"/>
             </w:rPr>
           </w:pPr>
-          <w:hyperlink w:anchor="_Toc242277025" w:history="1">
+          <w:hyperlink w:anchor="_Toc242613321" w:history="1">
             <w:r>
               <w:rPr>
                 <w:rStyle w:val="Hyperlink"/>
@@ -2065,7 +2065,7 @@
               <w:rPr>
                 <w:noProof/>
               </w:rPr>
-              <w:instrText xml:space="preserve"> PAGEREF _Toc242277025 \h </w:instrText>
+              <w:instrText xml:space="preserve"> PAGEREF _Toc242613321 \h </w:instrText>
             </w:r>
             <w:r>
               <w:rPr>
@@ -2108,7 +2108,7 @@
               <w14:ligatures w14:val="standardContextual"/>
             </w:rPr>
           </w:pPr>
-          <w:hyperlink w:anchor="_Toc242277026" w:history="1">
+          <w:hyperlink w:anchor="_Toc242613322" w:history="1">
             <w:r>
               <w:rPr>
                 <w:rStyle w:val="Hyperlink"/>
@@ -2132,7 +2132,7 @@
               <w:rPr>
                 <w:noProof/>
               </w:rPr>
-              <w:instrText xml:space="preserve"> PAGEREF _Toc242277026 \h </w:instrText>
+              <w:instrText xml:space="preserve"> PAGEREF _Toc242613322 \h </w:instrText>
             </w:r>
             <w:r>
               <w:rPr>
@@ -2175,7 +2175,7 @@
               <w14:ligatures w14:val="standardContextual"/>
             </w:rPr>
           </w:pPr>
-          <w:hyperlink w:anchor="_Toc242277027" w:history="1">
+          <w:hyperlink w:anchor="_Toc242613323" w:history="1">
             <w:r>
               <w:rPr>
                 <w:rStyle w:val="Hyperlink"/>
@@ -2199,7 +2199,7 @@
               <w:rPr>
                 <w:noProof/>
               </w:rPr>
-              <w:instrText xml:space="preserve"> PAGEREF _Toc242277027 \h </w:instrText>
+              <w:instrText xml:space="preserve"> PAGEREF _Toc242613323 \h </w:instrText>
             </w:r>
             <w:r>
               <w:rPr>
@@ -2242,7 +2242,7 @@
               <w14:ligatures w14:val="standardContextual"/>
             </w:rPr>
           </w:pPr>
-          <w:hyperlink w:anchor="_Toc242277028" w:history="1">
+          <w:hyperlink w:anchor="_Toc242613324" w:history="1">
             <w:r>
               <w:rPr>
                 <w:rStyle w:val="Hyperlink"/>
@@ -2266,7 +2266,7 @@
               <w:rPr>
                 <w:noProof/>
               </w:rPr>
-              <w:instrText xml:space="preserve"> PAGEREF _Toc242277028 \h </w:instrText>
+              <w:instrText xml:space="preserve"> PAGEREF _Toc242613324 \h </w:instrText>
             </w:r>
             <w:r>
               <w:rPr>
@@ -2309,7 +2309,7 @@
               <w14:ligatures w14:val="standardContextual"/>
             </w:rPr>
           </w:pPr>
-          <w:hyperlink w:anchor="_Toc242277029" w:history="1">
+          <w:hyperlink w:anchor="_Toc242613325" w:history="1">
             <w:r>
               <w:rPr>
                 <w:rStyle w:val="Hyperlink"/>
@@ -2333,7 +2333,7 @@
               <w:rPr>
                 <w:noProof/>
               </w:rPr>
-              <w:instrText xml:space="preserve"> PAGEREF _Toc242277029 \h </w:instrText>
+              <w:instrText xml:space="preserve"> PAGEREF _Toc242613325 \h </w:instrText>
             </w:r>
             <w:r>
               <w:rPr>
@@ -2376,7 +2376,7 @@
               <w14:ligatures w14:val="standardContextual"/>
             </w:rPr>
           </w:pPr>
-          <w:hyperlink w:anchor="_Toc242277030" w:history="1">
+          <w:hyperlink w:anchor="_Toc242613326" w:history="1">
             <w:r>
               <w:rPr>
                 <w:rStyle w:val="Hyperlink"/>
@@ -2400,7 +2400,7 @@
               <w:rPr>
                 <w:noProof/>
               </w:rPr>
-              <w:instrText xml:space="preserve"> PAGEREF _Toc242277030 \h </w:instrText>
+              <w:instrText xml:space="preserve"> PAGEREF _Toc242613326 \h </w:instrText>
             </w:r>
             <w:r>
               <w:rPr>
@@ -2443,7 +2443,7 @@
               <w14:ligatures w14:val="standardContextual"/>
             </w:rPr>
           </w:pPr>
-          <w:hyperlink w:anchor="_Toc242277031" w:history="1">
+          <w:hyperlink w:anchor="_Toc242613327" w:history="1">
             <w:r>
               <w:rPr>
                 <w:rStyle w:val="Hyperlink"/>
@@ -2467,7 +2467,7 @@
               <w:rPr>
                 <w:noProof/>
               </w:rPr>
-              <w:instrText xml:space="preserve"> PAGEREF _Toc242277031 \h </w:instrText>
+              <w:instrText xml:space="preserve"> PAGEREF _Toc242613327 \h </w:instrText>
             </w:r>
             <w:r>
               <w:rPr>
@@ -2510,7 +2510,7 @@
               <w14:ligatures w14:val="standardContextual"/>
             </w:rPr>
           </w:pPr>
-          <w:hyperlink w:anchor="_Toc242277032" w:history="1">
+          <w:hyperlink w:anchor="_Toc242613328" w:history="1">
             <w:r>
               <w:rPr>
                 <w:rStyle w:val="Hyperlink"/>
@@ -2534,7 +2534,7 @@
               <w:rPr>
                 <w:noProof/>
               </w:rPr>
-              <w:instrText xml:space="preserve"> PAGEREF _Toc242277032 \h </w:instrText>
+              <w:instrText xml:space="preserve"> PAGEREF _Toc242613328 \h </w:instrText>
             </w:r>
             <w:r>
               <w:rPr>
@@ -2577,7 +2577,7 @@
               <w14:ligatures w14:val="standardContextual"/>
             </w:rPr>
           </w:pPr>
-          <w:hyperlink w:anchor="_Toc242277033" w:history="1">
+          <w:hyperlink w:anchor="_Toc242613329" w:history="1">
             <w:r>
               <w:rPr>
                 <w:rStyle w:val="Hyperlink"/>
@@ -2601,7 +2601,7 @@
               <w:rPr>
                 <w:noProof/>
               </w:rPr>
-              <w:instrText xml:space="preserve"> PAGEREF _Toc242277033 \h </w:instrText>
+              <w:instrText xml:space="preserve"> PAGEREF _Toc242613329 \h </w:instrText>
             </w:r>
             <w:r>
               <w:rPr>
@@ -2644,7 +2644,7 @@
               <w14:ligatures w14:val="standardContextual"/>
             </w:rPr>
           </w:pPr>
-          <w:hyperlink w:anchor="_Toc242277034" w:history="1">
+          <w:hyperlink w:anchor="_Toc242613330" w:history="1">
             <w:r>
               <w:rPr>
                 <w:rStyle w:val="Hyperlink"/>
@@ -2668,7 +2668,7 @@
               <w:rPr>
                 <w:noProof/>
               </w:rPr>
-              <w:instrText xml:space="preserve"> PAGEREF _Toc242277034 \h </w:instrText>
+              <w:instrText xml:space="preserve"> PAGEREF _Toc242613330 \h </w:instrText>
             </w:r>
             <w:r>
               <w:rPr>
@@ -2711,7 +2711,7 @@
               <w14:ligatures w14:val="standardContextual"/>
             </w:rPr>
           </w:pPr>
-          <w:hyperlink w:anchor="_Toc242277035" w:history="1">
+          <w:hyperlink w:anchor="_Toc242613331" w:history="1">
             <w:r>
               <w:rPr>
                 <w:rStyle w:val="Hyperlink"/>
@@ -2735,7 +2735,7 @@
               <w:rPr>
                 <w:noProof/>
               </w:rPr>
-              <w:instrText xml:space="preserve"> PAGEREF _Toc242277035 \h </w:instrText>
+              <w:instrText xml:space="preserve"> PAGEREF _Toc242613331 \h </w:instrText>
             </w:r>
             <w:r>
               <w:rPr>
@@ -2778,7 +2778,7 @@
               <w14:ligatures w14:val="standardContextual"/>
             </w:rPr>
           </w:pPr>
-          <w:hyperlink w:anchor="_Toc242277036" w:history="1">
+          <w:hyperlink w:anchor="_Toc242613332" w:history="1">
             <w:r>
               <w:rPr>
                 <w:rStyle w:val="Hyperlink"/>
@@ -2802,7 +2802,7 @@
               <w:rPr>
                 <w:noProof/>
               </w:rPr>
-              <w:instrText xml:space="preserve"> PAGEREF _Toc242277036 \h </w:instrText>
+              <w:instrText xml:space="preserve"> PAGEREF _Toc242613332 \h </w:instrText>
             </w:r>
             <w:r>
               <w:rPr>
@@ -2845,7 +2845,7 @@
               <w14:ligatures w14:val="standardContextual"/>
             </w:rPr>
           </w:pPr>
-          <w:hyperlink w:anchor="_Toc242277037" w:history="1">
+          <w:hyperlink w:anchor="_Toc242613333" w:history="1">
             <w:r>
               <w:rPr>
                 <w:rStyle w:val="Hyperlink"/>
@@ -2869,7 +2869,7 @@
               <w:rPr>
                 <w:noProof/>
               </w:rPr>
-              <w:instrText xml:space="preserve"> PAGEREF _Toc242277037 \h </w:instrText>
+              <w:instrText xml:space="preserve"> PAGEREF _Toc242613333 \h </w:instrText>
             </w:r>
             <w:r>
               <w:rPr>
@@ -2912,7 +2912,7 @@
               <w14:ligatures w14:val="standardContextual"/>
             </w:rPr>
           </w:pPr>
-          <w:hyperlink w:anchor="_Toc242277038" w:history="1">
+          <w:hyperlink w:anchor="_Toc242613334" w:history="1">
             <w:r>
               <w:rPr>
                 <w:rStyle w:val="Hyperlink"/>
@@ -2936,7 +2936,7 @@
               <w:rPr>
                 <w:noProof/>
               </w:rPr>
-              <w:instrText xml:space="preserve"> PAGEREF _Toc242277038 \h </w:instrText>
+              <w:instrText xml:space="preserve"> PAGEREF _Toc242613334 \h </w:instrText>
             </w:r>
             <w:r>
               <w:rPr>
@@ -2979,7 +2979,7 @@
               <w14:ligatures w14:val="standardContextual"/>
             </w:rPr>
           </w:pPr>
-          <w:hyperlink w:anchor="_Toc242277039" w:history="1">
+          <w:hyperlink w:anchor="_Toc242613335" w:history="1">
             <w:r>
               <w:rPr>
                 <w:rStyle w:val="Hyperlink"/>
@@ -3003,7 +3003,7 @@
               <w:rPr>
                 <w:noProof/>
               </w:rPr>
-              <w:instrText xml:space="preserve"> PAGEREF _Toc242277039 \h </w:instrText>
+              <w:instrText xml:space="preserve"> PAGEREF _Toc242613335 \h </w:instrText>
             </w:r>
             <w:r>
               <w:rPr>
@@ -3046,7 +3046,7 @@
               <w14:ligatures w14:val="standardContextual"/>
             </w:rPr>
           </w:pPr>
-          <w:hyperlink w:anchor="_Toc242277040" w:history="1">
+          <w:hyperlink w:anchor="_Toc242613336" w:history="1">
             <w:r>
               <w:rPr>
                 <w:rStyle w:val="Hyperlink"/>
@@ -3070,7 +3070,7 @@
               <w:rPr>
                 <w:noProof/>
               </w:rPr>
-              <w:instrText xml:space="preserve"> PAGEREF _Toc242277040 \h </w:instrText>
+              <w:instrText xml:space="preserve"> PAGEREF _Toc242613336 \h </w:instrText>
             </w:r>
             <w:r>
               <w:rPr>
@@ -3113,7 +3113,7 @@
               <w14:ligatures w14:val="standardContextual"/>
             </w:rPr>
           </w:pPr>
-          <w:hyperlink w:anchor="_Toc242277041" w:history="1">
+          <w:hyperlink w:anchor="_Toc242613337" w:history="1">
             <w:r>
               <w:rPr>
                 <w:rStyle w:val="Hyperlink"/>
@@ -3137,7 +3137,7 @@
               <w:rPr>
                 <w:noProof/>
               </w:rPr>
-              <w:instrText xml:space="preserve"> PAGEREF _Toc242277041 \h </w:instrText>
+              <w:instrText xml:space="preserve"> PAGEREF _Toc242613337 \h </w:instrText>
             </w:r>
             <w:r>
               <w:rPr>
@@ -3180,7 +3180,7 @@
               <w14:ligatures w14:val="standardContextual"/>
             </w:rPr>
           </w:pPr>
-          <w:hyperlink w:anchor="_Toc242277042" w:history="1">
+          <w:hyperlink w:anchor="_Toc242613338" w:history="1">
             <w:r>
               <w:rPr>
                 <w:rStyle w:val="Hyperlink"/>
@@ -3204,7 +3204,7 @@
               <w:rPr>
                 <w:noProof/>
               </w:rPr>
-              <w:instrText xml:space="preserve"> PAGEREF _Toc242277042 \h </w:instrText>
+              <w:instrText xml:space="preserve"> PAGEREF _Toc242613338 \h </w:instrText>
             </w:r>
             <w:r>
               <w:rPr>
@@ -3247,7 +3247,7 @@
               <w14:ligatures w14:val="standardContextual"/>
             </w:rPr>
           </w:pPr>
-          <w:hyperlink w:anchor="_Toc242277043" w:history="1">
+          <w:hyperlink w:anchor="_Toc242613339" w:history="1">
             <w:r>
               <w:rPr>
                 <w:rStyle w:val="Hyperlink"/>
@@ -3271,7 +3271,7 @@
               <w:rPr>
                 <w:noProof/>
               </w:rPr>
-              <w:instrText xml:space="preserve"> PAGEREF _Toc242277043 \h </w:instrText>
+              <w:instrText xml:space="preserve"> PAGEREF _Toc242613339 \h </w:instrText>
             </w:r>
             <w:r>
               <w:rPr>
@@ -3314,7 +3314,7 @@
               <w14:ligatures w14:val="standardContextual"/>
             </w:rPr>
           </w:pPr>
-          <w:hyperlink w:anchor="_Toc242277044" w:history="1">
+          <w:hyperlink w:anchor="_Toc242613340" w:history="1">
             <w:r>
               <w:rPr>
                 <w:rStyle w:val="Hyperlink"/>
@@ -3338,7 +3338,7 @@
               <w:rPr>
                 <w:noProof/>
               </w:rPr>
-              <w:instrText xml:space="preserve"> PAGEREF _Toc242277044 \h </w:instrText>
+              <w:instrText xml:space="preserve"> PAGEREF _Toc242613340 \h </w:instrText>
             </w:r>
             <w:r>
               <w:rPr>
@@ -3381,7 +3381,7 @@
               <w14:ligatures w14:val="standardContextual"/>
             </w:rPr>
           </w:pPr>
-          <w:hyperlink w:anchor="_Toc242277045" w:history="1">
+          <w:hyperlink w:anchor="_Toc242613341" w:history="1">
             <w:r>
               <w:rPr>
                 <w:rStyle w:val="Hyperlink"/>
@@ -3405,7 +3405,7 @@
               <w:rPr>
                 <w:noProof/>
               </w:rPr>
-              <w:instrText xml:space="preserve"> PAGEREF _Toc242277045 \h </w:instrText>
+              <w:instrText xml:space="preserve"> PAGEREF _Toc242613341 \h </w:instrText>
             </w:r>
             <w:r>
               <w:rPr>
@@ -3444,7 +3444,7 @@
         <w:pStyle w:val="Heading1"/>
         <w:pageBreakBefore/>
       </w:pPr>
-      <w:bookmarkStart w:id="0" w:name="_Toc242277003"/>
+      <w:bookmarkStart w:id="0" w:name="_Toc242613299"/>
       <w:r>
         <w:lastRenderedPageBreak/>
         <w:t>1. About this reference</w:t>
@@ -3897,7 +3897,7 @@
         <w:pStyle w:val="Heading1"/>
         <w:pageBreakBefore/>
       </w:pPr>
-      <w:bookmarkStart w:id="1" w:name="_Toc242277004"/>
+      <w:bookmarkStart w:id="1" w:name="_Toc242613300"/>
       <w:r>
         <w:lastRenderedPageBreak/>
         <w:t>2. Rules that apply on every screen</w:t>
@@ -4114,7 +4114,7 @@
         <w:pStyle w:val="Heading1"/>
         <w:pageBreakBefore/>
       </w:pPr>
-      <w:bookmarkStart w:id="2" w:name="_Toc242277005"/>
+      <w:bookmarkStart w:id="2" w:name="_Toc242613301"/>
       <w:r>
         <w:lastRenderedPageBreak/>
         <w:t>3. Who can open which screen</w:t>
@@ -10010,7 +10010,7 @@
         <w:pStyle w:val="Heading1"/>
         <w:pageBreakBefore/>
       </w:pPr>
-      <w:bookmarkStart w:id="3" w:name="_Toc242277006"/>
+      <w:bookmarkStart w:id="3" w:name="_Toc242613302"/>
       <w:r>
         <w:lastRenderedPageBreak/>
         <w:t>4. Signing in and your account</w:t>
@@ -10021,7 +10021,7 @@
       <w:pPr>
         <w:pStyle w:val="Heading2"/>
       </w:pPr>
-      <w:bookmarkStart w:id="4" w:name="_Toc242277007"/>
+      <w:bookmarkStart w:id="4" w:name="_Toc242613303"/>
       <w:r>
         <w:t>4.1 Sign in</w:t>
       </w:r>
@@ -10534,7 +10534,7 @@
       <w:pPr>
         <w:pStyle w:val="Heading2"/>
       </w:pPr>
-      <w:bookmarkStart w:id="5" w:name="_Toc242277008"/>
+      <w:bookmarkStart w:id="5" w:name="_Toc242613304"/>
       <w:r>
         <w:t>4.2 The header and menu bar (every screen)</w:t>
       </w:r>
@@ -11257,7 +11257,7 @@
       <w:pPr>
         <w:pStyle w:val="Heading2"/>
       </w:pPr>
-      <w:bookmarkStart w:id="6" w:name="_Toc242277009"/>
+      <w:bookmarkStart w:id="6" w:name="_Toc242613305"/>
       <w:r>
         <w:lastRenderedPageBreak/>
         <w:t>4.3 Change Password</w:t>
@@ -11879,7 +11879,7 @@
         <w:pStyle w:val="Heading1"/>
         <w:pageBreakBefore/>
       </w:pPr>
-      <w:bookmarkStart w:id="7" w:name="_Toc242277010"/>
+      <w:bookmarkStart w:id="7" w:name="_Toc242613306"/>
       <w:r>
         <w:lastRenderedPageBreak/>
         <w:t>5. Dashboards and Reports (read-only)</w:t>
@@ -11890,7 +11890,7 @@
       <w:pPr>
         <w:pStyle w:val="Heading2"/>
       </w:pPr>
-      <w:bookmarkStart w:id="8" w:name="_Toc242277011"/>
+      <w:bookmarkStart w:id="8" w:name="_Toc242613307"/>
       <w:r>
         <w:t>5.1 Executive Dashboard</w:t>
       </w:r>
@@ -12403,7 +12403,7 @@
       <w:pPr>
         <w:pStyle w:val="Heading2"/>
       </w:pPr>
-      <w:bookmarkStart w:id="9" w:name="_Toc242277012"/>
+      <w:bookmarkStart w:id="9" w:name="_Toc242613308"/>
       <w:r>
         <w:t>5.2 Sampling Dashboard</w:t>
       </w:r>
@@ -12916,7 +12916,7 @@
       <w:pPr>
         <w:pStyle w:val="Heading2"/>
       </w:pPr>
-      <w:bookmarkStart w:id="10" w:name="_Toc242277013"/>
+      <w:bookmarkStart w:id="10" w:name="_Toc242613309"/>
       <w:r>
         <w:t>5.3 Contact Dashboard</w:t>
       </w:r>
@@ -13220,7 +13220,7 @@
       <w:pPr>
         <w:pStyle w:val="Heading2"/>
       </w:pPr>
-      <w:bookmarkStart w:id="11" w:name="_Toc242277014"/>
+      <w:bookmarkStart w:id="11" w:name="_Toc242613310"/>
       <w:r>
         <w:t>5.4 QA Dashboard</w:t>
       </w:r>
@@ -13840,7 +13840,7 @@
       <w:pPr>
         <w:pStyle w:val="Heading2"/>
       </w:pPr>
-      <w:bookmarkStart w:id="12" w:name="_Toc242277015"/>
+      <w:bookmarkStart w:id="12" w:name="_Toc242613311"/>
       <w:r>
         <w:t>5.5 KII / Document Dashboard</w:t>
       </w:r>
@@ -14250,7 +14250,7 @@
       <w:pPr>
         <w:pStyle w:val="Heading2"/>
       </w:pPr>
-      <w:bookmarkStart w:id="13" w:name="_Toc242277016"/>
+      <w:bookmarkStart w:id="13" w:name="_Toc242613312"/>
       <w:r>
         <w:lastRenderedPageBreak/>
         <w:t>5.6 Reports</w:t>
@@ -14765,7 +14765,7 @@
         <w:pStyle w:val="Heading1"/>
         <w:pageBreakBefore/>
       </w:pPr>
-      <w:bookmarkStart w:id="14" w:name="_Toc242277017"/>
+      <w:bookmarkStart w:id="14" w:name="_Toc242613313"/>
       <w:r>
         <w:lastRenderedPageBreak/>
         <w:t>6. The sample and contact</w:t>
@@ -14776,7 +14776,7 @@
       <w:pPr>
         <w:pStyle w:val="Heading2"/>
       </w:pPr>
-      <w:bookmarkStart w:id="15" w:name="_Toc242277018"/>
+      <w:bookmarkStart w:id="15" w:name="_Toc242613314"/>
       <w:r>
         <w:t>6.1 Main-400 Register (and Reserve)</w:t>
       </w:r>
@@ -16340,7 +16340,7 @@
       <w:pPr>
         <w:pStyle w:val="Heading2"/>
       </w:pPr>
-      <w:bookmarkStart w:id="16" w:name="_Toc242277019"/>
+      <w:bookmarkStart w:id="16" w:name="_Toc242613315"/>
       <w:r>
         <w:t>6.2 Case page</w:t>
       </w:r>
@@ -18440,7 +18440,7 @@
       <w:pPr>
         <w:pStyle w:val="Heading2"/>
       </w:pPr>
-      <w:bookmarkStart w:id="17" w:name="_Toc242277020"/>
+      <w:bookmarkStart w:id="17" w:name="_Toc242613316"/>
       <w:r>
         <w:t>6.3 Pre-Interview Profile (PROIT) and its review screen</w:t>
       </w:r>
@@ -20004,7 +20004,7 @@
       <w:pPr>
         <w:pStyle w:val="Heading2"/>
       </w:pPr>
-      <w:bookmarkStart w:id="18" w:name="_Toc242277021"/>
+      <w:bookmarkStart w:id="18" w:name="_Toc242613317"/>
       <w:r>
         <w:t>6.4 Interview sheet (verifying a locked profile)</w:t>
       </w:r>
@@ -21262,7 +21262,7 @@
       <w:pPr>
         <w:pStyle w:val="Heading2"/>
       </w:pPr>
-      <w:bookmarkStart w:id="19" w:name="_Toc242277022"/>
+      <w:bookmarkStart w:id="19" w:name="_Toc242613318"/>
       <w:r>
         <w:lastRenderedPageBreak/>
         <w:t>6.5 Register Organisation</w:t>
@@ -21986,7 +21986,7 @@
       <w:pPr>
         <w:pStyle w:val="Heading2"/>
       </w:pPr>
-      <w:bookmarkStart w:id="20" w:name="_Toc242277023"/>
+      <w:bookmarkStart w:id="20" w:name="_Toc242613319"/>
       <w:r>
         <w:t>6.6 Appointment Queue</w:t>
       </w:r>
@@ -22606,7 +22606,7 @@
       <w:pPr>
         <w:pStyle w:val="Heading2"/>
       </w:pPr>
-      <w:bookmarkStart w:id="21" w:name="_Toc242277024"/>
+      <w:bookmarkStart w:id="21" w:name="_Toc242613320"/>
       <w:r>
         <w:lastRenderedPageBreak/>
         <w:t>6.7 Follow-ups due</w:t>
@@ -23330,7 +23330,7 @@
       <w:pPr>
         <w:pStyle w:val="Heading2"/>
       </w:pPr>
-      <w:bookmarkStart w:id="22" w:name="_Toc242277025"/>
+      <w:bookmarkStart w:id="22" w:name="_Toc242613321"/>
       <w:r>
         <w:t>6.8 Conversations</w:t>
       </w:r>
@@ -23844,7 +23844,7 @@
       <w:pPr>
         <w:pStyle w:val="Heading2"/>
       </w:pPr>
-      <w:bookmarkStart w:id="23" w:name="_Toc242277026"/>
+      <w:bookmarkStart w:id="23" w:name="_Toc242613322"/>
       <w:r>
         <w:t>6.9 Reserve Activation</w:t>
       </w:r>
@@ -24465,7 +24465,7 @@
         <w:pStyle w:val="Heading1"/>
         <w:pageBreakBefore/>
       </w:pPr>
-      <w:bookmarkStart w:id="24" w:name="_Toc242277027"/>
+      <w:bookmarkStart w:id="24" w:name="_Toc242613323"/>
       <w:r>
         <w:lastRenderedPageBreak/>
         <w:t>7. Quality checking</w:t>
@@ -24476,7 +24476,7 @@
       <w:pPr>
         <w:pStyle w:val="Heading2"/>
       </w:pPr>
-      <w:bookmarkStart w:id="25" w:name="_Toc242277028"/>
+      <w:bookmarkStart w:id="25" w:name="_Toc242613324"/>
       <w:r>
         <w:t>7.1 QA Queue (with the KoboToolbox sync panel)</w:t>
       </w:r>
@@ -25199,7 +25199,7 @@
       <w:pPr>
         <w:pStyle w:val="Heading2"/>
       </w:pPr>
-      <w:bookmarkStart w:id="26" w:name="_Toc242277029"/>
+      <w:bookmarkStart w:id="26" w:name="_Toc242613325"/>
       <w:r>
         <w:t>7.2 QA Exceptions</w:t>
       </w:r>
@@ -26031,7 +26031,7 @@
         <w:pStyle w:val="Heading1"/>
         <w:pageBreakBefore/>
       </w:pPr>
-      <w:bookmarkStart w:id="27" w:name="_Toc242277030"/>
+      <w:bookmarkStart w:id="27" w:name="_Toc242613326"/>
       <w:r>
         <w:lastRenderedPageBreak/>
         <w:t>8. Key Informant Interviews</w:t>
@@ -26042,7 +26042,7 @@
       <w:pPr>
         <w:pStyle w:val="Heading2"/>
       </w:pPr>
-      <w:bookmarkStart w:id="28" w:name="_Toc242277031"/>
+      <w:bookmarkStart w:id="28" w:name="_Toc242613327"/>
       <w:r>
         <w:t>8.1 KII Register</w:t>
       </w:r>
@@ -26681,7 +26681,7 @@
                 <w:sz w:val="19"/>
                 <w:szCs w:val="19"/>
               </w:rPr>
-              <w:t>Manage</w:t>
+              <w:t>Import background research (ChatGPT workbook): Check file, Import N records (the PI, the Field Coordinator only)</w:t>
             </w:r>
           </w:p>
         </w:tc>
@@ -26704,7 +26704,7 @@
                 <w:sz w:val="19"/>
                 <w:szCs w:val="19"/>
               </w:rPr>
-              <w:t>Opens the KII record.</w:t>
+              <w:t>Reads the Excel file ChatGPT returned from the KII research pack and adds its contacts and PROIT facts as suggestions for review on each record, and its interview notes to the PROIT gap engine. Check file shows what would be added and keeps nothing.</w:t>
             </w:r>
           </w:p>
         </w:tc>
@@ -26727,7 +26727,7 @@
                 <w:sz w:val="19"/>
                 <w:szCs w:val="19"/>
               </w:rPr>
-              <w:t>All work on an interview happens on its own record.</w:t>
+              <w:t>Typing about 30 researched facts per organisation for 90 organisations by hand is slow and error-prone; review stays one click per fact.</w:t>
             </w:r>
           </w:p>
         </w:tc>
@@ -26750,7 +26750,7 @@
                 <w:sz w:val="19"/>
                 <w:szCs w:val="19"/>
               </w:rPr>
-              <w:t>The KII record opens.</w:t>
+              <w:t>A table per KII ID with links to each record. Nothing reaches a record until someone accepts it; locked profiles are never changed.</w:t>
             </w:r>
           </w:p>
         </w:tc>
@@ -26785,6 +26785,112 @@
                 <w:sz w:val="19"/>
                 <w:szCs w:val="19"/>
               </w:rPr>
+              <w:t>Manage</w:t>
+            </w:r>
+          </w:p>
+        </w:tc>
+        <w:tc>
+          <w:tcPr>
+            <w:tcW w:w="3012" w:type="dxa"/>
+            <w:shd w:val="clear" w:color="auto" w:fill="F8FAFB"/>
+            <w:tcMar>
+              <w:top w:w="70" w:type="dxa"/>
+              <w:left w:w="110" w:type="dxa"/>
+              <w:bottom w:w="70" w:type="dxa"/>
+              <w:right w:w="110" w:type="dxa"/>
+            </w:tcMar>
+          </w:tcPr>
+          <w:p>
+            <w:pPr>
+              <w:spacing w:after="40"/>
+            </w:pPr>
+            <w:r>
+              <w:rPr>
+                <w:sz w:val="19"/>
+                <w:szCs w:val="19"/>
+              </w:rPr>
+              <w:t>Opens the KII record.</w:t>
+            </w:r>
+          </w:p>
+        </w:tc>
+        <w:tc>
+          <w:tcPr>
+            <w:tcW w:w="2447" w:type="dxa"/>
+            <w:shd w:val="clear" w:color="auto" w:fill="F8FAFB"/>
+            <w:tcMar>
+              <w:top w:w="70" w:type="dxa"/>
+              <w:left w:w="110" w:type="dxa"/>
+              <w:bottom w:w="70" w:type="dxa"/>
+              <w:right w:w="110" w:type="dxa"/>
+            </w:tcMar>
+          </w:tcPr>
+          <w:p>
+            <w:pPr>
+              <w:spacing w:after="40"/>
+            </w:pPr>
+            <w:r>
+              <w:rPr>
+                <w:sz w:val="19"/>
+                <w:szCs w:val="19"/>
+              </w:rPr>
+              <w:t>All work on an interview happens on its own record.</w:t>
+            </w:r>
+          </w:p>
+        </w:tc>
+        <w:tc>
+          <w:tcPr>
+            <w:tcW w:w="2071" w:type="dxa"/>
+            <w:shd w:val="clear" w:color="auto" w:fill="F8FAFB"/>
+            <w:tcMar>
+              <w:top w:w="70" w:type="dxa"/>
+              <w:left w:w="110" w:type="dxa"/>
+              <w:bottom w:w="70" w:type="dxa"/>
+              <w:right w:w="110" w:type="dxa"/>
+            </w:tcMar>
+          </w:tcPr>
+          <w:p>
+            <w:pPr>
+              <w:spacing w:after="40"/>
+            </w:pPr>
+            <w:r>
+              <w:rPr>
+                <w:sz w:val="19"/>
+                <w:szCs w:val="19"/>
+              </w:rPr>
+              <w:t>The KII record opens.</w:t>
+            </w:r>
+          </w:p>
+        </w:tc>
+      </w:tr>
+      <w:tr>
+        <w:tblPrEx>
+          <w:tblCellMar>
+            <w:top w:w="0" w:type="dxa"/>
+            <w:bottom w:w="0" w:type="dxa"/>
+          </w:tblCellMar>
+        </w:tblPrEx>
+        <w:trPr>
+          <w:cantSplit/>
+        </w:trPr>
+        <w:tc>
+          <w:tcPr>
+            <w:tcW w:w="1882" w:type="dxa"/>
+            <w:tcMar>
+              <w:top w:w="70" w:type="dxa"/>
+              <w:left w:w="110" w:type="dxa"/>
+              <w:bottom w:w="70" w:type="dxa"/>
+              <w:right w:w="110" w:type="dxa"/>
+            </w:tcMar>
+          </w:tcPr>
+          <w:p>
+            <w:pPr>
+              <w:spacing w:after="40"/>
+            </w:pPr>
+            <w:r>
+              <w:rPr>
+                <w:sz w:val="19"/>
+                <w:szCs w:val="19"/>
+              </w:rPr>
               <w:t>Show / page numbers</w:t>
             </w:r>
           </w:p>
@@ -26792,7 +26898,6 @@
         <w:tc>
           <w:tcPr>
             <w:tcW w:w="3012" w:type="dxa"/>
-            <w:shd w:val="clear" w:color="auto" w:fill="F8FAFB"/>
             <w:tcMar>
               <w:top w:w="70" w:type="dxa"/>
               <w:left w:w="110" w:type="dxa"/>
@@ -26816,7 +26921,6 @@
         <w:tc>
           <w:tcPr>
             <w:tcW w:w="2447" w:type="dxa"/>
-            <w:shd w:val="clear" w:color="auto" w:fill="F8FAFB"/>
             <w:tcMar>
               <w:top w:w="70" w:type="dxa"/>
               <w:left w:w="110" w:type="dxa"/>
@@ -26840,7 +26944,6 @@
         <w:tc>
           <w:tcPr>
             <w:tcW w:w="2071" w:type="dxa"/>
-            <w:shd w:val="clear" w:color="auto" w:fill="F8FAFB"/>
             <w:tcMar>
               <w:top w:w="70" w:type="dxa"/>
               <w:left w:w="110" w:type="dxa"/>
@@ -26872,7 +26975,7 @@
       <w:pPr>
         <w:pStyle w:val="Heading2"/>
       </w:pPr>
-      <w:bookmarkStart w:id="29" w:name="_Toc242277032"/>
+      <w:bookmarkStart w:id="29" w:name="_Toc242613328"/>
       <w:r>
         <w:t>8.2 New KII Record</w:t>
       </w:r>
@@ -26976,6 +27079,7 @@
                 <w:sz w:val="19"/>
                 <w:szCs w:val="19"/>
               </w:rPr>
+              <w:lastRenderedPageBreak/>
               <w:t>Control</w:t>
             </w:r>
           </w:p>
@@ -27282,7 +27386,7 @@
       <w:pPr>
         <w:pStyle w:val="Heading2"/>
       </w:pPr>
-      <w:bookmarkStart w:id="30" w:name="_Toc242277033"/>
+      <w:bookmarkStart w:id="30" w:name="_Toc242613329"/>
       <w:r>
         <w:t>8.3 KII record</w:t>
       </w:r>
@@ -27921,6 +28025,7 @@
                 <w:sz w:val="19"/>
                 <w:szCs w:val="19"/>
               </w:rPr>
+              <w:lastRenderedPageBreak/>
               <w:t>Record participation consent</w:t>
             </w:r>
           </w:p>
@@ -28242,7 +28347,6 @@
                 <w:sz w:val="19"/>
                 <w:szCs w:val="19"/>
               </w:rPr>
-              <w:lastRenderedPageBreak/>
               <w:t>Transcript status (NOT_STARTED, IN_PROGRESS, VERIFIED, ANONYMISED)</w:t>
             </w:r>
           </w:p>
@@ -28541,7 +28645,7 @@
         <w:pStyle w:val="Heading1"/>
         <w:pageBreakBefore/>
       </w:pPr>
-      <w:bookmarkStart w:id="31" w:name="_Toc242277034"/>
+      <w:bookmarkStart w:id="31" w:name="_Toc242613330"/>
       <w:r>
         <w:lastRenderedPageBreak/>
         <w:t>9. Documentary evidence</w:t>
@@ -28552,7 +28656,7 @@
       <w:pPr>
         <w:pStyle w:val="Heading2"/>
       </w:pPr>
-      <w:bookmarkStart w:id="32" w:name="_Toc242277035"/>
+      <w:bookmarkStart w:id="32" w:name="_Toc242613331"/>
       <w:r>
         <w:t>9.1 Documents (the corpus)</w:t>
       </w:r>
@@ -29172,7 +29276,7 @@
       <w:pPr>
         <w:pStyle w:val="Heading2"/>
       </w:pPr>
-      <w:bookmarkStart w:id="33" w:name="_Toc242277036"/>
+      <w:bookmarkStart w:id="33" w:name="_Toc242613332"/>
       <w:r>
         <w:t>9.2 New Documentary Evidence Record</w:t>
       </w:r>
@@ -30003,7 +30107,7 @@
       <w:pPr>
         <w:pStyle w:val="Heading2"/>
       </w:pPr>
-      <w:bookmarkStart w:id="34" w:name="_Toc242277037"/>
+      <w:bookmarkStart w:id="34" w:name="_Toc242613333"/>
       <w:r>
         <w:t>9.3 Document record</w:t>
       </w:r>
@@ -31357,7 +31461,7 @@
       <w:pPr>
         <w:pStyle w:val="Heading2"/>
       </w:pPr>
-      <w:bookmarkStart w:id="35" w:name="_Toc242277038"/>
+      <w:bookmarkStart w:id="35" w:name="_Toc242613334"/>
       <w:r>
         <w:t>9.4 Auto-fill review screen</w:t>
       </w:r>
@@ -32399,7 +32503,7 @@
         <w:pStyle w:val="Heading1"/>
         <w:pageBreakBefore/>
       </w:pPr>
-      <w:bookmarkStart w:id="36" w:name="_Toc242277039"/>
+      <w:bookmarkStart w:id="36" w:name="_Toc242613335"/>
       <w:r>
         <w:lastRenderedPageBreak/>
         <w:t>10. Completed forms and exports</w:t>
@@ -32410,7 +32514,7 @@
       <w:pPr>
         <w:pStyle w:val="Heading2"/>
       </w:pPr>
-      <w:bookmarkStart w:id="37" w:name="_Toc242277040"/>
+      <w:bookmarkStart w:id="37" w:name="_Toc242613336"/>
       <w:r>
         <w:t>10.1 Completed forms (Form PDFs)</w:t>
       </w:r>
@@ -33676,7 +33780,7 @@
         <w:pStyle w:val="Heading1"/>
         <w:pageBreakBefore/>
       </w:pPr>
-      <w:bookmarkStart w:id="38" w:name="_Toc242277041"/>
+      <w:bookmarkStart w:id="38" w:name="_Toc242613337"/>
       <w:r>
         <w:lastRenderedPageBreak/>
         <w:t>11. Study administration</w:t>
@@ -33687,7 +33791,7 @@
       <w:pPr>
         <w:pStyle w:val="Heading2"/>
       </w:pPr>
-      <w:bookmarkStart w:id="39" w:name="_Toc242277042"/>
+      <w:bookmarkStart w:id="39" w:name="_Toc242613338"/>
       <w:r>
         <w:t>11.1 Cost Dashboard</w:t>
       </w:r>
@@ -34097,7 +34201,7 @@
       <w:pPr>
         <w:pStyle w:val="Heading2"/>
       </w:pPr>
-      <w:bookmarkStart w:id="40" w:name="_Toc242277043"/>
+      <w:bookmarkStart w:id="40" w:name="_Toc242613339"/>
       <w:r>
         <w:t>11.2 Audit Log</w:t>
       </w:r>
@@ -34507,7 +34611,7 @@
       <w:pPr>
         <w:pStyle w:val="Heading2"/>
       </w:pPr>
-      <w:bookmarkStart w:id="41" w:name="_Toc242277044"/>
+      <w:bookmarkStart w:id="41" w:name="_Toc242613340"/>
       <w:r>
         <w:t>11.3 Research Clearance</w:t>
       </w:r>
@@ -35338,7 +35442,7 @@
       <w:pPr>
         <w:pStyle w:val="Heading2"/>
       </w:pPr>
-      <w:bookmarkStart w:id="42" w:name="_Toc242277045"/>
+      <w:bookmarkStart w:id="42" w:name="_Toc242613341"/>
       <w:r>
         <w:t>11.4 Export</w:t>
       </w:r>
@@ -36106,7 +36210,7 @@
         <w:sz w:val="16"/>
         <w:szCs w:val="16"/>
       </w:rPr>
-      <w:t>Version 1.30 · 7 October 2026</w:t>
+      <w:t>Version 1.31 · 11 October 2026</w:t>
     </w:r>
     <w:r>
       <w:rPr>
@@ -36279,10 +36383,10 @@
 <file path=word/numbering.xml><?xml version="1.0" encoding="utf-8"?>
 <w:numbering xmlns:wpc="http://schemas.microsoft.com/office/word/2010/wordprocessingCanvas" xmlns:cx="http://schemas.microsoft.com/office/drawing/2014/chartex" xmlns:cx1="http://schemas.microsoft.com/office/drawing/2015/9/8/chartex" xmlns:cx2="http://schemas.microsoft.com/office/drawing/2015/10/21/chartex" xmlns:cx3="http://schemas.microsoft.com/office/drawing/2016/5/9/chartex" xmlns:cx4="http://schemas.microsoft.com/office/drawing/2016/5/10/chartex" xmlns:cx5="http://schemas.microsoft.com/office/drawing/2016/5/11/chartex" xmlns:cx6="http://schemas.microsoft.com/office/drawing/2016/5/12/chartex" xmlns:cx7="http://schemas.microsoft.com/office/drawing/2016/5/13/chartex" xmlns:cx8="http://schemas.microsoft.com/office/drawing/2016/5/14/chartex" xmlns:mc="http://schemas.openxmlformats.org/markup-compatibility/2006" xmlns:aink="http://schemas.microsoft.com/office/drawing/2016/ink" xmlns:am3d="http://schemas.microsoft.com/office/drawing/2017/model3d" xmlns:o="urn:schemas-microsoft-com:office:office" xmlns:oel="http://schemas.microsoft.com/office/2019/extlst" xmlns:r="http://schemas.openxmlformats.org/officeDocument/2006/relationships" xmlns:m="http://schemas.openxmlformats.org/officeDocument/2006/math" xmlns:v="urn:schemas-microsoft-com:vml" xmlns:wp14="http://schemas.microsoft.com/office/word/2010/wordprocessingDrawing" xmlns:wp="http://schemas.openxmlformats.org/drawingml/2006/wordprocessingDrawing" xmlns:w10="urn:schemas-microsoft-com:office:word" xmlns:w="http://schemas.openxmlformats.org/wordprocessingml/2006/main" xmlns:w14="http://schemas.microsoft.com/office/word/2010/wordml" xmlns:w15="http://schemas.microsoft.com/office/word/2012/wordml" xmlns:w16cex="http://schemas.microsoft.com/office/word/2018/wordml/cex" xmlns:w16cid="http://schemas.microsoft.com/office/word/2016/wordml/cid" xmlns:w16="http://schemas.microsoft.com/office/word/2018/wordml" xmlns:w16sdtdh="http://schemas.microsoft.com/office/word/2020/wordml/sdtdatahash" xmlns:w16se="http://schemas.microsoft.com/office/word/2015/wordml/symex" xmlns:wpg="http://schemas.microsoft.com/office/word/2010/wordprocessingGroup" xmlns:wpi="http://schemas.microsoft.com/office/word/2010/wordprocessingInk" xmlns:wne="http://schemas.microsoft.com/office/word/2006/wordml" xmlns:wps="http://schemas.microsoft.com/office/word/2010/wordprocessingShape" mc:Ignorable="w14 w15 w16se w16cid w16 w16cex w16sdtdh wp14">
   <w:abstractNum w:abstractNumId="0" w15:restartNumberingAfterBreak="0">
-    <w:nsid w:val="383C0EA1"/>
+    <w:nsid w:val="48064ABA"/>
     <w:multiLevelType w:val="hybridMultilevel"/>
-    <w:tmpl w:val="E2CA173C"/>
-    <w:lvl w:ilvl="0" w:tplc="A8008860">
+    <w:tmpl w:val="2B78014A"/>
+    <w:lvl w:ilvl="0" w:tplc="C6262590">
       <w:start w:val="1"/>
       <w:numFmt w:val="bullet"/>
       <w:lvlText w:val="•"/>
@@ -36291,7 +36395,7 @@
         <w:ind w:left="460" w:hanging="280"/>
       </w:pPr>
     </w:lvl>
-    <w:lvl w:ilvl="1" w:tplc="52FC1876">
+    <w:lvl w:ilvl="1" w:tplc="86CE2006">
       <w:start w:val="1"/>
       <w:numFmt w:val="bullet"/>
       <w:lvlText w:val="–"/>
@@ -36300,47 +36404,47 @@
         <w:ind w:left="900" w:hanging="280"/>
       </w:pPr>
     </w:lvl>
-    <w:lvl w:ilvl="2" w:tplc="BE1CE806">
+    <w:lvl w:ilvl="2" w:tplc="EF36AF3E">
       <w:numFmt w:val="decimal"/>
       <w:lvlText w:val=""/>
       <w:lvlJc w:val="left"/>
     </w:lvl>
-    <w:lvl w:ilvl="3" w:tplc="D3A85C52">
+    <w:lvl w:ilvl="3" w:tplc="7E808A92">
       <w:numFmt w:val="decimal"/>
       <w:lvlText w:val=""/>
       <w:lvlJc w:val="left"/>
     </w:lvl>
-    <w:lvl w:ilvl="4" w:tplc="36B07DA4">
+    <w:lvl w:ilvl="4" w:tplc="9FC855AC">
       <w:numFmt w:val="decimal"/>
       <w:lvlText w:val=""/>
       <w:lvlJc w:val="left"/>
     </w:lvl>
-    <w:lvl w:ilvl="5" w:tplc="9E4E8CDE">
+    <w:lvl w:ilvl="5" w:tplc="031490AA">
       <w:numFmt w:val="decimal"/>
       <w:lvlText w:val=""/>
       <w:lvlJc w:val="left"/>
     </w:lvl>
-    <w:lvl w:ilvl="6" w:tplc="8E84E684">
+    <w:lvl w:ilvl="6" w:tplc="4E7C5FE8">
       <w:numFmt w:val="decimal"/>
       <w:lvlText w:val=""/>
       <w:lvlJc w:val="left"/>
     </w:lvl>
-    <w:lvl w:ilvl="7" w:tplc="EA461E14">
+    <w:lvl w:ilvl="7" w:tplc="A9CC7594">
       <w:numFmt w:val="decimal"/>
       <w:lvlText w:val=""/>
       <w:lvlJc w:val="left"/>
     </w:lvl>
-    <w:lvl w:ilvl="8" w:tplc="258837B2">
+    <w:lvl w:ilvl="8" w:tplc="1118334E">
       <w:numFmt w:val="decimal"/>
       <w:lvlText w:val=""/>
       <w:lvlJc w:val="left"/>
     </w:lvl>
   </w:abstractNum>
   <w:abstractNum w:abstractNumId="1" w15:restartNumberingAfterBreak="0">
-    <w:nsid w:val="4AFB5356"/>
+    <w:nsid w:val="75C01EEE"/>
     <w:multiLevelType w:val="hybridMultilevel"/>
-    <w:tmpl w:val="8DCAEE22"/>
-    <w:lvl w:ilvl="0" w:tplc="1EEC9CFC">
+    <w:tmpl w:val="9064C36A"/>
+    <w:lvl w:ilvl="0" w:tplc="6F84A02E">
       <w:start w:val="1"/>
       <w:numFmt w:val="bullet"/>
       <w:lvlText w:val="●"/>
@@ -36349,7 +36453,7 @@
         <w:ind w:left="720" w:hanging="360"/>
       </w:pPr>
     </w:lvl>
-    <w:lvl w:ilvl="1" w:tplc="12BC0B8A">
+    <w:lvl w:ilvl="1" w:tplc="8E3E4EAA">
       <w:start w:val="1"/>
       <w:numFmt w:val="bullet"/>
       <w:lvlText w:val="○"/>
@@ -36358,7 +36462,7 @@
         <w:ind w:left="1440" w:hanging="360"/>
       </w:pPr>
     </w:lvl>
-    <w:lvl w:ilvl="2" w:tplc="2D3EF6D2">
+    <w:lvl w:ilvl="2" w:tplc="283E4DAA">
       <w:start w:val="1"/>
       <w:numFmt w:val="bullet"/>
       <w:lvlText w:val="■"/>
@@ -36367,7 +36471,7 @@
         <w:ind w:left="2160" w:hanging="360"/>
       </w:pPr>
     </w:lvl>
-    <w:lvl w:ilvl="3" w:tplc="7DBACCD2">
+    <w:lvl w:ilvl="3" w:tplc="DEE45F48">
       <w:start w:val="1"/>
       <w:numFmt w:val="bullet"/>
       <w:lvlText w:val="●"/>
@@ -36376,7 +36480,7 @@
         <w:ind w:left="2880" w:hanging="360"/>
       </w:pPr>
     </w:lvl>
-    <w:lvl w:ilvl="4" w:tplc="3AE248D0">
+    <w:lvl w:ilvl="4" w:tplc="DAD6EBEE">
       <w:start w:val="1"/>
       <w:numFmt w:val="bullet"/>
       <w:lvlText w:val="○"/>
@@ -36385,7 +36489,7 @@
         <w:ind w:left="3600" w:hanging="360"/>
       </w:pPr>
     </w:lvl>
-    <w:lvl w:ilvl="5" w:tplc="A4B8B0F0">
+    <w:lvl w:ilvl="5" w:tplc="BD482BBA">
       <w:start w:val="1"/>
       <w:numFmt w:val="bullet"/>
       <w:lvlText w:val="■"/>
@@ -36394,7 +36498,7 @@
         <w:ind w:left="4320" w:hanging="360"/>
       </w:pPr>
     </w:lvl>
-    <w:lvl w:ilvl="6" w:tplc="8E90A49C">
+    <w:lvl w:ilvl="6" w:tplc="D812E2A4">
       <w:start w:val="1"/>
       <w:numFmt w:val="bullet"/>
       <w:lvlText w:val="●"/>
@@ -36403,7 +36507,7 @@
         <w:ind w:left="5040" w:hanging="360"/>
       </w:pPr>
     </w:lvl>
-    <w:lvl w:ilvl="7" w:tplc="9DA8E436">
+    <w:lvl w:ilvl="7" w:tplc="6FF697FA">
       <w:start w:val="1"/>
       <w:numFmt w:val="bullet"/>
       <w:lvlText w:val="●"/>
@@ -36412,7 +36516,7 @@
         <w:ind w:left="5760" w:hanging="360"/>
       </w:pPr>
     </w:lvl>
-    <w:lvl w:ilvl="8" w:tplc="96BE74A4">
+    <w:lvl w:ilvl="8" w:tplc="C3900BF6">
       <w:start w:val="1"/>
       <w:numFmt w:val="bullet"/>
       <w:lvlText w:val="●"/>
@@ -36422,13 +36526,13 @@
       </w:pPr>
     </w:lvl>
   </w:abstractNum>
-  <w:num w:numId="1" w16cid:durableId="1193497027">
+  <w:num w:numId="1" w16cid:durableId="125785703">
     <w:abstractNumId w:val="1"/>
     <w:lvlOverride w:ilvl="0">
       <w:startOverride w:val="1"/>
     </w:lvlOverride>
   </w:num>
-  <w:num w:numId="2" w16cid:durableId="401562809">
+  <w:num w:numId="2" w16cid:durableId="1010524372">
     <w:abstractNumId w:val="0"/>
     <w:lvlOverride w:ilvl="0">
       <w:startOverride w:val="1"/>
@@ -37054,7 +37158,7 @@
     <w:autoRedefine/>
     <w:uiPriority w:val="39"/>
     <w:unhideWhenUsed/>
-    <w:rsid w:val="00514097"/>
+    <w:rsid w:val="00FC69D4"/>
     <w:pPr>
       <w:spacing w:after="100"/>
     </w:pPr>
@@ -37066,7 +37170,7 @@
     <w:autoRedefine/>
     <w:uiPriority w:val="39"/>
     <w:unhideWhenUsed/>
-    <w:rsid w:val="00514097"/>
+    <w:rsid w:val="00FC69D4"/>
     <w:pPr>
       <w:spacing w:after="100"/>
       <w:ind w:left="210"/>

--- a/docs/manuals/ABF-FST_Screen_and_Button_Reference.docx
+++ b/docs/manuals/ABF-FST_Screen_and_Button_Reference.docx
@@ -69,7 +69,7 @@
           <w:left w:w="10" w:type="dxa"/>
           <w:right w:w="10" w:type="dxa"/>
         </w:tblCellMar>
-        <w:tblLook w:val="04A0" w:firstRow="1" w:lastRow="0" w:firstColumn="1" w:lastColumn="0" w:noHBand="0" w:noVBand="1"/>
+        <w:tblLook w:val="0000" w:firstRow="0" w:lastRow="0" w:firstColumn="0" w:lastColumn="0" w:noHBand="0" w:noVBand="0"/>
       </w:tblPr>
       <w:tblGrid>
         <w:gridCol w:w="2300"/>
@@ -469,7 +469,7 @@
                 <w:sz w:val="19"/>
                 <w:szCs w:val="19"/>
               </w:rPr>
-              <w:t>Version 1.31 · 11 October 2026</w:t>
+              <w:t>Version 1.32 · 11 October 2026</w:t>
             </w:r>
           </w:p>
         </w:tc>
@@ -538,7 +538,7 @@
     <w:sdt>
       <w:sdtPr>
         <w:alias w:val="Contents"/>
-        <w:id w:val="1021596322"/>
+        <w:id w:val="-438842650"/>
       </w:sdtPr>
       <w:sdtEndPr/>
       <w:sdtContent>
@@ -567,7 +567,7 @@
           <w:r>
             <w:fldChar w:fldCharType="separate"/>
           </w:r>
-          <w:hyperlink w:anchor="_Toc242613299" w:history="1">
+          <w:hyperlink w:anchor="_Toc242614664" w:history="1">
             <w:r>
               <w:rPr>
                 <w:rStyle w:val="Hyperlink"/>
@@ -591,7 +591,7 @@
               <w:rPr>
                 <w:noProof/>
               </w:rPr>
-              <w:instrText xml:space="preserve"> PAGEREF _Toc242613299 \h </w:instrText>
+              <w:instrText xml:space="preserve"> PAGEREF _Toc242614664 \h </w:instrText>
             </w:r>
             <w:r>
               <w:rPr>
@@ -634,7 +634,7 @@
               <w14:ligatures w14:val="standardContextual"/>
             </w:rPr>
           </w:pPr>
-          <w:hyperlink w:anchor="_Toc242613300" w:history="1">
+          <w:hyperlink w:anchor="_Toc242614665" w:history="1">
             <w:r>
               <w:rPr>
                 <w:rStyle w:val="Hyperlink"/>
@@ -658,7 +658,7 @@
               <w:rPr>
                 <w:noProof/>
               </w:rPr>
-              <w:instrText xml:space="preserve"> PAGEREF _Toc242613300 \h </w:instrText>
+              <w:instrText xml:space="preserve"> PAGEREF _Toc242614665 \h </w:instrText>
             </w:r>
             <w:r>
               <w:rPr>
@@ -701,7 +701,7 @@
               <w14:ligatures w14:val="standardContextual"/>
             </w:rPr>
           </w:pPr>
-          <w:hyperlink w:anchor="_Toc242613301" w:history="1">
+          <w:hyperlink w:anchor="_Toc242614666" w:history="1">
             <w:r>
               <w:rPr>
                 <w:rStyle w:val="Hyperlink"/>
@@ -725,7 +725,7 @@
               <w:rPr>
                 <w:noProof/>
               </w:rPr>
-              <w:instrText xml:space="preserve"> PAGEREF _Toc242613301 \h </w:instrText>
+              <w:instrText xml:space="preserve"> PAGEREF _Toc242614666 \h </w:instrText>
             </w:r>
             <w:r>
               <w:rPr>
@@ -768,7 +768,7 @@
               <w14:ligatures w14:val="standardContextual"/>
             </w:rPr>
           </w:pPr>
-          <w:hyperlink w:anchor="_Toc242613302" w:history="1">
+          <w:hyperlink w:anchor="_Toc242614667" w:history="1">
             <w:r>
               <w:rPr>
                 <w:rStyle w:val="Hyperlink"/>
@@ -792,7 +792,7 @@
               <w:rPr>
                 <w:noProof/>
               </w:rPr>
-              <w:instrText xml:space="preserve"> PAGEREF _Toc242613302 \h </w:instrText>
+              <w:instrText xml:space="preserve"> PAGEREF _Toc242614667 \h </w:instrText>
             </w:r>
             <w:r>
               <w:rPr>
@@ -835,7 +835,7 @@
               <w14:ligatures w14:val="standardContextual"/>
             </w:rPr>
           </w:pPr>
-          <w:hyperlink w:anchor="_Toc242613303" w:history="1">
+          <w:hyperlink w:anchor="_Toc242614668" w:history="1">
             <w:r>
               <w:rPr>
                 <w:rStyle w:val="Hyperlink"/>
@@ -859,7 +859,7 @@
               <w:rPr>
                 <w:noProof/>
               </w:rPr>
-              <w:instrText xml:space="preserve"> PAGEREF _Toc242613303 \h </w:instrText>
+              <w:instrText xml:space="preserve"> PAGEREF _Toc242614668 \h </w:instrText>
             </w:r>
             <w:r>
               <w:rPr>
@@ -902,7 +902,7 @@
               <w14:ligatures w14:val="standardContextual"/>
             </w:rPr>
           </w:pPr>
-          <w:hyperlink w:anchor="_Toc242613304" w:history="1">
+          <w:hyperlink w:anchor="_Toc242614669" w:history="1">
             <w:r>
               <w:rPr>
                 <w:rStyle w:val="Hyperlink"/>
@@ -926,7 +926,7 @@
               <w:rPr>
                 <w:noProof/>
               </w:rPr>
-              <w:instrText xml:space="preserve"> PAGEREF _Toc242613304 \h </w:instrText>
+              <w:instrText xml:space="preserve"> PAGEREF _Toc242614669 \h </w:instrText>
             </w:r>
             <w:r>
               <w:rPr>
@@ -969,7 +969,7 @@
               <w14:ligatures w14:val="standardContextual"/>
             </w:rPr>
           </w:pPr>
-          <w:hyperlink w:anchor="_Toc242613305" w:history="1">
+          <w:hyperlink w:anchor="_Toc242614670" w:history="1">
             <w:r>
               <w:rPr>
                 <w:rStyle w:val="Hyperlink"/>
@@ -993,7 +993,7 @@
               <w:rPr>
                 <w:noProof/>
               </w:rPr>
-              <w:instrText xml:space="preserve"> PAGEREF _Toc242613305 \h </w:instrText>
+              <w:instrText xml:space="preserve"> PAGEREF _Toc242614670 \h </w:instrText>
             </w:r>
             <w:r>
               <w:rPr>
@@ -1036,7 +1036,7 @@
               <w14:ligatures w14:val="standardContextual"/>
             </w:rPr>
           </w:pPr>
-          <w:hyperlink w:anchor="_Toc242613306" w:history="1">
+          <w:hyperlink w:anchor="_Toc242614671" w:history="1">
             <w:r>
               <w:rPr>
                 <w:rStyle w:val="Hyperlink"/>
@@ -1060,7 +1060,7 @@
               <w:rPr>
                 <w:noProof/>
               </w:rPr>
-              <w:instrText xml:space="preserve"> PAGEREF _Toc242613306 \h </w:instrText>
+              <w:instrText xml:space="preserve"> PAGEREF _Toc242614671 \h </w:instrText>
             </w:r>
             <w:r>
               <w:rPr>
@@ -1103,7 +1103,7 @@
               <w14:ligatures w14:val="standardContextual"/>
             </w:rPr>
           </w:pPr>
-          <w:hyperlink w:anchor="_Toc242613307" w:history="1">
+          <w:hyperlink w:anchor="_Toc242614672" w:history="1">
             <w:r>
               <w:rPr>
                 <w:rStyle w:val="Hyperlink"/>
@@ -1127,7 +1127,7 @@
               <w:rPr>
                 <w:noProof/>
               </w:rPr>
-              <w:instrText xml:space="preserve"> PAGEREF _Toc242613307 \h </w:instrText>
+              <w:instrText xml:space="preserve"> PAGEREF _Toc242614672 \h </w:instrText>
             </w:r>
             <w:r>
               <w:rPr>
@@ -1170,7 +1170,7 @@
               <w14:ligatures w14:val="standardContextual"/>
             </w:rPr>
           </w:pPr>
-          <w:hyperlink w:anchor="_Toc242613308" w:history="1">
+          <w:hyperlink w:anchor="_Toc242614673" w:history="1">
             <w:r>
               <w:rPr>
                 <w:rStyle w:val="Hyperlink"/>
@@ -1194,7 +1194,7 @@
               <w:rPr>
                 <w:noProof/>
               </w:rPr>
-              <w:instrText xml:space="preserve"> PAGEREF _Toc242613308 \h </w:instrText>
+              <w:instrText xml:space="preserve"> PAGEREF _Toc242614673 \h </w:instrText>
             </w:r>
             <w:r>
               <w:rPr>
@@ -1237,7 +1237,7 @@
               <w14:ligatures w14:val="standardContextual"/>
             </w:rPr>
           </w:pPr>
-          <w:hyperlink w:anchor="_Toc242613309" w:history="1">
+          <w:hyperlink w:anchor="_Toc242614674" w:history="1">
             <w:r>
               <w:rPr>
                 <w:rStyle w:val="Hyperlink"/>
@@ -1261,7 +1261,7 @@
               <w:rPr>
                 <w:noProof/>
               </w:rPr>
-              <w:instrText xml:space="preserve"> PAGEREF _Toc242613309 \h </w:instrText>
+              <w:instrText xml:space="preserve"> PAGEREF _Toc242614674 \h </w:instrText>
             </w:r>
             <w:r>
               <w:rPr>
@@ -1304,7 +1304,7 @@
               <w14:ligatures w14:val="standardContextual"/>
             </w:rPr>
           </w:pPr>
-          <w:hyperlink w:anchor="_Toc242613310" w:history="1">
+          <w:hyperlink w:anchor="_Toc242614675" w:history="1">
             <w:r>
               <w:rPr>
                 <w:rStyle w:val="Hyperlink"/>
@@ -1328,7 +1328,7 @@
               <w:rPr>
                 <w:noProof/>
               </w:rPr>
-              <w:instrText xml:space="preserve"> PAGEREF _Toc242613310 \h </w:instrText>
+              <w:instrText xml:space="preserve"> PAGEREF _Toc242614675 \h </w:instrText>
             </w:r>
             <w:r>
               <w:rPr>
@@ -1371,7 +1371,7 @@
               <w14:ligatures w14:val="standardContextual"/>
             </w:rPr>
           </w:pPr>
-          <w:hyperlink w:anchor="_Toc242613311" w:history="1">
+          <w:hyperlink w:anchor="_Toc242614676" w:history="1">
             <w:r>
               <w:rPr>
                 <w:rStyle w:val="Hyperlink"/>
@@ -1395,7 +1395,7 @@
               <w:rPr>
                 <w:noProof/>
               </w:rPr>
-              <w:instrText xml:space="preserve"> PAGEREF _Toc242613311 \h </w:instrText>
+              <w:instrText xml:space="preserve"> PAGEREF _Toc242614676 \h </w:instrText>
             </w:r>
             <w:r>
               <w:rPr>
@@ -1438,7 +1438,7 @@
               <w14:ligatures w14:val="standardContextual"/>
             </w:rPr>
           </w:pPr>
-          <w:hyperlink w:anchor="_Toc242613312" w:history="1">
+          <w:hyperlink w:anchor="_Toc242614677" w:history="1">
             <w:r>
               <w:rPr>
                 <w:rStyle w:val="Hyperlink"/>
@@ -1462,7 +1462,7 @@
               <w:rPr>
                 <w:noProof/>
               </w:rPr>
-              <w:instrText xml:space="preserve"> PAGEREF _Toc242613312 \h </w:instrText>
+              <w:instrText xml:space="preserve"> PAGEREF _Toc242614677 \h </w:instrText>
             </w:r>
             <w:r>
               <w:rPr>
@@ -1505,7 +1505,7 @@
               <w14:ligatures w14:val="standardContextual"/>
             </w:rPr>
           </w:pPr>
-          <w:hyperlink w:anchor="_Toc242613313" w:history="1">
+          <w:hyperlink w:anchor="_Toc242614678" w:history="1">
             <w:r>
               <w:rPr>
                 <w:rStyle w:val="Hyperlink"/>
@@ -1529,7 +1529,7 @@
               <w:rPr>
                 <w:noProof/>
               </w:rPr>
-              <w:instrText xml:space="preserve"> PAGEREF _Toc242613313 \h </w:instrText>
+              <w:instrText xml:space="preserve"> PAGEREF _Toc242614678 \h </w:instrText>
             </w:r>
             <w:r>
               <w:rPr>
@@ -1572,7 +1572,7 @@
               <w14:ligatures w14:val="standardContextual"/>
             </w:rPr>
           </w:pPr>
-          <w:hyperlink w:anchor="_Toc242613314" w:history="1">
+          <w:hyperlink w:anchor="_Toc242614679" w:history="1">
             <w:r>
               <w:rPr>
                 <w:rStyle w:val="Hyperlink"/>
@@ -1596,7 +1596,7 @@
               <w:rPr>
                 <w:noProof/>
               </w:rPr>
-              <w:instrText xml:space="preserve"> PAGEREF _Toc242613314 \h </w:instrText>
+              <w:instrText xml:space="preserve"> PAGEREF _Toc242614679 \h </w:instrText>
             </w:r>
             <w:r>
               <w:rPr>
@@ -1639,7 +1639,7 @@
               <w14:ligatures w14:val="standardContextual"/>
             </w:rPr>
           </w:pPr>
-          <w:hyperlink w:anchor="_Toc242613315" w:history="1">
+          <w:hyperlink w:anchor="_Toc242614680" w:history="1">
             <w:r>
               <w:rPr>
                 <w:rStyle w:val="Hyperlink"/>
@@ -1663,7 +1663,7 @@
               <w:rPr>
                 <w:noProof/>
               </w:rPr>
-              <w:instrText xml:space="preserve"> PAGEREF _Toc242613315 \h </w:instrText>
+              <w:instrText xml:space="preserve"> PAGEREF _Toc242614680 \h </w:instrText>
             </w:r>
             <w:r>
               <w:rPr>
@@ -1706,7 +1706,7 @@
               <w14:ligatures w14:val="standardContextual"/>
             </w:rPr>
           </w:pPr>
-          <w:hyperlink w:anchor="_Toc242613316" w:history="1">
+          <w:hyperlink w:anchor="_Toc242614681" w:history="1">
             <w:r>
               <w:rPr>
                 <w:rStyle w:val="Hyperlink"/>
@@ -1730,7 +1730,7 @@
               <w:rPr>
                 <w:noProof/>
               </w:rPr>
-              <w:instrText xml:space="preserve"> PAGEREF _Toc242613316 \h </w:instrText>
+              <w:instrText xml:space="preserve"> PAGEREF _Toc242614681 \h </w:instrText>
             </w:r>
             <w:r>
               <w:rPr>
@@ -1773,7 +1773,7 @@
               <w14:ligatures w14:val="standardContextual"/>
             </w:rPr>
           </w:pPr>
-          <w:hyperlink w:anchor="_Toc242613317" w:history="1">
+          <w:hyperlink w:anchor="_Toc242614682" w:history="1">
             <w:r>
               <w:rPr>
                 <w:rStyle w:val="Hyperlink"/>
@@ -1797,7 +1797,7 @@
               <w:rPr>
                 <w:noProof/>
               </w:rPr>
-              <w:instrText xml:space="preserve"> PAGEREF _Toc242613317 \h </w:instrText>
+              <w:instrText xml:space="preserve"> PAGEREF _Toc242614682 \h </w:instrText>
             </w:r>
             <w:r>
               <w:rPr>
@@ -1840,7 +1840,7 @@
               <w14:ligatures w14:val="standardContextual"/>
             </w:rPr>
           </w:pPr>
-          <w:hyperlink w:anchor="_Toc242613318" w:history="1">
+          <w:hyperlink w:anchor="_Toc242614683" w:history="1">
             <w:r>
               <w:rPr>
                 <w:rStyle w:val="Hyperlink"/>
@@ -1864,7 +1864,7 @@
               <w:rPr>
                 <w:noProof/>
               </w:rPr>
-              <w:instrText xml:space="preserve"> PAGEREF _Toc242613318 \h </w:instrText>
+              <w:instrText xml:space="preserve"> PAGEREF _Toc242614683 \h </w:instrText>
             </w:r>
             <w:r>
               <w:rPr>
@@ -1907,7 +1907,7 @@
               <w14:ligatures w14:val="standardContextual"/>
             </w:rPr>
           </w:pPr>
-          <w:hyperlink w:anchor="_Toc242613319" w:history="1">
+          <w:hyperlink w:anchor="_Toc242614684" w:history="1">
             <w:r>
               <w:rPr>
                 <w:rStyle w:val="Hyperlink"/>
@@ -1931,7 +1931,7 @@
               <w:rPr>
                 <w:noProof/>
               </w:rPr>
-              <w:instrText xml:space="preserve"> PAGEREF _Toc242613319 \h </w:instrText>
+              <w:instrText xml:space="preserve"> PAGEREF _Toc242614684 \h </w:instrText>
             </w:r>
             <w:r>
               <w:rPr>
@@ -1974,7 +1974,7 @@
               <w14:ligatures w14:val="standardContextual"/>
             </w:rPr>
           </w:pPr>
-          <w:hyperlink w:anchor="_Toc242613320" w:history="1">
+          <w:hyperlink w:anchor="_Toc242614685" w:history="1">
             <w:r>
               <w:rPr>
                 <w:rStyle w:val="Hyperlink"/>
@@ -1998,7 +1998,7 @@
               <w:rPr>
                 <w:noProof/>
               </w:rPr>
-              <w:instrText xml:space="preserve"> PAGEREF _Toc242613320 \h </w:instrText>
+              <w:instrText xml:space="preserve"> PAGEREF _Toc242614685 \h </w:instrText>
             </w:r>
             <w:r>
               <w:rPr>
@@ -2041,7 +2041,7 @@
               <w14:ligatures w14:val="standardContextual"/>
             </w:rPr>
           </w:pPr>
-          <w:hyperlink w:anchor="_Toc242613321" w:history="1">
+          <w:hyperlink w:anchor="_Toc242614686" w:history="1">
             <w:r>
               <w:rPr>
                 <w:rStyle w:val="Hyperlink"/>
@@ -2065,7 +2065,7 @@
               <w:rPr>
                 <w:noProof/>
               </w:rPr>
-              <w:instrText xml:space="preserve"> PAGEREF _Toc242613321 \h </w:instrText>
+              <w:instrText xml:space="preserve"> PAGEREF _Toc242614686 \h </w:instrText>
             </w:r>
             <w:r>
               <w:rPr>
@@ -2108,7 +2108,7 @@
               <w14:ligatures w14:val="standardContextual"/>
             </w:rPr>
           </w:pPr>
-          <w:hyperlink w:anchor="_Toc242613322" w:history="1">
+          <w:hyperlink w:anchor="_Toc242614687" w:history="1">
             <w:r>
               <w:rPr>
                 <w:rStyle w:val="Hyperlink"/>
@@ -2132,7 +2132,7 @@
               <w:rPr>
                 <w:noProof/>
               </w:rPr>
-              <w:instrText xml:space="preserve"> PAGEREF _Toc242613322 \h </w:instrText>
+              <w:instrText xml:space="preserve"> PAGEREF _Toc242614687 \h </w:instrText>
             </w:r>
             <w:r>
               <w:rPr>
@@ -2175,7 +2175,7 @@
               <w14:ligatures w14:val="standardContextual"/>
             </w:rPr>
           </w:pPr>
-          <w:hyperlink w:anchor="_Toc242613323" w:history="1">
+          <w:hyperlink w:anchor="_Toc242614688" w:history="1">
             <w:r>
               <w:rPr>
                 <w:rStyle w:val="Hyperlink"/>
@@ -2199,7 +2199,7 @@
               <w:rPr>
                 <w:noProof/>
               </w:rPr>
-              <w:instrText xml:space="preserve"> PAGEREF _Toc242613323 \h </w:instrText>
+              <w:instrText xml:space="preserve"> PAGEREF _Toc242614688 \h </w:instrText>
             </w:r>
             <w:r>
               <w:rPr>
@@ -2242,7 +2242,7 @@
               <w14:ligatures w14:val="standardContextual"/>
             </w:rPr>
           </w:pPr>
-          <w:hyperlink w:anchor="_Toc242613324" w:history="1">
+          <w:hyperlink w:anchor="_Toc242614689" w:history="1">
             <w:r>
               <w:rPr>
                 <w:rStyle w:val="Hyperlink"/>
@@ -2266,7 +2266,7 @@
               <w:rPr>
                 <w:noProof/>
               </w:rPr>
-              <w:instrText xml:space="preserve"> PAGEREF _Toc242613324 \h </w:instrText>
+              <w:instrText xml:space="preserve"> PAGEREF _Toc242614689 \h </w:instrText>
             </w:r>
             <w:r>
               <w:rPr>
@@ -2309,7 +2309,7 @@
               <w14:ligatures w14:val="standardContextual"/>
             </w:rPr>
           </w:pPr>
-          <w:hyperlink w:anchor="_Toc242613325" w:history="1">
+          <w:hyperlink w:anchor="_Toc242614690" w:history="1">
             <w:r>
               <w:rPr>
                 <w:rStyle w:val="Hyperlink"/>
@@ -2333,7 +2333,7 @@
               <w:rPr>
                 <w:noProof/>
               </w:rPr>
-              <w:instrText xml:space="preserve"> PAGEREF _Toc242613325 \h </w:instrText>
+              <w:instrText xml:space="preserve"> PAGEREF _Toc242614690 \h </w:instrText>
             </w:r>
             <w:r>
               <w:rPr>
@@ -2376,7 +2376,7 @@
               <w14:ligatures w14:val="standardContextual"/>
             </w:rPr>
           </w:pPr>
-          <w:hyperlink w:anchor="_Toc242613326" w:history="1">
+          <w:hyperlink w:anchor="_Toc242614691" w:history="1">
             <w:r>
               <w:rPr>
                 <w:rStyle w:val="Hyperlink"/>
@@ -2400,7 +2400,7 @@
               <w:rPr>
                 <w:noProof/>
               </w:rPr>
-              <w:instrText xml:space="preserve"> PAGEREF _Toc242613326 \h </w:instrText>
+              <w:instrText xml:space="preserve"> PAGEREF _Toc242614691 \h </w:instrText>
             </w:r>
             <w:r>
               <w:rPr>
@@ -2443,7 +2443,7 @@
               <w14:ligatures w14:val="standardContextual"/>
             </w:rPr>
           </w:pPr>
-          <w:hyperlink w:anchor="_Toc242613327" w:history="1">
+          <w:hyperlink w:anchor="_Toc242614692" w:history="1">
             <w:r>
               <w:rPr>
                 <w:rStyle w:val="Hyperlink"/>
@@ -2467,7 +2467,7 @@
               <w:rPr>
                 <w:noProof/>
               </w:rPr>
-              <w:instrText xml:space="preserve"> PAGEREF _Toc242613327 \h </w:instrText>
+              <w:instrText xml:space="preserve"> PAGEREF _Toc242614692 \h </w:instrText>
             </w:r>
             <w:r>
               <w:rPr>
@@ -2510,7 +2510,7 @@
               <w14:ligatures w14:val="standardContextual"/>
             </w:rPr>
           </w:pPr>
-          <w:hyperlink w:anchor="_Toc242613328" w:history="1">
+          <w:hyperlink w:anchor="_Toc242614693" w:history="1">
             <w:r>
               <w:rPr>
                 <w:rStyle w:val="Hyperlink"/>
@@ -2534,7 +2534,7 @@
               <w:rPr>
                 <w:noProof/>
               </w:rPr>
-              <w:instrText xml:space="preserve"> PAGEREF _Toc242613328 \h </w:instrText>
+              <w:instrText xml:space="preserve"> PAGEREF _Toc242614693 \h </w:instrText>
             </w:r>
             <w:r>
               <w:rPr>
@@ -2577,7 +2577,7 @@
               <w14:ligatures w14:val="standardContextual"/>
             </w:rPr>
           </w:pPr>
-          <w:hyperlink w:anchor="_Toc242613329" w:history="1">
+          <w:hyperlink w:anchor="_Toc242614694" w:history="1">
             <w:r>
               <w:rPr>
                 <w:rStyle w:val="Hyperlink"/>
@@ -2601,7 +2601,7 @@
               <w:rPr>
                 <w:noProof/>
               </w:rPr>
-              <w:instrText xml:space="preserve"> PAGEREF _Toc242613329 \h </w:instrText>
+              <w:instrText xml:space="preserve"> PAGEREF _Toc242614694 \h </w:instrText>
             </w:r>
             <w:r>
               <w:rPr>
@@ -2644,7 +2644,7 @@
               <w14:ligatures w14:val="standardContextual"/>
             </w:rPr>
           </w:pPr>
-          <w:hyperlink w:anchor="_Toc242613330" w:history="1">
+          <w:hyperlink w:anchor="_Toc242614695" w:history="1">
             <w:r>
               <w:rPr>
                 <w:rStyle w:val="Hyperlink"/>
@@ -2668,7 +2668,7 @@
               <w:rPr>
                 <w:noProof/>
               </w:rPr>
-              <w:instrText xml:space="preserve"> PAGEREF _Toc242613330 \h </w:instrText>
+              <w:instrText xml:space="preserve"> PAGEREF _Toc242614695 \h </w:instrText>
             </w:r>
             <w:r>
               <w:rPr>
@@ -2711,7 +2711,7 @@
               <w14:ligatures w14:val="standardContextual"/>
             </w:rPr>
           </w:pPr>
-          <w:hyperlink w:anchor="_Toc242613331" w:history="1">
+          <w:hyperlink w:anchor="_Toc242614696" w:history="1">
             <w:r>
               <w:rPr>
                 <w:rStyle w:val="Hyperlink"/>
@@ -2735,7 +2735,7 @@
               <w:rPr>
                 <w:noProof/>
               </w:rPr>
-              <w:instrText xml:space="preserve"> PAGEREF _Toc242613331 \h </w:instrText>
+              <w:instrText xml:space="preserve"> PAGEREF _Toc242614696 \h </w:instrText>
             </w:r>
             <w:r>
               <w:rPr>
@@ -2778,7 +2778,7 @@
               <w14:ligatures w14:val="standardContextual"/>
             </w:rPr>
           </w:pPr>
-          <w:hyperlink w:anchor="_Toc242613332" w:history="1">
+          <w:hyperlink w:anchor="_Toc242614697" w:history="1">
             <w:r>
               <w:rPr>
                 <w:rStyle w:val="Hyperlink"/>
@@ -2802,7 +2802,7 @@
               <w:rPr>
                 <w:noProof/>
               </w:rPr>
-              <w:instrText xml:space="preserve"> PAGEREF _Toc242613332 \h </w:instrText>
+              <w:instrText xml:space="preserve"> PAGEREF _Toc242614697 \h </w:instrText>
             </w:r>
             <w:r>
               <w:rPr>
@@ -2845,7 +2845,7 @@
               <w14:ligatures w14:val="standardContextual"/>
             </w:rPr>
           </w:pPr>
-          <w:hyperlink w:anchor="_Toc242613333" w:history="1">
+          <w:hyperlink w:anchor="_Toc242614698" w:history="1">
             <w:r>
               <w:rPr>
                 <w:rStyle w:val="Hyperlink"/>
@@ -2869,7 +2869,7 @@
               <w:rPr>
                 <w:noProof/>
               </w:rPr>
-              <w:instrText xml:space="preserve"> PAGEREF _Toc242613333 \h </w:instrText>
+              <w:instrText xml:space="preserve"> PAGEREF _Toc242614698 \h </w:instrText>
             </w:r>
             <w:r>
               <w:rPr>
@@ -2912,7 +2912,7 @@
               <w14:ligatures w14:val="standardContextual"/>
             </w:rPr>
           </w:pPr>
-          <w:hyperlink w:anchor="_Toc242613334" w:history="1">
+          <w:hyperlink w:anchor="_Toc242614699" w:history="1">
             <w:r>
               <w:rPr>
                 <w:rStyle w:val="Hyperlink"/>
@@ -2936,7 +2936,7 @@
               <w:rPr>
                 <w:noProof/>
               </w:rPr>
-              <w:instrText xml:space="preserve"> PAGEREF _Toc242613334 \h </w:instrText>
+              <w:instrText xml:space="preserve"> PAGEREF _Toc242614699 \h </w:instrText>
             </w:r>
             <w:r>
               <w:rPr>
@@ -2979,7 +2979,7 @@
               <w14:ligatures w14:val="standardContextual"/>
             </w:rPr>
           </w:pPr>
-          <w:hyperlink w:anchor="_Toc242613335" w:history="1">
+          <w:hyperlink w:anchor="_Toc242614700" w:history="1">
             <w:r>
               <w:rPr>
                 <w:rStyle w:val="Hyperlink"/>
@@ -3003,7 +3003,7 @@
               <w:rPr>
                 <w:noProof/>
               </w:rPr>
-              <w:instrText xml:space="preserve"> PAGEREF _Toc242613335 \h </w:instrText>
+              <w:instrText xml:space="preserve"> PAGEREF _Toc242614700 \h </w:instrText>
             </w:r>
             <w:r>
               <w:rPr>
@@ -3046,7 +3046,7 @@
               <w14:ligatures w14:val="standardContextual"/>
             </w:rPr>
           </w:pPr>
-          <w:hyperlink w:anchor="_Toc242613336" w:history="1">
+          <w:hyperlink w:anchor="_Toc242614701" w:history="1">
             <w:r>
               <w:rPr>
                 <w:rStyle w:val="Hyperlink"/>
@@ -3070,7 +3070,7 @@
               <w:rPr>
                 <w:noProof/>
               </w:rPr>
-              <w:instrText xml:space="preserve"> PAGEREF _Toc242613336 \h </w:instrText>
+              <w:instrText xml:space="preserve"> PAGEREF _Toc242614701 \h </w:instrText>
             </w:r>
             <w:r>
               <w:rPr>
@@ -3113,7 +3113,7 @@
               <w14:ligatures w14:val="standardContextual"/>
             </w:rPr>
           </w:pPr>
-          <w:hyperlink w:anchor="_Toc242613337" w:history="1">
+          <w:hyperlink w:anchor="_Toc242614702" w:history="1">
             <w:r>
               <w:rPr>
                 <w:rStyle w:val="Hyperlink"/>
@@ -3137,7 +3137,7 @@
               <w:rPr>
                 <w:noProof/>
               </w:rPr>
-              <w:instrText xml:space="preserve"> PAGEREF _Toc242613337 \h </w:instrText>
+              <w:instrText xml:space="preserve"> PAGEREF _Toc242614702 \h </w:instrText>
             </w:r>
             <w:r>
               <w:rPr>
@@ -3180,7 +3180,7 @@
               <w14:ligatures w14:val="standardContextual"/>
             </w:rPr>
           </w:pPr>
-          <w:hyperlink w:anchor="_Toc242613338" w:history="1">
+          <w:hyperlink w:anchor="_Toc242614703" w:history="1">
             <w:r>
               <w:rPr>
                 <w:rStyle w:val="Hyperlink"/>
@@ -3204,7 +3204,7 @@
               <w:rPr>
                 <w:noProof/>
               </w:rPr>
-              <w:instrText xml:space="preserve"> PAGEREF _Toc242613338 \h </w:instrText>
+              <w:instrText xml:space="preserve"> PAGEREF _Toc242614703 \h </w:instrText>
             </w:r>
             <w:r>
               <w:rPr>
@@ -3247,7 +3247,7 @@
               <w14:ligatures w14:val="standardContextual"/>
             </w:rPr>
           </w:pPr>
-          <w:hyperlink w:anchor="_Toc242613339" w:history="1">
+          <w:hyperlink w:anchor="_Toc242614704" w:history="1">
             <w:r>
               <w:rPr>
                 <w:rStyle w:val="Hyperlink"/>
@@ -3271,7 +3271,7 @@
               <w:rPr>
                 <w:noProof/>
               </w:rPr>
-              <w:instrText xml:space="preserve"> PAGEREF _Toc242613339 \h </w:instrText>
+              <w:instrText xml:space="preserve"> PAGEREF _Toc242614704 \h </w:instrText>
             </w:r>
             <w:r>
               <w:rPr>
@@ -3314,7 +3314,7 @@
               <w14:ligatures w14:val="standardContextual"/>
             </w:rPr>
           </w:pPr>
-          <w:hyperlink w:anchor="_Toc242613340" w:history="1">
+          <w:hyperlink w:anchor="_Toc242614705" w:history="1">
             <w:r>
               <w:rPr>
                 <w:rStyle w:val="Hyperlink"/>
@@ -3338,7 +3338,7 @@
               <w:rPr>
                 <w:noProof/>
               </w:rPr>
-              <w:instrText xml:space="preserve"> PAGEREF _Toc242613340 \h </w:instrText>
+              <w:instrText xml:space="preserve"> PAGEREF _Toc242614705 \h </w:instrText>
             </w:r>
             <w:r>
               <w:rPr>
@@ -3381,7 +3381,7 @@
               <w14:ligatures w14:val="standardContextual"/>
             </w:rPr>
           </w:pPr>
-          <w:hyperlink w:anchor="_Toc242613341" w:history="1">
+          <w:hyperlink w:anchor="_Toc242614706" w:history="1">
             <w:r>
               <w:rPr>
                 <w:rStyle w:val="Hyperlink"/>
@@ -3405,7 +3405,7 @@
               <w:rPr>
                 <w:noProof/>
               </w:rPr>
-              <w:instrText xml:space="preserve"> PAGEREF _Toc242613341 \h </w:instrText>
+              <w:instrText xml:space="preserve"> PAGEREF _Toc242614706 \h </w:instrText>
             </w:r>
             <w:r>
               <w:rPr>
@@ -3444,7 +3444,7 @@
         <w:pStyle w:val="Heading1"/>
         <w:pageBreakBefore/>
       </w:pPr>
-      <w:bookmarkStart w:id="0" w:name="_Toc242613299"/>
+      <w:bookmarkStart w:id="0" w:name="_Toc242614664"/>
       <w:r>
         <w:lastRenderedPageBreak/>
         <w:t>1. About this reference</w:t>
@@ -3510,7 +3510,7 @@
           <w:left w:w="10" w:type="dxa"/>
           <w:right w:w="10" w:type="dxa"/>
         </w:tblCellMar>
-        <w:tblLook w:val="04A0" w:firstRow="1" w:lastRow="0" w:firstColumn="1" w:lastColumn="0" w:noHBand="0" w:noVBand="1"/>
+        <w:tblLook w:val="0000" w:firstRow="0" w:lastRow="0" w:firstColumn="0" w:lastColumn="0" w:noHBand="0" w:noVBand="0"/>
       </w:tblPr>
       <w:tblGrid>
         <w:gridCol w:w="2635"/>
@@ -3897,7 +3897,7 @@
         <w:pStyle w:val="Heading1"/>
         <w:pageBreakBefore/>
       </w:pPr>
-      <w:bookmarkStart w:id="1" w:name="_Toc242613300"/>
+      <w:bookmarkStart w:id="1" w:name="_Toc242614665"/>
       <w:r>
         <w:lastRenderedPageBreak/>
         <w:t>2. Rules that apply on every screen</w:t>
@@ -4114,7 +4114,7 @@
         <w:pStyle w:val="Heading1"/>
         <w:pageBreakBefore/>
       </w:pPr>
-      <w:bookmarkStart w:id="2" w:name="_Toc242613301"/>
+      <w:bookmarkStart w:id="2" w:name="_Toc242614666"/>
       <w:r>
         <w:lastRenderedPageBreak/>
         <w:t>3. Who can open which screen</w:t>
@@ -4144,7 +4144,7 @@
           <w:left w:w="10" w:type="dxa"/>
           <w:right w:w="10" w:type="dxa"/>
         </w:tblCellMar>
-        <w:tblLook w:val="04A0" w:firstRow="1" w:lastRow="0" w:firstColumn="1" w:lastColumn="0" w:noHBand="0" w:noVBand="1"/>
+        <w:tblLook w:val="0000" w:firstRow="0" w:lastRow="0" w:firstColumn="0" w:lastColumn="0" w:noHBand="0" w:noVBand="0"/>
       </w:tblPr>
       <w:tblGrid>
         <w:gridCol w:w="3388"/>
@@ -10010,7 +10010,7 @@
         <w:pStyle w:val="Heading1"/>
         <w:pageBreakBefore/>
       </w:pPr>
-      <w:bookmarkStart w:id="3" w:name="_Toc242613302"/>
+      <w:bookmarkStart w:id="3" w:name="_Toc242614667"/>
       <w:r>
         <w:lastRenderedPageBreak/>
         <w:t>4. Signing in and your account</w:t>
@@ -10021,7 +10021,7 @@
       <w:pPr>
         <w:pStyle w:val="Heading2"/>
       </w:pPr>
-      <w:bookmarkStart w:id="4" w:name="_Toc242613303"/>
+      <w:bookmarkStart w:id="4" w:name="_Toc242614668"/>
       <w:r>
         <w:t>4.1 Sign in</w:t>
       </w:r>
@@ -10084,7 +10084,7 @@
           <w:left w:w="10" w:type="dxa"/>
           <w:right w:w="10" w:type="dxa"/>
         </w:tblCellMar>
-        <w:tblLook w:val="04A0" w:firstRow="1" w:lastRow="0" w:firstColumn="1" w:lastColumn="0" w:noHBand="0" w:noVBand="1"/>
+        <w:tblLook w:val="0000" w:firstRow="0" w:lastRow="0" w:firstColumn="0" w:lastColumn="0" w:noHBand="0" w:noVBand="0"/>
       </w:tblPr>
       <w:tblGrid>
         <w:gridCol w:w="1882"/>
@@ -10534,7 +10534,7 @@
       <w:pPr>
         <w:pStyle w:val="Heading2"/>
       </w:pPr>
-      <w:bookmarkStart w:id="5" w:name="_Toc242613304"/>
+      <w:bookmarkStart w:id="5" w:name="_Toc242614669"/>
       <w:r>
         <w:t>4.2 The header and menu bar (every screen)</w:t>
       </w:r>
@@ -10597,7 +10597,7 @@
           <w:left w:w="10" w:type="dxa"/>
           <w:right w:w="10" w:type="dxa"/>
         </w:tblCellMar>
-        <w:tblLook w:val="04A0" w:firstRow="1" w:lastRow="0" w:firstColumn="1" w:lastColumn="0" w:noHBand="0" w:noVBand="1"/>
+        <w:tblLook w:val="0000" w:firstRow="0" w:lastRow="0" w:firstColumn="0" w:lastColumn="0" w:noHBand="0" w:noVBand="0"/>
       </w:tblPr>
       <w:tblGrid>
         <w:gridCol w:w="1882"/>
@@ -11257,7 +11257,7 @@
       <w:pPr>
         <w:pStyle w:val="Heading2"/>
       </w:pPr>
-      <w:bookmarkStart w:id="6" w:name="_Toc242613305"/>
+      <w:bookmarkStart w:id="6" w:name="_Toc242614670"/>
       <w:r>
         <w:lastRenderedPageBreak/>
         <w:t>4.3 Change Password</w:t>
@@ -11321,7 +11321,7 @@
           <w:left w:w="10" w:type="dxa"/>
           <w:right w:w="10" w:type="dxa"/>
         </w:tblCellMar>
-        <w:tblLook w:val="04A0" w:firstRow="1" w:lastRow="0" w:firstColumn="1" w:lastColumn="0" w:noHBand="0" w:noVBand="1"/>
+        <w:tblLook w:val="0000" w:firstRow="0" w:lastRow="0" w:firstColumn="0" w:lastColumn="0" w:noHBand="0" w:noVBand="0"/>
       </w:tblPr>
       <w:tblGrid>
         <w:gridCol w:w="1882"/>
@@ -11879,7 +11879,7 @@
         <w:pStyle w:val="Heading1"/>
         <w:pageBreakBefore/>
       </w:pPr>
-      <w:bookmarkStart w:id="7" w:name="_Toc242613306"/>
+      <w:bookmarkStart w:id="7" w:name="_Toc242614671"/>
       <w:r>
         <w:lastRenderedPageBreak/>
         <w:t>5. Dashboards and Reports (read-only)</w:t>
@@ -11890,7 +11890,7 @@
       <w:pPr>
         <w:pStyle w:val="Heading2"/>
       </w:pPr>
-      <w:bookmarkStart w:id="8" w:name="_Toc242613307"/>
+      <w:bookmarkStart w:id="8" w:name="_Toc242614672"/>
       <w:r>
         <w:t>5.1 Executive Dashboard</w:t>
       </w:r>
@@ -11953,7 +11953,7 @@
           <w:left w:w="10" w:type="dxa"/>
           <w:right w:w="10" w:type="dxa"/>
         </w:tblCellMar>
-        <w:tblLook w:val="04A0" w:firstRow="1" w:lastRow="0" w:firstColumn="1" w:lastColumn="0" w:noHBand="0" w:noVBand="1"/>
+        <w:tblLook w:val="0000" w:firstRow="0" w:lastRow="0" w:firstColumn="0" w:lastColumn="0" w:noHBand="0" w:noVBand="0"/>
       </w:tblPr>
       <w:tblGrid>
         <w:gridCol w:w="1882"/>
@@ -12403,7 +12403,7 @@
       <w:pPr>
         <w:pStyle w:val="Heading2"/>
       </w:pPr>
-      <w:bookmarkStart w:id="9" w:name="_Toc242613308"/>
+      <w:bookmarkStart w:id="9" w:name="_Toc242614673"/>
       <w:r>
         <w:t>5.2 Sampling Dashboard</w:t>
       </w:r>
@@ -12466,7 +12466,7 @@
           <w:left w:w="10" w:type="dxa"/>
           <w:right w:w="10" w:type="dxa"/>
         </w:tblCellMar>
-        <w:tblLook w:val="04A0" w:firstRow="1" w:lastRow="0" w:firstColumn="1" w:lastColumn="0" w:noHBand="0" w:noVBand="1"/>
+        <w:tblLook w:val="0000" w:firstRow="0" w:lastRow="0" w:firstColumn="0" w:lastColumn="0" w:noHBand="0" w:noVBand="0"/>
       </w:tblPr>
       <w:tblGrid>
         <w:gridCol w:w="1882"/>
@@ -12916,7 +12916,7 @@
       <w:pPr>
         <w:pStyle w:val="Heading2"/>
       </w:pPr>
-      <w:bookmarkStart w:id="10" w:name="_Toc242613309"/>
+      <w:bookmarkStart w:id="10" w:name="_Toc242614674"/>
       <w:r>
         <w:t>5.3 Contact Dashboard</w:t>
       </w:r>
@@ -12980,7 +12980,7 @@
           <w:left w:w="10" w:type="dxa"/>
           <w:right w:w="10" w:type="dxa"/>
         </w:tblCellMar>
-        <w:tblLook w:val="04A0" w:firstRow="1" w:lastRow="0" w:firstColumn="1" w:lastColumn="0" w:noHBand="0" w:noVBand="1"/>
+        <w:tblLook w:val="0000" w:firstRow="0" w:lastRow="0" w:firstColumn="0" w:lastColumn="0" w:noHBand="0" w:noVBand="0"/>
       </w:tblPr>
       <w:tblGrid>
         <w:gridCol w:w="1882"/>
@@ -13220,7 +13220,7 @@
       <w:pPr>
         <w:pStyle w:val="Heading2"/>
       </w:pPr>
-      <w:bookmarkStart w:id="11" w:name="_Toc242613310"/>
+      <w:bookmarkStart w:id="11" w:name="_Toc242614675"/>
       <w:r>
         <w:t>5.4 QA Dashboard</w:t>
       </w:r>
@@ -13283,7 +13283,7 @@
           <w:left w:w="10" w:type="dxa"/>
           <w:right w:w="10" w:type="dxa"/>
         </w:tblCellMar>
-        <w:tblLook w:val="04A0" w:firstRow="1" w:lastRow="0" w:firstColumn="1" w:lastColumn="0" w:noHBand="0" w:noVBand="1"/>
+        <w:tblLook w:val="0000" w:firstRow="0" w:lastRow="0" w:firstColumn="0" w:lastColumn="0" w:noHBand="0" w:noVBand="0"/>
       </w:tblPr>
       <w:tblGrid>
         <w:gridCol w:w="1882"/>
@@ -13840,7 +13840,7 @@
       <w:pPr>
         <w:pStyle w:val="Heading2"/>
       </w:pPr>
-      <w:bookmarkStart w:id="12" w:name="_Toc242613311"/>
+      <w:bookmarkStart w:id="12" w:name="_Toc242614676"/>
       <w:r>
         <w:t>5.5 KII / Document Dashboard</w:t>
       </w:r>
@@ -13903,7 +13903,7 @@
           <w:left w:w="10" w:type="dxa"/>
           <w:right w:w="10" w:type="dxa"/>
         </w:tblCellMar>
-        <w:tblLook w:val="04A0" w:firstRow="1" w:lastRow="0" w:firstColumn="1" w:lastColumn="0" w:noHBand="0" w:noVBand="1"/>
+        <w:tblLook w:val="0000" w:firstRow="0" w:lastRow="0" w:firstColumn="0" w:lastColumn="0" w:noHBand="0" w:noVBand="0"/>
       </w:tblPr>
       <w:tblGrid>
         <w:gridCol w:w="1882"/>
@@ -14250,7 +14250,7 @@
       <w:pPr>
         <w:pStyle w:val="Heading2"/>
       </w:pPr>
-      <w:bookmarkStart w:id="13" w:name="_Toc242613312"/>
+      <w:bookmarkStart w:id="13" w:name="_Toc242614677"/>
       <w:r>
         <w:lastRenderedPageBreak/>
         <w:t>5.6 Reports</w:t>
@@ -14314,7 +14314,7 @@
           <w:left w:w="10" w:type="dxa"/>
           <w:right w:w="10" w:type="dxa"/>
         </w:tblCellMar>
-        <w:tblLook w:val="04A0" w:firstRow="1" w:lastRow="0" w:firstColumn="1" w:lastColumn="0" w:noHBand="0" w:noVBand="1"/>
+        <w:tblLook w:val="0000" w:firstRow="0" w:lastRow="0" w:firstColumn="0" w:lastColumn="0" w:noHBand="0" w:noVBand="0"/>
       </w:tblPr>
       <w:tblGrid>
         <w:gridCol w:w="1882"/>
@@ -14765,7 +14765,7 @@
         <w:pStyle w:val="Heading1"/>
         <w:pageBreakBefore/>
       </w:pPr>
-      <w:bookmarkStart w:id="14" w:name="_Toc242613313"/>
+      <w:bookmarkStart w:id="14" w:name="_Toc242614678"/>
       <w:r>
         <w:lastRenderedPageBreak/>
         <w:t>6. The sample and contact</w:t>
@@ -14776,7 +14776,7 @@
       <w:pPr>
         <w:pStyle w:val="Heading2"/>
       </w:pPr>
-      <w:bookmarkStart w:id="15" w:name="_Toc242613314"/>
+      <w:bookmarkStart w:id="15" w:name="_Toc242614679"/>
       <w:r>
         <w:t>6.1 Main-400 Register (and Reserve)</w:t>
       </w:r>
@@ -14839,7 +14839,7 @@
           <w:left w:w="10" w:type="dxa"/>
           <w:right w:w="10" w:type="dxa"/>
         </w:tblCellMar>
-        <w:tblLook w:val="04A0" w:firstRow="1" w:lastRow="0" w:firstColumn="1" w:lastColumn="0" w:noHBand="0" w:noVBand="1"/>
+        <w:tblLook w:val="0000" w:firstRow="0" w:lastRow="0" w:firstColumn="0" w:lastColumn="0" w:noHBand="0" w:noVBand="0"/>
       </w:tblPr>
       <w:tblGrid>
         <w:gridCol w:w="1882"/>
@@ -15625,7 +15625,7 @@
                 <w:sz w:val="19"/>
                 <w:szCs w:val="19"/>
               </w:rPr>
-              <w:t>Find contact details with AI: How many cases, Find contacts (the PI, the Field Coordinator only)</w:t>
+              <w:t>Import background research (ChatGPT workbook): Check file, Import N records (the PI, the Field Coordinator only)</w:t>
             </w:r>
           </w:p>
         </w:tc>
@@ -15648,7 +15648,7 @@
                 <w:sz w:val="19"/>
                 <w:szCs w:val="19"/>
               </w:rPr>
-              <w:t>Starts an AI contact search for that many cases (up to 25, in Sample ID order) that are not yet invited and have no phone, WhatsApp or email. A case searched in the last 30 days is skipped.</w:t>
+              <w:t>Reads the Excel file ChatGPT returned from the Main-400 research pack and adds its contacts and PROIT facts as suggestions for review on each case. Check file shows what would be added and keeps nothing.</w:t>
             </w:r>
           </w:p>
         </w:tc>
@@ -15671,7 +15671,7 @@
                 <w:sz w:val="19"/>
                 <w:szCs w:val="19"/>
               </w:rPr>
-              <w:t>A case with no contact details cannot be invited, and searching hundreds of organisations by hand would take weeks.</w:t>
+              <w:t>Researching hundreds of small businesses and typing the results in by hand is slow; review stays one click per item.</w:t>
             </w:r>
           </w:p>
         </w:tc>
@@ -15694,7 +15694,7 @@
                 <w:sz w:val="19"/>
                 <w:szCs w:val="19"/>
               </w:rPr>
-              <w:t>“Queued N searches” with the estimated cost, then a progress line (done, searching now, waiting) while the searches run one at a time. The button stays locked until the batch has finished. Nothing is saved by the batch.</w:t>
+              <w:t>A table per Sample ID with links to each case. Nothing reaches a case until someone accepts it; locked Reserves and locked profiles are never touched.</w:t>
             </w:r>
           </w:p>
         </w:tc>
@@ -15729,8 +15729,7 @@
                 <w:sz w:val="19"/>
                 <w:szCs w:val="19"/>
               </w:rPr>
-              <w:lastRenderedPageBreak/>
-              <w:t>Findings to review → Review them all on one page (the PI, the Field Coordinator only)</w:t>
+              <w:t>Find contact details with AI: How many cases, Find contacts (the PI, the Field Coordinator only)</w:t>
             </w:r>
           </w:p>
         </w:tc>
@@ -15754,7 +15753,7 @@
                 <w:sz w:val="19"/>
                 <w:szCs w:val="19"/>
               </w:rPr>
-              <w:t>Opens the review page: every waiting finding, grouped by case, with filters for kind (Phones and Emails chosen at first), confidence and source site, and Accept / Reject beside each. Accept all N shown and Reject all shown act on what is on screen for one case.</w:t>
+              <w:t>Starts an AI contact search for that many cases (up to 25, in Sample ID order) that are not yet invited and have no phone, WhatsApp or email. A case searched in the last 30 days is skipped.</w:t>
             </w:r>
           </w:p>
         </w:tc>
@@ -15778,7 +15777,7 @@
                 <w:sz w:val="19"/>
                 <w:szCs w:val="19"/>
               </w:rPr>
-              <w:t>Hundreds of findings are quicker to judge side by side, with the quote in view, than one case page at a time.</w:t>
+              <w:t>A case with no contact details cannot be invited, and searching hundreds of organisations by hand would take weeks.</w:t>
             </w:r>
           </w:p>
         </w:tc>
@@ -15802,7 +15801,7 @@
                 <w:sz w:val="19"/>
                 <w:szCs w:val="19"/>
               </w:rPr>
-              <w:t>Each decision is saved and audited as on the case page, and the finding leaves the list. Accept all is withheld when a case shows two phones, two emails or a named person.</w:t>
+              <w:t>“Queued N searches” with the estimated cost, then a progress line (done, searching now, waiting) while the searches run one at a time. The button stays locked until the batch has finished. Nothing is saved by the batch.</w:t>
             </w:r>
           </w:p>
         </w:tc>
@@ -15836,7 +15835,8 @@
                 <w:sz w:val="19"/>
                 <w:szCs w:val="19"/>
               </w:rPr>
-              <w:t>Find contact details with AI → Findings to review → Review N findings (the PI, the Field Coordinator only)</w:t>
+              <w:lastRenderedPageBreak/>
+              <w:t>Findings to review → Review them all on one page (the PI, the Field Coordinator only)</w:t>
             </w:r>
           </w:p>
         </w:tc>
@@ -15859,7 +15859,7 @@
                 <w:sz w:val="19"/>
                 <w:szCs w:val="19"/>
               </w:rPr>
-              <w:t>Lists every case whose findings are waiting for a decision, and opens the chosen case.</w:t>
+              <w:t>Opens the review page: every waiting finding, grouped by case, with filters for kind (Phones and Emails chosen at first), confidence and source site, and Accept / Reject beside each. Accept all N shown and Reject all shown act on what is on screen for one case.</w:t>
             </w:r>
           </w:p>
         </w:tc>
@@ -15882,7 +15882,7 @@
                 <w:sz w:val="19"/>
                 <w:szCs w:val="19"/>
               </w:rPr>
-              <w:t>A batch finishes a case at a time over half an hour; this is where to pick up what has come in.</w:t>
+              <w:t>Hundreds of findings are quicker to judge side by side, with the quote in view, than one case page at a time.</w:t>
             </w:r>
           </w:p>
         </w:tc>
@@ -15905,7 +15905,7 @@
                 <w:sz w:val="19"/>
                 <w:szCs w:val="19"/>
               </w:rPr>
-              <w:t>The case page opens at its findings, to accept or reject.</w:t>
+              <w:t>Each decision is saved and audited as on the case page, and the finding leaves the list. Accept all is withheld when a case shows two phones, two emails or a named person.</w:t>
             </w:r>
           </w:p>
         </w:tc>
@@ -15940,7 +15940,7 @@
                 <w:sz w:val="19"/>
                 <w:szCs w:val="19"/>
               </w:rPr>
-              <w:t>Send invitations: Send by (Email, SMS, WhatsApp), Next in line, How many, Review and send, Send N invitations (the PI, the Field Coordinator only)</w:t>
+              <w:t>Find contact details with AI → Findings to review → Review N findings (the PI, the Field Coordinator only)</w:t>
             </w:r>
           </w:p>
         </w:tc>
@@ -15964,7 +15964,7 @@
                 <w:sz w:val="19"/>
                 <w:szCs w:val="19"/>
               </w:rPr>
-              <w:t>Sends one invitation, with its own link and code, to that many verified cases (S03 or S04) with no open invitation, on every chosen way each case has a contact for. SMS and WhatsApp go through Twilio, to mobiles only. Up to 100 a batch; daily limits of 300 emails, 150 SMS and 250 WhatsApp.</w:t>
+              <w:t>Lists every case whose findings are waiting for a decision, and opens the chosen case.</w:t>
             </w:r>
           </w:p>
         </w:tc>
@@ -15988,7 +15988,7 @@
                 <w:sz w:val="19"/>
                 <w:szCs w:val="19"/>
               </w:rPr>
-              <w:t>Inviting cases one at a time is slow; only verified cases are included so no one is invited before the right person is confirmed. One invitation on every channel means every message carries the same working link.</w:t>
+              <w:t>A batch finishes a case at a time over half an hour; this is where to pick up what has come in.</w:t>
             </w:r>
           </w:p>
         </w:tc>
@@ -16012,7 +16012,7 @@
                 <w:sz w:val="19"/>
                 <w:szCs w:val="19"/>
               </w:rPr>
-              <w:t>A confirmation step appears in the panel first, with the SMS cost. Then progress, and the result: sent, failed and skipped, case by case. Each sent case moves to S05. A case where nothing got through is left as it was.</w:t>
+              <w:t>The case page opens at its findings, to accept or reject.</w:t>
             </w:r>
           </w:p>
         </w:tc>
@@ -16046,7 +16046,7 @@
                 <w:sz w:val="19"/>
                 <w:szCs w:val="19"/>
               </w:rPr>
-              <w:t>WhatsApp invitations (the queue)</w:t>
+              <w:t>Send invitations: Send by (Email, SMS, WhatsApp), Next in line, How many, Review and send, Send N invitations (the PI, the Field Coordinator only)</w:t>
             </w:r>
           </w:p>
         </w:tc>
@@ -16069,7 +16069,7 @@
                 <w:sz w:val="19"/>
                 <w:szCs w:val="19"/>
               </w:rPr>
-              <w:t>Lists the verified cases (S03 or S04) with a WhatsApp or phone number and no open invitation. A Contact RA sees only their own cases.</w:t>
+              <w:t>Sends one invitation, with its own link and code, to that many verified cases (S03 or S04) with no open invitation, on every chosen way each case has a contact for. SMS and WhatsApp go through Twilio, to mobiles only. Up to 100 a batch; daily limits of 300 emails, 150 SMS and 250 WhatsApp.</w:t>
             </w:r>
           </w:p>
         </w:tc>
@@ -16092,7 +16092,7 @@
                 <w:sz w:val="19"/>
                 <w:szCs w:val="19"/>
               </w:rPr>
-              <w:t>Without a WhatsApp Business account the portal cannot send WhatsApp messages; the queue makes each one a single tap.</w:t>
+              <w:t>Inviting cases one at a time is slow; only verified cases are included so no one is invited before the right person is confirmed. One invitation on every channel means every message carries the same working link.</w:t>
             </w:r>
           </w:p>
         </w:tc>
@@ -16115,7 +16115,7 @@
                 <w:sz w:val="19"/>
                 <w:szCs w:val="19"/>
               </w:rPr>
-              <w:t>Read only. The list shows masked numbers.</w:t>
+              <w:t>A confirmation step appears in the panel first, with the SMS cost. Then progress, and the result: sent, failed and skipped, case by case. Each sent case moves to S05. A case where nothing got through is left as it was.</w:t>
             </w:r>
           </w:p>
         </w:tc>
@@ -16150,7 +16150,7 @@
                 <w:sz w:val="19"/>
                 <w:szCs w:val="19"/>
               </w:rPr>
-              <w:t>WhatsApp invitations → Prepare, Open WhatsApp, Copy message, Email the same link</w:t>
+              <w:t>WhatsApp invitations (the queue)</w:t>
             </w:r>
           </w:p>
         </w:tc>
@@ -16174,7 +16174,7 @@
                 <w:sz w:val="19"/>
                 <w:szCs w:val="19"/>
               </w:rPr>
-              <w:t>Prepare creates the case's personal link and code and the approved message. Open WhatsApp opens that person's chat with the message ready; Copy message copies it. Email the same link (shown when the case has an email address) emails the same invitation from the study address.</w:t>
+              <w:t>Lists the verified cases (S03 or S04) with a WhatsApp or phone number and no open invitation. A Contact RA sees only their own cases.</w:t>
             </w:r>
           </w:p>
         </w:tc>
@@ -16198,7 +16198,7 @@
                 <w:sz w:val="19"/>
                 <w:szCs w:val="19"/>
               </w:rPr>
-              <w:t>The RA sends from the study phone so replies come back to the team.</w:t>
+              <w:t>Without a WhatsApp Business account the portal cannot send WhatsApp messages; the queue makes each one a single tap.</w:t>
             </w:r>
           </w:p>
         </w:tc>
@@ -16222,7 +16222,7 @@
                 <w:sz w:val="19"/>
                 <w:szCs w:val="19"/>
               </w:rPr>
-              <w:t>Prepare moves the case to S05 at once, so send straight away. If you cannot, revoke the invitation on the case page.</w:t>
+              <w:t>Read only. The list shows masked numbers.</w:t>
             </w:r>
           </w:p>
         </w:tc>
@@ -16256,6 +16256,110 @@
                 <w:sz w:val="19"/>
                 <w:szCs w:val="19"/>
               </w:rPr>
+              <w:t>WhatsApp invitations → Prepare, Open WhatsApp, Copy message, Email the same link</w:t>
+            </w:r>
+          </w:p>
+        </w:tc>
+        <w:tc>
+          <w:tcPr>
+            <w:tcW w:w="3012" w:type="dxa"/>
+            <w:tcMar>
+              <w:top w:w="70" w:type="dxa"/>
+              <w:left w:w="110" w:type="dxa"/>
+              <w:bottom w:w="70" w:type="dxa"/>
+              <w:right w:w="110" w:type="dxa"/>
+            </w:tcMar>
+          </w:tcPr>
+          <w:p>
+            <w:pPr>
+              <w:spacing w:after="40"/>
+            </w:pPr>
+            <w:r>
+              <w:rPr>
+                <w:sz w:val="19"/>
+                <w:szCs w:val="19"/>
+              </w:rPr>
+              <w:t>Prepare creates the case's personal link and code and the approved message. Open WhatsApp opens that person's chat with the message ready; Copy message copies it. Email the same link (shown when the case has an email address) emails the same invitation from the study address.</w:t>
+            </w:r>
+          </w:p>
+        </w:tc>
+        <w:tc>
+          <w:tcPr>
+            <w:tcW w:w="2447" w:type="dxa"/>
+            <w:tcMar>
+              <w:top w:w="70" w:type="dxa"/>
+              <w:left w:w="110" w:type="dxa"/>
+              <w:bottom w:w="70" w:type="dxa"/>
+              <w:right w:w="110" w:type="dxa"/>
+            </w:tcMar>
+          </w:tcPr>
+          <w:p>
+            <w:pPr>
+              <w:spacing w:after="40"/>
+            </w:pPr>
+            <w:r>
+              <w:rPr>
+                <w:sz w:val="19"/>
+                <w:szCs w:val="19"/>
+              </w:rPr>
+              <w:t>The RA sends from the study phone so replies come back to the team.</w:t>
+            </w:r>
+          </w:p>
+        </w:tc>
+        <w:tc>
+          <w:tcPr>
+            <w:tcW w:w="2071" w:type="dxa"/>
+            <w:tcMar>
+              <w:top w:w="70" w:type="dxa"/>
+              <w:left w:w="110" w:type="dxa"/>
+              <w:bottom w:w="70" w:type="dxa"/>
+              <w:right w:w="110" w:type="dxa"/>
+            </w:tcMar>
+          </w:tcPr>
+          <w:p>
+            <w:pPr>
+              <w:spacing w:after="40"/>
+            </w:pPr>
+            <w:r>
+              <w:rPr>
+                <w:sz w:val="19"/>
+                <w:szCs w:val="19"/>
+              </w:rPr>
+              <w:t>Prepare moves the case to S05 at once, so send straight away. If you cannot, revoke the invitation on the case page.</w:t>
+            </w:r>
+          </w:p>
+        </w:tc>
+      </w:tr>
+      <w:tr>
+        <w:tblPrEx>
+          <w:tblCellMar>
+            <w:top w:w="0" w:type="dxa"/>
+            <w:bottom w:w="0" w:type="dxa"/>
+          </w:tblCellMar>
+        </w:tblPrEx>
+        <w:trPr>
+          <w:cantSplit/>
+        </w:trPr>
+        <w:tc>
+          <w:tcPr>
+            <w:tcW w:w="1882" w:type="dxa"/>
+            <w:shd w:val="clear" w:color="auto" w:fill="F8FAFB"/>
+            <w:tcMar>
+              <w:top w:w="70" w:type="dxa"/>
+              <w:left w:w="110" w:type="dxa"/>
+              <w:bottom w:w="70" w:type="dxa"/>
+              <w:right w:w="110" w:type="dxa"/>
+            </w:tcMar>
+          </w:tcPr>
+          <w:p>
+            <w:pPr>
+              <w:spacing w:after="40"/>
+            </w:pPr>
+            <w:r>
+              <w:rPr>
+                <w:sz w:val="19"/>
+                <w:szCs w:val="19"/>
+              </w:rPr>
               <w:t>Show / page numbers / Previous / Next</w:t>
             </w:r>
           </w:p>
@@ -16263,6 +16367,7 @@
         <w:tc>
           <w:tcPr>
             <w:tcW w:w="3012" w:type="dxa"/>
+            <w:shd w:val="clear" w:color="auto" w:fill="F8FAFB"/>
             <w:tcMar>
               <w:top w:w="70" w:type="dxa"/>
               <w:left w:w="110" w:type="dxa"/>
@@ -16286,6 +16391,7 @@
         <w:tc>
           <w:tcPr>
             <w:tcW w:w="2447" w:type="dxa"/>
+            <w:shd w:val="clear" w:color="auto" w:fill="F8FAFB"/>
             <w:tcMar>
               <w:top w:w="70" w:type="dxa"/>
               <w:left w:w="110" w:type="dxa"/>
@@ -16309,6 +16415,7 @@
         <w:tc>
           <w:tcPr>
             <w:tcW w:w="2071" w:type="dxa"/>
+            <w:shd w:val="clear" w:color="auto" w:fill="F8FAFB"/>
             <w:tcMar>
               <w:top w:w="70" w:type="dxa"/>
               <w:left w:w="110" w:type="dxa"/>
@@ -16340,7 +16447,7 @@
       <w:pPr>
         <w:pStyle w:val="Heading2"/>
       </w:pPr>
-      <w:bookmarkStart w:id="16" w:name="_Toc242613315"/>
+      <w:bookmarkStart w:id="16" w:name="_Toc242614680"/>
       <w:r>
         <w:t>6.2 Case page</w:t>
       </w:r>
@@ -16403,7 +16510,7 @@
           <w:left w:w="10" w:type="dxa"/>
           <w:right w:w="10" w:type="dxa"/>
         </w:tblCellMar>
-        <w:tblLook w:val="04A0" w:firstRow="1" w:lastRow="0" w:firstColumn="1" w:lastColumn="0" w:noHBand="0" w:noVBand="1"/>
+        <w:tblLook w:val="0000" w:firstRow="0" w:lastRow="0" w:firstColumn="0" w:lastColumn="0" w:noHBand="0" w:noVBand="0"/>
       </w:tblPr>
       <w:tblGrid>
         <w:gridCol w:w="1882"/>
@@ -18440,7 +18547,7 @@
       <w:pPr>
         <w:pStyle w:val="Heading2"/>
       </w:pPr>
-      <w:bookmarkStart w:id="17" w:name="_Toc242613316"/>
+      <w:bookmarkStart w:id="17" w:name="_Toc242614681"/>
       <w:r>
         <w:t>6.3 Pre-Interview Profile (PROIT) and its review screen</w:t>
       </w:r>
@@ -18503,7 +18610,7 @@
           <w:left w:w="10" w:type="dxa"/>
           <w:right w:w="10" w:type="dxa"/>
         </w:tblCellMar>
-        <w:tblLook w:val="04A0" w:firstRow="1" w:lastRow="0" w:firstColumn="1" w:lastColumn="0" w:noHBand="0" w:noVBand="1"/>
+        <w:tblLook w:val="0000" w:firstRow="0" w:lastRow="0" w:firstColumn="0" w:lastColumn="0" w:noHBand="0" w:noVBand="0"/>
       </w:tblPr>
       <w:tblGrid>
         <w:gridCol w:w="1882"/>
@@ -20004,7 +20111,7 @@
       <w:pPr>
         <w:pStyle w:val="Heading2"/>
       </w:pPr>
-      <w:bookmarkStart w:id="18" w:name="_Toc242613317"/>
+      <w:bookmarkStart w:id="18" w:name="_Toc242614682"/>
       <w:r>
         <w:t>6.4 Interview sheet (verifying a locked profile)</w:t>
       </w:r>
@@ -20068,7 +20175,7 @@
           <w:left w:w="10" w:type="dxa"/>
           <w:right w:w="10" w:type="dxa"/>
         </w:tblCellMar>
-        <w:tblLook w:val="04A0" w:firstRow="1" w:lastRow="0" w:firstColumn="1" w:lastColumn="0" w:noHBand="0" w:noVBand="1"/>
+        <w:tblLook w:val="0000" w:firstRow="0" w:lastRow="0" w:firstColumn="0" w:lastColumn="0" w:noHBand="0" w:noVBand="0"/>
       </w:tblPr>
       <w:tblGrid>
         <w:gridCol w:w="1882"/>
@@ -21262,7 +21369,7 @@
       <w:pPr>
         <w:pStyle w:val="Heading2"/>
       </w:pPr>
-      <w:bookmarkStart w:id="19" w:name="_Toc242613318"/>
+      <w:bookmarkStart w:id="19" w:name="_Toc242614683"/>
       <w:r>
         <w:lastRenderedPageBreak/>
         <w:t>6.5 Register Organisation</w:t>
@@ -21326,7 +21433,7 @@
           <w:left w:w="10" w:type="dxa"/>
           <w:right w:w="10" w:type="dxa"/>
         </w:tblCellMar>
-        <w:tblLook w:val="04A0" w:firstRow="1" w:lastRow="0" w:firstColumn="1" w:lastColumn="0" w:noHBand="0" w:noVBand="1"/>
+        <w:tblLook w:val="0000" w:firstRow="0" w:lastRow="0" w:firstColumn="0" w:lastColumn="0" w:noHBand="0" w:noVBand="0"/>
       </w:tblPr>
       <w:tblGrid>
         <w:gridCol w:w="1882"/>
@@ -21986,7 +22093,7 @@
       <w:pPr>
         <w:pStyle w:val="Heading2"/>
       </w:pPr>
-      <w:bookmarkStart w:id="20" w:name="_Toc242613319"/>
+      <w:bookmarkStart w:id="20" w:name="_Toc242614684"/>
       <w:r>
         <w:t>6.6 Appointment Queue</w:t>
       </w:r>
@@ -22049,7 +22156,7 @@
           <w:left w:w="10" w:type="dxa"/>
           <w:right w:w="10" w:type="dxa"/>
         </w:tblCellMar>
-        <w:tblLook w:val="04A0" w:firstRow="1" w:lastRow="0" w:firstColumn="1" w:lastColumn="0" w:noHBand="0" w:noVBand="1"/>
+        <w:tblLook w:val="0000" w:firstRow="0" w:lastRow="0" w:firstColumn="0" w:lastColumn="0" w:noHBand="0" w:noVBand="0"/>
       </w:tblPr>
       <w:tblGrid>
         <w:gridCol w:w="1882"/>
@@ -22606,7 +22713,7 @@
       <w:pPr>
         <w:pStyle w:val="Heading2"/>
       </w:pPr>
-      <w:bookmarkStart w:id="21" w:name="_Toc242613320"/>
+      <w:bookmarkStart w:id="21" w:name="_Toc242614685"/>
       <w:r>
         <w:lastRenderedPageBreak/>
         <w:t>6.7 Follow-ups due</w:t>
@@ -22670,7 +22777,7 @@
           <w:left w:w="10" w:type="dxa"/>
           <w:right w:w="10" w:type="dxa"/>
         </w:tblCellMar>
-        <w:tblLook w:val="04A0" w:firstRow="1" w:lastRow="0" w:firstColumn="1" w:lastColumn="0" w:noHBand="0" w:noVBand="1"/>
+        <w:tblLook w:val="0000" w:firstRow="0" w:lastRow="0" w:firstColumn="0" w:lastColumn="0" w:noHBand="0" w:noVBand="0"/>
       </w:tblPr>
       <w:tblGrid>
         <w:gridCol w:w="1882"/>
@@ -23330,7 +23437,7 @@
       <w:pPr>
         <w:pStyle w:val="Heading2"/>
       </w:pPr>
-      <w:bookmarkStart w:id="22" w:name="_Toc242613321"/>
+      <w:bookmarkStart w:id="22" w:name="_Toc242614686"/>
       <w:r>
         <w:t>6.8 Conversations</w:t>
       </w:r>
@@ -23393,7 +23500,7 @@
           <w:left w:w="10" w:type="dxa"/>
           <w:right w:w="10" w:type="dxa"/>
         </w:tblCellMar>
-        <w:tblLook w:val="04A0" w:firstRow="1" w:lastRow="0" w:firstColumn="1" w:lastColumn="0" w:noHBand="0" w:noVBand="1"/>
+        <w:tblLook w:val="0000" w:firstRow="0" w:lastRow="0" w:firstColumn="0" w:lastColumn="0" w:noHBand="0" w:noVBand="0"/>
       </w:tblPr>
       <w:tblGrid>
         <w:gridCol w:w="1882"/>
@@ -23844,7 +23951,7 @@
       <w:pPr>
         <w:pStyle w:val="Heading2"/>
       </w:pPr>
-      <w:bookmarkStart w:id="23" w:name="_Toc242613322"/>
+      <w:bookmarkStart w:id="23" w:name="_Toc242614687"/>
       <w:r>
         <w:t>6.9 Reserve Activation</w:t>
       </w:r>
@@ -23907,7 +24014,7 @@
           <w:left w:w="10" w:type="dxa"/>
           <w:right w:w="10" w:type="dxa"/>
         </w:tblCellMar>
-        <w:tblLook w:val="04A0" w:firstRow="1" w:lastRow="0" w:firstColumn="1" w:lastColumn="0" w:noHBand="0" w:noVBand="1"/>
+        <w:tblLook w:val="0000" w:firstRow="0" w:lastRow="0" w:firstColumn="0" w:lastColumn="0" w:noHBand="0" w:noVBand="0"/>
       </w:tblPr>
       <w:tblGrid>
         <w:gridCol w:w="1882"/>
@@ -24465,7 +24572,7 @@
         <w:pStyle w:val="Heading1"/>
         <w:pageBreakBefore/>
       </w:pPr>
-      <w:bookmarkStart w:id="24" w:name="_Toc242613323"/>
+      <w:bookmarkStart w:id="24" w:name="_Toc242614688"/>
       <w:r>
         <w:lastRenderedPageBreak/>
         <w:t>7. Quality checking</w:t>
@@ -24476,7 +24583,7 @@
       <w:pPr>
         <w:pStyle w:val="Heading2"/>
       </w:pPr>
-      <w:bookmarkStart w:id="25" w:name="_Toc242613324"/>
+      <w:bookmarkStart w:id="25" w:name="_Toc242614689"/>
       <w:r>
         <w:t>7.1 QA Queue (with the KoboToolbox sync panel)</w:t>
       </w:r>
@@ -24539,7 +24646,7 @@
           <w:left w:w="10" w:type="dxa"/>
           <w:right w:w="10" w:type="dxa"/>
         </w:tblCellMar>
-        <w:tblLook w:val="04A0" w:firstRow="1" w:lastRow="0" w:firstColumn="1" w:lastColumn="0" w:noHBand="0" w:noVBand="1"/>
+        <w:tblLook w:val="0000" w:firstRow="0" w:lastRow="0" w:firstColumn="0" w:lastColumn="0" w:noHBand="0" w:noVBand="0"/>
       </w:tblPr>
       <w:tblGrid>
         <w:gridCol w:w="1882"/>
@@ -25199,7 +25306,7 @@
       <w:pPr>
         <w:pStyle w:val="Heading2"/>
       </w:pPr>
-      <w:bookmarkStart w:id="26" w:name="_Toc242613325"/>
+      <w:bookmarkStart w:id="26" w:name="_Toc242614690"/>
       <w:r>
         <w:t>7.2 QA Exceptions</w:t>
       </w:r>
@@ -25262,7 +25369,7 @@
           <w:left w:w="10" w:type="dxa"/>
           <w:right w:w="10" w:type="dxa"/>
         </w:tblCellMar>
-        <w:tblLook w:val="04A0" w:firstRow="1" w:lastRow="0" w:firstColumn="1" w:lastColumn="0" w:noHBand="0" w:noVBand="1"/>
+        <w:tblLook w:val="0000" w:firstRow="0" w:lastRow="0" w:firstColumn="0" w:lastColumn="0" w:noHBand="0" w:noVBand="0"/>
       </w:tblPr>
       <w:tblGrid>
         <w:gridCol w:w="1882"/>
@@ -26031,7 +26138,7 @@
         <w:pStyle w:val="Heading1"/>
         <w:pageBreakBefore/>
       </w:pPr>
-      <w:bookmarkStart w:id="27" w:name="_Toc242613326"/>
+      <w:bookmarkStart w:id="27" w:name="_Toc242614691"/>
       <w:r>
         <w:lastRenderedPageBreak/>
         <w:t>8. Key Informant Interviews</w:t>
@@ -26042,7 +26149,7 @@
       <w:pPr>
         <w:pStyle w:val="Heading2"/>
       </w:pPr>
-      <w:bookmarkStart w:id="28" w:name="_Toc242613327"/>
+      <w:bookmarkStart w:id="28" w:name="_Toc242614692"/>
       <w:r>
         <w:t>8.1 KII Register</w:t>
       </w:r>
@@ -26105,7 +26212,7 @@
           <w:left w:w="10" w:type="dxa"/>
           <w:right w:w="10" w:type="dxa"/>
         </w:tblCellMar>
-        <w:tblLook w:val="04A0" w:firstRow="1" w:lastRow="0" w:firstColumn="1" w:lastColumn="0" w:noHBand="0" w:noVBand="1"/>
+        <w:tblLook w:val="0000" w:firstRow="0" w:lastRow="0" w:firstColumn="0" w:lastColumn="0" w:noHBand="0" w:noVBand="0"/>
       </w:tblPr>
       <w:tblGrid>
         <w:gridCol w:w="1882"/>
@@ -26975,7 +27082,7 @@
       <w:pPr>
         <w:pStyle w:val="Heading2"/>
       </w:pPr>
-      <w:bookmarkStart w:id="29" w:name="_Toc242613328"/>
+      <w:bookmarkStart w:id="29" w:name="_Toc242614693"/>
       <w:r>
         <w:t>8.2 New KII Record</w:t>
       </w:r>
@@ -27038,7 +27145,7 @@
           <w:left w:w="10" w:type="dxa"/>
           <w:right w:w="10" w:type="dxa"/>
         </w:tblCellMar>
-        <w:tblLook w:val="04A0" w:firstRow="1" w:lastRow="0" w:firstColumn="1" w:lastColumn="0" w:noHBand="0" w:noVBand="1"/>
+        <w:tblLook w:val="0000" w:firstRow="0" w:lastRow="0" w:firstColumn="0" w:lastColumn="0" w:noHBand="0" w:noVBand="0"/>
       </w:tblPr>
       <w:tblGrid>
         <w:gridCol w:w="1882"/>
@@ -27386,7 +27493,7 @@
       <w:pPr>
         <w:pStyle w:val="Heading2"/>
       </w:pPr>
-      <w:bookmarkStart w:id="30" w:name="_Toc242613329"/>
+      <w:bookmarkStart w:id="30" w:name="_Toc242614694"/>
       <w:r>
         <w:t>8.3 KII record</w:t>
       </w:r>
@@ -27449,7 +27556,7 @@
           <w:left w:w="10" w:type="dxa"/>
           <w:right w:w="10" w:type="dxa"/>
         </w:tblCellMar>
-        <w:tblLook w:val="04A0" w:firstRow="1" w:lastRow="0" w:firstColumn="1" w:lastColumn="0" w:noHBand="0" w:noVBand="1"/>
+        <w:tblLook w:val="0000" w:firstRow="0" w:lastRow="0" w:firstColumn="0" w:lastColumn="0" w:noHBand="0" w:noVBand="0"/>
       </w:tblPr>
       <w:tblGrid>
         <w:gridCol w:w="1882"/>
@@ -28645,7 +28752,7 @@
         <w:pStyle w:val="Heading1"/>
         <w:pageBreakBefore/>
       </w:pPr>
-      <w:bookmarkStart w:id="31" w:name="_Toc242613330"/>
+      <w:bookmarkStart w:id="31" w:name="_Toc242614695"/>
       <w:r>
         <w:lastRenderedPageBreak/>
         <w:t>9. Documentary evidence</w:t>
@@ -28656,7 +28763,7 @@
       <w:pPr>
         <w:pStyle w:val="Heading2"/>
       </w:pPr>
-      <w:bookmarkStart w:id="32" w:name="_Toc242613331"/>
+      <w:bookmarkStart w:id="32" w:name="_Toc242614696"/>
       <w:r>
         <w:t>9.1 Documents (the corpus)</w:t>
       </w:r>
@@ -28719,7 +28826,7 @@
           <w:left w:w="10" w:type="dxa"/>
           <w:right w:w="10" w:type="dxa"/>
         </w:tblCellMar>
-        <w:tblLook w:val="04A0" w:firstRow="1" w:lastRow="0" w:firstColumn="1" w:lastColumn="0" w:noHBand="0" w:noVBand="1"/>
+        <w:tblLook w:val="0000" w:firstRow="0" w:lastRow="0" w:firstColumn="0" w:lastColumn="0" w:noHBand="0" w:noVBand="0"/>
       </w:tblPr>
       <w:tblGrid>
         <w:gridCol w:w="1882"/>
@@ -29276,7 +29383,7 @@
       <w:pPr>
         <w:pStyle w:val="Heading2"/>
       </w:pPr>
-      <w:bookmarkStart w:id="33" w:name="_Toc242613332"/>
+      <w:bookmarkStart w:id="33" w:name="_Toc242614697"/>
       <w:r>
         <w:t>9.2 New Documentary Evidence Record</w:t>
       </w:r>
@@ -29339,7 +29446,7 @@
           <w:left w:w="10" w:type="dxa"/>
           <w:right w:w="10" w:type="dxa"/>
         </w:tblCellMar>
-        <w:tblLook w:val="04A0" w:firstRow="1" w:lastRow="0" w:firstColumn="1" w:lastColumn="0" w:noHBand="0" w:noVBand="1"/>
+        <w:tblLook w:val="0000" w:firstRow="0" w:lastRow="0" w:firstColumn="0" w:lastColumn="0" w:noHBand="0" w:noVBand="0"/>
       </w:tblPr>
       <w:tblGrid>
         <w:gridCol w:w="1882"/>
@@ -30107,7 +30214,7 @@
       <w:pPr>
         <w:pStyle w:val="Heading2"/>
       </w:pPr>
-      <w:bookmarkStart w:id="34" w:name="_Toc242613333"/>
+      <w:bookmarkStart w:id="34" w:name="_Toc242614698"/>
       <w:r>
         <w:t>9.3 Document record</w:t>
       </w:r>
@@ -30170,7 +30277,7 @@
           <w:left w:w="10" w:type="dxa"/>
           <w:right w:w="10" w:type="dxa"/>
         </w:tblCellMar>
-        <w:tblLook w:val="04A0" w:firstRow="1" w:lastRow="0" w:firstColumn="1" w:lastColumn="0" w:noHBand="0" w:noVBand="1"/>
+        <w:tblLook w:val="0000" w:firstRow="0" w:lastRow="0" w:firstColumn="0" w:lastColumn="0" w:noHBand="0" w:noVBand="0"/>
       </w:tblPr>
       <w:tblGrid>
         <w:gridCol w:w="1882"/>
@@ -31461,7 +31568,7 @@
       <w:pPr>
         <w:pStyle w:val="Heading2"/>
       </w:pPr>
-      <w:bookmarkStart w:id="35" w:name="_Toc242613334"/>
+      <w:bookmarkStart w:id="35" w:name="_Toc242614699"/>
       <w:r>
         <w:t>9.4 Auto-fill review screen</w:t>
       </w:r>
@@ -31524,7 +31631,7 @@
           <w:left w:w="10" w:type="dxa"/>
           <w:right w:w="10" w:type="dxa"/>
         </w:tblCellMar>
-        <w:tblLook w:val="04A0" w:firstRow="1" w:lastRow="0" w:firstColumn="1" w:lastColumn="0" w:noHBand="0" w:noVBand="1"/>
+        <w:tblLook w:val="0000" w:firstRow="0" w:lastRow="0" w:firstColumn="0" w:lastColumn="0" w:noHBand="0" w:noVBand="0"/>
       </w:tblPr>
       <w:tblGrid>
         <w:gridCol w:w="1882"/>
@@ -32503,7 +32610,7 @@
         <w:pStyle w:val="Heading1"/>
         <w:pageBreakBefore/>
       </w:pPr>
-      <w:bookmarkStart w:id="36" w:name="_Toc242613335"/>
+      <w:bookmarkStart w:id="36" w:name="_Toc242614700"/>
       <w:r>
         <w:lastRenderedPageBreak/>
         <w:t>10. Completed forms and exports</w:t>
@@ -32514,7 +32621,7 @@
       <w:pPr>
         <w:pStyle w:val="Heading2"/>
       </w:pPr>
-      <w:bookmarkStart w:id="37" w:name="_Toc242613336"/>
+      <w:bookmarkStart w:id="37" w:name="_Toc242614701"/>
       <w:r>
         <w:t>10.1 Completed forms (Form PDFs)</w:t>
       </w:r>
@@ -32577,7 +32684,7 @@
           <w:left w:w="10" w:type="dxa"/>
           <w:right w:w="10" w:type="dxa"/>
         </w:tblCellMar>
-        <w:tblLook w:val="04A0" w:firstRow="1" w:lastRow="0" w:firstColumn="1" w:lastColumn="0" w:noHBand="0" w:noVBand="1"/>
+        <w:tblLook w:val="0000" w:firstRow="0" w:lastRow="0" w:firstColumn="0" w:lastColumn="0" w:noHBand="0" w:noVBand="0"/>
       </w:tblPr>
       <w:tblGrid>
         <w:gridCol w:w="1882"/>
@@ -33780,7 +33887,7 @@
         <w:pStyle w:val="Heading1"/>
         <w:pageBreakBefore/>
       </w:pPr>
-      <w:bookmarkStart w:id="38" w:name="_Toc242613337"/>
+      <w:bookmarkStart w:id="38" w:name="_Toc242614702"/>
       <w:r>
         <w:lastRenderedPageBreak/>
         <w:t>11. Study administration</w:t>
@@ -33791,7 +33898,7 @@
       <w:pPr>
         <w:pStyle w:val="Heading2"/>
       </w:pPr>
-      <w:bookmarkStart w:id="39" w:name="_Toc242613338"/>
+      <w:bookmarkStart w:id="39" w:name="_Toc242614703"/>
       <w:r>
         <w:t>11.1 Cost Dashboard</w:t>
       </w:r>
@@ -33854,7 +33961,7 @@
           <w:left w:w="10" w:type="dxa"/>
           <w:right w:w="10" w:type="dxa"/>
         </w:tblCellMar>
-        <w:tblLook w:val="04A0" w:firstRow="1" w:lastRow="0" w:firstColumn="1" w:lastColumn="0" w:noHBand="0" w:noVBand="1"/>
+        <w:tblLook w:val="0000" w:firstRow="0" w:lastRow="0" w:firstColumn="0" w:lastColumn="0" w:noHBand="0" w:noVBand="0"/>
       </w:tblPr>
       <w:tblGrid>
         <w:gridCol w:w="1882"/>
@@ -34201,7 +34308,7 @@
       <w:pPr>
         <w:pStyle w:val="Heading2"/>
       </w:pPr>
-      <w:bookmarkStart w:id="40" w:name="_Toc242613339"/>
+      <w:bookmarkStart w:id="40" w:name="_Toc242614704"/>
       <w:r>
         <w:t>11.2 Audit Log</w:t>
       </w:r>
@@ -34264,7 +34371,7 @@
           <w:left w:w="10" w:type="dxa"/>
           <w:right w:w="10" w:type="dxa"/>
         </w:tblCellMar>
-        <w:tblLook w:val="04A0" w:firstRow="1" w:lastRow="0" w:firstColumn="1" w:lastColumn="0" w:noHBand="0" w:noVBand="1"/>
+        <w:tblLook w:val="0000" w:firstRow="0" w:lastRow="0" w:firstColumn="0" w:lastColumn="0" w:noHBand="0" w:noVBand="0"/>
       </w:tblPr>
       <w:tblGrid>
         <w:gridCol w:w="1882"/>
@@ -34611,7 +34718,7 @@
       <w:pPr>
         <w:pStyle w:val="Heading2"/>
       </w:pPr>
-      <w:bookmarkStart w:id="41" w:name="_Toc242613340"/>
+      <w:bookmarkStart w:id="41" w:name="_Toc242614705"/>
       <w:r>
         <w:t>11.3 Research Clearance</w:t>
       </w:r>
@@ -34674,7 +34781,7 @@
           <w:left w:w="10" w:type="dxa"/>
           <w:right w:w="10" w:type="dxa"/>
         </w:tblCellMar>
-        <w:tblLook w:val="04A0" w:firstRow="1" w:lastRow="0" w:firstColumn="1" w:lastColumn="0" w:noHBand="0" w:noVBand="1"/>
+        <w:tblLook w:val="0000" w:firstRow="0" w:lastRow="0" w:firstColumn="0" w:lastColumn="0" w:noHBand="0" w:noVBand="0"/>
       </w:tblPr>
       <w:tblGrid>
         <w:gridCol w:w="1882"/>
@@ -35442,7 +35549,7 @@
       <w:pPr>
         <w:pStyle w:val="Heading2"/>
       </w:pPr>
-      <w:bookmarkStart w:id="42" w:name="_Toc242613341"/>
+      <w:bookmarkStart w:id="42" w:name="_Toc242614706"/>
       <w:r>
         <w:t>11.4 Export</w:t>
       </w:r>
@@ -35505,7 +35612,7 @@
           <w:left w:w="10" w:type="dxa"/>
           <w:right w:w="10" w:type="dxa"/>
         </w:tblCellMar>
-        <w:tblLook w:val="04A0" w:firstRow="1" w:lastRow="0" w:firstColumn="1" w:lastColumn="0" w:noHBand="0" w:noVBand="1"/>
+        <w:tblLook w:val="0000" w:firstRow="0" w:lastRow="0" w:firstColumn="0" w:lastColumn="0" w:noHBand="0" w:noVBand="0"/>
       </w:tblPr>
       <w:tblGrid>
         <w:gridCol w:w="1882"/>
@@ -36210,7 +36317,7 @@
         <w:sz w:val="16"/>
         <w:szCs w:val="16"/>
       </w:rPr>
-      <w:t>Version 1.31 · 11 October 2026</w:t>
+      <w:t>Version 1.32 · 11 October 2026</w:t>
     </w:r>
     <w:r>
       <w:rPr>
@@ -36383,10 +36490,10 @@
 <file path=word/numbering.xml><?xml version="1.0" encoding="utf-8"?>
 <w:numbering xmlns:wpc="http://schemas.microsoft.com/office/word/2010/wordprocessingCanvas" xmlns:cx="http://schemas.microsoft.com/office/drawing/2014/chartex" xmlns:cx1="http://schemas.microsoft.com/office/drawing/2015/9/8/chartex" xmlns:cx2="http://schemas.microsoft.com/office/drawing/2015/10/21/chartex" xmlns:cx3="http://schemas.microsoft.com/office/drawing/2016/5/9/chartex" xmlns:cx4="http://schemas.microsoft.com/office/drawing/2016/5/10/chartex" xmlns:cx5="http://schemas.microsoft.com/office/drawing/2016/5/11/chartex" xmlns:cx6="http://schemas.microsoft.com/office/drawing/2016/5/12/chartex" xmlns:cx7="http://schemas.microsoft.com/office/drawing/2016/5/13/chartex" xmlns:cx8="http://schemas.microsoft.com/office/drawing/2016/5/14/chartex" xmlns:mc="http://schemas.openxmlformats.org/markup-compatibility/2006" xmlns:aink="http://schemas.microsoft.com/office/drawing/2016/ink" xmlns:am3d="http://schemas.microsoft.com/office/drawing/2017/model3d" xmlns:o="urn:schemas-microsoft-com:office:office" xmlns:oel="http://schemas.microsoft.com/office/2019/extlst" xmlns:r="http://schemas.openxmlformats.org/officeDocument/2006/relationships" xmlns:m="http://schemas.openxmlformats.org/officeDocument/2006/math" xmlns:v="urn:schemas-microsoft-com:vml" xmlns:wp14="http://schemas.microsoft.com/office/word/2010/wordprocessingDrawing" xmlns:wp="http://schemas.openxmlformats.org/drawingml/2006/wordprocessingDrawing" xmlns:w10="urn:schemas-microsoft-com:office:word" xmlns:w="http://schemas.openxmlformats.org/wordprocessingml/2006/main" xmlns:w14="http://schemas.microsoft.com/office/word/2010/wordml" xmlns:w15="http://schemas.microsoft.com/office/word/2012/wordml" xmlns:w16cex="http://schemas.microsoft.com/office/word/2018/wordml/cex" xmlns:w16cid="http://schemas.microsoft.com/office/word/2016/wordml/cid" xmlns:w16="http://schemas.microsoft.com/office/word/2018/wordml" xmlns:w16sdtdh="http://schemas.microsoft.com/office/word/2020/wordml/sdtdatahash" xmlns:w16se="http://schemas.microsoft.com/office/word/2015/wordml/symex" xmlns:wpg="http://schemas.microsoft.com/office/word/2010/wordprocessingGroup" xmlns:wpi="http://schemas.microsoft.com/office/word/2010/wordprocessingInk" xmlns:wne="http://schemas.microsoft.com/office/word/2006/wordml" xmlns:wps="http://schemas.microsoft.com/office/word/2010/wordprocessingShape" mc:Ignorable="w14 w15 w16se w16cid w16 w16cex w16sdtdh wp14">
   <w:abstractNum w:abstractNumId="0" w15:restartNumberingAfterBreak="0">
-    <w:nsid w:val="48064ABA"/>
+    <w:nsid w:val="6F461429"/>
     <w:multiLevelType w:val="hybridMultilevel"/>
-    <w:tmpl w:val="2B78014A"/>
-    <w:lvl w:ilvl="0" w:tplc="C6262590">
+    <w:tmpl w:val="2558EEDA"/>
+    <w:lvl w:ilvl="0" w:tplc="A9CC9C9C">
       <w:start w:val="1"/>
       <w:numFmt w:val="bullet"/>
       <w:lvlText w:val="•"/>
@@ -36395,7 +36502,7 @@
         <w:ind w:left="460" w:hanging="280"/>
       </w:pPr>
     </w:lvl>
-    <w:lvl w:ilvl="1" w:tplc="86CE2006">
+    <w:lvl w:ilvl="1" w:tplc="AA12233A">
       <w:start w:val="1"/>
       <w:numFmt w:val="bullet"/>
       <w:lvlText w:val="–"/>
@@ -36404,47 +36511,47 @@
         <w:ind w:left="900" w:hanging="280"/>
       </w:pPr>
     </w:lvl>
-    <w:lvl w:ilvl="2" w:tplc="EF36AF3E">
+    <w:lvl w:ilvl="2" w:tplc="D130D90E">
       <w:numFmt w:val="decimal"/>
       <w:lvlText w:val=""/>
       <w:lvlJc w:val="left"/>
     </w:lvl>
-    <w:lvl w:ilvl="3" w:tplc="7E808A92">
+    <w:lvl w:ilvl="3" w:tplc="97D2F704">
       <w:numFmt w:val="decimal"/>
       <w:lvlText w:val=""/>
       <w:lvlJc w:val="left"/>
     </w:lvl>
-    <w:lvl w:ilvl="4" w:tplc="9FC855AC">
+    <w:lvl w:ilvl="4" w:tplc="DC425B20">
       <w:numFmt w:val="decimal"/>
       <w:lvlText w:val=""/>
       <w:lvlJc w:val="left"/>
     </w:lvl>
-    <w:lvl w:ilvl="5" w:tplc="031490AA">
+    <w:lvl w:ilvl="5" w:tplc="2CD2E776">
       <w:numFmt w:val="decimal"/>
       <w:lvlText w:val=""/>
       <w:lvlJc w:val="left"/>
     </w:lvl>
-    <w:lvl w:ilvl="6" w:tplc="4E7C5FE8">
+    <w:lvl w:ilvl="6" w:tplc="2146EE2A">
       <w:numFmt w:val="decimal"/>
       <w:lvlText w:val=""/>
       <w:lvlJc w:val="left"/>
     </w:lvl>
-    <w:lvl w:ilvl="7" w:tplc="A9CC7594">
+    <w:lvl w:ilvl="7" w:tplc="4766A514">
       <w:numFmt w:val="decimal"/>
       <w:lvlText w:val=""/>
       <w:lvlJc w:val="left"/>
     </w:lvl>
-    <w:lvl w:ilvl="8" w:tplc="1118334E">
+    <w:lvl w:ilvl="8" w:tplc="7C52DC1C">
       <w:numFmt w:val="decimal"/>
       <w:lvlText w:val=""/>
       <w:lvlJc w:val="left"/>
     </w:lvl>
   </w:abstractNum>
   <w:abstractNum w:abstractNumId="1" w15:restartNumberingAfterBreak="0">
-    <w:nsid w:val="75C01EEE"/>
+    <w:nsid w:val="7D696943"/>
     <w:multiLevelType w:val="hybridMultilevel"/>
-    <w:tmpl w:val="9064C36A"/>
-    <w:lvl w:ilvl="0" w:tplc="6F84A02E">
+    <w:tmpl w:val="1F9634F2"/>
+    <w:lvl w:ilvl="0" w:tplc="8EA4CE62">
       <w:start w:val="1"/>
       <w:numFmt w:val="bullet"/>
       <w:lvlText w:val="●"/>
@@ -36453,7 +36560,7 @@
         <w:ind w:left="720" w:hanging="360"/>
       </w:pPr>
     </w:lvl>
-    <w:lvl w:ilvl="1" w:tplc="8E3E4EAA">
+    <w:lvl w:ilvl="1" w:tplc="30E630AC">
       <w:start w:val="1"/>
       <w:numFmt w:val="bullet"/>
       <w:lvlText w:val="○"/>
@@ -36462,7 +36569,7 @@
         <w:ind w:left="1440" w:hanging="360"/>
       </w:pPr>
     </w:lvl>
-    <w:lvl w:ilvl="2" w:tplc="283E4DAA">
+    <w:lvl w:ilvl="2" w:tplc="82022AC8">
       <w:start w:val="1"/>
       <w:numFmt w:val="bullet"/>
       <w:lvlText w:val="■"/>
@@ -36471,7 +36578,7 @@
         <w:ind w:left="2160" w:hanging="360"/>
       </w:pPr>
     </w:lvl>
-    <w:lvl w:ilvl="3" w:tplc="DEE45F48">
+    <w:lvl w:ilvl="3" w:tplc="BA6A17C2">
       <w:start w:val="1"/>
       <w:numFmt w:val="bullet"/>
       <w:lvlText w:val="●"/>
@@ -36480,7 +36587,7 @@
         <w:ind w:left="2880" w:hanging="360"/>
       </w:pPr>
     </w:lvl>
-    <w:lvl w:ilvl="4" w:tplc="DAD6EBEE">
+    <w:lvl w:ilvl="4" w:tplc="DB167950">
       <w:start w:val="1"/>
       <w:numFmt w:val="bullet"/>
       <w:lvlText w:val="○"/>
@@ -36489,7 +36596,7 @@
         <w:ind w:left="3600" w:hanging="360"/>
       </w:pPr>
     </w:lvl>
-    <w:lvl w:ilvl="5" w:tplc="BD482BBA">
+    <w:lvl w:ilvl="5" w:tplc="7A6019E4">
       <w:start w:val="1"/>
       <w:numFmt w:val="bullet"/>
       <w:lvlText w:val="■"/>
@@ -36498,7 +36605,7 @@
         <w:ind w:left="4320" w:hanging="360"/>
       </w:pPr>
     </w:lvl>
-    <w:lvl w:ilvl="6" w:tplc="D812E2A4">
+    <w:lvl w:ilvl="6" w:tplc="95488F02">
       <w:start w:val="1"/>
       <w:numFmt w:val="bullet"/>
       <w:lvlText w:val="●"/>
@@ -36507,7 +36614,7 @@
         <w:ind w:left="5040" w:hanging="360"/>
       </w:pPr>
     </w:lvl>
-    <w:lvl w:ilvl="7" w:tplc="6FF697FA">
+    <w:lvl w:ilvl="7" w:tplc="C09A5890">
       <w:start w:val="1"/>
       <w:numFmt w:val="bullet"/>
       <w:lvlText w:val="●"/>
@@ -36516,7 +36623,7 @@
         <w:ind w:left="5760" w:hanging="360"/>
       </w:pPr>
     </w:lvl>
-    <w:lvl w:ilvl="8" w:tplc="C3900BF6">
+    <w:lvl w:ilvl="8" w:tplc="29A04818">
       <w:start w:val="1"/>
       <w:numFmt w:val="bullet"/>
       <w:lvlText w:val="●"/>
@@ -36526,13 +36633,13 @@
       </w:pPr>
     </w:lvl>
   </w:abstractNum>
-  <w:num w:numId="1" w16cid:durableId="125785703">
+  <w:num w:numId="1" w16cid:durableId="795754038">
     <w:abstractNumId w:val="1"/>
     <w:lvlOverride w:ilvl="0">
       <w:startOverride w:val="1"/>
     </w:lvlOverride>
   </w:num>
-  <w:num w:numId="2" w16cid:durableId="1010524372">
+  <w:num w:numId="2" w16cid:durableId="960259348">
     <w:abstractNumId w:val="0"/>
     <w:lvlOverride w:ilvl="0">
       <w:startOverride w:val="1"/>
@@ -37158,7 +37265,7 @@
     <w:autoRedefine/>
     <w:uiPriority w:val="39"/>
     <w:unhideWhenUsed/>
-    <w:rsid w:val="00FC69D4"/>
+    <w:rsid w:val="007478EE"/>
     <w:pPr>
       <w:spacing w:after="100"/>
     </w:pPr>
@@ -37170,7 +37277,7 @@
     <w:autoRedefine/>
     <w:uiPriority w:val="39"/>
     <w:unhideWhenUsed/>
-    <w:rsid w:val="00FC69D4"/>
+    <w:rsid w:val="007478EE"/>
     <w:pPr>
       <w:spacing w:after="100"/>
       <w:ind w:left="210"/>

--- a/docs/manuals/ABF-FST_Screen_and_Button_Reference.docx
+++ b/docs/manuals/ABF-FST_Screen_and_Button_Reference.docx
@@ -69,7 +69,7 @@
           <w:left w:w="10" w:type="dxa"/>
           <w:right w:w="10" w:type="dxa"/>
         </w:tblCellMar>
-        <w:tblLook w:val="0000" w:firstRow="0" w:lastRow="0" w:firstColumn="0" w:lastColumn="0" w:noHBand="0" w:noVBand="0"/>
+        <w:tblLook w:val="04A0" w:firstRow="1" w:lastRow="0" w:firstColumn="1" w:lastColumn="0" w:noHBand="0" w:noVBand="1"/>
       </w:tblPr>
       <w:tblGrid>
         <w:gridCol w:w="2300"/>
@@ -469,7 +469,7 @@
                 <w:sz w:val="19"/>
                 <w:szCs w:val="19"/>
               </w:rPr>
-              <w:t>Version 1.32 · 11 October 2026</w:t>
+              <w:t>Version 1.33 · 12 October 2026</w:t>
             </w:r>
           </w:p>
         </w:tc>
@@ -538,7 +538,7 @@
     <w:sdt>
       <w:sdtPr>
         <w:alias w:val="Contents"/>
-        <w:id w:val="-438842650"/>
+        <w:id w:val="528989985"/>
       </w:sdtPr>
       <w:sdtEndPr/>
       <w:sdtContent>
@@ -567,7 +567,7 @@
           <w:r>
             <w:fldChar w:fldCharType="separate"/>
           </w:r>
-          <w:hyperlink w:anchor="_Toc242614664" w:history="1">
+          <w:hyperlink w:anchor="_Toc242736537" w:history="1">
             <w:r>
               <w:rPr>
                 <w:rStyle w:val="Hyperlink"/>
@@ -591,7 +591,7 @@
               <w:rPr>
                 <w:noProof/>
               </w:rPr>
-              <w:instrText xml:space="preserve"> PAGEREF _Toc242614664 \h </w:instrText>
+              <w:instrText xml:space="preserve"> PAGEREF _Toc242736537 \h </w:instrText>
             </w:r>
             <w:r>
               <w:rPr>
@@ -634,7 +634,7 @@
               <w14:ligatures w14:val="standardContextual"/>
             </w:rPr>
           </w:pPr>
-          <w:hyperlink w:anchor="_Toc242614665" w:history="1">
+          <w:hyperlink w:anchor="_Toc242736538" w:history="1">
             <w:r>
               <w:rPr>
                 <w:rStyle w:val="Hyperlink"/>
@@ -658,7 +658,7 @@
               <w:rPr>
                 <w:noProof/>
               </w:rPr>
-              <w:instrText xml:space="preserve"> PAGEREF _Toc242614665 \h </w:instrText>
+              <w:instrText xml:space="preserve"> PAGEREF _Toc242736538 \h </w:instrText>
             </w:r>
             <w:r>
               <w:rPr>
@@ -701,7 +701,7 @@
               <w14:ligatures w14:val="standardContextual"/>
             </w:rPr>
           </w:pPr>
-          <w:hyperlink w:anchor="_Toc242614666" w:history="1">
+          <w:hyperlink w:anchor="_Toc242736539" w:history="1">
             <w:r>
               <w:rPr>
                 <w:rStyle w:val="Hyperlink"/>
@@ -725,7 +725,7 @@
               <w:rPr>
                 <w:noProof/>
               </w:rPr>
-              <w:instrText xml:space="preserve"> PAGEREF _Toc242614666 \h </w:instrText>
+              <w:instrText xml:space="preserve"> PAGEREF _Toc242736539 \h </w:instrText>
             </w:r>
             <w:r>
               <w:rPr>
@@ -768,7 +768,7 @@
               <w14:ligatures w14:val="standardContextual"/>
             </w:rPr>
           </w:pPr>
-          <w:hyperlink w:anchor="_Toc242614667" w:history="1">
+          <w:hyperlink w:anchor="_Toc242736540" w:history="1">
             <w:r>
               <w:rPr>
                 <w:rStyle w:val="Hyperlink"/>
@@ -792,7 +792,7 @@
               <w:rPr>
                 <w:noProof/>
               </w:rPr>
-              <w:instrText xml:space="preserve"> PAGEREF _Toc242614667 \h </w:instrText>
+              <w:instrText xml:space="preserve"> PAGEREF _Toc242736540 \h </w:instrText>
             </w:r>
             <w:r>
               <w:rPr>
@@ -835,7 +835,7 @@
               <w14:ligatures w14:val="standardContextual"/>
             </w:rPr>
           </w:pPr>
-          <w:hyperlink w:anchor="_Toc242614668" w:history="1">
+          <w:hyperlink w:anchor="_Toc242736541" w:history="1">
             <w:r>
               <w:rPr>
                 <w:rStyle w:val="Hyperlink"/>
@@ -859,7 +859,7 @@
               <w:rPr>
                 <w:noProof/>
               </w:rPr>
-              <w:instrText xml:space="preserve"> PAGEREF _Toc242614668 \h </w:instrText>
+              <w:instrText xml:space="preserve"> PAGEREF _Toc242736541 \h </w:instrText>
             </w:r>
             <w:r>
               <w:rPr>
@@ -902,7 +902,7 @@
               <w14:ligatures w14:val="standardContextual"/>
             </w:rPr>
           </w:pPr>
-          <w:hyperlink w:anchor="_Toc242614669" w:history="1">
+          <w:hyperlink w:anchor="_Toc242736542" w:history="1">
             <w:r>
               <w:rPr>
                 <w:rStyle w:val="Hyperlink"/>
@@ -926,7 +926,7 @@
               <w:rPr>
                 <w:noProof/>
               </w:rPr>
-              <w:instrText xml:space="preserve"> PAGEREF _Toc242614669 \h </w:instrText>
+              <w:instrText xml:space="preserve"> PAGEREF _Toc242736542 \h </w:instrText>
             </w:r>
             <w:r>
               <w:rPr>
@@ -969,7 +969,7 @@
               <w14:ligatures w14:val="standardContextual"/>
             </w:rPr>
           </w:pPr>
-          <w:hyperlink w:anchor="_Toc242614670" w:history="1">
+          <w:hyperlink w:anchor="_Toc242736543" w:history="1">
             <w:r>
               <w:rPr>
                 <w:rStyle w:val="Hyperlink"/>
@@ -993,7 +993,7 @@
               <w:rPr>
                 <w:noProof/>
               </w:rPr>
-              <w:instrText xml:space="preserve"> PAGEREF _Toc242614670 \h </w:instrText>
+              <w:instrText xml:space="preserve"> PAGEREF _Toc242736543 \h </w:instrText>
             </w:r>
             <w:r>
               <w:rPr>
@@ -1036,7 +1036,7 @@
               <w14:ligatures w14:val="standardContextual"/>
             </w:rPr>
           </w:pPr>
-          <w:hyperlink w:anchor="_Toc242614671" w:history="1">
+          <w:hyperlink w:anchor="_Toc242736544" w:history="1">
             <w:r>
               <w:rPr>
                 <w:rStyle w:val="Hyperlink"/>
@@ -1060,7 +1060,7 @@
               <w:rPr>
                 <w:noProof/>
               </w:rPr>
-              <w:instrText xml:space="preserve"> PAGEREF _Toc242614671 \h </w:instrText>
+              <w:instrText xml:space="preserve"> PAGEREF _Toc242736544 \h </w:instrText>
             </w:r>
             <w:r>
               <w:rPr>
@@ -1103,7 +1103,7 @@
               <w14:ligatures w14:val="standardContextual"/>
             </w:rPr>
           </w:pPr>
-          <w:hyperlink w:anchor="_Toc242614672" w:history="1">
+          <w:hyperlink w:anchor="_Toc242736545" w:history="1">
             <w:r>
               <w:rPr>
                 <w:rStyle w:val="Hyperlink"/>
@@ -1127,7 +1127,7 @@
               <w:rPr>
                 <w:noProof/>
               </w:rPr>
-              <w:instrText xml:space="preserve"> PAGEREF _Toc242614672 \h </w:instrText>
+              <w:instrText xml:space="preserve"> PAGEREF _Toc242736545 \h </w:instrText>
             </w:r>
             <w:r>
               <w:rPr>
@@ -1170,7 +1170,7 @@
               <w14:ligatures w14:val="standardContextual"/>
             </w:rPr>
           </w:pPr>
-          <w:hyperlink w:anchor="_Toc242614673" w:history="1">
+          <w:hyperlink w:anchor="_Toc242736546" w:history="1">
             <w:r>
               <w:rPr>
                 <w:rStyle w:val="Hyperlink"/>
@@ -1194,7 +1194,7 @@
               <w:rPr>
                 <w:noProof/>
               </w:rPr>
-              <w:instrText xml:space="preserve"> PAGEREF _Toc242614673 \h </w:instrText>
+              <w:instrText xml:space="preserve"> PAGEREF _Toc242736546 \h </w:instrText>
             </w:r>
             <w:r>
               <w:rPr>
@@ -1237,7 +1237,7 @@
               <w14:ligatures w14:val="standardContextual"/>
             </w:rPr>
           </w:pPr>
-          <w:hyperlink w:anchor="_Toc242614674" w:history="1">
+          <w:hyperlink w:anchor="_Toc242736547" w:history="1">
             <w:r>
               <w:rPr>
                 <w:rStyle w:val="Hyperlink"/>
@@ -1261,7 +1261,7 @@
               <w:rPr>
                 <w:noProof/>
               </w:rPr>
-              <w:instrText xml:space="preserve"> PAGEREF _Toc242614674 \h </w:instrText>
+              <w:instrText xml:space="preserve"> PAGEREF _Toc242736547 \h </w:instrText>
             </w:r>
             <w:r>
               <w:rPr>
@@ -1304,7 +1304,7 @@
               <w14:ligatures w14:val="standardContextual"/>
             </w:rPr>
           </w:pPr>
-          <w:hyperlink w:anchor="_Toc242614675" w:history="1">
+          <w:hyperlink w:anchor="_Toc242736548" w:history="1">
             <w:r>
               <w:rPr>
                 <w:rStyle w:val="Hyperlink"/>
@@ -1328,7 +1328,7 @@
               <w:rPr>
                 <w:noProof/>
               </w:rPr>
-              <w:instrText xml:space="preserve"> PAGEREF _Toc242614675 \h </w:instrText>
+              <w:instrText xml:space="preserve"> PAGEREF _Toc242736548 \h </w:instrText>
             </w:r>
             <w:r>
               <w:rPr>
@@ -1371,7 +1371,7 @@
               <w14:ligatures w14:val="standardContextual"/>
             </w:rPr>
           </w:pPr>
-          <w:hyperlink w:anchor="_Toc242614676" w:history="1">
+          <w:hyperlink w:anchor="_Toc242736549" w:history="1">
             <w:r>
               <w:rPr>
                 <w:rStyle w:val="Hyperlink"/>
@@ -1395,7 +1395,7 @@
               <w:rPr>
                 <w:noProof/>
               </w:rPr>
-              <w:instrText xml:space="preserve"> PAGEREF _Toc242614676 \h </w:instrText>
+              <w:instrText xml:space="preserve"> PAGEREF _Toc242736549 \h </w:instrText>
             </w:r>
             <w:r>
               <w:rPr>
@@ -1438,7 +1438,7 @@
               <w14:ligatures w14:val="standardContextual"/>
             </w:rPr>
           </w:pPr>
-          <w:hyperlink w:anchor="_Toc242614677" w:history="1">
+          <w:hyperlink w:anchor="_Toc242736550" w:history="1">
             <w:r>
               <w:rPr>
                 <w:rStyle w:val="Hyperlink"/>
@@ -1462,7 +1462,7 @@
               <w:rPr>
                 <w:noProof/>
               </w:rPr>
-              <w:instrText xml:space="preserve"> PAGEREF _Toc242614677 \h </w:instrText>
+              <w:instrText xml:space="preserve"> PAGEREF _Toc242736550 \h </w:instrText>
             </w:r>
             <w:r>
               <w:rPr>
@@ -1505,7 +1505,7 @@
               <w14:ligatures w14:val="standardContextual"/>
             </w:rPr>
           </w:pPr>
-          <w:hyperlink w:anchor="_Toc242614678" w:history="1">
+          <w:hyperlink w:anchor="_Toc242736551" w:history="1">
             <w:r>
               <w:rPr>
                 <w:rStyle w:val="Hyperlink"/>
@@ -1529,7 +1529,7 @@
               <w:rPr>
                 <w:noProof/>
               </w:rPr>
-              <w:instrText xml:space="preserve"> PAGEREF _Toc242614678 \h </w:instrText>
+              <w:instrText xml:space="preserve"> PAGEREF _Toc242736551 \h </w:instrText>
             </w:r>
             <w:r>
               <w:rPr>
@@ -1572,7 +1572,7 @@
               <w14:ligatures w14:val="standardContextual"/>
             </w:rPr>
           </w:pPr>
-          <w:hyperlink w:anchor="_Toc242614679" w:history="1">
+          <w:hyperlink w:anchor="_Toc242736552" w:history="1">
             <w:r>
               <w:rPr>
                 <w:rStyle w:val="Hyperlink"/>
@@ -1596,7 +1596,7 @@
               <w:rPr>
                 <w:noProof/>
               </w:rPr>
-              <w:instrText xml:space="preserve"> PAGEREF _Toc242614679 \h </w:instrText>
+              <w:instrText xml:space="preserve"> PAGEREF _Toc242736552 \h </w:instrText>
             </w:r>
             <w:r>
               <w:rPr>
@@ -1639,7 +1639,7 @@
               <w14:ligatures w14:val="standardContextual"/>
             </w:rPr>
           </w:pPr>
-          <w:hyperlink w:anchor="_Toc242614680" w:history="1">
+          <w:hyperlink w:anchor="_Toc242736553" w:history="1">
             <w:r>
               <w:rPr>
                 <w:rStyle w:val="Hyperlink"/>
@@ -1663,7 +1663,7 @@
               <w:rPr>
                 <w:noProof/>
               </w:rPr>
-              <w:instrText xml:space="preserve"> PAGEREF _Toc242614680 \h </w:instrText>
+              <w:instrText xml:space="preserve"> PAGEREF _Toc242736553 \h </w:instrText>
             </w:r>
             <w:r>
               <w:rPr>
@@ -1706,7 +1706,7 @@
               <w14:ligatures w14:val="standardContextual"/>
             </w:rPr>
           </w:pPr>
-          <w:hyperlink w:anchor="_Toc242614681" w:history="1">
+          <w:hyperlink w:anchor="_Toc242736554" w:history="1">
             <w:r>
               <w:rPr>
                 <w:rStyle w:val="Hyperlink"/>
@@ -1730,7 +1730,7 @@
               <w:rPr>
                 <w:noProof/>
               </w:rPr>
-              <w:instrText xml:space="preserve"> PAGEREF _Toc242614681 \h </w:instrText>
+              <w:instrText xml:space="preserve"> PAGEREF _Toc242736554 \h </w:instrText>
             </w:r>
             <w:r>
               <w:rPr>
@@ -1773,7 +1773,7 @@
               <w14:ligatures w14:val="standardContextual"/>
             </w:rPr>
           </w:pPr>
-          <w:hyperlink w:anchor="_Toc242614682" w:history="1">
+          <w:hyperlink w:anchor="_Toc242736555" w:history="1">
             <w:r>
               <w:rPr>
                 <w:rStyle w:val="Hyperlink"/>
@@ -1797,7 +1797,7 @@
               <w:rPr>
                 <w:noProof/>
               </w:rPr>
-              <w:instrText xml:space="preserve"> PAGEREF _Toc242614682 \h </w:instrText>
+              <w:instrText xml:space="preserve"> PAGEREF _Toc242736555 \h </w:instrText>
             </w:r>
             <w:r>
               <w:rPr>
@@ -1840,7 +1840,7 @@
               <w14:ligatures w14:val="standardContextual"/>
             </w:rPr>
           </w:pPr>
-          <w:hyperlink w:anchor="_Toc242614683" w:history="1">
+          <w:hyperlink w:anchor="_Toc242736556" w:history="1">
             <w:r>
               <w:rPr>
                 <w:rStyle w:val="Hyperlink"/>
@@ -1864,7 +1864,7 @@
               <w:rPr>
                 <w:noProof/>
               </w:rPr>
-              <w:instrText xml:space="preserve"> PAGEREF _Toc242614683 \h </w:instrText>
+              <w:instrText xml:space="preserve"> PAGEREF _Toc242736556 \h </w:instrText>
             </w:r>
             <w:r>
               <w:rPr>
@@ -1907,7 +1907,7 @@
               <w14:ligatures w14:val="standardContextual"/>
             </w:rPr>
           </w:pPr>
-          <w:hyperlink w:anchor="_Toc242614684" w:history="1">
+          <w:hyperlink w:anchor="_Toc242736557" w:history="1">
             <w:r>
               <w:rPr>
                 <w:rStyle w:val="Hyperlink"/>
@@ -1931,7 +1931,7 @@
               <w:rPr>
                 <w:noProof/>
               </w:rPr>
-              <w:instrText xml:space="preserve"> PAGEREF _Toc242614684 \h </w:instrText>
+              <w:instrText xml:space="preserve"> PAGEREF _Toc242736557 \h </w:instrText>
             </w:r>
             <w:r>
               <w:rPr>
@@ -1974,7 +1974,7 @@
               <w14:ligatures w14:val="standardContextual"/>
             </w:rPr>
           </w:pPr>
-          <w:hyperlink w:anchor="_Toc242614685" w:history="1">
+          <w:hyperlink w:anchor="_Toc242736558" w:history="1">
             <w:r>
               <w:rPr>
                 <w:rStyle w:val="Hyperlink"/>
@@ -1998,7 +1998,7 @@
               <w:rPr>
                 <w:noProof/>
               </w:rPr>
-              <w:instrText xml:space="preserve"> PAGEREF _Toc242614685 \h </w:instrText>
+              <w:instrText xml:space="preserve"> PAGEREF _Toc242736558 \h </w:instrText>
             </w:r>
             <w:r>
               <w:rPr>
@@ -2041,13 +2041,13 @@
               <w14:ligatures w14:val="standardContextual"/>
             </w:rPr>
           </w:pPr>
-          <w:hyperlink w:anchor="_Toc242614686" w:history="1">
+          <w:hyperlink w:anchor="_Toc242736559" w:history="1">
             <w:r>
               <w:rPr>
                 <w:rStyle w:val="Hyperlink"/>
                 <w:noProof/>
               </w:rPr>
-              <w:t>6.8 Conversations</w:t>
+              <w:t>6.8 Communications</w:t>
             </w:r>
             <w:r>
               <w:rPr>
@@ -2065,7 +2065,7 @@
               <w:rPr>
                 <w:noProof/>
               </w:rPr>
-              <w:instrText xml:space="preserve"> PAGEREF _Toc242614686 \h </w:instrText>
+              <w:instrText xml:space="preserve"> PAGEREF _Toc242736559 \h </w:instrText>
             </w:r>
             <w:r>
               <w:rPr>
@@ -2108,7 +2108,7 @@
               <w14:ligatures w14:val="standardContextual"/>
             </w:rPr>
           </w:pPr>
-          <w:hyperlink w:anchor="_Toc242614687" w:history="1">
+          <w:hyperlink w:anchor="_Toc242736560" w:history="1">
             <w:r>
               <w:rPr>
                 <w:rStyle w:val="Hyperlink"/>
@@ -2132,7 +2132,7 @@
               <w:rPr>
                 <w:noProof/>
               </w:rPr>
-              <w:instrText xml:space="preserve"> PAGEREF _Toc242614687 \h </w:instrText>
+              <w:instrText xml:space="preserve"> PAGEREF _Toc242736560 \h </w:instrText>
             </w:r>
             <w:r>
               <w:rPr>
@@ -2175,7 +2175,7 @@
               <w14:ligatures w14:val="standardContextual"/>
             </w:rPr>
           </w:pPr>
-          <w:hyperlink w:anchor="_Toc242614688" w:history="1">
+          <w:hyperlink w:anchor="_Toc242736561" w:history="1">
             <w:r>
               <w:rPr>
                 <w:rStyle w:val="Hyperlink"/>
@@ -2199,7 +2199,7 @@
               <w:rPr>
                 <w:noProof/>
               </w:rPr>
-              <w:instrText xml:space="preserve"> PAGEREF _Toc242614688 \h </w:instrText>
+              <w:instrText xml:space="preserve"> PAGEREF _Toc242736561 \h </w:instrText>
             </w:r>
             <w:r>
               <w:rPr>
@@ -2216,7 +2216,7 @@
               <w:rPr>
                 <w:noProof/>
               </w:rPr>
-              <w:t>23</w:t>
+              <w:t>24</w:t>
             </w:r>
             <w:r>
               <w:rPr>
@@ -2242,7 +2242,7 @@
               <w14:ligatures w14:val="standardContextual"/>
             </w:rPr>
           </w:pPr>
-          <w:hyperlink w:anchor="_Toc242614689" w:history="1">
+          <w:hyperlink w:anchor="_Toc242736562" w:history="1">
             <w:r>
               <w:rPr>
                 <w:rStyle w:val="Hyperlink"/>
@@ -2266,7 +2266,7 @@
               <w:rPr>
                 <w:noProof/>
               </w:rPr>
-              <w:instrText xml:space="preserve"> PAGEREF _Toc242614689 \h </w:instrText>
+              <w:instrText xml:space="preserve"> PAGEREF _Toc242736562 \h </w:instrText>
             </w:r>
             <w:r>
               <w:rPr>
@@ -2283,7 +2283,7 @@
               <w:rPr>
                 <w:noProof/>
               </w:rPr>
-              <w:t>23</w:t>
+              <w:t>24</w:t>
             </w:r>
             <w:r>
               <w:rPr>
@@ -2309,7 +2309,7 @@
               <w14:ligatures w14:val="standardContextual"/>
             </w:rPr>
           </w:pPr>
-          <w:hyperlink w:anchor="_Toc242614690" w:history="1">
+          <w:hyperlink w:anchor="_Toc242736563" w:history="1">
             <w:r>
               <w:rPr>
                 <w:rStyle w:val="Hyperlink"/>
@@ -2333,7 +2333,7 @@
               <w:rPr>
                 <w:noProof/>
               </w:rPr>
-              <w:instrText xml:space="preserve"> PAGEREF _Toc242614690 \h </w:instrText>
+              <w:instrText xml:space="preserve"> PAGEREF _Toc242736563 \h </w:instrText>
             </w:r>
             <w:r>
               <w:rPr>
@@ -2350,7 +2350,7 @@
               <w:rPr>
                 <w:noProof/>
               </w:rPr>
-              <w:t>23</w:t>
+              <w:t>24</w:t>
             </w:r>
             <w:r>
               <w:rPr>
@@ -2376,7 +2376,7 @@
               <w14:ligatures w14:val="standardContextual"/>
             </w:rPr>
           </w:pPr>
-          <w:hyperlink w:anchor="_Toc242614691" w:history="1">
+          <w:hyperlink w:anchor="_Toc242736564" w:history="1">
             <w:r>
               <w:rPr>
                 <w:rStyle w:val="Hyperlink"/>
@@ -2400,7 +2400,7 @@
               <w:rPr>
                 <w:noProof/>
               </w:rPr>
-              <w:instrText xml:space="preserve"> PAGEREF _Toc242614691 \h </w:instrText>
+              <w:instrText xml:space="preserve"> PAGEREF _Toc242736564 \h </w:instrText>
             </w:r>
             <w:r>
               <w:rPr>
@@ -2417,7 +2417,7 @@
               <w:rPr>
                 <w:noProof/>
               </w:rPr>
-              <w:t>25</w:t>
+              <w:t>26</w:t>
             </w:r>
             <w:r>
               <w:rPr>
@@ -2443,7 +2443,7 @@
               <w14:ligatures w14:val="standardContextual"/>
             </w:rPr>
           </w:pPr>
-          <w:hyperlink w:anchor="_Toc242614692" w:history="1">
+          <w:hyperlink w:anchor="_Toc242736565" w:history="1">
             <w:r>
               <w:rPr>
                 <w:rStyle w:val="Hyperlink"/>
@@ -2467,7 +2467,7 @@
               <w:rPr>
                 <w:noProof/>
               </w:rPr>
-              <w:instrText xml:space="preserve"> PAGEREF _Toc242614692 \h </w:instrText>
+              <w:instrText xml:space="preserve"> PAGEREF _Toc242736565 \h </w:instrText>
             </w:r>
             <w:r>
               <w:rPr>
@@ -2484,7 +2484,7 @@
               <w:rPr>
                 <w:noProof/>
               </w:rPr>
-              <w:t>25</w:t>
+              <w:t>26</w:t>
             </w:r>
             <w:r>
               <w:rPr>
@@ -2510,7 +2510,7 @@
               <w14:ligatures w14:val="standardContextual"/>
             </w:rPr>
           </w:pPr>
-          <w:hyperlink w:anchor="_Toc242614693" w:history="1">
+          <w:hyperlink w:anchor="_Toc242736566" w:history="1">
             <w:r>
               <w:rPr>
                 <w:rStyle w:val="Hyperlink"/>
@@ -2534,7 +2534,7 @@
               <w:rPr>
                 <w:noProof/>
               </w:rPr>
-              <w:instrText xml:space="preserve"> PAGEREF _Toc242614693 \h </w:instrText>
+              <w:instrText xml:space="preserve"> PAGEREF _Toc242736566 \h </w:instrText>
             </w:r>
             <w:r>
               <w:rPr>
@@ -2551,7 +2551,7 @@
               <w:rPr>
                 <w:noProof/>
               </w:rPr>
-              <w:t>25</w:t>
+              <w:t>26</w:t>
             </w:r>
             <w:r>
               <w:rPr>
@@ -2577,7 +2577,7 @@
               <w14:ligatures w14:val="standardContextual"/>
             </w:rPr>
           </w:pPr>
-          <w:hyperlink w:anchor="_Toc242614694" w:history="1">
+          <w:hyperlink w:anchor="_Toc242736567" w:history="1">
             <w:r>
               <w:rPr>
                 <w:rStyle w:val="Hyperlink"/>
@@ -2601,7 +2601,7 @@
               <w:rPr>
                 <w:noProof/>
               </w:rPr>
-              <w:instrText xml:space="preserve"> PAGEREF _Toc242614694 \h </w:instrText>
+              <w:instrText xml:space="preserve"> PAGEREF _Toc242736567 \h </w:instrText>
             </w:r>
             <w:r>
               <w:rPr>
@@ -2618,7 +2618,7 @@
               <w:rPr>
                 <w:noProof/>
               </w:rPr>
-              <w:t>26</w:t>
+              <w:t>27</w:t>
             </w:r>
             <w:r>
               <w:rPr>
@@ -2644,7 +2644,7 @@
               <w14:ligatures w14:val="standardContextual"/>
             </w:rPr>
           </w:pPr>
-          <w:hyperlink w:anchor="_Toc242614695" w:history="1">
+          <w:hyperlink w:anchor="_Toc242736568" w:history="1">
             <w:r>
               <w:rPr>
                 <w:rStyle w:val="Hyperlink"/>
@@ -2668,7 +2668,7 @@
               <w:rPr>
                 <w:noProof/>
               </w:rPr>
-              <w:instrText xml:space="preserve"> PAGEREF _Toc242614695 \h </w:instrText>
+              <w:instrText xml:space="preserve"> PAGEREF _Toc242736568 \h </w:instrText>
             </w:r>
             <w:r>
               <w:rPr>
@@ -2685,7 +2685,7 @@
               <w:rPr>
                 <w:noProof/>
               </w:rPr>
-              <w:t>28</w:t>
+              <w:t>29</w:t>
             </w:r>
             <w:r>
               <w:rPr>
@@ -2711,7 +2711,7 @@
               <w14:ligatures w14:val="standardContextual"/>
             </w:rPr>
           </w:pPr>
-          <w:hyperlink w:anchor="_Toc242614696" w:history="1">
+          <w:hyperlink w:anchor="_Toc242736569" w:history="1">
             <w:r>
               <w:rPr>
                 <w:rStyle w:val="Hyperlink"/>
@@ -2735,7 +2735,7 @@
               <w:rPr>
                 <w:noProof/>
               </w:rPr>
-              <w:instrText xml:space="preserve"> PAGEREF _Toc242614696 \h </w:instrText>
+              <w:instrText xml:space="preserve"> PAGEREF _Toc242736569 \h </w:instrText>
             </w:r>
             <w:r>
               <w:rPr>
@@ -2752,7 +2752,7 @@
               <w:rPr>
                 <w:noProof/>
               </w:rPr>
-              <w:t>28</w:t>
+              <w:t>29</w:t>
             </w:r>
             <w:r>
               <w:rPr>
@@ -2778,7 +2778,7 @@
               <w14:ligatures w14:val="standardContextual"/>
             </w:rPr>
           </w:pPr>
-          <w:hyperlink w:anchor="_Toc242614697" w:history="1">
+          <w:hyperlink w:anchor="_Toc242736570" w:history="1">
             <w:r>
               <w:rPr>
                 <w:rStyle w:val="Hyperlink"/>
@@ -2802,7 +2802,7 @@
               <w:rPr>
                 <w:noProof/>
               </w:rPr>
-              <w:instrText xml:space="preserve"> PAGEREF _Toc242614697 \h </w:instrText>
+              <w:instrText xml:space="preserve"> PAGEREF _Toc242736570 \h </w:instrText>
             </w:r>
             <w:r>
               <w:rPr>
@@ -2819,7 +2819,7 @@
               <w:rPr>
                 <w:noProof/>
               </w:rPr>
-              <w:t>28</w:t>
+              <w:t>29</w:t>
             </w:r>
             <w:r>
               <w:rPr>
@@ -2845,7 +2845,7 @@
               <w14:ligatures w14:val="standardContextual"/>
             </w:rPr>
           </w:pPr>
-          <w:hyperlink w:anchor="_Toc242614698" w:history="1">
+          <w:hyperlink w:anchor="_Toc242736571" w:history="1">
             <w:r>
               <w:rPr>
                 <w:rStyle w:val="Hyperlink"/>
@@ -2869,7 +2869,7 @@
               <w:rPr>
                 <w:noProof/>
               </w:rPr>
-              <w:instrText xml:space="preserve"> PAGEREF _Toc242614698 \h </w:instrText>
+              <w:instrText xml:space="preserve"> PAGEREF _Toc242736571 \h </w:instrText>
             </w:r>
             <w:r>
               <w:rPr>
@@ -2886,7 +2886,7 @@
               <w:rPr>
                 <w:noProof/>
               </w:rPr>
-              <w:t>29</w:t>
+              <w:t>30</w:t>
             </w:r>
             <w:r>
               <w:rPr>
@@ -2912,7 +2912,7 @@
               <w14:ligatures w14:val="standardContextual"/>
             </w:rPr>
           </w:pPr>
-          <w:hyperlink w:anchor="_Toc242614699" w:history="1">
+          <w:hyperlink w:anchor="_Toc242736572" w:history="1">
             <w:r>
               <w:rPr>
                 <w:rStyle w:val="Hyperlink"/>
@@ -2936,7 +2936,7 @@
               <w:rPr>
                 <w:noProof/>
               </w:rPr>
-              <w:instrText xml:space="preserve"> PAGEREF _Toc242614699 \h </w:instrText>
+              <w:instrText xml:space="preserve"> PAGEREF _Toc242736572 \h </w:instrText>
             </w:r>
             <w:r>
               <w:rPr>
@@ -2953,7 +2953,7 @@
               <w:rPr>
                 <w:noProof/>
               </w:rPr>
-              <w:t>30</w:t>
+              <w:t>31</w:t>
             </w:r>
             <w:r>
               <w:rPr>
@@ -2979,7 +2979,7 @@
               <w14:ligatures w14:val="standardContextual"/>
             </w:rPr>
           </w:pPr>
-          <w:hyperlink w:anchor="_Toc242614700" w:history="1">
+          <w:hyperlink w:anchor="_Toc242736573" w:history="1">
             <w:r>
               <w:rPr>
                 <w:rStyle w:val="Hyperlink"/>
@@ -3003,7 +3003,7 @@
               <w:rPr>
                 <w:noProof/>
               </w:rPr>
-              <w:instrText xml:space="preserve"> PAGEREF _Toc242614700 \h </w:instrText>
+              <w:instrText xml:space="preserve"> PAGEREF _Toc242736573 \h </w:instrText>
             </w:r>
             <w:r>
               <w:rPr>
@@ -3020,7 +3020,7 @@
               <w:rPr>
                 <w:noProof/>
               </w:rPr>
-              <w:t>32</w:t>
+              <w:t>33</w:t>
             </w:r>
             <w:r>
               <w:rPr>
@@ -3046,7 +3046,7 @@
               <w14:ligatures w14:val="standardContextual"/>
             </w:rPr>
           </w:pPr>
-          <w:hyperlink w:anchor="_Toc242614701" w:history="1">
+          <w:hyperlink w:anchor="_Toc242736574" w:history="1">
             <w:r>
               <w:rPr>
                 <w:rStyle w:val="Hyperlink"/>
@@ -3070,7 +3070,7 @@
               <w:rPr>
                 <w:noProof/>
               </w:rPr>
-              <w:instrText xml:space="preserve"> PAGEREF _Toc242614701 \h </w:instrText>
+              <w:instrText xml:space="preserve"> PAGEREF _Toc242736574 \h </w:instrText>
             </w:r>
             <w:r>
               <w:rPr>
@@ -3087,7 +3087,7 @@
               <w:rPr>
                 <w:noProof/>
               </w:rPr>
-              <w:t>32</w:t>
+              <w:t>33</w:t>
             </w:r>
             <w:r>
               <w:rPr>
@@ -3113,7 +3113,7 @@
               <w14:ligatures w14:val="standardContextual"/>
             </w:rPr>
           </w:pPr>
-          <w:hyperlink w:anchor="_Toc242614702" w:history="1">
+          <w:hyperlink w:anchor="_Toc242736575" w:history="1">
             <w:r>
               <w:rPr>
                 <w:rStyle w:val="Hyperlink"/>
@@ -3137,7 +3137,7 @@
               <w:rPr>
                 <w:noProof/>
               </w:rPr>
-              <w:instrText xml:space="preserve"> PAGEREF _Toc242614702 \h </w:instrText>
+              <w:instrText xml:space="preserve"> PAGEREF _Toc242736575 \h </w:instrText>
             </w:r>
             <w:r>
               <w:rPr>
@@ -3154,7 +3154,7 @@
               <w:rPr>
                 <w:noProof/>
               </w:rPr>
-              <w:t>34</w:t>
+              <w:t>35</w:t>
             </w:r>
             <w:r>
               <w:rPr>
@@ -3180,7 +3180,7 @@
               <w14:ligatures w14:val="standardContextual"/>
             </w:rPr>
           </w:pPr>
-          <w:hyperlink w:anchor="_Toc242614703" w:history="1">
+          <w:hyperlink w:anchor="_Toc242736576" w:history="1">
             <w:r>
               <w:rPr>
                 <w:rStyle w:val="Hyperlink"/>
@@ -3204,7 +3204,7 @@
               <w:rPr>
                 <w:noProof/>
               </w:rPr>
-              <w:instrText xml:space="preserve"> PAGEREF _Toc242614703 \h </w:instrText>
+              <w:instrText xml:space="preserve"> PAGEREF _Toc242736576 \h </w:instrText>
             </w:r>
             <w:r>
               <w:rPr>
@@ -3221,7 +3221,7 @@
               <w:rPr>
                 <w:noProof/>
               </w:rPr>
-              <w:t>34</w:t>
+              <w:t>35</w:t>
             </w:r>
             <w:r>
               <w:rPr>
@@ -3247,7 +3247,7 @@
               <w14:ligatures w14:val="standardContextual"/>
             </w:rPr>
           </w:pPr>
-          <w:hyperlink w:anchor="_Toc242614704" w:history="1">
+          <w:hyperlink w:anchor="_Toc242736577" w:history="1">
             <w:r>
               <w:rPr>
                 <w:rStyle w:val="Hyperlink"/>
@@ -3271,7 +3271,7 @@
               <w:rPr>
                 <w:noProof/>
               </w:rPr>
-              <w:instrText xml:space="preserve"> PAGEREF _Toc242614704 \h </w:instrText>
+              <w:instrText xml:space="preserve"> PAGEREF _Toc242736577 \h </w:instrText>
             </w:r>
             <w:r>
               <w:rPr>
@@ -3288,7 +3288,7 @@
               <w:rPr>
                 <w:noProof/>
               </w:rPr>
-              <w:t>34</w:t>
+              <w:t>35</w:t>
             </w:r>
             <w:r>
               <w:rPr>
@@ -3314,7 +3314,7 @@
               <w14:ligatures w14:val="standardContextual"/>
             </w:rPr>
           </w:pPr>
-          <w:hyperlink w:anchor="_Toc242614705" w:history="1">
+          <w:hyperlink w:anchor="_Toc242736578" w:history="1">
             <w:r>
               <w:rPr>
                 <w:rStyle w:val="Hyperlink"/>
@@ -3338,7 +3338,7 @@
               <w:rPr>
                 <w:noProof/>
               </w:rPr>
-              <w:instrText xml:space="preserve"> PAGEREF _Toc242614705 \h </w:instrText>
+              <w:instrText xml:space="preserve"> PAGEREF _Toc242736578 \h </w:instrText>
             </w:r>
             <w:r>
               <w:rPr>
@@ -3355,7 +3355,7 @@
               <w:rPr>
                 <w:noProof/>
               </w:rPr>
-              <w:t>34</w:t>
+              <w:t>35</w:t>
             </w:r>
             <w:r>
               <w:rPr>
@@ -3381,7 +3381,7 @@
               <w14:ligatures w14:val="standardContextual"/>
             </w:rPr>
           </w:pPr>
-          <w:hyperlink w:anchor="_Toc242614706" w:history="1">
+          <w:hyperlink w:anchor="_Toc242736579" w:history="1">
             <w:r>
               <w:rPr>
                 <w:rStyle w:val="Hyperlink"/>
@@ -3405,7 +3405,7 @@
               <w:rPr>
                 <w:noProof/>
               </w:rPr>
-              <w:instrText xml:space="preserve"> PAGEREF _Toc242614706 \h </w:instrText>
+              <w:instrText xml:space="preserve"> PAGEREF _Toc242736579 \h </w:instrText>
             </w:r>
             <w:r>
               <w:rPr>
@@ -3422,7 +3422,7 @@
               <w:rPr>
                 <w:noProof/>
               </w:rPr>
-              <w:t>35</w:t>
+              <w:t>36</w:t>
             </w:r>
             <w:r>
               <w:rPr>
@@ -3444,7 +3444,7 @@
         <w:pStyle w:val="Heading1"/>
         <w:pageBreakBefore/>
       </w:pPr>
-      <w:bookmarkStart w:id="0" w:name="_Toc242614664"/>
+      <w:bookmarkStart w:id="0" w:name="_Toc242736537"/>
       <w:r>
         <w:lastRenderedPageBreak/>
         <w:t>1. About this reference</w:t>
@@ -3510,7 +3510,7 @@
           <w:left w:w="10" w:type="dxa"/>
           <w:right w:w="10" w:type="dxa"/>
         </w:tblCellMar>
-        <w:tblLook w:val="0000" w:firstRow="0" w:lastRow="0" w:firstColumn="0" w:lastColumn="0" w:noHBand="0" w:noVBand="0"/>
+        <w:tblLook w:val="04A0" w:firstRow="1" w:lastRow="0" w:firstColumn="1" w:lastColumn="0" w:noHBand="0" w:noVBand="1"/>
       </w:tblPr>
       <w:tblGrid>
         <w:gridCol w:w="2635"/>
@@ -3897,7 +3897,7 @@
         <w:pStyle w:val="Heading1"/>
         <w:pageBreakBefore/>
       </w:pPr>
-      <w:bookmarkStart w:id="1" w:name="_Toc242614665"/>
+      <w:bookmarkStart w:id="1" w:name="_Toc242736538"/>
       <w:r>
         <w:lastRenderedPageBreak/>
         <w:t>2. Rules that apply on every screen</w:t>
@@ -4114,7 +4114,7 @@
         <w:pStyle w:val="Heading1"/>
         <w:pageBreakBefore/>
       </w:pPr>
-      <w:bookmarkStart w:id="2" w:name="_Toc242614666"/>
+      <w:bookmarkStart w:id="2" w:name="_Toc242736539"/>
       <w:r>
         <w:lastRenderedPageBreak/>
         <w:t>3. Who can open which screen</w:t>
@@ -4144,7 +4144,7 @@
           <w:left w:w="10" w:type="dxa"/>
           <w:right w:w="10" w:type="dxa"/>
         </w:tblCellMar>
-        <w:tblLook w:val="0000" w:firstRow="0" w:lastRow="0" w:firstColumn="0" w:lastColumn="0" w:noHBand="0" w:noVBand="0"/>
+        <w:tblLook w:val="04A0" w:firstRow="1" w:lastRow="0" w:firstColumn="1" w:lastColumn="0" w:noHBand="0" w:noVBand="1"/>
       </w:tblPr>
       <w:tblGrid>
         <w:gridCol w:w="3388"/>
@@ -6972,7 +6972,7 @@
                 <w:sz w:val="19"/>
                 <w:szCs w:val="19"/>
               </w:rPr>
-              <w:t>Conversations</w:t>
+              <w:t>Communications</w:t>
             </w:r>
           </w:p>
         </w:tc>
@@ -7080,6 +7080,13 @@
             <w:pPr>
               <w:spacing w:after="40"/>
             </w:pPr>
+            <w:r>
+              <w:rPr>
+                <w:sz w:val="19"/>
+                <w:szCs w:val="19"/>
+              </w:rPr>
+              <w:t>✓</w:t>
+            </w:r>
           </w:p>
         </w:tc>
         <w:tc>
@@ -10010,7 +10017,7 @@
         <w:pStyle w:val="Heading1"/>
         <w:pageBreakBefore/>
       </w:pPr>
-      <w:bookmarkStart w:id="3" w:name="_Toc242614667"/>
+      <w:bookmarkStart w:id="3" w:name="_Toc242736540"/>
       <w:r>
         <w:lastRenderedPageBreak/>
         <w:t>4. Signing in and your account</w:t>
@@ -10021,7 +10028,7 @@
       <w:pPr>
         <w:pStyle w:val="Heading2"/>
       </w:pPr>
-      <w:bookmarkStart w:id="4" w:name="_Toc242614668"/>
+      <w:bookmarkStart w:id="4" w:name="_Toc242736541"/>
       <w:r>
         <w:t>4.1 Sign in</w:t>
       </w:r>
@@ -10084,7 +10091,7 @@
           <w:left w:w="10" w:type="dxa"/>
           <w:right w:w="10" w:type="dxa"/>
         </w:tblCellMar>
-        <w:tblLook w:val="0000" w:firstRow="0" w:lastRow="0" w:firstColumn="0" w:lastColumn="0" w:noHBand="0" w:noVBand="0"/>
+        <w:tblLook w:val="04A0" w:firstRow="1" w:lastRow="0" w:firstColumn="1" w:lastColumn="0" w:noHBand="0" w:noVBand="1"/>
       </w:tblPr>
       <w:tblGrid>
         <w:gridCol w:w="1882"/>
@@ -10534,7 +10541,7 @@
       <w:pPr>
         <w:pStyle w:val="Heading2"/>
       </w:pPr>
-      <w:bookmarkStart w:id="5" w:name="_Toc242614669"/>
+      <w:bookmarkStart w:id="5" w:name="_Toc242736542"/>
       <w:r>
         <w:t>4.2 The header and menu bar (every screen)</w:t>
       </w:r>
@@ -10597,7 +10604,7 @@
           <w:left w:w="10" w:type="dxa"/>
           <w:right w:w="10" w:type="dxa"/>
         </w:tblCellMar>
-        <w:tblLook w:val="0000" w:firstRow="0" w:lastRow="0" w:firstColumn="0" w:lastColumn="0" w:noHBand="0" w:noVBand="0"/>
+        <w:tblLook w:val="04A0" w:firstRow="1" w:lastRow="0" w:firstColumn="1" w:lastColumn="0" w:noHBand="0" w:noVBand="1"/>
       </w:tblPr>
       <w:tblGrid>
         <w:gridCol w:w="1882"/>
@@ -11257,7 +11264,7 @@
       <w:pPr>
         <w:pStyle w:val="Heading2"/>
       </w:pPr>
-      <w:bookmarkStart w:id="6" w:name="_Toc242614670"/>
+      <w:bookmarkStart w:id="6" w:name="_Toc242736543"/>
       <w:r>
         <w:lastRenderedPageBreak/>
         <w:t>4.3 Change Password</w:t>
@@ -11321,7 +11328,7 @@
           <w:left w:w="10" w:type="dxa"/>
           <w:right w:w="10" w:type="dxa"/>
         </w:tblCellMar>
-        <w:tblLook w:val="0000" w:firstRow="0" w:lastRow="0" w:firstColumn="0" w:lastColumn="0" w:noHBand="0" w:noVBand="0"/>
+        <w:tblLook w:val="04A0" w:firstRow="1" w:lastRow="0" w:firstColumn="1" w:lastColumn="0" w:noHBand="0" w:noVBand="1"/>
       </w:tblPr>
       <w:tblGrid>
         <w:gridCol w:w="1882"/>
@@ -11879,7 +11886,7 @@
         <w:pStyle w:val="Heading1"/>
         <w:pageBreakBefore/>
       </w:pPr>
-      <w:bookmarkStart w:id="7" w:name="_Toc242614671"/>
+      <w:bookmarkStart w:id="7" w:name="_Toc242736544"/>
       <w:r>
         <w:lastRenderedPageBreak/>
         <w:t>5. Dashboards and Reports (read-only)</w:t>
@@ -11890,7 +11897,7 @@
       <w:pPr>
         <w:pStyle w:val="Heading2"/>
       </w:pPr>
-      <w:bookmarkStart w:id="8" w:name="_Toc242614672"/>
+      <w:bookmarkStart w:id="8" w:name="_Toc242736545"/>
       <w:r>
         <w:t>5.1 Executive Dashboard</w:t>
       </w:r>
@@ -11953,7 +11960,7 @@
           <w:left w:w="10" w:type="dxa"/>
           <w:right w:w="10" w:type="dxa"/>
         </w:tblCellMar>
-        <w:tblLook w:val="0000" w:firstRow="0" w:lastRow="0" w:firstColumn="0" w:lastColumn="0" w:noHBand="0" w:noVBand="0"/>
+        <w:tblLook w:val="04A0" w:firstRow="1" w:lastRow="0" w:firstColumn="1" w:lastColumn="0" w:noHBand="0" w:noVBand="1"/>
       </w:tblPr>
       <w:tblGrid>
         <w:gridCol w:w="1882"/>
@@ -12403,7 +12410,7 @@
       <w:pPr>
         <w:pStyle w:val="Heading2"/>
       </w:pPr>
-      <w:bookmarkStart w:id="9" w:name="_Toc242614673"/>
+      <w:bookmarkStart w:id="9" w:name="_Toc242736546"/>
       <w:r>
         <w:t>5.2 Sampling Dashboard</w:t>
       </w:r>
@@ -12466,7 +12473,7 @@
           <w:left w:w="10" w:type="dxa"/>
           <w:right w:w="10" w:type="dxa"/>
         </w:tblCellMar>
-        <w:tblLook w:val="0000" w:firstRow="0" w:lastRow="0" w:firstColumn="0" w:lastColumn="0" w:noHBand="0" w:noVBand="0"/>
+        <w:tblLook w:val="04A0" w:firstRow="1" w:lastRow="0" w:firstColumn="1" w:lastColumn="0" w:noHBand="0" w:noVBand="1"/>
       </w:tblPr>
       <w:tblGrid>
         <w:gridCol w:w="1882"/>
@@ -12916,7 +12923,7 @@
       <w:pPr>
         <w:pStyle w:val="Heading2"/>
       </w:pPr>
-      <w:bookmarkStart w:id="10" w:name="_Toc242614674"/>
+      <w:bookmarkStart w:id="10" w:name="_Toc242736547"/>
       <w:r>
         <w:t>5.3 Contact Dashboard</w:t>
       </w:r>
@@ -12980,7 +12987,7 @@
           <w:left w:w="10" w:type="dxa"/>
           <w:right w:w="10" w:type="dxa"/>
         </w:tblCellMar>
-        <w:tblLook w:val="0000" w:firstRow="0" w:lastRow="0" w:firstColumn="0" w:lastColumn="0" w:noHBand="0" w:noVBand="0"/>
+        <w:tblLook w:val="04A0" w:firstRow="1" w:lastRow="0" w:firstColumn="1" w:lastColumn="0" w:noHBand="0" w:noVBand="1"/>
       </w:tblPr>
       <w:tblGrid>
         <w:gridCol w:w="1882"/>
@@ -13220,7 +13227,7 @@
       <w:pPr>
         <w:pStyle w:val="Heading2"/>
       </w:pPr>
-      <w:bookmarkStart w:id="11" w:name="_Toc242614675"/>
+      <w:bookmarkStart w:id="11" w:name="_Toc242736548"/>
       <w:r>
         <w:t>5.4 QA Dashboard</w:t>
       </w:r>
@@ -13283,7 +13290,7 @@
           <w:left w:w="10" w:type="dxa"/>
           <w:right w:w="10" w:type="dxa"/>
         </w:tblCellMar>
-        <w:tblLook w:val="0000" w:firstRow="0" w:lastRow="0" w:firstColumn="0" w:lastColumn="0" w:noHBand="0" w:noVBand="0"/>
+        <w:tblLook w:val="04A0" w:firstRow="1" w:lastRow="0" w:firstColumn="1" w:lastColumn="0" w:noHBand="0" w:noVBand="1"/>
       </w:tblPr>
       <w:tblGrid>
         <w:gridCol w:w="1882"/>
@@ -13840,7 +13847,7 @@
       <w:pPr>
         <w:pStyle w:val="Heading2"/>
       </w:pPr>
-      <w:bookmarkStart w:id="12" w:name="_Toc242614676"/>
+      <w:bookmarkStart w:id="12" w:name="_Toc242736549"/>
       <w:r>
         <w:t>5.5 KII / Document Dashboard</w:t>
       </w:r>
@@ -13903,7 +13910,7 @@
           <w:left w:w="10" w:type="dxa"/>
           <w:right w:w="10" w:type="dxa"/>
         </w:tblCellMar>
-        <w:tblLook w:val="0000" w:firstRow="0" w:lastRow="0" w:firstColumn="0" w:lastColumn="0" w:noHBand="0" w:noVBand="0"/>
+        <w:tblLook w:val="04A0" w:firstRow="1" w:lastRow="0" w:firstColumn="1" w:lastColumn="0" w:noHBand="0" w:noVBand="1"/>
       </w:tblPr>
       <w:tblGrid>
         <w:gridCol w:w="1882"/>
@@ -14250,7 +14257,7 @@
       <w:pPr>
         <w:pStyle w:val="Heading2"/>
       </w:pPr>
-      <w:bookmarkStart w:id="13" w:name="_Toc242614677"/>
+      <w:bookmarkStart w:id="13" w:name="_Toc242736550"/>
       <w:r>
         <w:lastRenderedPageBreak/>
         <w:t>5.6 Reports</w:t>
@@ -14314,7 +14321,7 @@
           <w:left w:w="10" w:type="dxa"/>
           <w:right w:w="10" w:type="dxa"/>
         </w:tblCellMar>
-        <w:tblLook w:val="0000" w:firstRow="0" w:lastRow="0" w:firstColumn="0" w:lastColumn="0" w:noHBand="0" w:noVBand="0"/>
+        <w:tblLook w:val="04A0" w:firstRow="1" w:lastRow="0" w:firstColumn="1" w:lastColumn="0" w:noHBand="0" w:noVBand="1"/>
       </w:tblPr>
       <w:tblGrid>
         <w:gridCol w:w="1882"/>
@@ -14765,7 +14772,7 @@
         <w:pStyle w:val="Heading1"/>
         <w:pageBreakBefore/>
       </w:pPr>
-      <w:bookmarkStart w:id="14" w:name="_Toc242614678"/>
+      <w:bookmarkStart w:id="14" w:name="_Toc242736551"/>
       <w:r>
         <w:lastRenderedPageBreak/>
         <w:t>6. The sample and contact</w:t>
@@ -14776,7 +14783,7 @@
       <w:pPr>
         <w:pStyle w:val="Heading2"/>
       </w:pPr>
-      <w:bookmarkStart w:id="15" w:name="_Toc242614679"/>
+      <w:bookmarkStart w:id="15" w:name="_Toc242736552"/>
       <w:r>
         <w:t>6.1 Main-400 Register (and Reserve)</w:t>
       </w:r>
@@ -14839,7 +14846,7 @@
           <w:left w:w="10" w:type="dxa"/>
           <w:right w:w="10" w:type="dxa"/>
         </w:tblCellMar>
-        <w:tblLook w:val="0000" w:firstRow="0" w:lastRow="0" w:firstColumn="0" w:lastColumn="0" w:noHBand="0" w:noVBand="0"/>
+        <w:tblLook w:val="04A0" w:firstRow="1" w:lastRow="0" w:firstColumn="1" w:lastColumn="0" w:noHBand="0" w:noVBand="1"/>
       </w:tblPr>
       <w:tblGrid>
         <w:gridCol w:w="1882"/>
@@ -16447,7 +16454,7 @@
       <w:pPr>
         <w:pStyle w:val="Heading2"/>
       </w:pPr>
-      <w:bookmarkStart w:id="16" w:name="_Toc242614680"/>
+      <w:bookmarkStart w:id="16" w:name="_Toc242736553"/>
       <w:r>
         <w:t>6.2 Case page</w:t>
       </w:r>
@@ -16510,7 +16517,7 @@
           <w:left w:w="10" w:type="dxa"/>
           <w:right w:w="10" w:type="dxa"/>
         </w:tblCellMar>
-        <w:tblLook w:val="0000" w:firstRow="0" w:lastRow="0" w:firstColumn="0" w:lastColumn="0" w:noHBand="0" w:noVBand="0"/>
+        <w:tblLook w:val="04A0" w:firstRow="1" w:lastRow="0" w:firstColumn="1" w:lastColumn="0" w:noHBand="0" w:noVBand="1"/>
       </w:tblPr>
       <w:tblGrid>
         <w:gridCol w:w="1882"/>
@@ -18547,7 +18554,7 @@
       <w:pPr>
         <w:pStyle w:val="Heading2"/>
       </w:pPr>
-      <w:bookmarkStart w:id="17" w:name="_Toc242614681"/>
+      <w:bookmarkStart w:id="17" w:name="_Toc242736554"/>
       <w:r>
         <w:t>6.3 Pre-Interview Profile (PROIT) and its review screen</w:t>
       </w:r>
@@ -18610,7 +18617,7 @@
           <w:left w:w="10" w:type="dxa"/>
           <w:right w:w="10" w:type="dxa"/>
         </w:tblCellMar>
-        <w:tblLook w:val="0000" w:firstRow="0" w:lastRow="0" w:firstColumn="0" w:lastColumn="0" w:noHBand="0" w:noVBand="0"/>
+        <w:tblLook w:val="04A0" w:firstRow="1" w:lastRow="0" w:firstColumn="1" w:lastColumn="0" w:noHBand="0" w:noVBand="1"/>
       </w:tblPr>
       <w:tblGrid>
         <w:gridCol w:w="1882"/>
@@ -20111,7 +20118,7 @@
       <w:pPr>
         <w:pStyle w:val="Heading2"/>
       </w:pPr>
-      <w:bookmarkStart w:id="18" w:name="_Toc242614682"/>
+      <w:bookmarkStart w:id="18" w:name="_Toc242736555"/>
       <w:r>
         <w:t>6.4 Interview sheet (verifying a locked profile)</w:t>
       </w:r>
@@ -20175,7 +20182,7 @@
           <w:left w:w="10" w:type="dxa"/>
           <w:right w:w="10" w:type="dxa"/>
         </w:tblCellMar>
-        <w:tblLook w:val="0000" w:firstRow="0" w:lastRow="0" w:firstColumn="0" w:lastColumn="0" w:noHBand="0" w:noVBand="0"/>
+        <w:tblLook w:val="04A0" w:firstRow="1" w:lastRow="0" w:firstColumn="1" w:lastColumn="0" w:noHBand="0" w:noVBand="1"/>
       </w:tblPr>
       <w:tblGrid>
         <w:gridCol w:w="1882"/>
@@ -21369,7 +21376,7 @@
       <w:pPr>
         <w:pStyle w:val="Heading2"/>
       </w:pPr>
-      <w:bookmarkStart w:id="19" w:name="_Toc242614683"/>
+      <w:bookmarkStart w:id="19" w:name="_Toc242736556"/>
       <w:r>
         <w:lastRenderedPageBreak/>
         <w:t>6.5 Register Organisation</w:t>
@@ -21433,7 +21440,7 @@
           <w:left w:w="10" w:type="dxa"/>
           <w:right w:w="10" w:type="dxa"/>
         </w:tblCellMar>
-        <w:tblLook w:val="0000" w:firstRow="0" w:lastRow="0" w:firstColumn="0" w:lastColumn="0" w:noHBand="0" w:noVBand="0"/>
+        <w:tblLook w:val="04A0" w:firstRow="1" w:lastRow="0" w:firstColumn="1" w:lastColumn="0" w:noHBand="0" w:noVBand="1"/>
       </w:tblPr>
       <w:tblGrid>
         <w:gridCol w:w="1882"/>
@@ -22093,7 +22100,7 @@
       <w:pPr>
         <w:pStyle w:val="Heading2"/>
       </w:pPr>
-      <w:bookmarkStart w:id="20" w:name="_Toc242614684"/>
+      <w:bookmarkStart w:id="20" w:name="_Toc242736557"/>
       <w:r>
         <w:t>6.6 Appointment Queue</w:t>
       </w:r>
@@ -22156,7 +22163,7 @@
           <w:left w:w="10" w:type="dxa"/>
           <w:right w:w="10" w:type="dxa"/>
         </w:tblCellMar>
-        <w:tblLook w:val="0000" w:firstRow="0" w:lastRow="0" w:firstColumn="0" w:lastColumn="0" w:noHBand="0" w:noVBand="0"/>
+        <w:tblLook w:val="04A0" w:firstRow="1" w:lastRow="0" w:firstColumn="1" w:lastColumn="0" w:noHBand="0" w:noVBand="1"/>
       </w:tblPr>
       <w:tblGrid>
         <w:gridCol w:w="1882"/>
@@ -22713,7 +22720,7 @@
       <w:pPr>
         <w:pStyle w:val="Heading2"/>
       </w:pPr>
-      <w:bookmarkStart w:id="21" w:name="_Toc242614685"/>
+      <w:bookmarkStart w:id="21" w:name="_Toc242736558"/>
       <w:r>
         <w:lastRenderedPageBreak/>
         <w:t>6.7 Follow-ups due</w:t>
@@ -22777,7 +22784,7 @@
           <w:left w:w="10" w:type="dxa"/>
           <w:right w:w="10" w:type="dxa"/>
         </w:tblCellMar>
-        <w:tblLook w:val="0000" w:firstRow="0" w:lastRow="0" w:firstColumn="0" w:lastColumn="0" w:noHBand="0" w:noVBand="0"/>
+        <w:tblLook w:val="04A0" w:firstRow="1" w:lastRow="0" w:firstColumn="1" w:lastColumn="0" w:noHBand="0" w:noVBand="1"/>
       </w:tblPr>
       <w:tblGrid>
         <w:gridCol w:w="1882"/>
@@ -23437,9 +23444,9 @@
       <w:pPr>
         <w:pStyle w:val="Heading2"/>
       </w:pPr>
-      <w:bookmarkStart w:id="22" w:name="_Toc242614686"/>
+      <w:bookmarkStart w:id="22" w:name="_Toc242736559"/>
       <w:r>
-        <w:t>6.8 Conversations</w:t>
+        <w:t>6.8 Communications</w:t>
       </w:r>
       <w:bookmarkEnd w:id="22"/>
     </w:p>
@@ -23455,7 +23462,7 @@
         <w:t>Who can open it:</w:t>
       </w:r>
       <w:r>
-        <w:t xml:space="preserve"> PI / System Admin, Field / Digital Coordinator, Contact RA, Supervisor.  </w:t>
+        <w:t xml:space="preserve"> PI / System Admin, Field / Digital Coordinator, Contact RA, KII RA, Supervisor.  </w:t>
       </w:r>
       <w:r>
         <w:rPr>
@@ -23474,7 +23481,7 @@
           <w:sz w:val="19"/>
           <w:szCs w:val="19"/>
         </w:rPr>
-        <w:t>/admin/conversations</w:t>
+        <w:t>/admin/communications</w:t>
       </w:r>
     </w:p>
     <w:p>
@@ -23482,7 +23489,7 @@
         <w:spacing w:after="120" w:line="288" w:lineRule="auto"/>
       </w:pPr>
       <w:r>
-        <w:t>WhatsApp messages people sent to the study's Twilio number that need a person: questions, other words, and messages from numbers the study has no record of. YES and NO replies to an introduction are handled automatically and don't wait here.</w:t>
+        <w:t>Every message to and from participants in one place: WhatsApp, SMS and email the portal sent, with what happened to each one; WhatsApp messages and email replies received; and the events around them (invitations, the link opened, consent, the questionnaire submitted, follow-ups and calls). A Contact RA sees their own cases, a KII RA the KII records. It replaced Conversations.</w:t>
       </w:r>
     </w:p>
     <w:tbl>
@@ -23500,7 +23507,7 @@
           <w:left w:w="10" w:type="dxa"/>
           <w:right w:w="10" w:type="dxa"/>
         </w:tblCellMar>
-        <w:tblLook w:val="0000" w:firstRow="0" w:lastRow="0" w:firstColumn="0" w:lastColumn="0" w:noHBand="0" w:noVBand="0"/>
+        <w:tblLook w:val="04A0" w:firstRow="1" w:lastRow="0" w:firstColumn="1" w:lastColumn="0" w:noHBand="0" w:noVBand="1"/>
       </w:tblPr>
       <w:tblGrid>
         <w:gridCol w:w="1882"/>
@@ -23541,6 +23548,7 @@
                 <w:sz w:val="19"/>
                 <w:szCs w:val="19"/>
               </w:rPr>
+              <w:lastRenderedPageBreak/>
               <w:t>Control</w:t>
             </w:r>
           </w:p>
@@ -23656,7 +23664,7 @@
                 <w:sz w:val="19"/>
                 <w:szCs w:val="19"/>
               </w:rPr>
-              <w:t>Waiting for a person / All messages</w:t>
+              <w:t>Channel cards (WhatsApp, SMS, Email)</w:t>
             </w:r>
           </w:p>
         </w:tc>
@@ -23679,7 +23687,7 @@
                 <w:sz w:val="19"/>
                 <w:szCs w:val="19"/>
               </w:rPr>
-              <w:t>Switches between messages still to deal with and every message received.</w:t>
+              <w:t>Whether each channel is switched on, what is holding it back, and the last seven days' messages.</w:t>
             </w:r>
           </w:p>
         </w:tc>
@@ -23702,7 +23710,7 @@
                 <w:sz w:val="19"/>
                 <w:szCs w:val="19"/>
               </w:rPr>
-              <w:t>So nothing waiting gets lost among the ones already handled.</w:t>
+              <w:t>WhatsApp shows how many templates Meta has approved: until they are, WhatsApp messages the study sends first are refused.</w:t>
             </w:r>
           </w:p>
         </w:tc>
@@ -23725,7 +23733,7 @@
                 <w:sz w:val="19"/>
                 <w:szCs w:val="19"/>
               </w:rPr>
-              <w:t>The list changes.</w:t>
+              <w:t>Select “N of 6 templates approved” for each template's status; select Not delivered to list the conversations whose last message failed.</w:t>
             </w:r>
           </w:p>
         </w:tc>
@@ -23760,8 +23768,7 @@
                 <w:sz w:val="19"/>
                 <w:szCs w:val="19"/>
               </w:rPr>
-              <w:lastRenderedPageBreak/>
-              <w:t>Send reply</w:t>
+              <w:t>Waiting / Not delivered / All</w:t>
             </w:r>
           </w:p>
         </w:tc>
@@ -23785,7 +23792,7 @@
                 <w:sz w:val="19"/>
                 <w:szCs w:val="19"/>
               </w:rPr>
-              <w:t>Sends your reply in the WhatsApp chat, from the study's number.</w:t>
+              <w:t>Filters the conversation list.</w:t>
             </w:r>
           </w:p>
         </w:tc>
@@ -23809,7 +23816,7 @@
                 <w:sz w:val="19"/>
                 <w:szCs w:val="19"/>
               </w:rPr>
-              <w:t>The study's Twilio number is on no phone, so this is the only way to answer in the chat.</w:t>
+              <w:t>Waiting lists people who wrote and need an answer; Not delivered lists conversations whose last message did not arrive.</w:t>
             </w:r>
           </w:p>
         </w:tc>
@@ -23833,7 +23840,7 @@
                 <w:sz w:val="19"/>
                 <w:szCs w:val="19"/>
               </w:rPr>
-              <w:t>The reply is sent and recorded under your name. Only within 24 hours of their last message; after that the box says to phone them.</w:t>
+              <w:t>The list changes. Search, register and channel narrow it further.</w:t>
             </w:r>
           </w:p>
         </w:tc>
@@ -23867,6 +23874,320 @@
                 <w:sz w:val="19"/>
                 <w:szCs w:val="19"/>
               </w:rPr>
+              <w:t>Delivery ticks</w:t>
+            </w:r>
+          </w:p>
+        </w:tc>
+        <w:tc>
+          <w:tcPr>
+            <w:tcW w:w="3012" w:type="dxa"/>
+            <w:tcMar>
+              <w:top w:w="70" w:type="dxa"/>
+              <w:left w:w="110" w:type="dxa"/>
+              <w:bottom w:w="70" w:type="dxa"/>
+              <w:right w:w="110" w:type="dxa"/>
+            </w:tcMar>
+          </w:tcPr>
+          <w:p>
+            <w:pPr>
+              <w:spacing w:after="40"/>
+            </w:pPr>
+            <w:r>
+              <w:rPr>
+                <w:sz w:val="19"/>
+                <w:szCs w:val="19"/>
+              </w:rPr>
+              <w:t>One grey tick: sent. Two grey ticks: delivered to the phone. Two blue ticks: read. Red “!”: not delivered, with the reason underneath.</w:t>
+            </w:r>
+          </w:p>
+        </w:tc>
+        <w:tc>
+          <w:tcPr>
+            <w:tcW w:w="2447" w:type="dxa"/>
+            <w:tcMar>
+              <w:top w:w="70" w:type="dxa"/>
+              <w:left w:w="110" w:type="dxa"/>
+              <w:bottom w:w="70" w:type="dxa"/>
+              <w:right w:w="110" w:type="dxa"/>
+            </w:tcMar>
+          </w:tcPr>
+          <w:p>
+            <w:pPr>
+              <w:spacing w:after="40"/>
+            </w:pPr>
+            <w:r>
+              <w:rPr>
+                <w:sz w:val="19"/>
+                <w:szCs w:val="19"/>
+              </w:rPr>
+              <w:t>So you know whether a message actually reached them before you chase.</w:t>
+            </w:r>
+          </w:p>
+        </w:tc>
+        <w:tc>
+          <w:tcPr>
+            <w:tcW w:w="2071" w:type="dxa"/>
+            <w:tcMar>
+              <w:top w:w="70" w:type="dxa"/>
+              <w:left w:w="110" w:type="dxa"/>
+              <w:bottom w:w="70" w:type="dxa"/>
+              <w:right w:w="110" w:type="dxa"/>
+            </w:tcMar>
+          </w:tcPr>
+          <w:p>
+            <w:pPr>
+              <w:spacing w:after="40"/>
+            </w:pPr>
+            <w:r>
+              <w:rPr>
+                <w:sz w:val="19"/>
+                <w:szCs w:val="19"/>
+              </w:rPr>
+              <w:t>Email only shows sent, or not delivered when it bounces.</w:t>
+            </w:r>
+          </w:p>
+        </w:tc>
+      </w:tr>
+      <w:tr>
+        <w:tblPrEx>
+          <w:tblCellMar>
+            <w:top w:w="0" w:type="dxa"/>
+            <w:bottom w:w="0" w:type="dxa"/>
+          </w:tblCellMar>
+        </w:tblPrEx>
+        <w:trPr>
+          <w:cantSplit/>
+        </w:trPr>
+        <w:tc>
+          <w:tcPr>
+            <w:tcW w:w="1882" w:type="dxa"/>
+            <w:shd w:val="clear" w:color="auto" w:fill="F8FAFB"/>
+            <w:tcMar>
+              <w:top w:w="70" w:type="dxa"/>
+              <w:left w:w="110" w:type="dxa"/>
+              <w:bottom w:w="70" w:type="dxa"/>
+              <w:right w:w="110" w:type="dxa"/>
+            </w:tcMar>
+          </w:tcPr>
+          <w:p>
+            <w:pPr>
+              <w:spacing w:after="40"/>
+            </w:pPr>
+            <w:r>
+              <w:rPr>
+                <w:sz w:val="19"/>
+                <w:szCs w:val="19"/>
+              </w:rPr>
+              <w:t>Sent by hand from the study phone</w:t>
+            </w:r>
+          </w:p>
+        </w:tc>
+        <w:tc>
+          <w:tcPr>
+            <w:tcW w:w="3012" w:type="dxa"/>
+            <w:shd w:val="clear" w:color="auto" w:fill="F8FAFB"/>
+            <w:tcMar>
+              <w:top w:w="70" w:type="dxa"/>
+              <w:left w:w="110" w:type="dxa"/>
+              <w:bottom w:w="70" w:type="dxa"/>
+              <w:right w:w="110" w:type="dxa"/>
+            </w:tcMar>
+          </w:tcPr>
+          <w:p>
+            <w:pPr>
+              <w:spacing w:after="40"/>
+            </w:pPr>
+            <w:r>
+              <w:rPr>
+                <w:sz w:val="19"/>
+                <w:szCs w:val="19"/>
+              </w:rPr>
+              <w:t>Invitations and reminders sent with Open in WhatsApp.</w:t>
+            </w:r>
+          </w:p>
+        </w:tc>
+        <w:tc>
+          <w:tcPr>
+            <w:tcW w:w="2447" w:type="dxa"/>
+            <w:shd w:val="clear" w:color="auto" w:fill="F8FAFB"/>
+            <w:tcMar>
+              <w:top w:w="70" w:type="dxa"/>
+              <w:left w:w="110" w:type="dxa"/>
+              <w:bottom w:w="70" w:type="dxa"/>
+              <w:right w:w="110" w:type="dxa"/>
+            </w:tcMar>
+          </w:tcPr>
+          <w:p>
+            <w:pPr>
+              <w:spacing w:after="40"/>
+            </w:pPr>
+            <w:r>
+              <w:rPr>
+                <w:sz w:val="19"/>
+                <w:szCs w:val="19"/>
+              </w:rPr>
+              <w:t>The portal can't see those reach the phone, so they say “no delivery report”.</w:t>
+            </w:r>
+          </w:p>
+        </w:tc>
+        <w:tc>
+          <w:tcPr>
+            <w:tcW w:w="2071" w:type="dxa"/>
+            <w:shd w:val="clear" w:color="auto" w:fill="F8FAFB"/>
+            <w:tcMar>
+              <w:top w:w="70" w:type="dxa"/>
+              <w:left w:w="110" w:type="dxa"/>
+              <w:bottom w:w="70" w:type="dxa"/>
+              <w:right w:w="110" w:type="dxa"/>
+            </w:tcMar>
+          </w:tcPr>
+          <w:p>
+            <w:pPr>
+              <w:spacing w:after="40"/>
+            </w:pPr>
+            <w:r>
+              <w:rPr>
+                <w:sz w:val="19"/>
+                <w:szCs w:val="19"/>
+              </w:rPr>
+              <w:t>Nothing to do: it is a record.</w:t>
+            </w:r>
+          </w:p>
+        </w:tc>
+      </w:tr>
+      <w:tr>
+        <w:tblPrEx>
+          <w:tblCellMar>
+            <w:top w:w="0" w:type="dxa"/>
+            <w:bottom w:w="0" w:type="dxa"/>
+          </w:tblCellMar>
+        </w:tblPrEx>
+        <w:trPr>
+          <w:cantSplit/>
+        </w:trPr>
+        <w:tc>
+          <w:tcPr>
+            <w:tcW w:w="1882" w:type="dxa"/>
+            <w:tcMar>
+              <w:top w:w="70" w:type="dxa"/>
+              <w:left w:w="110" w:type="dxa"/>
+              <w:bottom w:w="70" w:type="dxa"/>
+              <w:right w:w="110" w:type="dxa"/>
+            </w:tcMar>
+          </w:tcPr>
+          <w:p>
+            <w:pPr>
+              <w:spacing w:after="40"/>
+            </w:pPr>
+            <w:r>
+              <w:rPr>
+                <w:sz w:val="19"/>
+                <w:szCs w:val="19"/>
+              </w:rPr>
+              <w:t>WhatsApp / Email / SMS (writing)</w:t>
+            </w:r>
+          </w:p>
+        </w:tc>
+        <w:tc>
+          <w:tcPr>
+            <w:tcW w:w="3012" w:type="dxa"/>
+            <w:tcMar>
+              <w:top w:w="70" w:type="dxa"/>
+              <w:left w:w="110" w:type="dxa"/>
+              <w:bottom w:w="70" w:type="dxa"/>
+              <w:right w:w="110" w:type="dxa"/>
+            </w:tcMar>
+          </w:tcPr>
+          <w:p>
+            <w:pPr>
+              <w:spacing w:after="40"/>
+            </w:pPr>
+            <w:r>
+              <w:rPr>
+                <w:sz w:val="19"/>
+                <w:szCs w:val="19"/>
+              </w:rPr>
+              <w:t>Write to them on a channel and select Send.</w:t>
+            </w:r>
+          </w:p>
+        </w:tc>
+        <w:tc>
+          <w:tcPr>
+            <w:tcW w:w="2447" w:type="dxa"/>
+            <w:tcMar>
+              <w:top w:w="70" w:type="dxa"/>
+              <w:left w:w="110" w:type="dxa"/>
+              <w:bottom w:w="70" w:type="dxa"/>
+              <w:right w:w="110" w:type="dxa"/>
+            </w:tcMar>
+          </w:tcPr>
+          <w:p>
+            <w:pPr>
+              <w:spacing w:after="40"/>
+            </w:pPr>
+            <w:r>
+              <w:rPr>
+                <w:sz w:val="19"/>
+                <w:szCs w:val="19"/>
+              </w:rPr>
+              <w:t>Answer from the screen itself; the study's WhatsApp number is on no phone.</w:t>
+            </w:r>
+          </w:p>
+        </w:tc>
+        <w:tc>
+          <w:tcPr>
+            <w:tcW w:w="2071" w:type="dxa"/>
+            <w:tcMar>
+              <w:top w:w="70" w:type="dxa"/>
+              <w:left w:w="110" w:type="dxa"/>
+              <w:bottom w:w="70" w:type="dxa"/>
+              <w:right w:w="110" w:type="dxa"/>
+            </w:tcMar>
+          </w:tcPr>
+          <w:p>
+            <w:pPr>
+              <w:spacing w:after="40"/>
+            </w:pPr>
+            <w:r>
+              <w:rPr>
+                <w:sz w:val="19"/>
+                <w:szCs w:val="19"/>
+              </w:rPr>
+              <w:t>Sent and recorded under your name. WhatsApp only within 24 hours of their own last WhatsApp message (otherwise send the introduction or an invitation); SMS once a sender is registered; email to an address on the record. Words like “approved” or “guarantee” are refused.</w:t>
+            </w:r>
+          </w:p>
+        </w:tc>
+      </w:tr>
+      <w:tr>
+        <w:tblPrEx>
+          <w:tblCellMar>
+            <w:top w:w="0" w:type="dxa"/>
+            <w:bottom w:w="0" w:type="dxa"/>
+          </w:tblCellMar>
+        </w:tblPrEx>
+        <w:trPr>
+          <w:cantSplit/>
+        </w:trPr>
+        <w:tc>
+          <w:tcPr>
+            <w:tcW w:w="1882" w:type="dxa"/>
+            <w:shd w:val="clear" w:color="auto" w:fill="F8FAFB"/>
+            <w:tcMar>
+              <w:top w:w="70" w:type="dxa"/>
+              <w:left w:w="110" w:type="dxa"/>
+              <w:bottom w:w="70" w:type="dxa"/>
+              <w:right w:w="110" w:type="dxa"/>
+            </w:tcMar>
+          </w:tcPr>
+          <w:p>
+            <w:pPr>
+              <w:spacing w:after="40"/>
+            </w:pPr>
+            <w:r>
+              <w:rPr>
+                <w:sz w:val="19"/>
+                <w:szCs w:val="19"/>
+              </w:rPr>
               <w:t>Mark handled</w:t>
             </w:r>
           </w:p>
@@ -23874,69 +24195,175 @@
         <w:tc>
           <w:tcPr>
             <w:tcW w:w="3012" w:type="dxa"/>
-            <w:tcMar>
-              <w:top w:w="70" w:type="dxa"/>
-              <w:left w:w="110" w:type="dxa"/>
-              <w:bottom w:w="70" w:type="dxa"/>
-              <w:right w:w="110" w:type="dxa"/>
-            </w:tcMar>
-          </w:tcPr>
-          <w:p>
-            <w:pPr>
-              <w:spacing w:after="40"/>
-            </w:pPr>
-            <w:r>
-              <w:rPr>
-                <w:sz w:val="19"/>
-                <w:szCs w:val="19"/>
-              </w:rPr>
-              <w:t>Records that the message has been dealt with.</w:t>
+            <w:shd w:val="clear" w:color="auto" w:fill="F8FAFB"/>
+            <w:tcMar>
+              <w:top w:w="70" w:type="dxa"/>
+              <w:left w:w="110" w:type="dxa"/>
+              <w:bottom w:w="70" w:type="dxa"/>
+              <w:right w:w="110" w:type="dxa"/>
+            </w:tcMar>
+          </w:tcPr>
+          <w:p>
+            <w:pPr>
+              <w:spacing w:after="40"/>
+            </w:pPr>
+            <w:r>
+              <w:rPr>
+                <w:sz w:val="19"/>
+                <w:szCs w:val="19"/>
+              </w:rPr>
+              <w:t>Records that what they wrote has been dealt with.</w:t>
             </w:r>
           </w:p>
         </w:tc>
         <w:tc>
           <w:tcPr>
             <w:tcW w:w="2447" w:type="dxa"/>
-            <w:tcMar>
-              <w:top w:w="70" w:type="dxa"/>
-              <w:left w:w="110" w:type="dxa"/>
-              <w:bottom w:w="70" w:type="dxa"/>
-              <w:right w:w="110" w:type="dxa"/>
-            </w:tcMar>
-          </w:tcPr>
-          <w:p>
-            <w:pPr>
-              <w:spacing w:after="40"/>
-            </w:pPr>
-            <w:r>
-              <w:rPr>
-                <w:sz w:val="19"/>
-                <w:szCs w:val="19"/>
-              </w:rPr>
-              <w:t>So colleagues don't answer it twice.</w:t>
+            <w:shd w:val="clear" w:color="auto" w:fill="F8FAFB"/>
+            <w:tcMar>
+              <w:top w:w="70" w:type="dxa"/>
+              <w:left w:w="110" w:type="dxa"/>
+              <w:bottom w:w="70" w:type="dxa"/>
+              <w:right w:w="110" w:type="dxa"/>
+            </w:tcMar>
+          </w:tcPr>
+          <w:p>
+            <w:pPr>
+              <w:spacing w:after="40"/>
+            </w:pPr>
+            <w:r>
+              <w:rPr>
+                <w:sz w:val="19"/>
+                <w:szCs w:val="19"/>
+              </w:rPr>
+              <w:t>So colleagues don't answer it twice. Replying does this for you.</w:t>
             </w:r>
           </w:p>
         </w:tc>
         <w:tc>
           <w:tcPr>
             <w:tcW w:w="2071" w:type="dxa"/>
-            <w:tcMar>
-              <w:top w:w="70" w:type="dxa"/>
-              <w:left w:w="110" w:type="dxa"/>
-              <w:bottom w:w="70" w:type="dxa"/>
-              <w:right w:w="110" w:type="dxa"/>
-            </w:tcMar>
-          </w:tcPr>
-          <w:p>
-            <w:pPr>
-              <w:spacing w:after="40"/>
-            </w:pPr>
-            <w:r>
-              <w:rPr>
-                <w:sz w:val="19"/>
-                <w:szCs w:val="19"/>
-              </w:rPr>
-              <w:t>It leaves the waiting list, with your name and the time.</w:t>
+            <w:shd w:val="clear" w:color="auto" w:fill="F8FAFB"/>
+            <w:tcMar>
+              <w:top w:w="70" w:type="dxa"/>
+              <w:left w:w="110" w:type="dxa"/>
+              <w:bottom w:w="70" w:type="dxa"/>
+              <w:right w:w="110" w:type="dxa"/>
+            </w:tcMar>
+          </w:tcPr>
+          <w:p>
+            <w:pPr>
+              <w:spacing w:after="40"/>
+            </w:pPr>
+            <w:r>
+              <w:rPr>
+                <w:sz w:val="19"/>
+                <w:szCs w:val="19"/>
+              </w:rPr>
+              <w:t>It leaves Waiting, with your name and the time.</w:t>
+            </w:r>
+          </w:p>
+        </w:tc>
+      </w:tr>
+      <w:tr>
+        <w:tblPrEx>
+          <w:tblCellMar>
+            <w:top w:w="0" w:type="dxa"/>
+            <w:bottom w:w="0" w:type="dxa"/>
+          </w:tblCellMar>
+        </w:tblPrEx>
+        <w:trPr>
+          <w:cantSplit/>
+        </w:trPr>
+        <w:tc>
+          <w:tcPr>
+            <w:tcW w:w="1882" w:type="dxa"/>
+            <w:tcMar>
+              <w:top w:w="70" w:type="dxa"/>
+              <w:left w:w="110" w:type="dxa"/>
+              <w:bottom w:w="70" w:type="dxa"/>
+              <w:right w:w="110" w:type="dxa"/>
+            </w:tcMar>
+          </w:tcPr>
+          <w:p>
+            <w:pPr>
+              <w:spacing w:after="40"/>
+            </w:pPr>
+            <w:r>
+              <w:rPr>
+                <w:sz w:val="19"/>
+                <w:szCs w:val="19"/>
+              </w:rPr>
+              <w:t>Numbers not on any record</w:t>
+            </w:r>
+          </w:p>
+        </w:tc>
+        <w:tc>
+          <w:tcPr>
+            <w:tcW w:w="3012" w:type="dxa"/>
+            <w:tcMar>
+              <w:top w:w="70" w:type="dxa"/>
+              <w:left w:w="110" w:type="dxa"/>
+              <w:bottom w:w="70" w:type="dxa"/>
+              <w:right w:w="110" w:type="dxa"/>
+            </w:tcMar>
+          </w:tcPr>
+          <w:p>
+            <w:pPr>
+              <w:spacing w:after="40"/>
+            </w:pPr>
+            <w:r>
+              <w:rPr>
+                <w:sz w:val="19"/>
+                <w:szCs w:val="19"/>
+              </w:rPr>
+              <w:t>WhatsApp messages from numbers on no case or KII record (PI, Field Coordinator, Supervisor).</w:t>
+            </w:r>
+          </w:p>
+        </w:tc>
+        <w:tc>
+          <w:tcPr>
+            <w:tcW w:w="2447" w:type="dxa"/>
+            <w:tcMar>
+              <w:top w:w="70" w:type="dxa"/>
+              <w:left w:w="110" w:type="dxa"/>
+              <w:bottom w:w="70" w:type="dxa"/>
+              <w:right w:w="110" w:type="dxa"/>
+            </w:tcMar>
+          </w:tcPr>
+          <w:p>
+            <w:pPr>
+              <w:spacing w:after="40"/>
+            </w:pPr>
+            <w:r>
+              <w:rPr>
+                <w:sz w:val="19"/>
+                <w:szCs w:val="19"/>
+              </w:rPr>
+              <w:t>Someone may have a new phone; add the number to their case and later messages join their conversation.</w:t>
+            </w:r>
+          </w:p>
+        </w:tc>
+        <w:tc>
+          <w:tcPr>
+            <w:tcW w:w="2071" w:type="dxa"/>
+            <w:tcMar>
+              <w:top w:w="70" w:type="dxa"/>
+              <w:left w:w="110" w:type="dxa"/>
+              <w:bottom w:w="70" w:type="dxa"/>
+              <w:right w:w="110" w:type="dxa"/>
+            </w:tcMar>
+          </w:tcPr>
+          <w:p>
+            <w:pPr>
+              <w:spacing w:after="40"/>
+            </w:pPr>
+            <w:r>
+              <w:rPr>
+                <w:sz w:val="19"/>
+                <w:szCs w:val="19"/>
+              </w:rPr>
+              <w:t>Reply within 24 hours, or mark handled.</w:t>
             </w:r>
           </w:p>
         </w:tc>
@@ -23951,7 +24378,7 @@
       <w:pPr>
         <w:pStyle w:val="Heading2"/>
       </w:pPr>
-      <w:bookmarkStart w:id="23" w:name="_Toc242614687"/>
+      <w:bookmarkStart w:id="23" w:name="_Toc242736560"/>
       <w:r>
         <w:t>6.9 Reserve Activation</w:t>
       </w:r>
@@ -24014,7 +24441,7 @@
           <w:left w:w="10" w:type="dxa"/>
           <w:right w:w="10" w:type="dxa"/>
         </w:tblCellMar>
-        <w:tblLook w:val="0000" w:firstRow="0" w:lastRow="0" w:firstColumn="0" w:lastColumn="0" w:noHBand="0" w:noVBand="0"/>
+        <w:tblLook w:val="04A0" w:firstRow="1" w:lastRow="0" w:firstColumn="1" w:lastColumn="0" w:noHBand="0" w:noVBand="1"/>
       </w:tblPr>
       <w:tblGrid>
         <w:gridCol w:w="1882"/>
@@ -24274,6 +24701,7 @@
                 <w:sz w:val="19"/>
                 <w:szCs w:val="19"/>
               </w:rPr>
+              <w:lastRenderedPageBreak/>
               <w:t>Select authorised reason</w:t>
             </w:r>
           </w:p>
@@ -24572,7 +25000,7 @@
         <w:pStyle w:val="Heading1"/>
         <w:pageBreakBefore/>
       </w:pPr>
-      <w:bookmarkStart w:id="24" w:name="_Toc242614688"/>
+      <w:bookmarkStart w:id="24" w:name="_Toc242736561"/>
       <w:r>
         <w:lastRenderedPageBreak/>
         <w:t>7. Quality checking</w:t>
@@ -24583,7 +25011,7 @@
       <w:pPr>
         <w:pStyle w:val="Heading2"/>
       </w:pPr>
-      <w:bookmarkStart w:id="25" w:name="_Toc242614689"/>
+      <w:bookmarkStart w:id="25" w:name="_Toc242736562"/>
       <w:r>
         <w:t>7.1 QA Queue (with the KoboToolbox sync panel)</w:t>
       </w:r>
@@ -24646,7 +25074,7 @@
           <w:left w:w="10" w:type="dxa"/>
           <w:right w:w="10" w:type="dxa"/>
         </w:tblCellMar>
-        <w:tblLook w:val="0000" w:firstRow="0" w:lastRow="0" w:firstColumn="0" w:lastColumn="0" w:noHBand="0" w:noVBand="0"/>
+        <w:tblLook w:val="04A0" w:firstRow="1" w:lastRow="0" w:firstColumn="1" w:lastColumn="0" w:noHBand="0" w:noVBand="1"/>
       </w:tblPr>
       <w:tblGrid>
         <w:gridCol w:w="1882"/>
@@ -25306,7 +25734,7 @@
       <w:pPr>
         <w:pStyle w:val="Heading2"/>
       </w:pPr>
-      <w:bookmarkStart w:id="26" w:name="_Toc242614690"/>
+      <w:bookmarkStart w:id="26" w:name="_Toc242736563"/>
       <w:r>
         <w:t>7.2 QA Exceptions</w:t>
       </w:r>
@@ -25369,7 +25797,7 @@
           <w:left w:w="10" w:type="dxa"/>
           <w:right w:w="10" w:type="dxa"/>
         </w:tblCellMar>
-        <w:tblLook w:val="0000" w:firstRow="0" w:lastRow="0" w:firstColumn="0" w:lastColumn="0" w:noHBand="0" w:noVBand="0"/>
+        <w:tblLook w:val="04A0" w:firstRow="1" w:lastRow="0" w:firstColumn="1" w:lastColumn="0" w:noHBand="0" w:noVBand="1"/>
       </w:tblPr>
       <w:tblGrid>
         <w:gridCol w:w="1882"/>
@@ -26138,7 +26566,7 @@
         <w:pStyle w:val="Heading1"/>
         <w:pageBreakBefore/>
       </w:pPr>
-      <w:bookmarkStart w:id="27" w:name="_Toc242614691"/>
+      <w:bookmarkStart w:id="27" w:name="_Toc242736564"/>
       <w:r>
         <w:lastRenderedPageBreak/>
         <w:t>8. Key Informant Interviews</w:t>
@@ -26149,7 +26577,7 @@
       <w:pPr>
         <w:pStyle w:val="Heading2"/>
       </w:pPr>
-      <w:bookmarkStart w:id="28" w:name="_Toc242614692"/>
+      <w:bookmarkStart w:id="28" w:name="_Toc242736565"/>
       <w:r>
         <w:t>8.1 KII Register</w:t>
       </w:r>
@@ -26212,7 +26640,7 @@
           <w:left w:w="10" w:type="dxa"/>
           <w:right w:w="10" w:type="dxa"/>
         </w:tblCellMar>
-        <w:tblLook w:val="0000" w:firstRow="0" w:lastRow="0" w:firstColumn="0" w:lastColumn="0" w:noHBand="0" w:noVBand="0"/>
+        <w:tblLook w:val="04A0" w:firstRow="1" w:lastRow="0" w:firstColumn="1" w:lastColumn="0" w:noHBand="0" w:noVBand="1"/>
       </w:tblPr>
       <w:tblGrid>
         <w:gridCol w:w="1882"/>
@@ -27082,7 +27510,7 @@
       <w:pPr>
         <w:pStyle w:val="Heading2"/>
       </w:pPr>
-      <w:bookmarkStart w:id="29" w:name="_Toc242614693"/>
+      <w:bookmarkStart w:id="29" w:name="_Toc242736566"/>
       <w:r>
         <w:t>8.2 New KII Record</w:t>
       </w:r>
@@ -27145,7 +27573,7 @@
           <w:left w:w="10" w:type="dxa"/>
           <w:right w:w="10" w:type="dxa"/>
         </w:tblCellMar>
-        <w:tblLook w:val="0000" w:firstRow="0" w:lastRow="0" w:firstColumn="0" w:lastColumn="0" w:noHBand="0" w:noVBand="0"/>
+        <w:tblLook w:val="04A0" w:firstRow="1" w:lastRow="0" w:firstColumn="1" w:lastColumn="0" w:noHBand="0" w:noVBand="1"/>
       </w:tblPr>
       <w:tblGrid>
         <w:gridCol w:w="1882"/>
@@ -27493,7 +27921,7 @@
       <w:pPr>
         <w:pStyle w:val="Heading2"/>
       </w:pPr>
-      <w:bookmarkStart w:id="30" w:name="_Toc242614694"/>
+      <w:bookmarkStart w:id="30" w:name="_Toc242736567"/>
       <w:r>
         <w:t>8.3 KII record</w:t>
       </w:r>
@@ -27556,7 +27984,7 @@
           <w:left w:w="10" w:type="dxa"/>
           <w:right w:w="10" w:type="dxa"/>
         </w:tblCellMar>
-        <w:tblLook w:val="0000" w:firstRow="0" w:lastRow="0" w:firstColumn="0" w:lastColumn="0" w:noHBand="0" w:noVBand="0"/>
+        <w:tblLook w:val="04A0" w:firstRow="1" w:lastRow="0" w:firstColumn="1" w:lastColumn="0" w:noHBand="0" w:noVBand="1"/>
       </w:tblPr>
       <w:tblGrid>
         <w:gridCol w:w="1882"/>
@@ -28752,7 +29180,7 @@
         <w:pStyle w:val="Heading1"/>
         <w:pageBreakBefore/>
       </w:pPr>
-      <w:bookmarkStart w:id="31" w:name="_Toc242614695"/>
+      <w:bookmarkStart w:id="31" w:name="_Toc242736568"/>
       <w:r>
         <w:lastRenderedPageBreak/>
         <w:t>9. Documentary evidence</w:t>
@@ -28763,7 +29191,7 @@
       <w:pPr>
         <w:pStyle w:val="Heading2"/>
       </w:pPr>
-      <w:bookmarkStart w:id="32" w:name="_Toc242614696"/>
+      <w:bookmarkStart w:id="32" w:name="_Toc242736569"/>
       <w:r>
         <w:t>9.1 Documents (the corpus)</w:t>
       </w:r>
@@ -28826,7 +29254,7 @@
           <w:left w:w="10" w:type="dxa"/>
           <w:right w:w="10" w:type="dxa"/>
         </w:tblCellMar>
-        <w:tblLook w:val="0000" w:firstRow="0" w:lastRow="0" w:firstColumn="0" w:lastColumn="0" w:noHBand="0" w:noVBand="0"/>
+        <w:tblLook w:val="04A0" w:firstRow="1" w:lastRow="0" w:firstColumn="1" w:lastColumn="0" w:noHBand="0" w:noVBand="1"/>
       </w:tblPr>
       <w:tblGrid>
         <w:gridCol w:w="1882"/>
@@ -29383,7 +29811,7 @@
       <w:pPr>
         <w:pStyle w:val="Heading2"/>
       </w:pPr>
-      <w:bookmarkStart w:id="33" w:name="_Toc242614697"/>
+      <w:bookmarkStart w:id="33" w:name="_Toc242736570"/>
       <w:r>
         <w:t>9.2 New Documentary Evidence Record</w:t>
       </w:r>
@@ -29446,7 +29874,7 @@
           <w:left w:w="10" w:type="dxa"/>
           <w:right w:w="10" w:type="dxa"/>
         </w:tblCellMar>
-        <w:tblLook w:val="0000" w:firstRow="0" w:lastRow="0" w:firstColumn="0" w:lastColumn="0" w:noHBand="0" w:noVBand="0"/>
+        <w:tblLook w:val="04A0" w:firstRow="1" w:lastRow="0" w:firstColumn="1" w:lastColumn="0" w:noHBand="0" w:noVBand="1"/>
       </w:tblPr>
       <w:tblGrid>
         <w:gridCol w:w="1882"/>
@@ -30214,7 +30642,7 @@
       <w:pPr>
         <w:pStyle w:val="Heading2"/>
       </w:pPr>
-      <w:bookmarkStart w:id="34" w:name="_Toc242614698"/>
+      <w:bookmarkStart w:id="34" w:name="_Toc242736571"/>
       <w:r>
         <w:t>9.3 Document record</w:t>
       </w:r>
@@ -30277,7 +30705,7 @@
           <w:left w:w="10" w:type="dxa"/>
           <w:right w:w="10" w:type="dxa"/>
         </w:tblCellMar>
-        <w:tblLook w:val="0000" w:firstRow="0" w:lastRow="0" w:firstColumn="0" w:lastColumn="0" w:noHBand="0" w:noVBand="0"/>
+        <w:tblLook w:val="04A0" w:firstRow="1" w:lastRow="0" w:firstColumn="1" w:lastColumn="0" w:noHBand="0" w:noVBand="1"/>
       </w:tblPr>
       <w:tblGrid>
         <w:gridCol w:w="1882"/>
@@ -31568,7 +31996,7 @@
       <w:pPr>
         <w:pStyle w:val="Heading2"/>
       </w:pPr>
-      <w:bookmarkStart w:id="35" w:name="_Toc242614699"/>
+      <w:bookmarkStart w:id="35" w:name="_Toc242736572"/>
       <w:r>
         <w:t>9.4 Auto-fill review screen</w:t>
       </w:r>
@@ -31631,7 +32059,7 @@
           <w:left w:w="10" w:type="dxa"/>
           <w:right w:w="10" w:type="dxa"/>
         </w:tblCellMar>
-        <w:tblLook w:val="0000" w:firstRow="0" w:lastRow="0" w:firstColumn="0" w:lastColumn="0" w:noHBand="0" w:noVBand="0"/>
+        <w:tblLook w:val="04A0" w:firstRow="1" w:lastRow="0" w:firstColumn="1" w:lastColumn="0" w:noHBand="0" w:noVBand="1"/>
       </w:tblPr>
       <w:tblGrid>
         <w:gridCol w:w="1882"/>
@@ -32610,7 +33038,7 @@
         <w:pStyle w:val="Heading1"/>
         <w:pageBreakBefore/>
       </w:pPr>
-      <w:bookmarkStart w:id="36" w:name="_Toc242614700"/>
+      <w:bookmarkStart w:id="36" w:name="_Toc242736573"/>
       <w:r>
         <w:lastRenderedPageBreak/>
         <w:t>10. Completed forms and exports</w:t>
@@ -32621,7 +33049,7 @@
       <w:pPr>
         <w:pStyle w:val="Heading2"/>
       </w:pPr>
-      <w:bookmarkStart w:id="37" w:name="_Toc242614701"/>
+      <w:bookmarkStart w:id="37" w:name="_Toc242736574"/>
       <w:r>
         <w:t>10.1 Completed forms (Form PDFs)</w:t>
       </w:r>
@@ -32684,7 +33112,7 @@
           <w:left w:w="10" w:type="dxa"/>
           <w:right w:w="10" w:type="dxa"/>
         </w:tblCellMar>
-        <w:tblLook w:val="0000" w:firstRow="0" w:lastRow="0" w:firstColumn="0" w:lastColumn="0" w:noHBand="0" w:noVBand="0"/>
+        <w:tblLook w:val="04A0" w:firstRow="1" w:lastRow="0" w:firstColumn="1" w:lastColumn="0" w:noHBand="0" w:noVBand="1"/>
       </w:tblPr>
       <w:tblGrid>
         <w:gridCol w:w="1882"/>
@@ -33887,7 +34315,7 @@
         <w:pStyle w:val="Heading1"/>
         <w:pageBreakBefore/>
       </w:pPr>
-      <w:bookmarkStart w:id="38" w:name="_Toc242614702"/>
+      <w:bookmarkStart w:id="38" w:name="_Toc242736575"/>
       <w:r>
         <w:lastRenderedPageBreak/>
         <w:t>11. Study administration</w:t>
@@ -33898,7 +34326,7 @@
       <w:pPr>
         <w:pStyle w:val="Heading2"/>
       </w:pPr>
-      <w:bookmarkStart w:id="39" w:name="_Toc242614703"/>
+      <w:bookmarkStart w:id="39" w:name="_Toc242736576"/>
       <w:r>
         <w:t>11.1 Cost Dashboard</w:t>
       </w:r>
@@ -33961,7 +34389,7 @@
           <w:left w:w="10" w:type="dxa"/>
           <w:right w:w="10" w:type="dxa"/>
         </w:tblCellMar>
-        <w:tblLook w:val="0000" w:firstRow="0" w:lastRow="0" w:firstColumn="0" w:lastColumn="0" w:noHBand="0" w:noVBand="0"/>
+        <w:tblLook w:val="04A0" w:firstRow="1" w:lastRow="0" w:firstColumn="1" w:lastColumn="0" w:noHBand="0" w:noVBand="1"/>
       </w:tblPr>
       <w:tblGrid>
         <w:gridCol w:w="1882"/>
@@ -34308,7 +34736,7 @@
       <w:pPr>
         <w:pStyle w:val="Heading2"/>
       </w:pPr>
-      <w:bookmarkStart w:id="40" w:name="_Toc242614704"/>
+      <w:bookmarkStart w:id="40" w:name="_Toc242736577"/>
       <w:r>
         <w:t>11.2 Audit Log</w:t>
       </w:r>
@@ -34371,7 +34799,7 @@
           <w:left w:w="10" w:type="dxa"/>
           <w:right w:w="10" w:type="dxa"/>
         </w:tblCellMar>
-        <w:tblLook w:val="0000" w:firstRow="0" w:lastRow="0" w:firstColumn="0" w:lastColumn="0" w:noHBand="0" w:noVBand="0"/>
+        <w:tblLook w:val="04A0" w:firstRow="1" w:lastRow="0" w:firstColumn="1" w:lastColumn="0" w:noHBand="0" w:noVBand="1"/>
       </w:tblPr>
       <w:tblGrid>
         <w:gridCol w:w="1882"/>
@@ -34718,7 +35146,7 @@
       <w:pPr>
         <w:pStyle w:val="Heading2"/>
       </w:pPr>
-      <w:bookmarkStart w:id="41" w:name="_Toc242614705"/>
+      <w:bookmarkStart w:id="41" w:name="_Toc242736578"/>
       <w:r>
         <w:t>11.3 Research Clearance</w:t>
       </w:r>
@@ -34781,7 +35209,7 @@
           <w:left w:w="10" w:type="dxa"/>
           <w:right w:w="10" w:type="dxa"/>
         </w:tblCellMar>
-        <w:tblLook w:val="0000" w:firstRow="0" w:lastRow="0" w:firstColumn="0" w:lastColumn="0" w:noHBand="0" w:noVBand="0"/>
+        <w:tblLook w:val="04A0" w:firstRow="1" w:lastRow="0" w:firstColumn="1" w:lastColumn="0" w:noHBand="0" w:noVBand="1"/>
       </w:tblPr>
       <w:tblGrid>
         <w:gridCol w:w="1882"/>
@@ -35549,7 +35977,7 @@
       <w:pPr>
         <w:pStyle w:val="Heading2"/>
       </w:pPr>
-      <w:bookmarkStart w:id="42" w:name="_Toc242614706"/>
+      <w:bookmarkStart w:id="42" w:name="_Toc242736579"/>
       <w:r>
         <w:t>11.4 Export</w:t>
       </w:r>
@@ -35612,7 +36040,7 @@
           <w:left w:w="10" w:type="dxa"/>
           <w:right w:w="10" w:type="dxa"/>
         </w:tblCellMar>
-        <w:tblLook w:val="0000" w:firstRow="0" w:lastRow="0" w:firstColumn="0" w:lastColumn="0" w:noHBand="0" w:noVBand="0"/>
+        <w:tblLook w:val="04A0" w:firstRow="1" w:lastRow="0" w:firstColumn="1" w:lastColumn="0" w:noHBand="0" w:noVBand="1"/>
       </w:tblPr>
       <w:tblGrid>
         <w:gridCol w:w="1882"/>
@@ -36317,7 +36745,7 @@
         <w:sz w:val="16"/>
         <w:szCs w:val="16"/>
       </w:rPr>
-      <w:t>Version 1.32 · 11 October 2026</w:t>
+      <w:t>Version 1.33 · 12 October 2026</w:t>
     </w:r>
     <w:r>
       <w:rPr>
@@ -36490,68 +36918,10 @@
 <file path=word/numbering.xml><?xml version="1.0" encoding="utf-8"?>
 <w:numbering xmlns:wpc="http://schemas.microsoft.com/office/word/2010/wordprocessingCanvas" xmlns:cx="http://schemas.microsoft.com/office/drawing/2014/chartex" xmlns:cx1="http://schemas.microsoft.com/office/drawing/2015/9/8/chartex" xmlns:cx2="http://schemas.microsoft.com/office/drawing/2015/10/21/chartex" xmlns:cx3="http://schemas.microsoft.com/office/drawing/2016/5/9/chartex" xmlns:cx4="http://schemas.microsoft.com/office/drawing/2016/5/10/chartex" xmlns:cx5="http://schemas.microsoft.com/office/drawing/2016/5/11/chartex" xmlns:cx6="http://schemas.microsoft.com/office/drawing/2016/5/12/chartex" xmlns:cx7="http://schemas.microsoft.com/office/drawing/2016/5/13/chartex" xmlns:cx8="http://schemas.microsoft.com/office/drawing/2016/5/14/chartex" xmlns:mc="http://schemas.openxmlformats.org/markup-compatibility/2006" xmlns:aink="http://schemas.microsoft.com/office/drawing/2016/ink" xmlns:am3d="http://schemas.microsoft.com/office/drawing/2017/model3d" xmlns:o="urn:schemas-microsoft-com:office:office" xmlns:oel="http://schemas.microsoft.com/office/2019/extlst" xmlns:r="http://schemas.openxmlformats.org/officeDocument/2006/relationships" xmlns:m="http://schemas.openxmlformats.org/officeDocument/2006/math" xmlns:v="urn:schemas-microsoft-com:vml" xmlns:wp14="http://schemas.microsoft.com/office/word/2010/wordprocessingDrawing" xmlns:wp="http://schemas.openxmlformats.org/drawingml/2006/wordprocessingDrawing" xmlns:w10="urn:schemas-microsoft-com:office:word" xmlns:w="http://schemas.openxmlformats.org/wordprocessingml/2006/main" xmlns:w14="http://schemas.microsoft.com/office/word/2010/wordml" xmlns:w15="http://schemas.microsoft.com/office/word/2012/wordml" xmlns:w16cex="http://schemas.microsoft.com/office/word/2018/wordml/cex" xmlns:w16cid="http://schemas.microsoft.com/office/word/2016/wordml/cid" xmlns:w16="http://schemas.microsoft.com/office/word/2018/wordml" xmlns:w16sdtdh="http://schemas.microsoft.com/office/word/2020/wordml/sdtdatahash" xmlns:w16se="http://schemas.microsoft.com/office/word/2015/wordml/symex" xmlns:wpg="http://schemas.microsoft.com/office/word/2010/wordprocessingGroup" xmlns:wpi="http://schemas.microsoft.com/office/word/2010/wordprocessingInk" xmlns:wne="http://schemas.microsoft.com/office/word/2006/wordml" xmlns:wps="http://schemas.microsoft.com/office/word/2010/wordprocessingShape" mc:Ignorable="w14 w15 w16se w16cid w16 w16cex w16sdtdh wp14">
   <w:abstractNum w:abstractNumId="0" w15:restartNumberingAfterBreak="0">
-    <w:nsid w:val="6F461429"/>
+    <w:nsid w:val="530A6AC4"/>
     <w:multiLevelType w:val="hybridMultilevel"/>
-    <w:tmpl w:val="2558EEDA"/>
-    <w:lvl w:ilvl="0" w:tplc="A9CC9C9C">
-      <w:start w:val="1"/>
-      <w:numFmt w:val="bullet"/>
-      <w:lvlText w:val="•"/>
-      <w:lvlJc w:val="left"/>
-      <w:pPr>
-        <w:ind w:left="460" w:hanging="280"/>
-      </w:pPr>
-    </w:lvl>
-    <w:lvl w:ilvl="1" w:tplc="AA12233A">
-      <w:start w:val="1"/>
-      <w:numFmt w:val="bullet"/>
-      <w:lvlText w:val="–"/>
-      <w:lvlJc w:val="left"/>
-      <w:pPr>
-        <w:ind w:left="900" w:hanging="280"/>
-      </w:pPr>
-    </w:lvl>
-    <w:lvl w:ilvl="2" w:tplc="D130D90E">
-      <w:numFmt w:val="decimal"/>
-      <w:lvlText w:val=""/>
-      <w:lvlJc w:val="left"/>
-    </w:lvl>
-    <w:lvl w:ilvl="3" w:tplc="97D2F704">
-      <w:numFmt w:val="decimal"/>
-      <w:lvlText w:val=""/>
-      <w:lvlJc w:val="left"/>
-    </w:lvl>
-    <w:lvl w:ilvl="4" w:tplc="DC425B20">
-      <w:numFmt w:val="decimal"/>
-      <w:lvlText w:val=""/>
-      <w:lvlJc w:val="left"/>
-    </w:lvl>
-    <w:lvl w:ilvl="5" w:tplc="2CD2E776">
-      <w:numFmt w:val="decimal"/>
-      <w:lvlText w:val=""/>
-      <w:lvlJc w:val="left"/>
-    </w:lvl>
-    <w:lvl w:ilvl="6" w:tplc="2146EE2A">
-      <w:numFmt w:val="decimal"/>
-      <w:lvlText w:val=""/>
-      <w:lvlJc w:val="left"/>
-    </w:lvl>
-    <w:lvl w:ilvl="7" w:tplc="4766A514">
-      <w:numFmt w:val="decimal"/>
-      <w:lvlText w:val=""/>
-      <w:lvlJc w:val="left"/>
-    </w:lvl>
-    <w:lvl w:ilvl="8" w:tplc="7C52DC1C">
-      <w:numFmt w:val="decimal"/>
-      <w:lvlText w:val=""/>
-      <w:lvlJc w:val="left"/>
-    </w:lvl>
-  </w:abstractNum>
-  <w:abstractNum w:abstractNumId="1" w15:restartNumberingAfterBreak="0">
-    <w:nsid w:val="7D696943"/>
-    <w:multiLevelType w:val="hybridMultilevel"/>
-    <w:tmpl w:val="1F9634F2"/>
-    <w:lvl w:ilvl="0" w:tplc="8EA4CE62">
+    <w:tmpl w:val="6ABC3126"/>
+    <w:lvl w:ilvl="0" w:tplc="0060D186">
       <w:start w:val="1"/>
       <w:numFmt w:val="bullet"/>
       <w:lvlText w:val="●"/>
@@ -36560,7 +36930,7 @@
         <w:ind w:left="720" w:hanging="360"/>
       </w:pPr>
     </w:lvl>
-    <w:lvl w:ilvl="1" w:tplc="30E630AC">
+    <w:lvl w:ilvl="1" w:tplc="7910E860">
       <w:start w:val="1"/>
       <w:numFmt w:val="bullet"/>
       <w:lvlText w:val="○"/>
@@ -36569,7 +36939,7 @@
         <w:ind w:left="1440" w:hanging="360"/>
       </w:pPr>
     </w:lvl>
-    <w:lvl w:ilvl="2" w:tplc="82022AC8">
+    <w:lvl w:ilvl="2" w:tplc="604CB1CC">
       <w:start w:val="1"/>
       <w:numFmt w:val="bullet"/>
       <w:lvlText w:val="■"/>
@@ -36578,7 +36948,7 @@
         <w:ind w:left="2160" w:hanging="360"/>
       </w:pPr>
     </w:lvl>
-    <w:lvl w:ilvl="3" w:tplc="BA6A17C2">
+    <w:lvl w:ilvl="3" w:tplc="5CA23C40">
       <w:start w:val="1"/>
       <w:numFmt w:val="bullet"/>
       <w:lvlText w:val="●"/>
@@ -36587,7 +36957,7 @@
         <w:ind w:left="2880" w:hanging="360"/>
       </w:pPr>
     </w:lvl>
-    <w:lvl w:ilvl="4" w:tplc="DB167950">
+    <w:lvl w:ilvl="4" w:tplc="B1801212">
       <w:start w:val="1"/>
       <w:numFmt w:val="bullet"/>
       <w:lvlText w:val="○"/>
@@ -36596,7 +36966,7 @@
         <w:ind w:left="3600" w:hanging="360"/>
       </w:pPr>
     </w:lvl>
-    <w:lvl w:ilvl="5" w:tplc="7A6019E4">
+    <w:lvl w:ilvl="5" w:tplc="AD6A4DB4">
       <w:start w:val="1"/>
       <w:numFmt w:val="bullet"/>
       <w:lvlText w:val="■"/>
@@ -36605,7 +36975,7 @@
         <w:ind w:left="4320" w:hanging="360"/>
       </w:pPr>
     </w:lvl>
-    <w:lvl w:ilvl="6" w:tplc="95488F02">
+    <w:lvl w:ilvl="6" w:tplc="7576BA3E">
       <w:start w:val="1"/>
       <w:numFmt w:val="bullet"/>
       <w:lvlText w:val="●"/>
@@ -36614,7 +36984,7 @@
         <w:ind w:left="5040" w:hanging="360"/>
       </w:pPr>
     </w:lvl>
-    <w:lvl w:ilvl="7" w:tplc="C09A5890">
+    <w:lvl w:ilvl="7" w:tplc="65F4987C">
       <w:start w:val="1"/>
       <w:numFmt w:val="bullet"/>
       <w:lvlText w:val="●"/>
@@ -36623,7 +36993,7 @@
         <w:ind w:left="5760" w:hanging="360"/>
       </w:pPr>
     </w:lvl>
-    <w:lvl w:ilvl="8" w:tplc="29A04818">
+    <w:lvl w:ilvl="8" w:tplc="5290DBC0">
       <w:start w:val="1"/>
       <w:numFmt w:val="bullet"/>
       <w:lvlText w:val="●"/>
@@ -36633,14 +37003,72 @@
       </w:pPr>
     </w:lvl>
   </w:abstractNum>
-  <w:num w:numId="1" w16cid:durableId="795754038">
-    <w:abstractNumId w:val="1"/>
+  <w:abstractNum w:abstractNumId="1" w15:restartNumberingAfterBreak="0">
+    <w:nsid w:val="53D01655"/>
+    <w:multiLevelType w:val="hybridMultilevel"/>
+    <w:tmpl w:val="FF16A8B0"/>
+    <w:lvl w:ilvl="0" w:tplc="EAB4B5B2">
+      <w:start w:val="1"/>
+      <w:numFmt w:val="bullet"/>
+      <w:lvlText w:val="•"/>
+      <w:lvlJc w:val="left"/>
+      <w:pPr>
+        <w:ind w:left="460" w:hanging="280"/>
+      </w:pPr>
+    </w:lvl>
+    <w:lvl w:ilvl="1" w:tplc="12C2F502">
+      <w:start w:val="1"/>
+      <w:numFmt w:val="bullet"/>
+      <w:lvlText w:val="–"/>
+      <w:lvlJc w:val="left"/>
+      <w:pPr>
+        <w:ind w:left="900" w:hanging="280"/>
+      </w:pPr>
+    </w:lvl>
+    <w:lvl w:ilvl="2" w:tplc="D9F64F2E">
+      <w:numFmt w:val="decimal"/>
+      <w:lvlText w:val=""/>
+      <w:lvlJc w:val="left"/>
+    </w:lvl>
+    <w:lvl w:ilvl="3" w:tplc="F0A6D99E">
+      <w:numFmt w:val="decimal"/>
+      <w:lvlText w:val=""/>
+      <w:lvlJc w:val="left"/>
+    </w:lvl>
+    <w:lvl w:ilvl="4" w:tplc="1F288AB8">
+      <w:numFmt w:val="decimal"/>
+      <w:lvlText w:val=""/>
+      <w:lvlJc w:val="left"/>
+    </w:lvl>
+    <w:lvl w:ilvl="5" w:tplc="19621E1E">
+      <w:numFmt w:val="decimal"/>
+      <w:lvlText w:val=""/>
+      <w:lvlJc w:val="left"/>
+    </w:lvl>
+    <w:lvl w:ilvl="6" w:tplc="CAF21D08">
+      <w:numFmt w:val="decimal"/>
+      <w:lvlText w:val=""/>
+      <w:lvlJc w:val="left"/>
+    </w:lvl>
+    <w:lvl w:ilvl="7" w:tplc="1F6CEA2A">
+      <w:numFmt w:val="decimal"/>
+      <w:lvlText w:val=""/>
+      <w:lvlJc w:val="left"/>
+    </w:lvl>
+    <w:lvl w:ilvl="8" w:tplc="F9F8450E">
+      <w:numFmt w:val="decimal"/>
+      <w:lvlText w:val=""/>
+      <w:lvlJc w:val="left"/>
+    </w:lvl>
+  </w:abstractNum>
+  <w:num w:numId="1" w16cid:durableId="910502114">
+    <w:abstractNumId w:val="0"/>
     <w:lvlOverride w:ilvl="0">
       <w:startOverride w:val="1"/>
     </w:lvlOverride>
   </w:num>
-  <w:num w:numId="2" w16cid:durableId="960259348">
-    <w:abstractNumId w:val="0"/>
+  <w:num w:numId="2" w16cid:durableId="1606231843">
+    <w:abstractNumId w:val="1"/>
     <w:lvlOverride w:ilvl="0">
       <w:startOverride w:val="1"/>
     </w:lvlOverride>
@@ -37265,7 +37693,7 @@
     <w:autoRedefine/>
     <w:uiPriority w:val="39"/>
     <w:unhideWhenUsed/>
-    <w:rsid w:val="007478EE"/>
+    <w:rsid w:val="00381049"/>
     <w:pPr>
       <w:spacing w:after="100"/>
     </w:pPr>
@@ -37277,7 +37705,7 @@
     <w:autoRedefine/>
     <w:uiPriority w:val="39"/>
     <w:unhideWhenUsed/>
-    <w:rsid w:val="007478EE"/>
+    <w:rsid w:val="00381049"/>
     <w:pPr>
       <w:spacing w:after="100"/>
       <w:ind w:left="210"/>

--- a/docs/manuals/ABF-FST_Screen_and_Button_Reference.docx
+++ b/docs/manuals/ABF-FST_Screen_and_Button_Reference.docx
@@ -469,7 +469,7 @@
                 <w:sz w:val="19"/>
                 <w:szCs w:val="19"/>
               </w:rPr>
-              <w:t>Version 1.33 · 12 October 2026</w:t>
+              <w:t>Version 1.34 · 12 October 2026</w:t>
             </w:r>
           </w:p>
         </w:tc>
@@ -538,7 +538,7 @@
     <w:sdt>
       <w:sdtPr>
         <w:alias w:val="Contents"/>
-        <w:id w:val="528989985"/>
+        <w:id w:val="-2121827047"/>
       </w:sdtPr>
       <w:sdtEndPr/>
       <w:sdtContent>
@@ -567,7 +567,7 @@
           <w:r>
             <w:fldChar w:fldCharType="separate"/>
           </w:r>
-          <w:hyperlink w:anchor="_Toc242736537" w:history="1">
+          <w:hyperlink w:anchor="_Toc242740775" w:history="1">
             <w:r>
               <w:rPr>
                 <w:rStyle w:val="Hyperlink"/>
@@ -591,7 +591,7 @@
               <w:rPr>
                 <w:noProof/>
               </w:rPr>
-              <w:instrText xml:space="preserve"> PAGEREF _Toc242736537 \h </w:instrText>
+              <w:instrText xml:space="preserve"> PAGEREF _Toc242740775 \h </w:instrText>
             </w:r>
             <w:r>
               <w:rPr>
@@ -634,7 +634,7 @@
               <w14:ligatures w14:val="standardContextual"/>
             </w:rPr>
           </w:pPr>
-          <w:hyperlink w:anchor="_Toc242736538" w:history="1">
+          <w:hyperlink w:anchor="_Toc242740776" w:history="1">
             <w:r>
               <w:rPr>
                 <w:rStyle w:val="Hyperlink"/>
@@ -658,7 +658,7 @@
               <w:rPr>
                 <w:noProof/>
               </w:rPr>
-              <w:instrText xml:space="preserve"> PAGEREF _Toc242736538 \h </w:instrText>
+              <w:instrText xml:space="preserve"> PAGEREF _Toc242740776 \h </w:instrText>
             </w:r>
             <w:r>
               <w:rPr>
@@ -701,7 +701,7 @@
               <w14:ligatures w14:val="standardContextual"/>
             </w:rPr>
           </w:pPr>
-          <w:hyperlink w:anchor="_Toc242736539" w:history="1">
+          <w:hyperlink w:anchor="_Toc242740777" w:history="1">
             <w:r>
               <w:rPr>
                 <w:rStyle w:val="Hyperlink"/>
@@ -725,7 +725,7 @@
               <w:rPr>
                 <w:noProof/>
               </w:rPr>
-              <w:instrText xml:space="preserve"> PAGEREF _Toc242736539 \h </w:instrText>
+              <w:instrText xml:space="preserve"> PAGEREF _Toc242740777 \h </w:instrText>
             </w:r>
             <w:r>
               <w:rPr>
@@ -768,7 +768,7 @@
               <w14:ligatures w14:val="standardContextual"/>
             </w:rPr>
           </w:pPr>
-          <w:hyperlink w:anchor="_Toc242736540" w:history="1">
+          <w:hyperlink w:anchor="_Toc242740778" w:history="1">
             <w:r>
               <w:rPr>
                 <w:rStyle w:val="Hyperlink"/>
@@ -792,7 +792,7 @@
               <w:rPr>
                 <w:noProof/>
               </w:rPr>
-              <w:instrText xml:space="preserve"> PAGEREF _Toc242736540 \h </w:instrText>
+              <w:instrText xml:space="preserve"> PAGEREF _Toc242740778 \h </w:instrText>
             </w:r>
             <w:r>
               <w:rPr>
@@ -835,7 +835,7 @@
               <w14:ligatures w14:val="standardContextual"/>
             </w:rPr>
           </w:pPr>
-          <w:hyperlink w:anchor="_Toc242736541" w:history="1">
+          <w:hyperlink w:anchor="_Toc242740779" w:history="1">
             <w:r>
               <w:rPr>
                 <w:rStyle w:val="Hyperlink"/>
@@ -859,7 +859,7 @@
               <w:rPr>
                 <w:noProof/>
               </w:rPr>
-              <w:instrText xml:space="preserve"> PAGEREF _Toc242736541 \h </w:instrText>
+              <w:instrText xml:space="preserve"> PAGEREF _Toc242740779 \h </w:instrText>
             </w:r>
             <w:r>
               <w:rPr>
@@ -902,7 +902,7 @@
               <w14:ligatures w14:val="standardContextual"/>
             </w:rPr>
           </w:pPr>
-          <w:hyperlink w:anchor="_Toc242736542" w:history="1">
+          <w:hyperlink w:anchor="_Toc242740780" w:history="1">
             <w:r>
               <w:rPr>
                 <w:rStyle w:val="Hyperlink"/>
@@ -926,7 +926,7 @@
               <w:rPr>
                 <w:noProof/>
               </w:rPr>
-              <w:instrText xml:space="preserve"> PAGEREF _Toc242736542 \h </w:instrText>
+              <w:instrText xml:space="preserve"> PAGEREF _Toc242740780 \h </w:instrText>
             </w:r>
             <w:r>
               <w:rPr>
@@ -969,7 +969,7 @@
               <w14:ligatures w14:val="standardContextual"/>
             </w:rPr>
           </w:pPr>
-          <w:hyperlink w:anchor="_Toc242736543" w:history="1">
+          <w:hyperlink w:anchor="_Toc242740781" w:history="1">
             <w:r>
               <w:rPr>
                 <w:rStyle w:val="Hyperlink"/>
@@ -993,7 +993,7 @@
               <w:rPr>
                 <w:noProof/>
               </w:rPr>
-              <w:instrText xml:space="preserve"> PAGEREF _Toc242736543 \h </w:instrText>
+              <w:instrText xml:space="preserve"> PAGEREF _Toc242740781 \h </w:instrText>
             </w:r>
             <w:r>
               <w:rPr>
@@ -1036,7 +1036,7 @@
               <w14:ligatures w14:val="standardContextual"/>
             </w:rPr>
           </w:pPr>
-          <w:hyperlink w:anchor="_Toc242736544" w:history="1">
+          <w:hyperlink w:anchor="_Toc242740782" w:history="1">
             <w:r>
               <w:rPr>
                 <w:rStyle w:val="Hyperlink"/>
@@ -1060,7 +1060,7 @@
               <w:rPr>
                 <w:noProof/>
               </w:rPr>
-              <w:instrText xml:space="preserve"> PAGEREF _Toc242736544 \h </w:instrText>
+              <w:instrText xml:space="preserve"> PAGEREF _Toc242740782 \h </w:instrText>
             </w:r>
             <w:r>
               <w:rPr>
@@ -1103,7 +1103,7 @@
               <w14:ligatures w14:val="standardContextual"/>
             </w:rPr>
           </w:pPr>
-          <w:hyperlink w:anchor="_Toc242736545" w:history="1">
+          <w:hyperlink w:anchor="_Toc242740783" w:history="1">
             <w:r>
               <w:rPr>
                 <w:rStyle w:val="Hyperlink"/>
@@ -1127,7 +1127,7 @@
               <w:rPr>
                 <w:noProof/>
               </w:rPr>
-              <w:instrText xml:space="preserve"> PAGEREF _Toc242736545 \h </w:instrText>
+              <w:instrText xml:space="preserve"> PAGEREF _Toc242740783 \h </w:instrText>
             </w:r>
             <w:r>
               <w:rPr>
@@ -1170,7 +1170,7 @@
               <w14:ligatures w14:val="standardContextual"/>
             </w:rPr>
           </w:pPr>
-          <w:hyperlink w:anchor="_Toc242736546" w:history="1">
+          <w:hyperlink w:anchor="_Toc242740784" w:history="1">
             <w:r>
               <w:rPr>
                 <w:rStyle w:val="Hyperlink"/>
@@ -1194,7 +1194,7 @@
               <w:rPr>
                 <w:noProof/>
               </w:rPr>
-              <w:instrText xml:space="preserve"> PAGEREF _Toc242736546 \h </w:instrText>
+              <w:instrText xml:space="preserve"> PAGEREF _Toc242740784 \h </w:instrText>
             </w:r>
             <w:r>
               <w:rPr>
@@ -1237,7 +1237,7 @@
               <w14:ligatures w14:val="standardContextual"/>
             </w:rPr>
           </w:pPr>
-          <w:hyperlink w:anchor="_Toc242736547" w:history="1">
+          <w:hyperlink w:anchor="_Toc242740785" w:history="1">
             <w:r>
               <w:rPr>
                 <w:rStyle w:val="Hyperlink"/>
@@ -1261,7 +1261,7 @@
               <w:rPr>
                 <w:noProof/>
               </w:rPr>
-              <w:instrText xml:space="preserve"> PAGEREF _Toc242736547 \h </w:instrText>
+              <w:instrText xml:space="preserve"> PAGEREF _Toc242740785 \h </w:instrText>
             </w:r>
             <w:r>
               <w:rPr>
@@ -1304,7 +1304,7 @@
               <w14:ligatures w14:val="standardContextual"/>
             </w:rPr>
           </w:pPr>
-          <w:hyperlink w:anchor="_Toc242736548" w:history="1">
+          <w:hyperlink w:anchor="_Toc242740786" w:history="1">
             <w:r>
               <w:rPr>
                 <w:rStyle w:val="Hyperlink"/>
@@ -1328,7 +1328,7 @@
               <w:rPr>
                 <w:noProof/>
               </w:rPr>
-              <w:instrText xml:space="preserve"> PAGEREF _Toc242736548 \h </w:instrText>
+              <w:instrText xml:space="preserve"> PAGEREF _Toc242740786 \h </w:instrText>
             </w:r>
             <w:r>
               <w:rPr>
@@ -1371,7 +1371,7 @@
               <w14:ligatures w14:val="standardContextual"/>
             </w:rPr>
           </w:pPr>
-          <w:hyperlink w:anchor="_Toc242736549" w:history="1">
+          <w:hyperlink w:anchor="_Toc242740787" w:history="1">
             <w:r>
               <w:rPr>
                 <w:rStyle w:val="Hyperlink"/>
@@ -1395,7 +1395,7 @@
               <w:rPr>
                 <w:noProof/>
               </w:rPr>
-              <w:instrText xml:space="preserve"> PAGEREF _Toc242736549 \h </w:instrText>
+              <w:instrText xml:space="preserve"> PAGEREF _Toc242740787 \h </w:instrText>
             </w:r>
             <w:r>
               <w:rPr>
@@ -1438,7 +1438,7 @@
               <w14:ligatures w14:val="standardContextual"/>
             </w:rPr>
           </w:pPr>
-          <w:hyperlink w:anchor="_Toc242736550" w:history="1">
+          <w:hyperlink w:anchor="_Toc242740788" w:history="1">
             <w:r>
               <w:rPr>
                 <w:rStyle w:val="Hyperlink"/>
@@ -1462,7 +1462,7 @@
               <w:rPr>
                 <w:noProof/>
               </w:rPr>
-              <w:instrText xml:space="preserve"> PAGEREF _Toc242736550 \h </w:instrText>
+              <w:instrText xml:space="preserve"> PAGEREF _Toc242740788 \h </w:instrText>
             </w:r>
             <w:r>
               <w:rPr>
@@ -1505,7 +1505,7 @@
               <w14:ligatures w14:val="standardContextual"/>
             </w:rPr>
           </w:pPr>
-          <w:hyperlink w:anchor="_Toc242736551" w:history="1">
+          <w:hyperlink w:anchor="_Toc242740789" w:history="1">
             <w:r>
               <w:rPr>
                 <w:rStyle w:val="Hyperlink"/>
@@ -1529,7 +1529,7 @@
               <w:rPr>
                 <w:noProof/>
               </w:rPr>
-              <w:instrText xml:space="preserve"> PAGEREF _Toc242736551 \h </w:instrText>
+              <w:instrText xml:space="preserve"> PAGEREF _Toc242740789 \h </w:instrText>
             </w:r>
             <w:r>
               <w:rPr>
@@ -1572,7 +1572,7 @@
               <w14:ligatures w14:val="standardContextual"/>
             </w:rPr>
           </w:pPr>
-          <w:hyperlink w:anchor="_Toc242736552" w:history="1">
+          <w:hyperlink w:anchor="_Toc242740790" w:history="1">
             <w:r>
               <w:rPr>
                 <w:rStyle w:val="Hyperlink"/>
@@ -1596,7 +1596,7 @@
               <w:rPr>
                 <w:noProof/>
               </w:rPr>
-              <w:instrText xml:space="preserve"> PAGEREF _Toc242736552 \h </w:instrText>
+              <w:instrText xml:space="preserve"> PAGEREF _Toc242740790 \h </w:instrText>
             </w:r>
             <w:r>
               <w:rPr>
@@ -1639,7 +1639,7 @@
               <w14:ligatures w14:val="standardContextual"/>
             </w:rPr>
           </w:pPr>
-          <w:hyperlink w:anchor="_Toc242736553" w:history="1">
+          <w:hyperlink w:anchor="_Toc242740791" w:history="1">
             <w:r>
               <w:rPr>
                 <w:rStyle w:val="Hyperlink"/>
@@ -1663,7 +1663,7 @@
               <w:rPr>
                 <w:noProof/>
               </w:rPr>
-              <w:instrText xml:space="preserve"> PAGEREF _Toc242736553 \h </w:instrText>
+              <w:instrText xml:space="preserve"> PAGEREF _Toc242740791 \h </w:instrText>
             </w:r>
             <w:r>
               <w:rPr>
@@ -1706,7 +1706,7 @@
               <w14:ligatures w14:val="standardContextual"/>
             </w:rPr>
           </w:pPr>
-          <w:hyperlink w:anchor="_Toc242736554" w:history="1">
+          <w:hyperlink w:anchor="_Toc242740792" w:history="1">
             <w:r>
               <w:rPr>
                 <w:rStyle w:val="Hyperlink"/>
@@ -1730,7 +1730,7 @@
               <w:rPr>
                 <w:noProof/>
               </w:rPr>
-              <w:instrText xml:space="preserve"> PAGEREF _Toc242736554 \h </w:instrText>
+              <w:instrText xml:space="preserve"> PAGEREF _Toc242740792 \h </w:instrText>
             </w:r>
             <w:r>
               <w:rPr>
@@ -1773,7 +1773,7 @@
               <w14:ligatures w14:val="standardContextual"/>
             </w:rPr>
           </w:pPr>
-          <w:hyperlink w:anchor="_Toc242736555" w:history="1">
+          <w:hyperlink w:anchor="_Toc242740793" w:history="1">
             <w:r>
               <w:rPr>
                 <w:rStyle w:val="Hyperlink"/>
@@ -1797,7 +1797,7 @@
               <w:rPr>
                 <w:noProof/>
               </w:rPr>
-              <w:instrText xml:space="preserve"> PAGEREF _Toc242736555 \h </w:instrText>
+              <w:instrText xml:space="preserve"> PAGEREF _Toc242740793 \h </w:instrText>
             </w:r>
             <w:r>
               <w:rPr>
@@ -1840,7 +1840,7 @@
               <w14:ligatures w14:val="standardContextual"/>
             </w:rPr>
           </w:pPr>
-          <w:hyperlink w:anchor="_Toc242736556" w:history="1">
+          <w:hyperlink w:anchor="_Toc242740794" w:history="1">
             <w:r>
               <w:rPr>
                 <w:rStyle w:val="Hyperlink"/>
@@ -1864,7 +1864,7 @@
               <w:rPr>
                 <w:noProof/>
               </w:rPr>
-              <w:instrText xml:space="preserve"> PAGEREF _Toc242736556 \h </w:instrText>
+              <w:instrText xml:space="preserve"> PAGEREF _Toc242740794 \h </w:instrText>
             </w:r>
             <w:r>
               <w:rPr>
@@ -1907,7 +1907,7 @@
               <w14:ligatures w14:val="standardContextual"/>
             </w:rPr>
           </w:pPr>
-          <w:hyperlink w:anchor="_Toc242736557" w:history="1">
+          <w:hyperlink w:anchor="_Toc242740795" w:history="1">
             <w:r>
               <w:rPr>
                 <w:rStyle w:val="Hyperlink"/>
@@ -1931,7 +1931,7 @@
               <w:rPr>
                 <w:noProof/>
               </w:rPr>
-              <w:instrText xml:space="preserve"> PAGEREF _Toc242736557 \h </w:instrText>
+              <w:instrText xml:space="preserve"> PAGEREF _Toc242740795 \h </w:instrText>
             </w:r>
             <w:r>
               <w:rPr>
@@ -1974,7 +1974,7 @@
               <w14:ligatures w14:val="standardContextual"/>
             </w:rPr>
           </w:pPr>
-          <w:hyperlink w:anchor="_Toc242736558" w:history="1">
+          <w:hyperlink w:anchor="_Toc242740796" w:history="1">
             <w:r>
               <w:rPr>
                 <w:rStyle w:val="Hyperlink"/>
@@ -1998,7 +1998,7 @@
               <w:rPr>
                 <w:noProof/>
               </w:rPr>
-              <w:instrText xml:space="preserve"> PAGEREF _Toc242736558 \h </w:instrText>
+              <w:instrText xml:space="preserve"> PAGEREF _Toc242740796 \h </w:instrText>
             </w:r>
             <w:r>
               <w:rPr>
@@ -2041,7 +2041,7 @@
               <w14:ligatures w14:val="standardContextual"/>
             </w:rPr>
           </w:pPr>
-          <w:hyperlink w:anchor="_Toc242736559" w:history="1">
+          <w:hyperlink w:anchor="_Toc242740797" w:history="1">
             <w:r>
               <w:rPr>
                 <w:rStyle w:val="Hyperlink"/>
@@ -2065,7 +2065,7 @@
               <w:rPr>
                 <w:noProof/>
               </w:rPr>
-              <w:instrText xml:space="preserve"> PAGEREF _Toc242736559 \h </w:instrText>
+              <w:instrText xml:space="preserve"> PAGEREF _Toc242740797 \h </w:instrText>
             </w:r>
             <w:r>
               <w:rPr>
@@ -2108,7 +2108,7 @@
               <w14:ligatures w14:val="standardContextual"/>
             </w:rPr>
           </w:pPr>
-          <w:hyperlink w:anchor="_Toc242736560" w:history="1">
+          <w:hyperlink w:anchor="_Toc242740798" w:history="1">
             <w:r>
               <w:rPr>
                 <w:rStyle w:val="Hyperlink"/>
@@ -2132,7 +2132,7 @@
               <w:rPr>
                 <w:noProof/>
               </w:rPr>
-              <w:instrText xml:space="preserve"> PAGEREF _Toc242736560 \h </w:instrText>
+              <w:instrText xml:space="preserve"> PAGEREF _Toc242740798 \h </w:instrText>
             </w:r>
             <w:r>
               <w:rPr>
@@ -2175,7 +2175,7 @@
               <w14:ligatures w14:val="standardContextual"/>
             </w:rPr>
           </w:pPr>
-          <w:hyperlink w:anchor="_Toc242736561" w:history="1">
+          <w:hyperlink w:anchor="_Toc242740799" w:history="1">
             <w:r>
               <w:rPr>
                 <w:rStyle w:val="Hyperlink"/>
@@ -2199,7 +2199,7 @@
               <w:rPr>
                 <w:noProof/>
               </w:rPr>
-              <w:instrText xml:space="preserve"> PAGEREF _Toc242736561 \h </w:instrText>
+              <w:instrText xml:space="preserve"> PAGEREF _Toc242740799 \h </w:instrText>
             </w:r>
             <w:r>
               <w:rPr>
@@ -2242,7 +2242,7 @@
               <w14:ligatures w14:val="standardContextual"/>
             </w:rPr>
           </w:pPr>
-          <w:hyperlink w:anchor="_Toc242736562" w:history="1">
+          <w:hyperlink w:anchor="_Toc242740800" w:history="1">
             <w:r>
               <w:rPr>
                 <w:rStyle w:val="Hyperlink"/>
@@ -2266,7 +2266,7 @@
               <w:rPr>
                 <w:noProof/>
               </w:rPr>
-              <w:instrText xml:space="preserve"> PAGEREF _Toc242736562 \h </w:instrText>
+              <w:instrText xml:space="preserve"> PAGEREF _Toc242740800 \h </w:instrText>
             </w:r>
             <w:r>
               <w:rPr>
@@ -2309,7 +2309,7 @@
               <w14:ligatures w14:val="standardContextual"/>
             </w:rPr>
           </w:pPr>
-          <w:hyperlink w:anchor="_Toc242736563" w:history="1">
+          <w:hyperlink w:anchor="_Toc242740801" w:history="1">
             <w:r>
               <w:rPr>
                 <w:rStyle w:val="Hyperlink"/>
@@ -2333,7 +2333,7 @@
               <w:rPr>
                 <w:noProof/>
               </w:rPr>
-              <w:instrText xml:space="preserve"> PAGEREF _Toc242736563 \h </w:instrText>
+              <w:instrText xml:space="preserve"> PAGEREF _Toc242740801 \h </w:instrText>
             </w:r>
             <w:r>
               <w:rPr>
@@ -2376,7 +2376,7 @@
               <w14:ligatures w14:val="standardContextual"/>
             </w:rPr>
           </w:pPr>
-          <w:hyperlink w:anchor="_Toc242736564" w:history="1">
+          <w:hyperlink w:anchor="_Toc242740802" w:history="1">
             <w:r>
               <w:rPr>
                 <w:rStyle w:val="Hyperlink"/>
@@ -2400,7 +2400,7 @@
               <w:rPr>
                 <w:noProof/>
               </w:rPr>
-              <w:instrText xml:space="preserve"> PAGEREF _Toc242736564 \h </w:instrText>
+              <w:instrText xml:space="preserve"> PAGEREF _Toc242740802 \h </w:instrText>
             </w:r>
             <w:r>
               <w:rPr>
@@ -2443,7 +2443,7 @@
               <w14:ligatures w14:val="standardContextual"/>
             </w:rPr>
           </w:pPr>
-          <w:hyperlink w:anchor="_Toc242736565" w:history="1">
+          <w:hyperlink w:anchor="_Toc242740803" w:history="1">
             <w:r>
               <w:rPr>
                 <w:rStyle w:val="Hyperlink"/>
@@ -2467,7 +2467,7 @@
               <w:rPr>
                 <w:noProof/>
               </w:rPr>
-              <w:instrText xml:space="preserve"> PAGEREF _Toc242736565 \h </w:instrText>
+              <w:instrText xml:space="preserve"> PAGEREF _Toc242740803 \h </w:instrText>
             </w:r>
             <w:r>
               <w:rPr>
@@ -2510,7 +2510,7 @@
               <w14:ligatures w14:val="standardContextual"/>
             </w:rPr>
           </w:pPr>
-          <w:hyperlink w:anchor="_Toc242736566" w:history="1">
+          <w:hyperlink w:anchor="_Toc242740804" w:history="1">
             <w:r>
               <w:rPr>
                 <w:rStyle w:val="Hyperlink"/>
@@ -2534,7 +2534,7 @@
               <w:rPr>
                 <w:noProof/>
               </w:rPr>
-              <w:instrText xml:space="preserve"> PAGEREF _Toc242736566 \h </w:instrText>
+              <w:instrText xml:space="preserve"> PAGEREF _Toc242740804 \h </w:instrText>
             </w:r>
             <w:r>
               <w:rPr>
@@ -2577,7 +2577,7 @@
               <w14:ligatures w14:val="standardContextual"/>
             </w:rPr>
           </w:pPr>
-          <w:hyperlink w:anchor="_Toc242736567" w:history="1">
+          <w:hyperlink w:anchor="_Toc242740805" w:history="1">
             <w:r>
               <w:rPr>
                 <w:rStyle w:val="Hyperlink"/>
@@ -2601,7 +2601,7 @@
               <w:rPr>
                 <w:noProof/>
               </w:rPr>
-              <w:instrText xml:space="preserve"> PAGEREF _Toc242736567 \h </w:instrText>
+              <w:instrText xml:space="preserve"> PAGEREF _Toc242740805 \h </w:instrText>
             </w:r>
             <w:r>
               <w:rPr>
@@ -2644,7 +2644,7 @@
               <w14:ligatures w14:val="standardContextual"/>
             </w:rPr>
           </w:pPr>
-          <w:hyperlink w:anchor="_Toc242736568" w:history="1">
+          <w:hyperlink w:anchor="_Toc242740806" w:history="1">
             <w:r>
               <w:rPr>
                 <w:rStyle w:val="Hyperlink"/>
@@ -2668,7 +2668,7 @@
               <w:rPr>
                 <w:noProof/>
               </w:rPr>
-              <w:instrText xml:space="preserve"> PAGEREF _Toc242736568 \h </w:instrText>
+              <w:instrText xml:space="preserve"> PAGEREF _Toc242740806 \h </w:instrText>
             </w:r>
             <w:r>
               <w:rPr>
@@ -2711,7 +2711,7 @@
               <w14:ligatures w14:val="standardContextual"/>
             </w:rPr>
           </w:pPr>
-          <w:hyperlink w:anchor="_Toc242736569" w:history="1">
+          <w:hyperlink w:anchor="_Toc242740807" w:history="1">
             <w:r>
               <w:rPr>
                 <w:rStyle w:val="Hyperlink"/>
@@ -2735,7 +2735,7 @@
               <w:rPr>
                 <w:noProof/>
               </w:rPr>
-              <w:instrText xml:space="preserve"> PAGEREF _Toc242736569 \h </w:instrText>
+              <w:instrText xml:space="preserve"> PAGEREF _Toc242740807 \h </w:instrText>
             </w:r>
             <w:r>
               <w:rPr>
@@ -2778,7 +2778,7 @@
               <w14:ligatures w14:val="standardContextual"/>
             </w:rPr>
           </w:pPr>
-          <w:hyperlink w:anchor="_Toc242736570" w:history="1">
+          <w:hyperlink w:anchor="_Toc242740808" w:history="1">
             <w:r>
               <w:rPr>
                 <w:rStyle w:val="Hyperlink"/>
@@ -2802,7 +2802,7 @@
               <w:rPr>
                 <w:noProof/>
               </w:rPr>
-              <w:instrText xml:space="preserve"> PAGEREF _Toc242736570 \h </w:instrText>
+              <w:instrText xml:space="preserve"> PAGEREF _Toc242740808 \h </w:instrText>
             </w:r>
             <w:r>
               <w:rPr>
@@ -2845,7 +2845,7 @@
               <w14:ligatures w14:val="standardContextual"/>
             </w:rPr>
           </w:pPr>
-          <w:hyperlink w:anchor="_Toc242736571" w:history="1">
+          <w:hyperlink w:anchor="_Toc242740809" w:history="1">
             <w:r>
               <w:rPr>
                 <w:rStyle w:val="Hyperlink"/>
@@ -2869,7 +2869,7 @@
               <w:rPr>
                 <w:noProof/>
               </w:rPr>
-              <w:instrText xml:space="preserve"> PAGEREF _Toc242736571 \h </w:instrText>
+              <w:instrText xml:space="preserve"> PAGEREF _Toc242740809 \h </w:instrText>
             </w:r>
             <w:r>
               <w:rPr>
@@ -2912,7 +2912,7 @@
               <w14:ligatures w14:val="standardContextual"/>
             </w:rPr>
           </w:pPr>
-          <w:hyperlink w:anchor="_Toc242736572" w:history="1">
+          <w:hyperlink w:anchor="_Toc242740810" w:history="1">
             <w:r>
               <w:rPr>
                 <w:rStyle w:val="Hyperlink"/>
@@ -2936,7 +2936,7 @@
               <w:rPr>
                 <w:noProof/>
               </w:rPr>
-              <w:instrText xml:space="preserve"> PAGEREF _Toc242736572 \h </w:instrText>
+              <w:instrText xml:space="preserve"> PAGEREF _Toc242740810 \h </w:instrText>
             </w:r>
             <w:r>
               <w:rPr>
@@ -2979,7 +2979,7 @@
               <w14:ligatures w14:val="standardContextual"/>
             </w:rPr>
           </w:pPr>
-          <w:hyperlink w:anchor="_Toc242736573" w:history="1">
+          <w:hyperlink w:anchor="_Toc242740811" w:history="1">
             <w:r>
               <w:rPr>
                 <w:rStyle w:val="Hyperlink"/>
@@ -3003,7 +3003,7 @@
               <w:rPr>
                 <w:noProof/>
               </w:rPr>
-              <w:instrText xml:space="preserve"> PAGEREF _Toc242736573 \h </w:instrText>
+              <w:instrText xml:space="preserve"> PAGEREF _Toc242740811 \h </w:instrText>
             </w:r>
             <w:r>
               <w:rPr>
@@ -3046,7 +3046,7 @@
               <w14:ligatures w14:val="standardContextual"/>
             </w:rPr>
           </w:pPr>
-          <w:hyperlink w:anchor="_Toc242736574" w:history="1">
+          <w:hyperlink w:anchor="_Toc242740812" w:history="1">
             <w:r>
               <w:rPr>
                 <w:rStyle w:val="Hyperlink"/>
@@ -3070,7 +3070,7 @@
               <w:rPr>
                 <w:noProof/>
               </w:rPr>
-              <w:instrText xml:space="preserve"> PAGEREF _Toc242736574 \h </w:instrText>
+              <w:instrText xml:space="preserve"> PAGEREF _Toc242740812 \h </w:instrText>
             </w:r>
             <w:r>
               <w:rPr>
@@ -3113,7 +3113,7 @@
               <w14:ligatures w14:val="standardContextual"/>
             </w:rPr>
           </w:pPr>
-          <w:hyperlink w:anchor="_Toc242736575" w:history="1">
+          <w:hyperlink w:anchor="_Toc242740813" w:history="1">
             <w:r>
               <w:rPr>
                 <w:rStyle w:val="Hyperlink"/>
@@ -3137,7 +3137,7 @@
               <w:rPr>
                 <w:noProof/>
               </w:rPr>
-              <w:instrText xml:space="preserve"> PAGEREF _Toc242736575 \h </w:instrText>
+              <w:instrText xml:space="preserve"> PAGEREF _Toc242740813 \h </w:instrText>
             </w:r>
             <w:r>
               <w:rPr>
@@ -3180,7 +3180,7 @@
               <w14:ligatures w14:val="standardContextual"/>
             </w:rPr>
           </w:pPr>
-          <w:hyperlink w:anchor="_Toc242736576" w:history="1">
+          <w:hyperlink w:anchor="_Toc242740814" w:history="1">
             <w:r>
               <w:rPr>
                 <w:rStyle w:val="Hyperlink"/>
@@ -3204,7 +3204,7 @@
               <w:rPr>
                 <w:noProof/>
               </w:rPr>
-              <w:instrText xml:space="preserve"> PAGEREF _Toc242736576 \h </w:instrText>
+              <w:instrText xml:space="preserve"> PAGEREF _Toc242740814 \h </w:instrText>
             </w:r>
             <w:r>
               <w:rPr>
@@ -3247,7 +3247,7 @@
               <w14:ligatures w14:val="standardContextual"/>
             </w:rPr>
           </w:pPr>
-          <w:hyperlink w:anchor="_Toc242736577" w:history="1">
+          <w:hyperlink w:anchor="_Toc242740815" w:history="1">
             <w:r>
               <w:rPr>
                 <w:rStyle w:val="Hyperlink"/>
@@ -3271,7 +3271,7 @@
               <w:rPr>
                 <w:noProof/>
               </w:rPr>
-              <w:instrText xml:space="preserve"> PAGEREF _Toc242736577 \h </w:instrText>
+              <w:instrText xml:space="preserve"> PAGEREF _Toc242740815 \h </w:instrText>
             </w:r>
             <w:r>
               <w:rPr>
@@ -3314,7 +3314,7 @@
               <w14:ligatures w14:val="standardContextual"/>
             </w:rPr>
           </w:pPr>
-          <w:hyperlink w:anchor="_Toc242736578" w:history="1">
+          <w:hyperlink w:anchor="_Toc242740816" w:history="1">
             <w:r>
               <w:rPr>
                 <w:rStyle w:val="Hyperlink"/>
@@ -3338,7 +3338,7 @@
               <w:rPr>
                 <w:noProof/>
               </w:rPr>
-              <w:instrText xml:space="preserve"> PAGEREF _Toc242736578 \h </w:instrText>
+              <w:instrText xml:space="preserve"> PAGEREF _Toc242740816 \h </w:instrText>
             </w:r>
             <w:r>
               <w:rPr>
@@ -3381,7 +3381,7 @@
               <w14:ligatures w14:val="standardContextual"/>
             </w:rPr>
           </w:pPr>
-          <w:hyperlink w:anchor="_Toc242736579" w:history="1">
+          <w:hyperlink w:anchor="_Toc242740817" w:history="1">
             <w:r>
               <w:rPr>
                 <w:rStyle w:val="Hyperlink"/>
@@ -3405,7 +3405,7 @@
               <w:rPr>
                 <w:noProof/>
               </w:rPr>
-              <w:instrText xml:space="preserve"> PAGEREF _Toc242736579 \h </w:instrText>
+              <w:instrText xml:space="preserve"> PAGEREF _Toc242740817 \h </w:instrText>
             </w:r>
             <w:r>
               <w:rPr>
@@ -3444,7 +3444,7 @@
         <w:pStyle w:val="Heading1"/>
         <w:pageBreakBefore/>
       </w:pPr>
-      <w:bookmarkStart w:id="0" w:name="_Toc242736537"/>
+      <w:bookmarkStart w:id="0" w:name="_Toc242740775"/>
       <w:r>
         <w:lastRenderedPageBreak/>
         <w:t>1. About this reference</w:t>
@@ -3897,7 +3897,7 @@
         <w:pStyle w:val="Heading1"/>
         <w:pageBreakBefore/>
       </w:pPr>
-      <w:bookmarkStart w:id="1" w:name="_Toc242736538"/>
+      <w:bookmarkStart w:id="1" w:name="_Toc242740776"/>
       <w:r>
         <w:lastRenderedPageBreak/>
         <w:t>2. Rules that apply on every screen</w:t>
@@ -4114,7 +4114,7 @@
         <w:pStyle w:val="Heading1"/>
         <w:pageBreakBefore/>
       </w:pPr>
-      <w:bookmarkStart w:id="2" w:name="_Toc242736539"/>
+      <w:bookmarkStart w:id="2" w:name="_Toc242740777"/>
       <w:r>
         <w:lastRenderedPageBreak/>
         <w:t>3. Who can open which screen</w:t>
@@ -10017,7 +10017,7 @@
         <w:pStyle w:val="Heading1"/>
         <w:pageBreakBefore/>
       </w:pPr>
-      <w:bookmarkStart w:id="3" w:name="_Toc242736540"/>
+      <w:bookmarkStart w:id="3" w:name="_Toc242740778"/>
       <w:r>
         <w:lastRenderedPageBreak/>
         <w:t>4. Signing in and your account</w:t>
@@ -10028,7 +10028,7 @@
       <w:pPr>
         <w:pStyle w:val="Heading2"/>
       </w:pPr>
-      <w:bookmarkStart w:id="4" w:name="_Toc242736541"/>
+      <w:bookmarkStart w:id="4" w:name="_Toc242740779"/>
       <w:r>
         <w:t>4.1 Sign in</w:t>
       </w:r>
@@ -10541,7 +10541,7 @@
       <w:pPr>
         <w:pStyle w:val="Heading2"/>
       </w:pPr>
-      <w:bookmarkStart w:id="5" w:name="_Toc242736542"/>
+      <w:bookmarkStart w:id="5" w:name="_Toc242740780"/>
       <w:r>
         <w:t>4.2 The header and menu bar (every screen)</w:t>
       </w:r>
@@ -11264,7 +11264,7 @@
       <w:pPr>
         <w:pStyle w:val="Heading2"/>
       </w:pPr>
-      <w:bookmarkStart w:id="6" w:name="_Toc242736543"/>
+      <w:bookmarkStart w:id="6" w:name="_Toc242740781"/>
       <w:r>
         <w:lastRenderedPageBreak/>
         <w:t>4.3 Change Password</w:t>
@@ -11886,7 +11886,7 @@
         <w:pStyle w:val="Heading1"/>
         <w:pageBreakBefore/>
       </w:pPr>
-      <w:bookmarkStart w:id="7" w:name="_Toc242736544"/>
+      <w:bookmarkStart w:id="7" w:name="_Toc242740782"/>
       <w:r>
         <w:lastRenderedPageBreak/>
         <w:t>5. Dashboards and Reports (read-only)</w:t>
@@ -11897,7 +11897,7 @@
       <w:pPr>
         <w:pStyle w:val="Heading2"/>
       </w:pPr>
-      <w:bookmarkStart w:id="8" w:name="_Toc242736545"/>
+      <w:bookmarkStart w:id="8" w:name="_Toc242740783"/>
       <w:r>
         <w:t>5.1 Executive Dashboard</w:t>
       </w:r>
@@ -12410,7 +12410,7 @@
       <w:pPr>
         <w:pStyle w:val="Heading2"/>
       </w:pPr>
-      <w:bookmarkStart w:id="9" w:name="_Toc242736546"/>
+      <w:bookmarkStart w:id="9" w:name="_Toc242740784"/>
       <w:r>
         <w:t>5.2 Sampling Dashboard</w:t>
       </w:r>
@@ -12923,7 +12923,7 @@
       <w:pPr>
         <w:pStyle w:val="Heading2"/>
       </w:pPr>
-      <w:bookmarkStart w:id="10" w:name="_Toc242736547"/>
+      <w:bookmarkStart w:id="10" w:name="_Toc242740785"/>
       <w:r>
         <w:t>5.3 Contact Dashboard</w:t>
       </w:r>
@@ -13227,7 +13227,7 @@
       <w:pPr>
         <w:pStyle w:val="Heading2"/>
       </w:pPr>
-      <w:bookmarkStart w:id="11" w:name="_Toc242736548"/>
+      <w:bookmarkStart w:id="11" w:name="_Toc242740786"/>
       <w:r>
         <w:t>5.4 QA Dashboard</w:t>
       </w:r>
@@ -13847,7 +13847,7 @@
       <w:pPr>
         <w:pStyle w:val="Heading2"/>
       </w:pPr>
-      <w:bookmarkStart w:id="12" w:name="_Toc242736549"/>
+      <w:bookmarkStart w:id="12" w:name="_Toc242740787"/>
       <w:r>
         <w:t>5.5 KII / Document Dashboard</w:t>
       </w:r>
@@ -14257,7 +14257,7 @@
       <w:pPr>
         <w:pStyle w:val="Heading2"/>
       </w:pPr>
-      <w:bookmarkStart w:id="13" w:name="_Toc242736550"/>
+      <w:bookmarkStart w:id="13" w:name="_Toc242740788"/>
       <w:r>
         <w:lastRenderedPageBreak/>
         <w:t>5.6 Reports</w:t>
@@ -14772,7 +14772,7 @@
         <w:pStyle w:val="Heading1"/>
         <w:pageBreakBefore/>
       </w:pPr>
-      <w:bookmarkStart w:id="14" w:name="_Toc242736551"/>
+      <w:bookmarkStart w:id="14" w:name="_Toc242740789"/>
       <w:r>
         <w:lastRenderedPageBreak/>
         <w:t>6. The sample and contact</w:t>
@@ -14783,7 +14783,7 @@
       <w:pPr>
         <w:pStyle w:val="Heading2"/>
       </w:pPr>
-      <w:bookmarkStart w:id="15" w:name="_Toc242736552"/>
+      <w:bookmarkStart w:id="15" w:name="_Toc242740790"/>
       <w:r>
         <w:t>6.1 Main-400 Register (and Reserve)</w:t>
       </w:r>
@@ -16454,7 +16454,7 @@
       <w:pPr>
         <w:pStyle w:val="Heading2"/>
       </w:pPr>
-      <w:bookmarkStart w:id="16" w:name="_Toc242736553"/>
+      <w:bookmarkStart w:id="16" w:name="_Toc242740791"/>
       <w:r>
         <w:t>6.2 Case page</w:t>
       </w:r>
@@ -18554,7 +18554,7 @@
       <w:pPr>
         <w:pStyle w:val="Heading2"/>
       </w:pPr>
-      <w:bookmarkStart w:id="17" w:name="_Toc242736554"/>
+      <w:bookmarkStart w:id="17" w:name="_Toc242740792"/>
       <w:r>
         <w:t>6.3 Pre-Interview Profile (PROIT) and its review screen</w:t>
       </w:r>
@@ -20118,7 +20118,7 @@
       <w:pPr>
         <w:pStyle w:val="Heading2"/>
       </w:pPr>
-      <w:bookmarkStart w:id="18" w:name="_Toc242736555"/>
+      <w:bookmarkStart w:id="18" w:name="_Toc242740793"/>
       <w:r>
         <w:t>6.4 Interview sheet (verifying a locked profile)</w:t>
       </w:r>
@@ -21376,7 +21376,7 @@
       <w:pPr>
         <w:pStyle w:val="Heading2"/>
       </w:pPr>
-      <w:bookmarkStart w:id="19" w:name="_Toc242736556"/>
+      <w:bookmarkStart w:id="19" w:name="_Toc242740794"/>
       <w:r>
         <w:lastRenderedPageBreak/>
         <w:t>6.5 Register Organisation</w:t>
@@ -22100,7 +22100,7 @@
       <w:pPr>
         <w:pStyle w:val="Heading2"/>
       </w:pPr>
-      <w:bookmarkStart w:id="20" w:name="_Toc242736557"/>
+      <w:bookmarkStart w:id="20" w:name="_Toc242740795"/>
       <w:r>
         <w:t>6.6 Appointment Queue</w:t>
       </w:r>
@@ -22720,7 +22720,7 @@
       <w:pPr>
         <w:pStyle w:val="Heading2"/>
       </w:pPr>
-      <w:bookmarkStart w:id="21" w:name="_Toc242736558"/>
+      <w:bookmarkStart w:id="21" w:name="_Toc242740796"/>
       <w:r>
         <w:lastRenderedPageBreak/>
         <w:t>6.7 Follow-ups due</w:t>
@@ -23444,7 +23444,7 @@
       <w:pPr>
         <w:pStyle w:val="Heading2"/>
       </w:pPr>
-      <w:bookmarkStart w:id="22" w:name="_Toc242736559"/>
+      <w:bookmarkStart w:id="22" w:name="_Toc242740797"/>
       <w:r>
         <w:t>6.8 Communications</w:t>
       </w:r>
@@ -24378,7 +24378,7 @@
       <w:pPr>
         <w:pStyle w:val="Heading2"/>
       </w:pPr>
-      <w:bookmarkStart w:id="23" w:name="_Toc242736560"/>
+      <w:bookmarkStart w:id="23" w:name="_Toc242740798"/>
       <w:r>
         <w:t>6.9 Reserve Activation</w:t>
       </w:r>
@@ -24423,7 +24423,7 @@
         <w:spacing w:after="120" w:line="288" w:lineRule="auto"/>
       </w:pPr>
       <w:r>
-        <w:t>Where a locked Reserve case is activated to replace a Main case that has dropped out.</w:t>
+        <w:t>Where a locked Reserve case is activated to replace a Main case that has dropped out: automatically every morning once the PI switches it on, or by hand.</w:t>
       </w:r>
     </w:p>
     <w:tbl>
@@ -24482,6 +24482,7 @@
                 <w:sz w:val="19"/>
                 <w:szCs w:val="19"/>
               </w:rPr>
+              <w:lastRenderedPageBreak/>
               <w:t>Control</w:t>
             </w:r>
           </w:p>
@@ -24597,7 +24598,7 @@
                 <w:sz w:val="19"/>
                 <w:szCs w:val="19"/>
               </w:rPr>
-              <w:t>Search ID or organisation</w:t>
+              <w:t>Automatic replacement: outcomes</w:t>
             </w:r>
           </w:p>
         </w:tc>
@@ -24620,7 +24621,7 @@
                 <w:sz w:val="19"/>
                 <w:szCs w:val="19"/>
               </w:rPr>
-              <w:t>Finds a locked Reserve case.</w:t>
+              <w:t>Tick which outcomes replace a Main case: Refused, Nonresponse exhausted, No reply to the introduction, Ineligible, Duplicate/inactive.</w:t>
             </w:r>
           </w:p>
         </w:tc>
@@ -24643,7 +24644,7 @@
                 <w:sz w:val="19"/>
                 <w:szCs w:val="19"/>
               </w:rPr>
-              <w:t>There are 400 locked cases.</w:t>
+              <w:t>These are the authorised reasons; nothing else ever activates a Reserve.</w:t>
             </w:r>
           </w:p>
         </w:tc>
@@ -24666,7 +24667,7 @@
                 <w:sz w:val="19"/>
                 <w:szCs w:val="19"/>
               </w:rPr>
-              <w:t>Only matching cases are listed.</w:t>
+              <w:t>Shows how many Main cases those outcomes would replace at the next 08:00 run. Only the PI can change it.</w:t>
             </w:r>
           </w:p>
         </w:tc>
@@ -24701,8 +24702,7 @@
                 <w:sz w:val="19"/>
                 <w:szCs w:val="19"/>
               </w:rPr>
-              <w:lastRenderedPageBreak/>
-              <w:t>Select authorised reason</w:t>
+              <w:t>Switch on automatic replacement (PI)</w:t>
             </w:r>
           </w:p>
         </w:tc>
@@ -24726,7 +24726,7 @@
                 <w:sz w:val="19"/>
                 <w:szCs w:val="19"/>
               </w:rPr>
-              <w:t>Chooses why: Ineligible, Inactive, Duplicate, Refusal or Nonresponse exhausted.</w:t>
+              <w:t>Every morning at 08:00 each such Main case has its own paired Reserve activated and introduced on WhatsApp; a YES sends the invitation link.</w:t>
             </w:r>
           </w:p>
         </w:tc>
@@ -24750,7 +24750,7 @@
                 <w:sz w:val="19"/>
                 <w:szCs w:val="19"/>
               </w:rPr>
-              <w:t>A Reserve case is a scarce, matched replacement. Only these reasons are allowed so replacement cannot be used to swap in a friendlier organisation.</w:t>
+              <w:t>Replaces drop-outs without waiting for someone to do it by hand, while every activation is still recorded under the PI's standing authorisation, with its reason and what happened.</w:t>
             </w:r>
           </w:p>
         </w:tc>
@@ -24774,7 +24774,7 @@
                 <w:sz w:val="19"/>
                 <w:szCs w:val="19"/>
               </w:rPr>
-              <w:t>Nothing yet; you also need an evidence note.</w:t>
+              <w:t>The panel shows On and who switched it on. At most the daily limit (20 unless changed) are activated a day. Switch off stops it at once.</w:t>
             </w:r>
           </w:p>
         </w:tc>
@@ -24808,7 +24808,7 @@
                 <w:sz w:val="19"/>
                 <w:szCs w:val="19"/>
               </w:rPr>
-              <w:t>Evidence note (required)</w:t>
+              <w:t>Replaced automatically</w:t>
             </w:r>
           </w:p>
         </w:tc>
@@ -24831,7 +24831,7 @@
                 <w:sz w:val="19"/>
                 <w:szCs w:val="19"/>
               </w:rPr>
-              <w:t>Write what shows the reason is true.</w:t>
+              <w:t>Each replacement: when, the Main case, the reason, the Reserve, and how contact stands.</w:t>
             </w:r>
           </w:p>
         </w:tc>
@@ -24854,7 +24854,7 @@
                 <w:sz w:val="19"/>
                 <w:szCs w:val="19"/>
               </w:rPr>
-              <w:t>Every activation must be defensible later, in the dissertation or an audit.</w:t>
+              <w:t>So you can see which Reserves said yes, said no, did not reply, or need contact details found.</w:t>
             </w:r>
           </w:p>
         </w:tc>
@@ -24877,7 +24877,7 @@
                 <w:sz w:val="19"/>
                 <w:szCs w:val="19"/>
               </w:rPr>
-              <w:t>Nothing yet; select Activate.</w:t>
+              <w:t>Select a Sample ID to open the case. “Needs contact details” means no mobile was on record: add one, then send the introduction or an invitation.</w:t>
             </w:r>
           </w:p>
         </w:tc>
@@ -24912,6 +24912,322 @@
                 <w:sz w:val="19"/>
                 <w:szCs w:val="19"/>
               </w:rPr>
+              <w:t>Search ID or organisation</w:t>
+            </w:r>
+          </w:p>
+        </w:tc>
+        <w:tc>
+          <w:tcPr>
+            <w:tcW w:w="3012" w:type="dxa"/>
+            <w:shd w:val="clear" w:color="auto" w:fill="F8FAFB"/>
+            <w:tcMar>
+              <w:top w:w="70" w:type="dxa"/>
+              <w:left w:w="110" w:type="dxa"/>
+              <w:bottom w:w="70" w:type="dxa"/>
+              <w:right w:w="110" w:type="dxa"/>
+            </w:tcMar>
+          </w:tcPr>
+          <w:p>
+            <w:pPr>
+              <w:spacing w:after="40"/>
+            </w:pPr>
+            <w:r>
+              <w:rPr>
+                <w:sz w:val="19"/>
+                <w:szCs w:val="19"/>
+              </w:rPr>
+              <w:t>Finds a locked Reserve case.</w:t>
+            </w:r>
+          </w:p>
+        </w:tc>
+        <w:tc>
+          <w:tcPr>
+            <w:tcW w:w="2447" w:type="dxa"/>
+            <w:shd w:val="clear" w:color="auto" w:fill="F8FAFB"/>
+            <w:tcMar>
+              <w:top w:w="70" w:type="dxa"/>
+              <w:left w:w="110" w:type="dxa"/>
+              <w:bottom w:w="70" w:type="dxa"/>
+              <w:right w:w="110" w:type="dxa"/>
+            </w:tcMar>
+          </w:tcPr>
+          <w:p>
+            <w:pPr>
+              <w:spacing w:after="40"/>
+            </w:pPr>
+            <w:r>
+              <w:rPr>
+                <w:sz w:val="19"/>
+                <w:szCs w:val="19"/>
+              </w:rPr>
+              <w:t>There are 400 locked cases.</w:t>
+            </w:r>
+          </w:p>
+        </w:tc>
+        <w:tc>
+          <w:tcPr>
+            <w:tcW w:w="2071" w:type="dxa"/>
+            <w:shd w:val="clear" w:color="auto" w:fill="F8FAFB"/>
+            <w:tcMar>
+              <w:top w:w="70" w:type="dxa"/>
+              <w:left w:w="110" w:type="dxa"/>
+              <w:bottom w:w="70" w:type="dxa"/>
+              <w:right w:w="110" w:type="dxa"/>
+            </w:tcMar>
+          </w:tcPr>
+          <w:p>
+            <w:pPr>
+              <w:spacing w:after="40"/>
+            </w:pPr>
+            <w:r>
+              <w:rPr>
+                <w:sz w:val="19"/>
+                <w:szCs w:val="19"/>
+              </w:rPr>
+              <w:t>Only matching cases are listed.</w:t>
+            </w:r>
+          </w:p>
+        </w:tc>
+      </w:tr>
+      <w:tr>
+        <w:tblPrEx>
+          <w:tblCellMar>
+            <w:top w:w="0" w:type="dxa"/>
+            <w:bottom w:w="0" w:type="dxa"/>
+          </w:tblCellMar>
+        </w:tblPrEx>
+        <w:trPr>
+          <w:cantSplit/>
+        </w:trPr>
+        <w:tc>
+          <w:tcPr>
+            <w:tcW w:w="1882" w:type="dxa"/>
+            <w:tcMar>
+              <w:top w:w="70" w:type="dxa"/>
+              <w:left w:w="110" w:type="dxa"/>
+              <w:bottom w:w="70" w:type="dxa"/>
+              <w:right w:w="110" w:type="dxa"/>
+            </w:tcMar>
+          </w:tcPr>
+          <w:p>
+            <w:pPr>
+              <w:spacing w:after="40"/>
+            </w:pPr>
+            <w:r>
+              <w:rPr>
+                <w:sz w:val="19"/>
+                <w:szCs w:val="19"/>
+              </w:rPr>
+              <w:t>Select authorised reason</w:t>
+            </w:r>
+          </w:p>
+        </w:tc>
+        <w:tc>
+          <w:tcPr>
+            <w:tcW w:w="3012" w:type="dxa"/>
+            <w:tcMar>
+              <w:top w:w="70" w:type="dxa"/>
+              <w:left w:w="110" w:type="dxa"/>
+              <w:bottom w:w="70" w:type="dxa"/>
+              <w:right w:w="110" w:type="dxa"/>
+            </w:tcMar>
+          </w:tcPr>
+          <w:p>
+            <w:pPr>
+              <w:spacing w:after="40"/>
+            </w:pPr>
+            <w:r>
+              <w:rPr>
+                <w:sz w:val="19"/>
+                <w:szCs w:val="19"/>
+              </w:rPr>
+              <w:t>Chooses why: Ineligible, Inactive, Duplicate, Refusal or Nonresponse exhausted.</w:t>
+            </w:r>
+          </w:p>
+        </w:tc>
+        <w:tc>
+          <w:tcPr>
+            <w:tcW w:w="2447" w:type="dxa"/>
+            <w:tcMar>
+              <w:top w:w="70" w:type="dxa"/>
+              <w:left w:w="110" w:type="dxa"/>
+              <w:bottom w:w="70" w:type="dxa"/>
+              <w:right w:w="110" w:type="dxa"/>
+            </w:tcMar>
+          </w:tcPr>
+          <w:p>
+            <w:pPr>
+              <w:spacing w:after="40"/>
+            </w:pPr>
+            <w:r>
+              <w:rPr>
+                <w:sz w:val="19"/>
+                <w:szCs w:val="19"/>
+              </w:rPr>
+              <w:t>A Reserve case is a scarce, matched replacement. Only these reasons are allowed so replacement cannot be used to swap in a friendlier organisation.</w:t>
+            </w:r>
+          </w:p>
+        </w:tc>
+        <w:tc>
+          <w:tcPr>
+            <w:tcW w:w="2071" w:type="dxa"/>
+            <w:tcMar>
+              <w:top w:w="70" w:type="dxa"/>
+              <w:left w:w="110" w:type="dxa"/>
+              <w:bottom w:w="70" w:type="dxa"/>
+              <w:right w:w="110" w:type="dxa"/>
+            </w:tcMar>
+          </w:tcPr>
+          <w:p>
+            <w:pPr>
+              <w:spacing w:after="40"/>
+            </w:pPr>
+            <w:r>
+              <w:rPr>
+                <w:sz w:val="19"/>
+                <w:szCs w:val="19"/>
+              </w:rPr>
+              <w:t>Nothing yet; you also need an evidence note.</w:t>
+            </w:r>
+          </w:p>
+        </w:tc>
+      </w:tr>
+      <w:tr>
+        <w:tblPrEx>
+          <w:tblCellMar>
+            <w:top w:w="0" w:type="dxa"/>
+            <w:bottom w:w="0" w:type="dxa"/>
+          </w:tblCellMar>
+        </w:tblPrEx>
+        <w:trPr>
+          <w:cantSplit/>
+        </w:trPr>
+        <w:tc>
+          <w:tcPr>
+            <w:tcW w:w="1882" w:type="dxa"/>
+            <w:shd w:val="clear" w:color="auto" w:fill="F8FAFB"/>
+            <w:tcMar>
+              <w:top w:w="70" w:type="dxa"/>
+              <w:left w:w="110" w:type="dxa"/>
+              <w:bottom w:w="70" w:type="dxa"/>
+              <w:right w:w="110" w:type="dxa"/>
+            </w:tcMar>
+          </w:tcPr>
+          <w:p>
+            <w:pPr>
+              <w:spacing w:after="40"/>
+            </w:pPr>
+            <w:r>
+              <w:rPr>
+                <w:sz w:val="19"/>
+                <w:szCs w:val="19"/>
+              </w:rPr>
+              <w:t>Evidence note (required)</w:t>
+            </w:r>
+          </w:p>
+        </w:tc>
+        <w:tc>
+          <w:tcPr>
+            <w:tcW w:w="3012" w:type="dxa"/>
+            <w:shd w:val="clear" w:color="auto" w:fill="F8FAFB"/>
+            <w:tcMar>
+              <w:top w:w="70" w:type="dxa"/>
+              <w:left w:w="110" w:type="dxa"/>
+              <w:bottom w:w="70" w:type="dxa"/>
+              <w:right w:w="110" w:type="dxa"/>
+            </w:tcMar>
+          </w:tcPr>
+          <w:p>
+            <w:pPr>
+              <w:spacing w:after="40"/>
+            </w:pPr>
+            <w:r>
+              <w:rPr>
+                <w:sz w:val="19"/>
+                <w:szCs w:val="19"/>
+              </w:rPr>
+              <w:t>Write what shows the reason is true.</w:t>
+            </w:r>
+          </w:p>
+        </w:tc>
+        <w:tc>
+          <w:tcPr>
+            <w:tcW w:w="2447" w:type="dxa"/>
+            <w:shd w:val="clear" w:color="auto" w:fill="F8FAFB"/>
+            <w:tcMar>
+              <w:top w:w="70" w:type="dxa"/>
+              <w:left w:w="110" w:type="dxa"/>
+              <w:bottom w:w="70" w:type="dxa"/>
+              <w:right w:w="110" w:type="dxa"/>
+            </w:tcMar>
+          </w:tcPr>
+          <w:p>
+            <w:pPr>
+              <w:spacing w:after="40"/>
+            </w:pPr>
+            <w:r>
+              <w:rPr>
+                <w:sz w:val="19"/>
+                <w:szCs w:val="19"/>
+              </w:rPr>
+              <w:t>Every activation must be defensible later, in the dissertation or an audit.</w:t>
+            </w:r>
+          </w:p>
+        </w:tc>
+        <w:tc>
+          <w:tcPr>
+            <w:tcW w:w="2071" w:type="dxa"/>
+            <w:shd w:val="clear" w:color="auto" w:fill="F8FAFB"/>
+            <w:tcMar>
+              <w:top w:w="70" w:type="dxa"/>
+              <w:left w:w="110" w:type="dxa"/>
+              <w:bottom w:w="70" w:type="dxa"/>
+              <w:right w:w="110" w:type="dxa"/>
+            </w:tcMar>
+          </w:tcPr>
+          <w:p>
+            <w:pPr>
+              <w:spacing w:after="40"/>
+            </w:pPr>
+            <w:r>
+              <w:rPr>
+                <w:sz w:val="19"/>
+                <w:szCs w:val="19"/>
+              </w:rPr>
+              <w:t>Nothing yet; select Activate.</w:t>
+            </w:r>
+          </w:p>
+        </w:tc>
+      </w:tr>
+      <w:tr>
+        <w:tblPrEx>
+          <w:tblCellMar>
+            <w:top w:w="0" w:type="dxa"/>
+            <w:bottom w:w="0" w:type="dxa"/>
+          </w:tblCellMar>
+        </w:tblPrEx>
+        <w:trPr>
+          <w:cantSplit/>
+        </w:trPr>
+        <w:tc>
+          <w:tcPr>
+            <w:tcW w:w="1882" w:type="dxa"/>
+            <w:tcMar>
+              <w:top w:w="70" w:type="dxa"/>
+              <w:left w:w="110" w:type="dxa"/>
+              <w:bottom w:w="70" w:type="dxa"/>
+              <w:right w:w="110" w:type="dxa"/>
+            </w:tcMar>
+          </w:tcPr>
+          <w:p>
+            <w:pPr>
+              <w:spacing w:after="40"/>
+            </w:pPr>
+            <w:r>
+              <w:rPr>
+                <w:sz w:val="19"/>
+                <w:szCs w:val="19"/>
+              </w:rPr>
               <w:t>Activate</w:t>
             </w:r>
           </w:p>
@@ -24919,7 +25235,6 @@
         <w:tc>
           <w:tcPr>
             <w:tcW w:w="3012" w:type="dxa"/>
-            <w:shd w:val="clear" w:color="auto" w:fill="F8FAFB"/>
             <w:tcMar>
               <w:top w:w="70" w:type="dxa"/>
               <w:left w:w="110" w:type="dxa"/>
@@ -24943,7 +25258,6 @@
         <w:tc>
           <w:tcPr>
             <w:tcW w:w="2447" w:type="dxa"/>
-            <w:shd w:val="clear" w:color="auto" w:fill="F8FAFB"/>
             <w:tcMar>
               <w:top w:w="70" w:type="dxa"/>
               <w:left w:w="110" w:type="dxa"/>
@@ -24967,7 +25281,6 @@
         <w:tc>
           <w:tcPr>
             <w:tcW w:w="2071" w:type="dxa"/>
-            <w:shd w:val="clear" w:color="auto" w:fill="F8FAFB"/>
             <w:tcMar>
               <w:top w:w="70" w:type="dxa"/>
               <w:left w:w="110" w:type="dxa"/>
@@ -25000,7 +25313,7 @@
         <w:pStyle w:val="Heading1"/>
         <w:pageBreakBefore/>
       </w:pPr>
-      <w:bookmarkStart w:id="24" w:name="_Toc242736561"/>
+      <w:bookmarkStart w:id="24" w:name="_Toc242740799"/>
       <w:r>
         <w:lastRenderedPageBreak/>
         <w:t>7. Quality checking</w:t>
@@ -25011,7 +25324,7 @@
       <w:pPr>
         <w:pStyle w:val="Heading2"/>
       </w:pPr>
-      <w:bookmarkStart w:id="25" w:name="_Toc242736562"/>
+      <w:bookmarkStart w:id="25" w:name="_Toc242740800"/>
       <w:r>
         <w:t>7.1 QA Queue (with the KoboToolbox sync panel)</w:t>
       </w:r>
@@ -25734,7 +26047,7 @@
       <w:pPr>
         <w:pStyle w:val="Heading2"/>
       </w:pPr>
-      <w:bookmarkStart w:id="26" w:name="_Toc242736563"/>
+      <w:bookmarkStart w:id="26" w:name="_Toc242740801"/>
       <w:r>
         <w:t>7.2 QA Exceptions</w:t>
       </w:r>
@@ -26566,7 +26879,7 @@
         <w:pStyle w:val="Heading1"/>
         <w:pageBreakBefore/>
       </w:pPr>
-      <w:bookmarkStart w:id="27" w:name="_Toc242736564"/>
+      <w:bookmarkStart w:id="27" w:name="_Toc242740802"/>
       <w:r>
         <w:lastRenderedPageBreak/>
         <w:t>8. Key Informant Interviews</w:t>
@@ -26577,7 +26890,7 @@
       <w:pPr>
         <w:pStyle w:val="Heading2"/>
       </w:pPr>
-      <w:bookmarkStart w:id="28" w:name="_Toc242736565"/>
+      <w:bookmarkStart w:id="28" w:name="_Toc242740803"/>
       <w:r>
         <w:t>8.1 KII Register</w:t>
       </w:r>
@@ -26796,7 +27109,14 @@
                 <w:sz w:val="19"/>
                 <w:szCs w:val="19"/>
               </w:rPr>
-              <w:t>New KII record (the PI, the Field Coordinator, KII RAs only)</w:t>
+              <w:t>New KII record</w:t>
+            </w:r>
+            <w:r>
+              <w:rPr>
+                <w:sz w:val="19"/>
+                <w:szCs w:val="19"/>
+              </w:rPr>
+              <w:t xml:space="preserve"> (the PI, the Field Coordinator, KII RAs only)</w:t>
             </w:r>
           </w:p>
         </w:tc>
@@ -27510,7 +27830,7 @@
       <w:pPr>
         <w:pStyle w:val="Heading2"/>
       </w:pPr>
-      <w:bookmarkStart w:id="29" w:name="_Toc242736566"/>
+      <w:bookmarkStart w:id="29" w:name="_Toc242740804"/>
       <w:r>
         <w:t>8.2 New KII Record</w:t>
       </w:r>
@@ -27921,7 +28241,7 @@
       <w:pPr>
         <w:pStyle w:val="Heading2"/>
       </w:pPr>
-      <w:bookmarkStart w:id="30" w:name="_Toc242736567"/>
+      <w:bookmarkStart w:id="30" w:name="_Toc242740805"/>
       <w:r